--- a/Working.docx
+++ b/Working.docx
@@ -5,6 +5,29 @@
     <w:p>
       <w:pPr>
         <w:rPr>
+          <w:rFonts w:ascii="Algerian" w:hAnsi="Algerian"/>
+          <w:b/>
+          <w:bCs/>
+          <w:sz w:val="52"/>
+          <w:szCs w:val="52"/>
+          <w:u w:val="single"/>
+        </w:rPr>
+      </w:pPr>
+      <w:r>
+        <w:rPr>
+          <w:rFonts w:ascii="Algerian" w:hAnsi="Algerian"/>
+          <w:b/>
+          <w:bCs/>
+          <w:sz w:val="52"/>
+          <w:szCs w:val="52"/>
+          <w:u w:val="single"/>
+        </w:rPr>
+        <w:t>Day 1</w:t>
+      </w:r>
+    </w:p>
+    <w:p>
+      <w:pPr>
+        <w:rPr>
           <w:b/>
           <w:bCs/>
         </w:rPr>
@@ -249,12 +272,12 @@
     </w:p>
     <w:p>
       <w:r>
+        <w:lastRenderedPageBreak/>
         <w:t>So this command means:</w:t>
       </w:r>
     </w:p>
     <w:p>
       <w:r>
-        <w:lastRenderedPageBreak/>
         <w:t xml:space="preserve">"Use Python's virtual environment module to create a virtual environment in a folder named </w:t>
       </w:r>
       <w:proofErr w:type="spellStart"/>
@@ -516,7 +539,6 @@
           <w:b/>
           <w:bCs/>
         </w:rPr>
-        <w:lastRenderedPageBreak/>
         <w:t>🚀</w:t>
       </w:r>
       <w:r>
@@ -683,7 +705,7 @@
     <w:p>
       <w:r>
         <w:pict w14:anchorId="2ACF0D84">
-          <v:rect id="_x0000_i1044" style="width:0;height:1.5pt" o:hralign="center" o:hrstd="t" o:hr="t" fillcolor="#a0a0a0" stroked="f"/>
+          <v:rect id="_x0000_i1032" style="width:0;height:1.5pt" o:hralign="center" o:hrstd="t" o:hr="t" fillcolor="#a0a0a0" stroked="f"/>
         </w:pict>
       </w:r>
     </w:p>
@@ -792,6 +814,7 @@
     </w:p>
     <w:p>
       <w:r>
+        <w:lastRenderedPageBreak/>
         <w:t xml:space="preserve">That's </w:t>
       </w:r>
       <w:r>
@@ -807,7 +830,6 @@
     </w:p>
     <w:p>
       <w:r>
-        <w:lastRenderedPageBreak/>
         <w:t>Another:</w:t>
       </w:r>
     </w:p>
@@ -842,7 +864,7 @@
     <w:p>
       <w:r>
         <w:pict w14:anchorId="64464B0E">
-          <v:rect id="_x0000_i1045" style="width:0;height:1.5pt" o:hralign="center" o:hrstd="t" o:hr="t" fillcolor="#a0a0a0" stroked="f"/>
+          <v:rect id="_x0000_i1033" style="width:0;height:1.5pt" o:hralign="center" o:hrstd="t" o:hr="t" fillcolor="#a0a0a0" stroked="f"/>
         </w:pict>
       </w:r>
     </w:p>
@@ -1021,7 +1043,7 @@
           <w:szCs w:val="44"/>
         </w:rPr>
         <w:pict w14:anchorId="0FA38654">
-          <v:rect id="_x0000_i1126" style="width:0;height:1.5pt" o:hralign="center" o:hrstd="t" o:hr="t" fillcolor="#a0a0a0" stroked="f"/>
+          <v:rect id="_x0000_i1034" style="width:0;height:1.5pt" o:hralign="center" o:hrstd="t" o:hr="t" fillcolor="#a0a0a0" stroked="f"/>
         </w:pict>
       </w:r>
     </w:p>
@@ -1113,7 +1135,7 @@
           <w:szCs w:val="44"/>
         </w:rPr>
         <w:pict w14:anchorId="0F64F958">
-          <v:rect id="_x0000_i1127" style="width:0;height:1.5pt" o:hralign="center" o:hrstd="t" o:hr="t" fillcolor="#a0a0a0" stroked="f"/>
+          <v:rect id="_x0000_i1035" style="width:0;height:1.5pt" o:hralign="center" o:hrstd="t" o:hr="t" fillcolor="#a0a0a0" stroked="f"/>
         </w:pict>
       </w:r>
     </w:p>
@@ -1332,7 +1354,7 @@
           <w:szCs w:val="44"/>
         </w:rPr>
         <w:pict w14:anchorId="2FBE5A9E">
-          <v:rect id="_x0000_i1128" style="width:0;height:1.5pt" o:hralign="center" o:hrstd="t" o:hr="t" fillcolor="#a0a0a0" stroked="f"/>
+          <v:rect id="_x0000_i1036" style="width:0;height:1.5pt" o:hralign="center" o:hrstd="t" o:hr="t" fillcolor="#a0a0a0" stroked="f"/>
         </w:pict>
       </w:r>
     </w:p>
@@ -1612,7 +1634,7 @@
           <w:szCs w:val="44"/>
         </w:rPr>
         <w:pict w14:anchorId="34A73B56">
-          <v:rect id="_x0000_i1129" style="width:0;height:1.5pt" o:hralign="center" o:hrstd="t" o:hr="t" fillcolor="#a0a0a0" stroked="f"/>
+          <v:rect id="_x0000_i1037" style="width:0;height:1.5pt" o:hralign="center" o:hrstd="t" o:hr="t" fillcolor="#a0a0a0" stroked="f"/>
         </w:pict>
       </w:r>
     </w:p>
@@ -1769,7 +1791,7 @@
           <w:szCs w:val="44"/>
         </w:rPr>
         <w:pict w14:anchorId="0E9C2737">
-          <v:rect id="_x0000_i1130" style="width:0;height:1.5pt" o:hralign="center" o:hrstd="t" o:hr="t" fillcolor="#a0a0a0" stroked="f"/>
+          <v:rect id="_x0000_i1038" style="width:0;height:1.5pt" o:hralign="center" o:hrstd="t" o:hr="t" fillcolor="#a0a0a0" stroked="f"/>
         </w:pict>
       </w:r>
     </w:p>
@@ -1956,7 +1978,7 @@
         </w:rPr>
         <w:lastRenderedPageBreak/>
         <w:pict w14:anchorId="17991BB6">
-          <v:rect id="_x0000_i1131" style="width:0;height:1.5pt" o:hralign="center" o:hrstd="t" o:hr="t" fillcolor="#a0a0a0" stroked="f"/>
+          <v:rect id="_x0000_i1039" style="width:0;height:1.5pt" o:hralign="center" o:hrstd="t" o:hr="t" fillcolor="#a0a0a0" stroked="f"/>
         </w:pict>
       </w:r>
     </w:p>
@@ -2219,7 +2241,7 @@
           <w:szCs w:val="44"/>
         </w:rPr>
         <w:pict w14:anchorId="67C8C778">
-          <v:rect id="_x0000_i1132" style="width:0;height:1.5pt" o:hralign="center" o:hrstd="t" o:hr="t" fillcolor="#a0a0a0" stroked="f"/>
+          <v:rect id="_x0000_i1040" style="width:0;height:1.5pt" o:hralign="center" o:hrstd="t" o:hr="t" fillcolor="#a0a0a0" stroked="f"/>
         </w:pict>
       </w:r>
     </w:p>
@@ -2548,7 +2570,7 @@
           <w:szCs w:val="44"/>
         </w:rPr>
         <w:pict w14:anchorId="1C9922D5">
-          <v:rect id="_x0000_i1133" style="width:0;height:1.5pt" o:hralign="center" o:hrstd="t" o:hr="t" fillcolor="#a0a0a0" stroked="f"/>
+          <v:rect id="_x0000_i1041" style="width:0;height:1.5pt" o:hralign="center" o:hrstd="t" o:hr="t" fillcolor="#a0a0a0" stroked="f"/>
         </w:pict>
       </w:r>
     </w:p>
@@ -2614,7 +2636,7 @@
           <w:szCs w:val="44"/>
         </w:rPr>
         <w:pict w14:anchorId="39DA0FDC">
-          <v:rect id="_x0000_i1134" style="width:0;height:1.5pt" o:hralign="center" o:hrstd="t" o:hr="t" fillcolor="#a0a0a0" stroked="f"/>
+          <v:rect id="_x0000_i1042" style="width:0;height:1.5pt" o:hralign="center" o:hrstd="t" o:hr="t" fillcolor="#a0a0a0" stroked="f"/>
         </w:pict>
       </w:r>
     </w:p>
@@ -3098,7 +3120,7 @@
           <w:szCs w:val="44"/>
         </w:rPr>
         <w:pict w14:anchorId="7D9F3386">
-          <v:rect id="_x0000_i1135" style="width:0;height:1.5pt" o:hralign="center" o:hrstd="t" o:hr="t" fillcolor="#a0a0a0" stroked="f"/>
+          <v:rect id="_x0000_i1043" style="width:0;height:1.5pt" o:hralign="center" o:hrstd="t" o:hr="t" fillcolor="#a0a0a0" stroked="f"/>
         </w:pict>
       </w:r>
     </w:p>
@@ -3336,7 +3358,7 @@
           <w:szCs w:val="44"/>
         </w:rPr>
         <w:pict w14:anchorId="5F889C41">
-          <v:rect id="_x0000_i1136" style="width:0;height:1.5pt" o:hralign="center" o:hrstd="t" o:hr="t" fillcolor="#a0a0a0" stroked="f"/>
+          <v:rect id="_x0000_i1044" style="width:0;height:1.5pt" o:hralign="center" o:hrstd="t" o:hr="t" fillcolor="#a0a0a0" stroked="f"/>
         </w:pict>
       </w:r>
     </w:p>
@@ -3453,7 +3475,7 @@
           <w:szCs w:val="44"/>
         </w:rPr>
         <w:pict w14:anchorId="16DF5E21">
-          <v:rect id="_x0000_i1137" style="width:0;height:1.5pt" o:hralign="center" o:hrstd="t" o:hr="t" fillcolor="#a0a0a0" stroked="f"/>
+          <v:rect id="_x0000_i1045" style="width:0;height:1.5pt" o:hralign="center" o:hrstd="t" o:hr="t" fillcolor="#a0a0a0" stroked="f"/>
         </w:pict>
       </w:r>
     </w:p>
@@ -3505,7 +3527,7 @@
           <w:szCs w:val="44"/>
         </w:rPr>
         <w:pict w14:anchorId="122ADCC7">
-          <v:rect id="_x0000_i1138" style="width:0;height:1.5pt" o:hralign="center" o:hrstd="t" o:hr="t" fillcolor="#a0a0a0" stroked="f"/>
+          <v:rect id="_x0000_i1046" style="width:0;height:1.5pt" o:hralign="center" o:hrstd="t" o:hr="t" fillcolor="#a0a0a0" stroked="f"/>
         </w:pict>
       </w:r>
     </w:p>
@@ -4325,6 +4347,976 @@
         <w:t>OpenCV is used to read images and videos, process them, resize them, draw shapes and text, detect objects, and perform many computer vision tasks.</w:t>
       </w:r>
     </w:p>
+    <w:p>
+      <w:pPr>
+        <w:rPr>
+          <w:sz w:val="44"/>
+          <w:szCs w:val="44"/>
+        </w:rPr>
+      </w:pPr>
+    </w:p>
+    <w:p>
+      <w:pPr>
+        <w:rPr>
+          <w:sz w:val="44"/>
+          <w:szCs w:val="44"/>
+        </w:rPr>
+      </w:pPr>
+      <w:r>
+        <w:rPr>
+          <w:sz w:val="44"/>
+          <w:szCs w:val="44"/>
+        </w:rPr>
+        <w:br w:type="page"/>
+      </w:r>
+    </w:p>
+    <w:p>
+      <w:pPr>
+        <w:rPr>
+          <w:b/>
+          <w:bCs/>
+          <w:sz w:val="44"/>
+          <w:szCs w:val="44"/>
+        </w:rPr>
+      </w:pPr>
+      <w:r>
+        <w:rPr>
+          <w:b/>
+          <w:bCs/>
+          <w:sz w:val="44"/>
+          <w:szCs w:val="44"/>
+        </w:rPr>
+        <w:lastRenderedPageBreak/>
+        <w:t>Our Git Workflow (You'll use this throughout the project)</w:t>
+      </w:r>
+    </w:p>
+    <w:p>
+      <w:pPr>
+        <w:rPr>
+          <w:sz w:val="44"/>
+          <w:szCs w:val="44"/>
+        </w:rPr>
+      </w:pPr>
+      <w:r>
+        <w:rPr>
+          <w:sz w:val="44"/>
+          <w:szCs w:val="44"/>
+        </w:rPr>
+        <w:t>Whenever you finish a milestone:</w:t>
+      </w:r>
+    </w:p>
+    <w:p>
+      <w:pPr>
+        <w:rPr>
+          <w:sz w:val="44"/>
+          <w:szCs w:val="44"/>
+        </w:rPr>
+      </w:pPr>
+      <w:r>
+        <w:rPr>
+          <w:sz w:val="44"/>
+          <w:szCs w:val="44"/>
+        </w:rPr>
+        <w:t>git status</w:t>
+      </w:r>
+      <w:r>
+        <w:rPr>
+          <w:sz w:val="44"/>
+          <w:szCs w:val="44"/>
+        </w:rPr>
+        <w:br/>
+        <w:t>git add .</w:t>
+      </w:r>
+      <w:r>
+        <w:rPr>
+          <w:sz w:val="44"/>
+          <w:szCs w:val="44"/>
+        </w:rPr>
+        <w:br/>
+        <w:t>git commit -m "Meaningful commit message"</w:t>
+      </w:r>
+      <w:r>
+        <w:rPr>
+          <w:sz w:val="44"/>
+          <w:szCs w:val="44"/>
+        </w:rPr>
+        <w:br/>
+        <w:t>git push</w:t>
+      </w:r>
+    </w:p>
+    <w:p>
+      <w:pPr>
+        <w:rPr>
+          <w:sz w:val="44"/>
+          <w:szCs w:val="44"/>
+        </w:rPr>
+      </w:pPr>
+      <w:r>
+        <w:rPr>
+          <w:sz w:val="44"/>
+          <w:szCs w:val="44"/>
+        </w:rPr>
+        <w:t>That's all.</w:t>
+      </w:r>
+    </w:p>
+    <w:p>
+      <w:pPr>
+        <w:rPr>
+          <w:sz w:val="44"/>
+          <w:szCs w:val="44"/>
+        </w:rPr>
+      </w:pPr>
+      <w:r>
+        <w:rPr>
+          <w:sz w:val="44"/>
+          <w:szCs w:val="44"/>
+        </w:rPr>
+        <w:br w:type="page"/>
+      </w:r>
+    </w:p>
+    <w:p>
+      <w:pPr>
+        <w:rPr>
+          <w:rFonts w:ascii="Algerian" w:hAnsi="Algerian"/>
+          <w:sz w:val="52"/>
+          <w:szCs w:val="52"/>
+          <w:u w:val="single"/>
+        </w:rPr>
+      </w:pPr>
+      <w:r>
+        <w:rPr>
+          <w:rFonts w:ascii="Algerian" w:hAnsi="Algerian"/>
+          <w:sz w:val="52"/>
+          <w:szCs w:val="52"/>
+          <w:u w:val="single"/>
+        </w:rPr>
+        <w:lastRenderedPageBreak/>
+        <w:t>Day 2</w:t>
+      </w:r>
+    </w:p>
+    <w:p>
+      <w:pPr>
+        <w:rPr>
+          <w:rFonts w:ascii="Arial" w:hAnsi="Arial" w:cs="Arial"/>
+          <w:b/>
+          <w:bCs/>
+          <w:sz w:val="44"/>
+          <w:szCs w:val="44"/>
+        </w:rPr>
+      </w:pPr>
+      <w:r>
+        <w:rPr>
+          <w:rFonts w:ascii="Segoe UI Emoji" w:hAnsi="Segoe UI Emoji" w:cs="Segoe UI Emoji"/>
+          <w:b/>
+          <w:bCs/>
+          <w:sz w:val="44"/>
+          <w:szCs w:val="44"/>
+        </w:rPr>
+        <w:t>🎯</w:t>
+      </w:r>
+      <w:r>
+        <w:rPr>
+          <w:rFonts w:ascii="Arial" w:hAnsi="Arial" w:cs="Arial"/>
+          <w:b/>
+          <w:bCs/>
+          <w:sz w:val="44"/>
+          <w:szCs w:val="44"/>
+        </w:rPr>
+        <w:t xml:space="preserve"> Today's Goal</w:t>
+      </w:r>
+    </w:p>
+    <w:p>
+      <w:pPr>
+        <w:rPr>
+          <w:rFonts w:ascii="Arial" w:hAnsi="Arial" w:cs="Arial"/>
+          <w:sz w:val="44"/>
+          <w:szCs w:val="44"/>
+        </w:rPr>
+      </w:pPr>
+      <w:r>
+        <w:rPr>
+          <w:rFonts w:ascii="Arial" w:hAnsi="Arial" w:cs="Arial"/>
+          <w:sz w:val="44"/>
+          <w:szCs w:val="44"/>
+        </w:rPr>
+        <w:t>By the end of today's lesson, you'll be able to answer these questions confidently:</w:t>
+      </w:r>
+    </w:p>
+    <w:p>
+      <w:pPr>
+        <w:numPr>
+          <w:ilvl w:val="0"/>
+          <w:numId w:val="7"/>
+        </w:numPr>
+        <w:rPr>
+          <w:rFonts w:ascii="Arial" w:hAnsi="Arial" w:cs="Arial"/>
+          <w:sz w:val="44"/>
+          <w:szCs w:val="44"/>
+        </w:rPr>
+      </w:pPr>
+      <w:r>
+        <w:rPr>
+          <w:rFonts w:ascii="Arial" w:hAnsi="Arial" w:cs="Arial"/>
+          <w:sz w:val="44"/>
+          <w:szCs w:val="44"/>
+        </w:rPr>
+        <w:t xml:space="preserve">How does OpenCV read an image? </w:t>
+      </w:r>
+    </w:p>
+    <w:p>
+      <w:pPr>
+        <w:numPr>
+          <w:ilvl w:val="0"/>
+          <w:numId w:val="7"/>
+        </w:numPr>
+        <w:rPr>
+          <w:rFonts w:ascii="Arial" w:hAnsi="Arial" w:cs="Arial"/>
+          <w:sz w:val="44"/>
+          <w:szCs w:val="44"/>
+        </w:rPr>
+      </w:pPr>
+      <w:r>
+        <w:rPr>
+          <w:rFonts w:ascii="Arial" w:hAnsi="Arial" w:cs="Arial"/>
+          <w:sz w:val="44"/>
+          <w:szCs w:val="44"/>
+        </w:rPr>
+        <w:t xml:space="preserve">What is stored inside the variable image? </w:t>
+      </w:r>
+    </w:p>
+    <w:p>
+      <w:pPr>
+        <w:numPr>
+          <w:ilvl w:val="0"/>
+          <w:numId w:val="7"/>
+        </w:numPr>
+        <w:rPr>
+          <w:rFonts w:ascii="Arial" w:hAnsi="Arial" w:cs="Arial"/>
+          <w:sz w:val="44"/>
+          <w:szCs w:val="44"/>
+        </w:rPr>
+      </w:pPr>
+      <w:r>
+        <w:rPr>
+          <w:rFonts w:ascii="Arial" w:hAnsi="Arial" w:cs="Arial"/>
+          <w:sz w:val="44"/>
+          <w:szCs w:val="44"/>
+        </w:rPr>
+        <w:t xml:space="preserve">What is a NumPy array? </w:t>
+      </w:r>
+    </w:p>
+    <w:p>
+      <w:pPr>
+        <w:numPr>
+          <w:ilvl w:val="0"/>
+          <w:numId w:val="7"/>
+        </w:numPr>
+        <w:rPr>
+          <w:rFonts w:ascii="Arial" w:hAnsi="Arial" w:cs="Arial"/>
+          <w:sz w:val="44"/>
+          <w:szCs w:val="44"/>
+        </w:rPr>
+      </w:pPr>
+      <w:r>
+        <w:rPr>
+          <w:rFonts w:ascii="Arial" w:hAnsi="Arial" w:cs="Arial"/>
+          <w:sz w:val="44"/>
+          <w:szCs w:val="44"/>
+        </w:rPr>
+        <w:t xml:space="preserve">What does </w:t>
+      </w:r>
+      <w:proofErr w:type="spellStart"/>
+      <w:r>
+        <w:rPr>
+          <w:rFonts w:ascii="Arial" w:hAnsi="Arial" w:cs="Arial"/>
+          <w:sz w:val="44"/>
+          <w:szCs w:val="44"/>
+        </w:rPr>
+        <w:t>image.shape</w:t>
+      </w:r>
+      <w:proofErr w:type="spellEnd"/>
+      <w:r>
+        <w:rPr>
+          <w:rFonts w:ascii="Arial" w:hAnsi="Arial" w:cs="Arial"/>
+          <w:sz w:val="44"/>
+          <w:szCs w:val="44"/>
+        </w:rPr>
+        <w:t xml:space="preserve"> mean? </w:t>
+      </w:r>
+    </w:p>
+    <w:p>
+      <w:pPr>
+        <w:numPr>
+          <w:ilvl w:val="0"/>
+          <w:numId w:val="7"/>
+        </w:numPr>
+        <w:rPr>
+          <w:rFonts w:ascii="Arial" w:hAnsi="Arial" w:cs="Arial"/>
+          <w:sz w:val="44"/>
+          <w:szCs w:val="44"/>
+        </w:rPr>
+      </w:pPr>
+      <w:r>
+        <w:rPr>
+          <w:rFonts w:ascii="Arial" w:hAnsi="Arial" w:cs="Arial"/>
+          <w:sz w:val="44"/>
+          <w:szCs w:val="44"/>
+        </w:rPr>
+        <w:t xml:space="preserve">Why are there 3 values in shape? </w:t>
+      </w:r>
+    </w:p>
+    <w:p>
+      <w:pPr>
+        <w:numPr>
+          <w:ilvl w:val="0"/>
+          <w:numId w:val="7"/>
+        </w:numPr>
+        <w:rPr>
+          <w:rFonts w:ascii="Arial" w:hAnsi="Arial" w:cs="Arial"/>
+          <w:sz w:val="44"/>
+          <w:szCs w:val="44"/>
+        </w:rPr>
+      </w:pPr>
+      <w:r>
+        <w:rPr>
+          <w:rFonts w:ascii="Arial" w:hAnsi="Arial" w:cs="Arial"/>
+          <w:sz w:val="44"/>
+          <w:szCs w:val="44"/>
+        </w:rPr>
+        <w:t xml:space="preserve">What is </w:t>
+      </w:r>
+      <w:proofErr w:type="spellStart"/>
+      <w:r>
+        <w:rPr>
+          <w:rFonts w:ascii="Arial" w:hAnsi="Arial" w:cs="Arial"/>
+          <w:sz w:val="44"/>
+          <w:szCs w:val="44"/>
+        </w:rPr>
+        <w:t>dtype</w:t>
+      </w:r>
+      <w:proofErr w:type="spellEnd"/>
+      <w:r>
+        <w:rPr>
+          <w:rFonts w:ascii="Arial" w:hAnsi="Arial" w:cs="Arial"/>
+          <w:sz w:val="44"/>
+          <w:szCs w:val="44"/>
+        </w:rPr>
+        <w:t xml:space="preserve">? </w:t>
+      </w:r>
+    </w:p>
+    <w:p>
+      <w:pPr>
+        <w:numPr>
+          <w:ilvl w:val="0"/>
+          <w:numId w:val="7"/>
+        </w:numPr>
+        <w:rPr>
+          <w:rFonts w:ascii="Arial" w:hAnsi="Arial" w:cs="Arial"/>
+          <w:sz w:val="44"/>
+          <w:szCs w:val="44"/>
+        </w:rPr>
+      </w:pPr>
+      <w:r>
+        <w:rPr>
+          <w:rFonts w:ascii="Arial" w:hAnsi="Arial" w:cs="Arial"/>
+          <w:sz w:val="44"/>
+          <w:szCs w:val="44"/>
+        </w:rPr>
+        <w:t xml:space="preserve">Why does OpenCV use </w:t>
+      </w:r>
+      <w:r>
+        <w:rPr>
+          <w:rFonts w:ascii="Arial" w:hAnsi="Arial" w:cs="Arial"/>
+          <w:b/>
+          <w:bCs/>
+          <w:sz w:val="44"/>
+          <w:szCs w:val="44"/>
+        </w:rPr>
+        <w:t>BGR</w:t>
+      </w:r>
+      <w:r>
+        <w:rPr>
+          <w:rFonts w:ascii="Arial" w:hAnsi="Arial" w:cs="Arial"/>
+          <w:sz w:val="44"/>
+          <w:szCs w:val="44"/>
+        </w:rPr>
+        <w:t xml:space="preserve"> instead of </w:t>
+      </w:r>
+      <w:r>
+        <w:rPr>
+          <w:rFonts w:ascii="Arial" w:hAnsi="Arial" w:cs="Arial"/>
+          <w:b/>
+          <w:bCs/>
+          <w:sz w:val="44"/>
+          <w:szCs w:val="44"/>
+        </w:rPr>
+        <w:t>RGB</w:t>
+      </w:r>
+      <w:r>
+        <w:rPr>
+          <w:rFonts w:ascii="Arial" w:hAnsi="Arial" w:cs="Arial"/>
+          <w:sz w:val="44"/>
+          <w:szCs w:val="44"/>
+        </w:rPr>
+        <w:t xml:space="preserve">? </w:t>
+      </w:r>
+    </w:p>
+    <w:p>
+      <w:pPr>
+        <w:numPr>
+          <w:ilvl w:val="0"/>
+          <w:numId w:val="7"/>
+        </w:numPr>
+        <w:rPr>
+          <w:rFonts w:ascii="Arial" w:hAnsi="Arial" w:cs="Arial"/>
+          <w:sz w:val="44"/>
+          <w:szCs w:val="44"/>
+        </w:rPr>
+      </w:pPr>
+      <w:r>
+        <w:rPr>
+          <w:rFonts w:ascii="Arial" w:hAnsi="Arial" w:cs="Arial"/>
+          <w:sz w:val="44"/>
+          <w:szCs w:val="44"/>
+        </w:rPr>
+        <w:t xml:space="preserve">How are images stored inside the computer? </w:t>
+      </w:r>
+    </w:p>
+    <w:p>
+      <w:pPr>
+        <w:rPr>
+          <w:rFonts w:ascii="Arial" w:hAnsi="Arial" w:cs="Arial"/>
+          <w:sz w:val="44"/>
+          <w:szCs w:val="44"/>
+        </w:rPr>
+      </w:pPr>
+      <w:r>
+        <w:rPr>
+          <w:rFonts w:ascii="Arial" w:hAnsi="Arial" w:cs="Arial"/>
+          <w:sz w:val="44"/>
+          <w:szCs w:val="44"/>
+        </w:rPr>
+        <w:t>These concepts are the foundation of everything we'll do later with YOLO and defect detection.</w:t>
+      </w:r>
+    </w:p>
+    <w:p>
+      <w:pPr>
+        <w:rPr>
+          <w:rFonts w:ascii="Arial" w:hAnsi="Arial" w:cs="Arial"/>
+          <w:sz w:val="44"/>
+          <w:szCs w:val="44"/>
+        </w:rPr>
+      </w:pPr>
+      <w:r>
+        <w:rPr>
+          <w:rFonts w:ascii="Arial" w:hAnsi="Arial" w:cs="Arial"/>
+          <w:sz w:val="44"/>
+          <w:szCs w:val="44"/>
+        </w:rPr>
+        <w:br w:type="page"/>
+      </w:r>
+    </w:p>
+    <w:p>
+      <w:pPr>
+        <w:rPr>
+          <w:rFonts w:ascii="Arial" w:hAnsi="Arial" w:cs="Arial"/>
+          <w:b/>
+          <w:bCs/>
+          <w:sz w:val="44"/>
+          <w:szCs w:val="44"/>
+        </w:rPr>
+      </w:pPr>
+      <w:r>
+        <w:rPr>
+          <w:rFonts w:ascii="Arial" w:hAnsi="Arial" w:cs="Arial"/>
+          <w:b/>
+          <w:bCs/>
+          <w:sz w:val="44"/>
+          <w:szCs w:val="44"/>
+        </w:rPr>
+        <w:lastRenderedPageBreak/>
+        <w:t xml:space="preserve">Interview Question </w:t>
+      </w:r>
+      <w:r>
+        <w:rPr>
+          <w:rFonts w:ascii="Segoe UI Emoji" w:hAnsi="Segoe UI Emoji" w:cs="Segoe UI Emoji"/>
+          <w:b/>
+          <w:bCs/>
+          <w:sz w:val="44"/>
+          <w:szCs w:val="44"/>
+        </w:rPr>
+        <w:t>⭐</w:t>
+      </w:r>
+    </w:p>
+    <w:p>
+      <w:pPr>
+        <w:rPr>
+          <w:rFonts w:ascii="Arial" w:hAnsi="Arial" w:cs="Arial"/>
+          <w:sz w:val="44"/>
+          <w:szCs w:val="44"/>
+        </w:rPr>
+      </w:pPr>
+      <w:r>
+        <w:rPr>
+          <w:rFonts w:ascii="Arial" w:hAnsi="Arial" w:cs="Arial"/>
+          <w:b/>
+          <w:bCs/>
+          <w:sz w:val="44"/>
+          <w:szCs w:val="44"/>
+        </w:rPr>
+        <w:t>Q:</w:t>
+      </w:r>
+      <w:r>
+        <w:rPr>
+          <w:rFonts w:ascii="Arial" w:hAnsi="Arial" w:cs="Arial"/>
+          <w:sz w:val="44"/>
+          <w:szCs w:val="44"/>
+        </w:rPr>
+        <w:t xml:space="preserve"> Why does cv2.imread() return a NumPy array instead of an image object?</w:t>
+      </w:r>
+    </w:p>
+    <w:p>
+      <w:pPr>
+        <w:rPr>
+          <w:rFonts w:ascii="Arial" w:hAnsi="Arial" w:cs="Arial"/>
+          <w:sz w:val="44"/>
+          <w:szCs w:val="44"/>
+        </w:rPr>
+      </w:pPr>
+      <w:r>
+        <w:rPr>
+          <w:rFonts w:ascii="Arial" w:hAnsi="Arial" w:cs="Arial"/>
+          <w:b/>
+          <w:bCs/>
+          <w:sz w:val="44"/>
+          <w:szCs w:val="44"/>
+        </w:rPr>
+        <w:t>Answer:</w:t>
+      </w:r>
+    </w:p>
+    <w:p>
+      <w:pPr>
+        <w:rPr>
+          <w:rFonts w:ascii="Arial" w:hAnsi="Arial" w:cs="Arial"/>
+          <w:sz w:val="44"/>
+          <w:szCs w:val="44"/>
+        </w:rPr>
+      </w:pPr>
+      <w:r>
+        <w:rPr>
+          <w:rFonts w:ascii="Arial" w:hAnsi="Arial" w:cs="Arial"/>
+          <w:sz w:val="44"/>
+          <w:szCs w:val="44"/>
+        </w:rPr>
+        <w:t xml:space="preserve">Because AI algorithms and image processing operations work on </w:t>
+      </w:r>
+      <w:r>
+        <w:rPr>
+          <w:rFonts w:ascii="Arial" w:hAnsi="Arial" w:cs="Arial"/>
+          <w:b/>
+          <w:bCs/>
+          <w:sz w:val="44"/>
+          <w:szCs w:val="44"/>
+        </w:rPr>
+        <w:t>numerical data</w:t>
+      </w:r>
+      <w:r>
+        <w:rPr>
+          <w:rFonts w:ascii="Arial" w:hAnsi="Arial" w:cs="Arial"/>
+          <w:sz w:val="44"/>
+          <w:szCs w:val="44"/>
+        </w:rPr>
+        <w:t>, not pictures. A NumPy array allows efficient mathematical operations on pixel values.</w:t>
+      </w:r>
+    </w:p>
+    <w:p>
+      <w:pPr>
+        <w:rPr>
+          <w:rFonts w:ascii="Arial" w:hAnsi="Arial" w:cs="Arial"/>
+          <w:b/>
+          <w:bCs/>
+          <w:sz w:val="44"/>
+          <w:szCs w:val="44"/>
+        </w:rPr>
+      </w:pPr>
+      <w:r>
+        <w:rPr>
+          <w:rFonts w:ascii="Arial" w:hAnsi="Arial" w:cs="Arial"/>
+          <w:b/>
+          <w:bCs/>
+          <w:sz w:val="44"/>
+          <w:szCs w:val="44"/>
+        </w:rPr>
+        <w:t xml:space="preserve">Interview Questions </w:t>
+      </w:r>
+      <w:r>
+        <w:rPr>
+          <w:rFonts w:ascii="Segoe UI Emoji" w:hAnsi="Segoe UI Emoji" w:cs="Segoe UI Emoji"/>
+          <w:b/>
+          <w:bCs/>
+          <w:sz w:val="44"/>
+          <w:szCs w:val="44"/>
+        </w:rPr>
+        <w:t>⭐</w:t>
+      </w:r>
+    </w:p>
+    <w:p>
+      <w:pPr>
+        <w:rPr>
+          <w:rFonts w:ascii="Arial" w:hAnsi="Arial" w:cs="Arial"/>
+          <w:b/>
+          <w:bCs/>
+          <w:sz w:val="44"/>
+          <w:szCs w:val="44"/>
+        </w:rPr>
+      </w:pPr>
+      <w:r>
+        <w:rPr>
+          <w:rFonts w:ascii="Arial" w:hAnsi="Arial" w:cs="Arial"/>
+          <w:b/>
+          <w:bCs/>
+          <w:sz w:val="44"/>
+          <w:szCs w:val="44"/>
+        </w:rPr>
+        <w:t>Q1. Why do we use cv2.waitKey(0)?</w:t>
+      </w:r>
+    </w:p>
+    <w:p>
+      <w:pPr>
+        <w:rPr>
+          <w:rFonts w:ascii="Arial" w:hAnsi="Arial" w:cs="Arial"/>
+          <w:sz w:val="44"/>
+          <w:szCs w:val="44"/>
+        </w:rPr>
+      </w:pPr>
+      <w:r>
+        <w:rPr>
+          <w:rFonts w:ascii="Arial" w:hAnsi="Arial" w:cs="Arial"/>
+          <w:b/>
+          <w:bCs/>
+          <w:sz w:val="44"/>
+          <w:szCs w:val="44"/>
+        </w:rPr>
+        <w:t>Answer:</w:t>
+      </w:r>
+    </w:p>
+    <w:p>
+      <w:pPr>
+        <w:rPr>
+          <w:rFonts w:ascii="Arial" w:hAnsi="Arial" w:cs="Arial"/>
+          <w:sz w:val="44"/>
+          <w:szCs w:val="44"/>
+        </w:rPr>
+      </w:pPr>
+      <w:r>
+        <w:rPr>
+          <w:rFonts w:ascii="Arial" w:hAnsi="Arial" w:cs="Arial"/>
+          <w:sz w:val="44"/>
+          <w:szCs w:val="44"/>
+        </w:rPr>
+        <w:t>To pause the program until the user presses a key. Otherwise, the image window closes immediately when the program finishes.</w:t>
+      </w:r>
+    </w:p>
+    <w:p>
+      <w:pPr>
+        <w:rPr>
+          <w:rFonts w:ascii="Arial" w:hAnsi="Arial" w:cs="Arial"/>
+          <w:sz w:val="44"/>
+          <w:szCs w:val="44"/>
+        </w:rPr>
+      </w:pPr>
+      <w:r>
+        <w:rPr>
+          <w:rFonts w:ascii="Arial" w:hAnsi="Arial" w:cs="Arial"/>
+          <w:sz w:val="44"/>
+          <w:szCs w:val="44"/>
+        </w:rPr>
+        <w:pict w14:anchorId="14CA90DA">
+          <v:rect id="_x0000_i1059" style="width:0;height:1.5pt" o:hralign="center" o:hrstd="t" o:hr="t" fillcolor="#a0a0a0" stroked="f"/>
+        </w:pict>
+      </w:r>
+    </w:p>
+    <w:p>
+      <w:pPr>
+        <w:rPr>
+          <w:rFonts w:ascii="Arial" w:hAnsi="Arial" w:cs="Arial"/>
+          <w:b/>
+          <w:bCs/>
+          <w:sz w:val="44"/>
+          <w:szCs w:val="44"/>
+        </w:rPr>
+      </w:pPr>
+      <w:r>
+        <w:rPr>
+          <w:rFonts w:ascii="Arial" w:hAnsi="Arial" w:cs="Arial"/>
+          <w:b/>
+          <w:bCs/>
+          <w:sz w:val="44"/>
+          <w:szCs w:val="44"/>
+        </w:rPr>
+        <w:t xml:space="preserve">Q2. What is the difference between </w:t>
+      </w:r>
+      <w:proofErr w:type="spellStart"/>
+      <w:r>
+        <w:rPr>
+          <w:rFonts w:ascii="Arial" w:hAnsi="Arial" w:cs="Arial"/>
+          <w:b/>
+          <w:bCs/>
+          <w:sz w:val="44"/>
+          <w:szCs w:val="44"/>
+        </w:rPr>
+        <w:t>imshow</w:t>
+      </w:r>
+      <w:proofErr w:type="spellEnd"/>
+      <w:r>
+        <w:rPr>
+          <w:rFonts w:ascii="Arial" w:hAnsi="Arial" w:cs="Arial"/>
+          <w:b/>
+          <w:bCs/>
+          <w:sz w:val="44"/>
+          <w:szCs w:val="44"/>
+        </w:rPr>
+        <w:t xml:space="preserve">() and </w:t>
+      </w:r>
+      <w:proofErr w:type="spellStart"/>
+      <w:r>
+        <w:rPr>
+          <w:rFonts w:ascii="Arial" w:hAnsi="Arial" w:cs="Arial"/>
+          <w:b/>
+          <w:bCs/>
+          <w:sz w:val="44"/>
+          <w:szCs w:val="44"/>
+        </w:rPr>
+        <w:t>imread</w:t>
+      </w:r>
+      <w:proofErr w:type="spellEnd"/>
+      <w:r>
+        <w:rPr>
+          <w:rFonts w:ascii="Arial" w:hAnsi="Arial" w:cs="Arial"/>
+          <w:b/>
+          <w:bCs/>
+          <w:sz w:val="44"/>
+          <w:szCs w:val="44"/>
+        </w:rPr>
+        <w:t>()?</w:t>
+      </w:r>
+    </w:p>
+    <w:p>
+      <w:pPr>
+        <w:rPr>
+          <w:rFonts w:ascii="Arial" w:hAnsi="Arial" w:cs="Arial"/>
+          <w:sz w:val="44"/>
+          <w:szCs w:val="44"/>
+        </w:rPr>
+      </w:pPr>
+      <w:r>
+        <w:rPr>
+          <w:rFonts w:ascii="Arial" w:hAnsi="Arial" w:cs="Arial"/>
+          <w:b/>
+          <w:bCs/>
+          <w:sz w:val="44"/>
+          <w:szCs w:val="44"/>
+        </w:rPr>
+        <w:t>Answer:</w:t>
+      </w:r>
+    </w:p>
+    <w:p>
+      <w:pPr>
+        <w:numPr>
+          <w:ilvl w:val="0"/>
+          <w:numId w:val="8"/>
+        </w:numPr>
+        <w:rPr>
+          <w:rFonts w:ascii="Arial" w:hAnsi="Arial" w:cs="Arial"/>
+          <w:sz w:val="44"/>
+          <w:szCs w:val="44"/>
+        </w:rPr>
+      </w:pPr>
+      <w:proofErr w:type="spellStart"/>
+      <w:r>
+        <w:rPr>
+          <w:rFonts w:ascii="Arial" w:hAnsi="Arial" w:cs="Arial"/>
+          <w:sz w:val="44"/>
+          <w:szCs w:val="44"/>
+        </w:rPr>
+        <w:t>imread</w:t>
+      </w:r>
+      <w:proofErr w:type="spellEnd"/>
+      <w:r>
+        <w:rPr>
+          <w:rFonts w:ascii="Arial" w:hAnsi="Arial" w:cs="Arial"/>
+          <w:sz w:val="44"/>
+          <w:szCs w:val="44"/>
+        </w:rPr>
+        <w:t xml:space="preserve">() reads an image from disk and returns a NumPy array. </w:t>
+      </w:r>
+    </w:p>
+    <w:p>
+      <w:pPr>
+        <w:numPr>
+          <w:ilvl w:val="0"/>
+          <w:numId w:val="8"/>
+        </w:numPr>
+        <w:rPr>
+          <w:rFonts w:ascii="Arial" w:hAnsi="Arial" w:cs="Arial"/>
+          <w:sz w:val="44"/>
+          <w:szCs w:val="44"/>
+        </w:rPr>
+      </w:pPr>
+      <w:proofErr w:type="spellStart"/>
+      <w:r>
+        <w:rPr>
+          <w:rFonts w:ascii="Arial" w:hAnsi="Arial" w:cs="Arial"/>
+          <w:sz w:val="44"/>
+          <w:szCs w:val="44"/>
+        </w:rPr>
+        <w:lastRenderedPageBreak/>
+        <w:t>imshow</w:t>
+      </w:r>
+      <w:proofErr w:type="spellEnd"/>
+      <w:r>
+        <w:rPr>
+          <w:rFonts w:ascii="Arial" w:hAnsi="Arial" w:cs="Arial"/>
+          <w:sz w:val="44"/>
+          <w:szCs w:val="44"/>
+        </w:rPr>
+        <w:t xml:space="preserve">() displays a NumPy array in a window. </w:t>
+      </w:r>
+    </w:p>
+    <w:p>
+      <w:pPr>
+        <w:rPr>
+          <w:rFonts w:ascii="Arial" w:hAnsi="Arial" w:cs="Arial"/>
+          <w:sz w:val="44"/>
+          <w:szCs w:val="44"/>
+        </w:rPr>
+      </w:pPr>
+      <w:r>
+        <w:rPr>
+          <w:rFonts w:ascii="Arial" w:hAnsi="Arial" w:cs="Arial"/>
+          <w:sz w:val="44"/>
+          <w:szCs w:val="44"/>
+        </w:rPr>
+        <w:pict w14:anchorId="3A23BA5C">
+          <v:rect id="_x0000_i1060" style="width:0;height:1.5pt" o:hralign="center" o:hrstd="t" o:hr="t" fillcolor="#a0a0a0" stroked="f"/>
+        </w:pict>
+      </w:r>
+    </w:p>
+    <w:p>
+      <w:pPr>
+        <w:rPr>
+          <w:rFonts w:ascii="Arial" w:hAnsi="Arial" w:cs="Arial"/>
+          <w:b/>
+          <w:bCs/>
+          <w:sz w:val="44"/>
+          <w:szCs w:val="44"/>
+        </w:rPr>
+      </w:pPr>
+      <w:r>
+        <w:rPr>
+          <w:rFonts w:ascii="Arial" w:hAnsi="Arial" w:cs="Arial"/>
+          <w:b/>
+          <w:bCs/>
+          <w:sz w:val="44"/>
+          <w:szCs w:val="44"/>
+        </w:rPr>
+        <w:t xml:space="preserve">Q3. Does </w:t>
+      </w:r>
+      <w:proofErr w:type="spellStart"/>
+      <w:r>
+        <w:rPr>
+          <w:rFonts w:ascii="Arial" w:hAnsi="Arial" w:cs="Arial"/>
+          <w:b/>
+          <w:bCs/>
+          <w:sz w:val="44"/>
+          <w:szCs w:val="44"/>
+        </w:rPr>
+        <w:t>imshow</w:t>
+      </w:r>
+      <w:proofErr w:type="spellEnd"/>
+      <w:r>
+        <w:rPr>
+          <w:rFonts w:ascii="Arial" w:hAnsi="Arial" w:cs="Arial"/>
+          <w:b/>
+          <w:bCs/>
+          <w:sz w:val="44"/>
+          <w:szCs w:val="44"/>
+        </w:rPr>
+        <w:t>() read the image from disk?</w:t>
+      </w:r>
+    </w:p>
+    <w:p>
+      <w:pPr>
+        <w:rPr>
+          <w:rFonts w:ascii="Arial" w:hAnsi="Arial" w:cs="Arial"/>
+          <w:sz w:val="44"/>
+          <w:szCs w:val="44"/>
+        </w:rPr>
+      </w:pPr>
+      <w:r>
+        <w:rPr>
+          <w:rFonts w:ascii="Arial" w:hAnsi="Arial" w:cs="Arial"/>
+          <w:b/>
+          <w:bCs/>
+          <w:sz w:val="44"/>
+          <w:szCs w:val="44"/>
+        </w:rPr>
+        <w:t>Answer:</w:t>
+      </w:r>
+    </w:p>
+    <w:p>
+      <w:pPr>
+        <w:rPr>
+          <w:rFonts w:ascii="Arial" w:hAnsi="Arial" w:cs="Arial"/>
+          <w:sz w:val="44"/>
+          <w:szCs w:val="44"/>
+        </w:rPr>
+      </w:pPr>
+      <w:r>
+        <w:rPr>
+          <w:rFonts w:ascii="Arial" w:hAnsi="Arial" w:cs="Arial"/>
+          <w:sz w:val="44"/>
+          <w:szCs w:val="44"/>
+        </w:rPr>
+        <w:t>No.</w:t>
+      </w:r>
+    </w:p>
+    <w:p>
+      <w:pPr>
+        <w:rPr>
+          <w:rFonts w:ascii="Arial" w:hAnsi="Arial" w:cs="Arial"/>
+          <w:sz w:val="44"/>
+          <w:szCs w:val="44"/>
+        </w:rPr>
+      </w:pPr>
+      <w:r>
+        <w:rPr>
+          <w:rFonts w:ascii="Arial" w:hAnsi="Arial" w:cs="Arial"/>
+          <w:sz w:val="44"/>
+          <w:szCs w:val="44"/>
+        </w:rPr>
+        <w:t>It only displays the NumPy array already stored in memory.</w:t>
+      </w:r>
+    </w:p>
+    <w:p>
+      <w:pPr>
+        <w:rPr>
+          <w:rFonts w:ascii="Arial" w:hAnsi="Arial" w:cs="Arial"/>
+          <w:sz w:val="44"/>
+          <w:szCs w:val="44"/>
+        </w:rPr>
+      </w:pPr>
+    </w:p>
+    <w:p>
+      <w:pPr>
+        <w:rPr>
+          <w:rFonts w:ascii="Algerian" w:hAnsi="Algerian"/>
+          <w:sz w:val="52"/>
+          <w:szCs w:val="52"/>
+          <w:u w:val="single"/>
+        </w:rPr>
+      </w:pPr>
+    </w:p>
     <w:sectPr>
       <w:pgSz w:w="11906" w:h="16838"/>
       <w:pgMar w:top="1440" w:right="1440" w:bottom="1440" w:left="1440" w:header="708" w:footer="708" w:gutter="0"/>
@@ -4338,9 +5330,9 @@
 <file path=word/numbering.xml><?xml version="1.0" encoding="utf-8"?>
 <w:numbering xmlns:wpc="http://schemas.microsoft.com/office/word/2010/wordprocessingCanvas" xmlns:cx="http://schemas.microsoft.com/office/drawing/2014/chartex" xmlns:cx1="http://schemas.microsoft.com/office/drawing/2015/9/8/chartex" xmlns:cx2="http://schemas.microsoft.com/office/drawing/2015/10/21/chartex" xmlns:cx3="http://schemas.microsoft.com/office/drawing/2016/5/9/chartex" xmlns:cx4="http://schemas.microsoft.com/office/drawing/2016/5/10/chartex" xmlns:cx5="http://schemas.microsoft.com/office/drawing/2016/5/11/chartex" xmlns:cx6="http://schemas.microsoft.com/office/drawing/2016/5/12/chartex" xmlns:cx7="http://schemas.microsoft.com/office/drawing/2016/5/13/chartex" xmlns:cx8="http://schemas.microsoft.com/office/drawing/2016/5/14/chartex" xmlns:mc="http://schemas.openxmlformats.org/markup-compatibility/2006" xmlns:aink="http://schemas.microsoft.com/office/drawing/2016/ink" xmlns:am3d="http://schemas.microsoft.com/office/drawing/2017/model3d" xmlns:o="urn:schemas-microsoft-com:office:office" xmlns:oel="http://schemas.microsoft.com/office/2019/extlst" xmlns:r="http://schemas.openxmlformats.org/officeDocument/2006/relationships" xmlns:m="http://schemas.openxmlformats.org/officeDocument/2006/math" xmlns:v="urn:schemas-microsoft-com:vml" xmlns:wp14="http://schemas.microsoft.com/office/word/2010/wordprocessingDrawing" xmlns:wp="http://schemas.openxmlformats.org/drawingml/2006/wordprocessingDrawing" xmlns:w10="urn:schemas-microsoft-com:office:word" xmlns:w="http://schemas.openxmlformats.org/wordprocessingml/2006/main" xmlns:w14="http://schemas.microsoft.com/office/word/2010/wordml" xmlns:w15="http://schemas.microsoft.com/office/word/2012/wordml" xmlns:w16cex="http://schemas.microsoft.com/office/word/2018/wordml/cex" xmlns:w16cid="http://schemas.microsoft.com/office/word/2016/wordml/cid" xmlns:w16="http://schemas.microsoft.com/office/word/2018/wordml" xmlns:w16du="http://schemas.microsoft.com/office/word/2023/wordml/word16du" xmlns:w16sdtdh="http://schemas.microsoft.com/office/word/2020/wordml/sdtdatahash" xmlns:w16sdtfl="http://schemas.microsoft.com/office/word/2024/wordml/sdtformatlock" xmlns:w16se="http://schemas.microsoft.com/office/word/2015/wordml/symex" xmlns:wpg="http://schemas.microsoft.com/office/word/2010/wordprocessingGroup" xmlns:wpi="http://schemas.microsoft.com/office/word/2010/wordprocessingInk" xmlns:wne="http://schemas.microsoft.com/office/word/2006/wordml" xmlns:wps="http://schemas.microsoft.com/office/word/2010/wordprocessingShape" mc:Ignorable="w14 w15 w16se w16cid w16 w16cex w16sdtdh w16sdtfl w16du wp14">
   <w:abstractNum w:abstractNumId="0" w15:restartNumberingAfterBreak="0">
-    <w:nsid w:val="2B6175FA"/>
+    <w:nsid w:val="07962403"/>
     <w:multiLevelType w:val="multilevel"/>
-    <w:tmpl w:val="78D63E14"/>
+    <w:tmpl w:val="8F287D86"/>
     <w:lvl w:ilvl="0">
       <w:start w:val="1"/>
       <w:numFmt w:val="bullet"/>
@@ -4487,9 +5479,9 @@
     </w:lvl>
   </w:abstractNum>
   <w:abstractNum w:abstractNumId="1" w15:restartNumberingAfterBreak="0">
-    <w:nsid w:val="353D30CB"/>
+    <w:nsid w:val="2B6175FA"/>
     <w:multiLevelType w:val="multilevel"/>
-    <w:tmpl w:val="3EC0C1C8"/>
+    <w:tmpl w:val="78D63E14"/>
     <w:lvl w:ilvl="0">
       <w:start w:val="1"/>
       <w:numFmt w:val="bullet"/>
@@ -4636,9 +5628,9 @@
     </w:lvl>
   </w:abstractNum>
   <w:abstractNum w:abstractNumId="2" w15:restartNumberingAfterBreak="0">
-    <w:nsid w:val="3884659F"/>
+    <w:nsid w:val="353D30CB"/>
     <w:multiLevelType w:val="multilevel"/>
-    <w:tmpl w:val="8E2C9308"/>
+    <w:tmpl w:val="3EC0C1C8"/>
     <w:lvl w:ilvl="0">
       <w:start w:val="1"/>
       <w:numFmt w:val="bullet"/>
@@ -4785,9 +5777,9 @@
     </w:lvl>
   </w:abstractNum>
   <w:abstractNum w:abstractNumId="3" w15:restartNumberingAfterBreak="0">
-    <w:nsid w:val="539A0854"/>
+    <w:nsid w:val="3884659F"/>
     <w:multiLevelType w:val="multilevel"/>
-    <w:tmpl w:val="5588D980"/>
+    <w:tmpl w:val="8E2C9308"/>
     <w:lvl w:ilvl="0">
       <w:start w:val="1"/>
       <w:numFmt w:val="bullet"/>
@@ -4934,9 +5926,9 @@
     </w:lvl>
   </w:abstractNum>
   <w:abstractNum w:abstractNumId="4" w15:restartNumberingAfterBreak="0">
-    <w:nsid w:val="5ABF11C5"/>
+    <w:nsid w:val="539A0854"/>
     <w:multiLevelType w:val="multilevel"/>
-    <w:tmpl w:val="BE98880C"/>
+    <w:tmpl w:val="5588D980"/>
     <w:lvl w:ilvl="0">
       <w:start w:val="1"/>
       <w:numFmt w:val="bullet"/>
@@ -5083,9 +6075,9 @@
     </w:lvl>
   </w:abstractNum>
   <w:abstractNum w:abstractNumId="5" w15:restartNumberingAfterBreak="0">
-    <w:nsid w:val="7C907E68"/>
+    <w:nsid w:val="5ABF11C5"/>
     <w:multiLevelType w:val="multilevel"/>
-    <w:tmpl w:val="729AECCA"/>
+    <w:tmpl w:val="BE98880C"/>
     <w:lvl w:ilvl="0">
       <w:start w:val="1"/>
       <w:numFmt w:val="bullet"/>
@@ -5231,23 +6223,327 @@
       </w:rPr>
     </w:lvl>
   </w:abstractNum>
+  <w:abstractNum w:abstractNumId="6" w15:restartNumberingAfterBreak="0">
+    <w:nsid w:val="78C73386"/>
+    <w:multiLevelType w:val="multilevel"/>
+    <w:tmpl w:val="8D266888"/>
+    <w:lvl w:ilvl="0">
+      <w:start w:val="1"/>
+      <w:numFmt w:val="bullet"/>
+      <w:lvlText w:val=""/>
+      <w:lvlJc w:val="left"/>
+      <w:pPr>
+        <w:tabs>
+          <w:tab w:val="num" w:pos="720"/>
+        </w:tabs>
+        <w:ind w:left="720" w:hanging="360"/>
+      </w:pPr>
+      <w:rPr>
+        <w:rFonts w:ascii="Symbol" w:hAnsi="Symbol" w:hint="default"/>
+        <w:sz w:val="20"/>
+      </w:rPr>
+    </w:lvl>
+    <w:lvl w:ilvl="1" w:tentative="1">
+      <w:start w:val="1"/>
+      <w:numFmt w:val="bullet"/>
+      <w:lvlText w:val="o"/>
+      <w:lvlJc w:val="left"/>
+      <w:pPr>
+        <w:tabs>
+          <w:tab w:val="num" w:pos="1440"/>
+        </w:tabs>
+        <w:ind w:left="1440" w:hanging="360"/>
+      </w:pPr>
+      <w:rPr>
+        <w:rFonts w:ascii="Courier New" w:hAnsi="Courier New" w:hint="default"/>
+        <w:sz w:val="20"/>
+      </w:rPr>
+    </w:lvl>
+    <w:lvl w:ilvl="2" w:tentative="1">
+      <w:start w:val="1"/>
+      <w:numFmt w:val="bullet"/>
+      <w:lvlText w:val=""/>
+      <w:lvlJc w:val="left"/>
+      <w:pPr>
+        <w:tabs>
+          <w:tab w:val="num" w:pos="2160"/>
+        </w:tabs>
+        <w:ind w:left="2160" w:hanging="360"/>
+      </w:pPr>
+      <w:rPr>
+        <w:rFonts w:ascii="Wingdings" w:hAnsi="Wingdings" w:hint="default"/>
+        <w:sz w:val="20"/>
+      </w:rPr>
+    </w:lvl>
+    <w:lvl w:ilvl="3" w:tentative="1">
+      <w:start w:val="1"/>
+      <w:numFmt w:val="bullet"/>
+      <w:lvlText w:val=""/>
+      <w:lvlJc w:val="left"/>
+      <w:pPr>
+        <w:tabs>
+          <w:tab w:val="num" w:pos="2880"/>
+        </w:tabs>
+        <w:ind w:left="2880" w:hanging="360"/>
+      </w:pPr>
+      <w:rPr>
+        <w:rFonts w:ascii="Wingdings" w:hAnsi="Wingdings" w:hint="default"/>
+        <w:sz w:val="20"/>
+      </w:rPr>
+    </w:lvl>
+    <w:lvl w:ilvl="4" w:tentative="1">
+      <w:start w:val="1"/>
+      <w:numFmt w:val="bullet"/>
+      <w:lvlText w:val=""/>
+      <w:lvlJc w:val="left"/>
+      <w:pPr>
+        <w:tabs>
+          <w:tab w:val="num" w:pos="3600"/>
+        </w:tabs>
+        <w:ind w:left="3600" w:hanging="360"/>
+      </w:pPr>
+      <w:rPr>
+        <w:rFonts w:ascii="Wingdings" w:hAnsi="Wingdings" w:hint="default"/>
+        <w:sz w:val="20"/>
+      </w:rPr>
+    </w:lvl>
+    <w:lvl w:ilvl="5" w:tentative="1">
+      <w:start w:val="1"/>
+      <w:numFmt w:val="bullet"/>
+      <w:lvlText w:val=""/>
+      <w:lvlJc w:val="left"/>
+      <w:pPr>
+        <w:tabs>
+          <w:tab w:val="num" w:pos="4320"/>
+        </w:tabs>
+        <w:ind w:left="4320" w:hanging="360"/>
+      </w:pPr>
+      <w:rPr>
+        <w:rFonts w:ascii="Wingdings" w:hAnsi="Wingdings" w:hint="default"/>
+        <w:sz w:val="20"/>
+      </w:rPr>
+    </w:lvl>
+    <w:lvl w:ilvl="6" w:tentative="1">
+      <w:start w:val="1"/>
+      <w:numFmt w:val="bullet"/>
+      <w:lvlText w:val=""/>
+      <w:lvlJc w:val="left"/>
+      <w:pPr>
+        <w:tabs>
+          <w:tab w:val="num" w:pos="5040"/>
+        </w:tabs>
+        <w:ind w:left="5040" w:hanging="360"/>
+      </w:pPr>
+      <w:rPr>
+        <w:rFonts w:ascii="Wingdings" w:hAnsi="Wingdings" w:hint="default"/>
+        <w:sz w:val="20"/>
+      </w:rPr>
+    </w:lvl>
+    <w:lvl w:ilvl="7" w:tentative="1">
+      <w:start w:val="1"/>
+      <w:numFmt w:val="bullet"/>
+      <w:lvlText w:val=""/>
+      <w:lvlJc w:val="left"/>
+      <w:pPr>
+        <w:tabs>
+          <w:tab w:val="num" w:pos="5760"/>
+        </w:tabs>
+        <w:ind w:left="5760" w:hanging="360"/>
+      </w:pPr>
+      <w:rPr>
+        <w:rFonts w:ascii="Wingdings" w:hAnsi="Wingdings" w:hint="default"/>
+        <w:sz w:val="20"/>
+      </w:rPr>
+    </w:lvl>
+    <w:lvl w:ilvl="8" w:tentative="1">
+      <w:start w:val="1"/>
+      <w:numFmt w:val="bullet"/>
+      <w:lvlText w:val=""/>
+      <w:lvlJc w:val="left"/>
+      <w:pPr>
+        <w:tabs>
+          <w:tab w:val="num" w:pos="6480"/>
+        </w:tabs>
+        <w:ind w:left="6480" w:hanging="360"/>
+      </w:pPr>
+      <w:rPr>
+        <w:rFonts w:ascii="Wingdings" w:hAnsi="Wingdings" w:hint="default"/>
+        <w:sz w:val="20"/>
+      </w:rPr>
+    </w:lvl>
+  </w:abstractNum>
+  <w:abstractNum w:abstractNumId="7" w15:restartNumberingAfterBreak="0">
+    <w:nsid w:val="7C907E68"/>
+    <w:multiLevelType w:val="multilevel"/>
+    <w:tmpl w:val="729AECCA"/>
+    <w:lvl w:ilvl="0">
+      <w:start w:val="1"/>
+      <w:numFmt w:val="bullet"/>
+      <w:lvlText w:val=""/>
+      <w:lvlJc w:val="left"/>
+      <w:pPr>
+        <w:tabs>
+          <w:tab w:val="num" w:pos="720"/>
+        </w:tabs>
+        <w:ind w:left="720" w:hanging="360"/>
+      </w:pPr>
+      <w:rPr>
+        <w:rFonts w:ascii="Symbol" w:hAnsi="Symbol" w:hint="default"/>
+        <w:sz w:val="20"/>
+      </w:rPr>
+    </w:lvl>
+    <w:lvl w:ilvl="1" w:tentative="1">
+      <w:start w:val="1"/>
+      <w:numFmt w:val="bullet"/>
+      <w:lvlText w:val="o"/>
+      <w:lvlJc w:val="left"/>
+      <w:pPr>
+        <w:tabs>
+          <w:tab w:val="num" w:pos="1440"/>
+        </w:tabs>
+        <w:ind w:left="1440" w:hanging="360"/>
+      </w:pPr>
+      <w:rPr>
+        <w:rFonts w:ascii="Courier New" w:hAnsi="Courier New" w:hint="default"/>
+        <w:sz w:val="20"/>
+      </w:rPr>
+    </w:lvl>
+    <w:lvl w:ilvl="2" w:tentative="1">
+      <w:start w:val="1"/>
+      <w:numFmt w:val="bullet"/>
+      <w:lvlText w:val=""/>
+      <w:lvlJc w:val="left"/>
+      <w:pPr>
+        <w:tabs>
+          <w:tab w:val="num" w:pos="2160"/>
+        </w:tabs>
+        <w:ind w:left="2160" w:hanging="360"/>
+      </w:pPr>
+      <w:rPr>
+        <w:rFonts w:ascii="Wingdings" w:hAnsi="Wingdings" w:hint="default"/>
+        <w:sz w:val="20"/>
+      </w:rPr>
+    </w:lvl>
+    <w:lvl w:ilvl="3" w:tentative="1">
+      <w:start w:val="1"/>
+      <w:numFmt w:val="bullet"/>
+      <w:lvlText w:val=""/>
+      <w:lvlJc w:val="left"/>
+      <w:pPr>
+        <w:tabs>
+          <w:tab w:val="num" w:pos="2880"/>
+        </w:tabs>
+        <w:ind w:left="2880" w:hanging="360"/>
+      </w:pPr>
+      <w:rPr>
+        <w:rFonts w:ascii="Wingdings" w:hAnsi="Wingdings" w:hint="default"/>
+        <w:sz w:val="20"/>
+      </w:rPr>
+    </w:lvl>
+    <w:lvl w:ilvl="4" w:tentative="1">
+      <w:start w:val="1"/>
+      <w:numFmt w:val="bullet"/>
+      <w:lvlText w:val=""/>
+      <w:lvlJc w:val="left"/>
+      <w:pPr>
+        <w:tabs>
+          <w:tab w:val="num" w:pos="3600"/>
+        </w:tabs>
+        <w:ind w:left="3600" w:hanging="360"/>
+      </w:pPr>
+      <w:rPr>
+        <w:rFonts w:ascii="Wingdings" w:hAnsi="Wingdings" w:hint="default"/>
+        <w:sz w:val="20"/>
+      </w:rPr>
+    </w:lvl>
+    <w:lvl w:ilvl="5" w:tentative="1">
+      <w:start w:val="1"/>
+      <w:numFmt w:val="bullet"/>
+      <w:lvlText w:val=""/>
+      <w:lvlJc w:val="left"/>
+      <w:pPr>
+        <w:tabs>
+          <w:tab w:val="num" w:pos="4320"/>
+        </w:tabs>
+        <w:ind w:left="4320" w:hanging="360"/>
+      </w:pPr>
+      <w:rPr>
+        <w:rFonts w:ascii="Wingdings" w:hAnsi="Wingdings" w:hint="default"/>
+        <w:sz w:val="20"/>
+      </w:rPr>
+    </w:lvl>
+    <w:lvl w:ilvl="6" w:tentative="1">
+      <w:start w:val="1"/>
+      <w:numFmt w:val="bullet"/>
+      <w:lvlText w:val=""/>
+      <w:lvlJc w:val="left"/>
+      <w:pPr>
+        <w:tabs>
+          <w:tab w:val="num" w:pos="5040"/>
+        </w:tabs>
+        <w:ind w:left="5040" w:hanging="360"/>
+      </w:pPr>
+      <w:rPr>
+        <w:rFonts w:ascii="Wingdings" w:hAnsi="Wingdings" w:hint="default"/>
+        <w:sz w:val="20"/>
+      </w:rPr>
+    </w:lvl>
+    <w:lvl w:ilvl="7" w:tentative="1">
+      <w:start w:val="1"/>
+      <w:numFmt w:val="bullet"/>
+      <w:lvlText w:val=""/>
+      <w:lvlJc w:val="left"/>
+      <w:pPr>
+        <w:tabs>
+          <w:tab w:val="num" w:pos="5760"/>
+        </w:tabs>
+        <w:ind w:left="5760" w:hanging="360"/>
+      </w:pPr>
+      <w:rPr>
+        <w:rFonts w:ascii="Wingdings" w:hAnsi="Wingdings" w:hint="default"/>
+        <w:sz w:val="20"/>
+      </w:rPr>
+    </w:lvl>
+    <w:lvl w:ilvl="8" w:tentative="1">
+      <w:start w:val="1"/>
+      <w:numFmt w:val="bullet"/>
+      <w:lvlText w:val=""/>
+      <w:lvlJc w:val="left"/>
+      <w:pPr>
+        <w:tabs>
+          <w:tab w:val="num" w:pos="6480"/>
+        </w:tabs>
+        <w:ind w:left="6480" w:hanging="360"/>
+      </w:pPr>
+      <w:rPr>
+        <w:rFonts w:ascii="Wingdings" w:hAnsi="Wingdings" w:hint="default"/>
+        <w:sz w:val="20"/>
+      </w:rPr>
+    </w:lvl>
+  </w:abstractNum>
   <w:num w:numId="1" w16cid:durableId="176506218">
+    <w:abstractNumId w:val="3"/>
+  </w:num>
+  <w:num w:numId="2" w16cid:durableId="1302231459">
+    <w:abstractNumId w:val="7"/>
+  </w:num>
+  <w:num w:numId="3" w16cid:durableId="1849980898">
+    <w:abstractNumId w:val="1"/>
+  </w:num>
+  <w:num w:numId="4" w16cid:durableId="1309558280">
+    <w:abstractNumId w:val="5"/>
+  </w:num>
+  <w:num w:numId="5" w16cid:durableId="1543057062">
     <w:abstractNumId w:val="2"/>
   </w:num>
-  <w:num w:numId="2" w16cid:durableId="1302231459">
-    <w:abstractNumId w:val="5"/>
+  <w:num w:numId="6" w16cid:durableId="1045367518">
+    <w:abstractNumId w:val="4"/>
   </w:num>
-  <w:num w:numId="3" w16cid:durableId="1849980898">
+  <w:num w:numId="7" w16cid:durableId="1985309264">
     <w:abstractNumId w:val="0"/>
   </w:num>
-  <w:num w:numId="4" w16cid:durableId="1309558280">
-    <w:abstractNumId w:val="4"/>
-  </w:num>
-  <w:num w:numId="5" w16cid:durableId="1543057062">
-    <w:abstractNumId w:val="1"/>
-  </w:num>
-  <w:num w:numId="6" w16cid:durableId="1045367518">
-    <w:abstractNumId w:val="3"/>
+  <w:num w:numId="8" w16cid:durableId="1196625876">
+    <w:abstractNumId w:val="6"/>
   </w:num>
 </w:numbering>
 </file>

--- a/Working.docx
+++ b/Working.docx
@@ -271,9 +271,14 @@
       </w:r>
     </w:p>
     <w:p>
+      <w:proofErr w:type="gramStart"/>
       <w:r>
         <w:lastRenderedPageBreak/>
-        <w:t>So this command means:</w:t>
+        <w:t>So</w:t>
+      </w:r>
+      <w:proofErr w:type="gramEnd"/>
+      <w:r>
+        <w:t xml:space="preserve"> this command means:</w:t>
       </w:r>
     </w:p>
     <w:p>
@@ -975,14 +980,25 @@
           <w:szCs w:val="44"/>
         </w:rPr>
       </w:pPr>
-      <w:r>
-        <w:rPr>
-          <w:b/>
-          <w:bCs/>
-          <w:sz w:val="44"/>
-          <w:szCs w:val="44"/>
-        </w:rPr>
-        <w:t>Open Source Computer Vision Library</w:t>
+      <w:proofErr w:type="gramStart"/>
+      <w:r>
+        <w:rPr>
+          <w:b/>
+          <w:bCs/>
+          <w:sz w:val="44"/>
+          <w:szCs w:val="44"/>
+        </w:rPr>
+        <w:t>Open Source</w:t>
+      </w:r>
+      <w:proofErr w:type="gramEnd"/>
+      <w:r>
+        <w:rPr>
+          <w:b/>
+          <w:bCs/>
+          <w:sz w:val="44"/>
+          <w:szCs w:val="44"/>
+        </w:rPr>
+        <w:t xml:space="preserve"> Computer Vision Library</w:t>
       </w:r>
     </w:p>
     <w:p>
@@ -2220,12 +2236,21 @@
           <w:szCs w:val="44"/>
         </w:rPr>
       </w:pPr>
-      <w:r>
-        <w:rPr>
-          <w:sz w:val="44"/>
-          <w:szCs w:val="44"/>
-        </w:rPr>
-        <w:t>print() is a function.</w:t>
+      <w:proofErr w:type="gramStart"/>
+      <w:r>
+        <w:rPr>
+          <w:sz w:val="44"/>
+          <w:szCs w:val="44"/>
+        </w:rPr>
+        <w:t>print(</w:t>
+      </w:r>
+      <w:proofErr w:type="gramEnd"/>
+      <w:r>
+        <w:rPr>
+          <w:sz w:val="44"/>
+          <w:szCs w:val="44"/>
+        </w:rPr>
+        <w:t>) is a function.</w:t>
       </w:r>
     </w:p>
     <w:p>
@@ -3403,14 +3428,25 @@
           <w:szCs w:val="44"/>
         </w:rPr>
       </w:pPr>
-      <w:r>
-        <w:rPr>
-          <w:b/>
-          <w:bCs/>
-          <w:sz w:val="44"/>
-          <w:szCs w:val="44"/>
-        </w:rPr>
-        <w:t>Open Source Computer Vision Library</w:t>
+      <w:proofErr w:type="gramStart"/>
+      <w:r>
+        <w:rPr>
+          <w:b/>
+          <w:bCs/>
+          <w:sz w:val="44"/>
+          <w:szCs w:val="44"/>
+        </w:rPr>
+        <w:t>Open Source</w:t>
+      </w:r>
+      <w:proofErr w:type="gramEnd"/>
+      <w:r>
+        <w:rPr>
+          <w:b/>
+          <w:bCs/>
+          <w:sz w:val="44"/>
+          <w:szCs w:val="44"/>
+        </w:rPr>
+        <w:t xml:space="preserve"> Computer Vision Library</w:t>
       </w:r>
     </w:p>
     <w:p>
@@ -4425,8 +4461,17 @@
           <w:szCs w:val="44"/>
         </w:rPr>
         <w:br/>
-        <w:t>git add .</w:t>
-      </w:r>
+        <w:t xml:space="preserve">git </w:t>
+      </w:r>
+      <w:proofErr w:type="gramStart"/>
+      <w:r>
+        <w:rPr>
+          <w:sz w:val="44"/>
+          <w:szCs w:val="44"/>
+        </w:rPr>
+        <w:t>add .</w:t>
+      </w:r>
+      <w:proofErr w:type="gramEnd"/>
       <w:r>
         <w:rPr>
           <w:sz w:val="44"/>
@@ -4626,6 +4671,7 @@
         <w:t xml:space="preserve">What does </w:t>
       </w:r>
       <w:proofErr w:type="spellStart"/>
+      <w:proofErr w:type="gramStart"/>
       <w:r>
         <w:rPr>
           <w:rFonts w:ascii="Arial" w:hAnsi="Arial" w:cs="Arial"/>
@@ -4635,6 +4681,7 @@
         <w:t>image.shape</w:t>
       </w:r>
       <w:proofErr w:type="spellEnd"/>
+      <w:proofErr w:type="gramEnd"/>
       <w:r>
         <w:rPr>
           <w:rFonts w:ascii="Arial" w:hAnsi="Arial" w:cs="Arial"/>
@@ -5032,7 +5079,7 @@
           <w:szCs w:val="44"/>
         </w:rPr>
         <w:pict w14:anchorId="14CA90DA">
-          <v:rect id="_x0000_i1059" style="width:0;height:1.5pt" o:hralign="center" o:hrstd="t" o:hr="t" fillcolor="#a0a0a0" stroked="f"/>
+          <v:rect id="_x0000_i1047" style="width:0;height:1.5pt" o:hralign="center" o:hrstd="t" o:hr="t" fillcolor="#a0a0a0" stroked="f"/>
         </w:pict>
       </w:r>
     </w:p>
@@ -5057,6 +5104,7 @@
         <w:t xml:space="preserve">Q2. What is the difference between </w:t>
       </w:r>
       <w:proofErr w:type="spellStart"/>
+      <w:proofErr w:type="gramStart"/>
       <w:r>
         <w:rPr>
           <w:rFonts w:ascii="Arial" w:hAnsi="Arial" w:cs="Arial"/>
@@ -5076,9 +5124,21 @@
           <w:sz w:val="44"/>
           <w:szCs w:val="44"/>
         </w:rPr>
-        <w:t xml:space="preserve">() and </w:t>
+        <w:t>(</w:t>
+      </w:r>
+      <w:proofErr w:type="gramEnd"/>
+      <w:r>
+        <w:rPr>
+          <w:rFonts w:ascii="Arial" w:hAnsi="Arial" w:cs="Arial"/>
+          <w:b/>
+          <w:bCs/>
+          <w:sz w:val="44"/>
+          <w:szCs w:val="44"/>
+        </w:rPr>
+        <w:t xml:space="preserve">) and </w:t>
       </w:r>
       <w:proofErr w:type="spellStart"/>
+      <w:proofErr w:type="gramStart"/>
       <w:r>
         <w:rPr>
           <w:rFonts w:ascii="Arial" w:hAnsi="Arial" w:cs="Arial"/>
@@ -5098,7 +5158,18 @@
           <w:sz w:val="44"/>
           <w:szCs w:val="44"/>
         </w:rPr>
-        <w:t>()?</w:t>
+        <w:t>(</w:t>
+      </w:r>
+      <w:proofErr w:type="gramEnd"/>
+      <w:r>
+        <w:rPr>
+          <w:rFonts w:ascii="Arial" w:hAnsi="Arial" w:cs="Arial"/>
+          <w:b/>
+          <w:bCs/>
+          <w:sz w:val="44"/>
+          <w:szCs w:val="44"/>
+        </w:rPr>
+        <w:t>)?</w:t>
       </w:r>
     </w:p>
     <w:p>
@@ -5133,6 +5204,7 @@
         </w:rPr>
       </w:pPr>
       <w:proofErr w:type="spellStart"/>
+      <w:proofErr w:type="gramStart"/>
       <w:r>
         <w:rPr>
           <w:rFonts w:ascii="Arial" w:hAnsi="Arial" w:cs="Arial"/>
@@ -5148,7 +5220,16 @@
           <w:sz w:val="44"/>
           <w:szCs w:val="44"/>
         </w:rPr>
-        <w:t xml:space="preserve">() reads an image from disk and returns a NumPy array. </w:t>
+        <w:t>(</w:t>
+      </w:r>
+      <w:proofErr w:type="gramEnd"/>
+      <w:r>
+        <w:rPr>
+          <w:rFonts w:ascii="Arial" w:hAnsi="Arial" w:cs="Arial"/>
+          <w:sz w:val="44"/>
+          <w:szCs w:val="44"/>
+        </w:rPr>
+        <w:t xml:space="preserve">) reads an image from disk and returns a NumPy array. </w:t>
       </w:r>
     </w:p>
     <w:p>
@@ -5164,6 +5245,7 @@
         </w:rPr>
       </w:pPr>
       <w:proofErr w:type="spellStart"/>
+      <w:proofErr w:type="gramStart"/>
       <w:r>
         <w:rPr>
           <w:rFonts w:ascii="Arial" w:hAnsi="Arial" w:cs="Arial"/>
@@ -5180,7 +5262,16 @@
           <w:sz w:val="44"/>
           <w:szCs w:val="44"/>
         </w:rPr>
-        <w:t xml:space="preserve">() displays a NumPy array in a window. </w:t>
+        <w:t>(</w:t>
+      </w:r>
+      <w:proofErr w:type="gramEnd"/>
+      <w:r>
+        <w:rPr>
+          <w:rFonts w:ascii="Arial" w:hAnsi="Arial" w:cs="Arial"/>
+          <w:sz w:val="44"/>
+          <w:szCs w:val="44"/>
+        </w:rPr>
+        <w:t xml:space="preserve">) displays a NumPy array in a window. </w:t>
       </w:r>
     </w:p>
     <w:p>
@@ -5198,7 +5289,7 @@
           <w:szCs w:val="44"/>
         </w:rPr>
         <w:pict w14:anchorId="3A23BA5C">
-          <v:rect id="_x0000_i1060" style="width:0;height:1.5pt" o:hralign="center" o:hrstd="t" o:hr="t" fillcolor="#a0a0a0" stroked="f"/>
+          <v:rect id="_x0000_i1048" style="width:0;height:1.5pt" o:hralign="center" o:hrstd="t" o:hr="t" fillcolor="#a0a0a0" stroked="f"/>
         </w:pict>
       </w:r>
     </w:p>
@@ -5223,6 +5314,7 @@
         <w:t xml:space="preserve">Q3. Does </w:t>
       </w:r>
       <w:proofErr w:type="spellStart"/>
+      <w:proofErr w:type="gramStart"/>
       <w:r>
         <w:rPr>
           <w:rFonts w:ascii="Arial" w:hAnsi="Arial" w:cs="Arial"/>
@@ -5242,7 +5334,18 @@
           <w:sz w:val="44"/>
           <w:szCs w:val="44"/>
         </w:rPr>
-        <w:t>() read the image from disk?</w:t>
+        <w:t>(</w:t>
+      </w:r>
+      <w:proofErr w:type="gramEnd"/>
+      <w:r>
+        <w:rPr>
+          <w:rFonts w:ascii="Arial" w:hAnsi="Arial" w:cs="Arial"/>
+          <w:b/>
+          <w:bCs/>
+          <w:sz w:val="44"/>
+          <w:szCs w:val="44"/>
+        </w:rPr>
+        <w:t>) read the image from disk?</w:t>
       </w:r>
     </w:p>
     <w:p>
@@ -5306,6 +5409,390 @@
           <w:szCs w:val="44"/>
         </w:rPr>
       </w:pPr>
+    </w:p>
+    <w:p>
+      <w:pPr>
+        <w:rPr>
+          <w:rFonts w:ascii="Arial" w:hAnsi="Arial" w:cs="Arial"/>
+          <w:sz w:val="32"/>
+          <w:szCs w:val="32"/>
+        </w:rPr>
+      </w:pPr>
+      <w:r>
+        <w:rPr>
+          <w:rFonts w:ascii="Arial" w:hAnsi="Arial" w:cs="Arial"/>
+          <w:sz w:val="32"/>
+          <w:szCs w:val="32"/>
+        </w:rPr>
+        <w:t>Look at this comparison:</w:t>
+      </w:r>
+    </w:p>
+    <w:tbl>
+      <w:tblPr>
+        <w:tblW w:w="0" w:type="auto"/>
+        <w:tblCellSpacing w:w="15" w:type="dxa"/>
+        <w:tblCellMar>
+          <w:top w:w="15" w:type="dxa"/>
+          <w:left w:w="15" w:type="dxa"/>
+          <w:bottom w:w="15" w:type="dxa"/>
+          <w:right w:w="15" w:type="dxa"/>
+        </w:tblCellMar>
+        <w:tblLook w:val="04A0" w:firstRow="1" w:lastRow="0" w:firstColumn="1" w:lastColumn="0" w:noHBand="0" w:noVBand="1"/>
+      </w:tblPr>
+      <w:tblGrid>
+        <w:gridCol w:w="1812"/>
+        <w:gridCol w:w="1501"/>
+        <w:gridCol w:w="2498"/>
+        <w:gridCol w:w="2183"/>
+      </w:tblGrid>
+      <w:tr>
+        <w:trPr>
+          <w:tblHeader/>
+          <w:tblCellSpacing w:w="15" w:type="dxa"/>
+        </w:trPr>
+        <w:tc>
+          <w:tcPr>
+            <w:tcW w:w="0" w:type="auto"/>
+            <w:vAlign w:val="center"/>
+            <w:hideMark/>
+          </w:tcPr>
+          <w:p>
+            <w:pPr>
+              <w:rPr>
+                <w:rFonts w:ascii="Arial" w:hAnsi="Arial" w:cs="Arial"/>
+                <w:b/>
+                <w:bCs/>
+                <w:sz w:val="32"/>
+                <w:szCs w:val="32"/>
+              </w:rPr>
+            </w:pPr>
+            <w:r>
+              <w:rPr>
+                <w:rFonts w:ascii="Arial" w:hAnsi="Arial" w:cs="Arial"/>
+                <w:b/>
+                <w:bCs/>
+                <w:sz w:val="32"/>
+                <w:szCs w:val="32"/>
+              </w:rPr>
+              <w:t>Image Type</w:t>
+            </w:r>
+          </w:p>
+        </w:tc>
+        <w:tc>
+          <w:tcPr>
+            <w:tcW w:w="0" w:type="auto"/>
+            <w:vAlign w:val="center"/>
+            <w:hideMark/>
+          </w:tcPr>
+          <w:p>
+            <w:pPr>
+              <w:rPr>
+                <w:rFonts w:ascii="Arial" w:hAnsi="Arial" w:cs="Arial"/>
+                <w:b/>
+                <w:bCs/>
+                <w:sz w:val="32"/>
+                <w:szCs w:val="32"/>
+              </w:rPr>
+            </w:pPr>
+            <w:r>
+              <w:rPr>
+                <w:rFonts w:ascii="Arial" w:hAnsi="Arial" w:cs="Arial"/>
+                <w:b/>
+                <w:bCs/>
+                <w:sz w:val="32"/>
+                <w:szCs w:val="32"/>
+              </w:rPr>
+              <w:t>Channels</w:t>
+            </w:r>
+          </w:p>
+        </w:tc>
+        <w:tc>
+          <w:tcPr>
+            <w:tcW w:w="0" w:type="auto"/>
+            <w:vAlign w:val="center"/>
+            <w:hideMark/>
+          </w:tcPr>
+          <w:p>
+            <w:pPr>
+              <w:rPr>
+                <w:rFonts w:ascii="Arial" w:hAnsi="Arial" w:cs="Arial"/>
+                <w:b/>
+                <w:bCs/>
+                <w:sz w:val="32"/>
+                <w:szCs w:val="32"/>
+              </w:rPr>
+            </w:pPr>
+            <w:r>
+              <w:rPr>
+                <w:rFonts w:ascii="Arial" w:hAnsi="Arial" w:cs="Arial"/>
+                <w:b/>
+                <w:bCs/>
+                <w:sz w:val="32"/>
+                <w:szCs w:val="32"/>
+              </w:rPr>
+              <w:t>Values per Pixel</w:t>
+            </w:r>
+          </w:p>
+        </w:tc>
+        <w:tc>
+          <w:tcPr>
+            <w:tcW w:w="0" w:type="auto"/>
+            <w:vAlign w:val="center"/>
+            <w:hideMark/>
+          </w:tcPr>
+          <w:p>
+            <w:pPr>
+              <w:rPr>
+                <w:rFonts w:ascii="Arial" w:hAnsi="Arial" w:cs="Arial"/>
+                <w:b/>
+                <w:bCs/>
+                <w:sz w:val="32"/>
+                <w:szCs w:val="32"/>
+              </w:rPr>
+            </w:pPr>
+            <w:r>
+              <w:rPr>
+                <w:rFonts w:ascii="Arial" w:hAnsi="Arial" w:cs="Arial"/>
+                <w:b/>
+                <w:bCs/>
+                <w:sz w:val="32"/>
+                <w:szCs w:val="32"/>
+              </w:rPr>
+              <w:t>Memory</w:t>
+            </w:r>
+          </w:p>
+        </w:tc>
+      </w:tr>
+      <w:tr>
+        <w:trPr>
+          <w:tblCellSpacing w:w="15" w:type="dxa"/>
+        </w:trPr>
+        <w:tc>
+          <w:tcPr>
+            <w:tcW w:w="0" w:type="auto"/>
+            <w:vAlign w:val="center"/>
+            <w:hideMark/>
+          </w:tcPr>
+          <w:p>
+            <w:pPr>
+              <w:rPr>
+                <w:rFonts w:ascii="Arial" w:hAnsi="Arial" w:cs="Arial"/>
+                <w:sz w:val="32"/>
+                <w:szCs w:val="32"/>
+              </w:rPr>
+            </w:pPr>
+            <w:r>
+              <w:rPr>
+                <w:rFonts w:ascii="Arial" w:hAnsi="Arial" w:cs="Arial"/>
+                <w:sz w:val="32"/>
+                <w:szCs w:val="32"/>
+              </w:rPr>
+              <w:t>Grayscale</w:t>
+            </w:r>
+          </w:p>
+        </w:tc>
+        <w:tc>
+          <w:tcPr>
+            <w:tcW w:w="0" w:type="auto"/>
+            <w:vAlign w:val="center"/>
+            <w:hideMark/>
+          </w:tcPr>
+          <w:p>
+            <w:pPr>
+              <w:rPr>
+                <w:rFonts w:ascii="Arial" w:hAnsi="Arial" w:cs="Arial"/>
+                <w:sz w:val="32"/>
+                <w:szCs w:val="32"/>
+              </w:rPr>
+            </w:pPr>
+            <w:r>
+              <w:rPr>
+                <w:rFonts w:ascii="Arial" w:hAnsi="Arial" w:cs="Arial"/>
+                <w:sz w:val="32"/>
+                <w:szCs w:val="32"/>
+              </w:rPr>
+              <w:t>1</w:t>
+            </w:r>
+          </w:p>
+        </w:tc>
+        <w:tc>
+          <w:tcPr>
+            <w:tcW w:w="0" w:type="auto"/>
+            <w:vAlign w:val="center"/>
+            <w:hideMark/>
+          </w:tcPr>
+          <w:p>
+            <w:pPr>
+              <w:rPr>
+                <w:rFonts w:ascii="Arial" w:hAnsi="Arial" w:cs="Arial"/>
+                <w:sz w:val="32"/>
+                <w:szCs w:val="32"/>
+              </w:rPr>
+            </w:pPr>
+            <w:r>
+              <w:rPr>
+                <w:rFonts w:ascii="Arial" w:hAnsi="Arial" w:cs="Arial"/>
+                <w:sz w:val="32"/>
+                <w:szCs w:val="32"/>
+              </w:rPr>
+              <w:t>1</w:t>
+            </w:r>
+          </w:p>
+        </w:tc>
+        <w:tc>
+          <w:tcPr>
+            <w:tcW w:w="0" w:type="auto"/>
+            <w:vAlign w:val="center"/>
+            <w:hideMark/>
+          </w:tcPr>
+          <w:p>
+            <w:pPr>
+              <w:rPr>
+                <w:rFonts w:ascii="Arial" w:hAnsi="Arial" w:cs="Arial"/>
+                <w:sz w:val="32"/>
+                <w:szCs w:val="32"/>
+              </w:rPr>
+            </w:pPr>
+            <w:r>
+              <w:rPr>
+                <w:rFonts w:ascii="Arial" w:hAnsi="Arial" w:cs="Arial"/>
+                <w:sz w:val="32"/>
+                <w:szCs w:val="32"/>
+              </w:rPr>
+              <w:t>Less</w:t>
+            </w:r>
+          </w:p>
+        </w:tc>
+      </w:tr>
+      <w:tr>
+        <w:trPr>
+          <w:tblCellSpacing w:w="15" w:type="dxa"/>
+        </w:trPr>
+        <w:tc>
+          <w:tcPr>
+            <w:tcW w:w="0" w:type="auto"/>
+            <w:vAlign w:val="center"/>
+            <w:hideMark/>
+          </w:tcPr>
+          <w:p>
+            <w:pPr>
+              <w:rPr>
+                <w:rFonts w:ascii="Arial" w:hAnsi="Arial" w:cs="Arial"/>
+                <w:sz w:val="32"/>
+                <w:szCs w:val="32"/>
+              </w:rPr>
+            </w:pPr>
+            <w:proofErr w:type="spellStart"/>
+            <w:r>
+              <w:rPr>
+                <w:rFonts w:ascii="Arial" w:hAnsi="Arial" w:cs="Arial"/>
+                <w:sz w:val="32"/>
+                <w:szCs w:val="32"/>
+              </w:rPr>
+              <w:t>Color</w:t>
+            </w:r>
+            <w:proofErr w:type="spellEnd"/>
+          </w:p>
+        </w:tc>
+        <w:tc>
+          <w:tcPr>
+            <w:tcW w:w="0" w:type="auto"/>
+            <w:vAlign w:val="center"/>
+            <w:hideMark/>
+          </w:tcPr>
+          <w:p>
+            <w:pPr>
+              <w:rPr>
+                <w:rFonts w:ascii="Arial" w:hAnsi="Arial" w:cs="Arial"/>
+                <w:sz w:val="32"/>
+                <w:szCs w:val="32"/>
+              </w:rPr>
+            </w:pPr>
+            <w:r>
+              <w:rPr>
+                <w:rFonts w:ascii="Arial" w:hAnsi="Arial" w:cs="Arial"/>
+                <w:sz w:val="32"/>
+                <w:szCs w:val="32"/>
+              </w:rPr>
+              <w:t>3</w:t>
+            </w:r>
+          </w:p>
+        </w:tc>
+        <w:tc>
+          <w:tcPr>
+            <w:tcW w:w="0" w:type="auto"/>
+            <w:vAlign w:val="center"/>
+            <w:hideMark/>
+          </w:tcPr>
+          <w:p>
+            <w:pPr>
+              <w:rPr>
+                <w:rFonts w:ascii="Arial" w:hAnsi="Arial" w:cs="Arial"/>
+                <w:sz w:val="32"/>
+                <w:szCs w:val="32"/>
+              </w:rPr>
+            </w:pPr>
+            <w:r>
+              <w:rPr>
+                <w:rFonts w:ascii="Arial" w:hAnsi="Arial" w:cs="Arial"/>
+                <w:sz w:val="32"/>
+                <w:szCs w:val="32"/>
+              </w:rPr>
+              <w:t>3</w:t>
+            </w:r>
+          </w:p>
+        </w:tc>
+        <w:tc>
+          <w:tcPr>
+            <w:tcW w:w="0" w:type="auto"/>
+            <w:vAlign w:val="center"/>
+            <w:hideMark/>
+          </w:tcPr>
+          <w:p>
+            <w:pPr>
+              <w:rPr>
+                <w:rFonts w:ascii="Arial" w:hAnsi="Arial" w:cs="Arial"/>
+                <w:sz w:val="32"/>
+                <w:szCs w:val="32"/>
+              </w:rPr>
+            </w:pPr>
+            <w:r>
+              <w:rPr>
+                <w:rFonts w:ascii="Arial" w:hAnsi="Arial" w:cs="Arial"/>
+                <w:sz w:val="32"/>
+                <w:szCs w:val="32"/>
+              </w:rPr>
+              <w:t>About 3× more</w:t>
+            </w:r>
+          </w:p>
+        </w:tc>
+      </w:tr>
+    </w:tbl>
+    <w:p>
+      <w:pPr>
+        <w:rPr>
+          <w:rFonts w:ascii="Arial" w:hAnsi="Arial" w:cs="Arial"/>
+          <w:sz w:val="32"/>
+          <w:szCs w:val="32"/>
+        </w:rPr>
+      </w:pPr>
+    </w:p>
+    <w:p>
+      <w:pPr>
+        <w:rPr>
+          <w:rFonts w:ascii="Arial" w:hAnsi="Arial" w:cs="Arial"/>
+          <w:sz w:val="32"/>
+          <w:szCs w:val="32"/>
+        </w:rPr>
+      </w:pPr>
+      <w:r>
+        <w:rPr>
+          <w:rFonts w:ascii="Arial" w:hAnsi="Arial" w:cs="Arial"/>
+          <w:sz w:val="32"/>
+          <w:szCs w:val="32"/>
+        </w:rPr>
+        <w:br w:type="page"/>
+      </w:r>
     </w:p>
     <w:p>
       <w:pPr>
@@ -5314,6 +5801,3210 @@
           <w:sz w:val="52"/>
           <w:szCs w:val="52"/>
           <w:u w:val="single"/>
+        </w:rPr>
+      </w:pPr>
+      <w:r>
+        <w:rPr>
+          <w:rFonts w:ascii="Algerian" w:hAnsi="Algerian"/>
+          <w:sz w:val="52"/>
+          <w:szCs w:val="52"/>
+          <w:u w:val="single"/>
+        </w:rPr>
+        <w:lastRenderedPageBreak/>
+        <w:t xml:space="preserve">Day </w:t>
+      </w:r>
+      <w:r>
+        <w:rPr>
+          <w:rFonts w:ascii="Algerian" w:hAnsi="Algerian"/>
+          <w:sz w:val="52"/>
+          <w:szCs w:val="52"/>
+          <w:u w:val="single"/>
+        </w:rPr>
+        <w:t>3</w:t>
+      </w:r>
+    </w:p>
+    <w:p>
+      <w:pPr>
+        <w:pStyle w:val="ListParagraph"/>
+        <w:numPr>
+          <w:ilvl w:val="0"/>
+          <w:numId w:val="11"/>
+        </w:numPr>
+        <w:rPr>
+          <w:rFonts w:ascii="Arial" w:hAnsi="Arial" w:cs="Arial"/>
+          <w:sz w:val="32"/>
+          <w:szCs w:val="32"/>
+        </w:rPr>
+      </w:pPr>
+      <w:r>
+        <w:rPr>
+          <w:rFonts w:ascii="Arial" w:hAnsi="Arial" w:cs="Arial"/>
+          <w:sz w:val="32"/>
+          <w:szCs w:val="32"/>
+        </w:rPr>
+        <w:t>Shape depends ONLY on:</w:t>
+      </w:r>
+    </w:p>
+    <w:p>
+      <w:pPr>
+        <w:rPr>
+          <w:rFonts w:ascii="Arial" w:hAnsi="Arial" w:cs="Arial"/>
+          <w:sz w:val="32"/>
+          <w:szCs w:val="32"/>
+        </w:rPr>
+      </w:pPr>
+    </w:p>
+    <w:p>
+      <w:pPr>
+        <w:rPr>
+          <w:rFonts w:ascii="Arial" w:hAnsi="Arial" w:cs="Arial"/>
+          <w:sz w:val="32"/>
+          <w:szCs w:val="32"/>
+        </w:rPr>
+      </w:pPr>
+      <w:r>
+        <w:rPr>
+          <w:rFonts w:ascii="Arial" w:hAnsi="Arial" w:cs="Arial"/>
+          <w:sz w:val="32"/>
+          <w:szCs w:val="32"/>
+        </w:rPr>
+        <w:t>Number of Rows</w:t>
+      </w:r>
+    </w:p>
+    <w:p>
+      <w:pPr>
+        <w:rPr>
+          <w:rFonts w:ascii="Arial" w:hAnsi="Arial" w:cs="Arial"/>
+          <w:sz w:val="32"/>
+          <w:szCs w:val="32"/>
+        </w:rPr>
+      </w:pPr>
+      <w:r>
+        <w:rPr>
+          <w:rFonts w:ascii="Arial" w:hAnsi="Arial" w:cs="Arial"/>
+          <w:sz w:val="32"/>
+          <w:szCs w:val="32"/>
+        </w:rPr>
+        <w:t>and</w:t>
+      </w:r>
+    </w:p>
+    <w:p>
+      <w:pPr>
+        <w:rPr>
+          <w:rFonts w:ascii="Arial" w:hAnsi="Arial" w:cs="Arial"/>
+          <w:sz w:val="32"/>
+          <w:szCs w:val="32"/>
+        </w:rPr>
+      </w:pPr>
+      <w:r>
+        <w:rPr>
+          <w:rFonts w:ascii="Arial" w:hAnsi="Arial" w:cs="Arial"/>
+          <w:sz w:val="32"/>
+          <w:szCs w:val="32"/>
+        </w:rPr>
+        <w:t>Number of Columns</w:t>
+      </w:r>
+    </w:p>
+    <w:p>
+      <w:pPr>
+        <w:rPr>
+          <w:rFonts w:ascii="Arial" w:hAnsi="Arial" w:cs="Arial"/>
+          <w:sz w:val="32"/>
+          <w:szCs w:val="32"/>
+        </w:rPr>
+      </w:pPr>
+    </w:p>
+    <w:p>
+      <w:pPr>
+        <w:rPr>
+          <w:rFonts w:ascii="Arial" w:hAnsi="Arial" w:cs="Arial"/>
+          <w:sz w:val="32"/>
+          <w:szCs w:val="32"/>
+        </w:rPr>
+      </w:pPr>
+      <w:r>
+        <w:rPr>
+          <w:rFonts w:ascii="Arial" w:hAnsi="Arial" w:cs="Arial"/>
+          <w:sz w:val="32"/>
+          <w:szCs w:val="32"/>
+        </w:rPr>
+        <w:t>NOT on where the selection starts.</w:t>
+      </w:r>
+    </w:p>
+    <w:p>
+      <w:pPr>
+        <w:rPr>
+          <w:rFonts w:ascii="Arial" w:hAnsi="Arial" w:cs="Arial"/>
+          <w:sz w:val="32"/>
+          <w:szCs w:val="32"/>
+        </w:rPr>
+      </w:pPr>
+    </w:p>
+    <w:p>
+      <w:pPr>
+        <w:pStyle w:val="ListParagraph"/>
+        <w:numPr>
+          <w:ilvl w:val="0"/>
+          <w:numId w:val="10"/>
+        </w:numPr>
+        <w:rPr>
+          <w:rFonts w:ascii="Arial" w:hAnsi="Arial" w:cs="Arial"/>
+          <w:sz w:val="32"/>
+          <w:szCs w:val="32"/>
+        </w:rPr>
+      </w:pPr>
+      <w:r>
+        <w:rPr>
+          <w:rFonts w:ascii="Arial" w:hAnsi="Arial" w:cs="Arial"/>
+          <w:sz w:val="32"/>
+          <w:szCs w:val="32"/>
+        </w:rPr>
+        <w:t>Slicing Syntax</w:t>
+      </w:r>
+    </w:p>
+    <w:p>
+      <w:pPr>
+        <w:rPr>
+          <w:rFonts w:ascii="Arial" w:hAnsi="Arial" w:cs="Arial"/>
+          <w:sz w:val="32"/>
+          <w:szCs w:val="32"/>
+        </w:rPr>
+      </w:pPr>
+    </w:p>
+    <w:p>
+      <w:pPr>
+        <w:rPr>
+          <w:rFonts w:ascii="Arial" w:hAnsi="Arial" w:cs="Arial"/>
+          <w:sz w:val="32"/>
+          <w:szCs w:val="32"/>
+        </w:rPr>
+      </w:pPr>
+      <w:r>
+        <w:rPr>
+          <w:rFonts w:ascii="Arial" w:hAnsi="Arial" w:cs="Arial"/>
+          <w:sz w:val="32"/>
+          <w:szCs w:val="32"/>
+        </w:rPr>
+        <w:t>array[</w:t>
+      </w:r>
+      <w:proofErr w:type="spellStart"/>
+      <w:proofErr w:type="gramStart"/>
+      <w:r>
+        <w:rPr>
+          <w:rFonts w:ascii="Arial" w:hAnsi="Arial" w:cs="Arial"/>
+          <w:sz w:val="32"/>
+          <w:szCs w:val="32"/>
+        </w:rPr>
+        <w:t>start:end</w:t>
+      </w:r>
+      <w:proofErr w:type="spellEnd"/>
+      <w:proofErr w:type="gramEnd"/>
+      <w:r>
+        <w:rPr>
+          <w:rFonts w:ascii="Arial" w:hAnsi="Arial" w:cs="Arial"/>
+          <w:sz w:val="32"/>
+          <w:szCs w:val="32"/>
+        </w:rPr>
+        <w:t>]</w:t>
+      </w:r>
+    </w:p>
+    <w:p>
+      <w:pPr>
+        <w:rPr>
+          <w:rFonts w:ascii="Arial" w:hAnsi="Arial" w:cs="Arial"/>
+          <w:sz w:val="32"/>
+          <w:szCs w:val="32"/>
+        </w:rPr>
+      </w:pPr>
+    </w:p>
+    <w:p>
+      <w:pPr>
+        <w:rPr>
+          <w:rFonts w:ascii="Arial" w:hAnsi="Arial" w:cs="Arial"/>
+          <w:sz w:val="32"/>
+          <w:szCs w:val="32"/>
+        </w:rPr>
+      </w:pPr>
+      <w:r>
+        <w:rPr>
+          <w:rFonts w:ascii="Arial" w:hAnsi="Arial" w:cs="Arial"/>
+          <w:sz w:val="32"/>
+          <w:szCs w:val="32"/>
+        </w:rPr>
+        <w:t>If start is omitted → Start from 0</w:t>
+      </w:r>
+    </w:p>
+    <w:p>
+      <w:pPr>
+        <w:rPr>
+          <w:rFonts w:ascii="Arial" w:hAnsi="Arial" w:cs="Arial"/>
+          <w:sz w:val="32"/>
+          <w:szCs w:val="32"/>
+        </w:rPr>
+      </w:pPr>
+    </w:p>
+    <w:p>
+      <w:pPr>
+        <w:rPr>
+          <w:rFonts w:ascii="Arial" w:hAnsi="Arial" w:cs="Arial"/>
+          <w:sz w:val="32"/>
+          <w:szCs w:val="32"/>
+        </w:rPr>
+      </w:pPr>
+      <w:r>
+        <w:rPr>
+          <w:rFonts w:ascii="Arial" w:hAnsi="Arial" w:cs="Arial"/>
+          <w:sz w:val="32"/>
+          <w:szCs w:val="32"/>
+        </w:rPr>
+        <w:t>If end is omitted → Go till the end</w:t>
+      </w:r>
+    </w:p>
+    <w:p>
+      <w:pPr>
+        <w:rPr>
+          <w:rFonts w:ascii="Arial" w:hAnsi="Arial" w:cs="Arial"/>
+          <w:sz w:val="32"/>
+          <w:szCs w:val="32"/>
+        </w:rPr>
+      </w:pPr>
+    </w:p>
+    <w:p>
+      <w:pPr>
+        <w:rPr>
+          <w:rFonts w:ascii="Arial" w:hAnsi="Arial" w:cs="Arial"/>
+          <w:sz w:val="32"/>
+          <w:szCs w:val="32"/>
+        </w:rPr>
+      </w:pPr>
+      <w:r>
+        <w:rPr>
+          <w:rFonts w:ascii="Arial" w:hAnsi="Arial" w:cs="Arial"/>
+          <w:sz w:val="32"/>
+          <w:szCs w:val="32"/>
+        </w:rPr>
+        <w:t>If both are omitted (:) → Take everything</w:t>
+      </w:r>
+    </w:p>
+    <w:p>
+      <w:pPr>
+        <w:rPr>
+          <w:rFonts w:ascii="Arial" w:hAnsi="Arial" w:cs="Arial"/>
+          <w:sz w:val="32"/>
+          <w:szCs w:val="32"/>
+        </w:rPr>
+      </w:pPr>
+    </w:p>
+    <w:p>
+      <w:pPr>
+        <w:pStyle w:val="ListParagraph"/>
+        <w:rPr>
+          <w:rFonts w:ascii="Arial" w:hAnsi="Arial" w:cs="Arial"/>
+          <w:sz w:val="32"/>
+          <w:szCs w:val="32"/>
+        </w:rPr>
+      </w:pPr>
+      <w:r>
+        <w:rPr>
+          <w:rFonts w:ascii="Arial" w:hAnsi="Arial" w:cs="Arial"/>
+          <w:sz w:val="32"/>
+          <w:szCs w:val="32"/>
+        </w:rPr>
+        <w:t>image</w:t>
+      </w:r>
+      <w:proofErr w:type="gramStart"/>
+      <w:r>
+        <w:rPr>
+          <w:rFonts w:ascii="Arial" w:hAnsi="Arial" w:cs="Arial"/>
+          <w:sz w:val="32"/>
+          <w:szCs w:val="32"/>
+        </w:rPr>
+        <w:t>[:,</w:t>
+      </w:r>
+      <w:proofErr w:type="gramEnd"/>
+      <w:r>
+        <w:rPr>
+          <w:rFonts w:ascii="Arial" w:hAnsi="Arial" w:cs="Arial"/>
+          <w:sz w:val="32"/>
+          <w:szCs w:val="32"/>
+        </w:rPr>
+        <w:t xml:space="preserve"> :]        # Entire image</w:t>
+      </w:r>
+    </w:p>
+    <w:p>
+      <w:pPr>
+        <w:pStyle w:val="ListParagraph"/>
+        <w:rPr>
+          <w:rFonts w:ascii="Arial" w:hAnsi="Arial" w:cs="Arial"/>
+          <w:sz w:val="32"/>
+          <w:szCs w:val="32"/>
+        </w:rPr>
+      </w:pPr>
+    </w:p>
+    <w:p>
+      <w:pPr>
+        <w:pStyle w:val="ListParagraph"/>
+        <w:rPr>
+          <w:rFonts w:ascii="Arial" w:hAnsi="Arial" w:cs="Arial"/>
+          <w:sz w:val="32"/>
+          <w:szCs w:val="32"/>
+        </w:rPr>
+      </w:pPr>
+      <w:proofErr w:type="gramStart"/>
+      <w:r>
+        <w:rPr>
+          <w:rFonts w:ascii="Arial" w:hAnsi="Arial" w:cs="Arial"/>
+          <w:sz w:val="32"/>
+          <w:szCs w:val="32"/>
+        </w:rPr>
+        <w:t>image[</w:t>
+      </w:r>
+      <w:proofErr w:type="gramEnd"/>
+      <w:r>
+        <w:rPr>
+          <w:rFonts w:ascii="Arial" w:hAnsi="Arial" w:cs="Arial"/>
+          <w:sz w:val="32"/>
+          <w:szCs w:val="32"/>
+        </w:rPr>
+        <w:t>:500</w:t>
+      </w:r>
+      <w:proofErr w:type="gramStart"/>
+      <w:r>
+        <w:rPr>
+          <w:rFonts w:ascii="Arial" w:hAnsi="Arial" w:cs="Arial"/>
+          <w:sz w:val="32"/>
+          <w:szCs w:val="32"/>
+        </w:rPr>
+        <w:t>, :</w:t>
+      </w:r>
+      <w:proofErr w:type="gramEnd"/>
+      <w:r>
+        <w:rPr>
+          <w:rFonts w:ascii="Arial" w:hAnsi="Arial" w:cs="Arial"/>
+          <w:sz w:val="32"/>
+          <w:szCs w:val="32"/>
+        </w:rPr>
+        <w:t>]     # First 500 rows</w:t>
+      </w:r>
+    </w:p>
+    <w:p>
+      <w:pPr>
+        <w:pStyle w:val="ListParagraph"/>
+        <w:rPr>
+          <w:rFonts w:ascii="Arial" w:hAnsi="Arial" w:cs="Arial"/>
+          <w:sz w:val="32"/>
+          <w:szCs w:val="32"/>
+        </w:rPr>
+      </w:pPr>
+    </w:p>
+    <w:p>
+      <w:pPr>
+        <w:pStyle w:val="ListParagraph"/>
+        <w:rPr>
+          <w:rFonts w:ascii="Arial" w:hAnsi="Arial" w:cs="Arial"/>
+          <w:sz w:val="32"/>
+          <w:szCs w:val="32"/>
+        </w:rPr>
+      </w:pPr>
+      <w:r>
+        <w:rPr>
+          <w:rFonts w:ascii="Arial" w:hAnsi="Arial" w:cs="Arial"/>
+          <w:sz w:val="32"/>
+          <w:szCs w:val="32"/>
+        </w:rPr>
+        <w:t>image</w:t>
+      </w:r>
+      <w:proofErr w:type="gramStart"/>
+      <w:r>
+        <w:rPr>
+          <w:rFonts w:ascii="Arial" w:hAnsi="Arial" w:cs="Arial"/>
+          <w:sz w:val="32"/>
+          <w:szCs w:val="32"/>
+        </w:rPr>
+        <w:t>[:,</w:t>
+      </w:r>
+      <w:proofErr w:type="gramEnd"/>
+      <w:r>
+        <w:rPr>
+          <w:rFonts w:ascii="Arial" w:hAnsi="Arial" w:cs="Arial"/>
+          <w:sz w:val="32"/>
+          <w:szCs w:val="32"/>
+        </w:rPr>
+        <w:t xml:space="preserve"> :300]     # First 300 columns</w:t>
+      </w:r>
+    </w:p>
+    <w:p>
+      <w:pPr>
+        <w:pStyle w:val="ListParagraph"/>
+        <w:rPr>
+          <w:rFonts w:ascii="Arial" w:hAnsi="Arial" w:cs="Arial"/>
+          <w:sz w:val="32"/>
+          <w:szCs w:val="32"/>
+        </w:rPr>
+      </w:pPr>
+    </w:p>
+    <w:p>
+      <w:pPr>
+        <w:pStyle w:val="ListParagraph"/>
+        <w:rPr>
+          <w:rFonts w:ascii="Arial" w:hAnsi="Arial" w:cs="Arial"/>
+          <w:sz w:val="32"/>
+          <w:szCs w:val="32"/>
+        </w:rPr>
+      </w:pPr>
+      <w:proofErr w:type="gramStart"/>
+      <w:r>
+        <w:rPr>
+          <w:rFonts w:ascii="Arial" w:hAnsi="Arial" w:cs="Arial"/>
+          <w:sz w:val="32"/>
+          <w:szCs w:val="32"/>
+        </w:rPr>
+        <w:t>image[300:,</w:t>
+      </w:r>
+      <w:proofErr w:type="gramEnd"/>
+      <w:r>
+        <w:rPr>
+          <w:rFonts w:ascii="Arial" w:hAnsi="Arial" w:cs="Arial"/>
+          <w:sz w:val="32"/>
+          <w:szCs w:val="32"/>
+        </w:rPr>
+        <w:t xml:space="preserve"> :]</w:t>
+      </w:r>
+    </w:p>
+    <w:p>
+      <w:pPr>
+        <w:pStyle w:val="ListParagraph"/>
+        <w:rPr>
+          <w:rFonts w:ascii="Arial" w:hAnsi="Arial" w:cs="Arial"/>
+          <w:sz w:val="32"/>
+          <w:szCs w:val="32"/>
+        </w:rPr>
+      </w:pPr>
+    </w:p>
+    <w:p>
+      <w:pPr>
+        <w:pStyle w:val="ListParagraph"/>
+        <w:rPr>
+          <w:rFonts w:ascii="Arial" w:hAnsi="Arial" w:cs="Arial"/>
+          <w:sz w:val="32"/>
+          <w:szCs w:val="32"/>
+        </w:rPr>
+      </w:pPr>
+    </w:p>
+    <w:p>
+      <w:pPr>
+        <w:pStyle w:val="ListParagraph"/>
+        <w:rPr>
+          <w:rFonts w:ascii="Arial" w:hAnsi="Arial" w:cs="Arial"/>
+          <w:b/>
+          <w:bCs/>
+          <w:sz w:val="32"/>
+          <w:szCs w:val="32"/>
+        </w:rPr>
+      </w:pPr>
+      <w:r>
+        <w:rPr>
+          <w:rFonts w:ascii="Segoe UI Emoji" w:hAnsi="Segoe UI Emoji" w:cs="Segoe UI Emoji"/>
+          <w:b/>
+          <w:bCs/>
+          <w:sz w:val="32"/>
+          <w:szCs w:val="32"/>
+        </w:rPr>
+        <w:t>📖</w:t>
+      </w:r>
+      <w:r>
+        <w:rPr>
+          <w:rFonts w:ascii="Arial" w:hAnsi="Arial" w:cs="Arial"/>
+          <w:b/>
+          <w:bCs/>
+          <w:sz w:val="32"/>
+          <w:szCs w:val="32"/>
+        </w:rPr>
+        <w:t xml:space="preserve"> Topic 3: Image Resizing</w:t>
+      </w:r>
+    </w:p>
+    <w:p>
+      <w:pPr>
+        <w:pStyle w:val="ListParagraph"/>
+        <w:rPr>
+          <w:rFonts w:ascii="Arial" w:hAnsi="Arial" w:cs="Arial"/>
+          <w:b/>
+          <w:bCs/>
+          <w:sz w:val="32"/>
+          <w:szCs w:val="32"/>
+        </w:rPr>
+      </w:pPr>
+      <w:r>
+        <w:rPr>
+          <w:rFonts w:ascii="Arial" w:hAnsi="Arial" w:cs="Arial"/>
+          <w:b/>
+          <w:bCs/>
+          <w:sz w:val="32"/>
+          <w:szCs w:val="32"/>
+        </w:rPr>
+        <w:t>First, why do we resize images?</w:t>
+      </w:r>
+    </w:p>
+    <w:p>
+      <w:pPr>
+        <w:pStyle w:val="ListParagraph"/>
+        <w:rPr>
+          <w:rFonts w:ascii="Arial" w:hAnsi="Arial" w:cs="Arial"/>
+          <w:sz w:val="32"/>
+          <w:szCs w:val="32"/>
+        </w:rPr>
+      </w:pPr>
+      <w:r>
+        <w:rPr>
+          <w:rFonts w:ascii="Arial" w:hAnsi="Arial" w:cs="Arial"/>
+          <w:sz w:val="32"/>
+          <w:szCs w:val="32"/>
+        </w:rPr>
+        <w:t>Let's imagine you have these three images:</w:t>
+      </w:r>
+    </w:p>
+    <w:p>
+      <w:pPr>
+        <w:pStyle w:val="ListParagraph"/>
+        <w:rPr>
+          <w:rFonts w:ascii="Arial" w:hAnsi="Arial" w:cs="Arial"/>
+          <w:sz w:val="32"/>
+          <w:szCs w:val="32"/>
+        </w:rPr>
+      </w:pPr>
+      <w:r>
+        <w:rPr>
+          <w:rFonts w:ascii="Arial" w:hAnsi="Arial" w:cs="Arial"/>
+          <w:sz w:val="32"/>
+          <w:szCs w:val="32"/>
+        </w:rPr>
+        <w:t>Image 1</w:t>
+      </w:r>
+    </w:p>
+    <w:p>
+      <w:pPr>
+        <w:pStyle w:val="ListParagraph"/>
+        <w:rPr>
+          <w:rFonts w:ascii="Arial" w:hAnsi="Arial" w:cs="Arial"/>
+          <w:sz w:val="32"/>
+          <w:szCs w:val="32"/>
+        </w:rPr>
+      </w:pPr>
+      <w:r>
+        <w:rPr>
+          <w:rFonts w:ascii="Arial" w:hAnsi="Arial" w:cs="Arial"/>
+          <w:sz w:val="32"/>
+          <w:szCs w:val="32"/>
+        </w:rPr>
+        <w:t>1920 × 1080</w:t>
+      </w:r>
+    </w:p>
+    <w:p>
+      <w:pPr>
+        <w:pStyle w:val="ListParagraph"/>
+        <w:rPr>
+          <w:rFonts w:ascii="Arial" w:hAnsi="Arial" w:cs="Arial"/>
+          <w:sz w:val="32"/>
+          <w:szCs w:val="32"/>
+        </w:rPr>
+      </w:pPr>
+    </w:p>
+    <w:p>
+      <w:pPr>
+        <w:pStyle w:val="ListParagraph"/>
+        <w:rPr>
+          <w:rFonts w:ascii="Arial" w:hAnsi="Arial" w:cs="Arial"/>
+          <w:sz w:val="32"/>
+          <w:szCs w:val="32"/>
+        </w:rPr>
+      </w:pPr>
+      <w:r>
+        <w:rPr>
+          <w:rFonts w:ascii="Arial" w:hAnsi="Arial" w:cs="Arial"/>
+          <w:sz w:val="32"/>
+          <w:szCs w:val="32"/>
+        </w:rPr>
+        <w:t>Image 2</w:t>
+      </w:r>
+    </w:p>
+    <w:p>
+      <w:pPr>
+        <w:pStyle w:val="ListParagraph"/>
+        <w:rPr>
+          <w:rFonts w:ascii="Arial" w:hAnsi="Arial" w:cs="Arial"/>
+          <w:sz w:val="32"/>
+          <w:szCs w:val="32"/>
+        </w:rPr>
+      </w:pPr>
+      <w:r>
+        <w:rPr>
+          <w:rFonts w:ascii="Arial" w:hAnsi="Arial" w:cs="Arial"/>
+          <w:sz w:val="32"/>
+          <w:szCs w:val="32"/>
+        </w:rPr>
+        <w:t>800 × 600</w:t>
+      </w:r>
+    </w:p>
+    <w:p>
+      <w:pPr>
+        <w:pStyle w:val="ListParagraph"/>
+        <w:rPr>
+          <w:rFonts w:ascii="Arial" w:hAnsi="Arial" w:cs="Arial"/>
+          <w:sz w:val="32"/>
+          <w:szCs w:val="32"/>
+        </w:rPr>
+      </w:pPr>
+    </w:p>
+    <w:p>
+      <w:pPr>
+        <w:pStyle w:val="ListParagraph"/>
+        <w:rPr>
+          <w:rFonts w:ascii="Arial" w:hAnsi="Arial" w:cs="Arial"/>
+          <w:sz w:val="32"/>
+          <w:szCs w:val="32"/>
+        </w:rPr>
+      </w:pPr>
+      <w:r>
+        <w:rPr>
+          <w:rFonts w:ascii="Arial" w:hAnsi="Arial" w:cs="Arial"/>
+          <w:sz w:val="32"/>
+          <w:szCs w:val="32"/>
+        </w:rPr>
+        <w:t>Image 3</w:t>
+      </w:r>
+    </w:p>
+    <w:p>
+      <w:pPr>
+        <w:pStyle w:val="ListParagraph"/>
+        <w:rPr>
+          <w:rFonts w:ascii="Arial" w:hAnsi="Arial" w:cs="Arial"/>
+          <w:sz w:val="32"/>
+          <w:szCs w:val="32"/>
+        </w:rPr>
+      </w:pPr>
+      <w:r>
+        <w:rPr>
+          <w:rFonts w:ascii="Arial" w:hAnsi="Arial" w:cs="Arial"/>
+          <w:sz w:val="32"/>
+          <w:szCs w:val="32"/>
+        </w:rPr>
+        <w:t>4032 × 3024</w:t>
+      </w:r>
+    </w:p>
+    <w:p>
+      <w:pPr>
+        <w:pStyle w:val="ListParagraph"/>
+        <w:rPr>
+          <w:rFonts w:ascii="Arial" w:hAnsi="Arial" w:cs="Arial"/>
+          <w:sz w:val="32"/>
+          <w:szCs w:val="32"/>
+        </w:rPr>
+      </w:pPr>
+      <w:r>
+        <w:rPr>
+          <w:rFonts w:ascii="Arial" w:hAnsi="Arial" w:cs="Arial"/>
+          <w:sz w:val="32"/>
+          <w:szCs w:val="32"/>
+        </w:rPr>
+        <w:t>Can we directly give these to an AI model?</w:t>
+      </w:r>
+    </w:p>
+    <w:p>
+      <w:pPr>
+        <w:pStyle w:val="ListParagraph"/>
+        <w:rPr>
+          <w:rFonts w:ascii="Arial" w:hAnsi="Arial" w:cs="Arial"/>
+          <w:sz w:val="32"/>
+          <w:szCs w:val="32"/>
+        </w:rPr>
+      </w:pPr>
+      <w:r>
+        <w:rPr>
+          <w:rFonts w:ascii="Segoe UI Emoji" w:hAnsi="Segoe UI Emoji" w:cs="Segoe UI Emoji"/>
+          <w:sz w:val="32"/>
+          <w:szCs w:val="32"/>
+        </w:rPr>
+        <w:t>❌</w:t>
+      </w:r>
+      <w:r>
+        <w:rPr>
+          <w:rFonts w:ascii="Arial" w:hAnsi="Arial" w:cs="Arial"/>
+          <w:sz w:val="32"/>
+          <w:szCs w:val="32"/>
+        </w:rPr>
+        <w:t xml:space="preserve"> No.</w:t>
+      </w:r>
+    </w:p>
+    <w:p>
+      <w:pPr>
+        <w:pStyle w:val="ListParagraph"/>
+        <w:rPr>
+          <w:rFonts w:ascii="Arial" w:hAnsi="Arial" w:cs="Arial"/>
+          <w:sz w:val="32"/>
+          <w:szCs w:val="32"/>
+        </w:rPr>
+      </w:pPr>
+      <w:r>
+        <w:rPr>
+          <w:rFonts w:ascii="Arial" w:hAnsi="Arial" w:cs="Arial"/>
+          <w:sz w:val="32"/>
+          <w:szCs w:val="32"/>
+        </w:rPr>
+        <w:t>Why?</w:t>
+      </w:r>
+    </w:p>
+    <w:p>
+      <w:pPr>
+        <w:pStyle w:val="ListParagraph"/>
+        <w:rPr>
+          <w:rFonts w:ascii="Arial" w:hAnsi="Arial" w:cs="Arial"/>
+          <w:sz w:val="32"/>
+          <w:szCs w:val="32"/>
+        </w:rPr>
+      </w:pPr>
+      <w:r>
+        <w:rPr>
+          <w:rFonts w:ascii="Arial" w:hAnsi="Arial" w:cs="Arial"/>
+          <w:sz w:val="32"/>
+          <w:szCs w:val="32"/>
+        </w:rPr>
+        <w:t xml:space="preserve">Because AI models expect </w:t>
+      </w:r>
+      <w:r>
+        <w:rPr>
+          <w:rFonts w:ascii="Arial" w:hAnsi="Arial" w:cs="Arial"/>
+          <w:b/>
+          <w:bCs/>
+          <w:sz w:val="32"/>
+          <w:szCs w:val="32"/>
+        </w:rPr>
+        <w:t>every image to have the same dimensions</w:t>
+      </w:r>
+      <w:r>
+        <w:rPr>
+          <w:rFonts w:ascii="Arial" w:hAnsi="Arial" w:cs="Arial"/>
+          <w:sz w:val="32"/>
+          <w:szCs w:val="32"/>
+        </w:rPr>
+        <w:t>.</w:t>
+      </w:r>
+    </w:p>
+    <w:p>
+      <w:pPr>
+        <w:pStyle w:val="ListParagraph"/>
+        <w:rPr>
+          <w:rFonts w:ascii="Arial" w:hAnsi="Arial" w:cs="Arial"/>
+          <w:sz w:val="32"/>
+          <w:szCs w:val="32"/>
+        </w:rPr>
+      </w:pPr>
+      <w:r>
+        <w:rPr>
+          <w:rFonts w:ascii="Arial" w:hAnsi="Arial" w:cs="Arial"/>
+          <w:sz w:val="32"/>
+          <w:szCs w:val="32"/>
+        </w:rPr>
+        <w:t>Imagine you're a teacher checking answer sheets.</w:t>
+      </w:r>
+    </w:p>
+    <w:p>
+      <w:pPr>
+        <w:pStyle w:val="ListParagraph"/>
+        <w:rPr>
+          <w:rFonts w:ascii="Arial" w:hAnsi="Arial" w:cs="Arial"/>
+          <w:sz w:val="32"/>
+          <w:szCs w:val="32"/>
+        </w:rPr>
+      </w:pPr>
+      <w:r>
+        <w:rPr>
+          <w:rFonts w:ascii="Arial" w:hAnsi="Arial" w:cs="Arial"/>
+          <w:sz w:val="32"/>
+          <w:szCs w:val="32"/>
+        </w:rPr>
+        <w:t>Student A submits:</w:t>
+      </w:r>
+    </w:p>
+    <w:p>
+      <w:pPr>
+        <w:pStyle w:val="ListParagraph"/>
+        <w:rPr>
+          <w:rFonts w:ascii="Arial" w:hAnsi="Arial" w:cs="Arial"/>
+          <w:sz w:val="32"/>
+          <w:szCs w:val="32"/>
+        </w:rPr>
+      </w:pPr>
+      <w:r>
+        <w:rPr>
+          <w:rFonts w:ascii="Arial" w:hAnsi="Arial" w:cs="Arial"/>
+          <w:sz w:val="32"/>
+          <w:szCs w:val="32"/>
+        </w:rPr>
+        <w:t>A4 Paper</w:t>
+      </w:r>
+    </w:p>
+    <w:p>
+      <w:pPr>
+        <w:pStyle w:val="ListParagraph"/>
+        <w:rPr>
+          <w:rFonts w:ascii="Arial" w:hAnsi="Arial" w:cs="Arial"/>
+          <w:sz w:val="32"/>
+          <w:szCs w:val="32"/>
+        </w:rPr>
+      </w:pPr>
+      <w:r>
+        <w:rPr>
+          <w:rFonts w:ascii="Arial" w:hAnsi="Arial" w:cs="Arial"/>
+          <w:sz w:val="32"/>
+          <w:szCs w:val="32"/>
+        </w:rPr>
+        <w:t>Student B submits:</w:t>
+      </w:r>
+    </w:p>
+    <w:p>
+      <w:pPr>
+        <w:pStyle w:val="ListParagraph"/>
+        <w:rPr>
+          <w:rFonts w:ascii="Arial" w:hAnsi="Arial" w:cs="Arial"/>
+          <w:sz w:val="32"/>
+          <w:szCs w:val="32"/>
+        </w:rPr>
+      </w:pPr>
+      <w:r>
+        <w:rPr>
+          <w:rFonts w:ascii="Arial" w:hAnsi="Arial" w:cs="Arial"/>
+          <w:sz w:val="32"/>
+          <w:szCs w:val="32"/>
+        </w:rPr>
+        <w:t>A3 Paper</w:t>
+      </w:r>
+    </w:p>
+    <w:p>
+      <w:pPr>
+        <w:pStyle w:val="ListParagraph"/>
+        <w:rPr>
+          <w:rFonts w:ascii="Arial" w:hAnsi="Arial" w:cs="Arial"/>
+          <w:sz w:val="32"/>
+          <w:szCs w:val="32"/>
+        </w:rPr>
+      </w:pPr>
+      <w:r>
+        <w:rPr>
+          <w:rFonts w:ascii="Arial" w:hAnsi="Arial" w:cs="Arial"/>
+          <w:sz w:val="32"/>
+          <w:szCs w:val="32"/>
+        </w:rPr>
+        <w:t>Student C submits:</w:t>
+      </w:r>
+    </w:p>
+    <w:p>
+      <w:pPr>
+        <w:pStyle w:val="ListParagraph"/>
+        <w:rPr>
+          <w:rFonts w:ascii="Arial" w:hAnsi="Arial" w:cs="Arial"/>
+          <w:sz w:val="32"/>
+          <w:szCs w:val="32"/>
+        </w:rPr>
+      </w:pPr>
+      <w:r>
+        <w:rPr>
+          <w:rFonts w:ascii="Arial" w:hAnsi="Arial" w:cs="Arial"/>
+          <w:sz w:val="32"/>
+          <w:szCs w:val="32"/>
+        </w:rPr>
+        <w:t>A5 Paper</w:t>
+      </w:r>
+    </w:p>
+    <w:p>
+      <w:pPr>
+        <w:pStyle w:val="ListParagraph"/>
+        <w:rPr>
+          <w:rFonts w:ascii="Arial" w:hAnsi="Arial" w:cs="Arial"/>
+          <w:sz w:val="32"/>
+          <w:szCs w:val="32"/>
+        </w:rPr>
+      </w:pPr>
+      <w:r>
+        <w:rPr>
+          <w:rFonts w:ascii="Arial" w:hAnsi="Arial" w:cs="Arial"/>
+          <w:sz w:val="32"/>
+          <w:szCs w:val="32"/>
+        </w:rPr>
+        <w:t>Wouldn't it be difficult to organize and evaluate them?</w:t>
+      </w:r>
+    </w:p>
+    <w:p>
+      <w:pPr>
+        <w:pStyle w:val="ListParagraph"/>
+        <w:rPr>
+          <w:rFonts w:ascii="Arial" w:hAnsi="Arial" w:cs="Arial"/>
+          <w:sz w:val="32"/>
+          <w:szCs w:val="32"/>
+        </w:rPr>
+      </w:pPr>
+      <w:r>
+        <w:rPr>
+          <w:rFonts w:ascii="Arial" w:hAnsi="Arial" w:cs="Arial"/>
+          <w:sz w:val="32"/>
+          <w:szCs w:val="32"/>
+        </w:rPr>
+        <w:t>Instead, you would ask:</w:t>
+      </w:r>
+    </w:p>
+    <w:p>
+      <w:pPr>
+        <w:pStyle w:val="ListParagraph"/>
+        <w:rPr>
+          <w:rFonts w:ascii="Arial" w:hAnsi="Arial" w:cs="Arial"/>
+          <w:sz w:val="32"/>
+          <w:szCs w:val="32"/>
+        </w:rPr>
+      </w:pPr>
+      <w:r>
+        <w:rPr>
+          <w:rFonts w:ascii="Arial" w:hAnsi="Arial" w:cs="Arial"/>
+          <w:sz w:val="32"/>
+          <w:szCs w:val="32"/>
+        </w:rPr>
+        <w:t>"Everyone must submit on A4 paper."</w:t>
+      </w:r>
+    </w:p>
+    <w:p>
+      <w:pPr>
+        <w:pStyle w:val="ListParagraph"/>
+        <w:rPr>
+          <w:rFonts w:ascii="Arial" w:hAnsi="Arial" w:cs="Arial"/>
+          <w:sz w:val="32"/>
+          <w:szCs w:val="32"/>
+        </w:rPr>
+      </w:pPr>
+      <w:r>
+        <w:rPr>
+          <w:rFonts w:ascii="Arial" w:hAnsi="Arial" w:cs="Arial"/>
+          <w:sz w:val="32"/>
+          <w:szCs w:val="32"/>
+        </w:rPr>
+        <w:t>AI models work the same way.</w:t>
+      </w:r>
+    </w:p>
+    <w:p>
+      <w:pPr>
+        <w:rPr>
+          <w:rFonts w:ascii="Arial" w:hAnsi="Arial" w:cs="Arial"/>
+          <w:sz w:val="32"/>
+          <w:szCs w:val="32"/>
+        </w:rPr>
+      </w:pPr>
+      <w:r>
+        <w:rPr>
+          <w:rFonts w:ascii="Arial" w:hAnsi="Arial" w:cs="Arial"/>
+          <w:sz w:val="32"/>
+          <w:szCs w:val="32"/>
+        </w:rPr>
+        <w:br w:type="page"/>
+      </w:r>
+    </w:p>
+    <w:p>
+      <w:pPr>
+        <w:pStyle w:val="ListParagraph"/>
+        <w:rPr>
+          <w:rFonts w:ascii="Arial" w:hAnsi="Arial" w:cs="Arial"/>
+          <w:b/>
+          <w:bCs/>
+          <w:sz w:val="32"/>
+          <w:szCs w:val="32"/>
+        </w:rPr>
+      </w:pPr>
+      <w:r>
+        <w:rPr>
+          <w:rFonts w:ascii="Segoe UI Emoji" w:hAnsi="Segoe UI Emoji" w:cs="Segoe UI Emoji"/>
+          <w:b/>
+          <w:bCs/>
+          <w:sz w:val="32"/>
+          <w:szCs w:val="32"/>
+        </w:rPr>
+        <w:lastRenderedPageBreak/>
+        <w:t>📅</w:t>
+      </w:r>
+      <w:r>
+        <w:rPr>
+          <w:rFonts w:ascii="Arial" w:hAnsi="Arial" w:cs="Arial"/>
+          <w:b/>
+          <w:bCs/>
+          <w:sz w:val="32"/>
+          <w:szCs w:val="32"/>
+        </w:rPr>
+        <w:t xml:space="preserve"> Day 3 - Topic 4: Aspect Ratio</w:t>
+      </w:r>
+    </w:p>
+    <w:p>
+      <w:pPr>
+        <w:pStyle w:val="ListParagraph"/>
+        <w:rPr>
+          <w:rFonts w:ascii="Arial" w:hAnsi="Arial" w:cs="Arial"/>
+          <w:b/>
+          <w:bCs/>
+          <w:sz w:val="32"/>
+          <w:szCs w:val="32"/>
+        </w:rPr>
+      </w:pPr>
+      <w:r>
+        <w:rPr>
+          <w:rFonts w:ascii="Segoe UI Emoji" w:hAnsi="Segoe UI Emoji" w:cs="Segoe UI Emoji"/>
+          <w:b/>
+          <w:bCs/>
+          <w:sz w:val="32"/>
+          <w:szCs w:val="32"/>
+        </w:rPr>
+        <w:t>🎯</w:t>
+      </w:r>
+      <w:r>
+        <w:rPr>
+          <w:rFonts w:ascii="Arial" w:hAnsi="Arial" w:cs="Arial"/>
+          <w:b/>
+          <w:bCs/>
+          <w:sz w:val="32"/>
+          <w:szCs w:val="32"/>
+        </w:rPr>
+        <w:t xml:space="preserve"> First, what is Aspect Ratio?</w:t>
+      </w:r>
+    </w:p>
+    <w:p>
+      <w:pPr>
+        <w:pStyle w:val="ListParagraph"/>
+        <w:rPr>
+          <w:rFonts w:ascii="Arial" w:hAnsi="Arial" w:cs="Arial"/>
+          <w:sz w:val="32"/>
+          <w:szCs w:val="32"/>
+        </w:rPr>
+      </w:pPr>
+      <w:r>
+        <w:rPr>
+          <w:rFonts w:ascii="Arial" w:hAnsi="Arial" w:cs="Arial"/>
+          <w:b/>
+          <w:bCs/>
+          <w:sz w:val="32"/>
+          <w:szCs w:val="32"/>
+        </w:rPr>
+        <w:t>Aspect Ratio</w:t>
+      </w:r>
+      <w:r>
+        <w:rPr>
+          <w:rFonts w:ascii="Arial" w:hAnsi="Arial" w:cs="Arial"/>
+          <w:sz w:val="32"/>
+          <w:szCs w:val="32"/>
+        </w:rPr>
+        <w:t xml:space="preserve"> is the </w:t>
+      </w:r>
+      <w:r>
+        <w:rPr>
+          <w:rFonts w:ascii="Arial" w:hAnsi="Arial" w:cs="Arial"/>
+          <w:b/>
+          <w:bCs/>
+          <w:sz w:val="32"/>
+          <w:szCs w:val="32"/>
+        </w:rPr>
+        <w:t>relationship between the width and the height of an image.</w:t>
+      </w:r>
+    </w:p>
+    <w:p>
+      <w:pPr>
+        <w:pStyle w:val="ListParagraph"/>
+        <w:rPr>
+          <w:rFonts w:ascii="Arial" w:hAnsi="Arial" w:cs="Arial"/>
+          <w:sz w:val="32"/>
+          <w:szCs w:val="32"/>
+        </w:rPr>
+      </w:pPr>
+      <w:r>
+        <w:rPr>
+          <w:rFonts w:ascii="Arial" w:hAnsi="Arial" w:cs="Arial"/>
+          <w:sz w:val="32"/>
+          <w:szCs w:val="32"/>
+        </w:rPr>
+        <w:t xml:space="preserve">It tells us the </w:t>
+      </w:r>
+      <w:r>
+        <w:rPr>
+          <w:rFonts w:ascii="Arial" w:hAnsi="Arial" w:cs="Arial"/>
+          <w:b/>
+          <w:bCs/>
+          <w:sz w:val="32"/>
+          <w:szCs w:val="32"/>
+        </w:rPr>
+        <w:t>shape</w:t>
+      </w:r>
+      <w:r>
+        <w:rPr>
+          <w:rFonts w:ascii="Arial" w:hAnsi="Arial" w:cs="Arial"/>
+          <w:sz w:val="32"/>
+          <w:szCs w:val="32"/>
+        </w:rPr>
+        <w:t xml:space="preserve"> of the image, </w:t>
+      </w:r>
+      <w:r>
+        <w:rPr>
+          <w:rFonts w:ascii="Arial" w:hAnsi="Arial" w:cs="Arial"/>
+          <w:b/>
+          <w:bCs/>
+          <w:sz w:val="32"/>
+          <w:szCs w:val="32"/>
+        </w:rPr>
+        <w:t>not its size</w:t>
+      </w:r>
+      <w:r>
+        <w:rPr>
+          <w:rFonts w:ascii="Arial" w:hAnsi="Arial" w:cs="Arial"/>
+          <w:sz w:val="32"/>
+          <w:szCs w:val="32"/>
+        </w:rPr>
+        <w:t>.</w:t>
+      </w:r>
+    </w:p>
+    <w:p>
+      <w:pPr>
+        <w:pStyle w:val="ListParagraph"/>
+        <w:rPr>
+          <w:rFonts w:ascii="Arial" w:hAnsi="Arial" w:cs="Arial"/>
+          <w:sz w:val="32"/>
+          <w:szCs w:val="32"/>
+        </w:rPr>
+      </w:pPr>
+      <w:r>
+        <w:rPr>
+          <w:rFonts w:ascii="Arial" w:hAnsi="Arial" w:cs="Arial"/>
+          <w:sz w:val="32"/>
+          <w:szCs w:val="32"/>
+        </w:rPr>
+        <w:t>The formula is:</w:t>
+      </w:r>
+    </w:p>
+    <w:p>
+      <w:pPr>
+        <w:pStyle w:val="ListParagraph"/>
+        <w:rPr>
+          <w:rFonts w:ascii="Arial" w:hAnsi="Arial" w:cs="Arial"/>
+          <w:sz w:val="32"/>
+          <w:szCs w:val="32"/>
+        </w:rPr>
+      </w:pPr>
+      <w:r>
+        <w:rPr>
+          <w:rFonts w:ascii="Arial" w:hAnsi="Arial" w:cs="Arial"/>
+          <w:sz w:val="32"/>
+          <w:szCs w:val="32"/>
+        </w:rPr>
+        <w:t xml:space="preserve">Aspect Ratio = </w:t>
+      </w:r>
+      <w:proofErr w:type="gramStart"/>
+      <w:r>
+        <w:rPr>
+          <w:rFonts w:ascii="Arial" w:hAnsi="Arial" w:cs="Arial"/>
+          <w:sz w:val="32"/>
+          <w:szCs w:val="32"/>
+        </w:rPr>
+        <w:t>Width :</w:t>
+      </w:r>
+      <w:proofErr w:type="gramEnd"/>
+      <w:r>
+        <w:rPr>
+          <w:rFonts w:ascii="Arial" w:hAnsi="Arial" w:cs="Arial"/>
+          <w:sz w:val="32"/>
+          <w:szCs w:val="32"/>
+        </w:rPr>
+        <w:t xml:space="preserve"> Height</w:t>
+      </w:r>
+    </w:p>
+    <w:p>
+      <w:pPr>
+        <w:pStyle w:val="ListParagraph"/>
+        <w:rPr>
+          <w:rFonts w:ascii="Arial" w:hAnsi="Arial" w:cs="Arial"/>
+          <w:sz w:val="32"/>
+          <w:szCs w:val="32"/>
+        </w:rPr>
+      </w:pPr>
+      <w:r>
+        <w:rPr>
+          <w:rFonts w:ascii="Arial" w:hAnsi="Arial" w:cs="Arial"/>
+          <w:sz w:val="32"/>
+          <w:szCs w:val="32"/>
+        </w:rPr>
+        <w:t>For example,</w:t>
+      </w:r>
+    </w:p>
+    <w:p>
+      <w:pPr>
+        <w:pStyle w:val="ListParagraph"/>
+        <w:rPr>
+          <w:rFonts w:ascii="Arial" w:hAnsi="Arial" w:cs="Arial"/>
+          <w:sz w:val="32"/>
+          <w:szCs w:val="32"/>
+        </w:rPr>
+      </w:pPr>
+      <w:r>
+        <w:rPr>
+          <w:rFonts w:ascii="Arial" w:hAnsi="Arial" w:cs="Arial"/>
+          <w:sz w:val="32"/>
+          <w:szCs w:val="32"/>
+        </w:rPr>
+        <w:t>Suppose an image has:</w:t>
+      </w:r>
+    </w:p>
+    <w:p>
+      <w:pPr>
+        <w:pStyle w:val="ListParagraph"/>
+        <w:rPr>
+          <w:rFonts w:ascii="Arial" w:hAnsi="Arial" w:cs="Arial"/>
+          <w:sz w:val="32"/>
+          <w:szCs w:val="32"/>
+        </w:rPr>
+      </w:pPr>
+      <w:r>
+        <w:rPr>
+          <w:rFonts w:ascii="Arial" w:hAnsi="Arial" w:cs="Arial"/>
+          <w:sz w:val="32"/>
+          <w:szCs w:val="32"/>
+        </w:rPr>
+        <w:t>Width = 1920</w:t>
+      </w:r>
+    </w:p>
+    <w:p>
+      <w:pPr>
+        <w:pStyle w:val="ListParagraph"/>
+        <w:rPr>
+          <w:rFonts w:ascii="Arial" w:hAnsi="Arial" w:cs="Arial"/>
+          <w:sz w:val="32"/>
+          <w:szCs w:val="32"/>
+        </w:rPr>
+      </w:pPr>
+      <w:r>
+        <w:rPr>
+          <w:rFonts w:ascii="Arial" w:hAnsi="Arial" w:cs="Arial"/>
+          <w:sz w:val="32"/>
+          <w:szCs w:val="32"/>
+        </w:rPr>
+        <w:t>Height = 1080</w:t>
+      </w:r>
+    </w:p>
+    <w:p>
+      <w:pPr>
+        <w:pStyle w:val="ListParagraph"/>
+        <w:rPr>
+          <w:rFonts w:ascii="Arial" w:hAnsi="Arial" w:cs="Arial"/>
+          <w:sz w:val="32"/>
+          <w:szCs w:val="32"/>
+        </w:rPr>
+      </w:pPr>
+      <w:r>
+        <w:rPr>
+          <w:rFonts w:ascii="Arial" w:hAnsi="Arial" w:cs="Arial"/>
+          <w:sz w:val="32"/>
+          <w:szCs w:val="32"/>
+        </w:rPr>
+        <w:t>Its aspect ratio is:</w:t>
+      </w:r>
+    </w:p>
+    <w:p>
+      <w:pPr>
+        <w:pStyle w:val="ListParagraph"/>
+        <w:rPr>
+          <w:rFonts w:ascii="Arial" w:hAnsi="Arial" w:cs="Arial"/>
+          <w:sz w:val="32"/>
+          <w:szCs w:val="32"/>
+        </w:rPr>
+      </w:pPr>
+      <w:proofErr w:type="gramStart"/>
+      <w:r>
+        <w:rPr>
+          <w:rFonts w:ascii="Arial" w:hAnsi="Arial" w:cs="Arial"/>
+          <w:sz w:val="32"/>
+          <w:szCs w:val="32"/>
+        </w:rPr>
+        <w:t>1920 :</w:t>
+      </w:r>
+      <w:proofErr w:type="gramEnd"/>
+      <w:r>
+        <w:rPr>
+          <w:rFonts w:ascii="Arial" w:hAnsi="Arial" w:cs="Arial"/>
+          <w:sz w:val="32"/>
+          <w:szCs w:val="32"/>
+        </w:rPr>
+        <w:t xml:space="preserve"> 1080</w:t>
+      </w:r>
+    </w:p>
+    <w:p>
+      <w:pPr>
+        <w:pStyle w:val="ListParagraph"/>
+        <w:rPr>
+          <w:rFonts w:ascii="Arial" w:hAnsi="Arial" w:cs="Arial"/>
+          <w:sz w:val="32"/>
+          <w:szCs w:val="32"/>
+        </w:rPr>
+      </w:pPr>
+      <w:r>
+        <w:rPr>
+          <w:rFonts w:ascii="Arial" w:hAnsi="Arial" w:cs="Arial"/>
+          <w:sz w:val="32"/>
+          <w:szCs w:val="32"/>
+        </w:rPr>
+        <w:t xml:space="preserve">Divide both numbers by </w:t>
+      </w:r>
+      <w:r>
+        <w:rPr>
+          <w:rFonts w:ascii="Arial" w:hAnsi="Arial" w:cs="Arial"/>
+          <w:b/>
+          <w:bCs/>
+          <w:sz w:val="32"/>
+          <w:szCs w:val="32"/>
+        </w:rPr>
+        <w:t>120</w:t>
+      </w:r>
+      <w:r>
+        <w:rPr>
+          <w:rFonts w:ascii="Arial" w:hAnsi="Arial" w:cs="Arial"/>
+          <w:sz w:val="32"/>
+          <w:szCs w:val="32"/>
+        </w:rPr>
+        <w:t>:</w:t>
+      </w:r>
+    </w:p>
+    <w:p>
+      <w:pPr>
+        <w:pStyle w:val="ListParagraph"/>
+        <w:rPr>
+          <w:rFonts w:ascii="Arial" w:hAnsi="Arial" w:cs="Arial"/>
+          <w:sz w:val="32"/>
+          <w:szCs w:val="32"/>
+        </w:rPr>
+      </w:pPr>
+      <w:proofErr w:type="gramStart"/>
+      <w:r>
+        <w:rPr>
+          <w:rFonts w:ascii="Arial" w:hAnsi="Arial" w:cs="Arial"/>
+          <w:sz w:val="32"/>
+          <w:szCs w:val="32"/>
+        </w:rPr>
+        <w:t>16 :</w:t>
+      </w:r>
+      <w:proofErr w:type="gramEnd"/>
+      <w:r>
+        <w:rPr>
+          <w:rFonts w:ascii="Arial" w:hAnsi="Arial" w:cs="Arial"/>
+          <w:sz w:val="32"/>
+          <w:szCs w:val="32"/>
+        </w:rPr>
+        <w:t xml:space="preserve"> 9</w:t>
+      </w:r>
+    </w:p>
+    <w:p>
+      <w:pPr>
+        <w:pStyle w:val="ListParagraph"/>
+        <w:rPr>
+          <w:rFonts w:ascii="Arial" w:hAnsi="Arial" w:cs="Arial"/>
+          <w:sz w:val="32"/>
+          <w:szCs w:val="32"/>
+        </w:rPr>
+      </w:pPr>
+      <w:proofErr w:type="gramStart"/>
+      <w:r>
+        <w:rPr>
+          <w:rFonts w:ascii="Arial" w:hAnsi="Arial" w:cs="Arial"/>
+          <w:sz w:val="32"/>
+          <w:szCs w:val="32"/>
+        </w:rPr>
+        <w:t>So</w:t>
+      </w:r>
+      <w:proofErr w:type="gramEnd"/>
+      <w:r>
+        <w:rPr>
+          <w:rFonts w:ascii="Arial" w:hAnsi="Arial" w:cs="Arial"/>
+          <w:sz w:val="32"/>
+          <w:szCs w:val="32"/>
+        </w:rPr>
+        <w:t xml:space="preserve"> we say:</w:t>
+      </w:r>
+    </w:p>
+    <w:p>
+      <w:pPr>
+        <w:pStyle w:val="ListParagraph"/>
+        <w:rPr>
+          <w:rFonts w:ascii="Arial" w:hAnsi="Arial" w:cs="Arial"/>
+          <w:sz w:val="32"/>
+          <w:szCs w:val="32"/>
+        </w:rPr>
+      </w:pPr>
+      <w:r>
+        <w:rPr>
+          <w:rFonts w:ascii="Arial" w:hAnsi="Arial" w:cs="Arial"/>
+          <w:b/>
+          <w:bCs/>
+          <w:sz w:val="32"/>
+          <w:szCs w:val="32"/>
+        </w:rPr>
+        <w:t>The image has an aspect ratio of 16:9.</w:t>
+      </w:r>
+    </w:p>
+    <w:p>
+      <w:pPr>
+        <w:pStyle w:val="ListParagraph"/>
+        <w:rPr>
+          <w:rFonts w:ascii="Arial" w:hAnsi="Arial" w:cs="Arial"/>
+          <w:sz w:val="32"/>
+          <w:szCs w:val="32"/>
+        </w:rPr>
+      </w:pPr>
+      <w:r>
+        <w:rPr>
+          <w:rFonts w:ascii="Arial" w:hAnsi="Arial" w:cs="Arial"/>
+          <w:sz w:val="32"/>
+          <w:szCs w:val="32"/>
+        </w:rPr>
+        <w:t>Notice something:</w:t>
+      </w:r>
+    </w:p>
+    <w:p>
+      <w:pPr>
+        <w:pStyle w:val="ListParagraph"/>
+        <w:rPr>
+          <w:rFonts w:ascii="Arial" w:hAnsi="Arial" w:cs="Arial"/>
+          <w:sz w:val="32"/>
+          <w:szCs w:val="32"/>
+        </w:rPr>
+      </w:pPr>
+      <w:r>
+        <w:rPr>
+          <w:rFonts w:ascii="Arial" w:hAnsi="Arial" w:cs="Arial"/>
+          <w:sz w:val="32"/>
+          <w:szCs w:val="32"/>
+        </w:rPr>
+        <w:t xml:space="preserve">We didn't say the image is </w:t>
+      </w:r>
+      <w:r>
+        <w:rPr>
+          <w:rFonts w:ascii="Arial" w:hAnsi="Arial" w:cs="Arial"/>
+          <w:b/>
+          <w:bCs/>
+          <w:sz w:val="32"/>
+          <w:szCs w:val="32"/>
+        </w:rPr>
+        <w:t>1920 × 1080</w:t>
+      </w:r>
+      <w:r>
+        <w:rPr>
+          <w:rFonts w:ascii="Arial" w:hAnsi="Arial" w:cs="Arial"/>
+          <w:sz w:val="32"/>
+          <w:szCs w:val="32"/>
+        </w:rPr>
+        <w:t>.</w:t>
+      </w:r>
+    </w:p>
+    <w:p>
+      <w:pPr>
+        <w:pStyle w:val="ListParagraph"/>
+        <w:rPr>
+          <w:rFonts w:ascii="Arial" w:hAnsi="Arial" w:cs="Arial"/>
+          <w:sz w:val="32"/>
+          <w:szCs w:val="32"/>
+        </w:rPr>
+      </w:pPr>
+      <w:r>
+        <w:rPr>
+          <w:rFonts w:ascii="Arial" w:hAnsi="Arial" w:cs="Arial"/>
+          <w:sz w:val="32"/>
+          <w:szCs w:val="32"/>
+        </w:rPr>
+        <w:t xml:space="preserve">We only said its </w:t>
+      </w:r>
+      <w:r>
+        <w:rPr>
+          <w:rFonts w:ascii="Arial" w:hAnsi="Arial" w:cs="Arial"/>
+          <w:b/>
+          <w:bCs/>
+          <w:sz w:val="32"/>
+          <w:szCs w:val="32"/>
+        </w:rPr>
+        <w:t>shape</w:t>
+      </w:r>
+      <w:r>
+        <w:rPr>
+          <w:rFonts w:ascii="Arial" w:hAnsi="Arial" w:cs="Arial"/>
+          <w:sz w:val="32"/>
+          <w:szCs w:val="32"/>
+        </w:rPr>
+        <w:t xml:space="preserve"> is </w:t>
+      </w:r>
+      <w:r>
+        <w:rPr>
+          <w:rFonts w:ascii="Arial" w:hAnsi="Arial" w:cs="Arial"/>
+          <w:b/>
+          <w:bCs/>
+          <w:sz w:val="32"/>
+          <w:szCs w:val="32"/>
+        </w:rPr>
+        <w:t>16:9</w:t>
+      </w:r>
+      <w:r>
+        <w:rPr>
+          <w:rFonts w:ascii="Arial" w:hAnsi="Arial" w:cs="Arial"/>
+          <w:sz w:val="32"/>
+          <w:szCs w:val="32"/>
+        </w:rPr>
+        <w:t>.</w:t>
+      </w:r>
+    </w:p>
+    <w:p>
+      <w:pPr>
+        <w:pStyle w:val="ListParagraph"/>
+        <w:rPr>
+          <w:rFonts w:ascii="Arial" w:hAnsi="Arial" w:cs="Arial"/>
+          <w:sz w:val="32"/>
+          <w:szCs w:val="32"/>
+        </w:rPr>
+      </w:pPr>
+      <w:r>
+        <w:rPr>
+          <w:rFonts w:ascii="Arial" w:hAnsi="Arial" w:cs="Arial"/>
+          <w:sz w:val="32"/>
+          <w:szCs w:val="32"/>
+        </w:rPr>
+        <w:t xml:space="preserve">     </w:t>
+      </w:r>
+    </w:p>
+    <w:p>
+      <w:pPr>
+        <w:pStyle w:val="ListParagraph"/>
+        <w:rPr>
+          <w:rFonts w:ascii="Arial" w:hAnsi="Arial" w:cs="Arial"/>
+          <w:sz w:val="32"/>
+          <w:szCs w:val="32"/>
+        </w:rPr>
+      </w:pPr>
+      <w:r>
+        <w:rPr>
+          <w:rFonts w:ascii="Arial" w:hAnsi="Arial" w:cs="Arial"/>
+          <w:sz w:val="32"/>
+          <w:szCs w:val="32"/>
+        </w:rPr>
+        <w:t>To find the aspect ratio:</w:t>
+      </w:r>
+    </w:p>
+    <w:p>
+      <w:pPr>
+        <w:pStyle w:val="ListParagraph"/>
+        <w:rPr>
+          <w:rFonts w:ascii="Arial" w:hAnsi="Arial" w:cs="Arial"/>
+          <w:sz w:val="32"/>
+          <w:szCs w:val="32"/>
+        </w:rPr>
+      </w:pPr>
+    </w:p>
+    <w:p>
+      <w:pPr>
+        <w:pStyle w:val="ListParagraph"/>
+        <w:rPr>
+          <w:rFonts w:ascii="Arial" w:hAnsi="Arial" w:cs="Arial"/>
+          <w:sz w:val="32"/>
+          <w:szCs w:val="32"/>
+        </w:rPr>
+      </w:pPr>
+      <w:r>
+        <w:rPr>
+          <w:rFonts w:ascii="Arial" w:hAnsi="Arial" w:cs="Arial"/>
+          <w:sz w:val="32"/>
+          <w:szCs w:val="32"/>
+        </w:rPr>
+        <w:t xml:space="preserve">1. Write </w:t>
+      </w:r>
+      <w:proofErr w:type="gramStart"/>
+      <w:r>
+        <w:rPr>
+          <w:rFonts w:ascii="Arial" w:hAnsi="Arial" w:cs="Arial"/>
+          <w:sz w:val="32"/>
+          <w:szCs w:val="32"/>
+        </w:rPr>
+        <w:t>Width :</w:t>
+      </w:r>
+      <w:proofErr w:type="gramEnd"/>
+      <w:r>
+        <w:rPr>
+          <w:rFonts w:ascii="Arial" w:hAnsi="Arial" w:cs="Arial"/>
+          <w:sz w:val="32"/>
+          <w:szCs w:val="32"/>
+        </w:rPr>
+        <w:t xml:space="preserve"> Height</w:t>
+      </w:r>
+    </w:p>
+    <w:p>
+      <w:pPr>
+        <w:pStyle w:val="ListParagraph"/>
+        <w:rPr>
+          <w:rFonts w:ascii="Arial" w:hAnsi="Arial" w:cs="Arial"/>
+          <w:sz w:val="32"/>
+          <w:szCs w:val="32"/>
+        </w:rPr>
+      </w:pPr>
+      <w:r>
+        <w:rPr>
+          <w:rFonts w:ascii="Arial" w:hAnsi="Arial" w:cs="Arial"/>
+          <w:sz w:val="32"/>
+          <w:szCs w:val="32"/>
+        </w:rPr>
+        <w:t>2. Find the Greatest Common Divisor (GCD)</w:t>
+      </w:r>
+      <w:r>
+        <w:rPr>
+          <w:rFonts w:ascii="Arial" w:hAnsi="Arial" w:cs="Arial"/>
+          <w:sz w:val="32"/>
+          <w:szCs w:val="32"/>
+        </w:rPr>
+        <w:t xml:space="preserve"> or just divide it until it </w:t>
+      </w:r>
+      <w:proofErr w:type="gramStart"/>
+      <w:r>
+        <w:rPr>
+          <w:rFonts w:ascii="Arial" w:hAnsi="Arial" w:cs="Arial"/>
+          <w:sz w:val="32"/>
+          <w:szCs w:val="32"/>
+        </w:rPr>
+        <w:t>become</w:t>
+      </w:r>
+      <w:proofErr w:type="gramEnd"/>
+      <w:r>
+        <w:rPr>
+          <w:rFonts w:ascii="Arial" w:hAnsi="Arial" w:cs="Arial"/>
+          <w:sz w:val="32"/>
+          <w:szCs w:val="32"/>
+        </w:rPr>
+        <w:t xml:space="preserve"> simple</w:t>
+      </w:r>
+    </w:p>
+    <w:p>
+      <w:pPr>
+        <w:pStyle w:val="ListParagraph"/>
+        <w:rPr>
+          <w:rFonts w:ascii="Arial" w:hAnsi="Arial" w:cs="Arial"/>
+          <w:sz w:val="32"/>
+          <w:szCs w:val="32"/>
+        </w:rPr>
+      </w:pPr>
+      <w:r>
+        <w:rPr>
+          <w:rFonts w:ascii="Arial" w:hAnsi="Arial" w:cs="Arial"/>
+          <w:sz w:val="32"/>
+          <w:szCs w:val="32"/>
+        </w:rPr>
+        <w:t>3. Divide both numbers by the GCD</w:t>
+      </w:r>
+    </w:p>
+    <w:p>
+      <w:pPr>
+        <w:pStyle w:val="ListParagraph"/>
+        <w:rPr>
+          <w:rFonts w:ascii="Arial" w:hAnsi="Arial" w:cs="Arial"/>
+          <w:sz w:val="32"/>
+          <w:szCs w:val="32"/>
+        </w:rPr>
+      </w:pPr>
+      <w:r>
+        <w:rPr>
+          <w:rFonts w:ascii="Arial" w:hAnsi="Arial" w:cs="Arial"/>
+          <w:sz w:val="32"/>
+          <w:szCs w:val="32"/>
+        </w:rPr>
+        <w:t>4. The result is the simplest aspect ratio.</w:t>
+      </w:r>
+    </w:p>
+    <w:p>
+      <w:pPr>
+        <w:rPr>
+          <w:rFonts w:ascii="Arial" w:hAnsi="Arial" w:cs="Arial"/>
+          <w:sz w:val="32"/>
+          <w:szCs w:val="32"/>
+        </w:rPr>
+      </w:pPr>
+      <w:r>
+        <w:rPr>
+          <w:rFonts w:ascii="Arial" w:hAnsi="Arial" w:cs="Arial"/>
+          <w:sz w:val="32"/>
+          <w:szCs w:val="32"/>
+        </w:rPr>
+        <w:br w:type="page"/>
+      </w:r>
+    </w:p>
+    <w:p>
+      <w:pPr>
+        <w:pStyle w:val="ListParagraph"/>
+        <w:rPr>
+          <w:rFonts w:ascii="Arial" w:hAnsi="Arial" w:cs="Arial"/>
+          <w:b/>
+          <w:bCs/>
+          <w:sz w:val="32"/>
+          <w:szCs w:val="32"/>
+        </w:rPr>
+      </w:pPr>
+      <w:r>
+        <w:rPr>
+          <w:rFonts w:ascii="Segoe UI Emoji" w:hAnsi="Segoe UI Emoji" w:cs="Segoe UI Emoji"/>
+          <w:b/>
+          <w:bCs/>
+          <w:sz w:val="32"/>
+          <w:szCs w:val="32"/>
+        </w:rPr>
+        <w:lastRenderedPageBreak/>
+        <w:t>🧠</w:t>
+      </w:r>
+      <w:r>
+        <w:rPr>
+          <w:rFonts w:ascii="Arial" w:hAnsi="Arial" w:cs="Arial"/>
+          <w:b/>
+          <w:bCs/>
+          <w:sz w:val="32"/>
+          <w:szCs w:val="32"/>
+        </w:rPr>
+        <w:t xml:space="preserve"> Since you answered, let me now answer my original question.</w:t>
+      </w:r>
+    </w:p>
+    <w:p>
+      <w:pPr>
+        <w:pStyle w:val="ListParagraph"/>
+        <w:rPr>
+          <w:rFonts w:ascii="Arial" w:hAnsi="Arial" w:cs="Arial"/>
+          <w:sz w:val="32"/>
+          <w:szCs w:val="32"/>
+        </w:rPr>
+      </w:pPr>
+      <w:r>
+        <w:rPr>
+          <w:rFonts w:ascii="Arial" w:hAnsi="Arial" w:cs="Arial"/>
+          <w:sz w:val="32"/>
+          <w:szCs w:val="32"/>
+        </w:rPr>
+        <w:t>I asked:</w:t>
+      </w:r>
+    </w:p>
+    <w:p>
+      <w:pPr>
+        <w:pStyle w:val="ListParagraph"/>
+        <w:rPr>
+          <w:rFonts w:ascii="Arial" w:hAnsi="Arial" w:cs="Arial"/>
+          <w:sz w:val="32"/>
+          <w:szCs w:val="32"/>
+        </w:rPr>
+      </w:pPr>
+      <w:r>
+        <w:rPr>
+          <w:rFonts w:ascii="Arial" w:hAnsi="Arial" w:cs="Arial"/>
+          <w:sz w:val="32"/>
+          <w:szCs w:val="32"/>
+        </w:rPr>
+        <w:t xml:space="preserve">A 200 × 200 image has </w:t>
+      </w:r>
+      <w:r>
+        <w:rPr>
+          <w:rFonts w:ascii="Arial" w:hAnsi="Arial" w:cs="Arial"/>
+          <w:b/>
+          <w:bCs/>
+          <w:sz w:val="32"/>
+          <w:szCs w:val="32"/>
+        </w:rPr>
+        <w:t>40,000 pixels</w:t>
+      </w:r>
+      <w:r>
+        <w:rPr>
+          <w:rFonts w:ascii="Arial" w:hAnsi="Arial" w:cs="Arial"/>
+          <w:sz w:val="32"/>
+          <w:szCs w:val="32"/>
+        </w:rPr>
+        <w:t>.</w:t>
+      </w:r>
+    </w:p>
+    <w:p>
+      <w:pPr>
+        <w:pStyle w:val="ListParagraph"/>
+        <w:rPr>
+          <w:rFonts w:ascii="Arial" w:hAnsi="Arial" w:cs="Arial"/>
+          <w:sz w:val="32"/>
+          <w:szCs w:val="32"/>
+        </w:rPr>
+      </w:pPr>
+      <w:r>
+        <w:rPr>
+          <w:rFonts w:ascii="Arial" w:hAnsi="Arial" w:cs="Arial"/>
+          <w:sz w:val="32"/>
+          <w:szCs w:val="32"/>
+        </w:rPr>
+        <w:t xml:space="preserve">After resizing to 800 × 800, it has </w:t>
+      </w:r>
+      <w:r>
+        <w:rPr>
+          <w:rFonts w:ascii="Arial" w:hAnsi="Arial" w:cs="Arial"/>
+          <w:b/>
+          <w:bCs/>
+          <w:sz w:val="32"/>
+          <w:szCs w:val="32"/>
+        </w:rPr>
+        <w:t>640,000 pixels</w:t>
+      </w:r>
+      <w:r>
+        <w:rPr>
+          <w:rFonts w:ascii="Arial" w:hAnsi="Arial" w:cs="Arial"/>
+          <w:sz w:val="32"/>
+          <w:szCs w:val="32"/>
+        </w:rPr>
+        <w:t>.</w:t>
+      </w:r>
+    </w:p>
+    <w:p>
+      <w:pPr>
+        <w:pStyle w:val="ListParagraph"/>
+        <w:rPr>
+          <w:rFonts w:ascii="Arial" w:hAnsi="Arial" w:cs="Arial"/>
+          <w:sz w:val="32"/>
+          <w:szCs w:val="32"/>
+        </w:rPr>
+      </w:pPr>
+      <w:r>
+        <w:rPr>
+          <w:rFonts w:ascii="Arial" w:hAnsi="Arial" w:cs="Arial"/>
+          <w:b/>
+          <w:bCs/>
+          <w:sz w:val="32"/>
+          <w:szCs w:val="32"/>
+        </w:rPr>
+        <w:t>Where did the extra pixels come from?</w:t>
+      </w:r>
+    </w:p>
+    <w:p>
+      <w:pPr>
+        <w:pStyle w:val="ListParagraph"/>
+        <w:rPr>
+          <w:rFonts w:ascii="Arial" w:hAnsi="Arial" w:cs="Arial"/>
+          <w:sz w:val="32"/>
+          <w:szCs w:val="32"/>
+        </w:rPr>
+      </w:pPr>
+      <w:r>
+        <w:rPr>
+          <w:rFonts w:ascii="Arial" w:hAnsi="Arial" w:cs="Arial"/>
+          <w:sz w:val="32"/>
+          <w:szCs w:val="32"/>
+        </w:rPr>
+        <w:t xml:space="preserve">Very good attempt. </w:t>
+      </w:r>
+      <w:r>
+        <w:rPr>
+          <w:rFonts w:ascii="Segoe UI Emoji" w:hAnsi="Segoe UI Emoji" w:cs="Segoe UI Emoji"/>
+          <w:sz w:val="32"/>
+          <w:szCs w:val="32"/>
+        </w:rPr>
+        <w:t>👍</w:t>
+      </w:r>
+      <w:r>
+        <w:rPr>
+          <w:rFonts w:ascii="Arial" w:hAnsi="Arial" w:cs="Arial"/>
+          <w:sz w:val="32"/>
+          <w:szCs w:val="32"/>
+        </w:rPr>
+        <w:t xml:space="preserve"> You're thinking about what </w:t>
+      </w:r>
+      <w:r>
+        <w:rPr>
+          <w:rFonts w:ascii="Arial" w:hAnsi="Arial" w:cs="Arial"/>
+          <w:b/>
+          <w:bCs/>
+          <w:sz w:val="32"/>
+          <w:szCs w:val="32"/>
+        </w:rPr>
+        <w:t>happens to the image</w:t>
+      </w:r>
+      <w:r>
+        <w:rPr>
+          <w:rFonts w:ascii="Arial" w:hAnsi="Arial" w:cs="Arial"/>
+          <w:sz w:val="32"/>
+          <w:szCs w:val="32"/>
+        </w:rPr>
+        <w:t>, but my question was slightly different.</w:t>
+      </w:r>
+    </w:p>
+    <w:p>
+      <w:pPr>
+        <w:pStyle w:val="ListParagraph"/>
+        <w:rPr>
+          <w:rFonts w:ascii="Arial" w:hAnsi="Arial" w:cs="Arial"/>
+          <w:sz w:val="32"/>
+          <w:szCs w:val="32"/>
+        </w:rPr>
+      </w:pPr>
+      <w:r>
+        <w:rPr>
+          <w:rFonts w:ascii="Arial" w:hAnsi="Arial" w:cs="Arial"/>
+          <w:sz w:val="32"/>
+          <w:szCs w:val="32"/>
+        </w:rPr>
+        <w:t>I asked:</w:t>
+      </w:r>
+    </w:p>
+    <w:p>
+      <w:pPr>
+        <w:pStyle w:val="ListParagraph"/>
+        <w:rPr>
+          <w:rFonts w:ascii="Arial" w:hAnsi="Arial" w:cs="Arial"/>
+          <w:sz w:val="32"/>
+          <w:szCs w:val="32"/>
+        </w:rPr>
+      </w:pPr>
+      <w:r>
+        <w:rPr>
+          <w:rFonts w:ascii="Arial" w:hAnsi="Arial" w:cs="Arial"/>
+          <w:b/>
+          <w:bCs/>
+          <w:sz w:val="32"/>
+          <w:szCs w:val="32"/>
+        </w:rPr>
+        <w:t>Where do the NEW pixels come from?</w:t>
+      </w:r>
+    </w:p>
+    <w:p>
+      <w:pPr>
+        <w:pStyle w:val="ListParagraph"/>
+        <w:rPr>
+          <w:rFonts w:ascii="Arial" w:hAnsi="Arial" w:cs="Arial"/>
+          <w:sz w:val="32"/>
+          <w:szCs w:val="32"/>
+        </w:rPr>
+      </w:pPr>
+      <w:r>
+        <w:rPr>
+          <w:rFonts w:ascii="Arial" w:hAnsi="Arial" w:cs="Arial"/>
+          <w:sz w:val="32"/>
+          <w:szCs w:val="32"/>
+        </w:rPr>
+        <w:t>Your answer:</w:t>
+      </w:r>
+    </w:p>
+    <w:p>
+      <w:pPr>
+        <w:pStyle w:val="ListParagraph"/>
+        <w:rPr>
+          <w:rFonts w:ascii="Arial" w:hAnsi="Arial" w:cs="Arial"/>
+          <w:sz w:val="32"/>
+          <w:szCs w:val="32"/>
+        </w:rPr>
+      </w:pPr>
+      <w:r>
+        <w:rPr>
+          <w:rFonts w:ascii="Arial" w:hAnsi="Arial" w:cs="Arial"/>
+          <w:sz w:val="32"/>
+          <w:szCs w:val="32"/>
+        </w:rPr>
+        <w:t>"It will get stretched like it will become wider and height will also increase."</w:t>
+      </w:r>
+    </w:p>
+    <w:p>
+      <w:pPr>
+        <w:pStyle w:val="ListParagraph"/>
+        <w:rPr>
+          <w:rFonts w:ascii="Arial" w:hAnsi="Arial" w:cs="Arial"/>
+          <w:b/>
+          <w:bCs/>
+          <w:sz w:val="32"/>
+          <w:szCs w:val="32"/>
+        </w:rPr>
+      </w:pPr>
+      <w:r>
+        <w:rPr>
+          <w:rFonts w:ascii="Segoe UI Emoji" w:hAnsi="Segoe UI Emoji" w:cs="Segoe UI Emoji"/>
+          <w:b/>
+          <w:bCs/>
+          <w:sz w:val="32"/>
+          <w:szCs w:val="32"/>
+        </w:rPr>
+        <w:t>⭐</w:t>
+      </w:r>
+      <w:r>
+        <w:rPr>
+          <w:rFonts w:ascii="Arial" w:hAnsi="Arial" w:cs="Arial"/>
+          <w:b/>
+          <w:bCs/>
+          <w:sz w:val="32"/>
+          <w:szCs w:val="32"/>
+        </w:rPr>
+        <w:t xml:space="preserve"> I'd give this 7/10.</w:t>
+      </w:r>
+    </w:p>
+    <w:p>
+      <w:pPr>
+        <w:pStyle w:val="ListParagraph"/>
+        <w:rPr>
+          <w:rFonts w:ascii="Arial" w:hAnsi="Arial" w:cs="Arial"/>
+          <w:sz w:val="32"/>
+          <w:szCs w:val="32"/>
+        </w:rPr>
+      </w:pPr>
+      <w:r>
+        <w:rPr>
+          <w:rFonts w:ascii="Arial" w:hAnsi="Arial" w:cs="Arial"/>
+          <w:sz w:val="32"/>
+          <w:szCs w:val="32"/>
+        </w:rPr>
+        <w:t xml:space="preserve">You correctly explained the </w:t>
+      </w:r>
+      <w:r>
+        <w:rPr>
+          <w:rFonts w:ascii="Arial" w:hAnsi="Arial" w:cs="Arial"/>
+          <w:b/>
+          <w:bCs/>
+          <w:sz w:val="32"/>
+          <w:szCs w:val="32"/>
+        </w:rPr>
+        <w:t>effect</w:t>
+      </w:r>
+      <w:r>
+        <w:rPr>
+          <w:rFonts w:ascii="Arial" w:hAnsi="Arial" w:cs="Arial"/>
+          <w:sz w:val="32"/>
+          <w:szCs w:val="32"/>
+        </w:rPr>
+        <w:t xml:space="preserve"> of resizing, but not </w:t>
+      </w:r>
+      <w:r>
+        <w:rPr>
+          <w:rFonts w:ascii="Arial" w:hAnsi="Arial" w:cs="Arial"/>
+          <w:b/>
+          <w:bCs/>
+          <w:sz w:val="32"/>
+          <w:szCs w:val="32"/>
+        </w:rPr>
+        <w:t>how the computer creates the extra pixels</w:t>
+      </w:r>
+      <w:r>
+        <w:rPr>
+          <w:rFonts w:ascii="Arial" w:hAnsi="Arial" w:cs="Arial"/>
+          <w:sz w:val="32"/>
+          <w:szCs w:val="32"/>
+        </w:rPr>
+        <w:t>.</w:t>
+      </w:r>
+    </w:p>
+    <w:p>
+      <w:pPr>
+        <w:pStyle w:val="ListParagraph"/>
+        <w:rPr>
+          <w:rFonts w:ascii="Arial" w:hAnsi="Arial" w:cs="Arial"/>
+          <w:sz w:val="32"/>
+          <w:szCs w:val="32"/>
+        </w:rPr>
+      </w:pPr>
+      <w:r>
+        <w:rPr>
+          <w:rFonts w:ascii="Arial" w:hAnsi="Arial" w:cs="Arial"/>
+          <w:sz w:val="32"/>
+          <w:szCs w:val="32"/>
+        </w:rPr>
+        <w:pict w14:anchorId="68E9C0E4">
+          <v:rect id="_x0000_i1055" style="width:0;height:1.5pt" o:hralign="center" o:hrstd="t" o:hr="t" fillcolor="#a0a0a0" stroked="f"/>
+        </w:pict>
+      </w:r>
+    </w:p>
+    <w:p>
+      <w:pPr>
+        <w:pStyle w:val="ListParagraph"/>
+        <w:rPr>
+          <w:rFonts w:ascii="Arial" w:hAnsi="Arial" w:cs="Arial"/>
+          <w:b/>
+          <w:bCs/>
+          <w:sz w:val="32"/>
+          <w:szCs w:val="32"/>
+        </w:rPr>
+      </w:pPr>
+      <w:r>
+        <w:rPr>
+          <w:rFonts w:ascii="Arial" w:hAnsi="Arial" w:cs="Arial"/>
+          <w:b/>
+          <w:bCs/>
+          <w:sz w:val="32"/>
+          <w:szCs w:val="32"/>
+        </w:rPr>
+        <w:t>Let's understand with a simple example.</w:t>
+      </w:r>
+    </w:p>
+    <w:p>
+      <w:pPr>
+        <w:pStyle w:val="ListParagraph"/>
+        <w:rPr>
+          <w:rFonts w:ascii="Arial" w:hAnsi="Arial" w:cs="Arial"/>
+          <w:sz w:val="32"/>
+          <w:szCs w:val="32"/>
+        </w:rPr>
+      </w:pPr>
+      <w:r>
+        <w:rPr>
+          <w:rFonts w:ascii="Arial" w:hAnsi="Arial" w:cs="Arial"/>
+          <w:sz w:val="32"/>
+          <w:szCs w:val="32"/>
+        </w:rPr>
+        <w:t>Imagine we have a very tiny image.</w:t>
+      </w:r>
+    </w:p>
+    <w:p>
+      <w:pPr>
+        <w:pStyle w:val="ListParagraph"/>
+        <w:rPr>
+          <w:rFonts w:ascii="Arial" w:hAnsi="Arial" w:cs="Arial"/>
+          <w:sz w:val="32"/>
+          <w:szCs w:val="32"/>
+        </w:rPr>
+      </w:pPr>
+      <w:r>
+        <w:rPr>
+          <w:rFonts w:ascii="Arial" w:hAnsi="Arial" w:cs="Arial"/>
+          <w:sz w:val="32"/>
+          <w:szCs w:val="32"/>
+        </w:rPr>
+        <w:t xml:space="preserve">It has only </w:t>
+      </w:r>
+      <w:r>
+        <w:rPr>
+          <w:rFonts w:ascii="Arial" w:hAnsi="Arial" w:cs="Arial"/>
+          <w:b/>
+          <w:bCs/>
+          <w:sz w:val="32"/>
+          <w:szCs w:val="32"/>
+        </w:rPr>
+        <w:t>2 × 2 pixels</w:t>
+      </w:r>
+      <w:r>
+        <w:rPr>
+          <w:rFonts w:ascii="Arial" w:hAnsi="Arial" w:cs="Arial"/>
+          <w:sz w:val="32"/>
+          <w:szCs w:val="32"/>
+        </w:rPr>
+        <w:t>.</w:t>
+      </w:r>
+    </w:p>
+    <w:p>
+      <w:pPr>
+        <w:pStyle w:val="ListParagraph"/>
+        <w:rPr>
+          <w:rFonts w:ascii="Arial" w:hAnsi="Arial" w:cs="Arial"/>
+          <w:sz w:val="32"/>
+          <w:szCs w:val="32"/>
+        </w:rPr>
+      </w:pPr>
+      <w:r>
+        <w:rPr>
+          <w:rFonts w:ascii="Arial" w:hAnsi="Arial" w:cs="Arial"/>
+          <w:sz w:val="32"/>
+          <w:szCs w:val="32"/>
+        </w:rPr>
+        <w:t>A   B</w:t>
+      </w:r>
+    </w:p>
+    <w:p>
+      <w:pPr>
+        <w:pStyle w:val="ListParagraph"/>
+        <w:rPr>
+          <w:rFonts w:ascii="Arial" w:hAnsi="Arial" w:cs="Arial"/>
+          <w:sz w:val="32"/>
+          <w:szCs w:val="32"/>
+        </w:rPr>
+      </w:pPr>
+    </w:p>
+    <w:p>
+      <w:pPr>
+        <w:pStyle w:val="ListParagraph"/>
+        <w:rPr>
+          <w:rFonts w:ascii="Arial" w:hAnsi="Arial" w:cs="Arial"/>
+          <w:sz w:val="32"/>
+          <w:szCs w:val="32"/>
+        </w:rPr>
+      </w:pPr>
+      <w:r>
+        <w:rPr>
+          <w:rFonts w:ascii="Arial" w:hAnsi="Arial" w:cs="Arial"/>
+          <w:sz w:val="32"/>
+          <w:szCs w:val="32"/>
+        </w:rPr>
+        <w:t>C   D</w:t>
+      </w:r>
+    </w:p>
+    <w:p>
+      <w:pPr>
+        <w:pStyle w:val="ListParagraph"/>
+        <w:rPr>
+          <w:rFonts w:ascii="Arial" w:hAnsi="Arial" w:cs="Arial"/>
+          <w:sz w:val="32"/>
+          <w:szCs w:val="32"/>
+        </w:rPr>
+      </w:pPr>
+      <w:r>
+        <w:rPr>
+          <w:rFonts w:ascii="Arial" w:hAnsi="Arial" w:cs="Arial"/>
+          <w:sz w:val="32"/>
+          <w:szCs w:val="32"/>
+        </w:rPr>
+        <w:t xml:space="preserve">Now we resize it to </w:t>
+      </w:r>
+      <w:r>
+        <w:rPr>
+          <w:rFonts w:ascii="Arial" w:hAnsi="Arial" w:cs="Arial"/>
+          <w:b/>
+          <w:bCs/>
+          <w:sz w:val="32"/>
+          <w:szCs w:val="32"/>
+        </w:rPr>
+        <w:t>4 × 4</w:t>
+      </w:r>
+      <w:r>
+        <w:rPr>
+          <w:rFonts w:ascii="Arial" w:hAnsi="Arial" w:cs="Arial"/>
+          <w:sz w:val="32"/>
+          <w:szCs w:val="32"/>
+        </w:rPr>
+        <w:t>.</w:t>
+      </w:r>
+    </w:p>
+    <w:p>
+      <w:pPr>
+        <w:pStyle w:val="ListParagraph"/>
+        <w:rPr>
+          <w:rFonts w:ascii="Arial" w:hAnsi="Arial" w:cs="Arial"/>
+          <w:sz w:val="32"/>
+          <w:szCs w:val="32"/>
+        </w:rPr>
+      </w:pPr>
+      <w:r>
+        <w:rPr>
+          <w:rFonts w:ascii="Arial" w:hAnsi="Arial" w:cs="Arial"/>
+          <w:sz w:val="32"/>
+          <w:szCs w:val="32"/>
+        </w:rPr>
+        <w:t xml:space="preserve">Suddenly, we need </w:t>
+      </w:r>
+      <w:r>
+        <w:rPr>
+          <w:rFonts w:ascii="Arial" w:hAnsi="Arial" w:cs="Arial"/>
+          <w:b/>
+          <w:bCs/>
+          <w:sz w:val="32"/>
+          <w:szCs w:val="32"/>
+        </w:rPr>
+        <w:t>16 pixels</w:t>
+      </w:r>
+      <w:r>
+        <w:rPr>
+          <w:rFonts w:ascii="Arial" w:hAnsi="Arial" w:cs="Arial"/>
+          <w:sz w:val="32"/>
+          <w:szCs w:val="32"/>
+        </w:rPr>
+        <w:t xml:space="preserve"> instead of </w:t>
+      </w:r>
+      <w:r>
+        <w:rPr>
+          <w:rFonts w:ascii="Arial" w:hAnsi="Arial" w:cs="Arial"/>
+          <w:b/>
+          <w:bCs/>
+          <w:sz w:val="32"/>
+          <w:szCs w:val="32"/>
+        </w:rPr>
+        <w:t>4</w:t>
+      </w:r>
+      <w:r>
+        <w:rPr>
+          <w:rFonts w:ascii="Arial" w:hAnsi="Arial" w:cs="Arial"/>
+          <w:sz w:val="32"/>
+          <w:szCs w:val="32"/>
+        </w:rPr>
+        <w:t>.</w:t>
+      </w:r>
+    </w:p>
+    <w:p>
+      <w:pPr>
+        <w:pStyle w:val="ListParagraph"/>
+        <w:rPr>
+          <w:rFonts w:ascii="Arial" w:hAnsi="Arial" w:cs="Arial"/>
+          <w:sz w:val="32"/>
+          <w:szCs w:val="32"/>
+        </w:rPr>
+      </w:pPr>
+      <w:r>
+        <w:rPr>
+          <w:rFonts w:ascii="Arial" w:hAnsi="Arial" w:cs="Arial"/>
+          <w:sz w:val="32"/>
+          <w:szCs w:val="32"/>
+        </w:rPr>
+        <w:t>Where did the extra 12 pixels come from?</w:t>
+      </w:r>
+    </w:p>
+    <w:p>
+      <w:pPr>
+        <w:pStyle w:val="ListParagraph"/>
+        <w:rPr>
+          <w:rFonts w:ascii="Arial" w:hAnsi="Arial" w:cs="Arial"/>
+          <w:sz w:val="32"/>
+          <w:szCs w:val="32"/>
+        </w:rPr>
+      </w:pPr>
+      <w:r>
+        <w:rPr>
+          <w:rFonts w:ascii="Arial" w:hAnsi="Arial" w:cs="Arial"/>
+          <w:sz w:val="32"/>
+          <w:szCs w:val="32"/>
+        </w:rPr>
+        <w:t xml:space="preserve">Can the computer magically know the real </w:t>
+      </w:r>
+      <w:proofErr w:type="spellStart"/>
+      <w:r>
+        <w:rPr>
+          <w:rFonts w:ascii="Arial" w:hAnsi="Arial" w:cs="Arial"/>
+          <w:sz w:val="32"/>
+          <w:szCs w:val="32"/>
+        </w:rPr>
+        <w:t>colors</w:t>
+      </w:r>
+      <w:proofErr w:type="spellEnd"/>
+      <w:r>
+        <w:rPr>
+          <w:rFonts w:ascii="Arial" w:hAnsi="Arial" w:cs="Arial"/>
+          <w:sz w:val="32"/>
+          <w:szCs w:val="32"/>
+        </w:rPr>
+        <w:t>?</w:t>
+      </w:r>
+    </w:p>
+    <w:p>
+      <w:pPr>
+        <w:pStyle w:val="ListParagraph"/>
+        <w:rPr>
+          <w:rFonts w:ascii="Arial" w:hAnsi="Arial" w:cs="Arial"/>
+          <w:sz w:val="32"/>
+          <w:szCs w:val="32"/>
+        </w:rPr>
+      </w:pPr>
+      <w:r>
+        <w:rPr>
+          <w:rFonts w:ascii="Segoe UI Emoji" w:hAnsi="Segoe UI Emoji" w:cs="Segoe UI Emoji"/>
+          <w:sz w:val="32"/>
+          <w:szCs w:val="32"/>
+        </w:rPr>
+        <w:t>❌</w:t>
+      </w:r>
+      <w:r>
+        <w:rPr>
+          <w:rFonts w:ascii="Arial" w:hAnsi="Arial" w:cs="Arial"/>
+          <w:sz w:val="32"/>
+          <w:szCs w:val="32"/>
+        </w:rPr>
+        <w:t xml:space="preserve"> No.</w:t>
+      </w:r>
+    </w:p>
+    <w:p>
+      <w:pPr>
+        <w:pStyle w:val="ListParagraph"/>
+        <w:rPr>
+          <w:rFonts w:ascii="Arial" w:hAnsi="Arial" w:cs="Arial"/>
+          <w:sz w:val="32"/>
+          <w:szCs w:val="32"/>
+        </w:rPr>
+      </w:pPr>
+      <w:r>
+        <w:rPr>
+          <w:rFonts w:ascii="Arial" w:hAnsi="Arial" w:cs="Arial"/>
+          <w:sz w:val="32"/>
+          <w:szCs w:val="32"/>
+        </w:rPr>
+        <w:t xml:space="preserve">Instead, it </w:t>
+      </w:r>
+      <w:r>
+        <w:rPr>
+          <w:rFonts w:ascii="Arial" w:hAnsi="Arial" w:cs="Arial"/>
+          <w:b/>
+          <w:bCs/>
+          <w:sz w:val="32"/>
+          <w:szCs w:val="32"/>
+        </w:rPr>
+        <w:t xml:space="preserve">looks at the </w:t>
+      </w:r>
+      <w:proofErr w:type="spellStart"/>
+      <w:r>
+        <w:rPr>
+          <w:rFonts w:ascii="Arial" w:hAnsi="Arial" w:cs="Arial"/>
+          <w:b/>
+          <w:bCs/>
+          <w:sz w:val="32"/>
+          <w:szCs w:val="32"/>
+        </w:rPr>
+        <w:t>neighboring</w:t>
+      </w:r>
+      <w:proofErr w:type="spellEnd"/>
+      <w:r>
+        <w:rPr>
+          <w:rFonts w:ascii="Arial" w:hAnsi="Arial" w:cs="Arial"/>
+          <w:b/>
+          <w:bCs/>
+          <w:sz w:val="32"/>
+          <w:szCs w:val="32"/>
+        </w:rPr>
+        <w:t xml:space="preserve"> pixels and estimates</w:t>
+      </w:r>
+      <w:r>
+        <w:rPr>
+          <w:rFonts w:ascii="Arial" w:hAnsi="Arial" w:cs="Arial"/>
+          <w:sz w:val="32"/>
+          <w:szCs w:val="32"/>
+        </w:rPr>
+        <w:t xml:space="preserve"> what the new pixels should be.</w:t>
+      </w:r>
+    </w:p>
+    <w:p>
+      <w:pPr>
+        <w:pStyle w:val="ListParagraph"/>
+        <w:rPr>
+          <w:rFonts w:ascii="Arial" w:hAnsi="Arial" w:cs="Arial"/>
+          <w:sz w:val="32"/>
+          <w:szCs w:val="32"/>
+        </w:rPr>
+      </w:pPr>
+      <w:r>
+        <w:rPr>
+          <w:rFonts w:ascii="Arial" w:hAnsi="Arial" w:cs="Arial"/>
+          <w:sz w:val="32"/>
+          <w:szCs w:val="32"/>
+        </w:rPr>
+        <w:t>For example:</w:t>
+      </w:r>
+    </w:p>
+    <w:p>
+      <w:pPr>
+        <w:pStyle w:val="ListParagraph"/>
+        <w:rPr>
+          <w:rFonts w:ascii="Arial" w:hAnsi="Arial" w:cs="Arial"/>
+          <w:sz w:val="32"/>
+          <w:szCs w:val="32"/>
+        </w:rPr>
+      </w:pPr>
+      <w:r>
+        <w:rPr>
+          <w:rFonts w:ascii="Arial" w:hAnsi="Arial" w:cs="Arial"/>
+          <w:sz w:val="32"/>
+          <w:szCs w:val="32"/>
+        </w:rPr>
+        <w:lastRenderedPageBreak/>
+        <w:t>Original</w:t>
+      </w:r>
+    </w:p>
+    <w:p>
+      <w:pPr>
+        <w:pStyle w:val="ListParagraph"/>
+        <w:rPr>
+          <w:rFonts w:ascii="Arial" w:hAnsi="Arial" w:cs="Arial"/>
+          <w:sz w:val="32"/>
+          <w:szCs w:val="32"/>
+        </w:rPr>
+      </w:pPr>
+    </w:p>
+    <w:p>
+      <w:pPr>
+        <w:pStyle w:val="ListParagraph"/>
+        <w:rPr>
+          <w:rFonts w:ascii="Arial" w:hAnsi="Arial" w:cs="Arial"/>
+          <w:sz w:val="32"/>
+          <w:szCs w:val="32"/>
+        </w:rPr>
+      </w:pPr>
+      <w:r>
+        <w:rPr>
+          <w:rFonts w:ascii="Arial" w:hAnsi="Arial" w:cs="Arial"/>
+          <w:sz w:val="32"/>
+          <w:szCs w:val="32"/>
+        </w:rPr>
+        <w:t>A       B</w:t>
+      </w:r>
+    </w:p>
+    <w:p>
+      <w:pPr>
+        <w:pStyle w:val="ListParagraph"/>
+        <w:rPr>
+          <w:rFonts w:ascii="Arial" w:hAnsi="Arial" w:cs="Arial"/>
+          <w:sz w:val="32"/>
+          <w:szCs w:val="32"/>
+        </w:rPr>
+      </w:pPr>
+    </w:p>
+    <w:p>
+      <w:pPr>
+        <w:pStyle w:val="ListParagraph"/>
+        <w:rPr>
+          <w:rFonts w:ascii="Arial" w:hAnsi="Arial" w:cs="Arial"/>
+          <w:sz w:val="32"/>
+          <w:szCs w:val="32"/>
+        </w:rPr>
+      </w:pPr>
+    </w:p>
+    <w:p>
+      <w:pPr>
+        <w:pStyle w:val="ListParagraph"/>
+        <w:rPr>
+          <w:rFonts w:ascii="Arial" w:hAnsi="Arial" w:cs="Arial"/>
+          <w:sz w:val="32"/>
+          <w:szCs w:val="32"/>
+        </w:rPr>
+      </w:pPr>
+      <w:r>
+        <w:rPr>
+          <w:rFonts w:ascii="Arial" w:hAnsi="Arial" w:cs="Arial"/>
+          <w:sz w:val="32"/>
+          <w:szCs w:val="32"/>
+        </w:rPr>
+        <w:t>C       D</w:t>
+      </w:r>
+    </w:p>
+    <w:p>
+      <w:pPr>
+        <w:pStyle w:val="ListParagraph"/>
+        <w:rPr>
+          <w:rFonts w:ascii="Arial" w:hAnsi="Arial" w:cs="Arial"/>
+          <w:sz w:val="32"/>
+          <w:szCs w:val="32"/>
+        </w:rPr>
+      </w:pPr>
+      <w:r>
+        <w:rPr>
+          <w:rFonts w:ascii="Arial" w:hAnsi="Arial" w:cs="Arial"/>
+          <w:sz w:val="32"/>
+          <w:szCs w:val="32"/>
+        </w:rPr>
+        <w:t>After resizing, OpenCV may create something like:</w:t>
+      </w:r>
+    </w:p>
+    <w:p>
+      <w:pPr>
+        <w:pStyle w:val="ListParagraph"/>
+        <w:rPr>
+          <w:rFonts w:ascii="Arial" w:hAnsi="Arial" w:cs="Arial"/>
+          <w:sz w:val="32"/>
+          <w:szCs w:val="32"/>
+        </w:rPr>
+      </w:pPr>
+      <w:proofErr w:type="gramStart"/>
+      <w:r>
+        <w:rPr>
+          <w:rFonts w:ascii="Arial" w:hAnsi="Arial" w:cs="Arial"/>
+          <w:sz w:val="32"/>
+          <w:szCs w:val="32"/>
+        </w:rPr>
+        <w:t>A</w:t>
+      </w:r>
+      <w:proofErr w:type="gramEnd"/>
+      <w:r>
+        <w:rPr>
+          <w:rFonts w:ascii="Arial" w:hAnsi="Arial" w:cs="Arial"/>
+          <w:sz w:val="32"/>
+          <w:szCs w:val="32"/>
+        </w:rPr>
+        <w:t xml:space="preserve">   AB   </w:t>
+      </w:r>
+      <w:proofErr w:type="spellStart"/>
+      <w:r>
+        <w:rPr>
+          <w:rFonts w:ascii="Arial" w:hAnsi="Arial" w:cs="Arial"/>
+          <w:sz w:val="32"/>
+          <w:szCs w:val="32"/>
+        </w:rPr>
+        <w:t>AB</w:t>
+      </w:r>
+      <w:proofErr w:type="spellEnd"/>
+      <w:r>
+        <w:rPr>
+          <w:rFonts w:ascii="Arial" w:hAnsi="Arial" w:cs="Arial"/>
+          <w:sz w:val="32"/>
+          <w:szCs w:val="32"/>
+        </w:rPr>
+        <w:t xml:space="preserve">   B</w:t>
+      </w:r>
+    </w:p>
+    <w:p>
+      <w:pPr>
+        <w:pStyle w:val="ListParagraph"/>
+        <w:rPr>
+          <w:rFonts w:ascii="Arial" w:hAnsi="Arial" w:cs="Arial"/>
+          <w:sz w:val="32"/>
+          <w:szCs w:val="32"/>
+        </w:rPr>
+      </w:pPr>
+    </w:p>
+    <w:p>
+      <w:pPr>
+        <w:pStyle w:val="ListParagraph"/>
+        <w:rPr>
+          <w:rFonts w:ascii="Arial" w:hAnsi="Arial" w:cs="Arial"/>
+          <w:sz w:val="32"/>
+          <w:szCs w:val="32"/>
+        </w:rPr>
+      </w:pPr>
+      <w:proofErr w:type="gramStart"/>
+      <w:r>
+        <w:rPr>
+          <w:rFonts w:ascii="Arial" w:hAnsi="Arial" w:cs="Arial"/>
+          <w:sz w:val="32"/>
+          <w:szCs w:val="32"/>
+        </w:rPr>
+        <w:t>AC  X</w:t>
+      </w:r>
+      <w:proofErr w:type="gramEnd"/>
+      <w:r>
+        <w:rPr>
+          <w:rFonts w:ascii="Arial" w:hAnsi="Arial" w:cs="Arial"/>
+          <w:sz w:val="32"/>
+          <w:szCs w:val="32"/>
+        </w:rPr>
+        <w:t xml:space="preserve">    Y    BD</w:t>
+      </w:r>
+    </w:p>
+    <w:p>
+      <w:pPr>
+        <w:pStyle w:val="ListParagraph"/>
+        <w:rPr>
+          <w:rFonts w:ascii="Arial" w:hAnsi="Arial" w:cs="Arial"/>
+          <w:sz w:val="32"/>
+          <w:szCs w:val="32"/>
+        </w:rPr>
+      </w:pPr>
+    </w:p>
+    <w:p>
+      <w:pPr>
+        <w:pStyle w:val="ListParagraph"/>
+        <w:rPr>
+          <w:rFonts w:ascii="Arial" w:hAnsi="Arial" w:cs="Arial"/>
+          <w:sz w:val="32"/>
+          <w:szCs w:val="32"/>
+        </w:rPr>
+      </w:pPr>
+      <w:proofErr w:type="gramStart"/>
+      <w:r>
+        <w:rPr>
+          <w:rFonts w:ascii="Arial" w:hAnsi="Arial" w:cs="Arial"/>
+          <w:sz w:val="32"/>
+          <w:szCs w:val="32"/>
+        </w:rPr>
+        <w:t>AC  Z</w:t>
+      </w:r>
+      <w:proofErr w:type="gramEnd"/>
+      <w:r>
+        <w:rPr>
+          <w:rFonts w:ascii="Arial" w:hAnsi="Arial" w:cs="Arial"/>
+          <w:sz w:val="32"/>
+          <w:szCs w:val="32"/>
+        </w:rPr>
+        <w:t xml:space="preserve">    W    BD</w:t>
+      </w:r>
+    </w:p>
+    <w:p>
+      <w:pPr>
+        <w:pStyle w:val="ListParagraph"/>
+        <w:rPr>
+          <w:rFonts w:ascii="Arial" w:hAnsi="Arial" w:cs="Arial"/>
+          <w:sz w:val="32"/>
+          <w:szCs w:val="32"/>
+        </w:rPr>
+      </w:pPr>
+    </w:p>
+    <w:p>
+      <w:pPr>
+        <w:pStyle w:val="ListParagraph"/>
+        <w:rPr>
+          <w:rFonts w:ascii="Arial" w:hAnsi="Arial" w:cs="Arial"/>
+          <w:sz w:val="32"/>
+          <w:szCs w:val="32"/>
+        </w:rPr>
+      </w:pPr>
+      <w:r>
+        <w:rPr>
+          <w:rFonts w:ascii="Arial" w:hAnsi="Arial" w:cs="Arial"/>
+          <w:sz w:val="32"/>
+          <w:szCs w:val="32"/>
+        </w:rPr>
+        <w:t xml:space="preserve">C   CD   </w:t>
+      </w:r>
+      <w:proofErr w:type="spellStart"/>
+      <w:r>
+        <w:rPr>
+          <w:rFonts w:ascii="Arial" w:hAnsi="Arial" w:cs="Arial"/>
+          <w:sz w:val="32"/>
+          <w:szCs w:val="32"/>
+        </w:rPr>
+        <w:t>CD</w:t>
+      </w:r>
+      <w:proofErr w:type="spellEnd"/>
+      <w:r>
+        <w:rPr>
+          <w:rFonts w:ascii="Arial" w:hAnsi="Arial" w:cs="Arial"/>
+          <w:sz w:val="32"/>
+          <w:szCs w:val="32"/>
+        </w:rPr>
+        <w:t xml:space="preserve">   D</w:t>
+      </w:r>
+    </w:p>
+    <w:p>
+      <w:pPr>
+        <w:pStyle w:val="ListParagraph"/>
+        <w:rPr>
+          <w:rFonts w:ascii="Arial" w:hAnsi="Arial" w:cs="Arial"/>
+          <w:sz w:val="32"/>
+          <w:szCs w:val="32"/>
+        </w:rPr>
+      </w:pPr>
+      <w:r>
+        <w:rPr>
+          <w:rFonts w:ascii="Arial" w:hAnsi="Arial" w:cs="Arial"/>
+          <w:sz w:val="32"/>
+          <w:szCs w:val="32"/>
+        </w:rPr>
+        <w:t xml:space="preserve">The pixels </w:t>
+      </w:r>
+      <w:r>
+        <w:rPr>
+          <w:rFonts w:ascii="Arial" w:hAnsi="Arial" w:cs="Arial"/>
+          <w:b/>
+          <w:bCs/>
+          <w:sz w:val="32"/>
+          <w:szCs w:val="32"/>
+        </w:rPr>
+        <w:t>AB, AC, X, Y, Z, W, CD</w:t>
+      </w:r>
+      <w:r>
+        <w:rPr>
+          <w:rFonts w:ascii="Arial" w:hAnsi="Arial" w:cs="Arial"/>
+          <w:sz w:val="32"/>
+          <w:szCs w:val="32"/>
+        </w:rPr>
+        <w:t xml:space="preserve"> never existed in the original image.</w:t>
+      </w:r>
+    </w:p>
+    <w:p>
+      <w:pPr>
+        <w:pStyle w:val="ListParagraph"/>
+        <w:rPr>
+          <w:rFonts w:ascii="Arial" w:hAnsi="Arial" w:cs="Arial"/>
+          <w:sz w:val="32"/>
+          <w:szCs w:val="32"/>
+        </w:rPr>
+      </w:pPr>
+      <w:r>
+        <w:rPr>
+          <w:rFonts w:ascii="Arial" w:hAnsi="Arial" w:cs="Arial"/>
+          <w:sz w:val="32"/>
+          <w:szCs w:val="32"/>
+        </w:rPr>
+        <w:t xml:space="preserve">The computer </w:t>
+      </w:r>
+      <w:r>
+        <w:rPr>
+          <w:rFonts w:ascii="Arial" w:hAnsi="Arial" w:cs="Arial"/>
+          <w:b/>
+          <w:bCs/>
+          <w:sz w:val="32"/>
+          <w:szCs w:val="32"/>
+        </w:rPr>
+        <w:t>calculated</w:t>
+      </w:r>
+      <w:r>
+        <w:rPr>
+          <w:rFonts w:ascii="Arial" w:hAnsi="Arial" w:cs="Arial"/>
+          <w:sz w:val="32"/>
+          <w:szCs w:val="32"/>
+        </w:rPr>
+        <w:t xml:space="preserve"> them by looking at nearby pixels.</w:t>
+      </w:r>
+    </w:p>
+    <w:p>
+      <w:pPr>
+        <w:pStyle w:val="ListParagraph"/>
+        <w:rPr>
+          <w:rFonts w:ascii="Arial" w:hAnsi="Arial" w:cs="Arial"/>
+          <w:sz w:val="32"/>
+          <w:szCs w:val="32"/>
+        </w:rPr>
+      </w:pPr>
+      <w:r>
+        <w:rPr>
+          <w:rFonts w:ascii="Arial" w:hAnsi="Arial" w:cs="Arial"/>
+          <w:sz w:val="32"/>
+          <w:szCs w:val="32"/>
+        </w:rPr>
+        <w:t xml:space="preserve">This process is called </w:t>
+      </w:r>
+      <w:r>
+        <w:rPr>
+          <w:rFonts w:ascii="Arial" w:hAnsi="Arial" w:cs="Arial"/>
+          <w:b/>
+          <w:bCs/>
+          <w:sz w:val="32"/>
+          <w:szCs w:val="32"/>
+        </w:rPr>
+        <w:t>Interpolation</w:t>
+      </w:r>
+      <w:r>
+        <w:rPr>
+          <w:rFonts w:ascii="Arial" w:hAnsi="Arial" w:cs="Arial"/>
+          <w:sz w:val="32"/>
+          <w:szCs w:val="32"/>
+        </w:rPr>
+        <w:t>.</w:t>
+      </w:r>
+    </w:p>
+    <w:p>
+      <w:pPr>
+        <w:pStyle w:val="ListParagraph"/>
+        <w:rPr>
+          <w:rFonts w:ascii="Arial" w:hAnsi="Arial" w:cs="Arial"/>
+          <w:sz w:val="32"/>
+          <w:szCs w:val="32"/>
+        </w:rPr>
+      </w:pPr>
+    </w:p>
+    <w:p>
+      <w:pPr>
+        <w:pStyle w:val="ListParagraph"/>
+        <w:rPr>
+          <w:rFonts w:ascii="Arial" w:hAnsi="Arial" w:cs="Arial"/>
+          <w:sz w:val="32"/>
+          <w:szCs w:val="32"/>
+        </w:rPr>
+      </w:pPr>
+    </w:p>
+    <w:p>
+      <w:pPr>
+        <w:pStyle w:val="ListParagraph"/>
+        <w:numPr>
+          <w:ilvl w:val="0"/>
+          <w:numId w:val="12"/>
+        </w:numPr>
+        <w:rPr>
+          <w:rFonts w:ascii="Algerian" w:hAnsi="Algerian" w:cs="Arial"/>
+          <w:sz w:val="52"/>
+          <w:szCs w:val="52"/>
+        </w:rPr>
+      </w:pPr>
+      <w:r>
+        <w:rPr>
+          <w:rFonts w:ascii="Algerian" w:hAnsi="Algerian" w:cs="Arial"/>
+          <w:sz w:val="52"/>
+          <w:szCs w:val="52"/>
+        </w:rPr>
+        <w:t xml:space="preserve">Interpolation works in exactly the same way, except instead of estimating positions, it estimates </w:t>
+      </w:r>
+      <w:r>
+        <w:rPr>
+          <w:rFonts w:ascii="Algerian" w:hAnsi="Algerian" w:cs="Arial"/>
+          <w:b/>
+          <w:bCs/>
+          <w:sz w:val="52"/>
+          <w:szCs w:val="52"/>
+        </w:rPr>
+        <w:t xml:space="preserve">pixel </w:t>
+      </w:r>
+      <w:proofErr w:type="spellStart"/>
+      <w:r>
+        <w:rPr>
+          <w:rFonts w:ascii="Algerian" w:hAnsi="Algerian" w:cs="Arial"/>
+          <w:b/>
+          <w:bCs/>
+          <w:sz w:val="52"/>
+          <w:szCs w:val="52"/>
+        </w:rPr>
+        <w:t>colors</w:t>
+      </w:r>
+      <w:proofErr w:type="spellEnd"/>
+      <w:r>
+        <w:rPr>
+          <w:rFonts w:ascii="Algerian" w:hAnsi="Algerian" w:cs="Arial"/>
+          <w:sz w:val="52"/>
+          <w:szCs w:val="52"/>
+        </w:rPr>
+        <w:t>.</w:t>
+      </w:r>
+      <w:r>
+        <w:rPr>
+          <w:rFonts w:ascii="Algerian" w:hAnsi="Algerian" w:cs="Arial"/>
+          <w:sz w:val="52"/>
+          <w:szCs w:val="52"/>
+        </w:rPr>
+        <w:br/>
+      </w:r>
+    </w:p>
+    <w:p>
+      <w:pPr>
+        <w:rPr>
+          <w:rFonts w:ascii="Arial" w:hAnsi="Arial" w:cs="Arial"/>
+          <w:sz w:val="36"/>
+          <w:szCs w:val="36"/>
+        </w:rPr>
+      </w:pPr>
+      <w:r>
+        <w:rPr>
+          <w:rFonts w:ascii="Arial" w:hAnsi="Arial" w:cs="Arial"/>
+          <w:sz w:val="36"/>
+          <w:szCs w:val="36"/>
+        </w:rPr>
+        <w:lastRenderedPageBreak/>
+        <w:t xml:space="preserve">Depending on </w:t>
+      </w:r>
+      <w:r>
+        <w:rPr>
+          <w:rFonts w:ascii="Arial" w:hAnsi="Arial" w:cs="Arial"/>
+          <w:b/>
+          <w:bCs/>
+          <w:sz w:val="36"/>
+          <w:szCs w:val="36"/>
+        </w:rPr>
+        <w:t>which interpolation algorithm</w:t>
+      </w:r>
+      <w:r>
+        <w:rPr>
+          <w:rFonts w:ascii="Arial" w:hAnsi="Arial" w:cs="Arial"/>
+          <w:sz w:val="36"/>
+          <w:szCs w:val="36"/>
+        </w:rPr>
+        <w:t xml:space="preserve"> is used, the resized image can be:</w:t>
+      </w:r>
+    </w:p>
+    <w:p>
+      <w:pPr>
+        <w:numPr>
+          <w:ilvl w:val="0"/>
+          <w:numId w:val="13"/>
+        </w:numPr>
+        <w:rPr>
+          <w:rFonts w:ascii="Arial" w:hAnsi="Arial" w:cs="Arial"/>
+          <w:sz w:val="36"/>
+          <w:szCs w:val="36"/>
+        </w:rPr>
+      </w:pPr>
+      <w:r>
+        <w:rPr>
+          <w:rFonts w:ascii="Arial" w:hAnsi="Arial" w:cs="Arial"/>
+          <w:sz w:val="36"/>
+          <w:szCs w:val="36"/>
+        </w:rPr>
+        <w:t xml:space="preserve">Very sharp </w:t>
+      </w:r>
+      <w:r>
+        <w:rPr>
+          <w:rFonts w:ascii="Segoe UI Emoji" w:hAnsi="Segoe UI Emoji" w:cs="Segoe UI Emoji"/>
+          <w:sz w:val="36"/>
+          <w:szCs w:val="36"/>
+        </w:rPr>
+        <w:t>✅</w:t>
+      </w:r>
+      <w:r>
+        <w:rPr>
+          <w:rFonts w:ascii="Arial" w:hAnsi="Arial" w:cs="Arial"/>
+          <w:sz w:val="36"/>
+          <w:szCs w:val="36"/>
+        </w:rPr>
+        <w:t xml:space="preserve"> </w:t>
+      </w:r>
+    </w:p>
+    <w:p>
+      <w:pPr>
+        <w:numPr>
+          <w:ilvl w:val="0"/>
+          <w:numId w:val="13"/>
+        </w:numPr>
+        <w:rPr>
+          <w:rFonts w:ascii="Arial" w:hAnsi="Arial" w:cs="Arial"/>
+          <w:sz w:val="36"/>
+          <w:szCs w:val="36"/>
+        </w:rPr>
+      </w:pPr>
+      <w:r>
+        <w:rPr>
+          <w:rFonts w:ascii="Arial" w:hAnsi="Arial" w:cs="Arial"/>
+          <w:sz w:val="36"/>
+          <w:szCs w:val="36"/>
+        </w:rPr>
+        <w:t xml:space="preserve">Slightly blurry </w:t>
+      </w:r>
+      <w:r>
+        <w:rPr>
+          <w:rFonts w:ascii="Segoe UI Emoji" w:hAnsi="Segoe UI Emoji" w:cs="Segoe UI Emoji"/>
+          <w:sz w:val="36"/>
+          <w:szCs w:val="36"/>
+        </w:rPr>
+        <w:t>✅</w:t>
+      </w:r>
+      <w:r>
+        <w:rPr>
+          <w:rFonts w:ascii="Arial" w:hAnsi="Arial" w:cs="Arial"/>
+          <w:sz w:val="36"/>
+          <w:szCs w:val="36"/>
+        </w:rPr>
+        <w:t xml:space="preserve"> </w:t>
+      </w:r>
+    </w:p>
+    <w:p>
+      <w:pPr>
+        <w:numPr>
+          <w:ilvl w:val="0"/>
+          <w:numId w:val="13"/>
+        </w:numPr>
+        <w:rPr>
+          <w:rFonts w:ascii="Arial" w:hAnsi="Arial" w:cs="Arial"/>
+          <w:sz w:val="36"/>
+          <w:szCs w:val="36"/>
+        </w:rPr>
+      </w:pPr>
+      <w:r>
+        <w:rPr>
+          <w:rFonts w:ascii="Arial" w:hAnsi="Arial" w:cs="Arial"/>
+          <w:sz w:val="36"/>
+          <w:szCs w:val="36"/>
+        </w:rPr>
+        <w:t xml:space="preserve">Pixelated </w:t>
+      </w:r>
+      <w:r>
+        <w:rPr>
+          <w:rFonts w:ascii="Segoe UI Emoji" w:hAnsi="Segoe UI Emoji" w:cs="Segoe UI Emoji"/>
+          <w:sz w:val="36"/>
+          <w:szCs w:val="36"/>
+        </w:rPr>
+        <w:t>✅</w:t>
+      </w:r>
+      <w:r>
+        <w:rPr>
+          <w:rFonts w:ascii="Arial" w:hAnsi="Arial" w:cs="Arial"/>
+          <w:sz w:val="36"/>
+          <w:szCs w:val="36"/>
+        </w:rPr>
+        <w:t xml:space="preserve"> </w:t>
+      </w:r>
+    </w:p>
+    <w:p>
+      <w:pPr>
+        <w:rPr>
+          <w:rFonts w:ascii="Arial" w:hAnsi="Arial" w:cs="Arial"/>
+          <w:sz w:val="36"/>
+          <w:szCs w:val="36"/>
+        </w:rPr>
+      </w:pPr>
+      <w:r>
+        <w:rPr>
+          <w:rFonts w:ascii="Arial" w:hAnsi="Arial" w:cs="Arial"/>
+          <w:sz w:val="36"/>
+          <w:szCs w:val="36"/>
+        </w:rPr>
+        <w:t>That's why OpenCV provides different interpolation methods.</w:t>
+      </w:r>
+    </w:p>
+    <w:p>
+      <w:pPr>
+        <w:rPr>
+          <w:rFonts w:ascii="Arial" w:hAnsi="Arial" w:cs="Arial"/>
+          <w:sz w:val="36"/>
+          <w:szCs w:val="36"/>
+        </w:rPr>
+      </w:pPr>
+      <w:r>
+        <w:rPr>
+          <w:rFonts w:ascii="Arial" w:hAnsi="Arial" w:cs="Arial"/>
+          <w:sz w:val="36"/>
+          <w:szCs w:val="36"/>
+        </w:rPr>
+        <w:t>The most common ones are:</w:t>
+      </w:r>
+    </w:p>
+    <w:p>
+      <w:pPr>
+        <w:numPr>
+          <w:ilvl w:val="0"/>
+          <w:numId w:val="14"/>
+        </w:numPr>
+        <w:rPr>
+          <w:rFonts w:ascii="Arial" w:hAnsi="Arial" w:cs="Arial"/>
+          <w:sz w:val="36"/>
+          <w:szCs w:val="36"/>
+        </w:rPr>
+      </w:pPr>
+      <w:r>
+        <w:rPr>
+          <w:rFonts w:ascii="Arial" w:hAnsi="Arial" w:cs="Arial"/>
+          <w:sz w:val="36"/>
+          <w:szCs w:val="36"/>
+        </w:rPr>
+        <w:t xml:space="preserve">INTER_NEAREST → Fastest, but blocky. </w:t>
+      </w:r>
+    </w:p>
+    <w:p>
+      <w:pPr>
+        <w:numPr>
+          <w:ilvl w:val="0"/>
+          <w:numId w:val="14"/>
+        </w:numPr>
+        <w:rPr>
+          <w:rFonts w:ascii="Arial" w:hAnsi="Arial" w:cs="Arial"/>
+          <w:sz w:val="36"/>
+          <w:szCs w:val="36"/>
+        </w:rPr>
+      </w:pPr>
+      <w:r>
+        <w:rPr>
+          <w:rFonts w:ascii="Arial" w:hAnsi="Arial" w:cs="Arial"/>
+          <w:sz w:val="36"/>
+          <w:szCs w:val="36"/>
+        </w:rPr>
+        <w:t xml:space="preserve">INTER_LINEAR → Default, good balance. </w:t>
+      </w:r>
+    </w:p>
+    <w:p>
+      <w:pPr>
+        <w:numPr>
+          <w:ilvl w:val="0"/>
+          <w:numId w:val="14"/>
+        </w:numPr>
+        <w:rPr>
+          <w:rFonts w:ascii="Arial" w:hAnsi="Arial" w:cs="Arial"/>
+          <w:sz w:val="36"/>
+          <w:szCs w:val="36"/>
+        </w:rPr>
+      </w:pPr>
+      <w:r>
+        <w:rPr>
+          <w:rFonts w:ascii="Arial" w:hAnsi="Arial" w:cs="Arial"/>
+          <w:sz w:val="36"/>
+          <w:szCs w:val="36"/>
+        </w:rPr>
+        <w:t xml:space="preserve">INTER_CUBIC → Better quality, slower. </w:t>
+      </w:r>
+    </w:p>
+    <w:p>
+      <w:pPr>
+        <w:numPr>
+          <w:ilvl w:val="0"/>
+          <w:numId w:val="14"/>
+        </w:numPr>
+        <w:rPr>
+          <w:rFonts w:ascii="Arial" w:hAnsi="Arial" w:cs="Arial"/>
+          <w:sz w:val="36"/>
+          <w:szCs w:val="36"/>
+        </w:rPr>
+      </w:pPr>
+      <w:r>
+        <w:rPr>
+          <w:rFonts w:ascii="Arial" w:hAnsi="Arial" w:cs="Arial"/>
+          <w:sz w:val="36"/>
+          <w:szCs w:val="36"/>
+        </w:rPr>
+        <w:t>INTER_AREA → Best when reducing image size.</w:t>
+      </w:r>
+    </w:p>
+    <w:p>
+      <w:pPr>
+        <w:rPr>
+          <w:rFonts w:ascii="Arial" w:hAnsi="Arial" w:cs="Arial"/>
+          <w:sz w:val="36"/>
+          <w:szCs w:val="36"/>
         </w:rPr>
       </w:pPr>
     </w:p>
@@ -5479,6 +9170,119 @@
     </w:lvl>
   </w:abstractNum>
   <w:abstractNum w:abstractNumId="1" w15:restartNumberingAfterBreak="0">
+    <w:nsid w:val="0BC6622D"/>
+    <w:multiLevelType w:val="hybridMultilevel"/>
+    <w:tmpl w:val="F12CB3EC"/>
+    <w:lvl w:ilvl="0" w:tplc="40090009">
+      <w:start w:val="1"/>
+      <w:numFmt w:val="bullet"/>
+      <w:lvlText w:val=""/>
+      <w:lvlJc w:val="left"/>
+      <w:pPr>
+        <w:ind w:left="720" w:hanging="360"/>
+      </w:pPr>
+      <w:rPr>
+        <w:rFonts w:ascii="Wingdings" w:hAnsi="Wingdings" w:hint="default"/>
+      </w:rPr>
+    </w:lvl>
+    <w:lvl w:ilvl="1" w:tplc="40090003" w:tentative="1">
+      <w:start w:val="1"/>
+      <w:numFmt w:val="bullet"/>
+      <w:lvlText w:val="o"/>
+      <w:lvlJc w:val="left"/>
+      <w:pPr>
+        <w:ind w:left="1440" w:hanging="360"/>
+      </w:pPr>
+      <w:rPr>
+        <w:rFonts w:ascii="Courier New" w:hAnsi="Courier New" w:cs="Courier New" w:hint="default"/>
+      </w:rPr>
+    </w:lvl>
+    <w:lvl w:ilvl="2" w:tplc="40090005" w:tentative="1">
+      <w:start w:val="1"/>
+      <w:numFmt w:val="bullet"/>
+      <w:lvlText w:val=""/>
+      <w:lvlJc w:val="left"/>
+      <w:pPr>
+        <w:ind w:left="2160" w:hanging="360"/>
+      </w:pPr>
+      <w:rPr>
+        <w:rFonts w:ascii="Wingdings" w:hAnsi="Wingdings" w:hint="default"/>
+      </w:rPr>
+    </w:lvl>
+    <w:lvl w:ilvl="3" w:tplc="40090001" w:tentative="1">
+      <w:start w:val="1"/>
+      <w:numFmt w:val="bullet"/>
+      <w:lvlText w:val=""/>
+      <w:lvlJc w:val="left"/>
+      <w:pPr>
+        <w:ind w:left="2880" w:hanging="360"/>
+      </w:pPr>
+      <w:rPr>
+        <w:rFonts w:ascii="Symbol" w:hAnsi="Symbol" w:hint="default"/>
+      </w:rPr>
+    </w:lvl>
+    <w:lvl w:ilvl="4" w:tplc="40090003" w:tentative="1">
+      <w:start w:val="1"/>
+      <w:numFmt w:val="bullet"/>
+      <w:lvlText w:val="o"/>
+      <w:lvlJc w:val="left"/>
+      <w:pPr>
+        <w:ind w:left="3600" w:hanging="360"/>
+      </w:pPr>
+      <w:rPr>
+        <w:rFonts w:ascii="Courier New" w:hAnsi="Courier New" w:cs="Courier New" w:hint="default"/>
+      </w:rPr>
+    </w:lvl>
+    <w:lvl w:ilvl="5" w:tplc="40090005" w:tentative="1">
+      <w:start w:val="1"/>
+      <w:numFmt w:val="bullet"/>
+      <w:lvlText w:val=""/>
+      <w:lvlJc w:val="left"/>
+      <w:pPr>
+        <w:ind w:left="4320" w:hanging="360"/>
+      </w:pPr>
+      <w:rPr>
+        <w:rFonts w:ascii="Wingdings" w:hAnsi="Wingdings" w:hint="default"/>
+      </w:rPr>
+    </w:lvl>
+    <w:lvl w:ilvl="6" w:tplc="40090001" w:tentative="1">
+      <w:start w:val="1"/>
+      <w:numFmt w:val="bullet"/>
+      <w:lvlText w:val=""/>
+      <w:lvlJc w:val="left"/>
+      <w:pPr>
+        <w:ind w:left="5040" w:hanging="360"/>
+      </w:pPr>
+      <w:rPr>
+        <w:rFonts w:ascii="Symbol" w:hAnsi="Symbol" w:hint="default"/>
+      </w:rPr>
+    </w:lvl>
+    <w:lvl w:ilvl="7" w:tplc="40090003" w:tentative="1">
+      <w:start w:val="1"/>
+      <w:numFmt w:val="bullet"/>
+      <w:lvlText w:val="o"/>
+      <w:lvlJc w:val="left"/>
+      <w:pPr>
+        <w:ind w:left="5760" w:hanging="360"/>
+      </w:pPr>
+      <w:rPr>
+        <w:rFonts w:ascii="Courier New" w:hAnsi="Courier New" w:cs="Courier New" w:hint="default"/>
+      </w:rPr>
+    </w:lvl>
+    <w:lvl w:ilvl="8" w:tplc="40090005" w:tentative="1">
+      <w:start w:val="1"/>
+      <w:numFmt w:val="bullet"/>
+      <w:lvlText w:val=""/>
+      <w:lvlJc w:val="left"/>
+      <w:pPr>
+        <w:ind w:left="6480" w:hanging="360"/>
+      </w:pPr>
+      <w:rPr>
+        <w:rFonts w:ascii="Wingdings" w:hAnsi="Wingdings" w:hint="default"/>
+      </w:rPr>
+    </w:lvl>
+  </w:abstractNum>
+  <w:abstractNum w:abstractNumId="2" w15:restartNumberingAfterBreak="0">
     <w:nsid w:val="2B6175FA"/>
     <w:multiLevelType w:val="multilevel"/>
     <w:tmpl w:val="78D63E14"/>
@@ -5627,7 +9431,120 @@
       </w:rPr>
     </w:lvl>
   </w:abstractNum>
-  <w:abstractNum w:abstractNumId="2" w15:restartNumberingAfterBreak="0">
+  <w:abstractNum w:abstractNumId="3" w15:restartNumberingAfterBreak="0">
+    <w:nsid w:val="321D39C3"/>
+    <w:multiLevelType w:val="hybridMultilevel"/>
+    <w:tmpl w:val="7550EF32"/>
+    <w:lvl w:ilvl="0" w:tplc="4009000D">
+      <w:start w:val="1"/>
+      <w:numFmt w:val="bullet"/>
+      <w:lvlText w:val=""/>
+      <w:lvlJc w:val="left"/>
+      <w:pPr>
+        <w:ind w:left="1440" w:hanging="360"/>
+      </w:pPr>
+      <w:rPr>
+        <w:rFonts w:ascii="Wingdings" w:hAnsi="Wingdings" w:hint="default"/>
+      </w:rPr>
+    </w:lvl>
+    <w:lvl w:ilvl="1" w:tplc="40090003" w:tentative="1">
+      <w:start w:val="1"/>
+      <w:numFmt w:val="bullet"/>
+      <w:lvlText w:val="o"/>
+      <w:lvlJc w:val="left"/>
+      <w:pPr>
+        <w:ind w:left="2160" w:hanging="360"/>
+      </w:pPr>
+      <w:rPr>
+        <w:rFonts w:ascii="Courier New" w:hAnsi="Courier New" w:cs="Courier New" w:hint="default"/>
+      </w:rPr>
+    </w:lvl>
+    <w:lvl w:ilvl="2" w:tplc="40090005" w:tentative="1">
+      <w:start w:val="1"/>
+      <w:numFmt w:val="bullet"/>
+      <w:lvlText w:val=""/>
+      <w:lvlJc w:val="left"/>
+      <w:pPr>
+        <w:ind w:left="2880" w:hanging="360"/>
+      </w:pPr>
+      <w:rPr>
+        <w:rFonts w:ascii="Wingdings" w:hAnsi="Wingdings" w:hint="default"/>
+      </w:rPr>
+    </w:lvl>
+    <w:lvl w:ilvl="3" w:tplc="40090001" w:tentative="1">
+      <w:start w:val="1"/>
+      <w:numFmt w:val="bullet"/>
+      <w:lvlText w:val=""/>
+      <w:lvlJc w:val="left"/>
+      <w:pPr>
+        <w:ind w:left="3600" w:hanging="360"/>
+      </w:pPr>
+      <w:rPr>
+        <w:rFonts w:ascii="Symbol" w:hAnsi="Symbol" w:hint="default"/>
+      </w:rPr>
+    </w:lvl>
+    <w:lvl w:ilvl="4" w:tplc="40090003" w:tentative="1">
+      <w:start w:val="1"/>
+      <w:numFmt w:val="bullet"/>
+      <w:lvlText w:val="o"/>
+      <w:lvlJc w:val="left"/>
+      <w:pPr>
+        <w:ind w:left="4320" w:hanging="360"/>
+      </w:pPr>
+      <w:rPr>
+        <w:rFonts w:ascii="Courier New" w:hAnsi="Courier New" w:cs="Courier New" w:hint="default"/>
+      </w:rPr>
+    </w:lvl>
+    <w:lvl w:ilvl="5" w:tplc="40090005" w:tentative="1">
+      <w:start w:val="1"/>
+      <w:numFmt w:val="bullet"/>
+      <w:lvlText w:val=""/>
+      <w:lvlJc w:val="left"/>
+      <w:pPr>
+        <w:ind w:left="5040" w:hanging="360"/>
+      </w:pPr>
+      <w:rPr>
+        <w:rFonts w:ascii="Wingdings" w:hAnsi="Wingdings" w:hint="default"/>
+      </w:rPr>
+    </w:lvl>
+    <w:lvl w:ilvl="6" w:tplc="40090001" w:tentative="1">
+      <w:start w:val="1"/>
+      <w:numFmt w:val="bullet"/>
+      <w:lvlText w:val=""/>
+      <w:lvlJc w:val="left"/>
+      <w:pPr>
+        <w:ind w:left="5760" w:hanging="360"/>
+      </w:pPr>
+      <w:rPr>
+        <w:rFonts w:ascii="Symbol" w:hAnsi="Symbol" w:hint="default"/>
+      </w:rPr>
+    </w:lvl>
+    <w:lvl w:ilvl="7" w:tplc="40090003" w:tentative="1">
+      <w:start w:val="1"/>
+      <w:numFmt w:val="bullet"/>
+      <w:lvlText w:val="o"/>
+      <w:lvlJc w:val="left"/>
+      <w:pPr>
+        <w:ind w:left="6480" w:hanging="360"/>
+      </w:pPr>
+      <w:rPr>
+        <w:rFonts w:ascii="Courier New" w:hAnsi="Courier New" w:cs="Courier New" w:hint="default"/>
+      </w:rPr>
+    </w:lvl>
+    <w:lvl w:ilvl="8" w:tplc="40090005" w:tentative="1">
+      <w:start w:val="1"/>
+      <w:numFmt w:val="bullet"/>
+      <w:lvlText w:val=""/>
+      <w:lvlJc w:val="left"/>
+      <w:pPr>
+        <w:ind w:left="7200" w:hanging="360"/>
+      </w:pPr>
+      <w:rPr>
+        <w:rFonts w:ascii="Wingdings" w:hAnsi="Wingdings" w:hint="default"/>
+      </w:rPr>
+    </w:lvl>
+  </w:abstractNum>
+  <w:abstractNum w:abstractNumId="4" w15:restartNumberingAfterBreak="0">
     <w:nsid w:val="353D30CB"/>
     <w:multiLevelType w:val="multilevel"/>
     <w:tmpl w:val="3EC0C1C8"/>
@@ -5776,7 +9693,7 @@
       </w:rPr>
     </w:lvl>
   </w:abstractNum>
-  <w:abstractNum w:abstractNumId="3" w15:restartNumberingAfterBreak="0">
+  <w:abstractNum w:abstractNumId="5" w15:restartNumberingAfterBreak="0">
     <w:nsid w:val="3884659F"/>
     <w:multiLevelType w:val="multilevel"/>
     <w:tmpl w:val="8E2C9308"/>
@@ -5925,7 +9842,305 @@
       </w:rPr>
     </w:lvl>
   </w:abstractNum>
-  <w:abstractNum w:abstractNumId="4" w15:restartNumberingAfterBreak="0">
+  <w:abstractNum w:abstractNumId="6" w15:restartNumberingAfterBreak="0">
+    <w:nsid w:val="46740736"/>
+    <w:multiLevelType w:val="multilevel"/>
+    <w:tmpl w:val="971ECD40"/>
+    <w:lvl w:ilvl="0">
+      <w:start w:val="1"/>
+      <w:numFmt w:val="bullet"/>
+      <w:lvlText w:val=""/>
+      <w:lvlJc w:val="left"/>
+      <w:pPr>
+        <w:tabs>
+          <w:tab w:val="num" w:pos="720"/>
+        </w:tabs>
+        <w:ind w:left="720" w:hanging="360"/>
+      </w:pPr>
+      <w:rPr>
+        <w:rFonts w:ascii="Symbol" w:hAnsi="Symbol" w:hint="default"/>
+        <w:sz w:val="20"/>
+      </w:rPr>
+    </w:lvl>
+    <w:lvl w:ilvl="1" w:tentative="1">
+      <w:start w:val="1"/>
+      <w:numFmt w:val="bullet"/>
+      <w:lvlText w:val="o"/>
+      <w:lvlJc w:val="left"/>
+      <w:pPr>
+        <w:tabs>
+          <w:tab w:val="num" w:pos="1440"/>
+        </w:tabs>
+        <w:ind w:left="1440" w:hanging="360"/>
+      </w:pPr>
+      <w:rPr>
+        <w:rFonts w:ascii="Courier New" w:hAnsi="Courier New" w:hint="default"/>
+        <w:sz w:val="20"/>
+      </w:rPr>
+    </w:lvl>
+    <w:lvl w:ilvl="2" w:tentative="1">
+      <w:start w:val="1"/>
+      <w:numFmt w:val="bullet"/>
+      <w:lvlText w:val=""/>
+      <w:lvlJc w:val="left"/>
+      <w:pPr>
+        <w:tabs>
+          <w:tab w:val="num" w:pos="2160"/>
+        </w:tabs>
+        <w:ind w:left="2160" w:hanging="360"/>
+      </w:pPr>
+      <w:rPr>
+        <w:rFonts w:ascii="Wingdings" w:hAnsi="Wingdings" w:hint="default"/>
+        <w:sz w:val="20"/>
+      </w:rPr>
+    </w:lvl>
+    <w:lvl w:ilvl="3" w:tentative="1">
+      <w:start w:val="1"/>
+      <w:numFmt w:val="bullet"/>
+      <w:lvlText w:val=""/>
+      <w:lvlJc w:val="left"/>
+      <w:pPr>
+        <w:tabs>
+          <w:tab w:val="num" w:pos="2880"/>
+        </w:tabs>
+        <w:ind w:left="2880" w:hanging="360"/>
+      </w:pPr>
+      <w:rPr>
+        <w:rFonts w:ascii="Wingdings" w:hAnsi="Wingdings" w:hint="default"/>
+        <w:sz w:val="20"/>
+      </w:rPr>
+    </w:lvl>
+    <w:lvl w:ilvl="4" w:tentative="1">
+      <w:start w:val="1"/>
+      <w:numFmt w:val="bullet"/>
+      <w:lvlText w:val=""/>
+      <w:lvlJc w:val="left"/>
+      <w:pPr>
+        <w:tabs>
+          <w:tab w:val="num" w:pos="3600"/>
+        </w:tabs>
+        <w:ind w:left="3600" w:hanging="360"/>
+      </w:pPr>
+      <w:rPr>
+        <w:rFonts w:ascii="Wingdings" w:hAnsi="Wingdings" w:hint="default"/>
+        <w:sz w:val="20"/>
+      </w:rPr>
+    </w:lvl>
+    <w:lvl w:ilvl="5" w:tentative="1">
+      <w:start w:val="1"/>
+      <w:numFmt w:val="bullet"/>
+      <w:lvlText w:val=""/>
+      <w:lvlJc w:val="left"/>
+      <w:pPr>
+        <w:tabs>
+          <w:tab w:val="num" w:pos="4320"/>
+        </w:tabs>
+        <w:ind w:left="4320" w:hanging="360"/>
+      </w:pPr>
+      <w:rPr>
+        <w:rFonts w:ascii="Wingdings" w:hAnsi="Wingdings" w:hint="default"/>
+        <w:sz w:val="20"/>
+      </w:rPr>
+    </w:lvl>
+    <w:lvl w:ilvl="6" w:tentative="1">
+      <w:start w:val="1"/>
+      <w:numFmt w:val="bullet"/>
+      <w:lvlText w:val=""/>
+      <w:lvlJc w:val="left"/>
+      <w:pPr>
+        <w:tabs>
+          <w:tab w:val="num" w:pos="5040"/>
+        </w:tabs>
+        <w:ind w:left="5040" w:hanging="360"/>
+      </w:pPr>
+      <w:rPr>
+        <w:rFonts w:ascii="Wingdings" w:hAnsi="Wingdings" w:hint="default"/>
+        <w:sz w:val="20"/>
+      </w:rPr>
+    </w:lvl>
+    <w:lvl w:ilvl="7" w:tentative="1">
+      <w:start w:val="1"/>
+      <w:numFmt w:val="bullet"/>
+      <w:lvlText w:val=""/>
+      <w:lvlJc w:val="left"/>
+      <w:pPr>
+        <w:tabs>
+          <w:tab w:val="num" w:pos="5760"/>
+        </w:tabs>
+        <w:ind w:left="5760" w:hanging="360"/>
+      </w:pPr>
+      <w:rPr>
+        <w:rFonts w:ascii="Wingdings" w:hAnsi="Wingdings" w:hint="default"/>
+        <w:sz w:val="20"/>
+      </w:rPr>
+    </w:lvl>
+    <w:lvl w:ilvl="8" w:tentative="1">
+      <w:start w:val="1"/>
+      <w:numFmt w:val="bullet"/>
+      <w:lvlText w:val=""/>
+      <w:lvlJc w:val="left"/>
+      <w:pPr>
+        <w:tabs>
+          <w:tab w:val="num" w:pos="6480"/>
+        </w:tabs>
+        <w:ind w:left="6480" w:hanging="360"/>
+      </w:pPr>
+      <w:rPr>
+        <w:rFonts w:ascii="Wingdings" w:hAnsi="Wingdings" w:hint="default"/>
+        <w:sz w:val="20"/>
+      </w:rPr>
+    </w:lvl>
+  </w:abstractNum>
+  <w:abstractNum w:abstractNumId="7" w15:restartNumberingAfterBreak="0">
+    <w:nsid w:val="47484916"/>
+    <w:multiLevelType w:val="multilevel"/>
+    <w:tmpl w:val="351A721E"/>
+    <w:lvl w:ilvl="0">
+      <w:start w:val="1"/>
+      <w:numFmt w:val="bullet"/>
+      <w:lvlText w:val=""/>
+      <w:lvlJc w:val="left"/>
+      <w:pPr>
+        <w:tabs>
+          <w:tab w:val="num" w:pos="720"/>
+        </w:tabs>
+        <w:ind w:left="720" w:hanging="360"/>
+      </w:pPr>
+      <w:rPr>
+        <w:rFonts w:ascii="Symbol" w:hAnsi="Symbol" w:hint="default"/>
+        <w:sz w:val="20"/>
+      </w:rPr>
+    </w:lvl>
+    <w:lvl w:ilvl="1" w:tentative="1">
+      <w:start w:val="1"/>
+      <w:numFmt w:val="bullet"/>
+      <w:lvlText w:val="o"/>
+      <w:lvlJc w:val="left"/>
+      <w:pPr>
+        <w:tabs>
+          <w:tab w:val="num" w:pos="1440"/>
+        </w:tabs>
+        <w:ind w:left="1440" w:hanging="360"/>
+      </w:pPr>
+      <w:rPr>
+        <w:rFonts w:ascii="Courier New" w:hAnsi="Courier New" w:hint="default"/>
+        <w:sz w:val="20"/>
+      </w:rPr>
+    </w:lvl>
+    <w:lvl w:ilvl="2" w:tentative="1">
+      <w:start w:val="1"/>
+      <w:numFmt w:val="bullet"/>
+      <w:lvlText w:val=""/>
+      <w:lvlJc w:val="left"/>
+      <w:pPr>
+        <w:tabs>
+          <w:tab w:val="num" w:pos="2160"/>
+        </w:tabs>
+        <w:ind w:left="2160" w:hanging="360"/>
+      </w:pPr>
+      <w:rPr>
+        <w:rFonts w:ascii="Wingdings" w:hAnsi="Wingdings" w:hint="default"/>
+        <w:sz w:val="20"/>
+      </w:rPr>
+    </w:lvl>
+    <w:lvl w:ilvl="3" w:tentative="1">
+      <w:start w:val="1"/>
+      <w:numFmt w:val="bullet"/>
+      <w:lvlText w:val=""/>
+      <w:lvlJc w:val="left"/>
+      <w:pPr>
+        <w:tabs>
+          <w:tab w:val="num" w:pos="2880"/>
+        </w:tabs>
+        <w:ind w:left="2880" w:hanging="360"/>
+      </w:pPr>
+      <w:rPr>
+        <w:rFonts w:ascii="Wingdings" w:hAnsi="Wingdings" w:hint="default"/>
+        <w:sz w:val="20"/>
+      </w:rPr>
+    </w:lvl>
+    <w:lvl w:ilvl="4" w:tentative="1">
+      <w:start w:val="1"/>
+      <w:numFmt w:val="bullet"/>
+      <w:lvlText w:val=""/>
+      <w:lvlJc w:val="left"/>
+      <w:pPr>
+        <w:tabs>
+          <w:tab w:val="num" w:pos="3600"/>
+        </w:tabs>
+        <w:ind w:left="3600" w:hanging="360"/>
+      </w:pPr>
+      <w:rPr>
+        <w:rFonts w:ascii="Wingdings" w:hAnsi="Wingdings" w:hint="default"/>
+        <w:sz w:val="20"/>
+      </w:rPr>
+    </w:lvl>
+    <w:lvl w:ilvl="5" w:tentative="1">
+      <w:start w:val="1"/>
+      <w:numFmt w:val="bullet"/>
+      <w:lvlText w:val=""/>
+      <w:lvlJc w:val="left"/>
+      <w:pPr>
+        <w:tabs>
+          <w:tab w:val="num" w:pos="4320"/>
+        </w:tabs>
+        <w:ind w:left="4320" w:hanging="360"/>
+      </w:pPr>
+      <w:rPr>
+        <w:rFonts w:ascii="Wingdings" w:hAnsi="Wingdings" w:hint="default"/>
+        <w:sz w:val="20"/>
+      </w:rPr>
+    </w:lvl>
+    <w:lvl w:ilvl="6" w:tentative="1">
+      <w:start w:val="1"/>
+      <w:numFmt w:val="bullet"/>
+      <w:lvlText w:val=""/>
+      <w:lvlJc w:val="left"/>
+      <w:pPr>
+        <w:tabs>
+          <w:tab w:val="num" w:pos="5040"/>
+        </w:tabs>
+        <w:ind w:left="5040" w:hanging="360"/>
+      </w:pPr>
+      <w:rPr>
+        <w:rFonts w:ascii="Wingdings" w:hAnsi="Wingdings" w:hint="default"/>
+        <w:sz w:val="20"/>
+      </w:rPr>
+    </w:lvl>
+    <w:lvl w:ilvl="7" w:tentative="1">
+      <w:start w:val="1"/>
+      <w:numFmt w:val="bullet"/>
+      <w:lvlText w:val=""/>
+      <w:lvlJc w:val="left"/>
+      <w:pPr>
+        <w:tabs>
+          <w:tab w:val="num" w:pos="5760"/>
+        </w:tabs>
+        <w:ind w:left="5760" w:hanging="360"/>
+      </w:pPr>
+      <w:rPr>
+        <w:rFonts w:ascii="Wingdings" w:hAnsi="Wingdings" w:hint="default"/>
+        <w:sz w:val="20"/>
+      </w:rPr>
+    </w:lvl>
+    <w:lvl w:ilvl="8" w:tentative="1">
+      <w:start w:val="1"/>
+      <w:numFmt w:val="bullet"/>
+      <w:lvlText w:val=""/>
+      <w:lvlJc w:val="left"/>
+      <w:pPr>
+        <w:tabs>
+          <w:tab w:val="num" w:pos="6480"/>
+        </w:tabs>
+        <w:ind w:left="6480" w:hanging="360"/>
+      </w:pPr>
+      <w:rPr>
+        <w:rFonts w:ascii="Wingdings" w:hAnsi="Wingdings" w:hint="default"/>
+        <w:sz w:val="20"/>
+      </w:rPr>
+    </w:lvl>
+  </w:abstractNum>
+  <w:abstractNum w:abstractNumId="8" w15:restartNumberingAfterBreak="0">
     <w:nsid w:val="539A0854"/>
     <w:multiLevelType w:val="multilevel"/>
     <w:tmpl w:val="5588D980"/>
@@ -6074,7 +10289,7 @@
       </w:rPr>
     </w:lvl>
   </w:abstractNum>
-  <w:abstractNum w:abstractNumId="5" w15:restartNumberingAfterBreak="0">
+  <w:abstractNum w:abstractNumId="9" w15:restartNumberingAfterBreak="0">
     <w:nsid w:val="5ABF11C5"/>
     <w:multiLevelType w:val="multilevel"/>
     <w:tmpl w:val="BE98880C"/>
@@ -6223,7 +10438,233 @@
       </w:rPr>
     </w:lvl>
   </w:abstractNum>
-  <w:abstractNum w:abstractNumId="6" w15:restartNumberingAfterBreak="0">
+  <w:abstractNum w:abstractNumId="10" w15:restartNumberingAfterBreak="0">
+    <w:nsid w:val="6CA6746B"/>
+    <w:multiLevelType w:val="hybridMultilevel"/>
+    <w:tmpl w:val="1B7A8422"/>
+    <w:lvl w:ilvl="0" w:tplc="40090009">
+      <w:start w:val="1"/>
+      <w:numFmt w:val="bullet"/>
+      <w:lvlText w:val=""/>
+      <w:lvlJc w:val="left"/>
+      <w:pPr>
+        <w:ind w:left="1440" w:hanging="360"/>
+      </w:pPr>
+      <w:rPr>
+        <w:rFonts w:ascii="Wingdings" w:hAnsi="Wingdings" w:hint="default"/>
+      </w:rPr>
+    </w:lvl>
+    <w:lvl w:ilvl="1" w:tplc="40090003" w:tentative="1">
+      <w:start w:val="1"/>
+      <w:numFmt w:val="bullet"/>
+      <w:lvlText w:val="o"/>
+      <w:lvlJc w:val="left"/>
+      <w:pPr>
+        <w:ind w:left="2160" w:hanging="360"/>
+      </w:pPr>
+      <w:rPr>
+        <w:rFonts w:ascii="Courier New" w:hAnsi="Courier New" w:cs="Courier New" w:hint="default"/>
+      </w:rPr>
+    </w:lvl>
+    <w:lvl w:ilvl="2" w:tplc="40090005" w:tentative="1">
+      <w:start w:val="1"/>
+      <w:numFmt w:val="bullet"/>
+      <w:lvlText w:val=""/>
+      <w:lvlJc w:val="left"/>
+      <w:pPr>
+        <w:ind w:left="2880" w:hanging="360"/>
+      </w:pPr>
+      <w:rPr>
+        <w:rFonts w:ascii="Wingdings" w:hAnsi="Wingdings" w:hint="default"/>
+      </w:rPr>
+    </w:lvl>
+    <w:lvl w:ilvl="3" w:tplc="40090001" w:tentative="1">
+      <w:start w:val="1"/>
+      <w:numFmt w:val="bullet"/>
+      <w:lvlText w:val=""/>
+      <w:lvlJc w:val="left"/>
+      <w:pPr>
+        <w:ind w:left="3600" w:hanging="360"/>
+      </w:pPr>
+      <w:rPr>
+        <w:rFonts w:ascii="Symbol" w:hAnsi="Symbol" w:hint="default"/>
+      </w:rPr>
+    </w:lvl>
+    <w:lvl w:ilvl="4" w:tplc="40090003" w:tentative="1">
+      <w:start w:val="1"/>
+      <w:numFmt w:val="bullet"/>
+      <w:lvlText w:val="o"/>
+      <w:lvlJc w:val="left"/>
+      <w:pPr>
+        <w:ind w:left="4320" w:hanging="360"/>
+      </w:pPr>
+      <w:rPr>
+        <w:rFonts w:ascii="Courier New" w:hAnsi="Courier New" w:cs="Courier New" w:hint="default"/>
+      </w:rPr>
+    </w:lvl>
+    <w:lvl w:ilvl="5" w:tplc="40090005" w:tentative="1">
+      <w:start w:val="1"/>
+      <w:numFmt w:val="bullet"/>
+      <w:lvlText w:val=""/>
+      <w:lvlJc w:val="left"/>
+      <w:pPr>
+        <w:ind w:left="5040" w:hanging="360"/>
+      </w:pPr>
+      <w:rPr>
+        <w:rFonts w:ascii="Wingdings" w:hAnsi="Wingdings" w:hint="default"/>
+      </w:rPr>
+    </w:lvl>
+    <w:lvl w:ilvl="6" w:tplc="40090001" w:tentative="1">
+      <w:start w:val="1"/>
+      <w:numFmt w:val="bullet"/>
+      <w:lvlText w:val=""/>
+      <w:lvlJc w:val="left"/>
+      <w:pPr>
+        <w:ind w:left="5760" w:hanging="360"/>
+      </w:pPr>
+      <w:rPr>
+        <w:rFonts w:ascii="Symbol" w:hAnsi="Symbol" w:hint="default"/>
+      </w:rPr>
+    </w:lvl>
+    <w:lvl w:ilvl="7" w:tplc="40090003" w:tentative="1">
+      <w:start w:val="1"/>
+      <w:numFmt w:val="bullet"/>
+      <w:lvlText w:val="o"/>
+      <w:lvlJc w:val="left"/>
+      <w:pPr>
+        <w:ind w:left="6480" w:hanging="360"/>
+      </w:pPr>
+      <w:rPr>
+        <w:rFonts w:ascii="Courier New" w:hAnsi="Courier New" w:cs="Courier New" w:hint="default"/>
+      </w:rPr>
+    </w:lvl>
+    <w:lvl w:ilvl="8" w:tplc="40090005" w:tentative="1">
+      <w:start w:val="1"/>
+      <w:numFmt w:val="bullet"/>
+      <w:lvlText w:val=""/>
+      <w:lvlJc w:val="left"/>
+      <w:pPr>
+        <w:ind w:left="7200" w:hanging="360"/>
+      </w:pPr>
+      <w:rPr>
+        <w:rFonts w:ascii="Wingdings" w:hAnsi="Wingdings" w:hint="default"/>
+      </w:rPr>
+    </w:lvl>
+  </w:abstractNum>
+  <w:abstractNum w:abstractNumId="11" w15:restartNumberingAfterBreak="0">
+    <w:nsid w:val="73E725D0"/>
+    <w:multiLevelType w:val="hybridMultilevel"/>
+    <w:tmpl w:val="E806EA88"/>
+    <w:lvl w:ilvl="0" w:tplc="40090001">
+      <w:start w:val="1"/>
+      <w:numFmt w:val="bullet"/>
+      <w:lvlText w:val=""/>
+      <w:lvlJc w:val="left"/>
+      <w:pPr>
+        <w:ind w:left="720" w:hanging="360"/>
+      </w:pPr>
+      <w:rPr>
+        <w:rFonts w:ascii="Symbol" w:hAnsi="Symbol" w:hint="default"/>
+      </w:rPr>
+    </w:lvl>
+    <w:lvl w:ilvl="1" w:tplc="40090003" w:tentative="1">
+      <w:start w:val="1"/>
+      <w:numFmt w:val="bullet"/>
+      <w:lvlText w:val="o"/>
+      <w:lvlJc w:val="left"/>
+      <w:pPr>
+        <w:ind w:left="1440" w:hanging="360"/>
+      </w:pPr>
+      <w:rPr>
+        <w:rFonts w:ascii="Courier New" w:hAnsi="Courier New" w:cs="Courier New" w:hint="default"/>
+      </w:rPr>
+    </w:lvl>
+    <w:lvl w:ilvl="2" w:tplc="40090005" w:tentative="1">
+      <w:start w:val="1"/>
+      <w:numFmt w:val="bullet"/>
+      <w:lvlText w:val=""/>
+      <w:lvlJc w:val="left"/>
+      <w:pPr>
+        <w:ind w:left="2160" w:hanging="360"/>
+      </w:pPr>
+      <w:rPr>
+        <w:rFonts w:ascii="Wingdings" w:hAnsi="Wingdings" w:hint="default"/>
+      </w:rPr>
+    </w:lvl>
+    <w:lvl w:ilvl="3" w:tplc="40090001" w:tentative="1">
+      <w:start w:val="1"/>
+      <w:numFmt w:val="bullet"/>
+      <w:lvlText w:val=""/>
+      <w:lvlJc w:val="left"/>
+      <w:pPr>
+        <w:ind w:left="2880" w:hanging="360"/>
+      </w:pPr>
+      <w:rPr>
+        <w:rFonts w:ascii="Symbol" w:hAnsi="Symbol" w:hint="default"/>
+      </w:rPr>
+    </w:lvl>
+    <w:lvl w:ilvl="4" w:tplc="40090003" w:tentative="1">
+      <w:start w:val="1"/>
+      <w:numFmt w:val="bullet"/>
+      <w:lvlText w:val="o"/>
+      <w:lvlJc w:val="left"/>
+      <w:pPr>
+        <w:ind w:left="3600" w:hanging="360"/>
+      </w:pPr>
+      <w:rPr>
+        <w:rFonts w:ascii="Courier New" w:hAnsi="Courier New" w:cs="Courier New" w:hint="default"/>
+      </w:rPr>
+    </w:lvl>
+    <w:lvl w:ilvl="5" w:tplc="40090005" w:tentative="1">
+      <w:start w:val="1"/>
+      <w:numFmt w:val="bullet"/>
+      <w:lvlText w:val=""/>
+      <w:lvlJc w:val="left"/>
+      <w:pPr>
+        <w:ind w:left="4320" w:hanging="360"/>
+      </w:pPr>
+      <w:rPr>
+        <w:rFonts w:ascii="Wingdings" w:hAnsi="Wingdings" w:hint="default"/>
+      </w:rPr>
+    </w:lvl>
+    <w:lvl w:ilvl="6" w:tplc="40090001" w:tentative="1">
+      <w:start w:val="1"/>
+      <w:numFmt w:val="bullet"/>
+      <w:lvlText w:val=""/>
+      <w:lvlJc w:val="left"/>
+      <w:pPr>
+        <w:ind w:left="5040" w:hanging="360"/>
+      </w:pPr>
+      <w:rPr>
+        <w:rFonts w:ascii="Symbol" w:hAnsi="Symbol" w:hint="default"/>
+      </w:rPr>
+    </w:lvl>
+    <w:lvl w:ilvl="7" w:tplc="40090003" w:tentative="1">
+      <w:start w:val="1"/>
+      <w:numFmt w:val="bullet"/>
+      <w:lvlText w:val="o"/>
+      <w:lvlJc w:val="left"/>
+      <w:pPr>
+        <w:ind w:left="5760" w:hanging="360"/>
+      </w:pPr>
+      <w:rPr>
+        <w:rFonts w:ascii="Courier New" w:hAnsi="Courier New" w:cs="Courier New" w:hint="default"/>
+      </w:rPr>
+    </w:lvl>
+    <w:lvl w:ilvl="8" w:tplc="40090005" w:tentative="1">
+      <w:start w:val="1"/>
+      <w:numFmt w:val="bullet"/>
+      <w:lvlText w:val=""/>
+      <w:lvlJc w:val="left"/>
+      <w:pPr>
+        <w:ind w:left="6480" w:hanging="360"/>
+      </w:pPr>
+      <w:rPr>
+        <w:rFonts w:ascii="Wingdings" w:hAnsi="Wingdings" w:hint="default"/>
+      </w:rPr>
+    </w:lvl>
+  </w:abstractNum>
+  <w:abstractNum w:abstractNumId="12" w15:restartNumberingAfterBreak="0">
     <w:nsid w:val="78C73386"/>
     <w:multiLevelType w:val="multilevel"/>
     <w:tmpl w:val="8D266888"/>
@@ -6372,7 +10813,7 @@
       </w:rPr>
     </w:lvl>
   </w:abstractNum>
-  <w:abstractNum w:abstractNumId="7" w15:restartNumberingAfterBreak="0">
+  <w:abstractNum w:abstractNumId="13" w15:restartNumberingAfterBreak="0">
     <w:nsid w:val="7C907E68"/>
     <w:multiLevelType w:val="multilevel"/>
     <w:tmpl w:val="729AECCA"/>
@@ -6522,28 +10963,46 @@
     </w:lvl>
   </w:abstractNum>
   <w:num w:numId="1" w16cid:durableId="176506218">
-    <w:abstractNumId w:val="3"/>
+    <w:abstractNumId w:val="5"/>
   </w:num>
   <w:num w:numId="2" w16cid:durableId="1302231459">
-    <w:abstractNumId w:val="7"/>
+    <w:abstractNumId w:val="13"/>
   </w:num>
   <w:num w:numId="3" w16cid:durableId="1849980898">
-    <w:abstractNumId w:val="1"/>
+    <w:abstractNumId w:val="2"/>
   </w:num>
   <w:num w:numId="4" w16cid:durableId="1309558280">
-    <w:abstractNumId w:val="5"/>
+    <w:abstractNumId w:val="9"/>
   </w:num>
   <w:num w:numId="5" w16cid:durableId="1543057062">
-    <w:abstractNumId w:val="2"/>
+    <w:abstractNumId w:val="4"/>
   </w:num>
   <w:num w:numId="6" w16cid:durableId="1045367518">
-    <w:abstractNumId w:val="4"/>
+    <w:abstractNumId w:val="8"/>
   </w:num>
   <w:num w:numId="7" w16cid:durableId="1985309264">
     <w:abstractNumId w:val="0"/>
   </w:num>
   <w:num w:numId="8" w16cid:durableId="1196625876">
+    <w:abstractNumId w:val="12"/>
+  </w:num>
+  <w:num w:numId="9" w16cid:durableId="1454976088">
+    <w:abstractNumId w:val="11"/>
+  </w:num>
+  <w:num w:numId="10" w16cid:durableId="165094492">
+    <w:abstractNumId w:val="1"/>
+  </w:num>
+  <w:num w:numId="11" w16cid:durableId="1715502554">
+    <w:abstractNumId w:val="10"/>
+  </w:num>
+  <w:num w:numId="12" w16cid:durableId="729379705">
+    <w:abstractNumId w:val="3"/>
+  </w:num>
+  <w:num w:numId="13" w16cid:durableId="1295212702">
     <w:abstractNumId w:val="6"/>
+  </w:num>
+  <w:num w:numId="14" w16cid:durableId="1017728248">
+    <w:abstractNumId w:val="7"/>
   </w:num>
 </w:numbering>
 </file>
@@ -6948,6 +11407,7 @@
   <w:style w:type="paragraph" w:default="1" w:styleId="Normal">
     <w:name w:val="Normal"/>
     <w:qFormat/>
+    <w:rsid w:val="00754A04"/>
   </w:style>
   <w:style w:type="paragraph" w:styleId="Heading1">
     <w:name w:val="heading 1"/>

--- a/Working.docx
+++ b/Working.docx
@@ -7903,7 +7903,7 @@
           <w:szCs w:val="32"/>
         </w:rPr>
         <w:pict w14:anchorId="68E9C0E4">
-          <v:rect id="_x0000_i1055" style="width:0;height:1.5pt" o:hralign="center" o:hrstd="t" o:hr="t" fillcolor="#a0a0a0" stroked="f"/>
+          <v:rect id="_x0000_i1049" style="width:0;height:1.5pt" o:hralign="center" o:hrstd="t" o:hr="t" fillcolor="#a0a0a0" stroked="f"/>
         </w:pict>
       </w:r>
     </w:p>
@@ -9001,6 +9001,2290 @@
     </w:p>
     <w:p>
       <w:pPr>
+        <w:rPr>
+          <w:rFonts w:ascii="Arial" w:hAnsi="Arial" w:cs="Arial"/>
+          <w:sz w:val="36"/>
+          <w:szCs w:val="36"/>
+        </w:rPr>
+      </w:pPr>
+      <w:r>
+        <w:rPr>
+          <w:rFonts w:ascii="Arial" w:hAnsi="Arial" w:cs="Arial"/>
+          <w:sz w:val="36"/>
+          <w:szCs w:val="36"/>
+        </w:rPr>
+        <w:br w:type="page"/>
+      </w:r>
+    </w:p>
+    <w:p>
+      <w:pPr>
+        <w:rPr>
+          <w:rFonts w:ascii="Arial" w:hAnsi="Arial" w:cs="Arial"/>
+          <w:sz w:val="36"/>
+          <w:szCs w:val="36"/>
+        </w:rPr>
+      </w:pPr>
+      <w:r>
+        <w:rPr>
+          <w:rFonts w:ascii="Arial" w:hAnsi="Arial" w:cs="Arial"/>
+          <w:sz w:val="36"/>
+          <w:szCs w:val="36"/>
+        </w:rPr>
+        <w:lastRenderedPageBreak/>
+        <w:t>Day 4</w:t>
+      </w:r>
+    </w:p>
+    <w:p>
+      <w:pPr>
+        <w:rPr>
+          <w:rFonts w:ascii="Arial" w:hAnsi="Arial" w:cs="Arial"/>
+          <w:sz w:val="36"/>
+          <w:szCs w:val="36"/>
+        </w:rPr>
+      </w:pPr>
+      <w:r>
+        <w:rPr>
+          <w:rFonts w:ascii="Arial" w:hAnsi="Arial" w:cs="Arial"/>
+          <w:sz w:val="36"/>
+          <w:szCs w:val="36"/>
+        </w:rPr>
+        <w:t>─────────────────────────────</w:t>
+      </w:r>
+    </w:p>
+    <w:p>
+      <w:pPr>
+        <w:rPr>
+          <w:rFonts w:ascii="Arial" w:hAnsi="Arial" w:cs="Arial"/>
+          <w:sz w:val="36"/>
+          <w:szCs w:val="36"/>
+        </w:rPr>
+      </w:pPr>
+      <w:r>
+        <w:rPr>
+          <w:rFonts w:ascii="Segoe UI Emoji" w:hAnsi="Segoe UI Emoji" w:cs="Segoe UI Emoji"/>
+          <w:sz w:val="36"/>
+          <w:szCs w:val="36"/>
+        </w:rPr>
+        <w:t>✅</w:t>
+      </w:r>
+      <w:r>
+        <w:rPr>
+          <w:rFonts w:ascii="Arial" w:hAnsi="Arial" w:cs="Arial"/>
+          <w:sz w:val="36"/>
+          <w:szCs w:val="36"/>
+        </w:rPr>
+        <w:t xml:space="preserve"> </w:t>
+      </w:r>
+      <w:proofErr w:type="spellStart"/>
+      <w:r>
+        <w:rPr>
+          <w:rFonts w:ascii="Arial" w:hAnsi="Arial" w:cs="Arial"/>
+          <w:sz w:val="36"/>
+          <w:szCs w:val="36"/>
+        </w:rPr>
+        <w:t>Color</w:t>
+      </w:r>
+      <w:proofErr w:type="spellEnd"/>
+      <w:r>
+        <w:rPr>
+          <w:rFonts w:ascii="Arial" w:hAnsi="Arial" w:cs="Arial"/>
+          <w:sz w:val="36"/>
+          <w:szCs w:val="36"/>
+        </w:rPr>
+        <w:t xml:space="preserve"> Spaces</w:t>
+      </w:r>
+    </w:p>
+    <w:p>
+      <w:pPr>
+        <w:rPr>
+          <w:rFonts w:ascii="Arial" w:hAnsi="Arial" w:cs="Arial"/>
+          <w:sz w:val="36"/>
+          <w:szCs w:val="36"/>
+        </w:rPr>
+      </w:pPr>
+      <w:r>
+        <w:rPr>
+          <w:rFonts w:ascii="Arial" w:hAnsi="Arial" w:cs="Arial"/>
+          <w:sz w:val="36"/>
+          <w:szCs w:val="36"/>
+        </w:rPr>
+        <w:t xml:space="preserve">   • BGR</w:t>
+      </w:r>
+    </w:p>
+    <w:p>
+      <w:pPr>
+        <w:rPr>
+          <w:rFonts w:ascii="Arial" w:hAnsi="Arial" w:cs="Arial"/>
+          <w:sz w:val="36"/>
+          <w:szCs w:val="36"/>
+        </w:rPr>
+      </w:pPr>
+      <w:r>
+        <w:rPr>
+          <w:rFonts w:ascii="Arial" w:hAnsi="Arial" w:cs="Arial"/>
+          <w:sz w:val="36"/>
+          <w:szCs w:val="36"/>
+        </w:rPr>
+        <w:t xml:space="preserve">   • RGB</w:t>
+      </w:r>
+    </w:p>
+    <w:p>
+      <w:pPr>
+        <w:rPr>
+          <w:rFonts w:ascii="Arial" w:hAnsi="Arial" w:cs="Arial"/>
+          <w:sz w:val="36"/>
+          <w:szCs w:val="36"/>
+        </w:rPr>
+      </w:pPr>
+      <w:r>
+        <w:rPr>
+          <w:rFonts w:ascii="Arial" w:hAnsi="Arial" w:cs="Arial"/>
+          <w:sz w:val="36"/>
+          <w:szCs w:val="36"/>
+        </w:rPr>
+        <w:t xml:space="preserve">   • Grayscale</w:t>
+      </w:r>
+    </w:p>
+    <w:p>
+      <w:pPr>
+        <w:rPr>
+          <w:rFonts w:ascii="Arial" w:hAnsi="Arial" w:cs="Arial"/>
+          <w:sz w:val="36"/>
+          <w:szCs w:val="36"/>
+        </w:rPr>
+      </w:pPr>
+      <w:r>
+        <w:rPr>
+          <w:rFonts w:ascii="Arial" w:hAnsi="Arial" w:cs="Arial"/>
+          <w:sz w:val="36"/>
+          <w:szCs w:val="36"/>
+        </w:rPr>
+        <w:t xml:space="preserve">   • HSV</w:t>
+      </w:r>
+    </w:p>
+    <w:p>
+      <w:pPr>
+        <w:rPr>
+          <w:rFonts w:ascii="Arial" w:hAnsi="Arial" w:cs="Arial"/>
+          <w:sz w:val="36"/>
+          <w:szCs w:val="36"/>
+        </w:rPr>
+      </w:pPr>
+    </w:p>
+    <w:p>
+      <w:pPr>
+        <w:rPr>
+          <w:rFonts w:ascii="Arial" w:hAnsi="Arial" w:cs="Arial"/>
+          <w:sz w:val="36"/>
+          <w:szCs w:val="36"/>
+        </w:rPr>
+      </w:pPr>
+      <w:r>
+        <w:rPr>
+          <w:rFonts w:ascii="Segoe UI Emoji" w:hAnsi="Segoe UI Emoji" w:cs="Segoe UI Emoji"/>
+          <w:sz w:val="36"/>
+          <w:szCs w:val="36"/>
+        </w:rPr>
+        <w:t>⬜</w:t>
+      </w:r>
+      <w:r>
+        <w:rPr>
+          <w:rFonts w:ascii="Arial" w:hAnsi="Arial" w:cs="Arial"/>
+          <w:sz w:val="36"/>
+          <w:szCs w:val="36"/>
+        </w:rPr>
+        <w:t xml:space="preserve"> Convert between </w:t>
+      </w:r>
+      <w:proofErr w:type="spellStart"/>
+      <w:r>
+        <w:rPr>
+          <w:rFonts w:ascii="Arial" w:hAnsi="Arial" w:cs="Arial"/>
+          <w:sz w:val="36"/>
+          <w:szCs w:val="36"/>
+        </w:rPr>
+        <w:t>color</w:t>
+      </w:r>
+      <w:proofErr w:type="spellEnd"/>
+      <w:r>
+        <w:rPr>
+          <w:rFonts w:ascii="Arial" w:hAnsi="Arial" w:cs="Arial"/>
+          <w:sz w:val="36"/>
+          <w:szCs w:val="36"/>
+        </w:rPr>
+        <w:t xml:space="preserve"> spaces</w:t>
+      </w:r>
+    </w:p>
+    <w:p>
+      <w:pPr>
+        <w:rPr>
+          <w:rFonts w:ascii="Arial" w:hAnsi="Arial" w:cs="Arial"/>
+          <w:sz w:val="36"/>
+          <w:szCs w:val="36"/>
+        </w:rPr>
+      </w:pPr>
+    </w:p>
+    <w:p>
+      <w:pPr>
+        <w:rPr>
+          <w:rFonts w:ascii="Arial" w:hAnsi="Arial" w:cs="Arial"/>
+          <w:sz w:val="36"/>
+          <w:szCs w:val="36"/>
+        </w:rPr>
+      </w:pPr>
+      <w:r>
+        <w:rPr>
+          <w:rFonts w:ascii="Segoe UI Emoji" w:hAnsi="Segoe UI Emoji" w:cs="Segoe UI Emoji"/>
+          <w:sz w:val="36"/>
+          <w:szCs w:val="36"/>
+        </w:rPr>
+        <w:t>⬜</w:t>
+      </w:r>
+      <w:r>
+        <w:rPr>
+          <w:rFonts w:ascii="Arial" w:hAnsi="Arial" w:cs="Arial"/>
+          <w:sz w:val="36"/>
+          <w:szCs w:val="36"/>
+        </w:rPr>
+        <w:t xml:space="preserve"> Split </w:t>
+      </w:r>
+      <w:proofErr w:type="spellStart"/>
+      <w:r>
+        <w:rPr>
+          <w:rFonts w:ascii="Arial" w:hAnsi="Arial" w:cs="Arial"/>
+          <w:sz w:val="36"/>
+          <w:szCs w:val="36"/>
+        </w:rPr>
+        <w:t>color</w:t>
+      </w:r>
+      <w:proofErr w:type="spellEnd"/>
+      <w:r>
+        <w:rPr>
+          <w:rFonts w:ascii="Arial" w:hAnsi="Arial" w:cs="Arial"/>
+          <w:sz w:val="36"/>
+          <w:szCs w:val="36"/>
+        </w:rPr>
+        <w:t xml:space="preserve"> channels</w:t>
+      </w:r>
+    </w:p>
+    <w:p>
+      <w:pPr>
+        <w:rPr>
+          <w:rFonts w:ascii="Arial" w:hAnsi="Arial" w:cs="Arial"/>
+          <w:sz w:val="36"/>
+          <w:szCs w:val="36"/>
+        </w:rPr>
+      </w:pPr>
+    </w:p>
+    <w:p>
+      <w:pPr>
+        <w:rPr>
+          <w:rFonts w:ascii="Arial" w:hAnsi="Arial" w:cs="Arial"/>
+          <w:sz w:val="36"/>
+          <w:szCs w:val="36"/>
+        </w:rPr>
+      </w:pPr>
+      <w:r>
+        <w:rPr>
+          <w:rFonts w:ascii="Segoe UI Emoji" w:hAnsi="Segoe UI Emoji" w:cs="Segoe UI Emoji"/>
+          <w:sz w:val="36"/>
+          <w:szCs w:val="36"/>
+        </w:rPr>
+        <w:t>⬜</w:t>
+      </w:r>
+      <w:r>
+        <w:rPr>
+          <w:rFonts w:ascii="Arial" w:hAnsi="Arial" w:cs="Arial"/>
+          <w:sz w:val="36"/>
+          <w:szCs w:val="36"/>
+        </w:rPr>
+        <w:t xml:space="preserve"> Merge </w:t>
+      </w:r>
+      <w:proofErr w:type="spellStart"/>
+      <w:r>
+        <w:rPr>
+          <w:rFonts w:ascii="Arial" w:hAnsi="Arial" w:cs="Arial"/>
+          <w:sz w:val="36"/>
+          <w:szCs w:val="36"/>
+        </w:rPr>
+        <w:t>color</w:t>
+      </w:r>
+      <w:proofErr w:type="spellEnd"/>
+      <w:r>
+        <w:rPr>
+          <w:rFonts w:ascii="Arial" w:hAnsi="Arial" w:cs="Arial"/>
+          <w:sz w:val="36"/>
+          <w:szCs w:val="36"/>
+        </w:rPr>
+        <w:t xml:space="preserve"> channels</w:t>
+      </w:r>
+    </w:p>
+    <w:p>
+      <w:pPr>
+        <w:rPr>
+          <w:rFonts w:ascii="Arial" w:hAnsi="Arial" w:cs="Arial"/>
+          <w:sz w:val="36"/>
+          <w:szCs w:val="36"/>
+        </w:rPr>
+      </w:pPr>
+    </w:p>
+    <w:p>
+      <w:pPr>
+        <w:rPr>
+          <w:rFonts w:ascii="Arial" w:hAnsi="Arial" w:cs="Arial"/>
+          <w:sz w:val="36"/>
+          <w:szCs w:val="36"/>
+        </w:rPr>
+      </w:pPr>
+      <w:r>
+        <w:rPr>
+          <w:rFonts w:ascii="Segoe UI Emoji" w:hAnsi="Segoe UI Emoji" w:cs="Segoe UI Emoji"/>
+          <w:sz w:val="36"/>
+          <w:szCs w:val="36"/>
+        </w:rPr>
+        <w:t>⬜</w:t>
+      </w:r>
+      <w:r>
+        <w:rPr>
+          <w:rFonts w:ascii="Arial" w:hAnsi="Arial" w:cs="Arial"/>
+          <w:sz w:val="36"/>
+          <w:szCs w:val="36"/>
+        </w:rPr>
+        <w:t xml:space="preserve"> Mini Project</w:t>
+      </w:r>
+    </w:p>
+    <w:p>
+      <w:pPr>
+        <w:rPr>
+          <w:rFonts w:ascii="Arial" w:hAnsi="Arial" w:cs="Arial"/>
+          <w:sz w:val="36"/>
+          <w:szCs w:val="36"/>
+        </w:rPr>
+      </w:pPr>
+    </w:p>
+    <w:p>
+      <w:pPr>
+        <w:rPr>
+          <w:rFonts w:ascii="Arial" w:hAnsi="Arial" w:cs="Arial"/>
+          <w:sz w:val="36"/>
+          <w:szCs w:val="36"/>
+        </w:rPr>
+      </w:pPr>
+    </w:p>
+    <w:p>
+      <w:pPr>
+        <w:pStyle w:val="ListParagraph"/>
+        <w:numPr>
+          <w:ilvl w:val="0"/>
+          <w:numId w:val="10"/>
+        </w:numPr>
+        <w:rPr>
+          <w:rFonts w:ascii="Arial" w:hAnsi="Arial" w:cs="Arial"/>
+          <w:sz w:val="36"/>
+          <w:szCs w:val="36"/>
+        </w:rPr>
+      </w:pPr>
+      <w:r>
+        <w:rPr>
+          <w:rFonts w:ascii="Arial" w:hAnsi="Arial" w:cs="Arial"/>
+          <w:sz w:val="36"/>
+          <w:szCs w:val="36"/>
+        </w:rPr>
+        <w:t>A grayscale image contains only brightness (intensity) information.</w:t>
+      </w:r>
+    </w:p>
+    <w:p>
+      <w:pPr>
+        <w:rPr>
+          <w:rFonts w:ascii="Arial" w:hAnsi="Arial" w:cs="Arial"/>
+          <w:sz w:val="36"/>
+          <w:szCs w:val="36"/>
+        </w:rPr>
+      </w:pPr>
+    </w:p>
+    <w:p>
+      <w:pPr>
+        <w:rPr>
+          <w:rFonts w:ascii="Arial" w:hAnsi="Arial" w:cs="Arial"/>
+          <w:sz w:val="36"/>
+          <w:szCs w:val="36"/>
+        </w:rPr>
+      </w:pPr>
+      <w:r>
+        <w:rPr>
+          <w:rFonts w:ascii="Arial" w:hAnsi="Arial" w:cs="Arial"/>
+          <w:sz w:val="36"/>
+          <w:szCs w:val="36"/>
+        </w:rPr>
+        <w:t xml:space="preserve">All </w:t>
+      </w:r>
+      <w:proofErr w:type="spellStart"/>
+      <w:r>
+        <w:rPr>
+          <w:rFonts w:ascii="Arial" w:hAnsi="Arial" w:cs="Arial"/>
+          <w:sz w:val="36"/>
+          <w:szCs w:val="36"/>
+        </w:rPr>
+        <w:t>color</w:t>
+      </w:r>
+      <w:proofErr w:type="spellEnd"/>
+      <w:r>
+        <w:rPr>
+          <w:rFonts w:ascii="Arial" w:hAnsi="Arial" w:cs="Arial"/>
+          <w:sz w:val="36"/>
+          <w:szCs w:val="36"/>
+        </w:rPr>
+        <w:t xml:space="preserve"> information (Red, Green, and Blue) is removed.</w:t>
+      </w:r>
+    </w:p>
+    <w:p>
+      <w:pPr>
+        <w:pStyle w:val="ListParagraph"/>
+        <w:numPr>
+          <w:ilvl w:val="0"/>
+          <w:numId w:val="10"/>
+        </w:numPr>
+        <w:rPr>
+          <w:rFonts w:ascii="Arial" w:hAnsi="Arial" w:cs="Arial"/>
+          <w:sz w:val="36"/>
+          <w:szCs w:val="36"/>
+        </w:rPr>
+      </w:pPr>
+      <w:r>
+        <w:rPr>
+          <w:rFonts w:ascii="Arial" w:hAnsi="Arial" w:cs="Arial"/>
+          <w:sz w:val="36"/>
+          <w:szCs w:val="36"/>
+        </w:rPr>
+        <w:lastRenderedPageBreak/>
+        <w:t xml:space="preserve"> Why OpenCV uses RGB format instead of RGB?</w:t>
+      </w:r>
+    </w:p>
+    <w:p>
+      <w:pPr>
+        <w:pStyle w:val="ListParagraph"/>
+        <w:rPr>
+          <w:rFonts w:ascii="Arial" w:hAnsi="Arial" w:cs="Arial"/>
+          <w:sz w:val="36"/>
+          <w:szCs w:val="36"/>
+        </w:rPr>
+      </w:pPr>
+    </w:p>
+    <w:p>
+      <w:pPr>
+        <w:pStyle w:val="ListParagraph"/>
+        <w:rPr>
+          <w:rFonts w:ascii="Arial" w:hAnsi="Arial" w:cs="Arial"/>
+          <w:sz w:val="36"/>
+          <w:szCs w:val="36"/>
+        </w:rPr>
+      </w:pPr>
+      <w:r>
+        <w:rPr>
+          <w:rFonts w:ascii="Arial" w:hAnsi="Arial" w:cs="Arial"/>
+          <w:sz w:val="36"/>
+          <w:szCs w:val="36"/>
+        </w:rPr>
+        <w:t xml:space="preserve">OpenCV was originally developed using older image processing libraries and formats that stored </w:t>
+      </w:r>
+      <w:proofErr w:type="spellStart"/>
+      <w:r>
+        <w:rPr>
+          <w:rFonts w:ascii="Arial" w:hAnsi="Arial" w:cs="Arial"/>
+          <w:sz w:val="36"/>
+          <w:szCs w:val="36"/>
+        </w:rPr>
+        <w:t>color</w:t>
+      </w:r>
+      <w:proofErr w:type="spellEnd"/>
+      <w:r>
+        <w:rPr>
+          <w:rFonts w:ascii="Arial" w:hAnsi="Arial" w:cs="Arial"/>
+          <w:sz w:val="36"/>
+          <w:szCs w:val="36"/>
+        </w:rPr>
+        <w:t xml:space="preserve"> data in BGR order. To maintain compatibility with those systems, OpenCV kept BGR as its default </w:t>
+      </w:r>
+      <w:proofErr w:type="spellStart"/>
+      <w:r>
+        <w:rPr>
+          <w:rFonts w:ascii="Arial" w:hAnsi="Arial" w:cs="Arial"/>
+          <w:sz w:val="36"/>
+          <w:szCs w:val="36"/>
+        </w:rPr>
+        <w:t>color</w:t>
+      </w:r>
+      <w:proofErr w:type="spellEnd"/>
+      <w:r>
+        <w:rPr>
+          <w:rFonts w:ascii="Arial" w:hAnsi="Arial" w:cs="Arial"/>
+          <w:sz w:val="36"/>
+          <w:szCs w:val="36"/>
+        </w:rPr>
+        <w:t xml:space="preserve"> format. Modern libraries like Matplotlib and Pillow use RGB, so we often convert BGR to RGB when using them together.</w:t>
+      </w:r>
+    </w:p>
+    <w:p>
+      <w:pPr>
+        <w:pStyle w:val="ListParagraph"/>
+        <w:rPr>
+          <w:rFonts w:ascii="Arial" w:hAnsi="Arial" w:cs="Arial"/>
+          <w:sz w:val="36"/>
+          <w:szCs w:val="36"/>
+        </w:rPr>
+      </w:pPr>
+    </w:p>
+    <w:p>
+      <w:pPr>
+        <w:pStyle w:val="ListParagraph"/>
+        <w:numPr>
+          <w:ilvl w:val="0"/>
+          <w:numId w:val="10"/>
+        </w:numPr>
+        <w:rPr>
+          <w:rFonts w:ascii="Arial" w:hAnsi="Arial" w:cs="Arial"/>
+          <w:sz w:val="36"/>
+          <w:szCs w:val="36"/>
+        </w:rPr>
+      </w:pPr>
+      <w:r>
+        <w:rPr>
+          <w:rFonts w:ascii="Arial" w:hAnsi="Arial" w:cs="Arial"/>
+          <w:sz w:val="36"/>
+          <w:szCs w:val="36"/>
+        </w:rPr>
+        <w:t>cv2.cvtColor()</w:t>
+      </w:r>
+    </w:p>
+    <w:p>
+      <w:pPr>
+        <w:pStyle w:val="ListParagraph"/>
+        <w:rPr>
+          <w:rFonts w:ascii="Arial" w:hAnsi="Arial" w:cs="Arial"/>
+          <w:sz w:val="36"/>
+          <w:szCs w:val="36"/>
+        </w:rPr>
+      </w:pPr>
+    </w:p>
+    <w:p>
+      <w:pPr>
+        <w:pStyle w:val="ListParagraph"/>
+        <w:rPr>
+          <w:rFonts w:ascii="Arial" w:hAnsi="Arial" w:cs="Arial"/>
+          <w:sz w:val="36"/>
+          <w:szCs w:val="36"/>
+        </w:rPr>
+      </w:pPr>
+      <w:r>
+        <w:rPr>
+          <w:rFonts w:ascii="Arial" w:hAnsi="Arial" w:cs="Arial"/>
+          <w:sz w:val="36"/>
+          <w:szCs w:val="36"/>
+        </w:rPr>
+        <w:t xml:space="preserve">• </w:t>
+      </w:r>
+      <w:proofErr w:type="spellStart"/>
+      <w:r>
+        <w:rPr>
+          <w:rFonts w:ascii="Arial" w:hAnsi="Arial" w:cs="Arial"/>
+          <w:sz w:val="36"/>
+          <w:szCs w:val="36"/>
+        </w:rPr>
+        <w:t>cvt</w:t>
+      </w:r>
+      <w:proofErr w:type="spellEnd"/>
+      <w:r>
+        <w:rPr>
+          <w:rFonts w:ascii="Arial" w:hAnsi="Arial" w:cs="Arial"/>
+          <w:sz w:val="36"/>
+          <w:szCs w:val="36"/>
+        </w:rPr>
+        <w:t xml:space="preserve"> = Convert</w:t>
+      </w:r>
+    </w:p>
+    <w:p>
+      <w:pPr>
+        <w:pStyle w:val="ListParagraph"/>
+        <w:rPr>
+          <w:rFonts w:ascii="Arial" w:hAnsi="Arial" w:cs="Arial"/>
+          <w:sz w:val="36"/>
+          <w:szCs w:val="36"/>
+        </w:rPr>
+      </w:pPr>
+      <w:r>
+        <w:rPr>
+          <w:rFonts w:ascii="Arial" w:hAnsi="Arial" w:cs="Arial"/>
+          <w:sz w:val="36"/>
+          <w:szCs w:val="36"/>
+        </w:rPr>
+        <w:t xml:space="preserve">• </w:t>
+      </w:r>
+      <w:proofErr w:type="spellStart"/>
+      <w:r>
+        <w:rPr>
+          <w:rFonts w:ascii="Arial" w:hAnsi="Arial" w:cs="Arial"/>
+          <w:sz w:val="36"/>
+          <w:szCs w:val="36"/>
+        </w:rPr>
+        <w:t>Color</w:t>
+      </w:r>
+      <w:proofErr w:type="spellEnd"/>
+      <w:r>
+        <w:rPr>
+          <w:rFonts w:ascii="Arial" w:hAnsi="Arial" w:cs="Arial"/>
+          <w:sz w:val="36"/>
+          <w:szCs w:val="36"/>
+        </w:rPr>
+        <w:t xml:space="preserve"> = </w:t>
+      </w:r>
+      <w:proofErr w:type="spellStart"/>
+      <w:r>
+        <w:rPr>
+          <w:rFonts w:ascii="Arial" w:hAnsi="Arial" w:cs="Arial"/>
+          <w:sz w:val="36"/>
+          <w:szCs w:val="36"/>
+        </w:rPr>
+        <w:t>Color</w:t>
+      </w:r>
+      <w:proofErr w:type="spellEnd"/>
+      <w:r>
+        <w:rPr>
+          <w:rFonts w:ascii="Arial" w:hAnsi="Arial" w:cs="Arial"/>
+          <w:sz w:val="36"/>
+          <w:szCs w:val="36"/>
+        </w:rPr>
+        <w:t xml:space="preserve"> Space</w:t>
+      </w:r>
+    </w:p>
+    <w:p>
+      <w:pPr>
+        <w:pStyle w:val="ListParagraph"/>
+        <w:rPr>
+          <w:rFonts w:ascii="Arial" w:hAnsi="Arial" w:cs="Arial"/>
+          <w:sz w:val="36"/>
+          <w:szCs w:val="36"/>
+        </w:rPr>
+      </w:pPr>
+      <w:r>
+        <w:rPr>
+          <w:rFonts w:ascii="Arial" w:hAnsi="Arial" w:cs="Arial"/>
+          <w:sz w:val="36"/>
+          <w:szCs w:val="36"/>
+        </w:rPr>
+        <w:t xml:space="preserve">• Used to convert an image from one </w:t>
+      </w:r>
+      <w:proofErr w:type="spellStart"/>
+      <w:r>
+        <w:rPr>
+          <w:rFonts w:ascii="Arial" w:hAnsi="Arial" w:cs="Arial"/>
+          <w:sz w:val="36"/>
+          <w:szCs w:val="36"/>
+        </w:rPr>
+        <w:t>color</w:t>
+      </w:r>
+      <w:proofErr w:type="spellEnd"/>
+      <w:r>
+        <w:rPr>
+          <w:rFonts w:ascii="Arial" w:hAnsi="Arial" w:cs="Arial"/>
+          <w:sz w:val="36"/>
+          <w:szCs w:val="36"/>
+        </w:rPr>
+        <w:t xml:space="preserve"> space to another.</w:t>
+      </w:r>
+    </w:p>
+    <w:p>
+      <w:pPr>
+        <w:pStyle w:val="ListParagraph"/>
+        <w:rPr>
+          <w:rFonts w:ascii="Arial" w:hAnsi="Arial" w:cs="Arial"/>
+          <w:sz w:val="36"/>
+          <w:szCs w:val="36"/>
+        </w:rPr>
+      </w:pPr>
+      <w:r>
+        <w:rPr>
+          <w:rFonts w:ascii="Arial" w:hAnsi="Arial" w:cs="Arial"/>
+          <w:sz w:val="36"/>
+          <w:szCs w:val="36"/>
+        </w:rPr>
+        <w:t>• It returns a new NumPy array.</w:t>
+      </w:r>
+    </w:p>
+    <w:p>
+      <w:pPr>
+        <w:pStyle w:val="ListParagraph"/>
+        <w:rPr>
+          <w:rFonts w:ascii="Arial" w:hAnsi="Arial" w:cs="Arial"/>
+          <w:sz w:val="36"/>
+          <w:szCs w:val="36"/>
+        </w:rPr>
+      </w:pPr>
+      <w:r>
+        <w:rPr>
+          <w:rFonts w:ascii="Arial" w:hAnsi="Arial" w:cs="Arial"/>
+          <w:sz w:val="36"/>
+          <w:szCs w:val="36"/>
+        </w:rPr>
+        <w:t>• The original image remains unchanged unless we overwrite it.</w:t>
+      </w:r>
+    </w:p>
+    <w:p>
+      <w:pPr>
+        <w:pStyle w:val="ListParagraph"/>
+        <w:rPr>
+          <w:rFonts w:ascii="Arial" w:hAnsi="Arial" w:cs="Arial"/>
+          <w:sz w:val="36"/>
+          <w:szCs w:val="36"/>
+        </w:rPr>
+      </w:pPr>
+    </w:p>
+    <w:p>
+      <w:pPr>
+        <w:pStyle w:val="ListParagraph"/>
+        <w:numPr>
+          <w:ilvl w:val="0"/>
+          <w:numId w:val="10"/>
+        </w:numPr>
+        <w:rPr>
+          <w:rFonts w:ascii="Arial" w:hAnsi="Arial" w:cs="Arial"/>
+          <w:sz w:val="36"/>
+          <w:szCs w:val="36"/>
+        </w:rPr>
+      </w:pPr>
+      <w:proofErr w:type="spellStart"/>
+      <w:proofErr w:type="gramStart"/>
+      <w:r>
+        <w:rPr>
+          <w:rFonts w:ascii="Arial" w:hAnsi="Arial" w:cs="Arial"/>
+          <w:sz w:val="36"/>
+          <w:szCs w:val="36"/>
+        </w:rPr>
+        <w:t>image.shape</w:t>
+      </w:r>
+      <w:proofErr w:type="spellEnd"/>
+      <w:proofErr w:type="gramEnd"/>
+      <w:r>
+        <w:rPr>
+          <w:rFonts w:ascii="Arial" w:hAnsi="Arial" w:cs="Arial"/>
+          <w:sz w:val="36"/>
+          <w:szCs w:val="36"/>
+        </w:rPr>
+        <w:t xml:space="preserve"> only tells us the dimensions of the image:</w:t>
+      </w:r>
+    </w:p>
+    <w:p>
+      <w:pPr>
+        <w:pStyle w:val="ListParagraph"/>
+        <w:rPr>
+          <w:rFonts w:ascii="Arial" w:hAnsi="Arial" w:cs="Arial"/>
+          <w:sz w:val="36"/>
+          <w:szCs w:val="36"/>
+        </w:rPr>
+      </w:pPr>
+      <w:r>
+        <w:rPr>
+          <w:rFonts w:ascii="Arial" w:hAnsi="Arial" w:cs="Arial"/>
+          <w:sz w:val="36"/>
+          <w:szCs w:val="36"/>
+        </w:rPr>
+        <w:t>(Height, Width, Channels)</w:t>
+      </w:r>
+    </w:p>
+    <w:p>
+      <w:pPr>
+        <w:pStyle w:val="ListParagraph"/>
+        <w:rPr>
+          <w:rFonts w:ascii="Arial" w:hAnsi="Arial" w:cs="Arial"/>
+          <w:sz w:val="36"/>
+          <w:szCs w:val="36"/>
+        </w:rPr>
+      </w:pPr>
+    </w:p>
+    <w:p>
+      <w:pPr>
+        <w:pStyle w:val="ListParagraph"/>
+        <w:rPr>
+          <w:rFonts w:ascii="Arial" w:hAnsi="Arial" w:cs="Arial"/>
+          <w:sz w:val="36"/>
+          <w:szCs w:val="36"/>
+        </w:rPr>
+      </w:pPr>
+      <w:r>
+        <w:rPr>
+          <w:rFonts w:ascii="Arial" w:hAnsi="Arial" w:cs="Arial"/>
+          <w:sz w:val="36"/>
+          <w:szCs w:val="36"/>
+        </w:rPr>
+        <w:t>It does not tell us the pixel values.</w:t>
+      </w:r>
+    </w:p>
+    <w:p>
+      <w:pPr>
+        <w:pStyle w:val="ListParagraph"/>
+        <w:rPr>
+          <w:rFonts w:ascii="Arial" w:hAnsi="Arial" w:cs="Arial"/>
+          <w:sz w:val="36"/>
+          <w:szCs w:val="36"/>
+        </w:rPr>
+      </w:pPr>
+    </w:p>
+    <w:p>
+      <w:pPr>
+        <w:pStyle w:val="ListParagraph"/>
+        <w:rPr>
+          <w:rFonts w:ascii="Arial" w:hAnsi="Arial" w:cs="Arial"/>
+          <w:sz w:val="36"/>
+          <w:szCs w:val="36"/>
+        </w:rPr>
+      </w:pPr>
+      <w:r>
+        <w:rPr>
+          <w:rFonts w:ascii="Arial" w:hAnsi="Arial" w:cs="Arial"/>
+          <w:sz w:val="36"/>
+          <w:szCs w:val="36"/>
+        </w:rPr>
+        <w:t>To see the pixel values, we use indexing:</w:t>
+      </w:r>
+    </w:p>
+    <w:p>
+      <w:pPr>
+        <w:pStyle w:val="ListParagraph"/>
+        <w:rPr>
+          <w:rFonts w:ascii="Arial" w:hAnsi="Arial" w:cs="Arial"/>
+          <w:sz w:val="36"/>
+          <w:szCs w:val="36"/>
+        </w:rPr>
+      </w:pPr>
+      <w:proofErr w:type="gramStart"/>
+      <w:r>
+        <w:rPr>
+          <w:rFonts w:ascii="Arial" w:hAnsi="Arial" w:cs="Arial"/>
+          <w:sz w:val="36"/>
+          <w:szCs w:val="36"/>
+        </w:rPr>
+        <w:t>image[</w:t>
+      </w:r>
+      <w:proofErr w:type="gramEnd"/>
+      <w:r>
+        <w:rPr>
+          <w:rFonts w:ascii="Arial" w:hAnsi="Arial" w:cs="Arial"/>
+          <w:sz w:val="36"/>
+          <w:szCs w:val="36"/>
+        </w:rPr>
+        <w:t>row, column]</w:t>
+      </w:r>
+    </w:p>
+    <w:p>
+      <w:pPr>
+        <w:pStyle w:val="ListParagraph"/>
+        <w:rPr>
+          <w:rFonts w:ascii="Arial" w:hAnsi="Arial" w:cs="Arial"/>
+          <w:sz w:val="36"/>
+          <w:szCs w:val="36"/>
+        </w:rPr>
+      </w:pPr>
+    </w:p>
+    <w:p>
+      <w:pPr>
+        <w:pStyle w:val="ListParagraph"/>
+        <w:rPr>
+          <w:rFonts w:ascii="Arial" w:hAnsi="Arial" w:cs="Arial"/>
+          <w:sz w:val="36"/>
+          <w:szCs w:val="36"/>
+        </w:rPr>
+      </w:pPr>
+      <w:r>
+        <w:rPr>
+          <w:rFonts w:ascii="Arial" w:hAnsi="Arial" w:cs="Arial"/>
+          <w:sz w:val="36"/>
+          <w:szCs w:val="36"/>
+        </w:rPr>
+        <w:lastRenderedPageBreak/>
+        <w:t>HSV asks different questions.</w:t>
+      </w:r>
+    </w:p>
+    <w:p>
+      <w:pPr>
+        <w:pStyle w:val="ListParagraph"/>
+        <w:rPr>
+          <w:rFonts w:ascii="Arial" w:hAnsi="Arial" w:cs="Arial"/>
+          <w:sz w:val="36"/>
+          <w:szCs w:val="36"/>
+        </w:rPr>
+      </w:pPr>
+      <w:r>
+        <w:rPr>
+          <w:rFonts w:ascii="Arial" w:hAnsi="Arial" w:cs="Arial"/>
+          <w:sz w:val="36"/>
+          <w:szCs w:val="36"/>
+        </w:rPr>
+        <w:t xml:space="preserve">It separates </w:t>
+      </w:r>
+      <w:proofErr w:type="spellStart"/>
+      <w:r>
+        <w:rPr>
+          <w:rFonts w:ascii="Arial" w:hAnsi="Arial" w:cs="Arial"/>
+          <w:sz w:val="36"/>
+          <w:szCs w:val="36"/>
+        </w:rPr>
+        <w:t>color</w:t>
+      </w:r>
+      <w:proofErr w:type="spellEnd"/>
+      <w:r>
+        <w:rPr>
+          <w:rFonts w:ascii="Arial" w:hAnsi="Arial" w:cs="Arial"/>
+          <w:sz w:val="36"/>
+          <w:szCs w:val="36"/>
+        </w:rPr>
+        <w:t xml:space="preserve"> into </w:t>
+      </w:r>
+      <w:r>
+        <w:rPr>
+          <w:rFonts w:ascii="Arial" w:hAnsi="Arial" w:cs="Arial"/>
+          <w:b/>
+          <w:bCs/>
+          <w:sz w:val="36"/>
+          <w:szCs w:val="36"/>
+        </w:rPr>
+        <w:t>three properties</w:t>
+      </w:r>
+      <w:r>
+        <w:rPr>
+          <w:rFonts w:ascii="Arial" w:hAnsi="Arial" w:cs="Arial"/>
+          <w:sz w:val="36"/>
+          <w:szCs w:val="36"/>
+        </w:rPr>
+        <w:t>:</w:t>
+      </w:r>
+    </w:p>
+    <w:p>
+      <w:pPr>
+        <w:pStyle w:val="ListParagraph"/>
+        <w:numPr>
+          <w:ilvl w:val="0"/>
+          <w:numId w:val="15"/>
+        </w:numPr>
+        <w:rPr>
+          <w:rFonts w:ascii="Arial" w:hAnsi="Arial" w:cs="Arial"/>
+          <w:sz w:val="36"/>
+          <w:szCs w:val="36"/>
+        </w:rPr>
+      </w:pPr>
+      <w:r>
+        <w:rPr>
+          <w:rFonts w:ascii="Arial" w:hAnsi="Arial" w:cs="Arial"/>
+          <w:b/>
+          <w:bCs/>
+          <w:sz w:val="36"/>
+          <w:szCs w:val="36"/>
+        </w:rPr>
+        <w:t>H = Hue</w:t>
+      </w:r>
+      <w:r>
+        <w:rPr>
+          <w:rFonts w:ascii="Arial" w:hAnsi="Arial" w:cs="Arial"/>
+          <w:sz w:val="36"/>
+          <w:szCs w:val="36"/>
+        </w:rPr>
+        <w:t xml:space="preserve"> → What </w:t>
+      </w:r>
+      <w:proofErr w:type="spellStart"/>
+      <w:r>
+        <w:rPr>
+          <w:rFonts w:ascii="Arial" w:hAnsi="Arial" w:cs="Arial"/>
+          <w:sz w:val="36"/>
+          <w:szCs w:val="36"/>
+        </w:rPr>
+        <w:t>color</w:t>
+      </w:r>
+      <w:proofErr w:type="spellEnd"/>
+      <w:r>
+        <w:rPr>
+          <w:rFonts w:ascii="Arial" w:hAnsi="Arial" w:cs="Arial"/>
+          <w:sz w:val="36"/>
+          <w:szCs w:val="36"/>
+        </w:rPr>
+        <w:t xml:space="preserve"> is it? </w:t>
+      </w:r>
+    </w:p>
+    <w:p>
+      <w:pPr>
+        <w:pStyle w:val="ListParagraph"/>
+        <w:numPr>
+          <w:ilvl w:val="0"/>
+          <w:numId w:val="15"/>
+        </w:numPr>
+        <w:rPr>
+          <w:rFonts w:ascii="Arial" w:hAnsi="Arial" w:cs="Arial"/>
+          <w:sz w:val="36"/>
+          <w:szCs w:val="36"/>
+        </w:rPr>
+      </w:pPr>
+      <w:r>
+        <w:rPr>
+          <w:rFonts w:ascii="Arial" w:hAnsi="Arial" w:cs="Arial"/>
+          <w:b/>
+          <w:bCs/>
+          <w:sz w:val="36"/>
+          <w:szCs w:val="36"/>
+        </w:rPr>
+        <w:t>S = Saturation</w:t>
+      </w:r>
+      <w:r>
+        <w:rPr>
+          <w:rFonts w:ascii="Arial" w:hAnsi="Arial" w:cs="Arial"/>
+          <w:sz w:val="36"/>
+          <w:szCs w:val="36"/>
+        </w:rPr>
+        <w:t xml:space="preserve"> → How pure or dull is the </w:t>
+      </w:r>
+      <w:proofErr w:type="spellStart"/>
+      <w:r>
+        <w:rPr>
+          <w:rFonts w:ascii="Arial" w:hAnsi="Arial" w:cs="Arial"/>
+          <w:sz w:val="36"/>
+          <w:szCs w:val="36"/>
+        </w:rPr>
+        <w:t>color</w:t>
+      </w:r>
+      <w:proofErr w:type="spellEnd"/>
+      <w:r>
+        <w:rPr>
+          <w:rFonts w:ascii="Arial" w:hAnsi="Arial" w:cs="Arial"/>
+          <w:sz w:val="36"/>
+          <w:szCs w:val="36"/>
+        </w:rPr>
+        <w:t xml:space="preserve">? </w:t>
+      </w:r>
+    </w:p>
+    <w:p>
+      <w:pPr>
+        <w:pStyle w:val="ListParagraph"/>
+        <w:numPr>
+          <w:ilvl w:val="0"/>
+          <w:numId w:val="15"/>
+        </w:numPr>
+        <w:rPr>
+          <w:rFonts w:ascii="Arial" w:hAnsi="Arial" w:cs="Arial"/>
+          <w:sz w:val="36"/>
+          <w:szCs w:val="36"/>
+        </w:rPr>
+      </w:pPr>
+      <w:r>
+        <w:rPr>
+          <w:rFonts w:ascii="Arial" w:hAnsi="Arial" w:cs="Arial"/>
+          <w:b/>
+          <w:bCs/>
+          <w:sz w:val="36"/>
+          <w:szCs w:val="36"/>
+        </w:rPr>
+        <w:t>V = Value</w:t>
+      </w:r>
+      <w:r>
+        <w:rPr>
+          <w:rFonts w:ascii="Arial" w:hAnsi="Arial" w:cs="Arial"/>
+          <w:sz w:val="36"/>
+          <w:szCs w:val="36"/>
+        </w:rPr>
+        <w:t xml:space="preserve"> → How bright or dark is it? </w:t>
+      </w:r>
+    </w:p>
+    <w:p>
+      <w:pPr>
+        <w:pStyle w:val="ListParagraph"/>
+        <w:rPr>
+          <w:rFonts w:ascii="Arial" w:hAnsi="Arial" w:cs="Arial"/>
+          <w:sz w:val="36"/>
+          <w:szCs w:val="36"/>
+        </w:rPr>
+      </w:pPr>
+      <w:r>
+        <w:rPr>
+          <w:rFonts w:ascii="Arial" w:hAnsi="Arial" w:cs="Arial"/>
+          <w:sz w:val="36"/>
+          <w:szCs w:val="36"/>
+        </w:rPr>
+        <w:t xml:space="preserve">This separation makes </w:t>
+      </w:r>
+      <w:proofErr w:type="spellStart"/>
+      <w:r>
+        <w:rPr>
+          <w:rFonts w:ascii="Arial" w:hAnsi="Arial" w:cs="Arial"/>
+          <w:sz w:val="36"/>
+          <w:szCs w:val="36"/>
+        </w:rPr>
+        <w:t>color</w:t>
+      </w:r>
+      <w:proofErr w:type="spellEnd"/>
+      <w:r>
+        <w:rPr>
+          <w:rFonts w:ascii="Arial" w:hAnsi="Arial" w:cs="Arial"/>
+          <w:sz w:val="36"/>
+          <w:szCs w:val="36"/>
+        </w:rPr>
+        <w:t xml:space="preserve"> detection much easier.</w:t>
+      </w:r>
+    </w:p>
+    <w:p>
+      <w:pPr>
+        <w:pStyle w:val="ListParagraph"/>
+        <w:rPr>
+          <w:rFonts w:ascii="Arial" w:hAnsi="Arial" w:cs="Arial"/>
+          <w:sz w:val="36"/>
+          <w:szCs w:val="36"/>
+        </w:rPr>
+      </w:pPr>
+    </w:p>
+    <w:p>
+      <w:pPr>
+        <w:pStyle w:val="ListParagraph"/>
+        <w:rPr>
+          <w:rFonts w:ascii="Arial" w:hAnsi="Arial" w:cs="Arial"/>
+          <w:b/>
+          <w:bCs/>
+          <w:sz w:val="36"/>
+          <w:szCs w:val="36"/>
+        </w:rPr>
+      </w:pPr>
+      <w:r>
+        <w:rPr>
+          <w:rFonts w:ascii="Arial" w:hAnsi="Arial" w:cs="Arial"/>
+          <w:b/>
+          <w:bCs/>
+          <w:sz w:val="36"/>
+          <w:szCs w:val="36"/>
+        </w:rPr>
+        <w:t>1️</w:t>
+      </w:r>
+      <w:r>
+        <w:rPr>
+          <w:rFonts w:ascii="Segoe UI Symbol" w:hAnsi="Segoe UI Symbol" w:cs="Segoe UI Symbol"/>
+          <w:b/>
+          <w:bCs/>
+          <w:sz w:val="36"/>
+          <w:szCs w:val="36"/>
+        </w:rPr>
+        <w:t>⃣</w:t>
+      </w:r>
+      <w:r>
+        <w:rPr>
+          <w:rFonts w:ascii="Arial" w:hAnsi="Arial" w:cs="Arial"/>
+          <w:b/>
+          <w:bCs/>
+          <w:sz w:val="36"/>
+          <w:szCs w:val="36"/>
+        </w:rPr>
+        <w:t xml:space="preserve"> Hue (H)</w:t>
+      </w:r>
+    </w:p>
+    <w:p>
+      <w:pPr>
+        <w:pStyle w:val="ListParagraph"/>
+        <w:rPr>
+          <w:rFonts w:ascii="Arial" w:hAnsi="Arial" w:cs="Arial"/>
+          <w:sz w:val="36"/>
+          <w:szCs w:val="36"/>
+        </w:rPr>
+      </w:pPr>
+      <w:r>
+        <w:rPr>
+          <w:rFonts w:ascii="Arial" w:hAnsi="Arial" w:cs="Arial"/>
+          <w:sz w:val="36"/>
+          <w:szCs w:val="36"/>
+        </w:rPr>
+        <w:t>Hue answers one question:</w:t>
+      </w:r>
+    </w:p>
+    <w:p>
+      <w:pPr>
+        <w:pStyle w:val="ListParagraph"/>
+        <w:rPr>
+          <w:rFonts w:ascii="Arial" w:hAnsi="Arial" w:cs="Arial"/>
+          <w:sz w:val="36"/>
+          <w:szCs w:val="36"/>
+        </w:rPr>
+      </w:pPr>
+      <w:r>
+        <w:rPr>
+          <w:rFonts w:ascii="Arial" w:hAnsi="Arial" w:cs="Arial"/>
+          <w:b/>
+          <w:bCs/>
+          <w:sz w:val="36"/>
+          <w:szCs w:val="36"/>
+        </w:rPr>
+        <w:t xml:space="preserve">What is the actual </w:t>
+      </w:r>
+      <w:proofErr w:type="spellStart"/>
+      <w:r>
+        <w:rPr>
+          <w:rFonts w:ascii="Arial" w:hAnsi="Arial" w:cs="Arial"/>
+          <w:b/>
+          <w:bCs/>
+          <w:sz w:val="36"/>
+          <w:szCs w:val="36"/>
+        </w:rPr>
+        <w:t>color</w:t>
+      </w:r>
+      <w:proofErr w:type="spellEnd"/>
+      <w:r>
+        <w:rPr>
+          <w:rFonts w:ascii="Arial" w:hAnsi="Arial" w:cs="Arial"/>
+          <w:b/>
+          <w:bCs/>
+          <w:sz w:val="36"/>
+          <w:szCs w:val="36"/>
+        </w:rPr>
+        <w:t>?</w:t>
+      </w:r>
+    </w:p>
+    <w:p>
+      <w:pPr>
+        <w:pStyle w:val="ListParagraph"/>
+        <w:rPr>
+          <w:rFonts w:ascii="Arial" w:hAnsi="Arial" w:cs="Arial"/>
+          <w:sz w:val="36"/>
+          <w:szCs w:val="36"/>
+        </w:rPr>
+      </w:pPr>
+    </w:p>
+    <w:p>
+      <w:pPr>
+        <w:pStyle w:val="ListParagraph"/>
+        <w:rPr>
+          <w:rFonts w:ascii="Arial" w:hAnsi="Arial" w:cs="Arial"/>
+          <w:b/>
+          <w:bCs/>
+          <w:sz w:val="36"/>
+          <w:szCs w:val="36"/>
+        </w:rPr>
+      </w:pPr>
+      <w:r>
+        <w:rPr>
+          <w:rFonts w:ascii="Arial" w:hAnsi="Arial" w:cs="Arial"/>
+          <w:b/>
+          <w:bCs/>
+          <w:sz w:val="36"/>
+          <w:szCs w:val="36"/>
+        </w:rPr>
+        <w:t>2️</w:t>
+      </w:r>
+      <w:r>
+        <w:rPr>
+          <w:rFonts w:ascii="Segoe UI Symbol" w:hAnsi="Segoe UI Symbol" w:cs="Segoe UI Symbol"/>
+          <w:b/>
+          <w:bCs/>
+          <w:sz w:val="36"/>
+          <w:szCs w:val="36"/>
+        </w:rPr>
+        <w:t>⃣</w:t>
+      </w:r>
+      <w:r>
+        <w:rPr>
+          <w:rFonts w:ascii="Arial" w:hAnsi="Arial" w:cs="Arial"/>
+          <w:b/>
+          <w:bCs/>
+          <w:sz w:val="36"/>
+          <w:szCs w:val="36"/>
+        </w:rPr>
+        <w:t xml:space="preserve"> Saturation (S)</w:t>
+      </w:r>
+    </w:p>
+    <w:p>
+      <w:pPr>
+        <w:pStyle w:val="ListParagraph"/>
+        <w:rPr>
+          <w:rFonts w:ascii="Arial" w:hAnsi="Arial" w:cs="Arial"/>
+          <w:sz w:val="36"/>
+          <w:szCs w:val="36"/>
+        </w:rPr>
+      </w:pPr>
+      <w:r>
+        <w:rPr>
+          <w:rFonts w:ascii="Arial" w:hAnsi="Arial" w:cs="Arial"/>
+          <w:sz w:val="36"/>
+          <w:szCs w:val="36"/>
+        </w:rPr>
+        <w:t>Saturation answers:</w:t>
+      </w:r>
+    </w:p>
+    <w:p>
+      <w:pPr>
+        <w:pStyle w:val="ListParagraph"/>
+        <w:rPr>
+          <w:rFonts w:ascii="Arial" w:hAnsi="Arial" w:cs="Arial"/>
+          <w:b/>
+          <w:bCs/>
+          <w:sz w:val="36"/>
+          <w:szCs w:val="36"/>
+        </w:rPr>
+      </w:pPr>
+      <w:r>
+        <w:rPr>
+          <w:rFonts w:ascii="Arial" w:hAnsi="Arial" w:cs="Arial"/>
+          <w:b/>
+          <w:bCs/>
+          <w:sz w:val="36"/>
+          <w:szCs w:val="36"/>
+        </w:rPr>
+        <w:t xml:space="preserve">How rich or pure is the </w:t>
+      </w:r>
+      <w:proofErr w:type="spellStart"/>
+      <w:r>
+        <w:rPr>
+          <w:rFonts w:ascii="Arial" w:hAnsi="Arial" w:cs="Arial"/>
+          <w:b/>
+          <w:bCs/>
+          <w:sz w:val="36"/>
+          <w:szCs w:val="36"/>
+        </w:rPr>
+        <w:t>color</w:t>
+      </w:r>
+      <w:proofErr w:type="spellEnd"/>
+      <w:r>
+        <w:rPr>
+          <w:rFonts w:ascii="Arial" w:hAnsi="Arial" w:cs="Arial"/>
+          <w:b/>
+          <w:bCs/>
+          <w:sz w:val="36"/>
+          <w:szCs w:val="36"/>
+        </w:rPr>
+        <w:t>?</w:t>
+      </w:r>
+    </w:p>
+    <w:p>
+      <w:pPr>
+        <w:pStyle w:val="ListParagraph"/>
+        <w:rPr>
+          <w:rFonts w:ascii="Arial" w:hAnsi="Arial" w:cs="Arial"/>
+          <w:sz w:val="36"/>
+          <w:szCs w:val="36"/>
+        </w:rPr>
+      </w:pPr>
+      <w:r>
+        <w:rPr>
+          <w:rFonts w:ascii="Arial" w:hAnsi="Arial" w:cs="Arial"/>
+          <w:b/>
+          <w:bCs/>
+          <w:sz w:val="36"/>
+          <w:szCs w:val="36"/>
+        </w:rPr>
+        <w:t xml:space="preserve"> </w:t>
+      </w:r>
+    </w:p>
+    <w:p>
+      <w:pPr>
+        <w:pStyle w:val="ListParagraph"/>
+        <w:rPr>
+          <w:rFonts w:ascii="Arial" w:hAnsi="Arial" w:cs="Arial"/>
+          <w:b/>
+          <w:bCs/>
+          <w:sz w:val="36"/>
+          <w:szCs w:val="36"/>
+        </w:rPr>
+      </w:pPr>
+      <w:r>
+        <w:rPr>
+          <w:rFonts w:ascii="Arial" w:hAnsi="Arial" w:cs="Arial"/>
+          <w:b/>
+          <w:bCs/>
+          <w:sz w:val="36"/>
+          <w:szCs w:val="36"/>
+        </w:rPr>
+        <w:t>3️</w:t>
+      </w:r>
+      <w:r>
+        <w:rPr>
+          <w:rFonts w:ascii="Segoe UI Symbol" w:hAnsi="Segoe UI Symbol" w:cs="Segoe UI Symbol"/>
+          <w:b/>
+          <w:bCs/>
+          <w:sz w:val="36"/>
+          <w:szCs w:val="36"/>
+        </w:rPr>
+        <w:t>⃣</w:t>
+      </w:r>
+      <w:r>
+        <w:rPr>
+          <w:rFonts w:ascii="Arial" w:hAnsi="Arial" w:cs="Arial"/>
+          <w:b/>
+          <w:bCs/>
+          <w:sz w:val="36"/>
+          <w:szCs w:val="36"/>
+        </w:rPr>
+        <w:t xml:space="preserve"> Value (V)</w:t>
+      </w:r>
+    </w:p>
+    <w:p>
+      <w:pPr>
+        <w:pStyle w:val="ListParagraph"/>
+        <w:rPr>
+          <w:rFonts w:ascii="Arial" w:hAnsi="Arial" w:cs="Arial"/>
+          <w:sz w:val="36"/>
+          <w:szCs w:val="36"/>
+        </w:rPr>
+      </w:pPr>
+      <w:r>
+        <w:rPr>
+          <w:rFonts w:ascii="Arial" w:hAnsi="Arial" w:cs="Arial"/>
+          <w:sz w:val="36"/>
+          <w:szCs w:val="36"/>
+        </w:rPr>
+        <w:t>Value answers:</w:t>
+      </w:r>
+    </w:p>
+    <w:p>
+      <w:pPr>
+        <w:pStyle w:val="ListParagraph"/>
+        <w:rPr>
+          <w:rFonts w:ascii="Arial" w:hAnsi="Arial" w:cs="Arial"/>
+          <w:sz w:val="36"/>
+          <w:szCs w:val="36"/>
+        </w:rPr>
+      </w:pPr>
+      <w:r>
+        <w:rPr>
+          <w:rFonts w:ascii="Arial" w:hAnsi="Arial" w:cs="Arial"/>
+          <w:b/>
+          <w:bCs/>
+          <w:sz w:val="36"/>
+          <w:szCs w:val="36"/>
+        </w:rPr>
+        <w:t xml:space="preserve">How bright is the </w:t>
+      </w:r>
+      <w:proofErr w:type="spellStart"/>
+      <w:r>
+        <w:rPr>
+          <w:rFonts w:ascii="Arial" w:hAnsi="Arial" w:cs="Arial"/>
+          <w:b/>
+          <w:bCs/>
+          <w:sz w:val="36"/>
+          <w:szCs w:val="36"/>
+        </w:rPr>
+        <w:t>color</w:t>
+      </w:r>
+      <w:proofErr w:type="spellEnd"/>
+      <w:r>
+        <w:rPr>
+          <w:rFonts w:ascii="Arial" w:hAnsi="Arial" w:cs="Arial"/>
+          <w:b/>
+          <w:bCs/>
+          <w:sz w:val="36"/>
+          <w:szCs w:val="36"/>
+        </w:rPr>
+        <w:t>?</w:t>
+      </w:r>
+    </w:p>
+    <w:p>
+      <w:pPr>
+        <w:pStyle w:val="ListParagraph"/>
+        <w:rPr>
+          <w:rFonts w:ascii="Arial" w:hAnsi="Arial" w:cs="Arial"/>
+          <w:sz w:val="36"/>
+          <w:szCs w:val="36"/>
+        </w:rPr>
+      </w:pPr>
+    </w:p>
+    <w:p>
+      <w:pPr>
+        <w:pStyle w:val="ListParagraph"/>
+        <w:rPr>
+          <w:rFonts w:ascii="Arial" w:hAnsi="Arial" w:cs="Arial"/>
+          <w:sz w:val="36"/>
+          <w:szCs w:val="36"/>
+        </w:rPr>
+      </w:pPr>
+      <w:r>
+        <w:rPr>
+          <w:rFonts w:ascii="Arial" w:hAnsi="Arial" w:cs="Arial"/>
+          <w:sz w:val="36"/>
+          <w:szCs w:val="36"/>
+        </w:rPr>
+        <w:t xml:space="preserve">HSV </w:t>
+      </w:r>
+      <w:proofErr w:type="spellStart"/>
+      <w:r>
+        <w:rPr>
+          <w:rFonts w:ascii="Arial" w:hAnsi="Arial" w:cs="Arial"/>
+          <w:sz w:val="36"/>
+          <w:szCs w:val="36"/>
+        </w:rPr>
+        <w:t>Color</w:t>
+      </w:r>
+      <w:proofErr w:type="spellEnd"/>
+      <w:r>
+        <w:rPr>
+          <w:rFonts w:ascii="Arial" w:hAnsi="Arial" w:cs="Arial"/>
+          <w:sz w:val="36"/>
+          <w:szCs w:val="36"/>
+        </w:rPr>
+        <w:t xml:space="preserve"> Space</w:t>
+      </w:r>
+    </w:p>
+    <w:p>
+      <w:pPr>
+        <w:pStyle w:val="ListParagraph"/>
+        <w:rPr>
+          <w:rFonts w:ascii="Arial" w:hAnsi="Arial" w:cs="Arial"/>
+          <w:sz w:val="36"/>
+          <w:szCs w:val="36"/>
+        </w:rPr>
+      </w:pPr>
+    </w:p>
+    <w:p>
+      <w:pPr>
+        <w:pStyle w:val="ListParagraph"/>
+        <w:rPr>
+          <w:rFonts w:ascii="Arial" w:hAnsi="Arial" w:cs="Arial"/>
+          <w:sz w:val="36"/>
+          <w:szCs w:val="36"/>
+        </w:rPr>
+      </w:pPr>
+      <w:r>
+        <w:rPr>
+          <w:rFonts w:ascii="Arial" w:hAnsi="Arial" w:cs="Arial"/>
+          <w:sz w:val="36"/>
+          <w:szCs w:val="36"/>
+        </w:rPr>
+        <w:t>H = Hue</w:t>
+      </w:r>
+    </w:p>
+    <w:p>
+      <w:pPr>
+        <w:pStyle w:val="ListParagraph"/>
+        <w:rPr>
+          <w:rFonts w:ascii="Arial" w:hAnsi="Arial" w:cs="Arial"/>
+          <w:sz w:val="36"/>
+          <w:szCs w:val="36"/>
+        </w:rPr>
+      </w:pPr>
+      <w:r>
+        <w:rPr>
+          <w:rFonts w:ascii="Arial" w:hAnsi="Arial" w:cs="Arial"/>
+          <w:sz w:val="36"/>
+          <w:szCs w:val="36"/>
+        </w:rPr>
+        <w:t xml:space="preserve">• Represents the actual </w:t>
+      </w:r>
+      <w:proofErr w:type="spellStart"/>
+      <w:r>
+        <w:rPr>
+          <w:rFonts w:ascii="Arial" w:hAnsi="Arial" w:cs="Arial"/>
+          <w:sz w:val="36"/>
+          <w:szCs w:val="36"/>
+        </w:rPr>
+        <w:t>color</w:t>
+      </w:r>
+      <w:proofErr w:type="spellEnd"/>
+      <w:r>
+        <w:rPr>
+          <w:rFonts w:ascii="Arial" w:hAnsi="Arial" w:cs="Arial"/>
+          <w:sz w:val="36"/>
+          <w:szCs w:val="36"/>
+        </w:rPr>
+        <w:t>.</w:t>
+      </w:r>
+    </w:p>
+    <w:p>
+      <w:pPr>
+        <w:pStyle w:val="ListParagraph"/>
+        <w:rPr>
+          <w:rFonts w:ascii="Arial" w:hAnsi="Arial" w:cs="Arial"/>
+          <w:sz w:val="36"/>
+          <w:szCs w:val="36"/>
+        </w:rPr>
+      </w:pPr>
+    </w:p>
+    <w:p>
+      <w:pPr>
+        <w:pStyle w:val="ListParagraph"/>
+        <w:rPr>
+          <w:rFonts w:ascii="Arial" w:hAnsi="Arial" w:cs="Arial"/>
+          <w:sz w:val="36"/>
+          <w:szCs w:val="36"/>
+        </w:rPr>
+      </w:pPr>
+      <w:r>
+        <w:rPr>
+          <w:rFonts w:ascii="Arial" w:hAnsi="Arial" w:cs="Arial"/>
+          <w:sz w:val="36"/>
+          <w:szCs w:val="36"/>
+        </w:rPr>
+        <w:t>S = Saturation</w:t>
+      </w:r>
+    </w:p>
+    <w:p>
+      <w:pPr>
+        <w:pStyle w:val="ListParagraph"/>
+        <w:rPr>
+          <w:rFonts w:ascii="Arial" w:hAnsi="Arial" w:cs="Arial"/>
+          <w:sz w:val="36"/>
+          <w:szCs w:val="36"/>
+        </w:rPr>
+      </w:pPr>
+      <w:r>
+        <w:rPr>
+          <w:rFonts w:ascii="Arial" w:hAnsi="Arial" w:cs="Arial"/>
+          <w:sz w:val="36"/>
+          <w:szCs w:val="36"/>
+        </w:rPr>
+        <w:t xml:space="preserve">• Represents the purity or richness of the </w:t>
+      </w:r>
+      <w:proofErr w:type="spellStart"/>
+      <w:r>
+        <w:rPr>
+          <w:rFonts w:ascii="Arial" w:hAnsi="Arial" w:cs="Arial"/>
+          <w:sz w:val="36"/>
+          <w:szCs w:val="36"/>
+        </w:rPr>
+        <w:t>color</w:t>
+      </w:r>
+      <w:proofErr w:type="spellEnd"/>
+      <w:r>
+        <w:rPr>
+          <w:rFonts w:ascii="Arial" w:hAnsi="Arial" w:cs="Arial"/>
+          <w:sz w:val="36"/>
+          <w:szCs w:val="36"/>
+        </w:rPr>
+        <w:t>.</w:t>
+      </w:r>
+    </w:p>
+    <w:p>
+      <w:pPr>
+        <w:pStyle w:val="ListParagraph"/>
+        <w:rPr>
+          <w:rFonts w:ascii="Arial" w:hAnsi="Arial" w:cs="Arial"/>
+          <w:sz w:val="36"/>
+          <w:szCs w:val="36"/>
+        </w:rPr>
+      </w:pPr>
+    </w:p>
+    <w:p>
+      <w:pPr>
+        <w:pStyle w:val="ListParagraph"/>
+        <w:rPr>
+          <w:rFonts w:ascii="Arial" w:hAnsi="Arial" w:cs="Arial"/>
+          <w:sz w:val="36"/>
+          <w:szCs w:val="36"/>
+        </w:rPr>
+      </w:pPr>
+      <w:r>
+        <w:rPr>
+          <w:rFonts w:ascii="Arial" w:hAnsi="Arial" w:cs="Arial"/>
+          <w:sz w:val="36"/>
+          <w:szCs w:val="36"/>
+        </w:rPr>
+        <w:t>V = Value</w:t>
+      </w:r>
+    </w:p>
+    <w:p>
+      <w:pPr>
+        <w:pStyle w:val="ListParagraph"/>
+        <w:rPr>
+          <w:rFonts w:ascii="Arial" w:hAnsi="Arial" w:cs="Arial"/>
+          <w:sz w:val="36"/>
+          <w:szCs w:val="36"/>
+        </w:rPr>
+      </w:pPr>
+      <w:r>
+        <w:rPr>
+          <w:rFonts w:ascii="Arial" w:hAnsi="Arial" w:cs="Arial"/>
+          <w:sz w:val="36"/>
+          <w:szCs w:val="36"/>
+        </w:rPr>
+        <w:lastRenderedPageBreak/>
+        <w:t xml:space="preserve">• Represents the brightness of the </w:t>
+      </w:r>
+      <w:proofErr w:type="spellStart"/>
+      <w:r>
+        <w:rPr>
+          <w:rFonts w:ascii="Arial" w:hAnsi="Arial" w:cs="Arial"/>
+          <w:sz w:val="36"/>
+          <w:szCs w:val="36"/>
+        </w:rPr>
+        <w:t>color</w:t>
+      </w:r>
+      <w:proofErr w:type="spellEnd"/>
+      <w:r>
+        <w:rPr>
+          <w:rFonts w:ascii="Arial" w:hAnsi="Arial" w:cs="Arial"/>
+          <w:sz w:val="36"/>
+          <w:szCs w:val="36"/>
+        </w:rPr>
+        <w:t>.</w:t>
+      </w:r>
+    </w:p>
+    <w:p>
+      <w:pPr>
+        <w:pStyle w:val="ListParagraph"/>
+        <w:rPr>
+          <w:rFonts w:ascii="Arial" w:hAnsi="Arial" w:cs="Arial"/>
+          <w:sz w:val="36"/>
+          <w:szCs w:val="36"/>
+        </w:rPr>
+      </w:pPr>
+    </w:p>
+    <w:p>
+      <w:pPr>
+        <w:pStyle w:val="ListParagraph"/>
+        <w:rPr>
+          <w:rFonts w:ascii="Arial" w:hAnsi="Arial" w:cs="Arial"/>
+          <w:sz w:val="36"/>
+          <w:szCs w:val="36"/>
+        </w:rPr>
+      </w:pPr>
+      <w:r>
+        <w:rPr>
+          <w:rFonts w:ascii="Arial" w:hAnsi="Arial" w:cs="Arial"/>
+          <w:sz w:val="36"/>
+          <w:szCs w:val="36"/>
+        </w:rPr>
+        <w:t xml:space="preserve">HSV is widely used in Computer Vision because it separates </w:t>
+      </w:r>
+      <w:proofErr w:type="spellStart"/>
+      <w:r>
+        <w:rPr>
+          <w:rFonts w:ascii="Arial" w:hAnsi="Arial" w:cs="Arial"/>
+          <w:sz w:val="36"/>
+          <w:szCs w:val="36"/>
+        </w:rPr>
+        <w:t>color</w:t>
+      </w:r>
+      <w:proofErr w:type="spellEnd"/>
+      <w:r>
+        <w:rPr>
+          <w:rFonts w:ascii="Arial" w:hAnsi="Arial" w:cs="Arial"/>
+          <w:sz w:val="36"/>
+          <w:szCs w:val="36"/>
+        </w:rPr>
+        <w:t xml:space="preserve"> information from brightness, making </w:t>
+      </w:r>
+      <w:proofErr w:type="spellStart"/>
+      <w:r>
+        <w:rPr>
+          <w:rFonts w:ascii="Arial" w:hAnsi="Arial" w:cs="Arial"/>
+          <w:sz w:val="36"/>
+          <w:szCs w:val="36"/>
+        </w:rPr>
+        <w:t>color</w:t>
+      </w:r>
+      <w:proofErr w:type="spellEnd"/>
+      <w:r>
+        <w:rPr>
+          <w:rFonts w:ascii="Arial" w:hAnsi="Arial" w:cs="Arial"/>
+          <w:sz w:val="36"/>
+          <w:szCs w:val="36"/>
+        </w:rPr>
+        <w:t xml:space="preserve"> detection easier.</w:t>
+      </w:r>
+    </w:p>
+    <w:p>
+      <w:pPr>
+        <w:pStyle w:val="ListParagraph"/>
+        <w:rPr>
+          <w:rFonts w:ascii="Arial" w:hAnsi="Arial" w:cs="Arial"/>
+          <w:sz w:val="36"/>
+          <w:szCs w:val="36"/>
+        </w:rPr>
+      </w:pPr>
+    </w:p>
+    <w:p>
+      <w:pPr>
+        <w:pStyle w:val="ListParagraph"/>
+        <w:numPr>
+          <w:ilvl w:val="0"/>
+          <w:numId w:val="10"/>
+        </w:numPr>
+        <w:rPr>
+          <w:rFonts w:ascii="Arial" w:hAnsi="Arial" w:cs="Arial"/>
+          <w:sz w:val="36"/>
+          <w:szCs w:val="36"/>
+        </w:rPr>
+      </w:pPr>
+      <w:r>
+        <w:rPr>
+          <w:rFonts w:ascii="Arial" w:hAnsi="Arial" w:cs="Arial"/>
+          <w:sz w:val="36"/>
+          <w:szCs w:val="36"/>
+        </w:rPr>
+        <w:t>cv2.COLOR_BGR2HSV</w:t>
+      </w:r>
+    </w:p>
+    <w:p>
+      <w:pPr>
+        <w:pStyle w:val="ListParagraph"/>
+        <w:rPr>
+          <w:rFonts w:ascii="Arial" w:hAnsi="Arial" w:cs="Arial"/>
+          <w:sz w:val="36"/>
+          <w:szCs w:val="36"/>
+        </w:rPr>
+      </w:pPr>
+    </w:p>
+    <w:p>
+      <w:pPr>
+        <w:pStyle w:val="ListParagraph"/>
+        <w:rPr>
+          <w:rFonts w:ascii="Arial" w:hAnsi="Arial" w:cs="Arial"/>
+          <w:sz w:val="36"/>
+          <w:szCs w:val="36"/>
+        </w:rPr>
+      </w:pPr>
+      <w:r>
+        <w:rPr>
+          <w:rFonts w:ascii="Arial" w:hAnsi="Arial" w:cs="Arial"/>
+          <w:sz w:val="36"/>
+          <w:szCs w:val="36"/>
+        </w:rPr>
+        <w:t xml:space="preserve">• Converts a BGR image into the HSV </w:t>
+      </w:r>
+      <w:proofErr w:type="spellStart"/>
+      <w:r>
+        <w:rPr>
+          <w:rFonts w:ascii="Arial" w:hAnsi="Arial" w:cs="Arial"/>
+          <w:sz w:val="36"/>
+          <w:szCs w:val="36"/>
+        </w:rPr>
+        <w:t>color</w:t>
+      </w:r>
+      <w:proofErr w:type="spellEnd"/>
+      <w:r>
+        <w:rPr>
+          <w:rFonts w:ascii="Arial" w:hAnsi="Arial" w:cs="Arial"/>
+          <w:sz w:val="36"/>
+          <w:szCs w:val="36"/>
+        </w:rPr>
+        <w:t xml:space="preserve"> space.</w:t>
+      </w:r>
+    </w:p>
+    <w:p>
+      <w:pPr>
+        <w:pStyle w:val="ListParagraph"/>
+        <w:rPr>
+          <w:rFonts w:ascii="Arial" w:hAnsi="Arial" w:cs="Arial"/>
+          <w:sz w:val="36"/>
+          <w:szCs w:val="36"/>
+        </w:rPr>
+      </w:pPr>
+      <w:r>
+        <w:rPr>
+          <w:rFonts w:ascii="Arial" w:hAnsi="Arial" w:cs="Arial"/>
+          <w:sz w:val="36"/>
+          <w:szCs w:val="36"/>
+        </w:rPr>
+        <w:t>• Returns a new NumPy array.</w:t>
+      </w:r>
+    </w:p>
+    <w:p>
+      <w:pPr>
+        <w:pStyle w:val="ListParagraph"/>
+        <w:rPr>
+          <w:rFonts w:ascii="Arial" w:hAnsi="Arial" w:cs="Arial"/>
+          <w:sz w:val="36"/>
+          <w:szCs w:val="36"/>
+        </w:rPr>
+      </w:pPr>
+      <w:r>
+        <w:rPr>
+          <w:rFonts w:ascii="Arial" w:hAnsi="Arial" w:cs="Arial"/>
+          <w:sz w:val="36"/>
+          <w:szCs w:val="36"/>
+        </w:rPr>
+        <w:t>• The HSV image may look unusual when displayed with cv2.imshow().</w:t>
+      </w:r>
+    </w:p>
+    <w:p>
+      <w:pPr>
+        <w:pStyle w:val="ListParagraph"/>
+        <w:rPr>
+          <w:rFonts w:ascii="Arial" w:hAnsi="Arial" w:cs="Arial"/>
+          <w:sz w:val="36"/>
+          <w:szCs w:val="36"/>
+        </w:rPr>
+      </w:pPr>
+      <w:r>
+        <w:rPr>
+          <w:rFonts w:ascii="Arial" w:hAnsi="Arial" w:cs="Arial"/>
+          <w:sz w:val="36"/>
+          <w:szCs w:val="36"/>
+        </w:rPr>
+        <w:t xml:space="preserve">• HSV is mainly used for image processing tasks such as </w:t>
+      </w:r>
+      <w:proofErr w:type="spellStart"/>
+      <w:r>
+        <w:rPr>
+          <w:rFonts w:ascii="Arial" w:hAnsi="Arial" w:cs="Arial"/>
+          <w:sz w:val="36"/>
+          <w:szCs w:val="36"/>
+        </w:rPr>
+        <w:t>color</w:t>
+      </w:r>
+      <w:proofErr w:type="spellEnd"/>
+      <w:r>
+        <w:rPr>
+          <w:rFonts w:ascii="Arial" w:hAnsi="Arial" w:cs="Arial"/>
+          <w:sz w:val="36"/>
+          <w:szCs w:val="36"/>
+        </w:rPr>
+        <w:t xml:space="preserve"> detection, segmentation, and object tracking.</w:t>
+      </w:r>
+    </w:p>
+    <w:p>
+      <w:pPr>
+        <w:pStyle w:val="ListParagraph"/>
+        <w:rPr>
+          <w:rFonts w:ascii="Arial" w:hAnsi="Arial" w:cs="Arial"/>
+          <w:sz w:val="36"/>
+          <w:szCs w:val="36"/>
+        </w:rPr>
+      </w:pPr>
+    </w:p>
+    <w:p>
+      <w:pPr>
+        <w:pStyle w:val="ListParagraph"/>
+        <w:numPr>
+          <w:ilvl w:val="0"/>
+          <w:numId w:val="10"/>
+        </w:numPr>
+        <w:rPr>
+          <w:rFonts w:ascii="Arial" w:hAnsi="Arial" w:cs="Arial"/>
+          <w:sz w:val="36"/>
+          <w:szCs w:val="36"/>
+        </w:rPr>
+      </w:pPr>
+      <w:r>
+        <w:rPr>
+          <w:rFonts w:ascii="Arial" w:hAnsi="Arial" w:cs="Arial"/>
+          <w:sz w:val="36"/>
+          <w:szCs w:val="36"/>
+        </w:rPr>
+        <w:t xml:space="preserve">Splitting of channels </w:t>
+      </w:r>
+    </w:p>
+    <w:p>
+      <w:pPr>
+        <w:pStyle w:val="ListParagraph"/>
+        <w:rPr>
+          <w:rFonts w:ascii="Arial" w:hAnsi="Arial" w:cs="Arial"/>
+          <w:sz w:val="36"/>
+          <w:szCs w:val="36"/>
+        </w:rPr>
+      </w:pPr>
+      <w:r>
+        <w:rPr>
+          <w:rFonts w:ascii="Arial" w:hAnsi="Arial" w:cs="Arial"/>
+          <w:sz w:val="36"/>
+          <w:szCs w:val="36"/>
+        </w:rPr>
+        <w:t>Blue Channel</w:t>
+      </w:r>
+    </w:p>
+    <w:p>
+      <w:pPr>
+        <w:pStyle w:val="ListParagraph"/>
+        <w:rPr>
+          <w:rFonts w:ascii="Arial" w:hAnsi="Arial" w:cs="Arial"/>
+          <w:sz w:val="36"/>
+          <w:szCs w:val="36"/>
+        </w:rPr>
+      </w:pPr>
+      <w:r>
+        <w:rPr>
+          <w:rFonts w:ascii="Segoe UI Emoji" w:hAnsi="Segoe UI Emoji" w:cs="Segoe UI Emoji"/>
+          <w:sz w:val="36"/>
+          <w:szCs w:val="36"/>
+        </w:rPr>
+        <w:t>❌</w:t>
+      </w:r>
+      <w:r>
+        <w:rPr>
+          <w:rFonts w:ascii="Arial" w:hAnsi="Arial" w:cs="Arial"/>
+          <w:sz w:val="36"/>
+          <w:szCs w:val="36"/>
+        </w:rPr>
+        <w:t xml:space="preserve"> Not a blue-</w:t>
+      </w:r>
+      <w:proofErr w:type="spellStart"/>
+      <w:r>
+        <w:rPr>
+          <w:rFonts w:ascii="Arial" w:hAnsi="Arial" w:cs="Arial"/>
+          <w:sz w:val="36"/>
+          <w:szCs w:val="36"/>
+        </w:rPr>
+        <w:t>colored</w:t>
+      </w:r>
+      <w:proofErr w:type="spellEnd"/>
+      <w:r>
+        <w:rPr>
+          <w:rFonts w:ascii="Arial" w:hAnsi="Arial" w:cs="Arial"/>
+          <w:sz w:val="36"/>
+          <w:szCs w:val="36"/>
+        </w:rPr>
+        <w:t xml:space="preserve"> image</w:t>
+      </w:r>
+    </w:p>
+    <w:p>
+      <w:pPr>
+        <w:pStyle w:val="ListParagraph"/>
+        <w:rPr>
+          <w:rFonts w:ascii="Arial" w:hAnsi="Arial" w:cs="Arial"/>
+          <w:sz w:val="36"/>
+          <w:szCs w:val="36"/>
+        </w:rPr>
+      </w:pPr>
+    </w:p>
+    <w:p>
+      <w:pPr>
+        <w:pStyle w:val="ListParagraph"/>
+        <w:rPr>
+          <w:rFonts w:ascii="Arial" w:hAnsi="Arial" w:cs="Arial"/>
+          <w:sz w:val="36"/>
+          <w:szCs w:val="36"/>
+        </w:rPr>
+      </w:pPr>
+      <w:r>
+        <w:rPr>
+          <w:rFonts w:ascii="Segoe UI Emoji" w:hAnsi="Segoe UI Emoji" w:cs="Segoe UI Emoji"/>
+          <w:sz w:val="36"/>
+          <w:szCs w:val="36"/>
+        </w:rPr>
+        <w:t>✅</w:t>
+      </w:r>
+      <w:r>
+        <w:rPr>
+          <w:rFonts w:ascii="Arial" w:hAnsi="Arial" w:cs="Arial"/>
+          <w:sz w:val="36"/>
+          <w:szCs w:val="36"/>
+        </w:rPr>
+        <w:t xml:space="preserve"> A grayscale image showing the amount of blue.</w:t>
+      </w:r>
+    </w:p>
+    <w:p>
+      <w:pPr>
+        <w:pStyle w:val="ListParagraph"/>
+        <w:rPr>
+          <w:rFonts w:ascii="Arial" w:hAnsi="Arial" w:cs="Arial"/>
+          <w:sz w:val="36"/>
+          <w:szCs w:val="36"/>
+        </w:rPr>
+      </w:pPr>
+    </w:p>
+    <w:p>
+      <w:pPr>
+        <w:pStyle w:val="ListParagraph"/>
+        <w:rPr>
+          <w:rFonts w:ascii="Arial" w:hAnsi="Arial" w:cs="Arial"/>
+          <w:sz w:val="36"/>
+          <w:szCs w:val="36"/>
+        </w:rPr>
+      </w:pPr>
+      <w:r>
+        <w:rPr>
+          <w:rFonts w:ascii="Arial" w:hAnsi="Arial" w:cs="Arial"/>
+          <w:sz w:val="36"/>
+          <w:szCs w:val="36"/>
+        </w:rPr>
+        <w:t>Green Channel</w:t>
+      </w:r>
+    </w:p>
+    <w:p>
+      <w:pPr>
+        <w:pStyle w:val="ListParagraph"/>
+        <w:rPr>
+          <w:rFonts w:ascii="Arial" w:hAnsi="Arial" w:cs="Arial"/>
+          <w:sz w:val="36"/>
+          <w:szCs w:val="36"/>
+        </w:rPr>
+      </w:pPr>
+      <w:r>
+        <w:rPr>
+          <w:rFonts w:ascii="Segoe UI Emoji" w:hAnsi="Segoe UI Emoji" w:cs="Segoe UI Emoji"/>
+          <w:sz w:val="36"/>
+          <w:szCs w:val="36"/>
+        </w:rPr>
+        <w:t>❌</w:t>
+      </w:r>
+      <w:r>
+        <w:rPr>
+          <w:rFonts w:ascii="Arial" w:hAnsi="Arial" w:cs="Arial"/>
+          <w:sz w:val="36"/>
+          <w:szCs w:val="36"/>
+        </w:rPr>
+        <w:t xml:space="preserve"> Not a green-</w:t>
+      </w:r>
+      <w:proofErr w:type="spellStart"/>
+      <w:r>
+        <w:rPr>
+          <w:rFonts w:ascii="Arial" w:hAnsi="Arial" w:cs="Arial"/>
+          <w:sz w:val="36"/>
+          <w:szCs w:val="36"/>
+        </w:rPr>
+        <w:t>colored</w:t>
+      </w:r>
+      <w:proofErr w:type="spellEnd"/>
+      <w:r>
+        <w:rPr>
+          <w:rFonts w:ascii="Arial" w:hAnsi="Arial" w:cs="Arial"/>
+          <w:sz w:val="36"/>
+          <w:szCs w:val="36"/>
+        </w:rPr>
+        <w:t xml:space="preserve"> image</w:t>
+      </w:r>
+    </w:p>
+    <w:p>
+      <w:pPr>
+        <w:pStyle w:val="ListParagraph"/>
+        <w:rPr>
+          <w:rFonts w:ascii="Arial" w:hAnsi="Arial" w:cs="Arial"/>
+          <w:sz w:val="36"/>
+          <w:szCs w:val="36"/>
+        </w:rPr>
+      </w:pPr>
+    </w:p>
+    <w:p>
+      <w:pPr>
+        <w:pStyle w:val="ListParagraph"/>
+        <w:rPr>
+          <w:rFonts w:ascii="Arial" w:hAnsi="Arial" w:cs="Arial"/>
+          <w:sz w:val="36"/>
+          <w:szCs w:val="36"/>
+        </w:rPr>
+      </w:pPr>
+      <w:r>
+        <w:rPr>
+          <w:rFonts w:ascii="Segoe UI Emoji" w:hAnsi="Segoe UI Emoji" w:cs="Segoe UI Emoji"/>
+          <w:sz w:val="36"/>
+          <w:szCs w:val="36"/>
+        </w:rPr>
+        <w:t>✅</w:t>
+      </w:r>
+      <w:r>
+        <w:rPr>
+          <w:rFonts w:ascii="Arial" w:hAnsi="Arial" w:cs="Arial"/>
+          <w:sz w:val="36"/>
+          <w:szCs w:val="36"/>
+        </w:rPr>
+        <w:t xml:space="preserve"> A grayscale image showing the amount of green.</w:t>
+      </w:r>
+    </w:p>
+    <w:p>
+      <w:pPr>
+        <w:pStyle w:val="ListParagraph"/>
+        <w:rPr>
+          <w:rFonts w:ascii="Arial" w:hAnsi="Arial" w:cs="Arial"/>
+          <w:sz w:val="36"/>
+          <w:szCs w:val="36"/>
+        </w:rPr>
+      </w:pPr>
+    </w:p>
+    <w:p>
+      <w:pPr>
+        <w:pStyle w:val="ListParagraph"/>
+        <w:rPr>
+          <w:rFonts w:ascii="Arial" w:hAnsi="Arial" w:cs="Arial"/>
+          <w:sz w:val="36"/>
+          <w:szCs w:val="36"/>
+        </w:rPr>
+      </w:pPr>
+      <w:r>
+        <w:rPr>
+          <w:rFonts w:ascii="Arial" w:hAnsi="Arial" w:cs="Arial"/>
+          <w:sz w:val="36"/>
+          <w:szCs w:val="36"/>
+        </w:rPr>
+        <w:lastRenderedPageBreak/>
+        <w:t>Red Channel</w:t>
+      </w:r>
+    </w:p>
+    <w:p>
+      <w:pPr>
+        <w:pStyle w:val="ListParagraph"/>
+        <w:rPr>
+          <w:rFonts w:ascii="Arial" w:hAnsi="Arial" w:cs="Arial"/>
+          <w:sz w:val="36"/>
+          <w:szCs w:val="36"/>
+        </w:rPr>
+      </w:pPr>
+      <w:r>
+        <w:rPr>
+          <w:rFonts w:ascii="Segoe UI Emoji" w:hAnsi="Segoe UI Emoji" w:cs="Segoe UI Emoji"/>
+          <w:sz w:val="36"/>
+          <w:szCs w:val="36"/>
+        </w:rPr>
+        <w:t>❌</w:t>
+      </w:r>
+      <w:r>
+        <w:rPr>
+          <w:rFonts w:ascii="Arial" w:hAnsi="Arial" w:cs="Arial"/>
+          <w:sz w:val="36"/>
+          <w:szCs w:val="36"/>
+        </w:rPr>
+        <w:t xml:space="preserve"> Not a red-</w:t>
+      </w:r>
+      <w:proofErr w:type="spellStart"/>
+      <w:r>
+        <w:rPr>
+          <w:rFonts w:ascii="Arial" w:hAnsi="Arial" w:cs="Arial"/>
+          <w:sz w:val="36"/>
+          <w:szCs w:val="36"/>
+        </w:rPr>
+        <w:t>colored</w:t>
+      </w:r>
+      <w:proofErr w:type="spellEnd"/>
+      <w:r>
+        <w:rPr>
+          <w:rFonts w:ascii="Arial" w:hAnsi="Arial" w:cs="Arial"/>
+          <w:sz w:val="36"/>
+          <w:szCs w:val="36"/>
+        </w:rPr>
+        <w:t xml:space="preserve"> image</w:t>
+      </w:r>
+    </w:p>
+    <w:p>
+      <w:pPr>
+        <w:pStyle w:val="ListParagraph"/>
+        <w:rPr>
+          <w:rFonts w:ascii="Arial" w:hAnsi="Arial" w:cs="Arial"/>
+          <w:sz w:val="36"/>
+          <w:szCs w:val="36"/>
+        </w:rPr>
+      </w:pPr>
+    </w:p>
+    <w:p>
+      <w:pPr>
+        <w:pStyle w:val="ListParagraph"/>
+        <w:rPr>
+          <w:rFonts w:ascii="Arial" w:hAnsi="Arial" w:cs="Arial"/>
+          <w:sz w:val="36"/>
+          <w:szCs w:val="36"/>
+        </w:rPr>
+      </w:pPr>
+      <w:r>
+        <w:rPr>
+          <w:rFonts w:ascii="Segoe UI Emoji" w:hAnsi="Segoe UI Emoji" w:cs="Segoe UI Emoji"/>
+          <w:sz w:val="36"/>
+          <w:szCs w:val="36"/>
+        </w:rPr>
+        <w:t>✅</w:t>
+      </w:r>
+      <w:r>
+        <w:rPr>
+          <w:rFonts w:ascii="Arial" w:hAnsi="Arial" w:cs="Arial"/>
+          <w:sz w:val="36"/>
+          <w:szCs w:val="36"/>
+        </w:rPr>
+        <w:t xml:space="preserve"> A grayscale image showing the amount of red.</w:t>
+      </w:r>
+    </w:p>
+    <w:p>
+      <w:pPr>
+        <w:pStyle w:val="ListParagraph"/>
+        <w:rPr>
+          <w:rFonts w:ascii="Arial" w:hAnsi="Arial" w:cs="Arial"/>
+          <w:sz w:val="36"/>
+          <w:szCs w:val="36"/>
+        </w:rPr>
+      </w:pPr>
+    </w:p>
+    <w:p>
+      <w:pPr>
+        <w:pStyle w:val="ListParagraph"/>
         <w:rPr>
           <w:rFonts w:ascii="Arial" w:hAnsi="Arial" w:cs="Arial"/>
           <w:sz w:val="36"/>
@@ -9021,9 +11305,9 @@
 <file path=word/numbering.xml><?xml version="1.0" encoding="utf-8"?>
 <w:numbering xmlns:wpc="http://schemas.microsoft.com/office/word/2010/wordprocessingCanvas" xmlns:cx="http://schemas.microsoft.com/office/drawing/2014/chartex" xmlns:cx1="http://schemas.microsoft.com/office/drawing/2015/9/8/chartex" xmlns:cx2="http://schemas.microsoft.com/office/drawing/2015/10/21/chartex" xmlns:cx3="http://schemas.microsoft.com/office/drawing/2016/5/9/chartex" xmlns:cx4="http://schemas.microsoft.com/office/drawing/2016/5/10/chartex" xmlns:cx5="http://schemas.microsoft.com/office/drawing/2016/5/11/chartex" xmlns:cx6="http://schemas.microsoft.com/office/drawing/2016/5/12/chartex" xmlns:cx7="http://schemas.microsoft.com/office/drawing/2016/5/13/chartex" xmlns:cx8="http://schemas.microsoft.com/office/drawing/2016/5/14/chartex" xmlns:mc="http://schemas.openxmlformats.org/markup-compatibility/2006" xmlns:aink="http://schemas.microsoft.com/office/drawing/2016/ink" xmlns:am3d="http://schemas.microsoft.com/office/drawing/2017/model3d" xmlns:o="urn:schemas-microsoft-com:office:office" xmlns:oel="http://schemas.microsoft.com/office/2019/extlst" xmlns:r="http://schemas.openxmlformats.org/officeDocument/2006/relationships" xmlns:m="http://schemas.openxmlformats.org/officeDocument/2006/math" xmlns:v="urn:schemas-microsoft-com:vml" xmlns:wp14="http://schemas.microsoft.com/office/word/2010/wordprocessingDrawing" xmlns:wp="http://schemas.openxmlformats.org/drawingml/2006/wordprocessingDrawing" xmlns:w10="urn:schemas-microsoft-com:office:word" xmlns:w="http://schemas.openxmlformats.org/wordprocessingml/2006/main" xmlns:w14="http://schemas.microsoft.com/office/word/2010/wordml" xmlns:w15="http://schemas.microsoft.com/office/word/2012/wordml" xmlns:w16cex="http://schemas.microsoft.com/office/word/2018/wordml/cex" xmlns:w16cid="http://schemas.microsoft.com/office/word/2016/wordml/cid" xmlns:w16="http://schemas.microsoft.com/office/word/2018/wordml" xmlns:w16du="http://schemas.microsoft.com/office/word/2023/wordml/word16du" xmlns:w16sdtdh="http://schemas.microsoft.com/office/word/2020/wordml/sdtdatahash" xmlns:w16sdtfl="http://schemas.microsoft.com/office/word/2024/wordml/sdtformatlock" xmlns:w16se="http://schemas.microsoft.com/office/word/2015/wordml/symex" xmlns:wpg="http://schemas.microsoft.com/office/word/2010/wordprocessingGroup" xmlns:wpi="http://schemas.microsoft.com/office/word/2010/wordprocessingInk" xmlns:wne="http://schemas.microsoft.com/office/word/2006/wordml" xmlns:wps="http://schemas.microsoft.com/office/word/2010/wordprocessingShape" mc:Ignorable="w14 w15 w16se w16cid w16 w16cex w16sdtdh w16sdtfl w16du wp14">
   <w:abstractNum w:abstractNumId="0" w15:restartNumberingAfterBreak="0">
-    <w:nsid w:val="07962403"/>
+    <w:nsid w:val="020B0719"/>
     <w:multiLevelType w:val="multilevel"/>
-    <w:tmpl w:val="8F287D86"/>
+    <w:tmpl w:val="F712062C"/>
     <w:lvl w:ilvl="0">
       <w:start w:val="1"/>
       <w:numFmt w:val="bullet"/>
@@ -9170,122 +11454,9 @@
     </w:lvl>
   </w:abstractNum>
   <w:abstractNum w:abstractNumId="1" w15:restartNumberingAfterBreak="0">
-    <w:nsid w:val="0BC6622D"/>
-    <w:multiLevelType w:val="hybridMultilevel"/>
-    <w:tmpl w:val="F12CB3EC"/>
-    <w:lvl w:ilvl="0" w:tplc="40090009">
-      <w:start w:val="1"/>
-      <w:numFmt w:val="bullet"/>
-      <w:lvlText w:val=""/>
-      <w:lvlJc w:val="left"/>
-      <w:pPr>
-        <w:ind w:left="720" w:hanging="360"/>
-      </w:pPr>
-      <w:rPr>
-        <w:rFonts w:ascii="Wingdings" w:hAnsi="Wingdings" w:hint="default"/>
-      </w:rPr>
-    </w:lvl>
-    <w:lvl w:ilvl="1" w:tplc="40090003" w:tentative="1">
-      <w:start w:val="1"/>
-      <w:numFmt w:val="bullet"/>
-      <w:lvlText w:val="o"/>
-      <w:lvlJc w:val="left"/>
-      <w:pPr>
-        <w:ind w:left="1440" w:hanging="360"/>
-      </w:pPr>
-      <w:rPr>
-        <w:rFonts w:ascii="Courier New" w:hAnsi="Courier New" w:cs="Courier New" w:hint="default"/>
-      </w:rPr>
-    </w:lvl>
-    <w:lvl w:ilvl="2" w:tplc="40090005" w:tentative="1">
-      <w:start w:val="1"/>
-      <w:numFmt w:val="bullet"/>
-      <w:lvlText w:val=""/>
-      <w:lvlJc w:val="left"/>
-      <w:pPr>
-        <w:ind w:left="2160" w:hanging="360"/>
-      </w:pPr>
-      <w:rPr>
-        <w:rFonts w:ascii="Wingdings" w:hAnsi="Wingdings" w:hint="default"/>
-      </w:rPr>
-    </w:lvl>
-    <w:lvl w:ilvl="3" w:tplc="40090001" w:tentative="1">
-      <w:start w:val="1"/>
-      <w:numFmt w:val="bullet"/>
-      <w:lvlText w:val=""/>
-      <w:lvlJc w:val="left"/>
-      <w:pPr>
-        <w:ind w:left="2880" w:hanging="360"/>
-      </w:pPr>
-      <w:rPr>
-        <w:rFonts w:ascii="Symbol" w:hAnsi="Symbol" w:hint="default"/>
-      </w:rPr>
-    </w:lvl>
-    <w:lvl w:ilvl="4" w:tplc="40090003" w:tentative="1">
-      <w:start w:val="1"/>
-      <w:numFmt w:val="bullet"/>
-      <w:lvlText w:val="o"/>
-      <w:lvlJc w:val="left"/>
-      <w:pPr>
-        <w:ind w:left="3600" w:hanging="360"/>
-      </w:pPr>
-      <w:rPr>
-        <w:rFonts w:ascii="Courier New" w:hAnsi="Courier New" w:cs="Courier New" w:hint="default"/>
-      </w:rPr>
-    </w:lvl>
-    <w:lvl w:ilvl="5" w:tplc="40090005" w:tentative="1">
-      <w:start w:val="1"/>
-      <w:numFmt w:val="bullet"/>
-      <w:lvlText w:val=""/>
-      <w:lvlJc w:val="left"/>
-      <w:pPr>
-        <w:ind w:left="4320" w:hanging="360"/>
-      </w:pPr>
-      <w:rPr>
-        <w:rFonts w:ascii="Wingdings" w:hAnsi="Wingdings" w:hint="default"/>
-      </w:rPr>
-    </w:lvl>
-    <w:lvl w:ilvl="6" w:tplc="40090001" w:tentative="1">
-      <w:start w:val="1"/>
-      <w:numFmt w:val="bullet"/>
-      <w:lvlText w:val=""/>
-      <w:lvlJc w:val="left"/>
-      <w:pPr>
-        <w:ind w:left="5040" w:hanging="360"/>
-      </w:pPr>
-      <w:rPr>
-        <w:rFonts w:ascii="Symbol" w:hAnsi="Symbol" w:hint="default"/>
-      </w:rPr>
-    </w:lvl>
-    <w:lvl w:ilvl="7" w:tplc="40090003" w:tentative="1">
-      <w:start w:val="1"/>
-      <w:numFmt w:val="bullet"/>
-      <w:lvlText w:val="o"/>
-      <w:lvlJc w:val="left"/>
-      <w:pPr>
-        <w:ind w:left="5760" w:hanging="360"/>
-      </w:pPr>
-      <w:rPr>
-        <w:rFonts w:ascii="Courier New" w:hAnsi="Courier New" w:cs="Courier New" w:hint="default"/>
-      </w:rPr>
-    </w:lvl>
-    <w:lvl w:ilvl="8" w:tplc="40090005" w:tentative="1">
-      <w:start w:val="1"/>
-      <w:numFmt w:val="bullet"/>
-      <w:lvlText w:val=""/>
-      <w:lvlJc w:val="left"/>
-      <w:pPr>
-        <w:ind w:left="6480" w:hanging="360"/>
-      </w:pPr>
-      <w:rPr>
-        <w:rFonts w:ascii="Wingdings" w:hAnsi="Wingdings" w:hint="default"/>
-      </w:rPr>
-    </w:lvl>
-  </w:abstractNum>
-  <w:abstractNum w:abstractNumId="2" w15:restartNumberingAfterBreak="0">
-    <w:nsid w:val="2B6175FA"/>
+    <w:nsid w:val="07962403"/>
     <w:multiLevelType w:val="multilevel"/>
-    <w:tmpl w:val="78D63E14"/>
+    <w:tmpl w:val="8F287D86"/>
     <w:lvl w:ilvl="0">
       <w:start w:val="1"/>
       <w:numFmt w:val="bullet"/>
@@ -9431,17 +11602,17 @@
       </w:rPr>
     </w:lvl>
   </w:abstractNum>
-  <w:abstractNum w:abstractNumId="3" w15:restartNumberingAfterBreak="0">
-    <w:nsid w:val="321D39C3"/>
+  <w:abstractNum w:abstractNumId="2" w15:restartNumberingAfterBreak="0">
+    <w:nsid w:val="0BC6622D"/>
     <w:multiLevelType w:val="hybridMultilevel"/>
-    <w:tmpl w:val="7550EF32"/>
-    <w:lvl w:ilvl="0" w:tplc="4009000D">
+    <w:tmpl w:val="C792D9F2"/>
+    <w:lvl w:ilvl="0" w:tplc="40090009">
       <w:start w:val="1"/>
       <w:numFmt w:val="bullet"/>
-      <w:lvlText w:val=""/>
+      <w:lvlText w:val=""/>
       <w:lvlJc w:val="left"/>
       <w:pPr>
-        <w:ind w:left="1440" w:hanging="360"/>
+        <w:ind w:left="720" w:hanging="360"/>
       </w:pPr>
       <w:rPr>
         <w:rFonts w:ascii="Wingdings" w:hAnsi="Wingdings" w:hint="default"/>
@@ -9453,7 +11624,7 @@
       <w:lvlText w:val="o"/>
       <w:lvlJc w:val="left"/>
       <w:pPr>
-        <w:ind w:left="2160" w:hanging="360"/>
+        <w:ind w:left="1440" w:hanging="360"/>
       </w:pPr>
       <w:rPr>
         <w:rFonts w:ascii="Courier New" w:hAnsi="Courier New" w:cs="Courier New" w:hint="default"/>
@@ -9465,7 +11636,7 @@
       <w:lvlText w:val=""/>
       <w:lvlJc w:val="left"/>
       <w:pPr>
-        <w:ind w:left="2880" w:hanging="360"/>
+        <w:ind w:left="2160" w:hanging="360"/>
       </w:pPr>
       <w:rPr>
         <w:rFonts w:ascii="Wingdings" w:hAnsi="Wingdings" w:hint="default"/>
@@ -9477,7 +11648,7 @@
       <w:lvlText w:val=""/>
       <w:lvlJc w:val="left"/>
       <w:pPr>
-        <w:ind w:left="3600" w:hanging="360"/>
+        <w:ind w:left="2880" w:hanging="360"/>
       </w:pPr>
       <w:rPr>
         <w:rFonts w:ascii="Symbol" w:hAnsi="Symbol" w:hint="default"/>
@@ -9489,7 +11660,7 @@
       <w:lvlText w:val="o"/>
       <w:lvlJc w:val="left"/>
       <w:pPr>
-        <w:ind w:left="4320" w:hanging="360"/>
+        <w:ind w:left="3600" w:hanging="360"/>
       </w:pPr>
       <w:rPr>
         <w:rFonts w:ascii="Courier New" w:hAnsi="Courier New" w:cs="Courier New" w:hint="default"/>
@@ -9501,7 +11672,7 @@
       <w:lvlText w:val=""/>
       <w:lvlJc w:val="left"/>
       <w:pPr>
-        <w:ind w:left="5040" w:hanging="360"/>
+        <w:ind w:left="4320" w:hanging="360"/>
       </w:pPr>
       <w:rPr>
         <w:rFonts w:ascii="Wingdings" w:hAnsi="Wingdings" w:hint="default"/>
@@ -9513,7 +11684,7 @@
       <w:lvlText w:val=""/>
       <w:lvlJc w:val="left"/>
       <w:pPr>
-        <w:ind w:left="5760" w:hanging="360"/>
+        <w:ind w:left="5040" w:hanging="360"/>
       </w:pPr>
       <w:rPr>
         <w:rFonts w:ascii="Symbol" w:hAnsi="Symbol" w:hint="default"/>
@@ -9525,7 +11696,7 @@
       <w:lvlText w:val="o"/>
       <w:lvlJc w:val="left"/>
       <w:pPr>
-        <w:ind w:left="6480" w:hanging="360"/>
+        <w:ind w:left="5760" w:hanging="360"/>
       </w:pPr>
       <w:rPr>
         <w:rFonts w:ascii="Courier New" w:hAnsi="Courier New" w:cs="Courier New" w:hint="default"/>
@@ -9537,17 +11708,17 @@
       <w:lvlText w:val=""/>
       <w:lvlJc w:val="left"/>
       <w:pPr>
-        <w:ind w:left="7200" w:hanging="360"/>
+        <w:ind w:left="6480" w:hanging="360"/>
       </w:pPr>
       <w:rPr>
         <w:rFonts w:ascii="Wingdings" w:hAnsi="Wingdings" w:hint="default"/>
       </w:rPr>
     </w:lvl>
   </w:abstractNum>
-  <w:abstractNum w:abstractNumId="4" w15:restartNumberingAfterBreak="0">
-    <w:nsid w:val="353D30CB"/>
+  <w:abstractNum w:abstractNumId="3" w15:restartNumberingAfterBreak="0">
+    <w:nsid w:val="2B6175FA"/>
     <w:multiLevelType w:val="multilevel"/>
-    <w:tmpl w:val="3EC0C1C8"/>
+    <w:tmpl w:val="78D63E14"/>
     <w:lvl w:ilvl="0">
       <w:start w:val="1"/>
       <w:numFmt w:val="bullet"/>
@@ -9693,10 +11864,123 @@
       </w:rPr>
     </w:lvl>
   </w:abstractNum>
+  <w:abstractNum w:abstractNumId="4" w15:restartNumberingAfterBreak="0">
+    <w:nsid w:val="321D39C3"/>
+    <w:multiLevelType w:val="hybridMultilevel"/>
+    <w:tmpl w:val="7550EF32"/>
+    <w:lvl w:ilvl="0" w:tplc="4009000D">
+      <w:start w:val="1"/>
+      <w:numFmt w:val="bullet"/>
+      <w:lvlText w:val=""/>
+      <w:lvlJc w:val="left"/>
+      <w:pPr>
+        <w:ind w:left="1440" w:hanging="360"/>
+      </w:pPr>
+      <w:rPr>
+        <w:rFonts w:ascii="Wingdings" w:hAnsi="Wingdings" w:hint="default"/>
+      </w:rPr>
+    </w:lvl>
+    <w:lvl w:ilvl="1" w:tplc="40090003" w:tentative="1">
+      <w:start w:val="1"/>
+      <w:numFmt w:val="bullet"/>
+      <w:lvlText w:val="o"/>
+      <w:lvlJc w:val="left"/>
+      <w:pPr>
+        <w:ind w:left="2160" w:hanging="360"/>
+      </w:pPr>
+      <w:rPr>
+        <w:rFonts w:ascii="Courier New" w:hAnsi="Courier New" w:cs="Courier New" w:hint="default"/>
+      </w:rPr>
+    </w:lvl>
+    <w:lvl w:ilvl="2" w:tplc="40090005" w:tentative="1">
+      <w:start w:val="1"/>
+      <w:numFmt w:val="bullet"/>
+      <w:lvlText w:val=""/>
+      <w:lvlJc w:val="left"/>
+      <w:pPr>
+        <w:ind w:left="2880" w:hanging="360"/>
+      </w:pPr>
+      <w:rPr>
+        <w:rFonts w:ascii="Wingdings" w:hAnsi="Wingdings" w:hint="default"/>
+      </w:rPr>
+    </w:lvl>
+    <w:lvl w:ilvl="3" w:tplc="40090001" w:tentative="1">
+      <w:start w:val="1"/>
+      <w:numFmt w:val="bullet"/>
+      <w:lvlText w:val=""/>
+      <w:lvlJc w:val="left"/>
+      <w:pPr>
+        <w:ind w:left="3600" w:hanging="360"/>
+      </w:pPr>
+      <w:rPr>
+        <w:rFonts w:ascii="Symbol" w:hAnsi="Symbol" w:hint="default"/>
+      </w:rPr>
+    </w:lvl>
+    <w:lvl w:ilvl="4" w:tplc="40090003" w:tentative="1">
+      <w:start w:val="1"/>
+      <w:numFmt w:val="bullet"/>
+      <w:lvlText w:val="o"/>
+      <w:lvlJc w:val="left"/>
+      <w:pPr>
+        <w:ind w:left="4320" w:hanging="360"/>
+      </w:pPr>
+      <w:rPr>
+        <w:rFonts w:ascii="Courier New" w:hAnsi="Courier New" w:cs="Courier New" w:hint="default"/>
+      </w:rPr>
+    </w:lvl>
+    <w:lvl w:ilvl="5" w:tplc="40090005" w:tentative="1">
+      <w:start w:val="1"/>
+      <w:numFmt w:val="bullet"/>
+      <w:lvlText w:val=""/>
+      <w:lvlJc w:val="left"/>
+      <w:pPr>
+        <w:ind w:left="5040" w:hanging="360"/>
+      </w:pPr>
+      <w:rPr>
+        <w:rFonts w:ascii="Wingdings" w:hAnsi="Wingdings" w:hint="default"/>
+      </w:rPr>
+    </w:lvl>
+    <w:lvl w:ilvl="6" w:tplc="40090001" w:tentative="1">
+      <w:start w:val="1"/>
+      <w:numFmt w:val="bullet"/>
+      <w:lvlText w:val=""/>
+      <w:lvlJc w:val="left"/>
+      <w:pPr>
+        <w:ind w:left="5760" w:hanging="360"/>
+      </w:pPr>
+      <w:rPr>
+        <w:rFonts w:ascii="Symbol" w:hAnsi="Symbol" w:hint="default"/>
+      </w:rPr>
+    </w:lvl>
+    <w:lvl w:ilvl="7" w:tplc="40090003" w:tentative="1">
+      <w:start w:val="1"/>
+      <w:numFmt w:val="bullet"/>
+      <w:lvlText w:val="o"/>
+      <w:lvlJc w:val="left"/>
+      <w:pPr>
+        <w:ind w:left="6480" w:hanging="360"/>
+      </w:pPr>
+      <w:rPr>
+        <w:rFonts w:ascii="Courier New" w:hAnsi="Courier New" w:cs="Courier New" w:hint="default"/>
+      </w:rPr>
+    </w:lvl>
+    <w:lvl w:ilvl="8" w:tplc="40090005" w:tentative="1">
+      <w:start w:val="1"/>
+      <w:numFmt w:val="bullet"/>
+      <w:lvlText w:val=""/>
+      <w:lvlJc w:val="left"/>
+      <w:pPr>
+        <w:ind w:left="7200" w:hanging="360"/>
+      </w:pPr>
+      <w:rPr>
+        <w:rFonts w:ascii="Wingdings" w:hAnsi="Wingdings" w:hint="default"/>
+      </w:rPr>
+    </w:lvl>
+  </w:abstractNum>
   <w:abstractNum w:abstractNumId="5" w15:restartNumberingAfterBreak="0">
-    <w:nsid w:val="3884659F"/>
+    <w:nsid w:val="353D30CB"/>
     <w:multiLevelType w:val="multilevel"/>
-    <w:tmpl w:val="8E2C9308"/>
+    <w:tmpl w:val="3EC0C1C8"/>
     <w:lvl w:ilvl="0">
       <w:start w:val="1"/>
       <w:numFmt w:val="bullet"/>
@@ -9843,9 +12127,9 @@
     </w:lvl>
   </w:abstractNum>
   <w:abstractNum w:abstractNumId="6" w15:restartNumberingAfterBreak="0">
-    <w:nsid w:val="46740736"/>
+    <w:nsid w:val="3884659F"/>
     <w:multiLevelType w:val="multilevel"/>
-    <w:tmpl w:val="971ECD40"/>
+    <w:tmpl w:val="8E2C9308"/>
     <w:lvl w:ilvl="0">
       <w:start w:val="1"/>
       <w:numFmt w:val="bullet"/>
@@ -9992,9 +12276,9 @@
     </w:lvl>
   </w:abstractNum>
   <w:abstractNum w:abstractNumId="7" w15:restartNumberingAfterBreak="0">
-    <w:nsid w:val="47484916"/>
+    <w:nsid w:val="46740736"/>
     <w:multiLevelType w:val="multilevel"/>
-    <w:tmpl w:val="351A721E"/>
+    <w:tmpl w:val="971ECD40"/>
     <w:lvl w:ilvl="0">
       <w:start w:val="1"/>
       <w:numFmt w:val="bullet"/>
@@ -10141,9 +12425,9 @@
     </w:lvl>
   </w:abstractNum>
   <w:abstractNum w:abstractNumId="8" w15:restartNumberingAfterBreak="0">
-    <w:nsid w:val="539A0854"/>
+    <w:nsid w:val="47484916"/>
     <w:multiLevelType w:val="multilevel"/>
-    <w:tmpl w:val="5588D980"/>
+    <w:tmpl w:val="351A721E"/>
     <w:lvl w:ilvl="0">
       <w:start w:val="1"/>
       <w:numFmt w:val="bullet"/>
@@ -10290,9 +12574,9 @@
     </w:lvl>
   </w:abstractNum>
   <w:abstractNum w:abstractNumId="9" w15:restartNumberingAfterBreak="0">
-    <w:nsid w:val="5ABF11C5"/>
+    <w:nsid w:val="539A0854"/>
     <w:multiLevelType w:val="multilevel"/>
-    <w:tmpl w:val="BE98880C"/>
+    <w:tmpl w:val="5588D980"/>
     <w:lvl w:ilvl="0">
       <w:start w:val="1"/>
       <w:numFmt w:val="bullet"/>
@@ -10439,235 +12723,9 @@
     </w:lvl>
   </w:abstractNum>
   <w:abstractNum w:abstractNumId="10" w15:restartNumberingAfterBreak="0">
-    <w:nsid w:val="6CA6746B"/>
-    <w:multiLevelType w:val="hybridMultilevel"/>
-    <w:tmpl w:val="1B7A8422"/>
-    <w:lvl w:ilvl="0" w:tplc="40090009">
-      <w:start w:val="1"/>
-      <w:numFmt w:val="bullet"/>
-      <w:lvlText w:val=""/>
-      <w:lvlJc w:val="left"/>
-      <w:pPr>
-        <w:ind w:left="1440" w:hanging="360"/>
-      </w:pPr>
-      <w:rPr>
-        <w:rFonts w:ascii="Wingdings" w:hAnsi="Wingdings" w:hint="default"/>
-      </w:rPr>
-    </w:lvl>
-    <w:lvl w:ilvl="1" w:tplc="40090003" w:tentative="1">
-      <w:start w:val="1"/>
-      <w:numFmt w:val="bullet"/>
-      <w:lvlText w:val="o"/>
-      <w:lvlJc w:val="left"/>
-      <w:pPr>
-        <w:ind w:left="2160" w:hanging="360"/>
-      </w:pPr>
-      <w:rPr>
-        <w:rFonts w:ascii="Courier New" w:hAnsi="Courier New" w:cs="Courier New" w:hint="default"/>
-      </w:rPr>
-    </w:lvl>
-    <w:lvl w:ilvl="2" w:tplc="40090005" w:tentative="1">
-      <w:start w:val="1"/>
-      <w:numFmt w:val="bullet"/>
-      <w:lvlText w:val=""/>
-      <w:lvlJc w:val="left"/>
-      <w:pPr>
-        <w:ind w:left="2880" w:hanging="360"/>
-      </w:pPr>
-      <w:rPr>
-        <w:rFonts w:ascii="Wingdings" w:hAnsi="Wingdings" w:hint="default"/>
-      </w:rPr>
-    </w:lvl>
-    <w:lvl w:ilvl="3" w:tplc="40090001" w:tentative="1">
-      <w:start w:val="1"/>
-      <w:numFmt w:val="bullet"/>
-      <w:lvlText w:val=""/>
-      <w:lvlJc w:val="left"/>
-      <w:pPr>
-        <w:ind w:left="3600" w:hanging="360"/>
-      </w:pPr>
-      <w:rPr>
-        <w:rFonts w:ascii="Symbol" w:hAnsi="Symbol" w:hint="default"/>
-      </w:rPr>
-    </w:lvl>
-    <w:lvl w:ilvl="4" w:tplc="40090003" w:tentative="1">
-      <w:start w:val="1"/>
-      <w:numFmt w:val="bullet"/>
-      <w:lvlText w:val="o"/>
-      <w:lvlJc w:val="left"/>
-      <w:pPr>
-        <w:ind w:left="4320" w:hanging="360"/>
-      </w:pPr>
-      <w:rPr>
-        <w:rFonts w:ascii="Courier New" w:hAnsi="Courier New" w:cs="Courier New" w:hint="default"/>
-      </w:rPr>
-    </w:lvl>
-    <w:lvl w:ilvl="5" w:tplc="40090005" w:tentative="1">
-      <w:start w:val="1"/>
-      <w:numFmt w:val="bullet"/>
-      <w:lvlText w:val=""/>
-      <w:lvlJc w:val="left"/>
-      <w:pPr>
-        <w:ind w:left="5040" w:hanging="360"/>
-      </w:pPr>
-      <w:rPr>
-        <w:rFonts w:ascii="Wingdings" w:hAnsi="Wingdings" w:hint="default"/>
-      </w:rPr>
-    </w:lvl>
-    <w:lvl w:ilvl="6" w:tplc="40090001" w:tentative="1">
-      <w:start w:val="1"/>
-      <w:numFmt w:val="bullet"/>
-      <w:lvlText w:val=""/>
-      <w:lvlJc w:val="left"/>
-      <w:pPr>
-        <w:ind w:left="5760" w:hanging="360"/>
-      </w:pPr>
-      <w:rPr>
-        <w:rFonts w:ascii="Symbol" w:hAnsi="Symbol" w:hint="default"/>
-      </w:rPr>
-    </w:lvl>
-    <w:lvl w:ilvl="7" w:tplc="40090003" w:tentative="1">
-      <w:start w:val="1"/>
-      <w:numFmt w:val="bullet"/>
-      <w:lvlText w:val="o"/>
-      <w:lvlJc w:val="left"/>
-      <w:pPr>
-        <w:ind w:left="6480" w:hanging="360"/>
-      </w:pPr>
-      <w:rPr>
-        <w:rFonts w:ascii="Courier New" w:hAnsi="Courier New" w:cs="Courier New" w:hint="default"/>
-      </w:rPr>
-    </w:lvl>
-    <w:lvl w:ilvl="8" w:tplc="40090005" w:tentative="1">
-      <w:start w:val="1"/>
-      <w:numFmt w:val="bullet"/>
-      <w:lvlText w:val=""/>
-      <w:lvlJc w:val="left"/>
-      <w:pPr>
-        <w:ind w:left="7200" w:hanging="360"/>
-      </w:pPr>
-      <w:rPr>
-        <w:rFonts w:ascii="Wingdings" w:hAnsi="Wingdings" w:hint="default"/>
-      </w:rPr>
-    </w:lvl>
-  </w:abstractNum>
-  <w:abstractNum w:abstractNumId="11" w15:restartNumberingAfterBreak="0">
-    <w:nsid w:val="73E725D0"/>
-    <w:multiLevelType w:val="hybridMultilevel"/>
-    <w:tmpl w:val="E806EA88"/>
-    <w:lvl w:ilvl="0" w:tplc="40090001">
-      <w:start w:val="1"/>
-      <w:numFmt w:val="bullet"/>
-      <w:lvlText w:val=""/>
-      <w:lvlJc w:val="left"/>
-      <w:pPr>
-        <w:ind w:left="720" w:hanging="360"/>
-      </w:pPr>
-      <w:rPr>
-        <w:rFonts w:ascii="Symbol" w:hAnsi="Symbol" w:hint="default"/>
-      </w:rPr>
-    </w:lvl>
-    <w:lvl w:ilvl="1" w:tplc="40090003" w:tentative="1">
-      <w:start w:val="1"/>
-      <w:numFmt w:val="bullet"/>
-      <w:lvlText w:val="o"/>
-      <w:lvlJc w:val="left"/>
-      <w:pPr>
-        <w:ind w:left="1440" w:hanging="360"/>
-      </w:pPr>
-      <w:rPr>
-        <w:rFonts w:ascii="Courier New" w:hAnsi="Courier New" w:cs="Courier New" w:hint="default"/>
-      </w:rPr>
-    </w:lvl>
-    <w:lvl w:ilvl="2" w:tplc="40090005" w:tentative="1">
-      <w:start w:val="1"/>
-      <w:numFmt w:val="bullet"/>
-      <w:lvlText w:val=""/>
-      <w:lvlJc w:val="left"/>
-      <w:pPr>
-        <w:ind w:left="2160" w:hanging="360"/>
-      </w:pPr>
-      <w:rPr>
-        <w:rFonts w:ascii="Wingdings" w:hAnsi="Wingdings" w:hint="default"/>
-      </w:rPr>
-    </w:lvl>
-    <w:lvl w:ilvl="3" w:tplc="40090001" w:tentative="1">
-      <w:start w:val="1"/>
-      <w:numFmt w:val="bullet"/>
-      <w:lvlText w:val=""/>
-      <w:lvlJc w:val="left"/>
-      <w:pPr>
-        <w:ind w:left="2880" w:hanging="360"/>
-      </w:pPr>
-      <w:rPr>
-        <w:rFonts w:ascii="Symbol" w:hAnsi="Symbol" w:hint="default"/>
-      </w:rPr>
-    </w:lvl>
-    <w:lvl w:ilvl="4" w:tplc="40090003" w:tentative="1">
-      <w:start w:val="1"/>
-      <w:numFmt w:val="bullet"/>
-      <w:lvlText w:val="o"/>
-      <w:lvlJc w:val="left"/>
-      <w:pPr>
-        <w:ind w:left="3600" w:hanging="360"/>
-      </w:pPr>
-      <w:rPr>
-        <w:rFonts w:ascii="Courier New" w:hAnsi="Courier New" w:cs="Courier New" w:hint="default"/>
-      </w:rPr>
-    </w:lvl>
-    <w:lvl w:ilvl="5" w:tplc="40090005" w:tentative="1">
-      <w:start w:val="1"/>
-      <w:numFmt w:val="bullet"/>
-      <w:lvlText w:val=""/>
-      <w:lvlJc w:val="left"/>
-      <w:pPr>
-        <w:ind w:left="4320" w:hanging="360"/>
-      </w:pPr>
-      <w:rPr>
-        <w:rFonts w:ascii="Wingdings" w:hAnsi="Wingdings" w:hint="default"/>
-      </w:rPr>
-    </w:lvl>
-    <w:lvl w:ilvl="6" w:tplc="40090001" w:tentative="1">
-      <w:start w:val="1"/>
-      <w:numFmt w:val="bullet"/>
-      <w:lvlText w:val=""/>
-      <w:lvlJc w:val="left"/>
-      <w:pPr>
-        <w:ind w:left="5040" w:hanging="360"/>
-      </w:pPr>
-      <w:rPr>
-        <w:rFonts w:ascii="Symbol" w:hAnsi="Symbol" w:hint="default"/>
-      </w:rPr>
-    </w:lvl>
-    <w:lvl w:ilvl="7" w:tplc="40090003" w:tentative="1">
-      <w:start w:val="1"/>
-      <w:numFmt w:val="bullet"/>
-      <w:lvlText w:val="o"/>
-      <w:lvlJc w:val="left"/>
-      <w:pPr>
-        <w:ind w:left="5760" w:hanging="360"/>
-      </w:pPr>
-      <w:rPr>
-        <w:rFonts w:ascii="Courier New" w:hAnsi="Courier New" w:cs="Courier New" w:hint="default"/>
-      </w:rPr>
-    </w:lvl>
-    <w:lvl w:ilvl="8" w:tplc="40090005" w:tentative="1">
-      <w:start w:val="1"/>
-      <w:numFmt w:val="bullet"/>
-      <w:lvlText w:val=""/>
-      <w:lvlJc w:val="left"/>
-      <w:pPr>
-        <w:ind w:left="6480" w:hanging="360"/>
-      </w:pPr>
-      <w:rPr>
-        <w:rFonts w:ascii="Wingdings" w:hAnsi="Wingdings" w:hint="default"/>
-      </w:rPr>
-    </w:lvl>
-  </w:abstractNum>
-  <w:abstractNum w:abstractNumId="12" w15:restartNumberingAfterBreak="0">
-    <w:nsid w:val="78C73386"/>
+    <w:nsid w:val="5ABF11C5"/>
     <w:multiLevelType w:val="multilevel"/>
-    <w:tmpl w:val="8D266888"/>
+    <w:tmpl w:val="BE98880C"/>
     <w:lvl w:ilvl="0">
       <w:start w:val="1"/>
       <w:numFmt w:val="bullet"/>
@@ -10813,10 +12871,236 @@
       </w:rPr>
     </w:lvl>
   </w:abstractNum>
+  <w:abstractNum w:abstractNumId="11" w15:restartNumberingAfterBreak="0">
+    <w:nsid w:val="6CA6746B"/>
+    <w:multiLevelType w:val="hybridMultilevel"/>
+    <w:tmpl w:val="1B7A8422"/>
+    <w:lvl w:ilvl="0" w:tplc="40090009">
+      <w:start w:val="1"/>
+      <w:numFmt w:val="bullet"/>
+      <w:lvlText w:val=""/>
+      <w:lvlJc w:val="left"/>
+      <w:pPr>
+        <w:ind w:left="1440" w:hanging="360"/>
+      </w:pPr>
+      <w:rPr>
+        <w:rFonts w:ascii="Wingdings" w:hAnsi="Wingdings" w:hint="default"/>
+      </w:rPr>
+    </w:lvl>
+    <w:lvl w:ilvl="1" w:tplc="40090003" w:tentative="1">
+      <w:start w:val="1"/>
+      <w:numFmt w:val="bullet"/>
+      <w:lvlText w:val="o"/>
+      <w:lvlJc w:val="left"/>
+      <w:pPr>
+        <w:ind w:left="2160" w:hanging="360"/>
+      </w:pPr>
+      <w:rPr>
+        <w:rFonts w:ascii="Courier New" w:hAnsi="Courier New" w:cs="Courier New" w:hint="default"/>
+      </w:rPr>
+    </w:lvl>
+    <w:lvl w:ilvl="2" w:tplc="40090005" w:tentative="1">
+      <w:start w:val="1"/>
+      <w:numFmt w:val="bullet"/>
+      <w:lvlText w:val=""/>
+      <w:lvlJc w:val="left"/>
+      <w:pPr>
+        <w:ind w:left="2880" w:hanging="360"/>
+      </w:pPr>
+      <w:rPr>
+        <w:rFonts w:ascii="Wingdings" w:hAnsi="Wingdings" w:hint="default"/>
+      </w:rPr>
+    </w:lvl>
+    <w:lvl w:ilvl="3" w:tplc="40090001" w:tentative="1">
+      <w:start w:val="1"/>
+      <w:numFmt w:val="bullet"/>
+      <w:lvlText w:val=""/>
+      <w:lvlJc w:val="left"/>
+      <w:pPr>
+        <w:ind w:left="3600" w:hanging="360"/>
+      </w:pPr>
+      <w:rPr>
+        <w:rFonts w:ascii="Symbol" w:hAnsi="Symbol" w:hint="default"/>
+      </w:rPr>
+    </w:lvl>
+    <w:lvl w:ilvl="4" w:tplc="40090003" w:tentative="1">
+      <w:start w:val="1"/>
+      <w:numFmt w:val="bullet"/>
+      <w:lvlText w:val="o"/>
+      <w:lvlJc w:val="left"/>
+      <w:pPr>
+        <w:ind w:left="4320" w:hanging="360"/>
+      </w:pPr>
+      <w:rPr>
+        <w:rFonts w:ascii="Courier New" w:hAnsi="Courier New" w:cs="Courier New" w:hint="default"/>
+      </w:rPr>
+    </w:lvl>
+    <w:lvl w:ilvl="5" w:tplc="40090005" w:tentative="1">
+      <w:start w:val="1"/>
+      <w:numFmt w:val="bullet"/>
+      <w:lvlText w:val=""/>
+      <w:lvlJc w:val="left"/>
+      <w:pPr>
+        <w:ind w:left="5040" w:hanging="360"/>
+      </w:pPr>
+      <w:rPr>
+        <w:rFonts w:ascii="Wingdings" w:hAnsi="Wingdings" w:hint="default"/>
+      </w:rPr>
+    </w:lvl>
+    <w:lvl w:ilvl="6" w:tplc="40090001" w:tentative="1">
+      <w:start w:val="1"/>
+      <w:numFmt w:val="bullet"/>
+      <w:lvlText w:val=""/>
+      <w:lvlJc w:val="left"/>
+      <w:pPr>
+        <w:ind w:left="5760" w:hanging="360"/>
+      </w:pPr>
+      <w:rPr>
+        <w:rFonts w:ascii="Symbol" w:hAnsi="Symbol" w:hint="default"/>
+      </w:rPr>
+    </w:lvl>
+    <w:lvl w:ilvl="7" w:tplc="40090003" w:tentative="1">
+      <w:start w:val="1"/>
+      <w:numFmt w:val="bullet"/>
+      <w:lvlText w:val="o"/>
+      <w:lvlJc w:val="left"/>
+      <w:pPr>
+        <w:ind w:left="6480" w:hanging="360"/>
+      </w:pPr>
+      <w:rPr>
+        <w:rFonts w:ascii="Courier New" w:hAnsi="Courier New" w:cs="Courier New" w:hint="default"/>
+      </w:rPr>
+    </w:lvl>
+    <w:lvl w:ilvl="8" w:tplc="40090005" w:tentative="1">
+      <w:start w:val="1"/>
+      <w:numFmt w:val="bullet"/>
+      <w:lvlText w:val=""/>
+      <w:lvlJc w:val="left"/>
+      <w:pPr>
+        <w:ind w:left="7200" w:hanging="360"/>
+      </w:pPr>
+      <w:rPr>
+        <w:rFonts w:ascii="Wingdings" w:hAnsi="Wingdings" w:hint="default"/>
+      </w:rPr>
+    </w:lvl>
+  </w:abstractNum>
+  <w:abstractNum w:abstractNumId="12" w15:restartNumberingAfterBreak="0">
+    <w:nsid w:val="73E725D0"/>
+    <w:multiLevelType w:val="hybridMultilevel"/>
+    <w:tmpl w:val="E806EA88"/>
+    <w:lvl w:ilvl="0" w:tplc="40090001">
+      <w:start w:val="1"/>
+      <w:numFmt w:val="bullet"/>
+      <w:lvlText w:val=""/>
+      <w:lvlJc w:val="left"/>
+      <w:pPr>
+        <w:ind w:left="720" w:hanging="360"/>
+      </w:pPr>
+      <w:rPr>
+        <w:rFonts w:ascii="Symbol" w:hAnsi="Symbol" w:hint="default"/>
+      </w:rPr>
+    </w:lvl>
+    <w:lvl w:ilvl="1" w:tplc="40090003" w:tentative="1">
+      <w:start w:val="1"/>
+      <w:numFmt w:val="bullet"/>
+      <w:lvlText w:val="o"/>
+      <w:lvlJc w:val="left"/>
+      <w:pPr>
+        <w:ind w:left="1440" w:hanging="360"/>
+      </w:pPr>
+      <w:rPr>
+        <w:rFonts w:ascii="Courier New" w:hAnsi="Courier New" w:cs="Courier New" w:hint="default"/>
+      </w:rPr>
+    </w:lvl>
+    <w:lvl w:ilvl="2" w:tplc="40090005" w:tentative="1">
+      <w:start w:val="1"/>
+      <w:numFmt w:val="bullet"/>
+      <w:lvlText w:val=""/>
+      <w:lvlJc w:val="left"/>
+      <w:pPr>
+        <w:ind w:left="2160" w:hanging="360"/>
+      </w:pPr>
+      <w:rPr>
+        <w:rFonts w:ascii="Wingdings" w:hAnsi="Wingdings" w:hint="default"/>
+      </w:rPr>
+    </w:lvl>
+    <w:lvl w:ilvl="3" w:tplc="40090001" w:tentative="1">
+      <w:start w:val="1"/>
+      <w:numFmt w:val="bullet"/>
+      <w:lvlText w:val=""/>
+      <w:lvlJc w:val="left"/>
+      <w:pPr>
+        <w:ind w:left="2880" w:hanging="360"/>
+      </w:pPr>
+      <w:rPr>
+        <w:rFonts w:ascii="Symbol" w:hAnsi="Symbol" w:hint="default"/>
+      </w:rPr>
+    </w:lvl>
+    <w:lvl w:ilvl="4" w:tplc="40090003" w:tentative="1">
+      <w:start w:val="1"/>
+      <w:numFmt w:val="bullet"/>
+      <w:lvlText w:val="o"/>
+      <w:lvlJc w:val="left"/>
+      <w:pPr>
+        <w:ind w:left="3600" w:hanging="360"/>
+      </w:pPr>
+      <w:rPr>
+        <w:rFonts w:ascii="Courier New" w:hAnsi="Courier New" w:cs="Courier New" w:hint="default"/>
+      </w:rPr>
+    </w:lvl>
+    <w:lvl w:ilvl="5" w:tplc="40090005" w:tentative="1">
+      <w:start w:val="1"/>
+      <w:numFmt w:val="bullet"/>
+      <w:lvlText w:val=""/>
+      <w:lvlJc w:val="left"/>
+      <w:pPr>
+        <w:ind w:left="4320" w:hanging="360"/>
+      </w:pPr>
+      <w:rPr>
+        <w:rFonts w:ascii="Wingdings" w:hAnsi="Wingdings" w:hint="default"/>
+      </w:rPr>
+    </w:lvl>
+    <w:lvl w:ilvl="6" w:tplc="40090001" w:tentative="1">
+      <w:start w:val="1"/>
+      <w:numFmt w:val="bullet"/>
+      <w:lvlText w:val=""/>
+      <w:lvlJc w:val="left"/>
+      <w:pPr>
+        <w:ind w:left="5040" w:hanging="360"/>
+      </w:pPr>
+      <w:rPr>
+        <w:rFonts w:ascii="Symbol" w:hAnsi="Symbol" w:hint="default"/>
+      </w:rPr>
+    </w:lvl>
+    <w:lvl w:ilvl="7" w:tplc="40090003" w:tentative="1">
+      <w:start w:val="1"/>
+      <w:numFmt w:val="bullet"/>
+      <w:lvlText w:val="o"/>
+      <w:lvlJc w:val="left"/>
+      <w:pPr>
+        <w:ind w:left="5760" w:hanging="360"/>
+      </w:pPr>
+      <w:rPr>
+        <w:rFonts w:ascii="Courier New" w:hAnsi="Courier New" w:cs="Courier New" w:hint="default"/>
+      </w:rPr>
+    </w:lvl>
+    <w:lvl w:ilvl="8" w:tplc="40090005" w:tentative="1">
+      <w:start w:val="1"/>
+      <w:numFmt w:val="bullet"/>
+      <w:lvlText w:val=""/>
+      <w:lvlJc w:val="left"/>
+      <w:pPr>
+        <w:ind w:left="6480" w:hanging="360"/>
+      </w:pPr>
+      <w:rPr>
+        <w:rFonts w:ascii="Wingdings" w:hAnsi="Wingdings" w:hint="default"/>
+      </w:rPr>
+    </w:lvl>
+  </w:abstractNum>
   <w:abstractNum w:abstractNumId="13" w15:restartNumberingAfterBreak="0">
-    <w:nsid w:val="7C907E68"/>
+    <w:nsid w:val="78C73386"/>
     <w:multiLevelType w:val="multilevel"/>
-    <w:tmpl w:val="729AECCA"/>
+    <w:tmpl w:val="8D266888"/>
     <w:lvl w:ilvl="0">
       <w:start w:val="1"/>
       <w:numFmt w:val="bullet"/>
@@ -10962,47 +13246,199 @@
       </w:rPr>
     </w:lvl>
   </w:abstractNum>
+  <w:abstractNum w:abstractNumId="14" w15:restartNumberingAfterBreak="0">
+    <w:nsid w:val="7C907E68"/>
+    <w:multiLevelType w:val="multilevel"/>
+    <w:tmpl w:val="729AECCA"/>
+    <w:lvl w:ilvl="0">
+      <w:start w:val="1"/>
+      <w:numFmt w:val="bullet"/>
+      <w:lvlText w:val=""/>
+      <w:lvlJc w:val="left"/>
+      <w:pPr>
+        <w:tabs>
+          <w:tab w:val="num" w:pos="720"/>
+        </w:tabs>
+        <w:ind w:left="720" w:hanging="360"/>
+      </w:pPr>
+      <w:rPr>
+        <w:rFonts w:ascii="Symbol" w:hAnsi="Symbol" w:hint="default"/>
+        <w:sz w:val="20"/>
+      </w:rPr>
+    </w:lvl>
+    <w:lvl w:ilvl="1" w:tentative="1">
+      <w:start w:val="1"/>
+      <w:numFmt w:val="bullet"/>
+      <w:lvlText w:val="o"/>
+      <w:lvlJc w:val="left"/>
+      <w:pPr>
+        <w:tabs>
+          <w:tab w:val="num" w:pos="1440"/>
+        </w:tabs>
+        <w:ind w:left="1440" w:hanging="360"/>
+      </w:pPr>
+      <w:rPr>
+        <w:rFonts w:ascii="Courier New" w:hAnsi="Courier New" w:hint="default"/>
+        <w:sz w:val="20"/>
+      </w:rPr>
+    </w:lvl>
+    <w:lvl w:ilvl="2" w:tentative="1">
+      <w:start w:val="1"/>
+      <w:numFmt w:val="bullet"/>
+      <w:lvlText w:val=""/>
+      <w:lvlJc w:val="left"/>
+      <w:pPr>
+        <w:tabs>
+          <w:tab w:val="num" w:pos="2160"/>
+        </w:tabs>
+        <w:ind w:left="2160" w:hanging="360"/>
+      </w:pPr>
+      <w:rPr>
+        <w:rFonts w:ascii="Wingdings" w:hAnsi="Wingdings" w:hint="default"/>
+        <w:sz w:val="20"/>
+      </w:rPr>
+    </w:lvl>
+    <w:lvl w:ilvl="3" w:tentative="1">
+      <w:start w:val="1"/>
+      <w:numFmt w:val="bullet"/>
+      <w:lvlText w:val=""/>
+      <w:lvlJc w:val="left"/>
+      <w:pPr>
+        <w:tabs>
+          <w:tab w:val="num" w:pos="2880"/>
+        </w:tabs>
+        <w:ind w:left="2880" w:hanging="360"/>
+      </w:pPr>
+      <w:rPr>
+        <w:rFonts w:ascii="Wingdings" w:hAnsi="Wingdings" w:hint="default"/>
+        <w:sz w:val="20"/>
+      </w:rPr>
+    </w:lvl>
+    <w:lvl w:ilvl="4" w:tentative="1">
+      <w:start w:val="1"/>
+      <w:numFmt w:val="bullet"/>
+      <w:lvlText w:val=""/>
+      <w:lvlJc w:val="left"/>
+      <w:pPr>
+        <w:tabs>
+          <w:tab w:val="num" w:pos="3600"/>
+        </w:tabs>
+        <w:ind w:left="3600" w:hanging="360"/>
+      </w:pPr>
+      <w:rPr>
+        <w:rFonts w:ascii="Wingdings" w:hAnsi="Wingdings" w:hint="default"/>
+        <w:sz w:val="20"/>
+      </w:rPr>
+    </w:lvl>
+    <w:lvl w:ilvl="5" w:tentative="1">
+      <w:start w:val="1"/>
+      <w:numFmt w:val="bullet"/>
+      <w:lvlText w:val=""/>
+      <w:lvlJc w:val="left"/>
+      <w:pPr>
+        <w:tabs>
+          <w:tab w:val="num" w:pos="4320"/>
+        </w:tabs>
+        <w:ind w:left="4320" w:hanging="360"/>
+      </w:pPr>
+      <w:rPr>
+        <w:rFonts w:ascii="Wingdings" w:hAnsi="Wingdings" w:hint="default"/>
+        <w:sz w:val="20"/>
+      </w:rPr>
+    </w:lvl>
+    <w:lvl w:ilvl="6" w:tentative="1">
+      <w:start w:val="1"/>
+      <w:numFmt w:val="bullet"/>
+      <w:lvlText w:val=""/>
+      <w:lvlJc w:val="left"/>
+      <w:pPr>
+        <w:tabs>
+          <w:tab w:val="num" w:pos="5040"/>
+        </w:tabs>
+        <w:ind w:left="5040" w:hanging="360"/>
+      </w:pPr>
+      <w:rPr>
+        <w:rFonts w:ascii="Wingdings" w:hAnsi="Wingdings" w:hint="default"/>
+        <w:sz w:val="20"/>
+      </w:rPr>
+    </w:lvl>
+    <w:lvl w:ilvl="7" w:tentative="1">
+      <w:start w:val="1"/>
+      <w:numFmt w:val="bullet"/>
+      <w:lvlText w:val=""/>
+      <w:lvlJc w:val="left"/>
+      <w:pPr>
+        <w:tabs>
+          <w:tab w:val="num" w:pos="5760"/>
+        </w:tabs>
+        <w:ind w:left="5760" w:hanging="360"/>
+      </w:pPr>
+      <w:rPr>
+        <w:rFonts w:ascii="Wingdings" w:hAnsi="Wingdings" w:hint="default"/>
+        <w:sz w:val="20"/>
+      </w:rPr>
+    </w:lvl>
+    <w:lvl w:ilvl="8" w:tentative="1">
+      <w:start w:val="1"/>
+      <w:numFmt w:val="bullet"/>
+      <w:lvlText w:val=""/>
+      <w:lvlJc w:val="left"/>
+      <w:pPr>
+        <w:tabs>
+          <w:tab w:val="num" w:pos="6480"/>
+        </w:tabs>
+        <w:ind w:left="6480" w:hanging="360"/>
+      </w:pPr>
+      <w:rPr>
+        <w:rFonts w:ascii="Wingdings" w:hAnsi="Wingdings" w:hint="default"/>
+        <w:sz w:val="20"/>
+      </w:rPr>
+    </w:lvl>
+  </w:abstractNum>
   <w:num w:numId="1" w16cid:durableId="176506218">
+    <w:abstractNumId w:val="6"/>
+  </w:num>
+  <w:num w:numId="2" w16cid:durableId="1302231459">
+    <w:abstractNumId w:val="14"/>
+  </w:num>
+  <w:num w:numId="3" w16cid:durableId="1849980898">
+    <w:abstractNumId w:val="3"/>
+  </w:num>
+  <w:num w:numId="4" w16cid:durableId="1309558280">
+    <w:abstractNumId w:val="10"/>
+  </w:num>
+  <w:num w:numId="5" w16cid:durableId="1543057062">
     <w:abstractNumId w:val="5"/>
   </w:num>
-  <w:num w:numId="2" w16cid:durableId="1302231459">
+  <w:num w:numId="6" w16cid:durableId="1045367518">
+    <w:abstractNumId w:val="9"/>
+  </w:num>
+  <w:num w:numId="7" w16cid:durableId="1985309264">
+    <w:abstractNumId w:val="1"/>
+  </w:num>
+  <w:num w:numId="8" w16cid:durableId="1196625876">
     <w:abstractNumId w:val="13"/>
   </w:num>
-  <w:num w:numId="3" w16cid:durableId="1849980898">
+  <w:num w:numId="9" w16cid:durableId="1454976088">
+    <w:abstractNumId w:val="12"/>
+  </w:num>
+  <w:num w:numId="10" w16cid:durableId="165094492">
     <w:abstractNumId w:val="2"/>
   </w:num>
-  <w:num w:numId="4" w16cid:durableId="1309558280">
-    <w:abstractNumId w:val="9"/>
+  <w:num w:numId="11" w16cid:durableId="1715502554">
+    <w:abstractNumId w:val="11"/>
   </w:num>
-  <w:num w:numId="5" w16cid:durableId="1543057062">
+  <w:num w:numId="12" w16cid:durableId="729379705">
     <w:abstractNumId w:val="4"/>
   </w:num>
-  <w:num w:numId="6" w16cid:durableId="1045367518">
+  <w:num w:numId="13" w16cid:durableId="1295212702">
+    <w:abstractNumId w:val="7"/>
+  </w:num>
+  <w:num w:numId="14" w16cid:durableId="1017728248">
     <w:abstractNumId w:val="8"/>
   </w:num>
-  <w:num w:numId="7" w16cid:durableId="1985309264">
+  <w:num w:numId="15" w16cid:durableId="226503431">
     <w:abstractNumId w:val="0"/>
-  </w:num>
-  <w:num w:numId="8" w16cid:durableId="1196625876">
-    <w:abstractNumId w:val="12"/>
-  </w:num>
-  <w:num w:numId="9" w16cid:durableId="1454976088">
-    <w:abstractNumId w:val="11"/>
-  </w:num>
-  <w:num w:numId="10" w16cid:durableId="165094492">
-    <w:abstractNumId w:val="1"/>
-  </w:num>
-  <w:num w:numId="11" w16cid:durableId="1715502554">
-    <w:abstractNumId w:val="10"/>
-  </w:num>
-  <w:num w:numId="12" w16cid:durableId="729379705">
-    <w:abstractNumId w:val="3"/>
-  </w:num>
-  <w:num w:numId="13" w16cid:durableId="1295212702">
-    <w:abstractNumId w:val="6"/>
-  </w:num>
-  <w:num w:numId="14" w16cid:durableId="1017728248">
-    <w:abstractNumId w:val="7"/>
   </w:num>
 </w:numbering>
 </file>
@@ -11611,6 +14047,7 @@
   <w:style w:type="character" w:default="1" w:styleId="DefaultParagraphFont">
     <w:name w:val="Default Paragraph Font"/>
     <w:uiPriority w:val="1"/>
+    <w:semiHidden/>
     <w:unhideWhenUsed/>
   </w:style>
   <w:style w:type="table" w:default="1" w:styleId="TableNormal">

--- a/Working.docx
+++ b/Working.docx
@@ -63,57 +63,6 @@
     <w:p>
       <w:r>
         <w:pict w14:anchorId="70A45C8A">
-          <v:rect id="_x0000_i1025" style="width:0;height:1.5pt" o:hralign="center" o:hrstd="t" o:hr="t" fillcolor="#a0a0a0" stroked="f"/>
-        </w:pict>
-      </w:r>
-    </w:p>
-    <w:p>
-      <w:pPr>
-        <w:rPr>
-          <w:b/>
-          <w:bCs/>
-        </w:rPr>
-      </w:pPr>
-      <w:r>
-        <w:rPr>
-          <w:b/>
-          <w:bCs/>
-        </w:rPr>
-        <w:t>Step 2: Open the terminal</w:t>
-      </w:r>
-    </w:p>
-    <w:p>
-      <w:r>
-        <w:t>Go to:</w:t>
-      </w:r>
-    </w:p>
-    <w:p>
-      <w:r>
-        <w:rPr>
-          <w:b/>
-          <w:bCs/>
-        </w:rPr>
-        <w:t>Terminal → New Terminal</w:t>
-      </w:r>
-    </w:p>
-    <w:p>
-      <w:r>
-        <w:t>or press:</w:t>
-      </w:r>
-    </w:p>
-    <w:p>
-      <w:r>
-        <w:t>Ctrl + `</w:t>
-      </w:r>
-    </w:p>
-    <w:p>
-      <w:r>
-        <w:t>(The backtick key is usually below the Esc key.)</w:t>
-      </w:r>
-    </w:p>
-    <w:p>
-      <w:r>
-        <w:pict w14:anchorId="6C7F0F8B">
           <v:rect id="_x0000_i1026" style="width:0;height:1.5pt" o:hralign="center" o:hrstd="t" o:hr="t" fillcolor="#a0a0a0" stroked="f"/>
         </w:pict>
       </w:r>
@@ -130,6 +79,57 @@
           <w:b/>
           <w:bCs/>
         </w:rPr>
+        <w:t>Step 2: Open the terminal</w:t>
+      </w:r>
+    </w:p>
+    <w:p>
+      <w:r>
+        <w:t>Go to:</w:t>
+      </w:r>
+    </w:p>
+    <w:p>
+      <w:r>
+        <w:rPr>
+          <w:b/>
+          <w:bCs/>
+        </w:rPr>
+        <w:t>Terminal → New Terminal</w:t>
+      </w:r>
+    </w:p>
+    <w:p>
+      <w:r>
+        <w:t>or press:</w:t>
+      </w:r>
+    </w:p>
+    <w:p>
+      <w:r>
+        <w:t>Ctrl + `</w:t>
+      </w:r>
+    </w:p>
+    <w:p>
+      <w:r>
+        <w:t>(The backtick key is usually below the Esc key.)</w:t>
+      </w:r>
+    </w:p>
+    <w:p>
+      <w:r>
+        <w:pict w14:anchorId="6C7F0F8B">
+          <v:rect id="_x0000_i1027" style="width:0;height:1.5pt" o:hralign="center" o:hrstd="t" o:hr="t" fillcolor="#a0a0a0" stroked="f"/>
+        </w:pict>
+      </w:r>
+    </w:p>
+    <w:p>
+      <w:pPr>
+        <w:rPr>
+          <w:b/>
+          <w:bCs/>
+        </w:rPr>
+      </w:pPr>
+      <w:r>
+        <w:rPr>
+          <w:b/>
+          <w:bCs/>
+        </w:rPr>
         <w:t>Step 3: Check Python</w:t>
       </w:r>
     </w:p>
@@ -161,7 +161,7 @@
     <w:p>
       <w:r>
         <w:pict w14:anchorId="6184399C">
-          <v:rect id="_x0000_i1027" style="width:0;height:1.5pt" o:hralign="center" o:hrstd="t" o:hr="t" fillcolor="#a0a0a0" stroked="f"/>
+          <v:rect id="_x0000_i1028" style="width:0;height:1.5pt" o:hralign="center" o:hrstd="t" o:hr="t" fillcolor="#a0a0a0" stroked="f"/>
         </w:pict>
       </w:r>
     </w:p>
@@ -271,14 +271,9 @@
       </w:r>
     </w:p>
     <w:p>
-      <w:proofErr w:type="gramStart"/>
       <w:r>
         <w:lastRenderedPageBreak/>
-        <w:t>So</w:t>
-      </w:r>
-      <w:proofErr w:type="gramEnd"/>
-      <w:r>
-        <w:t xml:space="preserve"> this command means:</w:t>
+        <w:t>So this command means:</w:t>
       </w:r>
     </w:p>
     <w:p>
@@ -297,84 +292,6 @@
     <w:p>
       <w:r>
         <w:pict w14:anchorId="28A30817">
-          <v:rect id="_x0000_i1028" style="width:0;height:1.5pt" o:hralign="center" o:hrstd="t" o:hr="t" fillcolor="#a0a0a0" stroked="f"/>
-        </w:pict>
-      </w:r>
-    </w:p>
-    <w:p>
-      <w:pPr>
-        <w:rPr>
-          <w:b/>
-          <w:bCs/>
-        </w:rPr>
-      </w:pPr>
-      <w:r>
-        <w:rPr>
-          <w:b/>
-          <w:bCs/>
-        </w:rPr>
-        <w:t>Step 5: Activate it</w:t>
-      </w:r>
-    </w:p>
-    <w:p>
-      <w:r>
-        <w:t xml:space="preserve">On </w:t>
-      </w:r>
-      <w:r>
-        <w:rPr>
-          <w:b/>
-          <w:bCs/>
-        </w:rPr>
-        <w:t>Windows</w:t>
-      </w:r>
-      <w:r>
-        <w:t>, run:</w:t>
-      </w:r>
-    </w:p>
-    <w:p>
-      <w:proofErr w:type="spellStart"/>
-      <w:r>
-        <w:t>venv</w:t>
-      </w:r>
-      <w:proofErr w:type="spellEnd"/>
-      <w:r>
-        <w:t>\Scripts\activate</w:t>
-      </w:r>
-    </w:p>
-    <w:p>
-      <w:r>
-        <w:t>If it works, your terminal prompt changes to something like:</w:t>
-      </w:r>
-    </w:p>
-    <w:p>
-      <w:r>
-        <w:t>(</w:t>
-      </w:r>
-      <w:proofErr w:type="spellStart"/>
-      <w:r>
-        <w:t>venv</w:t>
-      </w:r>
-      <w:proofErr w:type="spellEnd"/>
-      <w:r>
-        <w:t>) C:\Users\Piyush\AI-Defect-Detection&gt;</w:t>
-      </w:r>
-    </w:p>
-    <w:p>
-      <w:r>
-        <w:t>The (</w:t>
-      </w:r>
-      <w:proofErr w:type="spellStart"/>
-      <w:r>
-        <w:t>venv</w:t>
-      </w:r>
-      <w:proofErr w:type="spellEnd"/>
-      <w:r>
-        <w:t>) at the beginning tells you the virtual environment is active.</w:t>
-      </w:r>
-    </w:p>
-    <w:p>
-      <w:r>
-        <w:pict w14:anchorId="117A1BD9">
           <v:rect id="_x0000_i1029" style="width:0;height:1.5pt" o:hralign="center" o:hrstd="t" o:hr="t" fillcolor="#a0a0a0" stroked="f"/>
         </w:pict>
       </w:r>
@@ -391,27 +308,68 @@
           <w:b/>
           <w:bCs/>
         </w:rPr>
-        <w:t>How do you know it's working?</w:t>
-      </w:r>
-    </w:p>
-    <w:p>
-      <w:r>
-        <w:t>Run:</w:t>
-      </w:r>
-    </w:p>
-    <w:p>
-      <w:r>
-        <w:t>pip list</w:t>
-      </w:r>
-    </w:p>
-    <w:p>
-      <w:r>
-        <w:t>Initially, you'll see only a few basic packages. As you install libraries like NumPy or OpenCV, they'll appear in this list—but only inside this virtual environment.</w:t>
-      </w:r>
-    </w:p>
-    <w:p>
-      <w:r>
-        <w:pict w14:anchorId="148AFDDF">
+        <w:t>Step 5: Activate it</w:t>
+      </w:r>
+    </w:p>
+    <w:p>
+      <w:r>
+        <w:t xml:space="preserve">On </w:t>
+      </w:r>
+      <w:r>
+        <w:rPr>
+          <w:b/>
+          <w:bCs/>
+        </w:rPr>
+        <w:t>Windows</w:t>
+      </w:r>
+      <w:r>
+        <w:t>, run:</w:t>
+      </w:r>
+    </w:p>
+    <w:p>
+      <w:proofErr w:type="spellStart"/>
+      <w:r>
+        <w:t>venv</w:t>
+      </w:r>
+      <w:proofErr w:type="spellEnd"/>
+      <w:r>
+        <w:t>\Scripts\activate</w:t>
+      </w:r>
+    </w:p>
+    <w:p>
+      <w:r>
+        <w:t>If it works, your terminal prompt changes to something like:</w:t>
+      </w:r>
+    </w:p>
+    <w:p>
+      <w:r>
+        <w:t>(</w:t>
+      </w:r>
+      <w:proofErr w:type="spellStart"/>
+      <w:r>
+        <w:t>venv</w:t>
+      </w:r>
+      <w:proofErr w:type="spellEnd"/>
+      <w:r>
+        <w:t>) C:\Users\Piyush\AI-Defect-Detection&gt;</w:t>
+      </w:r>
+    </w:p>
+    <w:p>
+      <w:r>
+        <w:t>The (</w:t>
+      </w:r>
+      <w:proofErr w:type="spellStart"/>
+      <w:r>
+        <w:t>venv</w:t>
+      </w:r>
+      <w:proofErr w:type="spellEnd"/>
+      <w:r>
+        <w:t>) at the beginning tells you the virtual environment is active.</w:t>
+      </w:r>
+    </w:p>
+    <w:p>
+      <w:r>
+        <w:pict w14:anchorId="117A1BD9">
           <v:rect id="_x0000_i1030" style="width:0;height:1.5pt" o:hralign="center" o:hrstd="t" o:hr="t" fillcolor="#a0a0a0" stroked="f"/>
         </w:pict>
       </w:r>
@@ -428,6 +386,43 @@
           <w:b/>
           <w:bCs/>
         </w:rPr>
+        <w:t>How do you know it's working?</w:t>
+      </w:r>
+    </w:p>
+    <w:p>
+      <w:r>
+        <w:t>Run:</w:t>
+      </w:r>
+    </w:p>
+    <w:p>
+      <w:r>
+        <w:t>pip list</w:t>
+      </w:r>
+    </w:p>
+    <w:p>
+      <w:r>
+        <w:t>Initially, you'll see only a few basic packages. As you install libraries like NumPy or OpenCV, they'll appear in this list—but only inside this virtual environment.</w:t>
+      </w:r>
+    </w:p>
+    <w:p>
+      <w:r>
+        <w:pict w14:anchorId="148AFDDF">
+          <v:rect id="_x0000_i1031" style="width:0;height:1.5pt" o:hralign="center" o:hrstd="t" o:hr="t" fillcolor="#a0a0a0" stroked="f"/>
+        </w:pict>
+      </w:r>
+    </w:p>
+    <w:p>
+      <w:pPr>
+        <w:rPr>
+          <w:b/>
+          <w:bCs/>
+        </w:rPr>
+      </w:pPr>
+      <w:r>
+        <w:rPr>
+          <w:b/>
+          <w:bCs/>
+        </w:rPr>
         <w:t>How to install packages</w:t>
       </w:r>
     </w:p>
@@ -482,7 +477,7 @@
     <w:p>
       <w:r>
         <w:pict w14:anchorId="333A03AB">
-          <v:rect id="_x0000_i1031" style="width:0;height:1.5pt" o:hralign="center" o:hrstd="t" o:hr="t" fillcolor="#a0a0a0" stroked="f"/>
+          <v:rect id="_x0000_i1032" style="width:0;height:1.5pt" o:hralign="center" o:hrstd="t" o:hr="t" fillcolor="#a0a0a0" stroked="f"/>
         </w:pict>
       </w:r>
     </w:p>
@@ -710,7 +705,7 @@
     <w:p>
       <w:r>
         <w:pict w14:anchorId="2ACF0D84">
-          <v:rect id="_x0000_i1032" style="width:0;height:1.5pt" o:hralign="center" o:hrstd="t" o:hr="t" fillcolor="#a0a0a0" stroked="f"/>
+          <v:rect id="_x0000_i1033" style="width:0;height:1.5pt" o:hralign="center" o:hrstd="t" o:hr="t" fillcolor="#a0a0a0" stroked="f"/>
         </w:pict>
       </w:r>
     </w:p>
@@ -869,7 +864,7 @@
     <w:p>
       <w:r>
         <w:pict w14:anchorId="64464B0E">
-          <v:rect id="_x0000_i1033" style="width:0;height:1.5pt" o:hralign="center" o:hrstd="t" o:hr="t" fillcolor="#a0a0a0" stroked="f"/>
+          <v:rect id="_x0000_i1034" style="width:0;height:1.5pt" o:hralign="center" o:hrstd="t" o:hr="t" fillcolor="#a0a0a0" stroked="f"/>
         </w:pict>
       </w:r>
     </w:p>
@@ -980,25 +975,14 @@
           <w:szCs w:val="44"/>
         </w:rPr>
       </w:pPr>
-      <w:proofErr w:type="gramStart"/>
-      <w:r>
-        <w:rPr>
-          <w:b/>
-          <w:bCs/>
-          <w:sz w:val="44"/>
-          <w:szCs w:val="44"/>
-        </w:rPr>
-        <w:t>Open Source</w:t>
-      </w:r>
-      <w:proofErr w:type="gramEnd"/>
-      <w:r>
-        <w:rPr>
-          <w:b/>
-          <w:bCs/>
-          <w:sz w:val="44"/>
-          <w:szCs w:val="44"/>
-        </w:rPr>
-        <w:t xml:space="preserve"> Computer Vision Library</w:t>
+      <w:r>
+        <w:rPr>
+          <w:b/>
+          <w:bCs/>
+          <w:sz w:val="44"/>
+          <w:szCs w:val="44"/>
+        </w:rPr>
+        <w:t>Open Source Computer Vision Library</w:t>
       </w:r>
     </w:p>
     <w:p>
@@ -1059,98 +1043,6 @@
           <w:szCs w:val="44"/>
         </w:rPr>
         <w:pict w14:anchorId="0FA38654">
-          <v:rect id="_x0000_i1034" style="width:0;height:1.5pt" o:hralign="center" o:hrstd="t" o:hr="t" fillcolor="#a0a0a0" stroked="f"/>
-        </w:pict>
-      </w:r>
-    </w:p>
-    <w:p>
-      <w:pPr>
-        <w:rPr>
-          <w:b/>
-          <w:bCs/>
-          <w:sz w:val="44"/>
-          <w:szCs w:val="44"/>
-        </w:rPr>
-      </w:pPr>
-      <w:r>
-        <w:rPr>
-          <w:rFonts w:ascii="Segoe UI Emoji" w:hAnsi="Segoe UI Emoji" w:cs="Segoe UI Emoji"/>
-          <w:b/>
-          <w:bCs/>
-          <w:sz w:val="44"/>
-          <w:szCs w:val="44"/>
-        </w:rPr>
-        <w:t>📖</w:t>
-      </w:r>
-      <w:r>
-        <w:rPr>
-          <w:b/>
-          <w:bCs/>
-          <w:sz w:val="44"/>
-          <w:szCs w:val="44"/>
-        </w:rPr>
-        <w:t xml:space="preserve"> Lesson 1 - Line 1</w:t>
-      </w:r>
-    </w:p>
-    <w:p>
-      <w:pPr>
-        <w:rPr>
-          <w:sz w:val="44"/>
-          <w:szCs w:val="44"/>
-        </w:rPr>
-      </w:pPr>
-      <w:r>
-        <w:rPr>
-          <w:sz w:val="44"/>
-          <w:szCs w:val="44"/>
-        </w:rPr>
-        <w:t>import cv2</w:t>
-      </w:r>
-    </w:p>
-    <w:p>
-      <w:pPr>
-        <w:rPr>
-          <w:sz w:val="44"/>
-          <w:szCs w:val="44"/>
-        </w:rPr>
-      </w:pPr>
-      <w:r>
-        <w:rPr>
-          <w:sz w:val="44"/>
-          <w:szCs w:val="44"/>
-        </w:rPr>
-        <w:t xml:space="preserve">We're going to spend time on just </w:t>
-      </w:r>
-      <w:r>
-        <w:rPr>
-          <w:b/>
-          <w:bCs/>
-          <w:sz w:val="44"/>
-          <w:szCs w:val="44"/>
-        </w:rPr>
-        <w:t>one line</w:t>
-      </w:r>
-      <w:r>
-        <w:rPr>
-          <w:sz w:val="44"/>
-          <w:szCs w:val="44"/>
-        </w:rPr>
-        <w:t>. That might sound slow, but this foundation will make everything else much easier.</w:t>
-      </w:r>
-    </w:p>
-    <w:p>
-      <w:pPr>
-        <w:rPr>
-          <w:sz w:val="44"/>
-          <w:szCs w:val="44"/>
-        </w:rPr>
-      </w:pPr>
-      <w:r>
-        <w:rPr>
-          <w:sz w:val="44"/>
-          <w:szCs w:val="44"/>
-        </w:rPr>
-        <w:pict w14:anchorId="0F64F958">
           <v:rect id="_x0000_i1035" style="width:0;height:1.5pt" o:hralign="center" o:hrstd="t" o:hr="t" fillcolor="#a0a0a0" stroked="f"/>
         </w:pict>
       </w:r>
@@ -1166,6 +1058,98 @@
       </w:pPr>
       <w:r>
         <w:rPr>
+          <w:rFonts w:ascii="Segoe UI Emoji" w:hAnsi="Segoe UI Emoji" w:cs="Segoe UI Emoji"/>
+          <w:b/>
+          <w:bCs/>
+          <w:sz w:val="44"/>
+          <w:szCs w:val="44"/>
+        </w:rPr>
+        <w:t>📖</w:t>
+      </w:r>
+      <w:r>
+        <w:rPr>
+          <w:b/>
+          <w:bCs/>
+          <w:sz w:val="44"/>
+          <w:szCs w:val="44"/>
+        </w:rPr>
+        <w:t xml:space="preserve"> Lesson 1 - Line 1</w:t>
+      </w:r>
+    </w:p>
+    <w:p>
+      <w:pPr>
+        <w:rPr>
+          <w:sz w:val="44"/>
+          <w:szCs w:val="44"/>
+        </w:rPr>
+      </w:pPr>
+      <w:r>
+        <w:rPr>
+          <w:sz w:val="44"/>
+          <w:szCs w:val="44"/>
+        </w:rPr>
+        <w:t>import cv2</w:t>
+      </w:r>
+    </w:p>
+    <w:p>
+      <w:pPr>
+        <w:rPr>
+          <w:sz w:val="44"/>
+          <w:szCs w:val="44"/>
+        </w:rPr>
+      </w:pPr>
+      <w:r>
+        <w:rPr>
+          <w:sz w:val="44"/>
+          <w:szCs w:val="44"/>
+        </w:rPr>
+        <w:t xml:space="preserve">We're going to spend time on just </w:t>
+      </w:r>
+      <w:r>
+        <w:rPr>
+          <w:b/>
+          <w:bCs/>
+          <w:sz w:val="44"/>
+          <w:szCs w:val="44"/>
+        </w:rPr>
+        <w:t>one line</w:t>
+      </w:r>
+      <w:r>
+        <w:rPr>
+          <w:sz w:val="44"/>
+          <w:szCs w:val="44"/>
+        </w:rPr>
+        <w:t>. That might sound slow, but this foundation will make everything else much easier.</w:t>
+      </w:r>
+    </w:p>
+    <w:p>
+      <w:pPr>
+        <w:rPr>
+          <w:sz w:val="44"/>
+          <w:szCs w:val="44"/>
+        </w:rPr>
+      </w:pPr>
+      <w:r>
+        <w:rPr>
+          <w:sz w:val="44"/>
+          <w:szCs w:val="44"/>
+        </w:rPr>
+        <w:pict w14:anchorId="0F64F958">
+          <v:rect id="_x0000_i1036" style="width:0;height:1.5pt" o:hralign="center" o:hrstd="t" o:hr="t" fillcolor="#a0a0a0" stroked="f"/>
+        </w:pict>
+      </w:r>
+    </w:p>
+    <w:p>
+      <w:pPr>
+        <w:rPr>
+          <w:b/>
+          <w:bCs/>
+          <w:sz w:val="44"/>
+          <w:szCs w:val="44"/>
+        </w:rPr>
+      </w:pPr>
+      <w:r>
+        <w:rPr>
           <w:b/>
           <w:bCs/>
           <w:sz w:val="44"/>
@@ -1370,7 +1354,7 @@
           <w:szCs w:val="44"/>
         </w:rPr>
         <w:pict w14:anchorId="2FBE5A9E">
-          <v:rect id="_x0000_i1036" style="width:0;height:1.5pt" o:hralign="center" o:hrstd="t" o:hr="t" fillcolor="#a0a0a0" stroked="f"/>
+          <v:rect id="_x0000_i1037" style="width:0;height:1.5pt" o:hralign="center" o:hrstd="t" o:hr="t" fillcolor="#a0a0a0" stroked="f"/>
         </w:pict>
       </w:r>
     </w:p>
@@ -1650,7 +1634,7 @@
           <w:szCs w:val="44"/>
         </w:rPr>
         <w:pict w14:anchorId="34A73B56">
-          <v:rect id="_x0000_i1037" style="width:0;height:1.5pt" o:hralign="center" o:hrstd="t" o:hr="t" fillcolor="#a0a0a0" stroked="f"/>
+          <v:rect id="_x0000_i1038" style="width:0;height:1.5pt" o:hralign="center" o:hrstd="t" o:hr="t" fillcolor="#a0a0a0" stroked="f"/>
         </w:pict>
       </w:r>
     </w:p>
@@ -1807,7 +1791,7 @@
           <w:szCs w:val="44"/>
         </w:rPr>
         <w:pict w14:anchorId="0E9C2737">
-          <v:rect id="_x0000_i1038" style="width:0;height:1.5pt" o:hralign="center" o:hrstd="t" o:hr="t" fillcolor="#a0a0a0" stroked="f"/>
+          <v:rect id="_x0000_i1039" style="width:0;height:1.5pt" o:hralign="center" o:hrstd="t" o:hr="t" fillcolor="#a0a0a0" stroked="f"/>
         </w:pict>
       </w:r>
     </w:p>
@@ -1994,278 +1978,6 @@
         </w:rPr>
         <w:lastRenderedPageBreak/>
         <w:pict w14:anchorId="17991BB6">
-          <v:rect id="_x0000_i1039" style="width:0;height:1.5pt" o:hralign="center" o:hrstd="t" o:hr="t" fillcolor="#a0a0a0" stroked="f"/>
-        </w:pict>
-      </w:r>
-    </w:p>
-    <w:p>
-      <w:pPr>
-        <w:rPr>
-          <w:b/>
-          <w:bCs/>
-          <w:sz w:val="44"/>
-          <w:szCs w:val="44"/>
-        </w:rPr>
-      </w:pPr>
-      <w:r>
-        <w:rPr>
-          <w:b/>
-          <w:bCs/>
-          <w:sz w:val="44"/>
-          <w:szCs w:val="44"/>
-        </w:rPr>
-        <w:t>Is import a function?</w:t>
-      </w:r>
-    </w:p>
-    <w:p>
-      <w:pPr>
-        <w:rPr>
-          <w:sz w:val="44"/>
-          <w:szCs w:val="44"/>
-        </w:rPr>
-      </w:pPr>
-      <w:r>
-        <w:rPr>
-          <w:sz w:val="44"/>
-          <w:szCs w:val="44"/>
-        </w:rPr>
-        <w:t>No.</w:t>
-      </w:r>
-    </w:p>
-    <w:p>
-      <w:pPr>
-        <w:rPr>
-          <w:sz w:val="44"/>
-          <w:szCs w:val="44"/>
-        </w:rPr>
-      </w:pPr>
-      <w:r>
-        <w:rPr>
-          <w:sz w:val="44"/>
-          <w:szCs w:val="44"/>
-        </w:rPr>
-        <w:t>This is very important.</w:t>
-      </w:r>
-    </w:p>
-    <w:p>
-      <w:pPr>
-        <w:rPr>
-          <w:sz w:val="44"/>
-          <w:szCs w:val="44"/>
-        </w:rPr>
-      </w:pPr>
-      <w:r>
-        <w:rPr>
-          <w:sz w:val="44"/>
-          <w:szCs w:val="44"/>
-        </w:rPr>
-        <w:t>Many beginners think everything is a function.</w:t>
-      </w:r>
-    </w:p>
-    <w:p>
-      <w:pPr>
-        <w:rPr>
-          <w:sz w:val="44"/>
-          <w:szCs w:val="44"/>
-        </w:rPr>
-      </w:pPr>
-      <w:r>
-        <w:rPr>
-          <w:sz w:val="44"/>
-          <w:szCs w:val="44"/>
-        </w:rPr>
-        <w:t>It isn't.</w:t>
-      </w:r>
-    </w:p>
-    <w:p>
-      <w:pPr>
-        <w:rPr>
-          <w:sz w:val="44"/>
-          <w:szCs w:val="44"/>
-        </w:rPr>
-      </w:pPr>
-      <w:r>
-        <w:rPr>
-          <w:sz w:val="44"/>
-          <w:szCs w:val="44"/>
-        </w:rPr>
-        <w:t xml:space="preserve">import is a </w:t>
-      </w:r>
-      <w:r>
-        <w:rPr>
-          <w:b/>
-          <w:bCs/>
-          <w:sz w:val="44"/>
-          <w:szCs w:val="44"/>
-        </w:rPr>
-        <w:t>keyword</w:t>
-      </w:r>
-      <w:r>
-        <w:rPr>
-          <w:sz w:val="44"/>
-          <w:szCs w:val="44"/>
-        </w:rPr>
-        <w:t>, not a function.</w:t>
-      </w:r>
-    </w:p>
-    <w:p>
-      <w:pPr>
-        <w:rPr>
-          <w:sz w:val="44"/>
-          <w:szCs w:val="44"/>
-        </w:rPr>
-      </w:pPr>
-      <w:r>
-        <w:rPr>
-          <w:sz w:val="44"/>
-          <w:szCs w:val="44"/>
-        </w:rPr>
-        <w:t>Notice:</w:t>
-      </w:r>
-    </w:p>
-    <w:p>
-      <w:pPr>
-        <w:rPr>
-          <w:sz w:val="44"/>
-          <w:szCs w:val="44"/>
-        </w:rPr>
-      </w:pPr>
-      <w:r>
-        <w:rPr>
-          <w:sz w:val="44"/>
-          <w:szCs w:val="44"/>
-        </w:rPr>
-        <w:t>import cv2</w:t>
-      </w:r>
-    </w:p>
-    <w:p>
-      <w:pPr>
-        <w:rPr>
-          <w:sz w:val="44"/>
-          <w:szCs w:val="44"/>
-        </w:rPr>
-      </w:pPr>
-      <w:r>
-        <w:rPr>
-          <w:sz w:val="44"/>
-          <w:szCs w:val="44"/>
-        </w:rPr>
-        <w:t xml:space="preserve">There are </w:t>
-      </w:r>
-      <w:r>
-        <w:rPr>
-          <w:b/>
-          <w:bCs/>
-          <w:sz w:val="44"/>
-          <w:szCs w:val="44"/>
-        </w:rPr>
-        <w:t>no parentheses</w:t>
-      </w:r>
-      <w:r>
-        <w:rPr>
-          <w:sz w:val="44"/>
-          <w:szCs w:val="44"/>
-        </w:rPr>
-        <w:t>.</w:t>
-      </w:r>
-    </w:p>
-    <w:p>
-      <w:pPr>
-        <w:rPr>
-          <w:sz w:val="44"/>
-          <w:szCs w:val="44"/>
-        </w:rPr>
-      </w:pPr>
-      <w:r>
-        <w:rPr>
-          <w:sz w:val="44"/>
-          <w:szCs w:val="44"/>
-        </w:rPr>
-        <w:t>Functions have parentheses.</w:t>
-      </w:r>
-    </w:p>
-    <w:p>
-      <w:pPr>
-        <w:rPr>
-          <w:sz w:val="44"/>
-          <w:szCs w:val="44"/>
-        </w:rPr>
-      </w:pPr>
-      <w:r>
-        <w:rPr>
-          <w:sz w:val="44"/>
-          <w:szCs w:val="44"/>
-        </w:rPr>
-        <w:t>Example:</w:t>
-      </w:r>
-    </w:p>
-    <w:p>
-      <w:pPr>
-        <w:rPr>
-          <w:sz w:val="44"/>
-          <w:szCs w:val="44"/>
-        </w:rPr>
-      </w:pPr>
-      <w:r>
-        <w:rPr>
-          <w:sz w:val="44"/>
-          <w:szCs w:val="44"/>
-        </w:rPr>
-        <w:t>print("Hello")</w:t>
-      </w:r>
-    </w:p>
-    <w:p>
-      <w:pPr>
-        <w:rPr>
-          <w:sz w:val="44"/>
-          <w:szCs w:val="44"/>
-        </w:rPr>
-      </w:pPr>
-      <w:r>
-        <w:rPr>
-          <w:sz w:val="44"/>
-          <w:szCs w:val="44"/>
-        </w:rPr>
-        <w:t>Here,</w:t>
-      </w:r>
-    </w:p>
-    <w:p>
-      <w:pPr>
-        <w:rPr>
-          <w:sz w:val="44"/>
-          <w:szCs w:val="44"/>
-        </w:rPr>
-      </w:pPr>
-      <w:proofErr w:type="gramStart"/>
-      <w:r>
-        <w:rPr>
-          <w:sz w:val="44"/>
-          <w:szCs w:val="44"/>
-        </w:rPr>
-        <w:t>print(</w:t>
-      </w:r>
-      <w:proofErr w:type="gramEnd"/>
-      <w:r>
-        <w:rPr>
-          <w:sz w:val="44"/>
-          <w:szCs w:val="44"/>
-        </w:rPr>
-        <w:t>) is a function.</w:t>
-      </w:r>
-    </w:p>
-    <w:p>
-      <w:pPr>
-        <w:rPr>
-          <w:sz w:val="44"/>
-          <w:szCs w:val="44"/>
-        </w:rPr>
-      </w:pPr>
-      <w:r>
-        <w:rPr>
-          <w:sz w:val="44"/>
-          <w:szCs w:val="44"/>
-        </w:rPr>
-        <w:pict w14:anchorId="67C8C778">
           <v:rect id="_x0000_i1040" style="width:0;height:1.5pt" o:hralign="center" o:hrstd="t" o:hr="t" fillcolor="#a0a0a0" stroked="f"/>
         </w:pict>
       </w:r>
@@ -2286,6 +1998,269 @@
           <w:sz w:val="44"/>
           <w:szCs w:val="44"/>
         </w:rPr>
+        <w:t>Is import a function?</w:t>
+      </w:r>
+    </w:p>
+    <w:p>
+      <w:pPr>
+        <w:rPr>
+          <w:sz w:val="44"/>
+          <w:szCs w:val="44"/>
+        </w:rPr>
+      </w:pPr>
+      <w:r>
+        <w:rPr>
+          <w:sz w:val="44"/>
+          <w:szCs w:val="44"/>
+        </w:rPr>
+        <w:t>No.</w:t>
+      </w:r>
+    </w:p>
+    <w:p>
+      <w:pPr>
+        <w:rPr>
+          <w:sz w:val="44"/>
+          <w:szCs w:val="44"/>
+        </w:rPr>
+      </w:pPr>
+      <w:r>
+        <w:rPr>
+          <w:sz w:val="44"/>
+          <w:szCs w:val="44"/>
+        </w:rPr>
+        <w:t>This is very important.</w:t>
+      </w:r>
+    </w:p>
+    <w:p>
+      <w:pPr>
+        <w:rPr>
+          <w:sz w:val="44"/>
+          <w:szCs w:val="44"/>
+        </w:rPr>
+      </w:pPr>
+      <w:r>
+        <w:rPr>
+          <w:sz w:val="44"/>
+          <w:szCs w:val="44"/>
+        </w:rPr>
+        <w:t>Many beginners think everything is a function.</w:t>
+      </w:r>
+    </w:p>
+    <w:p>
+      <w:pPr>
+        <w:rPr>
+          <w:sz w:val="44"/>
+          <w:szCs w:val="44"/>
+        </w:rPr>
+      </w:pPr>
+      <w:r>
+        <w:rPr>
+          <w:sz w:val="44"/>
+          <w:szCs w:val="44"/>
+        </w:rPr>
+        <w:t>It isn't.</w:t>
+      </w:r>
+    </w:p>
+    <w:p>
+      <w:pPr>
+        <w:rPr>
+          <w:sz w:val="44"/>
+          <w:szCs w:val="44"/>
+        </w:rPr>
+      </w:pPr>
+      <w:r>
+        <w:rPr>
+          <w:sz w:val="44"/>
+          <w:szCs w:val="44"/>
+        </w:rPr>
+        <w:t xml:space="preserve">import is a </w:t>
+      </w:r>
+      <w:r>
+        <w:rPr>
+          <w:b/>
+          <w:bCs/>
+          <w:sz w:val="44"/>
+          <w:szCs w:val="44"/>
+        </w:rPr>
+        <w:t>keyword</w:t>
+      </w:r>
+      <w:r>
+        <w:rPr>
+          <w:sz w:val="44"/>
+          <w:szCs w:val="44"/>
+        </w:rPr>
+        <w:t>, not a function.</w:t>
+      </w:r>
+    </w:p>
+    <w:p>
+      <w:pPr>
+        <w:rPr>
+          <w:sz w:val="44"/>
+          <w:szCs w:val="44"/>
+        </w:rPr>
+      </w:pPr>
+      <w:r>
+        <w:rPr>
+          <w:sz w:val="44"/>
+          <w:szCs w:val="44"/>
+        </w:rPr>
+        <w:t>Notice:</w:t>
+      </w:r>
+    </w:p>
+    <w:p>
+      <w:pPr>
+        <w:rPr>
+          <w:sz w:val="44"/>
+          <w:szCs w:val="44"/>
+        </w:rPr>
+      </w:pPr>
+      <w:r>
+        <w:rPr>
+          <w:sz w:val="44"/>
+          <w:szCs w:val="44"/>
+        </w:rPr>
+        <w:t>import cv2</w:t>
+      </w:r>
+    </w:p>
+    <w:p>
+      <w:pPr>
+        <w:rPr>
+          <w:sz w:val="44"/>
+          <w:szCs w:val="44"/>
+        </w:rPr>
+      </w:pPr>
+      <w:r>
+        <w:rPr>
+          <w:sz w:val="44"/>
+          <w:szCs w:val="44"/>
+        </w:rPr>
+        <w:t xml:space="preserve">There are </w:t>
+      </w:r>
+      <w:r>
+        <w:rPr>
+          <w:b/>
+          <w:bCs/>
+          <w:sz w:val="44"/>
+          <w:szCs w:val="44"/>
+        </w:rPr>
+        <w:t>no parentheses</w:t>
+      </w:r>
+      <w:r>
+        <w:rPr>
+          <w:sz w:val="44"/>
+          <w:szCs w:val="44"/>
+        </w:rPr>
+        <w:t>.</w:t>
+      </w:r>
+    </w:p>
+    <w:p>
+      <w:pPr>
+        <w:rPr>
+          <w:sz w:val="44"/>
+          <w:szCs w:val="44"/>
+        </w:rPr>
+      </w:pPr>
+      <w:r>
+        <w:rPr>
+          <w:sz w:val="44"/>
+          <w:szCs w:val="44"/>
+        </w:rPr>
+        <w:t>Functions have parentheses.</w:t>
+      </w:r>
+    </w:p>
+    <w:p>
+      <w:pPr>
+        <w:rPr>
+          <w:sz w:val="44"/>
+          <w:szCs w:val="44"/>
+        </w:rPr>
+      </w:pPr>
+      <w:r>
+        <w:rPr>
+          <w:sz w:val="44"/>
+          <w:szCs w:val="44"/>
+        </w:rPr>
+        <w:t>Example:</w:t>
+      </w:r>
+    </w:p>
+    <w:p>
+      <w:pPr>
+        <w:rPr>
+          <w:sz w:val="44"/>
+          <w:szCs w:val="44"/>
+        </w:rPr>
+      </w:pPr>
+      <w:r>
+        <w:rPr>
+          <w:sz w:val="44"/>
+          <w:szCs w:val="44"/>
+        </w:rPr>
+        <w:t>print("Hello")</w:t>
+      </w:r>
+    </w:p>
+    <w:p>
+      <w:pPr>
+        <w:rPr>
+          <w:sz w:val="44"/>
+          <w:szCs w:val="44"/>
+        </w:rPr>
+      </w:pPr>
+      <w:r>
+        <w:rPr>
+          <w:sz w:val="44"/>
+          <w:szCs w:val="44"/>
+        </w:rPr>
+        <w:t>Here,</w:t>
+      </w:r>
+    </w:p>
+    <w:p>
+      <w:pPr>
+        <w:rPr>
+          <w:sz w:val="44"/>
+          <w:szCs w:val="44"/>
+        </w:rPr>
+      </w:pPr>
+      <w:r>
+        <w:rPr>
+          <w:sz w:val="44"/>
+          <w:szCs w:val="44"/>
+        </w:rPr>
+        <w:t>print() is a function.</w:t>
+      </w:r>
+    </w:p>
+    <w:p>
+      <w:pPr>
+        <w:rPr>
+          <w:sz w:val="44"/>
+          <w:szCs w:val="44"/>
+        </w:rPr>
+      </w:pPr>
+      <w:r>
+        <w:rPr>
+          <w:sz w:val="44"/>
+          <w:szCs w:val="44"/>
+        </w:rPr>
+        <w:pict w14:anchorId="67C8C778">
+          <v:rect id="_x0000_i1041" style="width:0;height:1.5pt" o:hralign="center" o:hrstd="t" o:hr="t" fillcolor="#a0a0a0" stroked="f"/>
+        </w:pict>
+      </w:r>
+    </w:p>
+    <w:p>
+      <w:pPr>
+        <w:rPr>
+          <w:b/>
+          <w:bCs/>
+          <w:sz w:val="44"/>
+          <w:szCs w:val="44"/>
+        </w:rPr>
+      </w:pPr>
+      <w:r>
+        <w:rPr>
+          <w:b/>
+          <w:bCs/>
+          <w:sz w:val="44"/>
+          <w:szCs w:val="44"/>
+        </w:rPr>
         <w:t>What happens inside Python?</w:t>
       </w:r>
     </w:p>
@@ -2595,7 +2570,7 @@
           <w:szCs w:val="44"/>
         </w:rPr>
         <w:pict w14:anchorId="1C9922D5">
-          <v:rect id="_x0000_i1041" style="width:0;height:1.5pt" o:hralign="center" o:hrstd="t" o:hr="t" fillcolor="#a0a0a0" stroked="f"/>
+          <v:rect id="_x0000_i1042" style="width:0;height:1.5pt" o:hralign="center" o:hrstd="t" o:hr="t" fillcolor="#a0a0a0" stroked="f"/>
         </w:pict>
       </w:r>
     </w:p>
@@ -2661,7 +2636,7 @@
           <w:szCs w:val="44"/>
         </w:rPr>
         <w:pict w14:anchorId="39DA0FDC">
-          <v:rect id="_x0000_i1042" style="width:0;height:1.5pt" o:hralign="center" o:hrstd="t" o:hr="t" fillcolor="#a0a0a0" stroked="f"/>
+          <v:rect id="_x0000_i1043" style="width:0;height:1.5pt" o:hralign="center" o:hrstd="t" o:hr="t" fillcolor="#a0a0a0" stroked="f"/>
         </w:pict>
       </w:r>
     </w:p>
@@ -3145,7 +3120,7 @@
           <w:szCs w:val="44"/>
         </w:rPr>
         <w:pict w14:anchorId="7D9F3386">
-          <v:rect id="_x0000_i1043" style="width:0;height:1.5pt" o:hralign="center" o:hrstd="t" o:hr="t" fillcolor="#a0a0a0" stroked="f"/>
+          <v:rect id="_x0000_i1044" style="width:0;height:1.5pt" o:hralign="center" o:hrstd="t" o:hr="t" fillcolor="#a0a0a0" stroked="f"/>
         </w:pict>
       </w:r>
     </w:p>
@@ -3383,134 +3358,6 @@
           <w:szCs w:val="44"/>
         </w:rPr>
         <w:pict w14:anchorId="5F889C41">
-          <v:rect id="_x0000_i1044" style="width:0;height:1.5pt" o:hralign="center" o:hrstd="t" o:hr="t" fillcolor="#a0a0a0" stroked="f"/>
-        </w:pict>
-      </w:r>
-    </w:p>
-    <w:p>
-      <w:pPr>
-        <w:rPr>
-          <w:b/>
-          <w:bCs/>
-          <w:sz w:val="44"/>
-          <w:szCs w:val="44"/>
-        </w:rPr>
-      </w:pPr>
-      <w:r>
-        <w:rPr>
-          <w:b/>
-          <w:bCs/>
-          <w:sz w:val="44"/>
-          <w:szCs w:val="44"/>
-        </w:rPr>
-        <w:t>What is OpenCV?</w:t>
-      </w:r>
-    </w:p>
-    <w:p>
-      <w:pPr>
-        <w:rPr>
-          <w:sz w:val="44"/>
-          <w:szCs w:val="44"/>
-        </w:rPr>
-      </w:pPr>
-      <w:r>
-        <w:rPr>
-          <w:sz w:val="44"/>
-          <w:szCs w:val="44"/>
-        </w:rPr>
-        <w:t>OpenCV stands for:</w:t>
-      </w:r>
-    </w:p>
-    <w:p>
-      <w:pPr>
-        <w:rPr>
-          <w:sz w:val="44"/>
-          <w:szCs w:val="44"/>
-        </w:rPr>
-      </w:pPr>
-      <w:proofErr w:type="gramStart"/>
-      <w:r>
-        <w:rPr>
-          <w:b/>
-          <w:bCs/>
-          <w:sz w:val="44"/>
-          <w:szCs w:val="44"/>
-        </w:rPr>
-        <w:t>Open Source</w:t>
-      </w:r>
-      <w:proofErr w:type="gramEnd"/>
-      <w:r>
-        <w:rPr>
-          <w:b/>
-          <w:bCs/>
-          <w:sz w:val="44"/>
-          <w:szCs w:val="44"/>
-        </w:rPr>
-        <w:t xml:space="preserve"> Computer Vision Library</w:t>
-      </w:r>
-    </w:p>
-    <w:p>
-      <w:pPr>
-        <w:rPr>
-          <w:sz w:val="44"/>
-          <w:szCs w:val="44"/>
-        </w:rPr>
-      </w:pPr>
-      <w:r>
-        <w:rPr>
-          <w:sz w:val="44"/>
-          <w:szCs w:val="44"/>
-        </w:rPr>
-        <w:t>Let's break that down:</w:t>
-      </w:r>
-    </w:p>
-    <w:p>
-      <w:pPr>
-        <w:rPr>
-          <w:b/>
-          <w:bCs/>
-          <w:sz w:val="44"/>
-          <w:szCs w:val="44"/>
-        </w:rPr>
-      </w:pPr>
-      <w:r>
-        <w:rPr>
-          <w:b/>
-          <w:bCs/>
-          <w:sz w:val="44"/>
-          <w:szCs w:val="44"/>
-        </w:rPr>
-        <w:t>Open</w:t>
-      </w:r>
-    </w:p>
-    <w:p>
-      <w:pPr>
-        <w:rPr>
-          <w:sz w:val="44"/>
-          <w:szCs w:val="44"/>
-        </w:rPr>
-      </w:pPr>
-      <w:r>
-        <w:rPr>
-          <w:sz w:val="44"/>
-          <w:szCs w:val="44"/>
-        </w:rPr>
-        <w:t>Anyone can use it for free.</w:t>
-      </w:r>
-    </w:p>
-    <w:p>
-      <w:pPr>
-        <w:rPr>
-          <w:sz w:val="44"/>
-          <w:szCs w:val="44"/>
-        </w:rPr>
-      </w:pPr>
-      <w:r>
-        <w:rPr>
-          <w:sz w:val="44"/>
-          <w:szCs w:val="44"/>
-        </w:rPr>
-        <w:pict w14:anchorId="16DF5E21">
           <v:rect id="_x0000_i1045" style="width:0;height:1.5pt" o:hralign="center" o:hrstd="t" o:hr="t" fillcolor="#a0a0a0" stroked="f"/>
         </w:pict>
       </w:r>
@@ -3531,6 +3378,123 @@
           <w:sz w:val="44"/>
           <w:szCs w:val="44"/>
         </w:rPr>
+        <w:t>What is OpenCV?</w:t>
+      </w:r>
+    </w:p>
+    <w:p>
+      <w:pPr>
+        <w:rPr>
+          <w:sz w:val="44"/>
+          <w:szCs w:val="44"/>
+        </w:rPr>
+      </w:pPr>
+      <w:r>
+        <w:rPr>
+          <w:sz w:val="44"/>
+          <w:szCs w:val="44"/>
+        </w:rPr>
+        <w:t>OpenCV stands for:</w:t>
+      </w:r>
+    </w:p>
+    <w:p>
+      <w:pPr>
+        <w:rPr>
+          <w:sz w:val="44"/>
+          <w:szCs w:val="44"/>
+        </w:rPr>
+      </w:pPr>
+      <w:r>
+        <w:rPr>
+          <w:b/>
+          <w:bCs/>
+          <w:sz w:val="44"/>
+          <w:szCs w:val="44"/>
+        </w:rPr>
+        <w:t>Open Source Computer Vision Library</w:t>
+      </w:r>
+    </w:p>
+    <w:p>
+      <w:pPr>
+        <w:rPr>
+          <w:sz w:val="44"/>
+          <w:szCs w:val="44"/>
+        </w:rPr>
+      </w:pPr>
+      <w:r>
+        <w:rPr>
+          <w:sz w:val="44"/>
+          <w:szCs w:val="44"/>
+        </w:rPr>
+        <w:t>Let's break that down:</w:t>
+      </w:r>
+    </w:p>
+    <w:p>
+      <w:pPr>
+        <w:rPr>
+          <w:b/>
+          <w:bCs/>
+          <w:sz w:val="44"/>
+          <w:szCs w:val="44"/>
+        </w:rPr>
+      </w:pPr>
+      <w:r>
+        <w:rPr>
+          <w:b/>
+          <w:bCs/>
+          <w:sz w:val="44"/>
+          <w:szCs w:val="44"/>
+        </w:rPr>
+        <w:t>Open</w:t>
+      </w:r>
+    </w:p>
+    <w:p>
+      <w:pPr>
+        <w:rPr>
+          <w:sz w:val="44"/>
+          <w:szCs w:val="44"/>
+        </w:rPr>
+      </w:pPr>
+      <w:r>
+        <w:rPr>
+          <w:sz w:val="44"/>
+          <w:szCs w:val="44"/>
+        </w:rPr>
+        <w:t>Anyone can use it for free.</w:t>
+      </w:r>
+    </w:p>
+    <w:p>
+      <w:pPr>
+        <w:rPr>
+          <w:sz w:val="44"/>
+          <w:szCs w:val="44"/>
+        </w:rPr>
+      </w:pPr>
+      <w:r>
+        <w:rPr>
+          <w:sz w:val="44"/>
+          <w:szCs w:val="44"/>
+        </w:rPr>
+        <w:pict w14:anchorId="16DF5E21">
+          <v:rect id="_x0000_i1046" style="width:0;height:1.5pt" o:hralign="center" o:hrstd="t" o:hr="t" fillcolor="#a0a0a0" stroked="f"/>
+        </w:pict>
+      </w:r>
+    </w:p>
+    <w:p>
+      <w:pPr>
+        <w:rPr>
+          <w:b/>
+          <w:bCs/>
+          <w:sz w:val="44"/>
+          <w:szCs w:val="44"/>
+        </w:rPr>
+      </w:pPr>
+      <w:r>
+        <w:rPr>
+          <w:b/>
+          <w:bCs/>
+          <w:sz w:val="44"/>
+          <w:szCs w:val="44"/>
+        </w:rPr>
         <w:t>Source</w:t>
       </w:r>
     </w:p>
@@ -3563,7 +3527,7 @@
           <w:szCs w:val="44"/>
         </w:rPr>
         <w:pict w14:anchorId="122ADCC7">
-          <v:rect id="_x0000_i1046" style="width:0;height:1.5pt" o:hralign="center" o:hrstd="t" o:hr="t" fillcolor="#a0a0a0" stroked="f"/>
+          <v:rect id="_x0000_i1047" style="width:0;height:1.5pt" o:hralign="center" o:hrstd="t" o:hr="t" fillcolor="#a0a0a0" stroked="f"/>
         </w:pict>
       </w:r>
     </w:p>
@@ -4461,17 +4425,8 @@
           <w:szCs w:val="44"/>
         </w:rPr>
         <w:br/>
-        <w:t xml:space="preserve">git </w:t>
-      </w:r>
-      <w:proofErr w:type="gramStart"/>
-      <w:r>
-        <w:rPr>
-          <w:sz w:val="44"/>
-          <w:szCs w:val="44"/>
-        </w:rPr>
-        <w:t>add .</w:t>
-      </w:r>
-      <w:proofErr w:type="gramEnd"/>
+        <w:t>git add .</w:t>
+      </w:r>
       <w:r>
         <w:rPr>
           <w:sz w:val="44"/>
@@ -4671,7 +4626,6 @@
         <w:t xml:space="preserve">What does </w:t>
       </w:r>
       <w:proofErr w:type="spellStart"/>
-      <w:proofErr w:type="gramStart"/>
       <w:r>
         <w:rPr>
           <w:rFonts w:ascii="Arial" w:hAnsi="Arial" w:cs="Arial"/>
@@ -4681,7 +4635,6 @@
         <w:t>image.shape</w:t>
       </w:r>
       <w:proofErr w:type="spellEnd"/>
-      <w:proofErr w:type="gramEnd"/>
       <w:r>
         <w:rPr>
           <w:rFonts w:ascii="Arial" w:hAnsi="Arial" w:cs="Arial"/>
@@ -5079,7 +5032,7 @@
           <w:szCs w:val="44"/>
         </w:rPr>
         <w:pict w14:anchorId="14CA90DA">
-          <v:rect id="_x0000_i1047" style="width:0;height:1.5pt" o:hralign="center" o:hrstd="t" o:hr="t" fillcolor="#a0a0a0" stroked="f"/>
+          <v:rect id="_x0000_i1048" style="width:0;height:1.5pt" o:hralign="center" o:hrstd="t" o:hr="t" fillcolor="#a0a0a0" stroked="f"/>
         </w:pict>
       </w:r>
     </w:p>
@@ -5104,7 +5057,6 @@
         <w:t xml:space="preserve">Q2. What is the difference between </w:t>
       </w:r>
       <w:proofErr w:type="spellStart"/>
-      <w:proofErr w:type="gramStart"/>
       <w:r>
         <w:rPr>
           <w:rFonts w:ascii="Arial" w:hAnsi="Arial" w:cs="Arial"/>
@@ -5124,21 +5076,9 @@
           <w:sz w:val="44"/>
           <w:szCs w:val="44"/>
         </w:rPr>
-        <w:t>(</w:t>
-      </w:r>
-      <w:proofErr w:type="gramEnd"/>
-      <w:r>
-        <w:rPr>
-          <w:rFonts w:ascii="Arial" w:hAnsi="Arial" w:cs="Arial"/>
-          <w:b/>
-          <w:bCs/>
-          <w:sz w:val="44"/>
-          <w:szCs w:val="44"/>
-        </w:rPr>
-        <w:t xml:space="preserve">) and </w:t>
+        <w:t xml:space="preserve">() and </w:t>
       </w:r>
       <w:proofErr w:type="spellStart"/>
-      <w:proofErr w:type="gramStart"/>
       <w:r>
         <w:rPr>
           <w:rFonts w:ascii="Arial" w:hAnsi="Arial" w:cs="Arial"/>
@@ -5158,18 +5098,7 @@
           <w:sz w:val="44"/>
           <w:szCs w:val="44"/>
         </w:rPr>
-        <w:t>(</w:t>
-      </w:r>
-      <w:proofErr w:type="gramEnd"/>
-      <w:r>
-        <w:rPr>
-          <w:rFonts w:ascii="Arial" w:hAnsi="Arial" w:cs="Arial"/>
-          <w:b/>
-          <w:bCs/>
-          <w:sz w:val="44"/>
-          <w:szCs w:val="44"/>
-        </w:rPr>
-        <w:t>)?</w:t>
+        <w:t>()?</w:t>
       </w:r>
     </w:p>
     <w:p>
@@ -5204,7 +5133,6 @@
         </w:rPr>
       </w:pPr>
       <w:proofErr w:type="spellStart"/>
-      <w:proofErr w:type="gramStart"/>
       <w:r>
         <w:rPr>
           <w:rFonts w:ascii="Arial" w:hAnsi="Arial" w:cs="Arial"/>
@@ -5220,16 +5148,7 @@
           <w:sz w:val="44"/>
           <w:szCs w:val="44"/>
         </w:rPr>
-        <w:t>(</w:t>
-      </w:r>
-      <w:proofErr w:type="gramEnd"/>
-      <w:r>
-        <w:rPr>
-          <w:rFonts w:ascii="Arial" w:hAnsi="Arial" w:cs="Arial"/>
-          <w:sz w:val="44"/>
-          <w:szCs w:val="44"/>
-        </w:rPr>
-        <w:t xml:space="preserve">) reads an image from disk and returns a NumPy array. </w:t>
+        <w:t xml:space="preserve">() reads an image from disk and returns a NumPy array. </w:t>
       </w:r>
     </w:p>
     <w:p>
@@ -5245,7 +5164,6 @@
         </w:rPr>
       </w:pPr>
       <w:proofErr w:type="spellStart"/>
-      <w:proofErr w:type="gramStart"/>
       <w:r>
         <w:rPr>
           <w:rFonts w:ascii="Arial" w:hAnsi="Arial" w:cs="Arial"/>
@@ -5262,16 +5180,7 @@
           <w:sz w:val="44"/>
           <w:szCs w:val="44"/>
         </w:rPr>
-        <w:t>(</w:t>
-      </w:r>
-      <w:proofErr w:type="gramEnd"/>
-      <w:r>
-        <w:rPr>
-          <w:rFonts w:ascii="Arial" w:hAnsi="Arial" w:cs="Arial"/>
-          <w:sz w:val="44"/>
-          <w:szCs w:val="44"/>
-        </w:rPr>
-        <w:t xml:space="preserve">) displays a NumPy array in a window. </w:t>
+        <w:t xml:space="preserve">() displays a NumPy array in a window. </w:t>
       </w:r>
     </w:p>
     <w:p>
@@ -5289,7 +5198,7 @@
           <w:szCs w:val="44"/>
         </w:rPr>
         <w:pict w14:anchorId="3A23BA5C">
-          <v:rect id="_x0000_i1048" style="width:0;height:1.5pt" o:hralign="center" o:hrstd="t" o:hr="t" fillcolor="#a0a0a0" stroked="f"/>
+          <v:rect id="_x0000_i1049" style="width:0;height:1.5pt" o:hralign="center" o:hrstd="t" o:hr="t" fillcolor="#a0a0a0" stroked="f"/>
         </w:pict>
       </w:r>
     </w:p>
@@ -5314,7 +5223,6 @@
         <w:t xml:space="preserve">Q3. Does </w:t>
       </w:r>
       <w:proofErr w:type="spellStart"/>
-      <w:proofErr w:type="gramStart"/>
       <w:r>
         <w:rPr>
           <w:rFonts w:ascii="Arial" w:hAnsi="Arial" w:cs="Arial"/>
@@ -5334,18 +5242,7 @@
           <w:sz w:val="44"/>
           <w:szCs w:val="44"/>
         </w:rPr>
-        <w:t>(</w:t>
-      </w:r>
-      <w:proofErr w:type="gramEnd"/>
-      <w:r>
-        <w:rPr>
-          <w:rFonts w:ascii="Arial" w:hAnsi="Arial" w:cs="Arial"/>
-          <w:b/>
-          <w:bCs/>
-          <w:sz w:val="44"/>
-          <w:szCs w:val="44"/>
-        </w:rPr>
-        <w:t>) read the image from disk?</w:t>
+        <w:t>() read the image from disk?</w:t>
       </w:r>
     </w:p>
     <w:p>
@@ -5988,7 +5885,6 @@
         <w:t>array[</w:t>
       </w:r>
       <w:proofErr w:type="spellStart"/>
-      <w:proofErr w:type="gramStart"/>
       <w:r>
         <w:rPr>
           <w:rFonts w:ascii="Arial" w:hAnsi="Arial" w:cs="Arial"/>
@@ -5998,7 +5894,6 @@
         <w:t>start:end</w:t>
       </w:r>
       <w:proofErr w:type="spellEnd"/>
-      <w:proofErr w:type="gramEnd"/>
       <w:r>
         <w:rPr>
           <w:rFonts w:ascii="Arial" w:hAnsi="Arial" w:cs="Arial"/>
@@ -6110,165 +6005,91 @@
           <w:sz w:val="32"/>
           <w:szCs w:val="32"/>
         </w:rPr>
-        <w:t>image</w:t>
-      </w:r>
-      <w:proofErr w:type="gramStart"/>
-      <w:r>
-        <w:rPr>
-          <w:rFonts w:ascii="Arial" w:hAnsi="Arial" w:cs="Arial"/>
-          <w:sz w:val="32"/>
-          <w:szCs w:val="32"/>
-        </w:rPr>
-        <w:t>[:,</w:t>
-      </w:r>
-      <w:proofErr w:type="gramEnd"/>
-      <w:r>
-        <w:rPr>
-          <w:rFonts w:ascii="Arial" w:hAnsi="Arial" w:cs="Arial"/>
-          <w:sz w:val="32"/>
-          <w:szCs w:val="32"/>
-        </w:rPr>
-        <w:t xml:space="preserve"> :]        # Entire image</w:t>
-      </w:r>
-    </w:p>
-    <w:p>
-      <w:pPr>
-        <w:pStyle w:val="ListParagraph"/>
-        <w:rPr>
-          <w:rFonts w:ascii="Arial" w:hAnsi="Arial" w:cs="Arial"/>
-          <w:sz w:val="32"/>
-          <w:szCs w:val="32"/>
-        </w:rPr>
-      </w:pPr>
-    </w:p>
-    <w:p>
-      <w:pPr>
-        <w:pStyle w:val="ListParagraph"/>
-        <w:rPr>
-          <w:rFonts w:ascii="Arial" w:hAnsi="Arial" w:cs="Arial"/>
-          <w:sz w:val="32"/>
-          <w:szCs w:val="32"/>
-        </w:rPr>
-      </w:pPr>
-      <w:proofErr w:type="gramStart"/>
-      <w:r>
-        <w:rPr>
-          <w:rFonts w:ascii="Arial" w:hAnsi="Arial" w:cs="Arial"/>
-          <w:sz w:val="32"/>
-          <w:szCs w:val="32"/>
-        </w:rPr>
-        <w:t>image[</w:t>
-      </w:r>
-      <w:proofErr w:type="gramEnd"/>
-      <w:r>
-        <w:rPr>
-          <w:rFonts w:ascii="Arial" w:hAnsi="Arial" w:cs="Arial"/>
-          <w:sz w:val="32"/>
-          <w:szCs w:val="32"/>
-        </w:rPr>
-        <w:t>:500</w:t>
-      </w:r>
-      <w:proofErr w:type="gramStart"/>
-      <w:r>
-        <w:rPr>
-          <w:rFonts w:ascii="Arial" w:hAnsi="Arial" w:cs="Arial"/>
-          <w:sz w:val="32"/>
-          <w:szCs w:val="32"/>
-        </w:rPr>
-        <w:t>, :</w:t>
-      </w:r>
-      <w:proofErr w:type="gramEnd"/>
-      <w:r>
-        <w:rPr>
-          <w:rFonts w:ascii="Arial" w:hAnsi="Arial" w:cs="Arial"/>
-          <w:sz w:val="32"/>
-          <w:szCs w:val="32"/>
-        </w:rPr>
-        <w:t>]     # First 500 rows</w:t>
-      </w:r>
-    </w:p>
-    <w:p>
-      <w:pPr>
-        <w:pStyle w:val="ListParagraph"/>
-        <w:rPr>
-          <w:rFonts w:ascii="Arial" w:hAnsi="Arial" w:cs="Arial"/>
-          <w:sz w:val="32"/>
-          <w:szCs w:val="32"/>
-        </w:rPr>
-      </w:pPr>
-    </w:p>
-    <w:p>
-      <w:pPr>
-        <w:pStyle w:val="ListParagraph"/>
-        <w:rPr>
-          <w:rFonts w:ascii="Arial" w:hAnsi="Arial" w:cs="Arial"/>
-          <w:sz w:val="32"/>
-          <w:szCs w:val="32"/>
-        </w:rPr>
-      </w:pPr>
-      <w:r>
-        <w:rPr>
-          <w:rFonts w:ascii="Arial" w:hAnsi="Arial" w:cs="Arial"/>
-          <w:sz w:val="32"/>
-          <w:szCs w:val="32"/>
-        </w:rPr>
-        <w:t>image</w:t>
-      </w:r>
-      <w:proofErr w:type="gramStart"/>
-      <w:r>
-        <w:rPr>
-          <w:rFonts w:ascii="Arial" w:hAnsi="Arial" w:cs="Arial"/>
-          <w:sz w:val="32"/>
-          <w:szCs w:val="32"/>
-        </w:rPr>
-        <w:t>[:,</w:t>
-      </w:r>
-      <w:proofErr w:type="gramEnd"/>
-      <w:r>
-        <w:rPr>
-          <w:rFonts w:ascii="Arial" w:hAnsi="Arial" w:cs="Arial"/>
-          <w:sz w:val="32"/>
-          <w:szCs w:val="32"/>
-        </w:rPr>
-        <w:t xml:space="preserve"> :300]     # First 300 columns</w:t>
-      </w:r>
-    </w:p>
-    <w:p>
-      <w:pPr>
-        <w:pStyle w:val="ListParagraph"/>
-        <w:rPr>
-          <w:rFonts w:ascii="Arial" w:hAnsi="Arial" w:cs="Arial"/>
-          <w:sz w:val="32"/>
-          <w:szCs w:val="32"/>
-        </w:rPr>
-      </w:pPr>
-    </w:p>
-    <w:p>
-      <w:pPr>
-        <w:pStyle w:val="ListParagraph"/>
-        <w:rPr>
-          <w:rFonts w:ascii="Arial" w:hAnsi="Arial" w:cs="Arial"/>
-          <w:sz w:val="32"/>
-          <w:szCs w:val="32"/>
-        </w:rPr>
-      </w:pPr>
-      <w:proofErr w:type="gramStart"/>
-      <w:r>
-        <w:rPr>
-          <w:rFonts w:ascii="Arial" w:hAnsi="Arial" w:cs="Arial"/>
-          <w:sz w:val="32"/>
-          <w:szCs w:val="32"/>
-        </w:rPr>
-        <w:t>image[300:,</w:t>
-      </w:r>
-      <w:proofErr w:type="gramEnd"/>
-      <w:r>
-        <w:rPr>
-          <w:rFonts w:ascii="Arial" w:hAnsi="Arial" w:cs="Arial"/>
-          <w:sz w:val="32"/>
-          <w:szCs w:val="32"/>
-        </w:rPr>
-        <w:t xml:space="preserve"> :]</w:t>
+        <w:t>image[:, :]        # Entire image</w:t>
+      </w:r>
+    </w:p>
+    <w:p>
+      <w:pPr>
+        <w:pStyle w:val="ListParagraph"/>
+        <w:rPr>
+          <w:rFonts w:ascii="Arial" w:hAnsi="Arial" w:cs="Arial"/>
+          <w:sz w:val="32"/>
+          <w:szCs w:val="32"/>
+        </w:rPr>
+      </w:pPr>
+    </w:p>
+    <w:p>
+      <w:pPr>
+        <w:pStyle w:val="ListParagraph"/>
+        <w:rPr>
+          <w:rFonts w:ascii="Arial" w:hAnsi="Arial" w:cs="Arial"/>
+          <w:sz w:val="32"/>
+          <w:szCs w:val="32"/>
+        </w:rPr>
+      </w:pPr>
+      <w:r>
+        <w:rPr>
+          <w:rFonts w:ascii="Arial" w:hAnsi="Arial" w:cs="Arial"/>
+          <w:sz w:val="32"/>
+          <w:szCs w:val="32"/>
+        </w:rPr>
+        <w:t>image[:500, :]     # First 500 rows</w:t>
+      </w:r>
+    </w:p>
+    <w:p>
+      <w:pPr>
+        <w:pStyle w:val="ListParagraph"/>
+        <w:rPr>
+          <w:rFonts w:ascii="Arial" w:hAnsi="Arial" w:cs="Arial"/>
+          <w:sz w:val="32"/>
+          <w:szCs w:val="32"/>
+        </w:rPr>
+      </w:pPr>
+    </w:p>
+    <w:p>
+      <w:pPr>
+        <w:pStyle w:val="ListParagraph"/>
+        <w:rPr>
+          <w:rFonts w:ascii="Arial" w:hAnsi="Arial" w:cs="Arial"/>
+          <w:sz w:val="32"/>
+          <w:szCs w:val="32"/>
+        </w:rPr>
+      </w:pPr>
+      <w:r>
+        <w:rPr>
+          <w:rFonts w:ascii="Arial" w:hAnsi="Arial" w:cs="Arial"/>
+          <w:sz w:val="32"/>
+          <w:szCs w:val="32"/>
+        </w:rPr>
+        <w:t>image[:, :300]     # First 300 columns</w:t>
+      </w:r>
+    </w:p>
+    <w:p>
+      <w:pPr>
+        <w:pStyle w:val="ListParagraph"/>
+        <w:rPr>
+          <w:rFonts w:ascii="Arial" w:hAnsi="Arial" w:cs="Arial"/>
+          <w:sz w:val="32"/>
+          <w:szCs w:val="32"/>
+        </w:rPr>
+      </w:pPr>
+    </w:p>
+    <w:p>
+      <w:pPr>
+        <w:pStyle w:val="ListParagraph"/>
+        <w:rPr>
+          <w:rFonts w:ascii="Arial" w:hAnsi="Arial" w:cs="Arial"/>
+          <w:sz w:val="32"/>
+          <w:szCs w:val="32"/>
+        </w:rPr>
+      </w:pPr>
+      <w:r>
+        <w:rPr>
+          <w:rFonts w:ascii="Arial" w:hAnsi="Arial" w:cs="Arial"/>
+          <w:sz w:val="32"/>
+          <w:szCs w:val="32"/>
+        </w:rPr>
+        <w:t>image[300:, :]</w:t>
       </w:r>
     </w:p>
     <w:p>
@@ -6994,25 +6815,7 @@
           <w:sz w:val="32"/>
           <w:szCs w:val="32"/>
         </w:rPr>
-        <w:t xml:space="preserve">Aspect Ratio = </w:t>
-      </w:r>
-      <w:proofErr w:type="gramStart"/>
-      <w:r>
-        <w:rPr>
-          <w:rFonts w:ascii="Arial" w:hAnsi="Arial" w:cs="Arial"/>
-          <w:sz w:val="32"/>
-          <w:szCs w:val="32"/>
-        </w:rPr>
-        <w:t>Width :</w:t>
-      </w:r>
-      <w:proofErr w:type="gramEnd"/>
-      <w:r>
-        <w:rPr>
-          <w:rFonts w:ascii="Arial" w:hAnsi="Arial" w:cs="Arial"/>
-          <w:sz w:val="32"/>
-          <w:szCs w:val="32"/>
-        </w:rPr>
-        <w:t xml:space="preserve"> Height</w:t>
+        <w:t>Aspect Ratio = Width : Height</w:t>
       </w:r>
     </w:p>
     <w:p>
@@ -7114,23 +6917,13 @@
           <w:szCs w:val="32"/>
         </w:rPr>
       </w:pPr>
-      <w:proofErr w:type="gramStart"/>
-      <w:r>
-        <w:rPr>
-          <w:rFonts w:ascii="Arial" w:hAnsi="Arial" w:cs="Arial"/>
-          <w:sz w:val="32"/>
-          <w:szCs w:val="32"/>
-        </w:rPr>
-        <w:t>1920 :</w:t>
-      </w:r>
-      <w:proofErr w:type="gramEnd"/>
-      <w:r>
-        <w:rPr>
-          <w:rFonts w:ascii="Arial" w:hAnsi="Arial" w:cs="Arial"/>
-          <w:sz w:val="32"/>
-          <w:szCs w:val="32"/>
-        </w:rPr>
-        <w:t xml:space="preserve"> 1080</w:t>
+      <w:r>
+        <w:rPr>
+          <w:rFonts w:ascii="Arial" w:hAnsi="Arial" w:cs="Arial"/>
+          <w:sz w:val="32"/>
+          <w:szCs w:val="32"/>
+        </w:rPr>
+        <w:t>1920 : 1080</w:t>
       </w:r>
     </w:p>
     <w:p>
@@ -7178,51 +6971,31 @@
           <w:szCs w:val="32"/>
         </w:rPr>
       </w:pPr>
-      <w:proofErr w:type="gramStart"/>
-      <w:r>
-        <w:rPr>
-          <w:rFonts w:ascii="Arial" w:hAnsi="Arial" w:cs="Arial"/>
-          <w:sz w:val="32"/>
-          <w:szCs w:val="32"/>
-        </w:rPr>
-        <w:t>16 :</w:t>
-      </w:r>
-      <w:proofErr w:type="gramEnd"/>
-      <w:r>
-        <w:rPr>
-          <w:rFonts w:ascii="Arial" w:hAnsi="Arial" w:cs="Arial"/>
-          <w:sz w:val="32"/>
-          <w:szCs w:val="32"/>
-        </w:rPr>
-        <w:t xml:space="preserve"> 9</w:t>
-      </w:r>
-    </w:p>
-    <w:p>
-      <w:pPr>
-        <w:pStyle w:val="ListParagraph"/>
-        <w:rPr>
-          <w:rFonts w:ascii="Arial" w:hAnsi="Arial" w:cs="Arial"/>
-          <w:sz w:val="32"/>
-          <w:szCs w:val="32"/>
-        </w:rPr>
-      </w:pPr>
-      <w:proofErr w:type="gramStart"/>
-      <w:r>
-        <w:rPr>
-          <w:rFonts w:ascii="Arial" w:hAnsi="Arial" w:cs="Arial"/>
-          <w:sz w:val="32"/>
-          <w:szCs w:val="32"/>
-        </w:rPr>
-        <w:t>So</w:t>
-      </w:r>
-      <w:proofErr w:type="gramEnd"/>
-      <w:r>
-        <w:rPr>
-          <w:rFonts w:ascii="Arial" w:hAnsi="Arial" w:cs="Arial"/>
-          <w:sz w:val="32"/>
-          <w:szCs w:val="32"/>
-        </w:rPr>
-        <w:t xml:space="preserve"> we say:</w:t>
+      <w:r>
+        <w:rPr>
+          <w:rFonts w:ascii="Arial" w:hAnsi="Arial" w:cs="Arial"/>
+          <w:sz w:val="32"/>
+          <w:szCs w:val="32"/>
+        </w:rPr>
+        <w:t>16 : 9</w:t>
+      </w:r>
+    </w:p>
+    <w:p>
+      <w:pPr>
+        <w:pStyle w:val="ListParagraph"/>
+        <w:rPr>
+          <w:rFonts w:ascii="Arial" w:hAnsi="Arial" w:cs="Arial"/>
+          <w:sz w:val="32"/>
+          <w:szCs w:val="32"/>
+        </w:rPr>
+      </w:pPr>
+      <w:r>
+        <w:rPr>
+          <w:rFonts w:ascii="Arial" w:hAnsi="Arial" w:cs="Arial"/>
+          <w:sz w:val="32"/>
+          <w:szCs w:val="32"/>
+        </w:rPr>
+        <w:t>So we say:</w:t>
       </w:r>
     </w:p>
     <w:p>
@@ -7414,25 +7187,7 @@
           <w:sz w:val="32"/>
           <w:szCs w:val="32"/>
         </w:rPr>
-        <w:t xml:space="preserve">1. Write </w:t>
-      </w:r>
-      <w:proofErr w:type="gramStart"/>
-      <w:r>
-        <w:rPr>
-          <w:rFonts w:ascii="Arial" w:hAnsi="Arial" w:cs="Arial"/>
-          <w:sz w:val="32"/>
-          <w:szCs w:val="32"/>
-        </w:rPr>
-        <w:t>Width :</w:t>
-      </w:r>
-      <w:proofErr w:type="gramEnd"/>
-      <w:r>
-        <w:rPr>
-          <w:rFonts w:ascii="Arial" w:hAnsi="Arial" w:cs="Arial"/>
-          <w:sz w:val="32"/>
-          <w:szCs w:val="32"/>
-        </w:rPr>
-        <w:t xml:space="preserve"> Height</w:t>
+        <w:t>1. Write Width : Height</w:t>
       </w:r>
     </w:p>
     <w:p>
@@ -7458,25 +7213,7 @@
           <w:sz w:val="32"/>
           <w:szCs w:val="32"/>
         </w:rPr>
-        <w:t xml:space="preserve"> or just divide it until it </w:t>
-      </w:r>
-      <w:proofErr w:type="gramStart"/>
-      <w:r>
-        <w:rPr>
-          <w:rFonts w:ascii="Arial" w:hAnsi="Arial" w:cs="Arial"/>
-          <w:sz w:val="32"/>
-          <w:szCs w:val="32"/>
-        </w:rPr>
-        <w:t>become</w:t>
-      </w:r>
-      <w:proofErr w:type="gramEnd"/>
-      <w:r>
-        <w:rPr>
-          <w:rFonts w:ascii="Arial" w:hAnsi="Arial" w:cs="Arial"/>
-          <w:sz w:val="32"/>
-          <w:szCs w:val="32"/>
-        </w:rPr>
-        <w:t xml:space="preserve"> simple</w:t>
+        <w:t xml:space="preserve"> or just divide it until it become simple</w:t>
       </w:r>
     </w:p>
     <w:p>
@@ -7903,7 +7640,7 @@
           <w:szCs w:val="32"/>
         </w:rPr>
         <w:pict w14:anchorId="68E9C0E4">
-          <v:rect id="_x0000_i1049" style="width:0;height:1.5pt" o:hralign="center" o:hrstd="t" o:hr="t" fillcolor="#a0a0a0" stroked="f"/>
+          <v:rect id="_x0000_i1050" style="width:0;height:1.5pt" o:hralign="center" o:hrstd="t" o:hr="t" fillcolor="#a0a0a0" stroked="f"/>
         </w:pict>
       </w:r>
     </w:p>
@@ -8387,23 +8124,13 @@
           <w:szCs w:val="32"/>
         </w:rPr>
       </w:pPr>
-      <w:proofErr w:type="gramStart"/>
-      <w:r>
-        <w:rPr>
-          <w:rFonts w:ascii="Arial" w:hAnsi="Arial" w:cs="Arial"/>
-          <w:sz w:val="32"/>
-          <w:szCs w:val="32"/>
-        </w:rPr>
-        <w:t>A</w:t>
-      </w:r>
-      <w:proofErr w:type="gramEnd"/>
-      <w:r>
-        <w:rPr>
-          <w:rFonts w:ascii="Arial" w:hAnsi="Arial" w:cs="Arial"/>
-          <w:sz w:val="32"/>
-          <w:szCs w:val="32"/>
-        </w:rPr>
-        <w:t xml:space="preserve">   AB   </w:t>
+      <w:r>
+        <w:rPr>
+          <w:rFonts w:ascii="Arial" w:hAnsi="Arial" w:cs="Arial"/>
+          <w:sz w:val="32"/>
+          <w:szCs w:val="32"/>
+        </w:rPr>
+        <w:t xml:space="preserve">A   AB   </w:t>
       </w:r>
       <w:proofErr w:type="spellStart"/>
       <w:r>
@@ -8443,61 +8170,41 @@
           <w:szCs w:val="32"/>
         </w:rPr>
       </w:pPr>
-      <w:proofErr w:type="gramStart"/>
-      <w:r>
-        <w:rPr>
-          <w:rFonts w:ascii="Arial" w:hAnsi="Arial" w:cs="Arial"/>
-          <w:sz w:val="32"/>
-          <w:szCs w:val="32"/>
-        </w:rPr>
-        <w:t>AC  X</w:t>
-      </w:r>
-      <w:proofErr w:type="gramEnd"/>
-      <w:r>
-        <w:rPr>
-          <w:rFonts w:ascii="Arial" w:hAnsi="Arial" w:cs="Arial"/>
-          <w:sz w:val="32"/>
-          <w:szCs w:val="32"/>
-        </w:rPr>
-        <w:t xml:space="preserve">    Y    BD</w:t>
-      </w:r>
-    </w:p>
-    <w:p>
-      <w:pPr>
-        <w:pStyle w:val="ListParagraph"/>
-        <w:rPr>
-          <w:rFonts w:ascii="Arial" w:hAnsi="Arial" w:cs="Arial"/>
-          <w:sz w:val="32"/>
-          <w:szCs w:val="32"/>
-        </w:rPr>
-      </w:pPr>
-    </w:p>
-    <w:p>
-      <w:pPr>
-        <w:pStyle w:val="ListParagraph"/>
-        <w:rPr>
-          <w:rFonts w:ascii="Arial" w:hAnsi="Arial" w:cs="Arial"/>
-          <w:sz w:val="32"/>
-          <w:szCs w:val="32"/>
-        </w:rPr>
-      </w:pPr>
-      <w:proofErr w:type="gramStart"/>
-      <w:r>
-        <w:rPr>
-          <w:rFonts w:ascii="Arial" w:hAnsi="Arial" w:cs="Arial"/>
-          <w:sz w:val="32"/>
-          <w:szCs w:val="32"/>
-        </w:rPr>
-        <w:t>AC  Z</w:t>
-      </w:r>
-      <w:proofErr w:type="gramEnd"/>
-      <w:r>
-        <w:rPr>
-          <w:rFonts w:ascii="Arial" w:hAnsi="Arial" w:cs="Arial"/>
-          <w:sz w:val="32"/>
-          <w:szCs w:val="32"/>
-        </w:rPr>
-        <w:t xml:space="preserve">    W    BD</w:t>
+      <w:r>
+        <w:rPr>
+          <w:rFonts w:ascii="Arial" w:hAnsi="Arial" w:cs="Arial"/>
+          <w:sz w:val="32"/>
+          <w:szCs w:val="32"/>
+        </w:rPr>
+        <w:t>AC  X    Y    BD</w:t>
+      </w:r>
+    </w:p>
+    <w:p>
+      <w:pPr>
+        <w:pStyle w:val="ListParagraph"/>
+        <w:rPr>
+          <w:rFonts w:ascii="Arial" w:hAnsi="Arial" w:cs="Arial"/>
+          <w:sz w:val="32"/>
+          <w:szCs w:val="32"/>
+        </w:rPr>
+      </w:pPr>
+    </w:p>
+    <w:p>
+      <w:pPr>
+        <w:pStyle w:val="ListParagraph"/>
+        <w:rPr>
+          <w:rFonts w:ascii="Arial" w:hAnsi="Arial" w:cs="Arial"/>
+          <w:sz w:val="32"/>
+          <w:szCs w:val="32"/>
+        </w:rPr>
+      </w:pPr>
+      <w:r>
+        <w:rPr>
+          <w:rFonts w:ascii="Arial" w:hAnsi="Arial" w:cs="Arial"/>
+          <w:sz w:val="32"/>
+          <w:szCs w:val="32"/>
+        </w:rPr>
+        <w:t>AC  Z    W    BD</w:t>
       </w:r>
     </w:p>
     <w:p>
@@ -9751,7 +9458,6 @@
         </w:rPr>
       </w:pPr>
       <w:proofErr w:type="spellStart"/>
-      <w:proofErr w:type="gramStart"/>
       <w:r>
         <w:rPr>
           <w:rFonts w:ascii="Arial" w:hAnsi="Arial" w:cs="Arial"/>
@@ -9761,7 +9467,6 @@
         <w:t>image.shape</w:t>
       </w:r>
       <w:proofErr w:type="spellEnd"/>
-      <w:proofErr w:type="gramEnd"/>
       <w:r>
         <w:rPr>
           <w:rFonts w:ascii="Arial" w:hAnsi="Arial" w:cs="Arial"/>
@@ -9854,23 +9559,13 @@
           <w:szCs w:val="36"/>
         </w:rPr>
       </w:pPr>
-      <w:proofErr w:type="gramStart"/>
-      <w:r>
-        <w:rPr>
-          <w:rFonts w:ascii="Arial" w:hAnsi="Arial" w:cs="Arial"/>
-          <w:sz w:val="36"/>
-          <w:szCs w:val="36"/>
-        </w:rPr>
-        <w:t>image[</w:t>
-      </w:r>
-      <w:proofErr w:type="gramEnd"/>
-      <w:r>
-        <w:rPr>
-          <w:rFonts w:ascii="Arial" w:hAnsi="Arial" w:cs="Arial"/>
-          <w:sz w:val="36"/>
-          <w:szCs w:val="36"/>
-        </w:rPr>
-        <w:t>row, column]</w:t>
+      <w:r>
+        <w:rPr>
+          <w:rFonts w:ascii="Arial" w:hAnsi="Arial" w:cs="Arial"/>
+          <w:sz w:val="36"/>
+          <w:szCs w:val="36"/>
+        </w:rPr>
+        <w:t>image[row, column]</w:t>
       </w:r>
     </w:p>
     <w:p>
@@ -11284,7 +10979,6608 @@
     </w:p>
     <w:p>
       <w:pPr>
-        <w:pStyle w:val="ListParagraph"/>
+        <w:rPr>
+          <w:rFonts w:ascii="Arial" w:hAnsi="Arial" w:cs="Arial"/>
+          <w:sz w:val="36"/>
+          <w:szCs w:val="36"/>
+        </w:rPr>
+      </w:pPr>
+      <w:r>
+        <w:rPr>
+          <w:rFonts w:ascii="Arial" w:hAnsi="Arial" w:cs="Arial"/>
+          <w:sz w:val="36"/>
+          <w:szCs w:val="36"/>
+        </w:rPr>
+        <w:br w:type="page"/>
+      </w:r>
+    </w:p>
+    <w:p>
+      <w:pPr>
+        <w:pStyle w:val="ListParagraph"/>
+        <w:jc w:val="both"/>
+        <w:rPr>
+          <w:rFonts w:ascii="Algerian" w:hAnsi="Algerian" w:cs="Arial"/>
+          <w:sz w:val="52"/>
+          <w:szCs w:val="52"/>
+          <w:u w:val="single"/>
+        </w:rPr>
+      </w:pPr>
+      <w:r>
+        <w:rPr>
+          <w:rFonts w:ascii="Algerian" w:hAnsi="Algerian" w:cs="Arial"/>
+          <w:sz w:val="52"/>
+          <w:szCs w:val="52"/>
+          <w:u w:val="single"/>
+        </w:rPr>
+        <w:lastRenderedPageBreak/>
+        <w:t>Day 4</w:t>
+      </w:r>
+    </w:p>
+    <w:p>
+      <w:pPr>
+        <w:pStyle w:val="ListParagraph"/>
+        <w:jc w:val="both"/>
+        <w:rPr>
+          <w:rFonts w:ascii="Algerian" w:hAnsi="Algerian" w:cs="Arial"/>
+          <w:sz w:val="52"/>
+          <w:szCs w:val="52"/>
+          <w:u w:val="single"/>
+        </w:rPr>
+      </w:pPr>
+    </w:p>
+    <w:p>
+      <w:pPr>
+        <w:pStyle w:val="ListParagraph"/>
+        <w:jc w:val="both"/>
+        <w:rPr>
+          <w:rFonts w:ascii="Arial" w:hAnsi="Arial" w:cs="Arial"/>
+          <w:b/>
+          <w:bCs/>
+          <w:sz w:val="36"/>
+          <w:szCs w:val="36"/>
+        </w:rPr>
+      </w:pPr>
+      <w:r>
+        <w:rPr>
+          <w:rFonts w:ascii="Arial" w:hAnsi="Arial" w:cs="Arial"/>
+          <w:b/>
+          <w:bCs/>
+          <w:sz w:val="36"/>
+          <w:szCs w:val="36"/>
+        </w:rPr>
+        <w:t>What is Noise?</w:t>
+      </w:r>
+    </w:p>
+    <w:p>
+      <w:pPr>
+        <w:pStyle w:val="ListParagraph"/>
+        <w:jc w:val="both"/>
+        <w:rPr>
+          <w:rFonts w:ascii="Arial" w:hAnsi="Arial" w:cs="Arial"/>
+          <w:sz w:val="36"/>
+          <w:szCs w:val="36"/>
+        </w:rPr>
+      </w:pPr>
+      <w:r>
+        <w:rPr>
+          <w:rFonts w:ascii="Arial" w:hAnsi="Arial" w:cs="Arial"/>
+          <w:sz w:val="36"/>
+          <w:szCs w:val="36"/>
+        </w:rPr>
+        <w:t>Noise means:</w:t>
+      </w:r>
+    </w:p>
+    <w:p>
+      <w:pPr>
+        <w:pStyle w:val="ListParagraph"/>
+        <w:jc w:val="both"/>
+        <w:rPr>
+          <w:rFonts w:ascii="Arial" w:hAnsi="Arial" w:cs="Arial"/>
+          <w:sz w:val="36"/>
+          <w:szCs w:val="36"/>
+        </w:rPr>
+      </w:pPr>
+      <w:r>
+        <w:rPr>
+          <w:rFonts w:ascii="Arial" w:hAnsi="Arial" w:cs="Arial"/>
+          <w:b/>
+          <w:bCs/>
+          <w:sz w:val="36"/>
+          <w:szCs w:val="36"/>
+        </w:rPr>
+        <w:t>Unwanted random information in an image.</w:t>
+      </w:r>
+    </w:p>
+    <w:p>
+      <w:pPr>
+        <w:pStyle w:val="ListParagraph"/>
+        <w:jc w:val="both"/>
+        <w:rPr>
+          <w:rFonts w:ascii="Arial" w:hAnsi="Arial" w:cs="Arial"/>
+          <w:sz w:val="36"/>
+          <w:szCs w:val="36"/>
+        </w:rPr>
+      </w:pPr>
+      <w:r>
+        <w:rPr>
+          <w:rFonts w:ascii="Arial" w:hAnsi="Arial" w:cs="Arial"/>
+          <w:sz w:val="36"/>
+          <w:szCs w:val="36"/>
+        </w:rPr>
+        <w:t xml:space="preserve">It is </w:t>
+      </w:r>
+      <w:r>
+        <w:rPr>
+          <w:rFonts w:ascii="Arial" w:hAnsi="Arial" w:cs="Arial"/>
+          <w:b/>
+          <w:bCs/>
+          <w:sz w:val="36"/>
+          <w:szCs w:val="36"/>
+        </w:rPr>
+        <w:t>not part of the real object</w:t>
+      </w:r>
+      <w:r>
+        <w:rPr>
+          <w:rFonts w:ascii="Arial" w:hAnsi="Arial" w:cs="Arial"/>
+          <w:sz w:val="36"/>
+          <w:szCs w:val="36"/>
+        </w:rPr>
+        <w:t>.</w:t>
+      </w:r>
+    </w:p>
+    <w:p>
+      <w:pPr>
+        <w:pStyle w:val="ListParagraph"/>
+        <w:jc w:val="both"/>
+        <w:rPr>
+          <w:rFonts w:ascii="Arial" w:hAnsi="Arial" w:cs="Arial"/>
+          <w:sz w:val="36"/>
+          <w:szCs w:val="36"/>
+        </w:rPr>
+      </w:pPr>
+      <w:r>
+        <w:rPr>
+          <w:rFonts w:ascii="Arial" w:hAnsi="Arial" w:cs="Arial"/>
+          <w:sz w:val="36"/>
+          <w:szCs w:val="36"/>
+        </w:rPr>
+        <w:t>Noise can come from:</w:t>
+      </w:r>
+    </w:p>
+    <w:p>
+      <w:pPr>
+        <w:pStyle w:val="ListParagraph"/>
+        <w:numPr>
+          <w:ilvl w:val="0"/>
+          <w:numId w:val="16"/>
+        </w:numPr>
+        <w:jc w:val="both"/>
+        <w:rPr>
+          <w:rFonts w:ascii="Arial" w:hAnsi="Arial" w:cs="Arial"/>
+          <w:sz w:val="36"/>
+          <w:szCs w:val="36"/>
+        </w:rPr>
+      </w:pPr>
+      <w:r>
+        <w:rPr>
+          <w:rFonts w:ascii="Arial" w:hAnsi="Arial" w:cs="Arial"/>
+          <w:sz w:val="36"/>
+          <w:szCs w:val="36"/>
+        </w:rPr>
+        <w:t xml:space="preserve">Poor lighting </w:t>
+      </w:r>
+    </w:p>
+    <w:p>
+      <w:pPr>
+        <w:pStyle w:val="ListParagraph"/>
+        <w:numPr>
+          <w:ilvl w:val="0"/>
+          <w:numId w:val="16"/>
+        </w:numPr>
+        <w:jc w:val="both"/>
+        <w:rPr>
+          <w:rFonts w:ascii="Arial" w:hAnsi="Arial" w:cs="Arial"/>
+          <w:sz w:val="36"/>
+          <w:szCs w:val="36"/>
+        </w:rPr>
+      </w:pPr>
+      <w:r>
+        <w:rPr>
+          <w:rFonts w:ascii="Arial" w:hAnsi="Arial" w:cs="Arial"/>
+          <w:sz w:val="36"/>
+          <w:szCs w:val="36"/>
+        </w:rPr>
+        <w:t xml:space="preserve">Dust on the camera lens </w:t>
+      </w:r>
+    </w:p>
+    <w:p>
+      <w:pPr>
+        <w:pStyle w:val="ListParagraph"/>
+        <w:numPr>
+          <w:ilvl w:val="0"/>
+          <w:numId w:val="16"/>
+        </w:numPr>
+        <w:jc w:val="both"/>
+        <w:rPr>
+          <w:rFonts w:ascii="Arial" w:hAnsi="Arial" w:cs="Arial"/>
+          <w:sz w:val="36"/>
+          <w:szCs w:val="36"/>
+        </w:rPr>
+      </w:pPr>
+      <w:r>
+        <w:rPr>
+          <w:rFonts w:ascii="Arial" w:hAnsi="Arial" w:cs="Arial"/>
+          <w:sz w:val="36"/>
+          <w:szCs w:val="36"/>
+        </w:rPr>
+        <w:t xml:space="preserve">Camera sensor </w:t>
+      </w:r>
+    </w:p>
+    <w:p>
+      <w:pPr>
+        <w:pStyle w:val="ListParagraph"/>
+        <w:numPr>
+          <w:ilvl w:val="0"/>
+          <w:numId w:val="16"/>
+        </w:numPr>
+        <w:jc w:val="both"/>
+        <w:rPr>
+          <w:rFonts w:ascii="Arial" w:hAnsi="Arial" w:cs="Arial"/>
+          <w:sz w:val="36"/>
+          <w:szCs w:val="36"/>
+        </w:rPr>
+      </w:pPr>
+      <w:r>
+        <w:rPr>
+          <w:rFonts w:ascii="Arial" w:hAnsi="Arial" w:cs="Arial"/>
+          <w:sz w:val="36"/>
+          <w:szCs w:val="36"/>
+        </w:rPr>
+        <w:t xml:space="preserve">Compression </w:t>
+      </w:r>
+    </w:p>
+    <w:p>
+      <w:pPr>
+        <w:pStyle w:val="ListParagraph"/>
+        <w:numPr>
+          <w:ilvl w:val="0"/>
+          <w:numId w:val="16"/>
+        </w:numPr>
+        <w:jc w:val="both"/>
+        <w:rPr>
+          <w:rFonts w:ascii="Arial" w:hAnsi="Arial" w:cs="Arial"/>
+          <w:sz w:val="36"/>
+          <w:szCs w:val="36"/>
+        </w:rPr>
+      </w:pPr>
+      <w:r>
+        <w:rPr>
+          <w:rFonts w:ascii="Arial" w:hAnsi="Arial" w:cs="Arial"/>
+          <w:sz w:val="36"/>
+          <w:szCs w:val="36"/>
+        </w:rPr>
+        <w:t xml:space="preserve">Low-quality cameras </w:t>
+      </w:r>
+    </w:p>
+    <w:p>
+      <w:pPr>
+        <w:pStyle w:val="ListParagraph"/>
+        <w:jc w:val="both"/>
+        <w:rPr>
+          <w:rFonts w:ascii="Arial" w:hAnsi="Arial" w:cs="Arial"/>
+          <w:sz w:val="36"/>
+          <w:szCs w:val="36"/>
+        </w:rPr>
+      </w:pPr>
+      <w:r>
+        <w:rPr>
+          <w:rFonts w:ascii="Arial" w:hAnsi="Arial" w:cs="Arial"/>
+          <w:sz w:val="36"/>
+          <w:szCs w:val="36"/>
+        </w:rPr>
+        <w:pict w14:anchorId="41EF7315">
+          <v:rect id="_x0000_i1051" style="width:0;height:1.5pt" o:hralign="center" o:hrstd="t" o:hr="t" fillcolor="#a0a0a0" stroked="f"/>
+        </w:pict>
+      </w:r>
+    </w:p>
+    <w:p>
+      <w:pPr>
+        <w:pStyle w:val="ListParagraph"/>
+        <w:jc w:val="both"/>
+        <w:rPr>
+          <w:rFonts w:ascii="Arial" w:hAnsi="Arial" w:cs="Arial"/>
+          <w:b/>
+          <w:bCs/>
+          <w:sz w:val="36"/>
+          <w:szCs w:val="36"/>
+        </w:rPr>
+      </w:pPr>
+      <w:r>
+        <w:rPr>
+          <w:rFonts w:ascii="Arial" w:hAnsi="Arial" w:cs="Arial"/>
+          <w:b/>
+          <w:bCs/>
+          <w:sz w:val="36"/>
+          <w:szCs w:val="36"/>
+        </w:rPr>
+        <w:t>Real Industrial Example</w:t>
+      </w:r>
+    </w:p>
+    <w:p>
+      <w:pPr>
+        <w:pStyle w:val="ListParagraph"/>
+        <w:jc w:val="both"/>
+        <w:rPr>
+          <w:rFonts w:ascii="Arial" w:hAnsi="Arial" w:cs="Arial"/>
+          <w:sz w:val="36"/>
+          <w:szCs w:val="36"/>
+        </w:rPr>
+      </w:pPr>
+      <w:r>
+        <w:rPr>
+          <w:rFonts w:ascii="Arial" w:hAnsi="Arial" w:cs="Arial"/>
+          <w:sz w:val="36"/>
+          <w:szCs w:val="36"/>
+        </w:rPr>
+        <w:t>Imagine you're inspecting a metal sheet.</w:t>
+      </w:r>
+    </w:p>
+    <w:p>
+      <w:pPr>
+        <w:pStyle w:val="ListParagraph"/>
+        <w:jc w:val="both"/>
+        <w:rPr>
+          <w:rFonts w:ascii="Arial" w:hAnsi="Arial" w:cs="Arial"/>
+          <w:sz w:val="36"/>
+          <w:szCs w:val="36"/>
+        </w:rPr>
+      </w:pPr>
+      <w:r>
+        <w:rPr>
+          <w:rFonts w:ascii="Arial" w:hAnsi="Arial" w:cs="Arial"/>
+          <w:sz w:val="36"/>
+          <w:szCs w:val="36"/>
+        </w:rPr>
+        <w:t>Without noise:</w:t>
+      </w:r>
+    </w:p>
+    <w:p>
+      <w:pPr>
+        <w:pStyle w:val="ListParagraph"/>
+        <w:jc w:val="both"/>
+        <w:rPr>
+          <w:rFonts w:ascii="Arial" w:hAnsi="Arial" w:cs="Arial"/>
+          <w:sz w:val="36"/>
+          <w:szCs w:val="36"/>
+        </w:rPr>
+      </w:pPr>
+      <w:r>
+        <w:rPr>
+          <w:rFonts w:ascii="Arial" w:hAnsi="Arial" w:cs="Arial"/>
+          <w:sz w:val="36"/>
+          <w:szCs w:val="36"/>
+        </w:rPr>
+        <w:t>──────────────</w:t>
+      </w:r>
+    </w:p>
+    <w:p>
+      <w:pPr>
+        <w:pStyle w:val="ListParagraph"/>
+        <w:jc w:val="both"/>
+        <w:rPr>
+          <w:rFonts w:ascii="Arial" w:hAnsi="Arial" w:cs="Arial"/>
+          <w:sz w:val="36"/>
+          <w:szCs w:val="36"/>
+        </w:rPr>
+      </w:pPr>
+      <w:r>
+        <w:rPr>
+          <w:rFonts w:ascii="Arial" w:hAnsi="Arial" w:cs="Arial"/>
+          <w:sz w:val="36"/>
+          <w:szCs w:val="36"/>
+        </w:rPr>
+        <w:t>──────────────</w:t>
+      </w:r>
+    </w:p>
+    <w:p>
+      <w:pPr>
+        <w:pStyle w:val="ListParagraph"/>
+        <w:jc w:val="both"/>
+        <w:rPr>
+          <w:rFonts w:ascii="Arial" w:hAnsi="Arial" w:cs="Arial"/>
+          <w:sz w:val="36"/>
+          <w:szCs w:val="36"/>
+        </w:rPr>
+      </w:pPr>
+      <w:r>
+        <w:rPr>
+          <w:rFonts w:ascii="Arial" w:hAnsi="Arial" w:cs="Arial"/>
+          <w:sz w:val="36"/>
+          <w:szCs w:val="36"/>
+        </w:rPr>
+        <w:t>──────────────</w:t>
+      </w:r>
+    </w:p>
+    <w:p>
+      <w:pPr>
+        <w:pStyle w:val="ListParagraph"/>
+        <w:jc w:val="both"/>
+        <w:rPr>
+          <w:rFonts w:ascii="Arial" w:hAnsi="Arial" w:cs="Arial"/>
+          <w:sz w:val="36"/>
+          <w:szCs w:val="36"/>
+        </w:rPr>
+      </w:pPr>
+      <w:r>
+        <w:rPr>
+          <w:rFonts w:ascii="Arial" w:hAnsi="Arial" w:cs="Arial"/>
+          <w:sz w:val="36"/>
+          <w:szCs w:val="36"/>
+        </w:rPr>
+        <w:t>With noise:</w:t>
+      </w:r>
+    </w:p>
+    <w:p>
+      <w:pPr>
+        <w:pStyle w:val="ListParagraph"/>
+        <w:jc w:val="both"/>
+        <w:rPr>
+          <w:rFonts w:ascii="Arial" w:hAnsi="Arial" w:cs="Arial"/>
+          <w:sz w:val="36"/>
+          <w:szCs w:val="36"/>
+        </w:rPr>
+      </w:pPr>
+      <w:r>
+        <w:rPr>
+          <w:rFonts w:ascii="Arial" w:hAnsi="Arial" w:cs="Arial"/>
+          <w:sz w:val="36"/>
+          <w:szCs w:val="36"/>
+        </w:rPr>
+        <w:t>────•───────•</w:t>
+      </w:r>
+    </w:p>
+    <w:p>
+      <w:pPr>
+        <w:pStyle w:val="ListParagraph"/>
+        <w:jc w:val="both"/>
+        <w:rPr>
+          <w:rFonts w:ascii="Arial" w:hAnsi="Arial" w:cs="Arial"/>
+          <w:sz w:val="36"/>
+          <w:szCs w:val="36"/>
+        </w:rPr>
+      </w:pPr>
+      <w:r>
+        <w:rPr>
+          <w:rFonts w:ascii="Arial" w:hAnsi="Arial" w:cs="Arial"/>
+          <w:sz w:val="36"/>
+          <w:szCs w:val="36"/>
+        </w:rPr>
+        <w:t>──•──────────</w:t>
+      </w:r>
+    </w:p>
+    <w:p>
+      <w:pPr>
+        <w:pStyle w:val="ListParagraph"/>
+        <w:jc w:val="both"/>
+        <w:rPr>
+          <w:rFonts w:ascii="Arial" w:hAnsi="Arial" w:cs="Arial"/>
+          <w:sz w:val="36"/>
+          <w:szCs w:val="36"/>
+        </w:rPr>
+      </w:pPr>
+      <w:r>
+        <w:rPr>
+          <w:rFonts w:ascii="Arial" w:hAnsi="Arial" w:cs="Arial"/>
+          <w:sz w:val="36"/>
+          <w:szCs w:val="36"/>
+        </w:rPr>
+        <w:t>──────•──────</w:t>
+      </w:r>
+    </w:p>
+    <w:p>
+      <w:pPr>
+        <w:pStyle w:val="ListParagraph"/>
+        <w:jc w:val="both"/>
+        <w:rPr>
+          <w:rFonts w:ascii="Arial" w:hAnsi="Arial" w:cs="Arial"/>
+          <w:sz w:val="36"/>
+          <w:szCs w:val="36"/>
+        </w:rPr>
+      </w:pPr>
+      <w:r>
+        <w:rPr>
+          <w:rFonts w:ascii="Arial" w:hAnsi="Arial" w:cs="Arial"/>
+          <w:sz w:val="36"/>
+          <w:szCs w:val="36"/>
+        </w:rPr>
+        <w:t>Now imagine the AI.</w:t>
+      </w:r>
+    </w:p>
+    <w:p>
+      <w:pPr>
+        <w:pStyle w:val="ListParagraph"/>
+        <w:jc w:val="both"/>
+        <w:rPr>
+          <w:rFonts w:ascii="Arial" w:hAnsi="Arial" w:cs="Arial"/>
+          <w:sz w:val="36"/>
+          <w:szCs w:val="36"/>
+        </w:rPr>
+      </w:pPr>
+      <w:r>
+        <w:rPr>
+          <w:rFonts w:ascii="Arial" w:hAnsi="Arial" w:cs="Arial"/>
+          <w:sz w:val="36"/>
+          <w:szCs w:val="36"/>
+        </w:rPr>
+        <w:t>It might think:</w:t>
+      </w:r>
+    </w:p>
+    <w:p>
+      <w:pPr>
+        <w:pStyle w:val="ListParagraph"/>
+        <w:jc w:val="both"/>
+        <w:rPr>
+          <w:rFonts w:ascii="Arial" w:hAnsi="Arial" w:cs="Arial"/>
+          <w:sz w:val="36"/>
+          <w:szCs w:val="36"/>
+        </w:rPr>
+      </w:pPr>
+      <w:r>
+        <w:rPr>
+          <w:rFonts w:ascii="Arial" w:hAnsi="Arial" w:cs="Arial"/>
+          <w:sz w:val="36"/>
+          <w:szCs w:val="36"/>
+        </w:rPr>
+        <w:t>"Are these small dots defects?"</w:t>
+      </w:r>
+    </w:p>
+    <w:p>
+      <w:pPr>
+        <w:pStyle w:val="ListParagraph"/>
+        <w:jc w:val="both"/>
+        <w:rPr>
+          <w:rFonts w:ascii="Arial" w:hAnsi="Arial" w:cs="Arial"/>
+          <w:sz w:val="36"/>
+          <w:szCs w:val="36"/>
+        </w:rPr>
+      </w:pPr>
+      <w:r>
+        <w:rPr>
+          <w:rFonts w:ascii="Arial" w:hAnsi="Arial" w:cs="Arial"/>
+          <w:sz w:val="36"/>
+          <w:szCs w:val="36"/>
+        </w:rPr>
+        <w:t>Even though they are just camera noise.</w:t>
+      </w:r>
+    </w:p>
+    <w:p>
+      <w:pPr>
+        <w:pStyle w:val="ListParagraph"/>
+        <w:jc w:val="both"/>
+        <w:rPr>
+          <w:rFonts w:ascii="Arial" w:hAnsi="Arial" w:cs="Arial"/>
+          <w:sz w:val="36"/>
+          <w:szCs w:val="36"/>
+        </w:rPr>
+      </w:pPr>
+      <w:r>
+        <w:rPr>
+          <w:rFonts w:ascii="Arial" w:hAnsi="Arial" w:cs="Arial"/>
+          <w:sz w:val="36"/>
+          <w:szCs w:val="36"/>
+        </w:rPr>
+        <w:lastRenderedPageBreak/>
+        <w:pict w14:anchorId="1A1EC678">
+          <v:rect id="_x0000_i1052" style="width:0;height:1.5pt" o:hralign="center" o:hrstd="t" o:hr="t" fillcolor="#a0a0a0" stroked="f"/>
+        </w:pict>
+      </w:r>
+    </w:p>
+    <w:p>
+      <w:pPr>
+        <w:pStyle w:val="ListParagraph"/>
+        <w:jc w:val="both"/>
+        <w:rPr>
+          <w:rFonts w:ascii="Arial" w:hAnsi="Arial" w:cs="Arial"/>
+          <w:b/>
+          <w:bCs/>
+          <w:sz w:val="36"/>
+          <w:szCs w:val="36"/>
+        </w:rPr>
+      </w:pPr>
+      <w:r>
+        <w:rPr>
+          <w:rFonts w:ascii="Arial" w:hAnsi="Arial" w:cs="Arial"/>
+          <w:b/>
+          <w:bCs/>
+          <w:sz w:val="36"/>
+          <w:szCs w:val="36"/>
+        </w:rPr>
+        <w:t>So what do we do?</w:t>
+      </w:r>
+    </w:p>
+    <w:p>
+      <w:pPr>
+        <w:pStyle w:val="ListParagraph"/>
+        <w:jc w:val="both"/>
+        <w:rPr>
+          <w:rFonts w:ascii="Arial" w:hAnsi="Arial" w:cs="Arial"/>
+          <w:sz w:val="36"/>
+          <w:szCs w:val="36"/>
+        </w:rPr>
+      </w:pPr>
+      <w:r>
+        <w:rPr>
+          <w:rFonts w:ascii="Arial" w:hAnsi="Arial" w:cs="Arial"/>
+          <w:sz w:val="36"/>
+          <w:szCs w:val="36"/>
+        </w:rPr>
+        <w:t>Before giving the image to AI:</w:t>
+      </w:r>
+    </w:p>
+    <w:p>
+      <w:pPr>
+        <w:pStyle w:val="ListParagraph"/>
+        <w:jc w:val="both"/>
+        <w:rPr>
+          <w:rFonts w:ascii="Arial" w:hAnsi="Arial" w:cs="Arial"/>
+          <w:sz w:val="36"/>
+          <w:szCs w:val="36"/>
+        </w:rPr>
+      </w:pPr>
+      <w:r>
+        <w:rPr>
+          <w:rFonts w:ascii="Arial" w:hAnsi="Arial" w:cs="Arial"/>
+          <w:sz w:val="36"/>
+          <w:szCs w:val="36"/>
+        </w:rPr>
+        <w:t>Camera</w:t>
+      </w:r>
+    </w:p>
+    <w:p>
+      <w:pPr>
+        <w:pStyle w:val="ListParagraph"/>
+        <w:jc w:val="both"/>
+        <w:rPr>
+          <w:rFonts w:ascii="Arial" w:hAnsi="Arial" w:cs="Arial"/>
+          <w:sz w:val="36"/>
+          <w:szCs w:val="36"/>
+        </w:rPr>
+      </w:pPr>
+      <w:r>
+        <w:rPr>
+          <w:rFonts w:ascii="Arial" w:hAnsi="Arial" w:cs="Arial"/>
+          <w:sz w:val="36"/>
+          <w:szCs w:val="36"/>
+        </w:rPr>
+        <w:t xml:space="preserve">   │</w:t>
+      </w:r>
+    </w:p>
+    <w:p>
+      <w:pPr>
+        <w:pStyle w:val="ListParagraph"/>
+        <w:jc w:val="both"/>
+        <w:rPr>
+          <w:rFonts w:ascii="Arial" w:hAnsi="Arial" w:cs="Arial"/>
+          <w:sz w:val="36"/>
+          <w:szCs w:val="36"/>
+        </w:rPr>
+      </w:pPr>
+      <w:r>
+        <w:rPr>
+          <w:rFonts w:ascii="Arial" w:hAnsi="Arial" w:cs="Arial"/>
+          <w:sz w:val="36"/>
+          <w:szCs w:val="36"/>
+        </w:rPr>
+        <w:t xml:space="preserve">   ▼</w:t>
+      </w:r>
+    </w:p>
+    <w:p>
+      <w:pPr>
+        <w:pStyle w:val="ListParagraph"/>
+        <w:jc w:val="both"/>
+        <w:rPr>
+          <w:rFonts w:ascii="Arial" w:hAnsi="Arial" w:cs="Arial"/>
+          <w:sz w:val="36"/>
+          <w:szCs w:val="36"/>
+        </w:rPr>
+      </w:pPr>
+      <w:r>
+        <w:rPr>
+          <w:rFonts w:ascii="Arial" w:hAnsi="Arial" w:cs="Arial"/>
+          <w:sz w:val="36"/>
+          <w:szCs w:val="36"/>
+        </w:rPr>
+        <w:t>Noisy Image</w:t>
+      </w:r>
+    </w:p>
+    <w:p>
+      <w:pPr>
+        <w:pStyle w:val="ListParagraph"/>
+        <w:jc w:val="both"/>
+        <w:rPr>
+          <w:rFonts w:ascii="Arial" w:hAnsi="Arial" w:cs="Arial"/>
+          <w:sz w:val="36"/>
+          <w:szCs w:val="36"/>
+        </w:rPr>
+      </w:pPr>
+      <w:r>
+        <w:rPr>
+          <w:rFonts w:ascii="Arial" w:hAnsi="Arial" w:cs="Arial"/>
+          <w:sz w:val="36"/>
+          <w:szCs w:val="36"/>
+        </w:rPr>
+        <w:t xml:space="preserve">   │</w:t>
+      </w:r>
+    </w:p>
+    <w:p>
+      <w:pPr>
+        <w:pStyle w:val="ListParagraph"/>
+        <w:jc w:val="both"/>
+        <w:rPr>
+          <w:rFonts w:ascii="Arial" w:hAnsi="Arial" w:cs="Arial"/>
+          <w:sz w:val="36"/>
+          <w:szCs w:val="36"/>
+        </w:rPr>
+      </w:pPr>
+      <w:r>
+        <w:rPr>
+          <w:rFonts w:ascii="Arial" w:hAnsi="Arial" w:cs="Arial"/>
+          <w:sz w:val="36"/>
+          <w:szCs w:val="36"/>
+        </w:rPr>
+        <w:t xml:space="preserve">   ▼</w:t>
+      </w:r>
+    </w:p>
+    <w:p>
+      <w:pPr>
+        <w:pStyle w:val="ListParagraph"/>
+        <w:jc w:val="both"/>
+        <w:rPr>
+          <w:rFonts w:ascii="Arial" w:hAnsi="Arial" w:cs="Arial"/>
+          <w:sz w:val="36"/>
+          <w:szCs w:val="36"/>
+        </w:rPr>
+      </w:pPr>
+      <w:r>
+        <w:rPr>
+          <w:rFonts w:ascii="Arial" w:hAnsi="Arial" w:cs="Arial"/>
+          <w:sz w:val="36"/>
+          <w:szCs w:val="36"/>
+        </w:rPr>
+        <w:t>Image Filtering</w:t>
+      </w:r>
+    </w:p>
+    <w:p>
+      <w:pPr>
+        <w:pStyle w:val="ListParagraph"/>
+        <w:jc w:val="both"/>
+        <w:rPr>
+          <w:rFonts w:ascii="Arial" w:hAnsi="Arial" w:cs="Arial"/>
+          <w:sz w:val="36"/>
+          <w:szCs w:val="36"/>
+        </w:rPr>
+      </w:pPr>
+      <w:r>
+        <w:rPr>
+          <w:rFonts w:ascii="Arial" w:hAnsi="Arial" w:cs="Arial"/>
+          <w:sz w:val="36"/>
+          <w:szCs w:val="36"/>
+        </w:rPr>
+        <w:t xml:space="preserve">   │</w:t>
+      </w:r>
+    </w:p>
+    <w:p>
+      <w:pPr>
+        <w:pStyle w:val="ListParagraph"/>
+        <w:jc w:val="both"/>
+        <w:rPr>
+          <w:rFonts w:ascii="Arial" w:hAnsi="Arial" w:cs="Arial"/>
+          <w:sz w:val="36"/>
+          <w:szCs w:val="36"/>
+        </w:rPr>
+      </w:pPr>
+      <w:r>
+        <w:rPr>
+          <w:rFonts w:ascii="Arial" w:hAnsi="Arial" w:cs="Arial"/>
+          <w:sz w:val="36"/>
+          <w:szCs w:val="36"/>
+        </w:rPr>
+        <w:t xml:space="preserve">   ▼</w:t>
+      </w:r>
+    </w:p>
+    <w:p>
+      <w:pPr>
+        <w:pStyle w:val="ListParagraph"/>
+        <w:jc w:val="both"/>
+        <w:rPr>
+          <w:rFonts w:ascii="Arial" w:hAnsi="Arial" w:cs="Arial"/>
+          <w:sz w:val="36"/>
+          <w:szCs w:val="36"/>
+        </w:rPr>
+      </w:pPr>
+      <w:r>
+        <w:rPr>
+          <w:rFonts w:ascii="Arial" w:hAnsi="Arial" w:cs="Arial"/>
+          <w:sz w:val="36"/>
+          <w:szCs w:val="36"/>
+        </w:rPr>
+        <w:t>Clean Image</w:t>
+      </w:r>
+    </w:p>
+    <w:p>
+      <w:pPr>
+        <w:pStyle w:val="ListParagraph"/>
+        <w:jc w:val="both"/>
+        <w:rPr>
+          <w:rFonts w:ascii="Arial" w:hAnsi="Arial" w:cs="Arial"/>
+          <w:sz w:val="36"/>
+          <w:szCs w:val="36"/>
+        </w:rPr>
+      </w:pPr>
+      <w:r>
+        <w:rPr>
+          <w:rFonts w:ascii="Arial" w:hAnsi="Arial" w:cs="Arial"/>
+          <w:sz w:val="36"/>
+          <w:szCs w:val="36"/>
+        </w:rPr>
+        <w:t xml:space="preserve">   │</w:t>
+      </w:r>
+    </w:p>
+    <w:p>
+      <w:pPr>
+        <w:pStyle w:val="ListParagraph"/>
+        <w:jc w:val="both"/>
+        <w:rPr>
+          <w:rFonts w:ascii="Arial" w:hAnsi="Arial" w:cs="Arial"/>
+          <w:sz w:val="36"/>
+          <w:szCs w:val="36"/>
+        </w:rPr>
+      </w:pPr>
+      <w:r>
+        <w:rPr>
+          <w:rFonts w:ascii="Arial" w:hAnsi="Arial" w:cs="Arial"/>
+          <w:sz w:val="36"/>
+          <w:szCs w:val="36"/>
+        </w:rPr>
+        <w:t xml:space="preserve">   ▼</w:t>
+      </w:r>
+    </w:p>
+    <w:p>
+      <w:pPr>
+        <w:pStyle w:val="ListParagraph"/>
+        <w:jc w:val="both"/>
+        <w:rPr>
+          <w:rFonts w:ascii="Arial" w:hAnsi="Arial" w:cs="Arial"/>
+          <w:sz w:val="36"/>
+          <w:szCs w:val="36"/>
+        </w:rPr>
+      </w:pPr>
+      <w:r>
+        <w:rPr>
+          <w:rFonts w:ascii="Arial" w:hAnsi="Arial" w:cs="Arial"/>
+          <w:sz w:val="36"/>
+          <w:szCs w:val="36"/>
+        </w:rPr>
+        <w:t>YOLO</w:t>
+      </w:r>
+    </w:p>
+    <w:p>
+      <w:pPr>
+        <w:pStyle w:val="ListParagraph"/>
+        <w:jc w:val="both"/>
+        <w:rPr>
+          <w:rFonts w:ascii="Arial" w:hAnsi="Arial" w:cs="Arial"/>
+          <w:sz w:val="36"/>
+          <w:szCs w:val="36"/>
+        </w:rPr>
+      </w:pPr>
+      <w:r>
+        <w:rPr>
+          <w:rFonts w:ascii="Arial" w:hAnsi="Arial" w:cs="Arial"/>
+          <w:sz w:val="36"/>
+          <w:szCs w:val="36"/>
+        </w:rPr>
+        <w:t xml:space="preserve">This is called </w:t>
+      </w:r>
+      <w:r>
+        <w:rPr>
+          <w:rFonts w:ascii="Arial" w:hAnsi="Arial" w:cs="Arial"/>
+          <w:b/>
+          <w:bCs/>
+          <w:sz w:val="36"/>
+          <w:szCs w:val="36"/>
+        </w:rPr>
+        <w:t>Image Preprocessing</w:t>
+      </w:r>
+      <w:r>
+        <w:rPr>
+          <w:rFonts w:ascii="Arial" w:hAnsi="Arial" w:cs="Arial"/>
+          <w:sz w:val="36"/>
+          <w:szCs w:val="36"/>
+        </w:rPr>
+        <w:t>.</w:t>
+      </w:r>
+    </w:p>
+    <w:p>
+      <w:pPr>
+        <w:pStyle w:val="ListParagraph"/>
+        <w:jc w:val="both"/>
+        <w:rPr>
+          <w:rFonts w:ascii="Arial" w:hAnsi="Arial" w:cs="Arial"/>
+          <w:sz w:val="36"/>
+          <w:szCs w:val="36"/>
+        </w:rPr>
+      </w:pPr>
+    </w:p>
+    <w:p>
+      <w:pPr>
+        <w:pStyle w:val="ListParagraph"/>
+        <w:jc w:val="both"/>
+        <w:rPr>
+          <w:rFonts w:ascii="Arial" w:hAnsi="Arial" w:cs="Arial"/>
+          <w:b/>
+          <w:bCs/>
+          <w:sz w:val="36"/>
+          <w:szCs w:val="36"/>
+        </w:rPr>
+      </w:pPr>
+      <w:r>
+        <w:rPr>
+          <w:rFonts w:ascii="Arial" w:hAnsi="Arial" w:cs="Arial"/>
+          <w:b/>
+          <w:bCs/>
+          <w:sz w:val="36"/>
+          <w:szCs w:val="36"/>
+        </w:rPr>
+        <w:t>What is Filtering?</w:t>
+      </w:r>
+    </w:p>
+    <w:p>
+      <w:pPr>
+        <w:pStyle w:val="ListParagraph"/>
+        <w:jc w:val="both"/>
+        <w:rPr>
+          <w:rFonts w:ascii="Arial" w:hAnsi="Arial" w:cs="Arial"/>
+          <w:sz w:val="36"/>
+          <w:szCs w:val="36"/>
+        </w:rPr>
+      </w:pPr>
+      <w:r>
+        <w:rPr>
+          <w:rFonts w:ascii="Arial" w:hAnsi="Arial" w:cs="Arial"/>
+          <w:sz w:val="36"/>
+          <w:szCs w:val="36"/>
+        </w:rPr>
+        <w:t>Filtering means:</w:t>
+      </w:r>
+    </w:p>
+    <w:p>
+      <w:pPr>
+        <w:pStyle w:val="ListParagraph"/>
+        <w:jc w:val="both"/>
+        <w:rPr>
+          <w:rFonts w:ascii="Arial" w:hAnsi="Arial" w:cs="Arial"/>
+          <w:sz w:val="36"/>
+          <w:szCs w:val="36"/>
+        </w:rPr>
+      </w:pPr>
+      <w:r>
+        <w:rPr>
+          <w:rFonts w:ascii="Arial" w:hAnsi="Arial" w:cs="Arial"/>
+          <w:b/>
+          <w:bCs/>
+          <w:sz w:val="36"/>
+          <w:szCs w:val="36"/>
+        </w:rPr>
+        <w:t>Removing unwanted information while keeping useful information.</w:t>
+      </w:r>
+    </w:p>
+    <w:p>
+      <w:pPr>
+        <w:pStyle w:val="ListParagraph"/>
+        <w:jc w:val="both"/>
+        <w:rPr>
+          <w:rFonts w:ascii="Arial" w:hAnsi="Arial" w:cs="Arial"/>
+          <w:sz w:val="36"/>
+          <w:szCs w:val="36"/>
+        </w:rPr>
+      </w:pPr>
+      <w:r>
+        <w:rPr>
+          <w:rFonts w:ascii="Arial" w:hAnsi="Arial" w:cs="Arial"/>
+          <w:sz w:val="36"/>
+          <w:szCs w:val="36"/>
+        </w:rPr>
+        <w:t>Think about drinking water.</w:t>
+      </w:r>
+    </w:p>
+    <w:p>
+      <w:pPr>
+        <w:pStyle w:val="ListParagraph"/>
+        <w:jc w:val="both"/>
+        <w:rPr>
+          <w:rFonts w:ascii="Arial" w:hAnsi="Arial" w:cs="Arial"/>
+          <w:sz w:val="36"/>
+          <w:szCs w:val="36"/>
+        </w:rPr>
+      </w:pPr>
+      <w:r>
+        <w:rPr>
+          <w:rFonts w:ascii="Arial" w:hAnsi="Arial" w:cs="Arial"/>
+          <w:sz w:val="36"/>
+          <w:szCs w:val="36"/>
+        </w:rPr>
+        <w:t>Dirty water:</w:t>
+      </w:r>
+    </w:p>
+    <w:p>
+      <w:pPr>
+        <w:pStyle w:val="ListParagraph"/>
+        <w:jc w:val="both"/>
+        <w:rPr>
+          <w:rFonts w:ascii="Arial" w:hAnsi="Arial" w:cs="Arial"/>
+          <w:sz w:val="36"/>
+          <w:szCs w:val="36"/>
+        </w:rPr>
+      </w:pPr>
+      <w:r>
+        <w:rPr>
+          <w:rFonts w:ascii="Segoe UI Emoji" w:hAnsi="Segoe UI Emoji" w:cs="Segoe UI Emoji"/>
+          <w:sz w:val="36"/>
+          <w:szCs w:val="36"/>
+        </w:rPr>
+        <w:t>💧🟤🟤🟤</w:t>
+      </w:r>
+    </w:p>
+    <w:p>
+      <w:pPr>
+        <w:pStyle w:val="ListParagraph"/>
+        <w:jc w:val="both"/>
+        <w:rPr>
+          <w:rFonts w:ascii="Arial" w:hAnsi="Arial" w:cs="Arial"/>
+          <w:sz w:val="36"/>
+          <w:szCs w:val="36"/>
+        </w:rPr>
+      </w:pPr>
+      <w:r>
+        <w:rPr>
+          <w:rFonts w:ascii="Arial" w:hAnsi="Arial" w:cs="Arial"/>
+          <w:sz w:val="36"/>
+          <w:szCs w:val="36"/>
+        </w:rPr>
+        <w:t>↓</w:t>
+      </w:r>
+    </w:p>
+    <w:p>
+      <w:pPr>
+        <w:pStyle w:val="ListParagraph"/>
+        <w:jc w:val="both"/>
+        <w:rPr>
+          <w:rFonts w:ascii="Arial" w:hAnsi="Arial" w:cs="Arial"/>
+          <w:sz w:val="36"/>
+          <w:szCs w:val="36"/>
+        </w:rPr>
+      </w:pPr>
+      <w:r>
+        <w:rPr>
+          <w:rFonts w:ascii="Arial" w:hAnsi="Arial" w:cs="Arial"/>
+          <w:sz w:val="36"/>
+          <w:szCs w:val="36"/>
+        </w:rPr>
+        <w:t>Water Filter</w:t>
+      </w:r>
+    </w:p>
+    <w:p>
+      <w:pPr>
+        <w:pStyle w:val="ListParagraph"/>
+        <w:jc w:val="both"/>
+        <w:rPr>
+          <w:rFonts w:ascii="Arial" w:hAnsi="Arial" w:cs="Arial"/>
+          <w:sz w:val="36"/>
+          <w:szCs w:val="36"/>
+        </w:rPr>
+      </w:pPr>
+      <w:r>
+        <w:rPr>
+          <w:rFonts w:ascii="Arial" w:hAnsi="Arial" w:cs="Arial"/>
+          <w:sz w:val="36"/>
+          <w:szCs w:val="36"/>
+        </w:rPr>
+        <w:t>↓</w:t>
+      </w:r>
+    </w:p>
+    <w:p>
+      <w:pPr>
+        <w:pStyle w:val="ListParagraph"/>
+        <w:jc w:val="both"/>
+        <w:rPr>
+          <w:rFonts w:ascii="Arial" w:hAnsi="Arial" w:cs="Arial"/>
+          <w:sz w:val="36"/>
+          <w:szCs w:val="36"/>
+        </w:rPr>
+      </w:pPr>
+      <w:r>
+        <w:rPr>
+          <w:rFonts w:ascii="Segoe UI Emoji" w:hAnsi="Segoe UI Emoji" w:cs="Segoe UI Emoji"/>
+          <w:sz w:val="36"/>
+          <w:szCs w:val="36"/>
+        </w:rPr>
+        <w:lastRenderedPageBreak/>
+        <w:t>💧</w:t>
+      </w:r>
+    </w:p>
+    <w:p>
+      <w:pPr>
+        <w:pStyle w:val="ListParagraph"/>
+        <w:jc w:val="both"/>
+        <w:rPr>
+          <w:rFonts w:ascii="Arial" w:hAnsi="Arial" w:cs="Arial"/>
+          <w:sz w:val="36"/>
+          <w:szCs w:val="36"/>
+        </w:rPr>
+      </w:pPr>
+      <w:r>
+        <w:rPr>
+          <w:rFonts w:ascii="Arial" w:hAnsi="Arial" w:cs="Arial"/>
+          <w:sz w:val="36"/>
+          <w:szCs w:val="36"/>
+        </w:rPr>
+        <w:t>The water is still there.</w:t>
+      </w:r>
+    </w:p>
+    <w:p>
+      <w:pPr>
+        <w:pStyle w:val="ListParagraph"/>
+        <w:jc w:val="both"/>
+        <w:rPr>
+          <w:rFonts w:ascii="Arial" w:hAnsi="Arial" w:cs="Arial"/>
+          <w:sz w:val="36"/>
+          <w:szCs w:val="36"/>
+        </w:rPr>
+      </w:pPr>
+      <w:r>
+        <w:rPr>
+          <w:rFonts w:ascii="Arial" w:hAnsi="Arial" w:cs="Arial"/>
+          <w:sz w:val="36"/>
+          <w:szCs w:val="36"/>
+        </w:rPr>
+        <w:t>Only the dirt is removed.</w:t>
+      </w:r>
+    </w:p>
+    <w:p>
+      <w:pPr>
+        <w:pStyle w:val="ListParagraph"/>
+        <w:jc w:val="both"/>
+        <w:rPr>
+          <w:rFonts w:ascii="Arial" w:hAnsi="Arial" w:cs="Arial"/>
+          <w:sz w:val="36"/>
+          <w:szCs w:val="36"/>
+        </w:rPr>
+      </w:pPr>
+      <w:r>
+        <w:rPr>
+          <w:rFonts w:ascii="Arial" w:hAnsi="Arial" w:cs="Arial"/>
+          <w:sz w:val="36"/>
+          <w:szCs w:val="36"/>
+        </w:rPr>
+        <w:t>Exactly the same happens with images.</w:t>
+      </w:r>
+    </w:p>
+    <w:p>
+      <w:pPr>
+        <w:pStyle w:val="ListParagraph"/>
+        <w:jc w:val="both"/>
+        <w:rPr>
+          <w:rFonts w:ascii="Arial" w:hAnsi="Arial" w:cs="Arial"/>
+          <w:sz w:val="36"/>
+          <w:szCs w:val="36"/>
+        </w:rPr>
+      </w:pPr>
+      <w:r>
+        <w:rPr>
+          <w:rFonts w:ascii="Arial" w:hAnsi="Arial" w:cs="Arial"/>
+          <w:sz w:val="36"/>
+          <w:szCs w:val="36"/>
+        </w:rPr>
+        <w:pict w14:anchorId="0BAC58D1">
+          <v:rect id="_x0000_i1053" style="width:0;height:1.5pt" o:hralign="center" o:hrstd="t" o:hr="t" fillcolor="#a0a0a0" stroked="f"/>
+        </w:pict>
+      </w:r>
+    </w:p>
+    <w:p>
+      <w:pPr>
+        <w:pStyle w:val="ListParagraph"/>
+        <w:jc w:val="both"/>
+        <w:rPr>
+          <w:rFonts w:ascii="Arial" w:hAnsi="Arial" w:cs="Arial"/>
+          <w:b/>
+          <w:bCs/>
+          <w:sz w:val="36"/>
+          <w:szCs w:val="36"/>
+        </w:rPr>
+      </w:pPr>
+      <w:r>
+        <w:rPr>
+          <w:rFonts w:ascii="Arial" w:hAnsi="Arial" w:cs="Arial"/>
+          <w:b/>
+          <w:bCs/>
+          <w:sz w:val="36"/>
+          <w:szCs w:val="36"/>
+        </w:rPr>
+        <w:t>Types of Filters</w:t>
+      </w:r>
+    </w:p>
+    <w:p>
+      <w:pPr>
+        <w:pStyle w:val="ListParagraph"/>
+        <w:jc w:val="both"/>
+        <w:rPr>
+          <w:rFonts w:ascii="Arial" w:hAnsi="Arial" w:cs="Arial"/>
+          <w:sz w:val="36"/>
+          <w:szCs w:val="36"/>
+        </w:rPr>
+      </w:pPr>
+      <w:r>
+        <w:rPr>
+          <w:rFonts w:ascii="Arial" w:hAnsi="Arial" w:cs="Arial"/>
+          <w:sz w:val="36"/>
+          <w:szCs w:val="36"/>
+        </w:rPr>
+        <w:t>OpenCV provides many filters.</w:t>
+      </w:r>
+    </w:p>
+    <w:p>
+      <w:pPr>
+        <w:pStyle w:val="ListParagraph"/>
+        <w:jc w:val="both"/>
+        <w:rPr>
+          <w:rFonts w:ascii="Arial" w:hAnsi="Arial" w:cs="Arial"/>
+          <w:sz w:val="36"/>
+          <w:szCs w:val="36"/>
+        </w:rPr>
+      </w:pPr>
+      <w:r>
+        <w:rPr>
+          <w:rFonts w:ascii="Arial" w:hAnsi="Arial" w:cs="Arial"/>
+          <w:sz w:val="36"/>
+          <w:szCs w:val="36"/>
+        </w:rPr>
+        <w:t>We'll learn them one by one.</w:t>
+      </w:r>
+    </w:p>
+    <w:p>
+      <w:pPr>
+        <w:pStyle w:val="ListParagraph"/>
+        <w:jc w:val="both"/>
+        <w:rPr>
+          <w:rFonts w:ascii="Arial" w:hAnsi="Arial" w:cs="Arial"/>
+          <w:sz w:val="36"/>
+          <w:szCs w:val="36"/>
+        </w:rPr>
+      </w:pPr>
+      <w:r>
+        <w:rPr>
+          <w:rFonts w:ascii="Arial" w:hAnsi="Arial" w:cs="Arial"/>
+          <w:sz w:val="36"/>
+          <w:szCs w:val="36"/>
+        </w:rPr>
+        <w:t>Image Filtering</w:t>
+      </w:r>
+    </w:p>
+    <w:p>
+      <w:pPr>
+        <w:pStyle w:val="ListParagraph"/>
+        <w:jc w:val="both"/>
+        <w:rPr>
+          <w:rFonts w:ascii="Arial" w:hAnsi="Arial" w:cs="Arial"/>
+          <w:sz w:val="36"/>
+          <w:szCs w:val="36"/>
+        </w:rPr>
+      </w:pPr>
+    </w:p>
+    <w:p>
+      <w:pPr>
+        <w:pStyle w:val="ListParagraph"/>
+        <w:jc w:val="both"/>
+        <w:rPr>
+          <w:rFonts w:ascii="Arial" w:hAnsi="Arial" w:cs="Arial"/>
+          <w:sz w:val="36"/>
+          <w:szCs w:val="36"/>
+        </w:rPr>
+      </w:pPr>
+      <w:r>
+        <w:rPr>
+          <w:rFonts w:ascii="Arial" w:hAnsi="Arial" w:cs="Arial"/>
+          <w:sz w:val="36"/>
+          <w:szCs w:val="36"/>
+        </w:rPr>
+        <w:t>├── Averaging Blur</w:t>
+      </w:r>
+    </w:p>
+    <w:p>
+      <w:pPr>
+        <w:pStyle w:val="ListParagraph"/>
+        <w:jc w:val="both"/>
+        <w:rPr>
+          <w:rFonts w:ascii="Arial" w:hAnsi="Arial" w:cs="Arial"/>
+          <w:sz w:val="36"/>
+          <w:szCs w:val="36"/>
+        </w:rPr>
+      </w:pPr>
+      <w:r>
+        <w:rPr>
+          <w:rFonts w:ascii="Arial" w:hAnsi="Arial" w:cs="Arial"/>
+          <w:sz w:val="36"/>
+          <w:szCs w:val="36"/>
+        </w:rPr>
+        <w:t xml:space="preserve">├── Gaussian Blur </w:t>
+      </w:r>
+      <w:r>
+        <w:rPr>
+          <w:rFonts w:ascii="Segoe UI Emoji" w:hAnsi="Segoe UI Emoji" w:cs="Segoe UI Emoji"/>
+          <w:sz w:val="36"/>
+          <w:szCs w:val="36"/>
+        </w:rPr>
+        <w:t>⭐</w:t>
+      </w:r>
+    </w:p>
+    <w:p>
+      <w:pPr>
+        <w:pStyle w:val="ListParagraph"/>
+        <w:jc w:val="both"/>
+        <w:rPr>
+          <w:rFonts w:ascii="Arial" w:hAnsi="Arial" w:cs="Arial"/>
+          <w:sz w:val="36"/>
+          <w:szCs w:val="36"/>
+        </w:rPr>
+      </w:pPr>
+      <w:r>
+        <w:rPr>
+          <w:rFonts w:ascii="Arial" w:hAnsi="Arial" w:cs="Arial"/>
+          <w:sz w:val="36"/>
+          <w:szCs w:val="36"/>
+        </w:rPr>
+        <w:t>├── Median Blur</w:t>
+      </w:r>
+    </w:p>
+    <w:p>
+      <w:pPr>
+        <w:pStyle w:val="ListParagraph"/>
+        <w:jc w:val="both"/>
+        <w:rPr>
+          <w:rFonts w:ascii="Arial" w:hAnsi="Arial" w:cs="Arial"/>
+          <w:sz w:val="36"/>
+          <w:szCs w:val="36"/>
+        </w:rPr>
+      </w:pPr>
+      <w:r>
+        <w:rPr>
+          <w:rFonts w:ascii="Arial" w:hAnsi="Arial" w:cs="Arial"/>
+          <w:sz w:val="36"/>
+          <w:szCs w:val="36"/>
+        </w:rPr>
+        <w:t>└── Bilateral Filter</w:t>
+      </w:r>
+    </w:p>
+    <w:p>
+      <w:pPr>
+        <w:pStyle w:val="ListParagraph"/>
+        <w:jc w:val="both"/>
+        <w:rPr>
+          <w:rFonts w:ascii="Arial" w:hAnsi="Arial" w:cs="Arial"/>
+          <w:sz w:val="36"/>
+          <w:szCs w:val="36"/>
+        </w:rPr>
+      </w:pPr>
+      <w:r>
+        <w:rPr>
+          <w:rFonts w:ascii="Arial" w:hAnsi="Arial" w:cs="Arial"/>
+          <w:sz w:val="36"/>
+          <w:szCs w:val="36"/>
+        </w:rPr>
+        <w:t>Among these,</w:t>
+      </w:r>
+    </w:p>
+    <w:p>
+      <w:pPr>
+        <w:pStyle w:val="ListParagraph"/>
+        <w:jc w:val="both"/>
+        <w:rPr>
+          <w:rFonts w:ascii="Arial" w:hAnsi="Arial" w:cs="Arial"/>
+          <w:sz w:val="36"/>
+          <w:szCs w:val="36"/>
+        </w:rPr>
+      </w:pPr>
+      <w:r>
+        <w:rPr>
+          <w:rFonts w:ascii="Arial" w:hAnsi="Arial" w:cs="Arial"/>
+          <w:b/>
+          <w:bCs/>
+          <w:sz w:val="36"/>
+          <w:szCs w:val="36"/>
+        </w:rPr>
+        <w:t>Gaussian Blur</w:t>
+      </w:r>
+      <w:r>
+        <w:rPr>
+          <w:rFonts w:ascii="Arial" w:hAnsi="Arial" w:cs="Arial"/>
+          <w:sz w:val="36"/>
+          <w:szCs w:val="36"/>
+        </w:rPr>
+        <w:t xml:space="preserve"> is the one you'll use the most in AI and Computer Vision.</w:t>
+      </w:r>
+    </w:p>
+    <w:p>
+      <w:pPr>
+        <w:pStyle w:val="ListParagraph"/>
+        <w:jc w:val="both"/>
+        <w:rPr>
+          <w:rFonts w:ascii="Arial" w:hAnsi="Arial" w:cs="Arial"/>
+          <w:sz w:val="36"/>
+          <w:szCs w:val="36"/>
+        </w:rPr>
+      </w:pPr>
+    </w:p>
+    <w:p>
+      <w:pPr>
+        <w:pStyle w:val="ListParagraph"/>
+        <w:jc w:val="both"/>
+        <w:rPr>
+          <w:rFonts w:ascii="Arial" w:hAnsi="Arial" w:cs="Arial"/>
+          <w:sz w:val="36"/>
+          <w:szCs w:val="36"/>
+        </w:rPr>
+      </w:pPr>
+      <w:r>
+        <w:rPr>
+          <w:rFonts w:ascii="Arial" w:hAnsi="Arial" w:cs="Arial"/>
+          <w:sz w:val="36"/>
+          <w:szCs w:val="36"/>
+        </w:rPr>
+        <w:t>Blur means the loss of sharp details in an image.</w:t>
+      </w:r>
+    </w:p>
+    <w:p>
+      <w:pPr>
+        <w:pStyle w:val="ListParagraph"/>
+        <w:jc w:val="both"/>
+        <w:rPr>
+          <w:rFonts w:ascii="Arial" w:hAnsi="Arial" w:cs="Arial"/>
+          <w:sz w:val="36"/>
+          <w:szCs w:val="36"/>
+        </w:rPr>
+      </w:pPr>
+    </w:p>
+    <w:p>
+      <w:pPr>
+        <w:pStyle w:val="ListParagraph"/>
+        <w:jc w:val="both"/>
+        <w:rPr>
+          <w:rFonts w:ascii="Arial" w:hAnsi="Arial" w:cs="Arial"/>
+          <w:sz w:val="36"/>
+          <w:szCs w:val="36"/>
+        </w:rPr>
+      </w:pPr>
+      <w:r>
+        <w:rPr>
+          <w:rFonts w:ascii="Arial" w:hAnsi="Arial" w:cs="Arial"/>
+          <w:sz w:val="36"/>
+          <w:szCs w:val="36"/>
+        </w:rPr>
+        <w:t>A blurred image has smooth edges and less visible fine details.</w:t>
+      </w:r>
+    </w:p>
+    <w:p>
+      <w:pPr>
+        <w:pStyle w:val="ListParagraph"/>
+        <w:jc w:val="both"/>
+        <w:rPr>
+          <w:rFonts w:ascii="Arial" w:hAnsi="Arial" w:cs="Arial"/>
+          <w:sz w:val="36"/>
+          <w:szCs w:val="36"/>
+        </w:rPr>
+      </w:pPr>
+    </w:p>
+    <w:p>
+      <w:pPr>
+        <w:pStyle w:val="ListParagraph"/>
+        <w:jc w:val="both"/>
+        <w:rPr>
+          <w:rFonts w:ascii="Arial" w:hAnsi="Arial" w:cs="Arial"/>
+          <w:sz w:val="36"/>
+          <w:szCs w:val="36"/>
+        </w:rPr>
+      </w:pPr>
+      <w:r>
+        <w:rPr>
+          <w:rFonts w:ascii="Arial" w:hAnsi="Arial" w:cs="Arial"/>
+          <w:sz w:val="36"/>
+          <w:szCs w:val="36"/>
+        </w:rPr>
+        <w:t>Blur can occur due to camera movement, incorrect focus, fog, dust, or it can be intentionally applied to reduce image noise.</w:t>
+      </w:r>
+      <w:r>
+        <w:rPr>
+          <w:rFonts w:ascii="Arial" w:hAnsi="Arial" w:cs="Arial"/>
+          <w:sz w:val="36"/>
+          <w:szCs w:val="36"/>
+        </w:rPr>
+        <w:br/>
+      </w:r>
+      <w:r>
+        <w:rPr>
+          <w:rFonts w:ascii="Arial" w:hAnsi="Arial" w:cs="Arial"/>
+          <w:sz w:val="36"/>
+          <w:szCs w:val="36"/>
+        </w:rPr>
+        <w:br/>
+      </w:r>
+      <w:r>
+        <w:rPr>
+          <w:rFonts w:ascii="Arial" w:hAnsi="Arial" w:cs="Arial"/>
+          <w:sz w:val="36"/>
+          <w:szCs w:val="36"/>
+        </w:rPr>
+        <w:t xml:space="preserve">Smooth edges mean the boundaries of objects </w:t>
+      </w:r>
+      <w:r>
+        <w:rPr>
+          <w:rFonts w:ascii="Arial" w:hAnsi="Arial" w:cs="Arial"/>
+          <w:sz w:val="36"/>
+          <w:szCs w:val="36"/>
+        </w:rPr>
+        <w:lastRenderedPageBreak/>
+        <w:t>become less sharp and change gradually instead of changing suddenly.</w:t>
+      </w:r>
+    </w:p>
+    <w:p>
+      <w:pPr>
+        <w:pStyle w:val="ListParagraph"/>
+        <w:jc w:val="both"/>
+        <w:rPr>
+          <w:rFonts w:ascii="Arial" w:hAnsi="Arial" w:cs="Arial"/>
+          <w:sz w:val="36"/>
+          <w:szCs w:val="36"/>
+        </w:rPr>
+      </w:pPr>
+    </w:p>
+    <w:p>
+      <w:pPr>
+        <w:pStyle w:val="ListParagraph"/>
+        <w:jc w:val="both"/>
+        <w:rPr>
+          <w:rFonts w:ascii="Arial" w:hAnsi="Arial" w:cs="Arial"/>
+          <w:sz w:val="36"/>
+          <w:szCs w:val="36"/>
+        </w:rPr>
+      </w:pPr>
+    </w:p>
+    <w:p>
+      <w:pPr>
+        <w:pStyle w:val="ListParagraph"/>
+        <w:numPr>
+          <w:ilvl w:val="0"/>
+          <w:numId w:val="17"/>
+        </w:numPr>
+        <w:jc w:val="both"/>
+        <w:rPr>
+          <w:rFonts w:ascii="Arial" w:hAnsi="Arial" w:cs="Arial"/>
+          <w:sz w:val="36"/>
+          <w:szCs w:val="36"/>
+        </w:rPr>
+      </w:pPr>
+      <w:r>
+        <w:rPr>
+          <w:rFonts w:ascii="Arial" w:hAnsi="Arial" w:cs="Arial"/>
+          <w:sz w:val="36"/>
+          <w:szCs w:val="36"/>
+        </w:rPr>
+        <w:t>Gaussian Blur</w:t>
+      </w:r>
+    </w:p>
+    <w:p>
+      <w:pPr>
+        <w:pStyle w:val="ListParagraph"/>
+        <w:jc w:val="both"/>
+        <w:rPr>
+          <w:rFonts w:ascii="Arial" w:hAnsi="Arial" w:cs="Arial"/>
+          <w:sz w:val="36"/>
+          <w:szCs w:val="36"/>
+        </w:rPr>
+      </w:pPr>
+    </w:p>
+    <w:p>
+      <w:pPr>
+        <w:pStyle w:val="ListParagraph"/>
+        <w:jc w:val="both"/>
+        <w:rPr>
+          <w:rFonts w:ascii="Arial" w:hAnsi="Arial" w:cs="Arial"/>
+          <w:sz w:val="36"/>
+          <w:szCs w:val="36"/>
+        </w:rPr>
+      </w:pPr>
+      <w:r>
+        <w:rPr>
+          <w:rFonts w:ascii="Arial" w:hAnsi="Arial" w:cs="Arial"/>
+          <w:sz w:val="36"/>
+          <w:szCs w:val="36"/>
+        </w:rPr>
+        <w:t>• Used to reduce image noise.</w:t>
+      </w:r>
+    </w:p>
+    <w:p>
+      <w:pPr>
+        <w:pStyle w:val="ListParagraph"/>
+        <w:jc w:val="both"/>
+        <w:rPr>
+          <w:rFonts w:ascii="Arial" w:hAnsi="Arial" w:cs="Arial"/>
+          <w:sz w:val="36"/>
+          <w:szCs w:val="36"/>
+        </w:rPr>
+      </w:pPr>
+      <w:r>
+        <w:rPr>
+          <w:rFonts w:ascii="Arial" w:hAnsi="Arial" w:cs="Arial"/>
+          <w:sz w:val="36"/>
+          <w:szCs w:val="36"/>
+        </w:rPr>
+        <w:t xml:space="preserve">• Smooths the image by averaging </w:t>
+      </w:r>
+      <w:proofErr w:type="spellStart"/>
+      <w:r>
+        <w:rPr>
+          <w:rFonts w:ascii="Arial" w:hAnsi="Arial" w:cs="Arial"/>
+          <w:sz w:val="36"/>
+          <w:szCs w:val="36"/>
+        </w:rPr>
+        <w:t>neighboring</w:t>
+      </w:r>
+      <w:proofErr w:type="spellEnd"/>
+      <w:r>
+        <w:rPr>
+          <w:rFonts w:ascii="Arial" w:hAnsi="Arial" w:cs="Arial"/>
+          <w:sz w:val="36"/>
+          <w:szCs w:val="36"/>
+        </w:rPr>
+        <w:t xml:space="preserve"> pixels using a Gaussian kernel.</w:t>
+      </w:r>
+    </w:p>
+    <w:p>
+      <w:pPr>
+        <w:pStyle w:val="ListParagraph"/>
+        <w:jc w:val="both"/>
+        <w:rPr>
+          <w:rFonts w:ascii="Arial" w:hAnsi="Arial" w:cs="Arial"/>
+          <w:sz w:val="36"/>
+          <w:szCs w:val="36"/>
+        </w:rPr>
+      </w:pPr>
+      <w:r>
+        <w:rPr>
+          <w:rFonts w:ascii="Arial" w:hAnsi="Arial" w:cs="Arial"/>
+          <w:sz w:val="36"/>
+          <w:szCs w:val="36"/>
+        </w:rPr>
+        <w:t>• Larger kernel size produces more blur.</w:t>
+      </w:r>
+    </w:p>
+    <w:p>
+      <w:pPr>
+        <w:pStyle w:val="ListParagraph"/>
+        <w:jc w:val="both"/>
+        <w:rPr>
+          <w:rFonts w:ascii="Arial" w:hAnsi="Arial" w:cs="Arial"/>
+          <w:sz w:val="36"/>
+          <w:szCs w:val="36"/>
+        </w:rPr>
+      </w:pPr>
+      <w:r>
+        <w:rPr>
+          <w:rFonts w:ascii="Arial" w:hAnsi="Arial" w:cs="Arial"/>
+          <w:sz w:val="36"/>
+          <w:szCs w:val="36"/>
+        </w:rPr>
+        <w:t>• A kernel is a small matrix that moves across the image and processes one region at a time.</w:t>
+      </w:r>
+    </w:p>
+    <w:p>
+      <w:pPr>
+        <w:pStyle w:val="ListParagraph"/>
+        <w:jc w:val="both"/>
+        <w:rPr>
+          <w:rFonts w:ascii="Arial" w:hAnsi="Arial" w:cs="Arial"/>
+          <w:sz w:val="36"/>
+          <w:szCs w:val="36"/>
+        </w:rPr>
+      </w:pPr>
+    </w:p>
+    <w:p>
+      <w:pPr>
+        <w:pStyle w:val="ListParagraph"/>
+        <w:numPr>
+          <w:ilvl w:val="0"/>
+          <w:numId w:val="17"/>
+        </w:numPr>
+        <w:jc w:val="both"/>
+        <w:rPr>
+          <w:rFonts w:ascii="Arial" w:hAnsi="Arial" w:cs="Arial"/>
+          <w:sz w:val="36"/>
+          <w:szCs w:val="36"/>
+        </w:rPr>
+      </w:pPr>
+      <w:r>
+        <w:rPr>
+          <w:rFonts w:ascii="Arial" w:hAnsi="Arial" w:cs="Arial"/>
+          <w:sz w:val="36"/>
+          <w:szCs w:val="36"/>
+        </w:rPr>
+        <w:t>Kernel Size</w:t>
+      </w:r>
+    </w:p>
+    <w:p>
+      <w:pPr>
+        <w:pStyle w:val="ListParagraph"/>
+        <w:jc w:val="both"/>
+        <w:rPr>
+          <w:rFonts w:ascii="Arial" w:hAnsi="Arial" w:cs="Arial"/>
+          <w:sz w:val="36"/>
+          <w:szCs w:val="36"/>
+        </w:rPr>
+      </w:pPr>
+    </w:p>
+    <w:p>
+      <w:pPr>
+        <w:pStyle w:val="ListParagraph"/>
+        <w:jc w:val="both"/>
+        <w:rPr>
+          <w:rFonts w:ascii="Arial" w:hAnsi="Arial" w:cs="Arial"/>
+          <w:sz w:val="36"/>
+          <w:szCs w:val="36"/>
+        </w:rPr>
+      </w:pPr>
+      <w:r>
+        <w:rPr>
+          <w:rFonts w:ascii="Arial" w:hAnsi="Arial" w:cs="Arial"/>
+          <w:sz w:val="36"/>
+          <w:szCs w:val="36"/>
+        </w:rPr>
+        <w:t>• A kernel is a small matrix used to process an image.</w:t>
+      </w:r>
+    </w:p>
+    <w:p>
+      <w:pPr>
+        <w:pStyle w:val="ListParagraph"/>
+        <w:jc w:val="both"/>
+        <w:rPr>
+          <w:rFonts w:ascii="Arial" w:hAnsi="Arial" w:cs="Arial"/>
+          <w:sz w:val="36"/>
+          <w:szCs w:val="36"/>
+        </w:rPr>
+      </w:pPr>
+      <w:r>
+        <w:rPr>
+          <w:rFonts w:ascii="Arial" w:hAnsi="Arial" w:cs="Arial"/>
+          <w:sz w:val="36"/>
+          <w:szCs w:val="36"/>
+        </w:rPr>
+        <w:t>• Kernel sizes are usually odd numbers (3×3, 5×5, 7×7, 9×9).</w:t>
+      </w:r>
+    </w:p>
+    <w:p>
+      <w:pPr>
+        <w:pStyle w:val="ListParagraph"/>
+        <w:jc w:val="both"/>
+        <w:rPr>
+          <w:rFonts w:ascii="Arial" w:hAnsi="Arial" w:cs="Arial"/>
+          <w:sz w:val="36"/>
+          <w:szCs w:val="36"/>
+        </w:rPr>
+      </w:pPr>
+      <w:r>
+        <w:rPr>
+          <w:rFonts w:ascii="Arial" w:hAnsi="Arial" w:cs="Arial"/>
+          <w:sz w:val="36"/>
+          <w:szCs w:val="36"/>
+        </w:rPr>
+        <w:t xml:space="preserve">• Odd-sized kernels have one exact </w:t>
+      </w:r>
+      <w:proofErr w:type="spellStart"/>
+      <w:r>
+        <w:rPr>
+          <w:rFonts w:ascii="Arial" w:hAnsi="Arial" w:cs="Arial"/>
+          <w:sz w:val="36"/>
+          <w:szCs w:val="36"/>
+        </w:rPr>
+        <w:t>center</w:t>
+      </w:r>
+      <w:proofErr w:type="spellEnd"/>
+      <w:r>
+        <w:rPr>
+          <w:rFonts w:ascii="Arial" w:hAnsi="Arial" w:cs="Arial"/>
+          <w:sz w:val="36"/>
+          <w:szCs w:val="36"/>
+        </w:rPr>
+        <w:t xml:space="preserve"> pixel.</w:t>
+      </w:r>
+    </w:p>
+    <w:p>
+      <w:pPr>
+        <w:pStyle w:val="ListParagraph"/>
+        <w:jc w:val="both"/>
+        <w:rPr>
+          <w:rFonts w:ascii="Arial" w:hAnsi="Arial" w:cs="Arial"/>
+          <w:sz w:val="36"/>
+          <w:szCs w:val="36"/>
+        </w:rPr>
+      </w:pPr>
+      <w:r>
+        <w:rPr>
+          <w:rFonts w:ascii="Arial" w:hAnsi="Arial" w:cs="Arial"/>
+          <w:sz w:val="36"/>
+          <w:szCs w:val="36"/>
+        </w:rPr>
+        <w:t xml:space="preserve">• The </w:t>
+      </w:r>
+      <w:proofErr w:type="spellStart"/>
+      <w:r>
+        <w:rPr>
+          <w:rFonts w:ascii="Arial" w:hAnsi="Arial" w:cs="Arial"/>
+          <w:sz w:val="36"/>
+          <w:szCs w:val="36"/>
+        </w:rPr>
+        <w:t>center</w:t>
+      </w:r>
+      <w:proofErr w:type="spellEnd"/>
+      <w:r>
+        <w:rPr>
+          <w:rFonts w:ascii="Arial" w:hAnsi="Arial" w:cs="Arial"/>
+          <w:sz w:val="36"/>
+          <w:szCs w:val="36"/>
+        </w:rPr>
+        <w:t xml:space="preserve"> pixel is updated using information from the surrounding pixels.</w:t>
+      </w:r>
+    </w:p>
+    <w:p>
+      <w:pPr>
+        <w:pStyle w:val="ListParagraph"/>
+        <w:jc w:val="both"/>
+        <w:rPr>
+          <w:rFonts w:ascii="Arial" w:hAnsi="Arial" w:cs="Arial"/>
+          <w:sz w:val="36"/>
+          <w:szCs w:val="36"/>
+        </w:rPr>
+      </w:pPr>
+      <w:r>
+        <w:rPr>
+          <w:rFonts w:ascii="Arial" w:hAnsi="Arial" w:cs="Arial"/>
+          <w:sz w:val="36"/>
+          <w:szCs w:val="36"/>
+        </w:rPr>
+        <w:t xml:space="preserve">• Even-sized kernels do not have a single </w:t>
+      </w:r>
+      <w:proofErr w:type="spellStart"/>
+      <w:r>
+        <w:rPr>
+          <w:rFonts w:ascii="Arial" w:hAnsi="Arial" w:cs="Arial"/>
+          <w:sz w:val="36"/>
+          <w:szCs w:val="36"/>
+        </w:rPr>
+        <w:t>center</w:t>
+      </w:r>
+      <w:proofErr w:type="spellEnd"/>
+      <w:r>
+        <w:rPr>
+          <w:rFonts w:ascii="Arial" w:hAnsi="Arial" w:cs="Arial"/>
+          <w:sz w:val="36"/>
+          <w:szCs w:val="36"/>
+        </w:rPr>
+        <w:t xml:space="preserve"> pixel, so they are generally not used for Gaussian Blur.</w:t>
+      </w:r>
+    </w:p>
+    <w:p>
+      <w:pPr>
+        <w:pStyle w:val="ListParagraph"/>
+        <w:jc w:val="both"/>
+        <w:rPr>
+          <w:rFonts w:ascii="Arial" w:hAnsi="Arial" w:cs="Arial"/>
+          <w:sz w:val="36"/>
+          <w:szCs w:val="36"/>
+        </w:rPr>
+      </w:pPr>
+    </w:p>
+    <w:p>
+      <w:pPr>
+        <w:pStyle w:val="ListParagraph"/>
+        <w:jc w:val="both"/>
+        <w:rPr>
+          <w:rFonts w:ascii="Arial" w:hAnsi="Arial" w:cs="Arial"/>
+          <w:b/>
+          <w:bCs/>
+          <w:sz w:val="36"/>
+          <w:szCs w:val="36"/>
+        </w:rPr>
+      </w:pPr>
+      <w:r>
+        <w:rPr>
+          <w:rFonts w:ascii="Arial" w:hAnsi="Arial" w:cs="Arial"/>
+          <w:b/>
+          <w:bCs/>
+          <w:sz w:val="36"/>
+          <w:szCs w:val="36"/>
+        </w:rPr>
+        <w:t>Lesson 4 – Topic 2: Median Blur</w:t>
+      </w:r>
+    </w:p>
+    <w:p>
+      <w:pPr>
+        <w:pStyle w:val="ListParagraph"/>
+        <w:jc w:val="both"/>
+        <w:rPr>
+          <w:rFonts w:ascii="Arial" w:hAnsi="Arial" w:cs="Arial"/>
+          <w:sz w:val="36"/>
+          <w:szCs w:val="36"/>
+        </w:rPr>
+      </w:pPr>
+      <w:r>
+        <w:rPr>
+          <w:rFonts w:ascii="Arial" w:hAnsi="Arial" w:cs="Arial"/>
+          <w:sz w:val="36"/>
+          <w:szCs w:val="36"/>
+        </w:rPr>
+        <w:t xml:space="preserve">Before writing any code, I want you to understand </w:t>
+      </w:r>
+      <w:r>
+        <w:rPr>
+          <w:rFonts w:ascii="Arial" w:hAnsi="Arial" w:cs="Arial"/>
+          <w:b/>
+          <w:bCs/>
+          <w:sz w:val="36"/>
+          <w:szCs w:val="36"/>
+        </w:rPr>
+        <w:t>why OpenCV has another blur function</w:t>
+      </w:r>
+      <w:r>
+        <w:rPr>
+          <w:rFonts w:ascii="Arial" w:hAnsi="Arial" w:cs="Arial"/>
+          <w:sz w:val="36"/>
+          <w:szCs w:val="36"/>
+        </w:rPr>
+        <w:t xml:space="preserve"> when we already have Gaussian Blur.</w:t>
+      </w:r>
+    </w:p>
+    <w:p>
+      <w:pPr>
+        <w:pStyle w:val="ListParagraph"/>
+        <w:jc w:val="both"/>
+        <w:rPr>
+          <w:rFonts w:ascii="Arial" w:hAnsi="Arial" w:cs="Arial"/>
+          <w:b/>
+          <w:bCs/>
+          <w:sz w:val="36"/>
+          <w:szCs w:val="36"/>
+        </w:rPr>
+      </w:pPr>
+      <w:r>
+        <w:rPr>
+          <w:rFonts w:ascii="Arial" w:hAnsi="Arial" w:cs="Arial"/>
+          <w:b/>
+          <w:bCs/>
+          <w:sz w:val="36"/>
+          <w:szCs w:val="36"/>
+        </w:rPr>
+        <w:lastRenderedPageBreak/>
+        <w:t>Imagine this image</w:t>
+      </w:r>
+    </w:p>
+    <w:p>
+      <w:pPr>
+        <w:pStyle w:val="ListParagraph"/>
+        <w:jc w:val="both"/>
+        <w:rPr>
+          <w:rFonts w:ascii="Arial" w:hAnsi="Arial" w:cs="Arial"/>
+          <w:sz w:val="36"/>
+          <w:szCs w:val="36"/>
+        </w:rPr>
+      </w:pPr>
+      <w:r>
+        <w:rPr>
+          <w:rFonts w:ascii="Arial" w:hAnsi="Arial" w:cs="Arial"/>
+          <w:sz w:val="36"/>
+          <w:szCs w:val="36"/>
+        </w:rPr>
+        <w:t>A clean white paper:</w:t>
+      </w:r>
+    </w:p>
+    <w:p>
+      <w:pPr>
+        <w:pStyle w:val="ListParagraph"/>
+        <w:jc w:val="both"/>
+        <w:rPr>
+          <w:rFonts w:ascii="Arial" w:hAnsi="Arial" w:cs="Arial"/>
+          <w:sz w:val="36"/>
+          <w:szCs w:val="36"/>
+        </w:rPr>
+      </w:pPr>
+      <w:r>
+        <w:rPr>
+          <w:rFonts w:ascii="Arial" w:hAnsi="Arial" w:cs="Arial"/>
+          <w:sz w:val="36"/>
+          <w:szCs w:val="36"/>
+        </w:rPr>
+        <w:t>□□□□□□□□□□□□□□</w:t>
+      </w:r>
+    </w:p>
+    <w:p>
+      <w:pPr>
+        <w:pStyle w:val="ListParagraph"/>
+        <w:jc w:val="both"/>
+        <w:rPr>
+          <w:rFonts w:ascii="Arial" w:hAnsi="Arial" w:cs="Arial"/>
+          <w:sz w:val="36"/>
+          <w:szCs w:val="36"/>
+        </w:rPr>
+      </w:pPr>
+      <w:r>
+        <w:rPr>
+          <w:rFonts w:ascii="Arial" w:hAnsi="Arial" w:cs="Arial"/>
+          <w:sz w:val="36"/>
+          <w:szCs w:val="36"/>
+        </w:rPr>
+        <w:t>□□□□□□□□□□□□□□</w:t>
+      </w:r>
+    </w:p>
+    <w:p>
+      <w:pPr>
+        <w:pStyle w:val="ListParagraph"/>
+        <w:jc w:val="both"/>
+        <w:rPr>
+          <w:rFonts w:ascii="Arial" w:hAnsi="Arial" w:cs="Arial"/>
+          <w:sz w:val="36"/>
+          <w:szCs w:val="36"/>
+        </w:rPr>
+      </w:pPr>
+      <w:r>
+        <w:rPr>
+          <w:rFonts w:ascii="Arial" w:hAnsi="Arial" w:cs="Arial"/>
+          <w:sz w:val="36"/>
+          <w:szCs w:val="36"/>
+        </w:rPr>
+        <w:t>□□□□□□□□□□□□□□</w:t>
+      </w:r>
+    </w:p>
+    <w:p>
+      <w:pPr>
+        <w:pStyle w:val="ListParagraph"/>
+        <w:jc w:val="both"/>
+        <w:rPr>
+          <w:rFonts w:ascii="Arial" w:hAnsi="Arial" w:cs="Arial"/>
+          <w:sz w:val="36"/>
+          <w:szCs w:val="36"/>
+        </w:rPr>
+      </w:pPr>
+      <w:r>
+        <w:rPr>
+          <w:rFonts w:ascii="Arial" w:hAnsi="Arial" w:cs="Arial"/>
+          <w:sz w:val="36"/>
+          <w:szCs w:val="36"/>
+        </w:rPr>
+        <w:t>Now imagine your camera sensor has a problem, and a few pixels suddenly become black or white.</w:t>
+      </w:r>
+    </w:p>
+    <w:p>
+      <w:pPr>
+        <w:pStyle w:val="ListParagraph"/>
+        <w:jc w:val="both"/>
+        <w:rPr>
+          <w:rFonts w:ascii="Arial" w:hAnsi="Arial" w:cs="Arial"/>
+          <w:sz w:val="36"/>
+          <w:szCs w:val="36"/>
+        </w:rPr>
+      </w:pPr>
+      <w:r>
+        <w:rPr>
+          <w:rFonts w:ascii="Arial" w:hAnsi="Arial" w:cs="Arial"/>
+          <w:sz w:val="36"/>
+          <w:szCs w:val="36"/>
+        </w:rPr>
+        <w:t>□□□□■□□□□□□□□□</w:t>
+      </w:r>
+    </w:p>
+    <w:p>
+      <w:pPr>
+        <w:pStyle w:val="ListParagraph"/>
+        <w:jc w:val="both"/>
+        <w:rPr>
+          <w:rFonts w:ascii="Arial" w:hAnsi="Arial" w:cs="Arial"/>
+          <w:sz w:val="36"/>
+          <w:szCs w:val="36"/>
+        </w:rPr>
+      </w:pPr>
+      <w:r>
+        <w:rPr>
+          <w:rFonts w:ascii="Arial" w:hAnsi="Arial" w:cs="Arial"/>
+          <w:sz w:val="36"/>
+          <w:szCs w:val="36"/>
+        </w:rPr>
+        <w:t>□□□□□□□□□□□□□□</w:t>
+      </w:r>
+    </w:p>
+    <w:p>
+      <w:pPr>
+        <w:pStyle w:val="ListParagraph"/>
+        <w:jc w:val="both"/>
+        <w:rPr>
+          <w:rFonts w:ascii="Arial" w:hAnsi="Arial" w:cs="Arial"/>
+          <w:sz w:val="36"/>
+          <w:szCs w:val="36"/>
+        </w:rPr>
+      </w:pPr>
+      <w:r>
+        <w:rPr>
+          <w:rFonts w:ascii="Arial" w:hAnsi="Arial" w:cs="Arial"/>
+          <w:sz w:val="36"/>
+          <w:szCs w:val="36"/>
+        </w:rPr>
+        <w:t>□□□□□□□■□□□□□□</w:t>
+      </w:r>
+    </w:p>
+    <w:p>
+      <w:pPr>
+        <w:pStyle w:val="ListParagraph"/>
+        <w:jc w:val="both"/>
+        <w:rPr>
+          <w:rFonts w:ascii="Arial" w:hAnsi="Arial" w:cs="Arial"/>
+          <w:sz w:val="36"/>
+          <w:szCs w:val="36"/>
+        </w:rPr>
+      </w:pPr>
+      <w:r>
+        <w:rPr>
+          <w:rFonts w:ascii="Arial" w:hAnsi="Arial" w:cs="Arial"/>
+          <w:sz w:val="36"/>
+          <w:szCs w:val="36"/>
+        </w:rPr>
+        <w:t>□□□□□□□□□□□□□□</w:t>
+      </w:r>
+    </w:p>
+    <w:p>
+      <w:pPr>
+        <w:pStyle w:val="ListParagraph"/>
+        <w:jc w:val="both"/>
+        <w:rPr>
+          <w:rFonts w:ascii="Arial" w:hAnsi="Arial" w:cs="Arial"/>
+          <w:sz w:val="36"/>
+          <w:szCs w:val="36"/>
+        </w:rPr>
+      </w:pPr>
+      <w:r>
+        <w:rPr>
+          <w:rFonts w:ascii="Arial" w:hAnsi="Arial" w:cs="Arial"/>
+          <w:sz w:val="36"/>
+          <w:szCs w:val="36"/>
+        </w:rPr>
+        <w:t>□■□□□□□□□□□□□□</w:t>
+      </w:r>
+    </w:p>
+    <w:p>
+      <w:pPr>
+        <w:pStyle w:val="ListParagraph"/>
+        <w:jc w:val="both"/>
+        <w:rPr>
+          <w:rFonts w:ascii="Arial" w:hAnsi="Arial" w:cs="Arial"/>
+          <w:sz w:val="36"/>
+          <w:szCs w:val="36"/>
+        </w:rPr>
+      </w:pPr>
+      <w:r>
+        <w:rPr>
+          <w:rFonts w:ascii="Arial" w:hAnsi="Arial" w:cs="Arial"/>
+          <w:sz w:val="36"/>
+          <w:szCs w:val="36"/>
+        </w:rPr>
+        <w:t xml:space="preserve">Those random black and white dots are called </w:t>
+      </w:r>
+      <w:r>
+        <w:rPr>
+          <w:rFonts w:ascii="Arial" w:hAnsi="Arial" w:cs="Arial"/>
+          <w:b/>
+          <w:bCs/>
+          <w:sz w:val="36"/>
+          <w:szCs w:val="36"/>
+        </w:rPr>
+        <w:t>Salt-and-Pepper Noise</w:t>
+      </w:r>
+      <w:r>
+        <w:rPr>
+          <w:rFonts w:ascii="Arial" w:hAnsi="Arial" w:cs="Arial"/>
+          <w:sz w:val="36"/>
+          <w:szCs w:val="36"/>
+        </w:rPr>
+        <w:t>.</w:t>
+      </w:r>
+    </w:p>
+    <w:p>
+      <w:pPr>
+        <w:pStyle w:val="ListParagraph"/>
+        <w:jc w:val="both"/>
+        <w:rPr>
+          <w:rFonts w:ascii="Arial" w:hAnsi="Arial" w:cs="Arial"/>
+          <w:b/>
+          <w:bCs/>
+          <w:sz w:val="36"/>
+          <w:szCs w:val="36"/>
+        </w:rPr>
+      </w:pPr>
+      <w:r>
+        <w:rPr>
+          <w:rFonts w:ascii="Arial" w:hAnsi="Arial" w:cs="Arial"/>
+          <w:b/>
+          <w:bCs/>
+          <w:sz w:val="36"/>
+          <w:szCs w:val="36"/>
+        </w:rPr>
+        <w:t>Why this name?</w:t>
+      </w:r>
+    </w:p>
+    <w:p>
+      <w:pPr>
+        <w:pStyle w:val="ListParagraph"/>
+        <w:jc w:val="both"/>
+        <w:rPr>
+          <w:rFonts w:ascii="Arial" w:hAnsi="Arial" w:cs="Arial"/>
+          <w:sz w:val="36"/>
+          <w:szCs w:val="36"/>
+        </w:rPr>
+      </w:pPr>
+      <w:r>
+        <w:rPr>
+          <w:rFonts w:ascii="Arial" w:hAnsi="Arial" w:cs="Arial"/>
+          <w:sz w:val="36"/>
+          <w:szCs w:val="36"/>
+        </w:rPr>
+        <w:t>Think of food.</w:t>
+      </w:r>
+    </w:p>
+    <w:p>
+      <w:pPr>
+        <w:pStyle w:val="ListParagraph"/>
+        <w:jc w:val="both"/>
+        <w:rPr>
+          <w:rFonts w:ascii="Arial" w:hAnsi="Arial" w:cs="Arial"/>
+          <w:sz w:val="36"/>
+          <w:szCs w:val="36"/>
+        </w:rPr>
+      </w:pPr>
+      <w:r>
+        <w:rPr>
+          <w:rFonts w:ascii="Arial" w:hAnsi="Arial" w:cs="Arial"/>
+          <w:sz w:val="36"/>
+          <w:szCs w:val="36"/>
+        </w:rPr>
+        <w:t>If you sprinkle:</w:t>
+      </w:r>
+    </w:p>
+    <w:p>
+      <w:pPr>
+        <w:pStyle w:val="ListParagraph"/>
+        <w:jc w:val="both"/>
+        <w:rPr>
+          <w:rFonts w:ascii="Arial" w:hAnsi="Arial" w:cs="Arial"/>
+          <w:sz w:val="36"/>
+          <w:szCs w:val="36"/>
+        </w:rPr>
+      </w:pPr>
+      <w:r>
+        <w:rPr>
+          <w:rFonts w:ascii="Segoe UI Emoji" w:hAnsi="Segoe UI Emoji" w:cs="Segoe UI Emoji"/>
+          <w:sz w:val="36"/>
+          <w:szCs w:val="36"/>
+        </w:rPr>
+        <w:t>🧂</w:t>
+      </w:r>
+      <w:r>
+        <w:rPr>
+          <w:rFonts w:ascii="Arial" w:hAnsi="Arial" w:cs="Arial"/>
+          <w:sz w:val="36"/>
+          <w:szCs w:val="36"/>
+        </w:rPr>
+        <w:t xml:space="preserve"> Salt (white grains)</w:t>
+      </w:r>
+    </w:p>
+    <w:p>
+      <w:pPr>
+        <w:pStyle w:val="ListParagraph"/>
+        <w:jc w:val="both"/>
+        <w:rPr>
+          <w:rFonts w:ascii="Arial" w:hAnsi="Arial" w:cs="Arial"/>
+          <w:sz w:val="36"/>
+          <w:szCs w:val="36"/>
+        </w:rPr>
+      </w:pPr>
+      <w:r>
+        <w:rPr>
+          <w:rFonts w:ascii="Arial" w:hAnsi="Arial" w:cs="Arial"/>
+          <w:sz w:val="36"/>
+          <w:szCs w:val="36"/>
+        </w:rPr>
+        <w:t>and</w:t>
+      </w:r>
+    </w:p>
+    <w:p>
+      <w:pPr>
+        <w:pStyle w:val="ListParagraph"/>
+        <w:jc w:val="both"/>
+        <w:rPr>
+          <w:rFonts w:ascii="Arial" w:hAnsi="Arial" w:cs="Arial"/>
+          <w:sz w:val="36"/>
+          <w:szCs w:val="36"/>
+        </w:rPr>
+      </w:pPr>
+      <w:r>
+        <w:rPr>
+          <w:rFonts w:ascii="Segoe UI Emoji" w:hAnsi="Segoe UI Emoji" w:cs="Segoe UI Emoji"/>
+          <w:sz w:val="36"/>
+          <w:szCs w:val="36"/>
+        </w:rPr>
+        <w:t>⚫</w:t>
+      </w:r>
+      <w:r>
+        <w:rPr>
+          <w:rFonts w:ascii="Arial" w:hAnsi="Arial" w:cs="Arial"/>
+          <w:sz w:val="36"/>
+          <w:szCs w:val="36"/>
+        </w:rPr>
+        <w:t xml:space="preserve"> Black pepper</w:t>
+      </w:r>
+    </w:p>
+    <w:p>
+      <w:pPr>
+        <w:pStyle w:val="ListParagraph"/>
+        <w:jc w:val="both"/>
+        <w:rPr>
+          <w:rFonts w:ascii="Arial" w:hAnsi="Arial" w:cs="Arial"/>
+          <w:sz w:val="36"/>
+          <w:szCs w:val="36"/>
+        </w:rPr>
+      </w:pPr>
+      <w:r>
+        <w:rPr>
+          <w:rFonts w:ascii="Arial" w:hAnsi="Arial" w:cs="Arial"/>
+          <w:sz w:val="36"/>
+          <w:szCs w:val="36"/>
+        </w:rPr>
+        <w:t>on food, it looks like random white and black dots.</w:t>
+      </w:r>
+    </w:p>
+    <w:p>
+      <w:pPr>
+        <w:pStyle w:val="ListParagraph"/>
+        <w:jc w:val="both"/>
+        <w:rPr>
+          <w:rFonts w:ascii="Arial" w:hAnsi="Arial" w:cs="Arial"/>
+          <w:sz w:val="36"/>
+          <w:szCs w:val="36"/>
+        </w:rPr>
+      </w:pPr>
+      <w:r>
+        <w:rPr>
+          <w:rFonts w:ascii="Arial" w:hAnsi="Arial" w:cs="Arial"/>
+          <w:sz w:val="36"/>
+          <w:szCs w:val="36"/>
+        </w:rPr>
+        <w:t xml:space="preserve">The same pattern appears in digital images, so it's called </w:t>
+      </w:r>
+      <w:r>
+        <w:rPr>
+          <w:rFonts w:ascii="Arial" w:hAnsi="Arial" w:cs="Arial"/>
+          <w:b/>
+          <w:bCs/>
+          <w:sz w:val="36"/>
+          <w:szCs w:val="36"/>
+        </w:rPr>
+        <w:t>Salt-and-Pepper Noise</w:t>
+      </w:r>
+      <w:r>
+        <w:rPr>
+          <w:rFonts w:ascii="Arial" w:hAnsi="Arial" w:cs="Arial"/>
+          <w:sz w:val="36"/>
+          <w:szCs w:val="36"/>
+        </w:rPr>
+        <w:t>.</w:t>
+      </w:r>
+    </w:p>
+    <w:p>
+      <w:pPr>
+        <w:pStyle w:val="ListParagraph"/>
+        <w:jc w:val="both"/>
+        <w:rPr>
+          <w:rFonts w:ascii="Arial" w:hAnsi="Arial" w:cs="Arial"/>
+          <w:sz w:val="36"/>
+          <w:szCs w:val="36"/>
+        </w:rPr>
+      </w:pPr>
+      <w:r>
+        <w:rPr>
+          <w:rFonts w:ascii="Arial" w:hAnsi="Arial" w:cs="Arial"/>
+          <w:sz w:val="36"/>
+          <w:szCs w:val="36"/>
+        </w:rPr>
+        <w:pict w14:anchorId="0281DD03">
+          <v:rect id="_x0000_i1054" style="width:0;height:1.5pt" o:hralign="center" o:hrstd="t" o:hr="t" fillcolor="#a0a0a0" stroked="f"/>
+        </w:pict>
+      </w:r>
+    </w:p>
+    <w:p>
+      <w:pPr>
+        <w:pStyle w:val="ListParagraph"/>
+        <w:jc w:val="both"/>
+        <w:rPr>
+          <w:rFonts w:ascii="Arial" w:hAnsi="Arial" w:cs="Arial"/>
+          <w:b/>
+          <w:bCs/>
+          <w:sz w:val="36"/>
+          <w:szCs w:val="36"/>
+        </w:rPr>
+      </w:pPr>
+      <w:r>
+        <w:rPr>
+          <w:rFonts w:ascii="Segoe UI Emoji" w:hAnsi="Segoe UI Emoji" w:cs="Segoe UI Emoji"/>
+          <w:b/>
+          <w:bCs/>
+          <w:sz w:val="36"/>
+          <w:szCs w:val="36"/>
+        </w:rPr>
+        <w:t>🤔</w:t>
+      </w:r>
+      <w:r>
+        <w:rPr>
+          <w:rFonts w:ascii="Arial" w:hAnsi="Arial" w:cs="Arial"/>
+          <w:b/>
+          <w:bCs/>
+          <w:sz w:val="36"/>
+          <w:szCs w:val="36"/>
+        </w:rPr>
+        <w:t xml:space="preserve"> Can Gaussian Blur remove it?</w:t>
+      </w:r>
+    </w:p>
+    <w:p>
+      <w:pPr>
+        <w:pStyle w:val="ListParagraph"/>
+        <w:jc w:val="both"/>
+        <w:rPr>
+          <w:rFonts w:ascii="Arial" w:hAnsi="Arial" w:cs="Arial"/>
+          <w:sz w:val="36"/>
+          <w:szCs w:val="36"/>
+        </w:rPr>
+      </w:pPr>
+      <w:r>
+        <w:rPr>
+          <w:rFonts w:ascii="Arial" w:hAnsi="Arial" w:cs="Arial"/>
+          <w:sz w:val="36"/>
+          <w:szCs w:val="36"/>
+        </w:rPr>
+        <w:t>Yes...</w:t>
+      </w:r>
+    </w:p>
+    <w:p>
+      <w:pPr>
+        <w:pStyle w:val="ListParagraph"/>
+        <w:jc w:val="both"/>
+        <w:rPr>
+          <w:rFonts w:ascii="Arial" w:hAnsi="Arial" w:cs="Arial"/>
+          <w:sz w:val="36"/>
+          <w:szCs w:val="36"/>
+        </w:rPr>
+      </w:pPr>
+      <w:r>
+        <w:rPr>
+          <w:rFonts w:ascii="Arial" w:hAnsi="Arial" w:cs="Arial"/>
+          <w:sz w:val="36"/>
+          <w:szCs w:val="36"/>
+        </w:rPr>
+        <w:t>But there's a problem.</w:t>
+      </w:r>
+    </w:p>
+    <w:p>
+      <w:pPr>
+        <w:pStyle w:val="ListParagraph"/>
+        <w:jc w:val="both"/>
+        <w:rPr>
+          <w:rFonts w:ascii="Arial" w:hAnsi="Arial" w:cs="Arial"/>
+          <w:sz w:val="36"/>
+          <w:szCs w:val="36"/>
+        </w:rPr>
+      </w:pPr>
+      <w:r>
+        <w:rPr>
+          <w:rFonts w:ascii="Arial" w:hAnsi="Arial" w:cs="Arial"/>
+          <w:sz w:val="36"/>
+          <w:szCs w:val="36"/>
+        </w:rPr>
+        <w:t>Suppose one pixel is black:</w:t>
+      </w:r>
+    </w:p>
+    <w:p>
+      <w:pPr>
+        <w:pStyle w:val="ListParagraph"/>
+        <w:jc w:val="both"/>
+        <w:rPr>
+          <w:rFonts w:ascii="Arial" w:hAnsi="Arial" w:cs="Arial"/>
+          <w:sz w:val="36"/>
+          <w:szCs w:val="36"/>
+        </w:rPr>
+      </w:pPr>
+      <w:r>
+        <w:rPr>
+          <w:rFonts w:ascii="Arial" w:hAnsi="Arial" w:cs="Arial"/>
+          <w:sz w:val="36"/>
+          <w:szCs w:val="36"/>
+        </w:rPr>
+        <w:lastRenderedPageBreak/>
+        <w:t>100 102 101</w:t>
+      </w:r>
+    </w:p>
+    <w:p>
+      <w:pPr>
+        <w:pStyle w:val="ListParagraph"/>
+        <w:jc w:val="both"/>
+        <w:rPr>
+          <w:rFonts w:ascii="Arial" w:hAnsi="Arial" w:cs="Arial"/>
+          <w:sz w:val="36"/>
+          <w:szCs w:val="36"/>
+        </w:rPr>
+      </w:pPr>
+      <w:r>
+        <w:rPr>
+          <w:rFonts w:ascii="Arial" w:hAnsi="Arial" w:cs="Arial"/>
+          <w:sz w:val="36"/>
+          <w:szCs w:val="36"/>
+        </w:rPr>
+        <w:t>101   0 103</w:t>
+      </w:r>
+    </w:p>
+    <w:p>
+      <w:pPr>
+        <w:pStyle w:val="ListParagraph"/>
+        <w:jc w:val="both"/>
+        <w:rPr>
+          <w:rFonts w:ascii="Arial" w:hAnsi="Arial" w:cs="Arial"/>
+          <w:sz w:val="36"/>
+          <w:szCs w:val="36"/>
+        </w:rPr>
+      </w:pPr>
+      <w:r>
+        <w:rPr>
+          <w:rFonts w:ascii="Arial" w:hAnsi="Arial" w:cs="Arial"/>
+          <w:sz w:val="36"/>
+          <w:szCs w:val="36"/>
+        </w:rPr>
+        <w:t>102 101 100</w:t>
+      </w:r>
+    </w:p>
+    <w:p>
+      <w:pPr>
+        <w:pStyle w:val="ListParagraph"/>
+        <w:jc w:val="both"/>
+        <w:rPr>
+          <w:rFonts w:ascii="Arial" w:hAnsi="Arial" w:cs="Arial"/>
+          <w:sz w:val="36"/>
+          <w:szCs w:val="36"/>
+        </w:rPr>
+      </w:pPr>
+      <w:r>
+        <w:rPr>
+          <w:rFonts w:ascii="Arial" w:hAnsi="Arial" w:cs="Arial"/>
+          <w:sz w:val="36"/>
+          <w:szCs w:val="36"/>
+        </w:rPr>
+        <w:t xml:space="preserve">The </w:t>
+      </w:r>
+      <w:proofErr w:type="spellStart"/>
+      <w:r>
+        <w:rPr>
+          <w:rFonts w:ascii="Arial" w:hAnsi="Arial" w:cs="Arial"/>
+          <w:sz w:val="36"/>
+          <w:szCs w:val="36"/>
+        </w:rPr>
+        <w:t>center</w:t>
+      </w:r>
+      <w:proofErr w:type="spellEnd"/>
+      <w:r>
+        <w:rPr>
+          <w:rFonts w:ascii="Arial" w:hAnsi="Arial" w:cs="Arial"/>
+          <w:sz w:val="36"/>
+          <w:szCs w:val="36"/>
+        </w:rPr>
+        <w:t xml:space="preserve"> pixel (0) is noise.</w:t>
+      </w:r>
+    </w:p>
+    <w:p>
+      <w:pPr>
+        <w:pStyle w:val="ListParagraph"/>
+        <w:jc w:val="both"/>
+        <w:rPr>
+          <w:rFonts w:ascii="Arial" w:hAnsi="Arial" w:cs="Arial"/>
+          <w:sz w:val="36"/>
+          <w:szCs w:val="36"/>
+        </w:rPr>
+      </w:pPr>
+      <w:r>
+        <w:rPr>
+          <w:rFonts w:ascii="Arial" w:hAnsi="Arial" w:cs="Arial"/>
+          <w:sz w:val="36"/>
+          <w:szCs w:val="36"/>
+        </w:rPr>
+        <w:t xml:space="preserve">Gaussian Blur will </w:t>
+      </w:r>
+      <w:r>
+        <w:rPr>
+          <w:rFonts w:ascii="Arial" w:hAnsi="Arial" w:cs="Arial"/>
+          <w:b/>
+          <w:bCs/>
+          <w:sz w:val="36"/>
+          <w:szCs w:val="36"/>
+        </w:rPr>
+        <w:t>average</w:t>
+      </w:r>
+      <w:r>
+        <w:rPr>
+          <w:rFonts w:ascii="Arial" w:hAnsi="Arial" w:cs="Arial"/>
+          <w:sz w:val="36"/>
+          <w:szCs w:val="36"/>
+        </w:rPr>
+        <w:t xml:space="preserve"> these values.</w:t>
+      </w:r>
+    </w:p>
+    <w:p>
+      <w:pPr>
+        <w:pStyle w:val="ListParagraph"/>
+        <w:jc w:val="both"/>
+        <w:rPr>
+          <w:rFonts w:ascii="Arial" w:hAnsi="Arial" w:cs="Arial"/>
+          <w:sz w:val="36"/>
+          <w:szCs w:val="36"/>
+        </w:rPr>
+      </w:pPr>
+      <w:r>
+        <w:rPr>
+          <w:rFonts w:ascii="Arial" w:hAnsi="Arial" w:cs="Arial"/>
+          <w:sz w:val="36"/>
+          <w:szCs w:val="36"/>
+        </w:rPr>
+        <w:t>The result becomes something like:</w:t>
+      </w:r>
+    </w:p>
+    <w:p>
+      <w:pPr>
+        <w:pStyle w:val="ListParagraph"/>
+        <w:jc w:val="both"/>
+        <w:rPr>
+          <w:rFonts w:ascii="Arial" w:hAnsi="Arial" w:cs="Arial"/>
+          <w:sz w:val="36"/>
+          <w:szCs w:val="36"/>
+        </w:rPr>
+      </w:pPr>
+      <w:r>
+        <w:rPr>
+          <w:rFonts w:ascii="Arial" w:hAnsi="Arial" w:cs="Arial"/>
+          <w:sz w:val="36"/>
+          <w:szCs w:val="36"/>
+        </w:rPr>
+        <w:t>89</w:t>
+      </w:r>
+    </w:p>
+    <w:p>
+      <w:pPr>
+        <w:pStyle w:val="ListParagraph"/>
+        <w:jc w:val="both"/>
+        <w:rPr>
+          <w:rFonts w:ascii="Arial" w:hAnsi="Arial" w:cs="Arial"/>
+          <w:sz w:val="36"/>
+          <w:szCs w:val="36"/>
+        </w:rPr>
+      </w:pPr>
+      <w:r>
+        <w:rPr>
+          <w:rFonts w:ascii="Arial" w:hAnsi="Arial" w:cs="Arial"/>
+          <w:sz w:val="36"/>
+          <w:szCs w:val="36"/>
+        </w:rPr>
+        <w:t>The noise is reduced, but the surrounding pixels also become blurrier.</w:t>
+      </w:r>
+    </w:p>
+    <w:p>
+      <w:pPr>
+        <w:pStyle w:val="ListParagraph"/>
+        <w:jc w:val="both"/>
+        <w:rPr>
+          <w:rFonts w:ascii="Arial" w:hAnsi="Arial" w:cs="Arial"/>
+          <w:sz w:val="36"/>
+          <w:szCs w:val="36"/>
+        </w:rPr>
+      </w:pPr>
+      <w:r>
+        <w:rPr>
+          <w:rFonts w:ascii="Arial" w:hAnsi="Arial" w:cs="Arial"/>
+          <w:sz w:val="36"/>
+          <w:szCs w:val="36"/>
+        </w:rPr>
+        <w:pict w14:anchorId="4B087D47">
+          <v:rect id="_x0000_i1055" style="width:0;height:1.5pt" o:hralign="center" o:hrstd="t" o:hr="t" fillcolor="#a0a0a0" stroked="f"/>
+        </w:pict>
+      </w:r>
+    </w:p>
+    <w:p>
+      <w:pPr>
+        <w:pStyle w:val="ListParagraph"/>
+        <w:jc w:val="both"/>
+        <w:rPr>
+          <w:rFonts w:ascii="Arial" w:hAnsi="Arial" w:cs="Arial"/>
+          <w:b/>
+          <w:bCs/>
+          <w:sz w:val="36"/>
+          <w:szCs w:val="36"/>
+        </w:rPr>
+      </w:pPr>
+      <w:r>
+        <w:rPr>
+          <w:rFonts w:ascii="Arial" w:hAnsi="Arial" w:cs="Arial"/>
+          <w:b/>
+          <w:bCs/>
+          <w:sz w:val="36"/>
+          <w:szCs w:val="36"/>
+        </w:rPr>
+        <w:t>What does Median Blur do?</w:t>
+      </w:r>
+    </w:p>
+    <w:p>
+      <w:pPr>
+        <w:pStyle w:val="ListParagraph"/>
+        <w:jc w:val="both"/>
+        <w:rPr>
+          <w:rFonts w:ascii="Arial" w:hAnsi="Arial" w:cs="Arial"/>
+          <w:sz w:val="36"/>
+          <w:szCs w:val="36"/>
+        </w:rPr>
+      </w:pPr>
+      <w:r>
+        <w:rPr>
+          <w:rFonts w:ascii="Arial" w:hAnsi="Arial" w:cs="Arial"/>
+          <w:sz w:val="36"/>
+          <w:szCs w:val="36"/>
+        </w:rPr>
+        <w:t xml:space="preserve">Instead of calculating the </w:t>
+      </w:r>
+      <w:r>
+        <w:rPr>
+          <w:rFonts w:ascii="Arial" w:hAnsi="Arial" w:cs="Arial"/>
+          <w:b/>
+          <w:bCs/>
+          <w:sz w:val="36"/>
+          <w:szCs w:val="36"/>
+        </w:rPr>
+        <w:t>average</w:t>
+      </w:r>
+      <w:r>
+        <w:rPr>
+          <w:rFonts w:ascii="Arial" w:hAnsi="Arial" w:cs="Arial"/>
+          <w:sz w:val="36"/>
+          <w:szCs w:val="36"/>
+        </w:rPr>
+        <w:t xml:space="preserve">, it finds the </w:t>
+      </w:r>
+      <w:r>
+        <w:rPr>
+          <w:rFonts w:ascii="Arial" w:hAnsi="Arial" w:cs="Arial"/>
+          <w:b/>
+          <w:bCs/>
+          <w:sz w:val="36"/>
+          <w:szCs w:val="36"/>
+        </w:rPr>
+        <w:t>middle value (median)</w:t>
+      </w:r>
+      <w:r>
+        <w:rPr>
+          <w:rFonts w:ascii="Arial" w:hAnsi="Arial" w:cs="Arial"/>
+          <w:sz w:val="36"/>
+          <w:szCs w:val="36"/>
+        </w:rPr>
+        <w:t>.</w:t>
+      </w:r>
+    </w:p>
+    <w:p>
+      <w:pPr>
+        <w:pStyle w:val="ListParagraph"/>
+        <w:jc w:val="both"/>
+        <w:rPr>
+          <w:rFonts w:ascii="Arial" w:hAnsi="Arial" w:cs="Arial"/>
+          <w:sz w:val="36"/>
+          <w:szCs w:val="36"/>
+        </w:rPr>
+      </w:pPr>
+      <w:r>
+        <w:rPr>
+          <w:rFonts w:ascii="Arial" w:hAnsi="Arial" w:cs="Arial"/>
+          <w:sz w:val="36"/>
+          <w:szCs w:val="36"/>
+        </w:rPr>
+        <w:t>Example:</w:t>
+      </w:r>
+    </w:p>
+    <w:p>
+      <w:pPr>
+        <w:pStyle w:val="ListParagraph"/>
+        <w:jc w:val="both"/>
+        <w:rPr>
+          <w:rFonts w:ascii="Arial" w:hAnsi="Arial" w:cs="Arial"/>
+          <w:sz w:val="36"/>
+          <w:szCs w:val="36"/>
+        </w:rPr>
+      </w:pPr>
+      <w:proofErr w:type="spellStart"/>
+      <w:r>
+        <w:rPr>
+          <w:rFonts w:ascii="Arial" w:hAnsi="Arial" w:cs="Arial"/>
+          <w:sz w:val="36"/>
+          <w:szCs w:val="36"/>
+        </w:rPr>
+        <w:t>Neighboring</w:t>
+      </w:r>
+      <w:proofErr w:type="spellEnd"/>
+      <w:r>
+        <w:rPr>
+          <w:rFonts w:ascii="Arial" w:hAnsi="Arial" w:cs="Arial"/>
+          <w:sz w:val="36"/>
+          <w:szCs w:val="36"/>
+        </w:rPr>
+        <w:t xml:space="preserve"> pixel values:</w:t>
+      </w:r>
+    </w:p>
+    <w:p>
+      <w:pPr>
+        <w:pStyle w:val="ListParagraph"/>
+        <w:jc w:val="both"/>
+        <w:rPr>
+          <w:rFonts w:ascii="Arial" w:hAnsi="Arial" w:cs="Arial"/>
+          <w:sz w:val="36"/>
+          <w:szCs w:val="36"/>
+        </w:rPr>
+      </w:pPr>
+      <w:r>
+        <w:rPr>
+          <w:rFonts w:ascii="Arial" w:hAnsi="Arial" w:cs="Arial"/>
+          <w:sz w:val="36"/>
+          <w:szCs w:val="36"/>
+        </w:rPr>
+        <w:t>100</w:t>
+      </w:r>
+    </w:p>
+    <w:p>
+      <w:pPr>
+        <w:pStyle w:val="ListParagraph"/>
+        <w:jc w:val="both"/>
+        <w:rPr>
+          <w:rFonts w:ascii="Arial" w:hAnsi="Arial" w:cs="Arial"/>
+          <w:sz w:val="36"/>
+          <w:szCs w:val="36"/>
+        </w:rPr>
+      </w:pPr>
+      <w:r>
+        <w:rPr>
+          <w:rFonts w:ascii="Arial" w:hAnsi="Arial" w:cs="Arial"/>
+          <w:sz w:val="36"/>
+          <w:szCs w:val="36"/>
+        </w:rPr>
+        <w:t>101</w:t>
+      </w:r>
+    </w:p>
+    <w:p>
+      <w:pPr>
+        <w:pStyle w:val="ListParagraph"/>
+        <w:jc w:val="both"/>
+        <w:rPr>
+          <w:rFonts w:ascii="Arial" w:hAnsi="Arial" w:cs="Arial"/>
+          <w:sz w:val="36"/>
+          <w:szCs w:val="36"/>
+        </w:rPr>
+      </w:pPr>
+      <w:r>
+        <w:rPr>
+          <w:rFonts w:ascii="Arial" w:hAnsi="Arial" w:cs="Arial"/>
+          <w:sz w:val="36"/>
+          <w:szCs w:val="36"/>
+        </w:rPr>
+        <w:t>102</w:t>
+      </w:r>
+    </w:p>
+    <w:p>
+      <w:pPr>
+        <w:pStyle w:val="ListParagraph"/>
+        <w:jc w:val="both"/>
+        <w:rPr>
+          <w:rFonts w:ascii="Arial" w:hAnsi="Arial" w:cs="Arial"/>
+          <w:sz w:val="36"/>
+          <w:szCs w:val="36"/>
+        </w:rPr>
+      </w:pPr>
+      <w:r>
+        <w:rPr>
+          <w:rFonts w:ascii="Arial" w:hAnsi="Arial" w:cs="Arial"/>
+          <w:sz w:val="36"/>
+          <w:szCs w:val="36"/>
+        </w:rPr>
+        <w:t>103</w:t>
+      </w:r>
+    </w:p>
+    <w:p>
+      <w:pPr>
+        <w:pStyle w:val="ListParagraph"/>
+        <w:jc w:val="both"/>
+        <w:rPr>
+          <w:rFonts w:ascii="Arial" w:hAnsi="Arial" w:cs="Arial"/>
+          <w:sz w:val="36"/>
+          <w:szCs w:val="36"/>
+        </w:rPr>
+      </w:pPr>
+      <w:r>
+        <w:rPr>
+          <w:rFonts w:ascii="Arial" w:hAnsi="Arial" w:cs="Arial"/>
+          <w:sz w:val="36"/>
+          <w:szCs w:val="36"/>
+        </w:rPr>
+        <w:t>0</w:t>
+      </w:r>
+    </w:p>
+    <w:p>
+      <w:pPr>
+        <w:pStyle w:val="ListParagraph"/>
+        <w:jc w:val="both"/>
+        <w:rPr>
+          <w:rFonts w:ascii="Arial" w:hAnsi="Arial" w:cs="Arial"/>
+          <w:sz w:val="36"/>
+          <w:szCs w:val="36"/>
+        </w:rPr>
+      </w:pPr>
+      <w:r>
+        <w:rPr>
+          <w:rFonts w:ascii="Arial" w:hAnsi="Arial" w:cs="Arial"/>
+          <w:sz w:val="36"/>
+          <w:szCs w:val="36"/>
+        </w:rPr>
+        <w:t>101</w:t>
+      </w:r>
+    </w:p>
+    <w:p>
+      <w:pPr>
+        <w:pStyle w:val="ListParagraph"/>
+        <w:jc w:val="both"/>
+        <w:rPr>
+          <w:rFonts w:ascii="Arial" w:hAnsi="Arial" w:cs="Arial"/>
+          <w:sz w:val="36"/>
+          <w:szCs w:val="36"/>
+        </w:rPr>
+      </w:pPr>
+      <w:r>
+        <w:rPr>
+          <w:rFonts w:ascii="Arial" w:hAnsi="Arial" w:cs="Arial"/>
+          <w:sz w:val="36"/>
+          <w:szCs w:val="36"/>
+        </w:rPr>
+        <w:t>102</w:t>
+      </w:r>
+    </w:p>
+    <w:p>
+      <w:pPr>
+        <w:pStyle w:val="ListParagraph"/>
+        <w:jc w:val="both"/>
+        <w:rPr>
+          <w:rFonts w:ascii="Arial" w:hAnsi="Arial" w:cs="Arial"/>
+          <w:sz w:val="36"/>
+          <w:szCs w:val="36"/>
+        </w:rPr>
+      </w:pPr>
+      <w:r>
+        <w:rPr>
+          <w:rFonts w:ascii="Arial" w:hAnsi="Arial" w:cs="Arial"/>
+          <w:sz w:val="36"/>
+          <w:szCs w:val="36"/>
+        </w:rPr>
+        <w:t>100</w:t>
+      </w:r>
+    </w:p>
+    <w:p>
+      <w:pPr>
+        <w:pStyle w:val="ListParagraph"/>
+        <w:jc w:val="both"/>
+        <w:rPr>
+          <w:rFonts w:ascii="Arial" w:hAnsi="Arial" w:cs="Arial"/>
+          <w:sz w:val="36"/>
+          <w:szCs w:val="36"/>
+        </w:rPr>
+      </w:pPr>
+      <w:r>
+        <w:rPr>
+          <w:rFonts w:ascii="Arial" w:hAnsi="Arial" w:cs="Arial"/>
+          <w:sz w:val="36"/>
+          <w:szCs w:val="36"/>
+        </w:rPr>
+        <w:t>101</w:t>
+      </w:r>
+    </w:p>
+    <w:p>
+      <w:pPr>
+        <w:pStyle w:val="ListParagraph"/>
+        <w:jc w:val="both"/>
+        <w:rPr>
+          <w:rFonts w:ascii="Arial" w:hAnsi="Arial" w:cs="Arial"/>
+          <w:sz w:val="36"/>
+          <w:szCs w:val="36"/>
+        </w:rPr>
+      </w:pPr>
+      <w:r>
+        <w:rPr>
+          <w:rFonts w:ascii="Arial" w:hAnsi="Arial" w:cs="Arial"/>
+          <w:sz w:val="36"/>
+          <w:szCs w:val="36"/>
+        </w:rPr>
+        <w:t>Arrange them in order:</w:t>
+      </w:r>
+    </w:p>
+    <w:p>
+      <w:pPr>
+        <w:pStyle w:val="ListParagraph"/>
+        <w:jc w:val="both"/>
+        <w:rPr>
+          <w:rFonts w:ascii="Arial" w:hAnsi="Arial" w:cs="Arial"/>
+          <w:sz w:val="36"/>
+          <w:szCs w:val="36"/>
+        </w:rPr>
+      </w:pPr>
+      <w:r>
+        <w:rPr>
+          <w:rFonts w:ascii="Arial" w:hAnsi="Arial" w:cs="Arial"/>
+          <w:sz w:val="36"/>
+          <w:szCs w:val="36"/>
+        </w:rPr>
+        <w:t>0</w:t>
+      </w:r>
+    </w:p>
+    <w:p>
+      <w:pPr>
+        <w:pStyle w:val="ListParagraph"/>
+        <w:jc w:val="both"/>
+        <w:rPr>
+          <w:rFonts w:ascii="Arial" w:hAnsi="Arial" w:cs="Arial"/>
+          <w:sz w:val="36"/>
+          <w:szCs w:val="36"/>
+        </w:rPr>
+      </w:pPr>
+      <w:r>
+        <w:rPr>
+          <w:rFonts w:ascii="Arial" w:hAnsi="Arial" w:cs="Arial"/>
+          <w:sz w:val="36"/>
+          <w:szCs w:val="36"/>
+        </w:rPr>
+        <w:t>100</w:t>
+      </w:r>
+    </w:p>
+    <w:p>
+      <w:pPr>
+        <w:pStyle w:val="ListParagraph"/>
+        <w:jc w:val="both"/>
+        <w:rPr>
+          <w:rFonts w:ascii="Arial" w:hAnsi="Arial" w:cs="Arial"/>
+          <w:sz w:val="36"/>
+          <w:szCs w:val="36"/>
+        </w:rPr>
+      </w:pPr>
+      <w:r>
+        <w:rPr>
+          <w:rFonts w:ascii="Arial" w:hAnsi="Arial" w:cs="Arial"/>
+          <w:sz w:val="36"/>
+          <w:szCs w:val="36"/>
+        </w:rPr>
+        <w:t>100</w:t>
+      </w:r>
+    </w:p>
+    <w:p>
+      <w:pPr>
+        <w:pStyle w:val="ListParagraph"/>
+        <w:jc w:val="both"/>
+        <w:rPr>
+          <w:rFonts w:ascii="Arial" w:hAnsi="Arial" w:cs="Arial"/>
+          <w:sz w:val="36"/>
+          <w:szCs w:val="36"/>
+        </w:rPr>
+      </w:pPr>
+      <w:r>
+        <w:rPr>
+          <w:rFonts w:ascii="Arial" w:hAnsi="Arial" w:cs="Arial"/>
+          <w:sz w:val="36"/>
+          <w:szCs w:val="36"/>
+        </w:rPr>
+        <w:t>101</w:t>
+      </w:r>
+    </w:p>
+    <w:p>
+      <w:pPr>
+        <w:pStyle w:val="ListParagraph"/>
+        <w:jc w:val="both"/>
+        <w:rPr>
+          <w:rFonts w:ascii="Arial" w:hAnsi="Arial" w:cs="Arial"/>
+          <w:sz w:val="36"/>
+          <w:szCs w:val="36"/>
+        </w:rPr>
+      </w:pPr>
+      <w:r>
+        <w:rPr>
+          <w:rFonts w:ascii="Arial" w:hAnsi="Arial" w:cs="Arial"/>
+          <w:sz w:val="36"/>
+          <w:szCs w:val="36"/>
+        </w:rPr>
+        <w:lastRenderedPageBreak/>
+        <w:t>101</w:t>
+      </w:r>
+    </w:p>
+    <w:p>
+      <w:pPr>
+        <w:pStyle w:val="ListParagraph"/>
+        <w:jc w:val="both"/>
+        <w:rPr>
+          <w:rFonts w:ascii="Arial" w:hAnsi="Arial" w:cs="Arial"/>
+          <w:sz w:val="36"/>
+          <w:szCs w:val="36"/>
+        </w:rPr>
+      </w:pPr>
+      <w:r>
+        <w:rPr>
+          <w:rFonts w:ascii="Arial" w:hAnsi="Arial" w:cs="Arial"/>
+          <w:sz w:val="36"/>
+          <w:szCs w:val="36"/>
+        </w:rPr>
+        <w:t>101</w:t>
+      </w:r>
+    </w:p>
+    <w:p>
+      <w:pPr>
+        <w:pStyle w:val="ListParagraph"/>
+        <w:jc w:val="both"/>
+        <w:rPr>
+          <w:rFonts w:ascii="Arial" w:hAnsi="Arial" w:cs="Arial"/>
+          <w:sz w:val="36"/>
+          <w:szCs w:val="36"/>
+        </w:rPr>
+      </w:pPr>
+      <w:r>
+        <w:rPr>
+          <w:rFonts w:ascii="Arial" w:hAnsi="Arial" w:cs="Arial"/>
+          <w:sz w:val="36"/>
+          <w:szCs w:val="36"/>
+        </w:rPr>
+        <w:t>102</w:t>
+      </w:r>
+    </w:p>
+    <w:p>
+      <w:pPr>
+        <w:pStyle w:val="ListParagraph"/>
+        <w:jc w:val="both"/>
+        <w:rPr>
+          <w:rFonts w:ascii="Arial" w:hAnsi="Arial" w:cs="Arial"/>
+          <w:sz w:val="36"/>
+          <w:szCs w:val="36"/>
+        </w:rPr>
+      </w:pPr>
+      <w:r>
+        <w:rPr>
+          <w:rFonts w:ascii="Arial" w:hAnsi="Arial" w:cs="Arial"/>
+          <w:sz w:val="36"/>
+          <w:szCs w:val="36"/>
+        </w:rPr>
+        <w:t>102</w:t>
+      </w:r>
+    </w:p>
+    <w:p>
+      <w:pPr>
+        <w:pStyle w:val="ListParagraph"/>
+        <w:jc w:val="both"/>
+        <w:rPr>
+          <w:rFonts w:ascii="Arial" w:hAnsi="Arial" w:cs="Arial"/>
+          <w:sz w:val="36"/>
+          <w:szCs w:val="36"/>
+        </w:rPr>
+      </w:pPr>
+      <w:r>
+        <w:rPr>
+          <w:rFonts w:ascii="Arial" w:hAnsi="Arial" w:cs="Arial"/>
+          <w:sz w:val="36"/>
+          <w:szCs w:val="36"/>
+        </w:rPr>
+        <w:t>103</w:t>
+      </w:r>
+    </w:p>
+    <w:p>
+      <w:pPr>
+        <w:pStyle w:val="ListParagraph"/>
+        <w:jc w:val="both"/>
+        <w:rPr>
+          <w:rFonts w:ascii="Arial" w:hAnsi="Arial" w:cs="Arial"/>
+          <w:sz w:val="36"/>
+          <w:szCs w:val="36"/>
+        </w:rPr>
+      </w:pPr>
+      <w:r>
+        <w:rPr>
+          <w:rFonts w:ascii="Arial" w:hAnsi="Arial" w:cs="Arial"/>
+          <w:sz w:val="36"/>
+          <w:szCs w:val="36"/>
+        </w:rPr>
+        <w:t xml:space="preserve">The </w:t>
+      </w:r>
+      <w:r>
+        <w:rPr>
+          <w:rFonts w:ascii="Arial" w:hAnsi="Arial" w:cs="Arial"/>
+          <w:b/>
+          <w:bCs/>
+          <w:sz w:val="36"/>
+          <w:szCs w:val="36"/>
+        </w:rPr>
+        <w:t>middle value</w:t>
+      </w:r>
+      <w:r>
+        <w:rPr>
+          <w:rFonts w:ascii="Arial" w:hAnsi="Arial" w:cs="Arial"/>
+          <w:sz w:val="36"/>
+          <w:szCs w:val="36"/>
+        </w:rPr>
+        <w:t xml:space="preserve"> is:</w:t>
+      </w:r>
+    </w:p>
+    <w:p>
+      <w:pPr>
+        <w:pStyle w:val="ListParagraph"/>
+        <w:jc w:val="both"/>
+        <w:rPr>
+          <w:rFonts w:ascii="Arial" w:hAnsi="Arial" w:cs="Arial"/>
+          <w:sz w:val="36"/>
+          <w:szCs w:val="36"/>
+        </w:rPr>
+      </w:pPr>
+      <w:r>
+        <w:rPr>
+          <w:rFonts w:ascii="Arial" w:hAnsi="Arial" w:cs="Arial"/>
+          <w:sz w:val="36"/>
+          <w:szCs w:val="36"/>
+        </w:rPr>
+        <w:t>101</w:t>
+      </w:r>
+    </w:p>
+    <w:p>
+      <w:pPr>
+        <w:pStyle w:val="ListParagraph"/>
+        <w:jc w:val="both"/>
+        <w:rPr>
+          <w:rFonts w:ascii="Arial" w:hAnsi="Arial" w:cs="Arial"/>
+          <w:sz w:val="36"/>
+          <w:szCs w:val="36"/>
+        </w:rPr>
+      </w:pPr>
+      <w:r>
+        <w:rPr>
+          <w:rFonts w:ascii="Arial" w:hAnsi="Arial" w:cs="Arial"/>
+          <w:sz w:val="36"/>
+          <w:szCs w:val="36"/>
+        </w:rPr>
+        <w:t>So the noisy pixel (0) becomes:</w:t>
+      </w:r>
+    </w:p>
+    <w:p>
+      <w:pPr>
+        <w:pStyle w:val="ListParagraph"/>
+        <w:jc w:val="both"/>
+        <w:rPr>
+          <w:rFonts w:ascii="Arial" w:hAnsi="Arial" w:cs="Arial"/>
+          <w:sz w:val="36"/>
+          <w:szCs w:val="36"/>
+        </w:rPr>
+      </w:pPr>
+      <w:r>
+        <w:rPr>
+          <w:rFonts w:ascii="Arial" w:hAnsi="Arial" w:cs="Arial"/>
+          <w:sz w:val="36"/>
+          <w:szCs w:val="36"/>
+        </w:rPr>
+        <w:t>101</w:t>
+      </w:r>
+    </w:p>
+    <w:p>
+      <w:pPr>
+        <w:pStyle w:val="ListParagraph"/>
+        <w:jc w:val="both"/>
+        <w:rPr>
+          <w:rFonts w:ascii="Arial" w:hAnsi="Arial" w:cs="Arial"/>
+          <w:sz w:val="36"/>
+          <w:szCs w:val="36"/>
+        </w:rPr>
+      </w:pPr>
+      <w:r>
+        <w:rPr>
+          <w:rFonts w:ascii="Arial" w:hAnsi="Arial" w:cs="Arial"/>
+          <w:sz w:val="36"/>
+          <w:szCs w:val="36"/>
+        </w:rPr>
+        <w:t>Notice something?</w:t>
+      </w:r>
+    </w:p>
+    <w:p>
+      <w:pPr>
+        <w:pStyle w:val="ListParagraph"/>
+        <w:jc w:val="both"/>
+        <w:rPr>
+          <w:rFonts w:ascii="Arial" w:hAnsi="Arial" w:cs="Arial"/>
+          <w:sz w:val="36"/>
+          <w:szCs w:val="36"/>
+        </w:rPr>
+      </w:pPr>
+      <w:r>
+        <w:rPr>
+          <w:rFonts w:ascii="Arial" w:hAnsi="Arial" w:cs="Arial"/>
+          <w:sz w:val="36"/>
+          <w:szCs w:val="36"/>
+        </w:rPr>
+        <w:t xml:space="preserve">The strange black pixel disappeared </w:t>
+      </w:r>
+      <w:r>
+        <w:rPr>
+          <w:rFonts w:ascii="Arial" w:hAnsi="Arial" w:cs="Arial"/>
+          <w:b/>
+          <w:bCs/>
+          <w:sz w:val="36"/>
+          <w:szCs w:val="36"/>
+        </w:rPr>
+        <w:t>without making the surrounding area as blurry</w:t>
+      </w:r>
+      <w:r>
+        <w:rPr>
+          <w:rFonts w:ascii="Arial" w:hAnsi="Arial" w:cs="Arial"/>
+          <w:sz w:val="36"/>
+          <w:szCs w:val="36"/>
+        </w:rPr>
+        <w:t>.</w:t>
+      </w:r>
+    </w:p>
+    <w:p>
+      <w:pPr>
+        <w:pStyle w:val="ListParagraph"/>
+        <w:jc w:val="both"/>
+        <w:rPr>
+          <w:rFonts w:ascii="Arial" w:hAnsi="Arial" w:cs="Arial"/>
+          <w:sz w:val="36"/>
+          <w:szCs w:val="36"/>
+        </w:rPr>
+      </w:pPr>
+    </w:p>
+    <w:p>
+      <w:pPr>
+        <w:pStyle w:val="ListParagraph"/>
+        <w:numPr>
+          <w:ilvl w:val="0"/>
+          <w:numId w:val="18"/>
+        </w:numPr>
+        <w:jc w:val="both"/>
+        <w:rPr>
+          <w:rFonts w:ascii="Arial" w:hAnsi="Arial" w:cs="Arial"/>
+          <w:sz w:val="36"/>
+          <w:szCs w:val="36"/>
+        </w:rPr>
+      </w:pPr>
+      <w:r>
+        <w:rPr>
+          <w:rFonts w:ascii="Arial" w:hAnsi="Arial" w:cs="Arial"/>
+          <w:sz w:val="36"/>
+          <w:szCs w:val="36"/>
+        </w:rPr>
+        <w:t>Median Blur</w:t>
+      </w:r>
+    </w:p>
+    <w:p>
+      <w:pPr>
+        <w:pStyle w:val="ListParagraph"/>
+        <w:jc w:val="both"/>
+        <w:rPr>
+          <w:rFonts w:ascii="Arial" w:hAnsi="Arial" w:cs="Arial"/>
+          <w:sz w:val="36"/>
+          <w:szCs w:val="36"/>
+        </w:rPr>
+      </w:pPr>
+    </w:p>
+    <w:p>
+      <w:pPr>
+        <w:pStyle w:val="ListParagraph"/>
+        <w:jc w:val="both"/>
+        <w:rPr>
+          <w:rFonts w:ascii="Arial" w:hAnsi="Arial" w:cs="Arial"/>
+          <w:sz w:val="36"/>
+          <w:szCs w:val="36"/>
+        </w:rPr>
+      </w:pPr>
+      <w:r>
+        <w:rPr>
+          <w:rFonts w:ascii="Arial" w:hAnsi="Arial" w:cs="Arial"/>
+          <w:sz w:val="36"/>
+          <w:szCs w:val="36"/>
+        </w:rPr>
+        <w:t>• Used to remove salt-and-pepper noise.</w:t>
+      </w:r>
+    </w:p>
+    <w:p>
+      <w:pPr>
+        <w:pStyle w:val="ListParagraph"/>
+        <w:jc w:val="both"/>
+        <w:rPr>
+          <w:rFonts w:ascii="Arial" w:hAnsi="Arial" w:cs="Arial"/>
+          <w:sz w:val="36"/>
+          <w:szCs w:val="36"/>
+        </w:rPr>
+      </w:pPr>
+      <w:r>
+        <w:rPr>
+          <w:rFonts w:ascii="Arial" w:hAnsi="Arial" w:cs="Arial"/>
+          <w:sz w:val="36"/>
+          <w:szCs w:val="36"/>
+        </w:rPr>
+        <w:t xml:space="preserve">• Replaces the </w:t>
+      </w:r>
+      <w:proofErr w:type="spellStart"/>
+      <w:r>
+        <w:rPr>
+          <w:rFonts w:ascii="Arial" w:hAnsi="Arial" w:cs="Arial"/>
+          <w:sz w:val="36"/>
+          <w:szCs w:val="36"/>
+        </w:rPr>
+        <w:t>center</w:t>
+      </w:r>
+      <w:proofErr w:type="spellEnd"/>
+      <w:r>
+        <w:rPr>
+          <w:rFonts w:ascii="Arial" w:hAnsi="Arial" w:cs="Arial"/>
+          <w:sz w:val="36"/>
+          <w:szCs w:val="36"/>
+        </w:rPr>
+        <w:t xml:space="preserve"> pixel with the median value of </w:t>
+      </w:r>
+      <w:proofErr w:type="spellStart"/>
+      <w:r>
+        <w:rPr>
+          <w:rFonts w:ascii="Arial" w:hAnsi="Arial" w:cs="Arial"/>
+          <w:sz w:val="36"/>
+          <w:szCs w:val="36"/>
+        </w:rPr>
+        <w:t>neighboring</w:t>
+      </w:r>
+      <w:proofErr w:type="spellEnd"/>
+      <w:r>
+        <w:rPr>
+          <w:rFonts w:ascii="Arial" w:hAnsi="Arial" w:cs="Arial"/>
+          <w:sz w:val="36"/>
+          <w:szCs w:val="36"/>
+        </w:rPr>
+        <w:t xml:space="preserve"> pixels.</w:t>
+      </w:r>
+    </w:p>
+    <w:p>
+      <w:pPr>
+        <w:pStyle w:val="ListParagraph"/>
+        <w:jc w:val="both"/>
+        <w:rPr>
+          <w:rFonts w:ascii="Arial" w:hAnsi="Arial" w:cs="Arial"/>
+          <w:sz w:val="36"/>
+          <w:szCs w:val="36"/>
+        </w:rPr>
+      </w:pPr>
+      <w:r>
+        <w:rPr>
+          <w:rFonts w:ascii="Arial" w:hAnsi="Arial" w:cs="Arial"/>
+          <w:sz w:val="36"/>
+          <w:szCs w:val="36"/>
+        </w:rPr>
+        <w:t>• Preserves edges better than Gaussian Blur.</w:t>
+      </w:r>
+    </w:p>
+    <w:p>
+      <w:pPr>
+        <w:pStyle w:val="ListParagraph"/>
+        <w:jc w:val="both"/>
+        <w:rPr>
+          <w:rFonts w:ascii="Arial" w:hAnsi="Arial" w:cs="Arial"/>
+          <w:sz w:val="36"/>
+          <w:szCs w:val="36"/>
+        </w:rPr>
+      </w:pPr>
+      <w:r>
+        <w:rPr>
+          <w:rFonts w:ascii="Arial" w:hAnsi="Arial" w:cs="Arial"/>
+          <w:sz w:val="36"/>
+          <w:szCs w:val="36"/>
+        </w:rPr>
+        <w:t>• Commonly used when images contain random black or white noisy pixels.</w:t>
+      </w:r>
+    </w:p>
+    <w:p>
+      <w:pPr>
+        <w:pStyle w:val="ListParagraph"/>
+        <w:jc w:val="both"/>
+        <w:rPr>
+          <w:rFonts w:ascii="Arial" w:hAnsi="Arial" w:cs="Arial"/>
+          <w:sz w:val="36"/>
+          <w:szCs w:val="36"/>
+        </w:rPr>
+      </w:pPr>
+    </w:p>
+    <w:p>
+      <w:pPr>
+        <w:pStyle w:val="ListParagraph"/>
+        <w:jc w:val="both"/>
+        <w:rPr>
+          <w:rFonts w:ascii="Arial" w:hAnsi="Arial" w:cs="Arial"/>
+          <w:sz w:val="36"/>
+          <w:szCs w:val="36"/>
+        </w:rPr>
+      </w:pPr>
+    </w:p>
+    <w:p>
+      <w:pPr>
+        <w:pStyle w:val="ListParagraph"/>
+        <w:jc w:val="both"/>
+        <w:rPr>
+          <w:rFonts w:ascii="Arial" w:hAnsi="Arial" w:cs="Arial"/>
+          <w:b/>
+          <w:bCs/>
+          <w:sz w:val="36"/>
+          <w:szCs w:val="36"/>
+        </w:rPr>
+      </w:pPr>
+      <w:r>
+        <w:rPr>
+          <w:rFonts w:ascii="Arial" w:hAnsi="Arial" w:cs="Arial"/>
+          <w:b/>
+          <w:bCs/>
+          <w:sz w:val="36"/>
+          <w:szCs w:val="36"/>
+        </w:rPr>
+        <w:t>Bilateral Filter asks a smart question</w:t>
+      </w:r>
+    </w:p>
+    <w:p>
+      <w:pPr>
+        <w:pStyle w:val="ListParagraph"/>
+        <w:jc w:val="both"/>
+        <w:rPr>
+          <w:rFonts w:ascii="Arial" w:hAnsi="Arial" w:cs="Arial"/>
+          <w:sz w:val="36"/>
+          <w:szCs w:val="36"/>
+        </w:rPr>
+      </w:pPr>
+      <w:r>
+        <w:rPr>
+          <w:rFonts w:ascii="Arial" w:hAnsi="Arial" w:cs="Arial"/>
+          <w:b/>
+          <w:bCs/>
+          <w:sz w:val="36"/>
+          <w:szCs w:val="36"/>
+        </w:rPr>
+        <w:t>"Can I remove the noise but keep the edges sharp?"</w:t>
+      </w:r>
+    </w:p>
+    <w:p>
+      <w:pPr>
+        <w:pStyle w:val="ListParagraph"/>
+        <w:jc w:val="both"/>
+        <w:rPr>
+          <w:rFonts w:ascii="Arial" w:hAnsi="Arial" w:cs="Arial"/>
+          <w:sz w:val="36"/>
+          <w:szCs w:val="36"/>
+        </w:rPr>
+      </w:pPr>
+      <w:r>
+        <w:rPr>
+          <w:rFonts w:ascii="Arial" w:hAnsi="Arial" w:cs="Arial"/>
+          <w:sz w:val="36"/>
+          <w:szCs w:val="36"/>
+        </w:rPr>
+        <w:t>The answer is:</w:t>
+      </w:r>
+    </w:p>
+    <w:p>
+      <w:pPr>
+        <w:pStyle w:val="ListParagraph"/>
+        <w:jc w:val="both"/>
+        <w:rPr>
+          <w:rFonts w:ascii="Arial" w:hAnsi="Arial" w:cs="Arial"/>
+          <w:sz w:val="36"/>
+          <w:szCs w:val="36"/>
+        </w:rPr>
+      </w:pPr>
+      <w:r>
+        <w:rPr>
+          <w:rFonts w:ascii="Arial" w:hAnsi="Arial" w:cs="Arial"/>
+          <w:b/>
+          <w:bCs/>
+          <w:sz w:val="36"/>
+          <w:szCs w:val="36"/>
+        </w:rPr>
+        <w:t>Yes.</w:t>
+      </w:r>
+    </w:p>
+    <w:p>
+      <w:pPr>
+        <w:pStyle w:val="ListParagraph"/>
+        <w:jc w:val="both"/>
+        <w:rPr>
+          <w:rFonts w:ascii="Arial" w:hAnsi="Arial" w:cs="Arial"/>
+          <w:sz w:val="36"/>
+          <w:szCs w:val="36"/>
+        </w:rPr>
+      </w:pPr>
+      <w:r>
+        <w:rPr>
+          <w:rFonts w:ascii="Arial" w:hAnsi="Arial" w:cs="Arial"/>
+          <w:sz w:val="36"/>
+          <w:szCs w:val="36"/>
+        </w:rPr>
+        <w:t>That's exactly what Bilateral Filter does.</w:t>
+      </w:r>
+    </w:p>
+    <w:p>
+      <w:pPr>
+        <w:pStyle w:val="ListParagraph"/>
+        <w:numPr>
+          <w:ilvl w:val="0"/>
+          <w:numId w:val="18"/>
+        </w:numPr>
+        <w:jc w:val="both"/>
+        <w:rPr>
+          <w:rFonts w:ascii="Arial" w:hAnsi="Arial" w:cs="Arial"/>
+          <w:sz w:val="36"/>
+          <w:szCs w:val="36"/>
+        </w:rPr>
+      </w:pPr>
+      <w:r>
+        <w:rPr>
+          <w:rFonts w:ascii="Arial" w:hAnsi="Arial" w:cs="Arial"/>
+          <w:sz w:val="36"/>
+          <w:szCs w:val="36"/>
+        </w:rPr>
+        <w:lastRenderedPageBreak/>
+        <w:t>Bilateral Filter</w:t>
+      </w:r>
+    </w:p>
+    <w:p>
+      <w:pPr>
+        <w:pStyle w:val="ListParagraph"/>
+        <w:jc w:val="both"/>
+        <w:rPr>
+          <w:rFonts w:ascii="Arial" w:hAnsi="Arial" w:cs="Arial"/>
+          <w:sz w:val="36"/>
+          <w:szCs w:val="36"/>
+        </w:rPr>
+      </w:pPr>
+    </w:p>
+    <w:p>
+      <w:pPr>
+        <w:pStyle w:val="ListParagraph"/>
+        <w:jc w:val="both"/>
+        <w:rPr>
+          <w:rFonts w:ascii="Arial" w:hAnsi="Arial" w:cs="Arial"/>
+          <w:sz w:val="36"/>
+          <w:szCs w:val="36"/>
+        </w:rPr>
+      </w:pPr>
+      <w:r>
+        <w:rPr>
+          <w:rFonts w:ascii="Arial" w:hAnsi="Arial" w:cs="Arial"/>
+          <w:sz w:val="36"/>
+          <w:szCs w:val="36"/>
+        </w:rPr>
+        <w:t>• Removes image noise while preserving important edges.</w:t>
+      </w:r>
+    </w:p>
+    <w:p>
+      <w:pPr>
+        <w:pStyle w:val="ListParagraph"/>
+        <w:jc w:val="both"/>
+        <w:rPr>
+          <w:rFonts w:ascii="Arial" w:hAnsi="Arial" w:cs="Arial"/>
+          <w:sz w:val="36"/>
+          <w:szCs w:val="36"/>
+        </w:rPr>
+      </w:pPr>
+      <w:r>
+        <w:rPr>
+          <w:rFonts w:ascii="Arial" w:hAnsi="Arial" w:cs="Arial"/>
+          <w:sz w:val="36"/>
+          <w:szCs w:val="36"/>
+        </w:rPr>
+        <w:t>• Better than Gaussian Blur when edge information is important.</w:t>
+      </w:r>
+    </w:p>
+    <w:p>
+      <w:pPr>
+        <w:pStyle w:val="ListParagraph"/>
+        <w:jc w:val="both"/>
+        <w:rPr>
+          <w:rFonts w:ascii="Arial" w:hAnsi="Arial" w:cs="Arial"/>
+          <w:sz w:val="36"/>
+          <w:szCs w:val="36"/>
+        </w:rPr>
+      </w:pPr>
+      <w:r>
+        <w:rPr>
+          <w:rFonts w:ascii="Arial" w:hAnsi="Arial" w:cs="Arial"/>
+          <w:sz w:val="36"/>
+          <w:szCs w:val="36"/>
+        </w:rPr>
+        <w:t>• Commonly used before edge detection and object detection.</w:t>
+      </w:r>
+    </w:p>
+    <w:p>
+      <w:pPr>
+        <w:pStyle w:val="ListParagraph"/>
+        <w:jc w:val="both"/>
+        <w:rPr>
+          <w:rFonts w:ascii="Arial" w:hAnsi="Arial" w:cs="Arial"/>
+          <w:sz w:val="36"/>
+          <w:szCs w:val="36"/>
+        </w:rPr>
+      </w:pPr>
+      <w:r>
+        <w:rPr>
+          <w:rFonts w:ascii="Arial" w:hAnsi="Arial" w:cs="Arial"/>
+          <w:sz w:val="36"/>
+          <w:szCs w:val="36"/>
+        </w:rPr>
+        <w:t>• Produces smoother images without significantly blurring object boundaries.</w:t>
+      </w:r>
+    </w:p>
+    <w:p>
+      <w:pPr>
+        <w:pStyle w:val="ListParagraph"/>
+        <w:jc w:val="both"/>
+        <w:rPr>
+          <w:rFonts w:ascii="Arial" w:hAnsi="Arial" w:cs="Arial"/>
+          <w:sz w:val="36"/>
+          <w:szCs w:val="36"/>
+        </w:rPr>
+      </w:pPr>
+    </w:p>
+    <w:p>
+      <w:pPr>
+        <w:pStyle w:val="ListParagraph"/>
+        <w:jc w:val="both"/>
+        <w:rPr>
+          <w:rFonts w:ascii="Arial" w:hAnsi="Arial" w:cs="Arial"/>
+          <w:sz w:val="36"/>
+          <w:szCs w:val="36"/>
+        </w:rPr>
+      </w:pPr>
+      <w:r>
+        <w:rPr>
+          <w:rFonts w:ascii="Arial" w:hAnsi="Arial" w:cs="Arial"/>
+          <w:sz w:val="36"/>
+          <w:szCs w:val="36"/>
+        </w:rPr>
+        <w:t>cv2.bilateralFilter(</w:t>
+      </w:r>
+      <w:proofErr w:type="spellStart"/>
+      <w:r>
+        <w:rPr>
+          <w:rFonts w:ascii="Arial" w:hAnsi="Arial" w:cs="Arial"/>
+          <w:sz w:val="36"/>
+          <w:szCs w:val="36"/>
+        </w:rPr>
+        <w:t>image,d,sigmaColor</w:t>
+      </w:r>
+      <w:proofErr w:type="spellEnd"/>
+      <w:r>
+        <w:rPr>
+          <w:rFonts w:ascii="Arial" w:hAnsi="Arial" w:cs="Arial"/>
+          <w:sz w:val="36"/>
+          <w:szCs w:val="36"/>
+        </w:rPr>
+        <w:t xml:space="preserve">, </w:t>
+      </w:r>
+      <w:proofErr w:type="spellStart"/>
+      <w:r>
+        <w:rPr>
+          <w:rFonts w:ascii="Arial" w:hAnsi="Arial" w:cs="Arial"/>
+          <w:sz w:val="36"/>
+          <w:szCs w:val="36"/>
+        </w:rPr>
+        <w:t>sigmaSpace</w:t>
+      </w:r>
+      <w:proofErr w:type="spellEnd"/>
+      <w:r>
+        <w:rPr>
+          <w:rFonts w:ascii="Arial" w:hAnsi="Arial" w:cs="Arial"/>
+          <w:sz w:val="36"/>
+          <w:szCs w:val="36"/>
+        </w:rPr>
+        <w:t>)</w:t>
+      </w:r>
+    </w:p>
+    <w:p>
+      <w:pPr>
+        <w:pStyle w:val="ListParagraph"/>
+        <w:jc w:val="both"/>
+        <w:rPr>
+          <w:rFonts w:ascii="Arial" w:hAnsi="Arial" w:cs="Arial"/>
+          <w:sz w:val="36"/>
+          <w:szCs w:val="36"/>
+        </w:rPr>
+      </w:pPr>
+    </w:p>
+    <w:p>
+      <w:pPr>
+        <w:pStyle w:val="ListParagraph"/>
+        <w:jc w:val="both"/>
+        <w:rPr>
+          <w:rFonts w:ascii="Arial" w:hAnsi="Arial" w:cs="Arial"/>
+          <w:sz w:val="36"/>
+          <w:szCs w:val="36"/>
+        </w:rPr>
+      </w:pPr>
+      <w:r>
+        <w:rPr>
+          <w:rFonts w:ascii="Arial" w:hAnsi="Arial" w:cs="Arial"/>
+          <w:sz w:val="36"/>
+          <w:szCs w:val="36"/>
+        </w:rPr>
+        <w:t>image       → Input image</w:t>
+      </w:r>
+    </w:p>
+    <w:p>
+      <w:pPr>
+        <w:pStyle w:val="ListParagraph"/>
+        <w:jc w:val="both"/>
+        <w:rPr>
+          <w:rFonts w:ascii="Arial" w:hAnsi="Arial" w:cs="Arial"/>
+          <w:sz w:val="36"/>
+          <w:szCs w:val="36"/>
+        </w:rPr>
+      </w:pPr>
+      <w:r>
+        <w:rPr>
+          <w:rFonts w:ascii="Arial" w:hAnsi="Arial" w:cs="Arial"/>
+          <w:sz w:val="36"/>
+          <w:szCs w:val="36"/>
+        </w:rPr>
+        <w:t xml:space="preserve">d           → Diameter of the </w:t>
+      </w:r>
+      <w:proofErr w:type="spellStart"/>
+      <w:r>
+        <w:rPr>
+          <w:rFonts w:ascii="Arial" w:hAnsi="Arial" w:cs="Arial"/>
+          <w:sz w:val="36"/>
+          <w:szCs w:val="36"/>
+        </w:rPr>
+        <w:t>neighborhood</w:t>
+      </w:r>
+      <w:proofErr w:type="spellEnd"/>
+    </w:p>
+    <w:p>
+      <w:pPr>
+        <w:pStyle w:val="ListParagraph"/>
+        <w:jc w:val="both"/>
+        <w:rPr>
+          <w:rFonts w:ascii="Arial" w:hAnsi="Arial" w:cs="Arial"/>
+          <w:sz w:val="36"/>
+          <w:szCs w:val="36"/>
+        </w:rPr>
+      </w:pPr>
+      <w:proofErr w:type="spellStart"/>
+      <w:r>
+        <w:rPr>
+          <w:rFonts w:ascii="Arial" w:hAnsi="Arial" w:cs="Arial"/>
+          <w:sz w:val="36"/>
+          <w:szCs w:val="36"/>
+        </w:rPr>
+        <w:t>sigmaColor</w:t>
+      </w:r>
+      <w:proofErr w:type="spellEnd"/>
+      <w:r>
+        <w:rPr>
+          <w:rFonts w:ascii="Arial" w:hAnsi="Arial" w:cs="Arial"/>
+          <w:sz w:val="36"/>
+          <w:szCs w:val="36"/>
+        </w:rPr>
+        <w:t xml:space="preserve">  → Controls smoothing based on </w:t>
+      </w:r>
+      <w:proofErr w:type="spellStart"/>
+      <w:r>
+        <w:rPr>
+          <w:rFonts w:ascii="Arial" w:hAnsi="Arial" w:cs="Arial"/>
+          <w:sz w:val="36"/>
+          <w:szCs w:val="36"/>
+        </w:rPr>
+        <w:t>color</w:t>
+      </w:r>
+      <w:proofErr w:type="spellEnd"/>
+      <w:r>
+        <w:rPr>
+          <w:rFonts w:ascii="Arial" w:hAnsi="Arial" w:cs="Arial"/>
+          <w:sz w:val="36"/>
+          <w:szCs w:val="36"/>
+        </w:rPr>
+        <w:t xml:space="preserve"> similarity</w:t>
+      </w:r>
+    </w:p>
+    <w:p>
+      <w:pPr>
+        <w:pStyle w:val="ListParagraph"/>
+        <w:jc w:val="both"/>
+        <w:rPr>
+          <w:rFonts w:ascii="Arial" w:hAnsi="Arial" w:cs="Arial"/>
+          <w:sz w:val="36"/>
+          <w:szCs w:val="36"/>
+        </w:rPr>
+      </w:pPr>
+      <w:proofErr w:type="spellStart"/>
+      <w:r>
+        <w:rPr>
+          <w:rFonts w:ascii="Arial" w:hAnsi="Arial" w:cs="Arial"/>
+          <w:sz w:val="36"/>
+          <w:szCs w:val="36"/>
+        </w:rPr>
+        <w:t>sigmaSpace</w:t>
+      </w:r>
+      <w:proofErr w:type="spellEnd"/>
+      <w:r>
+        <w:rPr>
+          <w:rFonts w:ascii="Arial" w:hAnsi="Arial" w:cs="Arial"/>
+          <w:sz w:val="36"/>
+          <w:szCs w:val="36"/>
+        </w:rPr>
+        <w:t xml:space="preserve">  → Controls smoothing based on pixel distance</w:t>
+      </w:r>
+    </w:p>
+    <w:p>
+      <w:pPr>
+        <w:pStyle w:val="ListParagraph"/>
+        <w:jc w:val="both"/>
+        <w:rPr>
+          <w:rFonts w:ascii="Arial" w:hAnsi="Arial" w:cs="Arial"/>
+          <w:sz w:val="36"/>
+          <w:szCs w:val="36"/>
+        </w:rPr>
+      </w:pPr>
+    </w:p>
+    <w:p>
+      <w:pPr>
+        <w:pStyle w:val="ListParagraph"/>
+        <w:jc w:val="both"/>
+        <w:rPr>
+          <w:rFonts w:ascii="Arial" w:hAnsi="Arial" w:cs="Arial"/>
+          <w:sz w:val="36"/>
+          <w:szCs w:val="36"/>
+        </w:rPr>
+      </w:pPr>
+      <w:r>
+        <w:rPr>
+          <w:rFonts w:ascii="Arial" w:hAnsi="Arial" w:cs="Arial"/>
+          <w:sz w:val="36"/>
+          <w:szCs w:val="36"/>
+        </w:rPr>
+        <w:t>Bilateral Filter removes noise while preserving important edges.</w:t>
+      </w:r>
+    </w:p>
+    <w:p>
+      <w:pPr>
+        <w:pStyle w:val="ListParagraph"/>
+        <w:jc w:val="both"/>
+        <w:rPr>
+          <w:rFonts w:ascii="Arial" w:hAnsi="Arial" w:cs="Arial"/>
+          <w:sz w:val="36"/>
+          <w:szCs w:val="36"/>
+        </w:rPr>
+      </w:pPr>
+    </w:p>
+    <w:p>
+      <w:pPr>
+        <w:pStyle w:val="ListParagraph"/>
+        <w:numPr>
+          <w:ilvl w:val="0"/>
+          <w:numId w:val="18"/>
+        </w:numPr>
+        <w:jc w:val="both"/>
+        <w:rPr>
+          <w:rFonts w:ascii="Arial" w:hAnsi="Arial" w:cs="Arial"/>
+          <w:sz w:val="36"/>
+          <w:szCs w:val="36"/>
+        </w:rPr>
+      </w:pPr>
+      <w:r>
+        <w:rPr>
+          <w:rFonts w:ascii="Arial" w:hAnsi="Arial" w:cs="Arial"/>
+          <w:sz w:val="36"/>
+          <w:szCs w:val="36"/>
+        </w:rPr>
+        <w:t>THRESHOLD</w:t>
+      </w:r>
+    </w:p>
+    <w:p>
+      <w:pPr>
+        <w:pStyle w:val="ListParagraph"/>
+        <w:jc w:val="both"/>
+        <w:rPr>
+          <w:rFonts w:ascii="Arial" w:hAnsi="Arial" w:cs="Arial"/>
+          <w:sz w:val="36"/>
+          <w:szCs w:val="36"/>
+        </w:rPr>
+      </w:pPr>
+      <w:r>
+        <w:rPr>
+          <w:rFonts w:ascii="Arial" w:hAnsi="Arial" w:cs="Arial"/>
+          <w:sz w:val="36"/>
+          <w:szCs w:val="36"/>
+        </w:rPr>
+        <w:t>Thresholding is the process of converting a grayscale image into a binary (black and white) image using a threshold value.</w:t>
+      </w:r>
+    </w:p>
+    <w:p>
+      <w:pPr>
+        <w:pStyle w:val="ListParagraph"/>
+        <w:jc w:val="both"/>
+        <w:rPr>
+          <w:rFonts w:ascii="Arial" w:hAnsi="Arial" w:cs="Arial"/>
+          <w:sz w:val="36"/>
+          <w:szCs w:val="36"/>
+        </w:rPr>
+      </w:pPr>
+    </w:p>
+    <w:p>
+      <w:pPr>
+        <w:pStyle w:val="ListParagraph"/>
+        <w:jc w:val="both"/>
+        <w:rPr>
+          <w:rFonts w:ascii="Arial" w:hAnsi="Arial" w:cs="Arial"/>
+          <w:sz w:val="36"/>
+          <w:szCs w:val="36"/>
+        </w:rPr>
+      </w:pPr>
+    </w:p>
+    <w:p>
+      <w:pPr>
+        <w:pStyle w:val="ListParagraph"/>
+        <w:jc w:val="both"/>
+        <w:rPr>
+          <w:rFonts w:ascii="Arial" w:hAnsi="Arial" w:cs="Arial"/>
+          <w:sz w:val="36"/>
+          <w:szCs w:val="36"/>
+        </w:rPr>
+      </w:pPr>
+      <w:r>
+        <w:rPr>
+          <w:rFonts w:ascii="Arial" w:hAnsi="Arial" w:cs="Arial"/>
+          <w:sz w:val="36"/>
+          <w:szCs w:val="36"/>
+        </w:rPr>
+        <w:lastRenderedPageBreak/>
+        <w:t>Difference b/w Grayscale and Binary Image</w:t>
+      </w:r>
+    </w:p>
+    <w:p>
+      <w:pPr>
+        <w:pStyle w:val="ListParagraph"/>
+        <w:jc w:val="both"/>
+        <w:rPr>
+          <w:rFonts w:ascii="Arial" w:hAnsi="Arial" w:cs="Arial"/>
+          <w:sz w:val="36"/>
+          <w:szCs w:val="36"/>
+        </w:rPr>
+      </w:pPr>
+      <w:r>
+        <w:rPr>
+          <w:rFonts w:ascii="Arial" w:hAnsi="Arial" w:cs="Arial"/>
+          <w:sz w:val="36"/>
+          <w:szCs w:val="36"/>
+        </w:rPr>
+        <w:t>Grayscale Image</w:t>
+      </w:r>
+    </w:p>
+    <w:p>
+      <w:pPr>
+        <w:pStyle w:val="ListParagraph"/>
+        <w:jc w:val="both"/>
+        <w:rPr>
+          <w:rFonts w:ascii="Arial" w:hAnsi="Arial" w:cs="Arial"/>
+          <w:sz w:val="36"/>
+          <w:szCs w:val="36"/>
+        </w:rPr>
+      </w:pPr>
+    </w:p>
+    <w:p>
+      <w:pPr>
+        <w:pStyle w:val="ListParagraph"/>
+        <w:jc w:val="both"/>
+        <w:rPr>
+          <w:rFonts w:ascii="Arial" w:hAnsi="Arial" w:cs="Arial"/>
+          <w:sz w:val="36"/>
+          <w:szCs w:val="36"/>
+        </w:rPr>
+      </w:pPr>
+      <w:r>
+        <w:rPr>
+          <w:rFonts w:ascii="Arial" w:hAnsi="Arial" w:cs="Arial"/>
+          <w:sz w:val="36"/>
+          <w:szCs w:val="36"/>
+        </w:rPr>
+        <w:t>• Contains only brightness information.</w:t>
+      </w:r>
+    </w:p>
+    <w:p>
+      <w:pPr>
+        <w:pStyle w:val="ListParagraph"/>
+        <w:jc w:val="both"/>
+        <w:rPr>
+          <w:rFonts w:ascii="Arial" w:hAnsi="Arial" w:cs="Arial"/>
+          <w:sz w:val="36"/>
+          <w:szCs w:val="36"/>
+        </w:rPr>
+      </w:pPr>
+      <w:r>
+        <w:rPr>
+          <w:rFonts w:ascii="Arial" w:hAnsi="Arial" w:cs="Arial"/>
+          <w:sz w:val="36"/>
+          <w:szCs w:val="36"/>
+        </w:rPr>
+        <w:t>• Pixel values range from 0 to 255.</w:t>
+      </w:r>
+    </w:p>
+    <w:p>
+      <w:pPr>
+        <w:pStyle w:val="ListParagraph"/>
+        <w:jc w:val="both"/>
+        <w:rPr>
+          <w:rFonts w:ascii="Arial" w:hAnsi="Arial" w:cs="Arial"/>
+          <w:sz w:val="36"/>
+          <w:szCs w:val="36"/>
+        </w:rPr>
+      </w:pPr>
+      <w:r>
+        <w:rPr>
+          <w:rFonts w:ascii="Arial" w:hAnsi="Arial" w:cs="Arial"/>
+          <w:sz w:val="36"/>
+          <w:szCs w:val="36"/>
+        </w:rPr>
+        <w:t xml:space="preserve">• Has 256 possible shades of </w:t>
+      </w:r>
+      <w:proofErr w:type="spellStart"/>
+      <w:r>
+        <w:rPr>
+          <w:rFonts w:ascii="Arial" w:hAnsi="Arial" w:cs="Arial"/>
+          <w:sz w:val="36"/>
+          <w:szCs w:val="36"/>
+        </w:rPr>
+        <w:t>gray</w:t>
+      </w:r>
+      <w:proofErr w:type="spellEnd"/>
+      <w:r>
+        <w:rPr>
+          <w:rFonts w:ascii="Arial" w:hAnsi="Arial" w:cs="Arial"/>
+          <w:sz w:val="36"/>
+          <w:szCs w:val="36"/>
+        </w:rPr>
+        <w:t>.</w:t>
+      </w:r>
+    </w:p>
+    <w:p>
+      <w:pPr>
+        <w:pStyle w:val="ListParagraph"/>
+        <w:jc w:val="both"/>
+        <w:rPr>
+          <w:rFonts w:ascii="Arial" w:hAnsi="Arial" w:cs="Arial"/>
+          <w:sz w:val="36"/>
+          <w:szCs w:val="36"/>
+        </w:rPr>
+      </w:pPr>
+    </w:p>
+    <w:p>
+      <w:pPr>
+        <w:pStyle w:val="ListParagraph"/>
+        <w:jc w:val="both"/>
+        <w:rPr>
+          <w:rFonts w:ascii="Arial" w:hAnsi="Arial" w:cs="Arial"/>
+          <w:sz w:val="36"/>
+          <w:szCs w:val="36"/>
+        </w:rPr>
+      </w:pPr>
+      <w:r>
+        <w:rPr>
+          <w:rFonts w:ascii="Arial" w:hAnsi="Arial" w:cs="Arial"/>
+          <w:sz w:val="36"/>
+          <w:szCs w:val="36"/>
+        </w:rPr>
+        <w:t>Binary Image</w:t>
+      </w:r>
+    </w:p>
+    <w:p>
+      <w:pPr>
+        <w:pStyle w:val="ListParagraph"/>
+        <w:jc w:val="both"/>
+        <w:rPr>
+          <w:rFonts w:ascii="Arial" w:hAnsi="Arial" w:cs="Arial"/>
+          <w:sz w:val="36"/>
+          <w:szCs w:val="36"/>
+        </w:rPr>
+      </w:pPr>
+    </w:p>
+    <w:p>
+      <w:pPr>
+        <w:pStyle w:val="ListParagraph"/>
+        <w:jc w:val="both"/>
+        <w:rPr>
+          <w:rFonts w:ascii="Arial" w:hAnsi="Arial" w:cs="Arial"/>
+          <w:sz w:val="36"/>
+          <w:szCs w:val="36"/>
+        </w:rPr>
+      </w:pPr>
+      <w:r>
+        <w:rPr>
+          <w:rFonts w:ascii="Arial" w:hAnsi="Arial" w:cs="Arial"/>
+          <w:sz w:val="36"/>
+          <w:szCs w:val="36"/>
+        </w:rPr>
+        <w:t>• Contains only two pixel values.</w:t>
+      </w:r>
+    </w:p>
+    <w:p>
+      <w:pPr>
+        <w:pStyle w:val="ListParagraph"/>
+        <w:jc w:val="both"/>
+        <w:rPr>
+          <w:rFonts w:ascii="Arial" w:hAnsi="Arial" w:cs="Arial"/>
+          <w:sz w:val="36"/>
+          <w:szCs w:val="36"/>
+        </w:rPr>
+      </w:pPr>
+      <w:r>
+        <w:rPr>
+          <w:rFonts w:ascii="Arial" w:hAnsi="Arial" w:cs="Arial"/>
+          <w:sz w:val="36"/>
+          <w:szCs w:val="36"/>
+        </w:rPr>
+        <w:t>• 0 = Black</w:t>
+      </w:r>
+    </w:p>
+    <w:p>
+      <w:pPr>
+        <w:pStyle w:val="ListParagraph"/>
+        <w:jc w:val="both"/>
+        <w:rPr>
+          <w:rFonts w:ascii="Arial" w:hAnsi="Arial" w:cs="Arial"/>
+          <w:sz w:val="36"/>
+          <w:szCs w:val="36"/>
+        </w:rPr>
+      </w:pPr>
+      <w:r>
+        <w:rPr>
+          <w:rFonts w:ascii="Arial" w:hAnsi="Arial" w:cs="Arial"/>
+          <w:sz w:val="36"/>
+          <w:szCs w:val="36"/>
+        </w:rPr>
+        <w:t>• 255 = White</w:t>
+      </w:r>
+    </w:p>
+    <w:p>
+      <w:pPr>
+        <w:pStyle w:val="ListParagraph"/>
+        <w:jc w:val="both"/>
+        <w:rPr>
+          <w:rFonts w:ascii="Arial" w:hAnsi="Arial" w:cs="Arial"/>
+          <w:sz w:val="36"/>
+          <w:szCs w:val="36"/>
+        </w:rPr>
+      </w:pPr>
+      <w:r>
+        <w:rPr>
+          <w:rFonts w:ascii="Arial" w:hAnsi="Arial" w:cs="Arial"/>
+          <w:sz w:val="36"/>
+          <w:szCs w:val="36"/>
+        </w:rPr>
+        <w:t>• Usually created using Thresholding.</w:t>
+      </w:r>
+    </w:p>
+    <w:p>
+      <w:pPr>
+        <w:pStyle w:val="ListParagraph"/>
+        <w:jc w:val="both"/>
+        <w:rPr>
+          <w:rFonts w:ascii="Arial" w:hAnsi="Arial" w:cs="Arial"/>
+          <w:sz w:val="36"/>
+          <w:szCs w:val="36"/>
+        </w:rPr>
+      </w:pPr>
+    </w:p>
+    <w:p>
+      <w:pPr>
+        <w:pStyle w:val="ListParagraph"/>
+        <w:jc w:val="both"/>
+        <w:rPr>
+          <w:rFonts w:ascii="Arial" w:hAnsi="Arial" w:cs="Arial"/>
+          <w:sz w:val="36"/>
+          <w:szCs w:val="36"/>
+        </w:rPr>
+      </w:pPr>
+      <w:r>
+        <w:rPr>
+          <w:rFonts w:ascii="Arial" w:hAnsi="Arial" w:cs="Arial"/>
+          <w:sz w:val="36"/>
+          <w:szCs w:val="36"/>
+        </w:rPr>
+        <w:t>Pixels above the threshold become white, and pixels below the threshold become black.</w:t>
+      </w:r>
+    </w:p>
+    <w:p>
+      <w:pPr>
+        <w:pStyle w:val="ListParagraph"/>
+        <w:jc w:val="both"/>
+        <w:rPr>
+          <w:rFonts w:ascii="Arial" w:hAnsi="Arial" w:cs="Arial"/>
+          <w:sz w:val="36"/>
+          <w:szCs w:val="36"/>
+        </w:rPr>
+      </w:pPr>
+    </w:p>
+    <w:p>
+      <w:pPr>
+        <w:pStyle w:val="ListParagraph"/>
+        <w:jc w:val="both"/>
+        <w:rPr>
+          <w:rFonts w:ascii="Arial" w:hAnsi="Arial" w:cs="Arial"/>
+          <w:sz w:val="36"/>
+          <w:szCs w:val="36"/>
+        </w:rPr>
+      </w:pPr>
+      <w:r>
+        <w:rPr>
+          <w:rFonts w:ascii="Arial" w:hAnsi="Arial" w:cs="Arial"/>
+          <w:sz w:val="36"/>
+          <w:szCs w:val="36"/>
+        </w:rPr>
+        <w:t>cv2.threshold(</w:t>
+      </w:r>
+      <w:proofErr w:type="spellStart"/>
+      <w:r>
+        <w:rPr>
+          <w:rFonts w:ascii="Arial" w:hAnsi="Arial" w:cs="Arial"/>
+          <w:sz w:val="36"/>
+          <w:szCs w:val="36"/>
+        </w:rPr>
+        <w:t>src</w:t>
+      </w:r>
+      <w:proofErr w:type="spellEnd"/>
+      <w:r>
+        <w:rPr>
+          <w:rFonts w:ascii="Arial" w:hAnsi="Arial" w:cs="Arial"/>
+          <w:sz w:val="36"/>
+          <w:szCs w:val="36"/>
+        </w:rPr>
+        <w:t xml:space="preserve">, thresh, </w:t>
+      </w:r>
+      <w:proofErr w:type="spellStart"/>
+      <w:r>
+        <w:rPr>
+          <w:rFonts w:ascii="Arial" w:hAnsi="Arial" w:cs="Arial"/>
+          <w:sz w:val="36"/>
+          <w:szCs w:val="36"/>
+        </w:rPr>
+        <w:t>maxValue</w:t>
+      </w:r>
+      <w:proofErr w:type="spellEnd"/>
+      <w:r>
+        <w:rPr>
+          <w:rFonts w:ascii="Arial" w:hAnsi="Arial" w:cs="Arial"/>
+          <w:sz w:val="36"/>
+          <w:szCs w:val="36"/>
+        </w:rPr>
+        <w:t>, type)</w:t>
+      </w:r>
+    </w:p>
+    <w:p>
+      <w:pPr>
+        <w:pStyle w:val="ListParagraph"/>
+        <w:jc w:val="both"/>
+        <w:rPr>
+          <w:rFonts w:ascii="Arial" w:hAnsi="Arial" w:cs="Arial"/>
+          <w:sz w:val="36"/>
+          <w:szCs w:val="36"/>
+        </w:rPr>
+      </w:pPr>
+    </w:p>
+    <w:p>
+      <w:pPr>
+        <w:pStyle w:val="ListParagraph"/>
+        <w:jc w:val="both"/>
+        <w:rPr>
+          <w:rFonts w:ascii="Arial" w:hAnsi="Arial" w:cs="Arial"/>
+          <w:sz w:val="36"/>
+          <w:szCs w:val="36"/>
+        </w:rPr>
+      </w:pPr>
+      <w:proofErr w:type="spellStart"/>
+      <w:r>
+        <w:rPr>
+          <w:rFonts w:ascii="Arial" w:hAnsi="Arial" w:cs="Arial"/>
+          <w:sz w:val="36"/>
+          <w:szCs w:val="36"/>
+        </w:rPr>
+        <w:t>src</w:t>
+      </w:r>
+      <w:proofErr w:type="spellEnd"/>
+      <w:r>
+        <w:rPr>
+          <w:rFonts w:ascii="Arial" w:hAnsi="Arial" w:cs="Arial"/>
+          <w:sz w:val="36"/>
+          <w:szCs w:val="36"/>
+        </w:rPr>
+        <w:t xml:space="preserve">        → Input grayscale image</w:t>
+      </w:r>
+    </w:p>
+    <w:p>
+      <w:pPr>
+        <w:pStyle w:val="ListParagraph"/>
+        <w:jc w:val="both"/>
+        <w:rPr>
+          <w:rFonts w:ascii="Arial" w:hAnsi="Arial" w:cs="Arial"/>
+          <w:sz w:val="36"/>
+          <w:szCs w:val="36"/>
+        </w:rPr>
+      </w:pPr>
+    </w:p>
+    <w:p>
+      <w:pPr>
+        <w:pStyle w:val="ListParagraph"/>
+        <w:jc w:val="both"/>
+        <w:rPr>
+          <w:rFonts w:ascii="Arial" w:hAnsi="Arial" w:cs="Arial"/>
+          <w:sz w:val="36"/>
+          <w:szCs w:val="36"/>
+        </w:rPr>
+      </w:pPr>
+      <w:r>
+        <w:rPr>
+          <w:rFonts w:ascii="Arial" w:hAnsi="Arial" w:cs="Arial"/>
+          <w:sz w:val="36"/>
+          <w:szCs w:val="36"/>
+        </w:rPr>
+        <w:t>thresh     → Threshold value</w:t>
+      </w:r>
+    </w:p>
+    <w:p>
+      <w:pPr>
+        <w:pStyle w:val="ListParagraph"/>
+        <w:jc w:val="both"/>
+        <w:rPr>
+          <w:rFonts w:ascii="Arial" w:hAnsi="Arial" w:cs="Arial"/>
+          <w:sz w:val="36"/>
+          <w:szCs w:val="36"/>
+        </w:rPr>
+      </w:pPr>
+    </w:p>
+    <w:p>
+      <w:pPr>
+        <w:pStyle w:val="ListParagraph"/>
+        <w:jc w:val="both"/>
+        <w:rPr>
+          <w:rFonts w:ascii="Arial" w:hAnsi="Arial" w:cs="Arial"/>
+          <w:sz w:val="36"/>
+          <w:szCs w:val="36"/>
+        </w:rPr>
+      </w:pPr>
+      <w:proofErr w:type="spellStart"/>
+      <w:r>
+        <w:rPr>
+          <w:rFonts w:ascii="Arial" w:hAnsi="Arial" w:cs="Arial"/>
+          <w:sz w:val="36"/>
+          <w:szCs w:val="36"/>
+        </w:rPr>
+        <w:t>maxValue</w:t>
+      </w:r>
+      <w:proofErr w:type="spellEnd"/>
+      <w:r>
+        <w:rPr>
+          <w:rFonts w:ascii="Arial" w:hAnsi="Arial" w:cs="Arial"/>
+          <w:sz w:val="36"/>
+          <w:szCs w:val="36"/>
+        </w:rPr>
+        <w:t xml:space="preserve">   → Value assigned to white pixels</w:t>
+      </w:r>
+    </w:p>
+    <w:p>
+      <w:pPr>
+        <w:pStyle w:val="ListParagraph"/>
+        <w:jc w:val="both"/>
+        <w:rPr>
+          <w:rFonts w:ascii="Arial" w:hAnsi="Arial" w:cs="Arial"/>
+          <w:sz w:val="36"/>
+          <w:szCs w:val="36"/>
+        </w:rPr>
+      </w:pPr>
+    </w:p>
+    <w:p>
+      <w:pPr>
+        <w:pStyle w:val="ListParagraph"/>
+        <w:jc w:val="both"/>
+        <w:rPr>
+          <w:rFonts w:ascii="Arial" w:hAnsi="Arial" w:cs="Arial"/>
+          <w:sz w:val="36"/>
+          <w:szCs w:val="36"/>
+        </w:rPr>
+      </w:pPr>
+      <w:r>
+        <w:rPr>
+          <w:rFonts w:ascii="Arial" w:hAnsi="Arial" w:cs="Arial"/>
+          <w:sz w:val="36"/>
+          <w:szCs w:val="36"/>
+        </w:rPr>
+        <w:t>type       → Type of thresholding</w:t>
+      </w:r>
+    </w:p>
+    <w:p>
+      <w:pPr>
+        <w:pStyle w:val="ListParagraph"/>
+        <w:jc w:val="both"/>
+        <w:rPr>
+          <w:rFonts w:ascii="Arial" w:hAnsi="Arial" w:cs="Arial"/>
+          <w:sz w:val="36"/>
+          <w:szCs w:val="36"/>
+        </w:rPr>
+      </w:pPr>
+    </w:p>
+    <w:p>
+      <w:pPr>
+        <w:pStyle w:val="ListParagraph"/>
+        <w:jc w:val="both"/>
+        <w:rPr>
+          <w:rFonts w:ascii="Arial" w:hAnsi="Arial" w:cs="Arial"/>
+          <w:sz w:val="36"/>
+          <w:szCs w:val="36"/>
+        </w:rPr>
+      </w:pPr>
+      <w:r>
+        <w:rPr>
+          <w:rFonts w:ascii="Arial" w:hAnsi="Arial" w:cs="Arial"/>
+          <w:sz w:val="36"/>
+          <w:szCs w:val="36"/>
+        </w:rPr>
+        <w:t>Returns:</w:t>
+      </w:r>
+    </w:p>
+    <w:p>
+      <w:pPr>
+        <w:pStyle w:val="ListParagraph"/>
+        <w:jc w:val="both"/>
+        <w:rPr>
+          <w:rFonts w:ascii="Arial" w:hAnsi="Arial" w:cs="Arial"/>
+          <w:sz w:val="36"/>
+          <w:szCs w:val="36"/>
+        </w:rPr>
+      </w:pPr>
+    </w:p>
+    <w:p>
+      <w:pPr>
+        <w:pStyle w:val="ListParagraph"/>
+        <w:jc w:val="both"/>
+        <w:rPr>
+          <w:rFonts w:ascii="Arial" w:hAnsi="Arial" w:cs="Arial"/>
+          <w:sz w:val="36"/>
+          <w:szCs w:val="36"/>
+        </w:rPr>
+      </w:pPr>
+      <w:r>
+        <w:rPr>
+          <w:rFonts w:ascii="Arial" w:hAnsi="Arial" w:cs="Arial"/>
+          <w:sz w:val="36"/>
+          <w:szCs w:val="36"/>
+        </w:rPr>
+        <w:lastRenderedPageBreak/>
+        <w:t>ret         → Threshold value used</w:t>
+      </w:r>
+    </w:p>
+    <w:p>
+      <w:pPr>
+        <w:pStyle w:val="ListParagraph"/>
+        <w:jc w:val="both"/>
+        <w:rPr>
+          <w:rFonts w:ascii="Arial" w:hAnsi="Arial" w:cs="Arial"/>
+          <w:sz w:val="36"/>
+          <w:szCs w:val="36"/>
+        </w:rPr>
+      </w:pPr>
+    </w:p>
+    <w:p>
+      <w:pPr>
+        <w:pStyle w:val="ListParagraph"/>
+        <w:jc w:val="both"/>
+        <w:rPr>
+          <w:rFonts w:ascii="Arial" w:hAnsi="Arial" w:cs="Arial"/>
+          <w:sz w:val="36"/>
+          <w:szCs w:val="36"/>
+        </w:rPr>
+      </w:pPr>
+      <w:r>
+        <w:rPr>
+          <w:rFonts w:ascii="Arial" w:hAnsi="Arial" w:cs="Arial"/>
+          <w:sz w:val="36"/>
+          <w:szCs w:val="36"/>
+        </w:rPr>
+        <w:t>binary      → Binary image</w:t>
+      </w:r>
+    </w:p>
+    <w:p>
+      <w:pPr>
+        <w:pStyle w:val="ListParagraph"/>
+        <w:jc w:val="both"/>
+        <w:rPr>
+          <w:rFonts w:ascii="Arial" w:hAnsi="Arial" w:cs="Arial"/>
+          <w:sz w:val="36"/>
+          <w:szCs w:val="36"/>
+        </w:rPr>
+      </w:pPr>
+    </w:p>
+    <w:p>
+      <w:pPr>
+        <w:pStyle w:val="ListParagraph"/>
+        <w:jc w:val="both"/>
+        <w:rPr>
+          <w:rFonts w:ascii="Arial" w:hAnsi="Arial" w:cs="Arial"/>
+          <w:sz w:val="36"/>
+          <w:szCs w:val="36"/>
+        </w:rPr>
+      </w:pPr>
+    </w:p>
+    <w:p>
+      <w:pPr>
+        <w:pStyle w:val="ListParagraph"/>
+        <w:jc w:val="both"/>
+        <w:rPr>
+          <w:rFonts w:ascii="Arial" w:hAnsi="Arial" w:cs="Arial"/>
+          <w:sz w:val="36"/>
+          <w:szCs w:val="36"/>
+        </w:rPr>
+      </w:pPr>
+    </w:p>
+    <w:p>
+      <w:pPr>
+        <w:pStyle w:val="ListParagraph"/>
+        <w:jc w:val="both"/>
+        <w:rPr>
+          <w:rFonts w:ascii="Arial" w:hAnsi="Arial" w:cs="Arial"/>
+          <w:sz w:val="36"/>
+          <w:szCs w:val="36"/>
+        </w:rPr>
+      </w:pPr>
+    </w:p>
+    <w:p>
+      <w:pPr>
+        <w:pStyle w:val="ListParagraph"/>
+        <w:jc w:val="both"/>
+        <w:rPr>
+          <w:rFonts w:ascii="Arial" w:hAnsi="Arial" w:cs="Arial"/>
+          <w:b/>
+          <w:bCs/>
+          <w:sz w:val="36"/>
+          <w:szCs w:val="36"/>
+        </w:rPr>
+      </w:pPr>
+      <w:r>
+        <w:rPr>
+          <w:rFonts w:ascii="Arial" w:hAnsi="Arial" w:cs="Arial"/>
+          <w:b/>
+          <w:bCs/>
+          <w:sz w:val="36"/>
+          <w:szCs w:val="36"/>
+        </w:rPr>
+        <w:t>What is Canny Edge Detection?</w:t>
+      </w:r>
+    </w:p>
+    <w:p>
+      <w:pPr>
+        <w:pStyle w:val="ListParagraph"/>
+        <w:jc w:val="both"/>
+        <w:rPr>
+          <w:rFonts w:ascii="Arial" w:hAnsi="Arial" w:cs="Arial"/>
+          <w:sz w:val="36"/>
+          <w:szCs w:val="36"/>
+        </w:rPr>
+      </w:pPr>
+      <w:r>
+        <w:rPr>
+          <w:rFonts w:ascii="Arial" w:hAnsi="Arial" w:cs="Arial"/>
+          <w:sz w:val="36"/>
+          <w:szCs w:val="36"/>
+        </w:rPr>
+        <w:t xml:space="preserve">It is an algorithm that finds </w:t>
+      </w:r>
+      <w:r>
+        <w:rPr>
+          <w:rFonts w:ascii="Arial" w:hAnsi="Arial" w:cs="Arial"/>
+          <w:b/>
+          <w:bCs/>
+          <w:sz w:val="36"/>
+          <w:szCs w:val="36"/>
+        </w:rPr>
+        <w:t>important edges</w:t>
+      </w:r>
+      <w:r>
+        <w:rPr>
+          <w:rFonts w:ascii="Arial" w:hAnsi="Arial" w:cs="Arial"/>
+          <w:sz w:val="36"/>
+          <w:szCs w:val="36"/>
+        </w:rPr>
+        <w:t xml:space="preserve"> while ignoring most unnecessary details.</w:t>
+      </w:r>
+    </w:p>
+    <w:p>
+      <w:pPr>
+        <w:pStyle w:val="ListParagraph"/>
+        <w:jc w:val="both"/>
+        <w:rPr>
+          <w:rFonts w:ascii="Arial" w:hAnsi="Arial" w:cs="Arial"/>
+          <w:sz w:val="36"/>
+          <w:szCs w:val="36"/>
+        </w:rPr>
+      </w:pPr>
+      <w:r>
+        <w:rPr>
+          <w:rFonts w:ascii="Arial" w:hAnsi="Arial" w:cs="Arial"/>
+          <w:sz w:val="36"/>
+          <w:szCs w:val="36"/>
+        </w:rPr>
+        <w:t>Think of it as:</w:t>
+      </w:r>
+    </w:p>
+    <w:p>
+      <w:pPr>
+        <w:pStyle w:val="ListParagraph"/>
+        <w:jc w:val="both"/>
+        <w:rPr>
+          <w:rFonts w:ascii="Arial" w:hAnsi="Arial" w:cs="Arial"/>
+          <w:sz w:val="36"/>
+          <w:szCs w:val="36"/>
+        </w:rPr>
+      </w:pPr>
+      <w:r>
+        <w:rPr>
+          <w:rFonts w:ascii="Arial" w:hAnsi="Arial" w:cs="Arial"/>
+          <w:b/>
+          <w:bCs/>
+          <w:sz w:val="36"/>
+          <w:szCs w:val="36"/>
+        </w:rPr>
+        <w:t>A highlighter for object boundaries.</w:t>
+      </w:r>
+    </w:p>
+    <w:p>
+      <w:pPr>
+        <w:pStyle w:val="ListParagraph"/>
+        <w:jc w:val="both"/>
+        <w:rPr>
+          <w:rFonts w:ascii="Arial" w:hAnsi="Arial" w:cs="Arial"/>
+          <w:sz w:val="36"/>
+          <w:szCs w:val="36"/>
+        </w:rPr>
+      </w:pPr>
+      <w:r>
+        <w:rPr>
+          <w:rFonts w:ascii="Arial" w:hAnsi="Arial" w:cs="Arial"/>
+          <w:sz w:val="36"/>
+          <w:szCs w:val="36"/>
+        </w:rPr>
+        <w:t>Instead of showing the whole image, it only shows the outlines.</w:t>
+      </w:r>
+    </w:p>
+    <w:p>
+      <w:pPr>
+        <w:pStyle w:val="ListParagraph"/>
+        <w:jc w:val="both"/>
+        <w:rPr>
+          <w:rFonts w:ascii="Arial" w:hAnsi="Arial" w:cs="Arial"/>
+          <w:sz w:val="36"/>
+          <w:szCs w:val="36"/>
+        </w:rPr>
+      </w:pPr>
+    </w:p>
+    <w:p>
+      <w:pPr>
+        <w:pStyle w:val="ListParagraph"/>
+        <w:jc w:val="both"/>
+        <w:rPr>
+          <w:rFonts w:ascii="Arial" w:hAnsi="Arial" w:cs="Arial"/>
+          <w:sz w:val="36"/>
+          <w:szCs w:val="36"/>
+        </w:rPr>
+      </w:pPr>
+    </w:p>
+    <w:p>
+      <w:pPr>
+        <w:pStyle w:val="ListParagraph"/>
+        <w:jc w:val="both"/>
+        <w:rPr>
+          <w:rFonts w:ascii="Arial" w:hAnsi="Arial" w:cs="Arial"/>
+          <w:sz w:val="36"/>
+          <w:szCs w:val="36"/>
+        </w:rPr>
+      </w:pPr>
+      <w:r>
+        <w:rPr>
+          <w:rFonts w:ascii="Arial" w:hAnsi="Arial" w:cs="Arial"/>
+          <w:sz w:val="36"/>
+          <w:szCs w:val="36"/>
+        </w:rPr>
+        <w:t>Edge Detection</w:t>
+      </w:r>
+    </w:p>
+    <w:p>
+      <w:pPr>
+        <w:pStyle w:val="ListParagraph"/>
+        <w:jc w:val="both"/>
+        <w:rPr>
+          <w:rFonts w:ascii="Arial" w:hAnsi="Arial" w:cs="Arial"/>
+          <w:sz w:val="36"/>
+          <w:szCs w:val="36"/>
+        </w:rPr>
+      </w:pPr>
+    </w:p>
+    <w:p>
+      <w:pPr>
+        <w:pStyle w:val="ListParagraph"/>
+        <w:jc w:val="both"/>
+        <w:rPr>
+          <w:rFonts w:ascii="Arial" w:hAnsi="Arial" w:cs="Arial"/>
+          <w:sz w:val="36"/>
+          <w:szCs w:val="36"/>
+        </w:rPr>
+      </w:pPr>
+      <w:r>
+        <w:rPr>
+          <w:rFonts w:ascii="Arial" w:hAnsi="Arial" w:cs="Arial"/>
+          <w:sz w:val="36"/>
+          <w:szCs w:val="36"/>
+        </w:rPr>
+        <w:t>• An edge is a place where the brightness changes suddenly.</w:t>
+      </w:r>
+    </w:p>
+    <w:p>
+      <w:pPr>
+        <w:pStyle w:val="ListParagraph"/>
+        <w:jc w:val="both"/>
+        <w:rPr>
+          <w:rFonts w:ascii="Arial" w:hAnsi="Arial" w:cs="Arial"/>
+          <w:sz w:val="36"/>
+          <w:szCs w:val="36"/>
+        </w:rPr>
+      </w:pPr>
+      <w:r>
+        <w:rPr>
+          <w:rFonts w:ascii="Arial" w:hAnsi="Arial" w:cs="Arial"/>
+          <w:sz w:val="36"/>
+          <w:szCs w:val="36"/>
+        </w:rPr>
+        <w:t>• Canny Edge Detection detects important object boundaries.</w:t>
+      </w:r>
+    </w:p>
+    <w:p>
+      <w:pPr>
+        <w:pStyle w:val="ListParagraph"/>
+        <w:jc w:val="both"/>
+        <w:rPr>
+          <w:rFonts w:ascii="Arial" w:hAnsi="Arial" w:cs="Arial"/>
+          <w:sz w:val="36"/>
+          <w:szCs w:val="36"/>
+        </w:rPr>
+      </w:pPr>
+      <w:r>
+        <w:rPr>
+          <w:rFonts w:ascii="Arial" w:hAnsi="Arial" w:cs="Arial"/>
+          <w:sz w:val="36"/>
+          <w:szCs w:val="36"/>
+        </w:rPr>
+        <w:t>• It removes unnecessary image information and keeps only the edges.</w:t>
+      </w:r>
+    </w:p>
+    <w:p>
+      <w:pPr>
+        <w:pStyle w:val="ListParagraph"/>
+        <w:jc w:val="both"/>
+        <w:rPr>
+          <w:rFonts w:ascii="Arial" w:hAnsi="Arial" w:cs="Arial"/>
+          <w:sz w:val="36"/>
+          <w:szCs w:val="36"/>
+        </w:rPr>
+      </w:pPr>
+      <w:r>
+        <w:rPr>
+          <w:rFonts w:ascii="Arial" w:hAnsi="Arial" w:cs="Arial"/>
+          <w:sz w:val="36"/>
+          <w:szCs w:val="36"/>
+        </w:rPr>
+        <w:t>• Widely used before contour detection and object recognition.</w:t>
+      </w:r>
+    </w:p>
+    <w:p>
+      <w:pPr>
+        <w:pStyle w:val="ListParagraph"/>
+        <w:jc w:val="both"/>
+        <w:rPr>
+          <w:rFonts w:ascii="Arial" w:hAnsi="Arial" w:cs="Arial"/>
+          <w:sz w:val="36"/>
+          <w:szCs w:val="36"/>
+        </w:rPr>
+      </w:pPr>
+    </w:p>
+    <w:p>
+      <w:pPr>
+        <w:pStyle w:val="ListParagraph"/>
+        <w:jc w:val="both"/>
+        <w:rPr>
+          <w:rFonts w:ascii="Arial" w:hAnsi="Arial" w:cs="Arial"/>
+          <w:sz w:val="36"/>
+          <w:szCs w:val="36"/>
+        </w:rPr>
+      </w:pPr>
+    </w:p>
+    <w:p>
+      <w:pPr>
+        <w:pStyle w:val="ListParagraph"/>
+        <w:jc w:val="both"/>
+        <w:rPr>
+          <w:rFonts w:ascii="Arial" w:hAnsi="Arial" w:cs="Arial"/>
+          <w:sz w:val="36"/>
+          <w:szCs w:val="36"/>
+        </w:rPr>
+      </w:pPr>
+    </w:p>
+    <w:p>
+      <w:pPr>
+        <w:pStyle w:val="ListParagraph"/>
+        <w:jc w:val="both"/>
+        <w:rPr>
+          <w:rFonts w:ascii="Arial" w:hAnsi="Arial" w:cs="Arial"/>
+          <w:sz w:val="36"/>
+          <w:szCs w:val="36"/>
+        </w:rPr>
+      </w:pPr>
+      <w:r>
+        <w:rPr>
+          <w:rFonts w:ascii="Arial" w:hAnsi="Arial" w:cs="Arial"/>
+          <w:sz w:val="36"/>
+          <w:szCs w:val="36"/>
+        </w:rPr>
+        <w:lastRenderedPageBreak/>
+        <w:t>cv2.Canny(image, threshold1, threshold2)</w:t>
+      </w:r>
+    </w:p>
+    <w:p>
+      <w:pPr>
+        <w:pStyle w:val="ListParagraph"/>
+        <w:jc w:val="both"/>
+        <w:rPr>
+          <w:rFonts w:ascii="Arial" w:hAnsi="Arial" w:cs="Arial"/>
+          <w:sz w:val="36"/>
+          <w:szCs w:val="36"/>
+        </w:rPr>
+      </w:pPr>
+    </w:p>
+    <w:p>
+      <w:pPr>
+        <w:pStyle w:val="ListParagraph"/>
+        <w:jc w:val="both"/>
+        <w:rPr>
+          <w:rFonts w:ascii="Arial" w:hAnsi="Arial" w:cs="Arial"/>
+          <w:sz w:val="36"/>
+          <w:szCs w:val="36"/>
+        </w:rPr>
+      </w:pPr>
+      <w:r>
+        <w:rPr>
+          <w:rFonts w:ascii="Arial" w:hAnsi="Arial" w:cs="Arial"/>
+          <w:sz w:val="36"/>
+          <w:szCs w:val="36"/>
+        </w:rPr>
+        <w:t>image        → Input grayscale image</w:t>
+      </w:r>
+    </w:p>
+    <w:p>
+      <w:pPr>
+        <w:pStyle w:val="ListParagraph"/>
+        <w:jc w:val="both"/>
+        <w:rPr>
+          <w:rFonts w:ascii="Arial" w:hAnsi="Arial" w:cs="Arial"/>
+          <w:sz w:val="36"/>
+          <w:szCs w:val="36"/>
+        </w:rPr>
+      </w:pPr>
+    </w:p>
+    <w:p>
+      <w:pPr>
+        <w:pStyle w:val="ListParagraph"/>
+        <w:jc w:val="both"/>
+        <w:rPr>
+          <w:rFonts w:ascii="Arial" w:hAnsi="Arial" w:cs="Arial"/>
+          <w:sz w:val="36"/>
+          <w:szCs w:val="36"/>
+        </w:rPr>
+      </w:pPr>
+      <w:r>
+        <w:rPr>
+          <w:rFonts w:ascii="Arial" w:hAnsi="Arial" w:cs="Arial"/>
+          <w:sz w:val="36"/>
+          <w:szCs w:val="36"/>
+        </w:rPr>
+        <w:t>threshold1  → Lower threshold</w:t>
+      </w:r>
+    </w:p>
+    <w:p>
+      <w:pPr>
+        <w:pStyle w:val="ListParagraph"/>
+        <w:jc w:val="both"/>
+        <w:rPr>
+          <w:rFonts w:ascii="Arial" w:hAnsi="Arial" w:cs="Arial"/>
+          <w:sz w:val="36"/>
+          <w:szCs w:val="36"/>
+        </w:rPr>
+      </w:pPr>
+    </w:p>
+    <w:p>
+      <w:pPr>
+        <w:pStyle w:val="ListParagraph"/>
+        <w:jc w:val="both"/>
+        <w:rPr>
+          <w:rFonts w:ascii="Arial" w:hAnsi="Arial" w:cs="Arial"/>
+          <w:sz w:val="36"/>
+          <w:szCs w:val="36"/>
+        </w:rPr>
+      </w:pPr>
+      <w:r>
+        <w:rPr>
+          <w:rFonts w:ascii="Arial" w:hAnsi="Arial" w:cs="Arial"/>
+          <w:sz w:val="36"/>
+          <w:szCs w:val="36"/>
+        </w:rPr>
+        <w:t>threshold2  → Upper threshold</w:t>
+      </w:r>
+    </w:p>
+    <w:p>
+      <w:pPr>
+        <w:pStyle w:val="ListParagraph"/>
+        <w:jc w:val="both"/>
+        <w:rPr>
+          <w:rFonts w:ascii="Arial" w:hAnsi="Arial" w:cs="Arial"/>
+          <w:sz w:val="36"/>
+          <w:szCs w:val="36"/>
+        </w:rPr>
+      </w:pPr>
+    </w:p>
+    <w:p>
+      <w:pPr>
+        <w:pStyle w:val="ListParagraph"/>
+        <w:jc w:val="both"/>
+        <w:rPr>
+          <w:rFonts w:ascii="Arial" w:hAnsi="Arial" w:cs="Arial"/>
+          <w:sz w:val="36"/>
+          <w:szCs w:val="36"/>
+        </w:rPr>
+      </w:pPr>
+      <w:r>
+        <w:rPr>
+          <w:rFonts w:ascii="Arial" w:hAnsi="Arial" w:cs="Arial"/>
+          <w:sz w:val="36"/>
+          <w:szCs w:val="36"/>
+        </w:rPr>
+        <w:t>Returns:</w:t>
+      </w:r>
+    </w:p>
+    <w:p>
+      <w:pPr>
+        <w:pStyle w:val="ListParagraph"/>
+        <w:jc w:val="both"/>
+        <w:rPr>
+          <w:rFonts w:ascii="Arial" w:hAnsi="Arial" w:cs="Arial"/>
+          <w:sz w:val="36"/>
+          <w:szCs w:val="36"/>
+        </w:rPr>
+      </w:pPr>
+    </w:p>
+    <w:p>
+      <w:pPr>
+        <w:pStyle w:val="ListParagraph"/>
+        <w:jc w:val="both"/>
+        <w:rPr>
+          <w:rFonts w:ascii="Arial" w:hAnsi="Arial" w:cs="Arial"/>
+          <w:sz w:val="36"/>
+          <w:szCs w:val="36"/>
+        </w:rPr>
+      </w:pPr>
+      <w:r>
+        <w:rPr>
+          <w:rFonts w:ascii="Arial" w:hAnsi="Arial" w:cs="Arial"/>
+          <w:sz w:val="36"/>
+          <w:szCs w:val="36"/>
+        </w:rPr>
+        <w:t>edges → Image containing only the detected edges</w:t>
+      </w:r>
+    </w:p>
+    <w:p>
+      <w:pPr>
+        <w:pStyle w:val="ListParagraph"/>
+        <w:jc w:val="both"/>
+        <w:rPr>
+          <w:rFonts w:ascii="Arial" w:hAnsi="Arial" w:cs="Arial"/>
+          <w:sz w:val="36"/>
+          <w:szCs w:val="36"/>
+        </w:rPr>
+      </w:pPr>
+    </w:p>
+    <w:p>
+      <w:pPr>
+        <w:pStyle w:val="ListParagraph"/>
+        <w:jc w:val="both"/>
+        <w:rPr>
+          <w:rFonts w:ascii="Arial" w:hAnsi="Arial" w:cs="Arial"/>
+          <w:sz w:val="36"/>
+          <w:szCs w:val="36"/>
+        </w:rPr>
+      </w:pPr>
+      <w:r>
+        <w:rPr>
+          <w:rFonts w:ascii="Arial" w:hAnsi="Arial" w:cs="Arial"/>
+          <w:sz w:val="36"/>
+          <w:szCs w:val="36"/>
+        </w:rPr>
+        <w:t>Strong Person</w:t>
+      </w:r>
+    </w:p>
+    <w:p>
+      <w:pPr>
+        <w:pStyle w:val="ListParagraph"/>
+        <w:jc w:val="both"/>
+        <w:rPr>
+          <w:rFonts w:ascii="Arial" w:hAnsi="Arial" w:cs="Arial"/>
+          <w:sz w:val="36"/>
+          <w:szCs w:val="36"/>
+        </w:rPr>
+      </w:pPr>
+      <w:r>
+        <w:rPr>
+          <w:rFonts w:ascii="Arial" w:hAnsi="Arial" w:cs="Arial"/>
+          <w:sz w:val="36"/>
+          <w:szCs w:val="36"/>
+        </w:rPr>
+        <w:t>↓</w:t>
+      </w:r>
+    </w:p>
+    <w:p>
+      <w:pPr>
+        <w:pStyle w:val="ListParagraph"/>
+        <w:jc w:val="both"/>
+        <w:rPr>
+          <w:rFonts w:ascii="Arial" w:hAnsi="Arial" w:cs="Arial"/>
+          <w:sz w:val="36"/>
+          <w:szCs w:val="36"/>
+        </w:rPr>
+      </w:pPr>
+    </w:p>
+    <w:p>
+      <w:pPr>
+        <w:pStyle w:val="ListParagraph"/>
+        <w:jc w:val="both"/>
+        <w:rPr>
+          <w:rFonts w:ascii="Arial" w:hAnsi="Arial" w:cs="Arial"/>
+          <w:sz w:val="36"/>
+          <w:szCs w:val="36"/>
+        </w:rPr>
+      </w:pPr>
+      <w:r>
+        <w:rPr>
+          <w:rFonts w:ascii="Arial" w:hAnsi="Arial" w:cs="Arial"/>
+          <w:sz w:val="36"/>
+          <w:szCs w:val="36"/>
+        </w:rPr>
+        <w:t>Let them enter.</w:t>
+      </w:r>
+    </w:p>
+    <w:p>
+      <w:pPr>
+        <w:pStyle w:val="ListParagraph"/>
+        <w:jc w:val="both"/>
+        <w:rPr>
+          <w:rFonts w:ascii="Arial" w:hAnsi="Arial" w:cs="Arial"/>
+          <w:sz w:val="36"/>
+          <w:szCs w:val="36"/>
+        </w:rPr>
+      </w:pPr>
+    </w:p>
+    <w:p>
+      <w:pPr>
+        <w:pStyle w:val="ListParagraph"/>
+        <w:jc w:val="both"/>
+        <w:rPr>
+          <w:rFonts w:ascii="Arial" w:hAnsi="Arial" w:cs="Arial"/>
+          <w:sz w:val="36"/>
+          <w:szCs w:val="36"/>
+        </w:rPr>
+      </w:pPr>
+      <w:r>
+        <w:rPr>
+          <w:rFonts w:ascii="Arial" w:hAnsi="Arial" w:cs="Arial"/>
+          <w:sz w:val="36"/>
+          <w:szCs w:val="36"/>
+        </w:rPr>
+        <w:t>--------------------</w:t>
+      </w:r>
+    </w:p>
+    <w:p>
+      <w:pPr>
+        <w:pStyle w:val="ListParagraph"/>
+        <w:jc w:val="both"/>
+        <w:rPr>
+          <w:rFonts w:ascii="Arial" w:hAnsi="Arial" w:cs="Arial"/>
+          <w:sz w:val="36"/>
+          <w:szCs w:val="36"/>
+        </w:rPr>
+      </w:pPr>
+    </w:p>
+    <w:p>
+      <w:pPr>
+        <w:pStyle w:val="ListParagraph"/>
+        <w:jc w:val="both"/>
+        <w:rPr>
+          <w:rFonts w:ascii="Arial" w:hAnsi="Arial" w:cs="Arial"/>
+          <w:sz w:val="36"/>
+          <w:szCs w:val="36"/>
+        </w:rPr>
+      </w:pPr>
+      <w:r>
+        <w:rPr>
+          <w:rFonts w:ascii="Arial" w:hAnsi="Arial" w:cs="Arial"/>
+          <w:sz w:val="36"/>
+          <w:szCs w:val="36"/>
+        </w:rPr>
+        <w:t>Weak Person</w:t>
+      </w:r>
+    </w:p>
+    <w:p>
+      <w:pPr>
+        <w:pStyle w:val="ListParagraph"/>
+        <w:jc w:val="both"/>
+        <w:rPr>
+          <w:rFonts w:ascii="Arial" w:hAnsi="Arial" w:cs="Arial"/>
+          <w:sz w:val="36"/>
+          <w:szCs w:val="36"/>
+        </w:rPr>
+      </w:pPr>
+      <w:r>
+        <w:rPr>
+          <w:rFonts w:ascii="Arial" w:hAnsi="Arial" w:cs="Arial"/>
+          <w:sz w:val="36"/>
+          <w:szCs w:val="36"/>
+        </w:rPr>
+        <w:t>↓</w:t>
+      </w:r>
+    </w:p>
+    <w:p>
+      <w:pPr>
+        <w:pStyle w:val="ListParagraph"/>
+        <w:jc w:val="both"/>
+        <w:rPr>
+          <w:rFonts w:ascii="Arial" w:hAnsi="Arial" w:cs="Arial"/>
+          <w:sz w:val="36"/>
+          <w:szCs w:val="36"/>
+        </w:rPr>
+      </w:pPr>
+    </w:p>
+    <w:p>
+      <w:pPr>
+        <w:pStyle w:val="ListParagraph"/>
+        <w:jc w:val="both"/>
+        <w:rPr>
+          <w:rFonts w:ascii="Arial" w:hAnsi="Arial" w:cs="Arial"/>
+          <w:sz w:val="36"/>
+          <w:szCs w:val="36"/>
+        </w:rPr>
+      </w:pPr>
+      <w:r>
+        <w:rPr>
+          <w:rFonts w:ascii="Arial" w:hAnsi="Arial" w:cs="Arial"/>
+          <w:sz w:val="36"/>
+          <w:szCs w:val="36"/>
+        </w:rPr>
+        <w:t>Don't allow.</w:t>
+      </w:r>
+    </w:p>
+    <w:p>
+      <w:pPr>
+        <w:pStyle w:val="ListParagraph"/>
+        <w:jc w:val="both"/>
+        <w:rPr>
+          <w:rFonts w:ascii="Arial" w:hAnsi="Arial" w:cs="Arial"/>
+          <w:sz w:val="36"/>
+          <w:szCs w:val="36"/>
+        </w:rPr>
+      </w:pPr>
+    </w:p>
+    <w:p>
+      <w:pPr>
+        <w:pStyle w:val="ListParagraph"/>
+        <w:jc w:val="both"/>
+        <w:rPr>
+          <w:rFonts w:ascii="Arial" w:hAnsi="Arial" w:cs="Arial"/>
+          <w:sz w:val="36"/>
+          <w:szCs w:val="36"/>
+        </w:rPr>
+      </w:pPr>
+      <w:r>
+        <w:rPr>
+          <w:rFonts w:ascii="Arial" w:hAnsi="Arial" w:cs="Arial"/>
+          <w:sz w:val="36"/>
+          <w:szCs w:val="36"/>
+        </w:rPr>
+        <w:t>--------------------</w:t>
+      </w:r>
+    </w:p>
+    <w:p>
+      <w:pPr>
+        <w:pStyle w:val="ListParagraph"/>
+        <w:jc w:val="both"/>
+        <w:rPr>
+          <w:rFonts w:ascii="Arial" w:hAnsi="Arial" w:cs="Arial"/>
+          <w:sz w:val="36"/>
+          <w:szCs w:val="36"/>
+        </w:rPr>
+      </w:pPr>
+    </w:p>
+    <w:p>
+      <w:pPr>
+        <w:pStyle w:val="ListParagraph"/>
+        <w:jc w:val="both"/>
+        <w:rPr>
+          <w:rFonts w:ascii="Arial" w:hAnsi="Arial" w:cs="Arial"/>
+          <w:sz w:val="36"/>
+          <w:szCs w:val="36"/>
+        </w:rPr>
+      </w:pPr>
+      <w:r>
+        <w:rPr>
+          <w:rFonts w:ascii="Arial" w:hAnsi="Arial" w:cs="Arial"/>
+          <w:sz w:val="36"/>
+          <w:szCs w:val="36"/>
+        </w:rPr>
+        <w:t>Medium Person</w:t>
+      </w:r>
+    </w:p>
+    <w:p>
+      <w:pPr>
+        <w:pStyle w:val="ListParagraph"/>
+        <w:jc w:val="both"/>
+        <w:rPr>
+          <w:rFonts w:ascii="Arial" w:hAnsi="Arial" w:cs="Arial"/>
+          <w:sz w:val="36"/>
+          <w:szCs w:val="36"/>
+        </w:rPr>
+      </w:pPr>
+      <w:r>
+        <w:rPr>
+          <w:rFonts w:ascii="Arial" w:hAnsi="Arial" w:cs="Arial"/>
+          <w:sz w:val="36"/>
+          <w:szCs w:val="36"/>
+        </w:rPr>
+        <w:t>↓</w:t>
+      </w:r>
+    </w:p>
+    <w:p>
+      <w:pPr>
+        <w:pStyle w:val="ListParagraph"/>
+        <w:jc w:val="both"/>
+        <w:rPr>
+          <w:rFonts w:ascii="Arial" w:hAnsi="Arial" w:cs="Arial"/>
+          <w:sz w:val="36"/>
+          <w:szCs w:val="36"/>
+        </w:rPr>
+      </w:pPr>
+    </w:p>
+    <w:p>
+      <w:pPr>
+        <w:pStyle w:val="ListParagraph"/>
+        <w:jc w:val="both"/>
+        <w:rPr>
+          <w:rFonts w:ascii="Arial" w:hAnsi="Arial" w:cs="Arial"/>
+          <w:sz w:val="36"/>
+          <w:szCs w:val="36"/>
+        </w:rPr>
+      </w:pPr>
+      <w:r>
+        <w:rPr>
+          <w:rFonts w:ascii="Arial" w:hAnsi="Arial" w:cs="Arial"/>
+          <w:sz w:val="36"/>
+          <w:szCs w:val="36"/>
+        </w:rPr>
+        <w:lastRenderedPageBreak/>
+        <w:t>Check if they came with someone important.</w:t>
+      </w:r>
+    </w:p>
+    <w:p>
+      <w:pPr>
+        <w:pStyle w:val="ListParagraph"/>
+        <w:jc w:val="both"/>
+        <w:rPr>
+          <w:rFonts w:ascii="Arial" w:hAnsi="Arial" w:cs="Arial"/>
+          <w:sz w:val="36"/>
+          <w:szCs w:val="36"/>
+        </w:rPr>
+      </w:pPr>
+    </w:p>
+    <w:p>
+      <w:pPr>
+        <w:pStyle w:val="ListParagraph"/>
+        <w:jc w:val="both"/>
+        <w:rPr>
+          <w:rFonts w:ascii="Arial" w:hAnsi="Arial" w:cs="Arial"/>
+          <w:sz w:val="36"/>
+          <w:szCs w:val="36"/>
+        </w:rPr>
+      </w:pPr>
+    </w:p>
+    <w:p>
+      <w:pPr>
+        <w:pStyle w:val="ListParagraph"/>
+        <w:jc w:val="both"/>
+        <w:rPr>
+          <w:rFonts w:ascii="Arial" w:hAnsi="Arial" w:cs="Arial"/>
+          <w:sz w:val="36"/>
+          <w:szCs w:val="36"/>
+        </w:rPr>
+      </w:pPr>
+      <w:r>
+        <w:rPr>
+          <w:rFonts w:ascii="Arial" w:hAnsi="Arial" w:cs="Arial"/>
+          <w:sz w:val="36"/>
+          <w:szCs w:val="36"/>
+        </w:rPr>
+        <w:t>Contours</w:t>
+      </w:r>
+    </w:p>
+    <w:p>
+      <w:pPr>
+        <w:pStyle w:val="ListParagraph"/>
+        <w:jc w:val="both"/>
+        <w:rPr>
+          <w:rFonts w:ascii="Arial" w:hAnsi="Arial" w:cs="Arial"/>
+          <w:sz w:val="36"/>
+          <w:szCs w:val="36"/>
+        </w:rPr>
+      </w:pPr>
+    </w:p>
+    <w:p>
+      <w:pPr>
+        <w:pStyle w:val="ListParagraph"/>
+        <w:jc w:val="both"/>
+        <w:rPr>
+          <w:rFonts w:ascii="Arial" w:hAnsi="Arial" w:cs="Arial"/>
+          <w:sz w:val="36"/>
+          <w:szCs w:val="36"/>
+        </w:rPr>
+      </w:pPr>
+      <w:r>
+        <w:rPr>
+          <w:rFonts w:ascii="Arial" w:hAnsi="Arial" w:cs="Arial"/>
+          <w:sz w:val="36"/>
+          <w:szCs w:val="36"/>
+        </w:rPr>
+        <w:t>• A contour is the boundary (outline) of an object.</w:t>
+      </w:r>
+    </w:p>
+    <w:p>
+      <w:pPr>
+        <w:pStyle w:val="ListParagraph"/>
+        <w:jc w:val="both"/>
+        <w:rPr>
+          <w:rFonts w:ascii="Arial" w:hAnsi="Arial" w:cs="Arial"/>
+          <w:sz w:val="36"/>
+          <w:szCs w:val="36"/>
+        </w:rPr>
+      </w:pPr>
+      <w:r>
+        <w:rPr>
+          <w:rFonts w:ascii="Arial" w:hAnsi="Arial" w:cs="Arial"/>
+          <w:sz w:val="36"/>
+          <w:szCs w:val="36"/>
+        </w:rPr>
+        <w:t>• Contours are used to detect the shape of objects.</w:t>
+      </w:r>
+    </w:p>
+    <w:p>
+      <w:pPr>
+        <w:pStyle w:val="ListParagraph"/>
+        <w:jc w:val="both"/>
+        <w:rPr>
+          <w:rFonts w:ascii="Arial" w:hAnsi="Arial" w:cs="Arial"/>
+          <w:sz w:val="36"/>
+          <w:szCs w:val="36"/>
+        </w:rPr>
+      </w:pPr>
+      <w:r>
+        <w:rPr>
+          <w:rFonts w:ascii="Arial" w:hAnsi="Arial" w:cs="Arial"/>
+          <w:sz w:val="36"/>
+          <w:szCs w:val="36"/>
+        </w:rPr>
+        <w:t>• They are commonly found on binary images.</w:t>
+      </w:r>
+    </w:p>
+    <w:p>
+      <w:pPr>
+        <w:pStyle w:val="ListParagraph"/>
+        <w:jc w:val="both"/>
+        <w:rPr>
+          <w:rFonts w:ascii="Arial" w:hAnsi="Arial" w:cs="Arial"/>
+          <w:sz w:val="36"/>
+          <w:szCs w:val="36"/>
+        </w:rPr>
+      </w:pPr>
+      <w:r>
+        <w:rPr>
+          <w:rFonts w:ascii="Arial" w:hAnsi="Arial" w:cs="Arial"/>
+          <w:sz w:val="36"/>
+          <w:szCs w:val="36"/>
+        </w:rPr>
+        <w:t>• Contours help in object detection, object counting, shape analysis, and measuring object properties.</w:t>
+      </w:r>
+    </w:p>
+    <w:p>
+      <w:pPr>
+        <w:pStyle w:val="ListParagraph"/>
+        <w:jc w:val="both"/>
+        <w:rPr>
+          <w:rFonts w:ascii="Arial" w:hAnsi="Arial" w:cs="Arial"/>
+          <w:sz w:val="36"/>
+          <w:szCs w:val="36"/>
+        </w:rPr>
+      </w:pPr>
+    </w:p>
+    <w:p>
+      <w:pPr>
+        <w:pStyle w:val="ListParagraph"/>
+        <w:jc w:val="both"/>
+        <w:rPr>
+          <w:rFonts w:ascii="Arial" w:hAnsi="Arial" w:cs="Arial"/>
+          <w:sz w:val="36"/>
+          <w:szCs w:val="36"/>
+        </w:rPr>
+      </w:pPr>
+      <w:r>
+        <w:rPr>
+          <w:rFonts w:ascii="Arial" w:hAnsi="Arial" w:cs="Arial"/>
+          <w:sz w:val="36"/>
+          <w:szCs w:val="36"/>
+        </w:rPr>
+        <w:t>Original Image</w:t>
+      </w:r>
+    </w:p>
+    <w:p>
+      <w:pPr>
+        <w:pStyle w:val="ListParagraph"/>
+        <w:jc w:val="both"/>
+        <w:rPr>
+          <w:rFonts w:ascii="Arial" w:hAnsi="Arial" w:cs="Arial"/>
+          <w:sz w:val="36"/>
+          <w:szCs w:val="36"/>
+        </w:rPr>
+      </w:pPr>
+      <w:r>
+        <w:rPr>
+          <w:rFonts w:ascii="Arial" w:hAnsi="Arial" w:cs="Arial"/>
+          <w:sz w:val="36"/>
+          <w:szCs w:val="36"/>
+        </w:rPr>
+        <w:t xml:space="preserve">      │</w:t>
+      </w:r>
+    </w:p>
+    <w:p>
+      <w:pPr>
+        <w:pStyle w:val="ListParagraph"/>
+        <w:jc w:val="both"/>
+        <w:rPr>
+          <w:rFonts w:ascii="Arial" w:hAnsi="Arial" w:cs="Arial"/>
+          <w:sz w:val="36"/>
+          <w:szCs w:val="36"/>
+        </w:rPr>
+      </w:pPr>
+      <w:r>
+        <w:rPr>
+          <w:rFonts w:ascii="Arial" w:hAnsi="Arial" w:cs="Arial"/>
+          <w:sz w:val="36"/>
+          <w:szCs w:val="36"/>
+        </w:rPr>
+        <w:t xml:space="preserve">      ▼</w:t>
+      </w:r>
+    </w:p>
+    <w:p>
+      <w:pPr>
+        <w:pStyle w:val="ListParagraph"/>
+        <w:jc w:val="both"/>
+        <w:rPr>
+          <w:rFonts w:ascii="Arial" w:hAnsi="Arial" w:cs="Arial"/>
+          <w:sz w:val="36"/>
+          <w:szCs w:val="36"/>
+        </w:rPr>
+      </w:pPr>
+      <w:r>
+        <w:rPr>
+          <w:rFonts w:ascii="Arial" w:hAnsi="Arial" w:cs="Arial"/>
+          <w:sz w:val="36"/>
+          <w:szCs w:val="36"/>
+        </w:rPr>
+        <w:t>Grayscale</w:t>
+      </w:r>
+    </w:p>
+    <w:p>
+      <w:pPr>
+        <w:pStyle w:val="ListParagraph"/>
+        <w:jc w:val="both"/>
+        <w:rPr>
+          <w:rFonts w:ascii="Arial" w:hAnsi="Arial" w:cs="Arial"/>
+          <w:sz w:val="36"/>
+          <w:szCs w:val="36"/>
+        </w:rPr>
+      </w:pPr>
+      <w:r>
+        <w:rPr>
+          <w:rFonts w:ascii="Arial" w:hAnsi="Arial" w:cs="Arial"/>
+          <w:sz w:val="36"/>
+          <w:szCs w:val="36"/>
+        </w:rPr>
+        <w:t xml:space="preserve">      │</w:t>
+      </w:r>
+    </w:p>
+    <w:p>
+      <w:pPr>
+        <w:pStyle w:val="ListParagraph"/>
+        <w:jc w:val="both"/>
+        <w:rPr>
+          <w:rFonts w:ascii="Arial" w:hAnsi="Arial" w:cs="Arial"/>
+          <w:sz w:val="36"/>
+          <w:szCs w:val="36"/>
+        </w:rPr>
+      </w:pPr>
+      <w:r>
+        <w:rPr>
+          <w:rFonts w:ascii="Arial" w:hAnsi="Arial" w:cs="Arial"/>
+          <w:sz w:val="36"/>
+          <w:szCs w:val="36"/>
+        </w:rPr>
+        <w:t xml:space="preserve">      ▼</w:t>
+      </w:r>
+    </w:p>
+    <w:p>
+      <w:pPr>
+        <w:pStyle w:val="ListParagraph"/>
+        <w:jc w:val="both"/>
+        <w:rPr>
+          <w:rFonts w:ascii="Arial" w:hAnsi="Arial" w:cs="Arial"/>
+          <w:sz w:val="36"/>
+          <w:szCs w:val="36"/>
+        </w:rPr>
+      </w:pPr>
+      <w:r>
+        <w:rPr>
+          <w:rFonts w:ascii="Arial" w:hAnsi="Arial" w:cs="Arial"/>
+          <w:sz w:val="36"/>
+          <w:szCs w:val="36"/>
+        </w:rPr>
+        <w:t>Threshold</w:t>
+      </w:r>
+    </w:p>
+    <w:p>
+      <w:pPr>
+        <w:pStyle w:val="ListParagraph"/>
+        <w:jc w:val="both"/>
+        <w:rPr>
+          <w:rFonts w:ascii="Arial" w:hAnsi="Arial" w:cs="Arial"/>
+          <w:sz w:val="36"/>
+          <w:szCs w:val="36"/>
+        </w:rPr>
+      </w:pPr>
+      <w:r>
+        <w:rPr>
+          <w:rFonts w:ascii="Arial" w:hAnsi="Arial" w:cs="Arial"/>
+          <w:sz w:val="36"/>
+          <w:szCs w:val="36"/>
+        </w:rPr>
+        <w:t xml:space="preserve">      │</w:t>
+      </w:r>
+    </w:p>
+    <w:p>
+      <w:pPr>
+        <w:pStyle w:val="ListParagraph"/>
+        <w:jc w:val="both"/>
+        <w:rPr>
+          <w:rFonts w:ascii="Arial" w:hAnsi="Arial" w:cs="Arial"/>
+          <w:sz w:val="36"/>
+          <w:szCs w:val="36"/>
+        </w:rPr>
+      </w:pPr>
+      <w:r>
+        <w:rPr>
+          <w:rFonts w:ascii="Arial" w:hAnsi="Arial" w:cs="Arial"/>
+          <w:sz w:val="36"/>
+          <w:szCs w:val="36"/>
+        </w:rPr>
+        <w:t xml:space="preserve">      ▼</w:t>
+      </w:r>
+    </w:p>
+    <w:p>
+      <w:pPr>
+        <w:pStyle w:val="ListParagraph"/>
+        <w:jc w:val="both"/>
+        <w:rPr>
+          <w:rFonts w:ascii="Arial" w:hAnsi="Arial" w:cs="Arial"/>
+          <w:sz w:val="36"/>
+          <w:szCs w:val="36"/>
+        </w:rPr>
+      </w:pPr>
+      <w:r>
+        <w:rPr>
+          <w:rFonts w:ascii="Arial" w:hAnsi="Arial" w:cs="Arial"/>
+          <w:sz w:val="36"/>
+          <w:szCs w:val="36"/>
+        </w:rPr>
+        <w:t>Binary Image</w:t>
+      </w:r>
+    </w:p>
+    <w:p>
+      <w:pPr>
+        <w:pStyle w:val="ListParagraph"/>
+        <w:jc w:val="both"/>
+        <w:rPr>
+          <w:rFonts w:ascii="Arial" w:hAnsi="Arial" w:cs="Arial"/>
+          <w:sz w:val="36"/>
+          <w:szCs w:val="36"/>
+        </w:rPr>
+      </w:pPr>
+      <w:r>
+        <w:rPr>
+          <w:rFonts w:ascii="Arial" w:hAnsi="Arial" w:cs="Arial"/>
+          <w:sz w:val="36"/>
+          <w:szCs w:val="36"/>
+        </w:rPr>
+        <w:t xml:space="preserve">      │</w:t>
+      </w:r>
+    </w:p>
+    <w:p>
+      <w:pPr>
+        <w:pStyle w:val="ListParagraph"/>
+        <w:jc w:val="both"/>
+        <w:rPr>
+          <w:rFonts w:ascii="Arial" w:hAnsi="Arial" w:cs="Arial"/>
+          <w:sz w:val="36"/>
+          <w:szCs w:val="36"/>
+        </w:rPr>
+      </w:pPr>
+      <w:r>
+        <w:rPr>
+          <w:rFonts w:ascii="Arial" w:hAnsi="Arial" w:cs="Arial"/>
+          <w:sz w:val="36"/>
+          <w:szCs w:val="36"/>
+        </w:rPr>
+        <w:t xml:space="preserve">      ▼</w:t>
+      </w:r>
+    </w:p>
+    <w:p>
+      <w:pPr>
+        <w:pStyle w:val="ListParagraph"/>
+        <w:jc w:val="both"/>
+        <w:rPr>
+          <w:rFonts w:ascii="Arial" w:hAnsi="Arial" w:cs="Arial"/>
+          <w:sz w:val="36"/>
+          <w:szCs w:val="36"/>
+        </w:rPr>
+      </w:pPr>
+      <w:r>
+        <w:rPr>
+          <w:rFonts w:ascii="Arial" w:hAnsi="Arial" w:cs="Arial"/>
+          <w:sz w:val="36"/>
+          <w:szCs w:val="36"/>
+        </w:rPr>
+        <w:t>Find Contours</w:t>
+      </w:r>
+    </w:p>
+    <w:p>
+      <w:pPr>
+        <w:pStyle w:val="ListParagraph"/>
+        <w:jc w:val="both"/>
+        <w:rPr>
+          <w:rFonts w:ascii="Arial" w:hAnsi="Arial" w:cs="Arial"/>
+          <w:sz w:val="36"/>
+          <w:szCs w:val="36"/>
+        </w:rPr>
+      </w:pPr>
+    </w:p>
+    <w:p>
+      <w:pPr>
+        <w:pStyle w:val="ListParagraph"/>
+        <w:jc w:val="both"/>
+        <w:rPr>
+          <w:rFonts w:ascii="Arial" w:hAnsi="Arial" w:cs="Arial"/>
+          <w:sz w:val="36"/>
+          <w:szCs w:val="36"/>
+        </w:rPr>
+      </w:pPr>
+    </w:p>
+    <w:p>
+      <w:pPr>
+        <w:pStyle w:val="ListParagraph"/>
+        <w:jc w:val="both"/>
+        <w:rPr>
+          <w:rFonts w:ascii="Arial" w:hAnsi="Arial" w:cs="Arial"/>
+          <w:sz w:val="36"/>
+          <w:szCs w:val="36"/>
+        </w:rPr>
+      </w:pPr>
+    </w:p>
+    <w:p>
+      <w:pPr>
+        <w:pStyle w:val="ListParagraph"/>
+        <w:jc w:val="both"/>
+        <w:rPr>
+          <w:rFonts w:ascii="Arial" w:hAnsi="Arial" w:cs="Arial"/>
+          <w:sz w:val="36"/>
+          <w:szCs w:val="36"/>
+        </w:rPr>
+      </w:pPr>
+    </w:p>
+    <w:p>
+      <w:pPr>
+        <w:pStyle w:val="ListParagraph"/>
+        <w:jc w:val="both"/>
+        <w:rPr>
+          <w:rFonts w:ascii="Arial" w:hAnsi="Arial" w:cs="Arial"/>
+          <w:sz w:val="36"/>
+          <w:szCs w:val="36"/>
+        </w:rPr>
+      </w:pPr>
+    </w:p>
+    <w:p>
+      <w:pPr>
+        <w:pStyle w:val="ListParagraph"/>
+        <w:jc w:val="both"/>
+        <w:rPr>
+          <w:rFonts w:ascii="Arial" w:hAnsi="Arial" w:cs="Arial"/>
+          <w:sz w:val="36"/>
+          <w:szCs w:val="36"/>
+        </w:rPr>
+      </w:pPr>
+      <w:r>
+        <w:rPr>
+          <w:rFonts w:ascii="Arial" w:hAnsi="Arial" w:cs="Arial"/>
+          <w:sz w:val="36"/>
+          <w:szCs w:val="36"/>
+        </w:rPr>
+        <w:lastRenderedPageBreak/>
+        <w:t xml:space="preserve">What does </w:t>
+      </w:r>
+      <w:r>
+        <w:rPr>
+          <w:rFonts w:ascii="Arial" w:hAnsi="Arial" w:cs="Arial"/>
+          <w:b/>
+          <w:bCs/>
+          <w:sz w:val="36"/>
+          <w:szCs w:val="36"/>
+        </w:rPr>
+        <w:t>Morphological</w:t>
+      </w:r>
+      <w:r>
+        <w:rPr>
+          <w:rFonts w:ascii="Arial" w:hAnsi="Arial" w:cs="Arial"/>
+          <w:sz w:val="36"/>
+          <w:szCs w:val="36"/>
+        </w:rPr>
+        <w:t xml:space="preserve"> mean?</w:t>
+      </w:r>
+    </w:p>
+    <w:p>
+      <w:pPr>
+        <w:pStyle w:val="ListParagraph"/>
+        <w:jc w:val="both"/>
+        <w:rPr>
+          <w:rFonts w:ascii="Arial" w:hAnsi="Arial" w:cs="Arial"/>
+          <w:sz w:val="36"/>
+          <w:szCs w:val="36"/>
+        </w:rPr>
+      </w:pPr>
+      <w:r>
+        <w:rPr>
+          <w:rFonts w:ascii="Arial" w:hAnsi="Arial" w:cs="Arial"/>
+          <w:sz w:val="36"/>
+          <w:szCs w:val="36"/>
+        </w:rPr>
+        <w:t xml:space="preserve">The word comes from </w:t>
+      </w:r>
+      <w:r>
+        <w:rPr>
+          <w:rFonts w:ascii="Arial" w:hAnsi="Arial" w:cs="Arial"/>
+          <w:b/>
+          <w:bCs/>
+          <w:sz w:val="36"/>
+          <w:szCs w:val="36"/>
+        </w:rPr>
+        <w:t>Morphology</w:t>
+      </w:r>
+      <w:r>
+        <w:rPr>
+          <w:rFonts w:ascii="Arial" w:hAnsi="Arial" w:cs="Arial"/>
+          <w:sz w:val="36"/>
+          <w:szCs w:val="36"/>
+        </w:rPr>
+        <w:t>, which means:</w:t>
+      </w:r>
+    </w:p>
+    <w:p>
+      <w:pPr>
+        <w:pStyle w:val="ListParagraph"/>
+        <w:jc w:val="both"/>
+        <w:rPr>
+          <w:rFonts w:ascii="Arial" w:hAnsi="Arial" w:cs="Arial"/>
+          <w:sz w:val="36"/>
+          <w:szCs w:val="36"/>
+        </w:rPr>
+      </w:pPr>
+      <w:r>
+        <w:rPr>
+          <w:rFonts w:ascii="Arial" w:hAnsi="Arial" w:cs="Arial"/>
+          <w:b/>
+          <w:bCs/>
+          <w:sz w:val="36"/>
+          <w:szCs w:val="36"/>
+        </w:rPr>
+        <w:t>The study of the shape and structure of objects.</w:t>
+      </w:r>
+    </w:p>
+    <w:p>
+      <w:pPr>
+        <w:pStyle w:val="ListParagraph"/>
+        <w:jc w:val="both"/>
+        <w:rPr>
+          <w:rFonts w:ascii="Arial" w:hAnsi="Arial" w:cs="Arial"/>
+          <w:sz w:val="36"/>
+          <w:szCs w:val="36"/>
+        </w:rPr>
+      </w:pPr>
+      <w:r>
+        <w:rPr>
+          <w:rFonts w:ascii="Arial" w:hAnsi="Arial" w:cs="Arial"/>
+          <w:sz w:val="36"/>
+          <w:szCs w:val="36"/>
+        </w:rPr>
+        <w:t>In OpenCV,</w:t>
+      </w:r>
+    </w:p>
+    <w:p>
+      <w:pPr>
+        <w:pStyle w:val="ListParagraph"/>
+        <w:jc w:val="both"/>
+        <w:rPr>
+          <w:rFonts w:ascii="Arial" w:hAnsi="Arial" w:cs="Arial"/>
+          <w:sz w:val="36"/>
+          <w:szCs w:val="36"/>
+        </w:rPr>
+      </w:pPr>
+      <w:r>
+        <w:rPr>
+          <w:rFonts w:ascii="Arial" w:hAnsi="Arial" w:cs="Arial"/>
+          <w:sz w:val="36"/>
+          <w:szCs w:val="36"/>
+        </w:rPr>
+        <w:t xml:space="preserve">Morphological Operations are simply operations that </w:t>
+      </w:r>
+      <w:r>
+        <w:rPr>
+          <w:rFonts w:ascii="Arial" w:hAnsi="Arial" w:cs="Arial"/>
+          <w:b/>
+          <w:bCs/>
+          <w:sz w:val="36"/>
+          <w:szCs w:val="36"/>
+        </w:rPr>
+        <w:t>change the shape of objects</w:t>
+      </w:r>
+      <w:r>
+        <w:rPr>
+          <w:rFonts w:ascii="Arial" w:hAnsi="Arial" w:cs="Arial"/>
+          <w:sz w:val="36"/>
+          <w:szCs w:val="36"/>
+        </w:rPr>
+        <w:t xml:space="preserve"> in a binary image.</w:t>
+      </w:r>
+    </w:p>
+    <w:p>
+      <w:pPr>
+        <w:pStyle w:val="ListParagraph"/>
+        <w:jc w:val="both"/>
+        <w:rPr>
+          <w:rFonts w:ascii="Arial" w:hAnsi="Arial" w:cs="Arial"/>
+          <w:sz w:val="36"/>
+          <w:szCs w:val="36"/>
+        </w:rPr>
+      </w:pPr>
+    </w:p>
+    <w:p>
+      <w:pPr>
+        <w:pStyle w:val="ListParagraph"/>
+        <w:jc w:val="both"/>
+        <w:rPr>
+          <w:rFonts w:ascii="Arial" w:hAnsi="Arial" w:cs="Arial"/>
+          <w:sz w:val="36"/>
+          <w:szCs w:val="36"/>
+        </w:rPr>
+      </w:pPr>
+      <w:r>
+        <w:rPr>
+          <w:rFonts w:ascii="Arial" w:hAnsi="Arial" w:cs="Arial"/>
+          <w:sz w:val="36"/>
+          <w:szCs w:val="36"/>
+        </w:rPr>
+        <w:t>Erosion</w:t>
+      </w:r>
+    </w:p>
+    <w:p>
+      <w:pPr>
+        <w:pStyle w:val="ListParagraph"/>
+        <w:jc w:val="both"/>
+        <w:rPr>
+          <w:rFonts w:ascii="Arial" w:hAnsi="Arial" w:cs="Arial"/>
+          <w:sz w:val="36"/>
+          <w:szCs w:val="36"/>
+        </w:rPr>
+      </w:pPr>
+    </w:p>
+    <w:p>
+      <w:pPr>
+        <w:pStyle w:val="ListParagraph"/>
+        <w:jc w:val="both"/>
+        <w:rPr>
+          <w:rFonts w:ascii="Arial" w:hAnsi="Arial" w:cs="Arial"/>
+          <w:sz w:val="36"/>
+          <w:szCs w:val="36"/>
+        </w:rPr>
+      </w:pPr>
+      <w:r>
+        <w:rPr>
+          <w:rFonts w:ascii="Arial" w:hAnsi="Arial" w:cs="Arial"/>
+          <w:sz w:val="36"/>
+          <w:szCs w:val="36"/>
+        </w:rPr>
+        <w:t>↓</w:t>
+      </w:r>
+    </w:p>
+    <w:p>
+      <w:pPr>
+        <w:pStyle w:val="ListParagraph"/>
+        <w:jc w:val="both"/>
+        <w:rPr>
+          <w:rFonts w:ascii="Arial" w:hAnsi="Arial" w:cs="Arial"/>
+          <w:sz w:val="36"/>
+          <w:szCs w:val="36"/>
+        </w:rPr>
+      </w:pPr>
+    </w:p>
+    <w:p>
+      <w:pPr>
+        <w:pStyle w:val="ListParagraph"/>
+        <w:jc w:val="both"/>
+        <w:rPr>
+          <w:rFonts w:ascii="Arial" w:hAnsi="Arial" w:cs="Arial"/>
+          <w:sz w:val="36"/>
+          <w:szCs w:val="36"/>
+        </w:rPr>
+      </w:pPr>
+      <w:r>
+        <w:rPr>
+          <w:rFonts w:ascii="Arial" w:hAnsi="Arial" w:cs="Arial"/>
+          <w:sz w:val="36"/>
+          <w:szCs w:val="36"/>
+        </w:rPr>
+        <w:t>Eraser</w:t>
+      </w:r>
+    </w:p>
+    <w:p>
+      <w:pPr>
+        <w:pStyle w:val="ListParagraph"/>
+        <w:jc w:val="both"/>
+        <w:rPr>
+          <w:rFonts w:ascii="Arial" w:hAnsi="Arial" w:cs="Arial"/>
+          <w:sz w:val="36"/>
+          <w:szCs w:val="36"/>
+        </w:rPr>
+      </w:pPr>
+    </w:p>
+    <w:p>
+      <w:pPr>
+        <w:pStyle w:val="ListParagraph"/>
+        <w:jc w:val="both"/>
+        <w:rPr>
+          <w:rFonts w:ascii="Arial" w:hAnsi="Arial" w:cs="Arial"/>
+          <w:sz w:val="36"/>
+          <w:szCs w:val="36"/>
+        </w:rPr>
+      </w:pPr>
+      <w:r>
+        <w:rPr>
+          <w:rFonts w:ascii="Arial" w:hAnsi="Arial" w:cs="Arial"/>
+          <w:sz w:val="36"/>
+          <w:szCs w:val="36"/>
+        </w:rPr>
+        <w:t>↓</w:t>
+      </w:r>
+    </w:p>
+    <w:p>
+      <w:pPr>
+        <w:pStyle w:val="ListParagraph"/>
+        <w:jc w:val="both"/>
+        <w:rPr>
+          <w:rFonts w:ascii="Arial" w:hAnsi="Arial" w:cs="Arial"/>
+          <w:sz w:val="36"/>
+          <w:szCs w:val="36"/>
+        </w:rPr>
+      </w:pPr>
+    </w:p>
+    <w:p>
+      <w:pPr>
+        <w:pStyle w:val="ListParagraph"/>
+        <w:jc w:val="both"/>
+        <w:rPr>
+          <w:rFonts w:ascii="Arial" w:hAnsi="Arial" w:cs="Arial"/>
+          <w:sz w:val="36"/>
+          <w:szCs w:val="36"/>
+        </w:rPr>
+      </w:pPr>
+      <w:r>
+        <w:rPr>
+          <w:rFonts w:ascii="Arial" w:hAnsi="Arial" w:cs="Arial"/>
+          <w:sz w:val="36"/>
+          <w:szCs w:val="36"/>
+        </w:rPr>
+        <w:t>Makes objects smaller.</w:t>
+      </w:r>
+    </w:p>
+    <w:p>
+      <w:pPr>
+        <w:pStyle w:val="ListParagraph"/>
+        <w:jc w:val="both"/>
+        <w:rPr>
+          <w:rFonts w:ascii="Arial" w:hAnsi="Arial" w:cs="Arial"/>
+          <w:sz w:val="36"/>
+          <w:szCs w:val="36"/>
+        </w:rPr>
+      </w:pPr>
+    </w:p>
+    <w:p>
+      <w:pPr>
+        <w:pStyle w:val="ListParagraph"/>
+        <w:jc w:val="both"/>
+        <w:rPr>
+          <w:rFonts w:ascii="Arial" w:hAnsi="Arial" w:cs="Arial"/>
+          <w:sz w:val="36"/>
+          <w:szCs w:val="36"/>
+        </w:rPr>
+      </w:pPr>
+      <w:r>
+        <w:rPr>
+          <w:rFonts w:ascii="Arial" w:hAnsi="Arial" w:cs="Arial"/>
+          <w:sz w:val="36"/>
+          <w:szCs w:val="36"/>
+        </w:rPr>
+        <w:t>-------------------------</w:t>
+      </w:r>
+    </w:p>
+    <w:p>
+      <w:pPr>
+        <w:pStyle w:val="ListParagraph"/>
+        <w:jc w:val="both"/>
+        <w:rPr>
+          <w:rFonts w:ascii="Arial" w:hAnsi="Arial" w:cs="Arial"/>
+          <w:sz w:val="36"/>
+          <w:szCs w:val="36"/>
+        </w:rPr>
+      </w:pPr>
+    </w:p>
+    <w:p>
+      <w:pPr>
+        <w:pStyle w:val="ListParagraph"/>
+        <w:jc w:val="both"/>
+        <w:rPr>
+          <w:rFonts w:ascii="Arial" w:hAnsi="Arial" w:cs="Arial"/>
+          <w:sz w:val="36"/>
+          <w:szCs w:val="36"/>
+        </w:rPr>
+      </w:pPr>
+      <w:r>
+        <w:rPr>
+          <w:rFonts w:ascii="Arial" w:hAnsi="Arial" w:cs="Arial"/>
+          <w:sz w:val="36"/>
+          <w:szCs w:val="36"/>
+        </w:rPr>
+        <w:t>Dilation</w:t>
+      </w:r>
+    </w:p>
+    <w:p>
+      <w:pPr>
+        <w:pStyle w:val="ListParagraph"/>
+        <w:jc w:val="both"/>
+        <w:rPr>
+          <w:rFonts w:ascii="Arial" w:hAnsi="Arial" w:cs="Arial"/>
+          <w:sz w:val="36"/>
+          <w:szCs w:val="36"/>
+        </w:rPr>
+      </w:pPr>
+    </w:p>
+    <w:p>
+      <w:pPr>
+        <w:pStyle w:val="ListParagraph"/>
+        <w:jc w:val="both"/>
+        <w:rPr>
+          <w:rFonts w:ascii="Arial" w:hAnsi="Arial" w:cs="Arial"/>
+          <w:sz w:val="36"/>
+          <w:szCs w:val="36"/>
+        </w:rPr>
+      </w:pPr>
+      <w:r>
+        <w:rPr>
+          <w:rFonts w:ascii="Arial" w:hAnsi="Arial" w:cs="Arial"/>
+          <w:sz w:val="36"/>
+          <w:szCs w:val="36"/>
+        </w:rPr>
+        <w:t>↓</w:t>
+      </w:r>
+    </w:p>
+    <w:p>
+      <w:pPr>
+        <w:pStyle w:val="ListParagraph"/>
+        <w:jc w:val="both"/>
+        <w:rPr>
+          <w:rFonts w:ascii="Arial" w:hAnsi="Arial" w:cs="Arial"/>
+          <w:sz w:val="36"/>
+          <w:szCs w:val="36"/>
+        </w:rPr>
+      </w:pPr>
+    </w:p>
+    <w:p>
+      <w:pPr>
+        <w:pStyle w:val="ListParagraph"/>
+        <w:jc w:val="both"/>
+        <w:rPr>
+          <w:rFonts w:ascii="Arial" w:hAnsi="Arial" w:cs="Arial"/>
+          <w:sz w:val="36"/>
+          <w:szCs w:val="36"/>
+        </w:rPr>
+      </w:pPr>
+      <w:r>
+        <w:rPr>
+          <w:rFonts w:ascii="Arial" w:hAnsi="Arial" w:cs="Arial"/>
+          <w:sz w:val="36"/>
+          <w:szCs w:val="36"/>
+        </w:rPr>
+        <w:t>Inflate</w:t>
+      </w:r>
+    </w:p>
+    <w:p>
+      <w:pPr>
+        <w:pStyle w:val="ListParagraph"/>
+        <w:jc w:val="both"/>
+        <w:rPr>
+          <w:rFonts w:ascii="Arial" w:hAnsi="Arial" w:cs="Arial"/>
+          <w:sz w:val="36"/>
+          <w:szCs w:val="36"/>
+        </w:rPr>
+      </w:pPr>
+    </w:p>
+    <w:p>
+      <w:pPr>
+        <w:pStyle w:val="ListParagraph"/>
+        <w:jc w:val="both"/>
+        <w:rPr>
+          <w:rFonts w:ascii="Arial" w:hAnsi="Arial" w:cs="Arial"/>
+          <w:sz w:val="36"/>
+          <w:szCs w:val="36"/>
+        </w:rPr>
+      </w:pPr>
+      <w:r>
+        <w:rPr>
+          <w:rFonts w:ascii="Arial" w:hAnsi="Arial" w:cs="Arial"/>
+          <w:sz w:val="36"/>
+          <w:szCs w:val="36"/>
+        </w:rPr>
+        <w:t>↓</w:t>
+      </w:r>
+    </w:p>
+    <w:p>
+      <w:pPr>
+        <w:pStyle w:val="ListParagraph"/>
+        <w:jc w:val="both"/>
+        <w:rPr>
+          <w:rFonts w:ascii="Arial" w:hAnsi="Arial" w:cs="Arial"/>
+          <w:sz w:val="36"/>
+          <w:szCs w:val="36"/>
+        </w:rPr>
+      </w:pPr>
+    </w:p>
+    <w:p>
+      <w:pPr>
+        <w:pStyle w:val="ListParagraph"/>
+        <w:jc w:val="both"/>
+        <w:rPr>
+          <w:rFonts w:ascii="Arial" w:hAnsi="Arial" w:cs="Arial"/>
+          <w:sz w:val="36"/>
+          <w:szCs w:val="36"/>
+        </w:rPr>
+      </w:pPr>
+      <w:r>
+        <w:rPr>
+          <w:rFonts w:ascii="Arial" w:hAnsi="Arial" w:cs="Arial"/>
+          <w:sz w:val="36"/>
+          <w:szCs w:val="36"/>
+        </w:rPr>
+        <w:t>Makes objects larger.</w:t>
+      </w:r>
+    </w:p>
+    <w:p>
+      <w:pPr>
+        <w:pStyle w:val="ListParagraph"/>
+        <w:jc w:val="both"/>
+        <w:rPr>
+          <w:rFonts w:ascii="Arial" w:hAnsi="Arial" w:cs="Arial"/>
+          <w:sz w:val="36"/>
+          <w:szCs w:val="36"/>
+        </w:rPr>
+      </w:pPr>
+    </w:p>
+    <w:p>
+      <w:pPr>
+        <w:pStyle w:val="ListParagraph"/>
+        <w:jc w:val="both"/>
+        <w:rPr>
+          <w:rFonts w:ascii="Arial" w:hAnsi="Arial" w:cs="Arial"/>
+          <w:sz w:val="36"/>
+          <w:szCs w:val="36"/>
+        </w:rPr>
+      </w:pPr>
+      <w:r>
+        <w:rPr>
+          <w:rFonts w:ascii="Arial" w:hAnsi="Arial" w:cs="Arial"/>
+          <w:sz w:val="36"/>
+          <w:szCs w:val="36"/>
+        </w:rPr>
+        <w:lastRenderedPageBreak/>
+        <w:t>Morphological Operations</w:t>
+      </w:r>
+    </w:p>
+    <w:p>
+      <w:pPr>
+        <w:pStyle w:val="ListParagraph"/>
+        <w:jc w:val="both"/>
+        <w:rPr>
+          <w:rFonts w:ascii="Arial" w:hAnsi="Arial" w:cs="Arial"/>
+          <w:sz w:val="36"/>
+          <w:szCs w:val="36"/>
+        </w:rPr>
+      </w:pPr>
+    </w:p>
+    <w:p>
+      <w:pPr>
+        <w:pStyle w:val="ListParagraph"/>
+        <w:jc w:val="both"/>
+        <w:rPr>
+          <w:rFonts w:ascii="Arial" w:hAnsi="Arial" w:cs="Arial"/>
+          <w:sz w:val="36"/>
+          <w:szCs w:val="36"/>
+        </w:rPr>
+      </w:pPr>
+      <w:r>
+        <w:rPr>
+          <w:rFonts w:ascii="Arial" w:hAnsi="Arial" w:cs="Arial"/>
+          <w:sz w:val="36"/>
+          <w:szCs w:val="36"/>
+        </w:rPr>
+        <w:t>• Used to modify the shape of objects in binary images.</w:t>
+      </w:r>
+    </w:p>
+    <w:p>
+      <w:pPr>
+        <w:pStyle w:val="ListParagraph"/>
+        <w:jc w:val="both"/>
+        <w:rPr>
+          <w:rFonts w:ascii="Arial" w:hAnsi="Arial" w:cs="Arial"/>
+          <w:sz w:val="36"/>
+          <w:szCs w:val="36"/>
+        </w:rPr>
+      </w:pPr>
+    </w:p>
+    <w:p>
+      <w:pPr>
+        <w:pStyle w:val="ListParagraph"/>
+        <w:jc w:val="both"/>
+        <w:rPr>
+          <w:rFonts w:ascii="Arial" w:hAnsi="Arial" w:cs="Arial"/>
+          <w:sz w:val="36"/>
+          <w:szCs w:val="36"/>
+        </w:rPr>
+      </w:pPr>
+      <w:r>
+        <w:rPr>
+          <w:rFonts w:ascii="Arial" w:hAnsi="Arial" w:cs="Arial"/>
+          <w:sz w:val="36"/>
+          <w:szCs w:val="36"/>
+        </w:rPr>
+        <w:t>Erosion</w:t>
+      </w:r>
+    </w:p>
+    <w:p>
+      <w:pPr>
+        <w:pStyle w:val="ListParagraph"/>
+        <w:jc w:val="both"/>
+        <w:rPr>
+          <w:rFonts w:ascii="Arial" w:hAnsi="Arial" w:cs="Arial"/>
+          <w:sz w:val="36"/>
+          <w:szCs w:val="36"/>
+        </w:rPr>
+      </w:pPr>
+      <w:r>
+        <w:rPr>
+          <w:rFonts w:ascii="Arial" w:hAnsi="Arial" w:cs="Arial"/>
+          <w:sz w:val="36"/>
+          <w:szCs w:val="36"/>
+        </w:rPr>
+        <w:t>• Shrinks white objects.</w:t>
+      </w:r>
+    </w:p>
+    <w:p>
+      <w:pPr>
+        <w:pStyle w:val="ListParagraph"/>
+        <w:jc w:val="both"/>
+        <w:rPr>
+          <w:rFonts w:ascii="Arial" w:hAnsi="Arial" w:cs="Arial"/>
+          <w:sz w:val="36"/>
+          <w:szCs w:val="36"/>
+        </w:rPr>
+      </w:pPr>
+      <w:r>
+        <w:rPr>
+          <w:rFonts w:ascii="Arial" w:hAnsi="Arial" w:cs="Arial"/>
+          <w:sz w:val="36"/>
+          <w:szCs w:val="36"/>
+        </w:rPr>
+        <w:t>• Removes small white noise.</w:t>
+      </w:r>
+    </w:p>
+    <w:p>
+      <w:pPr>
+        <w:pStyle w:val="ListParagraph"/>
+        <w:jc w:val="both"/>
+        <w:rPr>
+          <w:rFonts w:ascii="Arial" w:hAnsi="Arial" w:cs="Arial"/>
+          <w:sz w:val="36"/>
+          <w:szCs w:val="36"/>
+        </w:rPr>
+      </w:pPr>
+      <w:r>
+        <w:rPr>
+          <w:rFonts w:ascii="Arial" w:hAnsi="Arial" w:cs="Arial"/>
+          <w:sz w:val="36"/>
+          <w:szCs w:val="36"/>
+        </w:rPr>
+        <w:t>• Makes boundaries thinner.</w:t>
+      </w:r>
+    </w:p>
+    <w:p>
+      <w:pPr>
+        <w:pStyle w:val="ListParagraph"/>
+        <w:jc w:val="both"/>
+        <w:rPr>
+          <w:rFonts w:ascii="Arial" w:hAnsi="Arial" w:cs="Arial"/>
+          <w:sz w:val="36"/>
+          <w:szCs w:val="36"/>
+        </w:rPr>
+      </w:pPr>
+    </w:p>
+    <w:p>
+      <w:pPr>
+        <w:pStyle w:val="ListParagraph"/>
+        <w:jc w:val="both"/>
+        <w:rPr>
+          <w:rFonts w:ascii="Arial" w:hAnsi="Arial" w:cs="Arial"/>
+          <w:sz w:val="36"/>
+          <w:szCs w:val="36"/>
+        </w:rPr>
+      </w:pPr>
+      <w:r>
+        <w:rPr>
+          <w:rFonts w:ascii="Arial" w:hAnsi="Arial" w:cs="Arial"/>
+          <w:sz w:val="36"/>
+          <w:szCs w:val="36"/>
+        </w:rPr>
+        <w:t>Dilation</w:t>
+      </w:r>
+    </w:p>
+    <w:p>
+      <w:pPr>
+        <w:pStyle w:val="ListParagraph"/>
+        <w:jc w:val="both"/>
+        <w:rPr>
+          <w:rFonts w:ascii="Arial" w:hAnsi="Arial" w:cs="Arial"/>
+          <w:sz w:val="36"/>
+          <w:szCs w:val="36"/>
+        </w:rPr>
+      </w:pPr>
+      <w:r>
+        <w:rPr>
+          <w:rFonts w:ascii="Arial" w:hAnsi="Arial" w:cs="Arial"/>
+          <w:sz w:val="36"/>
+          <w:szCs w:val="36"/>
+        </w:rPr>
+        <w:t>• Expands white objects.</w:t>
+      </w:r>
+    </w:p>
+    <w:p>
+      <w:pPr>
+        <w:pStyle w:val="ListParagraph"/>
+        <w:jc w:val="both"/>
+        <w:rPr>
+          <w:rFonts w:ascii="Arial" w:hAnsi="Arial" w:cs="Arial"/>
+          <w:sz w:val="36"/>
+          <w:szCs w:val="36"/>
+        </w:rPr>
+      </w:pPr>
+      <w:r>
+        <w:rPr>
+          <w:rFonts w:ascii="Arial" w:hAnsi="Arial" w:cs="Arial"/>
+          <w:sz w:val="36"/>
+          <w:szCs w:val="36"/>
+        </w:rPr>
+        <w:t>• Fills small gaps.</w:t>
+      </w:r>
+    </w:p>
+    <w:p>
+      <w:pPr>
+        <w:pStyle w:val="ListParagraph"/>
+        <w:jc w:val="both"/>
+        <w:rPr>
+          <w:rFonts w:ascii="Arial" w:hAnsi="Arial" w:cs="Arial"/>
+          <w:sz w:val="36"/>
+          <w:szCs w:val="36"/>
+        </w:rPr>
+      </w:pPr>
+      <w:r>
+        <w:rPr>
+          <w:rFonts w:ascii="Arial" w:hAnsi="Arial" w:cs="Arial"/>
+          <w:sz w:val="36"/>
+          <w:szCs w:val="36"/>
+        </w:rPr>
+        <w:t>• Makes boundaries thicker.</w:t>
+      </w:r>
+    </w:p>
+    <w:p>
+      <w:pPr>
+        <w:pStyle w:val="ListParagraph"/>
+        <w:jc w:val="both"/>
+        <w:rPr>
+          <w:rFonts w:ascii="Arial" w:hAnsi="Arial" w:cs="Arial"/>
+          <w:sz w:val="36"/>
+          <w:szCs w:val="36"/>
+        </w:rPr>
+      </w:pPr>
+    </w:p>
+    <w:p>
+      <w:pPr>
+        <w:pStyle w:val="ListParagraph"/>
+        <w:jc w:val="both"/>
         <w:rPr>
           <w:rFonts w:ascii="Arial" w:hAnsi="Arial" w:cs="Arial"/>
           <w:sz w:val="36"/>
@@ -11304,6 +17600,32 @@
 
 <file path=word/numbering.xml><?xml version="1.0" encoding="utf-8"?>
 <w:numbering xmlns:wpc="http://schemas.microsoft.com/office/word/2010/wordprocessingCanvas" xmlns:cx="http://schemas.microsoft.com/office/drawing/2014/chartex" xmlns:cx1="http://schemas.microsoft.com/office/drawing/2015/9/8/chartex" xmlns:cx2="http://schemas.microsoft.com/office/drawing/2015/10/21/chartex" xmlns:cx3="http://schemas.microsoft.com/office/drawing/2016/5/9/chartex" xmlns:cx4="http://schemas.microsoft.com/office/drawing/2016/5/10/chartex" xmlns:cx5="http://schemas.microsoft.com/office/drawing/2016/5/11/chartex" xmlns:cx6="http://schemas.microsoft.com/office/drawing/2016/5/12/chartex" xmlns:cx7="http://schemas.microsoft.com/office/drawing/2016/5/13/chartex" xmlns:cx8="http://schemas.microsoft.com/office/drawing/2016/5/14/chartex" xmlns:mc="http://schemas.openxmlformats.org/markup-compatibility/2006" xmlns:aink="http://schemas.microsoft.com/office/drawing/2016/ink" xmlns:am3d="http://schemas.microsoft.com/office/drawing/2017/model3d" xmlns:o="urn:schemas-microsoft-com:office:office" xmlns:oel="http://schemas.microsoft.com/office/2019/extlst" xmlns:r="http://schemas.openxmlformats.org/officeDocument/2006/relationships" xmlns:m="http://schemas.openxmlformats.org/officeDocument/2006/math" xmlns:v="urn:schemas-microsoft-com:vml" xmlns:wp14="http://schemas.microsoft.com/office/word/2010/wordprocessingDrawing" xmlns:wp="http://schemas.openxmlformats.org/drawingml/2006/wordprocessingDrawing" xmlns:w10="urn:schemas-microsoft-com:office:word" xmlns:w="http://schemas.openxmlformats.org/wordprocessingml/2006/main" xmlns:w14="http://schemas.microsoft.com/office/word/2010/wordml" xmlns:w15="http://schemas.microsoft.com/office/word/2012/wordml" xmlns:w16cex="http://schemas.microsoft.com/office/word/2018/wordml/cex" xmlns:w16cid="http://schemas.microsoft.com/office/word/2016/wordml/cid" xmlns:w16="http://schemas.microsoft.com/office/word/2018/wordml" xmlns:w16du="http://schemas.microsoft.com/office/word/2023/wordml/word16du" xmlns:w16sdtdh="http://schemas.microsoft.com/office/word/2020/wordml/sdtdatahash" xmlns:w16sdtfl="http://schemas.microsoft.com/office/word/2024/wordml/sdtformatlock" xmlns:w16se="http://schemas.microsoft.com/office/word/2015/wordml/symex" xmlns:wpg="http://schemas.microsoft.com/office/word/2010/wordprocessingGroup" xmlns:wpi="http://schemas.microsoft.com/office/word/2010/wordprocessingInk" xmlns:wne="http://schemas.microsoft.com/office/word/2006/wordml" xmlns:wps="http://schemas.microsoft.com/office/word/2010/wordprocessingShape" mc:Ignorable="w14 w15 w16se w16cid w16 w16cex w16sdtdh w16sdtfl w16du wp14">
+  <w:numPicBullet w:numPicBulletId="0">
+    <w:pict>
+      <v:shapetype id="_x0000_t75" coordsize="21600,21600" o:spt="75" o:preferrelative="t" path="m@4@5l@4@11@9@11@9@5xe" filled="f" stroked="f">
+        <v:stroke joinstyle="miter"/>
+        <v:formulas>
+          <v:f eqn="if lineDrawn pixelLineWidth 0"/>
+          <v:f eqn="sum @0 1 0"/>
+          <v:f eqn="sum 0 0 @1"/>
+          <v:f eqn="prod @2 1 2"/>
+          <v:f eqn="prod @3 21600 pixelWidth"/>
+          <v:f eqn="prod @3 21600 pixelHeight"/>
+          <v:f eqn="sum @0 0 1"/>
+          <v:f eqn="prod @6 1 2"/>
+          <v:f eqn="prod @7 21600 pixelWidth"/>
+          <v:f eqn="sum @8 21600 0"/>
+          <v:f eqn="prod @7 21600 pixelHeight"/>
+          <v:f eqn="sum @10 21600 0"/>
+        </v:formulas>
+        <v:path o:extrusionok="f" gradientshapeok="t" o:connecttype="rect"/>
+        <o:lock v:ext="edit" aspectratio="t"/>
+      </v:shapetype>
+      <v:shape id="_x0000_i1025" type="#_x0000_t75" style="width:11.15pt;height:11.15pt" o:bullet="t">
+        <v:imagedata r:id="rId1" o:title="msoEA52"/>
+      </v:shape>
+    </w:pict>
+  </w:numPicBullet>
   <w:abstractNum w:abstractNumId="0" w15:restartNumberingAfterBreak="0">
     <w:nsid w:val="020B0719"/>
     <w:multiLevelType w:val="multilevel"/>
@@ -11716,6 +18038,119 @@
     </w:lvl>
   </w:abstractNum>
   <w:abstractNum w:abstractNumId="3" w15:restartNumberingAfterBreak="0">
+    <w:nsid w:val="15EC3BD3"/>
+    <w:multiLevelType w:val="hybridMultilevel"/>
+    <w:tmpl w:val="BFFA8788"/>
+    <w:lvl w:ilvl="0" w:tplc="40090009">
+      <w:start w:val="1"/>
+      <w:numFmt w:val="bullet"/>
+      <w:lvlText w:val=""/>
+      <w:lvlJc w:val="left"/>
+      <w:pPr>
+        <w:ind w:left="1440" w:hanging="360"/>
+      </w:pPr>
+      <w:rPr>
+        <w:rFonts w:ascii="Wingdings" w:hAnsi="Wingdings" w:hint="default"/>
+      </w:rPr>
+    </w:lvl>
+    <w:lvl w:ilvl="1" w:tplc="40090003" w:tentative="1">
+      <w:start w:val="1"/>
+      <w:numFmt w:val="bullet"/>
+      <w:lvlText w:val="o"/>
+      <w:lvlJc w:val="left"/>
+      <w:pPr>
+        <w:ind w:left="2160" w:hanging="360"/>
+      </w:pPr>
+      <w:rPr>
+        <w:rFonts w:ascii="Courier New" w:hAnsi="Courier New" w:cs="Courier New" w:hint="default"/>
+      </w:rPr>
+    </w:lvl>
+    <w:lvl w:ilvl="2" w:tplc="40090005" w:tentative="1">
+      <w:start w:val="1"/>
+      <w:numFmt w:val="bullet"/>
+      <w:lvlText w:val=""/>
+      <w:lvlJc w:val="left"/>
+      <w:pPr>
+        <w:ind w:left="2880" w:hanging="360"/>
+      </w:pPr>
+      <w:rPr>
+        <w:rFonts w:ascii="Wingdings" w:hAnsi="Wingdings" w:hint="default"/>
+      </w:rPr>
+    </w:lvl>
+    <w:lvl w:ilvl="3" w:tplc="40090001" w:tentative="1">
+      <w:start w:val="1"/>
+      <w:numFmt w:val="bullet"/>
+      <w:lvlText w:val=""/>
+      <w:lvlJc w:val="left"/>
+      <w:pPr>
+        <w:ind w:left="3600" w:hanging="360"/>
+      </w:pPr>
+      <w:rPr>
+        <w:rFonts w:ascii="Symbol" w:hAnsi="Symbol" w:hint="default"/>
+      </w:rPr>
+    </w:lvl>
+    <w:lvl w:ilvl="4" w:tplc="40090003" w:tentative="1">
+      <w:start w:val="1"/>
+      <w:numFmt w:val="bullet"/>
+      <w:lvlText w:val="o"/>
+      <w:lvlJc w:val="left"/>
+      <w:pPr>
+        <w:ind w:left="4320" w:hanging="360"/>
+      </w:pPr>
+      <w:rPr>
+        <w:rFonts w:ascii="Courier New" w:hAnsi="Courier New" w:cs="Courier New" w:hint="default"/>
+      </w:rPr>
+    </w:lvl>
+    <w:lvl w:ilvl="5" w:tplc="40090005" w:tentative="1">
+      <w:start w:val="1"/>
+      <w:numFmt w:val="bullet"/>
+      <w:lvlText w:val=""/>
+      <w:lvlJc w:val="left"/>
+      <w:pPr>
+        <w:ind w:left="5040" w:hanging="360"/>
+      </w:pPr>
+      <w:rPr>
+        <w:rFonts w:ascii="Wingdings" w:hAnsi="Wingdings" w:hint="default"/>
+      </w:rPr>
+    </w:lvl>
+    <w:lvl w:ilvl="6" w:tplc="40090001" w:tentative="1">
+      <w:start w:val="1"/>
+      <w:numFmt w:val="bullet"/>
+      <w:lvlText w:val=""/>
+      <w:lvlJc w:val="left"/>
+      <w:pPr>
+        <w:ind w:left="5760" w:hanging="360"/>
+      </w:pPr>
+      <w:rPr>
+        <w:rFonts w:ascii="Symbol" w:hAnsi="Symbol" w:hint="default"/>
+      </w:rPr>
+    </w:lvl>
+    <w:lvl w:ilvl="7" w:tplc="40090003" w:tentative="1">
+      <w:start w:val="1"/>
+      <w:numFmt w:val="bullet"/>
+      <w:lvlText w:val="o"/>
+      <w:lvlJc w:val="left"/>
+      <w:pPr>
+        <w:ind w:left="6480" w:hanging="360"/>
+      </w:pPr>
+      <w:rPr>
+        <w:rFonts w:ascii="Courier New" w:hAnsi="Courier New" w:cs="Courier New" w:hint="default"/>
+      </w:rPr>
+    </w:lvl>
+    <w:lvl w:ilvl="8" w:tplc="40090005" w:tentative="1">
+      <w:start w:val="1"/>
+      <w:numFmt w:val="bullet"/>
+      <w:lvlText w:val=""/>
+      <w:lvlJc w:val="left"/>
+      <w:pPr>
+        <w:ind w:left="7200" w:hanging="360"/>
+      </w:pPr>
+      <w:rPr>
+        <w:rFonts w:ascii="Wingdings" w:hAnsi="Wingdings" w:hint="default"/>
+      </w:rPr>
+    </w:lvl>
+  </w:abstractNum>
+  <w:abstractNum w:abstractNumId="4" w15:restartNumberingAfterBreak="0">
     <w:nsid w:val="2B6175FA"/>
     <w:multiLevelType w:val="multilevel"/>
     <w:tmpl w:val="78D63E14"/>
@@ -11864,7 +18299,7 @@
       </w:rPr>
     </w:lvl>
   </w:abstractNum>
-  <w:abstractNum w:abstractNumId="4" w15:restartNumberingAfterBreak="0">
+  <w:abstractNum w:abstractNumId="5" w15:restartNumberingAfterBreak="0">
     <w:nsid w:val="321D39C3"/>
     <w:multiLevelType w:val="hybridMultilevel"/>
     <w:tmpl w:val="7550EF32"/>
@@ -11977,7 +18412,7 @@
       </w:rPr>
     </w:lvl>
   </w:abstractNum>
-  <w:abstractNum w:abstractNumId="5" w15:restartNumberingAfterBreak="0">
+  <w:abstractNum w:abstractNumId="6" w15:restartNumberingAfterBreak="0">
     <w:nsid w:val="353D30CB"/>
     <w:multiLevelType w:val="multilevel"/>
     <w:tmpl w:val="3EC0C1C8"/>
@@ -12126,7 +18561,120 @@
       </w:rPr>
     </w:lvl>
   </w:abstractNum>
-  <w:abstractNum w:abstractNumId="6" w15:restartNumberingAfterBreak="0">
+  <w:abstractNum w:abstractNumId="7" w15:restartNumberingAfterBreak="0">
+    <w:nsid w:val="362F6C47"/>
+    <w:multiLevelType w:val="hybridMultilevel"/>
+    <w:tmpl w:val="82848950"/>
+    <w:lvl w:ilvl="0" w:tplc="40090009">
+      <w:start w:val="1"/>
+      <w:numFmt w:val="bullet"/>
+      <w:lvlText w:val=""/>
+      <w:lvlJc w:val="left"/>
+      <w:pPr>
+        <w:ind w:left="1440" w:hanging="360"/>
+      </w:pPr>
+      <w:rPr>
+        <w:rFonts w:ascii="Wingdings" w:hAnsi="Wingdings" w:hint="default"/>
+      </w:rPr>
+    </w:lvl>
+    <w:lvl w:ilvl="1" w:tplc="40090003" w:tentative="1">
+      <w:start w:val="1"/>
+      <w:numFmt w:val="bullet"/>
+      <w:lvlText w:val="o"/>
+      <w:lvlJc w:val="left"/>
+      <w:pPr>
+        <w:ind w:left="2160" w:hanging="360"/>
+      </w:pPr>
+      <w:rPr>
+        <w:rFonts w:ascii="Courier New" w:hAnsi="Courier New" w:cs="Courier New" w:hint="default"/>
+      </w:rPr>
+    </w:lvl>
+    <w:lvl w:ilvl="2" w:tplc="40090005" w:tentative="1">
+      <w:start w:val="1"/>
+      <w:numFmt w:val="bullet"/>
+      <w:lvlText w:val=""/>
+      <w:lvlJc w:val="left"/>
+      <w:pPr>
+        <w:ind w:left="2880" w:hanging="360"/>
+      </w:pPr>
+      <w:rPr>
+        <w:rFonts w:ascii="Wingdings" w:hAnsi="Wingdings" w:hint="default"/>
+      </w:rPr>
+    </w:lvl>
+    <w:lvl w:ilvl="3" w:tplc="40090001" w:tentative="1">
+      <w:start w:val="1"/>
+      <w:numFmt w:val="bullet"/>
+      <w:lvlText w:val=""/>
+      <w:lvlJc w:val="left"/>
+      <w:pPr>
+        <w:ind w:left="3600" w:hanging="360"/>
+      </w:pPr>
+      <w:rPr>
+        <w:rFonts w:ascii="Symbol" w:hAnsi="Symbol" w:hint="default"/>
+      </w:rPr>
+    </w:lvl>
+    <w:lvl w:ilvl="4" w:tplc="40090003" w:tentative="1">
+      <w:start w:val="1"/>
+      <w:numFmt w:val="bullet"/>
+      <w:lvlText w:val="o"/>
+      <w:lvlJc w:val="left"/>
+      <w:pPr>
+        <w:ind w:left="4320" w:hanging="360"/>
+      </w:pPr>
+      <w:rPr>
+        <w:rFonts w:ascii="Courier New" w:hAnsi="Courier New" w:cs="Courier New" w:hint="default"/>
+      </w:rPr>
+    </w:lvl>
+    <w:lvl w:ilvl="5" w:tplc="40090005" w:tentative="1">
+      <w:start w:val="1"/>
+      <w:numFmt w:val="bullet"/>
+      <w:lvlText w:val=""/>
+      <w:lvlJc w:val="left"/>
+      <w:pPr>
+        <w:ind w:left="5040" w:hanging="360"/>
+      </w:pPr>
+      <w:rPr>
+        <w:rFonts w:ascii="Wingdings" w:hAnsi="Wingdings" w:hint="default"/>
+      </w:rPr>
+    </w:lvl>
+    <w:lvl w:ilvl="6" w:tplc="40090001" w:tentative="1">
+      <w:start w:val="1"/>
+      <w:numFmt w:val="bullet"/>
+      <w:lvlText w:val=""/>
+      <w:lvlJc w:val="left"/>
+      <w:pPr>
+        <w:ind w:left="5760" w:hanging="360"/>
+      </w:pPr>
+      <w:rPr>
+        <w:rFonts w:ascii="Symbol" w:hAnsi="Symbol" w:hint="default"/>
+      </w:rPr>
+    </w:lvl>
+    <w:lvl w:ilvl="7" w:tplc="40090003" w:tentative="1">
+      <w:start w:val="1"/>
+      <w:numFmt w:val="bullet"/>
+      <w:lvlText w:val="o"/>
+      <w:lvlJc w:val="left"/>
+      <w:pPr>
+        <w:ind w:left="6480" w:hanging="360"/>
+      </w:pPr>
+      <w:rPr>
+        <w:rFonts w:ascii="Courier New" w:hAnsi="Courier New" w:cs="Courier New" w:hint="default"/>
+      </w:rPr>
+    </w:lvl>
+    <w:lvl w:ilvl="8" w:tplc="40090005" w:tentative="1">
+      <w:start w:val="1"/>
+      <w:numFmt w:val="bullet"/>
+      <w:lvlText w:val=""/>
+      <w:lvlJc w:val="left"/>
+      <w:pPr>
+        <w:ind w:left="7200" w:hanging="360"/>
+      </w:pPr>
+      <w:rPr>
+        <w:rFonts w:ascii="Wingdings" w:hAnsi="Wingdings" w:hint="default"/>
+      </w:rPr>
+    </w:lvl>
+  </w:abstractNum>
+  <w:abstractNum w:abstractNumId="8" w15:restartNumberingAfterBreak="0">
     <w:nsid w:val="3884659F"/>
     <w:multiLevelType w:val="multilevel"/>
     <w:tmpl w:val="8E2C9308"/>
@@ -12275,10 +18823,10 @@
       </w:rPr>
     </w:lvl>
   </w:abstractNum>
-  <w:abstractNum w:abstractNumId="7" w15:restartNumberingAfterBreak="0">
-    <w:nsid w:val="46740736"/>
+  <w:abstractNum w:abstractNumId="9" w15:restartNumberingAfterBreak="0">
+    <w:nsid w:val="38E57621"/>
     <w:multiLevelType w:val="multilevel"/>
-    <w:tmpl w:val="971ECD40"/>
+    <w:tmpl w:val="4334A28A"/>
     <w:lvl w:ilvl="0">
       <w:start w:val="1"/>
       <w:numFmt w:val="bullet"/>
@@ -12424,10 +18972,10 @@
       </w:rPr>
     </w:lvl>
   </w:abstractNum>
-  <w:abstractNum w:abstractNumId="8" w15:restartNumberingAfterBreak="0">
-    <w:nsid w:val="47484916"/>
+  <w:abstractNum w:abstractNumId="10" w15:restartNumberingAfterBreak="0">
+    <w:nsid w:val="46740736"/>
     <w:multiLevelType w:val="multilevel"/>
-    <w:tmpl w:val="351A721E"/>
+    <w:tmpl w:val="971ECD40"/>
     <w:lvl w:ilvl="0">
       <w:start w:val="1"/>
       <w:numFmt w:val="bullet"/>
@@ -12573,10 +19121,10 @@
       </w:rPr>
     </w:lvl>
   </w:abstractNum>
-  <w:abstractNum w:abstractNumId="9" w15:restartNumberingAfterBreak="0">
-    <w:nsid w:val="539A0854"/>
+  <w:abstractNum w:abstractNumId="11" w15:restartNumberingAfterBreak="0">
+    <w:nsid w:val="47484916"/>
     <w:multiLevelType w:val="multilevel"/>
-    <w:tmpl w:val="5588D980"/>
+    <w:tmpl w:val="351A721E"/>
     <w:lvl w:ilvl="0">
       <w:start w:val="1"/>
       <w:numFmt w:val="bullet"/>
@@ -12722,10 +19270,10 @@
       </w:rPr>
     </w:lvl>
   </w:abstractNum>
-  <w:abstractNum w:abstractNumId="10" w15:restartNumberingAfterBreak="0">
-    <w:nsid w:val="5ABF11C5"/>
+  <w:abstractNum w:abstractNumId="12" w15:restartNumberingAfterBreak="0">
+    <w:nsid w:val="539A0854"/>
     <w:multiLevelType w:val="multilevel"/>
-    <w:tmpl w:val="BE98880C"/>
+    <w:tmpl w:val="5588D980"/>
     <w:lvl w:ilvl="0">
       <w:start w:val="1"/>
       <w:numFmt w:val="bullet"/>
@@ -12871,236 +19419,10 @@
       </w:rPr>
     </w:lvl>
   </w:abstractNum>
-  <w:abstractNum w:abstractNumId="11" w15:restartNumberingAfterBreak="0">
-    <w:nsid w:val="6CA6746B"/>
-    <w:multiLevelType w:val="hybridMultilevel"/>
-    <w:tmpl w:val="1B7A8422"/>
-    <w:lvl w:ilvl="0" w:tplc="40090009">
-      <w:start w:val="1"/>
-      <w:numFmt w:val="bullet"/>
-      <w:lvlText w:val=""/>
-      <w:lvlJc w:val="left"/>
-      <w:pPr>
-        <w:ind w:left="1440" w:hanging="360"/>
-      </w:pPr>
-      <w:rPr>
-        <w:rFonts w:ascii="Wingdings" w:hAnsi="Wingdings" w:hint="default"/>
-      </w:rPr>
-    </w:lvl>
-    <w:lvl w:ilvl="1" w:tplc="40090003" w:tentative="1">
-      <w:start w:val="1"/>
-      <w:numFmt w:val="bullet"/>
-      <w:lvlText w:val="o"/>
-      <w:lvlJc w:val="left"/>
-      <w:pPr>
-        <w:ind w:left="2160" w:hanging="360"/>
-      </w:pPr>
-      <w:rPr>
-        <w:rFonts w:ascii="Courier New" w:hAnsi="Courier New" w:cs="Courier New" w:hint="default"/>
-      </w:rPr>
-    </w:lvl>
-    <w:lvl w:ilvl="2" w:tplc="40090005" w:tentative="1">
-      <w:start w:val="1"/>
-      <w:numFmt w:val="bullet"/>
-      <w:lvlText w:val=""/>
-      <w:lvlJc w:val="left"/>
-      <w:pPr>
-        <w:ind w:left="2880" w:hanging="360"/>
-      </w:pPr>
-      <w:rPr>
-        <w:rFonts w:ascii="Wingdings" w:hAnsi="Wingdings" w:hint="default"/>
-      </w:rPr>
-    </w:lvl>
-    <w:lvl w:ilvl="3" w:tplc="40090001" w:tentative="1">
-      <w:start w:val="1"/>
-      <w:numFmt w:val="bullet"/>
-      <w:lvlText w:val=""/>
-      <w:lvlJc w:val="left"/>
-      <w:pPr>
-        <w:ind w:left="3600" w:hanging="360"/>
-      </w:pPr>
-      <w:rPr>
-        <w:rFonts w:ascii="Symbol" w:hAnsi="Symbol" w:hint="default"/>
-      </w:rPr>
-    </w:lvl>
-    <w:lvl w:ilvl="4" w:tplc="40090003" w:tentative="1">
-      <w:start w:val="1"/>
-      <w:numFmt w:val="bullet"/>
-      <w:lvlText w:val="o"/>
-      <w:lvlJc w:val="left"/>
-      <w:pPr>
-        <w:ind w:left="4320" w:hanging="360"/>
-      </w:pPr>
-      <w:rPr>
-        <w:rFonts w:ascii="Courier New" w:hAnsi="Courier New" w:cs="Courier New" w:hint="default"/>
-      </w:rPr>
-    </w:lvl>
-    <w:lvl w:ilvl="5" w:tplc="40090005" w:tentative="1">
-      <w:start w:val="1"/>
-      <w:numFmt w:val="bullet"/>
-      <w:lvlText w:val=""/>
-      <w:lvlJc w:val="left"/>
-      <w:pPr>
-        <w:ind w:left="5040" w:hanging="360"/>
-      </w:pPr>
-      <w:rPr>
-        <w:rFonts w:ascii="Wingdings" w:hAnsi="Wingdings" w:hint="default"/>
-      </w:rPr>
-    </w:lvl>
-    <w:lvl w:ilvl="6" w:tplc="40090001" w:tentative="1">
-      <w:start w:val="1"/>
-      <w:numFmt w:val="bullet"/>
-      <w:lvlText w:val=""/>
-      <w:lvlJc w:val="left"/>
-      <w:pPr>
-        <w:ind w:left="5760" w:hanging="360"/>
-      </w:pPr>
-      <w:rPr>
-        <w:rFonts w:ascii="Symbol" w:hAnsi="Symbol" w:hint="default"/>
-      </w:rPr>
-    </w:lvl>
-    <w:lvl w:ilvl="7" w:tplc="40090003" w:tentative="1">
-      <w:start w:val="1"/>
-      <w:numFmt w:val="bullet"/>
-      <w:lvlText w:val="o"/>
-      <w:lvlJc w:val="left"/>
-      <w:pPr>
-        <w:ind w:left="6480" w:hanging="360"/>
-      </w:pPr>
-      <w:rPr>
-        <w:rFonts w:ascii="Courier New" w:hAnsi="Courier New" w:cs="Courier New" w:hint="default"/>
-      </w:rPr>
-    </w:lvl>
-    <w:lvl w:ilvl="8" w:tplc="40090005" w:tentative="1">
-      <w:start w:val="1"/>
-      <w:numFmt w:val="bullet"/>
-      <w:lvlText w:val=""/>
-      <w:lvlJc w:val="left"/>
-      <w:pPr>
-        <w:ind w:left="7200" w:hanging="360"/>
-      </w:pPr>
-      <w:rPr>
-        <w:rFonts w:ascii="Wingdings" w:hAnsi="Wingdings" w:hint="default"/>
-      </w:rPr>
-    </w:lvl>
-  </w:abstractNum>
-  <w:abstractNum w:abstractNumId="12" w15:restartNumberingAfterBreak="0">
-    <w:nsid w:val="73E725D0"/>
-    <w:multiLevelType w:val="hybridMultilevel"/>
-    <w:tmpl w:val="E806EA88"/>
-    <w:lvl w:ilvl="0" w:tplc="40090001">
-      <w:start w:val="1"/>
-      <w:numFmt w:val="bullet"/>
-      <w:lvlText w:val=""/>
-      <w:lvlJc w:val="left"/>
-      <w:pPr>
-        <w:ind w:left="720" w:hanging="360"/>
-      </w:pPr>
-      <w:rPr>
-        <w:rFonts w:ascii="Symbol" w:hAnsi="Symbol" w:hint="default"/>
-      </w:rPr>
-    </w:lvl>
-    <w:lvl w:ilvl="1" w:tplc="40090003" w:tentative="1">
-      <w:start w:val="1"/>
-      <w:numFmt w:val="bullet"/>
-      <w:lvlText w:val="o"/>
-      <w:lvlJc w:val="left"/>
-      <w:pPr>
-        <w:ind w:left="1440" w:hanging="360"/>
-      </w:pPr>
-      <w:rPr>
-        <w:rFonts w:ascii="Courier New" w:hAnsi="Courier New" w:cs="Courier New" w:hint="default"/>
-      </w:rPr>
-    </w:lvl>
-    <w:lvl w:ilvl="2" w:tplc="40090005" w:tentative="1">
-      <w:start w:val="1"/>
-      <w:numFmt w:val="bullet"/>
-      <w:lvlText w:val=""/>
-      <w:lvlJc w:val="left"/>
-      <w:pPr>
-        <w:ind w:left="2160" w:hanging="360"/>
-      </w:pPr>
-      <w:rPr>
-        <w:rFonts w:ascii="Wingdings" w:hAnsi="Wingdings" w:hint="default"/>
-      </w:rPr>
-    </w:lvl>
-    <w:lvl w:ilvl="3" w:tplc="40090001" w:tentative="1">
-      <w:start w:val="1"/>
-      <w:numFmt w:val="bullet"/>
-      <w:lvlText w:val=""/>
-      <w:lvlJc w:val="left"/>
-      <w:pPr>
-        <w:ind w:left="2880" w:hanging="360"/>
-      </w:pPr>
-      <w:rPr>
-        <w:rFonts w:ascii="Symbol" w:hAnsi="Symbol" w:hint="default"/>
-      </w:rPr>
-    </w:lvl>
-    <w:lvl w:ilvl="4" w:tplc="40090003" w:tentative="1">
-      <w:start w:val="1"/>
-      <w:numFmt w:val="bullet"/>
-      <w:lvlText w:val="o"/>
-      <w:lvlJc w:val="left"/>
-      <w:pPr>
-        <w:ind w:left="3600" w:hanging="360"/>
-      </w:pPr>
-      <w:rPr>
-        <w:rFonts w:ascii="Courier New" w:hAnsi="Courier New" w:cs="Courier New" w:hint="default"/>
-      </w:rPr>
-    </w:lvl>
-    <w:lvl w:ilvl="5" w:tplc="40090005" w:tentative="1">
-      <w:start w:val="1"/>
-      <w:numFmt w:val="bullet"/>
-      <w:lvlText w:val=""/>
-      <w:lvlJc w:val="left"/>
-      <w:pPr>
-        <w:ind w:left="4320" w:hanging="360"/>
-      </w:pPr>
-      <w:rPr>
-        <w:rFonts w:ascii="Wingdings" w:hAnsi="Wingdings" w:hint="default"/>
-      </w:rPr>
-    </w:lvl>
-    <w:lvl w:ilvl="6" w:tplc="40090001" w:tentative="1">
-      <w:start w:val="1"/>
-      <w:numFmt w:val="bullet"/>
-      <w:lvlText w:val=""/>
-      <w:lvlJc w:val="left"/>
-      <w:pPr>
-        <w:ind w:left="5040" w:hanging="360"/>
-      </w:pPr>
-      <w:rPr>
-        <w:rFonts w:ascii="Symbol" w:hAnsi="Symbol" w:hint="default"/>
-      </w:rPr>
-    </w:lvl>
-    <w:lvl w:ilvl="7" w:tplc="40090003" w:tentative="1">
-      <w:start w:val="1"/>
-      <w:numFmt w:val="bullet"/>
-      <w:lvlText w:val="o"/>
-      <w:lvlJc w:val="left"/>
-      <w:pPr>
-        <w:ind w:left="5760" w:hanging="360"/>
-      </w:pPr>
-      <w:rPr>
-        <w:rFonts w:ascii="Courier New" w:hAnsi="Courier New" w:cs="Courier New" w:hint="default"/>
-      </w:rPr>
-    </w:lvl>
-    <w:lvl w:ilvl="8" w:tplc="40090005" w:tentative="1">
-      <w:start w:val="1"/>
-      <w:numFmt w:val="bullet"/>
-      <w:lvlText w:val=""/>
-      <w:lvlJc w:val="left"/>
-      <w:pPr>
-        <w:ind w:left="6480" w:hanging="360"/>
-      </w:pPr>
-      <w:rPr>
-        <w:rFonts w:ascii="Wingdings" w:hAnsi="Wingdings" w:hint="default"/>
-      </w:rPr>
-    </w:lvl>
-  </w:abstractNum>
   <w:abstractNum w:abstractNumId="13" w15:restartNumberingAfterBreak="0">
-    <w:nsid w:val="78C73386"/>
+    <w:nsid w:val="5ABF11C5"/>
     <w:multiLevelType w:val="multilevel"/>
-    <w:tmpl w:val="8D266888"/>
+    <w:tmpl w:val="BE98880C"/>
     <w:lvl w:ilvl="0">
       <w:start w:val="1"/>
       <w:numFmt w:val="bullet"/>
@@ -13247,9 +19569,235 @@
     </w:lvl>
   </w:abstractNum>
   <w:abstractNum w:abstractNumId="14" w15:restartNumberingAfterBreak="0">
-    <w:nsid w:val="7C907E68"/>
+    <w:nsid w:val="6CA6746B"/>
+    <w:multiLevelType w:val="hybridMultilevel"/>
+    <w:tmpl w:val="1B7A8422"/>
+    <w:lvl w:ilvl="0" w:tplc="40090009">
+      <w:start w:val="1"/>
+      <w:numFmt w:val="bullet"/>
+      <w:lvlText w:val=""/>
+      <w:lvlJc w:val="left"/>
+      <w:pPr>
+        <w:ind w:left="1440" w:hanging="360"/>
+      </w:pPr>
+      <w:rPr>
+        <w:rFonts w:ascii="Wingdings" w:hAnsi="Wingdings" w:hint="default"/>
+      </w:rPr>
+    </w:lvl>
+    <w:lvl w:ilvl="1" w:tplc="40090003" w:tentative="1">
+      <w:start w:val="1"/>
+      <w:numFmt w:val="bullet"/>
+      <w:lvlText w:val="o"/>
+      <w:lvlJc w:val="left"/>
+      <w:pPr>
+        <w:ind w:left="2160" w:hanging="360"/>
+      </w:pPr>
+      <w:rPr>
+        <w:rFonts w:ascii="Courier New" w:hAnsi="Courier New" w:cs="Courier New" w:hint="default"/>
+      </w:rPr>
+    </w:lvl>
+    <w:lvl w:ilvl="2" w:tplc="40090005" w:tentative="1">
+      <w:start w:val="1"/>
+      <w:numFmt w:val="bullet"/>
+      <w:lvlText w:val=""/>
+      <w:lvlJc w:val="left"/>
+      <w:pPr>
+        <w:ind w:left="2880" w:hanging="360"/>
+      </w:pPr>
+      <w:rPr>
+        <w:rFonts w:ascii="Wingdings" w:hAnsi="Wingdings" w:hint="default"/>
+      </w:rPr>
+    </w:lvl>
+    <w:lvl w:ilvl="3" w:tplc="40090001" w:tentative="1">
+      <w:start w:val="1"/>
+      <w:numFmt w:val="bullet"/>
+      <w:lvlText w:val=""/>
+      <w:lvlJc w:val="left"/>
+      <w:pPr>
+        <w:ind w:left="3600" w:hanging="360"/>
+      </w:pPr>
+      <w:rPr>
+        <w:rFonts w:ascii="Symbol" w:hAnsi="Symbol" w:hint="default"/>
+      </w:rPr>
+    </w:lvl>
+    <w:lvl w:ilvl="4" w:tplc="40090003" w:tentative="1">
+      <w:start w:val="1"/>
+      <w:numFmt w:val="bullet"/>
+      <w:lvlText w:val="o"/>
+      <w:lvlJc w:val="left"/>
+      <w:pPr>
+        <w:ind w:left="4320" w:hanging="360"/>
+      </w:pPr>
+      <w:rPr>
+        <w:rFonts w:ascii="Courier New" w:hAnsi="Courier New" w:cs="Courier New" w:hint="default"/>
+      </w:rPr>
+    </w:lvl>
+    <w:lvl w:ilvl="5" w:tplc="40090005" w:tentative="1">
+      <w:start w:val="1"/>
+      <w:numFmt w:val="bullet"/>
+      <w:lvlText w:val=""/>
+      <w:lvlJc w:val="left"/>
+      <w:pPr>
+        <w:ind w:left="5040" w:hanging="360"/>
+      </w:pPr>
+      <w:rPr>
+        <w:rFonts w:ascii="Wingdings" w:hAnsi="Wingdings" w:hint="default"/>
+      </w:rPr>
+    </w:lvl>
+    <w:lvl w:ilvl="6" w:tplc="40090001" w:tentative="1">
+      <w:start w:val="1"/>
+      <w:numFmt w:val="bullet"/>
+      <w:lvlText w:val=""/>
+      <w:lvlJc w:val="left"/>
+      <w:pPr>
+        <w:ind w:left="5760" w:hanging="360"/>
+      </w:pPr>
+      <w:rPr>
+        <w:rFonts w:ascii="Symbol" w:hAnsi="Symbol" w:hint="default"/>
+      </w:rPr>
+    </w:lvl>
+    <w:lvl w:ilvl="7" w:tplc="40090003" w:tentative="1">
+      <w:start w:val="1"/>
+      <w:numFmt w:val="bullet"/>
+      <w:lvlText w:val="o"/>
+      <w:lvlJc w:val="left"/>
+      <w:pPr>
+        <w:ind w:left="6480" w:hanging="360"/>
+      </w:pPr>
+      <w:rPr>
+        <w:rFonts w:ascii="Courier New" w:hAnsi="Courier New" w:cs="Courier New" w:hint="default"/>
+      </w:rPr>
+    </w:lvl>
+    <w:lvl w:ilvl="8" w:tplc="40090005" w:tentative="1">
+      <w:start w:val="1"/>
+      <w:numFmt w:val="bullet"/>
+      <w:lvlText w:val=""/>
+      <w:lvlJc w:val="left"/>
+      <w:pPr>
+        <w:ind w:left="7200" w:hanging="360"/>
+      </w:pPr>
+      <w:rPr>
+        <w:rFonts w:ascii="Wingdings" w:hAnsi="Wingdings" w:hint="default"/>
+      </w:rPr>
+    </w:lvl>
+  </w:abstractNum>
+  <w:abstractNum w:abstractNumId="15" w15:restartNumberingAfterBreak="0">
+    <w:nsid w:val="73E725D0"/>
+    <w:multiLevelType w:val="hybridMultilevel"/>
+    <w:tmpl w:val="E806EA88"/>
+    <w:lvl w:ilvl="0" w:tplc="40090001">
+      <w:start w:val="1"/>
+      <w:numFmt w:val="bullet"/>
+      <w:lvlText w:val=""/>
+      <w:lvlJc w:val="left"/>
+      <w:pPr>
+        <w:ind w:left="720" w:hanging="360"/>
+      </w:pPr>
+      <w:rPr>
+        <w:rFonts w:ascii="Symbol" w:hAnsi="Symbol" w:hint="default"/>
+      </w:rPr>
+    </w:lvl>
+    <w:lvl w:ilvl="1" w:tplc="40090003" w:tentative="1">
+      <w:start w:val="1"/>
+      <w:numFmt w:val="bullet"/>
+      <w:lvlText w:val="o"/>
+      <w:lvlJc w:val="left"/>
+      <w:pPr>
+        <w:ind w:left="1440" w:hanging="360"/>
+      </w:pPr>
+      <w:rPr>
+        <w:rFonts w:ascii="Courier New" w:hAnsi="Courier New" w:cs="Courier New" w:hint="default"/>
+      </w:rPr>
+    </w:lvl>
+    <w:lvl w:ilvl="2" w:tplc="40090005" w:tentative="1">
+      <w:start w:val="1"/>
+      <w:numFmt w:val="bullet"/>
+      <w:lvlText w:val=""/>
+      <w:lvlJc w:val="left"/>
+      <w:pPr>
+        <w:ind w:left="2160" w:hanging="360"/>
+      </w:pPr>
+      <w:rPr>
+        <w:rFonts w:ascii="Wingdings" w:hAnsi="Wingdings" w:hint="default"/>
+      </w:rPr>
+    </w:lvl>
+    <w:lvl w:ilvl="3" w:tplc="40090001" w:tentative="1">
+      <w:start w:val="1"/>
+      <w:numFmt w:val="bullet"/>
+      <w:lvlText w:val=""/>
+      <w:lvlJc w:val="left"/>
+      <w:pPr>
+        <w:ind w:left="2880" w:hanging="360"/>
+      </w:pPr>
+      <w:rPr>
+        <w:rFonts w:ascii="Symbol" w:hAnsi="Symbol" w:hint="default"/>
+      </w:rPr>
+    </w:lvl>
+    <w:lvl w:ilvl="4" w:tplc="40090003" w:tentative="1">
+      <w:start w:val="1"/>
+      <w:numFmt w:val="bullet"/>
+      <w:lvlText w:val="o"/>
+      <w:lvlJc w:val="left"/>
+      <w:pPr>
+        <w:ind w:left="3600" w:hanging="360"/>
+      </w:pPr>
+      <w:rPr>
+        <w:rFonts w:ascii="Courier New" w:hAnsi="Courier New" w:cs="Courier New" w:hint="default"/>
+      </w:rPr>
+    </w:lvl>
+    <w:lvl w:ilvl="5" w:tplc="40090005" w:tentative="1">
+      <w:start w:val="1"/>
+      <w:numFmt w:val="bullet"/>
+      <w:lvlText w:val=""/>
+      <w:lvlJc w:val="left"/>
+      <w:pPr>
+        <w:ind w:left="4320" w:hanging="360"/>
+      </w:pPr>
+      <w:rPr>
+        <w:rFonts w:ascii="Wingdings" w:hAnsi="Wingdings" w:hint="default"/>
+      </w:rPr>
+    </w:lvl>
+    <w:lvl w:ilvl="6" w:tplc="40090001" w:tentative="1">
+      <w:start w:val="1"/>
+      <w:numFmt w:val="bullet"/>
+      <w:lvlText w:val=""/>
+      <w:lvlJc w:val="left"/>
+      <w:pPr>
+        <w:ind w:left="5040" w:hanging="360"/>
+      </w:pPr>
+      <w:rPr>
+        <w:rFonts w:ascii="Symbol" w:hAnsi="Symbol" w:hint="default"/>
+      </w:rPr>
+    </w:lvl>
+    <w:lvl w:ilvl="7" w:tplc="40090003" w:tentative="1">
+      <w:start w:val="1"/>
+      <w:numFmt w:val="bullet"/>
+      <w:lvlText w:val="o"/>
+      <w:lvlJc w:val="left"/>
+      <w:pPr>
+        <w:ind w:left="5760" w:hanging="360"/>
+      </w:pPr>
+      <w:rPr>
+        <w:rFonts w:ascii="Courier New" w:hAnsi="Courier New" w:cs="Courier New" w:hint="default"/>
+      </w:rPr>
+    </w:lvl>
+    <w:lvl w:ilvl="8" w:tplc="40090005" w:tentative="1">
+      <w:start w:val="1"/>
+      <w:numFmt w:val="bullet"/>
+      <w:lvlText w:val=""/>
+      <w:lvlJc w:val="left"/>
+      <w:pPr>
+        <w:ind w:left="6480" w:hanging="360"/>
+      </w:pPr>
+      <w:rPr>
+        <w:rFonts w:ascii="Wingdings" w:hAnsi="Wingdings" w:hint="default"/>
+      </w:rPr>
+    </w:lvl>
+  </w:abstractNum>
+  <w:abstractNum w:abstractNumId="16" w15:restartNumberingAfterBreak="0">
+    <w:nsid w:val="78C73386"/>
     <w:multiLevelType w:val="multilevel"/>
-    <w:tmpl w:val="729AECCA"/>
+    <w:tmpl w:val="8D266888"/>
     <w:lvl w:ilvl="0">
       <w:start w:val="1"/>
       <w:numFmt w:val="bullet"/>
@@ -13395,50 +19943,208 @@
       </w:rPr>
     </w:lvl>
   </w:abstractNum>
+  <w:abstractNum w:abstractNumId="17" w15:restartNumberingAfterBreak="0">
+    <w:nsid w:val="7C907E68"/>
+    <w:multiLevelType w:val="multilevel"/>
+    <w:tmpl w:val="729AECCA"/>
+    <w:lvl w:ilvl="0">
+      <w:start w:val="1"/>
+      <w:numFmt w:val="bullet"/>
+      <w:lvlText w:val=""/>
+      <w:lvlJc w:val="left"/>
+      <w:pPr>
+        <w:tabs>
+          <w:tab w:val="num" w:pos="720"/>
+        </w:tabs>
+        <w:ind w:left="720" w:hanging="360"/>
+      </w:pPr>
+      <w:rPr>
+        <w:rFonts w:ascii="Symbol" w:hAnsi="Symbol" w:hint="default"/>
+        <w:sz w:val="20"/>
+      </w:rPr>
+    </w:lvl>
+    <w:lvl w:ilvl="1" w:tentative="1">
+      <w:start w:val="1"/>
+      <w:numFmt w:val="bullet"/>
+      <w:lvlText w:val="o"/>
+      <w:lvlJc w:val="left"/>
+      <w:pPr>
+        <w:tabs>
+          <w:tab w:val="num" w:pos="1440"/>
+        </w:tabs>
+        <w:ind w:left="1440" w:hanging="360"/>
+      </w:pPr>
+      <w:rPr>
+        <w:rFonts w:ascii="Courier New" w:hAnsi="Courier New" w:hint="default"/>
+        <w:sz w:val="20"/>
+      </w:rPr>
+    </w:lvl>
+    <w:lvl w:ilvl="2" w:tentative="1">
+      <w:start w:val="1"/>
+      <w:numFmt w:val="bullet"/>
+      <w:lvlText w:val=""/>
+      <w:lvlJc w:val="left"/>
+      <w:pPr>
+        <w:tabs>
+          <w:tab w:val="num" w:pos="2160"/>
+        </w:tabs>
+        <w:ind w:left="2160" w:hanging="360"/>
+      </w:pPr>
+      <w:rPr>
+        <w:rFonts w:ascii="Wingdings" w:hAnsi="Wingdings" w:hint="default"/>
+        <w:sz w:val="20"/>
+      </w:rPr>
+    </w:lvl>
+    <w:lvl w:ilvl="3" w:tentative="1">
+      <w:start w:val="1"/>
+      <w:numFmt w:val="bullet"/>
+      <w:lvlText w:val=""/>
+      <w:lvlJc w:val="left"/>
+      <w:pPr>
+        <w:tabs>
+          <w:tab w:val="num" w:pos="2880"/>
+        </w:tabs>
+        <w:ind w:left="2880" w:hanging="360"/>
+      </w:pPr>
+      <w:rPr>
+        <w:rFonts w:ascii="Wingdings" w:hAnsi="Wingdings" w:hint="default"/>
+        <w:sz w:val="20"/>
+      </w:rPr>
+    </w:lvl>
+    <w:lvl w:ilvl="4" w:tentative="1">
+      <w:start w:val="1"/>
+      <w:numFmt w:val="bullet"/>
+      <w:lvlText w:val=""/>
+      <w:lvlJc w:val="left"/>
+      <w:pPr>
+        <w:tabs>
+          <w:tab w:val="num" w:pos="3600"/>
+        </w:tabs>
+        <w:ind w:left="3600" w:hanging="360"/>
+      </w:pPr>
+      <w:rPr>
+        <w:rFonts w:ascii="Wingdings" w:hAnsi="Wingdings" w:hint="default"/>
+        <w:sz w:val="20"/>
+      </w:rPr>
+    </w:lvl>
+    <w:lvl w:ilvl="5" w:tentative="1">
+      <w:start w:val="1"/>
+      <w:numFmt w:val="bullet"/>
+      <w:lvlText w:val=""/>
+      <w:lvlJc w:val="left"/>
+      <w:pPr>
+        <w:tabs>
+          <w:tab w:val="num" w:pos="4320"/>
+        </w:tabs>
+        <w:ind w:left="4320" w:hanging="360"/>
+      </w:pPr>
+      <w:rPr>
+        <w:rFonts w:ascii="Wingdings" w:hAnsi="Wingdings" w:hint="default"/>
+        <w:sz w:val="20"/>
+      </w:rPr>
+    </w:lvl>
+    <w:lvl w:ilvl="6" w:tentative="1">
+      <w:start w:val="1"/>
+      <w:numFmt w:val="bullet"/>
+      <w:lvlText w:val=""/>
+      <w:lvlJc w:val="left"/>
+      <w:pPr>
+        <w:tabs>
+          <w:tab w:val="num" w:pos="5040"/>
+        </w:tabs>
+        <w:ind w:left="5040" w:hanging="360"/>
+      </w:pPr>
+      <w:rPr>
+        <w:rFonts w:ascii="Wingdings" w:hAnsi="Wingdings" w:hint="default"/>
+        <w:sz w:val="20"/>
+      </w:rPr>
+    </w:lvl>
+    <w:lvl w:ilvl="7" w:tentative="1">
+      <w:start w:val="1"/>
+      <w:numFmt w:val="bullet"/>
+      <w:lvlText w:val=""/>
+      <w:lvlJc w:val="left"/>
+      <w:pPr>
+        <w:tabs>
+          <w:tab w:val="num" w:pos="5760"/>
+        </w:tabs>
+        <w:ind w:left="5760" w:hanging="360"/>
+      </w:pPr>
+      <w:rPr>
+        <w:rFonts w:ascii="Wingdings" w:hAnsi="Wingdings" w:hint="default"/>
+        <w:sz w:val="20"/>
+      </w:rPr>
+    </w:lvl>
+    <w:lvl w:ilvl="8" w:tentative="1">
+      <w:start w:val="1"/>
+      <w:numFmt w:val="bullet"/>
+      <w:lvlText w:val=""/>
+      <w:lvlJc w:val="left"/>
+      <w:pPr>
+        <w:tabs>
+          <w:tab w:val="num" w:pos="6480"/>
+        </w:tabs>
+        <w:ind w:left="6480" w:hanging="360"/>
+      </w:pPr>
+      <w:rPr>
+        <w:rFonts w:ascii="Wingdings" w:hAnsi="Wingdings" w:hint="default"/>
+        <w:sz w:val="20"/>
+      </w:rPr>
+    </w:lvl>
+  </w:abstractNum>
   <w:num w:numId="1" w16cid:durableId="176506218">
+    <w:abstractNumId w:val="8"/>
+  </w:num>
+  <w:num w:numId="2" w16cid:durableId="1302231459">
+    <w:abstractNumId w:val="17"/>
+  </w:num>
+  <w:num w:numId="3" w16cid:durableId="1849980898">
+    <w:abstractNumId w:val="4"/>
+  </w:num>
+  <w:num w:numId="4" w16cid:durableId="1309558280">
+    <w:abstractNumId w:val="13"/>
+  </w:num>
+  <w:num w:numId="5" w16cid:durableId="1543057062">
     <w:abstractNumId w:val="6"/>
   </w:num>
-  <w:num w:numId="2" w16cid:durableId="1302231459">
-    <w:abstractNumId w:val="14"/>
-  </w:num>
-  <w:num w:numId="3" w16cid:durableId="1849980898">
-    <w:abstractNumId w:val="3"/>
-  </w:num>
-  <w:num w:numId="4" w16cid:durableId="1309558280">
-    <w:abstractNumId w:val="10"/>
-  </w:num>
-  <w:num w:numId="5" w16cid:durableId="1543057062">
-    <w:abstractNumId w:val="5"/>
-  </w:num>
   <w:num w:numId="6" w16cid:durableId="1045367518">
-    <w:abstractNumId w:val="9"/>
+    <w:abstractNumId w:val="12"/>
   </w:num>
   <w:num w:numId="7" w16cid:durableId="1985309264">
     <w:abstractNumId w:val="1"/>
   </w:num>
   <w:num w:numId="8" w16cid:durableId="1196625876">
-    <w:abstractNumId w:val="13"/>
+    <w:abstractNumId w:val="16"/>
   </w:num>
   <w:num w:numId="9" w16cid:durableId="1454976088">
-    <w:abstractNumId w:val="12"/>
+    <w:abstractNumId w:val="15"/>
   </w:num>
   <w:num w:numId="10" w16cid:durableId="165094492">
     <w:abstractNumId w:val="2"/>
   </w:num>
   <w:num w:numId="11" w16cid:durableId="1715502554">
-    <w:abstractNumId w:val="11"/>
+    <w:abstractNumId w:val="14"/>
   </w:num>
   <w:num w:numId="12" w16cid:durableId="729379705">
-    <w:abstractNumId w:val="4"/>
+    <w:abstractNumId w:val="5"/>
   </w:num>
   <w:num w:numId="13" w16cid:durableId="1295212702">
-    <w:abstractNumId w:val="7"/>
+    <w:abstractNumId w:val="10"/>
   </w:num>
   <w:num w:numId="14" w16cid:durableId="1017728248">
-    <w:abstractNumId w:val="8"/>
+    <w:abstractNumId w:val="11"/>
   </w:num>
   <w:num w:numId="15" w16cid:durableId="226503431">
     <w:abstractNumId w:val="0"/>
+  </w:num>
+  <w:num w:numId="16" w16cid:durableId="322782639">
+    <w:abstractNumId w:val="9"/>
+  </w:num>
+  <w:num w:numId="17" w16cid:durableId="1614284817">
+    <w:abstractNumId w:val="7"/>
+  </w:num>
+  <w:num w:numId="18" w16cid:durableId="1788622955">
+    <w:abstractNumId w:val="3"/>
   </w:num>
 </w:numbering>
 </file>

--- a/Working.docx
+++ b/Working.docx
@@ -271,9 +271,14 @@
       </w:r>
     </w:p>
     <w:p>
+      <w:proofErr w:type="gramStart"/>
       <w:r>
         <w:lastRenderedPageBreak/>
-        <w:t>So this command means:</w:t>
+        <w:t>So</w:t>
+      </w:r>
+      <w:proofErr w:type="gramEnd"/>
+      <w:r>
+        <w:t xml:space="preserve"> this command means:</w:t>
       </w:r>
     </w:p>
     <w:p>
@@ -975,14 +980,25 @@
           <w:szCs w:val="44"/>
         </w:rPr>
       </w:pPr>
-      <w:r>
-        <w:rPr>
-          <w:b/>
-          <w:bCs/>
-          <w:sz w:val="44"/>
-          <w:szCs w:val="44"/>
-        </w:rPr>
-        <w:t>Open Source Computer Vision Library</w:t>
+      <w:proofErr w:type="gramStart"/>
+      <w:r>
+        <w:rPr>
+          <w:b/>
+          <w:bCs/>
+          <w:sz w:val="44"/>
+          <w:szCs w:val="44"/>
+        </w:rPr>
+        <w:t>Open Source</w:t>
+      </w:r>
+      <w:proofErr w:type="gramEnd"/>
+      <w:r>
+        <w:rPr>
+          <w:b/>
+          <w:bCs/>
+          <w:sz w:val="44"/>
+          <w:szCs w:val="44"/>
+        </w:rPr>
+        <w:t xml:space="preserve"> Computer Vision Library</w:t>
       </w:r>
     </w:p>
     <w:p>
@@ -2220,12 +2236,21 @@
           <w:szCs w:val="44"/>
         </w:rPr>
       </w:pPr>
-      <w:r>
-        <w:rPr>
-          <w:sz w:val="44"/>
-          <w:szCs w:val="44"/>
-        </w:rPr>
-        <w:t>print() is a function.</w:t>
+      <w:proofErr w:type="gramStart"/>
+      <w:r>
+        <w:rPr>
+          <w:sz w:val="44"/>
+          <w:szCs w:val="44"/>
+        </w:rPr>
+        <w:t>print(</w:t>
+      </w:r>
+      <w:proofErr w:type="gramEnd"/>
+      <w:r>
+        <w:rPr>
+          <w:sz w:val="44"/>
+          <w:szCs w:val="44"/>
+        </w:rPr>
+        <w:t>) is a function.</w:t>
       </w:r>
     </w:p>
     <w:p>
@@ -3403,14 +3428,25 @@
           <w:szCs w:val="44"/>
         </w:rPr>
       </w:pPr>
-      <w:r>
-        <w:rPr>
-          <w:b/>
-          <w:bCs/>
-          <w:sz w:val="44"/>
-          <w:szCs w:val="44"/>
-        </w:rPr>
-        <w:t>Open Source Computer Vision Library</w:t>
+      <w:proofErr w:type="gramStart"/>
+      <w:r>
+        <w:rPr>
+          <w:b/>
+          <w:bCs/>
+          <w:sz w:val="44"/>
+          <w:szCs w:val="44"/>
+        </w:rPr>
+        <w:t>Open Source</w:t>
+      </w:r>
+      <w:proofErr w:type="gramEnd"/>
+      <w:r>
+        <w:rPr>
+          <w:b/>
+          <w:bCs/>
+          <w:sz w:val="44"/>
+          <w:szCs w:val="44"/>
+        </w:rPr>
+        <w:t xml:space="preserve"> Computer Vision Library</w:t>
       </w:r>
     </w:p>
     <w:p>
@@ -4425,8 +4461,17 @@
           <w:szCs w:val="44"/>
         </w:rPr>
         <w:br/>
-        <w:t>git add .</w:t>
-      </w:r>
+        <w:t xml:space="preserve">git </w:t>
+      </w:r>
+      <w:proofErr w:type="gramStart"/>
+      <w:r>
+        <w:rPr>
+          <w:sz w:val="44"/>
+          <w:szCs w:val="44"/>
+        </w:rPr>
+        <w:t>add .</w:t>
+      </w:r>
+      <w:proofErr w:type="gramEnd"/>
       <w:r>
         <w:rPr>
           <w:sz w:val="44"/>
@@ -4626,6 +4671,7 @@
         <w:t xml:space="preserve">What does </w:t>
       </w:r>
       <w:proofErr w:type="spellStart"/>
+      <w:proofErr w:type="gramStart"/>
       <w:r>
         <w:rPr>
           <w:rFonts w:ascii="Arial" w:hAnsi="Arial" w:cs="Arial"/>
@@ -4635,6 +4681,7 @@
         <w:t>image.shape</w:t>
       </w:r>
       <w:proofErr w:type="spellEnd"/>
+      <w:proofErr w:type="gramEnd"/>
       <w:r>
         <w:rPr>
           <w:rFonts w:ascii="Arial" w:hAnsi="Arial" w:cs="Arial"/>
@@ -5057,6 +5104,7 @@
         <w:t xml:space="preserve">Q2. What is the difference between </w:t>
       </w:r>
       <w:proofErr w:type="spellStart"/>
+      <w:proofErr w:type="gramStart"/>
       <w:r>
         <w:rPr>
           <w:rFonts w:ascii="Arial" w:hAnsi="Arial" w:cs="Arial"/>
@@ -5076,9 +5124,21 @@
           <w:sz w:val="44"/>
           <w:szCs w:val="44"/>
         </w:rPr>
-        <w:t xml:space="preserve">() and </w:t>
+        <w:t>(</w:t>
+      </w:r>
+      <w:proofErr w:type="gramEnd"/>
+      <w:r>
+        <w:rPr>
+          <w:rFonts w:ascii="Arial" w:hAnsi="Arial" w:cs="Arial"/>
+          <w:b/>
+          <w:bCs/>
+          <w:sz w:val="44"/>
+          <w:szCs w:val="44"/>
+        </w:rPr>
+        <w:t xml:space="preserve">) and </w:t>
       </w:r>
       <w:proofErr w:type="spellStart"/>
+      <w:proofErr w:type="gramStart"/>
       <w:r>
         <w:rPr>
           <w:rFonts w:ascii="Arial" w:hAnsi="Arial" w:cs="Arial"/>
@@ -5098,7 +5158,18 @@
           <w:sz w:val="44"/>
           <w:szCs w:val="44"/>
         </w:rPr>
-        <w:t>()?</w:t>
+        <w:t>(</w:t>
+      </w:r>
+      <w:proofErr w:type="gramEnd"/>
+      <w:r>
+        <w:rPr>
+          <w:rFonts w:ascii="Arial" w:hAnsi="Arial" w:cs="Arial"/>
+          <w:b/>
+          <w:bCs/>
+          <w:sz w:val="44"/>
+          <w:szCs w:val="44"/>
+        </w:rPr>
+        <w:t>)?</w:t>
       </w:r>
     </w:p>
     <w:p>
@@ -5133,6 +5204,7 @@
         </w:rPr>
       </w:pPr>
       <w:proofErr w:type="spellStart"/>
+      <w:proofErr w:type="gramStart"/>
       <w:r>
         <w:rPr>
           <w:rFonts w:ascii="Arial" w:hAnsi="Arial" w:cs="Arial"/>
@@ -5148,7 +5220,16 @@
           <w:sz w:val="44"/>
           <w:szCs w:val="44"/>
         </w:rPr>
-        <w:t xml:space="preserve">() reads an image from disk and returns a NumPy array. </w:t>
+        <w:t>(</w:t>
+      </w:r>
+      <w:proofErr w:type="gramEnd"/>
+      <w:r>
+        <w:rPr>
+          <w:rFonts w:ascii="Arial" w:hAnsi="Arial" w:cs="Arial"/>
+          <w:sz w:val="44"/>
+          <w:szCs w:val="44"/>
+        </w:rPr>
+        <w:t xml:space="preserve">) reads an image from disk and returns a NumPy array. </w:t>
       </w:r>
     </w:p>
     <w:p>
@@ -5164,6 +5245,7 @@
         </w:rPr>
       </w:pPr>
       <w:proofErr w:type="spellStart"/>
+      <w:proofErr w:type="gramStart"/>
       <w:r>
         <w:rPr>
           <w:rFonts w:ascii="Arial" w:hAnsi="Arial" w:cs="Arial"/>
@@ -5180,7 +5262,16 @@
           <w:sz w:val="44"/>
           <w:szCs w:val="44"/>
         </w:rPr>
-        <w:t xml:space="preserve">() displays a NumPy array in a window. </w:t>
+        <w:t>(</w:t>
+      </w:r>
+      <w:proofErr w:type="gramEnd"/>
+      <w:r>
+        <w:rPr>
+          <w:rFonts w:ascii="Arial" w:hAnsi="Arial" w:cs="Arial"/>
+          <w:sz w:val="44"/>
+          <w:szCs w:val="44"/>
+        </w:rPr>
+        <w:t xml:space="preserve">) displays a NumPy array in a window. </w:t>
       </w:r>
     </w:p>
     <w:p>
@@ -5223,6 +5314,7 @@
         <w:t xml:space="preserve">Q3. Does </w:t>
       </w:r>
       <w:proofErr w:type="spellStart"/>
+      <w:proofErr w:type="gramStart"/>
       <w:r>
         <w:rPr>
           <w:rFonts w:ascii="Arial" w:hAnsi="Arial" w:cs="Arial"/>
@@ -5242,7 +5334,18 @@
           <w:sz w:val="44"/>
           <w:szCs w:val="44"/>
         </w:rPr>
-        <w:t>() read the image from disk?</w:t>
+        <w:t>(</w:t>
+      </w:r>
+      <w:proofErr w:type="gramEnd"/>
+      <w:r>
+        <w:rPr>
+          <w:rFonts w:ascii="Arial" w:hAnsi="Arial" w:cs="Arial"/>
+          <w:b/>
+          <w:bCs/>
+          <w:sz w:val="44"/>
+          <w:szCs w:val="44"/>
+        </w:rPr>
+        <w:t>) read the image from disk?</w:t>
       </w:r>
     </w:p>
     <w:p>
@@ -5885,6 +5988,7 @@
         <w:t>array[</w:t>
       </w:r>
       <w:proofErr w:type="spellStart"/>
+      <w:proofErr w:type="gramStart"/>
       <w:r>
         <w:rPr>
           <w:rFonts w:ascii="Arial" w:hAnsi="Arial" w:cs="Arial"/>
@@ -5894,6 +5998,7 @@
         <w:t>start:end</w:t>
       </w:r>
       <w:proofErr w:type="spellEnd"/>
+      <w:proofErr w:type="gramEnd"/>
       <w:r>
         <w:rPr>
           <w:rFonts w:ascii="Arial" w:hAnsi="Arial" w:cs="Arial"/>
@@ -6005,91 +6110,165 @@
           <w:sz w:val="32"/>
           <w:szCs w:val="32"/>
         </w:rPr>
-        <w:t>image[:, :]        # Entire image</w:t>
-      </w:r>
-    </w:p>
-    <w:p>
-      <w:pPr>
-        <w:pStyle w:val="ListParagraph"/>
-        <w:rPr>
-          <w:rFonts w:ascii="Arial" w:hAnsi="Arial" w:cs="Arial"/>
-          <w:sz w:val="32"/>
-          <w:szCs w:val="32"/>
-        </w:rPr>
-      </w:pPr>
-    </w:p>
-    <w:p>
-      <w:pPr>
-        <w:pStyle w:val="ListParagraph"/>
-        <w:rPr>
-          <w:rFonts w:ascii="Arial" w:hAnsi="Arial" w:cs="Arial"/>
-          <w:sz w:val="32"/>
-          <w:szCs w:val="32"/>
-        </w:rPr>
-      </w:pPr>
-      <w:r>
-        <w:rPr>
-          <w:rFonts w:ascii="Arial" w:hAnsi="Arial" w:cs="Arial"/>
-          <w:sz w:val="32"/>
-          <w:szCs w:val="32"/>
-        </w:rPr>
-        <w:t>image[:500, :]     # First 500 rows</w:t>
-      </w:r>
-    </w:p>
-    <w:p>
-      <w:pPr>
-        <w:pStyle w:val="ListParagraph"/>
-        <w:rPr>
-          <w:rFonts w:ascii="Arial" w:hAnsi="Arial" w:cs="Arial"/>
-          <w:sz w:val="32"/>
-          <w:szCs w:val="32"/>
-        </w:rPr>
-      </w:pPr>
-    </w:p>
-    <w:p>
-      <w:pPr>
-        <w:pStyle w:val="ListParagraph"/>
-        <w:rPr>
-          <w:rFonts w:ascii="Arial" w:hAnsi="Arial" w:cs="Arial"/>
-          <w:sz w:val="32"/>
-          <w:szCs w:val="32"/>
-        </w:rPr>
-      </w:pPr>
-      <w:r>
-        <w:rPr>
-          <w:rFonts w:ascii="Arial" w:hAnsi="Arial" w:cs="Arial"/>
-          <w:sz w:val="32"/>
-          <w:szCs w:val="32"/>
-        </w:rPr>
-        <w:t>image[:, :300]     # First 300 columns</w:t>
-      </w:r>
-    </w:p>
-    <w:p>
-      <w:pPr>
-        <w:pStyle w:val="ListParagraph"/>
-        <w:rPr>
-          <w:rFonts w:ascii="Arial" w:hAnsi="Arial" w:cs="Arial"/>
-          <w:sz w:val="32"/>
-          <w:szCs w:val="32"/>
-        </w:rPr>
-      </w:pPr>
-    </w:p>
-    <w:p>
-      <w:pPr>
-        <w:pStyle w:val="ListParagraph"/>
-        <w:rPr>
-          <w:rFonts w:ascii="Arial" w:hAnsi="Arial" w:cs="Arial"/>
-          <w:sz w:val="32"/>
-          <w:szCs w:val="32"/>
-        </w:rPr>
-      </w:pPr>
-      <w:r>
-        <w:rPr>
-          <w:rFonts w:ascii="Arial" w:hAnsi="Arial" w:cs="Arial"/>
-          <w:sz w:val="32"/>
-          <w:szCs w:val="32"/>
-        </w:rPr>
-        <w:t>image[300:, :]</w:t>
+        <w:t>image</w:t>
+      </w:r>
+      <w:proofErr w:type="gramStart"/>
+      <w:r>
+        <w:rPr>
+          <w:rFonts w:ascii="Arial" w:hAnsi="Arial" w:cs="Arial"/>
+          <w:sz w:val="32"/>
+          <w:szCs w:val="32"/>
+        </w:rPr>
+        <w:t>[:,</w:t>
+      </w:r>
+      <w:proofErr w:type="gramEnd"/>
+      <w:r>
+        <w:rPr>
+          <w:rFonts w:ascii="Arial" w:hAnsi="Arial" w:cs="Arial"/>
+          <w:sz w:val="32"/>
+          <w:szCs w:val="32"/>
+        </w:rPr>
+        <w:t xml:space="preserve"> :]        # Entire image</w:t>
+      </w:r>
+    </w:p>
+    <w:p>
+      <w:pPr>
+        <w:pStyle w:val="ListParagraph"/>
+        <w:rPr>
+          <w:rFonts w:ascii="Arial" w:hAnsi="Arial" w:cs="Arial"/>
+          <w:sz w:val="32"/>
+          <w:szCs w:val="32"/>
+        </w:rPr>
+      </w:pPr>
+    </w:p>
+    <w:p>
+      <w:pPr>
+        <w:pStyle w:val="ListParagraph"/>
+        <w:rPr>
+          <w:rFonts w:ascii="Arial" w:hAnsi="Arial" w:cs="Arial"/>
+          <w:sz w:val="32"/>
+          <w:szCs w:val="32"/>
+        </w:rPr>
+      </w:pPr>
+      <w:proofErr w:type="gramStart"/>
+      <w:r>
+        <w:rPr>
+          <w:rFonts w:ascii="Arial" w:hAnsi="Arial" w:cs="Arial"/>
+          <w:sz w:val="32"/>
+          <w:szCs w:val="32"/>
+        </w:rPr>
+        <w:t>image[</w:t>
+      </w:r>
+      <w:proofErr w:type="gramEnd"/>
+      <w:r>
+        <w:rPr>
+          <w:rFonts w:ascii="Arial" w:hAnsi="Arial" w:cs="Arial"/>
+          <w:sz w:val="32"/>
+          <w:szCs w:val="32"/>
+        </w:rPr>
+        <w:t>:500</w:t>
+      </w:r>
+      <w:proofErr w:type="gramStart"/>
+      <w:r>
+        <w:rPr>
+          <w:rFonts w:ascii="Arial" w:hAnsi="Arial" w:cs="Arial"/>
+          <w:sz w:val="32"/>
+          <w:szCs w:val="32"/>
+        </w:rPr>
+        <w:t>, :</w:t>
+      </w:r>
+      <w:proofErr w:type="gramEnd"/>
+      <w:r>
+        <w:rPr>
+          <w:rFonts w:ascii="Arial" w:hAnsi="Arial" w:cs="Arial"/>
+          <w:sz w:val="32"/>
+          <w:szCs w:val="32"/>
+        </w:rPr>
+        <w:t>]     # First 500 rows</w:t>
+      </w:r>
+    </w:p>
+    <w:p>
+      <w:pPr>
+        <w:pStyle w:val="ListParagraph"/>
+        <w:rPr>
+          <w:rFonts w:ascii="Arial" w:hAnsi="Arial" w:cs="Arial"/>
+          <w:sz w:val="32"/>
+          <w:szCs w:val="32"/>
+        </w:rPr>
+      </w:pPr>
+    </w:p>
+    <w:p>
+      <w:pPr>
+        <w:pStyle w:val="ListParagraph"/>
+        <w:rPr>
+          <w:rFonts w:ascii="Arial" w:hAnsi="Arial" w:cs="Arial"/>
+          <w:sz w:val="32"/>
+          <w:szCs w:val="32"/>
+        </w:rPr>
+      </w:pPr>
+      <w:r>
+        <w:rPr>
+          <w:rFonts w:ascii="Arial" w:hAnsi="Arial" w:cs="Arial"/>
+          <w:sz w:val="32"/>
+          <w:szCs w:val="32"/>
+        </w:rPr>
+        <w:t>image</w:t>
+      </w:r>
+      <w:proofErr w:type="gramStart"/>
+      <w:r>
+        <w:rPr>
+          <w:rFonts w:ascii="Arial" w:hAnsi="Arial" w:cs="Arial"/>
+          <w:sz w:val="32"/>
+          <w:szCs w:val="32"/>
+        </w:rPr>
+        <w:t>[:,</w:t>
+      </w:r>
+      <w:proofErr w:type="gramEnd"/>
+      <w:r>
+        <w:rPr>
+          <w:rFonts w:ascii="Arial" w:hAnsi="Arial" w:cs="Arial"/>
+          <w:sz w:val="32"/>
+          <w:szCs w:val="32"/>
+        </w:rPr>
+        <w:t xml:space="preserve"> :300]     # First 300 columns</w:t>
+      </w:r>
+    </w:p>
+    <w:p>
+      <w:pPr>
+        <w:pStyle w:val="ListParagraph"/>
+        <w:rPr>
+          <w:rFonts w:ascii="Arial" w:hAnsi="Arial" w:cs="Arial"/>
+          <w:sz w:val="32"/>
+          <w:szCs w:val="32"/>
+        </w:rPr>
+      </w:pPr>
+    </w:p>
+    <w:p>
+      <w:pPr>
+        <w:pStyle w:val="ListParagraph"/>
+        <w:rPr>
+          <w:rFonts w:ascii="Arial" w:hAnsi="Arial" w:cs="Arial"/>
+          <w:sz w:val="32"/>
+          <w:szCs w:val="32"/>
+        </w:rPr>
+      </w:pPr>
+      <w:proofErr w:type="gramStart"/>
+      <w:r>
+        <w:rPr>
+          <w:rFonts w:ascii="Arial" w:hAnsi="Arial" w:cs="Arial"/>
+          <w:sz w:val="32"/>
+          <w:szCs w:val="32"/>
+        </w:rPr>
+        <w:t>image[300:,</w:t>
+      </w:r>
+      <w:proofErr w:type="gramEnd"/>
+      <w:r>
+        <w:rPr>
+          <w:rFonts w:ascii="Arial" w:hAnsi="Arial" w:cs="Arial"/>
+          <w:sz w:val="32"/>
+          <w:szCs w:val="32"/>
+        </w:rPr>
+        <w:t xml:space="preserve"> :]</w:t>
       </w:r>
     </w:p>
     <w:p>
@@ -6815,7 +6994,25 @@
           <w:sz w:val="32"/>
           <w:szCs w:val="32"/>
         </w:rPr>
-        <w:t>Aspect Ratio = Width : Height</w:t>
+        <w:t xml:space="preserve">Aspect Ratio = </w:t>
+      </w:r>
+      <w:proofErr w:type="gramStart"/>
+      <w:r>
+        <w:rPr>
+          <w:rFonts w:ascii="Arial" w:hAnsi="Arial" w:cs="Arial"/>
+          <w:sz w:val="32"/>
+          <w:szCs w:val="32"/>
+        </w:rPr>
+        <w:t>Width :</w:t>
+      </w:r>
+      <w:proofErr w:type="gramEnd"/>
+      <w:r>
+        <w:rPr>
+          <w:rFonts w:ascii="Arial" w:hAnsi="Arial" w:cs="Arial"/>
+          <w:sz w:val="32"/>
+          <w:szCs w:val="32"/>
+        </w:rPr>
+        <w:t xml:space="preserve"> Height</w:t>
       </w:r>
     </w:p>
     <w:p>
@@ -6917,13 +7114,23 @@
           <w:szCs w:val="32"/>
         </w:rPr>
       </w:pPr>
-      <w:r>
-        <w:rPr>
-          <w:rFonts w:ascii="Arial" w:hAnsi="Arial" w:cs="Arial"/>
-          <w:sz w:val="32"/>
-          <w:szCs w:val="32"/>
-        </w:rPr>
-        <w:t>1920 : 1080</w:t>
+      <w:proofErr w:type="gramStart"/>
+      <w:r>
+        <w:rPr>
+          <w:rFonts w:ascii="Arial" w:hAnsi="Arial" w:cs="Arial"/>
+          <w:sz w:val="32"/>
+          <w:szCs w:val="32"/>
+        </w:rPr>
+        <w:t>1920 :</w:t>
+      </w:r>
+      <w:proofErr w:type="gramEnd"/>
+      <w:r>
+        <w:rPr>
+          <w:rFonts w:ascii="Arial" w:hAnsi="Arial" w:cs="Arial"/>
+          <w:sz w:val="32"/>
+          <w:szCs w:val="32"/>
+        </w:rPr>
+        <w:t xml:space="preserve"> 1080</w:t>
       </w:r>
     </w:p>
     <w:p>
@@ -6971,31 +7178,51 @@
           <w:szCs w:val="32"/>
         </w:rPr>
       </w:pPr>
-      <w:r>
-        <w:rPr>
-          <w:rFonts w:ascii="Arial" w:hAnsi="Arial" w:cs="Arial"/>
-          <w:sz w:val="32"/>
-          <w:szCs w:val="32"/>
-        </w:rPr>
-        <w:t>16 : 9</w:t>
-      </w:r>
-    </w:p>
-    <w:p>
-      <w:pPr>
-        <w:pStyle w:val="ListParagraph"/>
-        <w:rPr>
-          <w:rFonts w:ascii="Arial" w:hAnsi="Arial" w:cs="Arial"/>
-          <w:sz w:val="32"/>
-          <w:szCs w:val="32"/>
-        </w:rPr>
-      </w:pPr>
-      <w:r>
-        <w:rPr>
-          <w:rFonts w:ascii="Arial" w:hAnsi="Arial" w:cs="Arial"/>
-          <w:sz w:val="32"/>
-          <w:szCs w:val="32"/>
-        </w:rPr>
-        <w:t>So we say:</w:t>
+      <w:proofErr w:type="gramStart"/>
+      <w:r>
+        <w:rPr>
+          <w:rFonts w:ascii="Arial" w:hAnsi="Arial" w:cs="Arial"/>
+          <w:sz w:val="32"/>
+          <w:szCs w:val="32"/>
+        </w:rPr>
+        <w:t>16 :</w:t>
+      </w:r>
+      <w:proofErr w:type="gramEnd"/>
+      <w:r>
+        <w:rPr>
+          <w:rFonts w:ascii="Arial" w:hAnsi="Arial" w:cs="Arial"/>
+          <w:sz w:val="32"/>
+          <w:szCs w:val="32"/>
+        </w:rPr>
+        <w:t xml:space="preserve"> 9</w:t>
+      </w:r>
+    </w:p>
+    <w:p>
+      <w:pPr>
+        <w:pStyle w:val="ListParagraph"/>
+        <w:rPr>
+          <w:rFonts w:ascii="Arial" w:hAnsi="Arial" w:cs="Arial"/>
+          <w:sz w:val="32"/>
+          <w:szCs w:val="32"/>
+        </w:rPr>
+      </w:pPr>
+      <w:proofErr w:type="gramStart"/>
+      <w:r>
+        <w:rPr>
+          <w:rFonts w:ascii="Arial" w:hAnsi="Arial" w:cs="Arial"/>
+          <w:sz w:val="32"/>
+          <w:szCs w:val="32"/>
+        </w:rPr>
+        <w:t>So</w:t>
+      </w:r>
+      <w:proofErr w:type="gramEnd"/>
+      <w:r>
+        <w:rPr>
+          <w:rFonts w:ascii="Arial" w:hAnsi="Arial" w:cs="Arial"/>
+          <w:sz w:val="32"/>
+          <w:szCs w:val="32"/>
+        </w:rPr>
+        <w:t xml:space="preserve"> we say:</w:t>
       </w:r>
     </w:p>
     <w:p>
@@ -7187,7 +7414,25 @@
           <w:sz w:val="32"/>
           <w:szCs w:val="32"/>
         </w:rPr>
-        <w:t>1. Write Width : Height</w:t>
+        <w:t xml:space="preserve">1. Write </w:t>
+      </w:r>
+      <w:proofErr w:type="gramStart"/>
+      <w:r>
+        <w:rPr>
+          <w:rFonts w:ascii="Arial" w:hAnsi="Arial" w:cs="Arial"/>
+          <w:sz w:val="32"/>
+          <w:szCs w:val="32"/>
+        </w:rPr>
+        <w:t>Width :</w:t>
+      </w:r>
+      <w:proofErr w:type="gramEnd"/>
+      <w:r>
+        <w:rPr>
+          <w:rFonts w:ascii="Arial" w:hAnsi="Arial" w:cs="Arial"/>
+          <w:sz w:val="32"/>
+          <w:szCs w:val="32"/>
+        </w:rPr>
+        <w:t xml:space="preserve"> Height</w:t>
       </w:r>
     </w:p>
     <w:p>
@@ -7213,7 +7458,25 @@
           <w:sz w:val="32"/>
           <w:szCs w:val="32"/>
         </w:rPr>
-        <w:t xml:space="preserve"> or just divide it until it become simple</w:t>
+        <w:t xml:space="preserve"> or just divide it until it </w:t>
+      </w:r>
+      <w:proofErr w:type="gramStart"/>
+      <w:r>
+        <w:rPr>
+          <w:rFonts w:ascii="Arial" w:hAnsi="Arial" w:cs="Arial"/>
+          <w:sz w:val="32"/>
+          <w:szCs w:val="32"/>
+        </w:rPr>
+        <w:t>become</w:t>
+      </w:r>
+      <w:proofErr w:type="gramEnd"/>
+      <w:r>
+        <w:rPr>
+          <w:rFonts w:ascii="Arial" w:hAnsi="Arial" w:cs="Arial"/>
+          <w:sz w:val="32"/>
+          <w:szCs w:val="32"/>
+        </w:rPr>
+        <w:t xml:space="preserve"> simple</w:t>
       </w:r>
     </w:p>
     <w:p>
@@ -8124,13 +8387,23 @@
           <w:szCs w:val="32"/>
         </w:rPr>
       </w:pPr>
-      <w:r>
-        <w:rPr>
-          <w:rFonts w:ascii="Arial" w:hAnsi="Arial" w:cs="Arial"/>
-          <w:sz w:val="32"/>
-          <w:szCs w:val="32"/>
-        </w:rPr>
-        <w:t xml:space="preserve">A   AB   </w:t>
+      <w:proofErr w:type="gramStart"/>
+      <w:r>
+        <w:rPr>
+          <w:rFonts w:ascii="Arial" w:hAnsi="Arial" w:cs="Arial"/>
+          <w:sz w:val="32"/>
+          <w:szCs w:val="32"/>
+        </w:rPr>
+        <w:t>A</w:t>
+      </w:r>
+      <w:proofErr w:type="gramEnd"/>
+      <w:r>
+        <w:rPr>
+          <w:rFonts w:ascii="Arial" w:hAnsi="Arial" w:cs="Arial"/>
+          <w:sz w:val="32"/>
+          <w:szCs w:val="32"/>
+        </w:rPr>
+        <w:t xml:space="preserve">   AB   </w:t>
       </w:r>
       <w:proofErr w:type="spellStart"/>
       <w:r>
@@ -8170,41 +8443,61 @@
           <w:szCs w:val="32"/>
         </w:rPr>
       </w:pPr>
-      <w:r>
-        <w:rPr>
-          <w:rFonts w:ascii="Arial" w:hAnsi="Arial" w:cs="Arial"/>
-          <w:sz w:val="32"/>
-          <w:szCs w:val="32"/>
-        </w:rPr>
-        <w:t>AC  X    Y    BD</w:t>
-      </w:r>
-    </w:p>
-    <w:p>
-      <w:pPr>
-        <w:pStyle w:val="ListParagraph"/>
-        <w:rPr>
-          <w:rFonts w:ascii="Arial" w:hAnsi="Arial" w:cs="Arial"/>
-          <w:sz w:val="32"/>
-          <w:szCs w:val="32"/>
-        </w:rPr>
-      </w:pPr>
-    </w:p>
-    <w:p>
-      <w:pPr>
-        <w:pStyle w:val="ListParagraph"/>
-        <w:rPr>
-          <w:rFonts w:ascii="Arial" w:hAnsi="Arial" w:cs="Arial"/>
-          <w:sz w:val="32"/>
-          <w:szCs w:val="32"/>
-        </w:rPr>
-      </w:pPr>
-      <w:r>
-        <w:rPr>
-          <w:rFonts w:ascii="Arial" w:hAnsi="Arial" w:cs="Arial"/>
-          <w:sz w:val="32"/>
-          <w:szCs w:val="32"/>
-        </w:rPr>
-        <w:t>AC  Z    W    BD</w:t>
+      <w:proofErr w:type="gramStart"/>
+      <w:r>
+        <w:rPr>
+          <w:rFonts w:ascii="Arial" w:hAnsi="Arial" w:cs="Arial"/>
+          <w:sz w:val="32"/>
+          <w:szCs w:val="32"/>
+        </w:rPr>
+        <w:t>AC  X</w:t>
+      </w:r>
+      <w:proofErr w:type="gramEnd"/>
+      <w:r>
+        <w:rPr>
+          <w:rFonts w:ascii="Arial" w:hAnsi="Arial" w:cs="Arial"/>
+          <w:sz w:val="32"/>
+          <w:szCs w:val="32"/>
+        </w:rPr>
+        <w:t xml:space="preserve">    Y    BD</w:t>
+      </w:r>
+    </w:p>
+    <w:p>
+      <w:pPr>
+        <w:pStyle w:val="ListParagraph"/>
+        <w:rPr>
+          <w:rFonts w:ascii="Arial" w:hAnsi="Arial" w:cs="Arial"/>
+          <w:sz w:val="32"/>
+          <w:szCs w:val="32"/>
+        </w:rPr>
+      </w:pPr>
+    </w:p>
+    <w:p>
+      <w:pPr>
+        <w:pStyle w:val="ListParagraph"/>
+        <w:rPr>
+          <w:rFonts w:ascii="Arial" w:hAnsi="Arial" w:cs="Arial"/>
+          <w:sz w:val="32"/>
+          <w:szCs w:val="32"/>
+        </w:rPr>
+      </w:pPr>
+      <w:proofErr w:type="gramStart"/>
+      <w:r>
+        <w:rPr>
+          <w:rFonts w:ascii="Arial" w:hAnsi="Arial" w:cs="Arial"/>
+          <w:sz w:val="32"/>
+          <w:szCs w:val="32"/>
+        </w:rPr>
+        <w:t>AC  Z</w:t>
+      </w:r>
+      <w:proofErr w:type="gramEnd"/>
+      <w:r>
+        <w:rPr>
+          <w:rFonts w:ascii="Arial" w:hAnsi="Arial" w:cs="Arial"/>
+          <w:sz w:val="32"/>
+          <w:szCs w:val="32"/>
+        </w:rPr>
+        <w:t xml:space="preserve">    W    BD</w:t>
       </w:r>
     </w:p>
     <w:p>
@@ -9458,6 +9751,7 @@
         </w:rPr>
       </w:pPr>
       <w:proofErr w:type="spellStart"/>
+      <w:proofErr w:type="gramStart"/>
       <w:r>
         <w:rPr>
           <w:rFonts w:ascii="Arial" w:hAnsi="Arial" w:cs="Arial"/>
@@ -9467,6 +9761,7 @@
         <w:t>image.shape</w:t>
       </w:r>
       <w:proofErr w:type="spellEnd"/>
+      <w:proofErr w:type="gramEnd"/>
       <w:r>
         <w:rPr>
           <w:rFonts w:ascii="Arial" w:hAnsi="Arial" w:cs="Arial"/>
@@ -9559,13 +9854,23 @@
           <w:szCs w:val="36"/>
         </w:rPr>
       </w:pPr>
-      <w:r>
-        <w:rPr>
-          <w:rFonts w:ascii="Arial" w:hAnsi="Arial" w:cs="Arial"/>
-          <w:sz w:val="36"/>
-          <w:szCs w:val="36"/>
-        </w:rPr>
-        <w:t>image[row, column]</w:t>
+      <w:proofErr w:type="gramStart"/>
+      <w:r>
+        <w:rPr>
+          <w:rFonts w:ascii="Arial" w:hAnsi="Arial" w:cs="Arial"/>
+          <w:sz w:val="36"/>
+          <w:szCs w:val="36"/>
+        </w:rPr>
+        <w:t>image[</w:t>
+      </w:r>
+      <w:proofErr w:type="gramEnd"/>
+      <w:r>
+        <w:rPr>
+          <w:rFonts w:ascii="Arial" w:hAnsi="Arial" w:cs="Arial"/>
+          <w:sz w:val="36"/>
+          <w:szCs w:val="36"/>
+        </w:rPr>
+        <w:t>row, column]</w:t>
       </w:r>
     </w:p>
     <w:p>
@@ -11587,15 +11892,27 @@
           <w:szCs w:val="36"/>
         </w:rPr>
       </w:pPr>
-      <w:r>
-        <w:rPr>
-          <w:rFonts w:ascii="Arial" w:hAnsi="Arial" w:cs="Arial"/>
-          <w:b/>
-          <w:bCs/>
-          <w:sz w:val="36"/>
-          <w:szCs w:val="36"/>
-        </w:rPr>
-        <w:t>So what do we do?</w:t>
+      <w:proofErr w:type="gramStart"/>
+      <w:r>
+        <w:rPr>
+          <w:rFonts w:ascii="Arial" w:hAnsi="Arial" w:cs="Arial"/>
+          <w:b/>
+          <w:bCs/>
+          <w:sz w:val="36"/>
+          <w:szCs w:val="36"/>
+        </w:rPr>
+        <w:t>So</w:t>
+      </w:r>
+      <w:proofErr w:type="gramEnd"/>
+      <w:r>
+        <w:rPr>
+          <w:rFonts w:ascii="Arial" w:hAnsi="Arial" w:cs="Arial"/>
+          <w:b/>
+          <w:bCs/>
+          <w:sz w:val="36"/>
+          <w:szCs w:val="36"/>
+        </w:rPr>
+        <w:t xml:space="preserve"> what do we do?</w:t>
       </w:r>
     </w:p>
     <w:p>
@@ -14264,13 +14581,23 @@
           <w:szCs w:val="36"/>
         </w:rPr>
       </w:pPr>
-      <w:r>
-        <w:rPr>
-          <w:rFonts w:ascii="Arial" w:hAnsi="Arial" w:cs="Arial"/>
-          <w:sz w:val="36"/>
-          <w:szCs w:val="36"/>
-        </w:rPr>
-        <w:t>So the noisy pixel (0) becomes:</w:t>
+      <w:proofErr w:type="gramStart"/>
+      <w:r>
+        <w:rPr>
+          <w:rFonts w:ascii="Arial" w:hAnsi="Arial" w:cs="Arial"/>
+          <w:sz w:val="36"/>
+          <w:szCs w:val="36"/>
+        </w:rPr>
+        <w:t>So</w:t>
+      </w:r>
+      <w:proofErr w:type="gramEnd"/>
+      <w:r>
+        <w:rPr>
+          <w:rFonts w:ascii="Arial" w:hAnsi="Arial" w:cs="Arial"/>
+          <w:sz w:val="36"/>
+          <w:szCs w:val="36"/>
+        </w:rPr>
+        <w:t xml:space="preserve"> the noisy pixel (0) becomes:</w:t>
       </w:r>
     </w:p>
     <w:p>
@@ -14771,13 +15098,23 @@
         <w:t>cv2.bilateralFilter(</w:t>
       </w:r>
       <w:proofErr w:type="spellStart"/>
-      <w:r>
-        <w:rPr>
-          <w:rFonts w:ascii="Arial" w:hAnsi="Arial" w:cs="Arial"/>
-          <w:sz w:val="36"/>
-          <w:szCs w:val="36"/>
-        </w:rPr>
-        <w:t>image,d,sigmaColor</w:t>
+      <w:proofErr w:type="gramStart"/>
+      <w:r>
+        <w:rPr>
+          <w:rFonts w:ascii="Arial" w:hAnsi="Arial" w:cs="Arial"/>
+          <w:sz w:val="36"/>
+          <w:szCs w:val="36"/>
+        </w:rPr>
+        <w:t>image,d</w:t>
+      </w:r>
+      <w:proofErr w:type="gramEnd"/>
+      <w:r>
+        <w:rPr>
+          <w:rFonts w:ascii="Arial" w:hAnsi="Arial" w:cs="Arial"/>
+          <w:sz w:val="36"/>
+          <w:szCs w:val="36"/>
+        </w:rPr>
+        <w:t>,sigmaColor</w:t>
       </w:r>
       <w:proofErr w:type="spellEnd"/>
       <w:r>
@@ -14877,6 +15214,7 @@
         </w:rPr>
       </w:pPr>
       <w:proofErr w:type="spellStart"/>
+      <w:proofErr w:type="gramStart"/>
       <w:r>
         <w:rPr>
           <w:rFonts w:ascii="Arial" w:hAnsi="Arial" w:cs="Arial"/>
@@ -14892,7 +15230,16 @@
           <w:sz w:val="36"/>
           <w:szCs w:val="36"/>
         </w:rPr>
-        <w:t xml:space="preserve">  → Controls smoothing based on </w:t>
+        <w:t xml:space="preserve">  →</w:t>
+      </w:r>
+      <w:proofErr w:type="gramEnd"/>
+      <w:r>
+        <w:rPr>
+          <w:rFonts w:ascii="Arial" w:hAnsi="Arial" w:cs="Arial"/>
+          <w:sz w:val="36"/>
+          <w:szCs w:val="36"/>
+        </w:rPr>
+        <w:t xml:space="preserve"> Controls smoothing based on </w:t>
       </w:r>
       <w:proofErr w:type="spellStart"/>
       <w:r>
@@ -14924,6 +15271,7 @@
         </w:rPr>
       </w:pPr>
       <w:proofErr w:type="spellStart"/>
+      <w:proofErr w:type="gramStart"/>
       <w:r>
         <w:rPr>
           <w:rFonts w:ascii="Arial" w:hAnsi="Arial" w:cs="Arial"/>
@@ -14939,7 +15287,16 @@
           <w:sz w:val="36"/>
           <w:szCs w:val="36"/>
         </w:rPr>
-        <w:t xml:space="preserve">  → Controls smoothing based on pixel distance</w:t>
+        <w:t xml:space="preserve">  →</w:t>
+      </w:r>
+      <w:proofErr w:type="gramEnd"/>
+      <w:r>
+        <w:rPr>
+          <w:rFonts w:ascii="Arial" w:hAnsi="Arial" w:cs="Arial"/>
+          <w:sz w:val="36"/>
+          <w:szCs w:val="36"/>
+        </w:rPr>
+        <w:t xml:space="preserve"> Controls smoothing based on pixel distance</w:t>
       </w:r>
     </w:p>
     <w:p>
@@ -15229,7 +15586,25 @@
           <w:sz w:val="36"/>
           <w:szCs w:val="36"/>
         </w:rPr>
-        <w:t>• Contains only two pixel values.</w:t>
+        <w:t xml:space="preserve">• Contains only </w:t>
+      </w:r>
+      <w:proofErr w:type="gramStart"/>
+      <w:r>
+        <w:rPr>
+          <w:rFonts w:ascii="Arial" w:hAnsi="Arial" w:cs="Arial"/>
+          <w:sz w:val="36"/>
+          <w:szCs w:val="36"/>
+        </w:rPr>
+        <w:t>two pixel</w:t>
+      </w:r>
+      <w:proofErr w:type="gramEnd"/>
+      <w:r>
+        <w:rPr>
+          <w:rFonts w:ascii="Arial" w:hAnsi="Arial" w:cs="Arial"/>
+          <w:sz w:val="36"/>
+          <w:szCs w:val="36"/>
+        </w:rPr>
+        <w:t xml:space="preserve"> values.</w:t>
       </w:r>
     </w:p>
     <w:p>
@@ -16017,37 +16392,73 @@
           <w:sz w:val="36"/>
           <w:szCs w:val="36"/>
         </w:rPr>
-        <w:t>threshold1  → Lower threshold</w:t>
-      </w:r>
-    </w:p>
-    <w:p>
-      <w:pPr>
-        <w:pStyle w:val="ListParagraph"/>
-        <w:jc w:val="both"/>
-        <w:rPr>
-          <w:rFonts w:ascii="Arial" w:hAnsi="Arial" w:cs="Arial"/>
-          <w:sz w:val="36"/>
-          <w:szCs w:val="36"/>
-        </w:rPr>
-      </w:pPr>
-    </w:p>
-    <w:p>
-      <w:pPr>
-        <w:pStyle w:val="ListParagraph"/>
-        <w:jc w:val="both"/>
-        <w:rPr>
-          <w:rFonts w:ascii="Arial" w:hAnsi="Arial" w:cs="Arial"/>
-          <w:sz w:val="36"/>
-          <w:szCs w:val="36"/>
-        </w:rPr>
-      </w:pPr>
-      <w:r>
-        <w:rPr>
-          <w:rFonts w:ascii="Arial" w:hAnsi="Arial" w:cs="Arial"/>
-          <w:sz w:val="36"/>
-          <w:szCs w:val="36"/>
-        </w:rPr>
-        <w:t>threshold2  → Upper threshold</w:t>
+        <w:t>threshold</w:t>
+      </w:r>
+      <w:proofErr w:type="gramStart"/>
+      <w:r>
+        <w:rPr>
+          <w:rFonts w:ascii="Arial" w:hAnsi="Arial" w:cs="Arial"/>
+          <w:sz w:val="36"/>
+          <w:szCs w:val="36"/>
+        </w:rPr>
+        <w:t>1  →</w:t>
+      </w:r>
+      <w:proofErr w:type="gramEnd"/>
+      <w:r>
+        <w:rPr>
+          <w:rFonts w:ascii="Arial" w:hAnsi="Arial" w:cs="Arial"/>
+          <w:sz w:val="36"/>
+          <w:szCs w:val="36"/>
+        </w:rPr>
+        <w:t xml:space="preserve"> Lower threshold</w:t>
+      </w:r>
+    </w:p>
+    <w:p>
+      <w:pPr>
+        <w:pStyle w:val="ListParagraph"/>
+        <w:jc w:val="both"/>
+        <w:rPr>
+          <w:rFonts w:ascii="Arial" w:hAnsi="Arial" w:cs="Arial"/>
+          <w:sz w:val="36"/>
+          <w:szCs w:val="36"/>
+        </w:rPr>
+      </w:pPr>
+    </w:p>
+    <w:p>
+      <w:pPr>
+        <w:pStyle w:val="ListParagraph"/>
+        <w:jc w:val="both"/>
+        <w:rPr>
+          <w:rFonts w:ascii="Arial" w:hAnsi="Arial" w:cs="Arial"/>
+          <w:sz w:val="36"/>
+          <w:szCs w:val="36"/>
+        </w:rPr>
+      </w:pPr>
+      <w:r>
+        <w:rPr>
+          <w:rFonts w:ascii="Arial" w:hAnsi="Arial" w:cs="Arial"/>
+          <w:sz w:val="36"/>
+          <w:szCs w:val="36"/>
+        </w:rPr>
+        <w:t>threshold</w:t>
+      </w:r>
+      <w:proofErr w:type="gramStart"/>
+      <w:r>
+        <w:rPr>
+          <w:rFonts w:ascii="Arial" w:hAnsi="Arial" w:cs="Arial"/>
+          <w:sz w:val="36"/>
+          <w:szCs w:val="36"/>
+        </w:rPr>
+        <w:t>2  →</w:t>
+      </w:r>
+      <w:proofErr w:type="gramEnd"/>
+      <w:r>
+        <w:rPr>
+          <w:rFonts w:ascii="Arial" w:hAnsi="Arial" w:cs="Arial"/>
+          <w:sz w:val="36"/>
+          <w:szCs w:val="36"/>
+        </w:rPr>
+        <w:t xml:space="preserve"> Upper threshold</w:t>
       </w:r>
     </w:p>
     <w:p>
@@ -17565,6 +17976,4584 @@
         </w:rPr>
         <w:t>• Makes boundaries thicker.</w:t>
       </w:r>
+    </w:p>
+    <w:p>
+      <w:pPr>
+        <w:rPr>
+          <w:rFonts w:ascii="Arial" w:hAnsi="Arial" w:cs="Arial"/>
+          <w:sz w:val="36"/>
+          <w:szCs w:val="36"/>
+        </w:rPr>
+      </w:pPr>
+      <w:r>
+        <w:rPr>
+          <w:rFonts w:ascii="Arial" w:hAnsi="Arial" w:cs="Arial"/>
+          <w:sz w:val="36"/>
+          <w:szCs w:val="36"/>
+        </w:rPr>
+        <w:br w:type="page"/>
+      </w:r>
+    </w:p>
+    <w:p>
+      <w:pPr>
+        <w:pStyle w:val="ListParagraph"/>
+        <w:jc w:val="both"/>
+        <w:rPr>
+          <w:rFonts w:ascii="Arial" w:hAnsi="Arial" w:cs="Arial"/>
+          <w:b/>
+          <w:bCs/>
+          <w:sz w:val="36"/>
+          <w:szCs w:val="36"/>
+        </w:rPr>
+      </w:pPr>
+      <w:r>
+        <w:rPr>
+          <w:rFonts w:ascii="Segoe UI Emoji" w:hAnsi="Segoe UI Emoji" w:cs="Segoe UI Emoji"/>
+          <w:b/>
+          <w:bCs/>
+          <w:sz w:val="36"/>
+          <w:szCs w:val="36"/>
+        </w:rPr>
+        <w:lastRenderedPageBreak/>
+        <w:t>📚</w:t>
+      </w:r>
+      <w:r>
+        <w:rPr>
+          <w:rFonts w:ascii="Arial" w:hAnsi="Arial" w:cs="Arial"/>
+          <w:b/>
+          <w:bCs/>
+          <w:sz w:val="36"/>
+          <w:szCs w:val="36"/>
+        </w:rPr>
+        <w:t xml:space="preserve"> Lesson 5 – Image Transformations (Revision Notes)</w:t>
+      </w:r>
+    </w:p>
+    <w:p>
+      <w:pPr>
+        <w:pStyle w:val="ListParagraph"/>
+        <w:jc w:val="both"/>
+        <w:rPr>
+          <w:rFonts w:ascii="Arial" w:hAnsi="Arial" w:cs="Arial"/>
+          <w:b/>
+          <w:bCs/>
+          <w:sz w:val="36"/>
+          <w:szCs w:val="36"/>
+        </w:rPr>
+      </w:pPr>
+      <w:r>
+        <w:rPr>
+          <w:rFonts w:ascii="Arial" w:hAnsi="Arial" w:cs="Arial"/>
+          <w:b/>
+          <w:bCs/>
+          <w:sz w:val="36"/>
+          <w:szCs w:val="36"/>
+        </w:rPr>
+        <w:t>What are Image Transformations?</w:t>
+      </w:r>
+    </w:p>
+    <w:p>
+      <w:pPr>
+        <w:pStyle w:val="ListParagraph"/>
+        <w:jc w:val="both"/>
+        <w:rPr>
+          <w:rFonts w:ascii="Arial" w:hAnsi="Arial" w:cs="Arial"/>
+          <w:sz w:val="36"/>
+          <w:szCs w:val="36"/>
+        </w:rPr>
+      </w:pPr>
+      <w:r>
+        <w:rPr>
+          <w:rFonts w:ascii="Arial" w:hAnsi="Arial" w:cs="Arial"/>
+          <w:sz w:val="36"/>
+          <w:szCs w:val="36"/>
+        </w:rPr>
+        <w:t xml:space="preserve">Image Transformations are mathematical operations used to change an </w:t>
+      </w:r>
+      <w:proofErr w:type="gramStart"/>
+      <w:r>
+        <w:rPr>
+          <w:rFonts w:ascii="Arial" w:hAnsi="Arial" w:cs="Arial"/>
+          <w:sz w:val="36"/>
+          <w:szCs w:val="36"/>
+        </w:rPr>
+        <w:t>image's</w:t>
+      </w:r>
+      <w:proofErr w:type="gramEnd"/>
+      <w:r>
+        <w:rPr>
+          <w:rFonts w:ascii="Arial" w:hAnsi="Arial" w:cs="Arial"/>
+          <w:sz w:val="36"/>
+          <w:szCs w:val="36"/>
+        </w:rPr>
+        <w:t>:</w:t>
+      </w:r>
+    </w:p>
+    <w:p>
+      <w:pPr>
+        <w:pStyle w:val="ListParagraph"/>
+        <w:numPr>
+          <w:ilvl w:val="0"/>
+          <w:numId w:val="19"/>
+        </w:numPr>
+        <w:jc w:val="both"/>
+        <w:rPr>
+          <w:rFonts w:ascii="Arial" w:hAnsi="Arial" w:cs="Arial"/>
+          <w:sz w:val="36"/>
+          <w:szCs w:val="36"/>
+        </w:rPr>
+      </w:pPr>
+      <w:r>
+        <w:rPr>
+          <w:rFonts w:ascii="Arial" w:hAnsi="Arial" w:cs="Arial"/>
+          <w:sz w:val="36"/>
+          <w:szCs w:val="36"/>
+        </w:rPr>
+        <w:t xml:space="preserve">Position </w:t>
+      </w:r>
+    </w:p>
+    <w:p>
+      <w:pPr>
+        <w:pStyle w:val="ListParagraph"/>
+        <w:numPr>
+          <w:ilvl w:val="0"/>
+          <w:numId w:val="19"/>
+        </w:numPr>
+        <w:jc w:val="both"/>
+        <w:rPr>
+          <w:rFonts w:ascii="Arial" w:hAnsi="Arial" w:cs="Arial"/>
+          <w:sz w:val="36"/>
+          <w:szCs w:val="36"/>
+        </w:rPr>
+      </w:pPr>
+      <w:r>
+        <w:rPr>
+          <w:rFonts w:ascii="Arial" w:hAnsi="Arial" w:cs="Arial"/>
+          <w:sz w:val="36"/>
+          <w:szCs w:val="36"/>
+        </w:rPr>
+        <w:t xml:space="preserve">Size </w:t>
+      </w:r>
+    </w:p>
+    <w:p>
+      <w:pPr>
+        <w:pStyle w:val="ListParagraph"/>
+        <w:numPr>
+          <w:ilvl w:val="0"/>
+          <w:numId w:val="19"/>
+        </w:numPr>
+        <w:jc w:val="both"/>
+        <w:rPr>
+          <w:rFonts w:ascii="Arial" w:hAnsi="Arial" w:cs="Arial"/>
+          <w:sz w:val="36"/>
+          <w:szCs w:val="36"/>
+        </w:rPr>
+      </w:pPr>
+      <w:r>
+        <w:rPr>
+          <w:rFonts w:ascii="Arial" w:hAnsi="Arial" w:cs="Arial"/>
+          <w:sz w:val="36"/>
+          <w:szCs w:val="36"/>
+        </w:rPr>
+        <w:t xml:space="preserve">Orientation </w:t>
+      </w:r>
+    </w:p>
+    <w:p>
+      <w:pPr>
+        <w:pStyle w:val="ListParagraph"/>
+        <w:numPr>
+          <w:ilvl w:val="0"/>
+          <w:numId w:val="19"/>
+        </w:numPr>
+        <w:jc w:val="both"/>
+        <w:rPr>
+          <w:rFonts w:ascii="Arial" w:hAnsi="Arial" w:cs="Arial"/>
+          <w:sz w:val="36"/>
+          <w:szCs w:val="36"/>
+        </w:rPr>
+      </w:pPr>
+      <w:r>
+        <w:rPr>
+          <w:rFonts w:ascii="Arial" w:hAnsi="Arial" w:cs="Arial"/>
+          <w:sz w:val="36"/>
+          <w:szCs w:val="36"/>
+        </w:rPr>
+        <w:t xml:space="preserve">Viewing Angle </w:t>
+      </w:r>
+    </w:p>
+    <w:p>
+      <w:pPr>
+        <w:pStyle w:val="ListParagraph"/>
+        <w:jc w:val="both"/>
+        <w:rPr>
+          <w:rFonts w:ascii="Arial" w:hAnsi="Arial" w:cs="Arial"/>
+          <w:sz w:val="36"/>
+          <w:szCs w:val="36"/>
+        </w:rPr>
+      </w:pPr>
+      <w:r>
+        <w:rPr>
+          <w:rFonts w:ascii="Arial" w:hAnsi="Arial" w:cs="Arial"/>
+          <w:sz w:val="36"/>
+          <w:szCs w:val="36"/>
+        </w:rPr>
+        <w:t xml:space="preserve">They </w:t>
+      </w:r>
+      <w:r>
+        <w:rPr>
+          <w:rFonts w:ascii="Arial" w:hAnsi="Arial" w:cs="Arial"/>
+          <w:b/>
+          <w:bCs/>
+          <w:sz w:val="36"/>
+          <w:szCs w:val="36"/>
+        </w:rPr>
+        <w:t>do not change the object</w:t>
+      </w:r>
+      <w:r>
+        <w:rPr>
+          <w:rFonts w:ascii="Arial" w:hAnsi="Arial" w:cs="Arial"/>
+          <w:sz w:val="36"/>
+          <w:szCs w:val="36"/>
+        </w:rPr>
+        <w:t>, only how it appears.</w:t>
+      </w:r>
+    </w:p>
+    <w:p>
+      <w:pPr>
+        <w:pStyle w:val="ListParagraph"/>
+        <w:jc w:val="both"/>
+        <w:rPr>
+          <w:rFonts w:ascii="Arial" w:hAnsi="Arial" w:cs="Arial"/>
+          <w:sz w:val="36"/>
+          <w:szCs w:val="36"/>
+        </w:rPr>
+      </w:pPr>
+      <w:r>
+        <w:rPr>
+          <w:rFonts w:ascii="Arial" w:hAnsi="Arial" w:cs="Arial"/>
+          <w:sz w:val="36"/>
+          <w:szCs w:val="36"/>
+        </w:rPr>
+        <w:pict w14:anchorId="0D795AFE">
+          <v:rect id="_x0000_i1122" style="width:0;height:1.5pt" o:hralign="center" o:hrstd="t" o:hr="t" fillcolor="#a0a0a0" stroked="f"/>
+        </w:pict>
+      </w:r>
+    </w:p>
+    <w:p>
+      <w:pPr>
+        <w:pStyle w:val="ListParagraph"/>
+        <w:jc w:val="both"/>
+        <w:rPr>
+          <w:rFonts w:ascii="Arial" w:hAnsi="Arial" w:cs="Arial"/>
+          <w:b/>
+          <w:bCs/>
+          <w:sz w:val="36"/>
+          <w:szCs w:val="36"/>
+        </w:rPr>
+      </w:pPr>
+      <w:r>
+        <w:rPr>
+          <w:rFonts w:ascii="Arial" w:hAnsi="Arial" w:cs="Arial"/>
+          <w:b/>
+          <w:bCs/>
+          <w:sz w:val="36"/>
+          <w:szCs w:val="36"/>
+        </w:rPr>
+        <w:t>1. Translation</w:t>
+      </w:r>
+    </w:p>
+    <w:p>
+      <w:pPr>
+        <w:pStyle w:val="ListParagraph"/>
+        <w:jc w:val="both"/>
+        <w:rPr>
+          <w:rFonts w:ascii="Arial" w:hAnsi="Arial" w:cs="Arial"/>
+          <w:b/>
+          <w:bCs/>
+          <w:sz w:val="36"/>
+          <w:szCs w:val="36"/>
+        </w:rPr>
+      </w:pPr>
+      <w:r>
+        <w:rPr>
+          <w:rFonts w:ascii="Arial" w:hAnsi="Arial" w:cs="Arial"/>
+          <w:b/>
+          <w:bCs/>
+          <w:sz w:val="36"/>
+          <w:szCs w:val="36"/>
+        </w:rPr>
+        <w:t>Definition</w:t>
+      </w:r>
+    </w:p>
+    <w:p>
+      <w:pPr>
+        <w:pStyle w:val="ListParagraph"/>
+        <w:jc w:val="both"/>
+        <w:rPr>
+          <w:rFonts w:ascii="Arial" w:hAnsi="Arial" w:cs="Arial"/>
+          <w:sz w:val="36"/>
+          <w:szCs w:val="36"/>
+        </w:rPr>
+      </w:pPr>
+      <w:r>
+        <w:rPr>
+          <w:rFonts w:ascii="Arial" w:hAnsi="Arial" w:cs="Arial"/>
+          <w:sz w:val="36"/>
+          <w:szCs w:val="36"/>
+        </w:rPr>
+        <w:t>Moves an image from one position to another.</w:t>
+      </w:r>
+    </w:p>
+    <w:p>
+      <w:pPr>
+        <w:pStyle w:val="ListParagraph"/>
+        <w:jc w:val="both"/>
+        <w:rPr>
+          <w:rFonts w:ascii="Arial" w:hAnsi="Arial" w:cs="Arial"/>
+          <w:b/>
+          <w:bCs/>
+          <w:sz w:val="36"/>
+          <w:szCs w:val="36"/>
+        </w:rPr>
+      </w:pPr>
+      <w:r>
+        <w:rPr>
+          <w:rFonts w:ascii="Arial" w:hAnsi="Arial" w:cs="Arial"/>
+          <w:b/>
+          <w:bCs/>
+          <w:sz w:val="36"/>
+          <w:szCs w:val="36"/>
+        </w:rPr>
+        <w:t>Matrix</w:t>
+      </w:r>
+    </w:p>
+    <w:p>
+      <w:pPr>
+        <w:pStyle w:val="ListParagraph"/>
+        <w:jc w:val="both"/>
+        <w:rPr>
+          <w:rFonts w:ascii="Arial" w:hAnsi="Arial" w:cs="Arial"/>
+          <w:sz w:val="36"/>
+          <w:szCs w:val="36"/>
+        </w:rPr>
+      </w:pPr>
+      <w:r>
+        <w:rPr>
+          <w:rFonts w:ascii="Arial" w:hAnsi="Arial" w:cs="Arial"/>
+          <w:sz w:val="36"/>
+          <w:szCs w:val="36"/>
+        </w:rPr>
+        <w:t xml:space="preserve">[1 0 </w:t>
+      </w:r>
+      <w:proofErr w:type="spellStart"/>
+      <w:r>
+        <w:rPr>
+          <w:rFonts w:ascii="Arial" w:hAnsi="Arial" w:cs="Arial"/>
+          <w:sz w:val="36"/>
+          <w:szCs w:val="36"/>
+        </w:rPr>
+        <w:t>tx</w:t>
+      </w:r>
+      <w:proofErr w:type="spellEnd"/>
+      <w:r>
+        <w:rPr>
+          <w:rFonts w:ascii="Arial" w:hAnsi="Arial" w:cs="Arial"/>
+          <w:sz w:val="36"/>
+          <w:szCs w:val="36"/>
+        </w:rPr>
+        <w:t>]</w:t>
+      </w:r>
+    </w:p>
+    <w:p>
+      <w:pPr>
+        <w:pStyle w:val="ListParagraph"/>
+        <w:jc w:val="both"/>
+        <w:rPr>
+          <w:rFonts w:ascii="Arial" w:hAnsi="Arial" w:cs="Arial"/>
+          <w:sz w:val="36"/>
+          <w:szCs w:val="36"/>
+        </w:rPr>
+      </w:pPr>
+      <w:r>
+        <w:rPr>
+          <w:rFonts w:ascii="Arial" w:hAnsi="Arial" w:cs="Arial"/>
+          <w:sz w:val="36"/>
+          <w:szCs w:val="36"/>
+        </w:rPr>
+        <w:t>[0 1 ty]</w:t>
+      </w:r>
+    </w:p>
+    <w:p>
+      <w:pPr>
+        <w:pStyle w:val="ListParagraph"/>
+        <w:numPr>
+          <w:ilvl w:val="0"/>
+          <w:numId w:val="20"/>
+        </w:numPr>
+        <w:jc w:val="both"/>
+        <w:rPr>
+          <w:rFonts w:ascii="Arial" w:hAnsi="Arial" w:cs="Arial"/>
+          <w:sz w:val="36"/>
+          <w:szCs w:val="36"/>
+        </w:rPr>
+      </w:pPr>
+      <w:proofErr w:type="spellStart"/>
+      <w:r>
+        <w:rPr>
+          <w:rFonts w:ascii="Arial" w:hAnsi="Arial" w:cs="Arial"/>
+          <w:b/>
+          <w:bCs/>
+          <w:sz w:val="36"/>
+          <w:szCs w:val="36"/>
+        </w:rPr>
+        <w:t>tx</w:t>
+      </w:r>
+      <w:proofErr w:type="spellEnd"/>
+      <w:r>
+        <w:rPr>
+          <w:rFonts w:ascii="Arial" w:hAnsi="Arial" w:cs="Arial"/>
+          <w:sz w:val="36"/>
+          <w:szCs w:val="36"/>
+        </w:rPr>
+        <w:t xml:space="preserve"> → X-axis movement </w:t>
+      </w:r>
+    </w:p>
+    <w:p>
+      <w:pPr>
+        <w:pStyle w:val="ListParagraph"/>
+        <w:numPr>
+          <w:ilvl w:val="1"/>
+          <w:numId w:val="20"/>
+        </w:numPr>
+        <w:jc w:val="both"/>
+        <w:rPr>
+          <w:rFonts w:ascii="Arial" w:hAnsi="Arial" w:cs="Arial"/>
+          <w:sz w:val="36"/>
+          <w:szCs w:val="36"/>
+        </w:rPr>
+      </w:pPr>
+    </w:p>
+    <w:p>
+      <w:pPr>
+        <w:pStyle w:val="ListParagraph"/>
+        <w:numPr>
+          <w:ilvl w:val="2"/>
+          <w:numId w:val="20"/>
+        </w:numPr>
+        <w:jc w:val="both"/>
+        <w:rPr>
+          <w:rFonts w:ascii="Arial" w:hAnsi="Arial" w:cs="Arial"/>
+          <w:sz w:val="36"/>
+          <w:szCs w:val="36"/>
+        </w:rPr>
+      </w:pPr>
+      <w:r>
+        <w:rPr>
+          <w:rFonts w:ascii="Arial" w:hAnsi="Arial" w:cs="Arial"/>
+          <w:sz w:val="36"/>
+          <w:szCs w:val="36"/>
+        </w:rPr>
+        <w:t xml:space="preserve">Right </w:t>
+      </w:r>
+    </w:p>
+    <w:p>
+      <w:pPr>
+        <w:pStyle w:val="ListParagraph"/>
+        <w:numPr>
+          <w:ilvl w:val="1"/>
+          <w:numId w:val="20"/>
+        </w:numPr>
+        <w:jc w:val="both"/>
+        <w:rPr>
+          <w:rFonts w:ascii="Arial" w:hAnsi="Arial" w:cs="Arial"/>
+          <w:sz w:val="36"/>
+          <w:szCs w:val="36"/>
+        </w:rPr>
+      </w:pPr>
+      <w:r>
+        <w:rPr>
+          <w:rFonts w:ascii="Arial" w:hAnsi="Arial" w:cs="Arial"/>
+          <w:sz w:val="36"/>
+          <w:szCs w:val="36"/>
+        </w:rPr>
+        <w:t xml:space="preserve">− Left </w:t>
+      </w:r>
+    </w:p>
+    <w:p>
+      <w:pPr>
+        <w:pStyle w:val="ListParagraph"/>
+        <w:numPr>
+          <w:ilvl w:val="0"/>
+          <w:numId w:val="20"/>
+        </w:numPr>
+        <w:jc w:val="both"/>
+        <w:rPr>
+          <w:rFonts w:ascii="Arial" w:hAnsi="Arial" w:cs="Arial"/>
+          <w:sz w:val="36"/>
+          <w:szCs w:val="36"/>
+        </w:rPr>
+      </w:pPr>
+      <w:r>
+        <w:rPr>
+          <w:rFonts w:ascii="Arial" w:hAnsi="Arial" w:cs="Arial"/>
+          <w:b/>
+          <w:bCs/>
+          <w:sz w:val="36"/>
+          <w:szCs w:val="36"/>
+        </w:rPr>
+        <w:t>ty</w:t>
+      </w:r>
+      <w:r>
+        <w:rPr>
+          <w:rFonts w:ascii="Arial" w:hAnsi="Arial" w:cs="Arial"/>
+          <w:sz w:val="36"/>
+          <w:szCs w:val="36"/>
+        </w:rPr>
+        <w:t xml:space="preserve"> → Y-axis movement </w:t>
+      </w:r>
+    </w:p>
+    <w:p>
+      <w:pPr>
+        <w:pStyle w:val="ListParagraph"/>
+        <w:numPr>
+          <w:ilvl w:val="1"/>
+          <w:numId w:val="20"/>
+        </w:numPr>
+        <w:jc w:val="both"/>
+        <w:rPr>
+          <w:rFonts w:ascii="Arial" w:hAnsi="Arial" w:cs="Arial"/>
+          <w:sz w:val="36"/>
+          <w:szCs w:val="36"/>
+        </w:rPr>
+      </w:pPr>
+    </w:p>
+    <w:p>
+      <w:pPr>
+        <w:pStyle w:val="ListParagraph"/>
+        <w:numPr>
+          <w:ilvl w:val="2"/>
+          <w:numId w:val="20"/>
+        </w:numPr>
+        <w:jc w:val="both"/>
+        <w:rPr>
+          <w:rFonts w:ascii="Arial" w:hAnsi="Arial" w:cs="Arial"/>
+          <w:sz w:val="36"/>
+          <w:szCs w:val="36"/>
+        </w:rPr>
+      </w:pPr>
+      <w:r>
+        <w:rPr>
+          <w:rFonts w:ascii="Arial" w:hAnsi="Arial" w:cs="Arial"/>
+          <w:sz w:val="36"/>
+          <w:szCs w:val="36"/>
+        </w:rPr>
+        <w:t xml:space="preserve">Down </w:t>
+      </w:r>
+    </w:p>
+    <w:p>
+      <w:pPr>
+        <w:pStyle w:val="ListParagraph"/>
+        <w:numPr>
+          <w:ilvl w:val="1"/>
+          <w:numId w:val="20"/>
+        </w:numPr>
+        <w:jc w:val="both"/>
+        <w:rPr>
+          <w:rFonts w:ascii="Arial" w:hAnsi="Arial" w:cs="Arial"/>
+          <w:sz w:val="36"/>
+          <w:szCs w:val="36"/>
+        </w:rPr>
+      </w:pPr>
+      <w:r>
+        <w:rPr>
+          <w:rFonts w:ascii="Arial" w:hAnsi="Arial" w:cs="Arial"/>
+          <w:sz w:val="36"/>
+          <w:szCs w:val="36"/>
+        </w:rPr>
+        <w:t xml:space="preserve">− Up </w:t>
+      </w:r>
+    </w:p>
+    <w:p>
+      <w:pPr>
+        <w:pStyle w:val="ListParagraph"/>
+        <w:jc w:val="both"/>
+        <w:rPr>
+          <w:rFonts w:ascii="Arial" w:hAnsi="Arial" w:cs="Arial"/>
+          <w:b/>
+          <w:bCs/>
+          <w:sz w:val="36"/>
+          <w:szCs w:val="36"/>
+        </w:rPr>
+      </w:pPr>
+      <w:r>
+        <w:rPr>
+          <w:rFonts w:ascii="Arial" w:hAnsi="Arial" w:cs="Arial"/>
+          <w:b/>
+          <w:bCs/>
+          <w:sz w:val="36"/>
+          <w:szCs w:val="36"/>
+        </w:rPr>
+        <w:t>Function</w:t>
+      </w:r>
+    </w:p>
+    <w:p>
+      <w:pPr>
+        <w:pStyle w:val="ListParagraph"/>
+        <w:jc w:val="both"/>
+        <w:rPr>
+          <w:rFonts w:ascii="Arial" w:hAnsi="Arial" w:cs="Arial"/>
+          <w:sz w:val="36"/>
+          <w:szCs w:val="36"/>
+        </w:rPr>
+      </w:pPr>
+      <w:r>
+        <w:rPr>
+          <w:rFonts w:ascii="Arial" w:hAnsi="Arial" w:cs="Arial"/>
+          <w:sz w:val="36"/>
+          <w:szCs w:val="36"/>
+        </w:rPr>
+        <w:t>cv2.warpAffine()</w:t>
+      </w:r>
+    </w:p>
+    <w:p>
+      <w:pPr>
+        <w:pStyle w:val="ListParagraph"/>
+        <w:jc w:val="both"/>
+        <w:rPr>
+          <w:rFonts w:ascii="Arial" w:hAnsi="Arial" w:cs="Arial"/>
+          <w:b/>
+          <w:bCs/>
+          <w:sz w:val="36"/>
+          <w:szCs w:val="36"/>
+        </w:rPr>
+      </w:pPr>
+      <w:r>
+        <w:rPr>
+          <w:rFonts w:ascii="Arial" w:hAnsi="Arial" w:cs="Arial"/>
+          <w:b/>
+          <w:bCs/>
+          <w:sz w:val="36"/>
+          <w:szCs w:val="36"/>
+        </w:rPr>
+        <w:t>Uses</w:t>
+      </w:r>
+    </w:p>
+    <w:p>
+      <w:pPr>
+        <w:pStyle w:val="ListParagraph"/>
+        <w:numPr>
+          <w:ilvl w:val="0"/>
+          <w:numId w:val="21"/>
+        </w:numPr>
+        <w:jc w:val="both"/>
+        <w:rPr>
+          <w:rFonts w:ascii="Arial" w:hAnsi="Arial" w:cs="Arial"/>
+          <w:sz w:val="36"/>
+          <w:szCs w:val="36"/>
+        </w:rPr>
+      </w:pPr>
+      <w:r>
+        <w:rPr>
+          <w:rFonts w:ascii="Arial" w:hAnsi="Arial" w:cs="Arial"/>
+          <w:sz w:val="36"/>
+          <w:szCs w:val="36"/>
+        </w:rPr>
+        <w:lastRenderedPageBreak/>
+        <w:t xml:space="preserve">Camera alignment </w:t>
+      </w:r>
+    </w:p>
+    <w:p>
+      <w:pPr>
+        <w:pStyle w:val="ListParagraph"/>
+        <w:numPr>
+          <w:ilvl w:val="0"/>
+          <w:numId w:val="21"/>
+        </w:numPr>
+        <w:jc w:val="both"/>
+        <w:rPr>
+          <w:rFonts w:ascii="Arial" w:hAnsi="Arial" w:cs="Arial"/>
+          <w:sz w:val="36"/>
+          <w:szCs w:val="36"/>
+        </w:rPr>
+      </w:pPr>
+      <w:r>
+        <w:rPr>
+          <w:rFonts w:ascii="Arial" w:hAnsi="Arial" w:cs="Arial"/>
+          <w:sz w:val="36"/>
+          <w:szCs w:val="36"/>
+        </w:rPr>
+        <w:t xml:space="preserve">Object positioning </w:t>
+      </w:r>
+    </w:p>
+    <w:p>
+      <w:pPr>
+        <w:pStyle w:val="ListParagraph"/>
+        <w:numPr>
+          <w:ilvl w:val="0"/>
+          <w:numId w:val="21"/>
+        </w:numPr>
+        <w:jc w:val="both"/>
+        <w:rPr>
+          <w:rFonts w:ascii="Arial" w:hAnsi="Arial" w:cs="Arial"/>
+          <w:sz w:val="36"/>
+          <w:szCs w:val="36"/>
+        </w:rPr>
+      </w:pPr>
+      <w:r>
+        <w:rPr>
+          <w:rFonts w:ascii="Arial" w:hAnsi="Arial" w:cs="Arial"/>
+          <w:sz w:val="36"/>
+          <w:szCs w:val="36"/>
+        </w:rPr>
+        <w:t xml:space="preserve">Data augmentation </w:t>
+      </w:r>
+    </w:p>
+    <w:p>
+      <w:pPr>
+        <w:pStyle w:val="ListParagraph"/>
+        <w:jc w:val="both"/>
+        <w:rPr>
+          <w:rFonts w:ascii="Arial" w:hAnsi="Arial" w:cs="Arial"/>
+          <w:sz w:val="36"/>
+          <w:szCs w:val="36"/>
+        </w:rPr>
+      </w:pPr>
+      <w:r>
+        <w:rPr>
+          <w:rFonts w:ascii="Arial" w:hAnsi="Arial" w:cs="Arial"/>
+          <w:sz w:val="36"/>
+          <w:szCs w:val="36"/>
+        </w:rPr>
+        <w:pict w14:anchorId="03A472D5">
+          <v:rect id="_x0000_i1123" style="width:0;height:1.5pt" o:hralign="center" o:hrstd="t" o:hr="t" fillcolor="#a0a0a0" stroked="f"/>
+        </w:pict>
+      </w:r>
+    </w:p>
+    <w:p>
+      <w:pPr>
+        <w:pStyle w:val="ListParagraph"/>
+        <w:jc w:val="both"/>
+        <w:rPr>
+          <w:rFonts w:ascii="Arial" w:hAnsi="Arial" w:cs="Arial"/>
+          <w:b/>
+          <w:bCs/>
+          <w:sz w:val="36"/>
+          <w:szCs w:val="36"/>
+        </w:rPr>
+      </w:pPr>
+      <w:r>
+        <w:rPr>
+          <w:rFonts w:ascii="Arial" w:hAnsi="Arial" w:cs="Arial"/>
+          <w:b/>
+          <w:bCs/>
+          <w:sz w:val="36"/>
+          <w:szCs w:val="36"/>
+        </w:rPr>
+        <w:t>2. Rotation</w:t>
+      </w:r>
+    </w:p>
+    <w:p>
+      <w:pPr>
+        <w:pStyle w:val="ListParagraph"/>
+        <w:jc w:val="both"/>
+        <w:rPr>
+          <w:rFonts w:ascii="Arial" w:hAnsi="Arial" w:cs="Arial"/>
+          <w:b/>
+          <w:bCs/>
+          <w:sz w:val="36"/>
+          <w:szCs w:val="36"/>
+        </w:rPr>
+      </w:pPr>
+      <w:r>
+        <w:rPr>
+          <w:rFonts w:ascii="Arial" w:hAnsi="Arial" w:cs="Arial"/>
+          <w:b/>
+          <w:bCs/>
+          <w:sz w:val="36"/>
+          <w:szCs w:val="36"/>
+        </w:rPr>
+        <w:t>Definition</w:t>
+      </w:r>
+    </w:p>
+    <w:p>
+      <w:pPr>
+        <w:pStyle w:val="ListParagraph"/>
+        <w:jc w:val="both"/>
+        <w:rPr>
+          <w:rFonts w:ascii="Arial" w:hAnsi="Arial" w:cs="Arial"/>
+          <w:sz w:val="36"/>
+          <w:szCs w:val="36"/>
+        </w:rPr>
+      </w:pPr>
+      <w:r>
+        <w:rPr>
+          <w:rFonts w:ascii="Arial" w:hAnsi="Arial" w:cs="Arial"/>
+          <w:sz w:val="36"/>
+          <w:szCs w:val="36"/>
+        </w:rPr>
+        <w:t xml:space="preserve">Rotates an image around a fixed point (usually the </w:t>
+      </w:r>
+      <w:proofErr w:type="spellStart"/>
+      <w:r>
+        <w:rPr>
+          <w:rFonts w:ascii="Arial" w:hAnsi="Arial" w:cs="Arial"/>
+          <w:sz w:val="36"/>
+          <w:szCs w:val="36"/>
+        </w:rPr>
+        <w:t>center</w:t>
+      </w:r>
+      <w:proofErr w:type="spellEnd"/>
+      <w:r>
+        <w:rPr>
+          <w:rFonts w:ascii="Arial" w:hAnsi="Arial" w:cs="Arial"/>
+          <w:sz w:val="36"/>
+          <w:szCs w:val="36"/>
+        </w:rPr>
+        <w:t>).</w:t>
+      </w:r>
+    </w:p>
+    <w:p>
+      <w:pPr>
+        <w:pStyle w:val="ListParagraph"/>
+        <w:jc w:val="both"/>
+        <w:rPr>
+          <w:rFonts w:ascii="Arial" w:hAnsi="Arial" w:cs="Arial"/>
+          <w:b/>
+          <w:bCs/>
+          <w:sz w:val="36"/>
+          <w:szCs w:val="36"/>
+        </w:rPr>
+      </w:pPr>
+      <w:r>
+        <w:rPr>
+          <w:rFonts w:ascii="Arial" w:hAnsi="Arial" w:cs="Arial"/>
+          <w:b/>
+          <w:bCs/>
+          <w:sz w:val="36"/>
+          <w:szCs w:val="36"/>
+        </w:rPr>
+        <w:t>Function</w:t>
+      </w:r>
+    </w:p>
+    <w:p>
+      <w:pPr>
+        <w:pStyle w:val="ListParagraph"/>
+        <w:jc w:val="both"/>
+        <w:rPr>
+          <w:rFonts w:ascii="Arial" w:hAnsi="Arial" w:cs="Arial"/>
+          <w:sz w:val="36"/>
+          <w:szCs w:val="36"/>
+        </w:rPr>
+      </w:pPr>
+      <w:r>
+        <w:rPr>
+          <w:rFonts w:ascii="Arial" w:hAnsi="Arial" w:cs="Arial"/>
+          <w:sz w:val="36"/>
+          <w:szCs w:val="36"/>
+        </w:rPr>
+        <w:t>cv2.getRotationMatrix2</w:t>
+      </w:r>
+      <w:proofErr w:type="gramStart"/>
+      <w:r>
+        <w:rPr>
+          <w:rFonts w:ascii="Arial" w:hAnsi="Arial" w:cs="Arial"/>
+          <w:sz w:val="36"/>
+          <w:szCs w:val="36"/>
+        </w:rPr>
+        <w:t>D(</w:t>
+      </w:r>
+      <w:proofErr w:type="gramEnd"/>
+      <w:r>
+        <w:rPr>
+          <w:rFonts w:ascii="Arial" w:hAnsi="Arial" w:cs="Arial"/>
+          <w:sz w:val="36"/>
+          <w:szCs w:val="36"/>
+        </w:rPr>
+        <w:t>)</w:t>
+      </w:r>
+    </w:p>
+    <w:p>
+      <w:pPr>
+        <w:pStyle w:val="ListParagraph"/>
+        <w:jc w:val="both"/>
+        <w:rPr>
+          <w:rFonts w:ascii="Arial" w:hAnsi="Arial" w:cs="Arial"/>
+          <w:sz w:val="36"/>
+          <w:szCs w:val="36"/>
+        </w:rPr>
+      </w:pPr>
+    </w:p>
+    <w:p>
+      <w:pPr>
+        <w:pStyle w:val="ListParagraph"/>
+        <w:jc w:val="both"/>
+        <w:rPr>
+          <w:rFonts w:ascii="Arial" w:hAnsi="Arial" w:cs="Arial"/>
+          <w:sz w:val="36"/>
+          <w:szCs w:val="36"/>
+        </w:rPr>
+      </w:pPr>
+      <w:r>
+        <w:rPr>
+          <w:rFonts w:ascii="Arial" w:hAnsi="Arial" w:cs="Arial"/>
+          <w:sz w:val="36"/>
+          <w:szCs w:val="36"/>
+        </w:rPr>
+        <w:t>cv2.warpAffine()</w:t>
+      </w:r>
+    </w:p>
+    <w:p>
+      <w:pPr>
+        <w:pStyle w:val="ListParagraph"/>
+        <w:jc w:val="both"/>
+        <w:rPr>
+          <w:rFonts w:ascii="Arial" w:hAnsi="Arial" w:cs="Arial"/>
+          <w:b/>
+          <w:bCs/>
+          <w:sz w:val="36"/>
+          <w:szCs w:val="36"/>
+        </w:rPr>
+      </w:pPr>
+      <w:r>
+        <w:rPr>
+          <w:rFonts w:ascii="Arial" w:hAnsi="Arial" w:cs="Arial"/>
+          <w:b/>
+          <w:bCs/>
+          <w:sz w:val="36"/>
+          <w:szCs w:val="36"/>
+        </w:rPr>
+        <w:t>Parameters</w:t>
+      </w:r>
+    </w:p>
+    <w:p>
+      <w:pPr>
+        <w:pStyle w:val="ListParagraph"/>
+        <w:numPr>
+          <w:ilvl w:val="0"/>
+          <w:numId w:val="22"/>
+        </w:numPr>
+        <w:jc w:val="both"/>
+        <w:rPr>
+          <w:rFonts w:ascii="Arial" w:hAnsi="Arial" w:cs="Arial"/>
+          <w:sz w:val="36"/>
+          <w:szCs w:val="36"/>
+        </w:rPr>
+      </w:pPr>
+      <w:proofErr w:type="spellStart"/>
+      <w:r>
+        <w:rPr>
+          <w:rFonts w:ascii="Arial" w:hAnsi="Arial" w:cs="Arial"/>
+          <w:sz w:val="36"/>
+          <w:szCs w:val="36"/>
+        </w:rPr>
+        <w:t>Center</w:t>
+      </w:r>
+      <w:proofErr w:type="spellEnd"/>
+      <w:r>
+        <w:rPr>
+          <w:rFonts w:ascii="Arial" w:hAnsi="Arial" w:cs="Arial"/>
+          <w:sz w:val="36"/>
+          <w:szCs w:val="36"/>
+        </w:rPr>
+        <w:t xml:space="preserve"> </w:t>
+      </w:r>
+    </w:p>
+    <w:p>
+      <w:pPr>
+        <w:pStyle w:val="ListParagraph"/>
+        <w:numPr>
+          <w:ilvl w:val="0"/>
+          <w:numId w:val="22"/>
+        </w:numPr>
+        <w:jc w:val="both"/>
+        <w:rPr>
+          <w:rFonts w:ascii="Arial" w:hAnsi="Arial" w:cs="Arial"/>
+          <w:sz w:val="36"/>
+          <w:szCs w:val="36"/>
+        </w:rPr>
+      </w:pPr>
+      <w:r>
+        <w:rPr>
+          <w:rFonts w:ascii="Arial" w:hAnsi="Arial" w:cs="Arial"/>
+          <w:sz w:val="36"/>
+          <w:szCs w:val="36"/>
+        </w:rPr>
+        <w:t xml:space="preserve">Angle </w:t>
+      </w:r>
+    </w:p>
+    <w:p>
+      <w:pPr>
+        <w:pStyle w:val="ListParagraph"/>
+        <w:numPr>
+          <w:ilvl w:val="0"/>
+          <w:numId w:val="22"/>
+        </w:numPr>
+        <w:jc w:val="both"/>
+        <w:rPr>
+          <w:rFonts w:ascii="Arial" w:hAnsi="Arial" w:cs="Arial"/>
+          <w:sz w:val="36"/>
+          <w:szCs w:val="36"/>
+        </w:rPr>
+      </w:pPr>
+      <w:r>
+        <w:rPr>
+          <w:rFonts w:ascii="Arial" w:hAnsi="Arial" w:cs="Arial"/>
+          <w:sz w:val="36"/>
+          <w:szCs w:val="36"/>
+        </w:rPr>
+        <w:t xml:space="preserve">Scale </w:t>
+      </w:r>
+    </w:p>
+    <w:p>
+      <w:pPr>
+        <w:pStyle w:val="ListParagraph"/>
+        <w:jc w:val="both"/>
+        <w:rPr>
+          <w:rFonts w:ascii="Arial" w:hAnsi="Arial" w:cs="Arial"/>
+          <w:b/>
+          <w:bCs/>
+          <w:sz w:val="36"/>
+          <w:szCs w:val="36"/>
+        </w:rPr>
+      </w:pPr>
+      <w:r>
+        <w:rPr>
+          <w:rFonts w:ascii="Arial" w:hAnsi="Arial" w:cs="Arial"/>
+          <w:b/>
+          <w:bCs/>
+          <w:sz w:val="36"/>
+          <w:szCs w:val="36"/>
+        </w:rPr>
+        <w:t>Notes</w:t>
+      </w:r>
+    </w:p>
+    <w:p>
+      <w:pPr>
+        <w:pStyle w:val="ListParagraph"/>
+        <w:numPr>
+          <w:ilvl w:val="0"/>
+          <w:numId w:val="23"/>
+        </w:numPr>
+        <w:jc w:val="both"/>
+        <w:rPr>
+          <w:rFonts w:ascii="Arial" w:hAnsi="Arial" w:cs="Arial"/>
+          <w:sz w:val="36"/>
+          <w:szCs w:val="36"/>
+        </w:rPr>
+      </w:pPr>
+      <w:r>
+        <w:rPr>
+          <w:rFonts w:ascii="Arial" w:hAnsi="Arial" w:cs="Arial"/>
+          <w:sz w:val="36"/>
+          <w:szCs w:val="36"/>
+        </w:rPr>
+        <w:t xml:space="preserve">Positive angle → Anti-clockwise </w:t>
+      </w:r>
+    </w:p>
+    <w:p>
+      <w:pPr>
+        <w:pStyle w:val="ListParagraph"/>
+        <w:numPr>
+          <w:ilvl w:val="0"/>
+          <w:numId w:val="23"/>
+        </w:numPr>
+        <w:jc w:val="both"/>
+        <w:rPr>
+          <w:rFonts w:ascii="Arial" w:hAnsi="Arial" w:cs="Arial"/>
+          <w:sz w:val="36"/>
+          <w:szCs w:val="36"/>
+        </w:rPr>
+      </w:pPr>
+      <w:r>
+        <w:rPr>
+          <w:rFonts w:ascii="Arial" w:hAnsi="Arial" w:cs="Arial"/>
+          <w:sz w:val="36"/>
+          <w:szCs w:val="36"/>
+        </w:rPr>
+        <w:t xml:space="preserve">Negative angle → Clockwise </w:t>
+      </w:r>
+    </w:p>
+    <w:p>
+      <w:pPr>
+        <w:pStyle w:val="ListParagraph"/>
+        <w:numPr>
+          <w:ilvl w:val="0"/>
+          <w:numId w:val="23"/>
+        </w:numPr>
+        <w:jc w:val="both"/>
+        <w:rPr>
+          <w:rFonts w:ascii="Arial" w:hAnsi="Arial" w:cs="Arial"/>
+          <w:sz w:val="36"/>
+          <w:szCs w:val="36"/>
+        </w:rPr>
+      </w:pPr>
+      <w:r>
+        <w:rPr>
+          <w:rFonts w:ascii="Arial" w:hAnsi="Arial" w:cs="Arial"/>
+          <w:sz w:val="36"/>
+          <w:szCs w:val="36"/>
+        </w:rPr>
+        <w:t xml:space="preserve">Black corners appear because OpenCV has no pixel information there. </w:t>
+      </w:r>
+    </w:p>
+    <w:p>
+      <w:pPr>
+        <w:pStyle w:val="ListParagraph"/>
+        <w:jc w:val="both"/>
+        <w:rPr>
+          <w:rFonts w:ascii="Arial" w:hAnsi="Arial" w:cs="Arial"/>
+          <w:sz w:val="36"/>
+          <w:szCs w:val="36"/>
+        </w:rPr>
+      </w:pPr>
+      <w:r>
+        <w:rPr>
+          <w:rFonts w:ascii="Arial" w:hAnsi="Arial" w:cs="Arial"/>
+          <w:sz w:val="36"/>
+          <w:szCs w:val="36"/>
+        </w:rPr>
+        <w:pict w14:anchorId="56D5FD77">
+          <v:rect id="_x0000_i1124" style="width:0;height:1.5pt" o:hralign="center" o:hrstd="t" o:hr="t" fillcolor="#a0a0a0" stroked="f"/>
+        </w:pict>
+      </w:r>
+    </w:p>
+    <w:p>
+      <w:pPr>
+        <w:pStyle w:val="ListParagraph"/>
+        <w:jc w:val="both"/>
+        <w:rPr>
+          <w:rFonts w:ascii="Arial" w:hAnsi="Arial" w:cs="Arial"/>
+          <w:b/>
+          <w:bCs/>
+          <w:sz w:val="36"/>
+          <w:szCs w:val="36"/>
+        </w:rPr>
+      </w:pPr>
+      <w:r>
+        <w:rPr>
+          <w:rFonts w:ascii="Arial" w:hAnsi="Arial" w:cs="Arial"/>
+          <w:b/>
+          <w:bCs/>
+          <w:sz w:val="36"/>
+          <w:szCs w:val="36"/>
+        </w:rPr>
+        <w:t>3. Scaling</w:t>
+      </w:r>
+    </w:p>
+    <w:p>
+      <w:pPr>
+        <w:pStyle w:val="ListParagraph"/>
+        <w:jc w:val="both"/>
+        <w:rPr>
+          <w:rFonts w:ascii="Arial" w:hAnsi="Arial" w:cs="Arial"/>
+          <w:b/>
+          <w:bCs/>
+          <w:sz w:val="36"/>
+          <w:szCs w:val="36"/>
+        </w:rPr>
+      </w:pPr>
+      <w:r>
+        <w:rPr>
+          <w:rFonts w:ascii="Arial" w:hAnsi="Arial" w:cs="Arial"/>
+          <w:b/>
+          <w:bCs/>
+          <w:sz w:val="36"/>
+          <w:szCs w:val="36"/>
+        </w:rPr>
+        <w:t>Definition</w:t>
+      </w:r>
+    </w:p>
+    <w:p>
+      <w:pPr>
+        <w:pStyle w:val="ListParagraph"/>
+        <w:jc w:val="both"/>
+        <w:rPr>
+          <w:rFonts w:ascii="Arial" w:hAnsi="Arial" w:cs="Arial"/>
+          <w:sz w:val="36"/>
+          <w:szCs w:val="36"/>
+        </w:rPr>
+      </w:pPr>
+      <w:r>
+        <w:rPr>
+          <w:rFonts w:ascii="Arial" w:hAnsi="Arial" w:cs="Arial"/>
+          <w:sz w:val="36"/>
+          <w:szCs w:val="36"/>
+        </w:rPr>
+        <w:t>Changes the size of an image.</w:t>
+      </w:r>
+    </w:p>
+    <w:p>
+      <w:pPr>
+        <w:pStyle w:val="ListParagraph"/>
+        <w:jc w:val="both"/>
+        <w:rPr>
+          <w:rFonts w:ascii="Arial" w:hAnsi="Arial" w:cs="Arial"/>
+          <w:b/>
+          <w:bCs/>
+          <w:sz w:val="36"/>
+          <w:szCs w:val="36"/>
+        </w:rPr>
+      </w:pPr>
+      <w:r>
+        <w:rPr>
+          <w:rFonts w:ascii="Arial" w:hAnsi="Arial" w:cs="Arial"/>
+          <w:b/>
+          <w:bCs/>
+          <w:sz w:val="36"/>
+          <w:szCs w:val="36"/>
+        </w:rPr>
+        <w:t>Function</w:t>
+      </w:r>
+    </w:p>
+    <w:p>
+      <w:pPr>
+        <w:pStyle w:val="ListParagraph"/>
+        <w:jc w:val="both"/>
+        <w:rPr>
+          <w:rFonts w:ascii="Arial" w:hAnsi="Arial" w:cs="Arial"/>
+          <w:sz w:val="36"/>
+          <w:szCs w:val="36"/>
+        </w:rPr>
+      </w:pPr>
+      <w:r>
+        <w:rPr>
+          <w:rFonts w:ascii="Arial" w:hAnsi="Arial" w:cs="Arial"/>
+          <w:sz w:val="36"/>
+          <w:szCs w:val="36"/>
+        </w:rPr>
+        <w:t>cv2.resize()</w:t>
+      </w:r>
+    </w:p>
+    <w:p>
+      <w:pPr>
+        <w:pStyle w:val="ListParagraph"/>
+        <w:jc w:val="both"/>
+        <w:rPr>
+          <w:rFonts w:ascii="Arial" w:hAnsi="Arial" w:cs="Arial"/>
+          <w:b/>
+          <w:bCs/>
+          <w:sz w:val="36"/>
+          <w:szCs w:val="36"/>
+        </w:rPr>
+      </w:pPr>
+      <w:r>
+        <w:rPr>
+          <w:rFonts w:ascii="Arial" w:hAnsi="Arial" w:cs="Arial"/>
+          <w:b/>
+          <w:bCs/>
+          <w:sz w:val="36"/>
+          <w:szCs w:val="36"/>
+        </w:rPr>
+        <w:t>Parameters</w:t>
+      </w:r>
+    </w:p>
+    <w:p>
+      <w:pPr>
+        <w:pStyle w:val="ListParagraph"/>
+        <w:jc w:val="both"/>
+        <w:rPr>
+          <w:rFonts w:ascii="Arial" w:hAnsi="Arial" w:cs="Arial"/>
+          <w:sz w:val="36"/>
+          <w:szCs w:val="36"/>
+        </w:rPr>
+      </w:pPr>
+      <w:proofErr w:type="spellStart"/>
+      <w:r>
+        <w:rPr>
+          <w:rFonts w:ascii="Arial" w:hAnsi="Arial" w:cs="Arial"/>
+          <w:sz w:val="36"/>
+          <w:szCs w:val="36"/>
+        </w:rPr>
+        <w:t>fx</w:t>
+      </w:r>
+      <w:proofErr w:type="spellEnd"/>
+    </w:p>
+    <w:p>
+      <w:pPr>
+        <w:pStyle w:val="ListParagraph"/>
+        <w:jc w:val="both"/>
+        <w:rPr>
+          <w:rFonts w:ascii="Arial" w:hAnsi="Arial" w:cs="Arial"/>
+          <w:sz w:val="36"/>
+          <w:szCs w:val="36"/>
+        </w:rPr>
+      </w:pPr>
+      <w:proofErr w:type="spellStart"/>
+      <w:r>
+        <w:rPr>
+          <w:rFonts w:ascii="Arial" w:hAnsi="Arial" w:cs="Arial"/>
+          <w:sz w:val="36"/>
+          <w:szCs w:val="36"/>
+        </w:rPr>
+        <w:lastRenderedPageBreak/>
+        <w:t>fy</w:t>
+      </w:r>
+      <w:proofErr w:type="spellEnd"/>
+    </w:p>
+    <w:p>
+      <w:pPr>
+        <w:pStyle w:val="ListParagraph"/>
+        <w:jc w:val="both"/>
+        <w:rPr>
+          <w:rFonts w:ascii="Arial" w:hAnsi="Arial" w:cs="Arial"/>
+          <w:b/>
+          <w:bCs/>
+          <w:sz w:val="36"/>
+          <w:szCs w:val="36"/>
+        </w:rPr>
+      </w:pPr>
+      <w:r>
+        <w:rPr>
+          <w:rFonts w:ascii="Arial" w:hAnsi="Arial" w:cs="Arial"/>
+          <w:b/>
+          <w:bCs/>
+          <w:sz w:val="36"/>
+          <w:szCs w:val="36"/>
+        </w:rPr>
+        <w:t>Uses</w:t>
+      </w:r>
+    </w:p>
+    <w:p>
+      <w:pPr>
+        <w:pStyle w:val="ListParagraph"/>
+        <w:numPr>
+          <w:ilvl w:val="0"/>
+          <w:numId w:val="24"/>
+        </w:numPr>
+        <w:jc w:val="both"/>
+        <w:rPr>
+          <w:rFonts w:ascii="Arial" w:hAnsi="Arial" w:cs="Arial"/>
+          <w:sz w:val="36"/>
+          <w:szCs w:val="36"/>
+        </w:rPr>
+      </w:pPr>
+      <w:r>
+        <w:rPr>
+          <w:rFonts w:ascii="Arial" w:hAnsi="Arial" w:cs="Arial"/>
+          <w:sz w:val="36"/>
+          <w:szCs w:val="36"/>
+        </w:rPr>
+        <w:t xml:space="preserve">Resize images before AI training. </w:t>
+      </w:r>
+    </w:p>
+    <w:p>
+      <w:pPr>
+        <w:pStyle w:val="ListParagraph"/>
+        <w:numPr>
+          <w:ilvl w:val="0"/>
+          <w:numId w:val="24"/>
+        </w:numPr>
+        <w:jc w:val="both"/>
+        <w:rPr>
+          <w:rFonts w:ascii="Arial" w:hAnsi="Arial" w:cs="Arial"/>
+          <w:sz w:val="36"/>
+          <w:szCs w:val="36"/>
+        </w:rPr>
+      </w:pPr>
+      <w:r>
+        <w:rPr>
+          <w:rFonts w:ascii="Arial" w:hAnsi="Arial" w:cs="Arial"/>
+          <w:sz w:val="36"/>
+          <w:szCs w:val="36"/>
+        </w:rPr>
+        <w:t xml:space="preserve">Standard input size for models (e.g., YOLO 640×640). </w:t>
+      </w:r>
+    </w:p>
+    <w:p>
+      <w:pPr>
+        <w:pStyle w:val="ListParagraph"/>
+        <w:jc w:val="both"/>
+        <w:rPr>
+          <w:rFonts w:ascii="Arial" w:hAnsi="Arial" w:cs="Arial"/>
+          <w:sz w:val="36"/>
+          <w:szCs w:val="36"/>
+        </w:rPr>
+      </w:pPr>
+      <w:r>
+        <w:rPr>
+          <w:rFonts w:ascii="Arial" w:hAnsi="Arial" w:cs="Arial"/>
+          <w:sz w:val="36"/>
+          <w:szCs w:val="36"/>
+        </w:rPr>
+        <w:pict w14:anchorId="6A699EE3">
+          <v:rect id="_x0000_i1125" style="width:0;height:1.5pt" o:hralign="center" o:hrstd="t" o:hr="t" fillcolor="#a0a0a0" stroked="f"/>
+        </w:pict>
+      </w:r>
+    </w:p>
+    <w:p>
+      <w:pPr>
+        <w:pStyle w:val="ListParagraph"/>
+        <w:jc w:val="both"/>
+        <w:rPr>
+          <w:rFonts w:ascii="Arial" w:hAnsi="Arial" w:cs="Arial"/>
+          <w:b/>
+          <w:bCs/>
+          <w:sz w:val="36"/>
+          <w:szCs w:val="36"/>
+        </w:rPr>
+      </w:pPr>
+      <w:r>
+        <w:rPr>
+          <w:rFonts w:ascii="Arial" w:hAnsi="Arial" w:cs="Arial"/>
+          <w:b/>
+          <w:bCs/>
+          <w:sz w:val="36"/>
+          <w:szCs w:val="36"/>
+        </w:rPr>
+        <w:t>4. Affine Transformation</w:t>
+      </w:r>
+    </w:p>
+    <w:p>
+      <w:pPr>
+        <w:pStyle w:val="ListParagraph"/>
+        <w:jc w:val="both"/>
+        <w:rPr>
+          <w:rFonts w:ascii="Arial" w:hAnsi="Arial" w:cs="Arial"/>
+          <w:b/>
+          <w:bCs/>
+          <w:sz w:val="36"/>
+          <w:szCs w:val="36"/>
+        </w:rPr>
+      </w:pPr>
+      <w:r>
+        <w:rPr>
+          <w:rFonts w:ascii="Arial" w:hAnsi="Arial" w:cs="Arial"/>
+          <w:b/>
+          <w:bCs/>
+          <w:sz w:val="36"/>
+          <w:szCs w:val="36"/>
+        </w:rPr>
+        <w:t>Definition</w:t>
+      </w:r>
+    </w:p>
+    <w:p>
+      <w:pPr>
+        <w:pStyle w:val="ListParagraph"/>
+        <w:jc w:val="both"/>
+        <w:rPr>
+          <w:rFonts w:ascii="Arial" w:hAnsi="Arial" w:cs="Arial"/>
+          <w:sz w:val="36"/>
+          <w:szCs w:val="36"/>
+        </w:rPr>
+      </w:pPr>
+      <w:r>
+        <w:rPr>
+          <w:rFonts w:ascii="Arial" w:hAnsi="Arial" w:cs="Arial"/>
+          <w:sz w:val="36"/>
+          <w:szCs w:val="36"/>
+        </w:rPr>
+        <w:t>Combination of</w:t>
+      </w:r>
+    </w:p>
+    <w:p>
+      <w:pPr>
+        <w:pStyle w:val="ListParagraph"/>
+        <w:numPr>
+          <w:ilvl w:val="0"/>
+          <w:numId w:val="25"/>
+        </w:numPr>
+        <w:jc w:val="both"/>
+        <w:rPr>
+          <w:rFonts w:ascii="Arial" w:hAnsi="Arial" w:cs="Arial"/>
+          <w:sz w:val="36"/>
+          <w:szCs w:val="36"/>
+        </w:rPr>
+      </w:pPr>
+      <w:r>
+        <w:rPr>
+          <w:rFonts w:ascii="Arial" w:hAnsi="Arial" w:cs="Arial"/>
+          <w:sz w:val="36"/>
+          <w:szCs w:val="36"/>
+        </w:rPr>
+        <w:t xml:space="preserve">Translation </w:t>
+      </w:r>
+    </w:p>
+    <w:p>
+      <w:pPr>
+        <w:pStyle w:val="ListParagraph"/>
+        <w:numPr>
+          <w:ilvl w:val="0"/>
+          <w:numId w:val="25"/>
+        </w:numPr>
+        <w:jc w:val="both"/>
+        <w:rPr>
+          <w:rFonts w:ascii="Arial" w:hAnsi="Arial" w:cs="Arial"/>
+          <w:sz w:val="36"/>
+          <w:szCs w:val="36"/>
+        </w:rPr>
+      </w:pPr>
+      <w:r>
+        <w:rPr>
+          <w:rFonts w:ascii="Arial" w:hAnsi="Arial" w:cs="Arial"/>
+          <w:sz w:val="36"/>
+          <w:szCs w:val="36"/>
+        </w:rPr>
+        <w:t xml:space="preserve">Rotation </w:t>
+      </w:r>
+    </w:p>
+    <w:p>
+      <w:pPr>
+        <w:pStyle w:val="ListParagraph"/>
+        <w:numPr>
+          <w:ilvl w:val="0"/>
+          <w:numId w:val="25"/>
+        </w:numPr>
+        <w:jc w:val="both"/>
+        <w:rPr>
+          <w:rFonts w:ascii="Arial" w:hAnsi="Arial" w:cs="Arial"/>
+          <w:sz w:val="36"/>
+          <w:szCs w:val="36"/>
+        </w:rPr>
+      </w:pPr>
+      <w:r>
+        <w:rPr>
+          <w:rFonts w:ascii="Arial" w:hAnsi="Arial" w:cs="Arial"/>
+          <w:sz w:val="36"/>
+          <w:szCs w:val="36"/>
+        </w:rPr>
+        <w:t xml:space="preserve">Scaling </w:t>
+      </w:r>
+    </w:p>
+    <w:p>
+      <w:pPr>
+        <w:pStyle w:val="ListParagraph"/>
+        <w:numPr>
+          <w:ilvl w:val="0"/>
+          <w:numId w:val="25"/>
+        </w:numPr>
+        <w:jc w:val="both"/>
+        <w:rPr>
+          <w:rFonts w:ascii="Arial" w:hAnsi="Arial" w:cs="Arial"/>
+          <w:sz w:val="36"/>
+          <w:szCs w:val="36"/>
+        </w:rPr>
+      </w:pPr>
+      <w:r>
+        <w:rPr>
+          <w:rFonts w:ascii="Arial" w:hAnsi="Arial" w:cs="Arial"/>
+          <w:sz w:val="36"/>
+          <w:szCs w:val="36"/>
+        </w:rPr>
+        <w:t xml:space="preserve">Shearing </w:t>
+      </w:r>
+    </w:p>
+    <w:p>
+      <w:pPr>
+        <w:pStyle w:val="ListParagraph"/>
+        <w:jc w:val="both"/>
+        <w:rPr>
+          <w:rFonts w:ascii="Arial" w:hAnsi="Arial" w:cs="Arial"/>
+          <w:b/>
+          <w:bCs/>
+          <w:sz w:val="36"/>
+          <w:szCs w:val="36"/>
+        </w:rPr>
+      </w:pPr>
+      <w:r>
+        <w:rPr>
+          <w:rFonts w:ascii="Arial" w:hAnsi="Arial" w:cs="Arial"/>
+          <w:b/>
+          <w:bCs/>
+          <w:sz w:val="36"/>
+          <w:szCs w:val="36"/>
+        </w:rPr>
+        <w:t>Requires</w:t>
+      </w:r>
+    </w:p>
+    <w:p>
+      <w:pPr>
+        <w:pStyle w:val="ListParagraph"/>
+        <w:jc w:val="both"/>
+        <w:rPr>
+          <w:rFonts w:ascii="Arial" w:hAnsi="Arial" w:cs="Arial"/>
+          <w:sz w:val="36"/>
+          <w:szCs w:val="36"/>
+        </w:rPr>
+      </w:pPr>
+      <w:r>
+        <w:rPr>
+          <w:rFonts w:ascii="Arial" w:hAnsi="Arial" w:cs="Arial"/>
+          <w:b/>
+          <w:bCs/>
+          <w:sz w:val="36"/>
+          <w:szCs w:val="36"/>
+        </w:rPr>
+        <w:t>3 points</w:t>
+      </w:r>
+    </w:p>
+    <w:p>
+      <w:pPr>
+        <w:pStyle w:val="ListParagraph"/>
+        <w:jc w:val="both"/>
+        <w:rPr>
+          <w:rFonts w:ascii="Arial" w:hAnsi="Arial" w:cs="Arial"/>
+          <w:b/>
+          <w:bCs/>
+          <w:sz w:val="36"/>
+          <w:szCs w:val="36"/>
+        </w:rPr>
+      </w:pPr>
+      <w:r>
+        <w:rPr>
+          <w:rFonts w:ascii="Arial" w:hAnsi="Arial" w:cs="Arial"/>
+          <w:b/>
+          <w:bCs/>
+          <w:sz w:val="36"/>
+          <w:szCs w:val="36"/>
+        </w:rPr>
+        <w:t>Functions</w:t>
+      </w:r>
+    </w:p>
+    <w:p>
+      <w:pPr>
+        <w:pStyle w:val="ListParagraph"/>
+        <w:jc w:val="both"/>
+        <w:rPr>
+          <w:rFonts w:ascii="Arial" w:hAnsi="Arial" w:cs="Arial"/>
+          <w:sz w:val="36"/>
+          <w:szCs w:val="36"/>
+        </w:rPr>
+      </w:pPr>
+      <w:r>
+        <w:rPr>
+          <w:rFonts w:ascii="Arial" w:hAnsi="Arial" w:cs="Arial"/>
+          <w:sz w:val="36"/>
+          <w:szCs w:val="36"/>
+        </w:rPr>
+        <w:t>cv2.getAffineTransform()</w:t>
+      </w:r>
+    </w:p>
+    <w:p>
+      <w:pPr>
+        <w:pStyle w:val="ListParagraph"/>
+        <w:jc w:val="both"/>
+        <w:rPr>
+          <w:rFonts w:ascii="Arial" w:hAnsi="Arial" w:cs="Arial"/>
+          <w:sz w:val="36"/>
+          <w:szCs w:val="36"/>
+        </w:rPr>
+      </w:pPr>
+    </w:p>
+    <w:p>
+      <w:pPr>
+        <w:pStyle w:val="ListParagraph"/>
+        <w:jc w:val="both"/>
+        <w:rPr>
+          <w:rFonts w:ascii="Arial" w:hAnsi="Arial" w:cs="Arial"/>
+          <w:sz w:val="36"/>
+          <w:szCs w:val="36"/>
+        </w:rPr>
+      </w:pPr>
+      <w:r>
+        <w:rPr>
+          <w:rFonts w:ascii="Arial" w:hAnsi="Arial" w:cs="Arial"/>
+          <w:sz w:val="36"/>
+          <w:szCs w:val="36"/>
+        </w:rPr>
+        <w:t>cv2.warpAffine()</w:t>
+      </w:r>
+    </w:p>
+    <w:p>
+      <w:pPr>
+        <w:pStyle w:val="ListParagraph"/>
+        <w:jc w:val="both"/>
+        <w:rPr>
+          <w:rFonts w:ascii="Arial" w:hAnsi="Arial" w:cs="Arial"/>
+          <w:b/>
+          <w:bCs/>
+          <w:sz w:val="36"/>
+          <w:szCs w:val="36"/>
+        </w:rPr>
+      </w:pPr>
+      <w:r>
+        <w:rPr>
+          <w:rFonts w:ascii="Arial" w:hAnsi="Arial" w:cs="Arial"/>
+          <w:b/>
+          <w:bCs/>
+          <w:sz w:val="36"/>
+          <w:szCs w:val="36"/>
+        </w:rPr>
+        <w:t>Notes</w:t>
+      </w:r>
+    </w:p>
+    <w:p>
+      <w:pPr>
+        <w:pStyle w:val="ListParagraph"/>
+        <w:numPr>
+          <w:ilvl w:val="0"/>
+          <w:numId w:val="26"/>
+        </w:numPr>
+        <w:jc w:val="both"/>
+        <w:rPr>
+          <w:rFonts w:ascii="Arial" w:hAnsi="Arial" w:cs="Arial"/>
+          <w:sz w:val="36"/>
+          <w:szCs w:val="36"/>
+        </w:rPr>
+      </w:pPr>
+      <w:r>
+        <w:rPr>
+          <w:rFonts w:ascii="Arial" w:hAnsi="Arial" w:cs="Arial"/>
+          <w:sz w:val="36"/>
+          <w:szCs w:val="36"/>
+        </w:rPr>
+        <w:t xml:space="preserve">Straight lines remain straight. </w:t>
+      </w:r>
+    </w:p>
+    <w:p>
+      <w:pPr>
+        <w:pStyle w:val="ListParagraph"/>
+        <w:numPr>
+          <w:ilvl w:val="0"/>
+          <w:numId w:val="26"/>
+        </w:numPr>
+        <w:jc w:val="both"/>
+        <w:rPr>
+          <w:rFonts w:ascii="Arial" w:hAnsi="Arial" w:cs="Arial"/>
+          <w:sz w:val="36"/>
+          <w:szCs w:val="36"/>
+        </w:rPr>
+      </w:pPr>
+      <w:r>
+        <w:rPr>
+          <w:rFonts w:ascii="Arial" w:hAnsi="Arial" w:cs="Arial"/>
+          <w:sz w:val="36"/>
+          <w:szCs w:val="36"/>
+        </w:rPr>
+        <w:t xml:space="preserve">Parallel lines remain parallel. </w:t>
+      </w:r>
+    </w:p>
+    <w:p>
+      <w:pPr>
+        <w:pStyle w:val="ListParagraph"/>
+        <w:jc w:val="both"/>
+        <w:rPr>
+          <w:rFonts w:ascii="Arial" w:hAnsi="Arial" w:cs="Arial"/>
+          <w:b/>
+          <w:bCs/>
+          <w:sz w:val="36"/>
+          <w:szCs w:val="36"/>
+        </w:rPr>
+      </w:pPr>
+      <w:r>
+        <w:rPr>
+          <w:rFonts w:ascii="Arial" w:hAnsi="Arial" w:cs="Arial"/>
+          <w:b/>
+          <w:bCs/>
+          <w:sz w:val="36"/>
+          <w:szCs w:val="36"/>
+        </w:rPr>
+        <w:t>Uses</w:t>
+      </w:r>
+    </w:p>
+    <w:p>
+      <w:pPr>
+        <w:pStyle w:val="ListParagraph"/>
+        <w:numPr>
+          <w:ilvl w:val="0"/>
+          <w:numId w:val="27"/>
+        </w:numPr>
+        <w:jc w:val="both"/>
+        <w:rPr>
+          <w:rFonts w:ascii="Arial" w:hAnsi="Arial" w:cs="Arial"/>
+          <w:sz w:val="36"/>
+          <w:szCs w:val="36"/>
+        </w:rPr>
+      </w:pPr>
+      <w:r>
+        <w:rPr>
+          <w:rFonts w:ascii="Arial" w:hAnsi="Arial" w:cs="Arial"/>
+          <w:sz w:val="36"/>
+          <w:szCs w:val="36"/>
+        </w:rPr>
+        <w:t xml:space="preserve">Camera correction </w:t>
+      </w:r>
+    </w:p>
+    <w:p>
+      <w:pPr>
+        <w:pStyle w:val="ListParagraph"/>
+        <w:numPr>
+          <w:ilvl w:val="0"/>
+          <w:numId w:val="27"/>
+        </w:numPr>
+        <w:jc w:val="both"/>
+        <w:rPr>
+          <w:rFonts w:ascii="Arial" w:hAnsi="Arial" w:cs="Arial"/>
+          <w:sz w:val="36"/>
+          <w:szCs w:val="36"/>
+        </w:rPr>
+      </w:pPr>
+      <w:r>
+        <w:rPr>
+          <w:rFonts w:ascii="Arial" w:hAnsi="Arial" w:cs="Arial"/>
+          <w:sz w:val="36"/>
+          <w:szCs w:val="36"/>
+        </w:rPr>
+        <w:t xml:space="preserve">Image alignment </w:t>
+      </w:r>
+    </w:p>
+    <w:p>
+      <w:pPr>
+        <w:pStyle w:val="ListParagraph"/>
+        <w:numPr>
+          <w:ilvl w:val="0"/>
+          <w:numId w:val="27"/>
+        </w:numPr>
+        <w:jc w:val="both"/>
+        <w:rPr>
+          <w:rFonts w:ascii="Arial" w:hAnsi="Arial" w:cs="Arial"/>
+          <w:sz w:val="36"/>
+          <w:szCs w:val="36"/>
+        </w:rPr>
+      </w:pPr>
+      <w:r>
+        <w:rPr>
+          <w:rFonts w:ascii="Arial" w:hAnsi="Arial" w:cs="Arial"/>
+          <w:sz w:val="36"/>
+          <w:szCs w:val="36"/>
+        </w:rPr>
+        <w:t xml:space="preserve">Robot vision </w:t>
+      </w:r>
+    </w:p>
+    <w:p>
+      <w:pPr>
+        <w:pStyle w:val="ListParagraph"/>
+        <w:jc w:val="both"/>
+        <w:rPr>
+          <w:rFonts w:ascii="Arial" w:hAnsi="Arial" w:cs="Arial"/>
+          <w:sz w:val="36"/>
+          <w:szCs w:val="36"/>
+        </w:rPr>
+      </w:pPr>
+      <w:r>
+        <w:rPr>
+          <w:rFonts w:ascii="Arial" w:hAnsi="Arial" w:cs="Arial"/>
+          <w:sz w:val="36"/>
+          <w:szCs w:val="36"/>
+        </w:rPr>
+        <w:pict w14:anchorId="71015071">
+          <v:rect id="_x0000_i1126" style="width:0;height:1.5pt" o:hralign="center" o:hrstd="t" o:hr="t" fillcolor="#a0a0a0" stroked="f"/>
+        </w:pict>
+      </w:r>
+    </w:p>
+    <w:p>
+      <w:pPr>
+        <w:pStyle w:val="ListParagraph"/>
+        <w:jc w:val="both"/>
+        <w:rPr>
+          <w:rFonts w:ascii="Arial" w:hAnsi="Arial" w:cs="Arial"/>
+          <w:b/>
+          <w:bCs/>
+          <w:sz w:val="36"/>
+          <w:szCs w:val="36"/>
+        </w:rPr>
+      </w:pPr>
+      <w:r>
+        <w:rPr>
+          <w:rFonts w:ascii="Arial" w:hAnsi="Arial" w:cs="Arial"/>
+          <w:b/>
+          <w:bCs/>
+          <w:sz w:val="36"/>
+          <w:szCs w:val="36"/>
+        </w:rPr>
+        <w:t>5. Perspective Transformation</w:t>
+      </w:r>
+    </w:p>
+    <w:p>
+      <w:pPr>
+        <w:pStyle w:val="ListParagraph"/>
+        <w:jc w:val="both"/>
+        <w:rPr>
+          <w:rFonts w:ascii="Arial" w:hAnsi="Arial" w:cs="Arial"/>
+          <w:b/>
+          <w:bCs/>
+          <w:sz w:val="36"/>
+          <w:szCs w:val="36"/>
+        </w:rPr>
+      </w:pPr>
+      <w:r>
+        <w:rPr>
+          <w:rFonts w:ascii="Arial" w:hAnsi="Arial" w:cs="Arial"/>
+          <w:b/>
+          <w:bCs/>
+          <w:sz w:val="36"/>
+          <w:szCs w:val="36"/>
+        </w:rPr>
+        <w:t>Definition</w:t>
+      </w:r>
+    </w:p>
+    <w:p>
+      <w:pPr>
+        <w:pStyle w:val="ListParagraph"/>
+        <w:jc w:val="both"/>
+        <w:rPr>
+          <w:rFonts w:ascii="Arial" w:hAnsi="Arial" w:cs="Arial"/>
+          <w:sz w:val="36"/>
+          <w:szCs w:val="36"/>
+        </w:rPr>
+      </w:pPr>
+      <w:r>
+        <w:rPr>
+          <w:rFonts w:ascii="Arial" w:hAnsi="Arial" w:cs="Arial"/>
+          <w:sz w:val="36"/>
+          <w:szCs w:val="36"/>
+        </w:rPr>
+        <w:lastRenderedPageBreak/>
+        <w:t>Changes the camera's viewpoint.</w:t>
+      </w:r>
+    </w:p>
+    <w:p>
+      <w:pPr>
+        <w:pStyle w:val="ListParagraph"/>
+        <w:jc w:val="both"/>
+        <w:rPr>
+          <w:rFonts w:ascii="Arial" w:hAnsi="Arial" w:cs="Arial"/>
+          <w:b/>
+          <w:bCs/>
+          <w:sz w:val="36"/>
+          <w:szCs w:val="36"/>
+        </w:rPr>
+      </w:pPr>
+      <w:r>
+        <w:rPr>
+          <w:rFonts w:ascii="Arial" w:hAnsi="Arial" w:cs="Arial"/>
+          <w:b/>
+          <w:bCs/>
+          <w:sz w:val="36"/>
+          <w:szCs w:val="36"/>
+        </w:rPr>
+        <w:t>Requires</w:t>
+      </w:r>
+    </w:p>
+    <w:p>
+      <w:pPr>
+        <w:pStyle w:val="ListParagraph"/>
+        <w:jc w:val="both"/>
+        <w:rPr>
+          <w:rFonts w:ascii="Arial" w:hAnsi="Arial" w:cs="Arial"/>
+          <w:sz w:val="36"/>
+          <w:szCs w:val="36"/>
+        </w:rPr>
+      </w:pPr>
+      <w:r>
+        <w:rPr>
+          <w:rFonts w:ascii="Arial" w:hAnsi="Arial" w:cs="Arial"/>
+          <w:b/>
+          <w:bCs/>
+          <w:sz w:val="36"/>
+          <w:szCs w:val="36"/>
+        </w:rPr>
+        <w:t>4 points</w:t>
+      </w:r>
+    </w:p>
+    <w:p>
+      <w:pPr>
+        <w:pStyle w:val="ListParagraph"/>
+        <w:jc w:val="both"/>
+        <w:rPr>
+          <w:rFonts w:ascii="Arial" w:hAnsi="Arial" w:cs="Arial"/>
+          <w:b/>
+          <w:bCs/>
+          <w:sz w:val="36"/>
+          <w:szCs w:val="36"/>
+        </w:rPr>
+      </w:pPr>
+      <w:r>
+        <w:rPr>
+          <w:rFonts w:ascii="Arial" w:hAnsi="Arial" w:cs="Arial"/>
+          <w:b/>
+          <w:bCs/>
+          <w:sz w:val="36"/>
+          <w:szCs w:val="36"/>
+        </w:rPr>
+        <w:t>Functions</w:t>
+      </w:r>
+    </w:p>
+    <w:p>
+      <w:pPr>
+        <w:pStyle w:val="ListParagraph"/>
+        <w:jc w:val="both"/>
+        <w:rPr>
+          <w:rFonts w:ascii="Arial" w:hAnsi="Arial" w:cs="Arial"/>
+          <w:sz w:val="36"/>
+          <w:szCs w:val="36"/>
+        </w:rPr>
+      </w:pPr>
+      <w:r>
+        <w:rPr>
+          <w:rFonts w:ascii="Arial" w:hAnsi="Arial" w:cs="Arial"/>
+          <w:sz w:val="36"/>
+          <w:szCs w:val="36"/>
+        </w:rPr>
+        <w:t>cv2.getPerspectiveTransform()</w:t>
+      </w:r>
+    </w:p>
+    <w:p>
+      <w:pPr>
+        <w:pStyle w:val="ListParagraph"/>
+        <w:jc w:val="both"/>
+        <w:rPr>
+          <w:rFonts w:ascii="Arial" w:hAnsi="Arial" w:cs="Arial"/>
+          <w:sz w:val="36"/>
+          <w:szCs w:val="36"/>
+        </w:rPr>
+      </w:pPr>
+    </w:p>
+    <w:p>
+      <w:pPr>
+        <w:pStyle w:val="ListParagraph"/>
+        <w:jc w:val="both"/>
+        <w:rPr>
+          <w:rFonts w:ascii="Arial" w:hAnsi="Arial" w:cs="Arial"/>
+          <w:sz w:val="36"/>
+          <w:szCs w:val="36"/>
+        </w:rPr>
+      </w:pPr>
+      <w:r>
+        <w:rPr>
+          <w:rFonts w:ascii="Arial" w:hAnsi="Arial" w:cs="Arial"/>
+          <w:sz w:val="36"/>
+          <w:szCs w:val="36"/>
+        </w:rPr>
+        <w:t>cv2.warpPerspective()</w:t>
+      </w:r>
+    </w:p>
+    <w:p>
+      <w:pPr>
+        <w:pStyle w:val="ListParagraph"/>
+        <w:jc w:val="both"/>
+        <w:rPr>
+          <w:rFonts w:ascii="Arial" w:hAnsi="Arial" w:cs="Arial"/>
+          <w:b/>
+          <w:bCs/>
+          <w:sz w:val="36"/>
+          <w:szCs w:val="36"/>
+        </w:rPr>
+      </w:pPr>
+      <w:r>
+        <w:rPr>
+          <w:rFonts w:ascii="Arial" w:hAnsi="Arial" w:cs="Arial"/>
+          <w:b/>
+          <w:bCs/>
+          <w:sz w:val="36"/>
+          <w:szCs w:val="36"/>
+        </w:rPr>
+        <w:t>Notes</w:t>
+      </w:r>
+    </w:p>
+    <w:p>
+      <w:pPr>
+        <w:pStyle w:val="ListParagraph"/>
+        <w:numPr>
+          <w:ilvl w:val="0"/>
+          <w:numId w:val="28"/>
+        </w:numPr>
+        <w:jc w:val="both"/>
+        <w:rPr>
+          <w:rFonts w:ascii="Arial" w:hAnsi="Arial" w:cs="Arial"/>
+          <w:sz w:val="36"/>
+          <w:szCs w:val="36"/>
+        </w:rPr>
+      </w:pPr>
+      <w:r>
+        <w:rPr>
+          <w:rFonts w:ascii="Arial" w:hAnsi="Arial" w:cs="Arial"/>
+          <w:sz w:val="36"/>
+          <w:szCs w:val="36"/>
+        </w:rPr>
+        <w:t xml:space="preserve">Parallel lines may appear to meet. </w:t>
+      </w:r>
+    </w:p>
+    <w:p>
+      <w:pPr>
+        <w:pStyle w:val="ListParagraph"/>
+        <w:numPr>
+          <w:ilvl w:val="0"/>
+          <w:numId w:val="28"/>
+        </w:numPr>
+        <w:jc w:val="both"/>
+        <w:rPr>
+          <w:rFonts w:ascii="Arial" w:hAnsi="Arial" w:cs="Arial"/>
+          <w:sz w:val="36"/>
+          <w:szCs w:val="36"/>
+        </w:rPr>
+      </w:pPr>
+      <w:r>
+        <w:rPr>
+          <w:rFonts w:ascii="Arial" w:hAnsi="Arial" w:cs="Arial"/>
+          <w:sz w:val="36"/>
+          <w:szCs w:val="36"/>
+        </w:rPr>
+        <w:t xml:space="preserve">Corrects perspective distortion. </w:t>
+      </w:r>
+    </w:p>
+    <w:p>
+      <w:pPr>
+        <w:pStyle w:val="ListParagraph"/>
+        <w:jc w:val="both"/>
+        <w:rPr>
+          <w:rFonts w:ascii="Arial" w:hAnsi="Arial" w:cs="Arial"/>
+          <w:b/>
+          <w:bCs/>
+          <w:sz w:val="36"/>
+          <w:szCs w:val="36"/>
+        </w:rPr>
+      </w:pPr>
+      <w:r>
+        <w:rPr>
+          <w:rFonts w:ascii="Arial" w:hAnsi="Arial" w:cs="Arial"/>
+          <w:b/>
+          <w:bCs/>
+          <w:sz w:val="36"/>
+          <w:szCs w:val="36"/>
+        </w:rPr>
+        <w:t>Uses</w:t>
+      </w:r>
+    </w:p>
+    <w:p>
+      <w:pPr>
+        <w:pStyle w:val="ListParagraph"/>
+        <w:numPr>
+          <w:ilvl w:val="0"/>
+          <w:numId w:val="29"/>
+        </w:numPr>
+        <w:jc w:val="both"/>
+        <w:rPr>
+          <w:rFonts w:ascii="Arial" w:hAnsi="Arial" w:cs="Arial"/>
+          <w:sz w:val="36"/>
+          <w:szCs w:val="36"/>
+        </w:rPr>
+      </w:pPr>
+      <w:proofErr w:type="spellStart"/>
+      <w:r>
+        <w:rPr>
+          <w:rFonts w:ascii="Arial" w:hAnsi="Arial" w:cs="Arial"/>
+          <w:sz w:val="36"/>
+          <w:szCs w:val="36"/>
+        </w:rPr>
+        <w:t>CamScanner</w:t>
+      </w:r>
+      <w:proofErr w:type="spellEnd"/>
+      <w:r>
+        <w:rPr>
+          <w:rFonts w:ascii="Arial" w:hAnsi="Arial" w:cs="Arial"/>
+          <w:sz w:val="36"/>
+          <w:szCs w:val="36"/>
+        </w:rPr>
+        <w:t xml:space="preserve"> </w:t>
+      </w:r>
+    </w:p>
+    <w:p>
+      <w:pPr>
+        <w:pStyle w:val="ListParagraph"/>
+        <w:numPr>
+          <w:ilvl w:val="0"/>
+          <w:numId w:val="29"/>
+        </w:numPr>
+        <w:jc w:val="both"/>
+        <w:rPr>
+          <w:rFonts w:ascii="Arial" w:hAnsi="Arial" w:cs="Arial"/>
+          <w:sz w:val="36"/>
+          <w:szCs w:val="36"/>
+        </w:rPr>
+      </w:pPr>
+      <w:r>
+        <w:rPr>
+          <w:rFonts w:ascii="Arial" w:hAnsi="Arial" w:cs="Arial"/>
+          <w:sz w:val="36"/>
+          <w:szCs w:val="36"/>
+        </w:rPr>
+        <w:t xml:space="preserve">Lane detection </w:t>
+      </w:r>
+    </w:p>
+    <w:p>
+      <w:pPr>
+        <w:pStyle w:val="ListParagraph"/>
+        <w:numPr>
+          <w:ilvl w:val="0"/>
+          <w:numId w:val="29"/>
+        </w:numPr>
+        <w:jc w:val="both"/>
+        <w:rPr>
+          <w:rFonts w:ascii="Arial" w:hAnsi="Arial" w:cs="Arial"/>
+          <w:sz w:val="36"/>
+          <w:szCs w:val="36"/>
+        </w:rPr>
+      </w:pPr>
+      <w:r>
+        <w:rPr>
+          <w:rFonts w:ascii="Arial" w:hAnsi="Arial" w:cs="Arial"/>
+          <w:sz w:val="36"/>
+          <w:szCs w:val="36"/>
+        </w:rPr>
+        <w:t xml:space="preserve">Bird's-eye view </w:t>
+      </w:r>
+    </w:p>
+    <w:p>
+      <w:pPr>
+        <w:pStyle w:val="ListParagraph"/>
+        <w:numPr>
+          <w:ilvl w:val="0"/>
+          <w:numId w:val="29"/>
+        </w:numPr>
+        <w:jc w:val="both"/>
+        <w:rPr>
+          <w:rFonts w:ascii="Arial" w:hAnsi="Arial" w:cs="Arial"/>
+          <w:sz w:val="36"/>
+          <w:szCs w:val="36"/>
+        </w:rPr>
+      </w:pPr>
+      <w:r>
+        <w:rPr>
+          <w:rFonts w:ascii="Arial" w:hAnsi="Arial" w:cs="Arial"/>
+          <w:sz w:val="36"/>
+          <w:szCs w:val="36"/>
+        </w:rPr>
+        <w:t xml:space="preserve">Industrial AI </w:t>
+      </w:r>
+    </w:p>
+    <w:p>
+      <w:pPr>
+        <w:pStyle w:val="ListParagraph"/>
+        <w:jc w:val="both"/>
+        <w:rPr>
+          <w:rFonts w:ascii="Arial" w:hAnsi="Arial" w:cs="Arial"/>
+          <w:sz w:val="36"/>
+          <w:szCs w:val="36"/>
+        </w:rPr>
+      </w:pPr>
+      <w:r>
+        <w:rPr>
+          <w:rFonts w:ascii="Arial" w:hAnsi="Arial" w:cs="Arial"/>
+          <w:sz w:val="36"/>
+          <w:szCs w:val="36"/>
+        </w:rPr>
+        <w:pict w14:anchorId="5A77E10E">
+          <v:rect id="_x0000_i1127" style="width:0;height:1.5pt" o:hralign="center" o:hrstd="t" o:hr="t" fillcolor="#a0a0a0" stroked="f"/>
+        </w:pict>
+      </w:r>
+    </w:p>
+    <w:p>
+      <w:pPr>
+        <w:pStyle w:val="ListParagraph"/>
+        <w:jc w:val="both"/>
+        <w:rPr>
+          <w:rFonts w:ascii="Arial" w:hAnsi="Arial" w:cs="Arial"/>
+          <w:b/>
+          <w:bCs/>
+          <w:sz w:val="36"/>
+          <w:szCs w:val="36"/>
+        </w:rPr>
+      </w:pPr>
+      <w:r>
+        <w:rPr>
+          <w:rFonts w:ascii="Arial" w:hAnsi="Arial" w:cs="Arial"/>
+          <w:b/>
+          <w:bCs/>
+          <w:sz w:val="36"/>
+          <w:szCs w:val="36"/>
+        </w:rPr>
+        <w:t>Difference</w:t>
+      </w:r>
+    </w:p>
+    <w:tbl>
+      <w:tblPr>
+        <w:tblW w:w="0" w:type="auto"/>
+        <w:tblCellSpacing w:w="15" w:type="dxa"/>
+        <w:tblCellMar>
+          <w:top w:w="15" w:type="dxa"/>
+          <w:left w:w="15" w:type="dxa"/>
+          <w:bottom w:w="15" w:type="dxa"/>
+          <w:right w:w="15" w:type="dxa"/>
+        </w:tblCellMar>
+        <w:tblLook w:val="04A0" w:firstRow="1" w:lastRow="0" w:firstColumn="1" w:lastColumn="0" w:noHBand="0" w:noVBand="1"/>
+      </w:tblPr>
+      <w:tblGrid>
+        <w:gridCol w:w="4884"/>
+        <w:gridCol w:w="4142"/>
+      </w:tblGrid>
+      <w:tr>
+        <w:trPr>
+          <w:tblHeader/>
+          <w:tblCellSpacing w:w="15" w:type="dxa"/>
+        </w:trPr>
+        <w:tc>
+          <w:tcPr>
+            <w:tcW w:w="0" w:type="auto"/>
+            <w:vAlign w:val="center"/>
+            <w:hideMark/>
+          </w:tcPr>
+          <w:p>
+            <w:pPr>
+              <w:pStyle w:val="ListParagraph"/>
+              <w:jc w:val="both"/>
+              <w:rPr>
+                <w:rFonts w:ascii="Arial" w:hAnsi="Arial" w:cs="Arial"/>
+                <w:b/>
+                <w:bCs/>
+                <w:sz w:val="36"/>
+                <w:szCs w:val="36"/>
+              </w:rPr>
+            </w:pPr>
+            <w:r>
+              <w:rPr>
+                <w:rFonts w:ascii="Arial" w:hAnsi="Arial" w:cs="Arial"/>
+                <w:b/>
+                <w:bCs/>
+                <w:sz w:val="36"/>
+                <w:szCs w:val="36"/>
+              </w:rPr>
+              <w:t>Affine</w:t>
+            </w:r>
+          </w:p>
+        </w:tc>
+        <w:tc>
+          <w:tcPr>
+            <w:tcW w:w="0" w:type="auto"/>
+            <w:vAlign w:val="center"/>
+            <w:hideMark/>
+          </w:tcPr>
+          <w:p>
+            <w:pPr>
+              <w:pStyle w:val="ListParagraph"/>
+              <w:jc w:val="both"/>
+              <w:rPr>
+                <w:rFonts w:ascii="Arial" w:hAnsi="Arial" w:cs="Arial"/>
+                <w:b/>
+                <w:bCs/>
+                <w:sz w:val="36"/>
+                <w:szCs w:val="36"/>
+              </w:rPr>
+            </w:pPr>
+            <w:r>
+              <w:rPr>
+                <w:rFonts w:ascii="Arial" w:hAnsi="Arial" w:cs="Arial"/>
+                <w:b/>
+                <w:bCs/>
+                <w:sz w:val="36"/>
+                <w:szCs w:val="36"/>
+              </w:rPr>
+              <w:t>Perspective</w:t>
+            </w:r>
+          </w:p>
+        </w:tc>
+      </w:tr>
+      <w:tr>
+        <w:trPr>
+          <w:tblCellSpacing w:w="15" w:type="dxa"/>
+        </w:trPr>
+        <w:tc>
+          <w:tcPr>
+            <w:tcW w:w="0" w:type="auto"/>
+            <w:vAlign w:val="center"/>
+            <w:hideMark/>
+          </w:tcPr>
+          <w:p>
+            <w:pPr>
+              <w:pStyle w:val="ListParagraph"/>
+              <w:jc w:val="both"/>
+              <w:rPr>
+                <w:rFonts w:ascii="Arial" w:hAnsi="Arial" w:cs="Arial"/>
+                <w:sz w:val="36"/>
+                <w:szCs w:val="36"/>
+              </w:rPr>
+            </w:pPr>
+            <w:r>
+              <w:rPr>
+                <w:rFonts w:ascii="Arial" w:hAnsi="Arial" w:cs="Arial"/>
+                <w:sz w:val="36"/>
+                <w:szCs w:val="36"/>
+              </w:rPr>
+              <w:t>3 Points</w:t>
+            </w:r>
+          </w:p>
+        </w:tc>
+        <w:tc>
+          <w:tcPr>
+            <w:tcW w:w="0" w:type="auto"/>
+            <w:vAlign w:val="center"/>
+            <w:hideMark/>
+          </w:tcPr>
+          <w:p>
+            <w:pPr>
+              <w:pStyle w:val="ListParagraph"/>
+              <w:jc w:val="both"/>
+              <w:rPr>
+                <w:rFonts w:ascii="Arial" w:hAnsi="Arial" w:cs="Arial"/>
+                <w:sz w:val="36"/>
+                <w:szCs w:val="36"/>
+              </w:rPr>
+            </w:pPr>
+            <w:r>
+              <w:rPr>
+                <w:rFonts w:ascii="Arial" w:hAnsi="Arial" w:cs="Arial"/>
+                <w:sz w:val="36"/>
+                <w:szCs w:val="36"/>
+              </w:rPr>
+              <w:t>4 Points</w:t>
+            </w:r>
+          </w:p>
+        </w:tc>
+      </w:tr>
+      <w:tr>
+        <w:trPr>
+          <w:tblCellSpacing w:w="15" w:type="dxa"/>
+        </w:trPr>
+        <w:tc>
+          <w:tcPr>
+            <w:tcW w:w="0" w:type="auto"/>
+            <w:vAlign w:val="center"/>
+            <w:hideMark/>
+          </w:tcPr>
+          <w:p>
+            <w:pPr>
+              <w:pStyle w:val="ListParagraph"/>
+              <w:jc w:val="both"/>
+              <w:rPr>
+                <w:rFonts w:ascii="Arial" w:hAnsi="Arial" w:cs="Arial"/>
+                <w:sz w:val="36"/>
+                <w:szCs w:val="36"/>
+              </w:rPr>
+            </w:pPr>
+            <w:proofErr w:type="spellStart"/>
+            <w:proofErr w:type="gramStart"/>
+            <w:r>
+              <w:rPr>
+                <w:rFonts w:ascii="Arial" w:hAnsi="Arial" w:cs="Arial"/>
+                <w:sz w:val="36"/>
+                <w:szCs w:val="36"/>
+              </w:rPr>
+              <w:t>warpAffine</w:t>
+            </w:r>
+            <w:proofErr w:type="spellEnd"/>
+            <w:r>
+              <w:rPr>
+                <w:rFonts w:ascii="Arial" w:hAnsi="Arial" w:cs="Arial"/>
+                <w:sz w:val="36"/>
+                <w:szCs w:val="36"/>
+              </w:rPr>
+              <w:t>(</w:t>
+            </w:r>
+            <w:proofErr w:type="gramEnd"/>
+            <w:r>
+              <w:rPr>
+                <w:rFonts w:ascii="Arial" w:hAnsi="Arial" w:cs="Arial"/>
+                <w:sz w:val="36"/>
+                <w:szCs w:val="36"/>
+              </w:rPr>
+              <w:t>)</w:t>
+            </w:r>
+          </w:p>
+        </w:tc>
+        <w:tc>
+          <w:tcPr>
+            <w:tcW w:w="0" w:type="auto"/>
+            <w:vAlign w:val="center"/>
+            <w:hideMark/>
+          </w:tcPr>
+          <w:p>
+            <w:pPr>
+              <w:pStyle w:val="ListParagraph"/>
+              <w:jc w:val="both"/>
+              <w:rPr>
+                <w:rFonts w:ascii="Arial" w:hAnsi="Arial" w:cs="Arial"/>
+                <w:sz w:val="36"/>
+                <w:szCs w:val="36"/>
+              </w:rPr>
+            </w:pPr>
+            <w:proofErr w:type="spellStart"/>
+            <w:proofErr w:type="gramStart"/>
+            <w:r>
+              <w:rPr>
+                <w:rFonts w:ascii="Arial" w:hAnsi="Arial" w:cs="Arial"/>
+                <w:sz w:val="36"/>
+                <w:szCs w:val="36"/>
+              </w:rPr>
+              <w:t>warpPerspective</w:t>
+            </w:r>
+            <w:proofErr w:type="spellEnd"/>
+            <w:r>
+              <w:rPr>
+                <w:rFonts w:ascii="Arial" w:hAnsi="Arial" w:cs="Arial"/>
+                <w:sz w:val="36"/>
+                <w:szCs w:val="36"/>
+              </w:rPr>
+              <w:t>(</w:t>
+            </w:r>
+            <w:proofErr w:type="gramEnd"/>
+            <w:r>
+              <w:rPr>
+                <w:rFonts w:ascii="Arial" w:hAnsi="Arial" w:cs="Arial"/>
+                <w:sz w:val="36"/>
+                <w:szCs w:val="36"/>
+              </w:rPr>
+              <w:t>)</w:t>
+            </w:r>
+          </w:p>
+        </w:tc>
+      </w:tr>
+      <w:tr>
+        <w:trPr>
+          <w:tblCellSpacing w:w="15" w:type="dxa"/>
+        </w:trPr>
+        <w:tc>
+          <w:tcPr>
+            <w:tcW w:w="0" w:type="auto"/>
+            <w:vAlign w:val="center"/>
+            <w:hideMark/>
+          </w:tcPr>
+          <w:p>
+            <w:pPr>
+              <w:pStyle w:val="ListParagraph"/>
+              <w:jc w:val="both"/>
+              <w:rPr>
+                <w:rFonts w:ascii="Arial" w:hAnsi="Arial" w:cs="Arial"/>
+                <w:sz w:val="36"/>
+                <w:szCs w:val="36"/>
+              </w:rPr>
+            </w:pPr>
+            <w:r>
+              <w:rPr>
+                <w:rFonts w:ascii="Arial" w:hAnsi="Arial" w:cs="Arial"/>
+                <w:sz w:val="36"/>
+                <w:szCs w:val="36"/>
+              </w:rPr>
+              <w:t>Parallel lines remain parallel</w:t>
+            </w:r>
+          </w:p>
+        </w:tc>
+        <w:tc>
+          <w:tcPr>
+            <w:tcW w:w="0" w:type="auto"/>
+            <w:vAlign w:val="center"/>
+            <w:hideMark/>
+          </w:tcPr>
+          <w:p>
+            <w:pPr>
+              <w:pStyle w:val="ListParagraph"/>
+              <w:jc w:val="both"/>
+              <w:rPr>
+                <w:rFonts w:ascii="Arial" w:hAnsi="Arial" w:cs="Arial"/>
+                <w:sz w:val="36"/>
+                <w:szCs w:val="36"/>
+              </w:rPr>
+            </w:pPr>
+            <w:r>
+              <w:rPr>
+                <w:rFonts w:ascii="Arial" w:hAnsi="Arial" w:cs="Arial"/>
+                <w:sz w:val="36"/>
+                <w:szCs w:val="36"/>
+              </w:rPr>
+              <w:t>Parallel lines may meet</w:t>
+            </w:r>
+          </w:p>
+        </w:tc>
+      </w:tr>
+      <w:tr>
+        <w:trPr>
+          <w:tblCellSpacing w:w="15" w:type="dxa"/>
+        </w:trPr>
+        <w:tc>
+          <w:tcPr>
+            <w:tcW w:w="0" w:type="auto"/>
+            <w:vAlign w:val="center"/>
+            <w:hideMark/>
+          </w:tcPr>
+          <w:p>
+            <w:pPr>
+              <w:pStyle w:val="ListParagraph"/>
+              <w:jc w:val="both"/>
+              <w:rPr>
+                <w:rFonts w:ascii="Arial" w:hAnsi="Arial" w:cs="Arial"/>
+                <w:sz w:val="36"/>
+                <w:szCs w:val="36"/>
+              </w:rPr>
+            </w:pPr>
+            <w:r>
+              <w:rPr>
+                <w:rFonts w:ascii="Arial" w:hAnsi="Arial" w:cs="Arial"/>
+                <w:sz w:val="36"/>
+                <w:szCs w:val="36"/>
+              </w:rPr>
+              <w:t>Translation + Rotation + Scaling + Shearing</w:t>
+            </w:r>
+          </w:p>
+        </w:tc>
+        <w:tc>
+          <w:tcPr>
+            <w:tcW w:w="0" w:type="auto"/>
+            <w:vAlign w:val="center"/>
+            <w:hideMark/>
+          </w:tcPr>
+          <w:p>
+            <w:pPr>
+              <w:pStyle w:val="ListParagraph"/>
+              <w:jc w:val="both"/>
+              <w:rPr>
+                <w:rFonts w:ascii="Arial" w:hAnsi="Arial" w:cs="Arial"/>
+                <w:sz w:val="36"/>
+                <w:szCs w:val="36"/>
+              </w:rPr>
+            </w:pPr>
+            <w:r>
+              <w:rPr>
+                <w:rFonts w:ascii="Arial" w:hAnsi="Arial" w:cs="Arial"/>
+                <w:sz w:val="36"/>
+                <w:szCs w:val="36"/>
+              </w:rPr>
+              <w:t>Camera angle correction</w:t>
+            </w:r>
+          </w:p>
+        </w:tc>
+      </w:tr>
+    </w:tbl>
+    <w:p>
+      <w:pPr>
+        <w:pStyle w:val="ListParagraph"/>
+        <w:jc w:val="both"/>
+        <w:rPr>
+          <w:rFonts w:ascii="Arial" w:hAnsi="Arial" w:cs="Arial"/>
+          <w:sz w:val="36"/>
+          <w:szCs w:val="36"/>
+        </w:rPr>
+      </w:pPr>
+      <w:r>
+        <w:rPr>
+          <w:rFonts w:ascii="Arial" w:hAnsi="Arial" w:cs="Arial"/>
+          <w:sz w:val="36"/>
+          <w:szCs w:val="36"/>
+        </w:rPr>
+        <w:pict w14:anchorId="4401C667">
+          <v:rect id="_x0000_i1128" style="width:0;height:1.5pt" o:hralign="center" o:hrstd="t" o:hr="t" fillcolor="#a0a0a0" stroked="f"/>
+        </w:pict>
+      </w:r>
+    </w:p>
+    <w:p>
+      <w:pPr>
+        <w:pStyle w:val="ListParagraph"/>
+        <w:jc w:val="both"/>
+        <w:rPr>
+          <w:rFonts w:ascii="Arial" w:hAnsi="Arial" w:cs="Arial"/>
+          <w:b/>
+          <w:bCs/>
+          <w:sz w:val="36"/>
+          <w:szCs w:val="36"/>
+        </w:rPr>
+      </w:pPr>
+      <w:r>
+        <w:rPr>
+          <w:rFonts w:ascii="Arial" w:hAnsi="Arial" w:cs="Arial"/>
+          <w:b/>
+          <w:bCs/>
+          <w:sz w:val="36"/>
+          <w:szCs w:val="36"/>
+        </w:rPr>
+        <w:t>Functions Used</w:t>
+      </w:r>
+    </w:p>
+    <w:tbl>
+      <w:tblPr>
+        <w:tblW w:w="0" w:type="auto"/>
+        <w:tblCellSpacing w:w="15" w:type="dxa"/>
+        <w:tblCellMar>
+          <w:top w:w="15" w:type="dxa"/>
+          <w:left w:w="15" w:type="dxa"/>
+          <w:bottom w:w="15" w:type="dxa"/>
+          <w:right w:w="15" w:type="dxa"/>
+        </w:tblCellMar>
+        <w:tblLook w:val="04A0" w:firstRow="1" w:lastRow="0" w:firstColumn="1" w:lastColumn="0" w:noHBand="0" w:noVBand="1"/>
+      </w:tblPr>
+      <w:tblGrid>
+        <w:gridCol w:w="5704"/>
+        <w:gridCol w:w="3322"/>
+      </w:tblGrid>
+      <w:tr>
+        <w:trPr>
+          <w:tblHeader/>
+          <w:tblCellSpacing w:w="15" w:type="dxa"/>
+        </w:trPr>
+        <w:tc>
+          <w:tcPr>
+            <w:tcW w:w="0" w:type="auto"/>
+            <w:vAlign w:val="center"/>
+            <w:hideMark/>
+          </w:tcPr>
+          <w:p>
+            <w:pPr>
+              <w:pStyle w:val="ListParagraph"/>
+              <w:jc w:val="both"/>
+              <w:rPr>
+                <w:rFonts w:ascii="Arial" w:hAnsi="Arial" w:cs="Arial"/>
+                <w:b/>
+                <w:bCs/>
+                <w:sz w:val="36"/>
+                <w:szCs w:val="36"/>
+              </w:rPr>
+            </w:pPr>
+            <w:r>
+              <w:rPr>
+                <w:rFonts w:ascii="Arial" w:hAnsi="Arial" w:cs="Arial"/>
+                <w:b/>
+                <w:bCs/>
+                <w:sz w:val="36"/>
+                <w:szCs w:val="36"/>
+              </w:rPr>
+              <w:lastRenderedPageBreak/>
+              <w:t>Function</w:t>
+            </w:r>
+          </w:p>
+        </w:tc>
+        <w:tc>
+          <w:tcPr>
+            <w:tcW w:w="0" w:type="auto"/>
+            <w:vAlign w:val="center"/>
+            <w:hideMark/>
+          </w:tcPr>
+          <w:p>
+            <w:pPr>
+              <w:pStyle w:val="ListParagraph"/>
+              <w:jc w:val="both"/>
+              <w:rPr>
+                <w:rFonts w:ascii="Arial" w:hAnsi="Arial" w:cs="Arial"/>
+                <w:b/>
+                <w:bCs/>
+                <w:sz w:val="36"/>
+                <w:szCs w:val="36"/>
+              </w:rPr>
+            </w:pPr>
+            <w:r>
+              <w:rPr>
+                <w:rFonts w:ascii="Arial" w:hAnsi="Arial" w:cs="Arial"/>
+                <w:b/>
+                <w:bCs/>
+                <w:sz w:val="36"/>
+                <w:szCs w:val="36"/>
+              </w:rPr>
+              <w:t>Purpose</w:t>
+            </w:r>
+          </w:p>
+        </w:tc>
+      </w:tr>
+      <w:tr>
+        <w:trPr>
+          <w:tblCellSpacing w:w="15" w:type="dxa"/>
+        </w:trPr>
+        <w:tc>
+          <w:tcPr>
+            <w:tcW w:w="0" w:type="auto"/>
+            <w:vAlign w:val="center"/>
+            <w:hideMark/>
+          </w:tcPr>
+          <w:p>
+            <w:pPr>
+              <w:pStyle w:val="ListParagraph"/>
+              <w:jc w:val="both"/>
+              <w:rPr>
+                <w:rFonts w:ascii="Arial" w:hAnsi="Arial" w:cs="Arial"/>
+                <w:sz w:val="36"/>
+                <w:szCs w:val="36"/>
+              </w:rPr>
+            </w:pPr>
+            <w:r>
+              <w:rPr>
+                <w:rFonts w:ascii="Arial" w:hAnsi="Arial" w:cs="Arial"/>
+                <w:sz w:val="36"/>
+                <w:szCs w:val="36"/>
+              </w:rPr>
+              <w:t>cv2.warpAffine()</w:t>
+            </w:r>
+          </w:p>
+        </w:tc>
+        <w:tc>
+          <w:tcPr>
+            <w:tcW w:w="0" w:type="auto"/>
+            <w:vAlign w:val="center"/>
+            <w:hideMark/>
+          </w:tcPr>
+          <w:p>
+            <w:pPr>
+              <w:pStyle w:val="ListParagraph"/>
+              <w:jc w:val="both"/>
+              <w:rPr>
+                <w:rFonts w:ascii="Arial" w:hAnsi="Arial" w:cs="Arial"/>
+                <w:sz w:val="36"/>
+                <w:szCs w:val="36"/>
+              </w:rPr>
+            </w:pPr>
+            <w:r>
+              <w:rPr>
+                <w:rFonts w:ascii="Arial" w:hAnsi="Arial" w:cs="Arial"/>
+                <w:sz w:val="36"/>
+                <w:szCs w:val="36"/>
+              </w:rPr>
+              <w:t>Translation, Rotation, Affine</w:t>
+            </w:r>
+          </w:p>
+        </w:tc>
+      </w:tr>
+      <w:tr>
+        <w:trPr>
+          <w:tblCellSpacing w:w="15" w:type="dxa"/>
+        </w:trPr>
+        <w:tc>
+          <w:tcPr>
+            <w:tcW w:w="0" w:type="auto"/>
+            <w:vAlign w:val="center"/>
+            <w:hideMark/>
+          </w:tcPr>
+          <w:p>
+            <w:pPr>
+              <w:pStyle w:val="ListParagraph"/>
+              <w:jc w:val="both"/>
+              <w:rPr>
+                <w:rFonts w:ascii="Arial" w:hAnsi="Arial" w:cs="Arial"/>
+                <w:sz w:val="36"/>
+                <w:szCs w:val="36"/>
+              </w:rPr>
+            </w:pPr>
+            <w:r>
+              <w:rPr>
+                <w:rFonts w:ascii="Arial" w:hAnsi="Arial" w:cs="Arial"/>
+                <w:sz w:val="36"/>
+                <w:szCs w:val="36"/>
+              </w:rPr>
+              <w:t>cv2.warpPerspective()</w:t>
+            </w:r>
+          </w:p>
+        </w:tc>
+        <w:tc>
+          <w:tcPr>
+            <w:tcW w:w="0" w:type="auto"/>
+            <w:vAlign w:val="center"/>
+            <w:hideMark/>
+          </w:tcPr>
+          <w:p>
+            <w:pPr>
+              <w:pStyle w:val="ListParagraph"/>
+              <w:jc w:val="both"/>
+              <w:rPr>
+                <w:rFonts w:ascii="Arial" w:hAnsi="Arial" w:cs="Arial"/>
+                <w:sz w:val="36"/>
+                <w:szCs w:val="36"/>
+              </w:rPr>
+            </w:pPr>
+            <w:r>
+              <w:rPr>
+                <w:rFonts w:ascii="Arial" w:hAnsi="Arial" w:cs="Arial"/>
+                <w:sz w:val="36"/>
+                <w:szCs w:val="36"/>
+              </w:rPr>
+              <w:t>Perspective Transformation</w:t>
+            </w:r>
+          </w:p>
+        </w:tc>
+      </w:tr>
+      <w:tr>
+        <w:trPr>
+          <w:tblCellSpacing w:w="15" w:type="dxa"/>
+        </w:trPr>
+        <w:tc>
+          <w:tcPr>
+            <w:tcW w:w="0" w:type="auto"/>
+            <w:vAlign w:val="center"/>
+            <w:hideMark/>
+          </w:tcPr>
+          <w:p>
+            <w:pPr>
+              <w:pStyle w:val="ListParagraph"/>
+              <w:jc w:val="both"/>
+              <w:rPr>
+                <w:rFonts w:ascii="Arial" w:hAnsi="Arial" w:cs="Arial"/>
+                <w:sz w:val="36"/>
+                <w:szCs w:val="36"/>
+              </w:rPr>
+            </w:pPr>
+            <w:r>
+              <w:rPr>
+                <w:rFonts w:ascii="Arial" w:hAnsi="Arial" w:cs="Arial"/>
+                <w:sz w:val="36"/>
+                <w:szCs w:val="36"/>
+              </w:rPr>
+              <w:t>cv2.resize()</w:t>
+            </w:r>
+          </w:p>
+        </w:tc>
+        <w:tc>
+          <w:tcPr>
+            <w:tcW w:w="0" w:type="auto"/>
+            <w:vAlign w:val="center"/>
+            <w:hideMark/>
+          </w:tcPr>
+          <w:p>
+            <w:pPr>
+              <w:pStyle w:val="ListParagraph"/>
+              <w:jc w:val="both"/>
+              <w:rPr>
+                <w:rFonts w:ascii="Arial" w:hAnsi="Arial" w:cs="Arial"/>
+                <w:sz w:val="36"/>
+                <w:szCs w:val="36"/>
+              </w:rPr>
+            </w:pPr>
+            <w:r>
+              <w:rPr>
+                <w:rFonts w:ascii="Arial" w:hAnsi="Arial" w:cs="Arial"/>
+                <w:sz w:val="36"/>
+                <w:szCs w:val="36"/>
+              </w:rPr>
+              <w:t>Scaling</w:t>
+            </w:r>
+          </w:p>
+        </w:tc>
+      </w:tr>
+      <w:tr>
+        <w:trPr>
+          <w:tblCellSpacing w:w="15" w:type="dxa"/>
+        </w:trPr>
+        <w:tc>
+          <w:tcPr>
+            <w:tcW w:w="0" w:type="auto"/>
+            <w:vAlign w:val="center"/>
+            <w:hideMark/>
+          </w:tcPr>
+          <w:p>
+            <w:pPr>
+              <w:pStyle w:val="ListParagraph"/>
+              <w:jc w:val="both"/>
+              <w:rPr>
+                <w:rFonts w:ascii="Arial" w:hAnsi="Arial" w:cs="Arial"/>
+                <w:sz w:val="36"/>
+                <w:szCs w:val="36"/>
+              </w:rPr>
+            </w:pPr>
+            <w:r>
+              <w:rPr>
+                <w:rFonts w:ascii="Arial" w:hAnsi="Arial" w:cs="Arial"/>
+                <w:sz w:val="36"/>
+                <w:szCs w:val="36"/>
+              </w:rPr>
+              <w:t>cv2.getRotationMatrix2</w:t>
+            </w:r>
+            <w:proofErr w:type="gramStart"/>
+            <w:r>
+              <w:rPr>
+                <w:rFonts w:ascii="Arial" w:hAnsi="Arial" w:cs="Arial"/>
+                <w:sz w:val="36"/>
+                <w:szCs w:val="36"/>
+              </w:rPr>
+              <w:t>D(</w:t>
+            </w:r>
+            <w:proofErr w:type="gramEnd"/>
+            <w:r>
+              <w:rPr>
+                <w:rFonts w:ascii="Arial" w:hAnsi="Arial" w:cs="Arial"/>
+                <w:sz w:val="36"/>
+                <w:szCs w:val="36"/>
+              </w:rPr>
+              <w:t>)</w:t>
+            </w:r>
+          </w:p>
+        </w:tc>
+        <w:tc>
+          <w:tcPr>
+            <w:tcW w:w="0" w:type="auto"/>
+            <w:vAlign w:val="center"/>
+            <w:hideMark/>
+          </w:tcPr>
+          <w:p>
+            <w:pPr>
+              <w:pStyle w:val="ListParagraph"/>
+              <w:jc w:val="both"/>
+              <w:rPr>
+                <w:rFonts w:ascii="Arial" w:hAnsi="Arial" w:cs="Arial"/>
+                <w:sz w:val="36"/>
+                <w:szCs w:val="36"/>
+              </w:rPr>
+            </w:pPr>
+            <w:r>
+              <w:rPr>
+                <w:rFonts w:ascii="Arial" w:hAnsi="Arial" w:cs="Arial"/>
+                <w:sz w:val="36"/>
+                <w:szCs w:val="36"/>
+              </w:rPr>
+              <w:t>Rotation Matrix</w:t>
+            </w:r>
+          </w:p>
+        </w:tc>
+      </w:tr>
+      <w:tr>
+        <w:trPr>
+          <w:tblCellSpacing w:w="15" w:type="dxa"/>
+        </w:trPr>
+        <w:tc>
+          <w:tcPr>
+            <w:tcW w:w="0" w:type="auto"/>
+            <w:vAlign w:val="center"/>
+            <w:hideMark/>
+          </w:tcPr>
+          <w:p>
+            <w:pPr>
+              <w:pStyle w:val="ListParagraph"/>
+              <w:jc w:val="both"/>
+              <w:rPr>
+                <w:rFonts w:ascii="Arial" w:hAnsi="Arial" w:cs="Arial"/>
+                <w:sz w:val="36"/>
+                <w:szCs w:val="36"/>
+              </w:rPr>
+            </w:pPr>
+            <w:r>
+              <w:rPr>
+                <w:rFonts w:ascii="Arial" w:hAnsi="Arial" w:cs="Arial"/>
+                <w:sz w:val="36"/>
+                <w:szCs w:val="36"/>
+              </w:rPr>
+              <w:t>cv2.getAffineTransform()</w:t>
+            </w:r>
+          </w:p>
+        </w:tc>
+        <w:tc>
+          <w:tcPr>
+            <w:tcW w:w="0" w:type="auto"/>
+            <w:vAlign w:val="center"/>
+            <w:hideMark/>
+          </w:tcPr>
+          <w:p>
+            <w:pPr>
+              <w:pStyle w:val="ListParagraph"/>
+              <w:jc w:val="both"/>
+              <w:rPr>
+                <w:rFonts w:ascii="Arial" w:hAnsi="Arial" w:cs="Arial"/>
+                <w:sz w:val="36"/>
+                <w:szCs w:val="36"/>
+              </w:rPr>
+            </w:pPr>
+            <w:r>
+              <w:rPr>
+                <w:rFonts w:ascii="Arial" w:hAnsi="Arial" w:cs="Arial"/>
+                <w:sz w:val="36"/>
+                <w:szCs w:val="36"/>
+              </w:rPr>
+              <w:t>Affine Matrix</w:t>
+            </w:r>
+          </w:p>
+        </w:tc>
+      </w:tr>
+      <w:tr>
+        <w:trPr>
+          <w:tblCellSpacing w:w="15" w:type="dxa"/>
+        </w:trPr>
+        <w:tc>
+          <w:tcPr>
+            <w:tcW w:w="0" w:type="auto"/>
+            <w:vAlign w:val="center"/>
+            <w:hideMark/>
+          </w:tcPr>
+          <w:p>
+            <w:pPr>
+              <w:pStyle w:val="ListParagraph"/>
+              <w:jc w:val="both"/>
+              <w:rPr>
+                <w:rFonts w:ascii="Arial" w:hAnsi="Arial" w:cs="Arial"/>
+                <w:sz w:val="36"/>
+                <w:szCs w:val="36"/>
+              </w:rPr>
+            </w:pPr>
+            <w:r>
+              <w:rPr>
+                <w:rFonts w:ascii="Arial" w:hAnsi="Arial" w:cs="Arial"/>
+                <w:sz w:val="36"/>
+                <w:szCs w:val="36"/>
+              </w:rPr>
+              <w:t>cv2.getPerspectiveTransform()</w:t>
+            </w:r>
+          </w:p>
+        </w:tc>
+        <w:tc>
+          <w:tcPr>
+            <w:tcW w:w="0" w:type="auto"/>
+            <w:vAlign w:val="center"/>
+            <w:hideMark/>
+          </w:tcPr>
+          <w:p>
+            <w:pPr>
+              <w:pStyle w:val="ListParagraph"/>
+              <w:jc w:val="both"/>
+              <w:rPr>
+                <w:rFonts w:ascii="Arial" w:hAnsi="Arial" w:cs="Arial"/>
+                <w:sz w:val="36"/>
+                <w:szCs w:val="36"/>
+              </w:rPr>
+            </w:pPr>
+            <w:r>
+              <w:rPr>
+                <w:rFonts w:ascii="Arial" w:hAnsi="Arial" w:cs="Arial"/>
+                <w:sz w:val="36"/>
+                <w:szCs w:val="36"/>
+              </w:rPr>
+              <w:t>Perspective Matrix</w:t>
+            </w:r>
+          </w:p>
+        </w:tc>
+      </w:tr>
+    </w:tbl>
+    <w:p>
+      <w:pPr>
+        <w:pStyle w:val="ListParagraph"/>
+        <w:jc w:val="both"/>
+        <w:rPr>
+          <w:rFonts w:ascii="Arial" w:hAnsi="Arial" w:cs="Arial"/>
+          <w:sz w:val="36"/>
+          <w:szCs w:val="36"/>
+        </w:rPr>
+      </w:pPr>
+      <w:r>
+        <w:rPr>
+          <w:rFonts w:ascii="Arial" w:hAnsi="Arial" w:cs="Arial"/>
+          <w:sz w:val="36"/>
+          <w:szCs w:val="36"/>
+        </w:rPr>
+        <w:pict w14:anchorId="132541FA">
+          <v:rect id="_x0000_i1129" style="width:0;height:1.5pt" o:hralign="center" o:hrstd="t" o:hr="t" fillcolor="#a0a0a0" stroked="f"/>
+        </w:pict>
+      </w:r>
+    </w:p>
+    <w:p>
+      <w:pPr>
+        <w:pStyle w:val="ListParagraph"/>
+        <w:jc w:val="both"/>
+        <w:rPr>
+          <w:rFonts w:ascii="Arial" w:hAnsi="Arial" w:cs="Arial"/>
+          <w:b/>
+          <w:bCs/>
+          <w:sz w:val="36"/>
+          <w:szCs w:val="36"/>
+        </w:rPr>
+      </w:pPr>
+      <w:r>
+        <w:rPr>
+          <w:rFonts w:ascii="Arial" w:hAnsi="Arial" w:cs="Arial"/>
+          <w:b/>
+          <w:bCs/>
+          <w:sz w:val="36"/>
+          <w:szCs w:val="36"/>
+        </w:rPr>
+        <w:t>Industrial AI Pipeline</w:t>
+      </w:r>
+    </w:p>
+    <w:p>
+      <w:pPr>
+        <w:pStyle w:val="ListParagraph"/>
+        <w:jc w:val="both"/>
+        <w:rPr>
+          <w:rFonts w:ascii="Arial" w:hAnsi="Arial" w:cs="Arial"/>
+          <w:sz w:val="36"/>
+          <w:szCs w:val="36"/>
+        </w:rPr>
+      </w:pPr>
+      <w:r>
+        <w:rPr>
+          <w:rFonts w:ascii="Arial" w:hAnsi="Arial" w:cs="Arial"/>
+          <w:sz w:val="36"/>
+          <w:szCs w:val="36"/>
+        </w:rPr>
+        <w:t>Image</w:t>
+      </w:r>
+    </w:p>
+    <w:p>
+      <w:pPr>
+        <w:pStyle w:val="ListParagraph"/>
+        <w:jc w:val="both"/>
+        <w:rPr>
+          <w:rFonts w:ascii="Arial" w:hAnsi="Arial" w:cs="Arial"/>
+          <w:sz w:val="36"/>
+          <w:szCs w:val="36"/>
+        </w:rPr>
+      </w:pPr>
+      <w:r>
+        <w:rPr>
+          <w:rFonts w:ascii="Arial" w:hAnsi="Arial" w:cs="Arial"/>
+          <w:sz w:val="36"/>
+          <w:szCs w:val="36"/>
+        </w:rPr>
+        <w:t xml:space="preserve">   ↓</w:t>
+      </w:r>
+    </w:p>
+    <w:p>
+      <w:pPr>
+        <w:pStyle w:val="ListParagraph"/>
+        <w:jc w:val="both"/>
+        <w:rPr>
+          <w:rFonts w:ascii="Arial" w:hAnsi="Arial" w:cs="Arial"/>
+          <w:sz w:val="36"/>
+          <w:szCs w:val="36"/>
+        </w:rPr>
+      </w:pPr>
+      <w:r>
+        <w:rPr>
+          <w:rFonts w:ascii="Arial" w:hAnsi="Arial" w:cs="Arial"/>
+          <w:sz w:val="36"/>
+          <w:szCs w:val="36"/>
+        </w:rPr>
+        <w:t>Translation</w:t>
+      </w:r>
+    </w:p>
+    <w:p>
+      <w:pPr>
+        <w:pStyle w:val="ListParagraph"/>
+        <w:jc w:val="both"/>
+        <w:rPr>
+          <w:rFonts w:ascii="Arial" w:hAnsi="Arial" w:cs="Arial"/>
+          <w:sz w:val="36"/>
+          <w:szCs w:val="36"/>
+        </w:rPr>
+      </w:pPr>
+      <w:r>
+        <w:rPr>
+          <w:rFonts w:ascii="Arial" w:hAnsi="Arial" w:cs="Arial"/>
+          <w:sz w:val="36"/>
+          <w:szCs w:val="36"/>
+        </w:rPr>
+        <w:t xml:space="preserve">   ↓</w:t>
+      </w:r>
+    </w:p>
+    <w:p>
+      <w:pPr>
+        <w:pStyle w:val="ListParagraph"/>
+        <w:jc w:val="both"/>
+        <w:rPr>
+          <w:rFonts w:ascii="Arial" w:hAnsi="Arial" w:cs="Arial"/>
+          <w:sz w:val="36"/>
+          <w:szCs w:val="36"/>
+        </w:rPr>
+      </w:pPr>
+      <w:r>
+        <w:rPr>
+          <w:rFonts w:ascii="Arial" w:hAnsi="Arial" w:cs="Arial"/>
+          <w:sz w:val="36"/>
+          <w:szCs w:val="36"/>
+        </w:rPr>
+        <w:t>Rotation</w:t>
+      </w:r>
+    </w:p>
+    <w:p>
+      <w:pPr>
+        <w:pStyle w:val="ListParagraph"/>
+        <w:jc w:val="both"/>
+        <w:rPr>
+          <w:rFonts w:ascii="Arial" w:hAnsi="Arial" w:cs="Arial"/>
+          <w:sz w:val="36"/>
+          <w:szCs w:val="36"/>
+        </w:rPr>
+      </w:pPr>
+      <w:r>
+        <w:rPr>
+          <w:rFonts w:ascii="Arial" w:hAnsi="Arial" w:cs="Arial"/>
+          <w:sz w:val="36"/>
+          <w:szCs w:val="36"/>
+        </w:rPr>
+        <w:t xml:space="preserve">   ↓</w:t>
+      </w:r>
+    </w:p>
+    <w:p>
+      <w:pPr>
+        <w:pStyle w:val="ListParagraph"/>
+        <w:jc w:val="both"/>
+        <w:rPr>
+          <w:rFonts w:ascii="Arial" w:hAnsi="Arial" w:cs="Arial"/>
+          <w:sz w:val="36"/>
+          <w:szCs w:val="36"/>
+        </w:rPr>
+      </w:pPr>
+      <w:r>
+        <w:rPr>
+          <w:rFonts w:ascii="Arial" w:hAnsi="Arial" w:cs="Arial"/>
+          <w:sz w:val="36"/>
+          <w:szCs w:val="36"/>
+        </w:rPr>
+        <w:t>Scaling</w:t>
+      </w:r>
+    </w:p>
+    <w:p>
+      <w:pPr>
+        <w:pStyle w:val="ListParagraph"/>
+        <w:jc w:val="both"/>
+        <w:rPr>
+          <w:rFonts w:ascii="Arial" w:hAnsi="Arial" w:cs="Arial"/>
+          <w:sz w:val="36"/>
+          <w:szCs w:val="36"/>
+        </w:rPr>
+      </w:pPr>
+      <w:r>
+        <w:rPr>
+          <w:rFonts w:ascii="Arial" w:hAnsi="Arial" w:cs="Arial"/>
+          <w:sz w:val="36"/>
+          <w:szCs w:val="36"/>
+        </w:rPr>
+        <w:t xml:space="preserve">   ↓</w:t>
+      </w:r>
+    </w:p>
+    <w:p>
+      <w:pPr>
+        <w:pStyle w:val="ListParagraph"/>
+        <w:jc w:val="both"/>
+        <w:rPr>
+          <w:rFonts w:ascii="Arial" w:hAnsi="Arial" w:cs="Arial"/>
+          <w:sz w:val="36"/>
+          <w:szCs w:val="36"/>
+        </w:rPr>
+      </w:pPr>
+      <w:r>
+        <w:rPr>
+          <w:rFonts w:ascii="Arial" w:hAnsi="Arial" w:cs="Arial"/>
+          <w:sz w:val="36"/>
+          <w:szCs w:val="36"/>
+        </w:rPr>
+        <w:t>Perspective Correction</w:t>
+      </w:r>
+    </w:p>
+    <w:p>
+      <w:pPr>
+        <w:pStyle w:val="ListParagraph"/>
+        <w:jc w:val="both"/>
+        <w:rPr>
+          <w:rFonts w:ascii="Arial" w:hAnsi="Arial" w:cs="Arial"/>
+          <w:sz w:val="36"/>
+          <w:szCs w:val="36"/>
+        </w:rPr>
+      </w:pPr>
+      <w:r>
+        <w:rPr>
+          <w:rFonts w:ascii="Arial" w:hAnsi="Arial" w:cs="Arial"/>
+          <w:sz w:val="36"/>
+          <w:szCs w:val="36"/>
+        </w:rPr>
+        <w:t xml:space="preserve">   ↓</w:t>
+      </w:r>
+    </w:p>
+    <w:p>
+      <w:pPr>
+        <w:pStyle w:val="ListParagraph"/>
+        <w:jc w:val="both"/>
+        <w:rPr>
+          <w:rFonts w:ascii="Arial" w:hAnsi="Arial" w:cs="Arial"/>
+          <w:sz w:val="36"/>
+          <w:szCs w:val="36"/>
+        </w:rPr>
+      </w:pPr>
+      <w:r>
+        <w:rPr>
+          <w:rFonts w:ascii="Arial" w:hAnsi="Arial" w:cs="Arial"/>
+          <w:sz w:val="36"/>
+          <w:szCs w:val="36"/>
+        </w:rPr>
+        <w:t>Filtering</w:t>
+      </w:r>
+    </w:p>
+    <w:p>
+      <w:pPr>
+        <w:pStyle w:val="ListParagraph"/>
+        <w:jc w:val="both"/>
+        <w:rPr>
+          <w:rFonts w:ascii="Arial" w:hAnsi="Arial" w:cs="Arial"/>
+          <w:sz w:val="36"/>
+          <w:szCs w:val="36"/>
+        </w:rPr>
+      </w:pPr>
+      <w:r>
+        <w:rPr>
+          <w:rFonts w:ascii="Arial" w:hAnsi="Arial" w:cs="Arial"/>
+          <w:sz w:val="36"/>
+          <w:szCs w:val="36"/>
+        </w:rPr>
+        <w:t xml:space="preserve">   ↓</w:t>
+      </w:r>
+    </w:p>
+    <w:p>
+      <w:pPr>
+        <w:pStyle w:val="ListParagraph"/>
+        <w:jc w:val="both"/>
+        <w:rPr>
+          <w:rFonts w:ascii="Arial" w:hAnsi="Arial" w:cs="Arial"/>
+          <w:sz w:val="36"/>
+          <w:szCs w:val="36"/>
+        </w:rPr>
+      </w:pPr>
+      <w:r>
+        <w:rPr>
+          <w:rFonts w:ascii="Arial" w:hAnsi="Arial" w:cs="Arial"/>
+          <w:sz w:val="36"/>
+          <w:szCs w:val="36"/>
+        </w:rPr>
+        <w:t>YOLO</w:t>
+      </w:r>
+    </w:p>
+    <w:p>
+      <w:pPr>
+        <w:pStyle w:val="ListParagraph"/>
+        <w:jc w:val="both"/>
+        <w:rPr>
+          <w:rFonts w:ascii="Arial" w:hAnsi="Arial" w:cs="Arial"/>
+          <w:sz w:val="36"/>
+          <w:szCs w:val="36"/>
+        </w:rPr>
+      </w:pPr>
+      <w:r>
+        <w:rPr>
+          <w:rFonts w:ascii="Arial" w:hAnsi="Arial" w:cs="Arial"/>
+          <w:sz w:val="36"/>
+          <w:szCs w:val="36"/>
+        </w:rPr>
+        <w:lastRenderedPageBreak/>
+        <w:t xml:space="preserve">   ↓</w:t>
+      </w:r>
+    </w:p>
+    <w:p>
+      <w:pPr>
+        <w:pStyle w:val="ListParagraph"/>
+        <w:jc w:val="both"/>
+        <w:rPr>
+          <w:rFonts w:ascii="Arial" w:hAnsi="Arial" w:cs="Arial"/>
+          <w:sz w:val="36"/>
+          <w:szCs w:val="36"/>
+        </w:rPr>
+      </w:pPr>
+      <w:r>
+        <w:rPr>
+          <w:rFonts w:ascii="Arial" w:hAnsi="Arial" w:cs="Arial"/>
+          <w:sz w:val="36"/>
+          <w:szCs w:val="36"/>
+        </w:rPr>
+        <w:t>Defect Detection</w:t>
+      </w:r>
+    </w:p>
+    <w:p>
+      <w:pPr>
+        <w:pStyle w:val="ListParagraph"/>
+        <w:jc w:val="both"/>
+        <w:rPr>
+          <w:rFonts w:ascii="Arial" w:hAnsi="Arial" w:cs="Arial"/>
+          <w:sz w:val="36"/>
+          <w:szCs w:val="36"/>
+        </w:rPr>
+      </w:pPr>
+      <w:r>
+        <w:rPr>
+          <w:rFonts w:ascii="Arial" w:hAnsi="Arial" w:cs="Arial"/>
+          <w:sz w:val="36"/>
+          <w:szCs w:val="36"/>
+        </w:rPr>
+        <w:pict w14:anchorId="1760BE28">
+          <v:rect id="_x0000_i1130" style="width:0;height:1.5pt" o:hralign="center" o:hrstd="t" o:hr="t" fillcolor="#a0a0a0" stroked="f"/>
+        </w:pict>
+      </w:r>
+    </w:p>
+    <w:p>
+      <w:pPr>
+        <w:pStyle w:val="ListParagraph"/>
+        <w:jc w:val="both"/>
+        <w:rPr>
+          <w:rFonts w:ascii="Arial" w:hAnsi="Arial" w:cs="Arial"/>
+          <w:b/>
+          <w:bCs/>
+          <w:sz w:val="36"/>
+          <w:szCs w:val="36"/>
+        </w:rPr>
+      </w:pPr>
+      <w:r>
+        <w:rPr>
+          <w:rFonts w:ascii="Arial" w:hAnsi="Arial" w:cs="Arial"/>
+          <w:b/>
+          <w:bCs/>
+          <w:sz w:val="36"/>
+          <w:szCs w:val="36"/>
+        </w:rPr>
+        <w:t>Memory Tricks</w:t>
+      </w:r>
+    </w:p>
+    <w:p>
+      <w:pPr>
+        <w:pStyle w:val="ListParagraph"/>
+        <w:jc w:val="both"/>
+        <w:rPr>
+          <w:rFonts w:ascii="Arial" w:hAnsi="Arial" w:cs="Arial"/>
+          <w:sz w:val="36"/>
+          <w:szCs w:val="36"/>
+        </w:rPr>
+      </w:pPr>
+      <w:r>
+        <w:rPr>
+          <w:rFonts w:ascii="Segoe UI Emoji" w:hAnsi="Segoe UI Emoji" w:cs="Segoe UI Emoji"/>
+          <w:sz w:val="36"/>
+          <w:szCs w:val="36"/>
+        </w:rPr>
+        <w:t>✅</w:t>
+      </w:r>
+      <w:r>
+        <w:rPr>
+          <w:rFonts w:ascii="Arial" w:hAnsi="Arial" w:cs="Arial"/>
+          <w:sz w:val="36"/>
+          <w:szCs w:val="36"/>
+        </w:rPr>
+        <w:t xml:space="preserve"> </w:t>
+      </w:r>
+      <w:r>
+        <w:rPr>
+          <w:rFonts w:ascii="Arial" w:hAnsi="Arial" w:cs="Arial"/>
+          <w:b/>
+          <w:bCs/>
+          <w:sz w:val="36"/>
+          <w:szCs w:val="36"/>
+        </w:rPr>
+        <w:t>Translation</w:t>
+      </w:r>
+      <w:r>
+        <w:rPr>
+          <w:rFonts w:ascii="Arial" w:hAnsi="Arial" w:cs="Arial"/>
+          <w:sz w:val="36"/>
+          <w:szCs w:val="36"/>
+        </w:rPr>
+        <w:t xml:space="preserve"> → Slide</w:t>
+      </w:r>
+    </w:p>
+    <w:p>
+      <w:pPr>
+        <w:pStyle w:val="ListParagraph"/>
+        <w:jc w:val="both"/>
+        <w:rPr>
+          <w:rFonts w:ascii="Arial" w:hAnsi="Arial" w:cs="Arial"/>
+          <w:sz w:val="36"/>
+          <w:szCs w:val="36"/>
+        </w:rPr>
+      </w:pPr>
+      <w:r>
+        <w:rPr>
+          <w:rFonts w:ascii="Segoe UI Emoji" w:hAnsi="Segoe UI Emoji" w:cs="Segoe UI Emoji"/>
+          <w:sz w:val="36"/>
+          <w:szCs w:val="36"/>
+        </w:rPr>
+        <w:t>✅</w:t>
+      </w:r>
+      <w:r>
+        <w:rPr>
+          <w:rFonts w:ascii="Arial" w:hAnsi="Arial" w:cs="Arial"/>
+          <w:sz w:val="36"/>
+          <w:szCs w:val="36"/>
+        </w:rPr>
+        <w:t xml:space="preserve"> </w:t>
+      </w:r>
+      <w:r>
+        <w:rPr>
+          <w:rFonts w:ascii="Arial" w:hAnsi="Arial" w:cs="Arial"/>
+          <w:b/>
+          <w:bCs/>
+          <w:sz w:val="36"/>
+          <w:szCs w:val="36"/>
+        </w:rPr>
+        <w:t>Rotation</w:t>
+      </w:r>
+      <w:r>
+        <w:rPr>
+          <w:rFonts w:ascii="Arial" w:hAnsi="Arial" w:cs="Arial"/>
+          <w:sz w:val="36"/>
+          <w:szCs w:val="36"/>
+        </w:rPr>
+        <w:t xml:space="preserve"> → Spin</w:t>
+      </w:r>
+    </w:p>
+    <w:p>
+      <w:pPr>
+        <w:pStyle w:val="ListParagraph"/>
+        <w:jc w:val="both"/>
+        <w:rPr>
+          <w:rFonts w:ascii="Arial" w:hAnsi="Arial" w:cs="Arial"/>
+          <w:sz w:val="36"/>
+          <w:szCs w:val="36"/>
+        </w:rPr>
+      </w:pPr>
+      <w:r>
+        <w:rPr>
+          <w:rFonts w:ascii="Segoe UI Emoji" w:hAnsi="Segoe UI Emoji" w:cs="Segoe UI Emoji"/>
+          <w:sz w:val="36"/>
+          <w:szCs w:val="36"/>
+        </w:rPr>
+        <w:t>✅</w:t>
+      </w:r>
+      <w:r>
+        <w:rPr>
+          <w:rFonts w:ascii="Arial" w:hAnsi="Arial" w:cs="Arial"/>
+          <w:sz w:val="36"/>
+          <w:szCs w:val="36"/>
+        </w:rPr>
+        <w:t xml:space="preserve"> </w:t>
+      </w:r>
+      <w:r>
+        <w:rPr>
+          <w:rFonts w:ascii="Arial" w:hAnsi="Arial" w:cs="Arial"/>
+          <w:b/>
+          <w:bCs/>
+          <w:sz w:val="36"/>
+          <w:szCs w:val="36"/>
+        </w:rPr>
+        <w:t>Scaling</w:t>
+      </w:r>
+      <w:r>
+        <w:rPr>
+          <w:rFonts w:ascii="Arial" w:hAnsi="Arial" w:cs="Arial"/>
+          <w:sz w:val="36"/>
+          <w:szCs w:val="36"/>
+        </w:rPr>
+        <w:t xml:space="preserve"> → Zoom</w:t>
+      </w:r>
+    </w:p>
+    <w:p>
+      <w:pPr>
+        <w:pStyle w:val="ListParagraph"/>
+        <w:jc w:val="both"/>
+        <w:rPr>
+          <w:rFonts w:ascii="Arial" w:hAnsi="Arial" w:cs="Arial"/>
+          <w:sz w:val="36"/>
+          <w:szCs w:val="36"/>
+        </w:rPr>
+      </w:pPr>
+      <w:r>
+        <w:rPr>
+          <w:rFonts w:ascii="Segoe UI Emoji" w:hAnsi="Segoe UI Emoji" w:cs="Segoe UI Emoji"/>
+          <w:sz w:val="36"/>
+          <w:szCs w:val="36"/>
+        </w:rPr>
+        <w:t>✅</w:t>
+      </w:r>
+      <w:r>
+        <w:rPr>
+          <w:rFonts w:ascii="Arial" w:hAnsi="Arial" w:cs="Arial"/>
+          <w:sz w:val="36"/>
+          <w:szCs w:val="36"/>
+        </w:rPr>
+        <w:t xml:space="preserve"> </w:t>
+      </w:r>
+      <w:r>
+        <w:rPr>
+          <w:rFonts w:ascii="Arial" w:hAnsi="Arial" w:cs="Arial"/>
+          <w:b/>
+          <w:bCs/>
+          <w:sz w:val="36"/>
+          <w:szCs w:val="36"/>
+        </w:rPr>
+        <w:t>Affine</w:t>
+      </w:r>
+      <w:r>
+        <w:rPr>
+          <w:rFonts w:ascii="Arial" w:hAnsi="Arial" w:cs="Arial"/>
+          <w:sz w:val="36"/>
+          <w:szCs w:val="36"/>
+        </w:rPr>
+        <w:t xml:space="preserve"> → Move 3 Pins</w:t>
+      </w:r>
+    </w:p>
+    <w:p>
+      <w:pPr>
+        <w:pStyle w:val="ListParagraph"/>
+        <w:jc w:val="both"/>
+        <w:rPr>
+          <w:rFonts w:ascii="Arial" w:hAnsi="Arial" w:cs="Arial"/>
+          <w:sz w:val="36"/>
+          <w:szCs w:val="36"/>
+        </w:rPr>
+      </w:pPr>
+      <w:r>
+        <w:rPr>
+          <w:rFonts w:ascii="Segoe UI Emoji" w:hAnsi="Segoe UI Emoji" w:cs="Segoe UI Emoji"/>
+          <w:sz w:val="36"/>
+          <w:szCs w:val="36"/>
+        </w:rPr>
+        <w:t>✅</w:t>
+      </w:r>
+      <w:r>
+        <w:rPr>
+          <w:rFonts w:ascii="Arial" w:hAnsi="Arial" w:cs="Arial"/>
+          <w:sz w:val="36"/>
+          <w:szCs w:val="36"/>
+        </w:rPr>
+        <w:t xml:space="preserve"> </w:t>
+      </w:r>
+      <w:r>
+        <w:rPr>
+          <w:rFonts w:ascii="Arial" w:hAnsi="Arial" w:cs="Arial"/>
+          <w:b/>
+          <w:bCs/>
+          <w:sz w:val="36"/>
+          <w:szCs w:val="36"/>
+        </w:rPr>
+        <w:t>Perspective</w:t>
+      </w:r>
+      <w:r>
+        <w:rPr>
+          <w:rFonts w:ascii="Arial" w:hAnsi="Arial" w:cs="Arial"/>
+          <w:sz w:val="36"/>
+          <w:szCs w:val="36"/>
+        </w:rPr>
+        <w:t xml:space="preserve"> → Change Camera Angle</w:t>
+      </w:r>
+    </w:p>
+    <w:p>
+      <w:pPr>
+        <w:pStyle w:val="ListParagraph"/>
+        <w:jc w:val="both"/>
+        <w:rPr>
+          <w:rFonts w:ascii="Arial" w:hAnsi="Arial" w:cs="Arial"/>
+          <w:sz w:val="36"/>
+          <w:szCs w:val="36"/>
+        </w:rPr>
+      </w:pPr>
+      <w:r>
+        <w:rPr>
+          <w:rFonts w:ascii="Arial" w:hAnsi="Arial" w:cs="Arial"/>
+          <w:sz w:val="36"/>
+          <w:szCs w:val="36"/>
+        </w:rPr>
+        <w:pict w14:anchorId="756BD00E">
+          <v:rect id="_x0000_i1131" style="width:0;height:1.5pt" o:hralign="center" o:hrstd="t" o:hr="t" fillcolor="#a0a0a0" stroked="f"/>
+        </w:pict>
+      </w:r>
+    </w:p>
+    <w:p>
+      <w:pPr>
+        <w:pStyle w:val="ListParagraph"/>
+        <w:jc w:val="both"/>
+        <w:rPr>
+          <w:rFonts w:ascii="Arial" w:hAnsi="Arial" w:cs="Arial"/>
+          <w:b/>
+          <w:bCs/>
+          <w:sz w:val="36"/>
+          <w:szCs w:val="36"/>
+        </w:rPr>
+      </w:pPr>
+      <w:r>
+        <w:rPr>
+          <w:rFonts w:ascii="Arial" w:hAnsi="Arial" w:cs="Arial"/>
+          <w:b/>
+          <w:bCs/>
+          <w:sz w:val="36"/>
+          <w:szCs w:val="36"/>
+        </w:rPr>
+        <w:t>One-Line Revision</w:t>
+      </w:r>
+    </w:p>
+    <w:p>
+      <w:pPr>
+        <w:pStyle w:val="ListParagraph"/>
+        <w:numPr>
+          <w:ilvl w:val="0"/>
+          <w:numId w:val="30"/>
+        </w:numPr>
+        <w:jc w:val="both"/>
+        <w:rPr>
+          <w:rFonts w:ascii="Arial" w:hAnsi="Arial" w:cs="Arial"/>
+          <w:sz w:val="36"/>
+          <w:szCs w:val="36"/>
+        </w:rPr>
+      </w:pPr>
+      <w:r>
+        <w:rPr>
+          <w:rFonts w:ascii="Arial" w:hAnsi="Arial" w:cs="Arial"/>
+          <w:sz w:val="36"/>
+          <w:szCs w:val="36"/>
+        </w:rPr>
+        <w:t xml:space="preserve">Translation → Move image </w:t>
+      </w:r>
+    </w:p>
+    <w:p>
+      <w:pPr>
+        <w:pStyle w:val="ListParagraph"/>
+        <w:numPr>
+          <w:ilvl w:val="0"/>
+          <w:numId w:val="30"/>
+        </w:numPr>
+        <w:jc w:val="both"/>
+        <w:rPr>
+          <w:rFonts w:ascii="Arial" w:hAnsi="Arial" w:cs="Arial"/>
+          <w:sz w:val="36"/>
+          <w:szCs w:val="36"/>
+        </w:rPr>
+      </w:pPr>
+      <w:r>
+        <w:rPr>
+          <w:rFonts w:ascii="Arial" w:hAnsi="Arial" w:cs="Arial"/>
+          <w:sz w:val="36"/>
+          <w:szCs w:val="36"/>
+        </w:rPr>
+        <w:t xml:space="preserve">Rotation → Rotate image </w:t>
+      </w:r>
+    </w:p>
+    <w:p>
+      <w:pPr>
+        <w:pStyle w:val="ListParagraph"/>
+        <w:numPr>
+          <w:ilvl w:val="0"/>
+          <w:numId w:val="30"/>
+        </w:numPr>
+        <w:jc w:val="both"/>
+        <w:rPr>
+          <w:rFonts w:ascii="Arial" w:hAnsi="Arial" w:cs="Arial"/>
+          <w:sz w:val="36"/>
+          <w:szCs w:val="36"/>
+        </w:rPr>
+      </w:pPr>
+      <w:r>
+        <w:rPr>
+          <w:rFonts w:ascii="Arial" w:hAnsi="Arial" w:cs="Arial"/>
+          <w:sz w:val="36"/>
+          <w:szCs w:val="36"/>
+        </w:rPr>
+        <w:t xml:space="preserve">Scaling → Resize image </w:t>
+      </w:r>
+    </w:p>
+    <w:p>
+      <w:pPr>
+        <w:pStyle w:val="ListParagraph"/>
+        <w:numPr>
+          <w:ilvl w:val="0"/>
+          <w:numId w:val="30"/>
+        </w:numPr>
+        <w:jc w:val="both"/>
+        <w:rPr>
+          <w:rFonts w:ascii="Arial" w:hAnsi="Arial" w:cs="Arial"/>
+          <w:sz w:val="36"/>
+          <w:szCs w:val="36"/>
+        </w:rPr>
+      </w:pPr>
+      <w:r>
+        <w:rPr>
+          <w:rFonts w:ascii="Arial" w:hAnsi="Arial" w:cs="Arial"/>
+          <w:sz w:val="36"/>
+          <w:szCs w:val="36"/>
+        </w:rPr>
+        <w:t xml:space="preserve">Affine → 3 points, combines transformations </w:t>
+      </w:r>
+    </w:p>
+    <w:p>
+      <w:pPr>
+        <w:pStyle w:val="ListParagraph"/>
+        <w:numPr>
+          <w:ilvl w:val="0"/>
+          <w:numId w:val="30"/>
+        </w:numPr>
+        <w:jc w:val="both"/>
+        <w:rPr>
+          <w:rFonts w:ascii="Arial" w:hAnsi="Arial" w:cs="Arial"/>
+          <w:sz w:val="36"/>
+          <w:szCs w:val="36"/>
+        </w:rPr>
+      </w:pPr>
+      <w:r>
+        <w:rPr>
+          <w:rFonts w:ascii="Arial" w:hAnsi="Arial" w:cs="Arial"/>
+          <w:sz w:val="36"/>
+          <w:szCs w:val="36"/>
+        </w:rPr>
+        <w:t xml:space="preserve">Perspective → 4 points, corrects camera angle </w:t>
+      </w:r>
+    </w:p>
+    <w:p>
+      <w:pPr>
+        <w:pStyle w:val="ListParagraph"/>
+        <w:jc w:val="both"/>
+        <w:rPr>
+          <w:rFonts w:ascii="Arial" w:hAnsi="Arial" w:cs="Arial"/>
+          <w:sz w:val="36"/>
+          <w:szCs w:val="36"/>
+        </w:rPr>
+      </w:pPr>
+      <w:r>
+        <w:rPr>
+          <w:rFonts w:ascii="Arial" w:hAnsi="Arial" w:cs="Arial"/>
+          <w:sz w:val="36"/>
+          <w:szCs w:val="36"/>
+        </w:rPr>
+        <w:pict w14:anchorId="4419ACE3">
+          <v:rect id="_x0000_i1132" style="width:0;height:1.5pt" o:hralign="center" o:hrstd="t" o:hr="t" fillcolor="#a0a0a0" stroked="f"/>
+        </w:pict>
+      </w:r>
+    </w:p>
+    <w:p>
+      <w:pPr>
+        <w:pStyle w:val="ListParagraph"/>
+        <w:jc w:val="both"/>
+        <w:rPr>
+          <w:rFonts w:ascii="Arial" w:hAnsi="Arial" w:cs="Arial"/>
+          <w:b/>
+          <w:bCs/>
+          <w:sz w:val="36"/>
+          <w:szCs w:val="36"/>
+        </w:rPr>
+      </w:pPr>
+      <w:r>
+        <w:rPr>
+          <w:rFonts w:ascii="Segoe UI Emoji" w:hAnsi="Segoe UI Emoji" w:cs="Segoe UI Emoji"/>
+          <w:b/>
+          <w:bCs/>
+          <w:sz w:val="36"/>
+          <w:szCs w:val="36"/>
+        </w:rPr>
+        <w:t>⭐</w:t>
+      </w:r>
+      <w:r>
+        <w:rPr>
+          <w:rFonts w:ascii="Arial" w:hAnsi="Arial" w:cs="Arial"/>
+          <w:b/>
+          <w:bCs/>
+          <w:sz w:val="36"/>
+          <w:szCs w:val="36"/>
+        </w:rPr>
+        <w:t xml:space="preserve"> Cheat Sheet (30-Second Revision)</w:t>
+      </w:r>
+    </w:p>
+    <w:p>
+      <w:pPr>
+        <w:pStyle w:val="ListParagraph"/>
+        <w:jc w:val="both"/>
+        <w:rPr>
+          <w:rFonts w:ascii="Arial" w:hAnsi="Arial" w:cs="Arial"/>
+          <w:sz w:val="36"/>
+          <w:szCs w:val="36"/>
+        </w:rPr>
+      </w:pPr>
+      <w:r>
+        <w:rPr>
+          <w:rFonts w:ascii="Arial" w:hAnsi="Arial" w:cs="Arial"/>
+          <w:sz w:val="36"/>
+          <w:szCs w:val="36"/>
+        </w:rPr>
+        <w:t>Translation</w:t>
+      </w:r>
+    </w:p>
+    <w:p>
+      <w:pPr>
+        <w:pStyle w:val="ListParagraph"/>
+        <w:jc w:val="both"/>
+        <w:rPr>
+          <w:rFonts w:ascii="Arial" w:hAnsi="Arial" w:cs="Arial"/>
+          <w:sz w:val="36"/>
+          <w:szCs w:val="36"/>
+        </w:rPr>
+      </w:pPr>
+      <w:r>
+        <w:rPr>
+          <w:rFonts w:ascii="Arial" w:hAnsi="Arial" w:cs="Arial"/>
+          <w:sz w:val="36"/>
+          <w:szCs w:val="36"/>
+        </w:rPr>
+        <w:t>→ Move Image</w:t>
+      </w:r>
+    </w:p>
+    <w:p>
+      <w:pPr>
+        <w:pStyle w:val="ListParagraph"/>
+        <w:jc w:val="both"/>
+        <w:rPr>
+          <w:rFonts w:ascii="Arial" w:hAnsi="Arial" w:cs="Arial"/>
+          <w:sz w:val="36"/>
+          <w:szCs w:val="36"/>
+        </w:rPr>
+      </w:pPr>
+      <w:r>
+        <w:rPr>
+          <w:rFonts w:ascii="Arial" w:hAnsi="Arial" w:cs="Arial"/>
+          <w:sz w:val="36"/>
+          <w:szCs w:val="36"/>
+        </w:rPr>
+        <w:t xml:space="preserve">→ </w:t>
+      </w:r>
+      <w:proofErr w:type="spellStart"/>
+      <w:proofErr w:type="gramStart"/>
+      <w:r>
+        <w:rPr>
+          <w:rFonts w:ascii="Arial" w:hAnsi="Arial" w:cs="Arial"/>
+          <w:sz w:val="36"/>
+          <w:szCs w:val="36"/>
+        </w:rPr>
+        <w:t>warpAffine</w:t>
+      </w:r>
+      <w:proofErr w:type="spellEnd"/>
+      <w:r>
+        <w:rPr>
+          <w:rFonts w:ascii="Arial" w:hAnsi="Arial" w:cs="Arial"/>
+          <w:sz w:val="36"/>
+          <w:szCs w:val="36"/>
+        </w:rPr>
+        <w:t>(</w:t>
+      </w:r>
+      <w:proofErr w:type="gramEnd"/>
+      <w:r>
+        <w:rPr>
+          <w:rFonts w:ascii="Arial" w:hAnsi="Arial" w:cs="Arial"/>
+          <w:sz w:val="36"/>
+          <w:szCs w:val="36"/>
+        </w:rPr>
+        <w:t>)</w:t>
+      </w:r>
+    </w:p>
+    <w:p>
+      <w:pPr>
+        <w:pStyle w:val="ListParagraph"/>
+        <w:jc w:val="both"/>
+        <w:rPr>
+          <w:rFonts w:ascii="Arial" w:hAnsi="Arial" w:cs="Arial"/>
+          <w:sz w:val="36"/>
+          <w:szCs w:val="36"/>
+        </w:rPr>
+      </w:pPr>
+    </w:p>
+    <w:p>
+      <w:pPr>
+        <w:pStyle w:val="ListParagraph"/>
+        <w:jc w:val="both"/>
+        <w:rPr>
+          <w:rFonts w:ascii="Arial" w:hAnsi="Arial" w:cs="Arial"/>
+          <w:sz w:val="36"/>
+          <w:szCs w:val="36"/>
+        </w:rPr>
+      </w:pPr>
+      <w:r>
+        <w:rPr>
+          <w:rFonts w:ascii="Arial" w:hAnsi="Arial" w:cs="Arial"/>
+          <w:sz w:val="36"/>
+          <w:szCs w:val="36"/>
+        </w:rPr>
+        <w:t>Rotation</w:t>
+      </w:r>
+    </w:p>
+    <w:p>
+      <w:pPr>
+        <w:pStyle w:val="ListParagraph"/>
+        <w:jc w:val="both"/>
+        <w:rPr>
+          <w:rFonts w:ascii="Arial" w:hAnsi="Arial" w:cs="Arial"/>
+          <w:sz w:val="36"/>
+          <w:szCs w:val="36"/>
+        </w:rPr>
+      </w:pPr>
+      <w:r>
+        <w:rPr>
+          <w:rFonts w:ascii="Arial" w:hAnsi="Arial" w:cs="Arial"/>
+          <w:sz w:val="36"/>
+          <w:szCs w:val="36"/>
+        </w:rPr>
+        <w:t xml:space="preserve">→ Rotate Around </w:t>
+      </w:r>
+      <w:proofErr w:type="spellStart"/>
+      <w:r>
+        <w:rPr>
+          <w:rFonts w:ascii="Arial" w:hAnsi="Arial" w:cs="Arial"/>
+          <w:sz w:val="36"/>
+          <w:szCs w:val="36"/>
+        </w:rPr>
+        <w:t>Center</w:t>
+      </w:r>
+      <w:proofErr w:type="spellEnd"/>
+    </w:p>
+    <w:p>
+      <w:pPr>
+        <w:pStyle w:val="ListParagraph"/>
+        <w:jc w:val="both"/>
+        <w:rPr>
+          <w:rFonts w:ascii="Arial" w:hAnsi="Arial" w:cs="Arial"/>
+          <w:sz w:val="36"/>
+          <w:szCs w:val="36"/>
+        </w:rPr>
+      </w:pPr>
+      <w:r>
+        <w:rPr>
+          <w:rFonts w:ascii="Arial" w:hAnsi="Arial" w:cs="Arial"/>
+          <w:sz w:val="36"/>
+          <w:szCs w:val="36"/>
+        </w:rPr>
+        <w:t>→ getRotationMatrix2</w:t>
+      </w:r>
+      <w:proofErr w:type="gramStart"/>
+      <w:r>
+        <w:rPr>
+          <w:rFonts w:ascii="Arial" w:hAnsi="Arial" w:cs="Arial"/>
+          <w:sz w:val="36"/>
+          <w:szCs w:val="36"/>
+        </w:rPr>
+        <w:t>D(</w:t>
+      </w:r>
+      <w:proofErr w:type="gramEnd"/>
+      <w:r>
+        <w:rPr>
+          <w:rFonts w:ascii="Arial" w:hAnsi="Arial" w:cs="Arial"/>
+          <w:sz w:val="36"/>
+          <w:szCs w:val="36"/>
+        </w:rPr>
+        <w:t>)</w:t>
+      </w:r>
+    </w:p>
+    <w:p>
+      <w:pPr>
+        <w:pStyle w:val="ListParagraph"/>
+        <w:jc w:val="both"/>
+        <w:rPr>
+          <w:rFonts w:ascii="Arial" w:hAnsi="Arial" w:cs="Arial"/>
+          <w:sz w:val="36"/>
+          <w:szCs w:val="36"/>
+        </w:rPr>
+      </w:pPr>
+      <w:r>
+        <w:rPr>
+          <w:rFonts w:ascii="Arial" w:hAnsi="Arial" w:cs="Arial"/>
+          <w:sz w:val="36"/>
+          <w:szCs w:val="36"/>
+        </w:rPr>
+        <w:t xml:space="preserve">→ </w:t>
+      </w:r>
+      <w:proofErr w:type="spellStart"/>
+      <w:proofErr w:type="gramStart"/>
+      <w:r>
+        <w:rPr>
+          <w:rFonts w:ascii="Arial" w:hAnsi="Arial" w:cs="Arial"/>
+          <w:sz w:val="36"/>
+          <w:szCs w:val="36"/>
+        </w:rPr>
+        <w:t>warpAffine</w:t>
+      </w:r>
+      <w:proofErr w:type="spellEnd"/>
+      <w:r>
+        <w:rPr>
+          <w:rFonts w:ascii="Arial" w:hAnsi="Arial" w:cs="Arial"/>
+          <w:sz w:val="36"/>
+          <w:szCs w:val="36"/>
+        </w:rPr>
+        <w:t>(</w:t>
+      </w:r>
+      <w:proofErr w:type="gramEnd"/>
+      <w:r>
+        <w:rPr>
+          <w:rFonts w:ascii="Arial" w:hAnsi="Arial" w:cs="Arial"/>
+          <w:sz w:val="36"/>
+          <w:szCs w:val="36"/>
+        </w:rPr>
+        <w:t>)</w:t>
+      </w:r>
+    </w:p>
+    <w:p>
+      <w:pPr>
+        <w:pStyle w:val="ListParagraph"/>
+        <w:jc w:val="both"/>
+        <w:rPr>
+          <w:rFonts w:ascii="Arial" w:hAnsi="Arial" w:cs="Arial"/>
+          <w:sz w:val="36"/>
+          <w:szCs w:val="36"/>
+        </w:rPr>
+      </w:pPr>
+    </w:p>
+    <w:p>
+      <w:pPr>
+        <w:pStyle w:val="ListParagraph"/>
+        <w:jc w:val="both"/>
+        <w:rPr>
+          <w:rFonts w:ascii="Arial" w:hAnsi="Arial" w:cs="Arial"/>
+          <w:sz w:val="36"/>
+          <w:szCs w:val="36"/>
+        </w:rPr>
+      </w:pPr>
+      <w:r>
+        <w:rPr>
+          <w:rFonts w:ascii="Arial" w:hAnsi="Arial" w:cs="Arial"/>
+          <w:sz w:val="36"/>
+          <w:szCs w:val="36"/>
+        </w:rPr>
+        <w:t>Scaling</w:t>
+      </w:r>
+    </w:p>
+    <w:p>
+      <w:pPr>
+        <w:pStyle w:val="ListParagraph"/>
+        <w:jc w:val="both"/>
+        <w:rPr>
+          <w:rFonts w:ascii="Arial" w:hAnsi="Arial" w:cs="Arial"/>
+          <w:sz w:val="36"/>
+          <w:szCs w:val="36"/>
+        </w:rPr>
+      </w:pPr>
+      <w:r>
+        <w:rPr>
+          <w:rFonts w:ascii="Arial" w:hAnsi="Arial" w:cs="Arial"/>
+          <w:sz w:val="36"/>
+          <w:szCs w:val="36"/>
+        </w:rPr>
+        <w:lastRenderedPageBreak/>
+        <w:t>→ Change Size</w:t>
+      </w:r>
+    </w:p>
+    <w:p>
+      <w:pPr>
+        <w:pStyle w:val="ListParagraph"/>
+        <w:jc w:val="both"/>
+        <w:rPr>
+          <w:rFonts w:ascii="Arial" w:hAnsi="Arial" w:cs="Arial"/>
+          <w:sz w:val="36"/>
+          <w:szCs w:val="36"/>
+        </w:rPr>
+      </w:pPr>
+      <w:r>
+        <w:rPr>
+          <w:rFonts w:ascii="Arial" w:hAnsi="Arial" w:cs="Arial"/>
+          <w:sz w:val="36"/>
+          <w:szCs w:val="36"/>
+        </w:rPr>
+        <w:t xml:space="preserve">→ </w:t>
+      </w:r>
+      <w:proofErr w:type="gramStart"/>
+      <w:r>
+        <w:rPr>
+          <w:rFonts w:ascii="Arial" w:hAnsi="Arial" w:cs="Arial"/>
+          <w:sz w:val="36"/>
+          <w:szCs w:val="36"/>
+        </w:rPr>
+        <w:t>resize(</w:t>
+      </w:r>
+      <w:proofErr w:type="gramEnd"/>
+      <w:r>
+        <w:rPr>
+          <w:rFonts w:ascii="Arial" w:hAnsi="Arial" w:cs="Arial"/>
+          <w:sz w:val="36"/>
+          <w:szCs w:val="36"/>
+        </w:rPr>
+        <w:t>)</w:t>
+      </w:r>
+    </w:p>
+    <w:p>
+      <w:pPr>
+        <w:pStyle w:val="ListParagraph"/>
+        <w:jc w:val="both"/>
+        <w:rPr>
+          <w:rFonts w:ascii="Arial" w:hAnsi="Arial" w:cs="Arial"/>
+          <w:sz w:val="36"/>
+          <w:szCs w:val="36"/>
+        </w:rPr>
+      </w:pPr>
+    </w:p>
+    <w:p>
+      <w:pPr>
+        <w:pStyle w:val="ListParagraph"/>
+        <w:jc w:val="both"/>
+        <w:rPr>
+          <w:rFonts w:ascii="Arial" w:hAnsi="Arial" w:cs="Arial"/>
+          <w:sz w:val="36"/>
+          <w:szCs w:val="36"/>
+        </w:rPr>
+      </w:pPr>
+      <w:r>
+        <w:rPr>
+          <w:rFonts w:ascii="Arial" w:hAnsi="Arial" w:cs="Arial"/>
+          <w:sz w:val="36"/>
+          <w:szCs w:val="36"/>
+        </w:rPr>
+        <w:t>Affine</w:t>
+      </w:r>
+    </w:p>
+    <w:p>
+      <w:pPr>
+        <w:pStyle w:val="ListParagraph"/>
+        <w:jc w:val="both"/>
+        <w:rPr>
+          <w:rFonts w:ascii="Arial" w:hAnsi="Arial" w:cs="Arial"/>
+          <w:sz w:val="36"/>
+          <w:szCs w:val="36"/>
+        </w:rPr>
+      </w:pPr>
+      <w:r>
+        <w:rPr>
+          <w:rFonts w:ascii="Arial" w:hAnsi="Arial" w:cs="Arial"/>
+          <w:sz w:val="36"/>
+          <w:szCs w:val="36"/>
+        </w:rPr>
+        <w:t>→ Translation + Rotation + Scaling + Shearing</w:t>
+      </w:r>
+    </w:p>
+    <w:p>
+      <w:pPr>
+        <w:pStyle w:val="ListParagraph"/>
+        <w:jc w:val="both"/>
+        <w:rPr>
+          <w:rFonts w:ascii="Arial" w:hAnsi="Arial" w:cs="Arial"/>
+          <w:sz w:val="36"/>
+          <w:szCs w:val="36"/>
+        </w:rPr>
+      </w:pPr>
+      <w:r>
+        <w:rPr>
+          <w:rFonts w:ascii="Arial" w:hAnsi="Arial" w:cs="Arial"/>
+          <w:sz w:val="36"/>
+          <w:szCs w:val="36"/>
+        </w:rPr>
+        <w:t>→ 3 Points</w:t>
+      </w:r>
+    </w:p>
+    <w:p>
+      <w:pPr>
+        <w:pStyle w:val="ListParagraph"/>
+        <w:jc w:val="both"/>
+        <w:rPr>
+          <w:rFonts w:ascii="Arial" w:hAnsi="Arial" w:cs="Arial"/>
+          <w:sz w:val="36"/>
+          <w:szCs w:val="36"/>
+        </w:rPr>
+      </w:pPr>
+      <w:r>
+        <w:rPr>
+          <w:rFonts w:ascii="Arial" w:hAnsi="Arial" w:cs="Arial"/>
+          <w:sz w:val="36"/>
+          <w:szCs w:val="36"/>
+        </w:rPr>
+        <w:t xml:space="preserve">→ </w:t>
+      </w:r>
+      <w:proofErr w:type="spellStart"/>
+      <w:proofErr w:type="gramStart"/>
+      <w:r>
+        <w:rPr>
+          <w:rFonts w:ascii="Arial" w:hAnsi="Arial" w:cs="Arial"/>
+          <w:sz w:val="36"/>
+          <w:szCs w:val="36"/>
+        </w:rPr>
+        <w:t>getAffineTransform</w:t>
+      </w:r>
+      <w:proofErr w:type="spellEnd"/>
+      <w:r>
+        <w:rPr>
+          <w:rFonts w:ascii="Arial" w:hAnsi="Arial" w:cs="Arial"/>
+          <w:sz w:val="36"/>
+          <w:szCs w:val="36"/>
+        </w:rPr>
+        <w:t>(</w:t>
+      </w:r>
+      <w:proofErr w:type="gramEnd"/>
+      <w:r>
+        <w:rPr>
+          <w:rFonts w:ascii="Arial" w:hAnsi="Arial" w:cs="Arial"/>
+          <w:sz w:val="36"/>
+          <w:szCs w:val="36"/>
+        </w:rPr>
+        <w:t>)</w:t>
+      </w:r>
+    </w:p>
+    <w:p>
+      <w:pPr>
+        <w:pStyle w:val="ListParagraph"/>
+        <w:jc w:val="both"/>
+        <w:rPr>
+          <w:rFonts w:ascii="Arial" w:hAnsi="Arial" w:cs="Arial"/>
+          <w:sz w:val="36"/>
+          <w:szCs w:val="36"/>
+        </w:rPr>
+      </w:pPr>
+      <w:r>
+        <w:rPr>
+          <w:rFonts w:ascii="Arial" w:hAnsi="Arial" w:cs="Arial"/>
+          <w:sz w:val="36"/>
+          <w:szCs w:val="36"/>
+        </w:rPr>
+        <w:t xml:space="preserve">→ </w:t>
+      </w:r>
+      <w:proofErr w:type="spellStart"/>
+      <w:proofErr w:type="gramStart"/>
+      <w:r>
+        <w:rPr>
+          <w:rFonts w:ascii="Arial" w:hAnsi="Arial" w:cs="Arial"/>
+          <w:sz w:val="36"/>
+          <w:szCs w:val="36"/>
+        </w:rPr>
+        <w:t>warpAffine</w:t>
+      </w:r>
+      <w:proofErr w:type="spellEnd"/>
+      <w:r>
+        <w:rPr>
+          <w:rFonts w:ascii="Arial" w:hAnsi="Arial" w:cs="Arial"/>
+          <w:sz w:val="36"/>
+          <w:szCs w:val="36"/>
+        </w:rPr>
+        <w:t>(</w:t>
+      </w:r>
+      <w:proofErr w:type="gramEnd"/>
+      <w:r>
+        <w:rPr>
+          <w:rFonts w:ascii="Arial" w:hAnsi="Arial" w:cs="Arial"/>
+          <w:sz w:val="36"/>
+          <w:szCs w:val="36"/>
+        </w:rPr>
+        <w:t>)</w:t>
+      </w:r>
+    </w:p>
+    <w:p>
+      <w:pPr>
+        <w:pStyle w:val="ListParagraph"/>
+        <w:jc w:val="both"/>
+        <w:rPr>
+          <w:rFonts w:ascii="Arial" w:hAnsi="Arial" w:cs="Arial"/>
+          <w:sz w:val="36"/>
+          <w:szCs w:val="36"/>
+        </w:rPr>
+      </w:pPr>
+    </w:p>
+    <w:p>
+      <w:pPr>
+        <w:pStyle w:val="ListParagraph"/>
+        <w:jc w:val="both"/>
+        <w:rPr>
+          <w:rFonts w:ascii="Arial" w:hAnsi="Arial" w:cs="Arial"/>
+          <w:sz w:val="36"/>
+          <w:szCs w:val="36"/>
+        </w:rPr>
+      </w:pPr>
+      <w:r>
+        <w:rPr>
+          <w:rFonts w:ascii="Arial" w:hAnsi="Arial" w:cs="Arial"/>
+          <w:sz w:val="36"/>
+          <w:szCs w:val="36"/>
+        </w:rPr>
+        <w:t>Perspective</w:t>
+      </w:r>
+    </w:p>
+    <w:p>
+      <w:pPr>
+        <w:pStyle w:val="ListParagraph"/>
+        <w:jc w:val="both"/>
+        <w:rPr>
+          <w:rFonts w:ascii="Arial" w:hAnsi="Arial" w:cs="Arial"/>
+          <w:sz w:val="36"/>
+          <w:szCs w:val="36"/>
+        </w:rPr>
+      </w:pPr>
+      <w:r>
+        <w:rPr>
+          <w:rFonts w:ascii="Arial" w:hAnsi="Arial" w:cs="Arial"/>
+          <w:sz w:val="36"/>
+          <w:szCs w:val="36"/>
+        </w:rPr>
+        <w:t>→ Camera Angle Correction</w:t>
+      </w:r>
+    </w:p>
+    <w:p>
+      <w:pPr>
+        <w:pStyle w:val="ListParagraph"/>
+        <w:jc w:val="both"/>
+        <w:rPr>
+          <w:rFonts w:ascii="Arial" w:hAnsi="Arial" w:cs="Arial"/>
+          <w:sz w:val="36"/>
+          <w:szCs w:val="36"/>
+        </w:rPr>
+      </w:pPr>
+      <w:r>
+        <w:rPr>
+          <w:rFonts w:ascii="Arial" w:hAnsi="Arial" w:cs="Arial"/>
+          <w:sz w:val="36"/>
+          <w:szCs w:val="36"/>
+        </w:rPr>
+        <w:t>→ 4 Points</w:t>
+      </w:r>
+    </w:p>
+    <w:p>
+      <w:pPr>
+        <w:pStyle w:val="ListParagraph"/>
+        <w:jc w:val="both"/>
+        <w:rPr>
+          <w:rFonts w:ascii="Arial" w:hAnsi="Arial" w:cs="Arial"/>
+          <w:sz w:val="36"/>
+          <w:szCs w:val="36"/>
+        </w:rPr>
+      </w:pPr>
+      <w:r>
+        <w:rPr>
+          <w:rFonts w:ascii="Arial" w:hAnsi="Arial" w:cs="Arial"/>
+          <w:sz w:val="36"/>
+          <w:szCs w:val="36"/>
+        </w:rPr>
+        <w:t xml:space="preserve">→ </w:t>
+      </w:r>
+      <w:proofErr w:type="spellStart"/>
+      <w:proofErr w:type="gramStart"/>
+      <w:r>
+        <w:rPr>
+          <w:rFonts w:ascii="Arial" w:hAnsi="Arial" w:cs="Arial"/>
+          <w:sz w:val="36"/>
+          <w:szCs w:val="36"/>
+        </w:rPr>
+        <w:t>getPerspectiveTransform</w:t>
+      </w:r>
+      <w:proofErr w:type="spellEnd"/>
+      <w:r>
+        <w:rPr>
+          <w:rFonts w:ascii="Arial" w:hAnsi="Arial" w:cs="Arial"/>
+          <w:sz w:val="36"/>
+          <w:szCs w:val="36"/>
+        </w:rPr>
+        <w:t>(</w:t>
+      </w:r>
+      <w:proofErr w:type="gramEnd"/>
+      <w:r>
+        <w:rPr>
+          <w:rFonts w:ascii="Arial" w:hAnsi="Arial" w:cs="Arial"/>
+          <w:sz w:val="36"/>
+          <w:szCs w:val="36"/>
+        </w:rPr>
+        <w:t>)</w:t>
+      </w:r>
+    </w:p>
+    <w:p>
+      <w:pPr>
+        <w:pStyle w:val="ListParagraph"/>
+        <w:jc w:val="both"/>
+        <w:rPr>
+          <w:rFonts w:ascii="Arial" w:hAnsi="Arial" w:cs="Arial"/>
+          <w:sz w:val="36"/>
+          <w:szCs w:val="36"/>
+        </w:rPr>
+      </w:pPr>
+      <w:r>
+        <w:rPr>
+          <w:rFonts w:ascii="Arial" w:hAnsi="Arial" w:cs="Arial"/>
+          <w:sz w:val="36"/>
+          <w:szCs w:val="36"/>
+        </w:rPr>
+        <w:t xml:space="preserve">→ </w:t>
+      </w:r>
+      <w:proofErr w:type="spellStart"/>
+      <w:proofErr w:type="gramStart"/>
+      <w:r>
+        <w:rPr>
+          <w:rFonts w:ascii="Arial" w:hAnsi="Arial" w:cs="Arial"/>
+          <w:sz w:val="36"/>
+          <w:szCs w:val="36"/>
+        </w:rPr>
+        <w:t>warpPerspective</w:t>
+      </w:r>
+      <w:proofErr w:type="spellEnd"/>
+      <w:r>
+        <w:rPr>
+          <w:rFonts w:ascii="Arial" w:hAnsi="Arial" w:cs="Arial"/>
+          <w:sz w:val="36"/>
+          <w:szCs w:val="36"/>
+        </w:rPr>
+        <w:t>(</w:t>
+      </w:r>
+      <w:proofErr w:type="gramEnd"/>
+      <w:r>
+        <w:rPr>
+          <w:rFonts w:ascii="Arial" w:hAnsi="Arial" w:cs="Arial"/>
+          <w:sz w:val="36"/>
+          <w:szCs w:val="36"/>
+        </w:rPr>
+        <w:t>)</w:t>
+      </w:r>
+    </w:p>
+    <w:p>
+      <w:pPr>
+        <w:pStyle w:val="ListParagraph"/>
+        <w:jc w:val="both"/>
+        <w:rPr>
+          <w:rFonts w:ascii="Arial" w:hAnsi="Arial" w:cs="Arial"/>
+          <w:sz w:val="36"/>
+          <w:szCs w:val="36"/>
+        </w:rPr>
+      </w:pPr>
     </w:p>
     <w:p>
       <w:pPr>
@@ -17621,7 +22610,7 @@
         <v:path o:extrusionok="f" gradientshapeok="t" o:connecttype="rect"/>
         <o:lock v:ext="edit" aspectratio="t"/>
       </v:shapetype>
-      <v:shape id="_x0000_i1025" type="#_x0000_t75" style="width:11.15pt;height:11.15pt" o:bullet="t">
+      <v:shape id="_x0000_i1025" type="#_x0000_t75" style="width:11pt;height:11pt" o:bullet="t">
         <v:imagedata r:id="rId1" o:title="msoEA52"/>
       </v:shape>
     </w:pict>
@@ -17776,9 +22765,9 @@
     </w:lvl>
   </w:abstractNum>
   <w:abstractNum w:abstractNumId="1" w15:restartNumberingAfterBreak="0">
-    <w:nsid w:val="07962403"/>
+    <w:nsid w:val="04FC789B"/>
     <w:multiLevelType w:val="multilevel"/>
-    <w:tmpl w:val="8F287D86"/>
+    <w:tmpl w:val="2376B25E"/>
     <w:lvl w:ilvl="0">
       <w:start w:val="1"/>
       <w:numFmt w:val="bullet"/>
@@ -17925,235 +22914,9 @@
     </w:lvl>
   </w:abstractNum>
   <w:abstractNum w:abstractNumId="2" w15:restartNumberingAfterBreak="0">
-    <w:nsid w:val="0BC6622D"/>
-    <w:multiLevelType w:val="hybridMultilevel"/>
-    <w:tmpl w:val="C792D9F2"/>
-    <w:lvl w:ilvl="0" w:tplc="40090009">
-      <w:start w:val="1"/>
-      <w:numFmt w:val="bullet"/>
-      <w:lvlText w:val=""/>
-      <w:lvlJc w:val="left"/>
-      <w:pPr>
-        <w:ind w:left="720" w:hanging="360"/>
-      </w:pPr>
-      <w:rPr>
-        <w:rFonts w:ascii="Wingdings" w:hAnsi="Wingdings" w:hint="default"/>
-      </w:rPr>
-    </w:lvl>
-    <w:lvl w:ilvl="1" w:tplc="40090003" w:tentative="1">
-      <w:start w:val="1"/>
-      <w:numFmt w:val="bullet"/>
-      <w:lvlText w:val="o"/>
-      <w:lvlJc w:val="left"/>
-      <w:pPr>
-        <w:ind w:left="1440" w:hanging="360"/>
-      </w:pPr>
-      <w:rPr>
-        <w:rFonts w:ascii="Courier New" w:hAnsi="Courier New" w:cs="Courier New" w:hint="default"/>
-      </w:rPr>
-    </w:lvl>
-    <w:lvl w:ilvl="2" w:tplc="40090005" w:tentative="1">
-      <w:start w:val="1"/>
-      <w:numFmt w:val="bullet"/>
-      <w:lvlText w:val=""/>
-      <w:lvlJc w:val="left"/>
-      <w:pPr>
-        <w:ind w:left="2160" w:hanging="360"/>
-      </w:pPr>
-      <w:rPr>
-        <w:rFonts w:ascii="Wingdings" w:hAnsi="Wingdings" w:hint="default"/>
-      </w:rPr>
-    </w:lvl>
-    <w:lvl w:ilvl="3" w:tplc="40090001" w:tentative="1">
-      <w:start w:val="1"/>
-      <w:numFmt w:val="bullet"/>
-      <w:lvlText w:val=""/>
-      <w:lvlJc w:val="left"/>
-      <w:pPr>
-        <w:ind w:left="2880" w:hanging="360"/>
-      </w:pPr>
-      <w:rPr>
-        <w:rFonts w:ascii="Symbol" w:hAnsi="Symbol" w:hint="default"/>
-      </w:rPr>
-    </w:lvl>
-    <w:lvl w:ilvl="4" w:tplc="40090003" w:tentative="1">
-      <w:start w:val="1"/>
-      <w:numFmt w:val="bullet"/>
-      <w:lvlText w:val="o"/>
-      <w:lvlJc w:val="left"/>
-      <w:pPr>
-        <w:ind w:left="3600" w:hanging="360"/>
-      </w:pPr>
-      <w:rPr>
-        <w:rFonts w:ascii="Courier New" w:hAnsi="Courier New" w:cs="Courier New" w:hint="default"/>
-      </w:rPr>
-    </w:lvl>
-    <w:lvl w:ilvl="5" w:tplc="40090005" w:tentative="1">
-      <w:start w:val="1"/>
-      <w:numFmt w:val="bullet"/>
-      <w:lvlText w:val=""/>
-      <w:lvlJc w:val="left"/>
-      <w:pPr>
-        <w:ind w:left="4320" w:hanging="360"/>
-      </w:pPr>
-      <w:rPr>
-        <w:rFonts w:ascii="Wingdings" w:hAnsi="Wingdings" w:hint="default"/>
-      </w:rPr>
-    </w:lvl>
-    <w:lvl w:ilvl="6" w:tplc="40090001" w:tentative="1">
-      <w:start w:val="1"/>
-      <w:numFmt w:val="bullet"/>
-      <w:lvlText w:val=""/>
-      <w:lvlJc w:val="left"/>
-      <w:pPr>
-        <w:ind w:left="5040" w:hanging="360"/>
-      </w:pPr>
-      <w:rPr>
-        <w:rFonts w:ascii="Symbol" w:hAnsi="Symbol" w:hint="default"/>
-      </w:rPr>
-    </w:lvl>
-    <w:lvl w:ilvl="7" w:tplc="40090003" w:tentative="1">
-      <w:start w:val="1"/>
-      <w:numFmt w:val="bullet"/>
-      <w:lvlText w:val="o"/>
-      <w:lvlJc w:val="left"/>
-      <w:pPr>
-        <w:ind w:left="5760" w:hanging="360"/>
-      </w:pPr>
-      <w:rPr>
-        <w:rFonts w:ascii="Courier New" w:hAnsi="Courier New" w:cs="Courier New" w:hint="default"/>
-      </w:rPr>
-    </w:lvl>
-    <w:lvl w:ilvl="8" w:tplc="40090005" w:tentative="1">
-      <w:start w:val="1"/>
-      <w:numFmt w:val="bullet"/>
-      <w:lvlText w:val=""/>
-      <w:lvlJc w:val="left"/>
-      <w:pPr>
-        <w:ind w:left="6480" w:hanging="360"/>
-      </w:pPr>
-      <w:rPr>
-        <w:rFonts w:ascii="Wingdings" w:hAnsi="Wingdings" w:hint="default"/>
-      </w:rPr>
-    </w:lvl>
-  </w:abstractNum>
-  <w:abstractNum w:abstractNumId="3" w15:restartNumberingAfterBreak="0">
-    <w:nsid w:val="15EC3BD3"/>
-    <w:multiLevelType w:val="hybridMultilevel"/>
-    <w:tmpl w:val="BFFA8788"/>
-    <w:lvl w:ilvl="0" w:tplc="40090009">
-      <w:start w:val="1"/>
-      <w:numFmt w:val="bullet"/>
-      <w:lvlText w:val=""/>
-      <w:lvlJc w:val="left"/>
-      <w:pPr>
-        <w:ind w:left="1440" w:hanging="360"/>
-      </w:pPr>
-      <w:rPr>
-        <w:rFonts w:ascii="Wingdings" w:hAnsi="Wingdings" w:hint="default"/>
-      </w:rPr>
-    </w:lvl>
-    <w:lvl w:ilvl="1" w:tplc="40090003" w:tentative="1">
-      <w:start w:val="1"/>
-      <w:numFmt w:val="bullet"/>
-      <w:lvlText w:val="o"/>
-      <w:lvlJc w:val="left"/>
-      <w:pPr>
-        <w:ind w:left="2160" w:hanging="360"/>
-      </w:pPr>
-      <w:rPr>
-        <w:rFonts w:ascii="Courier New" w:hAnsi="Courier New" w:cs="Courier New" w:hint="default"/>
-      </w:rPr>
-    </w:lvl>
-    <w:lvl w:ilvl="2" w:tplc="40090005" w:tentative="1">
-      <w:start w:val="1"/>
-      <w:numFmt w:val="bullet"/>
-      <w:lvlText w:val=""/>
-      <w:lvlJc w:val="left"/>
-      <w:pPr>
-        <w:ind w:left="2880" w:hanging="360"/>
-      </w:pPr>
-      <w:rPr>
-        <w:rFonts w:ascii="Wingdings" w:hAnsi="Wingdings" w:hint="default"/>
-      </w:rPr>
-    </w:lvl>
-    <w:lvl w:ilvl="3" w:tplc="40090001" w:tentative="1">
-      <w:start w:val="1"/>
-      <w:numFmt w:val="bullet"/>
-      <w:lvlText w:val=""/>
-      <w:lvlJc w:val="left"/>
-      <w:pPr>
-        <w:ind w:left="3600" w:hanging="360"/>
-      </w:pPr>
-      <w:rPr>
-        <w:rFonts w:ascii="Symbol" w:hAnsi="Symbol" w:hint="default"/>
-      </w:rPr>
-    </w:lvl>
-    <w:lvl w:ilvl="4" w:tplc="40090003" w:tentative="1">
-      <w:start w:val="1"/>
-      <w:numFmt w:val="bullet"/>
-      <w:lvlText w:val="o"/>
-      <w:lvlJc w:val="left"/>
-      <w:pPr>
-        <w:ind w:left="4320" w:hanging="360"/>
-      </w:pPr>
-      <w:rPr>
-        <w:rFonts w:ascii="Courier New" w:hAnsi="Courier New" w:cs="Courier New" w:hint="default"/>
-      </w:rPr>
-    </w:lvl>
-    <w:lvl w:ilvl="5" w:tplc="40090005" w:tentative="1">
-      <w:start w:val="1"/>
-      <w:numFmt w:val="bullet"/>
-      <w:lvlText w:val=""/>
-      <w:lvlJc w:val="left"/>
-      <w:pPr>
-        <w:ind w:left="5040" w:hanging="360"/>
-      </w:pPr>
-      <w:rPr>
-        <w:rFonts w:ascii="Wingdings" w:hAnsi="Wingdings" w:hint="default"/>
-      </w:rPr>
-    </w:lvl>
-    <w:lvl w:ilvl="6" w:tplc="40090001" w:tentative="1">
-      <w:start w:val="1"/>
-      <w:numFmt w:val="bullet"/>
-      <w:lvlText w:val=""/>
-      <w:lvlJc w:val="left"/>
-      <w:pPr>
-        <w:ind w:left="5760" w:hanging="360"/>
-      </w:pPr>
-      <w:rPr>
-        <w:rFonts w:ascii="Symbol" w:hAnsi="Symbol" w:hint="default"/>
-      </w:rPr>
-    </w:lvl>
-    <w:lvl w:ilvl="7" w:tplc="40090003" w:tentative="1">
-      <w:start w:val="1"/>
-      <w:numFmt w:val="bullet"/>
-      <w:lvlText w:val="o"/>
-      <w:lvlJc w:val="left"/>
-      <w:pPr>
-        <w:ind w:left="6480" w:hanging="360"/>
-      </w:pPr>
-      <w:rPr>
-        <w:rFonts w:ascii="Courier New" w:hAnsi="Courier New" w:cs="Courier New" w:hint="default"/>
-      </w:rPr>
-    </w:lvl>
-    <w:lvl w:ilvl="8" w:tplc="40090005" w:tentative="1">
-      <w:start w:val="1"/>
-      <w:numFmt w:val="bullet"/>
-      <w:lvlText w:val=""/>
-      <w:lvlJc w:val="left"/>
-      <w:pPr>
-        <w:ind w:left="7200" w:hanging="360"/>
-      </w:pPr>
-      <w:rPr>
-        <w:rFonts w:ascii="Wingdings" w:hAnsi="Wingdings" w:hint="default"/>
-      </w:rPr>
-    </w:lvl>
-  </w:abstractNum>
-  <w:abstractNum w:abstractNumId="4" w15:restartNumberingAfterBreak="0">
-    <w:nsid w:val="2B6175FA"/>
+    <w:nsid w:val="07962403"/>
     <w:multiLevelType w:val="multilevel"/>
-    <w:tmpl w:val="78D63E14"/>
+    <w:tmpl w:val="8F287D86"/>
     <w:lvl w:ilvl="0">
       <w:start w:val="1"/>
       <w:numFmt w:val="bullet"/>
@@ -18299,17 +23062,17 @@
       </w:rPr>
     </w:lvl>
   </w:abstractNum>
-  <w:abstractNum w:abstractNumId="5" w15:restartNumberingAfterBreak="0">
-    <w:nsid w:val="321D39C3"/>
+  <w:abstractNum w:abstractNumId="3" w15:restartNumberingAfterBreak="0">
+    <w:nsid w:val="0BC6622D"/>
     <w:multiLevelType w:val="hybridMultilevel"/>
-    <w:tmpl w:val="7550EF32"/>
-    <w:lvl w:ilvl="0" w:tplc="4009000D">
+    <w:tmpl w:val="C792D9F2"/>
+    <w:lvl w:ilvl="0" w:tplc="40090009">
       <w:start w:val="1"/>
       <w:numFmt w:val="bullet"/>
-      <w:lvlText w:val=""/>
+      <w:lvlText w:val=""/>
       <w:lvlJc w:val="left"/>
       <w:pPr>
-        <w:ind w:left="1440" w:hanging="360"/>
+        <w:ind w:left="720" w:hanging="360"/>
       </w:pPr>
       <w:rPr>
         <w:rFonts w:ascii="Wingdings" w:hAnsi="Wingdings" w:hint="default"/>
@@ -18321,7 +23084,7 @@
       <w:lvlText w:val="o"/>
       <w:lvlJc w:val="left"/>
       <w:pPr>
-        <w:ind w:left="2160" w:hanging="360"/>
+        <w:ind w:left="1440" w:hanging="360"/>
       </w:pPr>
       <w:rPr>
         <w:rFonts w:ascii="Courier New" w:hAnsi="Courier New" w:cs="Courier New" w:hint="default"/>
@@ -18333,7 +23096,7 @@
       <w:lvlText w:val=""/>
       <w:lvlJc w:val="left"/>
       <w:pPr>
-        <w:ind w:left="2880" w:hanging="360"/>
+        <w:ind w:left="2160" w:hanging="360"/>
       </w:pPr>
       <w:rPr>
         <w:rFonts w:ascii="Wingdings" w:hAnsi="Wingdings" w:hint="default"/>
@@ -18345,7 +23108,7 @@
       <w:lvlText w:val=""/>
       <w:lvlJc w:val="left"/>
       <w:pPr>
-        <w:ind w:left="3600" w:hanging="360"/>
+        <w:ind w:left="2880" w:hanging="360"/>
       </w:pPr>
       <w:rPr>
         <w:rFonts w:ascii="Symbol" w:hAnsi="Symbol" w:hint="default"/>
@@ -18357,7 +23120,7 @@
       <w:lvlText w:val="o"/>
       <w:lvlJc w:val="left"/>
       <w:pPr>
-        <w:ind w:left="4320" w:hanging="360"/>
+        <w:ind w:left="3600" w:hanging="360"/>
       </w:pPr>
       <w:rPr>
         <w:rFonts w:ascii="Courier New" w:hAnsi="Courier New" w:cs="Courier New" w:hint="default"/>
@@ -18369,7 +23132,7 @@
       <w:lvlText w:val=""/>
       <w:lvlJc w:val="left"/>
       <w:pPr>
-        <w:ind w:left="5040" w:hanging="360"/>
+        <w:ind w:left="4320" w:hanging="360"/>
       </w:pPr>
       <w:rPr>
         <w:rFonts w:ascii="Wingdings" w:hAnsi="Wingdings" w:hint="default"/>
@@ -18381,7 +23144,7 @@
       <w:lvlText w:val=""/>
       <w:lvlJc w:val="left"/>
       <w:pPr>
-        <w:ind w:left="5760" w:hanging="360"/>
+        <w:ind w:left="5040" w:hanging="360"/>
       </w:pPr>
       <w:rPr>
         <w:rFonts w:ascii="Symbol" w:hAnsi="Symbol" w:hint="default"/>
@@ -18393,7 +23156,7 @@
       <w:lvlText w:val="o"/>
       <w:lvlJc w:val="left"/>
       <w:pPr>
-        <w:ind w:left="6480" w:hanging="360"/>
+        <w:ind w:left="5760" w:hanging="360"/>
       </w:pPr>
       <w:rPr>
         <w:rFonts w:ascii="Courier New" w:hAnsi="Courier New" w:cs="Courier New" w:hint="default"/>
@@ -18405,17 +23168,130 @@
       <w:lvlText w:val=""/>
       <w:lvlJc w:val="left"/>
       <w:pPr>
-        <w:ind w:left="7200" w:hanging="360"/>
+        <w:ind w:left="6480" w:hanging="360"/>
       </w:pPr>
       <w:rPr>
         <w:rFonts w:ascii="Wingdings" w:hAnsi="Wingdings" w:hint="default"/>
       </w:rPr>
     </w:lvl>
   </w:abstractNum>
-  <w:abstractNum w:abstractNumId="6" w15:restartNumberingAfterBreak="0">
-    <w:nsid w:val="353D30CB"/>
+  <w:abstractNum w:abstractNumId="4" w15:restartNumberingAfterBreak="0">
+    <w:nsid w:val="15EC3BD3"/>
+    <w:multiLevelType w:val="hybridMultilevel"/>
+    <w:tmpl w:val="BFFA8788"/>
+    <w:lvl w:ilvl="0" w:tplc="40090009">
+      <w:start w:val="1"/>
+      <w:numFmt w:val="bullet"/>
+      <w:lvlText w:val=""/>
+      <w:lvlJc w:val="left"/>
+      <w:pPr>
+        <w:ind w:left="1440" w:hanging="360"/>
+      </w:pPr>
+      <w:rPr>
+        <w:rFonts w:ascii="Wingdings" w:hAnsi="Wingdings" w:hint="default"/>
+      </w:rPr>
+    </w:lvl>
+    <w:lvl w:ilvl="1" w:tplc="40090003" w:tentative="1">
+      <w:start w:val="1"/>
+      <w:numFmt w:val="bullet"/>
+      <w:lvlText w:val="o"/>
+      <w:lvlJc w:val="left"/>
+      <w:pPr>
+        <w:ind w:left="2160" w:hanging="360"/>
+      </w:pPr>
+      <w:rPr>
+        <w:rFonts w:ascii="Courier New" w:hAnsi="Courier New" w:cs="Courier New" w:hint="default"/>
+      </w:rPr>
+    </w:lvl>
+    <w:lvl w:ilvl="2" w:tplc="40090005" w:tentative="1">
+      <w:start w:val="1"/>
+      <w:numFmt w:val="bullet"/>
+      <w:lvlText w:val=""/>
+      <w:lvlJc w:val="left"/>
+      <w:pPr>
+        <w:ind w:left="2880" w:hanging="360"/>
+      </w:pPr>
+      <w:rPr>
+        <w:rFonts w:ascii="Wingdings" w:hAnsi="Wingdings" w:hint="default"/>
+      </w:rPr>
+    </w:lvl>
+    <w:lvl w:ilvl="3" w:tplc="40090001" w:tentative="1">
+      <w:start w:val="1"/>
+      <w:numFmt w:val="bullet"/>
+      <w:lvlText w:val=""/>
+      <w:lvlJc w:val="left"/>
+      <w:pPr>
+        <w:ind w:left="3600" w:hanging="360"/>
+      </w:pPr>
+      <w:rPr>
+        <w:rFonts w:ascii="Symbol" w:hAnsi="Symbol" w:hint="default"/>
+      </w:rPr>
+    </w:lvl>
+    <w:lvl w:ilvl="4" w:tplc="40090003" w:tentative="1">
+      <w:start w:val="1"/>
+      <w:numFmt w:val="bullet"/>
+      <w:lvlText w:val="o"/>
+      <w:lvlJc w:val="left"/>
+      <w:pPr>
+        <w:ind w:left="4320" w:hanging="360"/>
+      </w:pPr>
+      <w:rPr>
+        <w:rFonts w:ascii="Courier New" w:hAnsi="Courier New" w:cs="Courier New" w:hint="default"/>
+      </w:rPr>
+    </w:lvl>
+    <w:lvl w:ilvl="5" w:tplc="40090005" w:tentative="1">
+      <w:start w:val="1"/>
+      <w:numFmt w:val="bullet"/>
+      <w:lvlText w:val=""/>
+      <w:lvlJc w:val="left"/>
+      <w:pPr>
+        <w:ind w:left="5040" w:hanging="360"/>
+      </w:pPr>
+      <w:rPr>
+        <w:rFonts w:ascii="Wingdings" w:hAnsi="Wingdings" w:hint="default"/>
+      </w:rPr>
+    </w:lvl>
+    <w:lvl w:ilvl="6" w:tplc="40090001" w:tentative="1">
+      <w:start w:val="1"/>
+      <w:numFmt w:val="bullet"/>
+      <w:lvlText w:val=""/>
+      <w:lvlJc w:val="left"/>
+      <w:pPr>
+        <w:ind w:left="5760" w:hanging="360"/>
+      </w:pPr>
+      <w:rPr>
+        <w:rFonts w:ascii="Symbol" w:hAnsi="Symbol" w:hint="default"/>
+      </w:rPr>
+    </w:lvl>
+    <w:lvl w:ilvl="7" w:tplc="40090003" w:tentative="1">
+      <w:start w:val="1"/>
+      <w:numFmt w:val="bullet"/>
+      <w:lvlText w:val="o"/>
+      <w:lvlJc w:val="left"/>
+      <w:pPr>
+        <w:ind w:left="6480" w:hanging="360"/>
+      </w:pPr>
+      <w:rPr>
+        <w:rFonts w:ascii="Courier New" w:hAnsi="Courier New" w:cs="Courier New" w:hint="default"/>
+      </w:rPr>
+    </w:lvl>
+    <w:lvl w:ilvl="8" w:tplc="40090005" w:tentative="1">
+      <w:start w:val="1"/>
+      <w:numFmt w:val="bullet"/>
+      <w:lvlText w:val=""/>
+      <w:lvlJc w:val="left"/>
+      <w:pPr>
+        <w:ind w:left="7200" w:hanging="360"/>
+      </w:pPr>
+      <w:rPr>
+        <w:rFonts w:ascii="Wingdings" w:hAnsi="Wingdings" w:hint="default"/>
+      </w:rPr>
+    </w:lvl>
+  </w:abstractNum>
+  <w:abstractNum w:abstractNumId="5" w15:restartNumberingAfterBreak="0">
+    <w:nsid w:val="16520F6B"/>
     <w:multiLevelType w:val="multilevel"/>
-    <w:tmpl w:val="3EC0C1C8"/>
+    <w:tmpl w:val="8362E690"/>
     <w:lvl w:ilvl="0">
       <w:start w:val="1"/>
       <w:numFmt w:val="bullet"/>
@@ -18561,123 +23437,10 @@
       </w:rPr>
     </w:lvl>
   </w:abstractNum>
-  <w:abstractNum w:abstractNumId="7" w15:restartNumberingAfterBreak="0">
-    <w:nsid w:val="362F6C47"/>
-    <w:multiLevelType w:val="hybridMultilevel"/>
-    <w:tmpl w:val="82848950"/>
-    <w:lvl w:ilvl="0" w:tplc="40090009">
-      <w:start w:val="1"/>
-      <w:numFmt w:val="bullet"/>
-      <w:lvlText w:val=""/>
-      <w:lvlJc w:val="left"/>
-      <w:pPr>
-        <w:ind w:left="1440" w:hanging="360"/>
-      </w:pPr>
-      <w:rPr>
-        <w:rFonts w:ascii="Wingdings" w:hAnsi="Wingdings" w:hint="default"/>
-      </w:rPr>
-    </w:lvl>
-    <w:lvl w:ilvl="1" w:tplc="40090003" w:tentative="1">
-      <w:start w:val="1"/>
-      <w:numFmt w:val="bullet"/>
-      <w:lvlText w:val="o"/>
-      <w:lvlJc w:val="left"/>
-      <w:pPr>
-        <w:ind w:left="2160" w:hanging="360"/>
-      </w:pPr>
-      <w:rPr>
-        <w:rFonts w:ascii="Courier New" w:hAnsi="Courier New" w:cs="Courier New" w:hint="default"/>
-      </w:rPr>
-    </w:lvl>
-    <w:lvl w:ilvl="2" w:tplc="40090005" w:tentative="1">
-      <w:start w:val="1"/>
-      <w:numFmt w:val="bullet"/>
-      <w:lvlText w:val=""/>
-      <w:lvlJc w:val="left"/>
-      <w:pPr>
-        <w:ind w:left="2880" w:hanging="360"/>
-      </w:pPr>
-      <w:rPr>
-        <w:rFonts w:ascii="Wingdings" w:hAnsi="Wingdings" w:hint="default"/>
-      </w:rPr>
-    </w:lvl>
-    <w:lvl w:ilvl="3" w:tplc="40090001" w:tentative="1">
-      <w:start w:val="1"/>
-      <w:numFmt w:val="bullet"/>
-      <w:lvlText w:val=""/>
-      <w:lvlJc w:val="left"/>
-      <w:pPr>
-        <w:ind w:left="3600" w:hanging="360"/>
-      </w:pPr>
-      <w:rPr>
-        <w:rFonts w:ascii="Symbol" w:hAnsi="Symbol" w:hint="default"/>
-      </w:rPr>
-    </w:lvl>
-    <w:lvl w:ilvl="4" w:tplc="40090003" w:tentative="1">
-      <w:start w:val="1"/>
-      <w:numFmt w:val="bullet"/>
-      <w:lvlText w:val="o"/>
-      <w:lvlJc w:val="left"/>
-      <w:pPr>
-        <w:ind w:left="4320" w:hanging="360"/>
-      </w:pPr>
-      <w:rPr>
-        <w:rFonts w:ascii="Courier New" w:hAnsi="Courier New" w:cs="Courier New" w:hint="default"/>
-      </w:rPr>
-    </w:lvl>
-    <w:lvl w:ilvl="5" w:tplc="40090005" w:tentative="1">
-      <w:start w:val="1"/>
-      <w:numFmt w:val="bullet"/>
-      <w:lvlText w:val=""/>
-      <w:lvlJc w:val="left"/>
-      <w:pPr>
-        <w:ind w:left="5040" w:hanging="360"/>
-      </w:pPr>
-      <w:rPr>
-        <w:rFonts w:ascii="Wingdings" w:hAnsi="Wingdings" w:hint="default"/>
-      </w:rPr>
-    </w:lvl>
-    <w:lvl w:ilvl="6" w:tplc="40090001" w:tentative="1">
-      <w:start w:val="1"/>
-      <w:numFmt w:val="bullet"/>
-      <w:lvlText w:val=""/>
-      <w:lvlJc w:val="left"/>
-      <w:pPr>
-        <w:ind w:left="5760" w:hanging="360"/>
-      </w:pPr>
-      <w:rPr>
-        <w:rFonts w:ascii="Symbol" w:hAnsi="Symbol" w:hint="default"/>
-      </w:rPr>
-    </w:lvl>
-    <w:lvl w:ilvl="7" w:tplc="40090003" w:tentative="1">
-      <w:start w:val="1"/>
-      <w:numFmt w:val="bullet"/>
-      <w:lvlText w:val="o"/>
-      <w:lvlJc w:val="left"/>
-      <w:pPr>
-        <w:ind w:left="6480" w:hanging="360"/>
-      </w:pPr>
-      <w:rPr>
-        <w:rFonts w:ascii="Courier New" w:hAnsi="Courier New" w:cs="Courier New" w:hint="default"/>
-      </w:rPr>
-    </w:lvl>
-    <w:lvl w:ilvl="8" w:tplc="40090005" w:tentative="1">
-      <w:start w:val="1"/>
-      <w:numFmt w:val="bullet"/>
-      <w:lvlText w:val=""/>
-      <w:lvlJc w:val="left"/>
-      <w:pPr>
-        <w:ind w:left="7200" w:hanging="360"/>
-      </w:pPr>
-      <w:rPr>
-        <w:rFonts w:ascii="Wingdings" w:hAnsi="Wingdings" w:hint="default"/>
-      </w:rPr>
-    </w:lvl>
-  </w:abstractNum>
-  <w:abstractNum w:abstractNumId="8" w15:restartNumberingAfterBreak="0">
-    <w:nsid w:val="3884659F"/>
+  <w:abstractNum w:abstractNumId="6" w15:restartNumberingAfterBreak="0">
+    <w:nsid w:val="1D864635"/>
     <w:multiLevelType w:val="multilevel"/>
-    <w:tmpl w:val="8E2C9308"/>
+    <w:tmpl w:val="38C07BD4"/>
     <w:lvl w:ilvl="0">
       <w:start w:val="1"/>
       <w:numFmt w:val="bullet"/>
@@ -18823,10 +23586,10 @@
       </w:rPr>
     </w:lvl>
   </w:abstractNum>
-  <w:abstractNum w:abstractNumId="9" w15:restartNumberingAfterBreak="0">
-    <w:nsid w:val="38E57621"/>
+  <w:abstractNum w:abstractNumId="7" w15:restartNumberingAfterBreak="0">
+    <w:nsid w:val="1F832231"/>
     <w:multiLevelType w:val="multilevel"/>
-    <w:tmpl w:val="4334A28A"/>
+    <w:tmpl w:val="D24C4FF6"/>
     <w:lvl w:ilvl="0">
       <w:start w:val="1"/>
       <w:numFmt w:val="bullet"/>
@@ -18972,10 +23735,10 @@
       </w:rPr>
     </w:lvl>
   </w:abstractNum>
-  <w:abstractNum w:abstractNumId="10" w15:restartNumberingAfterBreak="0">
-    <w:nsid w:val="46740736"/>
+  <w:abstractNum w:abstractNumId="8" w15:restartNumberingAfterBreak="0">
+    <w:nsid w:val="2ACB7837"/>
     <w:multiLevelType w:val="multilevel"/>
-    <w:tmpl w:val="971ECD40"/>
+    <w:tmpl w:val="7382D6FA"/>
     <w:lvl w:ilvl="0">
       <w:start w:val="1"/>
       <w:numFmt w:val="bullet"/>
@@ -19121,10 +23884,10 @@
       </w:rPr>
     </w:lvl>
   </w:abstractNum>
-  <w:abstractNum w:abstractNumId="11" w15:restartNumberingAfterBreak="0">
-    <w:nsid w:val="47484916"/>
+  <w:abstractNum w:abstractNumId="9" w15:restartNumberingAfterBreak="0">
+    <w:nsid w:val="2B6175FA"/>
     <w:multiLevelType w:val="multilevel"/>
-    <w:tmpl w:val="351A721E"/>
+    <w:tmpl w:val="78D63E14"/>
     <w:lvl w:ilvl="0">
       <w:start w:val="1"/>
       <w:numFmt w:val="bullet"/>
@@ -19270,10 +24033,10 @@
       </w:rPr>
     </w:lvl>
   </w:abstractNum>
-  <w:abstractNum w:abstractNumId="12" w15:restartNumberingAfterBreak="0">
-    <w:nsid w:val="539A0854"/>
+  <w:abstractNum w:abstractNumId="10" w15:restartNumberingAfterBreak="0">
+    <w:nsid w:val="2DAD7D65"/>
     <w:multiLevelType w:val="multilevel"/>
-    <w:tmpl w:val="5588D980"/>
+    <w:tmpl w:val="E3A0052A"/>
     <w:lvl w:ilvl="0">
       <w:start w:val="1"/>
       <w:numFmt w:val="bullet"/>
@@ -19419,10 +24182,123 @@
       </w:rPr>
     </w:lvl>
   </w:abstractNum>
-  <w:abstractNum w:abstractNumId="13" w15:restartNumberingAfterBreak="0">
-    <w:nsid w:val="5ABF11C5"/>
+  <w:abstractNum w:abstractNumId="11" w15:restartNumberingAfterBreak="0">
+    <w:nsid w:val="321D39C3"/>
+    <w:multiLevelType w:val="hybridMultilevel"/>
+    <w:tmpl w:val="7550EF32"/>
+    <w:lvl w:ilvl="0" w:tplc="4009000D">
+      <w:start w:val="1"/>
+      <w:numFmt w:val="bullet"/>
+      <w:lvlText w:val=""/>
+      <w:lvlJc w:val="left"/>
+      <w:pPr>
+        <w:ind w:left="1440" w:hanging="360"/>
+      </w:pPr>
+      <w:rPr>
+        <w:rFonts w:ascii="Wingdings" w:hAnsi="Wingdings" w:hint="default"/>
+      </w:rPr>
+    </w:lvl>
+    <w:lvl w:ilvl="1" w:tplc="40090003" w:tentative="1">
+      <w:start w:val="1"/>
+      <w:numFmt w:val="bullet"/>
+      <w:lvlText w:val="o"/>
+      <w:lvlJc w:val="left"/>
+      <w:pPr>
+        <w:ind w:left="2160" w:hanging="360"/>
+      </w:pPr>
+      <w:rPr>
+        <w:rFonts w:ascii="Courier New" w:hAnsi="Courier New" w:cs="Courier New" w:hint="default"/>
+      </w:rPr>
+    </w:lvl>
+    <w:lvl w:ilvl="2" w:tplc="40090005" w:tentative="1">
+      <w:start w:val="1"/>
+      <w:numFmt w:val="bullet"/>
+      <w:lvlText w:val=""/>
+      <w:lvlJc w:val="left"/>
+      <w:pPr>
+        <w:ind w:left="2880" w:hanging="360"/>
+      </w:pPr>
+      <w:rPr>
+        <w:rFonts w:ascii="Wingdings" w:hAnsi="Wingdings" w:hint="default"/>
+      </w:rPr>
+    </w:lvl>
+    <w:lvl w:ilvl="3" w:tplc="40090001" w:tentative="1">
+      <w:start w:val="1"/>
+      <w:numFmt w:val="bullet"/>
+      <w:lvlText w:val=""/>
+      <w:lvlJc w:val="left"/>
+      <w:pPr>
+        <w:ind w:left="3600" w:hanging="360"/>
+      </w:pPr>
+      <w:rPr>
+        <w:rFonts w:ascii="Symbol" w:hAnsi="Symbol" w:hint="default"/>
+      </w:rPr>
+    </w:lvl>
+    <w:lvl w:ilvl="4" w:tplc="40090003" w:tentative="1">
+      <w:start w:val="1"/>
+      <w:numFmt w:val="bullet"/>
+      <w:lvlText w:val="o"/>
+      <w:lvlJc w:val="left"/>
+      <w:pPr>
+        <w:ind w:left="4320" w:hanging="360"/>
+      </w:pPr>
+      <w:rPr>
+        <w:rFonts w:ascii="Courier New" w:hAnsi="Courier New" w:cs="Courier New" w:hint="default"/>
+      </w:rPr>
+    </w:lvl>
+    <w:lvl w:ilvl="5" w:tplc="40090005" w:tentative="1">
+      <w:start w:val="1"/>
+      <w:numFmt w:val="bullet"/>
+      <w:lvlText w:val=""/>
+      <w:lvlJc w:val="left"/>
+      <w:pPr>
+        <w:ind w:left="5040" w:hanging="360"/>
+      </w:pPr>
+      <w:rPr>
+        <w:rFonts w:ascii="Wingdings" w:hAnsi="Wingdings" w:hint="default"/>
+      </w:rPr>
+    </w:lvl>
+    <w:lvl w:ilvl="6" w:tplc="40090001" w:tentative="1">
+      <w:start w:val="1"/>
+      <w:numFmt w:val="bullet"/>
+      <w:lvlText w:val=""/>
+      <w:lvlJc w:val="left"/>
+      <w:pPr>
+        <w:ind w:left="5760" w:hanging="360"/>
+      </w:pPr>
+      <w:rPr>
+        <w:rFonts w:ascii="Symbol" w:hAnsi="Symbol" w:hint="default"/>
+      </w:rPr>
+    </w:lvl>
+    <w:lvl w:ilvl="7" w:tplc="40090003" w:tentative="1">
+      <w:start w:val="1"/>
+      <w:numFmt w:val="bullet"/>
+      <w:lvlText w:val="o"/>
+      <w:lvlJc w:val="left"/>
+      <w:pPr>
+        <w:ind w:left="6480" w:hanging="360"/>
+      </w:pPr>
+      <w:rPr>
+        <w:rFonts w:ascii="Courier New" w:hAnsi="Courier New" w:cs="Courier New" w:hint="default"/>
+      </w:rPr>
+    </w:lvl>
+    <w:lvl w:ilvl="8" w:tplc="40090005" w:tentative="1">
+      <w:start w:val="1"/>
+      <w:numFmt w:val="bullet"/>
+      <w:lvlText w:val=""/>
+      <w:lvlJc w:val="left"/>
+      <w:pPr>
+        <w:ind w:left="7200" w:hanging="360"/>
+      </w:pPr>
+      <w:rPr>
+        <w:rFonts w:ascii="Wingdings" w:hAnsi="Wingdings" w:hint="default"/>
+      </w:rPr>
+    </w:lvl>
+  </w:abstractNum>
+  <w:abstractNum w:abstractNumId="12" w15:restartNumberingAfterBreak="0">
+    <w:nsid w:val="353D30CB"/>
     <w:multiLevelType w:val="multilevel"/>
-    <w:tmpl w:val="BE98880C"/>
+    <w:tmpl w:val="3EC0C1C8"/>
     <w:lvl w:ilvl="0">
       <w:start w:val="1"/>
       <w:numFmt w:val="bullet"/>
@@ -19568,10 +24444,10 @@
       </w:rPr>
     </w:lvl>
   </w:abstractNum>
-  <w:abstractNum w:abstractNumId="14" w15:restartNumberingAfterBreak="0">
-    <w:nsid w:val="6CA6746B"/>
+  <w:abstractNum w:abstractNumId="13" w15:restartNumberingAfterBreak="0">
+    <w:nsid w:val="362F6C47"/>
     <w:multiLevelType w:val="hybridMultilevel"/>
-    <w:tmpl w:val="1B7A8422"/>
+    <w:tmpl w:val="82848950"/>
     <w:lvl w:ilvl="0" w:tplc="40090009">
       <w:start w:val="1"/>
       <w:numFmt w:val="bullet"/>
@@ -19681,123 +24557,10 @@
       </w:rPr>
     </w:lvl>
   </w:abstractNum>
-  <w:abstractNum w:abstractNumId="15" w15:restartNumberingAfterBreak="0">
-    <w:nsid w:val="73E725D0"/>
-    <w:multiLevelType w:val="hybridMultilevel"/>
-    <w:tmpl w:val="E806EA88"/>
-    <w:lvl w:ilvl="0" w:tplc="40090001">
-      <w:start w:val="1"/>
-      <w:numFmt w:val="bullet"/>
-      <w:lvlText w:val=""/>
-      <w:lvlJc w:val="left"/>
-      <w:pPr>
-        <w:ind w:left="720" w:hanging="360"/>
-      </w:pPr>
-      <w:rPr>
-        <w:rFonts w:ascii="Symbol" w:hAnsi="Symbol" w:hint="default"/>
-      </w:rPr>
-    </w:lvl>
-    <w:lvl w:ilvl="1" w:tplc="40090003" w:tentative="1">
-      <w:start w:val="1"/>
-      <w:numFmt w:val="bullet"/>
-      <w:lvlText w:val="o"/>
-      <w:lvlJc w:val="left"/>
-      <w:pPr>
-        <w:ind w:left="1440" w:hanging="360"/>
-      </w:pPr>
-      <w:rPr>
-        <w:rFonts w:ascii="Courier New" w:hAnsi="Courier New" w:cs="Courier New" w:hint="default"/>
-      </w:rPr>
-    </w:lvl>
-    <w:lvl w:ilvl="2" w:tplc="40090005" w:tentative="1">
-      <w:start w:val="1"/>
-      <w:numFmt w:val="bullet"/>
-      <w:lvlText w:val=""/>
-      <w:lvlJc w:val="left"/>
-      <w:pPr>
-        <w:ind w:left="2160" w:hanging="360"/>
-      </w:pPr>
-      <w:rPr>
-        <w:rFonts w:ascii="Wingdings" w:hAnsi="Wingdings" w:hint="default"/>
-      </w:rPr>
-    </w:lvl>
-    <w:lvl w:ilvl="3" w:tplc="40090001" w:tentative="1">
-      <w:start w:val="1"/>
-      <w:numFmt w:val="bullet"/>
-      <w:lvlText w:val=""/>
-      <w:lvlJc w:val="left"/>
-      <w:pPr>
-        <w:ind w:left="2880" w:hanging="360"/>
-      </w:pPr>
-      <w:rPr>
-        <w:rFonts w:ascii="Symbol" w:hAnsi="Symbol" w:hint="default"/>
-      </w:rPr>
-    </w:lvl>
-    <w:lvl w:ilvl="4" w:tplc="40090003" w:tentative="1">
-      <w:start w:val="1"/>
-      <w:numFmt w:val="bullet"/>
-      <w:lvlText w:val="o"/>
-      <w:lvlJc w:val="left"/>
-      <w:pPr>
-        <w:ind w:left="3600" w:hanging="360"/>
-      </w:pPr>
-      <w:rPr>
-        <w:rFonts w:ascii="Courier New" w:hAnsi="Courier New" w:cs="Courier New" w:hint="default"/>
-      </w:rPr>
-    </w:lvl>
-    <w:lvl w:ilvl="5" w:tplc="40090005" w:tentative="1">
-      <w:start w:val="1"/>
-      <w:numFmt w:val="bullet"/>
-      <w:lvlText w:val=""/>
-      <w:lvlJc w:val="left"/>
-      <w:pPr>
-        <w:ind w:left="4320" w:hanging="360"/>
-      </w:pPr>
-      <w:rPr>
-        <w:rFonts w:ascii="Wingdings" w:hAnsi="Wingdings" w:hint="default"/>
-      </w:rPr>
-    </w:lvl>
-    <w:lvl w:ilvl="6" w:tplc="40090001" w:tentative="1">
-      <w:start w:val="1"/>
-      <w:numFmt w:val="bullet"/>
-      <w:lvlText w:val=""/>
-      <w:lvlJc w:val="left"/>
-      <w:pPr>
-        <w:ind w:left="5040" w:hanging="360"/>
-      </w:pPr>
-      <w:rPr>
-        <w:rFonts w:ascii="Symbol" w:hAnsi="Symbol" w:hint="default"/>
-      </w:rPr>
-    </w:lvl>
-    <w:lvl w:ilvl="7" w:tplc="40090003" w:tentative="1">
-      <w:start w:val="1"/>
-      <w:numFmt w:val="bullet"/>
-      <w:lvlText w:val="o"/>
-      <w:lvlJc w:val="left"/>
-      <w:pPr>
-        <w:ind w:left="5760" w:hanging="360"/>
-      </w:pPr>
-      <w:rPr>
-        <w:rFonts w:ascii="Courier New" w:hAnsi="Courier New" w:cs="Courier New" w:hint="default"/>
-      </w:rPr>
-    </w:lvl>
-    <w:lvl w:ilvl="8" w:tplc="40090005" w:tentative="1">
-      <w:start w:val="1"/>
-      <w:numFmt w:val="bullet"/>
-      <w:lvlText w:val=""/>
-      <w:lvlJc w:val="left"/>
-      <w:pPr>
-        <w:ind w:left="6480" w:hanging="360"/>
-      </w:pPr>
-      <w:rPr>
-        <w:rFonts w:ascii="Wingdings" w:hAnsi="Wingdings" w:hint="default"/>
-      </w:rPr>
-    </w:lvl>
-  </w:abstractNum>
-  <w:abstractNum w:abstractNumId="16" w15:restartNumberingAfterBreak="0">
-    <w:nsid w:val="78C73386"/>
+  <w:abstractNum w:abstractNumId="14" w15:restartNumberingAfterBreak="0">
+    <w:nsid w:val="3884659F"/>
     <w:multiLevelType w:val="multilevel"/>
-    <w:tmpl w:val="8D266888"/>
+    <w:tmpl w:val="8E2C9308"/>
     <w:lvl w:ilvl="0">
       <w:start w:val="1"/>
       <w:numFmt w:val="bullet"/>
@@ -19943,10 +24706,10 @@
       </w:rPr>
     </w:lvl>
   </w:abstractNum>
-  <w:abstractNum w:abstractNumId="17" w15:restartNumberingAfterBreak="0">
-    <w:nsid w:val="7C907E68"/>
+  <w:abstractNum w:abstractNumId="15" w15:restartNumberingAfterBreak="0">
+    <w:nsid w:val="38E57621"/>
     <w:multiLevelType w:val="multilevel"/>
-    <w:tmpl w:val="729AECCA"/>
+    <w:tmpl w:val="4334A28A"/>
     <w:lvl w:ilvl="0">
       <w:start w:val="1"/>
       <w:numFmt w:val="bullet"/>
@@ -20092,59 +24855,2109 @@
       </w:rPr>
     </w:lvl>
   </w:abstractNum>
+  <w:abstractNum w:abstractNumId="16" w15:restartNumberingAfterBreak="0">
+    <w:nsid w:val="3CD873CF"/>
+    <w:multiLevelType w:val="multilevel"/>
+    <w:tmpl w:val="256ACBD2"/>
+    <w:lvl w:ilvl="0">
+      <w:start w:val="1"/>
+      <w:numFmt w:val="bullet"/>
+      <w:lvlText w:val=""/>
+      <w:lvlJc w:val="left"/>
+      <w:pPr>
+        <w:tabs>
+          <w:tab w:val="num" w:pos="720"/>
+        </w:tabs>
+        <w:ind w:left="720" w:hanging="360"/>
+      </w:pPr>
+      <w:rPr>
+        <w:rFonts w:ascii="Symbol" w:hAnsi="Symbol" w:hint="default"/>
+        <w:sz w:val="20"/>
+      </w:rPr>
+    </w:lvl>
+    <w:lvl w:ilvl="1" w:tentative="1">
+      <w:start w:val="1"/>
+      <w:numFmt w:val="bullet"/>
+      <w:lvlText w:val="o"/>
+      <w:lvlJc w:val="left"/>
+      <w:pPr>
+        <w:tabs>
+          <w:tab w:val="num" w:pos="1440"/>
+        </w:tabs>
+        <w:ind w:left="1440" w:hanging="360"/>
+      </w:pPr>
+      <w:rPr>
+        <w:rFonts w:ascii="Courier New" w:hAnsi="Courier New" w:hint="default"/>
+        <w:sz w:val="20"/>
+      </w:rPr>
+    </w:lvl>
+    <w:lvl w:ilvl="2" w:tentative="1">
+      <w:start w:val="1"/>
+      <w:numFmt w:val="bullet"/>
+      <w:lvlText w:val=""/>
+      <w:lvlJc w:val="left"/>
+      <w:pPr>
+        <w:tabs>
+          <w:tab w:val="num" w:pos="2160"/>
+        </w:tabs>
+        <w:ind w:left="2160" w:hanging="360"/>
+      </w:pPr>
+      <w:rPr>
+        <w:rFonts w:ascii="Wingdings" w:hAnsi="Wingdings" w:hint="default"/>
+        <w:sz w:val="20"/>
+      </w:rPr>
+    </w:lvl>
+    <w:lvl w:ilvl="3" w:tentative="1">
+      <w:start w:val="1"/>
+      <w:numFmt w:val="bullet"/>
+      <w:lvlText w:val=""/>
+      <w:lvlJc w:val="left"/>
+      <w:pPr>
+        <w:tabs>
+          <w:tab w:val="num" w:pos="2880"/>
+        </w:tabs>
+        <w:ind w:left="2880" w:hanging="360"/>
+      </w:pPr>
+      <w:rPr>
+        <w:rFonts w:ascii="Wingdings" w:hAnsi="Wingdings" w:hint="default"/>
+        <w:sz w:val="20"/>
+      </w:rPr>
+    </w:lvl>
+    <w:lvl w:ilvl="4" w:tentative="1">
+      <w:start w:val="1"/>
+      <w:numFmt w:val="bullet"/>
+      <w:lvlText w:val=""/>
+      <w:lvlJc w:val="left"/>
+      <w:pPr>
+        <w:tabs>
+          <w:tab w:val="num" w:pos="3600"/>
+        </w:tabs>
+        <w:ind w:left="3600" w:hanging="360"/>
+      </w:pPr>
+      <w:rPr>
+        <w:rFonts w:ascii="Wingdings" w:hAnsi="Wingdings" w:hint="default"/>
+        <w:sz w:val="20"/>
+      </w:rPr>
+    </w:lvl>
+    <w:lvl w:ilvl="5" w:tentative="1">
+      <w:start w:val="1"/>
+      <w:numFmt w:val="bullet"/>
+      <w:lvlText w:val=""/>
+      <w:lvlJc w:val="left"/>
+      <w:pPr>
+        <w:tabs>
+          <w:tab w:val="num" w:pos="4320"/>
+        </w:tabs>
+        <w:ind w:left="4320" w:hanging="360"/>
+      </w:pPr>
+      <w:rPr>
+        <w:rFonts w:ascii="Wingdings" w:hAnsi="Wingdings" w:hint="default"/>
+        <w:sz w:val="20"/>
+      </w:rPr>
+    </w:lvl>
+    <w:lvl w:ilvl="6" w:tentative="1">
+      <w:start w:val="1"/>
+      <w:numFmt w:val="bullet"/>
+      <w:lvlText w:val=""/>
+      <w:lvlJc w:val="left"/>
+      <w:pPr>
+        <w:tabs>
+          <w:tab w:val="num" w:pos="5040"/>
+        </w:tabs>
+        <w:ind w:left="5040" w:hanging="360"/>
+      </w:pPr>
+      <w:rPr>
+        <w:rFonts w:ascii="Wingdings" w:hAnsi="Wingdings" w:hint="default"/>
+        <w:sz w:val="20"/>
+      </w:rPr>
+    </w:lvl>
+    <w:lvl w:ilvl="7" w:tentative="1">
+      <w:start w:val="1"/>
+      <w:numFmt w:val="bullet"/>
+      <w:lvlText w:val=""/>
+      <w:lvlJc w:val="left"/>
+      <w:pPr>
+        <w:tabs>
+          <w:tab w:val="num" w:pos="5760"/>
+        </w:tabs>
+        <w:ind w:left="5760" w:hanging="360"/>
+      </w:pPr>
+      <w:rPr>
+        <w:rFonts w:ascii="Wingdings" w:hAnsi="Wingdings" w:hint="default"/>
+        <w:sz w:val="20"/>
+      </w:rPr>
+    </w:lvl>
+    <w:lvl w:ilvl="8" w:tentative="1">
+      <w:start w:val="1"/>
+      <w:numFmt w:val="bullet"/>
+      <w:lvlText w:val=""/>
+      <w:lvlJc w:val="left"/>
+      <w:pPr>
+        <w:tabs>
+          <w:tab w:val="num" w:pos="6480"/>
+        </w:tabs>
+        <w:ind w:left="6480" w:hanging="360"/>
+      </w:pPr>
+      <w:rPr>
+        <w:rFonts w:ascii="Wingdings" w:hAnsi="Wingdings" w:hint="default"/>
+        <w:sz w:val="20"/>
+      </w:rPr>
+    </w:lvl>
+  </w:abstractNum>
+  <w:abstractNum w:abstractNumId="17" w15:restartNumberingAfterBreak="0">
+    <w:nsid w:val="40FF3BBF"/>
+    <w:multiLevelType w:val="multilevel"/>
+    <w:tmpl w:val="93F6E292"/>
+    <w:lvl w:ilvl="0">
+      <w:start w:val="1"/>
+      <w:numFmt w:val="bullet"/>
+      <w:lvlText w:val=""/>
+      <w:lvlJc w:val="left"/>
+      <w:pPr>
+        <w:tabs>
+          <w:tab w:val="num" w:pos="720"/>
+        </w:tabs>
+        <w:ind w:left="720" w:hanging="360"/>
+      </w:pPr>
+      <w:rPr>
+        <w:rFonts w:ascii="Symbol" w:hAnsi="Symbol" w:hint="default"/>
+        <w:sz w:val="20"/>
+      </w:rPr>
+    </w:lvl>
+    <w:lvl w:ilvl="1" w:tentative="1">
+      <w:start w:val="1"/>
+      <w:numFmt w:val="bullet"/>
+      <w:lvlText w:val="o"/>
+      <w:lvlJc w:val="left"/>
+      <w:pPr>
+        <w:tabs>
+          <w:tab w:val="num" w:pos="1440"/>
+        </w:tabs>
+        <w:ind w:left="1440" w:hanging="360"/>
+      </w:pPr>
+      <w:rPr>
+        <w:rFonts w:ascii="Courier New" w:hAnsi="Courier New" w:hint="default"/>
+        <w:sz w:val="20"/>
+      </w:rPr>
+    </w:lvl>
+    <w:lvl w:ilvl="2" w:tentative="1">
+      <w:start w:val="1"/>
+      <w:numFmt w:val="bullet"/>
+      <w:lvlText w:val=""/>
+      <w:lvlJc w:val="left"/>
+      <w:pPr>
+        <w:tabs>
+          <w:tab w:val="num" w:pos="2160"/>
+        </w:tabs>
+        <w:ind w:left="2160" w:hanging="360"/>
+      </w:pPr>
+      <w:rPr>
+        <w:rFonts w:ascii="Wingdings" w:hAnsi="Wingdings" w:hint="default"/>
+        <w:sz w:val="20"/>
+      </w:rPr>
+    </w:lvl>
+    <w:lvl w:ilvl="3" w:tentative="1">
+      <w:start w:val="1"/>
+      <w:numFmt w:val="bullet"/>
+      <w:lvlText w:val=""/>
+      <w:lvlJc w:val="left"/>
+      <w:pPr>
+        <w:tabs>
+          <w:tab w:val="num" w:pos="2880"/>
+        </w:tabs>
+        <w:ind w:left="2880" w:hanging="360"/>
+      </w:pPr>
+      <w:rPr>
+        <w:rFonts w:ascii="Wingdings" w:hAnsi="Wingdings" w:hint="default"/>
+        <w:sz w:val="20"/>
+      </w:rPr>
+    </w:lvl>
+    <w:lvl w:ilvl="4" w:tentative="1">
+      <w:start w:val="1"/>
+      <w:numFmt w:val="bullet"/>
+      <w:lvlText w:val=""/>
+      <w:lvlJc w:val="left"/>
+      <w:pPr>
+        <w:tabs>
+          <w:tab w:val="num" w:pos="3600"/>
+        </w:tabs>
+        <w:ind w:left="3600" w:hanging="360"/>
+      </w:pPr>
+      <w:rPr>
+        <w:rFonts w:ascii="Wingdings" w:hAnsi="Wingdings" w:hint="default"/>
+        <w:sz w:val="20"/>
+      </w:rPr>
+    </w:lvl>
+    <w:lvl w:ilvl="5" w:tentative="1">
+      <w:start w:val="1"/>
+      <w:numFmt w:val="bullet"/>
+      <w:lvlText w:val=""/>
+      <w:lvlJc w:val="left"/>
+      <w:pPr>
+        <w:tabs>
+          <w:tab w:val="num" w:pos="4320"/>
+        </w:tabs>
+        <w:ind w:left="4320" w:hanging="360"/>
+      </w:pPr>
+      <w:rPr>
+        <w:rFonts w:ascii="Wingdings" w:hAnsi="Wingdings" w:hint="default"/>
+        <w:sz w:val="20"/>
+      </w:rPr>
+    </w:lvl>
+    <w:lvl w:ilvl="6" w:tentative="1">
+      <w:start w:val="1"/>
+      <w:numFmt w:val="bullet"/>
+      <w:lvlText w:val=""/>
+      <w:lvlJc w:val="left"/>
+      <w:pPr>
+        <w:tabs>
+          <w:tab w:val="num" w:pos="5040"/>
+        </w:tabs>
+        <w:ind w:left="5040" w:hanging="360"/>
+      </w:pPr>
+      <w:rPr>
+        <w:rFonts w:ascii="Wingdings" w:hAnsi="Wingdings" w:hint="default"/>
+        <w:sz w:val="20"/>
+      </w:rPr>
+    </w:lvl>
+    <w:lvl w:ilvl="7" w:tentative="1">
+      <w:start w:val="1"/>
+      <w:numFmt w:val="bullet"/>
+      <w:lvlText w:val=""/>
+      <w:lvlJc w:val="left"/>
+      <w:pPr>
+        <w:tabs>
+          <w:tab w:val="num" w:pos="5760"/>
+        </w:tabs>
+        <w:ind w:left="5760" w:hanging="360"/>
+      </w:pPr>
+      <w:rPr>
+        <w:rFonts w:ascii="Wingdings" w:hAnsi="Wingdings" w:hint="default"/>
+        <w:sz w:val="20"/>
+      </w:rPr>
+    </w:lvl>
+    <w:lvl w:ilvl="8" w:tentative="1">
+      <w:start w:val="1"/>
+      <w:numFmt w:val="bullet"/>
+      <w:lvlText w:val=""/>
+      <w:lvlJc w:val="left"/>
+      <w:pPr>
+        <w:tabs>
+          <w:tab w:val="num" w:pos="6480"/>
+        </w:tabs>
+        <w:ind w:left="6480" w:hanging="360"/>
+      </w:pPr>
+      <w:rPr>
+        <w:rFonts w:ascii="Wingdings" w:hAnsi="Wingdings" w:hint="default"/>
+        <w:sz w:val="20"/>
+      </w:rPr>
+    </w:lvl>
+  </w:abstractNum>
+  <w:abstractNum w:abstractNumId="18" w15:restartNumberingAfterBreak="0">
+    <w:nsid w:val="46740736"/>
+    <w:multiLevelType w:val="multilevel"/>
+    <w:tmpl w:val="971ECD40"/>
+    <w:lvl w:ilvl="0">
+      <w:start w:val="1"/>
+      <w:numFmt w:val="bullet"/>
+      <w:lvlText w:val=""/>
+      <w:lvlJc w:val="left"/>
+      <w:pPr>
+        <w:tabs>
+          <w:tab w:val="num" w:pos="720"/>
+        </w:tabs>
+        <w:ind w:left="720" w:hanging="360"/>
+      </w:pPr>
+      <w:rPr>
+        <w:rFonts w:ascii="Symbol" w:hAnsi="Symbol" w:hint="default"/>
+        <w:sz w:val="20"/>
+      </w:rPr>
+    </w:lvl>
+    <w:lvl w:ilvl="1" w:tentative="1">
+      <w:start w:val="1"/>
+      <w:numFmt w:val="bullet"/>
+      <w:lvlText w:val="o"/>
+      <w:lvlJc w:val="left"/>
+      <w:pPr>
+        <w:tabs>
+          <w:tab w:val="num" w:pos="1440"/>
+        </w:tabs>
+        <w:ind w:left="1440" w:hanging="360"/>
+      </w:pPr>
+      <w:rPr>
+        <w:rFonts w:ascii="Courier New" w:hAnsi="Courier New" w:hint="default"/>
+        <w:sz w:val="20"/>
+      </w:rPr>
+    </w:lvl>
+    <w:lvl w:ilvl="2" w:tentative="1">
+      <w:start w:val="1"/>
+      <w:numFmt w:val="bullet"/>
+      <w:lvlText w:val=""/>
+      <w:lvlJc w:val="left"/>
+      <w:pPr>
+        <w:tabs>
+          <w:tab w:val="num" w:pos="2160"/>
+        </w:tabs>
+        <w:ind w:left="2160" w:hanging="360"/>
+      </w:pPr>
+      <w:rPr>
+        <w:rFonts w:ascii="Wingdings" w:hAnsi="Wingdings" w:hint="default"/>
+        <w:sz w:val="20"/>
+      </w:rPr>
+    </w:lvl>
+    <w:lvl w:ilvl="3" w:tentative="1">
+      <w:start w:val="1"/>
+      <w:numFmt w:val="bullet"/>
+      <w:lvlText w:val=""/>
+      <w:lvlJc w:val="left"/>
+      <w:pPr>
+        <w:tabs>
+          <w:tab w:val="num" w:pos="2880"/>
+        </w:tabs>
+        <w:ind w:left="2880" w:hanging="360"/>
+      </w:pPr>
+      <w:rPr>
+        <w:rFonts w:ascii="Wingdings" w:hAnsi="Wingdings" w:hint="default"/>
+        <w:sz w:val="20"/>
+      </w:rPr>
+    </w:lvl>
+    <w:lvl w:ilvl="4" w:tentative="1">
+      <w:start w:val="1"/>
+      <w:numFmt w:val="bullet"/>
+      <w:lvlText w:val=""/>
+      <w:lvlJc w:val="left"/>
+      <w:pPr>
+        <w:tabs>
+          <w:tab w:val="num" w:pos="3600"/>
+        </w:tabs>
+        <w:ind w:left="3600" w:hanging="360"/>
+      </w:pPr>
+      <w:rPr>
+        <w:rFonts w:ascii="Wingdings" w:hAnsi="Wingdings" w:hint="default"/>
+        <w:sz w:val="20"/>
+      </w:rPr>
+    </w:lvl>
+    <w:lvl w:ilvl="5" w:tentative="1">
+      <w:start w:val="1"/>
+      <w:numFmt w:val="bullet"/>
+      <w:lvlText w:val=""/>
+      <w:lvlJc w:val="left"/>
+      <w:pPr>
+        <w:tabs>
+          <w:tab w:val="num" w:pos="4320"/>
+        </w:tabs>
+        <w:ind w:left="4320" w:hanging="360"/>
+      </w:pPr>
+      <w:rPr>
+        <w:rFonts w:ascii="Wingdings" w:hAnsi="Wingdings" w:hint="default"/>
+        <w:sz w:val="20"/>
+      </w:rPr>
+    </w:lvl>
+    <w:lvl w:ilvl="6" w:tentative="1">
+      <w:start w:val="1"/>
+      <w:numFmt w:val="bullet"/>
+      <w:lvlText w:val=""/>
+      <w:lvlJc w:val="left"/>
+      <w:pPr>
+        <w:tabs>
+          <w:tab w:val="num" w:pos="5040"/>
+        </w:tabs>
+        <w:ind w:left="5040" w:hanging="360"/>
+      </w:pPr>
+      <w:rPr>
+        <w:rFonts w:ascii="Wingdings" w:hAnsi="Wingdings" w:hint="default"/>
+        <w:sz w:val="20"/>
+      </w:rPr>
+    </w:lvl>
+    <w:lvl w:ilvl="7" w:tentative="1">
+      <w:start w:val="1"/>
+      <w:numFmt w:val="bullet"/>
+      <w:lvlText w:val=""/>
+      <w:lvlJc w:val="left"/>
+      <w:pPr>
+        <w:tabs>
+          <w:tab w:val="num" w:pos="5760"/>
+        </w:tabs>
+        <w:ind w:left="5760" w:hanging="360"/>
+      </w:pPr>
+      <w:rPr>
+        <w:rFonts w:ascii="Wingdings" w:hAnsi="Wingdings" w:hint="default"/>
+        <w:sz w:val="20"/>
+      </w:rPr>
+    </w:lvl>
+    <w:lvl w:ilvl="8" w:tentative="1">
+      <w:start w:val="1"/>
+      <w:numFmt w:val="bullet"/>
+      <w:lvlText w:val=""/>
+      <w:lvlJc w:val="left"/>
+      <w:pPr>
+        <w:tabs>
+          <w:tab w:val="num" w:pos="6480"/>
+        </w:tabs>
+        <w:ind w:left="6480" w:hanging="360"/>
+      </w:pPr>
+      <w:rPr>
+        <w:rFonts w:ascii="Wingdings" w:hAnsi="Wingdings" w:hint="default"/>
+        <w:sz w:val="20"/>
+      </w:rPr>
+    </w:lvl>
+  </w:abstractNum>
+  <w:abstractNum w:abstractNumId="19" w15:restartNumberingAfterBreak="0">
+    <w:nsid w:val="47484916"/>
+    <w:multiLevelType w:val="multilevel"/>
+    <w:tmpl w:val="351A721E"/>
+    <w:lvl w:ilvl="0">
+      <w:start w:val="1"/>
+      <w:numFmt w:val="bullet"/>
+      <w:lvlText w:val=""/>
+      <w:lvlJc w:val="left"/>
+      <w:pPr>
+        <w:tabs>
+          <w:tab w:val="num" w:pos="720"/>
+        </w:tabs>
+        <w:ind w:left="720" w:hanging="360"/>
+      </w:pPr>
+      <w:rPr>
+        <w:rFonts w:ascii="Symbol" w:hAnsi="Symbol" w:hint="default"/>
+        <w:sz w:val="20"/>
+      </w:rPr>
+    </w:lvl>
+    <w:lvl w:ilvl="1" w:tentative="1">
+      <w:start w:val="1"/>
+      <w:numFmt w:val="bullet"/>
+      <w:lvlText w:val="o"/>
+      <w:lvlJc w:val="left"/>
+      <w:pPr>
+        <w:tabs>
+          <w:tab w:val="num" w:pos="1440"/>
+        </w:tabs>
+        <w:ind w:left="1440" w:hanging="360"/>
+      </w:pPr>
+      <w:rPr>
+        <w:rFonts w:ascii="Courier New" w:hAnsi="Courier New" w:hint="default"/>
+        <w:sz w:val="20"/>
+      </w:rPr>
+    </w:lvl>
+    <w:lvl w:ilvl="2" w:tentative="1">
+      <w:start w:val="1"/>
+      <w:numFmt w:val="bullet"/>
+      <w:lvlText w:val=""/>
+      <w:lvlJc w:val="left"/>
+      <w:pPr>
+        <w:tabs>
+          <w:tab w:val="num" w:pos="2160"/>
+        </w:tabs>
+        <w:ind w:left="2160" w:hanging="360"/>
+      </w:pPr>
+      <w:rPr>
+        <w:rFonts w:ascii="Wingdings" w:hAnsi="Wingdings" w:hint="default"/>
+        <w:sz w:val="20"/>
+      </w:rPr>
+    </w:lvl>
+    <w:lvl w:ilvl="3" w:tentative="1">
+      <w:start w:val="1"/>
+      <w:numFmt w:val="bullet"/>
+      <w:lvlText w:val=""/>
+      <w:lvlJc w:val="left"/>
+      <w:pPr>
+        <w:tabs>
+          <w:tab w:val="num" w:pos="2880"/>
+        </w:tabs>
+        <w:ind w:left="2880" w:hanging="360"/>
+      </w:pPr>
+      <w:rPr>
+        <w:rFonts w:ascii="Wingdings" w:hAnsi="Wingdings" w:hint="default"/>
+        <w:sz w:val="20"/>
+      </w:rPr>
+    </w:lvl>
+    <w:lvl w:ilvl="4" w:tentative="1">
+      <w:start w:val="1"/>
+      <w:numFmt w:val="bullet"/>
+      <w:lvlText w:val=""/>
+      <w:lvlJc w:val="left"/>
+      <w:pPr>
+        <w:tabs>
+          <w:tab w:val="num" w:pos="3600"/>
+        </w:tabs>
+        <w:ind w:left="3600" w:hanging="360"/>
+      </w:pPr>
+      <w:rPr>
+        <w:rFonts w:ascii="Wingdings" w:hAnsi="Wingdings" w:hint="default"/>
+        <w:sz w:val="20"/>
+      </w:rPr>
+    </w:lvl>
+    <w:lvl w:ilvl="5" w:tentative="1">
+      <w:start w:val="1"/>
+      <w:numFmt w:val="bullet"/>
+      <w:lvlText w:val=""/>
+      <w:lvlJc w:val="left"/>
+      <w:pPr>
+        <w:tabs>
+          <w:tab w:val="num" w:pos="4320"/>
+        </w:tabs>
+        <w:ind w:left="4320" w:hanging="360"/>
+      </w:pPr>
+      <w:rPr>
+        <w:rFonts w:ascii="Wingdings" w:hAnsi="Wingdings" w:hint="default"/>
+        <w:sz w:val="20"/>
+      </w:rPr>
+    </w:lvl>
+    <w:lvl w:ilvl="6" w:tentative="1">
+      <w:start w:val="1"/>
+      <w:numFmt w:val="bullet"/>
+      <w:lvlText w:val=""/>
+      <w:lvlJc w:val="left"/>
+      <w:pPr>
+        <w:tabs>
+          <w:tab w:val="num" w:pos="5040"/>
+        </w:tabs>
+        <w:ind w:left="5040" w:hanging="360"/>
+      </w:pPr>
+      <w:rPr>
+        <w:rFonts w:ascii="Wingdings" w:hAnsi="Wingdings" w:hint="default"/>
+        <w:sz w:val="20"/>
+      </w:rPr>
+    </w:lvl>
+    <w:lvl w:ilvl="7" w:tentative="1">
+      <w:start w:val="1"/>
+      <w:numFmt w:val="bullet"/>
+      <w:lvlText w:val=""/>
+      <w:lvlJc w:val="left"/>
+      <w:pPr>
+        <w:tabs>
+          <w:tab w:val="num" w:pos="5760"/>
+        </w:tabs>
+        <w:ind w:left="5760" w:hanging="360"/>
+      </w:pPr>
+      <w:rPr>
+        <w:rFonts w:ascii="Wingdings" w:hAnsi="Wingdings" w:hint="default"/>
+        <w:sz w:val="20"/>
+      </w:rPr>
+    </w:lvl>
+    <w:lvl w:ilvl="8" w:tentative="1">
+      <w:start w:val="1"/>
+      <w:numFmt w:val="bullet"/>
+      <w:lvlText w:val=""/>
+      <w:lvlJc w:val="left"/>
+      <w:pPr>
+        <w:tabs>
+          <w:tab w:val="num" w:pos="6480"/>
+        </w:tabs>
+        <w:ind w:left="6480" w:hanging="360"/>
+      </w:pPr>
+      <w:rPr>
+        <w:rFonts w:ascii="Wingdings" w:hAnsi="Wingdings" w:hint="default"/>
+        <w:sz w:val="20"/>
+      </w:rPr>
+    </w:lvl>
+  </w:abstractNum>
+  <w:abstractNum w:abstractNumId="20" w15:restartNumberingAfterBreak="0">
+    <w:nsid w:val="4C8961E3"/>
+    <w:multiLevelType w:val="multilevel"/>
+    <w:tmpl w:val="3C90DAFE"/>
+    <w:lvl w:ilvl="0">
+      <w:start w:val="1"/>
+      <w:numFmt w:val="bullet"/>
+      <w:lvlText w:val=""/>
+      <w:lvlJc w:val="left"/>
+      <w:pPr>
+        <w:tabs>
+          <w:tab w:val="num" w:pos="720"/>
+        </w:tabs>
+        <w:ind w:left="720" w:hanging="360"/>
+      </w:pPr>
+      <w:rPr>
+        <w:rFonts w:ascii="Symbol" w:hAnsi="Symbol" w:hint="default"/>
+        <w:sz w:val="20"/>
+      </w:rPr>
+    </w:lvl>
+    <w:lvl w:ilvl="1" w:tentative="1">
+      <w:start w:val="1"/>
+      <w:numFmt w:val="bullet"/>
+      <w:lvlText w:val="o"/>
+      <w:lvlJc w:val="left"/>
+      <w:pPr>
+        <w:tabs>
+          <w:tab w:val="num" w:pos="1440"/>
+        </w:tabs>
+        <w:ind w:left="1440" w:hanging="360"/>
+      </w:pPr>
+      <w:rPr>
+        <w:rFonts w:ascii="Courier New" w:hAnsi="Courier New" w:hint="default"/>
+        <w:sz w:val="20"/>
+      </w:rPr>
+    </w:lvl>
+    <w:lvl w:ilvl="2" w:tentative="1">
+      <w:start w:val="1"/>
+      <w:numFmt w:val="bullet"/>
+      <w:lvlText w:val=""/>
+      <w:lvlJc w:val="left"/>
+      <w:pPr>
+        <w:tabs>
+          <w:tab w:val="num" w:pos="2160"/>
+        </w:tabs>
+        <w:ind w:left="2160" w:hanging="360"/>
+      </w:pPr>
+      <w:rPr>
+        <w:rFonts w:ascii="Wingdings" w:hAnsi="Wingdings" w:hint="default"/>
+        <w:sz w:val="20"/>
+      </w:rPr>
+    </w:lvl>
+    <w:lvl w:ilvl="3" w:tentative="1">
+      <w:start w:val="1"/>
+      <w:numFmt w:val="bullet"/>
+      <w:lvlText w:val=""/>
+      <w:lvlJc w:val="left"/>
+      <w:pPr>
+        <w:tabs>
+          <w:tab w:val="num" w:pos="2880"/>
+        </w:tabs>
+        <w:ind w:left="2880" w:hanging="360"/>
+      </w:pPr>
+      <w:rPr>
+        <w:rFonts w:ascii="Wingdings" w:hAnsi="Wingdings" w:hint="default"/>
+        <w:sz w:val="20"/>
+      </w:rPr>
+    </w:lvl>
+    <w:lvl w:ilvl="4" w:tentative="1">
+      <w:start w:val="1"/>
+      <w:numFmt w:val="bullet"/>
+      <w:lvlText w:val=""/>
+      <w:lvlJc w:val="left"/>
+      <w:pPr>
+        <w:tabs>
+          <w:tab w:val="num" w:pos="3600"/>
+        </w:tabs>
+        <w:ind w:left="3600" w:hanging="360"/>
+      </w:pPr>
+      <w:rPr>
+        <w:rFonts w:ascii="Wingdings" w:hAnsi="Wingdings" w:hint="default"/>
+        <w:sz w:val="20"/>
+      </w:rPr>
+    </w:lvl>
+    <w:lvl w:ilvl="5" w:tentative="1">
+      <w:start w:val="1"/>
+      <w:numFmt w:val="bullet"/>
+      <w:lvlText w:val=""/>
+      <w:lvlJc w:val="left"/>
+      <w:pPr>
+        <w:tabs>
+          <w:tab w:val="num" w:pos="4320"/>
+        </w:tabs>
+        <w:ind w:left="4320" w:hanging="360"/>
+      </w:pPr>
+      <w:rPr>
+        <w:rFonts w:ascii="Wingdings" w:hAnsi="Wingdings" w:hint="default"/>
+        <w:sz w:val="20"/>
+      </w:rPr>
+    </w:lvl>
+    <w:lvl w:ilvl="6" w:tentative="1">
+      <w:start w:val="1"/>
+      <w:numFmt w:val="bullet"/>
+      <w:lvlText w:val=""/>
+      <w:lvlJc w:val="left"/>
+      <w:pPr>
+        <w:tabs>
+          <w:tab w:val="num" w:pos="5040"/>
+        </w:tabs>
+        <w:ind w:left="5040" w:hanging="360"/>
+      </w:pPr>
+      <w:rPr>
+        <w:rFonts w:ascii="Wingdings" w:hAnsi="Wingdings" w:hint="default"/>
+        <w:sz w:val="20"/>
+      </w:rPr>
+    </w:lvl>
+    <w:lvl w:ilvl="7" w:tentative="1">
+      <w:start w:val="1"/>
+      <w:numFmt w:val="bullet"/>
+      <w:lvlText w:val=""/>
+      <w:lvlJc w:val="left"/>
+      <w:pPr>
+        <w:tabs>
+          <w:tab w:val="num" w:pos="5760"/>
+        </w:tabs>
+        <w:ind w:left="5760" w:hanging="360"/>
+      </w:pPr>
+      <w:rPr>
+        <w:rFonts w:ascii="Wingdings" w:hAnsi="Wingdings" w:hint="default"/>
+        <w:sz w:val="20"/>
+      </w:rPr>
+    </w:lvl>
+    <w:lvl w:ilvl="8" w:tentative="1">
+      <w:start w:val="1"/>
+      <w:numFmt w:val="bullet"/>
+      <w:lvlText w:val=""/>
+      <w:lvlJc w:val="left"/>
+      <w:pPr>
+        <w:tabs>
+          <w:tab w:val="num" w:pos="6480"/>
+        </w:tabs>
+        <w:ind w:left="6480" w:hanging="360"/>
+      </w:pPr>
+      <w:rPr>
+        <w:rFonts w:ascii="Wingdings" w:hAnsi="Wingdings" w:hint="default"/>
+        <w:sz w:val="20"/>
+      </w:rPr>
+    </w:lvl>
+  </w:abstractNum>
+  <w:abstractNum w:abstractNumId="21" w15:restartNumberingAfterBreak="0">
+    <w:nsid w:val="539A0854"/>
+    <w:multiLevelType w:val="multilevel"/>
+    <w:tmpl w:val="5588D980"/>
+    <w:lvl w:ilvl="0">
+      <w:start w:val="1"/>
+      <w:numFmt w:val="bullet"/>
+      <w:lvlText w:val=""/>
+      <w:lvlJc w:val="left"/>
+      <w:pPr>
+        <w:tabs>
+          <w:tab w:val="num" w:pos="720"/>
+        </w:tabs>
+        <w:ind w:left="720" w:hanging="360"/>
+      </w:pPr>
+      <w:rPr>
+        <w:rFonts w:ascii="Symbol" w:hAnsi="Symbol" w:hint="default"/>
+        <w:sz w:val="20"/>
+      </w:rPr>
+    </w:lvl>
+    <w:lvl w:ilvl="1" w:tentative="1">
+      <w:start w:val="1"/>
+      <w:numFmt w:val="bullet"/>
+      <w:lvlText w:val="o"/>
+      <w:lvlJc w:val="left"/>
+      <w:pPr>
+        <w:tabs>
+          <w:tab w:val="num" w:pos="1440"/>
+        </w:tabs>
+        <w:ind w:left="1440" w:hanging="360"/>
+      </w:pPr>
+      <w:rPr>
+        <w:rFonts w:ascii="Courier New" w:hAnsi="Courier New" w:hint="default"/>
+        <w:sz w:val="20"/>
+      </w:rPr>
+    </w:lvl>
+    <w:lvl w:ilvl="2" w:tentative="1">
+      <w:start w:val="1"/>
+      <w:numFmt w:val="bullet"/>
+      <w:lvlText w:val=""/>
+      <w:lvlJc w:val="left"/>
+      <w:pPr>
+        <w:tabs>
+          <w:tab w:val="num" w:pos="2160"/>
+        </w:tabs>
+        <w:ind w:left="2160" w:hanging="360"/>
+      </w:pPr>
+      <w:rPr>
+        <w:rFonts w:ascii="Wingdings" w:hAnsi="Wingdings" w:hint="default"/>
+        <w:sz w:val="20"/>
+      </w:rPr>
+    </w:lvl>
+    <w:lvl w:ilvl="3" w:tentative="1">
+      <w:start w:val="1"/>
+      <w:numFmt w:val="bullet"/>
+      <w:lvlText w:val=""/>
+      <w:lvlJc w:val="left"/>
+      <w:pPr>
+        <w:tabs>
+          <w:tab w:val="num" w:pos="2880"/>
+        </w:tabs>
+        <w:ind w:left="2880" w:hanging="360"/>
+      </w:pPr>
+      <w:rPr>
+        <w:rFonts w:ascii="Wingdings" w:hAnsi="Wingdings" w:hint="default"/>
+        <w:sz w:val="20"/>
+      </w:rPr>
+    </w:lvl>
+    <w:lvl w:ilvl="4" w:tentative="1">
+      <w:start w:val="1"/>
+      <w:numFmt w:val="bullet"/>
+      <w:lvlText w:val=""/>
+      <w:lvlJc w:val="left"/>
+      <w:pPr>
+        <w:tabs>
+          <w:tab w:val="num" w:pos="3600"/>
+        </w:tabs>
+        <w:ind w:left="3600" w:hanging="360"/>
+      </w:pPr>
+      <w:rPr>
+        <w:rFonts w:ascii="Wingdings" w:hAnsi="Wingdings" w:hint="default"/>
+        <w:sz w:val="20"/>
+      </w:rPr>
+    </w:lvl>
+    <w:lvl w:ilvl="5" w:tentative="1">
+      <w:start w:val="1"/>
+      <w:numFmt w:val="bullet"/>
+      <w:lvlText w:val=""/>
+      <w:lvlJc w:val="left"/>
+      <w:pPr>
+        <w:tabs>
+          <w:tab w:val="num" w:pos="4320"/>
+        </w:tabs>
+        <w:ind w:left="4320" w:hanging="360"/>
+      </w:pPr>
+      <w:rPr>
+        <w:rFonts w:ascii="Wingdings" w:hAnsi="Wingdings" w:hint="default"/>
+        <w:sz w:val="20"/>
+      </w:rPr>
+    </w:lvl>
+    <w:lvl w:ilvl="6" w:tentative="1">
+      <w:start w:val="1"/>
+      <w:numFmt w:val="bullet"/>
+      <w:lvlText w:val=""/>
+      <w:lvlJc w:val="left"/>
+      <w:pPr>
+        <w:tabs>
+          <w:tab w:val="num" w:pos="5040"/>
+        </w:tabs>
+        <w:ind w:left="5040" w:hanging="360"/>
+      </w:pPr>
+      <w:rPr>
+        <w:rFonts w:ascii="Wingdings" w:hAnsi="Wingdings" w:hint="default"/>
+        <w:sz w:val="20"/>
+      </w:rPr>
+    </w:lvl>
+    <w:lvl w:ilvl="7" w:tentative="1">
+      <w:start w:val="1"/>
+      <w:numFmt w:val="bullet"/>
+      <w:lvlText w:val=""/>
+      <w:lvlJc w:val="left"/>
+      <w:pPr>
+        <w:tabs>
+          <w:tab w:val="num" w:pos="5760"/>
+        </w:tabs>
+        <w:ind w:left="5760" w:hanging="360"/>
+      </w:pPr>
+      <w:rPr>
+        <w:rFonts w:ascii="Wingdings" w:hAnsi="Wingdings" w:hint="default"/>
+        <w:sz w:val="20"/>
+      </w:rPr>
+    </w:lvl>
+    <w:lvl w:ilvl="8" w:tentative="1">
+      <w:start w:val="1"/>
+      <w:numFmt w:val="bullet"/>
+      <w:lvlText w:val=""/>
+      <w:lvlJc w:val="left"/>
+      <w:pPr>
+        <w:tabs>
+          <w:tab w:val="num" w:pos="6480"/>
+        </w:tabs>
+        <w:ind w:left="6480" w:hanging="360"/>
+      </w:pPr>
+      <w:rPr>
+        <w:rFonts w:ascii="Wingdings" w:hAnsi="Wingdings" w:hint="default"/>
+        <w:sz w:val="20"/>
+      </w:rPr>
+    </w:lvl>
+  </w:abstractNum>
+  <w:abstractNum w:abstractNumId="22" w15:restartNumberingAfterBreak="0">
+    <w:nsid w:val="5538179D"/>
+    <w:multiLevelType w:val="multilevel"/>
+    <w:tmpl w:val="1F682A26"/>
+    <w:lvl w:ilvl="0">
+      <w:start w:val="1"/>
+      <w:numFmt w:val="bullet"/>
+      <w:lvlText w:val=""/>
+      <w:lvlJc w:val="left"/>
+      <w:pPr>
+        <w:tabs>
+          <w:tab w:val="num" w:pos="720"/>
+        </w:tabs>
+        <w:ind w:left="720" w:hanging="360"/>
+      </w:pPr>
+      <w:rPr>
+        <w:rFonts w:ascii="Symbol" w:hAnsi="Symbol" w:hint="default"/>
+        <w:sz w:val="20"/>
+      </w:rPr>
+    </w:lvl>
+    <w:lvl w:ilvl="1">
+      <w:start w:val="1"/>
+      <w:numFmt w:val="bullet"/>
+      <w:lvlText w:val="o"/>
+      <w:lvlJc w:val="left"/>
+      <w:pPr>
+        <w:tabs>
+          <w:tab w:val="num" w:pos="1440"/>
+        </w:tabs>
+        <w:ind w:left="1440" w:hanging="360"/>
+      </w:pPr>
+      <w:rPr>
+        <w:rFonts w:ascii="Courier New" w:hAnsi="Courier New" w:hint="default"/>
+        <w:sz w:val="20"/>
+      </w:rPr>
+    </w:lvl>
+    <w:lvl w:ilvl="2">
+      <w:start w:val="1"/>
+      <w:numFmt w:val="bullet"/>
+      <w:lvlText w:val=""/>
+      <w:lvlJc w:val="left"/>
+      <w:pPr>
+        <w:tabs>
+          <w:tab w:val="num" w:pos="2160"/>
+        </w:tabs>
+        <w:ind w:left="2160" w:hanging="360"/>
+      </w:pPr>
+      <w:rPr>
+        <w:rFonts w:ascii="Wingdings" w:hAnsi="Wingdings" w:hint="default"/>
+        <w:sz w:val="20"/>
+      </w:rPr>
+    </w:lvl>
+    <w:lvl w:ilvl="3" w:tentative="1">
+      <w:start w:val="1"/>
+      <w:numFmt w:val="bullet"/>
+      <w:lvlText w:val=""/>
+      <w:lvlJc w:val="left"/>
+      <w:pPr>
+        <w:tabs>
+          <w:tab w:val="num" w:pos="2880"/>
+        </w:tabs>
+        <w:ind w:left="2880" w:hanging="360"/>
+      </w:pPr>
+      <w:rPr>
+        <w:rFonts w:ascii="Wingdings" w:hAnsi="Wingdings" w:hint="default"/>
+        <w:sz w:val="20"/>
+      </w:rPr>
+    </w:lvl>
+    <w:lvl w:ilvl="4" w:tentative="1">
+      <w:start w:val="1"/>
+      <w:numFmt w:val="bullet"/>
+      <w:lvlText w:val=""/>
+      <w:lvlJc w:val="left"/>
+      <w:pPr>
+        <w:tabs>
+          <w:tab w:val="num" w:pos="3600"/>
+        </w:tabs>
+        <w:ind w:left="3600" w:hanging="360"/>
+      </w:pPr>
+      <w:rPr>
+        <w:rFonts w:ascii="Wingdings" w:hAnsi="Wingdings" w:hint="default"/>
+        <w:sz w:val="20"/>
+      </w:rPr>
+    </w:lvl>
+    <w:lvl w:ilvl="5" w:tentative="1">
+      <w:start w:val="1"/>
+      <w:numFmt w:val="bullet"/>
+      <w:lvlText w:val=""/>
+      <w:lvlJc w:val="left"/>
+      <w:pPr>
+        <w:tabs>
+          <w:tab w:val="num" w:pos="4320"/>
+        </w:tabs>
+        <w:ind w:left="4320" w:hanging="360"/>
+      </w:pPr>
+      <w:rPr>
+        <w:rFonts w:ascii="Wingdings" w:hAnsi="Wingdings" w:hint="default"/>
+        <w:sz w:val="20"/>
+      </w:rPr>
+    </w:lvl>
+    <w:lvl w:ilvl="6" w:tentative="1">
+      <w:start w:val="1"/>
+      <w:numFmt w:val="bullet"/>
+      <w:lvlText w:val=""/>
+      <w:lvlJc w:val="left"/>
+      <w:pPr>
+        <w:tabs>
+          <w:tab w:val="num" w:pos="5040"/>
+        </w:tabs>
+        <w:ind w:left="5040" w:hanging="360"/>
+      </w:pPr>
+      <w:rPr>
+        <w:rFonts w:ascii="Wingdings" w:hAnsi="Wingdings" w:hint="default"/>
+        <w:sz w:val="20"/>
+      </w:rPr>
+    </w:lvl>
+    <w:lvl w:ilvl="7" w:tentative="1">
+      <w:start w:val="1"/>
+      <w:numFmt w:val="bullet"/>
+      <w:lvlText w:val=""/>
+      <w:lvlJc w:val="left"/>
+      <w:pPr>
+        <w:tabs>
+          <w:tab w:val="num" w:pos="5760"/>
+        </w:tabs>
+        <w:ind w:left="5760" w:hanging="360"/>
+      </w:pPr>
+      <w:rPr>
+        <w:rFonts w:ascii="Wingdings" w:hAnsi="Wingdings" w:hint="default"/>
+        <w:sz w:val="20"/>
+      </w:rPr>
+    </w:lvl>
+    <w:lvl w:ilvl="8" w:tentative="1">
+      <w:start w:val="1"/>
+      <w:numFmt w:val="bullet"/>
+      <w:lvlText w:val=""/>
+      <w:lvlJc w:val="left"/>
+      <w:pPr>
+        <w:tabs>
+          <w:tab w:val="num" w:pos="6480"/>
+        </w:tabs>
+        <w:ind w:left="6480" w:hanging="360"/>
+      </w:pPr>
+      <w:rPr>
+        <w:rFonts w:ascii="Wingdings" w:hAnsi="Wingdings" w:hint="default"/>
+        <w:sz w:val="20"/>
+      </w:rPr>
+    </w:lvl>
+  </w:abstractNum>
+  <w:abstractNum w:abstractNumId="23" w15:restartNumberingAfterBreak="0">
+    <w:nsid w:val="5ABF11C5"/>
+    <w:multiLevelType w:val="multilevel"/>
+    <w:tmpl w:val="BE98880C"/>
+    <w:lvl w:ilvl="0">
+      <w:start w:val="1"/>
+      <w:numFmt w:val="bullet"/>
+      <w:lvlText w:val=""/>
+      <w:lvlJc w:val="left"/>
+      <w:pPr>
+        <w:tabs>
+          <w:tab w:val="num" w:pos="720"/>
+        </w:tabs>
+        <w:ind w:left="720" w:hanging="360"/>
+      </w:pPr>
+      <w:rPr>
+        <w:rFonts w:ascii="Symbol" w:hAnsi="Symbol" w:hint="default"/>
+        <w:sz w:val="20"/>
+      </w:rPr>
+    </w:lvl>
+    <w:lvl w:ilvl="1" w:tentative="1">
+      <w:start w:val="1"/>
+      <w:numFmt w:val="bullet"/>
+      <w:lvlText w:val="o"/>
+      <w:lvlJc w:val="left"/>
+      <w:pPr>
+        <w:tabs>
+          <w:tab w:val="num" w:pos="1440"/>
+        </w:tabs>
+        <w:ind w:left="1440" w:hanging="360"/>
+      </w:pPr>
+      <w:rPr>
+        <w:rFonts w:ascii="Courier New" w:hAnsi="Courier New" w:hint="default"/>
+        <w:sz w:val="20"/>
+      </w:rPr>
+    </w:lvl>
+    <w:lvl w:ilvl="2" w:tentative="1">
+      <w:start w:val="1"/>
+      <w:numFmt w:val="bullet"/>
+      <w:lvlText w:val=""/>
+      <w:lvlJc w:val="left"/>
+      <w:pPr>
+        <w:tabs>
+          <w:tab w:val="num" w:pos="2160"/>
+        </w:tabs>
+        <w:ind w:left="2160" w:hanging="360"/>
+      </w:pPr>
+      <w:rPr>
+        <w:rFonts w:ascii="Wingdings" w:hAnsi="Wingdings" w:hint="default"/>
+        <w:sz w:val="20"/>
+      </w:rPr>
+    </w:lvl>
+    <w:lvl w:ilvl="3" w:tentative="1">
+      <w:start w:val="1"/>
+      <w:numFmt w:val="bullet"/>
+      <w:lvlText w:val=""/>
+      <w:lvlJc w:val="left"/>
+      <w:pPr>
+        <w:tabs>
+          <w:tab w:val="num" w:pos="2880"/>
+        </w:tabs>
+        <w:ind w:left="2880" w:hanging="360"/>
+      </w:pPr>
+      <w:rPr>
+        <w:rFonts w:ascii="Wingdings" w:hAnsi="Wingdings" w:hint="default"/>
+        <w:sz w:val="20"/>
+      </w:rPr>
+    </w:lvl>
+    <w:lvl w:ilvl="4" w:tentative="1">
+      <w:start w:val="1"/>
+      <w:numFmt w:val="bullet"/>
+      <w:lvlText w:val=""/>
+      <w:lvlJc w:val="left"/>
+      <w:pPr>
+        <w:tabs>
+          <w:tab w:val="num" w:pos="3600"/>
+        </w:tabs>
+        <w:ind w:left="3600" w:hanging="360"/>
+      </w:pPr>
+      <w:rPr>
+        <w:rFonts w:ascii="Wingdings" w:hAnsi="Wingdings" w:hint="default"/>
+        <w:sz w:val="20"/>
+      </w:rPr>
+    </w:lvl>
+    <w:lvl w:ilvl="5" w:tentative="1">
+      <w:start w:val="1"/>
+      <w:numFmt w:val="bullet"/>
+      <w:lvlText w:val=""/>
+      <w:lvlJc w:val="left"/>
+      <w:pPr>
+        <w:tabs>
+          <w:tab w:val="num" w:pos="4320"/>
+        </w:tabs>
+        <w:ind w:left="4320" w:hanging="360"/>
+      </w:pPr>
+      <w:rPr>
+        <w:rFonts w:ascii="Wingdings" w:hAnsi="Wingdings" w:hint="default"/>
+        <w:sz w:val="20"/>
+      </w:rPr>
+    </w:lvl>
+    <w:lvl w:ilvl="6" w:tentative="1">
+      <w:start w:val="1"/>
+      <w:numFmt w:val="bullet"/>
+      <w:lvlText w:val=""/>
+      <w:lvlJc w:val="left"/>
+      <w:pPr>
+        <w:tabs>
+          <w:tab w:val="num" w:pos="5040"/>
+        </w:tabs>
+        <w:ind w:left="5040" w:hanging="360"/>
+      </w:pPr>
+      <w:rPr>
+        <w:rFonts w:ascii="Wingdings" w:hAnsi="Wingdings" w:hint="default"/>
+        <w:sz w:val="20"/>
+      </w:rPr>
+    </w:lvl>
+    <w:lvl w:ilvl="7" w:tentative="1">
+      <w:start w:val="1"/>
+      <w:numFmt w:val="bullet"/>
+      <w:lvlText w:val=""/>
+      <w:lvlJc w:val="left"/>
+      <w:pPr>
+        <w:tabs>
+          <w:tab w:val="num" w:pos="5760"/>
+        </w:tabs>
+        <w:ind w:left="5760" w:hanging="360"/>
+      </w:pPr>
+      <w:rPr>
+        <w:rFonts w:ascii="Wingdings" w:hAnsi="Wingdings" w:hint="default"/>
+        <w:sz w:val="20"/>
+      </w:rPr>
+    </w:lvl>
+    <w:lvl w:ilvl="8" w:tentative="1">
+      <w:start w:val="1"/>
+      <w:numFmt w:val="bullet"/>
+      <w:lvlText w:val=""/>
+      <w:lvlJc w:val="left"/>
+      <w:pPr>
+        <w:tabs>
+          <w:tab w:val="num" w:pos="6480"/>
+        </w:tabs>
+        <w:ind w:left="6480" w:hanging="360"/>
+      </w:pPr>
+      <w:rPr>
+        <w:rFonts w:ascii="Wingdings" w:hAnsi="Wingdings" w:hint="default"/>
+        <w:sz w:val="20"/>
+      </w:rPr>
+    </w:lvl>
+  </w:abstractNum>
+  <w:abstractNum w:abstractNumId="24" w15:restartNumberingAfterBreak="0">
+    <w:nsid w:val="5AFE1400"/>
+    <w:multiLevelType w:val="multilevel"/>
+    <w:tmpl w:val="E306FEBC"/>
+    <w:lvl w:ilvl="0">
+      <w:start w:val="1"/>
+      <w:numFmt w:val="bullet"/>
+      <w:lvlText w:val=""/>
+      <w:lvlJc w:val="left"/>
+      <w:pPr>
+        <w:tabs>
+          <w:tab w:val="num" w:pos="720"/>
+        </w:tabs>
+        <w:ind w:left="720" w:hanging="360"/>
+      </w:pPr>
+      <w:rPr>
+        <w:rFonts w:ascii="Symbol" w:hAnsi="Symbol" w:hint="default"/>
+        <w:sz w:val="20"/>
+      </w:rPr>
+    </w:lvl>
+    <w:lvl w:ilvl="1" w:tentative="1">
+      <w:start w:val="1"/>
+      <w:numFmt w:val="bullet"/>
+      <w:lvlText w:val="o"/>
+      <w:lvlJc w:val="left"/>
+      <w:pPr>
+        <w:tabs>
+          <w:tab w:val="num" w:pos="1440"/>
+        </w:tabs>
+        <w:ind w:left="1440" w:hanging="360"/>
+      </w:pPr>
+      <w:rPr>
+        <w:rFonts w:ascii="Courier New" w:hAnsi="Courier New" w:hint="default"/>
+        <w:sz w:val="20"/>
+      </w:rPr>
+    </w:lvl>
+    <w:lvl w:ilvl="2" w:tentative="1">
+      <w:start w:val="1"/>
+      <w:numFmt w:val="bullet"/>
+      <w:lvlText w:val=""/>
+      <w:lvlJc w:val="left"/>
+      <w:pPr>
+        <w:tabs>
+          <w:tab w:val="num" w:pos="2160"/>
+        </w:tabs>
+        <w:ind w:left="2160" w:hanging="360"/>
+      </w:pPr>
+      <w:rPr>
+        <w:rFonts w:ascii="Wingdings" w:hAnsi="Wingdings" w:hint="default"/>
+        <w:sz w:val="20"/>
+      </w:rPr>
+    </w:lvl>
+    <w:lvl w:ilvl="3" w:tentative="1">
+      <w:start w:val="1"/>
+      <w:numFmt w:val="bullet"/>
+      <w:lvlText w:val=""/>
+      <w:lvlJc w:val="left"/>
+      <w:pPr>
+        <w:tabs>
+          <w:tab w:val="num" w:pos="2880"/>
+        </w:tabs>
+        <w:ind w:left="2880" w:hanging="360"/>
+      </w:pPr>
+      <w:rPr>
+        <w:rFonts w:ascii="Wingdings" w:hAnsi="Wingdings" w:hint="default"/>
+        <w:sz w:val="20"/>
+      </w:rPr>
+    </w:lvl>
+    <w:lvl w:ilvl="4" w:tentative="1">
+      <w:start w:val="1"/>
+      <w:numFmt w:val="bullet"/>
+      <w:lvlText w:val=""/>
+      <w:lvlJc w:val="left"/>
+      <w:pPr>
+        <w:tabs>
+          <w:tab w:val="num" w:pos="3600"/>
+        </w:tabs>
+        <w:ind w:left="3600" w:hanging="360"/>
+      </w:pPr>
+      <w:rPr>
+        <w:rFonts w:ascii="Wingdings" w:hAnsi="Wingdings" w:hint="default"/>
+        <w:sz w:val="20"/>
+      </w:rPr>
+    </w:lvl>
+    <w:lvl w:ilvl="5" w:tentative="1">
+      <w:start w:val="1"/>
+      <w:numFmt w:val="bullet"/>
+      <w:lvlText w:val=""/>
+      <w:lvlJc w:val="left"/>
+      <w:pPr>
+        <w:tabs>
+          <w:tab w:val="num" w:pos="4320"/>
+        </w:tabs>
+        <w:ind w:left="4320" w:hanging="360"/>
+      </w:pPr>
+      <w:rPr>
+        <w:rFonts w:ascii="Wingdings" w:hAnsi="Wingdings" w:hint="default"/>
+        <w:sz w:val="20"/>
+      </w:rPr>
+    </w:lvl>
+    <w:lvl w:ilvl="6" w:tentative="1">
+      <w:start w:val="1"/>
+      <w:numFmt w:val="bullet"/>
+      <w:lvlText w:val=""/>
+      <w:lvlJc w:val="left"/>
+      <w:pPr>
+        <w:tabs>
+          <w:tab w:val="num" w:pos="5040"/>
+        </w:tabs>
+        <w:ind w:left="5040" w:hanging="360"/>
+      </w:pPr>
+      <w:rPr>
+        <w:rFonts w:ascii="Wingdings" w:hAnsi="Wingdings" w:hint="default"/>
+        <w:sz w:val="20"/>
+      </w:rPr>
+    </w:lvl>
+    <w:lvl w:ilvl="7" w:tentative="1">
+      <w:start w:val="1"/>
+      <w:numFmt w:val="bullet"/>
+      <w:lvlText w:val=""/>
+      <w:lvlJc w:val="left"/>
+      <w:pPr>
+        <w:tabs>
+          <w:tab w:val="num" w:pos="5760"/>
+        </w:tabs>
+        <w:ind w:left="5760" w:hanging="360"/>
+      </w:pPr>
+      <w:rPr>
+        <w:rFonts w:ascii="Wingdings" w:hAnsi="Wingdings" w:hint="default"/>
+        <w:sz w:val="20"/>
+      </w:rPr>
+    </w:lvl>
+    <w:lvl w:ilvl="8" w:tentative="1">
+      <w:start w:val="1"/>
+      <w:numFmt w:val="bullet"/>
+      <w:lvlText w:val=""/>
+      <w:lvlJc w:val="left"/>
+      <w:pPr>
+        <w:tabs>
+          <w:tab w:val="num" w:pos="6480"/>
+        </w:tabs>
+        <w:ind w:left="6480" w:hanging="360"/>
+      </w:pPr>
+      <w:rPr>
+        <w:rFonts w:ascii="Wingdings" w:hAnsi="Wingdings" w:hint="default"/>
+        <w:sz w:val="20"/>
+      </w:rPr>
+    </w:lvl>
+  </w:abstractNum>
+  <w:abstractNum w:abstractNumId="25" w15:restartNumberingAfterBreak="0">
+    <w:nsid w:val="62B6332C"/>
+    <w:multiLevelType w:val="multilevel"/>
+    <w:tmpl w:val="B5F050F6"/>
+    <w:lvl w:ilvl="0">
+      <w:start w:val="1"/>
+      <w:numFmt w:val="bullet"/>
+      <w:lvlText w:val=""/>
+      <w:lvlJc w:val="left"/>
+      <w:pPr>
+        <w:tabs>
+          <w:tab w:val="num" w:pos="720"/>
+        </w:tabs>
+        <w:ind w:left="720" w:hanging="360"/>
+      </w:pPr>
+      <w:rPr>
+        <w:rFonts w:ascii="Symbol" w:hAnsi="Symbol" w:hint="default"/>
+        <w:sz w:val="20"/>
+      </w:rPr>
+    </w:lvl>
+    <w:lvl w:ilvl="1" w:tentative="1">
+      <w:start w:val="1"/>
+      <w:numFmt w:val="bullet"/>
+      <w:lvlText w:val="o"/>
+      <w:lvlJc w:val="left"/>
+      <w:pPr>
+        <w:tabs>
+          <w:tab w:val="num" w:pos="1440"/>
+        </w:tabs>
+        <w:ind w:left="1440" w:hanging="360"/>
+      </w:pPr>
+      <w:rPr>
+        <w:rFonts w:ascii="Courier New" w:hAnsi="Courier New" w:hint="default"/>
+        <w:sz w:val="20"/>
+      </w:rPr>
+    </w:lvl>
+    <w:lvl w:ilvl="2" w:tentative="1">
+      <w:start w:val="1"/>
+      <w:numFmt w:val="bullet"/>
+      <w:lvlText w:val=""/>
+      <w:lvlJc w:val="left"/>
+      <w:pPr>
+        <w:tabs>
+          <w:tab w:val="num" w:pos="2160"/>
+        </w:tabs>
+        <w:ind w:left="2160" w:hanging="360"/>
+      </w:pPr>
+      <w:rPr>
+        <w:rFonts w:ascii="Wingdings" w:hAnsi="Wingdings" w:hint="default"/>
+        <w:sz w:val="20"/>
+      </w:rPr>
+    </w:lvl>
+    <w:lvl w:ilvl="3" w:tentative="1">
+      <w:start w:val="1"/>
+      <w:numFmt w:val="bullet"/>
+      <w:lvlText w:val=""/>
+      <w:lvlJc w:val="left"/>
+      <w:pPr>
+        <w:tabs>
+          <w:tab w:val="num" w:pos="2880"/>
+        </w:tabs>
+        <w:ind w:left="2880" w:hanging="360"/>
+      </w:pPr>
+      <w:rPr>
+        <w:rFonts w:ascii="Wingdings" w:hAnsi="Wingdings" w:hint="default"/>
+        <w:sz w:val="20"/>
+      </w:rPr>
+    </w:lvl>
+    <w:lvl w:ilvl="4" w:tentative="1">
+      <w:start w:val="1"/>
+      <w:numFmt w:val="bullet"/>
+      <w:lvlText w:val=""/>
+      <w:lvlJc w:val="left"/>
+      <w:pPr>
+        <w:tabs>
+          <w:tab w:val="num" w:pos="3600"/>
+        </w:tabs>
+        <w:ind w:left="3600" w:hanging="360"/>
+      </w:pPr>
+      <w:rPr>
+        <w:rFonts w:ascii="Wingdings" w:hAnsi="Wingdings" w:hint="default"/>
+        <w:sz w:val="20"/>
+      </w:rPr>
+    </w:lvl>
+    <w:lvl w:ilvl="5" w:tentative="1">
+      <w:start w:val="1"/>
+      <w:numFmt w:val="bullet"/>
+      <w:lvlText w:val=""/>
+      <w:lvlJc w:val="left"/>
+      <w:pPr>
+        <w:tabs>
+          <w:tab w:val="num" w:pos="4320"/>
+        </w:tabs>
+        <w:ind w:left="4320" w:hanging="360"/>
+      </w:pPr>
+      <w:rPr>
+        <w:rFonts w:ascii="Wingdings" w:hAnsi="Wingdings" w:hint="default"/>
+        <w:sz w:val="20"/>
+      </w:rPr>
+    </w:lvl>
+    <w:lvl w:ilvl="6" w:tentative="1">
+      <w:start w:val="1"/>
+      <w:numFmt w:val="bullet"/>
+      <w:lvlText w:val=""/>
+      <w:lvlJc w:val="left"/>
+      <w:pPr>
+        <w:tabs>
+          <w:tab w:val="num" w:pos="5040"/>
+        </w:tabs>
+        <w:ind w:left="5040" w:hanging="360"/>
+      </w:pPr>
+      <w:rPr>
+        <w:rFonts w:ascii="Wingdings" w:hAnsi="Wingdings" w:hint="default"/>
+        <w:sz w:val="20"/>
+      </w:rPr>
+    </w:lvl>
+    <w:lvl w:ilvl="7" w:tentative="1">
+      <w:start w:val="1"/>
+      <w:numFmt w:val="bullet"/>
+      <w:lvlText w:val=""/>
+      <w:lvlJc w:val="left"/>
+      <w:pPr>
+        <w:tabs>
+          <w:tab w:val="num" w:pos="5760"/>
+        </w:tabs>
+        <w:ind w:left="5760" w:hanging="360"/>
+      </w:pPr>
+      <w:rPr>
+        <w:rFonts w:ascii="Wingdings" w:hAnsi="Wingdings" w:hint="default"/>
+        <w:sz w:val="20"/>
+      </w:rPr>
+    </w:lvl>
+    <w:lvl w:ilvl="8" w:tentative="1">
+      <w:start w:val="1"/>
+      <w:numFmt w:val="bullet"/>
+      <w:lvlText w:val=""/>
+      <w:lvlJc w:val="left"/>
+      <w:pPr>
+        <w:tabs>
+          <w:tab w:val="num" w:pos="6480"/>
+        </w:tabs>
+        <w:ind w:left="6480" w:hanging="360"/>
+      </w:pPr>
+      <w:rPr>
+        <w:rFonts w:ascii="Wingdings" w:hAnsi="Wingdings" w:hint="default"/>
+        <w:sz w:val="20"/>
+      </w:rPr>
+    </w:lvl>
+  </w:abstractNum>
+  <w:abstractNum w:abstractNumId="26" w15:restartNumberingAfterBreak="0">
+    <w:nsid w:val="6CA6746B"/>
+    <w:multiLevelType w:val="hybridMultilevel"/>
+    <w:tmpl w:val="1B7A8422"/>
+    <w:lvl w:ilvl="0" w:tplc="40090009">
+      <w:start w:val="1"/>
+      <w:numFmt w:val="bullet"/>
+      <w:lvlText w:val=""/>
+      <w:lvlJc w:val="left"/>
+      <w:pPr>
+        <w:ind w:left="1440" w:hanging="360"/>
+      </w:pPr>
+      <w:rPr>
+        <w:rFonts w:ascii="Wingdings" w:hAnsi="Wingdings" w:hint="default"/>
+      </w:rPr>
+    </w:lvl>
+    <w:lvl w:ilvl="1" w:tplc="40090003" w:tentative="1">
+      <w:start w:val="1"/>
+      <w:numFmt w:val="bullet"/>
+      <w:lvlText w:val="o"/>
+      <w:lvlJc w:val="left"/>
+      <w:pPr>
+        <w:ind w:left="2160" w:hanging="360"/>
+      </w:pPr>
+      <w:rPr>
+        <w:rFonts w:ascii="Courier New" w:hAnsi="Courier New" w:cs="Courier New" w:hint="default"/>
+      </w:rPr>
+    </w:lvl>
+    <w:lvl w:ilvl="2" w:tplc="40090005" w:tentative="1">
+      <w:start w:val="1"/>
+      <w:numFmt w:val="bullet"/>
+      <w:lvlText w:val=""/>
+      <w:lvlJc w:val="left"/>
+      <w:pPr>
+        <w:ind w:left="2880" w:hanging="360"/>
+      </w:pPr>
+      <w:rPr>
+        <w:rFonts w:ascii="Wingdings" w:hAnsi="Wingdings" w:hint="default"/>
+      </w:rPr>
+    </w:lvl>
+    <w:lvl w:ilvl="3" w:tplc="40090001" w:tentative="1">
+      <w:start w:val="1"/>
+      <w:numFmt w:val="bullet"/>
+      <w:lvlText w:val=""/>
+      <w:lvlJc w:val="left"/>
+      <w:pPr>
+        <w:ind w:left="3600" w:hanging="360"/>
+      </w:pPr>
+      <w:rPr>
+        <w:rFonts w:ascii="Symbol" w:hAnsi="Symbol" w:hint="default"/>
+      </w:rPr>
+    </w:lvl>
+    <w:lvl w:ilvl="4" w:tplc="40090003" w:tentative="1">
+      <w:start w:val="1"/>
+      <w:numFmt w:val="bullet"/>
+      <w:lvlText w:val="o"/>
+      <w:lvlJc w:val="left"/>
+      <w:pPr>
+        <w:ind w:left="4320" w:hanging="360"/>
+      </w:pPr>
+      <w:rPr>
+        <w:rFonts w:ascii="Courier New" w:hAnsi="Courier New" w:cs="Courier New" w:hint="default"/>
+      </w:rPr>
+    </w:lvl>
+    <w:lvl w:ilvl="5" w:tplc="40090005" w:tentative="1">
+      <w:start w:val="1"/>
+      <w:numFmt w:val="bullet"/>
+      <w:lvlText w:val=""/>
+      <w:lvlJc w:val="left"/>
+      <w:pPr>
+        <w:ind w:left="5040" w:hanging="360"/>
+      </w:pPr>
+      <w:rPr>
+        <w:rFonts w:ascii="Wingdings" w:hAnsi="Wingdings" w:hint="default"/>
+      </w:rPr>
+    </w:lvl>
+    <w:lvl w:ilvl="6" w:tplc="40090001" w:tentative="1">
+      <w:start w:val="1"/>
+      <w:numFmt w:val="bullet"/>
+      <w:lvlText w:val=""/>
+      <w:lvlJc w:val="left"/>
+      <w:pPr>
+        <w:ind w:left="5760" w:hanging="360"/>
+      </w:pPr>
+      <w:rPr>
+        <w:rFonts w:ascii="Symbol" w:hAnsi="Symbol" w:hint="default"/>
+      </w:rPr>
+    </w:lvl>
+    <w:lvl w:ilvl="7" w:tplc="40090003" w:tentative="1">
+      <w:start w:val="1"/>
+      <w:numFmt w:val="bullet"/>
+      <w:lvlText w:val="o"/>
+      <w:lvlJc w:val="left"/>
+      <w:pPr>
+        <w:ind w:left="6480" w:hanging="360"/>
+      </w:pPr>
+      <w:rPr>
+        <w:rFonts w:ascii="Courier New" w:hAnsi="Courier New" w:cs="Courier New" w:hint="default"/>
+      </w:rPr>
+    </w:lvl>
+    <w:lvl w:ilvl="8" w:tplc="40090005" w:tentative="1">
+      <w:start w:val="1"/>
+      <w:numFmt w:val="bullet"/>
+      <w:lvlText w:val=""/>
+      <w:lvlJc w:val="left"/>
+      <w:pPr>
+        <w:ind w:left="7200" w:hanging="360"/>
+      </w:pPr>
+      <w:rPr>
+        <w:rFonts w:ascii="Wingdings" w:hAnsi="Wingdings" w:hint="default"/>
+      </w:rPr>
+    </w:lvl>
+  </w:abstractNum>
+  <w:abstractNum w:abstractNumId="27" w15:restartNumberingAfterBreak="0">
+    <w:nsid w:val="73E725D0"/>
+    <w:multiLevelType w:val="hybridMultilevel"/>
+    <w:tmpl w:val="E806EA88"/>
+    <w:lvl w:ilvl="0" w:tplc="40090001">
+      <w:start w:val="1"/>
+      <w:numFmt w:val="bullet"/>
+      <w:lvlText w:val=""/>
+      <w:lvlJc w:val="left"/>
+      <w:pPr>
+        <w:ind w:left="720" w:hanging="360"/>
+      </w:pPr>
+      <w:rPr>
+        <w:rFonts w:ascii="Symbol" w:hAnsi="Symbol" w:hint="default"/>
+      </w:rPr>
+    </w:lvl>
+    <w:lvl w:ilvl="1" w:tplc="40090003" w:tentative="1">
+      <w:start w:val="1"/>
+      <w:numFmt w:val="bullet"/>
+      <w:lvlText w:val="o"/>
+      <w:lvlJc w:val="left"/>
+      <w:pPr>
+        <w:ind w:left="1440" w:hanging="360"/>
+      </w:pPr>
+      <w:rPr>
+        <w:rFonts w:ascii="Courier New" w:hAnsi="Courier New" w:cs="Courier New" w:hint="default"/>
+      </w:rPr>
+    </w:lvl>
+    <w:lvl w:ilvl="2" w:tplc="40090005" w:tentative="1">
+      <w:start w:val="1"/>
+      <w:numFmt w:val="bullet"/>
+      <w:lvlText w:val=""/>
+      <w:lvlJc w:val="left"/>
+      <w:pPr>
+        <w:ind w:left="2160" w:hanging="360"/>
+      </w:pPr>
+      <w:rPr>
+        <w:rFonts w:ascii="Wingdings" w:hAnsi="Wingdings" w:hint="default"/>
+      </w:rPr>
+    </w:lvl>
+    <w:lvl w:ilvl="3" w:tplc="40090001" w:tentative="1">
+      <w:start w:val="1"/>
+      <w:numFmt w:val="bullet"/>
+      <w:lvlText w:val=""/>
+      <w:lvlJc w:val="left"/>
+      <w:pPr>
+        <w:ind w:left="2880" w:hanging="360"/>
+      </w:pPr>
+      <w:rPr>
+        <w:rFonts w:ascii="Symbol" w:hAnsi="Symbol" w:hint="default"/>
+      </w:rPr>
+    </w:lvl>
+    <w:lvl w:ilvl="4" w:tplc="40090003" w:tentative="1">
+      <w:start w:val="1"/>
+      <w:numFmt w:val="bullet"/>
+      <w:lvlText w:val="o"/>
+      <w:lvlJc w:val="left"/>
+      <w:pPr>
+        <w:ind w:left="3600" w:hanging="360"/>
+      </w:pPr>
+      <w:rPr>
+        <w:rFonts w:ascii="Courier New" w:hAnsi="Courier New" w:cs="Courier New" w:hint="default"/>
+      </w:rPr>
+    </w:lvl>
+    <w:lvl w:ilvl="5" w:tplc="40090005" w:tentative="1">
+      <w:start w:val="1"/>
+      <w:numFmt w:val="bullet"/>
+      <w:lvlText w:val=""/>
+      <w:lvlJc w:val="left"/>
+      <w:pPr>
+        <w:ind w:left="4320" w:hanging="360"/>
+      </w:pPr>
+      <w:rPr>
+        <w:rFonts w:ascii="Wingdings" w:hAnsi="Wingdings" w:hint="default"/>
+      </w:rPr>
+    </w:lvl>
+    <w:lvl w:ilvl="6" w:tplc="40090001" w:tentative="1">
+      <w:start w:val="1"/>
+      <w:numFmt w:val="bullet"/>
+      <w:lvlText w:val=""/>
+      <w:lvlJc w:val="left"/>
+      <w:pPr>
+        <w:ind w:left="5040" w:hanging="360"/>
+      </w:pPr>
+      <w:rPr>
+        <w:rFonts w:ascii="Symbol" w:hAnsi="Symbol" w:hint="default"/>
+      </w:rPr>
+    </w:lvl>
+    <w:lvl w:ilvl="7" w:tplc="40090003" w:tentative="1">
+      <w:start w:val="1"/>
+      <w:numFmt w:val="bullet"/>
+      <w:lvlText w:val="o"/>
+      <w:lvlJc w:val="left"/>
+      <w:pPr>
+        <w:ind w:left="5760" w:hanging="360"/>
+      </w:pPr>
+      <w:rPr>
+        <w:rFonts w:ascii="Courier New" w:hAnsi="Courier New" w:cs="Courier New" w:hint="default"/>
+      </w:rPr>
+    </w:lvl>
+    <w:lvl w:ilvl="8" w:tplc="40090005" w:tentative="1">
+      <w:start w:val="1"/>
+      <w:numFmt w:val="bullet"/>
+      <w:lvlText w:val=""/>
+      <w:lvlJc w:val="left"/>
+      <w:pPr>
+        <w:ind w:left="6480" w:hanging="360"/>
+      </w:pPr>
+      <w:rPr>
+        <w:rFonts w:ascii="Wingdings" w:hAnsi="Wingdings" w:hint="default"/>
+      </w:rPr>
+    </w:lvl>
+  </w:abstractNum>
+  <w:abstractNum w:abstractNumId="28" w15:restartNumberingAfterBreak="0">
+    <w:nsid w:val="78C73386"/>
+    <w:multiLevelType w:val="multilevel"/>
+    <w:tmpl w:val="8D266888"/>
+    <w:lvl w:ilvl="0">
+      <w:start w:val="1"/>
+      <w:numFmt w:val="bullet"/>
+      <w:lvlText w:val=""/>
+      <w:lvlJc w:val="left"/>
+      <w:pPr>
+        <w:tabs>
+          <w:tab w:val="num" w:pos="720"/>
+        </w:tabs>
+        <w:ind w:left="720" w:hanging="360"/>
+      </w:pPr>
+      <w:rPr>
+        <w:rFonts w:ascii="Symbol" w:hAnsi="Symbol" w:hint="default"/>
+        <w:sz w:val="20"/>
+      </w:rPr>
+    </w:lvl>
+    <w:lvl w:ilvl="1" w:tentative="1">
+      <w:start w:val="1"/>
+      <w:numFmt w:val="bullet"/>
+      <w:lvlText w:val="o"/>
+      <w:lvlJc w:val="left"/>
+      <w:pPr>
+        <w:tabs>
+          <w:tab w:val="num" w:pos="1440"/>
+        </w:tabs>
+        <w:ind w:left="1440" w:hanging="360"/>
+      </w:pPr>
+      <w:rPr>
+        <w:rFonts w:ascii="Courier New" w:hAnsi="Courier New" w:hint="default"/>
+        <w:sz w:val="20"/>
+      </w:rPr>
+    </w:lvl>
+    <w:lvl w:ilvl="2" w:tentative="1">
+      <w:start w:val="1"/>
+      <w:numFmt w:val="bullet"/>
+      <w:lvlText w:val=""/>
+      <w:lvlJc w:val="left"/>
+      <w:pPr>
+        <w:tabs>
+          <w:tab w:val="num" w:pos="2160"/>
+        </w:tabs>
+        <w:ind w:left="2160" w:hanging="360"/>
+      </w:pPr>
+      <w:rPr>
+        <w:rFonts w:ascii="Wingdings" w:hAnsi="Wingdings" w:hint="default"/>
+        <w:sz w:val="20"/>
+      </w:rPr>
+    </w:lvl>
+    <w:lvl w:ilvl="3" w:tentative="1">
+      <w:start w:val="1"/>
+      <w:numFmt w:val="bullet"/>
+      <w:lvlText w:val=""/>
+      <w:lvlJc w:val="left"/>
+      <w:pPr>
+        <w:tabs>
+          <w:tab w:val="num" w:pos="2880"/>
+        </w:tabs>
+        <w:ind w:left="2880" w:hanging="360"/>
+      </w:pPr>
+      <w:rPr>
+        <w:rFonts w:ascii="Wingdings" w:hAnsi="Wingdings" w:hint="default"/>
+        <w:sz w:val="20"/>
+      </w:rPr>
+    </w:lvl>
+    <w:lvl w:ilvl="4" w:tentative="1">
+      <w:start w:val="1"/>
+      <w:numFmt w:val="bullet"/>
+      <w:lvlText w:val=""/>
+      <w:lvlJc w:val="left"/>
+      <w:pPr>
+        <w:tabs>
+          <w:tab w:val="num" w:pos="3600"/>
+        </w:tabs>
+        <w:ind w:left="3600" w:hanging="360"/>
+      </w:pPr>
+      <w:rPr>
+        <w:rFonts w:ascii="Wingdings" w:hAnsi="Wingdings" w:hint="default"/>
+        <w:sz w:val="20"/>
+      </w:rPr>
+    </w:lvl>
+    <w:lvl w:ilvl="5" w:tentative="1">
+      <w:start w:val="1"/>
+      <w:numFmt w:val="bullet"/>
+      <w:lvlText w:val=""/>
+      <w:lvlJc w:val="left"/>
+      <w:pPr>
+        <w:tabs>
+          <w:tab w:val="num" w:pos="4320"/>
+        </w:tabs>
+        <w:ind w:left="4320" w:hanging="360"/>
+      </w:pPr>
+      <w:rPr>
+        <w:rFonts w:ascii="Wingdings" w:hAnsi="Wingdings" w:hint="default"/>
+        <w:sz w:val="20"/>
+      </w:rPr>
+    </w:lvl>
+    <w:lvl w:ilvl="6" w:tentative="1">
+      <w:start w:val="1"/>
+      <w:numFmt w:val="bullet"/>
+      <w:lvlText w:val=""/>
+      <w:lvlJc w:val="left"/>
+      <w:pPr>
+        <w:tabs>
+          <w:tab w:val="num" w:pos="5040"/>
+        </w:tabs>
+        <w:ind w:left="5040" w:hanging="360"/>
+      </w:pPr>
+      <w:rPr>
+        <w:rFonts w:ascii="Wingdings" w:hAnsi="Wingdings" w:hint="default"/>
+        <w:sz w:val="20"/>
+      </w:rPr>
+    </w:lvl>
+    <w:lvl w:ilvl="7" w:tentative="1">
+      <w:start w:val="1"/>
+      <w:numFmt w:val="bullet"/>
+      <w:lvlText w:val=""/>
+      <w:lvlJc w:val="left"/>
+      <w:pPr>
+        <w:tabs>
+          <w:tab w:val="num" w:pos="5760"/>
+        </w:tabs>
+        <w:ind w:left="5760" w:hanging="360"/>
+      </w:pPr>
+      <w:rPr>
+        <w:rFonts w:ascii="Wingdings" w:hAnsi="Wingdings" w:hint="default"/>
+        <w:sz w:val="20"/>
+      </w:rPr>
+    </w:lvl>
+    <w:lvl w:ilvl="8" w:tentative="1">
+      <w:start w:val="1"/>
+      <w:numFmt w:val="bullet"/>
+      <w:lvlText w:val=""/>
+      <w:lvlJc w:val="left"/>
+      <w:pPr>
+        <w:tabs>
+          <w:tab w:val="num" w:pos="6480"/>
+        </w:tabs>
+        <w:ind w:left="6480" w:hanging="360"/>
+      </w:pPr>
+      <w:rPr>
+        <w:rFonts w:ascii="Wingdings" w:hAnsi="Wingdings" w:hint="default"/>
+        <w:sz w:val="20"/>
+      </w:rPr>
+    </w:lvl>
+  </w:abstractNum>
+  <w:abstractNum w:abstractNumId="29" w15:restartNumberingAfterBreak="0">
+    <w:nsid w:val="7C907E68"/>
+    <w:multiLevelType w:val="multilevel"/>
+    <w:tmpl w:val="729AECCA"/>
+    <w:lvl w:ilvl="0">
+      <w:start w:val="1"/>
+      <w:numFmt w:val="bullet"/>
+      <w:lvlText w:val=""/>
+      <w:lvlJc w:val="left"/>
+      <w:pPr>
+        <w:tabs>
+          <w:tab w:val="num" w:pos="720"/>
+        </w:tabs>
+        <w:ind w:left="720" w:hanging="360"/>
+      </w:pPr>
+      <w:rPr>
+        <w:rFonts w:ascii="Symbol" w:hAnsi="Symbol" w:hint="default"/>
+        <w:sz w:val="20"/>
+      </w:rPr>
+    </w:lvl>
+    <w:lvl w:ilvl="1" w:tentative="1">
+      <w:start w:val="1"/>
+      <w:numFmt w:val="bullet"/>
+      <w:lvlText w:val="o"/>
+      <w:lvlJc w:val="left"/>
+      <w:pPr>
+        <w:tabs>
+          <w:tab w:val="num" w:pos="1440"/>
+        </w:tabs>
+        <w:ind w:left="1440" w:hanging="360"/>
+      </w:pPr>
+      <w:rPr>
+        <w:rFonts w:ascii="Courier New" w:hAnsi="Courier New" w:hint="default"/>
+        <w:sz w:val="20"/>
+      </w:rPr>
+    </w:lvl>
+    <w:lvl w:ilvl="2" w:tentative="1">
+      <w:start w:val="1"/>
+      <w:numFmt w:val="bullet"/>
+      <w:lvlText w:val=""/>
+      <w:lvlJc w:val="left"/>
+      <w:pPr>
+        <w:tabs>
+          <w:tab w:val="num" w:pos="2160"/>
+        </w:tabs>
+        <w:ind w:left="2160" w:hanging="360"/>
+      </w:pPr>
+      <w:rPr>
+        <w:rFonts w:ascii="Wingdings" w:hAnsi="Wingdings" w:hint="default"/>
+        <w:sz w:val="20"/>
+      </w:rPr>
+    </w:lvl>
+    <w:lvl w:ilvl="3" w:tentative="1">
+      <w:start w:val="1"/>
+      <w:numFmt w:val="bullet"/>
+      <w:lvlText w:val=""/>
+      <w:lvlJc w:val="left"/>
+      <w:pPr>
+        <w:tabs>
+          <w:tab w:val="num" w:pos="2880"/>
+        </w:tabs>
+        <w:ind w:left="2880" w:hanging="360"/>
+      </w:pPr>
+      <w:rPr>
+        <w:rFonts w:ascii="Wingdings" w:hAnsi="Wingdings" w:hint="default"/>
+        <w:sz w:val="20"/>
+      </w:rPr>
+    </w:lvl>
+    <w:lvl w:ilvl="4" w:tentative="1">
+      <w:start w:val="1"/>
+      <w:numFmt w:val="bullet"/>
+      <w:lvlText w:val=""/>
+      <w:lvlJc w:val="left"/>
+      <w:pPr>
+        <w:tabs>
+          <w:tab w:val="num" w:pos="3600"/>
+        </w:tabs>
+        <w:ind w:left="3600" w:hanging="360"/>
+      </w:pPr>
+      <w:rPr>
+        <w:rFonts w:ascii="Wingdings" w:hAnsi="Wingdings" w:hint="default"/>
+        <w:sz w:val="20"/>
+      </w:rPr>
+    </w:lvl>
+    <w:lvl w:ilvl="5" w:tentative="1">
+      <w:start w:val="1"/>
+      <w:numFmt w:val="bullet"/>
+      <w:lvlText w:val=""/>
+      <w:lvlJc w:val="left"/>
+      <w:pPr>
+        <w:tabs>
+          <w:tab w:val="num" w:pos="4320"/>
+        </w:tabs>
+        <w:ind w:left="4320" w:hanging="360"/>
+      </w:pPr>
+      <w:rPr>
+        <w:rFonts w:ascii="Wingdings" w:hAnsi="Wingdings" w:hint="default"/>
+        <w:sz w:val="20"/>
+      </w:rPr>
+    </w:lvl>
+    <w:lvl w:ilvl="6" w:tentative="1">
+      <w:start w:val="1"/>
+      <w:numFmt w:val="bullet"/>
+      <w:lvlText w:val=""/>
+      <w:lvlJc w:val="left"/>
+      <w:pPr>
+        <w:tabs>
+          <w:tab w:val="num" w:pos="5040"/>
+        </w:tabs>
+        <w:ind w:left="5040" w:hanging="360"/>
+      </w:pPr>
+      <w:rPr>
+        <w:rFonts w:ascii="Wingdings" w:hAnsi="Wingdings" w:hint="default"/>
+        <w:sz w:val="20"/>
+      </w:rPr>
+    </w:lvl>
+    <w:lvl w:ilvl="7" w:tentative="1">
+      <w:start w:val="1"/>
+      <w:numFmt w:val="bullet"/>
+      <w:lvlText w:val=""/>
+      <w:lvlJc w:val="left"/>
+      <w:pPr>
+        <w:tabs>
+          <w:tab w:val="num" w:pos="5760"/>
+        </w:tabs>
+        <w:ind w:left="5760" w:hanging="360"/>
+      </w:pPr>
+      <w:rPr>
+        <w:rFonts w:ascii="Wingdings" w:hAnsi="Wingdings" w:hint="default"/>
+        <w:sz w:val="20"/>
+      </w:rPr>
+    </w:lvl>
+    <w:lvl w:ilvl="8" w:tentative="1">
+      <w:start w:val="1"/>
+      <w:numFmt w:val="bullet"/>
+      <w:lvlText w:val=""/>
+      <w:lvlJc w:val="left"/>
+      <w:pPr>
+        <w:tabs>
+          <w:tab w:val="num" w:pos="6480"/>
+        </w:tabs>
+        <w:ind w:left="6480" w:hanging="360"/>
+      </w:pPr>
+      <w:rPr>
+        <w:rFonts w:ascii="Wingdings" w:hAnsi="Wingdings" w:hint="default"/>
+        <w:sz w:val="20"/>
+      </w:rPr>
+    </w:lvl>
+  </w:abstractNum>
   <w:num w:numId="1" w16cid:durableId="176506218">
-    <w:abstractNumId w:val="8"/>
+    <w:abstractNumId w:val="14"/>
   </w:num>
   <w:num w:numId="2" w16cid:durableId="1302231459">
-    <w:abstractNumId w:val="17"/>
+    <w:abstractNumId w:val="29"/>
   </w:num>
   <w:num w:numId="3" w16cid:durableId="1849980898">
-    <w:abstractNumId w:val="4"/>
+    <w:abstractNumId w:val="9"/>
   </w:num>
   <w:num w:numId="4" w16cid:durableId="1309558280">
-    <w:abstractNumId w:val="13"/>
+    <w:abstractNumId w:val="23"/>
   </w:num>
   <w:num w:numId="5" w16cid:durableId="1543057062">
-    <w:abstractNumId w:val="6"/>
+    <w:abstractNumId w:val="12"/>
   </w:num>
   <w:num w:numId="6" w16cid:durableId="1045367518">
-    <w:abstractNumId w:val="12"/>
+    <w:abstractNumId w:val="21"/>
   </w:num>
   <w:num w:numId="7" w16cid:durableId="1985309264">
-    <w:abstractNumId w:val="1"/>
+    <w:abstractNumId w:val="2"/>
   </w:num>
   <w:num w:numId="8" w16cid:durableId="1196625876">
-    <w:abstractNumId w:val="16"/>
+    <w:abstractNumId w:val="28"/>
   </w:num>
   <w:num w:numId="9" w16cid:durableId="1454976088">
-    <w:abstractNumId w:val="15"/>
+    <w:abstractNumId w:val="27"/>
   </w:num>
   <w:num w:numId="10" w16cid:durableId="165094492">
-    <w:abstractNumId w:val="2"/>
+    <w:abstractNumId w:val="3"/>
   </w:num>
   <w:num w:numId="11" w16cid:durableId="1715502554">
-    <w:abstractNumId w:val="14"/>
+    <w:abstractNumId w:val="26"/>
   </w:num>
   <w:num w:numId="12" w16cid:durableId="729379705">
-    <w:abstractNumId w:val="5"/>
+    <w:abstractNumId w:val="11"/>
   </w:num>
   <w:num w:numId="13" w16cid:durableId="1295212702">
-    <w:abstractNumId w:val="10"/>
+    <w:abstractNumId w:val="18"/>
   </w:num>
   <w:num w:numId="14" w16cid:durableId="1017728248">
-    <w:abstractNumId w:val="11"/>
+    <w:abstractNumId w:val="19"/>
   </w:num>
   <w:num w:numId="15" w16cid:durableId="226503431">
     <w:abstractNumId w:val="0"/>
   </w:num>
   <w:num w:numId="16" w16cid:durableId="322782639">
-    <w:abstractNumId w:val="9"/>
+    <w:abstractNumId w:val="15"/>
   </w:num>
   <w:num w:numId="17" w16cid:durableId="1614284817">
+    <w:abstractNumId w:val="13"/>
+  </w:num>
+  <w:num w:numId="18" w16cid:durableId="1788622955">
+    <w:abstractNumId w:val="4"/>
+  </w:num>
+  <w:num w:numId="19" w16cid:durableId="321662907">
+    <w:abstractNumId w:val="24"/>
+  </w:num>
+  <w:num w:numId="20" w16cid:durableId="854030271">
+    <w:abstractNumId w:val="22"/>
+  </w:num>
+  <w:num w:numId="21" w16cid:durableId="284891161">
     <w:abstractNumId w:val="7"/>
   </w:num>
-  <w:num w:numId="18" w16cid:durableId="1788622955">
-    <w:abstractNumId w:val="3"/>
+  <w:num w:numId="22" w16cid:durableId="1542935069">
+    <w:abstractNumId w:val="8"/>
+  </w:num>
+  <w:num w:numId="23" w16cid:durableId="877744611">
+    <w:abstractNumId w:val="25"/>
+  </w:num>
+  <w:num w:numId="24" w16cid:durableId="1460496539">
+    <w:abstractNumId w:val="17"/>
+  </w:num>
+  <w:num w:numId="25" w16cid:durableId="1754474043">
+    <w:abstractNumId w:val="16"/>
+  </w:num>
+  <w:num w:numId="26" w16cid:durableId="1870726834">
+    <w:abstractNumId w:val="20"/>
+  </w:num>
+  <w:num w:numId="27" w16cid:durableId="1962683922">
+    <w:abstractNumId w:val="6"/>
+  </w:num>
+  <w:num w:numId="28" w16cid:durableId="1058939809">
+    <w:abstractNumId w:val="10"/>
+  </w:num>
+  <w:num w:numId="29" w16cid:durableId="1825194410">
+    <w:abstractNumId w:val="5"/>
+  </w:num>
+  <w:num w:numId="30" w16cid:durableId="717169765">
+    <w:abstractNumId w:val="1"/>
   </w:num>
 </w:numbering>
 </file>
@@ -20753,7 +27566,6 @@
   <w:style w:type="character" w:default="1" w:styleId="DefaultParagraphFont">
     <w:name w:val="Default Paragraph Font"/>
     <w:uiPriority w:val="1"/>
-    <w:semiHidden/>
     <w:unhideWhenUsed/>
   </w:style>
   <w:style w:type="table" w:default="1" w:styleId="TableNormal">

--- a/Working.docx
+++ b/Working.docx
@@ -22566,6 +22566,727 @@
         </w:rPr>
       </w:pPr>
     </w:p>
+    <w:p>
+      <w:pPr>
+        <w:rPr>
+          <w:rFonts w:ascii="Arial" w:hAnsi="Arial" w:cs="Arial"/>
+          <w:sz w:val="36"/>
+          <w:szCs w:val="36"/>
+        </w:rPr>
+      </w:pPr>
+      <w:r>
+        <w:rPr>
+          <w:rFonts w:ascii="Arial" w:hAnsi="Arial" w:cs="Arial"/>
+          <w:sz w:val="36"/>
+          <w:szCs w:val="36"/>
+        </w:rPr>
+        <w:br w:type="page"/>
+      </w:r>
+    </w:p>
+    <w:p>
+      <w:pPr>
+        <w:pStyle w:val="ListParagraph"/>
+        <w:jc w:val="both"/>
+        <w:rPr>
+          <w:rFonts w:ascii="Arial" w:hAnsi="Arial" w:cs="Arial"/>
+          <w:sz w:val="36"/>
+          <w:szCs w:val="36"/>
+        </w:rPr>
+      </w:pPr>
+      <w:r>
+        <w:rPr>
+          <w:rFonts w:ascii="Arial" w:hAnsi="Arial" w:cs="Arial"/>
+          <w:sz w:val="36"/>
+          <w:szCs w:val="36"/>
+        </w:rPr>
+        <w:lastRenderedPageBreak/>
+        <w:t xml:space="preserve">Lesson </w:t>
+      </w:r>
+      <w:proofErr w:type="gramStart"/>
+      <w:r>
+        <w:rPr>
+          <w:rFonts w:ascii="Arial" w:hAnsi="Arial" w:cs="Arial"/>
+          <w:sz w:val="36"/>
+          <w:szCs w:val="36"/>
+        </w:rPr>
+        <w:t>6:-</w:t>
+      </w:r>
+      <w:proofErr w:type="gramEnd"/>
+    </w:p>
+    <w:p>
+      <w:pPr>
+        <w:pStyle w:val="ListParagraph"/>
+        <w:jc w:val="both"/>
+        <w:rPr>
+          <w:rFonts w:ascii="Arial" w:hAnsi="Arial" w:cs="Arial"/>
+          <w:sz w:val="36"/>
+          <w:szCs w:val="36"/>
+        </w:rPr>
+      </w:pPr>
+    </w:p>
+    <w:tbl>
+      <w:tblPr>
+        <w:tblW w:w="0" w:type="auto"/>
+        <w:tblCellSpacing w:w="15" w:type="dxa"/>
+        <w:tblCellMar>
+          <w:top w:w="15" w:type="dxa"/>
+          <w:left w:w="15" w:type="dxa"/>
+          <w:bottom w:w="15" w:type="dxa"/>
+          <w:right w:w="15" w:type="dxa"/>
+        </w:tblCellMar>
+        <w:tblLook w:val="04A0" w:firstRow="1" w:lastRow="0" w:firstColumn="1" w:lastColumn="0" w:noHBand="0" w:noVBand="1"/>
+      </w:tblPr>
+      <w:tblGrid>
+        <w:gridCol w:w="4387"/>
+        <w:gridCol w:w="4639"/>
+      </w:tblGrid>
+      <w:tr>
+        <w:trPr>
+          <w:tblHeader/>
+          <w:tblCellSpacing w:w="15" w:type="dxa"/>
+        </w:trPr>
+        <w:tc>
+          <w:tcPr>
+            <w:tcW w:w="0" w:type="auto"/>
+            <w:vAlign w:val="center"/>
+            <w:hideMark/>
+          </w:tcPr>
+          <w:p>
+            <w:pPr>
+              <w:pStyle w:val="ListParagraph"/>
+              <w:jc w:val="both"/>
+              <w:rPr>
+                <w:rFonts w:ascii="Arial" w:hAnsi="Arial" w:cs="Arial"/>
+                <w:b/>
+                <w:bCs/>
+                <w:sz w:val="36"/>
+                <w:szCs w:val="36"/>
+              </w:rPr>
+            </w:pPr>
+            <w:r>
+              <w:rPr>
+                <w:rFonts w:ascii="Arial" w:hAnsi="Arial" w:cs="Arial"/>
+                <w:b/>
+                <w:bCs/>
+                <w:sz w:val="36"/>
+                <w:szCs w:val="36"/>
+              </w:rPr>
+              <w:t>Function</w:t>
+            </w:r>
+          </w:p>
+        </w:tc>
+        <w:tc>
+          <w:tcPr>
+            <w:tcW w:w="0" w:type="auto"/>
+            <w:vAlign w:val="center"/>
+            <w:hideMark/>
+          </w:tcPr>
+          <w:p>
+            <w:pPr>
+              <w:pStyle w:val="ListParagraph"/>
+              <w:jc w:val="both"/>
+              <w:rPr>
+                <w:rFonts w:ascii="Arial" w:hAnsi="Arial" w:cs="Arial"/>
+                <w:b/>
+                <w:bCs/>
+                <w:sz w:val="36"/>
+                <w:szCs w:val="36"/>
+              </w:rPr>
+            </w:pPr>
+            <w:r>
+              <w:rPr>
+                <w:rFonts w:ascii="Arial" w:hAnsi="Arial" w:cs="Arial"/>
+                <w:b/>
+                <w:bCs/>
+                <w:sz w:val="36"/>
+                <w:szCs w:val="36"/>
+              </w:rPr>
+              <w:t>Purpose</w:t>
+            </w:r>
+          </w:p>
+        </w:tc>
+      </w:tr>
+      <w:tr>
+        <w:trPr>
+          <w:tblCellSpacing w:w="15" w:type="dxa"/>
+        </w:trPr>
+        <w:tc>
+          <w:tcPr>
+            <w:tcW w:w="0" w:type="auto"/>
+            <w:vAlign w:val="center"/>
+            <w:hideMark/>
+          </w:tcPr>
+          <w:p>
+            <w:pPr>
+              <w:pStyle w:val="ListParagraph"/>
+              <w:jc w:val="both"/>
+              <w:rPr>
+                <w:rFonts w:ascii="Arial" w:hAnsi="Arial" w:cs="Arial"/>
+                <w:sz w:val="36"/>
+                <w:szCs w:val="36"/>
+              </w:rPr>
+            </w:pPr>
+            <w:proofErr w:type="spellStart"/>
+            <w:proofErr w:type="gramStart"/>
+            <w:r>
+              <w:rPr>
+                <w:rFonts w:ascii="Arial" w:hAnsi="Arial" w:cs="Arial"/>
+                <w:sz w:val="36"/>
+                <w:szCs w:val="36"/>
+              </w:rPr>
+              <w:t>plt.figure</w:t>
+            </w:r>
+            <w:proofErr w:type="spellEnd"/>
+            <w:proofErr w:type="gramEnd"/>
+            <w:r>
+              <w:rPr>
+                <w:rFonts w:ascii="Arial" w:hAnsi="Arial" w:cs="Arial"/>
+                <w:sz w:val="36"/>
+                <w:szCs w:val="36"/>
+              </w:rPr>
+              <w:t>(</w:t>
+            </w:r>
+            <w:proofErr w:type="spellStart"/>
+            <w:r>
+              <w:rPr>
+                <w:rFonts w:ascii="Arial" w:hAnsi="Arial" w:cs="Arial"/>
+                <w:sz w:val="36"/>
+                <w:szCs w:val="36"/>
+              </w:rPr>
+              <w:t>figsize</w:t>
+            </w:r>
+            <w:proofErr w:type="spellEnd"/>
+            <w:proofErr w:type="gramStart"/>
+            <w:r>
+              <w:rPr>
+                <w:rFonts w:ascii="Arial" w:hAnsi="Arial" w:cs="Arial"/>
+                <w:sz w:val="36"/>
+                <w:szCs w:val="36"/>
+              </w:rPr>
+              <w:t>=(</w:t>
+            </w:r>
+            <w:proofErr w:type="gramEnd"/>
+            <w:r>
+              <w:rPr>
+                <w:rFonts w:ascii="Arial" w:hAnsi="Arial" w:cs="Arial"/>
+                <w:sz w:val="36"/>
+                <w:szCs w:val="36"/>
+              </w:rPr>
+              <w:t>8,5))</w:t>
+            </w:r>
+          </w:p>
+        </w:tc>
+        <w:tc>
+          <w:tcPr>
+            <w:tcW w:w="0" w:type="auto"/>
+            <w:vAlign w:val="center"/>
+            <w:hideMark/>
+          </w:tcPr>
+          <w:p>
+            <w:pPr>
+              <w:pStyle w:val="ListParagraph"/>
+              <w:jc w:val="both"/>
+              <w:rPr>
+                <w:rFonts w:ascii="Arial" w:hAnsi="Arial" w:cs="Arial"/>
+                <w:sz w:val="36"/>
+                <w:szCs w:val="36"/>
+              </w:rPr>
+            </w:pPr>
+            <w:r>
+              <w:rPr>
+                <w:rFonts w:ascii="Arial" w:hAnsi="Arial" w:cs="Arial"/>
+                <w:sz w:val="36"/>
+                <w:szCs w:val="36"/>
+              </w:rPr>
+              <w:t>Creates a graph window of a specific size</w:t>
+            </w:r>
+          </w:p>
+        </w:tc>
+      </w:tr>
+      <w:tr>
+        <w:trPr>
+          <w:tblCellSpacing w:w="15" w:type="dxa"/>
+        </w:trPr>
+        <w:tc>
+          <w:tcPr>
+            <w:tcW w:w="0" w:type="auto"/>
+            <w:vAlign w:val="center"/>
+            <w:hideMark/>
+          </w:tcPr>
+          <w:p>
+            <w:pPr>
+              <w:pStyle w:val="ListParagraph"/>
+              <w:jc w:val="both"/>
+              <w:rPr>
+                <w:rFonts w:ascii="Arial" w:hAnsi="Arial" w:cs="Arial"/>
+                <w:sz w:val="36"/>
+                <w:szCs w:val="36"/>
+              </w:rPr>
+            </w:pPr>
+            <w:proofErr w:type="spellStart"/>
+            <w:proofErr w:type="gramStart"/>
+            <w:r>
+              <w:rPr>
+                <w:rFonts w:ascii="Arial" w:hAnsi="Arial" w:cs="Arial"/>
+                <w:sz w:val="36"/>
+                <w:szCs w:val="36"/>
+              </w:rPr>
+              <w:t>plt.plot</w:t>
+            </w:r>
+            <w:proofErr w:type="spellEnd"/>
+            <w:proofErr w:type="gramEnd"/>
+            <w:r>
+              <w:rPr>
+                <w:rFonts w:ascii="Arial" w:hAnsi="Arial" w:cs="Arial"/>
+                <w:sz w:val="36"/>
+                <w:szCs w:val="36"/>
+              </w:rPr>
+              <w:t>(hist)</w:t>
+            </w:r>
+          </w:p>
+        </w:tc>
+        <w:tc>
+          <w:tcPr>
+            <w:tcW w:w="0" w:type="auto"/>
+            <w:vAlign w:val="center"/>
+            <w:hideMark/>
+          </w:tcPr>
+          <w:p>
+            <w:pPr>
+              <w:pStyle w:val="ListParagraph"/>
+              <w:jc w:val="both"/>
+              <w:rPr>
+                <w:rFonts w:ascii="Arial" w:hAnsi="Arial" w:cs="Arial"/>
+                <w:sz w:val="36"/>
+                <w:szCs w:val="36"/>
+              </w:rPr>
+            </w:pPr>
+            <w:r>
+              <w:rPr>
+                <w:rFonts w:ascii="Arial" w:hAnsi="Arial" w:cs="Arial"/>
+                <w:sz w:val="36"/>
+                <w:szCs w:val="36"/>
+              </w:rPr>
+              <w:t>Draws the histogram</w:t>
+            </w:r>
+          </w:p>
+        </w:tc>
+      </w:tr>
+      <w:tr>
+        <w:trPr>
+          <w:tblCellSpacing w:w="15" w:type="dxa"/>
+        </w:trPr>
+        <w:tc>
+          <w:tcPr>
+            <w:tcW w:w="0" w:type="auto"/>
+            <w:vAlign w:val="center"/>
+            <w:hideMark/>
+          </w:tcPr>
+          <w:p>
+            <w:pPr>
+              <w:pStyle w:val="ListParagraph"/>
+              <w:jc w:val="both"/>
+              <w:rPr>
+                <w:rFonts w:ascii="Arial" w:hAnsi="Arial" w:cs="Arial"/>
+                <w:sz w:val="36"/>
+                <w:szCs w:val="36"/>
+              </w:rPr>
+            </w:pPr>
+            <w:proofErr w:type="spellStart"/>
+            <w:proofErr w:type="gramStart"/>
+            <w:r>
+              <w:rPr>
+                <w:rFonts w:ascii="Arial" w:hAnsi="Arial" w:cs="Arial"/>
+                <w:sz w:val="36"/>
+                <w:szCs w:val="36"/>
+              </w:rPr>
+              <w:t>plt.title</w:t>
+            </w:r>
+            <w:proofErr w:type="spellEnd"/>
+            <w:proofErr w:type="gramEnd"/>
+            <w:r>
+              <w:rPr>
+                <w:rFonts w:ascii="Arial" w:hAnsi="Arial" w:cs="Arial"/>
+                <w:sz w:val="36"/>
+                <w:szCs w:val="36"/>
+              </w:rPr>
+              <w:t>()</w:t>
+            </w:r>
+          </w:p>
+        </w:tc>
+        <w:tc>
+          <w:tcPr>
+            <w:tcW w:w="0" w:type="auto"/>
+            <w:vAlign w:val="center"/>
+            <w:hideMark/>
+          </w:tcPr>
+          <w:p>
+            <w:pPr>
+              <w:pStyle w:val="ListParagraph"/>
+              <w:jc w:val="both"/>
+              <w:rPr>
+                <w:rFonts w:ascii="Arial" w:hAnsi="Arial" w:cs="Arial"/>
+                <w:sz w:val="36"/>
+                <w:szCs w:val="36"/>
+              </w:rPr>
+            </w:pPr>
+            <w:r>
+              <w:rPr>
+                <w:rFonts w:ascii="Arial" w:hAnsi="Arial" w:cs="Arial"/>
+                <w:sz w:val="36"/>
+                <w:szCs w:val="36"/>
+              </w:rPr>
+              <w:t>Adds a graph title</w:t>
+            </w:r>
+          </w:p>
+        </w:tc>
+      </w:tr>
+      <w:tr>
+        <w:trPr>
+          <w:tblCellSpacing w:w="15" w:type="dxa"/>
+        </w:trPr>
+        <w:tc>
+          <w:tcPr>
+            <w:tcW w:w="0" w:type="auto"/>
+            <w:vAlign w:val="center"/>
+            <w:hideMark/>
+          </w:tcPr>
+          <w:p>
+            <w:pPr>
+              <w:pStyle w:val="ListParagraph"/>
+              <w:jc w:val="both"/>
+              <w:rPr>
+                <w:rFonts w:ascii="Arial" w:hAnsi="Arial" w:cs="Arial"/>
+                <w:sz w:val="36"/>
+                <w:szCs w:val="36"/>
+              </w:rPr>
+            </w:pPr>
+            <w:proofErr w:type="spellStart"/>
+            <w:proofErr w:type="gramStart"/>
+            <w:r>
+              <w:rPr>
+                <w:rFonts w:ascii="Arial" w:hAnsi="Arial" w:cs="Arial"/>
+                <w:sz w:val="36"/>
+                <w:szCs w:val="36"/>
+              </w:rPr>
+              <w:t>plt.xlabel</w:t>
+            </w:r>
+            <w:proofErr w:type="spellEnd"/>
+            <w:proofErr w:type="gramEnd"/>
+            <w:r>
+              <w:rPr>
+                <w:rFonts w:ascii="Arial" w:hAnsi="Arial" w:cs="Arial"/>
+                <w:sz w:val="36"/>
+                <w:szCs w:val="36"/>
+              </w:rPr>
+              <w:t>()</w:t>
+            </w:r>
+          </w:p>
+        </w:tc>
+        <w:tc>
+          <w:tcPr>
+            <w:tcW w:w="0" w:type="auto"/>
+            <w:vAlign w:val="center"/>
+            <w:hideMark/>
+          </w:tcPr>
+          <w:p>
+            <w:pPr>
+              <w:pStyle w:val="ListParagraph"/>
+              <w:jc w:val="both"/>
+              <w:rPr>
+                <w:rFonts w:ascii="Arial" w:hAnsi="Arial" w:cs="Arial"/>
+                <w:sz w:val="36"/>
+                <w:szCs w:val="36"/>
+              </w:rPr>
+            </w:pPr>
+            <w:r>
+              <w:rPr>
+                <w:rFonts w:ascii="Arial" w:hAnsi="Arial" w:cs="Arial"/>
+                <w:sz w:val="36"/>
+                <w:szCs w:val="36"/>
+              </w:rPr>
+              <w:t>Labels the X-axis</w:t>
+            </w:r>
+          </w:p>
+        </w:tc>
+      </w:tr>
+      <w:tr>
+        <w:trPr>
+          <w:tblCellSpacing w:w="15" w:type="dxa"/>
+        </w:trPr>
+        <w:tc>
+          <w:tcPr>
+            <w:tcW w:w="0" w:type="auto"/>
+            <w:vAlign w:val="center"/>
+            <w:hideMark/>
+          </w:tcPr>
+          <w:p>
+            <w:pPr>
+              <w:pStyle w:val="ListParagraph"/>
+              <w:jc w:val="both"/>
+              <w:rPr>
+                <w:rFonts w:ascii="Arial" w:hAnsi="Arial" w:cs="Arial"/>
+                <w:sz w:val="36"/>
+                <w:szCs w:val="36"/>
+              </w:rPr>
+            </w:pPr>
+            <w:proofErr w:type="spellStart"/>
+            <w:proofErr w:type="gramStart"/>
+            <w:r>
+              <w:rPr>
+                <w:rFonts w:ascii="Arial" w:hAnsi="Arial" w:cs="Arial"/>
+                <w:sz w:val="36"/>
+                <w:szCs w:val="36"/>
+              </w:rPr>
+              <w:t>plt.ylabel</w:t>
+            </w:r>
+            <w:proofErr w:type="spellEnd"/>
+            <w:proofErr w:type="gramEnd"/>
+            <w:r>
+              <w:rPr>
+                <w:rFonts w:ascii="Arial" w:hAnsi="Arial" w:cs="Arial"/>
+                <w:sz w:val="36"/>
+                <w:szCs w:val="36"/>
+              </w:rPr>
+              <w:t>()</w:t>
+            </w:r>
+          </w:p>
+        </w:tc>
+        <w:tc>
+          <w:tcPr>
+            <w:tcW w:w="0" w:type="auto"/>
+            <w:vAlign w:val="center"/>
+            <w:hideMark/>
+          </w:tcPr>
+          <w:p>
+            <w:pPr>
+              <w:pStyle w:val="ListParagraph"/>
+              <w:jc w:val="both"/>
+              <w:rPr>
+                <w:rFonts w:ascii="Arial" w:hAnsi="Arial" w:cs="Arial"/>
+                <w:sz w:val="36"/>
+                <w:szCs w:val="36"/>
+              </w:rPr>
+            </w:pPr>
+            <w:r>
+              <w:rPr>
+                <w:rFonts w:ascii="Arial" w:hAnsi="Arial" w:cs="Arial"/>
+                <w:sz w:val="36"/>
+                <w:szCs w:val="36"/>
+              </w:rPr>
+              <w:t>Labels the Y-axis</w:t>
+            </w:r>
+          </w:p>
+        </w:tc>
+      </w:tr>
+      <w:tr>
+        <w:trPr>
+          <w:tblCellSpacing w:w="15" w:type="dxa"/>
+        </w:trPr>
+        <w:tc>
+          <w:tcPr>
+            <w:tcW w:w="0" w:type="auto"/>
+            <w:vAlign w:val="center"/>
+            <w:hideMark/>
+          </w:tcPr>
+          <w:p>
+            <w:pPr>
+              <w:pStyle w:val="ListParagraph"/>
+              <w:jc w:val="both"/>
+              <w:rPr>
+                <w:rFonts w:ascii="Arial" w:hAnsi="Arial" w:cs="Arial"/>
+                <w:sz w:val="36"/>
+                <w:szCs w:val="36"/>
+              </w:rPr>
+            </w:pPr>
+            <w:proofErr w:type="spellStart"/>
+            <w:proofErr w:type="gramStart"/>
+            <w:r>
+              <w:rPr>
+                <w:rFonts w:ascii="Arial" w:hAnsi="Arial" w:cs="Arial"/>
+                <w:sz w:val="36"/>
+                <w:szCs w:val="36"/>
+              </w:rPr>
+              <w:t>plt.xlim</w:t>
+            </w:r>
+            <w:proofErr w:type="spellEnd"/>
+            <w:proofErr w:type="gramEnd"/>
+            <w:r>
+              <w:rPr>
+                <w:rFonts w:ascii="Arial" w:hAnsi="Arial" w:cs="Arial"/>
+                <w:sz w:val="36"/>
+                <w:szCs w:val="36"/>
+              </w:rPr>
+              <w:t>([0,256])</w:t>
+            </w:r>
+          </w:p>
+        </w:tc>
+        <w:tc>
+          <w:tcPr>
+            <w:tcW w:w="0" w:type="auto"/>
+            <w:vAlign w:val="center"/>
+            <w:hideMark/>
+          </w:tcPr>
+          <w:p>
+            <w:pPr>
+              <w:pStyle w:val="ListParagraph"/>
+              <w:jc w:val="both"/>
+              <w:rPr>
+                <w:rFonts w:ascii="Arial" w:hAnsi="Arial" w:cs="Arial"/>
+                <w:sz w:val="36"/>
+                <w:szCs w:val="36"/>
+              </w:rPr>
+            </w:pPr>
+            <w:r>
+              <w:rPr>
+                <w:rFonts w:ascii="Arial" w:hAnsi="Arial" w:cs="Arial"/>
+                <w:sz w:val="36"/>
+                <w:szCs w:val="36"/>
+              </w:rPr>
+              <w:t>Sets the X-axis range</w:t>
+            </w:r>
+          </w:p>
+        </w:tc>
+      </w:tr>
+      <w:tr>
+        <w:trPr>
+          <w:tblCellSpacing w:w="15" w:type="dxa"/>
+        </w:trPr>
+        <w:tc>
+          <w:tcPr>
+            <w:tcW w:w="0" w:type="auto"/>
+            <w:vAlign w:val="center"/>
+            <w:hideMark/>
+          </w:tcPr>
+          <w:p>
+            <w:pPr>
+              <w:pStyle w:val="ListParagraph"/>
+              <w:jc w:val="both"/>
+              <w:rPr>
+                <w:rFonts w:ascii="Arial" w:hAnsi="Arial" w:cs="Arial"/>
+                <w:sz w:val="36"/>
+                <w:szCs w:val="36"/>
+              </w:rPr>
+            </w:pPr>
+            <w:proofErr w:type="spellStart"/>
+            <w:proofErr w:type="gramStart"/>
+            <w:r>
+              <w:rPr>
+                <w:rFonts w:ascii="Arial" w:hAnsi="Arial" w:cs="Arial"/>
+                <w:sz w:val="36"/>
+                <w:szCs w:val="36"/>
+              </w:rPr>
+              <w:t>plt.grid</w:t>
+            </w:r>
+            <w:proofErr w:type="spellEnd"/>
+            <w:proofErr w:type="gramEnd"/>
+            <w:r>
+              <w:rPr>
+                <w:rFonts w:ascii="Arial" w:hAnsi="Arial" w:cs="Arial"/>
+                <w:sz w:val="36"/>
+                <w:szCs w:val="36"/>
+              </w:rPr>
+              <w:t>(True)</w:t>
+            </w:r>
+          </w:p>
+        </w:tc>
+        <w:tc>
+          <w:tcPr>
+            <w:tcW w:w="0" w:type="auto"/>
+            <w:vAlign w:val="center"/>
+            <w:hideMark/>
+          </w:tcPr>
+          <w:p>
+            <w:pPr>
+              <w:pStyle w:val="ListParagraph"/>
+              <w:jc w:val="both"/>
+              <w:rPr>
+                <w:rFonts w:ascii="Arial" w:hAnsi="Arial" w:cs="Arial"/>
+                <w:sz w:val="36"/>
+                <w:szCs w:val="36"/>
+              </w:rPr>
+            </w:pPr>
+            <w:r>
+              <w:rPr>
+                <w:rFonts w:ascii="Arial" w:hAnsi="Arial" w:cs="Arial"/>
+                <w:sz w:val="36"/>
+                <w:szCs w:val="36"/>
+              </w:rPr>
+              <w:t>Shows grid lines</w:t>
+            </w:r>
+          </w:p>
+        </w:tc>
+      </w:tr>
+      <w:tr>
+        <w:trPr>
+          <w:tblCellSpacing w:w="15" w:type="dxa"/>
+        </w:trPr>
+        <w:tc>
+          <w:tcPr>
+            <w:tcW w:w="0" w:type="auto"/>
+            <w:vAlign w:val="center"/>
+            <w:hideMark/>
+          </w:tcPr>
+          <w:p>
+            <w:pPr>
+              <w:pStyle w:val="ListParagraph"/>
+              <w:jc w:val="both"/>
+              <w:rPr>
+                <w:rFonts w:ascii="Arial" w:hAnsi="Arial" w:cs="Arial"/>
+                <w:sz w:val="36"/>
+                <w:szCs w:val="36"/>
+              </w:rPr>
+            </w:pPr>
+            <w:proofErr w:type="spellStart"/>
+            <w:proofErr w:type="gramStart"/>
+            <w:r>
+              <w:rPr>
+                <w:rFonts w:ascii="Arial" w:hAnsi="Arial" w:cs="Arial"/>
+                <w:sz w:val="36"/>
+                <w:szCs w:val="36"/>
+              </w:rPr>
+              <w:t>plt.show</w:t>
+            </w:r>
+            <w:proofErr w:type="spellEnd"/>
+            <w:proofErr w:type="gramEnd"/>
+            <w:r>
+              <w:rPr>
+                <w:rFonts w:ascii="Arial" w:hAnsi="Arial" w:cs="Arial"/>
+                <w:sz w:val="36"/>
+                <w:szCs w:val="36"/>
+              </w:rPr>
+              <w:t>()</w:t>
+            </w:r>
+          </w:p>
+        </w:tc>
+        <w:tc>
+          <w:tcPr>
+            <w:tcW w:w="0" w:type="auto"/>
+            <w:vAlign w:val="center"/>
+            <w:hideMark/>
+          </w:tcPr>
+          <w:p>
+            <w:pPr>
+              <w:pStyle w:val="ListParagraph"/>
+              <w:jc w:val="both"/>
+              <w:rPr>
+                <w:rFonts w:ascii="Arial" w:hAnsi="Arial" w:cs="Arial"/>
+                <w:sz w:val="36"/>
+                <w:szCs w:val="36"/>
+              </w:rPr>
+            </w:pPr>
+            <w:r>
+              <w:rPr>
+                <w:rFonts w:ascii="Arial" w:hAnsi="Arial" w:cs="Arial"/>
+                <w:sz w:val="36"/>
+                <w:szCs w:val="36"/>
+              </w:rPr>
+              <w:t>Displays the graph</w:t>
+            </w:r>
+          </w:p>
+        </w:tc>
+      </w:tr>
+    </w:tbl>
     <w:p>
       <w:pPr>
         <w:pStyle w:val="ListParagraph"/>

--- a/Working.docx
+++ b/Working.docx
@@ -271,14 +271,9 @@
       </w:r>
     </w:p>
     <w:p>
-      <w:proofErr w:type="gramStart"/>
       <w:r>
         <w:lastRenderedPageBreak/>
-        <w:t>So</w:t>
-      </w:r>
-      <w:proofErr w:type="gramEnd"/>
-      <w:r>
-        <w:t xml:space="preserve"> this command means:</w:t>
+        <w:t>So this command means:</w:t>
       </w:r>
     </w:p>
     <w:p>
@@ -980,25 +975,14 @@
           <w:szCs w:val="44"/>
         </w:rPr>
       </w:pPr>
-      <w:proofErr w:type="gramStart"/>
-      <w:r>
-        <w:rPr>
-          <w:b/>
-          <w:bCs/>
-          <w:sz w:val="44"/>
-          <w:szCs w:val="44"/>
-        </w:rPr>
-        <w:t>Open Source</w:t>
-      </w:r>
-      <w:proofErr w:type="gramEnd"/>
-      <w:r>
-        <w:rPr>
-          <w:b/>
-          <w:bCs/>
-          <w:sz w:val="44"/>
-          <w:szCs w:val="44"/>
-        </w:rPr>
-        <w:t xml:space="preserve"> Computer Vision Library</w:t>
+      <w:r>
+        <w:rPr>
+          <w:b/>
+          <w:bCs/>
+          <w:sz w:val="44"/>
+          <w:szCs w:val="44"/>
+        </w:rPr>
+        <w:t>Open Source Computer Vision Library</w:t>
       </w:r>
     </w:p>
     <w:p>
@@ -2236,21 +2220,12 @@
           <w:szCs w:val="44"/>
         </w:rPr>
       </w:pPr>
-      <w:proofErr w:type="gramStart"/>
-      <w:r>
-        <w:rPr>
-          <w:sz w:val="44"/>
-          <w:szCs w:val="44"/>
-        </w:rPr>
-        <w:t>print(</w:t>
-      </w:r>
-      <w:proofErr w:type="gramEnd"/>
-      <w:r>
-        <w:rPr>
-          <w:sz w:val="44"/>
-          <w:szCs w:val="44"/>
-        </w:rPr>
-        <w:t>) is a function.</w:t>
+      <w:r>
+        <w:rPr>
+          <w:sz w:val="44"/>
+          <w:szCs w:val="44"/>
+        </w:rPr>
+        <w:t>print() is a function.</w:t>
       </w:r>
     </w:p>
     <w:p>
@@ -3428,25 +3403,14 @@
           <w:szCs w:val="44"/>
         </w:rPr>
       </w:pPr>
-      <w:proofErr w:type="gramStart"/>
-      <w:r>
-        <w:rPr>
-          <w:b/>
-          <w:bCs/>
-          <w:sz w:val="44"/>
-          <w:szCs w:val="44"/>
-        </w:rPr>
-        <w:t>Open Source</w:t>
-      </w:r>
-      <w:proofErr w:type="gramEnd"/>
-      <w:r>
-        <w:rPr>
-          <w:b/>
-          <w:bCs/>
-          <w:sz w:val="44"/>
-          <w:szCs w:val="44"/>
-        </w:rPr>
-        <w:t xml:space="preserve"> Computer Vision Library</w:t>
+      <w:r>
+        <w:rPr>
+          <w:b/>
+          <w:bCs/>
+          <w:sz w:val="44"/>
+          <w:szCs w:val="44"/>
+        </w:rPr>
+        <w:t>Open Source Computer Vision Library</w:t>
       </w:r>
     </w:p>
     <w:p>
@@ -4461,17 +4425,8 @@
           <w:szCs w:val="44"/>
         </w:rPr>
         <w:br/>
-        <w:t xml:space="preserve">git </w:t>
-      </w:r>
-      <w:proofErr w:type="gramStart"/>
-      <w:r>
-        <w:rPr>
-          <w:sz w:val="44"/>
-          <w:szCs w:val="44"/>
-        </w:rPr>
-        <w:t>add .</w:t>
-      </w:r>
-      <w:proofErr w:type="gramEnd"/>
+        <w:t>git add .</w:t>
+      </w:r>
       <w:r>
         <w:rPr>
           <w:sz w:val="44"/>
@@ -4671,7 +4626,6 @@
         <w:t xml:space="preserve">What does </w:t>
       </w:r>
       <w:proofErr w:type="spellStart"/>
-      <w:proofErr w:type="gramStart"/>
       <w:r>
         <w:rPr>
           <w:rFonts w:ascii="Arial" w:hAnsi="Arial" w:cs="Arial"/>
@@ -4681,7 +4635,6 @@
         <w:t>image.shape</w:t>
       </w:r>
       <w:proofErr w:type="spellEnd"/>
-      <w:proofErr w:type="gramEnd"/>
       <w:r>
         <w:rPr>
           <w:rFonts w:ascii="Arial" w:hAnsi="Arial" w:cs="Arial"/>
@@ -5104,7 +5057,6 @@
         <w:t xml:space="preserve">Q2. What is the difference between </w:t>
       </w:r>
       <w:proofErr w:type="spellStart"/>
-      <w:proofErr w:type="gramStart"/>
       <w:r>
         <w:rPr>
           <w:rFonts w:ascii="Arial" w:hAnsi="Arial" w:cs="Arial"/>
@@ -5124,21 +5076,9 @@
           <w:sz w:val="44"/>
           <w:szCs w:val="44"/>
         </w:rPr>
-        <w:t>(</w:t>
-      </w:r>
-      <w:proofErr w:type="gramEnd"/>
-      <w:r>
-        <w:rPr>
-          <w:rFonts w:ascii="Arial" w:hAnsi="Arial" w:cs="Arial"/>
-          <w:b/>
-          <w:bCs/>
-          <w:sz w:val="44"/>
-          <w:szCs w:val="44"/>
-        </w:rPr>
-        <w:t xml:space="preserve">) and </w:t>
+        <w:t xml:space="preserve">() and </w:t>
       </w:r>
       <w:proofErr w:type="spellStart"/>
-      <w:proofErr w:type="gramStart"/>
       <w:r>
         <w:rPr>
           <w:rFonts w:ascii="Arial" w:hAnsi="Arial" w:cs="Arial"/>
@@ -5158,18 +5098,7 @@
           <w:sz w:val="44"/>
           <w:szCs w:val="44"/>
         </w:rPr>
-        <w:t>(</w:t>
-      </w:r>
-      <w:proofErr w:type="gramEnd"/>
-      <w:r>
-        <w:rPr>
-          <w:rFonts w:ascii="Arial" w:hAnsi="Arial" w:cs="Arial"/>
-          <w:b/>
-          <w:bCs/>
-          <w:sz w:val="44"/>
-          <w:szCs w:val="44"/>
-        </w:rPr>
-        <w:t>)?</w:t>
+        <w:t>()?</w:t>
       </w:r>
     </w:p>
     <w:p>
@@ -5204,7 +5133,6 @@
         </w:rPr>
       </w:pPr>
       <w:proofErr w:type="spellStart"/>
-      <w:proofErr w:type="gramStart"/>
       <w:r>
         <w:rPr>
           <w:rFonts w:ascii="Arial" w:hAnsi="Arial" w:cs="Arial"/>
@@ -5220,16 +5148,7 @@
           <w:sz w:val="44"/>
           <w:szCs w:val="44"/>
         </w:rPr>
-        <w:t>(</w:t>
-      </w:r>
-      <w:proofErr w:type="gramEnd"/>
-      <w:r>
-        <w:rPr>
-          <w:rFonts w:ascii="Arial" w:hAnsi="Arial" w:cs="Arial"/>
-          <w:sz w:val="44"/>
-          <w:szCs w:val="44"/>
-        </w:rPr>
-        <w:t xml:space="preserve">) reads an image from disk and returns a NumPy array. </w:t>
+        <w:t xml:space="preserve">() reads an image from disk and returns a NumPy array. </w:t>
       </w:r>
     </w:p>
     <w:p>
@@ -5245,7 +5164,6 @@
         </w:rPr>
       </w:pPr>
       <w:proofErr w:type="spellStart"/>
-      <w:proofErr w:type="gramStart"/>
       <w:r>
         <w:rPr>
           <w:rFonts w:ascii="Arial" w:hAnsi="Arial" w:cs="Arial"/>
@@ -5262,16 +5180,7 @@
           <w:sz w:val="44"/>
           <w:szCs w:val="44"/>
         </w:rPr>
-        <w:t>(</w:t>
-      </w:r>
-      <w:proofErr w:type="gramEnd"/>
-      <w:r>
-        <w:rPr>
-          <w:rFonts w:ascii="Arial" w:hAnsi="Arial" w:cs="Arial"/>
-          <w:sz w:val="44"/>
-          <w:szCs w:val="44"/>
-        </w:rPr>
-        <w:t xml:space="preserve">) displays a NumPy array in a window. </w:t>
+        <w:t xml:space="preserve">() displays a NumPy array in a window. </w:t>
       </w:r>
     </w:p>
     <w:p>
@@ -5314,7 +5223,6 @@
         <w:t xml:space="preserve">Q3. Does </w:t>
       </w:r>
       <w:proofErr w:type="spellStart"/>
-      <w:proofErr w:type="gramStart"/>
       <w:r>
         <w:rPr>
           <w:rFonts w:ascii="Arial" w:hAnsi="Arial" w:cs="Arial"/>
@@ -5334,18 +5242,7 @@
           <w:sz w:val="44"/>
           <w:szCs w:val="44"/>
         </w:rPr>
-        <w:t>(</w:t>
-      </w:r>
-      <w:proofErr w:type="gramEnd"/>
-      <w:r>
-        <w:rPr>
-          <w:rFonts w:ascii="Arial" w:hAnsi="Arial" w:cs="Arial"/>
-          <w:b/>
-          <w:bCs/>
-          <w:sz w:val="44"/>
-          <w:szCs w:val="44"/>
-        </w:rPr>
-        <w:t>) read the image from disk?</w:t>
+        <w:t>() read the image from disk?</w:t>
       </w:r>
     </w:p>
     <w:p>
@@ -5988,7 +5885,6 @@
         <w:t>array[</w:t>
       </w:r>
       <w:proofErr w:type="spellStart"/>
-      <w:proofErr w:type="gramStart"/>
       <w:r>
         <w:rPr>
           <w:rFonts w:ascii="Arial" w:hAnsi="Arial" w:cs="Arial"/>
@@ -5998,7 +5894,6 @@
         <w:t>start:end</w:t>
       </w:r>
       <w:proofErr w:type="spellEnd"/>
-      <w:proofErr w:type="gramEnd"/>
       <w:r>
         <w:rPr>
           <w:rFonts w:ascii="Arial" w:hAnsi="Arial" w:cs="Arial"/>
@@ -6110,36 +6005,36 @@
           <w:sz w:val="32"/>
           <w:szCs w:val="32"/>
         </w:rPr>
-        <w:t>image</w:t>
-      </w:r>
-      <w:proofErr w:type="gramStart"/>
-      <w:r>
+        <w:t>image[:, :]        # Entire image</w:t>
+      </w:r>
+    </w:p>
+    <w:p>
+      <w:pPr>
+        <w:pStyle w:val="ListParagraph"/>
         <w:rPr>
           <w:rFonts w:ascii="Arial" w:hAnsi="Arial" w:cs="Arial"/>
           <w:sz w:val="32"/>
           <w:szCs w:val="32"/>
         </w:rPr>
-        <w:t>[:,</w:t>
-      </w:r>
-      <w:proofErr w:type="gramEnd"/>
-      <w:r>
+      </w:pPr>
+    </w:p>
+    <w:p>
+      <w:pPr>
+        <w:pStyle w:val="ListParagraph"/>
         <w:rPr>
           <w:rFonts w:ascii="Arial" w:hAnsi="Arial" w:cs="Arial"/>
           <w:sz w:val="32"/>
           <w:szCs w:val="32"/>
         </w:rPr>
-        <w:t xml:space="preserve"> :]        # Entire image</w:t>
-      </w:r>
-    </w:p>
-    <w:p>
-      <w:pPr>
-        <w:pStyle w:val="ListParagraph"/>
+      </w:pPr>
+      <w:r>
         <w:rPr>
           <w:rFonts w:ascii="Arial" w:hAnsi="Arial" w:cs="Arial"/>
           <w:sz w:val="32"/>
           <w:szCs w:val="32"/>
         </w:rPr>
-      </w:pPr>
+        <w:t>image[:500, :]     # First 500 rows</w:t>
+      </w:r>
     </w:p>
     <w:p>
       <w:pPr>
@@ -6150,125 +6045,51 @@
           <w:szCs w:val="32"/>
         </w:rPr>
       </w:pPr>
-      <w:proofErr w:type="gramStart"/>
-      <w:r>
+    </w:p>
+    <w:p>
+      <w:pPr>
+        <w:pStyle w:val="ListParagraph"/>
         <w:rPr>
           <w:rFonts w:ascii="Arial" w:hAnsi="Arial" w:cs="Arial"/>
           <w:sz w:val="32"/>
           <w:szCs w:val="32"/>
         </w:rPr>
-        <w:t>image[</w:t>
-      </w:r>
-      <w:proofErr w:type="gramEnd"/>
+      </w:pPr>
       <w:r>
         <w:rPr>
           <w:rFonts w:ascii="Arial" w:hAnsi="Arial" w:cs="Arial"/>
           <w:sz w:val="32"/>
           <w:szCs w:val="32"/>
         </w:rPr>
-        <w:t>:500</w:t>
-      </w:r>
-      <w:proofErr w:type="gramStart"/>
-      <w:r>
+        <w:t>image[:, :300]     # First 300 columns</w:t>
+      </w:r>
+    </w:p>
+    <w:p>
+      <w:pPr>
+        <w:pStyle w:val="ListParagraph"/>
         <w:rPr>
           <w:rFonts w:ascii="Arial" w:hAnsi="Arial" w:cs="Arial"/>
           <w:sz w:val="32"/>
           <w:szCs w:val="32"/>
         </w:rPr>
-        <w:t>, :</w:t>
-      </w:r>
-      <w:proofErr w:type="gramEnd"/>
-      <w:r>
+      </w:pPr>
+    </w:p>
+    <w:p>
+      <w:pPr>
+        <w:pStyle w:val="ListParagraph"/>
         <w:rPr>
           <w:rFonts w:ascii="Arial" w:hAnsi="Arial" w:cs="Arial"/>
           <w:sz w:val="32"/>
           <w:szCs w:val="32"/>
         </w:rPr>
-        <w:t>]     # First 500 rows</w:t>
-      </w:r>
-    </w:p>
-    <w:p>
-      <w:pPr>
-        <w:pStyle w:val="ListParagraph"/>
+      </w:pPr>
+      <w:r>
         <w:rPr>
           <w:rFonts w:ascii="Arial" w:hAnsi="Arial" w:cs="Arial"/>
           <w:sz w:val="32"/>
           <w:szCs w:val="32"/>
         </w:rPr>
-      </w:pPr>
-    </w:p>
-    <w:p>
-      <w:pPr>
-        <w:pStyle w:val="ListParagraph"/>
-        <w:rPr>
-          <w:rFonts w:ascii="Arial" w:hAnsi="Arial" w:cs="Arial"/>
-          <w:sz w:val="32"/>
-          <w:szCs w:val="32"/>
-        </w:rPr>
-      </w:pPr>
-      <w:r>
-        <w:rPr>
-          <w:rFonts w:ascii="Arial" w:hAnsi="Arial" w:cs="Arial"/>
-          <w:sz w:val="32"/>
-          <w:szCs w:val="32"/>
-        </w:rPr>
-        <w:t>image</w:t>
-      </w:r>
-      <w:proofErr w:type="gramStart"/>
-      <w:r>
-        <w:rPr>
-          <w:rFonts w:ascii="Arial" w:hAnsi="Arial" w:cs="Arial"/>
-          <w:sz w:val="32"/>
-          <w:szCs w:val="32"/>
-        </w:rPr>
-        <w:t>[:,</w:t>
-      </w:r>
-      <w:proofErr w:type="gramEnd"/>
-      <w:r>
-        <w:rPr>
-          <w:rFonts w:ascii="Arial" w:hAnsi="Arial" w:cs="Arial"/>
-          <w:sz w:val="32"/>
-          <w:szCs w:val="32"/>
-        </w:rPr>
-        <w:t xml:space="preserve"> :300]     # First 300 columns</w:t>
-      </w:r>
-    </w:p>
-    <w:p>
-      <w:pPr>
-        <w:pStyle w:val="ListParagraph"/>
-        <w:rPr>
-          <w:rFonts w:ascii="Arial" w:hAnsi="Arial" w:cs="Arial"/>
-          <w:sz w:val="32"/>
-          <w:szCs w:val="32"/>
-        </w:rPr>
-      </w:pPr>
-    </w:p>
-    <w:p>
-      <w:pPr>
-        <w:pStyle w:val="ListParagraph"/>
-        <w:rPr>
-          <w:rFonts w:ascii="Arial" w:hAnsi="Arial" w:cs="Arial"/>
-          <w:sz w:val="32"/>
-          <w:szCs w:val="32"/>
-        </w:rPr>
-      </w:pPr>
-      <w:proofErr w:type="gramStart"/>
-      <w:r>
-        <w:rPr>
-          <w:rFonts w:ascii="Arial" w:hAnsi="Arial" w:cs="Arial"/>
-          <w:sz w:val="32"/>
-          <w:szCs w:val="32"/>
-        </w:rPr>
-        <w:t>image[300:,</w:t>
-      </w:r>
-      <w:proofErr w:type="gramEnd"/>
-      <w:r>
-        <w:rPr>
-          <w:rFonts w:ascii="Arial" w:hAnsi="Arial" w:cs="Arial"/>
-          <w:sz w:val="32"/>
-          <w:szCs w:val="32"/>
-        </w:rPr>
-        <w:t xml:space="preserve"> :]</w:t>
+        <w:t>image[300:, :]</w:t>
       </w:r>
     </w:p>
     <w:p>
@@ -6994,25 +6815,25 @@
           <w:sz w:val="32"/>
           <w:szCs w:val="32"/>
         </w:rPr>
-        <w:t xml:space="preserve">Aspect Ratio = </w:t>
-      </w:r>
-      <w:proofErr w:type="gramStart"/>
-      <w:r>
+        <w:t>Aspect Ratio = Width : Height</w:t>
+      </w:r>
+    </w:p>
+    <w:p>
+      <w:pPr>
+        <w:pStyle w:val="ListParagraph"/>
         <w:rPr>
           <w:rFonts w:ascii="Arial" w:hAnsi="Arial" w:cs="Arial"/>
           <w:sz w:val="32"/>
           <w:szCs w:val="32"/>
         </w:rPr>
-        <w:t>Width :</w:t>
-      </w:r>
-      <w:proofErr w:type="gramEnd"/>
+      </w:pPr>
       <w:r>
         <w:rPr>
           <w:rFonts w:ascii="Arial" w:hAnsi="Arial" w:cs="Arial"/>
           <w:sz w:val="32"/>
           <w:szCs w:val="32"/>
         </w:rPr>
-        <w:t xml:space="preserve"> Height</w:t>
+        <w:t>For example,</w:t>
       </w:r>
     </w:p>
     <w:p>
@@ -7030,7 +6851,7 @@
           <w:sz w:val="32"/>
           <w:szCs w:val="32"/>
         </w:rPr>
-        <w:t>For example,</w:t>
+        <w:t>Suppose an image has:</w:t>
       </w:r>
     </w:p>
     <w:p>
@@ -7048,7 +6869,7 @@
           <w:sz w:val="32"/>
           <w:szCs w:val="32"/>
         </w:rPr>
-        <w:t>Suppose an image has:</w:t>
+        <w:t>Width = 1920</w:t>
       </w:r>
     </w:p>
     <w:p>
@@ -7066,7 +6887,7 @@
           <w:sz w:val="32"/>
           <w:szCs w:val="32"/>
         </w:rPr>
-        <w:t>Width = 1920</w:t>
+        <w:t>Height = 1080</w:t>
       </w:r>
     </w:p>
     <w:p>
@@ -7084,7 +6905,7 @@
           <w:sz w:val="32"/>
           <w:szCs w:val="32"/>
         </w:rPr>
-        <w:t>Height = 1080</w:t>
+        <w:t>Its aspect ratio is:</w:t>
       </w:r>
     </w:p>
     <w:p>
@@ -7102,7 +6923,7 @@
           <w:sz w:val="32"/>
           <w:szCs w:val="32"/>
         </w:rPr>
-        <w:t>Its aspect ratio is:</w:t>
+        <w:t>1920 : 1080</w:t>
       </w:r>
     </w:p>
     <w:p>
@@ -7114,87 +6935,87 @@
           <w:szCs w:val="32"/>
         </w:rPr>
       </w:pPr>
-      <w:proofErr w:type="gramStart"/>
       <w:r>
         <w:rPr>
           <w:rFonts w:ascii="Arial" w:hAnsi="Arial" w:cs="Arial"/>
           <w:sz w:val="32"/>
           <w:szCs w:val="32"/>
         </w:rPr>
-        <w:t>1920 :</w:t>
-      </w:r>
-      <w:proofErr w:type="gramEnd"/>
-      <w:r>
-        <w:rPr>
-          <w:rFonts w:ascii="Arial" w:hAnsi="Arial" w:cs="Arial"/>
+        <w:t xml:space="preserve">Divide both numbers by </w:t>
+      </w:r>
+      <w:r>
+        <w:rPr>
+          <w:rFonts w:ascii="Arial" w:hAnsi="Arial" w:cs="Arial"/>
+          <w:b/>
+          <w:bCs/>
           <w:sz w:val="32"/>
           <w:szCs w:val="32"/>
         </w:rPr>
-        <w:t xml:space="preserve"> 1080</w:t>
-      </w:r>
-    </w:p>
-    <w:p>
-      <w:pPr>
-        <w:pStyle w:val="ListParagraph"/>
+        <w:t>120</w:t>
+      </w:r>
+      <w:r>
         <w:rPr>
           <w:rFonts w:ascii="Arial" w:hAnsi="Arial" w:cs="Arial"/>
           <w:sz w:val="32"/>
           <w:szCs w:val="32"/>
         </w:rPr>
-      </w:pPr>
-      <w:r>
+        <w:t>:</w:t>
+      </w:r>
+    </w:p>
+    <w:p>
+      <w:pPr>
+        <w:pStyle w:val="ListParagraph"/>
         <w:rPr>
           <w:rFonts w:ascii="Arial" w:hAnsi="Arial" w:cs="Arial"/>
           <w:sz w:val="32"/>
           <w:szCs w:val="32"/>
         </w:rPr>
-        <w:t xml:space="preserve">Divide both numbers by </w:t>
-      </w:r>
-      <w:r>
-        <w:rPr>
-          <w:rFonts w:ascii="Arial" w:hAnsi="Arial" w:cs="Arial"/>
-          <w:b/>
-          <w:bCs/>
+      </w:pPr>
+      <w:r>
+        <w:rPr>
+          <w:rFonts w:ascii="Arial" w:hAnsi="Arial" w:cs="Arial"/>
           <w:sz w:val="32"/>
           <w:szCs w:val="32"/>
         </w:rPr>
-        <w:t>120</w:t>
-      </w:r>
-      <w:r>
+        <w:t>16 : 9</w:t>
+      </w:r>
+    </w:p>
+    <w:p>
+      <w:pPr>
+        <w:pStyle w:val="ListParagraph"/>
         <w:rPr>
           <w:rFonts w:ascii="Arial" w:hAnsi="Arial" w:cs="Arial"/>
           <w:sz w:val="32"/>
           <w:szCs w:val="32"/>
         </w:rPr>
-        <w:t>:</w:t>
-      </w:r>
-    </w:p>
-    <w:p>
-      <w:pPr>
-        <w:pStyle w:val="ListParagraph"/>
+      </w:pPr>
+      <w:r>
         <w:rPr>
           <w:rFonts w:ascii="Arial" w:hAnsi="Arial" w:cs="Arial"/>
           <w:sz w:val="32"/>
           <w:szCs w:val="32"/>
         </w:rPr>
-      </w:pPr>
-      <w:proofErr w:type="gramStart"/>
-      <w:r>
+        <w:t>So we say:</w:t>
+      </w:r>
+    </w:p>
+    <w:p>
+      <w:pPr>
+        <w:pStyle w:val="ListParagraph"/>
         <w:rPr>
           <w:rFonts w:ascii="Arial" w:hAnsi="Arial" w:cs="Arial"/>
           <w:sz w:val="32"/>
           <w:szCs w:val="32"/>
         </w:rPr>
-        <w:t>16 :</w:t>
-      </w:r>
-      <w:proofErr w:type="gramEnd"/>
-      <w:r>
-        <w:rPr>
-          <w:rFonts w:ascii="Arial" w:hAnsi="Arial" w:cs="Arial"/>
+      </w:pPr>
+      <w:r>
+        <w:rPr>
+          <w:rFonts w:ascii="Arial" w:hAnsi="Arial" w:cs="Arial"/>
+          <w:b/>
+          <w:bCs/>
           <w:sz w:val="32"/>
           <w:szCs w:val="32"/>
         </w:rPr>
-        <w:t xml:space="preserve"> 9</w:t>
+        <w:t>The image has an aspect ratio of 16:9.</w:t>
       </w:r>
     </w:p>
     <w:p>
@@ -7206,34 +7027,32 @@
           <w:szCs w:val="32"/>
         </w:rPr>
       </w:pPr>
-      <w:proofErr w:type="gramStart"/>
       <w:r>
         <w:rPr>
           <w:rFonts w:ascii="Arial" w:hAnsi="Arial" w:cs="Arial"/>
           <w:sz w:val="32"/>
           <w:szCs w:val="32"/>
         </w:rPr>
-        <w:t>So</w:t>
-      </w:r>
-      <w:proofErr w:type="gramEnd"/>
-      <w:r>
+        <w:t>Notice something:</w:t>
+      </w:r>
+    </w:p>
+    <w:p>
+      <w:pPr>
+        <w:pStyle w:val="ListParagraph"/>
         <w:rPr>
           <w:rFonts w:ascii="Arial" w:hAnsi="Arial" w:cs="Arial"/>
           <w:sz w:val="32"/>
           <w:szCs w:val="32"/>
         </w:rPr>
-        <w:t xml:space="preserve"> we say:</w:t>
-      </w:r>
-    </w:p>
-    <w:p>
-      <w:pPr>
-        <w:pStyle w:val="ListParagraph"/>
+      </w:pPr>
+      <w:r>
         <w:rPr>
           <w:rFonts w:ascii="Arial" w:hAnsi="Arial" w:cs="Arial"/>
           <w:sz w:val="32"/>
           <w:szCs w:val="32"/>
         </w:rPr>
-      </w:pPr>
+        <w:t xml:space="preserve">We didn't say the image is </w:t>
+      </w:r>
       <w:r>
         <w:rPr>
           <w:rFonts w:ascii="Arial" w:hAnsi="Arial" w:cs="Arial"/>
@@ -7242,116 +7061,116 @@
           <w:sz w:val="32"/>
           <w:szCs w:val="32"/>
         </w:rPr>
-        <w:t>The image has an aspect ratio of 16:9.</w:t>
-      </w:r>
-    </w:p>
-    <w:p>
-      <w:pPr>
-        <w:pStyle w:val="ListParagraph"/>
+        <w:t>1920 × 1080</w:t>
+      </w:r>
+      <w:r>
         <w:rPr>
           <w:rFonts w:ascii="Arial" w:hAnsi="Arial" w:cs="Arial"/>
           <w:sz w:val="32"/>
           <w:szCs w:val="32"/>
         </w:rPr>
-      </w:pPr>
-      <w:r>
+        <w:t>.</w:t>
+      </w:r>
+    </w:p>
+    <w:p>
+      <w:pPr>
+        <w:pStyle w:val="ListParagraph"/>
         <w:rPr>
           <w:rFonts w:ascii="Arial" w:hAnsi="Arial" w:cs="Arial"/>
           <w:sz w:val="32"/>
           <w:szCs w:val="32"/>
         </w:rPr>
-        <w:t>Notice something:</w:t>
-      </w:r>
-    </w:p>
-    <w:p>
-      <w:pPr>
-        <w:pStyle w:val="ListParagraph"/>
+      </w:pPr>
+      <w:r>
         <w:rPr>
           <w:rFonts w:ascii="Arial" w:hAnsi="Arial" w:cs="Arial"/>
           <w:sz w:val="32"/>
           <w:szCs w:val="32"/>
         </w:rPr>
-      </w:pPr>
-      <w:r>
-        <w:rPr>
-          <w:rFonts w:ascii="Arial" w:hAnsi="Arial" w:cs="Arial"/>
+        <w:t xml:space="preserve">We only said its </w:t>
+      </w:r>
+      <w:r>
+        <w:rPr>
+          <w:rFonts w:ascii="Arial" w:hAnsi="Arial" w:cs="Arial"/>
+          <w:b/>
+          <w:bCs/>
           <w:sz w:val="32"/>
           <w:szCs w:val="32"/>
         </w:rPr>
-        <w:t xml:space="preserve">We didn't say the image is </w:t>
-      </w:r>
-      <w:r>
-        <w:rPr>
-          <w:rFonts w:ascii="Arial" w:hAnsi="Arial" w:cs="Arial"/>
-          <w:b/>
-          <w:bCs/>
+        <w:t>shape</w:t>
+      </w:r>
+      <w:r>
+        <w:rPr>
+          <w:rFonts w:ascii="Arial" w:hAnsi="Arial" w:cs="Arial"/>
           <w:sz w:val="32"/>
           <w:szCs w:val="32"/>
         </w:rPr>
-        <w:t>1920 × 1080</w:t>
-      </w:r>
-      <w:r>
-        <w:rPr>
-          <w:rFonts w:ascii="Arial" w:hAnsi="Arial" w:cs="Arial"/>
+        <w:t xml:space="preserve"> is </w:t>
+      </w:r>
+      <w:r>
+        <w:rPr>
+          <w:rFonts w:ascii="Arial" w:hAnsi="Arial" w:cs="Arial"/>
+          <w:b/>
+          <w:bCs/>
           <w:sz w:val="32"/>
           <w:szCs w:val="32"/>
         </w:rPr>
-        <w:t>.</w:t>
-      </w:r>
-    </w:p>
-    <w:p>
-      <w:pPr>
-        <w:pStyle w:val="ListParagraph"/>
+        <w:t>16:9</w:t>
+      </w:r>
+      <w:r>
         <w:rPr>
           <w:rFonts w:ascii="Arial" w:hAnsi="Arial" w:cs="Arial"/>
           <w:sz w:val="32"/>
           <w:szCs w:val="32"/>
         </w:rPr>
-      </w:pPr>
-      <w:r>
+        <w:t>.</w:t>
+      </w:r>
+    </w:p>
+    <w:p>
+      <w:pPr>
+        <w:pStyle w:val="ListParagraph"/>
         <w:rPr>
           <w:rFonts w:ascii="Arial" w:hAnsi="Arial" w:cs="Arial"/>
           <w:sz w:val="32"/>
           <w:szCs w:val="32"/>
         </w:rPr>
-        <w:t xml:space="preserve">We only said its </w:t>
-      </w:r>
-      <w:r>
-        <w:rPr>
-          <w:rFonts w:ascii="Arial" w:hAnsi="Arial" w:cs="Arial"/>
-          <w:b/>
-          <w:bCs/>
+      </w:pPr>
+      <w:r>
+        <w:rPr>
+          <w:rFonts w:ascii="Arial" w:hAnsi="Arial" w:cs="Arial"/>
           <w:sz w:val="32"/>
           <w:szCs w:val="32"/>
         </w:rPr>
-        <w:t>shape</w:t>
-      </w:r>
-      <w:r>
+        <w:t xml:space="preserve">     </w:t>
+      </w:r>
+    </w:p>
+    <w:p>
+      <w:pPr>
+        <w:pStyle w:val="ListParagraph"/>
         <w:rPr>
           <w:rFonts w:ascii="Arial" w:hAnsi="Arial" w:cs="Arial"/>
           <w:sz w:val="32"/>
           <w:szCs w:val="32"/>
         </w:rPr>
-        <w:t xml:space="preserve"> is </w:t>
-      </w:r>
-      <w:r>
-        <w:rPr>
-          <w:rFonts w:ascii="Arial" w:hAnsi="Arial" w:cs="Arial"/>
-          <w:b/>
-          <w:bCs/>
+      </w:pPr>
+      <w:r>
+        <w:rPr>
+          <w:rFonts w:ascii="Arial" w:hAnsi="Arial" w:cs="Arial"/>
           <w:sz w:val="32"/>
           <w:szCs w:val="32"/>
         </w:rPr>
-        <w:t>16:9</w:t>
-      </w:r>
-      <w:r>
+        <w:t>To find the aspect ratio:</w:t>
+      </w:r>
+    </w:p>
+    <w:p>
+      <w:pPr>
+        <w:pStyle w:val="ListParagraph"/>
         <w:rPr>
           <w:rFonts w:ascii="Arial" w:hAnsi="Arial" w:cs="Arial"/>
           <w:sz w:val="32"/>
           <w:szCs w:val="32"/>
         </w:rPr>
-        <w:t>.</w:t>
-      </w:r>
+      </w:pPr>
     </w:p>
     <w:p>
       <w:pPr>
@@ -7368,7 +7187,7 @@
           <w:sz w:val="32"/>
           <w:szCs w:val="32"/>
         </w:rPr>
-        <w:t xml:space="preserve">     </w:t>
+        <w:t>1. Write Width : Height</w:t>
       </w:r>
     </w:p>
     <w:p>
@@ -7386,97 +7205,15 @@
           <w:sz w:val="32"/>
           <w:szCs w:val="32"/>
         </w:rPr>
-        <w:t>To find the aspect ratio:</w:t>
-      </w:r>
-    </w:p>
-    <w:p>
-      <w:pPr>
-        <w:pStyle w:val="ListParagraph"/>
+        <w:t>2. Find the Greatest Common Divisor (GCD)</w:t>
+      </w:r>
+      <w:r>
         <w:rPr>
           <w:rFonts w:ascii="Arial" w:hAnsi="Arial" w:cs="Arial"/>
           <w:sz w:val="32"/>
           <w:szCs w:val="32"/>
         </w:rPr>
-      </w:pPr>
-    </w:p>
-    <w:p>
-      <w:pPr>
-        <w:pStyle w:val="ListParagraph"/>
-        <w:rPr>
-          <w:rFonts w:ascii="Arial" w:hAnsi="Arial" w:cs="Arial"/>
-          <w:sz w:val="32"/>
-          <w:szCs w:val="32"/>
-        </w:rPr>
-      </w:pPr>
-      <w:r>
-        <w:rPr>
-          <w:rFonts w:ascii="Arial" w:hAnsi="Arial" w:cs="Arial"/>
-          <w:sz w:val="32"/>
-          <w:szCs w:val="32"/>
-        </w:rPr>
-        <w:t xml:space="preserve">1. Write </w:t>
-      </w:r>
-      <w:proofErr w:type="gramStart"/>
-      <w:r>
-        <w:rPr>
-          <w:rFonts w:ascii="Arial" w:hAnsi="Arial" w:cs="Arial"/>
-          <w:sz w:val="32"/>
-          <w:szCs w:val="32"/>
-        </w:rPr>
-        <w:t>Width :</w:t>
-      </w:r>
-      <w:proofErr w:type="gramEnd"/>
-      <w:r>
-        <w:rPr>
-          <w:rFonts w:ascii="Arial" w:hAnsi="Arial" w:cs="Arial"/>
-          <w:sz w:val="32"/>
-          <w:szCs w:val="32"/>
-        </w:rPr>
-        <w:t xml:space="preserve"> Height</w:t>
-      </w:r>
-    </w:p>
-    <w:p>
-      <w:pPr>
-        <w:pStyle w:val="ListParagraph"/>
-        <w:rPr>
-          <w:rFonts w:ascii="Arial" w:hAnsi="Arial" w:cs="Arial"/>
-          <w:sz w:val="32"/>
-          <w:szCs w:val="32"/>
-        </w:rPr>
-      </w:pPr>
-      <w:r>
-        <w:rPr>
-          <w:rFonts w:ascii="Arial" w:hAnsi="Arial" w:cs="Arial"/>
-          <w:sz w:val="32"/>
-          <w:szCs w:val="32"/>
-        </w:rPr>
-        <w:t>2. Find the Greatest Common Divisor (GCD)</w:t>
-      </w:r>
-      <w:r>
-        <w:rPr>
-          <w:rFonts w:ascii="Arial" w:hAnsi="Arial" w:cs="Arial"/>
-          <w:sz w:val="32"/>
-          <w:szCs w:val="32"/>
-        </w:rPr>
-        <w:t xml:space="preserve"> or just divide it until it </w:t>
-      </w:r>
-      <w:proofErr w:type="gramStart"/>
-      <w:r>
-        <w:rPr>
-          <w:rFonts w:ascii="Arial" w:hAnsi="Arial" w:cs="Arial"/>
-          <w:sz w:val="32"/>
-          <w:szCs w:val="32"/>
-        </w:rPr>
-        <w:t>become</w:t>
-      </w:r>
-      <w:proofErr w:type="gramEnd"/>
-      <w:r>
-        <w:rPr>
-          <w:rFonts w:ascii="Arial" w:hAnsi="Arial" w:cs="Arial"/>
-          <w:sz w:val="32"/>
-          <w:szCs w:val="32"/>
-        </w:rPr>
-        <w:t xml:space="preserve"> simple</w:t>
+        <w:t xml:space="preserve"> or just divide it until it become simple</w:t>
       </w:r>
     </w:p>
     <w:p>
@@ -8387,42 +8124,42 @@
           <w:szCs w:val="32"/>
         </w:rPr>
       </w:pPr>
-      <w:proofErr w:type="gramStart"/>
       <w:r>
         <w:rPr>
           <w:rFonts w:ascii="Arial" w:hAnsi="Arial" w:cs="Arial"/>
           <w:sz w:val="32"/>
           <w:szCs w:val="32"/>
         </w:rPr>
-        <w:t>A</w:t>
-      </w:r>
-      <w:proofErr w:type="gramEnd"/>
+        <w:t xml:space="preserve">A   AB   </w:t>
+      </w:r>
+      <w:proofErr w:type="spellStart"/>
       <w:r>
         <w:rPr>
           <w:rFonts w:ascii="Arial" w:hAnsi="Arial" w:cs="Arial"/>
           <w:sz w:val="32"/>
           <w:szCs w:val="32"/>
         </w:rPr>
-        <w:t xml:space="preserve">   AB   </w:t>
-      </w:r>
-      <w:proofErr w:type="spellStart"/>
+        <w:t>AB</w:t>
+      </w:r>
+      <w:proofErr w:type="spellEnd"/>
       <w:r>
         <w:rPr>
           <w:rFonts w:ascii="Arial" w:hAnsi="Arial" w:cs="Arial"/>
           <w:sz w:val="32"/>
           <w:szCs w:val="32"/>
         </w:rPr>
-        <w:t>AB</w:t>
-      </w:r>
-      <w:proofErr w:type="spellEnd"/>
-      <w:r>
+        <w:t xml:space="preserve">   B</w:t>
+      </w:r>
+    </w:p>
+    <w:p>
+      <w:pPr>
+        <w:pStyle w:val="ListParagraph"/>
         <w:rPr>
           <w:rFonts w:ascii="Arial" w:hAnsi="Arial" w:cs="Arial"/>
           <w:sz w:val="32"/>
           <w:szCs w:val="32"/>
         </w:rPr>
-        <w:t xml:space="preserve">   B</w:t>
-      </w:r>
+      </w:pPr>
     </w:p>
     <w:p>
       <w:pPr>
@@ -8433,71 +8170,41 @@
           <w:szCs w:val="32"/>
         </w:rPr>
       </w:pPr>
-    </w:p>
-    <w:p>
-      <w:pPr>
-        <w:pStyle w:val="ListParagraph"/>
+      <w:r>
         <w:rPr>
           <w:rFonts w:ascii="Arial" w:hAnsi="Arial" w:cs="Arial"/>
           <w:sz w:val="32"/>
           <w:szCs w:val="32"/>
         </w:rPr>
-      </w:pPr>
-      <w:proofErr w:type="gramStart"/>
-      <w:r>
+        <w:t>AC  X    Y    BD</w:t>
+      </w:r>
+    </w:p>
+    <w:p>
+      <w:pPr>
+        <w:pStyle w:val="ListParagraph"/>
         <w:rPr>
           <w:rFonts w:ascii="Arial" w:hAnsi="Arial" w:cs="Arial"/>
           <w:sz w:val="32"/>
           <w:szCs w:val="32"/>
         </w:rPr>
-        <w:t>AC  X</w:t>
-      </w:r>
-      <w:proofErr w:type="gramEnd"/>
-      <w:r>
+      </w:pPr>
+    </w:p>
+    <w:p>
+      <w:pPr>
+        <w:pStyle w:val="ListParagraph"/>
         <w:rPr>
           <w:rFonts w:ascii="Arial" w:hAnsi="Arial" w:cs="Arial"/>
           <w:sz w:val="32"/>
           <w:szCs w:val="32"/>
         </w:rPr>
-        <w:t xml:space="preserve">    Y    BD</w:t>
-      </w:r>
-    </w:p>
-    <w:p>
-      <w:pPr>
-        <w:pStyle w:val="ListParagraph"/>
+      </w:pPr>
+      <w:r>
         <w:rPr>
           <w:rFonts w:ascii="Arial" w:hAnsi="Arial" w:cs="Arial"/>
           <w:sz w:val="32"/>
           <w:szCs w:val="32"/>
         </w:rPr>
-      </w:pPr>
-    </w:p>
-    <w:p>
-      <w:pPr>
-        <w:pStyle w:val="ListParagraph"/>
-        <w:rPr>
-          <w:rFonts w:ascii="Arial" w:hAnsi="Arial" w:cs="Arial"/>
-          <w:sz w:val="32"/>
-          <w:szCs w:val="32"/>
-        </w:rPr>
-      </w:pPr>
-      <w:proofErr w:type="gramStart"/>
-      <w:r>
-        <w:rPr>
-          <w:rFonts w:ascii="Arial" w:hAnsi="Arial" w:cs="Arial"/>
-          <w:sz w:val="32"/>
-          <w:szCs w:val="32"/>
-        </w:rPr>
-        <w:t>AC  Z</w:t>
-      </w:r>
-      <w:proofErr w:type="gramEnd"/>
-      <w:r>
-        <w:rPr>
-          <w:rFonts w:ascii="Arial" w:hAnsi="Arial" w:cs="Arial"/>
-          <w:sz w:val="32"/>
-          <w:szCs w:val="32"/>
-        </w:rPr>
-        <w:t xml:space="preserve">    W    BD</w:t>
+        <w:t>AC  Z    W    BD</w:t>
       </w:r>
     </w:p>
     <w:p>
@@ -9751,7 +9458,6 @@
         </w:rPr>
       </w:pPr>
       <w:proofErr w:type="spellStart"/>
-      <w:proofErr w:type="gramStart"/>
       <w:r>
         <w:rPr>
           <w:rFonts w:ascii="Arial" w:hAnsi="Arial" w:cs="Arial"/>
@@ -9761,7 +9467,6 @@
         <w:t>image.shape</w:t>
       </w:r>
       <w:proofErr w:type="spellEnd"/>
-      <w:proofErr w:type="gramEnd"/>
       <w:r>
         <w:rPr>
           <w:rFonts w:ascii="Arial" w:hAnsi="Arial" w:cs="Arial"/>
@@ -9854,23 +9559,13 @@
           <w:szCs w:val="36"/>
         </w:rPr>
       </w:pPr>
-      <w:proofErr w:type="gramStart"/>
-      <w:r>
-        <w:rPr>
-          <w:rFonts w:ascii="Arial" w:hAnsi="Arial" w:cs="Arial"/>
-          <w:sz w:val="36"/>
-          <w:szCs w:val="36"/>
-        </w:rPr>
-        <w:t>image[</w:t>
-      </w:r>
-      <w:proofErr w:type="gramEnd"/>
-      <w:r>
-        <w:rPr>
-          <w:rFonts w:ascii="Arial" w:hAnsi="Arial" w:cs="Arial"/>
-          <w:sz w:val="36"/>
-          <w:szCs w:val="36"/>
-        </w:rPr>
-        <w:t>row, column]</w:t>
+      <w:r>
+        <w:rPr>
+          <w:rFonts w:ascii="Arial" w:hAnsi="Arial" w:cs="Arial"/>
+          <w:sz w:val="36"/>
+          <w:szCs w:val="36"/>
+        </w:rPr>
+        <w:t>image[row, column]</w:t>
       </w:r>
     </w:p>
     <w:p>
@@ -11892,27 +11587,15 @@
           <w:szCs w:val="36"/>
         </w:rPr>
       </w:pPr>
-      <w:proofErr w:type="gramStart"/>
-      <w:r>
-        <w:rPr>
-          <w:rFonts w:ascii="Arial" w:hAnsi="Arial" w:cs="Arial"/>
-          <w:b/>
-          <w:bCs/>
-          <w:sz w:val="36"/>
-          <w:szCs w:val="36"/>
-        </w:rPr>
-        <w:t>So</w:t>
-      </w:r>
-      <w:proofErr w:type="gramEnd"/>
-      <w:r>
-        <w:rPr>
-          <w:rFonts w:ascii="Arial" w:hAnsi="Arial" w:cs="Arial"/>
-          <w:b/>
-          <w:bCs/>
-          <w:sz w:val="36"/>
-          <w:szCs w:val="36"/>
-        </w:rPr>
-        <w:t xml:space="preserve"> what do we do?</w:t>
+      <w:r>
+        <w:rPr>
+          <w:rFonts w:ascii="Arial" w:hAnsi="Arial" w:cs="Arial"/>
+          <w:b/>
+          <w:bCs/>
+          <w:sz w:val="36"/>
+          <w:szCs w:val="36"/>
+        </w:rPr>
+        <w:t>So what do we do?</w:t>
       </w:r>
     </w:p>
     <w:p>
@@ -14581,23 +14264,13 @@
           <w:szCs w:val="36"/>
         </w:rPr>
       </w:pPr>
-      <w:proofErr w:type="gramStart"/>
-      <w:r>
-        <w:rPr>
-          <w:rFonts w:ascii="Arial" w:hAnsi="Arial" w:cs="Arial"/>
-          <w:sz w:val="36"/>
-          <w:szCs w:val="36"/>
-        </w:rPr>
-        <w:t>So</w:t>
-      </w:r>
-      <w:proofErr w:type="gramEnd"/>
-      <w:r>
-        <w:rPr>
-          <w:rFonts w:ascii="Arial" w:hAnsi="Arial" w:cs="Arial"/>
-          <w:sz w:val="36"/>
-          <w:szCs w:val="36"/>
-        </w:rPr>
-        <w:t xml:space="preserve"> the noisy pixel (0) becomes:</w:t>
+      <w:r>
+        <w:rPr>
+          <w:rFonts w:ascii="Arial" w:hAnsi="Arial" w:cs="Arial"/>
+          <w:sz w:val="36"/>
+          <w:szCs w:val="36"/>
+        </w:rPr>
+        <w:t>So the noisy pixel (0) becomes:</w:t>
       </w:r>
     </w:p>
     <w:p>
@@ -15098,23 +14771,13 @@
         <w:t>cv2.bilateralFilter(</w:t>
       </w:r>
       <w:proofErr w:type="spellStart"/>
-      <w:proofErr w:type="gramStart"/>
-      <w:r>
-        <w:rPr>
-          <w:rFonts w:ascii="Arial" w:hAnsi="Arial" w:cs="Arial"/>
-          <w:sz w:val="36"/>
-          <w:szCs w:val="36"/>
-        </w:rPr>
-        <w:t>image,d</w:t>
-      </w:r>
-      <w:proofErr w:type="gramEnd"/>
-      <w:r>
-        <w:rPr>
-          <w:rFonts w:ascii="Arial" w:hAnsi="Arial" w:cs="Arial"/>
-          <w:sz w:val="36"/>
-          <w:szCs w:val="36"/>
-        </w:rPr>
-        <w:t>,sigmaColor</w:t>
+      <w:r>
+        <w:rPr>
+          <w:rFonts w:ascii="Arial" w:hAnsi="Arial" w:cs="Arial"/>
+          <w:sz w:val="36"/>
+          <w:szCs w:val="36"/>
+        </w:rPr>
+        <w:t>image,d,sigmaColor</w:t>
       </w:r>
       <w:proofErr w:type="spellEnd"/>
       <w:r>
@@ -15214,7 +14877,6 @@
         </w:rPr>
       </w:pPr>
       <w:proofErr w:type="spellStart"/>
-      <w:proofErr w:type="gramStart"/>
       <w:r>
         <w:rPr>
           <w:rFonts w:ascii="Arial" w:hAnsi="Arial" w:cs="Arial"/>
@@ -15230,16 +14892,7 @@
           <w:sz w:val="36"/>
           <w:szCs w:val="36"/>
         </w:rPr>
-        <w:t xml:space="preserve">  →</w:t>
-      </w:r>
-      <w:proofErr w:type="gramEnd"/>
-      <w:r>
-        <w:rPr>
-          <w:rFonts w:ascii="Arial" w:hAnsi="Arial" w:cs="Arial"/>
-          <w:sz w:val="36"/>
-          <w:szCs w:val="36"/>
-        </w:rPr>
-        <w:t xml:space="preserve"> Controls smoothing based on </w:t>
+        <w:t xml:space="preserve">  → Controls smoothing based on </w:t>
       </w:r>
       <w:proofErr w:type="spellStart"/>
       <w:r>
@@ -15271,7 +14924,6 @@
         </w:rPr>
       </w:pPr>
       <w:proofErr w:type="spellStart"/>
-      <w:proofErr w:type="gramStart"/>
       <w:r>
         <w:rPr>
           <w:rFonts w:ascii="Arial" w:hAnsi="Arial" w:cs="Arial"/>
@@ -15287,16 +14939,7 @@
           <w:sz w:val="36"/>
           <w:szCs w:val="36"/>
         </w:rPr>
-        <w:t xml:space="preserve">  →</w:t>
-      </w:r>
-      <w:proofErr w:type="gramEnd"/>
-      <w:r>
-        <w:rPr>
-          <w:rFonts w:ascii="Arial" w:hAnsi="Arial" w:cs="Arial"/>
-          <w:sz w:val="36"/>
-          <w:szCs w:val="36"/>
-        </w:rPr>
-        <w:t xml:space="preserve"> Controls smoothing based on pixel distance</w:t>
+        <w:t xml:space="preserve">  → Controls smoothing based on pixel distance</w:t>
       </w:r>
     </w:p>
     <w:p>
@@ -15586,25 +15229,7 @@
           <w:sz w:val="36"/>
           <w:szCs w:val="36"/>
         </w:rPr>
-        <w:t xml:space="preserve">• Contains only </w:t>
-      </w:r>
-      <w:proofErr w:type="gramStart"/>
-      <w:r>
-        <w:rPr>
-          <w:rFonts w:ascii="Arial" w:hAnsi="Arial" w:cs="Arial"/>
-          <w:sz w:val="36"/>
-          <w:szCs w:val="36"/>
-        </w:rPr>
-        <w:t>two pixel</w:t>
-      </w:r>
-      <w:proofErr w:type="gramEnd"/>
-      <w:r>
-        <w:rPr>
-          <w:rFonts w:ascii="Arial" w:hAnsi="Arial" w:cs="Arial"/>
-          <w:sz w:val="36"/>
-          <w:szCs w:val="36"/>
-        </w:rPr>
-        <w:t xml:space="preserve"> values.</w:t>
+        <w:t>• Contains only two pixel values.</w:t>
       </w:r>
     </w:p>
     <w:p>
@@ -16392,73 +16017,37 @@
           <w:sz w:val="36"/>
           <w:szCs w:val="36"/>
         </w:rPr>
-        <w:t>threshold</w:t>
-      </w:r>
-      <w:proofErr w:type="gramStart"/>
-      <w:r>
-        <w:rPr>
-          <w:rFonts w:ascii="Arial" w:hAnsi="Arial" w:cs="Arial"/>
-          <w:sz w:val="36"/>
-          <w:szCs w:val="36"/>
-        </w:rPr>
-        <w:t>1  →</w:t>
-      </w:r>
-      <w:proofErr w:type="gramEnd"/>
-      <w:r>
-        <w:rPr>
-          <w:rFonts w:ascii="Arial" w:hAnsi="Arial" w:cs="Arial"/>
-          <w:sz w:val="36"/>
-          <w:szCs w:val="36"/>
-        </w:rPr>
-        <w:t xml:space="preserve"> Lower threshold</w:t>
-      </w:r>
-    </w:p>
-    <w:p>
-      <w:pPr>
-        <w:pStyle w:val="ListParagraph"/>
-        <w:jc w:val="both"/>
-        <w:rPr>
-          <w:rFonts w:ascii="Arial" w:hAnsi="Arial" w:cs="Arial"/>
-          <w:sz w:val="36"/>
-          <w:szCs w:val="36"/>
-        </w:rPr>
-      </w:pPr>
-    </w:p>
-    <w:p>
-      <w:pPr>
-        <w:pStyle w:val="ListParagraph"/>
-        <w:jc w:val="both"/>
-        <w:rPr>
-          <w:rFonts w:ascii="Arial" w:hAnsi="Arial" w:cs="Arial"/>
-          <w:sz w:val="36"/>
-          <w:szCs w:val="36"/>
-        </w:rPr>
-      </w:pPr>
-      <w:r>
-        <w:rPr>
-          <w:rFonts w:ascii="Arial" w:hAnsi="Arial" w:cs="Arial"/>
-          <w:sz w:val="36"/>
-          <w:szCs w:val="36"/>
-        </w:rPr>
-        <w:t>threshold</w:t>
-      </w:r>
-      <w:proofErr w:type="gramStart"/>
-      <w:r>
-        <w:rPr>
-          <w:rFonts w:ascii="Arial" w:hAnsi="Arial" w:cs="Arial"/>
-          <w:sz w:val="36"/>
-          <w:szCs w:val="36"/>
-        </w:rPr>
-        <w:t>2  →</w:t>
-      </w:r>
-      <w:proofErr w:type="gramEnd"/>
-      <w:r>
-        <w:rPr>
-          <w:rFonts w:ascii="Arial" w:hAnsi="Arial" w:cs="Arial"/>
-          <w:sz w:val="36"/>
-          <w:szCs w:val="36"/>
-        </w:rPr>
-        <w:t xml:space="preserve"> Upper threshold</w:t>
+        <w:t>threshold1  → Lower threshold</w:t>
+      </w:r>
+    </w:p>
+    <w:p>
+      <w:pPr>
+        <w:pStyle w:val="ListParagraph"/>
+        <w:jc w:val="both"/>
+        <w:rPr>
+          <w:rFonts w:ascii="Arial" w:hAnsi="Arial" w:cs="Arial"/>
+          <w:sz w:val="36"/>
+          <w:szCs w:val="36"/>
+        </w:rPr>
+      </w:pPr>
+    </w:p>
+    <w:p>
+      <w:pPr>
+        <w:pStyle w:val="ListParagraph"/>
+        <w:jc w:val="both"/>
+        <w:rPr>
+          <w:rFonts w:ascii="Arial" w:hAnsi="Arial" w:cs="Arial"/>
+          <w:sz w:val="36"/>
+          <w:szCs w:val="36"/>
+        </w:rPr>
+      </w:pPr>
+      <w:r>
+        <w:rPr>
+          <w:rFonts w:ascii="Arial" w:hAnsi="Arial" w:cs="Arial"/>
+          <w:sz w:val="36"/>
+          <w:szCs w:val="36"/>
+        </w:rPr>
+        <w:t>threshold2  → Upper threshold</w:t>
       </w:r>
     </w:p>
     <w:p>
@@ -18067,25 +17656,7 @@
           <w:sz w:val="36"/>
           <w:szCs w:val="36"/>
         </w:rPr>
-        <w:t xml:space="preserve">Image Transformations are mathematical operations used to change an </w:t>
-      </w:r>
-      <w:proofErr w:type="gramStart"/>
-      <w:r>
-        <w:rPr>
-          <w:rFonts w:ascii="Arial" w:hAnsi="Arial" w:cs="Arial"/>
-          <w:sz w:val="36"/>
-          <w:szCs w:val="36"/>
-        </w:rPr>
-        <w:t>image's</w:t>
-      </w:r>
-      <w:proofErr w:type="gramEnd"/>
-      <w:r>
-        <w:rPr>
-          <w:rFonts w:ascii="Arial" w:hAnsi="Arial" w:cs="Arial"/>
-          <w:sz w:val="36"/>
-          <w:szCs w:val="36"/>
-        </w:rPr>
-        <w:t>:</w:t>
+        <w:t>Image Transformations are mathematical operations used to change an image's:</w:t>
       </w:r>
     </w:p>
     <w:p>
@@ -18234,7 +17805,7 @@
           <w:szCs w:val="36"/>
         </w:rPr>
         <w:pict w14:anchorId="0D795AFE">
-          <v:rect id="_x0000_i1122" style="width:0;height:1.5pt" o:hralign="center" o:hrstd="t" o:hr="t" fillcolor="#a0a0a0" stroked="f"/>
+          <v:rect id="_x0000_i1056" style="width:0;height:1.5pt" o:hralign="center" o:hrstd="t" o:hr="t" fillcolor="#a0a0a0" stroked="f"/>
         </w:pict>
       </w:r>
     </w:p>
@@ -18724,7 +18295,7 @@
           <w:szCs w:val="36"/>
         </w:rPr>
         <w:pict w14:anchorId="03A472D5">
-          <v:rect id="_x0000_i1123" style="width:0;height:1.5pt" o:hralign="center" o:hrstd="t" o:hr="t" fillcolor="#a0a0a0" stroked="f"/>
+          <v:rect id="_x0000_i1057" style="width:0;height:1.5pt" o:hralign="center" o:hrstd="t" o:hr="t" fillcolor="#a0a0a0" stroked="f"/>
         </w:pict>
       </w:r>
     </w:p>
@@ -18850,25 +18421,7 @@
           <w:sz w:val="36"/>
           <w:szCs w:val="36"/>
         </w:rPr>
-        <w:t>cv2.getRotationMatrix2</w:t>
-      </w:r>
-      <w:proofErr w:type="gramStart"/>
-      <w:r>
-        <w:rPr>
-          <w:rFonts w:ascii="Arial" w:hAnsi="Arial" w:cs="Arial"/>
-          <w:sz w:val="36"/>
-          <w:szCs w:val="36"/>
-        </w:rPr>
-        <w:t>D(</w:t>
-      </w:r>
-      <w:proofErr w:type="gramEnd"/>
-      <w:r>
-        <w:rPr>
-          <w:rFonts w:ascii="Arial" w:hAnsi="Arial" w:cs="Arial"/>
-          <w:sz w:val="36"/>
-          <w:szCs w:val="36"/>
-        </w:rPr>
-        <w:t>)</w:t>
+        <w:t>cv2.getRotationMatrix2D()</w:t>
       </w:r>
     </w:p>
     <w:p>
@@ -19112,7 +18665,7 @@
           <w:szCs w:val="36"/>
         </w:rPr>
         <w:pict w14:anchorId="56D5FD77">
-          <v:rect id="_x0000_i1124" style="width:0;height:1.5pt" o:hralign="center" o:hrstd="t" o:hr="t" fillcolor="#a0a0a0" stroked="f"/>
+          <v:rect id="_x0000_i1058" style="width:0;height:1.5pt" o:hralign="center" o:hrstd="t" o:hr="t" fillcolor="#a0a0a0" stroked="f"/>
         </w:pict>
       </w:r>
     </w:p>
@@ -19375,7 +18928,7 @@
           <w:szCs w:val="36"/>
         </w:rPr>
         <w:pict w14:anchorId="6A699EE3">
-          <v:rect id="_x0000_i1125" style="width:0;height:1.5pt" o:hralign="center" o:hrstd="t" o:hr="t" fillcolor="#a0a0a0" stroked="f"/>
+          <v:rect id="_x0000_i1059" style="width:0;height:1.5pt" o:hralign="center" o:hrstd="t" o:hr="t" fillcolor="#a0a0a0" stroked="f"/>
         </w:pict>
       </w:r>
     </w:p>
@@ -19830,7 +19383,7 @@
           <w:szCs w:val="36"/>
         </w:rPr>
         <w:pict w14:anchorId="71015071">
-          <v:rect id="_x0000_i1126" style="width:0;height:1.5pt" o:hralign="center" o:hrstd="t" o:hr="t" fillcolor="#a0a0a0" stroked="f"/>
+          <v:rect id="_x0000_i1060" style="width:0;height:1.5pt" o:hralign="center" o:hrstd="t" o:hr="t" fillcolor="#a0a0a0" stroked="f"/>
         </w:pict>
       </w:r>
     </w:p>
@@ -20227,7 +19780,7 @@
           <w:szCs w:val="36"/>
         </w:rPr>
         <w:pict w14:anchorId="5A77E10E">
-          <v:rect id="_x0000_i1127" style="width:0;height:1.5pt" o:hralign="center" o:hrstd="t" o:hr="t" fillcolor="#a0a0a0" stroked="f"/>
+          <v:rect id="_x0000_i1061" style="width:0;height:1.5pt" o:hralign="center" o:hrstd="t" o:hr="t" fillcolor="#a0a0a0" stroked="f"/>
         </w:pict>
       </w:r>
     </w:p>
@@ -20414,7 +19967,6 @@
               </w:rPr>
             </w:pPr>
             <w:proofErr w:type="spellStart"/>
-            <w:proofErr w:type="gramStart"/>
             <w:r>
               <w:rPr>
                 <w:rFonts w:ascii="Arial" w:hAnsi="Arial" w:cs="Arial"/>
@@ -20430,16 +19982,7 @@
                 <w:sz w:val="36"/>
                 <w:szCs w:val="36"/>
               </w:rPr>
-              <w:t>(</w:t>
-            </w:r>
-            <w:proofErr w:type="gramEnd"/>
-            <w:r>
-              <w:rPr>
-                <w:rFonts w:ascii="Arial" w:hAnsi="Arial" w:cs="Arial"/>
-                <w:sz w:val="36"/>
-                <w:szCs w:val="36"/>
-              </w:rPr>
-              <w:t>)</w:t>
+              <w:t>()</w:t>
             </w:r>
           </w:p>
         </w:tc>
@@ -20460,7 +20003,6 @@
               </w:rPr>
             </w:pPr>
             <w:proofErr w:type="spellStart"/>
-            <w:proofErr w:type="gramStart"/>
             <w:r>
               <w:rPr>
                 <w:rFonts w:ascii="Arial" w:hAnsi="Arial" w:cs="Arial"/>
@@ -20476,16 +20018,7 @@
                 <w:sz w:val="36"/>
                 <w:szCs w:val="36"/>
               </w:rPr>
-              <w:t>(</w:t>
-            </w:r>
-            <w:proofErr w:type="gramEnd"/>
-            <w:r>
-              <w:rPr>
-                <w:rFonts w:ascii="Arial" w:hAnsi="Arial" w:cs="Arial"/>
-                <w:sz w:val="36"/>
-                <w:szCs w:val="36"/>
-              </w:rPr>
-              <w:t>)</w:t>
+              <w:t>()</w:t>
             </w:r>
           </w:p>
         </w:tc>
@@ -20622,7 +20155,7 @@
           <w:szCs w:val="36"/>
         </w:rPr>
         <w:pict w14:anchorId="4401C667">
-          <v:rect id="_x0000_i1128" style="width:0;height:1.5pt" o:hralign="center" o:hrstd="t" o:hr="t" fillcolor="#a0a0a0" stroked="f"/>
+          <v:rect id="_x0000_i1062" style="width:0;height:1.5pt" o:hralign="center" o:hrstd="t" o:hr="t" fillcolor="#a0a0a0" stroked="f"/>
         </w:pict>
       </w:r>
     </w:p>
@@ -20929,25 +20462,7 @@
                 <w:sz w:val="36"/>
                 <w:szCs w:val="36"/>
               </w:rPr>
-              <w:t>cv2.getRotationMatrix2</w:t>
-            </w:r>
-            <w:proofErr w:type="gramStart"/>
-            <w:r>
-              <w:rPr>
-                <w:rFonts w:ascii="Arial" w:hAnsi="Arial" w:cs="Arial"/>
-                <w:sz w:val="36"/>
-                <w:szCs w:val="36"/>
-              </w:rPr>
-              <w:t>D(</w:t>
-            </w:r>
-            <w:proofErr w:type="gramEnd"/>
-            <w:r>
-              <w:rPr>
-                <w:rFonts w:ascii="Arial" w:hAnsi="Arial" w:cs="Arial"/>
-                <w:sz w:val="36"/>
-                <w:szCs w:val="36"/>
-              </w:rPr>
-              <w:t>)</w:t>
+              <w:t>cv2.getRotationMatrix2D()</w:t>
             </w:r>
           </w:p>
         </w:tc>
@@ -21110,7 +20625,7 @@
           <w:szCs w:val="36"/>
         </w:rPr>
         <w:pict w14:anchorId="132541FA">
-          <v:rect id="_x0000_i1129" style="width:0;height:1.5pt" o:hralign="center" o:hrstd="t" o:hr="t" fillcolor="#a0a0a0" stroked="f"/>
+          <v:rect id="_x0000_i1063" style="width:0;height:1.5pt" o:hralign="center" o:hrstd="t" o:hr="t" fillcolor="#a0a0a0" stroked="f"/>
         </w:pict>
       </w:r>
     </w:p>
@@ -21440,7 +20955,7 @@
           <w:szCs w:val="36"/>
         </w:rPr>
         <w:pict w14:anchorId="1760BE28">
-          <v:rect id="_x0000_i1130" style="width:0;height:1.5pt" o:hralign="center" o:hrstd="t" o:hr="t" fillcolor="#a0a0a0" stroked="f"/>
+          <v:rect id="_x0000_i1064" style="width:0;height:1.5pt" o:hralign="center" o:hrstd="t" o:hr="t" fillcolor="#a0a0a0" stroked="f"/>
         </w:pict>
       </w:r>
     </w:p>
@@ -21709,7 +21224,7 @@
           <w:szCs w:val="36"/>
         </w:rPr>
         <w:pict w14:anchorId="756BD00E">
-          <v:rect id="_x0000_i1131" style="width:0;height:1.5pt" o:hralign="center" o:hrstd="t" o:hr="t" fillcolor="#a0a0a0" stroked="f"/>
+          <v:rect id="_x0000_i1065" style="width:0;height:1.5pt" o:hralign="center" o:hrstd="t" o:hr="t" fillcolor="#a0a0a0" stroked="f"/>
         </w:pict>
       </w:r>
     </w:p>
@@ -21868,7 +21383,7 @@
           <w:szCs w:val="36"/>
         </w:rPr>
         <w:pict w14:anchorId="4419ACE3">
-          <v:rect id="_x0000_i1132" style="width:0;height:1.5pt" o:hralign="center" o:hrstd="t" o:hr="t" fillcolor="#a0a0a0" stroked="f"/>
+          <v:rect id="_x0000_i1066" style="width:0;height:1.5pt" o:hralign="center" o:hrstd="t" o:hr="t" fillcolor="#a0a0a0" stroked="f"/>
         </w:pict>
       </w:r>
     </w:p>
@@ -21962,7 +21477,6 @@
         <w:t xml:space="preserve">→ </w:t>
       </w:r>
       <w:proofErr w:type="spellStart"/>
-      <w:proofErr w:type="gramStart"/>
       <w:r>
         <w:rPr>
           <w:rFonts w:ascii="Arial" w:hAnsi="Arial" w:cs="Arial"/>
@@ -21978,16 +21492,7 @@
           <w:sz w:val="36"/>
           <w:szCs w:val="36"/>
         </w:rPr>
-        <w:t>(</w:t>
-      </w:r>
-      <w:proofErr w:type="gramEnd"/>
-      <w:r>
-        <w:rPr>
-          <w:rFonts w:ascii="Arial" w:hAnsi="Arial" w:cs="Arial"/>
-          <w:sz w:val="36"/>
-          <w:szCs w:val="36"/>
-        </w:rPr>
-        <w:t>)</w:t>
+        <w:t>()</w:t>
       </w:r>
     </w:p>
     <w:p>
@@ -22065,25 +21570,7 @@
           <w:sz w:val="36"/>
           <w:szCs w:val="36"/>
         </w:rPr>
-        <w:t>→ getRotationMatrix2</w:t>
-      </w:r>
-      <w:proofErr w:type="gramStart"/>
-      <w:r>
-        <w:rPr>
-          <w:rFonts w:ascii="Arial" w:hAnsi="Arial" w:cs="Arial"/>
-          <w:sz w:val="36"/>
-          <w:szCs w:val="36"/>
-        </w:rPr>
-        <w:t>D(</w:t>
-      </w:r>
-      <w:proofErr w:type="gramEnd"/>
-      <w:r>
-        <w:rPr>
-          <w:rFonts w:ascii="Arial" w:hAnsi="Arial" w:cs="Arial"/>
-          <w:sz w:val="36"/>
-          <w:szCs w:val="36"/>
-        </w:rPr>
-        <w:t>)</w:t>
+        <w:t>→ getRotationMatrix2D()</w:t>
       </w:r>
     </w:p>
     <w:p>
@@ -22105,7 +21592,6 @@
         <w:t xml:space="preserve">→ </w:t>
       </w:r>
       <w:proofErr w:type="spellStart"/>
-      <w:proofErr w:type="gramStart"/>
       <w:r>
         <w:rPr>
           <w:rFonts w:ascii="Arial" w:hAnsi="Arial" w:cs="Arial"/>
@@ -22121,16 +21607,7 @@
           <w:sz w:val="36"/>
           <w:szCs w:val="36"/>
         </w:rPr>
-        <w:t>(</w:t>
-      </w:r>
-      <w:proofErr w:type="gramEnd"/>
-      <w:r>
-        <w:rPr>
-          <w:rFonts w:ascii="Arial" w:hAnsi="Arial" w:cs="Arial"/>
-          <w:sz w:val="36"/>
-          <w:szCs w:val="36"/>
-        </w:rPr>
-        <w:t>)</w:t>
+        <w:t>()</w:t>
       </w:r>
     </w:p>
     <w:p>
@@ -22199,93 +21676,112 @@
           <w:sz w:val="36"/>
           <w:szCs w:val="36"/>
         </w:rPr>
+        <w:t>→ resize()</w:t>
+      </w:r>
+    </w:p>
+    <w:p>
+      <w:pPr>
+        <w:pStyle w:val="ListParagraph"/>
+        <w:jc w:val="both"/>
+        <w:rPr>
+          <w:rFonts w:ascii="Arial" w:hAnsi="Arial" w:cs="Arial"/>
+          <w:sz w:val="36"/>
+          <w:szCs w:val="36"/>
+        </w:rPr>
+      </w:pPr>
+    </w:p>
+    <w:p>
+      <w:pPr>
+        <w:pStyle w:val="ListParagraph"/>
+        <w:jc w:val="both"/>
+        <w:rPr>
+          <w:rFonts w:ascii="Arial" w:hAnsi="Arial" w:cs="Arial"/>
+          <w:sz w:val="36"/>
+          <w:szCs w:val="36"/>
+        </w:rPr>
+      </w:pPr>
+      <w:r>
+        <w:rPr>
+          <w:rFonts w:ascii="Arial" w:hAnsi="Arial" w:cs="Arial"/>
+          <w:sz w:val="36"/>
+          <w:szCs w:val="36"/>
+        </w:rPr>
+        <w:t>Affine</w:t>
+      </w:r>
+    </w:p>
+    <w:p>
+      <w:pPr>
+        <w:pStyle w:val="ListParagraph"/>
+        <w:jc w:val="both"/>
+        <w:rPr>
+          <w:rFonts w:ascii="Arial" w:hAnsi="Arial" w:cs="Arial"/>
+          <w:sz w:val="36"/>
+          <w:szCs w:val="36"/>
+        </w:rPr>
+      </w:pPr>
+      <w:r>
+        <w:rPr>
+          <w:rFonts w:ascii="Arial" w:hAnsi="Arial" w:cs="Arial"/>
+          <w:sz w:val="36"/>
+          <w:szCs w:val="36"/>
+        </w:rPr>
+        <w:t>→ Translation + Rotation + Scaling + Shearing</w:t>
+      </w:r>
+    </w:p>
+    <w:p>
+      <w:pPr>
+        <w:pStyle w:val="ListParagraph"/>
+        <w:jc w:val="both"/>
+        <w:rPr>
+          <w:rFonts w:ascii="Arial" w:hAnsi="Arial" w:cs="Arial"/>
+          <w:sz w:val="36"/>
+          <w:szCs w:val="36"/>
+        </w:rPr>
+      </w:pPr>
+      <w:r>
+        <w:rPr>
+          <w:rFonts w:ascii="Arial" w:hAnsi="Arial" w:cs="Arial"/>
+          <w:sz w:val="36"/>
+          <w:szCs w:val="36"/>
+        </w:rPr>
+        <w:t>→ 3 Points</w:t>
+      </w:r>
+    </w:p>
+    <w:p>
+      <w:pPr>
+        <w:pStyle w:val="ListParagraph"/>
+        <w:jc w:val="both"/>
+        <w:rPr>
+          <w:rFonts w:ascii="Arial" w:hAnsi="Arial" w:cs="Arial"/>
+          <w:sz w:val="36"/>
+          <w:szCs w:val="36"/>
+        </w:rPr>
+      </w:pPr>
+      <w:r>
+        <w:rPr>
+          <w:rFonts w:ascii="Arial" w:hAnsi="Arial" w:cs="Arial"/>
+          <w:sz w:val="36"/>
+          <w:szCs w:val="36"/>
+        </w:rPr>
         <w:t xml:space="preserve">→ </w:t>
       </w:r>
-      <w:proofErr w:type="gramStart"/>
-      <w:r>
-        <w:rPr>
-          <w:rFonts w:ascii="Arial" w:hAnsi="Arial" w:cs="Arial"/>
-          <w:sz w:val="36"/>
-          <w:szCs w:val="36"/>
-        </w:rPr>
-        <w:t>resize(</w:t>
-      </w:r>
-      <w:proofErr w:type="gramEnd"/>
-      <w:r>
-        <w:rPr>
-          <w:rFonts w:ascii="Arial" w:hAnsi="Arial" w:cs="Arial"/>
-          <w:sz w:val="36"/>
-          <w:szCs w:val="36"/>
-        </w:rPr>
-        <w:t>)</w:t>
-      </w:r>
-    </w:p>
-    <w:p>
-      <w:pPr>
-        <w:pStyle w:val="ListParagraph"/>
-        <w:jc w:val="both"/>
-        <w:rPr>
-          <w:rFonts w:ascii="Arial" w:hAnsi="Arial" w:cs="Arial"/>
-          <w:sz w:val="36"/>
-          <w:szCs w:val="36"/>
-        </w:rPr>
-      </w:pPr>
-    </w:p>
-    <w:p>
-      <w:pPr>
-        <w:pStyle w:val="ListParagraph"/>
-        <w:jc w:val="both"/>
-        <w:rPr>
-          <w:rFonts w:ascii="Arial" w:hAnsi="Arial" w:cs="Arial"/>
-          <w:sz w:val="36"/>
-          <w:szCs w:val="36"/>
-        </w:rPr>
-      </w:pPr>
-      <w:r>
-        <w:rPr>
-          <w:rFonts w:ascii="Arial" w:hAnsi="Arial" w:cs="Arial"/>
-          <w:sz w:val="36"/>
-          <w:szCs w:val="36"/>
-        </w:rPr>
-        <w:t>Affine</w:t>
-      </w:r>
-    </w:p>
-    <w:p>
-      <w:pPr>
-        <w:pStyle w:val="ListParagraph"/>
-        <w:jc w:val="both"/>
-        <w:rPr>
-          <w:rFonts w:ascii="Arial" w:hAnsi="Arial" w:cs="Arial"/>
-          <w:sz w:val="36"/>
-          <w:szCs w:val="36"/>
-        </w:rPr>
-      </w:pPr>
-      <w:r>
-        <w:rPr>
-          <w:rFonts w:ascii="Arial" w:hAnsi="Arial" w:cs="Arial"/>
-          <w:sz w:val="36"/>
-          <w:szCs w:val="36"/>
-        </w:rPr>
-        <w:t>→ Translation + Rotation + Scaling + Shearing</w:t>
-      </w:r>
-    </w:p>
-    <w:p>
-      <w:pPr>
-        <w:pStyle w:val="ListParagraph"/>
-        <w:jc w:val="both"/>
-        <w:rPr>
-          <w:rFonts w:ascii="Arial" w:hAnsi="Arial" w:cs="Arial"/>
-          <w:sz w:val="36"/>
-          <w:szCs w:val="36"/>
-        </w:rPr>
-      </w:pPr>
-      <w:r>
-        <w:rPr>
-          <w:rFonts w:ascii="Arial" w:hAnsi="Arial" w:cs="Arial"/>
-          <w:sz w:val="36"/>
-          <w:szCs w:val="36"/>
-        </w:rPr>
-        <w:t>→ 3 Points</w:t>
+      <w:proofErr w:type="spellStart"/>
+      <w:r>
+        <w:rPr>
+          <w:rFonts w:ascii="Arial" w:hAnsi="Arial" w:cs="Arial"/>
+          <w:sz w:val="36"/>
+          <w:szCs w:val="36"/>
+        </w:rPr>
+        <w:t>getAffineTransform</w:t>
+      </w:r>
+      <w:proofErr w:type="spellEnd"/>
+      <w:r>
+        <w:rPr>
+          <w:rFonts w:ascii="Arial" w:hAnsi="Arial" w:cs="Arial"/>
+          <w:sz w:val="36"/>
+          <w:szCs w:val="36"/>
+        </w:rPr>
+        <w:t>()</w:t>
       </w:r>
     </w:p>
     <w:p>
@@ -22307,14 +21803,13 @@
         <w:t xml:space="preserve">→ </w:t>
       </w:r>
       <w:proofErr w:type="spellStart"/>
-      <w:proofErr w:type="gramStart"/>
-      <w:r>
-        <w:rPr>
-          <w:rFonts w:ascii="Arial" w:hAnsi="Arial" w:cs="Arial"/>
-          <w:sz w:val="36"/>
-          <w:szCs w:val="36"/>
-        </w:rPr>
-        <w:t>getAffineTransform</w:t>
+      <w:r>
+        <w:rPr>
+          <w:rFonts w:ascii="Arial" w:hAnsi="Arial" w:cs="Arial"/>
+          <w:sz w:val="36"/>
+          <w:szCs w:val="36"/>
+        </w:rPr>
+        <w:t>warpAffine</w:t>
       </w:r>
       <w:proofErr w:type="spellEnd"/>
       <w:r>
@@ -22323,16 +21818,75 @@
           <w:sz w:val="36"/>
           <w:szCs w:val="36"/>
         </w:rPr>
-        <w:t>(</w:t>
-      </w:r>
-      <w:proofErr w:type="gramEnd"/>
-      <w:r>
-        <w:rPr>
-          <w:rFonts w:ascii="Arial" w:hAnsi="Arial" w:cs="Arial"/>
-          <w:sz w:val="36"/>
-          <w:szCs w:val="36"/>
-        </w:rPr>
-        <w:t>)</w:t>
+        <w:t>()</w:t>
+      </w:r>
+    </w:p>
+    <w:p>
+      <w:pPr>
+        <w:pStyle w:val="ListParagraph"/>
+        <w:jc w:val="both"/>
+        <w:rPr>
+          <w:rFonts w:ascii="Arial" w:hAnsi="Arial" w:cs="Arial"/>
+          <w:sz w:val="36"/>
+          <w:szCs w:val="36"/>
+        </w:rPr>
+      </w:pPr>
+    </w:p>
+    <w:p>
+      <w:pPr>
+        <w:pStyle w:val="ListParagraph"/>
+        <w:jc w:val="both"/>
+        <w:rPr>
+          <w:rFonts w:ascii="Arial" w:hAnsi="Arial" w:cs="Arial"/>
+          <w:sz w:val="36"/>
+          <w:szCs w:val="36"/>
+        </w:rPr>
+      </w:pPr>
+      <w:r>
+        <w:rPr>
+          <w:rFonts w:ascii="Arial" w:hAnsi="Arial" w:cs="Arial"/>
+          <w:sz w:val="36"/>
+          <w:szCs w:val="36"/>
+        </w:rPr>
+        <w:t>Perspective</w:t>
+      </w:r>
+    </w:p>
+    <w:p>
+      <w:pPr>
+        <w:pStyle w:val="ListParagraph"/>
+        <w:jc w:val="both"/>
+        <w:rPr>
+          <w:rFonts w:ascii="Arial" w:hAnsi="Arial" w:cs="Arial"/>
+          <w:sz w:val="36"/>
+          <w:szCs w:val="36"/>
+        </w:rPr>
+      </w:pPr>
+      <w:r>
+        <w:rPr>
+          <w:rFonts w:ascii="Arial" w:hAnsi="Arial" w:cs="Arial"/>
+          <w:sz w:val="36"/>
+          <w:szCs w:val="36"/>
+        </w:rPr>
+        <w:t>→ Camera Angle Correction</w:t>
+      </w:r>
+    </w:p>
+    <w:p>
+      <w:pPr>
+        <w:pStyle w:val="ListParagraph"/>
+        <w:jc w:val="both"/>
+        <w:rPr>
+          <w:rFonts w:ascii="Arial" w:hAnsi="Arial" w:cs="Arial"/>
+          <w:sz w:val="36"/>
+          <w:szCs w:val="36"/>
+        </w:rPr>
+      </w:pPr>
+      <w:r>
+        <w:rPr>
+          <w:rFonts w:ascii="Arial" w:hAnsi="Arial" w:cs="Arial"/>
+          <w:sz w:val="36"/>
+          <w:szCs w:val="36"/>
+        </w:rPr>
+        <w:t>→ 4 Points</w:t>
       </w:r>
     </w:p>
     <w:p>
@@ -22354,14 +21908,13 @@
         <w:t xml:space="preserve">→ </w:t>
       </w:r>
       <w:proofErr w:type="spellStart"/>
-      <w:proofErr w:type="gramStart"/>
-      <w:r>
-        <w:rPr>
-          <w:rFonts w:ascii="Arial" w:hAnsi="Arial" w:cs="Arial"/>
-          <w:sz w:val="36"/>
-          <w:szCs w:val="36"/>
-        </w:rPr>
-        <w:t>warpAffine</w:t>
+      <w:r>
+        <w:rPr>
+          <w:rFonts w:ascii="Arial" w:hAnsi="Arial" w:cs="Arial"/>
+          <w:sz w:val="36"/>
+          <w:szCs w:val="36"/>
+        </w:rPr>
+        <w:t>getPerspectiveTransform</w:t>
       </w:r>
       <w:proofErr w:type="spellEnd"/>
       <w:r>
@@ -22370,84 +21923,7 @@
           <w:sz w:val="36"/>
           <w:szCs w:val="36"/>
         </w:rPr>
-        <w:t>(</w:t>
-      </w:r>
-      <w:proofErr w:type="gramEnd"/>
-      <w:r>
-        <w:rPr>
-          <w:rFonts w:ascii="Arial" w:hAnsi="Arial" w:cs="Arial"/>
-          <w:sz w:val="36"/>
-          <w:szCs w:val="36"/>
-        </w:rPr>
-        <w:t>)</w:t>
-      </w:r>
-    </w:p>
-    <w:p>
-      <w:pPr>
-        <w:pStyle w:val="ListParagraph"/>
-        <w:jc w:val="both"/>
-        <w:rPr>
-          <w:rFonts w:ascii="Arial" w:hAnsi="Arial" w:cs="Arial"/>
-          <w:sz w:val="36"/>
-          <w:szCs w:val="36"/>
-        </w:rPr>
-      </w:pPr>
-    </w:p>
-    <w:p>
-      <w:pPr>
-        <w:pStyle w:val="ListParagraph"/>
-        <w:jc w:val="both"/>
-        <w:rPr>
-          <w:rFonts w:ascii="Arial" w:hAnsi="Arial" w:cs="Arial"/>
-          <w:sz w:val="36"/>
-          <w:szCs w:val="36"/>
-        </w:rPr>
-      </w:pPr>
-      <w:r>
-        <w:rPr>
-          <w:rFonts w:ascii="Arial" w:hAnsi="Arial" w:cs="Arial"/>
-          <w:sz w:val="36"/>
-          <w:szCs w:val="36"/>
-        </w:rPr>
-        <w:t>Perspective</w:t>
-      </w:r>
-    </w:p>
-    <w:p>
-      <w:pPr>
-        <w:pStyle w:val="ListParagraph"/>
-        <w:jc w:val="both"/>
-        <w:rPr>
-          <w:rFonts w:ascii="Arial" w:hAnsi="Arial" w:cs="Arial"/>
-          <w:sz w:val="36"/>
-          <w:szCs w:val="36"/>
-        </w:rPr>
-      </w:pPr>
-      <w:r>
-        <w:rPr>
-          <w:rFonts w:ascii="Arial" w:hAnsi="Arial" w:cs="Arial"/>
-          <w:sz w:val="36"/>
-          <w:szCs w:val="36"/>
-        </w:rPr>
-        <w:t>→ Camera Angle Correction</w:t>
-      </w:r>
-    </w:p>
-    <w:p>
-      <w:pPr>
-        <w:pStyle w:val="ListParagraph"/>
-        <w:jc w:val="both"/>
-        <w:rPr>
-          <w:rFonts w:ascii="Arial" w:hAnsi="Arial" w:cs="Arial"/>
-          <w:sz w:val="36"/>
-          <w:szCs w:val="36"/>
-        </w:rPr>
-      </w:pPr>
-      <w:r>
-        <w:rPr>
-          <w:rFonts w:ascii="Arial" w:hAnsi="Arial" w:cs="Arial"/>
-          <w:sz w:val="36"/>
-          <w:szCs w:val="36"/>
-        </w:rPr>
-        <w:t>→ 4 Points</w:t>
+        <w:t>()</w:t>
       </w:r>
     </w:p>
     <w:p>
@@ -22469,14 +21945,13 @@
         <w:t xml:space="preserve">→ </w:t>
       </w:r>
       <w:proofErr w:type="spellStart"/>
-      <w:proofErr w:type="gramStart"/>
-      <w:r>
-        <w:rPr>
-          <w:rFonts w:ascii="Arial" w:hAnsi="Arial" w:cs="Arial"/>
-          <w:sz w:val="36"/>
-          <w:szCs w:val="36"/>
-        </w:rPr>
-        <w:t>getPerspectiveTransform</w:t>
+      <w:r>
+        <w:rPr>
+          <w:rFonts w:ascii="Arial" w:hAnsi="Arial" w:cs="Arial"/>
+          <w:sz w:val="36"/>
+          <w:szCs w:val="36"/>
+        </w:rPr>
+        <w:t>warpPerspective</w:t>
       </w:r>
       <w:proofErr w:type="spellEnd"/>
       <w:r>
@@ -22485,63 +21960,7 @@
           <w:sz w:val="36"/>
           <w:szCs w:val="36"/>
         </w:rPr>
-        <w:t>(</w:t>
-      </w:r>
-      <w:proofErr w:type="gramEnd"/>
-      <w:r>
-        <w:rPr>
-          <w:rFonts w:ascii="Arial" w:hAnsi="Arial" w:cs="Arial"/>
-          <w:sz w:val="36"/>
-          <w:szCs w:val="36"/>
-        </w:rPr>
-        <w:t>)</w:t>
-      </w:r>
-    </w:p>
-    <w:p>
-      <w:pPr>
-        <w:pStyle w:val="ListParagraph"/>
-        <w:jc w:val="both"/>
-        <w:rPr>
-          <w:rFonts w:ascii="Arial" w:hAnsi="Arial" w:cs="Arial"/>
-          <w:sz w:val="36"/>
-          <w:szCs w:val="36"/>
-        </w:rPr>
-      </w:pPr>
-      <w:r>
-        <w:rPr>
-          <w:rFonts w:ascii="Arial" w:hAnsi="Arial" w:cs="Arial"/>
-          <w:sz w:val="36"/>
-          <w:szCs w:val="36"/>
-        </w:rPr>
-        <w:t xml:space="preserve">→ </w:t>
-      </w:r>
-      <w:proofErr w:type="spellStart"/>
-      <w:proofErr w:type="gramStart"/>
-      <w:r>
-        <w:rPr>
-          <w:rFonts w:ascii="Arial" w:hAnsi="Arial" w:cs="Arial"/>
-          <w:sz w:val="36"/>
-          <w:szCs w:val="36"/>
-        </w:rPr>
-        <w:t>warpPerspective</w:t>
-      </w:r>
-      <w:proofErr w:type="spellEnd"/>
-      <w:r>
-        <w:rPr>
-          <w:rFonts w:ascii="Arial" w:hAnsi="Arial" w:cs="Arial"/>
-          <w:sz w:val="36"/>
-          <w:szCs w:val="36"/>
-        </w:rPr>
-        <w:t>(</w:t>
-      </w:r>
-      <w:proofErr w:type="gramEnd"/>
-      <w:r>
-        <w:rPr>
-          <w:rFonts w:ascii="Arial" w:hAnsi="Arial" w:cs="Arial"/>
-          <w:sz w:val="36"/>
-          <w:szCs w:val="36"/>
-        </w:rPr>
-        <w:t>)</w:t>
+        <w:t>()</w:t>
       </w:r>
     </w:p>
     <w:p>
@@ -22600,18 +22019,8 @@
           <w:szCs w:val="36"/>
         </w:rPr>
         <w:lastRenderedPageBreak/>
-        <w:t xml:space="preserve">Lesson </w:t>
-      </w:r>
-      <w:proofErr w:type="gramStart"/>
-      <w:r>
-        <w:rPr>
-          <w:rFonts w:ascii="Arial" w:hAnsi="Arial" w:cs="Arial"/>
-          <w:sz w:val="36"/>
-          <w:szCs w:val="36"/>
-        </w:rPr>
-        <w:t>6:-</w:t>
-      </w:r>
-      <w:proofErr w:type="gramEnd"/>
+        <w:t>Lesson 6:-</w:t>
+      </w:r>
     </w:p>
     <w:p>
       <w:pPr>
@@ -22727,7 +22136,6 @@
               </w:rPr>
             </w:pPr>
             <w:proofErr w:type="spellStart"/>
-            <w:proofErr w:type="gramStart"/>
             <w:r>
               <w:rPr>
                 <w:rFonts w:ascii="Arial" w:hAnsi="Arial" w:cs="Arial"/>
@@ -22737,7 +22145,6 @@
               <w:t>plt.figure</w:t>
             </w:r>
             <w:proofErr w:type="spellEnd"/>
-            <w:proofErr w:type="gramEnd"/>
             <w:r>
               <w:rPr>
                 <w:rFonts w:ascii="Arial" w:hAnsi="Arial" w:cs="Arial"/>
@@ -22756,23 +22163,13 @@
               <w:t>figsize</w:t>
             </w:r>
             <w:proofErr w:type="spellEnd"/>
-            <w:proofErr w:type="gramStart"/>
             <w:r>
               <w:rPr>
                 <w:rFonts w:ascii="Arial" w:hAnsi="Arial" w:cs="Arial"/>
                 <w:sz w:val="36"/>
                 <w:szCs w:val="36"/>
               </w:rPr>
-              <w:t>=(</w:t>
-            </w:r>
-            <w:proofErr w:type="gramEnd"/>
-            <w:r>
-              <w:rPr>
-                <w:rFonts w:ascii="Arial" w:hAnsi="Arial" w:cs="Arial"/>
-                <w:sz w:val="36"/>
-                <w:szCs w:val="36"/>
-              </w:rPr>
-              <w:t>8,5))</w:t>
+              <w:t>=(8,5))</w:t>
             </w:r>
           </w:p>
         </w:tc>
@@ -22824,7 +22221,6 @@
               </w:rPr>
             </w:pPr>
             <w:proofErr w:type="spellStart"/>
-            <w:proofErr w:type="gramStart"/>
             <w:r>
               <w:rPr>
                 <w:rFonts w:ascii="Arial" w:hAnsi="Arial" w:cs="Arial"/>
@@ -22834,7 +22230,6 @@
               <w:t>plt.plot</w:t>
             </w:r>
             <w:proofErr w:type="spellEnd"/>
-            <w:proofErr w:type="gramEnd"/>
             <w:r>
               <w:rPr>
                 <w:rFonts w:ascii="Arial" w:hAnsi="Arial" w:cs="Arial"/>
@@ -22893,7 +22288,6 @@
               </w:rPr>
             </w:pPr>
             <w:proofErr w:type="spellStart"/>
-            <w:proofErr w:type="gramStart"/>
             <w:r>
               <w:rPr>
                 <w:rFonts w:ascii="Arial" w:hAnsi="Arial" w:cs="Arial"/>
@@ -22903,7 +22297,6 @@
               <w:t>plt.title</w:t>
             </w:r>
             <w:proofErr w:type="spellEnd"/>
-            <w:proofErr w:type="gramEnd"/>
             <w:r>
               <w:rPr>
                 <w:rFonts w:ascii="Arial" w:hAnsi="Arial" w:cs="Arial"/>
@@ -22962,7 +22355,6 @@
               </w:rPr>
             </w:pPr>
             <w:proofErr w:type="spellStart"/>
-            <w:proofErr w:type="gramStart"/>
             <w:r>
               <w:rPr>
                 <w:rFonts w:ascii="Arial" w:hAnsi="Arial" w:cs="Arial"/>
@@ -22972,7 +22364,6 @@
               <w:t>plt.xlabel</w:t>
             </w:r>
             <w:proofErr w:type="spellEnd"/>
-            <w:proofErr w:type="gramEnd"/>
             <w:r>
               <w:rPr>
                 <w:rFonts w:ascii="Arial" w:hAnsi="Arial" w:cs="Arial"/>
@@ -23031,7 +22422,6 @@
               </w:rPr>
             </w:pPr>
             <w:proofErr w:type="spellStart"/>
-            <w:proofErr w:type="gramStart"/>
             <w:r>
               <w:rPr>
                 <w:rFonts w:ascii="Arial" w:hAnsi="Arial" w:cs="Arial"/>
@@ -23041,7 +22431,6 @@
               <w:t>plt.ylabel</w:t>
             </w:r>
             <w:proofErr w:type="spellEnd"/>
-            <w:proofErr w:type="gramEnd"/>
             <w:r>
               <w:rPr>
                 <w:rFonts w:ascii="Arial" w:hAnsi="Arial" w:cs="Arial"/>
@@ -23100,7 +22489,6 @@
               </w:rPr>
             </w:pPr>
             <w:proofErr w:type="spellStart"/>
-            <w:proofErr w:type="gramStart"/>
             <w:r>
               <w:rPr>
                 <w:rFonts w:ascii="Arial" w:hAnsi="Arial" w:cs="Arial"/>
@@ -23110,7 +22498,6 @@
               <w:t>plt.xlim</w:t>
             </w:r>
             <w:proofErr w:type="spellEnd"/>
-            <w:proofErr w:type="gramEnd"/>
             <w:r>
               <w:rPr>
                 <w:rFonts w:ascii="Arial" w:hAnsi="Arial" w:cs="Arial"/>
@@ -23169,7 +22556,6 @@
               </w:rPr>
             </w:pPr>
             <w:proofErr w:type="spellStart"/>
-            <w:proofErr w:type="gramStart"/>
             <w:r>
               <w:rPr>
                 <w:rFonts w:ascii="Arial" w:hAnsi="Arial" w:cs="Arial"/>
@@ -23179,7 +22565,6 @@
               <w:t>plt.grid</w:t>
             </w:r>
             <w:proofErr w:type="spellEnd"/>
-            <w:proofErr w:type="gramEnd"/>
             <w:r>
               <w:rPr>
                 <w:rFonts w:ascii="Arial" w:hAnsi="Arial" w:cs="Arial"/>
@@ -23238,7 +22623,6 @@
               </w:rPr>
             </w:pPr>
             <w:proofErr w:type="spellStart"/>
-            <w:proofErr w:type="gramStart"/>
             <w:r>
               <w:rPr>
                 <w:rFonts w:ascii="Arial" w:hAnsi="Arial" w:cs="Arial"/>
@@ -23248,7 +22632,6 @@
               <w:t>plt.show</w:t>
             </w:r>
             <w:proofErr w:type="spellEnd"/>
-            <w:proofErr w:type="gramEnd"/>
             <w:r>
               <w:rPr>
                 <w:rFonts w:ascii="Arial" w:hAnsi="Arial" w:cs="Arial"/>
@@ -23297,6 +22680,3278 @@
           <w:szCs w:val="36"/>
         </w:rPr>
       </w:pPr>
+    </w:p>
+    <w:p>
+      <w:pPr>
+        <w:rPr>
+          <w:rFonts w:ascii="Arial" w:hAnsi="Arial" w:cs="Arial"/>
+          <w:sz w:val="36"/>
+          <w:szCs w:val="36"/>
+        </w:rPr>
+      </w:pPr>
+      <w:r>
+        <w:rPr>
+          <w:rFonts w:ascii="Arial" w:hAnsi="Arial" w:cs="Arial"/>
+          <w:sz w:val="36"/>
+          <w:szCs w:val="36"/>
+        </w:rPr>
+        <w:br w:type="page"/>
+      </w:r>
+    </w:p>
+    <w:p>
+      <w:pPr>
+        <w:pStyle w:val="ListParagraph"/>
+        <w:jc w:val="both"/>
+        <w:rPr>
+          <w:rFonts w:ascii="Arial" w:hAnsi="Arial" w:cs="Arial"/>
+          <w:sz w:val="36"/>
+          <w:szCs w:val="36"/>
+        </w:rPr>
+      </w:pPr>
+      <w:r>
+        <w:rPr>
+          <w:rFonts w:ascii="Arial" w:hAnsi="Arial" w:cs="Arial"/>
+          <w:sz w:val="36"/>
+          <w:szCs w:val="36"/>
+        </w:rPr>
+        <w:lastRenderedPageBreak/>
+        <w:t># ==========================================</w:t>
+      </w:r>
+    </w:p>
+    <w:p>
+      <w:pPr>
+        <w:pStyle w:val="ListParagraph"/>
+        <w:jc w:val="both"/>
+        <w:rPr>
+          <w:rFonts w:ascii="Arial" w:hAnsi="Arial" w:cs="Arial"/>
+          <w:sz w:val="36"/>
+          <w:szCs w:val="36"/>
+        </w:rPr>
+      </w:pPr>
+      <w:r>
+        <w:rPr>
+          <w:rFonts w:ascii="Arial" w:hAnsi="Arial" w:cs="Arial"/>
+          <w:sz w:val="36"/>
+          <w:szCs w:val="36"/>
+        </w:rPr>
+        <w:t># Lesson 6 - Histograms &amp; Image Enhancement</w:t>
+      </w:r>
+    </w:p>
+    <w:p>
+      <w:pPr>
+        <w:pStyle w:val="ListParagraph"/>
+        <w:jc w:val="both"/>
+        <w:rPr>
+          <w:rFonts w:ascii="Arial" w:hAnsi="Arial" w:cs="Arial"/>
+          <w:sz w:val="36"/>
+          <w:szCs w:val="36"/>
+        </w:rPr>
+      </w:pPr>
+      <w:r>
+        <w:rPr>
+          <w:rFonts w:ascii="Arial" w:hAnsi="Arial" w:cs="Arial"/>
+          <w:sz w:val="36"/>
+          <w:szCs w:val="36"/>
+        </w:rPr>
+        <w:t># ==========================================</w:t>
+      </w:r>
+    </w:p>
+    <w:p>
+      <w:pPr>
+        <w:pStyle w:val="ListParagraph"/>
+        <w:jc w:val="both"/>
+        <w:rPr>
+          <w:rFonts w:ascii="Arial" w:hAnsi="Arial" w:cs="Arial"/>
+          <w:sz w:val="36"/>
+          <w:szCs w:val="36"/>
+        </w:rPr>
+      </w:pPr>
+    </w:p>
+    <w:p>
+      <w:pPr>
+        <w:pStyle w:val="ListParagraph"/>
+        <w:jc w:val="both"/>
+        <w:rPr>
+          <w:rFonts w:ascii="Arial" w:hAnsi="Arial" w:cs="Arial"/>
+          <w:sz w:val="36"/>
+          <w:szCs w:val="36"/>
+        </w:rPr>
+      </w:pPr>
+      <w:r>
+        <w:rPr>
+          <w:rFonts w:ascii="Arial" w:hAnsi="Arial" w:cs="Arial"/>
+          <w:sz w:val="36"/>
+          <w:szCs w:val="36"/>
+        </w:rPr>
+        <w:t># Topics Covered:</w:t>
+      </w:r>
+    </w:p>
+    <w:p>
+      <w:pPr>
+        <w:pStyle w:val="ListParagraph"/>
+        <w:jc w:val="both"/>
+        <w:rPr>
+          <w:rFonts w:ascii="Arial" w:hAnsi="Arial" w:cs="Arial"/>
+          <w:sz w:val="36"/>
+          <w:szCs w:val="36"/>
+        </w:rPr>
+      </w:pPr>
+      <w:r>
+        <w:rPr>
+          <w:rFonts w:ascii="Arial" w:hAnsi="Arial" w:cs="Arial"/>
+          <w:sz w:val="36"/>
+          <w:szCs w:val="36"/>
+        </w:rPr>
+        <w:t># 1. Image Histogram</w:t>
+      </w:r>
+    </w:p>
+    <w:p>
+      <w:pPr>
+        <w:pStyle w:val="ListParagraph"/>
+        <w:jc w:val="both"/>
+        <w:rPr>
+          <w:rFonts w:ascii="Arial" w:hAnsi="Arial" w:cs="Arial"/>
+          <w:sz w:val="36"/>
+          <w:szCs w:val="36"/>
+        </w:rPr>
+      </w:pPr>
+      <w:r>
+        <w:rPr>
+          <w:rFonts w:ascii="Arial" w:hAnsi="Arial" w:cs="Arial"/>
+          <w:sz w:val="36"/>
+          <w:szCs w:val="36"/>
+        </w:rPr>
+        <w:t># 2. Histogram Calculation</w:t>
+      </w:r>
+    </w:p>
+    <w:p>
+      <w:pPr>
+        <w:pStyle w:val="ListParagraph"/>
+        <w:jc w:val="both"/>
+        <w:rPr>
+          <w:rFonts w:ascii="Arial" w:hAnsi="Arial" w:cs="Arial"/>
+          <w:sz w:val="36"/>
+          <w:szCs w:val="36"/>
+        </w:rPr>
+      </w:pPr>
+      <w:r>
+        <w:rPr>
+          <w:rFonts w:ascii="Arial" w:hAnsi="Arial" w:cs="Arial"/>
+          <w:sz w:val="36"/>
+          <w:szCs w:val="36"/>
+        </w:rPr>
+        <w:t># 3. Histogram Interpretation</w:t>
+      </w:r>
+    </w:p>
+    <w:p>
+      <w:pPr>
+        <w:pStyle w:val="ListParagraph"/>
+        <w:jc w:val="both"/>
+        <w:rPr>
+          <w:rFonts w:ascii="Arial" w:hAnsi="Arial" w:cs="Arial"/>
+          <w:sz w:val="36"/>
+          <w:szCs w:val="36"/>
+        </w:rPr>
+      </w:pPr>
+      <w:r>
+        <w:rPr>
+          <w:rFonts w:ascii="Arial" w:hAnsi="Arial" w:cs="Arial"/>
+          <w:sz w:val="36"/>
+          <w:szCs w:val="36"/>
+        </w:rPr>
+        <w:t># 4. Histogram Equalization</w:t>
+      </w:r>
+    </w:p>
+    <w:p>
+      <w:pPr>
+        <w:pStyle w:val="ListParagraph"/>
+        <w:jc w:val="both"/>
+        <w:rPr>
+          <w:rFonts w:ascii="Arial" w:hAnsi="Arial" w:cs="Arial"/>
+          <w:sz w:val="36"/>
+          <w:szCs w:val="36"/>
+        </w:rPr>
+      </w:pPr>
+      <w:r>
+        <w:rPr>
+          <w:rFonts w:ascii="Arial" w:hAnsi="Arial" w:cs="Arial"/>
+          <w:sz w:val="36"/>
+          <w:szCs w:val="36"/>
+        </w:rPr>
+        <w:t># 5. CLAHE (Contrast Limited Adaptive Histogram Equalization)</w:t>
+      </w:r>
+    </w:p>
+    <w:p>
+      <w:pPr>
+        <w:pStyle w:val="ListParagraph"/>
+        <w:jc w:val="both"/>
+        <w:rPr>
+          <w:rFonts w:ascii="Arial" w:hAnsi="Arial" w:cs="Arial"/>
+          <w:sz w:val="36"/>
+          <w:szCs w:val="36"/>
+        </w:rPr>
+      </w:pPr>
+    </w:p>
+    <w:p>
+      <w:pPr>
+        <w:pStyle w:val="ListParagraph"/>
+        <w:jc w:val="both"/>
+        <w:rPr>
+          <w:rFonts w:ascii="Arial" w:hAnsi="Arial" w:cs="Arial"/>
+          <w:sz w:val="36"/>
+          <w:szCs w:val="36"/>
+        </w:rPr>
+      </w:pPr>
+      <w:r>
+        <w:rPr>
+          <w:rFonts w:ascii="Arial" w:hAnsi="Arial" w:cs="Arial"/>
+          <w:sz w:val="36"/>
+          <w:szCs w:val="36"/>
+        </w:rPr>
+        <w:t># ==========================================================</w:t>
+      </w:r>
+    </w:p>
+    <w:p>
+      <w:pPr>
+        <w:pStyle w:val="ListParagraph"/>
+        <w:jc w:val="both"/>
+        <w:rPr>
+          <w:rFonts w:ascii="Arial" w:hAnsi="Arial" w:cs="Arial"/>
+          <w:sz w:val="36"/>
+          <w:szCs w:val="36"/>
+        </w:rPr>
+      </w:pPr>
+      <w:r>
+        <w:rPr>
+          <w:rFonts w:ascii="Arial" w:hAnsi="Arial" w:cs="Arial"/>
+          <w:sz w:val="36"/>
+          <w:szCs w:val="36"/>
+        </w:rPr>
+        <w:t># Topic 1 - Image Histogram</w:t>
+      </w:r>
+    </w:p>
+    <w:p>
+      <w:pPr>
+        <w:pStyle w:val="ListParagraph"/>
+        <w:jc w:val="both"/>
+        <w:rPr>
+          <w:rFonts w:ascii="Arial" w:hAnsi="Arial" w:cs="Arial"/>
+          <w:sz w:val="36"/>
+          <w:szCs w:val="36"/>
+        </w:rPr>
+      </w:pPr>
+      <w:r>
+        <w:rPr>
+          <w:rFonts w:ascii="Arial" w:hAnsi="Arial" w:cs="Arial"/>
+          <w:sz w:val="36"/>
+          <w:szCs w:val="36"/>
+        </w:rPr>
+        <w:t># ==========================================================</w:t>
+      </w:r>
+    </w:p>
+    <w:p>
+      <w:pPr>
+        <w:pStyle w:val="ListParagraph"/>
+        <w:jc w:val="both"/>
+        <w:rPr>
+          <w:rFonts w:ascii="Arial" w:hAnsi="Arial" w:cs="Arial"/>
+          <w:sz w:val="36"/>
+          <w:szCs w:val="36"/>
+        </w:rPr>
+      </w:pPr>
+    </w:p>
+    <w:p>
+      <w:pPr>
+        <w:pStyle w:val="ListParagraph"/>
+        <w:jc w:val="both"/>
+        <w:rPr>
+          <w:rFonts w:ascii="Arial" w:hAnsi="Arial" w:cs="Arial"/>
+          <w:sz w:val="36"/>
+          <w:szCs w:val="36"/>
+        </w:rPr>
+      </w:pPr>
+      <w:r>
+        <w:rPr>
+          <w:rFonts w:ascii="Arial" w:hAnsi="Arial" w:cs="Arial"/>
+          <w:sz w:val="36"/>
+          <w:szCs w:val="36"/>
+        </w:rPr>
+        <w:t># A Histogram is a graph that shows the distribution</w:t>
+      </w:r>
+    </w:p>
+    <w:p>
+      <w:pPr>
+        <w:pStyle w:val="ListParagraph"/>
+        <w:jc w:val="both"/>
+        <w:rPr>
+          <w:rFonts w:ascii="Arial" w:hAnsi="Arial" w:cs="Arial"/>
+          <w:sz w:val="36"/>
+          <w:szCs w:val="36"/>
+        </w:rPr>
+      </w:pPr>
+      <w:r>
+        <w:rPr>
+          <w:rFonts w:ascii="Arial" w:hAnsi="Arial" w:cs="Arial"/>
+          <w:sz w:val="36"/>
+          <w:szCs w:val="36"/>
+        </w:rPr>
+        <w:t># of pixel intensity values in an image.</w:t>
+      </w:r>
+    </w:p>
+    <w:p>
+      <w:pPr>
+        <w:pStyle w:val="ListParagraph"/>
+        <w:jc w:val="both"/>
+        <w:rPr>
+          <w:rFonts w:ascii="Arial" w:hAnsi="Arial" w:cs="Arial"/>
+          <w:sz w:val="36"/>
+          <w:szCs w:val="36"/>
+        </w:rPr>
+      </w:pPr>
+      <w:r>
+        <w:rPr>
+          <w:rFonts w:ascii="Arial" w:hAnsi="Arial" w:cs="Arial"/>
+          <w:sz w:val="36"/>
+          <w:szCs w:val="36"/>
+        </w:rPr>
+        <w:t>#</w:t>
+      </w:r>
+    </w:p>
+    <w:p>
+      <w:pPr>
+        <w:pStyle w:val="ListParagraph"/>
+        <w:jc w:val="both"/>
+        <w:rPr>
+          <w:rFonts w:ascii="Arial" w:hAnsi="Arial" w:cs="Arial"/>
+          <w:sz w:val="36"/>
+          <w:szCs w:val="36"/>
+        </w:rPr>
+      </w:pPr>
+      <w:r>
+        <w:rPr>
+          <w:rFonts w:ascii="Arial" w:hAnsi="Arial" w:cs="Arial"/>
+          <w:sz w:val="36"/>
+          <w:szCs w:val="36"/>
+        </w:rPr>
+        <w:t># X-axis:</w:t>
+      </w:r>
+    </w:p>
+    <w:p>
+      <w:pPr>
+        <w:pStyle w:val="ListParagraph"/>
+        <w:jc w:val="both"/>
+        <w:rPr>
+          <w:rFonts w:ascii="Arial" w:hAnsi="Arial" w:cs="Arial"/>
+          <w:sz w:val="36"/>
+          <w:szCs w:val="36"/>
+        </w:rPr>
+      </w:pPr>
+      <w:r>
+        <w:rPr>
+          <w:rFonts w:ascii="Arial" w:hAnsi="Arial" w:cs="Arial"/>
+          <w:sz w:val="36"/>
+          <w:szCs w:val="36"/>
+        </w:rPr>
+        <w:t># Pixel Intensity</w:t>
+      </w:r>
+    </w:p>
+    <w:p>
+      <w:pPr>
+        <w:pStyle w:val="ListParagraph"/>
+        <w:jc w:val="both"/>
+        <w:rPr>
+          <w:rFonts w:ascii="Arial" w:hAnsi="Arial" w:cs="Arial"/>
+          <w:sz w:val="36"/>
+          <w:szCs w:val="36"/>
+        </w:rPr>
+      </w:pPr>
+      <w:r>
+        <w:rPr>
+          <w:rFonts w:ascii="Arial" w:hAnsi="Arial" w:cs="Arial"/>
+          <w:sz w:val="36"/>
+          <w:szCs w:val="36"/>
+        </w:rPr>
+        <w:lastRenderedPageBreak/>
+        <w:t># 0 ---------------------------- 255</w:t>
+      </w:r>
+    </w:p>
+    <w:p>
+      <w:pPr>
+        <w:pStyle w:val="ListParagraph"/>
+        <w:jc w:val="both"/>
+        <w:rPr>
+          <w:rFonts w:ascii="Arial" w:hAnsi="Arial" w:cs="Arial"/>
+          <w:sz w:val="36"/>
+          <w:szCs w:val="36"/>
+        </w:rPr>
+      </w:pPr>
+      <w:r>
+        <w:rPr>
+          <w:rFonts w:ascii="Arial" w:hAnsi="Arial" w:cs="Arial"/>
+          <w:sz w:val="36"/>
+          <w:szCs w:val="36"/>
+        </w:rPr>
+        <w:t># Dark                      Bright</w:t>
+      </w:r>
+    </w:p>
+    <w:p>
+      <w:pPr>
+        <w:pStyle w:val="ListParagraph"/>
+        <w:jc w:val="both"/>
+        <w:rPr>
+          <w:rFonts w:ascii="Arial" w:hAnsi="Arial" w:cs="Arial"/>
+          <w:sz w:val="36"/>
+          <w:szCs w:val="36"/>
+        </w:rPr>
+      </w:pPr>
+      <w:r>
+        <w:rPr>
+          <w:rFonts w:ascii="Arial" w:hAnsi="Arial" w:cs="Arial"/>
+          <w:sz w:val="36"/>
+          <w:szCs w:val="36"/>
+        </w:rPr>
+        <w:t>#</w:t>
+      </w:r>
+    </w:p>
+    <w:p>
+      <w:pPr>
+        <w:pStyle w:val="ListParagraph"/>
+        <w:jc w:val="both"/>
+        <w:rPr>
+          <w:rFonts w:ascii="Arial" w:hAnsi="Arial" w:cs="Arial"/>
+          <w:sz w:val="36"/>
+          <w:szCs w:val="36"/>
+        </w:rPr>
+      </w:pPr>
+      <w:r>
+        <w:rPr>
+          <w:rFonts w:ascii="Arial" w:hAnsi="Arial" w:cs="Arial"/>
+          <w:sz w:val="36"/>
+          <w:szCs w:val="36"/>
+        </w:rPr>
+        <w:t># Y-axis:</w:t>
+      </w:r>
+    </w:p>
+    <w:p>
+      <w:pPr>
+        <w:pStyle w:val="ListParagraph"/>
+        <w:jc w:val="both"/>
+        <w:rPr>
+          <w:rFonts w:ascii="Arial" w:hAnsi="Arial" w:cs="Arial"/>
+          <w:sz w:val="36"/>
+          <w:szCs w:val="36"/>
+        </w:rPr>
+      </w:pPr>
+      <w:r>
+        <w:rPr>
+          <w:rFonts w:ascii="Arial" w:hAnsi="Arial" w:cs="Arial"/>
+          <w:sz w:val="36"/>
+          <w:szCs w:val="36"/>
+        </w:rPr>
+        <w:t># Number of Pixels</w:t>
+      </w:r>
+    </w:p>
+    <w:p>
+      <w:pPr>
+        <w:pStyle w:val="ListParagraph"/>
+        <w:jc w:val="both"/>
+        <w:rPr>
+          <w:rFonts w:ascii="Arial" w:hAnsi="Arial" w:cs="Arial"/>
+          <w:sz w:val="36"/>
+          <w:szCs w:val="36"/>
+        </w:rPr>
+      </w:pPr>
+      <w:r>
+        <w:rPr>
+          <w:rFonts w:ascii="Arial" w:hAnsi="Arial" w:cs="Arial"/>
+          <w:sz w:val="36"/>
+          <w:szCs w:val="36"/>
+        </w:rPr>
+        <w:t>#</w:t>
+      </w:r>
+    </w:p>
+    <w:p>
+      <w:pPr>
+        <w:pStyle w:val="ListParagraph"/>
+        <w:jc w:val="both"/>
+        <w:rPr>
+          <w:rFonts w:ascii="Arial" w:hAnsi="Arial" w:cs="Arial"/>
+          <w:sz w:val="36"/>
+          <w:szCs w:val="36"/>
+        </w:rPr>
+      </w:pPr>
+      <w:r>
+        <w:rPr>
+          <w:rFonts w:ascii="Arial" w:hAnsi="Arial" w:cs="Arial"/>
+          <w:sz w:val="36"/>
+          <w:szCs w:val="36"/>
+        </w:rPr>
+        <w:t># Histogram helps us understand:</w:t>
+      </w:r>
+    </w:p>
+    <w:p>
+      <w:pPr>
+        <w:pStyle w:val="ListParagraph"/>
+        <w:jc w:val="both"/>
+        <w:rPr>
+          <w:rFonts w:ascii="Arial" w:hAnsi="Arial" w:cs="Arial"/>
+          <w:sz w:val="36"/>
+          <w:szCs w:val="36"/>
+        </w:rPr>
+      </w:pPr>
+      <w:r>
+        <w:rPr>
+          <w:rFonts w:ascii="Arial" w:hAnsi="Arial" w:cs="Arial"/>
+          <w:sz w:val="36"/>
+          <w:szCs w:val="36"/>
+        </w:rPr>
+        <w:t>#</w:t>
+      </w:r>
+    </w:p>
+    <w:p>
+      <w:pPr>
+        <w:pStyle w:val="ListParagraph"/>
+        <w:jc w:val="both"/>
+        <w:rPr>
+          <w:rFonts w:ascii="Arial" w:hAnsi="Arial" w:cs="Arial"/>
+          <w:sz w:val="36"/>
+          <w:szCs w:val="36"/>
+        </w:rPr>
+      </w:pPr>
+      <w:r>
+        <w:rPr>
+          <w:rFonts w:ascii="Arial" w:hAnsi="Arial" w:cs="Arial"/>
+          <w:sz w:val="36"/>
+          <w:szCs w:val="36"/>
+        </w:rPr>
+        <w:t># • Brightness</w:t>
+      </w:r>
+    </w:p>
+    <w:p>
+      <w:pPr>
+        <w:pStyle w:val="ListParagraph"/>
+        <w:jc w:val="both"/>
+        <w:rPr>
+          <w:rFonts w:ascii="Arial" w:hAnsi="Arial" w:cs="Arial"/>
+          <w:sz w:val="36"/>
+          <w:szCs w:val="36"/>
+        </w:rPr>
+      </w:pPr>
+      <w:r>
+        <w:rPr>
+          <w:rFonts w:ascii="Arial" w:hAnsi="Arial" w:cs="Arial"/>
+          <w:sz w:val="36"/>
+          <w:szCs w:val="36"/>
+        </w:rPr>
+        <w:t># • Contrast</w:t>
+      </w:r>
+    </w:p>
+    <w:p>
+      <w:pPr>
+        <w:pStyle w:val="ListParagraph"/>
+        <w:jc w:val="both"/>
+        <w:rPr>
+          <w:rFonts w:ascii="Arial" w:hAnsi="Arial" w:cs="Arial"/>
+          <w:sz w:val="36"/>
+          <w:szCs w:val="36"/>
+        </w:rPr>
+      </w:pPr>
+      <w:r>
+        <w:rPr>
+          <w:rFonts w:ascii="Arial" w:hAnsi="Arial" w:cs="Arial"/>
+          <w:sz w:val="36"/>
+          <w:szCs w:val="36"/>
+        </w:rPr>
+        <w:t># • Pixel Distribution</w:t>
+      </w:r>
+    </w:p>
+    <w:p>
+      <w:pPr>
+        <w:pStyle w:val="ListParagraph"/>
+        <w:jc w:val="both"/>
+        <w:rPr>
+          <w:rFonts w:ascii="Arial" w:hAnsi="Arial" w:cs="Arial"/>
+          <w:sz w:val="36"/>
+          <w:szCs w:val="36"/>
+        </w:rPr>
+      </w:pPr>
+    </w:p>
+    <w:p>
+      <w:pPr>
+        <w:pStyle w:val="ListParagraph"/>
+        <w:jc w:val="both"/>
+        <w:rPr>
+          <w:rFonts w:ascii="Arial" w:hAnsi="Arial" w:cs="Arial"/>
+          <w:sz w:val="36"/>
+          <w:szCs w:val="36"/>
+        </w:rPr>
+      </w:pPr>
+      <w:r>
+        <w:rPr>
+          <w:rFonts w:ascii="Arial" w:hAnsi="Arial" w:cs="Arial"/>
+          <w:sz w:val="36"/>
+          <w:szCs w:val="36"/>
+        </w:rPr>
+        <w:t># ==========================================================</w:t>
+      </w:r>
+    </w:p>
+    <w:p>
+      <w:pPr>
+        <w:pStyle w:val="ListParagraph"/>
+        <w:jc w:val="both"/>
+        <w:rPr>
+          <w:rFonts w:ascii="Arial" w:hAnsi="Arial" w:cs="Arial"/>
+          <w:sz w:val="36"/>
+          <w:szCs w:val="36"/>
+        </w:rPr>
+      </w:pPr>
+      <w:r>
+        <w:rPr>
+          <w:rFonts w:ascii="Arial" w:hAnsi="Arial" w:cs="Arial"/>
+          <w:sz w:val="36"/>
+          <w:szCs w:val="36"/>
+        </w:rPr>
+        <w:t># Topic 2 - Histogram Calculation</w:t>
+      </w:r>
+    </w:p>
+    <w:p>
+      <w:pPr>
+        <w:pStyle w:val="ListParagraph"/>
+        <w:jc w:val="both"/>
+        <w:rPr>
+          <w:rFonts w:ascii="Arial" w:hAnsi="Arial" w:cs="Arial"/>
+          <w:sz w:val="36"/>
+          <w:szCs w:val="36"/>
+        </w:rPr>
+      </w:pPr>
+      <w:r>
+        <w:rPr>
+          <w:rFonts w:ascii="Arial" w:hAnsi="Arial" w:cs="Arial"/>
+          <w:sz w:val="36"/>
+          <w:szCs w:val="36"/>
+        </w:rPr>
+        <w:t># ==========================================================</w:t>
+      </w:r>
+    </w:p>
+    <w:p>
+      <w:pPr>
+        <w:pStyle w:val="ListParagraph"/>
+        <w:jc w:val="both"/>
+        <w:rPr>
+          <w:rFonts w:ascii="Arial" w:hAnsi="Arial" w:cs="Arial"/>
+          <w:sz w:val="36"/>
+          <w:szCs w:val="36"/>
+        </w:rPr>
+      </w:pPr>
+    </w:p>
+    <w:p>
+      <w:pPr>
+        <w:pStyle w:val="ListParagraph"/>
+        <w:jc w:val="both"/>
+        <w:rPr>
+          <w:rFonts w:ascii="Arial" w:hAnsi="Arial" w:cs="Arial"/>
+          <w:sz w:val="36"/>
+          <w:szCs w:val="36"/>
+        </w:rPr>
+      </w:pPr>
+      <w:r>
+        <w:rPr>
+          <w:rFonts w:ascii="Arial" w:hAnsi="Arial" w:cs="Arial"/>
+          <w:sz w:val="36"/>
+          <w:szCs w:val="36"/>
+        </w:rPr>
+        <w:t># OpenCV calculates a histogram using:</w:t>
+      </w:r>
+    </w:p>
+    <w:p>
+      <w:pPr>
+        <w:pStyle w:val="ListParagraph"/>
+        <w:jc w:val="both"/>
+        <w:rPr>
+          <w:rFonts w:ascii="Arial" w:hAnsi="Arial" w:cs="Arial"/>
+          <w:sz w:val="36"/>
+          <w:szCs w:val="36"/>
+        </w:rPr>
+      </w:pPr>
+      <w:r>
+        <w:rPr>
+          <w:rFonts w:ascii="Arial" w:hAnsi="Arial" w:cs="Arial"/>
+          <w:sz w:val="36"/>
+          <w:szCs w:val="36"/>
+        </w:rPr>
+        <w:t>#</w:t>
+      </w:r>
+    </w:p>
+    <w:p>
+      <w:pPr>
+        <w:pStyle w:val="ListParagraph"/>
+        <w:jc w:val="both"/>
+        <w:rPr>
+          <w:rFonts w:ascii="Arial" w:hAnsi="Arial" w:cs="Arial"/>
+          <w:sz w:val="36"/>
+          <w:szCs w:val="36"/>
+        </w:rPr>
+      </w:pPr>
+      <w:r>
+        <w:rPr>
+          <w:rFonts w:ascii="Arial" w:hAnsi="Arial" w:cs="Arial"/>
+          <w:sz w:val="36"/>
+          <w:szCs w:val="36"/>
+        </w:rPr>
+        <w:t># cv2.calcHist()</w:t>
+      </w:r>
+    </w:p>
+    <w:p>
+      <w:pPr>
+        <w:pStyle w:val="ListParagraph"/>
+        <w:jc w:val="both"/>
+        <w:rPr>
+          <w:rFonts w:ascii="Arial" w:hAnsi="Arial" w:cs="Arial"/>
+          <w:sz w:val="36"/>
+          <w:szCs w:val="36"/>
+        </w:rPr>
+      </w:pPr>
+      <w:r>
+        <w:rPr>
+          <w:rFonts w:ascii="Arial" w:hAnsi="Arial" w:cs="Arial"/>
+          <w:sz w:val="36"/>
+          <w:szCs w:val="36"/>
+        </w:rPr>
+        <w:t>#</w:t>
+      </w:r>
+    </w:p>
+    <w:p>
+      <w:pPr>
+        <w:pStyle w:val="ListParagraph"/>
+        <w:jc w:val="both"/>
+        <w:rPr>
+          <w:rFonts w:ascii="Arial" w:hAnsi="Arial" w:cs="Arial"/>
+          <w:sz w:val="36"/>
+          <w:szCs w:val="36"/>
+        </w:rPr>
+      </w:pPr>
+      <w:r>
+        <w:rPr>
+          <w:rFonts w:ascii="Arial" w:hAnsi="Arial" w:cs="Arial"/>
+          <w:sz w:val="36"/>
+          <w:szCs w:val="36"/>
+        </w:rPr>
+        <w:t># Syntax:</w:t>
+      </w:r>
+    </w:p>
+    <w:p>
+      <w:pPr>
+        <w:pStyle w:val="ListParagraph"/>
+        <w:jc w:val="both"/>
+        <w:rPr>
+          <w:rFonts w:ascii="Arial" w:hAnsi="Arial" w:cs="Arial"/>
+          <w:sz w:val="36"/>
+          <w:szCs w:val="36"/>
+        </w:rPr>
+      </w:pPr>
+      <w:r>
+        <w:rPr>
+          <w:rFonts w:ascii="Arial" w:hAnsi="Arial" w:cs="Arial"/>
+          <w:sz w:val="36"/>
+          <w:szCs w:val="36"/>
+        </w:rPr>
+        <w:t>#</w:t>
+      </w:r>
+    </w:p>
+    <w:p>
+      <w:pPr>
+        <w:pStyle w:val="ListParagraph"/>
+        <w:jc w:val="both"/>
+        <w:rPr>
+          <w:rFonts w:ascii="Arial" w:hAnsi="Arial" w:cs="Arial"/>
+          <w:sz w:val="36"/>
+          <w:szCs w:val="36"/>
+        </w:rPr>
+      </w:pPr>
+      <w:r>
+        <w:rPr>
+          <w:rFonts w:ascii="Arial" w:hAnsi="Arial" w:cs="Arial"/>
+          <w:sz w:val="36"/>
+          <w:szCs w:val="36"/>
+        </w:rPr>
+        <w:t># cv2.calcHist(</w:t>
+      </w:r>
+    </w:p>
+    <w:p>
+      <w:pPr>
+        <w:pStyle w:val="ListParagraph"/>
+        <w:jc w:val="both"/>
+        <w:rPr>
+          <w:rFonts w:ascii="Arial" w:hAnsi="Arial" w:cs="Arial"/>
+          <w:sz w:val="36"/>
+          <w:szCs w:val="36"/>
+        </w:rPr>
+      </w:pPr>
+      <w:r>
+        <w:rPr>
+          <w:rFonts w:ascii="Arial" w:hAnsi="Arial" w:cs="Arial"/>
+          <w:sz w:val="36"/>
+          <w:szCs w:val="36"/>
+        </w:rPr>
+        <w:t>#     images,</w:t>
+      </w:r>
+    </w:p>
+    <w:p>
+      <w:pPr>
+        <w:pStyle w:val="ListParagraph"/>
+        <w:jc w:val="both"/>
+        <w:rPr>
+          <w:rFonts w:ascii="Arial" w:hAnsi="Arial" w:cs="Arial"/>
+          <w:sz w:val="36"/>
+          <w:szCs w:val="36"/>
+        </w:rPr>
+      </w:pPr>
+      <w:r>
+        <w:rPr>
+          <w:rFonts w:ascii="Arial" w:hAnsi="Arial" w:cs="Arial"/>
+          <w:sz w:val="36"/>
+          <w:szCs w:val="36"/>
+        </w:rPr>
+        <w:t>#     channels,</w:t>
+      </w:r>
+    </w:p>
+    <w:p>
+      <w:pPr>
+        <w:pStyle w:val="ListParagraph"/>
+        <w:jc w:val="both"/>
+        <w:rPr>
+          <w:rFonts w:ascii="Arial" w:hAnsi="Arial" w:cs="Arial"/>
+          <w:sz w:val="36"/>
+          <w:szCs w:val="36"/>
+        </w:rPr>
+      </w:pPr>
+      <w:r>
+        <w:rPr>
+          <w:rFonts w:ascii="Arial" w:hAnsi="Arial" w:cs="Arial"/>
+          <w:sz w:val="36"/>
+          <w:szCs w:val="36"/>
+        </w:rPr>
+        <w:lastRenderedPageBreak/>
+        <w:t>#     mask,</w:t>
+      </w:r>
+    </w:p>
+    <w:p>
+      <w:pPr>
+        <w:pStyle w:val="ListParagraph"/>
+        <w:jc w:val="both"/>
+        <w:rPr>
+          <w:rFonts w:ascii="Arial" w:hAnsi="Arial" w:cs="Arial"/>
+          <w:sz w:val="36"/>
+          <w:szCs w:val="36"/>
+        </w:rPr>
+      </w:pPr>
+      <w:r>
+        <w:rPr>
+          <w:rFonts w:ascii="Arial" w:hAnsi="Arial" w:cs="Arial"/>
+          <w:sz w:val="36"/>
+          <w:szCs w:val="36"/>
+        </w:rPr>
+        <w:t xml:space="preserve">#     </w:t>
+      </w:r>
+      <w:proofErr w:type="spellStart"/>
+      <w:r>
+        <w:rPr>
+          <w:rFonts w:ascii="Arial" w:hAnsi="Arial" w:cs="Arial"/>
+          <w:sz w:val="36"/>
+          <w:szCs w:val="36"/>
+        </w:rPr>
+        <w:t>histSize</w:t>
+      </w:r>
+      <w:proofErr w:type="spellEnd"/>
+      <w:r>
+        <w:rPr>
+          <w:rFonts w:ascii="Arial" w:hAnsi="Arial" w:cs="Arial"/>
+          <w:sz w:val="36"/>
+          <w:szCs w:val="36"/>
+        </w:rPr>
+        <w:t>,</w:t>
+      </w:r>
+    </w:p>
+    <w:p>
+      <w:pPr>
+        <w:pStyle w:val="ListParagraph"/>
+        <w:jc w:val="both"/>
+        <w:rPr>
+          <w:rFonts w:ascii="Arial" w:hAnsi="Arial" w:cs="Arial"/>
+          <w:sz w:val="36"/>
+          <w:szCs w:val="36"/>
+        </w:rPr>
+      </w:pPr>
+      <w:r>
+        <w:rPr>
+          <w:rFonts w:ascii="Arial" w:hAnsi="Arial" w:cs="Arial"/>
+          <w:sz w:val="36"/>
+          <w:szCs w:val="36"/>
+        </w:rPr>
+        <w:t>#     ranges</w:t>
+      </w:r>
+    </w:p>
+    <w:p>
+      <w:pPr>
+        <w:pStyle w:val="ListParagraph"/>
+        <w:jc w:val="both"/>
+        <w:rPr>
+          <w:rFonts w:ascii="Arial" w:hAnsi="Arial" w:cs="Arial"/>
+          <w:sz w:val="36"/>
+          <w:szCs w:val="36"/>
+        </w:rPr>
+      </w:pPr>
+      <w:r>
+        <w:rPr>
+          <w:rFonts w:ascii="Arial" w:hAnsi="Arial" w:cs="Arial"/>
+          <w:sz w:val="36"/>
+          <w:szCs w:val="36"/>
+        </w:rPr>
+        <w:t># )</w:t>
+      </w:r>
+    </w:p>
+    <w:p>
+      <w:pPr>
+        <w:pStyle w:val="ListParagraph"/>
+        <w:jc w:val="both"/>
+        <w:rPr>
+          <w:rFonts w:ascii="Arial" w:hAnsi="Arial" w:cs="Arial"/>
+          <w:sz w:val="36"/>
+          <w:szCs w:val="36"/>
+        </w:rPr>
+      </w:pPr>
+      <w:r>
+        <w:rPr>
+          <w:rFonts w:ascii="Arial" w:hAnsi="Arial" w:cs="Arial"/>
+          <w:sz w:val="36"/>
+          <w:szCs w:val="36"/>
+        </w:rPr>
+        <w:t>#</w:t>
+      </w:r>
+    </w:p>
+    <w:p>
+      <w:pPr>
+        <w:pStyle w:val="ListParagraph"/>
+        <w:jc w:val="both"/>
+        <w:rPr>
+          <w:rFonts w:ascii="Arial" w:hAnsi="Arial" w:cs="Arial"/>
+          <w:sz w:val="36"/>
+          <w:szCs w:val="36"/>
+        </w:rPr>
+      </w:pPr>
+      <w:r>
+        <w:rPr>
+          <w:rFonts w:ascii="Arial" w:hAnsi="Arial" w:cs="Arial"/>
+          <w:sz w:val="36"/>
+          <w:szCs w:val="36"/>
+        </w:rPr>
+        <w:t># Parameters:</w:t>
+      </w:r>
+    </w:p>
+    <w:p>
+      <w:pPr>
+        <w:pStyle w:val="ListParagraph"/>
+        <w:jc w:val="both"/>
+        <w:rPr>
+          <w:rFonts w:ascii="Arial" w:hAnsi="Arial" w:cs="Arial"/>
+          <w:sz w:val="36"/>
+          <w:szCs w:val="36"/>
+        </w:rPr>
+      </w:pPr>
+      <w:r>
+        <w:rPr>
+          <w:rFonts w:ascii="Arial" w:hAnsi="Arial" w:cs="Arial"/>
+          <w:sz w:val="36"/>
+          <w:szCs w:val="36"/>
+        </w:rPr>
+        <w:t>#</w:t>
+      </w:r>
+    </w:p>
+    <w:p>
+      <w:pPr>
+        <w:pStyle w:val="ListParagraph"/>
+        <w:jc w:val="both"/>
+        <w:rPr>
+          <w:rFonts w:ascii="Arial" w:hAnsi="Arial" w:cs="Arial"/>
+          <w:sz w:val="36"/>
+          <w:szCs w:val="36"/>
+        </w:rPr>
+      </w:pPr>
+      <w:r>
+        <w:rPr>
+          <w:rFonts w:ascii="Arial" w:hAnsi="Arial" w:cs="Arial"/>
+          <w:sz w:val="36"/>
+          <w:szCs w:val="36"/>
+        </w:rPr>
+        <w:t># images</w:t>
+      </w:r>
+    </w:p>
+    <w:p>
+      <w:pPr>
+        <w:pStyle w:val="ListParagraph"/>
+        <w:jc w:val="both"/>
+        <w:rPr>
+          <w:rFonts w:ascii="Arial" w:hAnsi="Arial" w:cs="Arial"/>
+          <w:sz w:val="36"/>
+          <w:szCs w:val="36"/>
+        </w:rPr>
+      </w:pPr>
+      <w:r>
+        <w:rPr>
+          <w:rFonts w:ascii="Arial" w:hAnsi="Arial" w:cs="Arial"/>
+          <w:sz w:val="36"/>
+          <w:szCs w:val="36"/>
+        </w:rPr>
+        <w:t># List containing the image.</w:t>
+      </w:r>
+    </w:p>
+    <w:p>
+      <w:pPr>
+        <w:pStyle w:val="ListParagraph"/>
+        <w:jc w:val="both"/>
+        <w:rPr>
+          <w:rFonts w:ascii="Arial" w:hAnsi="Arial" w:cs="Arial"/>
+          <w:sz w:val="36"/>
+          <w:szCs w:val="36"/>
+        </w:rPr>
+      </w:pPr>
+      <w:r>
+        <w:rPr>
+          <w:rFonts w:ascii="Arial" w:hAnsi="Arial" w:cs="Arial"/>
+          <w:sz w:val="36"/>
+          <w:szCs w:val="36"/>
+        </w:rPr>
+        <w:t>#</w:t>
+      </w:r>
+    </w:p>
+    <w:p>
+      <w:pPr>
+        <w:pStyle w:val="ListParagraph"/>
+        <w:jc w:val="both"/>
+        <w:rPr>
+          <w:rFonts w:ascii="Arial" w:hAnsi="Arial" w:cs="Arial"/>
+          <w:sz w:val="36"/>
+          <w:szCs w:val="36"/>
+        </w:rPr>
+      </w:pPr>
+      <w:r>
+        <w:rPr>
+          <w:rFonts w:ascii="Arial" w:hAnsi="Arial" w:cs="Arial"/>
+          <w:sz w:val="36"/>
+          <w:szCs w:val="36"/>
+        </w:rPr>
+        <w:t># channels</w:t>
+      </w:r>
+    </w:p>
+    <w:p>
+      <w:pPr>
+        <w:pStyle w:val="ListParagraph"/>
+        <w:jc w:val="both"/>
+        <w:rPr>
+          <w:rFonts w:ascii="Arial" w:hAnsi="Arial" w:cs="Arial"/>
+          <w:sz w:val="36"/>
+          <w:szCs w:val="36"/>
+        </w:rPr>
+      </w:pPr>
+      <w:r>
+        <w:rPr>
+          <w:rFonts w:ascii="Arial" w:hAnsi="Arial" w:cs="Arial"/>
+          <w:sz w:val="36"/>
+          <w:szCs w:val="36"/>
+        </w:rPr>
+        <w:t># [0] -&gt; Grayscale channel</w:t>
+      </w:r>
+    </w:p>
+    <w:p>
+      <w:pPr>
+        <w:pStyle w:val="ListParagraph"/>
+        <w:jc w:val="both"/>
+        <w:rPr>
+          <w:rFonts w:ascii="Arial" w:hAnsi="Arial" w:cs="Arial"/>
+          <w:sz w:val="36"/>
+          <w:szCs w:val="36"/>
+        </w:rPr>
+      </w:pPr>
+      <w:r>
+        <w:rPr>
+          <w:rFonts w:ascii="Arial" w:hAnsi="Arial" w:cs="Arial"/>
+          <w:sz w:val="36"/>
+          <w:szCs w:val="36"/>
+        </w:rPr>
+        <w:t>#</w:t>
+      </w:r>
+    </w:p>
+    <w:p>
+      <w:pPr>
+        <w:pStyle w:val="ListParagraph"/>
+        <w:jc w:val="both"/>
+        <w:rPr>
+          <w:rFonts w:ascii="Arial" w:hAnsi="Arial" w:cs="Arial"/>
+          <w:sz w:val="36"/>
+          <w:szCs w:val="36"/>
+        </w:rPr>
+      </w:pPr>
+      <w:r>
+        <w:rPr>
+          <w:rFonts w:ascii="Arial" w:hAnsi="Arial" w:cs="Arial"/>
+          <w:sz w:val="36"/>
+          <w:szCs w:val="36"/>
+        </w:rPr>
+        <w:t># mask</w:t>
+      </w:r>
+    </w:p>
+    <w:p>
+      <w:pPr>
+        <w:pStyle w:val="ListParagraph"/>
+        <w:jc w:val="both"/>
+        <w:rPr>
+          <w:rFonts w:ascii="Arial" w:hAnsi="Arial" w:cs="Arial"/>
+          <w:sz w:val="36"/>
+          <w:szCs w:val="36"/>
+        </w:rPr>
+      </w:pPr>
+      <w:r>
+        <w:rPr>
+          <w:rFonts w:ascii="Arial" w:hAnsi="Arial" w:cs="Arial"/>
+          <w:sz w:val="36"/>
+          <w:szCs w:val="36"/>
+        </w:rPr>
+        <w:t># None -&gt; Entire image</w:t>
+      </w:r>
+    </w:p>
+    <w:p>
+      <w:pPr>
+        <w:pStyle w:val="ListParagraph"/>
+        <w:jc w:val="both"/>
+        <w:rPr>
+          <w:rFonts w:ascii="Arial" w:hAnsi="Arial" w:cs="Arial"/>
+          <w:sz w:val="36"/>
+          <w:szCs w:val="36"/>
+        </w:rPr>
+      </w:pPr>
+      <w:r>
+        <w:rPr>
+          <w:rFonts w:ascii="Arial" w:hAnsi="Arial" w:cs="Arial"/>
+          <w:sz w:val="36"/>
+          <w:szCs w:val="36"/>
+        </w:rPr>
+        <w:t>#</w:t>
+      </w:r>
+    </w:p>
+    <w:p>
+      <w:pPr>
+        <w:pStyle w:val="ListParagraph"/>
+        <w:jc w:val="both"/>
+        <w:rPr>
+          <w:rFonts w:ascii="Arial" w:hAnsi="Arial" w:cs="Arial"/>
+          <w:sz w:val="36"/>
+          <w:szCs w:val="36"/>
+        </w:rPr>
+      </w:pPr>
+      <w:r>
+        <w:rPr>
+          <w:rFonts w:ascii="Arial" w:hAnsi="Arial" w:cs="Arial"/>
+          <w:sz w:val="36"/>
+          <w:szCs w:val="36"/>
+        </w:rPr>
+        <w:t xml:space="preserve"># </w:t>
+      </w:r>
+      <w:proofErr w:type="spellStart"/>
+      <w:r>
+        <w:rPr>
+          <w:rFonts w:ascii="Arial" w:hAnsi="Arial" w:cs="Arial"/>
+          <w:sz w:val="36"/>
+          <w:szCs w:val="36"/>
+        </w:rPr>
+        <w:t>histSize</w:t>
+      </w:r>
+      <w:proofErr w:type="spellEnd"/>
+    </w:p>
+    <w:p>
+      <w:pPr>
+        <w:pStyle w:val="ListParagraph"/>
+        <w:jc w:val="both"/>
+        <w:rPr>
+          <w:rFonts w:ascii="Arial" w:hAnsi="Arial" w:cs="Arial"/>
+          <w:sz w:val="36"/>
+          <w:szCs w:val="36"/>
+        </w:rPr>
+      </w:pPr>
+      <w:r>
+        <w:rPr>
+          <w:rFonts w:ascii="Arial" w:hAnsi="Arial" w:cs="Arial"/>
+          <w:sz w:val="36"/>
+          <w:szCs w:val="36"/>
+        </w:rPr>
+        <w:t># [256] -&gt; 256 intensity values</w:t>
+      </w:r>
+    </w:p>
+    <w:p>
+      <w:pPr>
+        <w:pStyle w:val="ListParagraph"/>
+        <w:jc w:val="both"/>
+        <w:rPr>
+          <w:rFonts w:ascii="Arial" w:hAnsi="Arial" w:cs="Arial"/>
+          <w:sz w:val="36"/>
+          <w:szCs w:val="36"/>
+        </w:rPr>
+      </w:pPr>
+      <w:r>
+        <w:rPr>
+          <w:rFonts w:ascii="Arial" w:hAnsi="Arial" w:cs="Arial"/>
+          <w:sz w:val="36"/>
+          <w:szCs w:val="36"/>
+        </w:rPr>
+        <w:t>#</w:t>
+      </w:r>
+    </w:p>
+    <w:p>
+      <w:pPr>
+        <w:pStyle w:val="ListParagraph"/>
+        <w:jc w:val="both"/>
+        <w:rPr>
+          <w:rFonts w:ascii="Arial" w:hAnsi="Arial" w:cs="Arial"/>
+          <w:sz w:val="36"/>
+          <w:szCs w:val="36"/>
+        </w:rPr>
+      </w:pPr>
+      <w:r>
+        <w:rPr>
+          <w:rFonts w:ascii="Arial" w:hAnsi="Arial" w:cs="Arial"/>
+          <w:sz w:val="36"/>
+          <w:szCs w:val="36"/>
+        </w:rPr>
+        <w:t># ranges</w:t>
+      </w:r>
+    </w:p>
+    <w:p>
+      <w:pPr>
+        <w:pStyle w:val="ListParagraph"/>
+        <w:jc w:val="both"/>
+        <w:rPr>
+          <w:rFonts w:ascii="Arial" w:hAnsi="Arial" w:cs="Arial"/>
+          <w:sz w:val="36"/>
+          <w:szCs w:val="36"/>
+        </w:rPr>
+      </w:pPr>
+      <w:r>
+        <w:rPr>
+          <w:rFonts w:ascii="Arial" w:hAnsi="Arial" w:cs="Arial"/>
+          <w:sz w:val="36"/>
+          <w:szCs w:val="36"/>
+        </w:rPr>
+        <w:t># [0,256]</w:t>
+      </w:r>
+    </w:p>
+    <w:p>
+      <w:pPr>
+        <w:pStyle w:val="ListParagraph"/>
+        <w:jc w:val="both"/>
+        <w:rPr>
+          <w:rFonts w:ascii="Arial" w:hAnsi="Arial" w:cs="Arial"/>
+          <w:sz w:val="36"/>
+          <w:szCs w:val="36"/>
+        </w:rPr>
+      </w:pPr>
+      <w:r>
+        <w:rPr>
+          <w:rFonts w:ascii="Arial" w:hAnsi="Arial" w:cs="Arial"/>
+          <w:sz w:val="36"/>
+          <w:szCs w:val="36"/>
+        </w:rPr>
+        <w:t># Pixel intensity range.</w:t>
+      </w:r>
+    </w:p>
+    <w:p>
+      <w:pPr>
+        <w:pStyle w:val="ListParagraph"/>
+        <w:jc w:val="both"/>
+        <w:rPr>
+          <w:rFonts w:ascii="Arial" w:hAnsi="Arial" w:cs="Arial"/>
+          <w:sz w:val="36"/>
+          <w:szCs w:val="36"/>
+        </w:rPr>
+      </w:pPr>
+    </w:p>
+    <w:p>
+      <w:pPr>
+        <w:pStyle w:val="ListParagraph"/>
+        <w:jc w:val="both"/>
+        <w:rPr>
+          <w:rFonts w:ascii="Arial" w:hAnsi="Arial" w:cs="Arial"/>
+          <w:sz w:val="36"/>
+          <w:szCs w:val="36"/>
+        </w:rPr>
+      </w:pPr>
+      <w:r>
+        <w:rPr>
+          <w:rFonts w:ascii="Arial" w:hAnsi="Arial" w:cs="Arial"/>
+          <w:sz w:val="36"/>
+          <w:szCs w:val="36"/>
+        </w:rPr>
+        <w:t># ==========================================================</w:t>
+      </w:r>
+    </w:p>
+    <w:p>
+      <w:pPr>
+        <w:pStyle w:val="ListParagraph"/>
+        <w:jc w:val="both"/>
+        <w:rPr>
+          <w:rFonts w:ascii="Arial" w:hAnsi="Arial" w:cs="Arial"/>
+          <w:sz w:val="36"/>
+          <w:szCs w:val="36"/>
+        </w:rPr>
+      </w:pPr>
+      <w:r>
+        <w:rPr>
+          <w:rFonts w:ascii="Arial" w:hAnsi="Arial" w:cs="Arial"/>
+          <w:sz w:val="36"/>
+          <w:szCs w:val="36"/>
+        </w:rPr>
+        <w:t># Topic 3 - Histogram Interpretation</w:t>
+      </w:r>
+    </w:p>
+    <w:p>
+      <w:pPr>
+        <w:pStyle w:val="ListParagraph"/>
+        <w:jc w:val="both"/>
+        <w:rPr>
+          <w:rFonts w:ascii="Arial" w:hAnsi="Arial" w:cs="Arial"/>
+          <w:sz w:val="36"/>
+          <w:szCs w:val="36"/>
+        </w:rPr>
+      </w:pPr>
+      <w:r>
+        <w:rPr>
+          <w:rFonts w:ascii="Arial" w:hAnsi="Arial" w:cs="Arial"/>
+          <w:sz w:val="36"/>
+          <w:szCs w:val="36"/>
+        </w:rPr>
+        <w:lastRenderedPageBreak/>
+        <w:t># ==========================================================</w:t>
+      </w:r>
+    </w:p>
+    <w:p>
+      <w:pPr>
+        <w:pStyle w:val="ListParagraph"/>
+        <w:jc w:val="both"/>
+        <w:rPr>
+          <w:rFonts w:ascii="Arial" w:hAnsi="Arial" w:cs="Arial"/>
+          <w:sz w:val="36"/>
+          <w:szCs w:val="36"/>
+        </w:rPr>
+      </w:pPr>
+    </w:p>
+    <w:p>
+      <w:pPr>
+        <w:pStyle w:val="ListParagraph"/>
+        <w:jc w:val="both"/>
+        <w:rPr>
+          <w:rFonts w:ascii="Arial" w:hAnsi="Arial" w:cs="Arial"/>
+          <w:sz w:val="36"/>
+          <w:szCs w:val="36"/>
+        </w:rPr>
+      </w:pPr>
+      <w:r>
+        <w:rPr>
+          <w:rFonts w:ascii="Arial" w:hAnsi="Arial" w:cs="Arial"/>
+          <w:sz w:val="36"/>
+          <w:szCs w:val="36"/>
+        </w:rPr>
+        <w:t># Low Contrast Image</w:t>
+      </w:r>
+    </w:p>
+    <w:p>
+      <w:pPr>
+        <w:pStyle w:val="ListParagraph"/>
+        <w:jc w:val="both"/>
+        <w:rPr>
+          <w:rFonts w:ascii="Arial" w:hAnsi="Arial" w:cs="Arial"/>
+          <w:sz w:val="36"/>
+          <w:szCs w:val="36"/>
+        </w:rPr>
+      </w:pPr>
+      <w:r>
+        <w:rPr>
+          <w:rFonts w:ascii="Arial" w:hAnsi="Arial" w:cs="Arial"/>
+          <w:sz w:val="36"/>
+          <w:szCs w:val="36"/>
+        </w:rPr>
+        <w:t>#</w:t>
+      </w:r>
+    </w:p>
+    <w:p>
+      <w:pPr>
+        <w:pStyle w:val="ListParagraph"/>
+        <w:jc w:val="both"/>
+        <w:rPr>
+          <w:rFonts w:ascii="Arial" w:hAnsi="Arial" w:cs="Arial"/>
+          <w:sz w:val="36"/>
+          <w:szCs w:val="36"/>
+        </w:rPr>
+      </w:pPr>
+      <w:r>
+        <w:rPr>
+          <w:rFonts w:ascii="Arial" w:hAnsi="Arial" w:cs="Arial"/>
+          <w:sz w:val="36"/>
+          <w:szCs w:val="36"/>
+        </w:rPr>
+        <w:t># Pixel values are crowded together.</w:t>
+      </w:r>
+    </w:p>
+    <w:p>
+      <w:pPr>
+        <w:pStyle w:val="ListParagraph"/>
+        <w:jc w:val="both"/>
+        <w:rPr>
+          <w:rFonts w:ascii="Arial" w:hAnsi="Arial" w:cs="Arial"/>
+          <w:sz w:val="36"/>
+          <w:szCs w:val="36"/>
+        </w:rPr>
+      </w:pPr>
+      <w:r>
+        <w:rPr>
+          <w:rFonts w:ascii="Arial" w:hAnsi="Arial" w:cs="Arial"/>
+          <w:sz w:val="36"/>
+          <w:szCs w:val="36"/>
+        </w:rPr>
+        <w:t>#</w:t>
+      </w:r>
+    </w:p>
+    <w:p>
+      <w:pPr>
+        <w:pStyle w:val="ListParagraph"/>
+        <w:jc w:val="both"/>
+        <w:rPr>
+          <w:rFonts w:ascii="Arial" w:hAnsi="Arial" w:cs="Arial"/>
+          <w:sz w:val="36"/>
+          <w:szCs w:val="36"/>
+        </w:rPr>
+      </w:pPr>
+      <w:r>
+        <w:rPr>
+          <w:rFonts w:ascii="Arial" w:hAnsi="Arial" w:cs="Arial"/>
+          <w:sz w:val="36"/>
+          <w:szCs w:val="36"/>
+        </w:rPr>
+        <w:t># Image looks dull.</w:t>
+      </w:r>
+    </w:p>
+    <w:p>
+      <w:pPr>
+        <w:pStyle w:val="ListParagraph"/>
+        <w:jc w:val="both"/>
+        <w:rPr>
+          <w:rFonts w:ascii="Arial" w:hAnsi="Arial" w:cs="Arial"/>
+          <w:sz w:val="36"/>
+          <w:szCs w:val="36"/>
+        </w:rPr>
+      </w:pPr>
+    </w:p>
+    <w:p>
+      <w:pPr>
+        <w:pStyle w:val="ListParagraph"/>
+        <w:jc w:val="both"/>
+        <w:rPr>
+          <w:rFonts w:ascii="Arial" w:hAnsi="Arial" w:cs="Arial"/>
+          <w:sz w:val="36"/>
+          <w:szCs w:val="36"/>
+        </w:rPr>
+      </w:pPr>
+      <w:r>
+        <w:rPr>
+          <w:rFonts w:ascii="Arial" w:hAnsi="Arial" w:cs="Arial"/>
+          <w:sz w:val="36"/>
+          <w:szCs w:val="36"/>
+        </w:rPr>
+        <w:t># High Contrast Image</w:t>
+      </w:r>
+    </w:p>
+    <w:p>
+      <w:pPr>
+        <w:pStyle w:val="ListParagraph"/>
+        <w:jc w:val="both"/>
+        <w:rPr>
+          <w:rFonts w:ascii="Arial" w:hAnsi="Arial" w:cs="Arial"/>
+          <w:sz w:val="36"/>
+          <w:szCs w:val="36"/>
+        </w:rPr>
+      </w:pPr>
+      <w:r>
+        <w:rPr>
+          <w:rFonts w:ascii="Arial" w:hAnsi="Arial" w:cs="Arial"/>
+          <w:sz w:val="36"/>
+          <w:szCs w:val="36"/>
+        </w:rPr>
+        <w:t>#</w:t>
+      </w:r>
+    </w:p>
+    <w:p>
+      <w:pPr>
+        <w:pStyle w:val="ListParagraph"/>
+        <w:jc w:val="both"/>
+        <w:rPr>
+          <w:rFonts w:ascii="Arial" w:hAnsi="Arial" w:cs="Arial"/>
+          <w:sz w:val="36"/>
+          <w:szCs w:val="36"/>
+        </w:rPr>
+      </w:pPr>
+      <w:r>
+        <w:rPr>
+          <w:rFonts w:ascii="Arial" w:hAnsi="Arial" w:cs="Arial"/>
+          <w:sz w:val="36"/>
+          <w:szCs w:val="36"/>
+        </w:rPr>
+        <w:t># Pixel values are spread across</w:t>
+      </w:r>
+    </w:p>
+    <w:p>
+      <w:pPr>
+        <w:pStyle w:val="ListParagraph"/>
+        <w:jc w:val="both"/>
+        <w:rPr>
+          <w:rFonts w:ascii="Arial" w:hAnsi="Arial" w:cs="Arial"/>
+          <w:sz w:val="36"/>
+          <w:szCs w:val="36"/>
+        </w:rPr>
+      </w:pPr>
+      <w:r>
+        <w:rPr>
+          <w:rFonts w:ascii="Arial" w:hAnsi="Arial" w:cs="Arial"/>
+          <w:sz w:val="36"/>
+          <w:szCs w:val="36"/>
+        </w:rPr>
+        <w:t># the entire 0-255 range.</w:t>
+      </w:r>
+    </w:p>
+    <w:p>
+      <w:pPr>
+        <w:pStyle w:val="ListParagraph"/>
+        <w:jc w:val="both"/>
+        <w:rPr>
+          <w:rFonts w:ascii="Arial" w:hAnsi="Arial" w:cs="Arial"/>
+          <w:sz w:val="36"/>
+          <w:szCs w:val="36"/>
+        </w:rPr>
+      </w:pPr>
+      <w:r>
+        <w:rPr>
+          <w:rFonts w:ascii="Arial" w:hAnsi="Arial" w:cs="Arial"/>
+          <w:sz w:val="36"/>
+          <w:szCs w:val="36"/>
+        </w:rPr>
+        <w:t>#</w:t>
+      </w:r>
+    </w:p>
+    <w:p>
+      <w:pPr>
+        <w:pStyle w:val="ListParagraph"/>
+        <w:jc w:val="both"/>
+        <w:rPr>
+          <w:rFonts w:ascii="Arial" w:hAnsi="Arial" w:cs="Arial"/>
+          <w:sz w:val="36"/>
+          <w:szCs w:val="36"/>
+        </w:rPr>
+      </w:pPr>
+      <w:r>
+        <w:rPr>
+          <w:rFonts w:ascii="Arial" w:hAnsi="Arial" w:cs="Arial"/>
+          <w:sz w:val="36"/>
+          <w:szCs w:val="36"/>
+        </w:rPr>
+        <w:t># Image looks clearer.</w:t>
+      </w:r>
+    </w:p>
+    <w:p>
+      <w:pPr>
+        <w:pStyle w:val="ListParagraph"/>
+        <w:jc w:val="both"/>
+        <w:rPr>
+          <w:rFonts w:ascii="Arial" w:hAnsi="Arial" w:cs="Arial"/>
+          <w:sz w:val="36"/>
+          <w:szCs w:val="36"/>
+        </w:rPr>
+      </w:pPr>
+    </w:p>
+    <w:p>
+      <w:pPr>
+        <w:pStyle w:val="ListParagraph"/>
+        <w:jc w:val="both"/>
+        <w:rPr>
+          <w:rFonts w:ascii="Arial" w:hAnsi="Arial" w:cs="Arial"/>
+          <w:sz w:val="36"/>
+          <w:szCs w:val="36"/>
+        </w:rPr>
+      </w:pPr>
+      <w:r>
+        <w:rPr>
+          <w:rFonts w:ascii="Arial" w:hAnsi="Arial" w:cs="Arial"/>
+          <w:sz w:val="36"/>
+          <w:szCs w:val="36"/>
+        </w:rPr>
+        <w:t># Bright Image</w:t>
+      </w:r>
+    </w:p>
+    <w:p>
+      <w:pPr>
+        <w:pStyle w:val="ListParagraph"/>
+        <w:jc w:val="both"/>
+        <w:rPr>
+          <w:rFonts w:ascii="Arial" w:hAnsi="Arial" w:cs="Arial"/>
+          <w:sz w:val="36"/>
+          <w:szCs w:val="36"/>
+        </w:rPr>
+      </w:pPr>
+      <w:r>
+        <w:rPr>
+          <w:rFonts w:ascii="Arial" w:hAnsi="Arial" w:cs="Arial"/>
+          <w:sz w:val="36"/>
+          <w:szCs w:val="36"/>
+        </w:rPr>
+        <w:t>#</w:t>
+      </w:r>
+    </w:p>
+    <w:p>
+      <w:pPr>
+        <w:pStyle w:val="ListParagraph"/>
+        <w:jc w:val="both"/>
+        <w:rPr>
+          <w:rFonts w:ascii="Arial" w:hAnsi="Arial" w:cs="Arial"/>
+          <w:sz w:val="36"/>
+          <w:szCs w:val="36"/>
+        </w:rPr>
+      </w:pPr>
+      <w:r>
+        <w:rPr>
+          <w:rFonts w:ascii="Arial" w:hAnsi="Arial" w:cs="Arial"/>
+          <w:sz w:val="36"/>
+          <w:szCs w:val="36"/>
+        </w:rPr>
+        <w:t># Histogram shifted towards</w:t>
+      </w:r>
+    </w:p>
+    <w:p>
+      <w:pPr>
+        <w:pStyle w:val="ListParagraph"/>
+        <w:jc w:val="both"/>
+        <w:rPr>
+          <w:rFonts w:ascii="Arial" w:hAnsi="Arial" w:cs="Arial"/>
+          <w:sz w:val="36"/>
+          <w:szCs w:val="36"/>
+        </w:rPr>
+      </w:pPr>
+      <w:r>
+        <w:rPr>
+          <w:rFonts w:ascii="Arial" w:hAnsi="Arial" w:cs="Arial"/>
+          <w:sz w:val="36"/>
+          <w:szCs w:val="36"/>
+        </w:rPr>
+        <w:t># the right.</w:t>
+      </w:r>
+    </w:p>
+    <w:p>
+      <w:pPr>
+        <w:pStyle w:val="ListParagraph"/>
+        <w:jc w:val="both"/>
+        <w:rPr>
+          <w:rFonts w:ascii="Arial" w:hAnsi="Arial" w:cs="Arial"/>
+          <w:sz w:val="36"/>
+          <w:szCs w:val="36"/>
+        </w:rPr>
+      </w:pPr>
+    </w:p>
+    <w:p>
+      <w:pPr>
+        <w:pStyle w:val="ListParagraph"/>
+        <w:jc w:val="both"/>
+        <w:rPr>
+          <w:rFonts w:ascii="Arial" w:hAnsi="Arial" w:cs="Arial"/>
+          <w:sz w:val="36"/>
+          <w:szCs w:val="36"/>
+        </w:rPr>
+      </w:pPr>
+      <w:r>
+        <w:rPr>
+          <w:rFonts w:ascii="Arial" w:hAnsi="Arial" w:cs="Arial"/>
+          <w:sz w:val="36"/>
+          <w:szCs w:val="36"/>
+        </w:rPr>
+        <w:t># Dark Image</w:t>
+      </w:r>
+    </w:p>
+    <w:p>
+      <w:pPr>
+        <w:pStyle w:val="ListParagraph"/>
+        <w:jc w:val="both"/>
+        <w:rPr>
+          <w:rFonts w:ascii="Arial" w:hAnsi="Arial" w:cs="Arial"/>
+          <w:sz w:val="36"/>
+          <w:szCs w:val="36"/>
+        </w:rPr>
+      </w:pPr>
+      <w:r>
+        <w:rPr>
+          <w:rFonts w:ascii="Arial" w:hAnsi="Arial" w:cs="Arial"/>
+          <w:sz w:val="36"/>
+          <w:szCs w:val="36"/>
+        </w:rPr>
+        <w:t>#</w:t>
+      </w:r>
+    </w:p>
+    <w:p>
+      <w:pPr>
+        <w:pStyle w:val="ListParagraph"/>
+        <w:jc w:val="both"/>
+        <w:rPr>
+          <w:rFonts w:ascii="Arial" w:hAnsi="Arial" w:cs="Arial"/>
+          <w:sz w:val="36"/>
+          <w:szCs w:val="36"/>
+        </w:rPr>
+      </w:pPr>
+      <w:r>
+        <w:rPr>
+          <w:rFonts w:ascii="Arial" w:hAnsi="Arial" w:cs="Arial"/>
+          <w:sz w:val="36"/>
+          <w:szCs w:val="36"/>
+        </w:rPr>
+        <w:t># Histogram shifted towards</w:t>
+      </w:r>
+    </w:p>
+    <w:p>
+      <w:pPr>
+        <w:pStyle w:val="ListParagraph"/>
+        <w:jc w:val="both"/>
+        <w:rPr>
+          <w:rFonts w:ascii="Arial" w:hAnsi="Arial" w:cs="Arial"/>
+          <w:sz w:val="36"/>
+          <w:szCs w:val="36"/>
+        </w:rPr>
+      </w:pPr>
+      <w:r>
+        <w:rPr>
+          <w:rFonts w:ascii="Arial" w:hAnsi="Arial" w:cs="Arial"/>
+          <w:sz w:val="36"/>
+          <w:szCs w:val="36"/>
+        </w:rPr>
+        <w:t># the left.</w:t>
+      </w:r>
+    </w:p>
+    <w:p>
+      <w:pPr>
+        <w:pStyle w:val="ListParagraph"/>
+        <w:jc w:val="both"/>
+        <w:rPr>
+          <w:rFonts w:ascii="Arial" w:hAnsi="Arial" w:cs="Arial"/>
+          <w:sz w:val="36"/>
+          <w:szCs w:val="36"/>
+        </w:rPr>
+      </w:pPr>
+    </w:p>
+    <w:p>
+      <w:pPr>
+        <w:pStyle w:val="ListParagraph"/>
+        <w:jc w:val="both"/>
+        <w:rPr>
+          <w:rFonts w:ascii="Arial" w:hAnsi="Arial" w:cs="Arial"/>
+          <w:sz w:val="36"/>
+          <w:szCs w:val="36"/>
+        </w:rPr>
+      </w:pPr>
+      <w:r>
+        <w:rPr>
+          <w:rFonts w:ascii="Arial" w:hAnsi="Arial" w:cs="Arial"/>
+          <w:sz w:val="36"/>
+          <w:szCs w:val="36"/>
+        </w:rPr>
+        <w:lastRenderedPageBreak/>
+        <w:t># ==========================================================</w:t>
+      </w:r>
+    </w:p>
+    <w:p>
+      <w:pPr>
+        <w:pStyle w:val="ListParagraph"/>
+        <w:jc w:val="both"/>
+        <w:rPr>
+          <w:rFonts w:ascii="Arial" w:hAnsi="Arial" w:cs="Arial"/>
+          <w:sz w:val="36"/>
+          <w:szCs w:val="36"/>
+        </w:rPr>
+      </w:pPr>
+      <w:r>
+        <w:rPr>
+          <w:rFonts w:ascii="Arial" w:hAnsi="Arial" w:cs="Arial"/>
+          <w:sz w:val="36"/>
+          <w:szCs w:val="36"/>
+        </w:rPr>
+        <w:t># Topic 4 - Histogram Equalization</w:t>
+      </w:r>
+    </w:p>
+    <w:p>
+      <w:pPr>
+        <w:pStyle w:val="ListParagraph"/>
+        <w:jc w:val="both"/>
+        <w:rPr>
+          <w:rFonts w:ascii="Arial" w:hAnsi="Arial" w:cs="Arial"/>
+          <w:sz w:val="36"/>
+          <w:szCs w:val="36"/>
+        </w:rPr>
+      </w:pPr>
+      <w:r>
+        <w:rPr>
+          <w:rFonts w:ascii="Arial" w:hAnsi="Arial" w:cs="Arial"/>
+          <w:sz w:val="36"/>
+          <w:szCs w:val="36"/>
+        </w:rPr>
+        <w:t># ==========================================================</w:t>
+      </w:r>
+    </w:p>
+    <w:p>
+      <w:pPr>
+        <w:pStyle w:val="ListParagraph"/>
+        <w:jc w:val="both"/>
+        <w:rPr>
+          <w:rFonts w:ascii="Arial" w:hAnsi="Arial" w:cs="Arial"/>
+          <w:sz w:val="36"/>
+          <w:szCs w:val="36"/>
+        </w:rPr>
+      </w:pPr>
+    </w:p>
+    <w:p>
+      <w:pPr>
+        <w:pStyle w:val="ListParagraph"/>
+        <w:jc w:val="both"/>
+        <w:rPr>
+          <w:rFonts w:ascii="Arial" w:hAnsi="Arial" w:cs="Arial"/>
+          <w:sz w:val="36"/>
+          <w:szCs w:val="36"/>
+        </w:rPr>
+      </w:pPr>
+      <w:r>
+        <w:rPr>
+          <w:rFonts w:ascii="Arial" w:hAnsi="Arial" w:cs="Arial"/>
+          <w:sz w:val="36"/>
+          <w:szCs w:val="36"/>
+        </w:rPr>
+        <w:t># Histogram Equalization improves</w:t>
+      </w:r>
+    </w:p>
+    <w:p>
+      <w:pPr>
+        <w:pStyle w:val="ListParagraph"/>
+        <w:jc w:val="both"/>
+        <w:rPr>
+          <w:rFonts w:ascii="Arial" w:hAnsi="Arial" w:cs="Arial"/>
+          <w:sz w:val="36"/>
+          <w:szCs w:val="36"/>
+        </w:rPr>
+      </w:pPr>
+      <w:r>
+        <w:rPr>
+          <w:rFonts w:ascii="Arial" w:hAnsi="Arial" w:cs="Arial"/>
+          <w:sz w:val="36"/>
+          <w:szCs w:val="36"/>
+        </w:rPr>
+        <w:t># the overall contrast of</w:t>
+      </w:r>
+    </w:p>
+    <w:p>
+      <w:pPr>
+        <w:pStyle w:val="ListParagraph"/>
+        <w:jc w:val="both"/>
+        <w:rPr>
+          <w:rFonts w:ascii="Arial" w:hAnsi="Arial" w:cs="Arial"/>
+          <w:sz w:val="36"/>
+          <w:szCs w:val="36"/>
+        </w:rPr>
+      </w:pPr>
+      <w:r>
+        <w:rPr>
+          <w:rFonts w:ascii="Arial" w:hAnsi="Arial" w:cs="Arial"/>
+          <w:sz w:val="36"/>
+          <w:szCs w:val="36"/>
+        </w:rPr>
+        <w:t># a grayscale image.</w:t>
+      </w:r>
+    </w:p>
+    <w:p>
+      <w:pPr>
+        <w:pStyle w:val="ListParagraph"/>
+        <w:jc w:val="both"/>
+        <w:rPr>
+          <w:rFonts w:ascii="Arial" w:hAnsi="Arial" w:cs="Arial"/>
+          <w:sz w:val="36"/>
+          <w:szCs w:val="36"/>
+        </w:rPr>
+      </w:pPr>
+      <w:r>
+        <w:rPr>
+          <w:rFonts w:ascii="Arial" w:hAnsi="Arial" w:cs="Arial"/>
+          <w:sz w:val="36"/>
+          <w:szCs w:val="36"/>
+        </w:rPr>
+        <w:t>#</w:t>
+      </w:r>
+    </w:p>
+    <w:p>
+      <w:pPr>
+        <w:pStyle w:val="ListParagraph"/>
+        <w:jc w:val="both"/>
+        <w:rPr>
+          <w:rFonts w:ascii="Arial" w:hAnsi="Arial" w:cs="Arial"/>
+          <w:sz w:val="36"/>
+          <w:szCs w:val="36"/>
+        </w:rPr>
+      </w:pPr>
+      <w:r>
+        <w:rPr>
+          <w:rFonts w:ascii="Arial" w:hAnsi="Arial" w:cs="Arial"/>
+          <w:sz w:val="36"/>
+          <w:szCs w:val="36"/>
+        </w:rPr>
+        <w:t># OpenCV Function:</w:t>
+      </w:r>
+    </w:p>
+    <w:p>
+      <w:pPr>
+        <w:pStyle w:val="ListParagraph"/>
+        <w:jc w:val="both"/>
+        <w:rPr>
+          <w:rFonts w:ascii="Arial" w:hAnsi="Arial" w:cs="Arial"/>
+          <w:sz w:val="36"/>
+          <w:szCs w:val="36"/>
+        </w:rPr>
+      </w:pPr>
+      <w:r>
+        <w:rPr>
+          <w:rFonts w:ascii="Arial" w:hAnsi="Arial" w:cs="Arial"/>
+          <w:sz w:val="36"/>
+          <w:szCs w:val="36"/>
+        </w:rPr>
+        <w:t>#</w:t>
+      </w:r>
+    </w:p>
+    <w:p>
+      <w:pPr>
+        <w:pStyle w:val="ListParagraph"/>
+        <w:jc w:val="both"/>
+        <w:rPr>
+          <w:rFonts w:ascii="Arial" w:hAnsi="Arial" w:cs="Arial"/>
+          <w:sz w:val="36"/>
+          <w:szCs w:val="36"/>
+        </w:rPr>
+      </w:pPr>
+      <w:r>
+        <w:rPr>
+          <w:rFonts w:ascii="Arial" w:hAnsi="Arial" w:cs="Arial"/>
+          <w:sz w:val="36"/>
+          <w:szCs w:val="36"/>
+        </w:rPr>
+        <w:t># cv2.equalizeHist()</w:t>
+      </w:r>
+    </w:p>
+    <w:p>
+      <w:pPr>
+        <w:pStyle w:val="ListParagraph"/>
+        <w:jc w:val="both"/>
+        <w:rPr>
+          <w:rFonts w:ascii="Arial" w:hAnsi="Arial" w:cs="Arial"/>
+          <w:sz w:val="36"/>
+          <w:szCs w:val="36"/>
+        </w:rPr>
+      </w:pPr>
+      <w:r>
+        <w:rPr>
+          <w:rFonts w:ascii="Arial" w:hAnsi="Arial" w:cs="Arial"/>
+          <w:sz w:val="36"/>
+          <w:szCs w:val="36"/>
+        </w:rPr>
+        <w:t>#</w:t>
+      </w:r>
+    </w:p>
+    <w:p>
+      <w:pPr>
+        <w:pStyle w:val="ListParagraph"/>
+        <w:jc w:val="both"/>
+        <w:rPr>
+          <w:rFonts w:ascii="Arial" w:hAnsi="Arial" w:cs="Arial"/>
+          <w:sz w:val="36"/>
+          <w:szCs w:val="36"/>
+        </w:rPr>
+      </w:pPr>
+      <w:r>
+        <w:rPr>
+          <w:rFonts w:ascii="Arial" w:hAnsi="Arial" w:cs="Arial"/>
+          <w:sz w:val="36"/>
+          <w:szCs w:val="36"/>
+        </w:rPr>
+        <w:t># Works on:</w:t>
+      </w:r>
+    </w:p>
+    <w:p>
+      <w:pPr>
+        <w:pStyle w:val="ListParagraph"/>
+        <w:jc w:val="both"/>
+        <w:rPr>
+          <w:rFonts w:ascii="Arial" w:hAnsi="Arial" w:cs="Arial"/>
+          <w:sz w:val="36"/>
+          <w:szCs w:val="36"/>
+        </w:rPr>
+      </w:pPr>
+      <w:r>
+        <w:rPr>
+          <w:rFonts w:ascii="Arial" w:hAnsi="Arial" w:cs="Arial"/>
+          <w:sz w:val="36"/>
+          <w:szCs w:val="36"/>
+        </w:rPr>
+        <w:t>#</w:t>
+      </w:r>
+    </w:p>
+    <w:p>
+      <w:pPr>
+        <w:pStyle w:val="ListParagraph"/>
+        <w:jc w:val="both"/>
+        <w:rPr>
+          <w:rFonts w:ascii="Arial" w:hAnsi="Arial" w:cs="Arial"/>
+          <w:sz w:val="36"/>
+          <w:szCs w:val="36"/>
+        </w:rPr>
+      </w:pPr>
+      <w:r>
+        <w:rPr>
+          <w:rFonts w:ascii="Arial" w:hAnsi="Arial" w:cs="Arial"/>
+          <w:sz w:val="36"/>
+          <w:szCs w:val="36"/>
+        </w:rPr>
+        <w:t># Grayscale Images Only</w:t>
+      </w:r>
+    </w:p>
+    <w:p>
+      <w:pPr>
+        <w:pStyle w:val="ListParagraph"/>
+        <w:jc w:val="both"/>
+        <w:rPr>
+          <w:rFonts w:ascii="Arial" w:hAnsi="Arial" w:cs="Arial"/>
+          <w:sz w:val="36"/>
+          <w:szCs w:val="36"/>
+        </w:rPr>
+      </w:pPr>
+      <w:r>
+        <w:rPr>
+          <w:rFonts w:ascii="Arial" w:hAnsi="Arial" w:cs="Arial"/>
+          <w:sz w:val="36"/>
+          <w:szCs w:val="36"/>
+        </w:rPr>
+        <w:t>#</w:t>
+      </w:r>
+    </w:p>
+    <w:p>
+      <w:pPr>
+        <w:pStyle w:val="ListParagraph"/>
+        <w:jc w:val="both"/>
+        <w:rPr>
+          <w:rFonts w:ascii="Arial" w:hAnsi="Arial" w:cs="Arial"/>
+          <w:sz w:val="36"/>
+          <w:szCs w:val="36"/>
+        </w:rPr>
+      </w:pPr>
+      <w:r>
+        <w:rPr>
+          <w:rFonts w:ascii="Arial" w:hAnsi="Arial" w:cs="Arial"/>
+          <w:sz w:val="36"/>
+          <w:szCs w:val="36"/>
+        </w:rPr>
+        <w:t># Advantages:</w:t>
+      </w:r>
+    </w:p>
+    <w:p>
+      <w:pPr>
+        <w:pStyle w:val="ListParagraph"/>
+        <w:jc w:val="both"/>
+        <w:rPr>
+          <w:rFonts w:ascii="Arial" w:hAnsi="Arial" w:cs="Arial"/>
+          <w:sz w:val="36"/>
+          <w:szCs w:val="36"/>
+        </w:rPr>
+      </w:pPr>
+      <w:r>
+        <w:rPr>
+          <w:rFonts w:ascii="Arial" w:hAnsi="Arial" w:cs="Arial"/>
+          <w:sz w:val="36"/>
+          <w:szCs w:val="36"/>
+        </w:rPr>
+        <w:t>#</w:t>
+      </w:r>
+    </w:p>
+    <w:p>
+      <w:pPr>
+        <w:pStyle w:val="ListParagraph"/>
+        <w:jc w:val="both"/>
+        <w:rPr>
+          <w:rFonts w:ascii="Arial" w:hAnsi="Arial" w:cs="Arial"/>
+          <w:sz w:val="36"/>
+          <w:szCs w:val="36"/>
+        </w:rPr>
+      </w:pPr>
+      <w:r>
+        <w:rPr>
+          <w:rFonts w:ascii="Arial" w:hAnsi="Arial" w:cs="Arial"/>
+          <w:sz w:val="36"/>
+          <w:szCs w:val="36"/>
+        </w:rPr>
+        <w:t># • Better Contrast</w:t>
+      </w:r>
+    </w:p>
+    <w:p>
+      <w:pPr>
+        <w:pStyle w:val="ListParagraph"/>
+        <w:jc w:val="both"/>
+        <w:rPr>
+          <w:rFonts w:ascii="Arial" w:hAnsi="Arial" w:cs="Arial"/>
+          <w:sz w:val="36"/>
+          <w:szCs w:val="36"/>
+        </w:rPr>
+      </w:pPr>
+      <w:r>
+        <w:rPr>
+          <w:rFonts w:ascii="Arial" w:hAnsi="Arial" w:cs="Arial"/>
+          <w:sz w:val="36"/>
+          <w:szCs w:val="36"/>
+        </w:rPr>
+        <w:t># • More Visible Details</w:t>
+      </w:r>
+    </w:p>
+    <w:p>
+      <w:pPr>
+        <w:pStyle w:val="ListParagraph"/>
+        <w:jc w:val="both"/>
+        <w:rPr>
+          <w:rFonts w:ascii="Arial" w:hAnsi="Arial" w:cs="Arial"/>
+          <w:sz w:val="36"/>
+          <w:szCs w:val="36"/>
+        </w:rPr>
+      </w:pPr>
+      <w:r>
+        <w:rPr>
+          <w:rFonts w:ascii="Arial" w:hAnsi="Arial" w:cs="Arial"/>
+          <w:sz w:val="36"/>
+          <w:szCs w:val="36"/>
+        </w:rPr>
+        <w:t>#</w:t>
+      </w:r>
+    </w:p>
+    <w:p>
+      <w:pPr>
+        <w:pStyle w:val="ListParagraph"/>
+        <w:jc w:val="both"/>
+        <w:rPr>
+          <w:rFonts w:ascii="Arial" w:hAnsi="Arial" w:cs="Arial"/>
+          <w:sz w:val="36"/>
+          <w:szCs w:val="36"/>
+        </w:rPr>
+      </w:pPr>
+      <w:r>
+        <w:rPr>
+          <w:rFonts w:ascii="Arial" w:hAnsi="Arial" w:cs="Arial"/>
+          <w:sz w:val="36"/>
+          <w:szCs w:val="36"/>
+        </w:rPr>
+        <w:t># Limitation:</w:t>
+      </w:r>
+    </w:p>
+    <w:p>
+      <w:pPr>
+        <w:pStyle w:val="ListParagraph"/>
+        <w:jc w:val="both"/>
+        <w:rPr>
+          <w:rFonts w:ascii="Arial" w:hAnsi="Arial" w:cs="Arial"/>
+          <w:sz w:val="36"/>
+          <w:szCs w:val="36"/>
+        </w:rPr>
+      </w:pPr>
+      <w:r>
+        <w:rPr>
+          <w:rFonts w:ascii="Arial" w:hAnsi="Arial" w:cs="Arial"/>
+          <w:sz w:val="36"/>
+          <w:szCs w:val="36"/>
+        </w:rPr>
+        <w:t>#</w:t>
+      </w:r>
+    </w:p>
+    <w:p>
+      <w:pPr>
+        <w:pStyle w:val="ListParagraph"/>
+        <w:jc w:val="both"/>
+        <w:rPr>
+          <w:rFonts w:ascii="Arial" w:hAnsi="Arial" w:cs="Arial"/>
+          <w:sz w:val="36"/>
+          <w:szCs w:val="36"/>
+        </w:rPr>
+      </w:pPr>
+      <w:r>
+        <w:rPr>
+          <w:rFonts w:ascii="Arial" w:hAnsi="Arial" w:cs="Arial"/>
+          <w:sz w:val="36"/>
+          <w:szCs w:val="36"/>
+        </w:rPr>
+        <w:t># Can over-enhance images</w:t>
+      </w:r>
+    </w:p>
+    <w:p>
+      <w:pPr>
+        <w:pStyle w:val="ListParagraph"/>
+        <w:jc w:val="both"/>
+        <w:rPr>
+          <w:rFonts w:ascii="Arial" w:hAnsi="Arial" w:cs="Arial"/>
+          <w:sz w:val="36"/>
+          <w:szCs w:val="36"/>
+        </w:rPr>
+      </w:pPr>
+      <w:r>
+        <w:rPr>
+          <w:rFonts w:ascii="Arial" w:hAnsi="Arial" w:cs="Arial"/>
+          <w:sz w:val="36"/>
+          <w:szCs w:val="36"/>
+        </w:rPr>
+        <w:t># that already have good contrast.</w:t>
+      </w:r>
+    </w:p>
+    <w:p>
+      <w:pPr>
+        <w:pStyle w:val="ListParagraph"/>
+        <w:jc w:val="both"/>
+        <w:rPr>
+          <w:rFonts w:ascii="Arial" w:hAnsi="Arial" w:cs="Arial"/>
+          <w:sz w:val="36"/>
+          <w:szCs w:val="36"/>
+        </w:rPr>
+      </w:pPr>
+    </w:p>
+    <w:p>
+      <w:pPr>
+        <w:pStyle w:val="ListParagraph"/>
+        <w:jc w:val="both"/>
+        <w:rPr>
+          <w:rFonts w:ascii="Arial" w:hAnsi="Arial" w:cs="Arial"/>
+          <w:sz w:val="36"/>
+          <w:szCs w:val="36"/>
+        </w:rPr>
+      </w:pPr>
+      <w:r>
+        <w:rPr>
+          <w:rFonts w:ascii="Arial" w:hAnsi="Arial" w:cs="Arial"/>
+          <w:sz w:val="36"/>
+          <w:szCs w:val="36"/>
+        </w:rPr>
+        <w:t># ==========================================================</w:t>
+      </w:r>
+    </w:p>
+    <w:p>
+      <w:pPr>
+        <w:pStyle w:val="ListParagraph"/>
+        <w:jc w:val="both"/>
+        <w:rPr>
+          <w:rFonts w:ascii="Arial" w:hAnsi="Arial" w:cs="Arial"/>
+          <w:sz w:val="36"/>
+          <w:szCs w:val="36"/>
+        </w:rPr>
+      </w:pPr>
+      <w:r>
+        <w:rPr>
+          <w:rFonts w:ascii="Arial" w:hAnsi="Arial" w:cs="Arial"/>
+          <w:sz w:val="36"/>
+          <w:szCs w:val="36"/>
+        </w:rPr>
+        <w:t># Topic 5 - CLAHE</w:t>
+      </w:r>
+    </w:p>
+    <w:p>
+      <w:pPr>
+        <w:pStyle w:val="ListParagraph"/>
+        <w:jc w:val="both"/>
+        <w:rPr>
+          <w:rFonts w:ascii="Arial" w:hAnsi="Arial" w:cs="Arial"/>
+          <w:sz w:val="36"/>
+          <w:szCs w:val="36"/>
+        </w:rPr>
+      </w:pPr>
+      <w:r>
+        <w:rPr>
+          <w:rFonts w:ascii="Arial" w:hAnsi="Arial" w:cs="Arial"/>
+          <w:sz w:val="36"/>
+          <w:szCs w:val="36"/>
+        </w:rPr>
+        <w:t># ==========================================================</w:t>
+      </w:r>
+    </w:p>
+    <w:p>
+      <w:pPr>
+        <w:pStyle w:val="ListParagraph"/>
+        <w:jc w:val="both"/>
+        <w:rPr>
+          <w:rFonts w:ascii="Arial" w:hAnsi="Arial" w:cs="Arial"/>
+          <w:sz w:val="36"/>
+          <w:szCs w:val="36"/>
+        </w:rPr>
+      </w:pPr>
+    </w:p>
+    <w:p>
+      <w:pPr>
+        <w:pStyle w:val="ListParagraph"/>
+        <w:jc w:val="both"/>
+        <w:rPr>
+          <w:rFonts w:ascii="Arial" w:hAnsi="Arial" w:cs="Arial"/>
+          <w:sz w:val="36"/>
+          <w:szCs w:val="36"/>
+        </w:rPr>
+      </w:pPr>
+      <w:r>
+        <w:rPr>
+          <w:rFonts w:ascii="Arial" w:hAnsi="Arial" w:cs="Arial"/>
+          <w:sz w:val="36"/>
+          <w:szCs w:val="36"/>
+        </w:rPr>
+        <w:t># CLAHE stands for:</w:t>
+      </w:r>
+    </w:p>
+    <w:p>
+      <w:pPr>
+        <w:pStyle w:val="ListParagraph"/>
+        <w:jc w:val="both"/>
+        <w:rPr>
+          <w:rFonts w:ascii="Arial" w:hAnsi="Arial" w:cs="Arial"/>
+          <w:sz w:val="36"/>
+          <w:szCs w:val="36"/>
+        </w:rPr>
+      </w:pPr>
+      <w:r>
+        <w:rPr>
+          <w:rFonts w:ascii="Arial" w:hAnsi="Arial" w:cs="Arial"/>
+          <w:sz w:val="36"/>
+          <w:szCs w:val="36"/>
+        </w:rPr>
+        <w:t>#</w:t>
+      </w:r>
+    </w:p>
+    <w:p>
+      <w:pPr>
+        <w:pStyle w:val="ListParagraph"/>
+        <w:jc w:val="both"/>
+        <w:rPr>
+          <w:rFonts w:ascii="Arial" w:hAnsi="Arial" w:cs="Arial"/>
+          <w:sz w:val="36"/>
+          <w:szCs w:val="36"/>
+        </w:rPr>
+      </w:pPr>
+      <w:r>
+        <w:rPr>
+          <w:rFonts w:ascii="Arial" w:hAnsi="Arial" w:cs="Arial"/>
+          <w:sz w:val="36"/>
+          <w:szCs w:val="36"/>
+        </w:rPr>
+        <w:t># Contrast Limited Adaptive</w:t>
+      </w:r>
+    </w:p>
+    <w:p>
+      <w:pPr>
+        <w:pStyle w:val="ListParagraph"/>
+        <w:jc w:val="both"/>
+        <w:rPr>
+          <w:rFonts w:ascii="Arial" w:hAnsi="Arial" w:cs="Arial"/>
+          <w:sz w:val="36"/>
+          <w:szCs w:val="36"/>
+        </w:rPr>
+      </w:pPr>
+      <w:r>
+        <w:rPr>
+          <w:rFonts w:ascii="Arial" w:hAnsi="Arial" w:cs="Arial"/>
+          <w:sz w:val="36"/>
+          <w:szCs w:val="36"/>
+        </w:rPr>
+        <w:t># Histogram Equalization</w:t>
+      </w:r>
+    </w:p>
+    <w:p>
+      <w:pPr>
+        <w:pStyle w:val="ListParagraph"/>
+        <w:jc w:val="both"/>
+        <w:rPr>
+          <w:rFonts w:ascii="Arial" w:hAnsi="Arial" w:cs="Arial"/>
+          <w:sz w:val="36"/>
+          <w:szCs w:val="36"/>
+        </w:rPr>
+      </w:pPr>
+      <w:r>
+        <w:rPr>
+          <w:rFonts w:ascii="Arial" w:hAnsi="Arial" w:cs="Arial"/>
+          <w:sz w:val="36"/>
+          <w:szCs w:val="36"/>
+        </w:rPr>
+        <w:t>#</w:t>
+      </w:r>
+    </w:p>
+    <w:p>
+      <w:pPr>
+        <w:pStyle w:val="ListParagraph"/>
+        <w:jc w:val="both"/>
+        <w:rPr>
+          <w:rFonts w:ascii="Arial" w:hAnsi="Arial" w:cs="Arial"/>
+          <w:sz w:val="36"/>
+          <w:szCs w:val="36"/>
+        </w:rPr>
+      </w:pPr>
+      <w:r>
+        <w:rPr>
+          <w:rFonts w:ascii="Arial" w:hAnsi="Arial" w:cs="Arial"/>
+          <w:sz w:val="36"/>
+          <w:szCs w:val="36"/>
+        </w:rPr>
+        <w:t># Instead of processing</w:t>
+      </w:r>
+    </w:p>
+    <w:p>
+      <w:pPr>
+        <w:pStyle w:val="ListParagraph"/>
+        <w:jc w:val="both"/>
+        <w:rPr>
+          <w:rFonts w:ascii="Arial" w:hAnsi="Arial" w:cs="Arial"/>
+          <w:sz w:val="36"/>
+          <w:szCs w:val="36"/>
+        </w:rPr>
+      </w:pPr>
+      <w:r>
+        <w:rPr>
+          <w:rFonts w:ascii="Arial" w:hAnsi="Arial" w:cs="Arial"/>
+          <w:sz w:val="36"/>
+          <w:szCs w:val="36"/>
+        </w:rPr>
+        <w:t># the entire image,</w:t>
+      </w:r>
+    </w:p>
+    <w:p>
+      <w:pPr>
+        <w:pStyle w:val="ListParagraph"/>
+        <w:jc w:val="both"/>
+        <w:rPr>
+          <w:rFonts w:ascii="Arial" w:hAnsi="Arial" w:cs="Arial"/>
+          <w:sz w:val="36"/>
+          <w:szCs w:val="36"/>
+        </w:rPr>
+      </w:pPr>
+      <w:r>
+        <w:rPr>
+          <w:rFonts w:ascii="Arial" w:hAnsi="Arial" w:cs="Arial"/>
+          <w:sz w:val="36"/>
+          <w:szCs w:val="36"/>
+        </w:rPr>
+        <w:t>#</w:t>
+      </w:r>
+    </w:p>
+    <w:p>
+      <w:pPr>
+        <w:pStyle w:val="ListParagraph"/>
+        <w:jc w:val="both"/>
+        <w:rPr>
+          <w:rFonts w:ascii="Arial" w:hAnsi="Arial" w:cs="Arial"/>
+          <w:sz w:val="36"/>
+          <w:szCs w:val="36"/>
+        </w:rPr>
+      </w:pPr>
+      <w:r>
+        <w:rPr>
+          <w:rFonts w:ascii="Arial" w:hAnsi="Arial" w:cs="Arial"/>
+          <w:sz w:val="36"/>
+          <w:szCs w:val="36"/>
+        </w:rPr>
+        <w:t># CLAHE divides the image</w:t>
+      </w:r>
+    </w:p>
+    <w:p>
+      <w:pPr>
+        <w:pStyle w:val="ListParagraph"/>
+        <w:jc w:val="both"/>
+        <w:rPr>
+          <w:rFonts w:ascii="Arial" w:hAnsi="Arial" w:cs="Arial"/>
+          <w:sz w:val="36"/>
+          <w:szCs w:val="36"/>
+        </w:rPr>
+      </w:pPr>
+      <w:r>
+        <w:rPr>
+          <w:rFonts w:ascii="Arial" w:hAnsi="Arial" w:cs="Arial"/>
+          <w:sz w:val="36"/>
+          <w:szCs w:val="36"/>
+        </w:rPr>
+        <w:t># into small tiles.</w:t>
+      </w:r>
+    </w:p>
+    <w:p>
+      <w:pPr>
+        <w:pStyle w:val="ListParagraph"/>
+        <w:jc w:val="both"/>
+        <w:rPr>
+          <w:rFonts w:ascii="Arial" w:hAnsi="Arial" w:cs="Arial"/>
+          <w:sz w:val="36"/>
+          <w:szCs w:val="36"/>
+        </w:rPr>
+      </w:pPr>
+      <w:r>
+        <w:rPr>
+          <w:rFonts w:ascii="Arial" w:hAnsi="Arial" w:cs="Arial"/>
+          <w:sz w:val="36"/>
+          <w:szCs w:val="36"/>
+        </w:rPr>
+        <w:t>#</w:t>
+      </w:r>
+    </w:p>
+    <w:p>
+      <w:pPr>
+        <w:pStyle w:val="ListParagraph"/>
+        <w:jc w:val="both"/>
+        <w:rPr>
+          <w:rFonts w:ascii="Arial" w:hAnsi="Arial" w:cs="Arial"/>
+          <w:sz w:val="36"/>
+          <w:szCs w:val="36"/>
+        </w:rPr>
+      </w:pPr>
+      <w:r>
+        <w:rPr>
+          <w:rFonts w:ascii="Arial" w:hAnsi="Arial" w:cs="Arial"/>
+          <w:sz w:val="36"/>
+          <w:szCs w:val="36"/>
+        </w:rPr>
+        <w:t># Example:</w:t>
+      </w:r>
+    </w:p>
+    <w:p>
+      <w:pPr>
+        <w:pStyle w:val="ListParagraph"/>
+        <w:jc w:val="both"/>
+        <w:rPr>
+          <w:rFonts w:ascii="Arial" w:hAnsi="Arial" w:cs="Arial"/>
+          <w:sz w:val="36"/>
+          <w:szCs w:val="36"/>
+        </w:rPr>
+      </w:pPr>
+      <w:r>
+        <w:rPr>
+          <w:rFonts w:ascii="Arial" w:hAnsi="Arial" w:cs="Arial"/>
+          <w:sz w:val="36"/>
+          <w:szCs w:val="36"/>
+        </w:rPr>
+        <w:t>#</w:t>
+      </w:r>
+    </w:p>
+    <w:p>
+      <w:pPr>
+        <w:pStyle w:val="ListParagraph"/>
+        <w:jc w:val="both"/>
+        <w:rPr>
+          <w:rFonts w:ascii="Arial" w:hAnsi="Arial" w:cs="Arial"/>
+          <w:sz w:val="36"/>
+          <w:szCs w:val="36"/>
+        </w:rPr>
+      </w:pPr>
+      <w:r>
+        <w:rPr>
+          <w:rFonts w:ascii="Arial" w:hAnsi="Arial" w:cs="Arial"/>
+          <w:sz w:val="36"/>
+          <w:szCs w:val="36"/>
+        </w:rPr>
+        <w:t xml:space="preserve"># </w:t>
+      </w:r>
+      <w:proofErr w:type="spellStart"/>
+      <w:r>
+        <w:rPr>
+          <w:rFonts w:ascii="Arial" w:hAnsi="Arial" w:cs="Arial"/>
+          <w:sz w:val="36"/>
+          <w:szCs w:val="36"/>
+        </w:rPr>
+        <w:t>tileGridSize</w:t>
+      </w:r>
+      <w:proofErr w:type="spellEnd"/>
+      <w:r>
+        <w:rPr>
+          <w:rFonts w:ascii="Arial" w:hAnsi="Arial" w:cs="Arial"/>
+          <w:sz w:val="36"/>
+          <w:szCs w:val="36"/>
+        </w:rPr>
+        <w:t xml:space="preserve"> = (8,8)</w:t>
+      </w:r>
+    </w:p>
+    <w:p>
+      <w:pPr>
+        <w:pStyle w:val="ListParagraph"/>
+        <w:jc w:val="both"/>
+        <w:rPr>
+          <w:rFonts w:ascii="Arial" w:hAnsi="Arial" w:cs="Arial"/>
+          <w:sz w:val="36"/>
+          <w:szCs w:val="36"/>
+        </w:rPr>
+      </w:pPr>
+      <w:r>
+        <w:rPr>
+          <w:rFonts w:ascii="Arial" w:hAnsi="Arial" w:cs="Arial"/>
+          <w:sz w:val="36"/>
+          <w:szCs w:val="36"/>
+        </w:rPr>
+        <w:t>#</w:t>
+      </w:r>
+    </w:p>
+    <w:p>
+      <w:pPr>
+        <w:pStyle w:val="ListParagraph"/>
+        <w:jc w:val="both"/>
+        <w:rPr>
+          <w:rFonts w:ascii="Arial" w:hAnsi="Arial" w:cs="Arial"/>
+          <w:sz w:val="36"/>
+          <w:szCs w:val="36"/>
+        </w:rPr>
+      </w:pPr>
+      <w:r>
+        <w:rPr>
+          <w:rFonts w:ascii="Arial" w:hAnsi="Arial" w:cs="Arial"/>
+          <w:sz w:val="36"/>
+          <w:szCs w:val="36"/>
+        </w:rPr>
+        <w:t># means the image is divided</w:t>
+      </w:r>
+    </w:p>
+    <w:p>
+      <w:pPr>
+        <w:pStyle w:val="ListParagraph"/>
+        <w:jc w:val="both"/>
+        <w:rPr>
+          <w:rFonts w:ascii="Arial" w:hAnsi="Arial" w:cs="Arial"/>
+          <w:sz w:val="36"/>
+          <w:szCs w:val="36"/>
+        </w:rPr>
+      </w:pPr>
+      <w:r>
+        <w:rPr>
+          <w:rFonts w:ascii="Arial" w:hAnsi="Arial" w:cs="Arial"/>
+          <w:sz w:val="36"/>
+          <w:szCs w:val="36"/>
+        </w:rPr>
+        <w:t># into 64 tiles.</w:t>
+      </w:r>
+    </w:p>
+    <w:p>
+      <w:pPr>
+        <w:pStyle w:val="ListParagraph"/>
+        <w:jc w:val="both"/>
+        <w:rPr>
+          <w:rFonts w:ascii="Arial" w:hAnsi="Arial" w:cs="Arial"/>
+          <w:sz w:val="36"/>
+          <w:szCs w:val="36"/>
+        </w:rPr>
+      </w:pPr>
+      <w:r>
+        <w:rPr>
+          <w:rFonts w:ascii="Arial" w:hAnsi="Arial" w:cs="Arial"/>
+          <w:sz w:val="36"/>
+          <w:szCs w:val="36"/>
+        </w:rPr>
+        <w:t>#</w:t>
+      </w:r>
+    </w:p>
+    <w:p>
+      <w:pPr>
+        <w:pStyle w:val="ListParagraph"/>
+        <w:jc w:val="both"/>
+        <w:rPr>
+          <w:rFonts w:ascii="Arial" w:hAnsi="Arial" w:cs="Arial"/>
+          <w:sz w:val="36"/>
+          <w:szCs w:val="36"/>
+        </w:rPr>
+      </w:pPr>
+      <w:r>
+        <w:rPr>
+          <w:rFonts w:ascii="Arial" w:hAnsi="Arial" w:cs="Arial"/>
+          <w:sz w:val="36"/>
+          <w:szCs w:val="36"/>
+        </w:rPr>
+        <w:t># Every tile is processed</w:t>
+      </w:r>
+    </w:p>
+    <w:p>
+      <w:pPr>
+        <w:pStyle w:val="ListParagraph"/>
+        <w:jc w:val="both"/>
+        <w:rPr>
+          <w:rFonts w:ascii="Arial" w:hAnsi="Arial" w:cs="Arial"/>
+          <w:sz w:val="36"/>
+          <w:szCs w:val="36"/>
+        </w:rPr>
+      </w:pPr>
+      <w:r>
+        <w:rPr>
+          <w:rFonts w:ascii="Arial" w:hAnsi="Arial" w:cs="Arial"/>
+          <w:sz w:val="36"/>
+          <w:szCs w:val="36"/>
+        </w:rPr>
+        <w:t># independently.</w:t>
+      </w:r>
+    </w:p>
+    <w:p>
+      <w:pPr>
+        <w:pStyle w:val="ListParagraph"/>
+        <w:jc w:val="both"/>
+        <w:rPr>
+          <w:rFonts w:ascii="Arial" w:hAnsi="Arial" w:cs="Arial"/>
+          <w:sz w:val="36"/>
+          <w:szCs w:val="36"/>
+        </w:rPr>
+      </w:pPr>
+      <w:r>
+        <w:rPr>
+          <w:rFonts w:ascii="Arial" w:hAnsi="Arial" w:cs="Arial"/>
+          <w:sz w:val="36"/>
+          <w:szCs w:val="36"/>
+        </w:rPr>
+        <w:lastRenderedPageBreak/>
+        <w:t>#</w:t>
+      </w:r>
+    </w:p>
+    <w:p>
+      <w:pPr>
+        <w:pStyle w:val="ListParagraph"/>
+        <w:jc w:val="both"/>
+        <w:rPr>
+          <w:rFonts w:ascii="Arial" w:hAnsi="Arial" w:cs="Arial"/>
+          <w:sz w:val="36"/>
+          <w:szCs w:val="36"/>
+        </w:rPr>
+      </w:pPr>
+      <w:r>
+        <w:rPr>
+          <w:rFonts w:ascii="Arial" w:hAnsi="Arial" w:cs="Arial"/>
+          <w:sz w:val="36"/>
+          <w:szCs w:val="36"/>
+        </w:rPr>
+        <w:t># Contrast enhancement is</w:t>
+      </w:r>
+    </w:p>
+    <w:p>
+      <w:pPr>
+        <w:pStyle w:val="ListParagraph"/>
+        <w:jc w:val="both"/>
+        <w:rPr>
+          <w:rFonts w:ascii="Arial" w:hAnsi="Arial" w:cs="Arial"/>
+          <w:sz w:val="36"/>
+          <w:szCs w:val="36"/>
+        </w:rPr>
+      </w:pPr>
+      <w:r>
+        <w:rPr>
+          <w:rFonts w:ascii="Arial" w:hAnsi="Arial" w:cs="Arial"/>
+          <w:sz w:val="36"/>
+          <w:szCs w:val="36"/>
+        </w:rPr>
+        <w:t># limited using:</w:t>
+      </w:r>
+    </w:p>
+    <w:p>
+      <w:pPr>
+        <w:pStyle w:val="ListParagraph"/>
+        <w:jc w:val="both"/>
+        <w:rPr>
+          <w:rFonts w:ascii="Arial" w:hAnsi="Arial" w:cs="Arial"/>
+          <w:sz w:val="36"/>
+          <w:szCs w:val="36"/>
+        </w:rPr>
+      </w:pPr>
+      <w:r>
+        <w:rPr>
+          <w:rFonts w:ascii="Arial" w:hAnsi="Arial" w:cs="Arial"/>
+          <w:sz w:val="36"/>
+          <w:szCs w:val="36"/>
+        </w:rPr>
+        <w:t>#</w:t>
+      </w:r>
+    </w:p>
+    <w:p>
+      <w:pPr>
+        <w:pStyle w:val="ListParagraph"/>
+        <w:jc w:val="both"/>
+        <w:rPr>
+          <w:rFonts w:ascii="Arial" w:hAnsi="Arial" w:cs="Arial"/>
+          <w:sz w:val="36"/>
+          <w:szCs w:val="36"/>
+        </w:rPr>
+      </w:pPr>
+      <w:r>
+        <w:rPr>
+          <w:rFonts w:ascii="Arial" w:hAnsi="Arial" w:cs="Arial"/>
+          <w:sz w:val="36"/>
+          <w:szCs w:val="36"/>
+        </w:rPr>
+        <w:t xml:space="preserve"># </w:t>
+      </w:r>
+      <w:proofErr w:type="spellStart"/>
+      <w:r>
+        <w:rPr>
+          <w:rFonts w:ascii="Arial" w:hAnsi="Arial" w:cs="Arial"/>
+          <w:sz w:val="36"/>
+          <w:szCs w:val="36"/>
+        </w:rPr>
+        <w:t>clipLimit</w:t>
+      </w:r>
+      <w:proofErr w:type="spellEnd"/>
+    </w:p>
+    <w:p>
+      <w:pPr>
+        <w:pStyle w:val="ListParagraph"/>
+        <w:jc w:val="both"/>
+        <w:rPr>
+          <w:rFonts w:ascii="Arial" w:hAnsi="Arial" w:cs="Arial"/>
+          <w:sz w:val="36"/>
+          <w:szCs w:val="36"/>
+        </w:rPr>
+      </w:pPr>
+      <w:r>
+        <w:rPr>
+          <w:rFonts w:ascii="Arial" w:hAnsi="Arial" w:cs="Arial"/>
+          <w:sz w:val="36"/>
+          <w:szCs w:val="36"/>
+        </w:rPr>
+        <w:t>#</w:t>
+      </w:r>
+    </w:p>
+    <w:p>
+      <w:pPr>
+        <w:pStyle w:val="ListParagraph"/>
+        <w:jc w:val="both"/>
+        <w:rPr>
+          <w:rFonts w:ascii="Arial" w:hAnsi="Arial" w:cs="Arial"/>
+          <w:sz w:val="36"/>
+          <w:szCs w:val="36"/>
+        </w:rPr>
+      </w:pPr>
+      <w:r>
+        <w:rPr>
+          <w:rFonts w:ascii="Arial" w:hAnsi="Arial" w:cs="Arial"/>
+          <w:sz w:val="36"/>
+          <w:szCs w:val="36"/>
+        </w:rPr>
+        <w:t># This prevents</w:t>
+      </w:r>
+    </w:p>
+    <w:p>
+      <w:pPr>
+        <w:pStyle w:val="ListParagraph"/>
+        <w:jc w:val="both"/>
+        <w:rPr>
+          <w:rFonts w:ascii="Arial" w:hAnsi="Arial" w:cs="Arial"/>
+          <w:sz w:val="36"/>
+          <w:szCs w:val="36"/>
+        </w:rPr>
+      </w:pPr>
+      <w:r>
+        <w:rPr>
+          <w:rFonts w:ascii="Arial" w:hAnsi="Arial" w:cs="Arial"/>
+          <w:sz w:val="36"/>
+          <w:szCs w:val="36"/>
+        </w:rPr>
+        <w:t># over-enhancement and</w:t>
+      </w:r>
+    </w:p>
+    <w:p>
+      <w:pPr>
+        <w:pStyle w:val="ListParagraph"/>
+        <w:jc w:val="both"/>
+        <w:rPr>
+          <w:rFonts w:ascii="Arial" w:hAnsi="Arial" w:cs="Arial"/>
+          <w:sz w:val="36"/>
+          <w:szCs w:val="36"/>
+        </w:rPr>
+      </w:pPr>
+      <w:r>
+        <w:rPr>
+          <w:rFonts w:ascii="Arial" w:hAnsi="Arial" w:cs="Arial"/>
+          <w:sz w:val="36"/>
+          <w:szCs w:val="36"/>
+        </w:rPr>
+        <w:t># excessive noise.</w:t>
+      </w:r>
+    </w:p>
+    <w:p>
+      <w:pPr>
+        <w:pStyle w:val="ListParagraph"/>
+        <w:jc w:val="both"/>
+        <w:rPr>
+          <w:rFonts w:ascii="Arial" w:hAnsi="Arial" w:cs="Arial"/>
+          <w:sz w:val="36"/>
+          <w:szCs w:val="36"/>
+        </w:rPr>
+      </w:pPr>
+      <w:r>
+        <w:rPr>
+          <w:rFonts w:ascii="Arial" w:hAnsi="Arial" w:cs="Arial"/>
+          <w:sz w:val="36"/>
+          <w:szCs w:val="36"/>
+        </w:rPr>
+        <w:t>#</w:t>
+      </w:r>
+    </w:p>
+    <w:p>
+      <w:pPr>
+        <w:pStyle w:val="ListParagraph"/>
+        <w:jc w:val="both"/>
+        <w:rPr>
+          <w:rFonts w:ascii="Arial" w:hAnsi="Arial" w:cs="Arial"/>
+          <w:sz w:val="36"/>
+          <w:szCs w:val="36"/>
+        </w:rPr>
+      </w:pPr>
+      <w:r>
+        <w:rPr>
+          <w:rFonts w:ascii="Arial" w:hAnsi="Arial" w:cs="Arial"/>
+          <w:sz w:val="36"/>
+          <w:szCs w:val="36"/>
+        </w:rPr>
+        <w:t># OpenCV Functions:</w:t>
+      </w:r>
+    </w:p>
+    <w:p>
+      <w:pPr>
+        <w:pStyle w:val="ListParagraph"/>
+        <w:jc w:val="both"/>
+        <w:rPr>
+          <w:rFonts w:ascii="Arial" w:hAnsi="Arial" w:cs="Arial"/>
+          <w:sz w:val="36"/>
+          <w:szCs w:val="36"/>
+        </w:rPr>
+      </w:pPr>
+      <w:r>
+        <w:rPr>
+          <w:rFonts w:ascii="Arial" w:hAnsi="Arial" w:cs="Arial"/>
+          <w:sz w:val="36"/>
+          <w:szCs w:val="36"/>
+        </w:rPr>
+        <w:t>#</w:t>
+      </w:r>
+    </w:p>
+    <w:p>
+      <w:pPr>
+        <w:pStyle w:val="ListParagraph"/>
+        <w:jc w:val="both"/>
+        <w:rPr>
+          <w:rFonts w:ascii="Arial" w:hAnsi="Arial" w:cs="Arial"/>
+          <w:sz w:val="36"/>
+          <w:szCs w:val="36"/>
+        </w:rPr>
+      </w:pPr>
+      <w:r>
+        <w:rPr>
+          <w:rFonts w:ascii="Arial" w:hAnsi="Arial" w:cs="Arial"/>
+          <w:sz w:val="36"/>
+          <w:szCs w:val="36"/>
+        </w:rPr>
+        <w:t># cv2.createCLAHE()</w:t>
+      </w:r>
+    </w:p>
+    <w:p>
+      <w:pPr>
+        <w:pStyle w:val="ListParagraph"/>
+        <w:jc w:val="both"/>
+        <w:rPr>
+          <w:rFonts w:ascii="Arial" w:hAnsi="Arial" w:cs="Arial"/>
+          <w:sz w:val="36"/>
+          <w:szCs w:val="36"/>
+        </w:rPr>
+      </w:pPr>
+      <w:r>
+        <w:rPr>
+          <w:rFonts w:ascii="Arial" w:hAnsi="Arial" w:cs="Arial"/>
+          <w:sz w:val="36"/>
+          <w:szCs w:val="36"/>
+        </w:rPr>
+        <w:t>#</w:t>
+      </w:r>
+    </w:p>
+    <w:p>
+      <w:pPr>
+        <w:pStyle w:val="ListParagraph"/>
+        <w:jc w:val="both"/>
+        <w:rPr>
+          <w:rFonts w:ascii="Arial" w:hAnsi="Arial" w:cs="Arial"/>
+          <w:sz w:val="36"/>
+          <w:szCs w:val="36"/>
+        </w:rPr>
+      </w:pPr>
+      <w:r>
+        <w:rPr>
+          <w:rFonts w:ascii="Arial" w:hAnsi="Arial" w:cs="Arial"/>
+          <w:sz w:val="36"/>
+          <w:szCs w:val="36"/>
+        </w:rPr>
+        <w:t xml:space="preserve"># </w:t>
+      </w:r>
+      <w:proofErr w:type="spellStart"/>
+      <w:r>
+        <w:rPr>
+          <w:rFonts w:ascii="Arial" w:hAnsi="Arial" w:cs="Arial"/>
+          <w:sz w:val="36"/>
+          <w:szCs w:val="36"/>
+        </w:rPr>
+        <w:t>clahe.apply</w:t>
+      </w:r>
+      <w:proofErr w:type="spellEnd"/>
+      <w:r>
+        <w:rPr>
+          <w:rFonts w:ascii="Arial" w:hAnsi="Arial" w:cs="Arial"/>
+          <w:sz w:val="36"/>
+          <w:szCs w:val="36"/>
+        </w:rPr>
+        <w:t>()</w:t>
+      </w:r>
+    </w:p>
+    <w:p>
+      <w:pPr>
+        <w:pStyle w:val="ListParagraph"/>
+        <w:jc w:val="both"/>
+        <w:rPr>
+          <w:rFonts w:ascii="Arial" w:hAnsi="Arial" w:cs="Arial"/>
+          <w:sz w:val="36"/>
+          <w:szCs w:val="36"/>
+        </w:rPr>
+      </w:pPr>
+      <w:r>
+        <w:rPr>
+          <w:rFonts w:ascii="Arial" w:hAnsi="Arial" w:cs="Arial"/>
+          <w:sz w:val="36"/>
+          <w:szCs w:val="36"/>
+        </w:rPr>
+        <w:t>#</w:t>
+      </w:r>
+    </w:p>
+    <w:p>
+      <w:pPr>
+        <w:pStyle w:val="ListParagraph"/>
+        <w:jc w:val="both"/>
+        <w:rPr>
+          <w:rFonts w:ascii="Arial" w:hAnsi="Arial" w:cs="Arial"/>
+          <w:sz w:val="36"/>
+          <w:szCs w:val="36"/>
+        </w:rPr>
+      </w:pPr>
+      <w:r>
+        <w:rPr>
+          <w:rFonts w:ascii="Arial" w:hAnsi="Arial" w:cs="Arial"/>
+          <w:sz w:val="36"/>
+          <w:szCs w:val="36"/>
+        </w:rPr>
+        <w:t># Advantages:</w:t>
+      </w:r>
+    </w:p>
+    <w:p>
+      <w:pPr>
+        <w:pStyle w:val="ListParagraph"/>
+        <w:jc w:val="both"/>
+        <w:rPr>
+          <w:rFonts w:ascii="Arial" w:hAnsi="Arial" w:cs="Arial"/>
+          <w:sz w:val="36"/>
+          <w:szCs w:val="36"/>
+        </w:rPr>
+      </w:pPr>
+      <w:r>
+        <w:rPr>
+          <w:rFonts w:ascii="Arial" w:hAnsi="Arial" w:cs="Arial"/>
+          <w:sz w:val="36"/>
+          <w:szCs w:val="36"/>
+        </w:rPr>
+        <w:t>#</w:t>
+      </w:r>
+    </w:p>
+    <w:p>
+      <w:pPr>
+        <w:pStyle w:val="ListParagraph"/>
+        <w:jc w:val="both"/>
+        <w:rPr>
+          <w:rFonts w:ascii="Arial" w:hAnsi="Arial" w:cs="Arial"/>
+          <w:sz w:val="36"/>
+          <w:szCs w:val="36"/>
+        </w:rPr>
+      </w:pPr>
+      <w:r>
+        <w:rPr>
+          <w:rFonts w:ascii="Arial" w:hAnsi="Arial" w:cs="Arial"/>
+          <w:sz w:val="36"/>
+          <w:szCs w:val="36"/>
+        </w:rPr>
+        <w:t># • Better Local Contrast</w:t>
+      </w:r>
+    </w:p>
+    <w:p>
+      <w:pPr>
+        <w:pStyle w:val="ListParagraph"/>
+        <w:jc w:val="both"/>
+        <w:rPr>
+          <w:rFonts w:ascii="Arial" w:hAnsi="Arial" w:cs="Arial"/>
+          <w:sz w:val="36"/>
+          <w:szCs w:val="36"/>
+        </w:rPr>
+      </w:pPr>
+      <w:r>
+        <w:rPr>
+          <w:rFonts w:ascii="Arial" w:hAnsi="Arial" w:cs="Arial"/>
+          <w:sz w:val="36"/>
+          <w:szCs w:val="36"/>
+        </w:rPr>
+        <w:t># • More Natural Image</w:t>
+      </w:r>
+    </w:p>
+    <w:p>
+      <w:pPr>
+        <w:pStyle w:val="ListParagraph"/>
+        <w:jc w:val="both"/>
+        <w:rPr>
+          <w:rFonts w:ascii="Arial" w:hAnsi="Arial" w:cs="Arial"/>
+          <w:sz w:val="36"/>
+          <w:szCs w:val="36"/>
+        </w:rPr>
+      </w:pPr>
+      <w:r>
+        <w:rPr>
+          <w:rFonts w:ascii="Arial" w:hAnsi="Arial" w:cs="Arial"/>
+          <w:sz w:val="36"/>
+          <w:szCs w:val="36"/>
+        </w:rPr>
+        <w:t># • Less Noise Enhancement</w:t>
+      </w:r>
+    </w:p>
+    <w:p>
+      <w:pPr>
+        <w:pStyle w:val="ListParagraph"/>
+        <w:jc w:val="both"/>
+        <w:rPr>
+          <w:rFonts w:ascii="Arial" w:hAnsi="Arial" w:cs="Arial"/>
+          <w:sz w:val="36"/>
+          <w:szCs w:val="36"/>
+        </w:rPr>
+      </w:pPr>
+      <w:r>
+        <w:rPr>
+          <w:rFonts w:ascii="Arial" w:hAnsi="Arial" w:cs="Arial"/>
+          <w:sz w:val="36"/>
+          <w:szCs w:val="36"/>
+        </w:rPr>
+        <w:t>#</w:t>
+      </w:r>
+    </w:p>
+    <w:p>
+      <w:pPr>
+        <w:pStyle w:val="ListParagraph"/>
+        <w:jc w:val="both"/>
+        <w:rPr>
+          <w:rFonts w:ascii="Arial" w:hAnsi="Arial" w:cs="Arial"/>
+          <w:sz w:val="36"/>
+          <w:szCs w:val="36"/>
+        </w:rPr>
+      </w:pPr>
+      <w:r>
+        <w:rPr>
+          <w:rFonts w:ascii="Arial" w:hAnsi="Arial" w:cs="Arial"/>
+          <w:sz w:val="36"/>
+          <w:szCs w:val="36"/>
+        </w:rPr>
+        <w:t># Used in:</w:t>
+      </w:r>
+    </w:p>
+    <w:p>
+      <w:pPr>
+        <w:pStyle w:val="ListParagraph"/>
+        <w:jc w:val="both"/>
+        <w:rPr>
+          <w:rFonts w:ascii="Arial" w:hAnsi="Arial" w:cs="Arial"/>
+          <w:sz w:val="36"/>
+          <w:szCs w:val="36"/>
+        </w:rPr>
+      </w:pPr>
+      <w:r>
+        <w:rPr>
+          <w:rFonts w:ascii="Arial" w:hAnsi="Arial" w:cs="Arial"/>
+          <w:sz w:val="36"/>
+          <w:szCs w:val="36"/>
+        </w:rPr>
+        <w:t>#</w:t>
+      </w:r>
+    </w:p>
+    <w:p>
+      <w:pPr>
+        <w:pStyle w:val="ListParagraph"/>
+        <w:jc w:val="both"/>
+        <w:rPr>
+          <w:rFonts w:ascii="Arial" w:hAnsi="Arial" w:cs="Arial"/>
+          <w:sz w:val="36"/>
+          <w:szCs w:val="36"/>
+        </w:rPr>
+      </w:pPr>
+      <w:r>
+        <w:rPr>
+          <w:rFonts w:ascii="Arial" w:hAnsi="Arial" w:cs="Arial"/>
+          <w:sz w:val="36"/>
+          <w:szCs w:val="36"/>
+        </w:rPr>
+        <w:t># • Medical Imaging</w:t>
+      </w:r>
+    </w:p>
+    <w:p>
+      <w:pPr>
+        <w:pStyle w:val="ListParagraph"/>
+        <w:jc w:val="both"/>
+        <w:rPr>
+          <w:rFonts w:ascii="Arial" w:hAnsi="Arial" w:cs="Arial"/>
+          <w:sz w:val="36"/>
+          <w:szCs w:val="36"/>
+        </w:rPr>
+      </w:pPr>
+      <w:r>
+        <w:rPr>
+          <w:rFonts w:ascii="Arial" w:hAnsi="Arial" w:cs="Arial"/>
+          <w:sz w:val="36"/>
+          <w:szCs w:val="36"/>
+        </w:rPr>
+        <w:t># • Self Driving Cars</w:t>
+      </w:r>
+    </w:p>
+    <w:p>
+      <w:pPr>
+        <w:pStyle w:val="ListParagraph"/>
+        <w:jc w:val="both"/>
+        <w:rPr>
+          <w:rFonts w:ascii="Arial" w:hAnsi="Arial" w:cs="Arial"/>
+          <w:sz w:val="36"/>
+          <w:szCs w:val="36"/>
+        </w:rPr>
+      </w:pPr>
+      <w:r>
+        <w:rPr>
+          <w:rFonts w:ascii="Arial" w:hAnsi="Arial" w:cs="Arial"/>
+          <w:sz w:val="36"/>
+          <w:szCs w:val="36"/>
+        </w:rPr>
+        <w:t># • Industrial Inspection</w:t>
+      </w:r>
+    </w:p>
+    <w:p>
+      <w:pPr>
+        <w:pStyle w:val="ListParagraph"/>
+        <w:jc w:val="both"/>
+        <w:rPr>
+          <w:rFonts w:ascii="Arial" w:hAnsi="Arial" w:cs="Arial"/>
+          <w:sz w:val="36"/>
+          <w:szCs w:val="36"/>
+        </w:rPr>
+      </w:pPr>
+      <w:r>
+        <w:rPr>
+          <w:rFonts w:ascii="Arial" w:hAnsi="Arial" w:cs="Arial"/>
+          <w:sz w:val="36"/>
+          <w:szCs w:val="36"/>
+        </w:rPr>
+        <w:t># • Satellite Images</w:t>
+      </w:r>
     </w:p>
     <w:sectPr>
       <w:pgSz w:w="11906" w:h="16838"/>
@@ -28287,6 +30942,7 @@
   <w:style w:type="character" w:default="1" w:styleId="DefaultParagraphFont">
     <w:name w:val="Default Paragraph Font"/>
     <w:uiPriority w:val="1"/>
+    <w:semiHidden/>
     <w:unhideWhenUsed/>
   </w:style>
   <w:style w:type="table" w:default="1" w:styleId="TableNormal">

--- a/Working.docx
+++ b/Working.docx
@@ -271,9 +271,14 @@
       </w:r>
     </w:p>
     <w:p>
+      <w:proofErr w:type="gramStart"/>
       <w:r>
         <w:lastRenderedPageBreak/>
-        <w:t>So this command means:</w:t>
+        <w:t>So</w:t>
+      </w:r>
+      <w:proofErr w:type="gramEnd"/>
+      <w:r>
+        <w:t xml:space="preserve"> this command means:</w:t>
       </w:r>
     </w:p>
     <w:p>
@@ -975,14 +980,25 @@
           <w:szCs w:val="44"/>
         </w:rPr>
       </w:pPr>
-      <w:r>
-        <w:rPr>
-          <w:b/>
-          <w:bCs/>
-          <w:sz w:val="44"/>
-          <w:szCs w:val="44"/>
-        </w:rPr>
-        <w:t>Open Source Computer Vision Library</w:t>
+      <w:proofErr w:type="gramStart"/>
+      <w:r>
+        <w:rPr>
+          <w:b/>
+          <w:bCs/>
+          <w:sz w:val="44"/>
+          <w:szCs w:val="44"/>
+        </w:rPr>
+        <w:t>Open Source</w:t>
+      </w:r>
+      <w:proofErr w:type="gramEnd"/>
+      <w:r>
+        <w:rPr>
+          <w:b/>
+          <w:bCs/>
+          <w:sz w:val="44"/>
+          <w:szCs w:val="44"/>
+        </w:rPr>
+        <w:t xml:space="preserve"> Computer Vision Library</w:t>
       </w:r>
     </w:p>
     <w:p>
@@ -2220,12 +2236,21 @@
           <w:szCs w:val="44"/>
         </w:rPr>
       </w:pPr>
-      <w:r>
-        <w:rPr>
-          <w:sz w:val="44"/>
-          <w:szCs w:val="44"/>
-        </w:rPr>
-        <w:t>print() is a function.</w:t>
+      <w:proofErr w:type="gramStart"/>
+      <w:r>
+        <w:rPr>
+          <w:sz w:val="44"/>
+          <w:szCs w:val="44"/>
+        </w:rPr>
+        <w:t>print(</w:t>
+      </w:r>
+      <w:proofErr w:type="gramEnd"/>
+      <w:r>
+        <w:rPr>
+          <w:sz w:val="44"/>
+          <w:szCs w:val="44"/>
+        </w:rPr>
+        <w:t>) is a function.</w:t>
       </w:r>
     </w:p>
     <w:p>
@@ -3403,14 +3428,25 @@
           <w:szCs w:val="44"/>
         </w:rPr>
       </w:pPr>
-      <w:r>
-        <w:rPr>
-          <w:b/>
-          <w:bCs/>
-          <w:sz w:val="44"/>
-          <w:szCs w:val="44"/>
-        </w:rPr>
-        <w:t>Open Source Computer Vision Library</w:t>
+      <w:proofErr w:type="gramStart"/>
+      <w:r>
+        <w:rPr>
+          <w:b/>
+          <w:bCs/>
+          <w:sz w:val="44"/>
+          <w:szCs w:val="44"/>
+        </w:rPr>
+        <w:t>Open Source</w:t>
+      </w:r>
+      <w:proofErr w:type="gramEnd"/>
+      <w:r>
+        <w:rPr>
+          <w:b/>
+          <w:bCs/>
+          <w:sz w:val="44"/>
+          <w:szCs w:val="44"/>
+        </w:rPr>
+        <w:t xml:space="preserve"> Computer Vision Library</w:t>
       </w:r>
     </w:p>
     <w:p>
@@ -4425,8 +4461,17 @@
           <w:szCs w:val="44"/>
         </w:rPr>
         <w:br/>
-        <w:t>git add .</w:t>
-      </w:r>
+        <w:t xml:space="preserve">git </w:t>
+      </w:r>
+      <w:proofErr w:type="gramStart"/>
+      <w:r>
+        <w:rPr>
+          <w:sz w:val="44"/>
+          <w:szCs w:val="44"/>
+        </w:rPr>
+        <w:t>add .</w:t>
+      </w:r>
+      <w:proofErr w:type="gramEnd"/>
       <w:r>
         <w:rPr>
           <w:sz w:val="44"/>
@@ -4626,6 +4671,7 @@
         <w:t xml:space="preserve">What does </w:t>
       </w:r>
       <w:proofErr w:type="spellStart"/>
+      <w:proofErr w:type="gramStart"/>
       <w:r>
         <w:rPr>
           <w:rFonts w:ascii="Arial" w:hAnsi="Arial" w:cs="Arial"/>
@@ -4635,6 +4681,7 @@
         <w:t>image.shape</w:t>
       </w:r>
       <w:proofErr w:type="spellEnd"/>
+      <w:proofErr w:type="gramEnd"/>
       <w:r>
         <w:rPr>
           <w:rFonts w:ascii="Arial" w:hAnsi="Arial" w:cs="Arial"/>
@@ -5057,6 +5104,7 @@
         <w:t xml:space="preserve">Q2. What is the difference between </w:t>
       </w:r>
       <w:proofErr w:type="spellStart"/>
+      <w:proofErr w:type="gramStart"/>
       <w:r>
         <w:rPr>
           <w:rFonts w:ascii="Arial" w:hAnsi="Arial" w:cs="Arial"/>
@@ -5076,9 +5124,21 @@
           <w:sz w:val="44"/>
           <w:szCs w:val="44"/>
         </w:rPr>
-        <w:t xml:space="preserve">() and </w:t>
+        <w:t>(</w:t>
+      </w:r>
+      <w:proofErr w:type="gramEnd"/>
+      <w:r>
+        <w:rPr>
+          <w:rFonts w:ascii="Arial" w:hAnsi="Arial" w:cs="Arial"/>
+          <w:b/>
+          <w:bCs/>
+          <w:sz w:val="44"/>
+          <w:szCs w:val="44"/>
+        </w:rPr>
+        <w:t xml:space="preserve">) and </w:t>
       </w:r>
       <w:proofErr w:type="spellStart"/>
+      <w:proofErr w:type="gramStart"/>
       <w:r>
         <w:rPr>
           <w:rFonts w:ascii="Arial" w:hAnsi="Arial" w:cs="Arial"/>
@@ -5098,7 +5158,18 @@
           <w:sz w:val="44"/>
           <w:szCs w:val="44"/>
         </w:rPr>
-        <w:t>()?</w:t>
+        <w:t>(</w:t>
+      </w:r>
+      <w:proofErr w:type="gramEnd"/>
+      <w:r>
+        <w:rPr>
+          <w:rFonts w:ascii="Arial" w:hAnsi="Arial" w:cs="Arial"/>
+          <w:b/>
+          <w:bCs/>
+          <w:sz w:val="44"/>
+          <w:szCs w:val="44"/>
+        </w:rPr>
+        <w:t>)?</w:t>
       </w:r>
     </w:p>
     <w:p>
@@ -5133,6 +5204,7 @@
         </w:rPr>
       </w:pPr>
       <w:proofErr w:type="spellStart"/>
+      <w:proofErr w:type="gramStart"/>
       <w:r>
         <w:rPr>
           <w:rFonts w:ascii="Arial" w:hAnsi="Arial" w:cs="Arial"/>
@@ -5148,7 +5220,16 @@
           <w:sz w:val="44"/>
           <w:szCs w:val="44"/>
         </w:rPr>
-        <w:t xml:space="preserve">() reads an image from disk and returns a NumPy array. </w:t>
+        <w:t>(</w:t>
+      </w:r>
+      <w:proofErr w:type="gramEnd"/>
+      <w:r>
+        <w:rPr>
+          <w:rFonts w:ascii="Arial" w:hAnsi="Arial" w:cs="Arial"/>
+          <w:sz w:val="44"/>
+          <w:szCs w:val="44"/>
+        </w:rPr>
+        <w:t xml:space="preserve">) reads an image from disk and returns a NumPy array. </w:t>
       </w:r>
     </w:p>
     <w:p>
@@ -5164,6 +5245,7 @@
         </w:rPr>
       </w:pPr>
       <w:proofErr w:type="spellStart"/>
+      <w:proofErr w:type="gramStart"/>
       <w:r>
         <w:rPr>
           <w:rFonts w:ascii="Arial" w:hAnsi="Arial" w:cs="Arial"/>
@@ -5180,7 +5262,16 @@
           <w:sz w:val="44"/>
           <w:szCs w:val="44"/>
         </w:rPr>
-        <w:t xml:space="preserve">() displays a NumPy array in a window. </w:t>
+        <w:t>(</w:t>
+      </w:r>
+      <w:proofErr w:type="gramEnd"/>
+      <w:r>
+        <w:rPr>
+          <w:rFonts w:ascii="Arial" w:hAnsi="Arial" w:cs="Arial"/>
+          <w:sz w:val="44"/>
+          <w:szCs w:val="44"/>
+        </w:rPr>
+        <w:t xml:space="preserve">) displays a NumPy array in a window. </w:t>
       </w:r>
     </w:p>
     <w:p>
@@ -5223,6 +5314,7 @@
         <w:t xml:space="preserve">Q3. Does </w:t>
       </w:r>
       <w:proofErr w:type="spellStart"/>
+      <w:proofErr w:type="gramStart"/>
       <w:r>
         <w:rPr>
           <w:rFonts w:ascii="Arial" w:hAnsi="Arial" w:cs="Arial"/>
@@ -5242,7 +5334,18 @@
           <w:sz w:val="44"/>
           <w:szCs w:val="44"/>
         </w:rPr>
-        <w:t>() read the image from disk?</w:t>
+        <w:t>(</w:t>
+      </w:r>
+      <w:proofErr w:type="gramEnd"/>
+      <w:r>
+        <w:rPr>
+          <w:rFonts w:ascii="Arial" w:hAnsi="Arial" w:cs="Arial"/>
+          <w:b/>
+          <w:bCs/>
+          <w:sz w:val="44"/>
+          <w:szCs w:val="44"/>
+        </w:rPr>
+        <w:t>) read the image from disk?</w:t>
       </w:r>
     </w:p>
     <w:p>
@@ -5885,6 +5988,7 @@
         <w:t>array[</w:t>
       </w:r>
       <w:proofErr w:type="spellStart"/>
+      <w:proofErr w:type="gramStart"/>
       <w:r>
         <w:rPr>
           <w:rFonts w:ascii="Arial" w:hAnsi="Arial" w:cs="Arial"/>
@@ -5894,6 +5998,7 @@
         <w:t>start:end</w:t>
       </w:r>
       <w:proofErr w:type="spellEnd"/>
+      <w:proofErr w:type="gramEnd"/>
       <w:r>
         <w:rPr>
           <w:rFonts w:ascii="Arial" w:hAnsi="Arial" w:cs="Arial"/>
@@ -6005,36 +6110,36 @@
           <w:sz w:val="32"/>
           <w:szCs w:val="32"/>
         </w:rPr>
-        <w:t>image[:, :]        # Entire image</w:t>
-      </w:r>
-    </w:p>
-    <w:p>
-      <w:pPr>
-        <w:pStyle w:val="ListParagraph"/>
+        <w:t>image</w:t>
+      </w:r>
+      <w:proofErr w:type="gramStart"/>
+      <w:r>
         <w:rPr>
           <w:rFonts w:ascii="Arial" w:hAnsi="Arial" w:cs="Arial"/>
           <w:sz w:val="32"/>
           <w:szCs w:val="32"/>
         </w:rPr>
-      </w:pPr>
-    </w:p>
-    <w:p>
-      <w:pPr>
-        <w:pStyle w:val="ListParagraph"/>
+        <w:t>[:,</w:t>
+      </w:r>
+      <w:proofErr w:type="gramEnd"/>
+      <w:r>
         <w:rPr>
           <w:rFonts w:ascii="Arial" w:hAnsi="Arial" w:cs="Arial"/>
           <w:sz w:val="32"/>
           <w:szCs w:val="32"/>
         </w:rPr>
-      </w:pPr>
-      <w:r>
+        <w:t xml:space="preserve"> :]        # Entire image</w:t>
+      </w:r>
+    </w:p>
+    <w:p>
+      <w:pPr>
+        <w:pStyle w:val="ListParagraph"/>
         <w:rPr>
           <w:rFonts w:ascii="Arial" w:hAnsi="Arial" w:cs="Arial"/>
           <w:sz w:val="32"/>
           <w:szCs w:val="32"/>
         </w:rPr>
-        <w:t>image[:500, :]     # First 500 rows</w:t>
-      </w:r>
+      </w:pPr>
     </w:p>
     <w:p>
       <w:pPr>
@@ -6045,51 +6150,125 @@
           <w:szCs w:val="32"/>
         </w:rPr>
       </w:pPr>
-    </w:p>
-    <w:p>
-      <w:pPr>
-        <w:pStyle w:val="ListParagraph"/>
+      <w:proofErr w:type="gramStart"/>
+      <w:r>
         <w:rPr>
           <w:rFonts w:ascii="Arial" w:hAnsi="Arial" w:cs="Arial"/>
           <w:sz w:val="32"/>
           <w:szCs w:val="32"/>
         </w:rPr>
-      </w:pPr>
+        <w:t>image[</w:t>
+      </w:r>
+      <w:proofErr w:type="gramEnd"/>
       <w:r>
         <w:rPr>
           <w:rFonts w:ascii="Arial" w:hAnsi="Arial" w:cs="Arial"/>
           <w:sz w:val="32"/>
           <w:szCs w:val="32"/>
         </w:rPr>
-        <w:t>image[:, :300]     # First 300 columns</w:t>
-      </w:r>
-    </w:p>
-    <w:p>
-      <w:pPr>
-        <w:pStyle w:val="ListParagraph"/>
+        <w:t>:500</w:t>
+      </w:r>
+      <w:proofErr w:type="gramStart"/>
+      <w:r>
         <w:rPr>
           <w:rFonts w:ascii="Arial" w:hAnsi="Arial" w:cs="Arial"/>
           <w:sz w:val="32"/>
           <w:szCs w:val="32"/>
         </w:rPr>
-      </w:pPr>
-    </w:p>
-    <w:p>
-      <w:pPr>
-        <w:pStyle w:val="ListParagraph"/>
+        <w:t>, :</w:t>
+      </w:r>
+      <w:proofErr w:type="gramEnd"/>
+      <w:r>
         <w:rPr>
           <w:rFonts w:ascii="Arial" w:hAnsi="Arial" w:cs="Arial"/>
           <w:sz w:val="32"/>
           <w:szCs w:val="32"/>
         </w:rPr>
-      </w:pPr>
-      <w:r>
+        <w:t>]     # First 500 rows</w:t>
+      </w:r>
+    </w:p>
+    <w:p>
+      <w:pPr>
+        <w:pStyle w:val="ListParagraph"/>
         <w:rPr>
           <w:rFonts w:ascii="Arial" w:hAnsi="Arial" w:cs="Arial"/>
           <w:sz w:val="32"/>
           <w:szCs w:val="32"/>
         </w:rPr>
-        <w:t>image[300:, :]</w:t>
+      </w:pPr>
+    </w:p>
+    <w:p>
+      <w:pPr>
+        <w:pStyle w:val="ListParagraph"/>
+        <w:rPr>
+          <w:rFonts w:ascii="Arial" w:hAnsi="Arial" w:cs="Arial"/>
+          <w:sz w:val="32"/>
+          <w:szCs w:val="32"/>
+        </w:rPr>
+      </w:pPr>
+      <w:r>
+        <w:rPr>
+          <w:rFonts w:ascii="Arial" w:hAnsi="Arial" w:cs="Arial"/>
+          <w:sz w:val="32"/>
+          <w:szCs w:val="32"/>
+        </w:rPr>
+        <w:t>image</w:t>
+      </w:r>
+      <w:proofErr w:type="gramStart"/>
+      <w:r>
+        <w:rPr>
+          <w:rFonts w:ascii="Arial" w:hAnsi="Arial" w:cs="Arial"/>
+          <w:sz w:val="32"/>
+          <w:szCs w:val="32"/>
+        </w:rPr>
+        <w:t>[:,</w:t>
+      </w:r>
+      <w:proofErr w:type="gramEnd"/>
+      <w:r>
+        <w:rPr>
+          <w:rFonts w:ascii="Arial" w:hAnsi="Arial" w:cs="Arial"/>
+          <w:sz w:val="32"/>
+          <w:szCs w:val="32"/>
+        </w:rPr>
+        <w:t xml:space="preserve"> :300]     # First 300 columns</w:t>
+      </w:r>
+    </w:p>
+    <w:p>
+      <w:pPr>
+        <w:pStyle w:val="ListParagraph"/>
+        <w:rPr>
+          <w:rFonts w:ascii="Arial" w:hAnsi="Arial" w:cs="Arial"/>
+          <w:sz w:val="32"/>
+          <w:szCs w:val="32"/>
+        </w:rPr>
+      </w:pPr>
+    </w:p>
+    <w:p>
+      <w:pPr>
+        <w:pStyle w:val="ListParagraph"/>
+        <w:rPr>
+          <w:rFonts w:ascii="Arial" w:hAnsi="Arial" w:cs="Arial"/>
+          <w:sz w:val="32"/>
+          <w:szCs w:val="32"/>
+        </w:rPr>
+      </w:pPr>
+      <w:proofErr w:type="gramStart"/>
+      <w:r>
+        <w:rPr>
+          <w:rFonts w:ascii="Arial" w:hAnsi="Arial" w:cs="Arial"/>
+          <w:sz w:val="32"/>
+          <w:szCs w:val="32"/>
+        </w:rPr>
+        <w:t>image[300:,</w:t>
+      </w:r>
+      <w:proofErr w:type="gramEnd"/>
+      <w:r>
+        <w:rPr>
+          <w:rFonts w:ascii="Arial" w:hAnsi="Arial" w:cs="Arial"/>
+          <w:sz w:val="32"/>
+          <w:szCs w:val="32"/>
+        </w:rPr>
+        <w:t xml:space="preserve"> :]</w:t>
       </w:r>
     </w:p>
     <w:p>
@@ -6815,25 +6994,25 @@
           <w:sz w:val="32"/>
           <w:szCs w:val="32"/>
         </w:rPr>
-        <w:t>Aspect Ratio = Width : Height</w:t>
-      </w:r>
-    </w:p>
-    <w:p>
-      <w:pPr>
-        <w:pStyle w:val="ListParagraph"/>
+        <w:t xml:space="preserve">Aspect Ratio = </w:t>
+      </w:r>
+      <w:proofErr w:type="gramStart"/>
+      <w:r>
         <w:rPr>
           <w:rFonts w:ascii="Arial" w:hAnsi="Arial" w:cs="Arial"/>
           <w:sz w:val="32"/>
           <w:szCs w:val="32"/>
         </w:rPr>
-      </w:pPr>
+        <w:t>Width :</w:t>
+      </w:r>
+      <w:proofErr w:type="gramEnd"/>
       <w:r>
         <w:rPr>
           <w:rFonts w:ascii="Arial" w:hAnsi="Arial" w:cs="Arial"/>
           <w:sz w:val="32"/>
           <w:szCs w:val="32"/>
         </w:rPr>
-        <w:t>For example,</w:t>
+        <w:t xml:space="preserve"> Height</w:t>
       </w:r>
     </w:p>
     <w:p>
@@ -6851,7 +7030,7 @@
           <w:sz w:val="32"/>
           <w:szCs w:val="32"/>
         </w:rPr>
-        <w:t>Suppose an image has:</w:t>
+        <w:t>For example,</w:t>
       </w:r>
     </w:p>
     <w:p>
@@ -6869,7 +7048,7 @@
           <w:sz w:val="32"/>
           <w:szCs w:val="32"/>
         </w:rPr>
-        <w:t>Width = 1920</w:t>
+        <w:t>Suppose an image has:</w:t>
       </w:r>
     </w:p>
     <w:p>
@@ -6887,7 +7066,7 @@
           <w:sz w:val="32"/>
           <w:szCs w:val="32"/>
         </w:rPr>
-        <w:t>Height = 1080</w:t>
+        <w:t>Width = 1920</w:t>
       </w:r>
     </w:p>
     <w:p>
@@ -6905,7 +7084,7 @@
           <w:sz w:val="32"/>
           <w:szCs w:val="32"/>
         </w:rPr>
-        <w:t>Its aspect ratio is:</w:t>
+        <w:t>Height = 1080</w:t>
       </w:r>
     </w:p>
     <w:p>
@@ -6923,7 +7102,7 @@
           <w:sz w:val="32"/>
           <w:szCs w:val="32"/>
         </w:rPr>
-        <w:t>1920 : 1080</w:t>
+        <w:t>Its aspect ratio is:</w:t>
       </w:r>
     </w:p>
     <w:p>
@@ -6935,87 +7114,87 @@
           <w:szCs w:val="32"/>
         </w:rPr>
       </w:pPr>
+      <w:proofErr w:type="gramStart"/>
       <w:r>
         <w:rPr>
           <w:rFonts w:ascii="Arial" w:hAnsi="Arial" w:cs="Arial"/>
           <w:sz w:val="32"/>
           <w:szCs w:val="32"/>
         </w:rPr>
-        <w:t xml:space="preserve">Divide both numbers by </w:t>
-      </w:r>
-      <w:r>
-        <w:rPr>
-          <w:rFonts w:ascii="Arial" w:hAnsi="Arial" w:cs="Arial"/>
-          <w:b/>
-          <w:bCs/>
+        <w:t>1920 :</w:t>
+      </w:r>
+      <w:proofErr w:type="gramEnd"/>
+      <w:r>
+        <w:rPr>
+          <w:rFonts w:ascii="Arial" w:hAnsi="Arial" w:cs="Arial"/>
           <w:sz w:val="32"/>
           <w:szCs w:val="32"/>
         </w:rPr>
-        <w:t>120</w:t>
-      </w:r>
-      <w:r>
+        <w:t xml:space="preserve"> 1080</w:t>
+      </w:r>
+    </w:p>
+    <w:p>
+      <w:pPr>
+        <w:pStyle w:val="ListParagraph"/>
         <w:rPr>
           <w:rFonts w:ascii="Arial" w:hAnsi="Arial" w:cs="Arial"/>
           <w:sz w:val="32"/>
           <w:szCs w:val="32"/>
         </w:rPr>
-        <w:t>:</w:t>
-      </w:r>
-    </w:p>
-    <w:p>
-      <w:pPr>
-        <w:pStyle w:val="ListParagraph"/>
+      </w:pPr>
+      <w:r>
         <w:rPr>
           <w:rFonts w:ascii="Arial" w:hAnsi="Arial" w:cs="Arial"/>
           <w:sz w:val="32"/>
           <w:szCs w:val="32"/>
         </w:rPr>
-      </w:pPr>
-      <w:r>
-        <w:rPr>
-          <w:rFonts w:ascii="Arial" w:hAnsi="Arial" w:cs="Arial"/>
+        <w:t xml:space="preserve">Divide both numbers by </w:t>
+      </w:r>
+      <w:r>
+        <w:rPr>
+          <w:rFonts w:ascii="Arial" w:hAnsi="Arial" w:cs="Arial"/>
+          <w:b/>
+          <w:bCs/>
           <w:sz w:val="32"/>
           <w:szCs w:val="32"/>
         </w:rPr>
-        <w:t>16 : 9</w:t>
-      </w:r>
-    </w:p>
-    <w:p>
-      <w:pPr>
-        <w:pStyle w:val="ListParagraph"/>
+        <w:t>120</w:t>
+      </w:r>
+      <w:r>
         <w:rPr>
           <w:rFonts w:ascii="Arial" w:hAnsi="Arial" w:cs="Arial"/>
           <w:sz w:val="32"/>
           <w:szCs w:val="32"/>
         </w:rPr>
-      </w:pPr>
-      <w:r>
+        <w:t>:</w:t>
+      </w:r>
+    </w:p>
+    <w:p>
+      <w:pPr>
+        <w:pStyle w:val="ListParagraph"/>
         <w:rPr>
           <w:rFonts w:ascii="Arial" w:hAnsi="Arial" w:cs="Arial"/>
           <w:sz w:val="32"/>
           <w:szCs w:val="32"/>
         </w:rPr>
-        <w:t>So we say:</w:t>
-      </w:r>
-    </w:p>
-    <w:p>
-      <w:pPr>
-        <w:pStyle w:val="ListParagraph"/>
+      </w:pPr>
+      <w:proofErr w:type="gramStart"/>
+      <w:r>
         <w:rPr>
           <w:rFonts w:ascii="Arial" w:hAnsi="Arial" w:cs="Arial"/>
           <w:sz w:val="32"/>
           <w:szCs w:val="32"/>
         </w:rPr>
-      </w:pPr>
-      <w:r>
-        <w:rPr>
-          <w:rFonts w:ascii="Arial" w:hAnsi="Arial" w:cs="Arial"/>
-          <w:b/>
-          <w:bCs/>
+        <w:t>16 :</w:t>
+      </w:r>
+      <w:proofErr w:type="gramEnd"/>
+      <w:r>
+        <w:rPr>
+          <w:rFonts w:ascii="Arial" w:hAnsi="Arial" w:cs="Arial"/>
           <w:sz w:val="32"/>
           <w:szCs w:val="32"/>
         </w:rPr>
-        <w:t>The image has an aspect ratio of 16:9.</w:t>
+        <w:t xml:space="preserve"> 9</w:t>
       </w:r>
     </w:p>
     <w:p>
@@ -7027,32 +7206,34 @@
           <w:szCs w:val="32"/>
         </w:rPr>
       </w:pPr>
+      <w:proofErr w:type="gramStart"/>
       <w:r>
         <w:rPr>
           <w:rFonts w:ascii="Arial" w:hAnsi="Arial" w:cs="Arial"/>
           <w:sz w:val="32"/>
           <w:szCs w:val="32"/>
         </w:rPr>
-        <w:t>Notice something:</w:t>
-      </w:r>
-    </w:p>
-    <w:p>
-      <w:pPr>
-        <w:pStyle w:val="ListParagraph"/>
+        <w:t>So</w:t>
+      </w:r>
+      <w:proofErr w:type="gramEnd"/>
+      <w:r>
         <w:rPr>
           <w:rFonts w:ascii="Arial" w:hAnsi="Arial" w:cs="Arial"/>
           <w:sz w:val="32"/>
           <w:szCs w:val="32"/>
         </w:rPr>
-      </w:pPr>
-      <w:r>
+        <w:t xml:space="preserve"> we say:</w:t>
+      </w:r>
+    </w:p>
+    <w:p>
+      <w:pPr>
+        <w:pStyle w:val="ListParagraph"/>
         <w:rPr>
           <w:rFonts w:ascii="Arial" w:hAnsi="Arial" w:cs="Arial"/>
           <w:sz w:val="32"/>
           <w:szCs w:val="32"/>
         </w:rPr>
-        <w:t xml:space="preserve">We didn't say the image is </w:t>
-      </w:r>
+      </w:pPr>
       <w:r>
         <w:rPr>
           <w:rFonts w:ascii="Arial" w:hAnsi="Arial" w:cs="Arial"/>
@@ -7061,116 +7242,116 @@
           <w:sz w:val="32"/>
           <w:szCs w:val="32"/>
         </w:rPr>
-        <w:t>1920 × 1080</w:t>
-      </w:r>
-      <w:r>
+        <w:t>The image has an aspect ratio of 16:9.</w:t>
+      </w:r>
+    </w:p>
+    <w:p>
+      <w:pPr>
+        <w:pStyle w:val="ListParagraph"/>
         <w:rPr>
           <w:rFonts w:ascii="Arial" w:hAnsi="Arial" w:cs="Arial"/>
           <w:sz w:val="32"/>
           <w:szCs w:val="32"/>
         </w:rPr>
-        <w:t>.</w:t>
-      </w:r>
-    </w:p>
-    <w:p>
-      <w:pPr>
-        <w:pStyle w:val="ListParagraph"/>
+      </w:pPr>
+      <w:r>
         <w:rPr>
           <w:rFonts w:ascii="Arial" w:hAnsi="Arial" w:cs="Arial"/>
           <w:sz w:val="32"/>
           <w:szCs w:val="32"/>
         </w:rPr>
-      </w:pPr>
-      <w:r>
+        <w:t>Notice something:</w:t>
+      </w:r>
+    </w:p>
+    <w:p>
+      <w:pPr>
+        <w:pStyle w:val="ListParagraph"/>
         <w:rPr>
           <w:rFonts w:ascii="Arial" w:hAnsi="Arial" w:cs="Arial"/>
           <w:sz w:val="32"/>
           <w:szCs w:val="32"/>
         </w:rPr>
-        <w:t xml:space="preserve">We only said its </w:t>
-      </w:r>
-      <w:r>
-        <w:rPr>
-          <w:rFonts w:ascii="Arial" w:hAnsi="Arial" w:cs="Arial"/>
-          <w:b/>
-          <w:bCs/>
+      </w:pPr>
+      <w:r>
+        <w:rPr>
+          <w:rFonts w:ascii="Arial" w:hAnsi="Arial" w:cs="Arial"/>
           <w:sz w:val="32"/>
           <w:szCs w:val="32"/>
         </w:rPr>
-        <w:t>shape</w:t>
-      </w:r>
-      <w:r>
-        <w:rPr>
-          <w:rFonts w:ascii="Arial" w:hAnsi="Arial" w:cs="Arial"/>
+        <w:t xml:space="preserve">We didn't say the image is </w:t>
+      </w:r>
+      <w:r>
+        <w:rPr>
+          <w:rFonts w:ascii="Arial" w:hAnsi="Arial" w:cs="Arial"/>
+          <w:b/>
+          <w:bCs/>
           <w:sz w:val="32"/>
           <w:szCs w:val="32"/>
         </w:rPr>
-        <w:t xml:space="preserve"> is </w:t>
-      </w:r>
-      <w:r>
-        <w:rPr>
-          <w:rFonts w:ascii="Arial" w:hAnsi="Arial" w:cs="Arial"/>
-          <w:b/>
-          <w:bCs/>
+        <w:t>1920 × 1080</w:t>
+      </w:r>
+      <w:r>
+        <w:rPr>
+          <w:rFonts w:ascii="Arial" w:hAnsi="Arial" w:cs="Arial"/>
           <w:sz w:val="32"/>
           <w:szCs w:val="32"/>
         </w:rPr>
-        <w:t>16:9</w:t>
-      </w:r>
-      <w:r>
+        <w:t>.</w:t>
+      </w:r>
+    </w:p>
+    <w:p>
+      <w:pPr>
+        <w:pStyle w:val="ListParagraph"/>
         <w:rPr>
           <w:rFonts w:ascii="Arial" w:hAnsi="Arial" w:cs="Arial"/>
           <w:sz w:val="32"/>
           <w:szCs w:val="32"/>
         </w:rPr>
-        <w:t>.</w:t>
-      </w:r>
-    </w:p>
-    <w:p>
-      <w:pPr>
-        <w:pStyle w:val="ListParagraph"/>
+      </w:pPr>
+      <w:r>
         <w:rPr>
           <w:rFonts w:ascii="Arial" w:hAnsi="Arial" w:cs="Arial"/>
           <w:sz w:val="32"/>
           <w:szCs w:val="32"/>
         </w:rPr>
-      </w:pPr>
-      <w:r>
-        <w:rPr>
-          <w:rFonts w:ascii="Arial" w:hAnsi="Arial" w:cs="Arial"/>
+        <w:t xml:space="preserve">We only said its </w:t>
+      </w:r>
+      <w:r>
+        <w:rPr>
+          <w:rFonts w:ascii="Arial" w:hAnsi="Arial" w:cs="Arial"/>
+          <w:b/>
+          <w:bCs/>
           <w:sz w:val="32"/>
           <w:szCs w:val="32"/>
         </w:rPr>
-        <w:t xml:space="preserve">     </w:t>
-      </w:r>
-    </w:p>
-    <w:p>
-      <w:pPr>
-        <w:pStyle w:val="ListParagraph"/>
+        <w:t>shape</w:t>
+      </w:r>
+      <w:r>
         <w:rPr>
           <w:rFonts w:ascii="Arial" w:hAnsi="Arial" w:cs="Arial"/>
           <w:sz w:val="32"/>
           <w:szCs w:val="32"/>
         </w:rPr>
-      </w:pPr>
-      <w:r>
-        <w:rPr>
-          <w:rFonts w:ascii="Arial" w:hAnsi="Arial" w:cs="Arial"/>
+        <w:t xml:space="preserve"> is </w:t>
+      </w:r>
+      <w:r>
+        <w:rPr>
+          <w:rFonts w:ascii="Arial" w:hAnsi="Arial" w:cs="Arial"/>
+          <w:b/>
+          <w:bCs/>
           <w:sz w:val="32"/>
           <w:szCs w:val="32"/>
         </w:rPr>
-        <w:t>To find the aspect ratio:</w:t>
-      </w:r>
-    </w:p>
-    <w:p>
-      <w:pPr>
-        <w:pStyle w:val="ListParagraph"/>
+        <w:t>16:9</w:t>
+      </w:r>
+      <w:r>
         <w:rPr>
           <w:rFonts w:ascii="Arial" w:hAnsi="Arial" w:cs="Arial"/>
           <w:sz w:val="32"/>
           <w:szCs w:val="32"/>
         </w:rPr>
-      </w:pPr>
+        <w:t>.</w:t>
+      </w:r>
     </w:p>
     <w:p>
       <w:pPr>
@@ -7187,7 +7368,7 @@
           <w:sz w:val="32"/>
           <w:szCs w:val="32"/>
         </w:rPr>
-        <w:t>1. Write Width : Height</w:t>
+        <w:t xml:space="preserve">     </w:t>
       </w:r>
     </w:p>
     <w:p>
@@ -7205,15 +7386,97 @@
           <w:sz w:val="32"/>
           <w:szCs w:val="32"/>
         </w:rPr>
-        <w:t>2. Find the Greatest Common Divisor (GCD)</w:t>
-      </w:r>
-      <w:r>
+        <w:t>To find the aspect ratio:</w:t>
+      </w:r>
+    </w:p>
+    <w:p>
+      <w:pPr>
+        <w:pStyle w:val="ListParagraph"/>
         <w:rPr>
           <w:rFonts w:ascii="Arial" w:hAnsi="Arial" w:cs="Arial"/>
           <w:sz w:val="32"/>
           <w:szCs w:val="32"/>
         </w:rPr>
-        <w:t xml:space="preserve"> or just divide it until it become simple</w:t>
+      </w:pPr>
+    </w:p>
+    <w:p>
+      <w:pPr>
+        <w:pStyle w:val="ListParagraph"/>
+        <w:rPr>
+          <w:rFonts w:ascii="Arial" w:hAnsi="Arial" w:cs="Arial"/>
+          <w:sz w:val="32"/>
+          <w:szCs w:val="32"/>
+        </w:rPr>
+      </w:pPr>
+      <w:r>
+        <w:rPr>
+          <w:rFonts w:ascii="Arial" w:hAnsi="Arial" w:cs="Arial"/>
+          <w:sz w:val="32"/>
+          <w:szCs w:val="32"/>
+        </w:rPr>
+        <w:t xml:space="preserve">1. Write </w:t>
+      </w:r>
+      <w:proofErr w:type="gramStart"/>
+      <w:r>
+        <w:rPr>
+          <w:rFonts w:ascii="Arial" w:hAnsi="Arial" w:cs="Arial"/>
+          <w:sz w:val="32"/>
+          <w:szCs w:val="32"/>
+        </w:rPr>
+        <w:t>Width :</w:t>
+      </w:r>
+      <w:proofErr w:type="gramEnd"/>
+      <w:r>
+        <w:rPr>
+          <w:rFonts w:ascii="Arial" w:hAnsi="Arial" w:cs="Arial"/>
+          <w:sz w:val="32"/>
+          <w:szCs w:val="32"/>
+        </w:rPr>
+        <w:t xml:space="preserve"> Height</w:t>
+      </w:r>
+    </w:p>
+    <w:p>
+      <w:pPr>
+        <w:pStyle w:val="ListParagraph"/>
+        <w:rPr>
+          <w:rFonts w:ascii="Arial" w:hAnsi="Arial" w:cs="Arial"/>
+          <w:sz w:val="32"/>
+          <w:szCs w:val="32"/>
+        </w:rPr>
+      </w:pPr>
+      <w:r>
+        <w:rPr>
+          <w:rFonts w:ascii="Arial" w:hAnsi="Arial" w:cs="Arial"/>
+          <w:sz w:val="32"/>
+          <w:szCs w:val="32"/>
+        </w:rPr>
+        <w:t>2. Find the Greatest Common Divisor (GCD)</w:t>
+      </w:r>
+      <w:r>
+        <w:rPr>
+          <w:rFonts w:ascii="Arial" w:hAnsi="Arial" w:cs="Arial"/>
+          <w:sz w:val="32"/>
+          <w:szCs w:val="32"/>
+        </w:rPr>
+        <w:t xml:space="preserve"> or just divide it until it </w:t>
+      </w:r>
+      <w:proofErr w:type="gramStart"/>
+      <w:r>
+        <w:rPr>
+          <w:rFonts w:ascii="Arial" w:hAnsi="Arial" w:cs="Arial"/>
+          <w:sz w:val="32"/>
+          <w:szCs w:val="32"/>
+        </w:rPr>
+        <w:t>become</w:t>
+      </w:r>
+      <w:proofErr w:type="gramEnd"/>
+      <w:r>
+        <w:rPr>
+          <w:rFonts w:ascii="Arial" w:hAnsi="Arial" w:cs="Arial"/>
+          <w:sz w:val="32"/>
+          <w:szCs w:val="32"/>
+        </w:rPr>
+        <w:t xml:space="preserve"> simple</w:t>
       </w:r>
     </w:p>
     <w:p>
@@ -8124,42 +8387,42 @@
           <w:szCs w:val="32"/>
         </w:rPr>
       </w:pPr>
+      <w:proofErr w:type="gramStart"/>
       <w:r>
         <w:rPr>
           <w:rFonts w:ascii="Arial" w:hAnsi="Arial" w:cs="Arial"/>
           <w:sz w:val="32"/>
           <w:szCs w:val="32"/>
         </w:rPr>
-        <w:t xml:space="preserve">A   AB   </w:t>
-      </w:r>
-      <w:proofErr w:type="spellStart"/>
+        <w:t>A</w:t>
+      </w:r>
+      <w:proofErr w:type="gramEnd"/>
       <w:r>
         <w:rPr>
           <w:rFonts w:ascii="Arial" w:hAnsi="Arial" w:cs="Arial"/>
           <w:sz w:val="32"/>
           <w:szCs w:val="32"/>
         </w:rPr>
-        <w:t>AB</w:t>
-      </w:r>
-      <w:proofErr w:type="spellEnd"/>
+        <w:t xml:space="preserve">   AB   </w:t>
+      </w:r>
+      <w:proofErr w:type="spellStart"/>
       <w:r>
         <w:rPr>
           <w:rFonts w:ascii="Arial" w:hAnsi="Arial" w:cs="Arial"/>
           <w:sz w:val="32"/>
           <w:szCs w:val="32"/>
         </w:rPr>
-        <w:t xml:space="preserve">   B</w:t>
-      </w:r>
-    </w:p>
-    <w:p>
-      <w:pPr>
-        <w:pStyle w:val="ListParagraph"/>
+        <w:t>AB</w:t>
+      </w:r>
+      <w:proofErr w:type="spellEnd"/>
+      <w:r>
         <w:rPr>
           <w:rFonts w:ascii="Arial" w:hAnsi="Arial" w:cs="Arial"/>
           <w:sz w:val="32"/>
           <w:szCs w:val="32"/>
         </w:rPr>
-      </w:pPr>
+        <w:t xml:space="preserve">   B</w:t>
+      </w:r>
     </w:p>
     <w:p>
       <w:pPr>
@@ -8170,41 +8433,71 @@
           <w:szCs w:val="32"/>
         </w:rPr>
       </w:pPr>
-      <w:r>
+    </w:p>
+    <w:p>
+      <w:pPr>
+        <w:pStyle w:val="ListParagraph"/>
         <w:rPr>
           <w:rFonts w:ascii="Arial" w:hAnsi="Arial" w:cs="Arial"/>
           <w:sz w:val="32"/>
           <w:szCs w:val="32"/>
         </w:rPr>
-        <w:t>AC  X    Y    BD</w:t>
-      </w:r>
-    </w:p>
-    <w:p>
-      <w:pPr>
-        <w:pStyle w:val="ListParagraph"/>
+      </w:pPr>
+      <w:proofErr w:type="gramStart"/>
+      <w:r>
         <w:rPr>
           <w:rFonts w:ascii="Arial" w:hAnsi="Arial" w:cs="Arial"/>
           <w:sz w:val="32"/>
           <w:szCs w:val="32"/>
         </w:rPr>
-      </w:pPr>
-    </w:p>
-    <w:p>
-      <w:pPr>
-        <w:pStyle w:val="ListParagraph"/>
+        <w:t>AC  X</w:t>
+      </w:r>
+      <w:proofErr w:type="gramEnd"/>
+      <w:r>
         <w:rPr>
           <w:rFonts w:ascii="Arial" w:hAnsi="Arial" w:cs="Arial"/>
           <w:sz w:val="32"/>
           <w:szCs w:val="32"/>
         </w:rPr>
-      </w:pPr>
-      <w:r>
+        <w:t xml:space="preserve">    Y    BD</w:t>
+      </w:r>
+    </w:p>
+    <w:p>
+      <w:pPr>
+        <w:pStyle w:val="ListParagraph"/>
         <w:rPr>
           <w:rFonts w:ascii="Arial" w:hAnsi="Arial" w:cs="Arial"/>
           <w:sz w:val="32"/>
           <w:szCs w:val="32"/>
         </w:rPr>
-        <w:t>AC  Z    W    BD</w:t>
+      </w:pPr>
+    </w:p>
+    <w:p>
+      <w:pPr>
+        <w:pStyle w:val="ListParagraph"/>
+        <w:rPr>
+          <w:rFonts w:ascii="Arial" w:hAnsi="Arial" w:cs="Arial"/>
+          <w:sz w:val="32"/>
+          <w:szCs w:val="32"/>
+        </w:rPr>
+      </w:pPr>
+      <w:proofErr w:type="gramStart"/>
+      <w:r>
+        <w:rPr>
+          <w:rFonts w:ascii="Arial" w:hAnsi="Arial" w:cs="Arial"/>
+          <w:sz w:val="32"/>
+          <w:szCs w:val="32"/>
+        </w:rPr>
+        <w:t>AC  Z</w:t>
+      </w:r>
+      <w:proofErr w:type="gramEnd"/>
+      <w:r>
+        <w:rPr>
+          <w:rFonts w:ascii="Arial" w:hAnsi="Arial" w:cs="Arial"/>
+          <w:sz w:val="32"/>
+          <w:szCs w:val="32"/>
+        </w:rPr>
+        <w:t xml:space="preserve">    W    BD</w:t>
       </w:r>
     </w:p>
     <w:p>
@@ -9458,6 +9751,7 @@
         </w:rPr>
       </w:pPr>
       <w:proofErr w:type="spellStart"/>
+      <w:proofErr w:type="gramStart"/>
       <w:r>
         <w:rPr>
           <w:rFonts w:ascii="Arial" w:hAnsi="Arial" w:cs="Arial"/>
@@ -9467,6 +9761,7 @@
         <w:t>image.shape</w:t>
       </w:r>
       <w:proofErr w:type="spellEnd"/>
+      <w:proofErr w:type="gramEnd"/>
       <w:r>
         <w:rPr>
           <w:rFonts w:ascii="Arial" w:hAnsi="Arial" w:cs="Arial"/>
@@ -9559,13 +9854,23 @@
           <w:szCs w:val="36"/>
         </w:rPr>
       </w:pPr>
-      <w:r>
-        <w:rPr>
-          <w:rFonts w:ascii="Arial" w:hAnsi="Arial" w:cs="Arial"/>
-          <w:sz w:val="36"/>
-          <w:szCs w:val="36"/>
-        </w:rPr>
-        <w:t>image[row, column]</w:t>
+      <w:proofErr w:type="gramStart"/>
+      <w:r>
+        <w:rPr>
+          <w:rFonts w:ascii="Arial" w:hAnsi="Arial" w:cs="Arial"/>
+          <w:sz w:val="36"/>
+          <w:szCs w:val="36"/>
+        </w:rPr>
+        <w:t>image[</w:t>
+      </w:r>
+      <w:proofErr w:type="gramEnd"/>
+      <w:r>
+        <w:rPr>
+          <w:rFonts w:ascii="Arial" w:hAnsi="Arial" w:cs="Arial"/>
+          <w:sz w:val="36"/>
+          <w:szCs w:val="36"/>
+        </w:rPr>
+        <w:t>row, column]</w:t>
       </w:r>
     </w:p>
     <w:p>
@@ -11587,15 +11892,27 @@
           <w:szCs w:val="36"/>
         </w:rPr>
       </w:pPr>
-      <w:r>
-        <w:rPr>
-          <w:rFonts w:ascii="Arial" w:hAnsi="Arial" w:cs="Arial"/>
-          <w:b/>
-          <w:bCs/>
-          <w:sz w:val="36"/>
-          <w:szCs w:val="36"/>
-        </w:rPr>
-        <w:t>So what do we do?</w:t>
+      <w:proofErr w:type="gramStart"/>
+      <w:r>
+        <w:rPr>
+          <w:rFonts w:ascii="Arial" w:hAnsi="Arial" w:cs="Arial"/>
+          <w:b/>
+          <w:bCs/>
+          <w:sz w:val="36"/>
+          <w:szCs w:val="36"/>
+        </w:rPr>
+        <w:t>So</w:t>
+      </w:r>
+      <w:proofErr w:type="gramEnd"/>
+      <w:r>
+        <w:rPr>
+          <w:rFonts w:ascii="Arial" w:hAnsi="Arial" w:cs="Arial"/>
+          <w:b/>
+          <w:bCs/>
+          <w:sz w:val="36"/>
+          <w:szCs w:val="36"/>
+        </w:rPr>
+        <w:t xml:space="preserve"> what do we do?</w:t>
       </w:r>
     </w:p>
     <w:p>
@@ -14264,13 +14581,23 @@
           <w:szCs w:val="36"/>
         </w:rPr>
       </w:pPr>
-      <w:r>
-        <w:rPr>
-          <w:rFonts w:ascii="Arial" w:hAnsi="Arial" w:cs="Arial"/>
-          <w:sz w:val="36"/>
-          <w:szCs w:val="36"/>
-        </w:rPr>
-        <w:t>So the noisy pixel (0) becomes:</w:t>
+      <w:proofErr w:type="gramStart"/>
+      <w:r>
+        <w:rPr>
+          <w:rFonts w:ascii="Arial" w:hAnsi="Arial" w:cs="Arial"/>
+          <w:sz w:val="36"/>
+          <w:szCs w:val="36"/>
+        </w:rPr>
+        <w:t>So</w:t>
+      </w:r>
+      <w:proofErr w:type="gramEnd"/>
+      <w:r>
+        <w:rPr>
+          <w:rFonts w:ascii="Arial" w:hAnsi="Arial" w:cs="Arial"/>
+          <w:sz w:val="36"/>
+          <w:szCs w:val="36"/>
+        </w:rPr>
+        <w:t xml:space="preserve"> the noisy pixel (0) becomes:</w:t>
       </w:r>
     </w:p>
     <w:p>
@@ -14771,13 +15098,23 @@
         <w:t>cv2.bilateralFilter(</w:t>
       </w:r>
       <w:proofErr w:type="spellStart"/>
-      <w:r>
-        <w:rPr>
-          <w:rFonts w:ascii="Arial" w:hAnsi="Arial" w:cs="Arial"/>
-          <w:sz w:val="36"/>
-          <w:szCs w:val="36"/>
-        </w:rPr>
-        <w:t>image,d,sigmaColor</w:t>
+      <w:proofErr w:type="gramStart"/>
+      <w:r>
+        <w:rPr>
+          <w:rFonts w:ascii="Arial" w:hAnsi="Arial" w:cs="Arial"/>
+          <w:sz w:val="36"/>
+          <w:szCs w:val="36"/>
+        </w:rPr>
+        <w:t>image,d</w:t>
+      </w:r>
+      <w:proofErr w:type="gramEnd"/>
+      <w:r>
+        <w:rPr>
+          <w:rFonts w:ascii="Arial" w:hAnsi="Arial" w:cs="Arial"/>
+          <w:sz w:val="36"/>
+          <w:szCs w:val="36"/>
+        </w:rPr>
+        <w:t>,sigmaColor</w:t>
       </w:r>
       <w:proofErr w:type="spellEnd"/>
       <w:r>
@@ -14877,6 +15214,7 @@
         </w:rPr>
       </w:pPr>
       <w:proofErr w:type="spellStart"/>
+      <w:proofErr w:type="gramStart"/>
       <w:r>
         <w:rPr>
           <w:rFonts w:ascii="Arial" w:hAnsi="Arial" w:cs="Arial"/>
@@ -14892,7 +15230,16 @@
           <w:sz w:val="36"/>
           <w:szCs w:val="36"/>
         </w:rPr>
-        <w:t xml:space="preserve">  → Controls smoothing based on </w:t>
+        <w:t xml:space="preserve">  →</w:t>
+      </w:r>
+      <w:proofErr w:type="gramEnd"/>
+      <w:r>
+        <w:rPr>
+          <w:rFonts w:ascii="Arial" w:hAnsi="Arial" w:cs="Arial"/>
+          <w:sz w:val="36"/>
+          <w:szCs w:val="36"/>
+        </w:rPr>
+        <w:t xml:space="preserve"> Controls smoothing based on </w:t>
       </w:r>
       <w:proofErr w:type="spellStart"/>
       <w:r>
@@ -14924,6 +15271,7 @@
         </w:rPr>
       </w:pPr>
       <w:proofErr w:type="spellStart"/>
+      <w:proofErr w:type="gramStart"/>
       <w:r>
         <w:rPr>
           <w:rFonts w:ascii="Arial" w:hAnsi="Arial" w:cs="Arial"/>
@@ -14939,7 +15287,16 @@
           <w:sz w:val="36"/>
           <w:szCs w:val="36"/>
         </w:rPr>
-        <w:t xml:space="preserve">  → Controls smoothing based on pixel distance</w:t>
+        <w:t xml:space="preserve">  →</w:t>
+      </w:r>
+      <w:proofErr w:type="gramEnd"/>
+      <w:r>
+        <w:rPr>
+          <w:rFonts w:ascii="Arial" w:hAnsi="Arial" w:cs="Arial"/>
+          <w:sz w:val="36"/>
+          <w:szCs w:val="36"/>
+        </w:rPr>
+        <w:t xml:space="preserve"> Controls smoothing based on pixel distance</w:t>
       </w:r>
     </w:p>
     <w:p>
@@ -15229,7 +15586,25 @@
           <w:sz w:val="36"/>
           <w:szCs w:val="36"/>
         </w:rPr>
-        <w:t>• Contains only two pixel values.</w:t>
+        <w:t xml:space="preserve">• Contains only </w:t>
+      </w:r>
+      <w:proofErr w:type="gramStart"/>
+      <w:r>
+        <w:rPr>
+          <w:rFonts w:ascii="Arial" w:hAnsi="Arial" w:cs="Arial"/>
+          <w:sz w:val="36"/>
+          <w:szCs w:val="36"/>
+        </w:rPr>
+        <w:t>two pixel</w:t>
+      </w:r>
+      <w:proofErr w:type="gramEnd"/>
+      <w:r>
+        <w:rPr>
+          <w:rFonts w:ascii="Arial" w:hAnsi="Arial" w:cs="Arial"/>
+          <w:sz w:val="36"/>
+          <w:szCs w:val="36"/>
+        </w:rPr>
+        <w:t xml:space="preserve"> values.</w:t>
       </w:r>
     </w:p>
     <w:p>
@@ -16017,37 +16392,73 @@
           <w:sz w:val="36"/>
           <w:szCs w:val="36"/>
         </w:rPr>
-        <w:t>threshold1  → Lower threshold</w:t>
-      </w:r>
-    </w:p>
-    <w:p>
-      <w:pPr>
-        <w:pStyle w:val="ListParagraph"/>
-        <w:jc w:val="both"/>
-        <w:rPr>
-          <w:rFonts w:ascii="Arial" w:hAnsi="Arial" w:cs="Arial"/>
-          <w:sz w:val="36"/>
-          <w:szCs w:val="36"/>
-        </w:rPr>
-      </w:pPr>
-    </w:p>
-    <w:p>
-      <w:pPr>
-        <w:pStyle w:val="ListParagraph"/>
-        <w:jc w:val="both"/>
-        <w:rPr>
-          <w:rFonts w:ascii="Arial" w:hAnsi="Arial" w:cs="Arial"/>
-          <w:sz w:val="36"/>
-          <w:szCs w:val="36"/>
-        </w:rPr>
-      </w:pPr>
-      <w:r>
-        <w:rPr>
-          <w:rFonts w:ascii="Arial" w:hAnsi="Arial" w:cs="Arial"/>
-          <w:sz w:val="36"/>
-          <w:szCs w:val="36"/>
-        </w:rPr>
-        <w:t>threshold2  → Upper threshold</w:t>
+        <w:t>threshold</w:t>
+      </w:r>
+      <w:proofErr w:type="gramStart"/>
+      <w:r>
+        <w:rPr>
+          <w:rFonts w:ascii="Arial" w:hAnsi="Arial" w:cs="Arial"/>
+          <w:sz w:val="36"/>
+          <w:szCs w:val="36"/>
+        </w:rPr>
+        <w:t>1  →</w:t>
+      </w:r>
+      <w:proofErr w:type="gramEnd"/>
+      <w:r>
+        <w:rPr>
+          <w:rFonts w:ascii="Arial" w:hAnsi="Arial" w:cs="Arial"/>
+          <w:sz w:val="36"/>
+          <w:szCs w:val="36"/>
+        </w:rPr>
+        <w:t xml:space="preserve"> Lower threshold</w:t>
+      </w:r>
+    </w:p>
+    <w:p>
+      <w:pPr>
+        <w:pStyle w:val="ListParagraph"/>
+        <w:jc w:val="both"/>
+        <w:rPr>
+          <w:rFonts w:ascii="Arial" w:hAnsi="Arial" w:cs="Arial"/>
+          <w:sz w:val="36"/>
+          <w:szCs w:val="36"/>
+        </w:rPr>
+      </w:pPr>
+    </w:p>
+    <w:p>
+      <w:pPr>
+        <w:pStyle w:val="ListParagraph"/>
+        <w:jc w:val="both"/>
+        <w:rPr>
+          <w:rFonts w:ascii="Arial" w:hAnsi="Arial" w:cs="Arial"/>
+          <w:sz w:val="36"/>
+          <w:szCs w:val="36"/>
+        </w:rPr>
+      </w:pPr>
+      <w:r>
+        <w:rPr>
+          <w:rFonts w:ascii="Arial" w:hAnsi="Arial" w:cs="Arial"/>
+          <w:sz w:val="36"/>
+          <w:szCs w:val="36"/>
+        </w:rPr>
+        <w:t>threshold</w:t>
+      </w:r>
+      <w:proofErr w:type="gramStart"/>
+      <w:r>
+        <w:rPr>
+          <w:rFonts w:ascii="Arial" w:hAnsi="Arial" w:cs="Arial"/>
+          <w:sz w:val="36"/>
+          <w:szCs w:val="36"/>
+        </w:rPr>
+        <w:t>2  →</w:t>
+      </w:r>
+      <w:proofErr w:type="gramEnd"/>
+      <w:r>
+        <w:rPr>
+          <w:rFonts w:ascii="Arial" w:hAnsi="Arial" w:cs="Arial"/>
+          <w:sz w:val="36"/>
+          <w:szCs w:val="36"/>
+        </w:rPr>
+        <w:t xml:space="preserve"> Upper threshold</w:t>
       </w:r>
     </w:p>
     <w:p>
@@ -17656,7 +18067,25 @@
           <w:sz w:val="36"/>
           <w:szCs w:val="36"/>
         </w:rPr>
-        <w:t>Image Transformations are mathematical operations used to change an image's:</w:t>
+        <w:t xml:space="preserve">Image Transformations are mathematical operations used to change an </w:t>
+      </w:r>
+      <w:proofErr w:type="gramStart"/>
+      <w:r>
+        <w:rPr>
+          <w:rFonts w:ascii="Arial" w:hAnsi="Arial" w:cs="Arial"/>
+          <w:sz w:val="36"/>
+          <w:szCs w:val="36"/>
+        </w:rPr>
+        <w:t>image's</w:t>
+      </w:r>
+      <w:proofErr w:type="gramEnd"/>
+      <w:r>
+        <w:rPr>
+          <w:rFonts w:ascii="Arial" w:hAnsi="Arial" w:cs="Arial"/>
+          <w:sz w:val="36"/>
+          <w:szCs w:val="36"/>
+        </w:rPr>
+        <w:t>:</w:t>
       </w:r>
     </w:p>
     <w:p>
@@ -18421,7 +18850,25 @@
           <w:sz w:val="36"/>
           <w:szCs w:val="36"/>
         </w:rPr>
-        <w:t>cv2.getRotationMatrix2D()</w:t>
+        <w:t>cv2.getRotationMatrix2</w:t>
+      </w:r>
+      <w:proofErr w:type="gramStart"/>
+      <w:r>
+        <w:rPr>
+          <w:rFonts w:ascii="Arial" w:hAnsi="Arial" w:cs="Arial"/>
+          <w:sz w:val="36"/>
+          <w:szCs w:val="36"/>
+        </w:rPr>
+        <w:t>D(</w:t>
+      </w:r>
+      <w:proofErr w:type="gramEnd"/>
+      <w:r>
+        <w:rPr>
+          <w:rFonts w:ascii="Arial" w:hAnsi="Arial" w:cs="Arial"/>
+          <w:sz w:val="36"/>
+          <w:szCs w:val="36"/>
+        </w:rPr>
+        <w:t>)</w:t>
       </w:r>
     </w:p>
     <w:p>
@@ -19967,6 +20414,7 @@
               </w:rPr>
             </w:pPr>
             <w:proofErr w:type="spellStart"/>
+            <w:proofErr w:type="gramStart"/>
             <w:r>
               <w:rPr>
                 <w:rFonts w:ascii="Arial" w:hAnsi="Arial" w:cs="Arial"/>
@@ -19982,7 +20430,16 @@
                 <w:sz w:val="36"/>
                 <w:szCs w:val="36"/>
               </w:rPr>
-              <w:t>()</w:t>
+              <w:t>(</w:t>
+            </w:r>
+            <w:proofErr w:type="gramEnd"/>
+            <w:r>
+              <w:rPr>
+                <w:rFonts w:ascii="Arial" w:hAnsi="Arial" w:cs="Arial"/>
+                <w:sz w:val="36"/>
+                <w:szCs w:val="36"/>
+              </w:rPr>
+              <w:t>)</w:t>
             </w:r>
           </w:p>
         </w:tc>
@@ -20003,6 +20460,7 @@
               </w:rPr>
             </w:pPr>
             <w:proofErr w:type="spellStart"/>
+            <w:proofErr w:type="gramStart"/>
             <w:r>
               <w:rPr>
                 <w:rFonts w:ascii="Arial" w:hAnsi="Arial" w:cs="Arial"/>
@@ -20018,7 +20476,16 @@
                 <w:sz w:val="36"/>
                 <w:szCs w:val="36"/>
               </w:rPr>
-              <w:t>()</w:t>
+              <w:t>(</w:t>
+            </w:r>
+            <w:proofErr w:type="gramEnd"/>
+            <w:r>
+              <w:rPr>
+                <w:rFonts w:ascii="Arial" w:hAnsi="Arial" w:cs="Arial"/>
+                <w:sz w:val="36"/>
+                <w:szCs w:val="36"/>
+              </w:rPr>
+              <w:t>)</w:t>
             </w:r>
           </w:p>
         </w:tc>
@@ -20462,7 +20929,25 @@
                 <w:sz w:val="36"/>
                 <w:szCs w:val="36"/>
               </w:rPr>
-              <w:t>cv2.getRotationMatrix2D()</w:t>
+              <w:t>cv2.getRotationMatrix2</w:t>
+            </w:r>
+            <w:proofErr w:type="gramStart"/>
+            <w:r>
+              <w:rPr>
+                <w:rFonts w:ascii="Arial" w:hAnsi="Arial" w:cs="Arial"/>
+                <w:sz w:val="36"/>
+                <w:szCs w:val="36"/>
+              </w:rPr>
+              <w:t>D(</w:t>
+            </w:r>
+            <w:proofErr w:type="gramEnd"/>
+            <w:r>
+              <w:rPr>
+                <w:rFonts w:ascii="Arial" w:hAnsi="Arial" w:cs="Arial"/>
+                <w:sz w:val="36"/>
+                <w:szCs w:val="36"/>
+              </w:rPr>
+              <w:t>)</w:t>
             </w:r>
           </w:p>
         </w:tc>
@@ -21477,6 +21962,7 @@
         <w:t xml:space="preserve">→ </w:t>
       </w:r>
       <w:proofErr w:type="spellStart"/>
+      <w:proofErr w:type="gramStart"/>
       <w:r>
         <w:rPr>
           <w:rFonts w:ascii="Arial" w:hAnsi="Arial" w:cs="Arial"/>
@@ -21492,7 +21978,16 @@
           <w:sz w:val="36"/>
           <w:szCs w:val="36"/>
         </w:rPr>
-        <w:t>()</w:t>
+        <w:t>(</w:t>
+      </w:r>
+      <w:proofErr w:type="gramEnd"/>
+      <w:r>
+        <w:rPr>
+          <w:rFonts w:ascii="Arial" w:hAnsi="Arial" w:cs="Arial"/>
+          <w:sz w:val="36"/>
+          <w:szCs w:val="36"/>
+        </w:rPr>
+        <w:t>)</w:t>
       </w:r>
     </w:p>
     <w:p>
@@ -21570,7 +22065,25 @@
           <w:sz w:val="36"/>
           <w:szCs w:val="36"/>
         </w:rPr>
-        <w:t>→ getRotationMatrix2D()</w:t>
+        <w:t>→ getRotationMatrix2</w:t>
+      </w:r>
+      <w:proofErr w:type="gramStart"/>
+      <w:r>
+        <w:rPr>
+          <w:rFonts w:ascii="Arial" w:hAnsi="Arial" w:cs="Arial"/>
+          <w:sz w:val="36"/>
+          <w:szCs w:val="36"/>
+        </w:rPr>
+        <w:t>D(</w:t>
+      </w:r>
+      <w:proofErr w:type="gramEnd"/>
+      <w:r>
+        <w:rPr>
+          <w:rFonts w:ascii="Arial" w:hAnsi="Arial" w:cs="Arial"/>
+          <w:sz w:val="36"/>
+          <w:szCs w:val="36"/>
+        </w:rPr>
+        <w:t>)</w:t>
       </w:r>
     </w:p>
     <w:p>
@@ -21592,6 +22105,7 @@
         <w:t xml:space="preserve">→ </w:t>
       </w:r>
       <w:proofErr w:type="spellStart"/>
+      <w:proofErr w:type="gramStart"/>
       <w:r>
         <w:rPr>
           <w:rFonts w:ascii="Arial" w:hAnsi="Arial" w:cs="Arial"/>
@@ -21607,7 +22121,16 @@
           <w:sz w:val="36"/>
           <w:szCs w:val="36"/>
         </w:rPr>
-        <w:t>()</w:t>
+        <w:t>(</w:t>
+      </w:r>
+      <w:proofErr w:type="gramEnd"/>
+      <w:r>
+        <w:rPr>
+          <w:rFonts w:ascii="Arial" w:hAnsi="Arial" w:cs="Arial"/>
+          <w:sz w:val="36"/>
+          <w:szCs w:val="36"/>
+        </w:rPr>
+        <w:t>)</w:t>
       </w:r>
     </w:p>
     <w:p>
@@ -21676,7 +22199,25 @@
           <w:sz w:val="36"/>
           <w:szCs w:val="36"/>
         </w:rPr>
-        <w:t>→ resize()</w:t>
+        <w:t xml:space="preserve">→ </w:t>
+      </w:r>
+      <w:proofErr w:type="gramStart"/>
+      <w:r>
+        <w:rPr>
+          <w:rFonts w:ascii="Arial" w:hAnsi="Arial" w:cs="Arial"/>
+          <w:sz w:val="36"/>
+          <w:szCs w:val="36"/>
+        </w:rPr>
+        <w:t>resize(</w:t>
+      </w:r>
+      <w:proofErr w:type="gramEnd"/>
+      <w:r>
+        <w:rPr>
+          <w:rFonts w:ascii="Arial" w:hAnsi="Arial" w:cs="Arial"/>
+          <w:sz w:val="36"/>
+          <w:szCs w:val="36"/>
+        </w:rPr>
+        <w:t>)</w:t>
       </w:r>
     </w:p>
     <w:p>
@@ -21766,6 +22307,7 @@
         <w:t xml:space="preserve">→ </w:t>
       </w:r>
       <w:proofErr w:type="spellStart"/>
+      <w:proofErr w:type="gramStart"/>
       <w:r>
         <w:rPr>
           <w:rFonts w:ascii="Arial" w:hAnsi="Arial" w:cs="Arial"/>
@@ -21781,7 +22323,16 @@
           <w:sz w:val="36"/>
           <w:szCs w:val="36"/>
         </w:rPr>
-        <w:t>()</w:t>
+        <w:t>(</w:t>
+      </w:r>
+      <w:proofErr w:type="gramEnd"/>
+      <w:r>
+        <w:rPr>
+          <w:rFonts w:ascii="Arial" w:hAnsi="Arial" w:cs="Arial"/>
+          <w:sz w:val="36"/>
+          <w:szCs w:val="36"/>
+        </w:rPr>
+        <w:t>)</w:t>
       </w:r>
     </w:p>
     <w:p>
@@ -21803,6 +22354,7 @@
         <w:t xml:space="preserve">→ </w:t>
       </w:r>
       <w:proofErr w:type="spellStart"/>
+      <w:proofErr w:type="gramStart"/>
       <w:r>
         <w:rPr>
           <w:rFonts w:ascii="Arial" w:hAnsi="Arial" w:cs="Arial"/>
@@ -21818,7 +22370,16 @@
           <w:sz w:val="36"/>
           <w:szCs w:val="36"/>
         </w:rPr>
-        <w:t>()</w:t>
+        <w:t>(</w:t>
+      </w:r>
+      <w:proofErr w:type="gramEnd"/>
+      <w:r>
+        <w:rPr>
+          <w:rFonts w:ascii="Arial" w:hAnsi="Arial" w:cs="Arial"/>
+          <w:sz w:val="36"/>
+          <w:szCs w:val="36"/>
+        </w:rPr>
+        <w:t>)</w:t>
       </w:r>
     </w:p>
     <w:p>
@@ -21908,6 +22469,7 @@
         <w:t xml:space="preserve">→ </w:t>
       </w:r>
       <w:proofErr w:type="spellStart"/>
+      <w:proofErr w:type="gramStart"/>
       <w:r>
         <w:rPr>
           <w:rFonts w:ascii="Arial" w:hAnsi="Arial" w:cs="Arial"/>
@@ -21923,7 +22485,16 @@
           <w:sz w:val="36"/>
           <w:szCs w:val="36"/>
         </w:rPr>
-        <w:t>()</w:t>
+        <w:t>(</w:t>
+      </w:r>
+      <w:proofErr w:type="gramEnd"/>
+      <w:r>
+        <w:rPr>
+          <w:rFonts w:ascii="Arial" w:hAnsi="Arial" w:cs="Arial"/>
+          <w:sz w:val="36"/>
+          <w:szCs w:val="36"/>
+        </w:rPr>
+        <w:t>)</w:t>
       </w:r>
     </w:p>
     <w:p>
@@ -21945,6 +22516,7 @@
         <w:t xml:space="preserve">→ </w:t>
       </w:r>
       <w:proofErr w:type="spellStart"/>
+      <w:proofErr w:type="gramStart"/>
       <w:r>
         <w:rPr>
           <w:rFonts w:ascii="Arial" w:hAnsi="Arial" w:cs="Arial"/>
@@ -21960,7 +22532,16 @@
           <w:sz w:val="36"/>
           <w:szCs w:val="36"/>
         </w:rPr>
-        <w:t>()</w:t>
+        <w:t>(</w:t>
+      </w:r>
+      <w:proofErr w:type="gramEnd"/>
+      <w:r>
+        <w:rPr>
+          <w:rFonts w:ascii="Arial" w:hAnsi="Arial" w:cs="Arial"/>
+          <w:sz w:val="36"/>
+          <w:szCs w:val="36"/>
+        </w:rPr>
+        <w:t>)</w:t>
       </w:r>
     </w:p>
     <w:p>
@@ -22019,8 +22600,18 @@
           <w:szCs w:val="36"/>
         </w:rPr>
         <w:lastRenderedPageBreak/>
-        <w:t>Lesson 6:-</w:t>
-      </w:r>
+        <w:t xml:space="preserve">Lesson </w:t>
+      </w:r>
+      <w:proofErr w:type="gramStart"/>
+      <w:r>
+        <w:rPr>
+          <w:rFonts w:ascii="Arial" w:hAnsi="Arial" w:cs="Arial"/>
+          <w:sz w:val="36"/>
+          <w:szCs w:val="36"/>
+        </w:rPr>
+        <w:t>6:-</w:t>
+      </w:r>
+      <w:proofErr w:type="gramEnd"/>
     </w:p>
     <w:p>
       <w:pPr>
@@ -22136,6 +22727,7 @@
               </w:rPr>
             </w:pPr>
             <w:proofErr w:type="spellStart"/>
+            <w:proofErr w:type="gramStart"/>
             <w:r>
               <w:rPr>
                 <w:rFonts w:ascii="Arial" w:hAnsi="Arial" w:cs="Arial"/>
@@ -22145,6 +22737,7 @@
               <w:t>plt.figure</w:t>
             </w:r>
             <w:proofErr w:type="spellEnd"/>
+            <w:proofErr w:type="gramEnd"/>
             <w:r>
               <w:rPr>
                 <w:rFonts w:ascii="Arial" w:hAnsi="Arial" w:cs="Arial"/>
@@ -22163,13 +22756,23 @@
               <w:t>figsize</w:t>
             </w:r>
             <w:proofErr w:type="spellEnd"/>
+            <w:proofErr w:type="gramStart"/>
             <w:r>
               <w:rPr>
                 <w:rFonts w:ascii="Arial" w:hAnsi="Arial" w:cs="Arial"/>
                 <w:sz w:val="36"/>
                 <w:szCs w:val="36"/>
               </w:rPr>
-              <w:t>=(8,5))</w:t>
+              <w:t>=(</w:t>
+            </w:r>
+            <w:proofErr w:type="gramEnd"/>
+            <w:r>
+              <w:rPr>
+                <w:rFonts w:ascii="Arial" w:hAnsi="Arial" w:cs="Arial"/>
+                <w:sz w:val="36"/>
+                <w:szCs w:val="36"/>
+              </w:rPr>
+              <w:t>8,5))</w:t>
             </w:r>
           </w:p>
         </w:tc>
@@ -22221,6 +22824,7 @@
               </w:rPr>
             </w:pPr>
             <w:proofErr w:type="spellStart"/>
+            <w:proofErr w:type="gramStart"/>
             <w:r>
               <w:rPr>
                 <w:rFonts w:ascii="Arial" w:hAnsi="Arial" w:cs="Arial"/>
@@ -22230,6 +22834,7 @@
               <w:t>plt.plot</w:t>
             </w:r>
             <w:proofErr w:type="spellEnd"/>
+            <w:proofErr w:type="gramEnd"/>
             <w:r>
               <w:rPr>
                 <w:rFonts w:ascii="Arial" w:hAnsi="Arial" w:cs="Arial"/>
@@ -22288,6 +22893,7 @@
               </w:rPr>
             </w:pPr>
             <w:proofErr w:type="spellStart"/>
+            <w:proofErr w:type="gramStart"/>
             <w:r>
               <w:rPr>
                 <w:rFonts w:ascii="Arial" w:hAnsi="Arial" w:cs="Arial"/>
@@ -22297,6 +22903,7 @@
               <w:t>plt.title</w:t>
             </w:r>
             <w:proofErr w:type="spellEnd"/>
+            <w:proofErr w:type="gramEnd"/>
             <w:r>
               <w:rPr>
                 <w:rFonts w:ascii="Arial" w:hAnsi="Arial" w:cs="Arial"/>
@@ -22355,6 +22962,7 @@
               </w:rPr>
             </w:pPr>
             <w:proofErr w:type="spellStart"/>
+            <w:proofErr w:type="gramStart"/>
             <w:r>
               <w:rPr>
                 <w:rFonts w:ascii="Arial" w:hAnsi="Arial" w:cs="Arial"/>
@@ -22364,6 +22972,7 @@
               <w:t>plt.xlabel</w:t>
             </w:r>
             <w:proofErr w:type="spellEnd"/>
+            <w:proofErr w:type="gramEnd"/>
             <w:r>
               <w:rPr>
                 <w:rFonts w:ascii="Arial" w:hAnsi="Arial" w:cs="Arial"/>
@@ -22422,6 +23031,7 @@
               </w:rPr>
             </w:pPr>
             <w:proofErr w:type="spellStart"/>
+            <w:proofErr w:type="gramStart"/>
             <w:r>
               <w:rPr>
                 <w:rFonts w:ascii="Arial" w:hAnsi="Arial" w:cs="Arial"/>
@@ -22431,6 +23041,7 @@
               <w:t>plt.ylabel</w:t>
             </w:r>
             <w:proofErr w:type="spellEnd"/>
+            <w:proofErr w:type="gramEnd"/>
             <w:r>
               <w:rPr>
                 <w:rFonts w:ascii="Arial" w:hAnsi="Arial" w:cs="Arial"/>
@@ -22489,6 +23100,7 @@
               </w:rPr>
             </w:pPr>
             <w:proofErr w:type="spellStart"/>
+            <w:proofErr w:type="gramStart"/>
             <w:r>
               <w:rPr>
                 <w:rFonts w:ascii="Arial" w:hAnsi="Arial" w:cs="Arial"/>
@@ -22498,6 +23110,7 @@
               <w:t>plt.xlim</w:t>
             </w:r>
             <w:proofErr w:type="spellEnd"/>
+            <w:proofErr w:type="gramEnd"/>
             <w:r>
               <w:rPr>
                 <w:rFonts w:ascii="Arial" w:hAnsi="Arial" w:cs="Arial"/>
@@ -22556,6 +23169,7 @@
               </w:rPr>
             </w:pPr>
             <w:proofErr w:type="spellStart"/>
+            <w:proofErr w:type="gramStart"/>
             <w:r>
               <w:rPr>
                 <w:rFonts w:ascii="Arial" w:hAnsi="Arial" w:cs="Arial"/>
@@ -22565,6 +23179,7 @@
               <w:t>plt.grid</w:t>
             </w:r>
             <w:proofErr w:type="spellEnd"/>
+            <w:proofErr w:type="gramEnd"/>
             <w:r>
               <w:rPr>
                 <w:rFonts w:ascii="Arial" w:hAnsi="Arial" w:cs="Arial"/>
@@ -22623,6 +23238,7 @@
               </w:rPr>
             </w:pPr>
             <w:proofErr w:type="spellStart"/>
+            <w:proofErr w:type="gramStart"/>
             <w:r>
               <w:rPr>
                 <w:rFonts w:ascii="Arial" w:hAnsi="Arial" w:cs="Arial"/>
@@ -22632,6 +23248,7 @@
               <w:t>plt.show</w:t>
             </w:r>
             <w:proofErr w:type="spellEnd"/>
+            <w:proofErr w:type="gramEnd"/>
             <w:r>
               <w:rPr>
                 <w:rFonts w:ascii="Arial" w:hAnsi="Arial" w:cs="Arial"/>
@@ -24221,7 +24838,25 @@
           <w:sz w:val="36"/>
           <w:szCs w:val="36"/>
         </w:rPr>
-        <w:t># the entire 0-255 range.</w:t>
+        <w:t xml:space="preserve"># </w:t>
+      </w:r>
+      <w:proofErr w:type="gramStart"/>
+      <w:r>
+        <w:rPr>
+          <w:rFonts w:ascii="Arial" w:hAnsi="Arial" w:cs="Arial"/>
+          <w:sz w:val="36"/>
+          <w:szCs w:val="36"/>
+        </w:rPr>
+        <w:t>the</w:t>
+      </w:r>
+      <w:proofErr w:type="gramEnd"/>
+      <w:r>
+        <w:rPr>
+          <w:rFonts w:ascii="Arial" w:hAnsi="Arial" w:cs="Arial"/>
+          <w:sz w:val="36"/>
+          <w:szCs w:val="36"/>
+        </w:rPr>
+        <w:t xml:space="preserve"> entire 0-255 range.</w:t>
       </w:r>
     </w:p>
     <w:p>
@@ -24346,7 +24981,25 @@
           <w:sz w:val="36"/>
           <w:szCs w:val="36"/>
         </w:rPr>
-        <w:t># the right.</w:t>
+        <w:t xml:space="preserve"># </w:t>
+      </w:r>
+      <w:proofErr w:type="gramStart"/>
+      <w:r>
+        <w:rPr>
+          <w:rFonts w:ascii="Arial" w:hAnsi="Arial" w:cs="Arial"/>
+          <w:sz w:val="36"/>
+          <w:szCs w:val="36"/>
+        </w:rPr>
+        <w:t>the</w:t>
+      </w:r>
+      <w:proofErr w:type="gramEnd"/>
+      <w:r>
+        <w:rPr>
+          <w:rFonts w:ascii="Arial" w:hAnsi="Arial" w:cs="Arial"/>
+          <w:sz w:val="36"/>
+          <w:szCs w:val="36"/>
+        </w:rPr>
+        <w:t xml:space="preserve"> right.</w:t>
       </w:r>
     </w:p>
     <w:p>
@@ -24433,7 +25086,25 @@
           <w:sz w:val="36"/>
           <w:szCs w:val="36"/>
         </w:rPr>
-        <w:t># the left.</w:t>
+        <w:t xml:space="preserve"># </w:t>
+      </w:r>
+      <w:proofErr w:type="gramStart"/>
+      <w:r>
+        <w:rPr>
+          <w:rFonts w:ascii="Arial" w:hAnsi="Arial" w:cs="Arial"/>
+          <w:sz w:val="36"/>
+          <w:szCs w:val="36"/>
+        </w:rPr>
+        <w:t>the</w:t>
+      </w:r>
+      <w:proofErr w:type="gramEnd"/>
+      <w:r>
+        <w:rPr>
+          <w:rFonts w:ascii="Arial" w:hAnsi="Arial" w:cs="Arial"/>
+          <w:sz w:val="36"/>
+          <w:szCs w:val="36"/>
+        </w:rPr>
+        <w:t xml:space="preserve"> left.</w:t>
       </w:r>
     </w:p>
     <w:p>
@@ -24551,26 +25222,62 @@
           <w:sz w:val="36"/>
           <w:szCs w:val="36"/>
         </w:rPr>
-        <w:t># the overall contrast of</w:t>
-      </w:r>
-    </w:p>
-    <w:p>
-      <w:pPr>
-        <w:pStyle w:val="ListParagraph"/>
-        <w:jc w:val="both"/>
-        <w:rPr>
-          <w:rFonts w:ascii="Arial" w:hAnsi="Arial" w:cs="Arial"/>
-          <w:sz w:val="36"/>
-          <w:szCs w:val="36"/>
-        </w:rPr>
-      </w:pPr>
-      <w:r>
-        <w:rPr>
-          <w:rFonts w:ascii="Arial" w:hAnsi="Arial" w:cs="Arial"/>
-          <w:sz w:val="36"/>
-          <w:szCs w:val="36"/>
-        </w:rPr>
-        <w:t># a grayscale image.</w:t>
+        <w:t xml:space="preserve"># </w:t>
+      </w:r>
+      <w:proofErr w:type="gramStart"/>
+      <w:r>
+        <w:rPr>
+          <w:rFonts w:ascii="Arial" w:hAnsi="Arial" w:cs="Arial"/>
+          <w:sz w:val="36"/>
+          <w:szCs w:val="36"/>
+        </w:rPr>
+        <w:t>the</w:t>
+      </w:r>
+      <w:proofErr w:type="gramEnd"/>
+      <w:r>
+        <w:rPr>
+          <w:rFonts w:ascii="Arial" w:hAnsi="Arial" w:cs="Arial"/>
+          <w:sz w:val="36"/>
+          <w:szCs w:val="36"/>
+        </w:rPr>
+        <w:t xml:space="preserve"> overall contrast of</w:t>
+      </w:r>
+    </w:p>
+    <w:p>
+      <w:pPr>
+        <w:pStyle w:val="ListParagraph"/>
+        <w:jc w:val="both"/>
+        <w:rPr>
+          <w:rFonts w:ascii="Arial" w:hAnsi="Arial" w:cs="Arial"/>
+          <w:sz w:val="36"/>
+          <w:szCs w:val="36"/>
+        </w:rPr>
+      </w:pPr>
+      <w:r>
+        <w:rPr>
+          <w:rFonts w:ascii="Arial" w:hAnsi="Arial" w:cs="Arial"/>
+          <w:sz w:val="36"/>
+          <w:szCs w:val="36"/>
+        </w:rPr>
+        <w:t xml:space="preserve"># </w:t>
+      </w:r>
+      <w:proofErr w:type="gramStart"/>
+      <w:r>
+        <w:rPr>
+          <w:rFonts w:ascii="Arial" w:hAnsi="Arial" w:cs="Arial"/>
+          <w:sz w:val="36"/>
+          <w:szCs w:val="36"/>
+        </w:rPr>
+        <w:t>a</w:t>
+      </w:r>
+      <w:proofErr w:type="gramEnd"/>
+      <w:r>
+        <w:rPr>
+          <w:rFonts w:ascii="Arial" w:hAnsi="Arial" w:cs="Arial"/>
+          <w:sz w:val="36"/>
+          <w:szCs w:val="36"/>
+        </w:rPr>
+        <w:t xml:space="preserve"> grayscale image.</w:t>
       </w:r>
     </w:p>
     <w:p>
@@ -25124,7 +25831,25 @@
           <w:sz w:val="36"/>
           <w:szCs w:val="36"/>
         </w:rPr>
-        <w:t># the entire image,</w:t>
+        <w:t xml:space="preserve"># </w:t>
+      </w:r>
+      <w:proofErr w:type="gramStart"/>
+      <w:r>
+        <w:rPr>
+          <w:rFonts w:ascii="Arial" w:hAnsi="Arial" w:cs="Arial"/>
+          <w:sz w:val="36"/>
+          <w:szCs w:val="36"/>
+        </w:rPr>
+        <w:t>the</w:t>
+      </w:r>
+      <w:proofErr w:type="gramEnd"/>
+      <w:r>
+        <w:rPr>
+          <w:rFonts w:ascii="Arial" w:hAnsi="Arial" w:cs="Arial"/>
+          <w:sz w:val="36"/>
+          <w:szCs w:val="36"/>
+        </w:rPr>
+        <w:t xml:space="preserve"> entire image,</w:t>
       </w:r>
     </w:p>
     <w:p>
@@ -25389,7 +26114,25 @@
           <w:sz w:val="36"/>
           <w:szCs w:val="36"/>
         </w:rPr>
-        <w:t># independently.</w:t>
+        <w:t xml:space="preserve"># </w:t>
+      </w:r>
+      <w:proofErr w:type="gramStart"/>
+      <w:r>
+        <w:rPr>
+          <w:rFonts w:ascii="Arial" w:hAnsi="Arial" w:cs="Arial"/>
+          <w:sz w:val="36"/>
+          <w:szCs w:val="36"/>
+        </w:rPr>
+        <w:t>independently</w:t>
+      </w:r>
+      <w:proofErr w:type="gramEnd"/>
+      <w:r>
+        <w:rPr>
+          <w:rFonts w:ascii="Arial" w:hAnsi="Arial" w:cs="Arial"/>
+          <w:sz w:val="36"/>
+          <w:szCs w:val="36"/>
+        </w:rPr>
+        <w:t>.</w:t>
       </w:r>
     </w:p>
     <w:p>
@@ -25688,6 +26431,7 @@
         <w:t xml:space="preserve"># </w:t>
       </w:r>
       <w:proofErr w:type="spellStart"/>
+      <w:proofErr w:type="gramStart"/>
       <w:r>
         <w:rPr>
           <w:rFonts w:ascii="Arial" w:hAnsi="Arial" w:cs="Arial"/>
@@ -25697,6 +26441,7 @@
         <w:t>clahe.apply</w:t>
       </w:r>
       <w:proofErr w:type="spellEnd"/>
+      <w:proofErr w:type="gramEnd"/>
       <w:r>
         <w:rPr>
           <w:rFonts w:ascii="Arial" w:hAnsi="Arial" w:cs="Arial"/>
@@ -25952,6 +26697,2161 @@
         </w:rPr>
         <w:t># • Satellite Images</w:t>
       </w:r>
+    </w:p>
+    <w:p>
+      <w:pPr>
+        <w:pStyle w:val="ListParagraph"/>
+        <w:jc w:val="both"/>
+        <w:rPr>
+          <w:rFonts w:ascii="Arial" w:hAnsi="Arial" w:cs="Arial"/>
+          <w:sz w:val="36"/>
+          <w:szCs w:val="36"/>
+        </w:rPr>
+      </w:pPr>
+    </w:p>
+    <w:p>
+      <w:pPr>
+        <w:pStyle w:val="ListParagraph"/>
+        <w:jc w:val="both"/>
+        <w:rPr>
+          <w:rFonts w:ascii="Arial" w:hAnsi="Arial" w:cs="Arial"/>
+          <w:sz w:val="36"/>
+          <w:szCs w:val="36"/>
+        </w:rPr>
+      </w:pPr>
+      <w:r>
+        <w:rPr>
+          <w:rFonts w:ascii="Arial" w:hAnsi="Arial" w:cs="Arial"/>
+          <w:sz w:val="36"/>
+          <w:szCs w:val="36"/>
+        </w:rPr>
+        <w:lastRenderedPageBreak/>
+        <w:t xml:space="preserve">Lesson 8 </w:t>
+      </w:r>
+    </w:p>
+    <w:p>
+      <w:pPr>
+        <w:pStyle w:val="ListParagraph"/>
+        <w:jc w:val="both"/>
+        <w:rPr>
+          <w:rFonts w:ascii="Arial" w:hAnsi="Arial" w:cs="Arial"/>
+          <w:sz w:val="36"/>
+          <w:szCs w:val="36"/>
+        </w:rPr>
+      </w:pPr>
+      <w:r>
+        <w:rPr>
+          <w:rFonts w:ascii="Segoe UI Emoji" w:hAnsi="Segoe UI Emoji" w:cs="Segoe UI Emoji"/>
+          <w:sz w:val="36"/>
+          <w:szCs w:val="36"/>
+        </w:rPr>
+        <w:t>✅</w:t>
+      </w:r>
+      <w:r>
+        <w:rPr>
+          <w:rFonts w:ascii="Arial" w:hAnsi="Arial" w:cs="Arial"/>
+          <w:sz w:val="36"/>
+          <w:szCs w:val="36"/>
+        </w:rPr>
+        <w:t xml:space="preserve"> Read Image </w:t>
+      </w:r>
+    </w:p>
+    <w:p>
+      <w:pPr>
+        <w:pStyle w:val="ListParagraph"/>
+        <w:jc w:val="both"/>
+        <w:rPr>
+          <w:rFonts w:ascii="Arial" w:hAnsi="Arial" w:cs="Arial"/>
+          <w:sz w:val="36"/>
+          <w:szCs w:val="36"/>
+        </w:rPr>
+      </w:pPr>
+      <w:r>
+        <w:rPr>
+          <w:rFonts w:ascii="Segoe UI Emoji" w:hAnsi="Segoe UI Emoji" w:cs="Segoe UI Emoji"/>
+          <w:sz w:val="36"/>
+          <w:szCs w:val="36"/>
+        </w:rPr>
+        <w:t>✅</w:t>
+      </w:r>
+      <w:r>
+        <w:rPr>
+          <w:rFonts w:ascii="Arial" w:hAnsi="Arial" w:cs="Arial"/>
+          <w:sz w:val="36"/>
+          <w:szCs w:val="36"/>
+        </w:rPr>
+        <w:t xml:space="preserve"> Convert to Grayscale </w:t>
+      </w:r>
+    </w:p>
+    <w:p>
+      <w:pPr>
+        <w:pStyle w:val="ListParagraph"/>
+        <w:jc w:val="both"/>
+        <w:rPr>
+          <w:rFonts w:ascii="Arial" w:hAnsi="Arial" w:cs="Arial"/>
+          <w:sz w:val="36"/>
+          <w:szCs w:val="36"/>
+        </w:rPr>
+      </w:pPr>
+      <w:r>
+        <w:rPr>
+          <w:rFonts w:ascii="Segoe UI Emoji" w:hAnsi="Segoe UI Emoji" w:cs="Segoe UI Emoji"/>
+          <w:sz w:val="36"/>
+          <w:szCs w:val="36"/>
+        </w:rPr>
+        <w:t>✅</w:t>
+      </w:r>
+      <w:r>
+        <w:rPr>
+          <w:rFonts w:ascii="Arial" w:hAnsi="Arial" w:cs="Arial"/>
+          <w:sz w:val="36"/>
+          <w:szCs w:val="36"/>
+        </w:rPr>
+        <w:t xml:space="preserve"> Harris Corner Detection </w:t>
+      </w:r>
+    </w:p>
+    <w:p>
+      <w:pPr>
+        <w:pStyle w:val="ListParagraph"/>
+        <w:jc w:val="both"/>
+        <w:rPr>
+          <w:rFonts w:ascii="Arial" w:hAnsi="Arial" w:cs="Arial"/>
+          <w:sz w:val="36"/>
+          <w:szCs w:val="36"/>
+        </w:rPr>
+      </w:pPr>
+      <w:r>
+        <w:rPr>
+          <w:rFonts w:ascii="Arial" w:hAnsi="Arial" w:cs="Arial"/>
+          <w:sz w:val="36"/>
+          <w:szCs w:val="36"/>
+        </w:rPr>
+        <w:t xml:space="preserve">• float32 </w:t>
+      </w:r>
+    </w:p>
+    <w:p>
+      <w:pPr>
+        <w:pStyle w:val="ListParagraph"/>
+        <w:jc w:val="both"/>
+        <w:rPr>
+          <w:rFonts w:ascii="Arial" w:hAnsi="Arial" w:cs="Arial"/>
+          <w:sz w:val="36"/>
+          <w:szCs w:val="36"/>
+        </w:rPr>
+      </w:pPr>
+      <w:r>
+        <w:rPr>
+          <w:rFonts w:ascii="Arial" w:hAnsi="Arial" w:cs="Arial"/>
+          <w:sz w:val="36"/>
+          <w:szCs w:val="36"/>
+        </w:rPr>
+        <w:t xml:space="preserve">• </w:t>
+      </w:r>
+      <w:proofErr w:type="spellStart"/>
+      <w:proofErr w:type="gramStart"/>
+      <w:r>
+        <w:rPr>
+          <w:rFonts w:ascii="Arial" w:hAnsi="Arial" w:cs="Arial"/>
+          <w:sz w:val="36"/>
+          <w:szCs w:val="36"/>
+        </w:rPr>
+        <w:t>cornerHarris</w:t>
+      </w:r>
+      <w:proofErr w:type="spellEnd"/>
+      <w:r>
+        <w:rPr>
+          <w:rFonts w:ascii="Arial" w:hAnsi="Arial" w:cs="Arial"/>
+          <w:sz w:val="36"/>
+          <w:szCs w:val="36"/>
+        </w:rPr>
+        <w:t>(</w:t>
+      </w:r>
+      <w:proofErr w:type="gramEnd"/>
+      <w:r>
+        <w:rPr>
+          <w:rFonts w:ascii="Arial" w:hAnsi="Arial" w:cs="Arial"/>
+          <w:sz w:val="36"/>
+          <w:szCs w:val="36"/>
+        </w:rPr>
+        <w:t xml:space="preserve">) </w:t>
+      </w:r>
+    </w:p>
+    <w:p>
+      <w:pPr>
+        <w:pStyle w:val="ListParagraph"/>
+        <w:jc w:val="both"/>
+        <w:rPr>
+          <w:rFonts w:ascii="Arial" w:hAnsi="Arial" w:cs="Arial"/>
+          <w:sz w:val="36"/>
+          <w:szCs w:val="36"/>
+        </w:rPr>
+      </w:pPr>
+      <w:r>
+        <w:rPr>
+          <w:rFonts w:ascii="Arial" w:hAnsi="Arial" w:cs="Arial"/>
+          <w:sz w:val="36"/>
+          <w:szCs w:val="36"/>
+        </w:rPr>
+        <w:t xml:space="preserve">• Dilate </w:t>
+      </w:r>
+    </w:p>
+    <w:p>
+      <w:pPr>
+        <w:pStyle w:val="ListParagraph"/>
+        <w:jc w:val="both"/>
+        <w:rPr>
+          <w:rFonts w:ascii="Arial" w:hAnsi="Arial" w:cs="Arial"/>
+          <w:sz w:val="36"/>
+          <w:szCs w:val="36"/>
+        </w:rPr>
+      </w:pPr>
+      <w:r>
+        <w:rPr>
+          <w:rFonts w:ascii="Arial" w:hAnsi="Arial" w:cs="Arial"/>
+          <w:sz w:val="36"/>
+          <w:szCs w:val="36"/>
+        </w:rPr>
+        <w:t xml:space="preserve">• Threshold </w:t>
+      </w:r>
+    </w:p>
+    <w:p>
+      <w:pPr>
+        <w:pStyle w:val="ListParagraph"/>
+        <w:jc w:val="both"/>
+        <w:rPr>
+          <w:rFonts w:ascii="Arial" w:hAnsi="Arial" w:cs="Arial"/>
+          <w:sz w:val="36"/>
+          <w:szCs w:val="36"/>
+        </w:rPr>
+      </w:pPr>
+      <w:r>
+        <w:rPr>
+          <w:rFonts w:ascii="Arial" w:hAnsi="Arial" w:cs="Arial"/>
+          <w:sz w:val="36"/>
+          <w:szCs w:val="36"/>
+        </w:rPr>
+        <w:t xml:space="preserve">• Draw Corners </w:t>
+      </w:r>
+    </w:p>
+    <w:p>
+      <w:pPr>
+        <w:pStyle w:val="ListParagraph"/>
+        <w:jc w:val="both"/>
+        <w:rPr>
+          <w:rFonts w:ascii="Arial" w:hAnsi="Arial" w:cs="Arial"/>
+          <w:sz w:val="36"/>
+          <w:szCs w:val="36"/>
+        </w:rPr>
+      </w:pPr>
+      <w:r>
+        <w:rPr>
+          <w:rFonts w:ascii="Segoe UI Emoji" w:hAnsi="Segoe UI Emoji" w:cs="Segoe UI Emoji"/>
+          <w:sz w:val="36"/>
+          <w:szCs w:val="36"/>
+        </w:rPr>
+        <w:t>✅</w:t>
+      </w:r>
+      <w:r>
+        <w:rPr>
+          <w:rFonts w:ascii="Arial" w:hAnsi="Arial" w:cs="Arial"/>
+          <w:sz w:val="36"/>
+          <w:szCs w:val="36"/>
+        </w:rPr>
+        <w:t xml:space="preserve"> Shi-Tomasi </w:t>
+      </w:r>
+    </w:p>
+    <w:p>
+      <w:pPr>
+        <w:pStyle w:val="ListParagraph"/>
+        <w:jc w:val="both"/>
+        <w:rPr>
+          <w:rFonts w:ascii="Arial" w:hAnsi="Arial" w:cs="Arial"/>
+          <w:sz w:val="36"/>
+          <w:szCs w:val="36"/>
+        </w:rPr>
+      </w:pPr>
+      <w:r>
+        <w:rPr>
+          <w:rFonts w:ascii="Arial" w:hAnsi="Arial" w:cs="Arial"/>
+          <w:sz w:val="36"/>
+          <w:szCs w:val="36"/>
+        </w:rPr>
+        <w:t xml:space="preserve">• </w:t>
+      </w:r>
+      <w:proofErr w:type="spellStart"/>
+      <w:proofErr w:type="gramStart"/>
+      <w:r>
+        <w:rPr>
+          <w:rFonts w:ascii="Arial" w:hAnsi="Arial" w:cs="Arial"/>
+          <w:sz w:val="36"/>
+          <w:szCs w:val="36"/>
+        </w:rPr>
+        <w:t>goodFeaturesToTrack</w:t>
+      </w:r>
+      <w:proofErr w:type="spellEnd"/>
+      <w:r>
+        <w:rPr>
+          <w:rFonts w:ascii="Arial" w:hAnsi="Arial" w:cs="Arial"/>
+          <w:sz w:val="36"/>
+          <w:szCs w:val="36"/>
+        </w:rPr>
+        <w:t>(</w:t>
+      </w:r>
+      <w:proofErr w:type="gramEnd"/>
+      <w:r>
+        <w:rPr>
+          <w:rFonts w:ascii="Arial" w:hAnsi="Arial" w:cs="Arial"/>
+          <w:sz w:val="36"/>
+          <w:szCs w:val="36"/>
+        </w:rPr>
+        <w:t xml:space="preserve">) </w:t>
+      </w:r>
+    </w:p>
+    <w:p>
+      <w:pPr>
+        <w:pStyle w:val="ListParagraph"/>
+        <w:jc w:val="both"/>
+        <w:rPr>
+          <w:rFonts w:ascii="Arial" w:hAnsi="Arial" w:cs="Arial"/>
+          <w:sz w:val="36"/>
+          <w:szCs w:val="36"/>
+        </w:rPr>
+      </w:pPr>
+      <w:r>
+        <w:rPr>
+          <w:rFonts w:ascii="Arial" w:hAnsi="Arial" w:cs="Arial"/>
+          <w:sz w:val="36"/>
+          <w:szCs w:val="36"/>
+        </w:rPr>
+        <w:t xml:space="preserve">• </w:t>
+      </w:r>
+      <w:proofErr w:type="spellStart"/>
+      <w:r>
+        <w:rPr>
+          <w:rFonts w:ascii="Arial" w:hAnsi="Arial" w:cs="Arial"/>
+          <w:sz w:val="36"/>
+          <w:szCs w:val="36"/>
+        </w:rPr>
+        <w:t>astype</w:t>
+      </w:r>
+      <w:proofErr w:type="spellEnd"/>
+      <w:r>
+        <w:rPr>
+          <w:rFonts w:ascii="Arial" w:hAnsi="Arial" w:cs="Arial"/>
+          <w:sz w:val="36"/>
+          <w:szCs w:val="36"/>
+        </w:rPr>
+        <w:t xml:space="preserve">(int) </w:t>
+      </w:r>
+    </w:p>
+    <w:p>
+      <w:pPr>
+        <w:pStyle w:val="ListParagraph"/>
+        <w:jc w:val="both"/>
+        <w:rPr>
+          <w:rFonts w:ascii="Arial" w:hAnsi="Arial" w:cs="Arial"/>
+          <w:sz w:val="36"/>
+          <w:szCs w:val="36"/>
+        </w:rPr>
+      </w:pPr>
+      <w:r>
+        <w:rPr>
+          <w:rFonts w:ascii="Arial" w:hAnsi="Arial" w:cs="Arial"/>
+          <w:sz w:val="36"/>
+          <w:szCs w:val="36"/>
+        </w:rPr>
+        <w:t xml:space="preserve">• for loop </w:t>
+      </w:r>
+    </w:p>
+    <w:p>
+      <w:pPr>
+        <w:pStyle w:val="ListParagraph"/>
+        <w:jc w:val="both"/>
+        <w:rPr>
+          <w:rFonts w:ascii="Arial" w:hAnsi="Arial" w:cs="Arial"/>
+          <w:sz w:val="36"/>
+          <w:szCs w:val="36"/>
+        </w:rPr>
+      </w:pPr>
+      <w:r>
+        <w:rPr>
+          <w:rFonts w:ascii="Arial" w:hAnsi="Arial" w:cs="Arial"/>
+          <w:sz w:val="36"/>
+          <w:szCs w:val="36"/>
+        </w:rPr>
+        <w:t xml:space="preserve">• </w:t>
+      </w:r>
+      <w:proofErr w:type="gramStart"/>
+      <w:r>
+        <w:rPr>
+          <w:rFonts w:ascii="Arial" w:hAnsi="Arial" w:cs="Arial"/>
+          <w:sz w:val="36"/>
+          <w:szCs w:val="36"/>
+        </w:rPr>
+        <w:t>ravel(</w:t>
+      </w:r>
+      <w:proofErr w:type="gramEnd"/>
+      <w:r>
+        <w:rPr>
+          <w:rFonts w:ascii="Arial" w:hAnsi="Arial" w:cs="Arial"/>
+          <w:sz w:val="36"/>
+          <w:szCs w:val="36"/>
+        </w:rPr>
+        <w:t xml:space="preserve">) </w:t>
+      </w:r>
+    </w:p>
+    <w:p>
+      <w:pPr>
+        <w:pStyle w:val="ListParagraph"/>
+        <w:jc w:val="both"/>
+        <w:rPr>
+          <w:rFonts w:ascii="Arial" w:hAnsi="Arial" w:cs="Arial"/>
+          <w:sz w:val="36"/>
+          <w:szCs w:val="36"/>
+        </w:rPr>
+      </w:pPr>
+      <w:r>
+        <w:rPr>
+          <w:rFonts w:ascii="Arial" w:hAnsi="Arial" w:cs="Arial"/>
+          <w:sz w:val="36"/>
+          <w:szCs w:val="36"/>
+        </w:rPr>
+        <w:t xml:space="preserve">• </w:t>
+      </w:r>
+      <w:proofErr w:type="gramStart"/>
+      <w:r>
+        <w:rPr>
+          <w:rFonts w:ascii="Arial" w:hAnsi="Arial" w:cs="Arial"/>
+          <w:sz w:val="36"/>
+          <w:szCs w:val="36"/>
+        </w:rPr>
+        <w:t>circle(</w:t>
+      </w:r>
+      <w:proofErr w:type="gramEnd"/>
+      <w:r>
+        <w:rPr>
+          <w:rFonts w:ascii="Arial" w:hAnsi="Arial" w:cs="Arial"/>
+          <w:sz w:val="36"/>
+          <w:szCs w:val="36"/>
+        </w:rPr>
+        <w:t xml:space="preserve">) </w:t>
+      </w:r>
+    </w:p>
+    <w:p>
+      <w:pPr>
+        <w:pStyle w:val="ListParagraph"/>
+        <w:jc w:val="both"/>
+        <w:rPr>
+          <w:rFonts w:ascii="Arial" w:hAnsi="Arial" w:cs="Arial"/>
+          <w:sz w:val="36"/>
+          <w:szCs w:val="36"/>
+        </w:rPr>
+      </w:pPr>
+      <w:r>
+        <w:rPr>
+          <w:rFonts w:ascii="Segoe UI Emoji" w:hAnsi="Segoe UI Emoji" w:cs="Segoe UI Emoji"/>
+          <w:sz w:val="36"/>
+          <w:szCs w:val="36"/>
+        </w:rPr>
+        <w:t>✅</w:t>
+      </w:r>
+      <w:r>
+        <w:rPr>
+          <w:rFonts w:ascii="Arial" w:hAnsi="Arial" w:cs="Arial"/>
+          <w:sz w:val="36"/>
+          <w:szCs w:val="36"/>
+        </w:rPr>
+        <w:t xml:space="preserve"> Display Results</w:t>
+      </w:r>
+    </w:p>
+    <w:p>
+      <w:pPr>
+        <w:pStyle w:val="ListParagraph"/>
+        <w:jc w:val="both"/>
+        <w:rPr>
+          <w:rFonts w:ascii="Arial" w:hAnsi="Arial" w:cs="Arial"/>
+          <w:sz w:val="36"/>
+          <w:szCs w:val="36"/>
+        </w:rPr>
+      </w:pPr>
+    </w:p>
+    <w:p>
+      <w:pPr>
+        <w:pStyle w:val="ListParagraph"/>
+        <w:jc w:val="both"/>
+        <w:rPr>
+          <w:rFonts w:ascii="Arial" w:hAnsi="Arial" w:cs="Arial"/>
+          <w:sz w:val="36"/>
+          <w:szCs w:val="36"/>
+        </w:rPr>
+      </w:pPr>
+    </w:p>
+    <w:p>
+      <w:pPr>
+        <w:pStyle w:val="ListParagraph"/>
+        <w:jc w:val="both"/>
+        <w:rPr>
+          <w:rFonts w:ascii="Arial" w:hAnsi="Arial" w:cs="Arial"/>
+          <w:b/>
+          <w:bCs/>
+          <w:sz w:val="36"/>
+          <w:szCs w:val="36"/>
+        </w:rPr>
+      </w:pPr>
+      <w:r>
+        <w:rPr>
+          <w:rFonts w:ascii="Arial" w:hAnsi="Arial" w:cs="Arial"/>
+          <w:b/>
+          <w:bCs/>
+          <w:sz w:val="36"/>
+          <w:szCs w:val="36"/>
+        </w:rPr>
+        <w:t>Lesson 8 - Feature Detection</w:t>
+      </w:r>
+    </w:p>
+    <w:p>
+      <w:pPr>
+        <w:pStyle w:val="ListParagraph"/>
+        <w:jc w:val="both"/>
+        <w:rPr>
+          <w:rFonts w:ascii="Arial" w:hAnsi="Arial" w:cs="Arial"/>
+          <w:b/>
+          <w:bCs/>
+          <w:sz w:val="36"/>
+          <w:szCs w:val="36"/>
+        </w:rPr>
+      </w:pPr>
+      <w:r>
+        <w:rPr>
+          <w:rFonts w:ascii="Arial" w:hAnsi="Arial" w:cs="Arial"/>
+          <w:b/>
+          <w:bCs/>
+          <w:sz w:val="36"/>
+          <w:szCs w:val="36"/>
+        </w:rPr>
+        <w:t>What is Feature Detection?</w:t>
+      </w:r>
+    </w:p>
+    <w:p>
+      <w:pPr>
+        <w:pStyle w:val="ListParagraph"/>
+        <w:jc w:val="both"/>
+        <w:rPr>
+          <w:rFonts w:ascii="Arial" w:hAnsi="Arial" w:cs="Arial"/>
+          <w:sz w:val="36"/>
+          <w:szCs w:val="36"/>
+        </w:rPr>
+      </w:pPr>
+      <w:r>
+        <w:rPr>
+          <w:rFonts w:ascii="Arial" w:hAnsi="Arial" w:cs="Arial"/>
+          <w:sz w:val="36"/>
+          <w:szCs w:val="36"/>
+        </w:rPr>
+        <w:t>Feature Detection is the process of finding important points in an image instead of processing every pixel.</w:t>
+      </w:r>
+    </w:p>
+    <w:p>
+      <w:pPr>
+        <w:pStyle w:val="ListParagraph"/>
+        <w:jc w:val="both"/>
+        <w:rPr>
+          <w:rFonts w:ascii="Arial" w:hAnsi="Arial" w:cs="Arial"/>
+          <w:sz w:val="36"/>
+          <w:szCs w:val="36"/>
+        </w:rPr>
+      </w:pPr>
+      <w:r>
+        <w:rPr>
+          <w:rFonts w:ascii="Arial" w:hAnsi="Arial" w:cs="Arial"/>
+          <w:sz w:val="36"/>
+          <w:szCs w:val="36"/>
+        </w:rPr>
+        <w:t>Examples of image features:</w:t>
+      </w:r>
+    </w:p>
+    <w:p>
+      <w:pPr>
+        <w:pStyle w:val="ListParagraph"/>
+        <w:numPr>
+          <w:ilvl w:val="0"/>
+          <w:numId w:val="31"/>
+        </w:numPr>
+        <w:jc w:val="both"/>
+        <w:rPr>
+          <w:rFonts w:ascii="Arial" w:hAnsi="Arial" w:cs="Arial"/>
+          <w:sz w:val="36"/>
+          <w:szCs w:val="36"/>
+        </w:rPr>
+      </w:pPr>
+      <w:r>
+        <w:rPr>
+          <w:rFonts w:ascii="Arial" w:hAnsi="Arial" w:cs="Arial"/>
+          <w:sz w:val="36"/>
+          <w:szCs w:val="36"/>
+        </w:rPr>
+        <w:t xml:space="preserve">Edges </w:t>
+      </w:r>
+    </w:p>
+    <w:p>
+      <w:pPr>
+        <w:pStyle w:val="ListParagraph"/>
+        <w:numPr>
+          <w:ilvl w:val="0"/>
+          <w:numId w:val="31"/>
+        </w:numPr>
+        <w:jc w:val="both"/>
+        <w:rPr>
+          <w:rFonts w:ascii="Arial" w:hAnsi="Arial" w:cs="Arial"/>
+          <w:sz w:val="36"/>
+          <w:szCs w:val="36"/>
+        </w:rPr>
+      </w:pPr>
+      <w:r>
+        <w:rPr>
+          <w:rFonts w:ascii="Arial" w:hAnsi="Arial" w:cs="Arial"/>
+          <w:sz w:val="36"/>
+          <w:szCs w:val="36"/>
+        </w:rPr>
+        <w:t xml:space="preserve">Corners </w:t>
+      </w:r>
+    </w:p>
+    <w:p>
+      <w:pPr>
+        <w:pStyle w:val="ListParagraph"/>
+        <w:numPr>
+          <w:ilvl w:val="0"/>
+          <w:numId w:val="31"/>
+        </w:numPr>
+        <w:jc w:val="both"/>
+        <w:rPr>
+          <w:rFonts w:ascii="Arial" w:hAnsi="Arial" w:cs="Arial"/>
+          <w:sz w:val="36"/>
+          <w:szCs w:val="36"/>
+        </w:rPr>
+      </w:pPr>
+      <w:r>
+        <w:rPr>
+          <w:rFonts w:ascii="Arial" w:hAnsi="Arial" w:cs="Arial"/>
+          <w:sz w:val="36"/>
+          <w:szCs w:val="36"/>
+        </w:rPr>
+        <w:t xml:space="preserve">Blobs </w:t>
+      </w:r>
+    </w:p>
+    <w:p>
+      <w:pPr>
+        <w:pStyle w:val="ListParagraph"/>
+        <w:jc w:val="both"/>
+        <w:rPr>
+          <w:rFonts w:ascii="Arial" w:hAnsi="Arial" w:cs="Arial"/>
+          <w:sz w:val="36"/>
+          <w:szCs w:val="36"/>
+        </w:rPr>
+      </w:pPr>
+      <w:r>
+        <w:rPr>
+          <w:rFonts w:ascii="Arial" w:hAnsi="Arial" w:cs="Arial"/>
+          <w:sz w:val="36"/>
+          <w:szCs w:val="36"/>
+        </w:rPr>
+        <w:lastRenderedPageBreak/>
+        <w:t>Feature Detection helps AI focus only on meaningful regions, making computer vision faster and more reliable.</w:t>
+      </w:r>
+    </w:p>
+    <w:p>
+      <w:pPr>
+        <w:pStyle w:val="ListParagraph"/>
+        <w:jc w:val="both"/>
+        <w:rPr>
+          <w:rFonts w:ascii="Arial" w:hAnsi="Arial" w:cs="Arial"/>
+          <w:sz w:val="36"/>
+          <w:szCs w:val="36"/>
+        </w:rPr>
+      </w:pPr>
+      <w:r>
+        <w:rPr>
+          <w:rFonts w:ascii="Arial" w:hAnsi="Arial" w:cs="Arial"/>
+          <w:sz w:val="36"/>
+          <w:szCs w:val="36"/>
+        </w:rPr>
+        <w:pict w14:anchorId="672BB898">
+          <v:rect id="_x0000_i1097" style="width:0;height:1.5pt" o:hralign="center" o:hrstd="t" o:hr="t" fillcolor="#a0a0a0" stroked="f"/>
+        </w:pict>
+      </w:r>
+    </w:p>
+    <w:p>
+      <w:pPr>
+        <w:pStyle w:val="ListParagraph"/>
+        <w:jc w:val="both"/>
+        <w:rPr>
+          <w:rFonts w:ascii="Arial" w:hAnsi="Arial" w:cs="Arial"/>
+          <w:b/>
+          <w:bCs/>
+          <w:sz w:val="36"/>
+          <w:szCs w:val="36"/>
+        </w:rPr>
+      </w:pPr>
+      <w:r>
+        <w:rPr>
+          <w:rFonts w:ascii="Arial" w:hAnsi="Arial" w:cs="Arial"/>
+          <w:b/>
+          <w:bCs/>
+          <w:sz w:val="36"/>
+          <w:szCs w:val="36"/>
+        </w:rPr>
+        <w:t>Harris Corner Detection</w:t>
+      </w:r>
+    </w:p>
+    <w:p>
+      <w:pPr>
+        <w:pStyle w:val="ListParagraph"/>
+        <w:jc w:val="both"/>
+        <w:rPr>
+          <w:rFonts w:ascii="Arial" w:hAnsi="Arial" w:cs="Arial"/>
+          <w:sz w:val="36"/>
+          <w:szCs w:val="36"/>
+        </w:rPr>
+      </w:pPr>
+      <w:r>
+        <w:rPr>
+          <w:rFonts w:ascii="Arial" w:hAnsi="Arial" w:cs="Arial"/>
+          <w:sz w:val="36"/>
+          <w:szCs w:val="36"/>
+        </w:rPr>
+        <w:t>Harris Corner Detection is one of the earliest corner detection algorithms.</w:t>
+      </w:r>
+    </w:p>
+    <w:p>
+      <w:pPr>
+        <w:pStyle w:val="ListParagraph"/>
+        <w:jc w:val="both"/>
+        <w:rPr>
+          <w:rFonts w:ascii="Arial" w:hAnsi="Arial" w:cs="Arial"/>
+          <w:sz w:val="36"/>
+          <w:szCs w:val="36"/>
+        </w:rPr>
+      </w:pPr>
+      <w:r>
+        <w:rPr>
+          <w:rFonts w:ascii="Arial" w:hAnsi="Arial" w:cs="Arial"/>
+          <w:sz w:val="36"/>
+          <w:szCs w:val="36"/>
+        </w:rPr>
+        <w:t>It works by measuring intensity changes in different directions. If intensity changes significantly in both X and Y directions, the point is considered a corner.</w:t>
+      </w:r>
+    </w:p>
+    <w:p>
+      <w:pPr>
+        <w:pStyle w:val="ListParagraph"/>
+        <w:jc w:val="both"/>
+        <w:rPr>
+          <w:rFonts w:ascii="Arial" w:hAnsi="Arial" w:cs="Arial"/>
+          <w:b/>
+          <w:bCs/>
+          <w:sz w:val="36"/>
+          <w:szCs w:val="36"/>
+        </w:rPr>
+      </w:pPr>
+      <w:r>
+        <w:rPr>
+          <w:rFonts w:ascii="Arial" w:hAnsi="Arial" w:cs="Arial"/>
+          <w:b/>
+          <w:bCs/>
+          <w:sz w:val="36"/>
+          <w:szCs w:val="36"/>
+        </w:rPr>
+        <w:t>Important Functions</w:t>
+      </w:r>
+    </w:p>
+    <w:p>
+      <w:pPr>
+        <w:pStyle w:val="ListParagraph"/>
+        <w:numPr>
+          <w:ilvl w:val="0"/>
+          <w:numId w:val="32"/>
+        </w:numPr>
+        <w:jc w:val="both"/>
+        <w:rPr>
+          <w:rFonts w:ascii="Arial" w:hAnsi="Arial" w:cs="Arial"/>
+          <w:sz w:val="36"/>
+          <w:szCs w:val="36"/>
+        </w:rPr>
+      </w:pPr>
+      <w:r>
+        <w:rPr>
+          <w:rFonts w:ascii="Arial" w:hAnsi="Arial" w:cs="Arial"/>
+          <w:sz w:val="36"/>
+          <w:szCs w:val="36"/>
+        </w:rPr>
+        <w:t xml:space="preserve">cv2.cornerHarris() </w:t>
+      </w:r>
+    </w:p>
+    <w:p>
+      <w:pPr>
+        <w:pStyle w:val="ListParagraph"/>
+        <w:numPr>
+          <w:ilvl w:val="0"/>
+          <w:numId w:val="32"/>
+        </w:numPr>
+        <w:jc w:val="both"/>
+        <w:rPr>
+          <w:rFonts w:ascii="Arial" w:hAnsi="Arial" w:cs="Arial"/>
+          <w:sz w:val="36"/>
+          <w:szCs w:val="36"/>
+        </w:rPr>
+      </w:pPr>
+      <w:r>
+        <w:rPr>
+          <w:rFonts w:ascii="Arial" w:hAnsi="Arial" w:cs="Arial"/>
+          <w:sz w:val="36"/>
+          <w:szCs w:val="36"/>
+        </w:rPr>
+        <w:t xml:space="preserve">cv2.dilate() </w:t>
+      </w:r>
+    </w:p>
+    <w:p>
+      <w:pPr>
+        <w:pStyle w:val="ListParagraph"/>
+        <w:jc w:val="both"/>
+        <w:rPr>
+          <w:rFonts w:ascii="Arial" w:hAnsi="Arial" w:cs="Arial"/>
+          <w:b/>
+          <w:bCs/>
+          <w:sz w:val="36"/>
+          <w:szCs w:val="36"/>
+        </w:rPr>
+      </w:pPr>
+      <w:r>
+        <w:rPr>
+          <w:rFonts w:ascii="Arial" w:hAnsi="Arial" w:cs="Arial"/>
+          <w:b/>
+          <w:bCs/>
+          <w:sz w:val="36"/>
+          <w:szCs w:val="36"/>
+        </w:rPr>
+        <w:t>Parameters</w:t>
+      </w:r>
+    </w:p>
+    <w:p>
+      <w:pPr>
+        <w:pStyle w:val="ListParagraph"/>
+        <w:numPr>
+          <w:ilvl w:val="0"/>
+          <w:numId w:val="33"/>
+        </w:numPr>
+        <w:jc w:val="both"/>
+        <w:rPr>
+          <w:rFonts w:ascii="Arial" w:hAnsi="Arial" w:cs="Arial"/>
+          <w:sz w:val="36"/>
+          <w:szCs w:val="36"/>
+        </w:rPr>
+      </w:pPr>
+      <w:r>
+        <w:rPr>
+          <w:rFonts w:ascii="Arial" w:hAnsi="Arial" w:cs="Arial"/>
+          <w:sz w:val="36"/>
+          <w:szCs w:val="36"/>
+        </w:rPr>
+        <w:t xml:space="preserve">Block Size </w:t>
+      </w:r>
+    </w:p>
+    <w:p>
+      <w:pPr>
+        <w:pStyle w:val="ListParagraph"/>
+        <w:numPr>
+          <w:ilvl w:val="0"/>
+          <w:numId w:val="33"/>
+        </w:numPr>
+        <w:jc w:val="both"/>
+        <w:rPr>
+          <w:rFonts w:ascii="Arial" w:hAnsi="Arial" w:cs="Arial"/>
+          <w:sz w:val="36"/>
+          <w:szCs w:val="36"/>
+        </w:rPr>
+      </w:pPr>
+      <w:r>
+        <w:rPr>
+          <w:rFonts w:ascii="Arial" w:hAnsi="Arial" w:cs="Arial"/>
+          <w:sz w:val="36"/>
+          <w:szCs w:val="36"/>
+        </w:rPr>
+        <w:t xml:space="preserve">Sobel Kernel Size </w:t>
+      </w:r>
+    </w:p>
+    <w:p>
+      <w:pPr>
+        <w:pStyle w:val="ListParagraph"/>
+        <w:numPr>
+          <w:ilvl w:val="0"/>
+          <w:numId w:val="33"/>
+        </w:numPr>
+        <w:jc w:val="both"/>
+        <w:rPr>
+          <w:rFonts w:ascii="Arial" w:hAnsi="Arial" w:cs="Arial"/>
+          <w:sz w:val="36"/>
+          <w:szCs w:val="36"/>
+        </w:rPr>
+      </w:pPr>
+      <w:r>
+        <w:rPr>
+          <w:rFonts w:ascii="Arial" w:hAnsi="Arial" w:cs="Arial"/>
+          <w:sz w:val="36"/>
+          <w:szCs w:val="36"/>
+        </w:rPr>
+        <w:t xml:space="preserve">Harris Detector Constant </w:t>
+      </w:r>
+    </w:p>
+    <w:p>
+      <w:pPr>
+        <w:pStyle w:val="ListParagraph"/>
+        <w:jc w:val="both"/>
+        <w:rPr>
+          <w:rFonts w:ascii="Arial" w:hAnsi="Arial" w:cs="Arial"/>
+          <w:b/>
+          <w:bCs/>
+          <w:sz w:val="36"/>
+          <w:szCs w:val="36"/>
+        </w:rPr>
+      </w:pPr>
+      <w:r>
+        <w:rPr>
+          <w:rFonts w:ascii="Arial" w:hAnsi="Arial" w:cs="Arial"/>
+          <w:b/>
+          <w:bCs/>
+          <w:sz w:val="36"/>
+          <w:szCs w:val="36"/>
+        </w:rPr>
+        <w:t>Advantages</w:t>
+      </w:r>
+    </w:p>
+    <w:p>
+      <w:pPr>
+        <w:pStyle w:val="ListParagraph"/>
+        <w:numPr>
+          <w:ilvl w:val="0"/>
+          <w:numId w:val="34"/>
+        </w:numPr>
+        <w:jc w:val="both"/>
+        <w:rPr>
+          <w:rFonts w:ascii="Arial" w:hAnsi="Arial" w:cs="Arial"/>
+          <w:sz w:val="36"/>
+          <w:szCs w:val="36"/>
+        </w:rPr>
+      </w:pPr>
+      <w:r>
+        <w:rPr>
+          <w:rFonts w:ascii="Arial" w:hAnsi="Arial" w:cs="Arial"/>
+          <w:sz w:val="36"/>
+          <w:szCs w:val="36"/>
+        </w:rPr>
+        <w:t xml:space="preserve">Simple </w:t>
+      </w:r>
+    </w:p>
+    <w:p>
+      <w:pPr>
+        <w:pStyle w:val="ListParagraph"/>
+        <w:numPr>
+          <w:ilvl w:val="0"/>
+          <w:numId w:val="34"/>
+        </w:numPr>
+        <w:jc w:val="both"/>
+        <w:rPr>
+          <w:rFonts w:ascii="Arial" w:hAnsi="Arial" w:cs="Arial"/>
+          <w:sz w:val="36"/>
+          <w:szCs w:val="36"/>
+        </w:rPr>
+      </w:pPr>
+      <w:r>
+        <w:rPr>
+          <w:rFonts w:ascii="Arial" w:hAnsi="Arial" w:cs="Arial"/>
+          <w:sz w:val="36"/>
+          <w:szCs w:val="36"/>
+        </w:rPr>
+        <w:t xml:space="preserve">Fast </w:t>
+      </w:r>
+    </w:p>
+    <w:p>
+      <w:pPr>
+        <w:pStyle w:val="ListParagraph"/>
+        <w:numPr>
+          <w:ilvl w:val="0"/>
+          <w:numId w:val="34"/>
+        </w:numPr>
+        <w:jc w:val="both"/>
+        <w:rPr>
+          <w:rFonts w:ascii="Arial" w:hAnsi="Arial" w:cs="Arial"/>
+          <w:sz w:val="36"/>
+          <w:szCs w:val="36"/>
+        </w:rPr>
+      </w:pPr>
+      <w:r>
+        <w:rPr>
+          <w:rFonts w:ascii="Arial" w:hAnsi="Arial" w:cs="Arial"/>
+          <w:sz w:val="36"/>
+          <w:szCs w:val="36"/>
+        </w:rPr>
+        <w:t xml:space="preserve">Good for learning </w:t>
+      </w:r>
+    </w:p>
+    <w:p>
+      <w:pPr>
+        <w:pStyle w:val="ListParagraph"/>
+        <w:jc w:val="both"/>
+        <w:rPr>
+          <w:rFonts w:ascii="Arial" w:hAnsi="Arial" w:cs="Arial"/>
+          <w:b/>
+          <w:bCs/>
+          <w:sz w:val="36"/>
+          <w:szCs w:val="36"/>
+        </w:rPr>
+      </w:pPr>
+      <w:r>
+        <w:rPr>
+          <w:rFonts w:ascii="Arial" w:hAnsi="Arial" w:cs="Arial"/>
+          <w:b/>
+          <w:bCs/>
+          <w:sz w:val="36"/>
+          <w:szCs w:val="36"/>
+        </w:rPr>
+        <w:t>Limitations</w:t>
+      </w:r>
+    </w:p>
+    <w:p>
+      <w:pPr>
+        <w:pStyle w:val="ListParagraph"/>
+        <w:numPr>
+          <w:ilvl w:val="0"/>
+          <w:numId w:val="35"/>
+        </w:numPr>
+        <w:jc w:val="both"/>
+        <w:rPr>
+          <w:rFonts w:ascii="Arial" w:hAnsi="Arial" w:cs="Arial"/>
+          <w:sz w:val="36"/>
+          <w:szCs w:val="36"/>
+        </w:rPr>
+      </w:pPr>
+      <w:r>
+        <w:rPr>
+          <w:rFonts w:ascii="Arial" w:hAnsi="Arial" w:cs="Arial"/>
+          <w:sz w:val="36"/>
+          <w:szCs w:val="36"/>
+        </w:rPr>
+        <w:t xml:space="preserve">Detects many weak corners </w:t>
+      </w:r>
+    </w:p>
+    <w:p>
+      <w:pPr>
+        <w:pStyle w:val="ListParagraph"/>
+        <w:numPr>
+          <w:ilvl w:val="0"/>
+          <w:numId w:val="35"/>
+        </w:numPr>
+        <w:jc w:val="both"/>
+        <w:rPr>
+          <w:rFonts w:ascii="Arial" w:hAnsi="Arial" w:cs="Arial"/>
+          <w:sz w:val="36"/>
+          <w:szCs w:val="36"/>
+        </w:rPr>
+      </w:pPr>
+      <w:r>
+        <w:rPr>
+          <w:rFonts w:ascii="Arial" w:hAnsi="Arial" w:cs="Arial"/>
+          <w:sz w:val="36"/>
+          <w:szCs w:val="36"/>
+        </w:rPr>
+        <w:t xml:space="preserve">Threshold selection is manual </w:t>
+      </w:r>
+    </w:p>
+    <w:p>
+      <w:pPr>
+        <w:pStyle w:val="ListParagraph"/>
+        <w:jc w:val="both"/>
+        <w:rPr>
+          <w:rFonts w:ascii="Arial" w:hAnsi="Arial" w:cs="Arial"/>
+          <w:sz w:val="36"/>
+          <w:szCs w:val="36"/>
+        </w:rPr>
+      </w:pPr>
+      <w:r>
+        <w:rPr>
+          <w:rFonts w:ascii="Arial" w:hAnsi="Arial" w:cs="Arial"/>
+          <w:sz w:val="36"/>
+          <w:szCs w:val="36"/>
+        </w:rPr>
+        <w:pict w14:anchorId="135584D3">
+          <v:rect id="_x0000_i1098" style="width:0;height:1.5pt" o:hralign="center" o:hrstd="t" o:hr="t" fillcolor="#a0a0a0" stroked="f"/>
+        </w:pict>
+      </w:r>
+    </w:p>
+    <w:p>
+      <w:pPr>
+        <w:pStyle w:val="ListParagraph"/>
+        <w:jc w:val="both"/>
+        <w:rPr>
+          <w:rFonts w:ascii="Arial" w:hAnsi="Arial" w:cs="Arial"/>
+          <w:b/>
+          <w:bCs/>
+          <w:sz w:val="36"/>
+          <w:szCs w:val="36"/>
+        </w:rPr>
+      </w:pPr>
+      <w:r>
+        <w:rPr>
+          <w:rFonts w:ascii="Arial" w:hAnsi="Arial" w:cs="Arial"/>
+          <w:b/>
+          <w:bCs/>
+          <w:sz w:val="36"/>
+          <w:szCs w:val="36"/>
+        </w:rPr>
+        <w:t>Shi-Tomasi Corner Detection</w:t>
+      </w:r>
+    </w:p>
+    <w:p>
+      <w:pPr>
+        <w:pStyle w:val="ListParagraph"/>
+        <w:jc w:val="both"/>
+        <w:rPr>
+          <w:rFonts w:ascii="Arial" w:hAnsi="Arial" w:cs="Arial"/>
+          <w:sz w:val="36"/>
+          <w:szCs w:val="36"/>
+        </w:rPr>
+      </w:pPr>
+      <w:r>
+        <w:rPr>
+          <w:rFonts w:ascii="Arial" w:hAnsi="Arial" w:cs="Arial"/>
+          <w:sz w:val="36"/>
+          <w:szCs w:val="36"/>
+        </w:rPr>
+        <w:t>Shi-Tomasi is an improved version of Harris Corner Detection.</w:t>
+      </w:r>
+    </w:p>
+    <w:p>
+      <w:pPr>
+        <w:pStyle w:val="ListParagraph"/>
+        <w:jc w:val="both"/>
+        <w:rPr>
+          <w:rFonts w:ascii="Arial" w:hAnsi="Arial" w:cs="Arial"/>
+          <w:sz w:val="36"/>
+          <w:szCs w:val="36"/>
+        </w:rPr>
+      </w:pPr>
+      <w:r>
+        <w:rPr>
+          <w:rFonts w:ascii="Arial" w:hAnsi="Arial" w:cs="Arial"/>
+          <w:sz w:val="36"/>
+          <w:szCs w:val="36"/>
+        </w:rPr>
+        <w:lastRenderedPageBreak/>
+        <w:t>Instead of detecting every possible corner, it selects only the strongest and most reliable corners.</w:t>
+      </w:r>
+    </w:p>
+    <w:p>
+      <w:pPr>
+        <w:pStyle w:val="ListParagraph"/>
+        <w:jc w:val="both"/>
+        <w:rPr>
+          <w:rFonts w:ascii="Arial" w:hAnsi="Arial" w:cs="Arial"/>
+          <w:b/>
+          <w:bCs/>
+          <w:sz w:val="36"/>
+          <w:szCs w:val="36"/>
+        </w:rPr>
+      </w:pPr>
+      <w:r>
+        <w:rPr>
+          <w:rFonts w:ascii="Arial" w:hAnsi="Arial" w:cs="Arial"/>
+          <w:b/>
+          <w:bCs/>
+          <w:sz w:val="36"/>
+          <w:szCs w:val="36"/>
+        </w:rPr>
+        <w:t>Function</w:t>
+      </w:r>
+    </w:p>
+    <w:p>
+      <w:pPr>
+        <w:pStyle w:val="ListParagraph"/>
+        <w:jc w:val="both"/>
+        <w:rPr>
+          <w:rFonts w:ascii="Arial" w:hAnsi="Arial" w:cs="Arial"/>
+          <w:sz w:val="36"/>
+          <w:szCs w:val="36"/>
+        </w:rPr>
+      </w:pPr>
+      <w:r>
+        <w:rPr>
+          <w:rFonts w:ascii="Arial" w:hAnsi="Arial" w:cs="Arial"/>
+          <w:sz w:val="36"/>
+          <w:szCs w:val="36"/>
+        </w:rPr>
+        <w:t>cv2.goodFeaturesToTrack()</w:t>
+      </w:r>
+    </w:p>
+    <w:p>
+      <w:pPr>
+        <w:pStyle w:val="ListParagraph"/>
+        <w:jc w:val="both"/>
+        <w:rPr>
+          <w:rFonts w:ascii="Arial" w:hAnsi="Arial" w:cs="Arial"/>
+          <w:b/>
+          <w:bCs/>
+          <w:sz w:val="36"/>
+          <w:szCs w:val="36"/>
+        </w:rPr>
+      </w:pPr>
+      <w:r>
+        <w:rPr>
+          <w:rFonts w:ascii="Arial" w:hAnsi="Arial" w:cs="Arial"/>
+          <w:b/>
+          <w:bCs/>
+          <w:sz w:val="36"/>
+          <w:szCs w:val="36"/>
+        </w:rPr>
+        <w:t>Important Parameters</w:t>
+      </w:r>
+    </w:p>
+    <w:p>
+      <w:pPr>
+        <w:pStyle w:val="ListParagraph"/>
+        <w:numPr>
+          <w:ilvl w:val="0"/>
+          <w:numId w:val="36"/>
+        </w:numPr>
+        <w:jc w:val="both"/>
+        <w:rPr>
+          <w:rFonts w:ascii="Arial" w:hAnsi="Arial" w:cs="Arial"/>
+          <w:sz w:val="36"/>
+          <w:szCs w:val="36"/>
+        </w:rPr>
+      </w:pPr>
+      <w:proofErr w:type="spellStart"/>
+      <w:r>
+        <w:rPr>
+          <w:rFonts w:ascii="Arial" w:hAnsi="Arial" w:cs="Arial"/>
+          <w:sz w:val="36"/>
+          <w:szCs w:val="36"/>
+        </w:rPr>
+        <w:t>maxCorners</w:t>
+      </w:r>
+      <w:proofErr w:type="spellEnd"/>
+      <w:r>
+        <w:rPr>
+          <w:rFonts w:ascii="Arial" w:hAnsi="Arial" w:cs="Arial"/>
+          <w:sz w:val="36"/>
+          <w:szCs w:val="36"/>
+        </w:rPr>
+        <w:t xml:space="preserve"> </w:t>
+      </w:r>
+    </w:p>
+    <w:p>
+      <w:pPr>
+        <w:pStyle w:val="ListParagraph"/>
+        <w:numPr>
+          <w:ilvl w:val="0"/>
+          <w:numId w:val="36"/>
+        </w:numPr>
+        <w:jc w:val="both"/>
+        <w:rPr>
+          <w:rFonts w:ascii="Arial" w:hAnsi="Arial" w:cs="Arial"/>
+          <w:sz w:val="36"/>
+          <w:szCs w:val="36"/>
+        </w:rPr>
+      </w:pPr>
+      <w:proofErr w:type="spellStart"/>
+      <w:r>
+        <w:rPr>
+          <w:rFonts w:ascii="Arial" w:hAnsi="Arial" w:cs="Arial"/>
+          <w:sz w:val="36"/>
+          <w:szCs w:val="36"/>
+        </w:rPr>
+        <w:t>qualityLevel</w:t>
+      </w:r>
+      <w:proofErr w:type="spellEnd"/>
+      <w:r>
+        <w:rPr>
+          <w:rFonts w:ascii="Arial" w:hAnsi="Arial" w:cs="Arial"/>
+          <w:sz w:val="36"/>
+          <w:szCs w:val="36"/>
+        </w:rPr>
+        <w:t xml:space="preserve"> </w:t>
+      </w:r>
+    </w:p>
+    <w:p>
+      <w:pPr>
+        <w:pStyle w:val="ListParagraph"/>
+        <w:numPr>
+          <w:ilvl w:val="0"/>
+          <w:numId w:val="36"/>
+        </w:numPr>
+        <w:jc w:val="both"/>
+        <w:rPr>
+          <w:rFonts w:ascii="Arial" w:hAnsi="Arial" w:cs="Arial"/>
+          <w:sz w:val="36"/>
+          <w:szCs w:val="36"/>
+        </w:rPr>
+      </w:pPr>
+      <w:proofErr w:type="spellStart"/>
+      <w:r>
+        <w:rPr>
+          <w:rFonts w:ascii="Arial" w:hAnsi="Arial" w:cs="Arial"/>
+          <w:sz w:val="36"/>
+          <w:szCs w:val="36"/>
+        </w:rPr>
+        <w:t>minDistance</w:t>
+      </w:r>
+      <w:proofErr w:type="spellEnd"/>
+      <w:r>
+        <w:rPr>
+          <w:rFonts w:ascii="Arial" w:hAnsi="Arial" w:cs="Arial"/>
+          <w:sz w:val="36"/>
+          <w:szCs w:val="36"/>
+        </w:rPr>
+        <w:t xml:space="preserve"> </w:t>
+      </w:r>
+    </w:p>
+    <w:p>
+      <w:pPr>
+        <w:pStyle w:val="ListParagraph"/>
+        <w:jc w:val="both"/>
+        <w:rPr>
+          <w:rFonts w:ascii="Arial" w:hAnsi="Arial" w:cs="Arial"/>
+          <w:b/>
+          <w:bCs/>
+          <w:sz w:val="36"/>
+          <w:szCs w:val="36"/>
+        </w:rPr>
+      </w:pPr>
+      <w:r>
+        <w:rPr>
+          <w:rFonts w:ascii="Arial" w:hAnsi="Arial" w:cs="Arial"/>
+          <w:b/>
+          <w:bCs/>
+          <w:sz w:val="36"/>
+          <w:szCs w:val="36"/>
+        </w:rPr>
+        <w:t>Advantages</w:t>
+      </w:r>
+    </w:p>
+    <w:p>
+      <w:pPr>
+        <w:pStyle w:val="ListParagraph"/>
+        <w:numPr>
+          <w:ilvl w:val="0"/>
+          <w:numId w:val="37"/>
+        </w:numPr>
+        <w:jc w:val="both"/>
+        <w:rPr>
+          <w:rFonts w:ascii="Arial" w:hAnsi="Arial" w:cs="Arial"/>
+          <w:sz w:val="36"/>
+          <w:szCs w:val="36"/>
+        </w:rPr>
+      </w:pPr>
+      <w:r>
+        <w:rPr>
+          <w:rFonts w:ascii="Arial" w:hAnsi="Arial" w:cs="Arial"/>
+          <w:sz w:val="36"/>
+          <w:szCs w:val="36"/>
+        </w:rPr>
+        <w:t xml:space="preserve">Better corner quality </w:t>
+      </w:r>
+    </w:p>
+    <w:p>
+      <w:pPr>
+        <w:pStyle w:val="ListParagraph"/>
+        <w:numPr>
+          <w:ilvl w:val="0"/>
+          <w:numId w:val="37"/>
+        </w:numPr>
+        <w:jc w:val="both"/>
+        <w:rPr>
+          <w:rFonts w:ascii="Arial" w:hAnsi="Arial" w:cs="Arial"/>
+          <w:sz w:val="36"/>
+          <w:szCs w:val="36"/>
+        </w:rPr>
+      </w:pPr>
+      <w:r>
+        <w:rPr>
+          <w:rFonts w:ascii="Arial" w:hAnsi="Arial" w:cs="Arial"/>
+          <w:sz w:val="36"/>
+          <w:szCs w:val="36"/>
+        </w:rPr>
+        <w:t xml:space="preserve">More stable </w:t>
+      </w:r>
+    </w:p>
+    <w:p>
+      <w:pPr>
+        <w:pStyle w:val="ListParagraph"/>
+        <w:numPr>
+          <w:ilvl w:val="0"/>
+          <w:numId w:val="37"/>
+        </w:numPr>
+        <w:jc w:val="both"/>
+        <w:rPr>
+          <w:rFonts w:ascii="Arial" w:hAnsi="Arial" w:cs="Arial"/>
+          <w:sz w:val="36"/>
+          <w:szCs w:val="36"/>
+        </w:rPr>
+      </w:pPr>
+      <w:r>
+        <w:rPr>
+          <w:rFonts w:ascii="Arial" w:hAnsi="Arial" w:cs="Arial"/>
+          <w:sz w:val="36"/>
+          <w:szCs w:val="36"/>
+        </w:rPr>
+        <w:t xml:space="preserve">Commonly used in tracking applications </w:t>
+      </w:r>
+    </w:p>
+    <w:p>
+      <w:pPr>
+        <w:pStyle w:val="ListParagraph"/>
+        <w:jc w:val="both"/>
+        <w:rPr>
+          <w:rFonts w:ascii="Arial" w:hAnsi="Arial" w:cs="Arial"/>
+          <w:sz w:val="36"/>
+          <w:szCs w:val="36"/>
+        </w:rPr>
+      </w:pPr>
+      <w:r>
+        <w:rPr>
+          <w:rFonts w:ascii="Arial" w:hAnsi="Arial" w:cs="Arial"/>
+          <w:sz w:val="36"/>
+          <w:szCs w:val="36"/>
+        </w:rPr>
+        <w:pict w14:anchorId="52D551D1">
+          <v:rect id="_x0000_i1099" style="width:0;height:1.5pt" o:hralign="center" o:hrstd="t" o:hr="t" fillcolor="#a0a0a0" stroked="f"/>
+        </w:pict>
+      </w:r>
+    </w:p>
+    <w:p>
+      <w:pPr>
+        <w:pStyle w:val="ListParagraph"/>
+        <w:jc w:val="both"/>
+        <w:rPr>
+          <w:rFonts w:ascii="Arial" w:hAnsi="Arial" w:cs="Arial"/>
+          <w:b/>
+          <w:bCs/>
+          <w:sz w:val="36"/>
+          <w:szCs w:val="36"/>
+        </w:rPr>
+      </w:pPr>
+      <w:r>
+        <w:rPr>
+          <w:rFonts w:ascii="Arial" w:hAnsi="Arial" w:cs="Arial"/>
+          <w:b/>
+          <w:bCs/>
+          <w:sz w:val="36"/>
+          <w:szCs w:val="36"/>
+        </w:rPr>
+        <w:t>Harris vs Shi-Tomasi</w:t>
+      </w:r>
+    </w:p>
+    <w:tbl>
+      <w:tblPr>
+        <w:tblW w:w="0" w:type="auto"/>
+        <w:tblCellSpacing w:w="15" w:type="dxa"/>
+        <w:tblCellMar>
+          <w:top w:w="15" w:type="dxa"/>
+          <w:left w:w="15" w:type="dxa"/>
+          <w:bottom w:w="15" w:type="dxa"/>
+          <w:right w:w="15" w:type="dxa"/>
+        </w:tblCellMar>
+        <w:tblLook w:val="04A0" w:firstRow="1" w:lastRow="0" w:firstColumn="1" w:lastColumn="0" w:noHBand="0" w:noVBand="1"/>
+      </w:tblPr>
+      <w:tblGrid>
+        <w:gridCol w:w="4688"/>
+        <w:gridCol w:w="4338"/>
+      </w:tblGrid>
+      <w:tr>
+        <w:trPr>
+          <w:tblHeader/>
+          <w:tblCellSpacing w:w="15" w:type="dxa"/>
+        </w:trPr>
+        <w:tc>
+          <w:tcPr>
+            <w:tcW w:w="0" w:type="auto"/>
+            <w:vAlign w:val="center"/>
+            <w:hideMark/>
+          </w:tcPr>
+          <w:p>
+            <w:pPr>
+              <w:pStyle w:val="ListParagraph"/>
+              <w:jc w:val="both"/>
+              <w:rPr>
+                <w:rFonts w:ascii="Arial" w:hAnsi="Arial" w:cs="Arial"/>
+                <w:b/>
+                <w:bCs/>
+                <w:sz w:val="36"/>
+                <w:szCs w:val="36"/>
+              </w:rPr>
+            </w:pPr>
+            <w:r>
+              <w:rPr>
+                <w:rFonts w:ascii="Arial" w:hAnsi="Arial" w:cs="Arial"/>
+                <w:b/>
+                <w:bCs/>
+                <w:sz w:val="36"/>
+                <w:szCs w:val="36"/>
+              </w:rPr>
+              <w:t>Harris</w:t>
+            </w:r>
+          </w:p>
+        </w:tc>
+        <w:tc>
+          <w:tcPr>
+            <w:tcW w:w="0" w:type="auto"/>
+            <w:vAlign w:val="center"/>
+            <w:hideMark/>
+          </w:tcPr>
+          <w:p>
+            <w:pPr>
+              <w:pStyle w:val="ListParagraph"/>
+              <w:jc w:val="both"/>
+              <w:rPr>
+                <w:rFonts w:ascii="Arial" w:hAnsi="Arial" w:cs="Arial"/>
+                <w:b/>
+                <w:bCs/>
+                <w:sz w:val="36"/>
+                <w:szCs w:val="36"/>
+              </w:rPr>
+            </w:pPr>
+            <w:r>
+              <w:rPr>
+                <w:rFonts w:ascii="Arial" w:hAnsi="Arial" w:cs="Arial"/>
+                <w:b/>
+                <w:bCs/>
+                <w:sz w:val="36"/>
+                <w:szCs w:val="36"/>
+              </w:rPr>
+              <w:t>Shi-Tomasi</w:t>
+            </w:r>
+          </w:p>
+        </w:tc>
+      </w:tr>
+      <w:tr>
+        <w:trPr>
+          <w:tblCellSpacing w:w="15" w:type="dxa"/>
+        </w:trPr>
+        <w:tc>
+          <w:tcPr>
+            <w:tcW w:w="0" w:type="auto"/>
+            <w:vAlign w:val="center"/>
+            <w:hideMark/>
+          </w:tcPr>
+          <w:p>
+            <w:pPr>
+              <w:pStyle w:val="ListParagraph"/>
+              <w:jc w:val="both"/>
+              <w:rPr>
+                <w:rFonts w:ascii="Arial" w:hAnsi="Arial" w:cs="Arial"/>
+                <w:sz w:val="36"/>
+                <w:szCs w:val="36"/>
+              </w:rPr>
+            </w:pPr>
+            <w:r>
+              <w:rPr>
+                <w:rFonts w:ascii="Arial" w:hAnsi="Arial" w:cs="Arial"/>
+                <w:sz w:val="36"/>
+                <w:szCs w:val="36"/>
+              </w:rPr>
+              <w:t>Returns corner response matrix</w:t>
+            </w:r>
+          </w:p>
+        </w:tc>
+        <w:tc>
+          <w:tcPr>
+            <w:tcW w:w="0" w:type="auto"/>
+            <w:vAlign w:val="center"/>
+            <w:hideMark/>
+          </w:tcPr>
+          <w:p>
+            <w:pPr>
+              <w:pStyle w:val="ListParagraph"/>
+              <w:jc w:val="both"/>
+              <w:rPr>
+                <w:rFonts w:ascii="Arial" w:hAnsi="Arial" w:cs="Arial"/>
+                <w:sz w:val="36"/>
+                <w:szCs w:val="36"/>
+              </w:rPr>
+            </w:pPr>
+            <w:r>
+              <w:rPr>
+                <w:rFonts w:ascii="Arial" w:hAnsi="Arial" w:cs="Arial"/>
+                <w:sz w:val="36"/>
+                <w:szCs w:val="36"/>
+              </w:rPr>
+              <w:t>Returns corner coordinates</w:t>
+            </w:r>
+          </w:p>
+        </w:tc>
+      </w:tr>
+      <w:tr>
+        <w:trPr>
+          <w:tblCellSpacing w:w="15" w:type="dxa"/>
+        </w:trPr>
+        <w:tc>
+          <w:tcPr>
+            <w:tcW w:w="0" w:type="auto"/>
+            <w:vAlign w:val="center"/>
+            <w:hideMark/>
+          </w:tcPr>
+          <w:p>
+            <w:pPr>
+              <w:pStyle w:val="ListParagraph"/>
+              <w:jc w:val="both"/>
+              <w:rPr>
+                <w:rFonts w:ascii="Arial" w:hAnsi="Arial" w:cs="Arial"/>
+                <w:sz w:val="36"/>
+                <w:szCs w:val="36"/>
+              </w:rPr>
+            </w:pPr>
+            <w:r>
+              <w:rPr>
+                <w:rFonts w:ascii="Arial" w:hAnsi="Arial" w:cs="Arial"/>
+                <w:sz w:val="36"/>
+                <w:szCs w:val="36"/>
+              </w:rPr>
+              <w:t>Manual threshold required</w:t>
+            </w:r>
+          </w:p>
+        </w:tc>
+        <w:tc>
+          <w:tcPr>
+            <w:tcW w:w="0" w:type="auto"/>
+            <w:vAlign w:val="center"/>
+            <w:hideMark/>
+          </w:tcPr>
+          <w:p>
+            <w:pPr>
+              <w:pStyle w:val="ListParagraph"/>
+              <w:jc w:val="both"/>
+              <w:rPr>
+                <w:rFonts w:ascii="Arial" w:hAnsi="Arial" w:cs="Arial"/>
+                <w:sz w:val="36"/>
+                <w:szCs w:val="36"/>
+              </w:rPr>
+            </w:pPr>
+            <w:r>
+              <w:rPr>
+                <w:rFonts w:ascii="Arial" w:hAnsi="Arial" w:cs="Arial"/>
+                <w:sz w:val="36"/>
+                <w:szCs w:val="36"/>
+              </w:rPr>
+              <w:t>Automatic selection</w:t>
+            </w:r>
+          </w:p>
+        </w:tc>
+      </w:tr>
+      <w:tr>
+        <w:trPr>
+          <w:tblCellSpacing w:w="15" w:type="dxa"/>
+        </w:trPr>
+        <w:tc>
+          <w:tcPr>
+            <w:tcW w:w="0" w:type="auto"/>
+            <w:vAlign w:val="center"/>
+            <w:hideMark/>
+          </w:tcPr>
+          <w:p>
+            <w:pPr>
+              <w:pStyle w:val="ListParagraph"/>
+              <w:jc w:val="both"/>
+              <w:rPr>
+                <w:rFonts w:ascii="Arial" w:hAnsi="Arial" w:cs="Arial"/>
+                <w:sz w:val="36"/>
+                <w:szCs w:val="36"/>
+              </w:rPr>
+            </w:pPr>
+            <w:r>
+              <w:rPr>
+                <w:rFonts w:ascii="Arial" w:hAnsi="Arial" w:cs="Arial"/>
+                <w:sz w:val="36"/>
+                <w:szCs w:val="36"/>
+              </w:rPr>
+              <w:t>Detects many weak corners</w:t>
+            </w:r>
+          </w:p>
+        </w:tc>
+        <w:tc>
+          <w:tcPr>
+            <w:tcW w:w="0" w:type="auto"/>
+            <w:vAlign w:val="center"/>
+            <w:hideMark/>
+          </w:tcPr>
+          <w:p>
+            <w:pPr>
+              <w:pStyle w:val="ListParagraph"/>
+              <w:jc w:val="both"/>
+              <w:rPr>
+                <w:rFonts w:ascii="Arial" w:hAnsi="Arial" w:cs="Arial"/>
+                <w:sz w:val="36"/>
+                <w:szCs w:val="36"/>
+              </w:rPr>
+            </w:pPr>
+            <w:r>
+              <w:rPr>
+                <w:rFonts w:ascii="Arial" w:hAnsi="Arial" w:cs="Arial"/>
+                <w:sz w:val="36"/>
+                <w:szCs w:val="36"/>
+              </w:rPr>
+              <w:t>Detects strongest corners</w:t>
+            </w:r>
+          </w:p>
+        </w:tc>
+      </w:tr>
+      <w:tr>
+        <w:trPr>
+          <w:tblCellSpacing w:w="15" w:type="dxa"/>
+        </w:trPr>
+        <w:tc>
+          <w:tcPr>
+            <w:tcW w:w="0" w:type="auto"/>
+            <w:vAlign w:val="center"/>
+            <w:hideMark/>
+          </w:tcPr>
+          <w:p>
+            <w:pPr>
+              <w:pStyle w:val="ListParagraph"/>
+              <w:jc w:val="both"/>
+              <w:rPr>
+                <w:rFonts w:ascii="Arial" w:hAnsi="Arial" w:cs="Arial"/>
+                <w:sz w:val="36"/>
+                <w:szCs w:val="36"/>
+              </w:rPr>
+            </w:pPr>
+            <w:r>
+              <w:rPr>
+                <w:rFonts w:ascii="Arial" w:hAnsi="Arial" w:cs="Arial"/>
+                <w:sz w:val="36"/>
+                <w:szCs w:val="36"/>
+              </w:rPr>
+              <w:t>Older algorithm</w:t>
+            </w:r>
+          </w:p>
+        </w:tc>
+        <w:tc>
+          <w:tcPr>
+            <w:tcW w:w="0" w:type="auto"/>
+            <w:vAlign w:val="center"/>
+            <w:hideMark/>
+          </w:tcPr>
+          <w:p>
+            <w:pPr>
+              <w:pStyle w:val="ListParagraph"/>
+              <w:jc w:val="both"/>
+              <w:rPr>
+                <w:rFonts w:ascii="Arial" w:hAnsi="Arial" w:cs="Arial"/>
+                <w:sz w:val="36"/>
+                <w:szCs w:val="36"/>
+              </w:rPr>
+            </w:pPr>
+            <w:r>
+              <w:rPr>
+                <w:rFonts w:ascii="Arial" w:hAnsi="Arial" w:cs="Arial"/>
+                <w:sz w:val="36"/>
+                <w:szCs w:val="36"/>
+              </w:rPr>
+              <w:t>Improved algorithm</w:t>
+            </w:r>
+          </w:p>
+        </w:tc>
+      </w:tr>
+    </w:tbl>
+    <w:p>
+      <w:pPr>
+        <w:pStyle w:val="ListParagraph"/>
+        <w:jc w:val="both"/>
+        <w:rPr>
+          <w:rFonts w:ascii="Arial" w:hAnsi="Arial" w:cs="Arial"/>
+          <w:sz w:val="36"/>
+          <w:szCs w:val="36"/>
+        </w:rPr>
+      </w:pPr>
+      <w:r>
+        <w:rPr>
+          <w:rFonts w:ascii="Arial" w:hAnsi="Arial" w:cs="Arial"/>
+          <w:sz w:val="36"/>
+          <w:szCs w:val="36"/>
+        </w:rPr>
+        <w:pict w14:anchorId="5CB09D7C">
+          <v:rect id="_x0000_i1100" style="width:0;height:1.5pt" o:hralign="center" o:hrstd="t" o:hr="t" fillcolor="#a0a0a0" stroked="f"/>
+        </w:pict>
+      </w:r>
+    </w:p>
+    <w:p>
+      <w:pPr>
+        <w:pStyle w:val="ListParagraph"/>
+        <w:jc w:val="both"/>
+        <w:rPr>
+          <w:rFonts w:ascii="Arial" w:hAnsi="Arial" w:cs="Arial"/>
+          <w:b/>
+          <w:bCs/>
+          <w:sz w:val="36"/>
+          <w:szCs w:val="36"/>
+        </w:rPr>
+      </w:pPr>
+      <w:r>
+        <w:rPr>
+          <w:rFonts w:ascii="Arial" w:hAnsi="Arial" w:cs="Arial"/>
+          <w:b/>
+          <w:bCs/>
+          <w:sz w:val="36"/>
+          <w:szCs w:val="36"/>
+        </w:rPr>
+        <w:t>Important Functions Learned</w:t>
+      </w:r>
+    </w:p>
+    <w:p>
+      <w:pPr>
+        <w:pStyle w:val="ListParagraph"/>
+        <w:numPr>
+          <w:ilvl w:val="0"/>
+          <w:numId w:val="38"/>
+        </w:numPr>
+        <w:jc w:val="both"/>
+        <w:rPr>
+          <w:rFonts w:ascii="Arial" w:hAnsi="Arial" w:cs="Arial"/>
+          <w:sz w:val="36"/>
+          <w:szCs w:val="36"/>
+        </w:rPr>
+      </w:pPr>
+      <w:r>
+        <w:rPr>
+          <w:rFonts w:ascii="Arial" w:hAnsi="Arial" w:cs="Arial"/>
+          <w:sz w:val="36"/>
+          <w:szCs w:val="36"/>
+        </w:rPr>
+        <w:t xml:space="preserve">cv2.cornerHarris() </w:t>
+      </w:r>
+    </w:p>
+    <w:p>
+      <w:pPr>
+        <w:pStyle w:val="ListParagraph"/>
+        <w:numPr>
+          <w:ilvl w:val="0"/>
+          <w:numId w:val="38"/>
+        </w:numPr>
+        <w:jc w:val="both"/>
+        <w:rPr>
+          <w:rFonts w:ascii="Arial" w:hAnsi="Arial" w:cs="Arial"/>
+          <w:sz w:val="36"/>
+          <w:szCs w:val="36"/>
+        </w:rPr>
+      </w:pPr>
+      <w:r>
+        <w:rPr>
+          <w:rFonts w:ascii="Arial" w:hAnsi="Arial" w:cs="Arial"/>
+          <w:sz w:val="36"/>
+          <w:szCs w:val="36"/>
+        </w:rPr>
+        <w:t xml:space="preserve">cv2.goodFeaturesToTrack() </w:t>
+      </w:r>
+    </w:p>
+    <w:p>
+      <w:pPr>
+        <w:pStyle w:val="ListParagraph"/>
+        <w:numPr>
+          <w:ilvl w:val="0"/>
+          <w:numId w:val="38"/>
+        </w:numPr>
+        <w:jc w:val="both"/>
+        <w:rPr>
+          <w:rFonts w:ascii="Arial" w:hAnsi="Arial" w:cs="Arial"/>
+          <w:sz w:val="36"/>
+          <w:szCs w:val="36"/>
+        </w:rPr>
+      </w:pPr>
+      <w:r>
+        <w:rPr>
+          <w:rFonts w:ascii="Arial" w:hAnsi="Arial" w:cs="Arial"/>
+          <w:sz w:val="36"/>
+          <w:szCs w:val="36"/>
+        </w:rPr>
+        <w:t xml:space="preserve">cv2.dilate() </w:t>
+      </w:r>
+    </w:p>
+    <w:p>
+      <w:pPr>
+        <w:pStyle w:val="ListParagraph"/>
+        <w:numPr>
+          <w:ilvl w:val="0"/>
+          <w:numId w:val="38"/>
+        </w:numPr>
+        <w:jc w:val="both"/>
+        <w:rPr>
+          <w:rFonts w:ascii="Arial" w:hAnsi="Arial" w:cs="Arial"/>
+          <w:sz w:val="36"/>
+          <w:szCs w:val="36"/>
+        </w:rPr>
+      </w:pPr>
+      <w:r>
+        <w:rPr>
+          <w:rFonts w:ascii="Arial" w:hAnsi="Arial" w:cs="Arial"/>
+          <w:sz w:val="36"/>
+          <w:szCs w:val="36"/>
+        </w:rPr>
+        <w:lastRenderedPageBreak/>
+        <w:t xml:space="preserve">cv2.circle() </w:t>
+      </w:r>
+    </w:p>
+    <w:p>
+      <w:pPr>
+        <w:pStyle w:val="ListParagraph"/>
+        <w:numPr>
+          <w:ilvl w:val="0"/>
+          <w:numId w:val="38"/>
+        </w:numPr>
+        <w:jc w:val="both"/>
+        <w:rPr>
+          <w:rFonts w:ascii="Arial" w:hAnsi="Arial" w:cs="Arial"/>
+          <w:sz w:val="36"/>
+          <w:szCs w:val="36"/>
+        </w:rPr>
+      </w:pPr>
+      <w:proofErr w:type="spellStart"/>
+      <w:r>
+        <w:rPr>
+          <w:rFonts w:ascii="Arial" w:hAnsi="Arial" w:cs="Arial"/>
+          <w:sz w:val="36"/>
+          <w:szCs w:val="36"/>
+        </w:rPr>
+        <w:t>astype</w:t>
+      </w:r>
+      <w:proofErr w:type="spellEnd"/>
+      <w:r>
+        <w:rPr>
+          <w:rFonts w:ascii="Arial" w:hAnsi="Arial" w:cs="Arial"/>
+          <w:sz w:val="36"/>
+          <w:szCs w:val="36"/>
+        </w:rPr>
+        <w:t xml:space="preserve">(int) </w:t>
+      </w:r>
+    </w:p>
+    <w:p>
+      <w:pPr>
+        <w:pStyle w:val="ListParagraph"/>
+        <w:numPr>
+          <w:ilvl w:val="0"/>
+          <w:numId w:val="38"/>
+        </w:numPr>
+        <w:jc w:val="both"/>
+        <w:rPr>
+          <w:rFonts w:ascii="Arial" w:hAnsi="Arial" w:cs="Arial"/>
+          <w:sz w:val="36"/>
+          <w:szCs w:val="36"/>
+        </w:rPr>
+      </w:pPr>
+      <w:proofErr w:type="gramStart"/>
+      <w:r>
+        <w:rPr>
+          <w:rFonts w:ascii="Arial" w:hAnsi="Arial" w:cs="Arial"/>
+          <w:sz w:val="36"/>
+          <w:szCs w:val="36"/>
+        </w:rPr>
+        <w:t>ravel(</w:t>
+      </w:r>
+      <w:proofErr w:type="gramEnd"/>
+      <w:r>
+        <w:rPr>
+          <w:rFonts w:ascii="Arial" w:hAnsi="Arial" w:cs="Arial"/>
+          <w:sz w:val="36"/>
+          <w:szCs w:val="36"/>
+        </w:rPr>
+        <w:t xml:space="preserve">) </w:t>
+      </w:r>
+    </w:p>
+    <w:p>
+      <w:pPr>
+        <w:pStyle w:val="ListParagraph"/>
+        <w:jc w:val="both"/>
+        <w:rPr>
+          <w:rFonts w:ascii="Arial" w:hAnsi="Arial" w:cs="Arial"/>
+          <w:sz w:val="36"/>
+          <w:szCs w:val="36"/>
+        </w:rPr>
+      </w:pPr>
+      <w:r>
+        <w:rPr>
+          <w:rFonts w:ascii="Arial" w:hAnsi="Arial" w:cs="Arial"/>
+          <w:sz w:val="36"/>
+          <w:szCs w:val="36"/>
+        </w:rPr>
+        <w:pict w14:anchorId="7E9680B9">
+          <v:rect id="_x0000_i1101" style="width:0;height:1.5pt" o:hralign="center" o:hrstd="t" o:hr="t" fillcolor="#a0a0a0" stroked="f"/>
+        </w:pict>
+      </w:r>
+    </w:p>
+    <w:p>
+      <w:pPr>
+        <w:pStyle w:val="ListParagraph"/>
+        <w:jc w:val="both"/>
+        <w:rPr>
+          <w:rFonts w:ascii="Arial" w:hAnsi="Arial" w:cs="Arial"/>
+          <w:b/>
+          <w:bCs/>
+          <w:sz w:val="36"/>
+          <w:szCs w:val="36"/>
+        </w:rPr>
+      </w:pPr>
+      <w:r>
+        <w:rPr>
+          <w:rFonts w:ascii="Arial" w:hAnsi="Arial" w:cs="Arial"/>
+          <w:b/>
+          <w:bCs/>
+          <w:sz w:val="36"/>
+          <w:szCs w:val="36"/>
+        </w:rPr>
+        <w:t>Industrial AI Applications</w:t>
+      </w:r>
+    </w:p>
+    <w:p>
+      <w:pPr>
+        <w:pStyle w:val="ListParagraph"/>
+        <w:numPr>
+          <w:ilvl w:val="0"/>
+          <w:numId w:val="39"/>
+        </w:numPr>
+        <w:jc w:val="both"/>
+        <w:rPr>
+          <w:rFonts w:ascii="Arial" w:hAnsi="Arial" w:cs="Arial"/>
+          <w:sz w:val="36"/>
+          <w:szCs w:val="36"/>
+        </w:rPr>
+      </w:pPr>
+      <w:r>
+        <w:rPr>
+          <w:rFonts w:ascii="Arial" w:hAnsi="Arial" w:cs="Arial"/>
+          <w:sz w:val="36"/>
+          <w:szCs w:val="36"/>
+        </w:rPr>
+        <w:t xml:space="preserve">Object Tracking </w:t>
+      </w:r>
+    </w:p>
+    <w:p>
+      <w:pPr>
+        <w:pStyle w:val="ListParagraph"/>
+        <w:numPr>
+          <w:ilvl w:val="0"/>
+          <w:numId w:val="39"/>
+        </w:numPr>
+        <w:jc w:val="both"/>
+        <w:rPr>
+          <w:rFonts w:ascii="Arial" w:hAnsi="Arial" w:cs="Arial"/>
+          <w:sz w:val="36"/>
+          <w:szCs w:val="36"/>
+        </w:rPr>
+      </w:pPr>
+      <w:r>
+        <w:rPr>
+          <w:rFonts w:ascii="Arial" w:hAnsi="Arial" w:cs="Arial"/>
+          <w:sz w:val="36"/>
+          <w:szCs w:val="36"/>
+        </w:rPr>
+        <w:t xml:space="preserve">Visual SLAM </w:t>
+      </w:r>
+    </w:p>
+    <w:p>
+      <w:pPr>
+        <w:pStyle w:val="ListParagraph"/>
+        <w:numPr>
+          <w:ilvl w:val="0"/>
+          <w:numId w:val="39"/>
+        </w:numPr>
+        <w:jc w:val="both"/>
+        <w:rPr>
+          <w:rFonts w:ascii="Arial" w:hAnsi="Arial" w:cs="Arial"/>
+          <w:sz w:val="36"/>
+          <w:szCs w:val="36"/>
+        </w:rPr>
+      </w:pPr>
+      <w:r>
+        <w:rPr>
+          <w:rFonts w:ascii="Arial" w:hAnsi="Arial" w:cs="Arial"/>
+          <w:sz w:val="36"/>
+          <w:szCs w:val="36"/>
+        </w:rPr>
+        <w:t xml:space="preserve">Robot Navigation </w:t>
+      </w:r>
+    </w:p>
+    <w:p>
+      <w:pPr>
+        <w:pStyle w:val="ListParagraph"/>
+        <w:numPr>
+          <w:ilvl w:val="0"/>
+          <w:numId w:val="39"/>
+        </w:numPr>
+        <w:jc w:val="both"/>
+        <w:rPr>
+          <w:rFonts w:ascii="Arial" w:hAnsi="Arial" w:cs="Arial"/>
+          <w:sz w:val="36"/>
+          <w:szCs w:val="36"/>
+        </w:rPr>
+      </w:pPr>
+      <w:r>
+        <w:rPr>
+          <w:rFonts w:ascii="Arial" w:hAnsi="Arial" w:cs="Arial"/>
+          <w:sz w:val="36"/>
+          <w:szCs w:val="36"/>
+        </w:rPr>
+        <w:t xml:space="preserve">Manufacturing Inspection </w:t>
+      </w:r>
+    </w:p>
+    <w:p>
+      <w:pPr>
+        <w:pStyle w:val="ListParagraph"/>
+        <w:numPr>
+          <w:ilvl w:val="0"/>
+          <w:numId w:val="39"/>
+        </w:numPr>
+        <w:jc w:val="both"/>
+        <w:rPr>
+          <w:rFonts w:ascii="Arial" w:hAnsi="Arial" w:cs="Arial"/>
+          <w:sz w:val="36"/>
+          <w:szCs w:val="36"/>
+        </w:rPr>
+      </w:pPr>
+      <w:r>
+        <w:rPr>
+          <w:rFonts w:ascii="Arial" w:hAnsi="Arial" w:cs="Arial"/>
+          <w:sz w:val="36"/>
+          <w:szCs w:val="36"/>
+        </w:rPr>
+        <w:t xml:space="preserve">Defect Localization </w:t>
+      </w:r>
+    </w:p>
+    <w:p>
+      <w:pPr>
+        <w:pStyle w:val="ListParagraph"/>
+        <w:numPr>
+          <w:ilvl w:val="0"/>
+          <w:numId w:val="39"/>
+        </w:numPr>
+        <w:jc w:val="both"/>
+        <w:rPr>
+          <w:rFonts w:ascii="Arial" w:hAnsi="Arial" w:cs="Arial"/>
+          <w:sz w:val="36"/>
+          <w:szCs w:val="36"/>
+        </w:rPr>
+      </w:pPr>
+      <w:r>
+        <w:rPr>
+          <w:rFonts w:ascii="Arial" w:hAnsi="Arial" w:cs="Arial"/>
+          <w:sz w:val="36"/>
+          <w:szCs w:val="36"/>
+        </w:rPr>
+        <w:t xml:space="preserve">Camera Calibration </w:t>
+      </w:r>
+    </w:p>
+    <w:p>
+      <w:pPr>
+        <w:pStyle w:val="ListParagraph"/>
+        <w:jc w:val="both"/>
+        <w:rPr>
+          <w:rFonts w:ascii="Arial" w:hAnsi="Arial" w:cs="Arial"/>
+          <w:sz w:val="36"/>
+          <w:szCs w:val="36"/>
+        </w:rPr>
+      </w:pPr>
     </w:p>
     <w:sectPr>
       <w:pgSz w:w="11906" w:h="16838"/>
@@ -26552,122 +29452,9 @@
     </w:lvl>
   </w:abstractNum>
   <w:abstractNum w:abstractNumId="4" w15:restartNumberingAfterBreak="0">
-    <w:nsid w:val="15EC3BD3"/>
-    <w:multiLevelType w:val="hybridMultilevel"/>
-    <w:tmpl w:val="BFFA8788"/>
-    <w:lvl w:ilvl="0" w:tplc="40090009">
-      <w:start w:val="1"/>
-      <w:numFmt w:val="bullet"/>
-      <w:lvlText w:val=""/>
-      <w:lvlJc w:val="left"/>
-      <w:pPr>
-        <w:ind w:left="1440" w:hanging="360"/>
-      </w:pPr>
-      <w:rPr>
-        <w:rFonts w:ascii="Wingdings" w:hAnsi="Wingdings" w:hint="default"/>
-      </w:rPr>
-    </w:lvl>
-    <w:lvl w:ilvl="1" w:tplc="40090003" w:tentative="1">
-      <w:start w:val="1"/>
-      <w:numFmt w:val="bullet"/>
-      <w:lvlText w:val="o"/>
-      <w:lvlJc w:val="left"/>
-      <w:pPr>
-        <w:ind w:left="2160" w:hanging="360"/>
-      </w:pPr>
-      <w:rPr>
-        <w:rFonts w:ascii="Courier New" w:hAnsi="Courier New" w:cs="Courier New" w:hint="default"/>
-      </w:rPr>
-    </w:lvl>
-    <w:lvl w:ilvl="2" w:tplc="40090005" w:tentative="1">
-      <w:start w:val="1"/>
-      <w:numFmt w:val="bullet"/>
-      <w:lvlText w:val=""/>
-      <w:lvlJc w:val="left"/>
-      <w:pPr>
-        <w:ind w:left="2880" w:hanging="360"/>
-      </w:pPr>
-      <w:rPr>
-        <w:rFonts w:ascii="Wingdings" w:hAnsi="Wingdings" w:hint="default"/>
-      </w:rPr>
-    </w:lvl>
-    <w:lvl w:ilvl="3" w:tplc="40090001" w:tentative="1">
-      <w:start w:val="1"/>
-      <w:numFmt w:val="bullet"/>
-      <w:lvlText w:val=""/>
-      <w:lvlJc w:val="left"/>
-      <w:pPr>
-        <w:ind w:left="3600" w:hanging="360"/>
-      </w:pPr>
-      <w:rPr>
-        <w:rFonts w:ascii="Symbol" w:hAnsi="Symbol" w:hint="default"/>
-      </w:rPr>
-    </w:lvl>
-    <w:lvl w:ilvl="4" w:tplc="40090003" w:tentative="1">
-      <w:start w:val="1"/>
-      <w:numFmt w:val="bullet"/>
-      <w:lvlText w:val="o"/>
-      <w:lvlJc w:val="left"/>
-      <w:pPr>
-        <w:ind w:left="4320" w:hanging="360"/>
-      </w:pPr>
-      <w:rPr>
-        <w:rFonts w:ascii="Courier New" w:hAnsi="Courier New" w:cs="Courier New" w:hint="default"/>
-      </w:rPr>
-    </w:lvl>
-    <w:lvl w:ilvl="5" w:tplc="40090005" w:tentative="1">
-      <w:start w:val="1"/>
-      <w:numFmt w:val="bullet"/>
-      <w:lvlText w:val=""/>
-      <w:lvlJc w:val="left"/>
-      <w:pPr>
-        <w:ind w:left="5040" w:hanging="360"/>
-      </w:pPr>
-      <w:rPr>
-        <w:rFonts w:ascii="Wingdings" w:hAnsi="Wingdings" w:hint="default"/>
-      </w:rPr>
-    </w:lvl>
-    <w:lvl w:ilvl="6" w:tplc="40090001" w:tentative="1">
-      <w:start w:val="1"/>
-      <w:numFmt w:val="bullet"/>
-      <w:lvlText w:val=""/>
-      <w:lvlJc w:val="left"/>
-      <w:pPr>
-        <w:ind w:left="5760" w:hanging="360"/>
-      </w:pPr>
-      <w:rPr>
-        <w:rFonts w:ascii="Symbol" w:hAnsi="Symbol" w:hint="default"/>
-      </w:rPr>
-    </w:lvl>
-    <w:lvl w:ilvl="7" w:tplc="40090003" w:tentative="1">
-      <w:start w:val="1"/>
-      <w:numFmt w:val="bullet"/>
-      <w:lvlText w:val="o"/>
-      <w:lvlJc w:val="left"/>
-      <w:pPr>
-        <w:ind w:left="6480" w:hanging="360"/>
-      </w:pPr>
-      <w:rPr>
-        <w:rFonts w:ascii="Courier New" w:hAnsi="Courier New" w:cs="Courier New" w:hint="default"/>
-      </w:rPr>
-    </w:lvl>
-    <w:lvl w:ilvl="8" w:tplc="40090005" w:tentative="1">
-      <w:start w:val="1"/>
-      <w:numFmt w:val="bullet"/>
-      <w:lvlText w:val=""/>
-      <w:lvlJc w:val="left"/>
-      <w:pPr>
-        <w:ind w:left="7200" w:hanging="360"/>
-      </w:pPr>
-      <w:rPr>
-        <w:rFonts w:ascii="Wingdings" w:hAnsi="Wingdings" w:hint="default"/>
-      </w:rPr>
-    </w:lvl>
-  </w:abstractNum>
-  <w:abstractNum w:abstractNumId="5" w15:restartNumberingAfterBreak="0">
-    <w:nsid w:val="16520F6B"/>
+    <w:nsid w:val="0DAB1206"/>
     <w:multiLevelType w:val="multilevel"/>
-    <w:tmpl w:val="8362E690"/>
+    <w:tmpl w:val="3544BA1C"/>
     <w:lvl w:ilvl="0">
       <w:start w:val="1"/>
       <w:numFmt w:val="bullet"/>
@@ -26813,10 +29600,123 @@
       </w:rPr>
     </w:lvl>
   </w:abstractNum>
+  <w:abstractNum w:abstractNumId="5" w15:restartNumberingAfterBreak="0">
+    <w:nsid w:val="15EC3BD3"/>
+    <w:multiLevelType w:val="hybridMultilevel"/>
+    <w:tmpl w:val="BFFA8788"/>
+    <w:lvl w:ilvl="0" w:tplc="40090009">
+      <w:start w:val="1"/>
+      <w:numFmt w:val="bullet"/>
+      <w:lvlText w:val=""/>
+      <w:lvlJc w:val="left"/>
+      <w:pPr>
+        <w:ind w:left="1440" w:hanging="360"/>
+      </w:pPr>
+      <w:rPr>
+        <w:rFonts w:ascii="Wingdings" w:hAnsi="Wingdings" w:hint="default"/>
+      </w:rPr>
+    </w:lvl>
+    <w:lvl w:ilvl="1" w:tplc="40090003" w:tentative="1">
+      <w:start w:val="1"/>
+      <w:numFmt w:val="bullet"/>
+      <w:lvlText w:val="o"/>
+      <w:lvlJc w:val="left"/>
+      <w:pPr>
+        <w:ind w:left="2160" w:hanging="360"/>
+      </w:pPr>
+      <w:rPr>
+        <w:rFonts w:ascii="Courier New" w:hAnsi="Courier New" w:cs="Courier New" w:hint="default"/>
+      </w:rPr>
+    </w:lvl>
+    <w:lvl w:ilvl="2" w:tplc="40090005" w:tentative="1">
+      <w:start w:val="1"/>
+      <w:numFmt w:val="bullet"/>
+      <w:lvlText w:val=""/>
+      <w:lvlJc w:val="left"/>
+      <w:pPr>
+        <w:ind w:left="2880" w:hanging="360"/>
+      </w:pPr>
+      <w:rPr>
+        <w:rFonts w:ascii="Wingdings" w:hAnsi="Wingdings" w:hint="default"/>
+      </w:rPr>
+    </w:lvl>
+    <w:lvl w:ilvl="3" w:tplc="40090001" w:tentative="1">
+      <w:start w:val="1"/>
+      <w:numFmt w:val="bullet"/>
+      <w:lvlText w:val=""/>
+      <w:lvlJc w:val="left"/>
+      <w:pPr>
+        <w:ind w:left="3600" w:hanging="360"/>
+      </w:pPr>
+      <w:rPr>
+        <w:rFonts w:ascii="Symbol" w:hAnsi="Symbol" w:hint="default"/>
+      </w:rPr>
+    </w:lvl>
+    <w:lvl w:ilvl="4" w:tplc="40090003" w:tentative="1">
+      <w:start w:val="1"/>
+      <w:numFmt w:val="bullet"/>
+      <w:lvlText w:val="o"/>
+      <w:lvlJc w:val="left"/>
+      <w:pPr>
+        <w:ind w:left="4320" w:hanging="360"/>
+      </w:pPr>
+      <w:rPr>
+        <w:rFonts w:ascii="Courier New" w:hAnsi="Courier New" w:cs="Courier New" w:hint="default"/>
+      </w:rPr>
+    </w:lvl>
+    <w:lvl w:ilvl="5" w:tplc="40090005" w:tentative="1">
+      <w:start w:val="1"/>
+      <w:numFmt w:val="bullet"/>
+      <w:lvlText w:val=""/>
+      <w:lvlJc w:val="left"/>
+      <w:pPr>
+        <w:ind w:left="5040" w:hanging="360"/>
+      </w:pPr>
+      <w:rPr>
+        <w:rFonts w:ascii="Wingdings" w:hAnsi="Wingdings" w:hint="default"/>
+      </w:rPr>
+    </w:lvl>
+    <w:lvl w:ilvl="6" w:tplc="40090001" w:tentative="1">
+      <w:start w:val="1"/>
+      <w:numFmt w:val="bullet"/>
+      <w:lvlText w:val=""/>
+      <w:lvlJc w:val="left"/>
+      <w:pPr>
+        <w:ind w:left="5760" w:hanging="360"/>
+      </w:pPr>
+      <w:rPr>
+        <w:rFonts w:ascii="Symbol" w:hAnsi="Symbol" w:hint="default"/>
+      </w:rPr>
+    </w:lvl>
+    <w:lvl w:ilvl="7" w:tplc="40090003" w:tentative="1">
+      <w:start w:val="1"/>
+      <w:numFmt w:val="bullet"/>
+      <w:lvlText w:val="o"/>
+      <w:lvlJc w:val="left"/>
+      <w:pPr>
+        <w:ind w:left="6480" w:hanging="360"/>
+      </w:pPr>
+      <w:rPr>
+        <w:rFonts w:ascii="Courier New" w:hAnsi="Courier New" w:cs="Courier New" w:hint="default"/>
+      </w:rPr>
+    </w:lvl>
+    <w:lvl w:ilvl="8" w:tplc="40090005" w:tentative="1">
+      <w:start w:val="1"/>
+      <w:numFmt w:val="bullet"/>
+      <w:lvlText w:val=""/>
+      <w:lvlJc w:val="left"/>
+      <w:pPr>
+        <w:ind w:left="7200" w:hanging="360"/>
+      </w:pPr>
+      <w:rPr>
+        <w:rFonts w:ascii="Wingdings" w:hAnsi="Wingdings" w:hint="default"/>
+      </w:rPr>
+    </w:lvl>
+  </w:abstractNum>
   <w:abstractNum w:abstractNumId="6" w15:restartNumberingAfterBreak="0">
-    <w:nsid w:val="1D864635"/>
+    <w:nsid w:val="16520F6B"/>
     <w:multiLevelType w:val="multilevel"/>
-    <w:tmpl w:val="38C07BD4"/>
+    <w:tmpl w:val="8362E690"/>
     <w:lvl w:ilvl="0">
       <w:start w:val="1"/>
       <w:numFmt w:val="bullet"/>
@@ -26963,9 +29863,9 @@
     </w:lvl>
   </w:abstractNum>
   <w:abstractNum w:abstractNumId="7" w15:restartNumberingAfterBreak="0">
-    <w:nsid w:val="1F832231"/>
+    <w:nsid w:val="1D864635"/>
     <w:multiLevelType w:val="multilevel"/>
-    <w:tmpl w:val="D24C4FF6"/>
+    <w:tmpl w:val="38C07BD4"/>
     <w:lvl w:ilvl="0">
       <w:start w:val="1"/>
       <w:numFmt w:val="bullet"/>
@@ -27112,9 +30012,9 @@
     </w:lvl>
   </w:abstractNum>
   <w:abstractNum w:abstractNumId="8" w15:restartNumberingAfterBreak="0">
-    <w:nsid w:val="2ACB7837"/>
+    <w:nsid w:val="1F832231"/>
     <w:multiLevelType w:val="multilevel"/>
-    <w:tmpl w:val="7382D6FA"/>
+    <w:tmpl w:val="D24C4FF6"/>
     <w:lvl w:ilvl="0">
       <w:start w:val="1"/>
       <w:numFmt w:val="bullet"/>
@@ -27261,9 +30161,9 @@
     </w:lvl>
   </w:abstractNum>
   <w:abstractNum w:abstractNumId="9" w15:restartNumberingAfterBreak="0">
-    <w:nsid w:val="2B6175FA"/>
+    <w:nsid w:val="2ACB7837"/>
     <w:multiLevelType w:val="multilevel"/>
-    <w:tmpl w:val="78D63E14"/>
+    <w:tmpl w:val="7382D6FA"/>
     <w:lvl w:ilvl="0">
       <w:start w:val="1"/>
       <w:numFmt w:val="bullet"/>
@@ -27410,9 +30310,9 @@
     </w:lvl>
   </w:abstractNum>
   <w:abstractNum w:abstractNumId="10" w15:restartNumberingAfterBreak="0">
-    <w:nsid w:val="2DAD7D65"/>
+    <w:nsid w:val="2B6175FA"/>
     <w:multiLevelType w:val="multilevel"/>
-    <w:tmpl w:val="E3A0052A"/>
+    <w:tmpl w:val="78D63E14"/>
     <w:lvl w:ilvl="0">
       <w:start w:val="1"/>
       <w:numFmt w:val="bullet"/>
@@ -27559,122 +30459,9 @@
     </w:lvl>
   </w:abstractNum>
   <w:abstractNum w:abstractNumId="11" w15:restartNumberingAfterBreak="0">
-    <w:nsid w:val="321D39C3"/>
-    <w:multiLevelType w:val="hybridMultilevel"/>
-    <w:tmpl w:val="7550EF32"/>
-    <w:lvl w:ilvl="0" w:tplc="4009000D">
-      <w:start w:val="1"/>
-      <w:numFmt w:val="bullet"/>
-      <w:lvlText w:val=""/>
-      <w:lvlJc w:val="left"/>
-      <w:pPr>
-        <w:ind w:left="1440" w:hanging="360"/>
-      </w:pPr>
-      <w:rPr>
-        <w:rFonts w:ascii="Wingdings" w:hAnsi="Wingdings" w:hint="default"/>
-      </w:rPr>
-    </w:lvl>
-    <w:lvl w:ilvl="1" w:tplc="40090003" w:tentative="1">
-      <w:start w:val="1"/>
-      <w:numFmt w:val="bullet"/>
-      <w:lvlText w:val="o"/>
-      <w:lvlJc w:val="left"/>
-      <w:pPr>
-        <w:ind w:left="2160" w:hanging="360"/>
-      </w:pPr>
-      <w:rPr>
-        <w:rFonts w:ascii="Courier New" w:hAnsi="Courier New" w:cs="Courier New" w:hint="default"/>
-      </w:rPr>
-    </w:lvl>
-    <w:lvl w:ilvl="2" w:tplc="40090005" w:tentative="1">
-      <w:start w:val="1"/>
-      <w:numFmt w:val="bullet"/>
-      <w:lvlText w:val=""/>
-      <w:lvlJc w:val="left"/>
-      <w:pPr>
-        <w:ind w:left="2880" w:hanging="360"/>
-      </w:pPr>
-      <w:rPr>
-        <w:rFonts w:ascii="Wingdings" w:hAnsi="Wingdings" w:hint="default"/>
-      </w:rPr>
-    </w:lvl>
-    <w:lvl w:ilvl="3" w:tplc="40090001" w:tentative="1">
-      <w:start w:val="1"/>
-      <w:numFmt w:val="bullet"/>
-      <w:lvlText w:val=""/>
-      <w:lvlJc w:val="left"/>
-      <w:pPr>
-        <w:ind w:left="3600" w:hanging="360"/>
-      </w:pPr>
-      <w:rPr>
-        <w:rFonts w:ascii="Symbol" w:hAnsi="Symbol" w:hint="default"/>
-      </w:rPr>
-    </w:lvl>
-    <w:lvl w:ilvl="4" w:tplc="40090003" w:tentative="1">
-      <w:start w:val="1"/>
-      <w:numFmt w:val="bullet"/>
-      <w:lvlText w:val="o"/>
-      <w:lvlJc w:val="left"/>
-      <w:pPr>
-        <w:ind w:left="4320" w:hanging="360"/>
-      </w:pPr>
-      <w:rPr>
-        <w:rFonts w:ascii="Courier New" w:hAnsi="Courier New" w:cs="Courier New" w:hint="default"/>
-      </w:rPr>
-    </w:lvl>
-    <w:lvl w:ilvl="5" w:tplc="40090005" w:tentative="1">
-      <w:start w:val="1"/>
-      <w:numFmt w:val="bullet"/>
-      <w:lvlText w:val=""/>
-      <w:lvlJc w:val="left"/>
-      <w:pPr>
-        <w:ind w:left="5040" w:hanging="360"/>
-      </w:pPr>
-      <w:rPr>
-        <w:rFonts w:ascii="Wingdings" w:hAnsi="Wingdings" w:hint="default"/>
-      </w:rPr>
-    </w:lvl>
-    <w:lvl w:ilvl="6" w:tplc="40090001" w:tentative="1">
-      <w:start w:val="1"/>
-      <w:numFmt w:val="bullet"/>
-      <w:lvlText w:val=""/>
-      <w:lvlJc w:val="left"/>
-      <w:pPr>
-        <w:ind w:left="5760" w:hanging="360"/>
-      </w:pPr>
-      <w:rPr>
-        <w:rFonts w:ascii="Symbol" w:hAnsi="Symbol" w:hint="default"/>
-      </w:rPr>
-    </w:lvl>
-    <w:lvl w:ilvl="7" w:tplc="40090003" w:tentative="1">
-      <w:start w:val="1"/>
-      <w:numFmt w:val="bullet"/>
-      <w:lvlText w:val="o"/>
-      <w:lvlJc w:val="left"/>
-      <w:pPr>
-        <w:ind w:left="6480" w:hanging="360"/>
-      </w:pPr>
-      <w:rPr>
-        <w:rFonts w:ascii="Courier New" w:hAnsi="Courier New" w:cs="Courier New" w:hint="default"/>
-      </w:rPr>
-    </w:lvl>
-    <w:lvl w:ilvl="8" w:tplc="40090005" w:tentative="1">
-      <w:start w:val="1"/>
-      <w:numFmt w:val="bullet"/>
-      <w:lvlText w:val=""/>
-      <w:lvlJc w:val="left"/>
-      <w:pPr>
-        <w:ind w:left="7200" w:hanging="360"/>
-      </w:pPr>
-      <w:rPr>
-        <w:rFonts w:ascii="Wingdings" w:hAnsi="Wingdings" w:hint="default"/>
-      </w:rPr>
-    </w:lvl>
-  </w:abstractNum>
-  <w:abstractNum w:abstractNumId="12" w15:restartNumberingAfterBreak="0">
-    <w:nsid w:val="353D30CB"/>
+    <w:nsid w:val="2DAD7D65"/>
     <w:multiLevelType w:val="multilevel"/>
-    <w:tmpl w:val="3EC0C1C8"/>
+    <w:tmpl w:val="E3A0052A"/>
     <w:lvl w:ilvl="0">
       <w:start w:val="1"/>
       <w:numFmt w:val="bullet"/>
@@ -27820,14 +30607,14 @@
       </w:rPr>
     </w:lvl>
   </w:abstractNum>
-  <w:abstractNum w:abstractNumId="13" w15:restartNumberingAfterBreak="0">
-    <w:nsid w:val="362F6C47"/>
+  <w:abstractNum w:abstractNumId="12" w15:restartNumberingAfterBreak="0">
+    <w:nsid w:val="321D39C3"/>
     <w:multiLevelType w:val="hybridMultilevel"/>
-    <w:tmpl w:val="82848950"/>
-    <w:lvl w:ilvl="0" w:tplc="40090009">
+    <w:tmpl w:val="7550EF32"/>
+    <w:lvl w:ilvl="0" w:tplc="4009000D">
       <w:start w:val="1"/>
       <w:numFmt w:val="bullet"/>
-      <w:lvlText w:val=""/>
+      <w:lvlText w:val=""/>
       <w:lvlJc w:val="left"/>
       <w:pPr>
         <w:ind w:left="1440" w:hanging="360"/>
@@ -27933,10 +30720,10 @@
       </w:rPr>
     </w:lvl>
   </w:abstractNum>
-  <w:abstractNum w:abstractNumId="14" w15:restartNumberingAfterBreak="0">
-    <w:nsid w:val="3884659F"/>
+  <w:abstractNum w:abstractNumId="13" w15:restartNumberingAfterBreak="0">
+    <w:nsid w:val="353D30CB"/>
     <w:multiLevelType w:val="multilevel"/>
-    <w:tmpl w:val="8E2C9308"/>
+    <w:tmpl w:val="3EC0C1C8"/>
     <w:lvl w:ilvl="0">
       <w:start w:val="1"/>
       <w:numFmt w:val="bullet"/>
@@ -28082,10 +30869,123 @@
       </w:rPr>
     </w:lvl>
   </w:abstractNum>
+  <w:abstractNum w:abstractNumId="14" w15:restartNumberingAfterBreak="0">
+    <w:nsid w:val="362F6C47"/>
+    <w:multiLevelType w:val="hybridMultilevel"/>
+    <w:tmpl w:val="82848950"/>
+    <w:lvl w:ilvl="0" w:tplc="40090009">
+      <w:start w:val="1"/>
+      <w:numFmt w:val="bullet"/>
+      <w:lvlText w:val=""/>
+      <w:lvlJc w:val="left"/>
+      <w:pPr>
+        <w:ind w:left="1440" w:hanging="360"/>
+      </w:pPr>
+      <w:rPr>
+        <w:rFonts w:ascii="Wingdings" w:hAnsi="Wingdings" w:hint="default"/>
+      </w:rPr>
+    </w:lvl>
+    <w:lvl w:ilvl="1" w:tplc="40090003" w:tentative="1">
+      <w:start w:val="1"/>
+      <w:numFmt w:val="bullet"/>
+      <w:lvlText w:val="o"/>
+      <w:lvlJc w:val="left"/>
+      <w:pPr>
+        <w:ind w:left="2160" w:hanging="360"/>
+      </w:pPr>
+      <w:rPr>
+        <w:rFonts w:ascii="Courier New" w:hAnsi="Courier New" w:cs="Courier New" w:hint="default"/>
+      </w:rPr>
+    </w:lvl>
+    <w:lvl w:ilvl="2" w:tplc="40090005" w:tentative="1">
+      <w:start w:val="1"/>
+      <w:numFmt w:val="bullet"/>
+      <w:lvlText w:val=""/>
+      <w:lvlJc w:val="left"/>
+      <w:pPr>
+        <w:ind w:left="2880" w:hanging="360"/>
+      </w:pPr>
+      <w:rPr>
+        <w:rFonts w:ascii="Wingdings" w:hAnsi="Wingdings" w:hint="default"/>
+      </w:rPr>
+    </w:lvl>
+    <w:lvl w:ilvl="3" w:tplc="40090001" w:tentative="1">
+      <w:start w:val="1"/>
+      <w:numFmt w:val="bullet"/>
+      <w:lvlText w:val=""/>
+      <w:lvlJc w:val="left"/>
+      <w:pPr>
+        <w:ind w:left="3600" w:hanging="360"/>
+      </w:pPr>
+      <w:rPr>
+        <w:rFonts w:ascii="Symbol" w:hAnsi="Symbol" w:hint="default"/>
+      </w:rPr>
+    </w:lvl>
+    <w:lvl w:ilvl="4" w:tplc="40090003" w:tentative="1">
+      <w:start w:val="1"/>
+      <w:numFmt w:val="bullet"/>
+      <w:lvlText w:val="o"/>
+      <w:lvlJc w:val="left"/>
+      <w:pPr>
+        <w:ind w:left="4320" w:hanging="360"/>
+      </w:pPr>
+      <w:rPr>
+        <w:rFonts w:ascii="Courier New" w:hAnsi="Courier New" w:cs="Courier New" w:hint="default"/>
+      </w:rPr>
+    </w:lvl>
+    <w:lvl w:ilvl="5" w:tplc="40090005" w:tentative="1">
+      <w:start w:val="1"/>
+      <w:numFmt w:val="bullet"/>
+      <w:lvlText w:val=""/>
+      <w:lvlJc w:val="left"/>
+      <w:pPr>
+        <w:ind w:left="5040" w:hanging="360"/>
+      </w:pPr>
+      <w:rPr>
+        <w:rFonts w:ascii="Wingdings" w:hAnsi="Wingdings" w:hint="default"/>
+      </w:rPr>
+    </w:lvl>
+    <w:lvl w:ilvl="6" w:tplc="40090001" w:tentative="1">
+      <w:start w:val="1"/>
+      <w:numFmt w:val="bullet"/>
+      <w:lvlText w:val=""/>
+      <w:lvlJc w:val="left"/>
+      <w:pPr>
+        <w:ind w:left="5760" w:hanging="360"/>
+      </w:pPr>
+      <w:rPr>
+        <w:rFonts w:ascii="Symbol" w:hAnsi="Symbol" w:hint="default"/>
+      </w:rPr>
+    </w:lvl>
+    <w:lvl w:ilvl="7" w:tplc="40090003" w:tentative="1">
+      <w:start w:val="1"/>
+      <w:numFmt w:val="bullet"/>
+      <w:lvlText w:val="o"/>
+      <w:lvlJc w:val="left"/>
+      <w:pPr>
+        <w:ind w:left="6480" w:hanging="360"/>
+      </w:pPr>
+      <w:rPr>
+        <w:rFonts w:ascii="Courier New" w:hAnsi="Courier New" w:cs="Courier New" w:hint="default"/>
+      </w:rPr>
+    </w:lvl>
+    <w:lvl w:ilvl="8" w:tplc="40090005" w:tentative="1">
+      <w:start w:val="1"/>
+      <w:numFmt w:val="bullet"/>
+      <w:lvlText w:val=""/>
+      <w:lvlJc w:val="left"/>
+      <w:pPr>
+        <w:ind w:left="7200" w:hanging="360"/>
+      </w:pPr>
+      <w:rPr>
+        <w:rFonts w:ascii="Wingdings" w:hAnsi="Wingdings" w:hint="default"/>
+      </w:rPr>
+    </w:lvl>
+  </w:abstractNum>
   <w:abstractNum w:abstractNumId="15" w15:restartNumberingAfterBreak="0">
-    <w:nsid w:val="38E57621"/>
+    <w:nsid w:val="37BF4922"/>
     <w:multiLevelType w:val="multilevel"/>
-    <w:tmpl w:val="4334A28A"/>
+    <w:tmpl w:val="C466F758"/>
     <w:lvl w:ilvl="0">
       <w:start w:val="1"/>
       <w:numFmt w:val="bullet"/>
@@ -28232,9 +31132,9 @@
     </w:lvl>
   </w:abstractNum>
   <w:abstractNum w:abstractNumId="16" w15:restartNumberingAfterBreak="0">
-    <w:nsid w:val="3CD873CF"/>
+    <w:nsid w:val="3884659F"/>
     <w:multiLevelType w:val="multilevel"/>
-    <w:tmpl w:val="256ACBD2"/>
+    <w:tmpl w:val="8E2C9308"/>
     <w:lvl w:ilvl="0">
       <w:start w:val="1"/>
       <w:numFmt w:val="bullet"/>
@@ -28381,9 +31281,9 @@
     </w:lvl>
   </w:abstractNum>
   <w:abstractNum w:abstractNumId="17" w15:restartNumberingAfterBreak="0">
-    <w:nsid w:val="40FF3BBF"/>
+    <w:nsid w:val="38E57621"/>
     <w:multiLevelType w:val="multilevel"/>
-    <w:tmpl w:val="93F6E292"/>
+    <w:tmpl w:val="4334A28A"/>
     <w:lvl w:ilvl="0">
       <w:start w:val="1"/>
       <w:numFmt w:val="bullet"/>
@@ -28530,9 +31430,9 @@
     </w:lvl>
   </w:abstractNum>
   <w:abstractNum w:abstractNumId="18" w15:restartNumberingAfterBreak="0">
-    <w:nsid w:val="46740736"/>
+    <w:nsid w:val="3C5C5545"/>
     <w:multiLevelType w:val="multilevel"/>
-    <w:tmpl w:val="971ECD40"/>
+    <w:tmpl w:val="11D466C2"/>
     <w:lvl w:ilvl="0">
       <w:start w:val="1"/>
       <w:numFmt w:val="bullet"/>
@@ -28679,9 +31579,9 @@
     </w:lvl>
   </w:abstractNum>
   <w:abstractNum w:abstractNumId="19" w15:restartNumberingAfterBreak="0">
-    <w:nsid w:val="47484916"/>
+    <w:nsid w:val="3CD873CF"/>
     <w:multiLevelType w:val="multilevel"/>
-    <w:tmpl w:val="351A721E"/>
+    <w:tmpl w:val="256ACBD2"/>
     <w:lvl w:ilvl="0">
       <w:start w:val="1"/>
       <w:numFmt w:val="bullet"/>
@@ -28828,9 +31728,9 @@
     </w:lvl>
   </w:abstractNum>
   <w:abstractNum w:abstractNumId="20" w15:restartNumberingAfterBreak="0">
-    <w:nsid w:val="4C8961E3"/>
+    <w:nsid w:val="40FF3BBF"/>
     <w:multiLevelType w:val="multilevel"/>
-    <w:tmpl w:val="3C90DAFE"/>
+    <w:tmpl w:val="93F6E292"/>
     <w:lvl w:ilvl="0">
       <w:start w:val="1"/>
       <w:numFmt w:val="bullet"/>
@@ -28977,9 +31877,9 @@
     </w:lvl>
   </w:abstractNum>
   <w:abstractNum w:abstractNumId="21" w15:restartNumberingAfterBreak="0">
-    <w:nsid w:val="539A0854"/>
+    <w:nsid w:val="456D1D85"/>
     <w:multiLevelType w:val="multilevel"/>
-    <w:tmpl w:val="5588D980"/>
+    <w:tmpl w:val="530A13F0"/>
     <w:lvl w:ilvl="0">
       <w:start w:val="1"/>
       <w:numFmt w:val="bullet"/>
@@ -29126,6 +32026,1049 @@
     </w:lvl>
   </w:abstractNum>
   <w:abstractNum w:abstractNumId="22" w15:restartNumberingAfterBreak="0">
+    <w:nsid w:val="46740736"/>
+    <w:multiLevelType w:val="multilevel"/>
+    <w:tmpl w:val="971ECD40"/>
+    <w:lvl w:ilvl="0">
+      <w:start w:val="1"/>
+      <w:numFmt w:val="bullet"/>
+      <w:lvlText w:val=""/>
+      <w:lvlJc w:val="left"/>
+      <w:pPr>
+        <w:tabs>
+          <w:tab w:val="num" w:pos="720"/>
+        </w:tabs>
+        <w:ind w:left="720" w:hanging="360"/>
+      </w:pPr>
+      <w:rPr>
+        <w:rFonts w:ascii="Symbol" w:hAnsi="Symbol" w:hint="default"/>
+        <w:sz w:val="20"/>
+      </w:rPr>
+    </w:lvl>
+    <w:lvl w:ilvl="1" w:tentative="1">
+      <w:start w:val="1"/>
+      <w:numFmt w:val="bullet"/>
+      <w:lvlText w:val="o"/>
+      <w:lvlJc w:val="left"/>
+      <w:pPr>
+        <w:tabs>
+          <w:tab w:val="num" w:pos="1440"/>
+        </w:tabs>
+        <w:ind w:left="1440" w:hanging="360"/>
+      </w:pPr>
+      <w:rPr>
+        <w:rFonts w:ascii="Courier New" w:hAnsi="Courier New" w:hint="default"/>
+        <w:sz w:val="20"/>
+      </w:rPr>
+    </w:lvl>
+    <w:lvl w:ilvl="2" w:tentative="1">
+      <w:start w:val="1"/>
+      <w:numFmt w:val="bullet"/>
+      <w:lvlText w:val=""/>
+      <w:lvlJc w:val="left"/>
+      <w:pPr>
+        <w:tabs>
+          <w:tab w:val="num" w:pos="2160"/>
+        </w:tabs>
+        <w:ind w:left="2160" w:hanging="360"/>
+      </w:pPr>
+      <w:rPr>
+        <w:rFonts w:ascii="Wingdings" w:hAnsi="Wingdings" w:hint="default"/>
+        <w:sz w:val="20"/>
+      </w:rPr>
+    </w:lvl>
+    <w:lvl w:ilvl="3" w:tentative="1">
+      <w:start w:val="1"/>
+      <w:numFmt w:val="bullet"/>
+      <w:lvlText w:val=""/>
+      <w:lvlJc w:val="left"/>
+      <w:pPr>
+        <w:tabs>
+          <w:tab w:val="num" w:pos="2880"/>
+        </w:tabs>
+        <w:ind w:left="2880" w:hanging="360"/>
+      </w:pPr>
+      <w:rPr>
+        <w:rFonts w:ascii="Wingdings" w:hAnsi="Wingdings" w:hint="default"/>
+        <w:sz w:val="20"/>
+      </w:rPr>
+    </w:lvl>
+    <w:lvl w:ilvl="4" w:tentative="1">
+      <w:start w:val="1"/>
+      <w:numFmt w:val="bullet"/>
+      <w:lvlText w:val=""/>
+      <w:lvlJc w:val="left"/>
+      <w:pPr>
+        <w:tabs>
+          <w:tab w:val="num" w:pos="3600"/>
+        </w:tabs>
+        <w:ind w:left="3600" w:hanging="360"/>
+      </w:pPr>
+      <w:rPr>
+        <w:rFonts w:ascii="Wingdings" w:hAnsi="Wingdings" w:hint="default"/>
+        <w:sz w:val="20"/>
+      </w:rPr>
+    </w:lvl>
+    <w:lvl w:ilvl="5" w:tentative="1">
+      <w:start w:val="1"/>
+      <w:numFmt w:val="bullet"/>
+      <w:lvlText w:val=""/>
+      <w:lvlJc w:val="left"/>
+      <w:pPr>
+        <w:tabs>
+          <w:tab w:val="num" w:pos="4320"/>
+        </w:tabs>
+        <w:ind w:left="4320" w:hanging="360"/>
+      </w:pPr>
+      <w:rPr>
+        <w:rFonts w:ascii="Wingdings" w:hAnsi="Wingdings" w:hint="default"/>
+        <w:sz w:val="20"/>
+      </w:rPr>
+    </w:lvl>
+    <w:lvl w:ilvl="6" w:tentative="1">
+      <w:start w:val="1"/>
+      <w:numFmt w:val="bullet"/>
+      <w:lvlText w:val=""/>
+      <w:lvlJc w:val="left"/>
+      <w:pPr>
+        <w:tabs>
+          <w:tab w:val="num" w:pos="5040"/>
+        </w:tabs>
+        <w:ind w:left="5040" w:hanging="360"/>
+      </w:pPr>
+      <w:rPr>
+        <w:rFonts w:ascii="Wingdings" w:hAnsi="Wingdings" w:hint="default"/>
+        <w:sz w:val="20"/>
+      </w:rPr>
+    </w:lvl>
+    <w:lvl w:ilvl="7" w:tentative="1">
+      <w:start w:val="1"/>
+      <w:numFmt w:val="bullet"/>
+      <w:lvlText w:val=""/>
+      <w:lvlJc w:val="left"/>
+      <w:pPr>
+        <w:tabs>
+          <w:tab w:val="num" w:pos="5760"/>
+        </w:tabs>
+        <w:ind w:left="5760" w:hanging="360"/>
+      </w:pPr>
+      <w:rPr>
+        <w:rFonts w:ascii="Wingdings" w:hAnsi="Wingdings" w:hint="default"/>
+        <w:sz w:val="20"/>
+      </w:rPr>
+    </w:lvl>
+    <w:lvl w:ilvl="8" w:tentative="1">
+      <w:start w:val="1"/>
+      <w:numFmt w:val="bullet"/>
+      <w:lvlText w:val=""/>
+      <w:lvlJc w:val="left"/>
+      <w:pPr>
+        <w:tabs>
+          <w:tab w:val="num" w:pos="6480"/>
+        </w:tabs>
+        <w:ind w:left="6480" w:hanging="360"/>
+      </w:pPr>
+      <w:rPr>
+        <w:rFonts w:ascii="Wingdings" w:hAnsi="Wingdings" w:hint="default"/>
+        <w:sz w:val="20"/>
+      </w:rPr>
+    </w:lvl>
+  </w:abstractNum>
+  <w:abstractNum w:abstractNumId="23" w15:restartNumberingAfterBreak="0">
+    <w:nsid w:val="47484916"/>
+    <w:multiLevelType w:val="multilevel"/>
+    <w:tmpl w:val="351A721E"/>
+    <w:lvl w:ilvl="0">
+      <w:start w:val="1"/>
+      <w:numFmt w:val="bullet"/>
+      <w:lvlText w:val=""/>
+      <w:lvlJc w:val="left"/>
+      <w:pPr>
+        <w:tabs>
+          <w:tab w:val="num" w:pos="720"/>
+        </w:tabs>
+        <w:ind w:left="720" w:hanging="360"/>
+      </w:pPr>
+      <w:rPr>
+        <w:rFonts w:ascii="Symbol" w:hAnsi="Symbol" w:hint="default"/>
+        <w:sz w:val="20"/>
+      </w:rPr>
+    </w:lvl>
+    <w:lvl w:ilvl="1" w:tentative="1">
+      <w:start w:val="1"/>
+      <w:numFmt w:val="bullet"/>
+      <w:lvlText w:val="o"/>
+      <w:lvlJc w:val="left"/>
+      <w:pPr>
+        <w:tabs>
+          <w:tab w:val="num" w:pos="1440"/>
+        </w:tabs>
+        <w:ind w:left="1440" w:hanging="360"/>
+      </w:pPr>
+      <w:rPr>
+        <w:rFonts w:ascii="Courier New" w:hAnsi="Courier New" w:hint="default"/>
+        <w:sz w:val="20"/>
+      </w:rPr>
+    </w:lvl>
+    <w:lvl w:ilvl="2" w:tentative="1">
+      <w:start w:val="1"/>
+      <w:numFmt w:val="bullet"/>
+      <w:lvlText w:val=""/>
+      <w:lvlJc w:val="left"/>
+      <w:pPr>
+        <w:tabs>
+          <w:tab w:val="num" w:pos="2160"/>
+        </w:tabs>
+        <w:ind w:left="2160" w:hanging="360"/>
+      </w:pPr>
+      <w:rPr>
+        <w:rFonts w:ascii="Wingdings" w:hAnsi="Wingdings" w:hint="default"/>
+        <w:sz w:val="20"/>
+      </w:rPr>
+    </w:lvl>
+    <w:lvl w:ilvl="3" w:tentative="1">
+      <w:start w:val="1"/>
+      <w:numFmt w:val="bullet"/>
+      <w:lvlText w:val=""/>
+      <w:lvlJc w:val="left"/>
+      <w:pPr>
+        <w:tabs>
+          <w:tab w:val="num" w:pos="2880"/>
+        </w:tabs>
+        <w:ind w:left="2880" w:hanging="360"/>
+      </w:pPr>
+      <w:rPr>
+        <w:rFonts w:ascii="Wingdings" w:hAnsi="Wingdings" w:hint="default"/>
+        <w:sz w:val="20"/>
+      </w:rPr>
+    </w:lvl>
+    <w:lvl w:ilvl="4" w:tentative="1">
+      <w:start w:val="1"/>
+      <w:numFmt w:val="bullet"/>
+      <w:lvlText w:val=""/>
+      <w:lvlJc w:val="left"/>
+      <w:pPr>
+        <w:tabs>
+          <w:tab w:val="num" w:pos="3600"/>
+        </w:tabs>
+        <w:ind w:left="3600" w:hanging="360"/>
+      </w:pPr>
+      <w:rPr>
+        <w:rFonts w:ascii="Wingdings" w:hAnsi="Wingdings" w:hint="default"/>
+        <w:sz w:val="20"/>
+      </w:rPr>
+    </w:lvl>
+    <w:lvl w:ilvl="5" w:tentative="1">
+      <w:start w:val="1"/>
+      <w:numFmt w:val="bullet"/>
+      <w:lvlText w:val=""/>
+      <w:lvlJc w:val="left"/>
+      <w:pPr>
+        <w:tabs>
+          <w:tab w:val="num" w:pos="4320"/>
+        </w:tabs>
+        <w:ind w:left="4320" w:hanging="360"/>
+      </w:pPr>
+      <w:rPr>
+        <w:rFonts w:ascii="Wingdings" w:hAnsi="Wingdings" w:hint="default"/>
+        <w:sz w:val="20"/>
+      </w:rPr>
+    </w:lvl>
+    <w:lvl w:ilvl="6" w:tentative="1">
+      <w:start w:val="1"/>
+      <w:numFmt w:val="bullet"/>
+      <w:lvlText w:val=""/>
+      <w:lvlJc w:val="left"/>
+      <w:pPr>
+        <w:tabs>
+          <w:tab w:val="num" w:pos="5040"/>
+        </w:tabs>
+        <w:ind w:left="5040" w:hanging="360"/>
+      </w:pPr>
+      <w:rPr>
+        <w:rFonts w:ascii="Wingdings" w:hAnsi="Wingdings" w:hint="default"/>
+        <w:sz w:val="20"/>
+      </w:rPr>
+    </w:lvl>
+    <w:lvl w:ilvl="7" w:tentative="1">
+      <w:start w:val="1"/>
+      <w:numFmt w:val="bullet"/>
+      <w:lvlText w:val=""/>
+      <w:lvlJc w:val="left"/>
+      <w:pPr>
+        <w:tabs>
+          <w:tab w:val="num" w:pos="5760"/>
+        </w:tabs>
+        <w:ind w:left="5760" w:hanging="360"/>
+      </w:pPr>
+      <w:rPr>
+        <w:rFonts w:ascii="Wingdings" w:hAnsi="Wingdings" w:hint="default"/>
+        <w:sz w:val="20"/>
+      </w:rPr>
+    </w:lvl>
+    <w:lvl w:ilvl="8" w:tentative="1">
+      <w:start w:val="1"/>
+      <w:numFmt w:val="bullet"/>
+      <w:lvlText w:val=""/>
+      <w:lvlJc w:val="left"/>
+      <w:pPr>
+        <w:tabs>
+          <w:tab w:val="num" w:pos="6480"/>
+        </w:tabs>
+        <w:ind w:left="6480" w:hanging="360"/>
+      </w:pPr>
+      <w:rPr>
+        <w:rFonts w:ascii="Wingdings" w:hAnsi="Wingdings" w:hint="default"/>
+        <w:sz w:val="20"/>
+      </w:rPr>
+    </w:lvl>
+  </w:abstractNum>
+  <w:abstractNum w:abstractNumId="24" w15:restartNumberingAfterBreak="0">
+    <w:nsid w:val="48B162BF"/>
+    <w:multiLevelType w:val="multilevel"/>
+    <w:tmpl w:val="252A2B9E"/>
+    <w:lvl w:ilvl="0">
+      <w:start w:val="1"/>
+      <w:numFmt w:val="bullet"/>
+      <w:lvlText w:val=""/>
+      <w:lvlJc w:val="left"/>
+      <w:pPr>
+        <w:tabs>
+          <w:tab w:val="num" w:pos="720"/>
+        </w:tabs>
+        <w:ind w:left="720" w:hanging="360"/>
+      </w:pPr>
+      <w:rPr>
+        <w:rFonts w:ascii="Symbol" w:hAnsi="Symbol" w:hint="default"/>
+        <w:sz w:val="20"/>
+      </w:rPr>
+    </w:lvl>
+    <w:lvl w:ilvl="1" w:tentative="1">
+      <w:start w:val="1"/>
+      <w:numFmt w:val="bullet"/>
+      <w:lvlText w:val="o"/>
+      <w:lvlJc w:val="left"/>
+      <w:pPr>
+        <w:tabs>
+          <w:tab w:val="num" w:pos="1440"/>
+        </w:tabs>
+        <w:ind w:left="1440" w:hanging="360"/>
+      </w:pPr>
+      <w:rPr>
+        <w:rFonts w:ascii="Courier New" w:hAnsi="Courier New" w:hint="default"/>
+        <w:sz w:val="20"/>
+      </w:rPr>
+    </w:lvl>
+    <w:lvl w:ilvl="2" w:tentative="1">
+      <w:start w:val="1"/>
+      <w:numFmt w:val="bullet"/>
+      <w:lvlText w:val=""/>
+      <w:lvlJc w:val="left"/>
+      <w:pPr>
+        <w:tabs>
+          <w:tab w:val="num" w:pos="2160"/>
+        </w:tabs>
+        <w:ind w:left="2160" w:hanging="360"/>
+      </w:pPr>
+      <w:rPr>
+        <w:rFonts w:ascii="Wingdings" w:hAnsi="Wingdings" w:hint="default"/>
+        <w:sz w:val="20"/>
+      </w:rPr>
+    </w:lvl>
+    <w:lvl w:ilvl="3" w:tentative="1">
+      <w:start w:val="1"/>
+      <w:numFmt w:val="bullet"/>
+      <w:lvlText w:val=""/>
+      <w:lvlJc w:val="left"/>
+      <w:pPr>
+        <w:tabs>
+          <w:tab w:val="num" w:pos="2880"/>
+        </w:tabs>
+        <w:ind w:left="2880" w:hanging="360"/>
+      </w:pPr>
+      <w:rPr>
+        <w:rFonts w:ascii="Wingdings" w:hAnsi="Wingdings" w:hint="default"/>
+        <w:sz w:val="20"/>
+      </w:rPr>
+    </w:lvl>
+    <w:lvl w:ilvl="4" w:tentative="1">
+      <w:start w:val="1"/>
+      <w:numFmt w:val="bullet"/>
+      <w:lvlText w:val=""/>
+      <w:lvlJc w:val="left"/>
+      <w:pPr>
+        <w:tabs>
+          <w:tab w:val="num" w:pos="3600"/>
+        </w:tabs>
+        <w:ind w:left="3600" w:hanging="360"/>
+      </w:pPr>
+      <w:rPr>
+        <w:rFonts w:ascii="Wingdings" w:hAnsi="Wingdings" w:hint="default"/>
+        <w:sz w:val="20"/>
+      </w:rPr>
+    </w:lvl>
+    <w:lvl w:ilvl="5" w:tentative="1">
+      <w:start w:val="1"/>
+      <w:numFmt w:val="bullet"/>
+      <w:lvlText w:val=""/>
+      <w:lvlJc w:val="left"/>
+      <w:pPr>
+        <w:tabs>
+          <w:tab w:val="num" w:pos="4320"/>
+        </w:tabs>
+        <w:ind w:left="4320" w:hanging="360"/>
+      </w:pPr>
+      <w:rPr>
+        <w:rFonts w:ascii="Wingdings" w:hAnsi="Wingdings" w:hint="default"/>
+        <w:sz w:val="20"/>
+      </w:rPr>
+    </w:lvl>
+    <w:lvl w:ilvl="6" w:tentative="1">
+      <w:start w:val="1"/>
+      <w:numFmt w:val="bullet"/>
+      <w:lvlText w:val=""/>
+      <w:lvlJc w:val="left"/>
+      <w:pPr>
+        <w:tabs>
+          <w:tab w:val="num" w:pos="5040"/>
+        </w:tabs>
+        <w:ind w:left="5040" w:hanging="360"/>
+      </w:pPr>
+      <w:rPr>
+        <w:rFonts w:ascii="Wingdings" w:hAnsi="Wingdings" w:hint="default"/>
+        <w:sz w:val="20"/>
+      </w:rPr>
+    </w:lvl>
+    <w:lvl w:ilvl="7" w:tentative="1">
+      <w:start w:val="1"/>
+      <w:numFmt w:val="bullet"/>
+      <w:lvlText w:val=""/>
+      <w:lvlJc w:val="left"/>
+      <w:pPr>
+        <w:tabs>
+          <w:tab w:val="num" w:pos="5760"/>
+        </w:tabs>
+        <w:ind w:left="5760" w:hanging="360"/>
+      </w:pPr>
+      <w:rPr>
+        <w:rFonts w:ascii="Wingdings" w:hAnsi="Wingdings" w:hint="default"/>
+        <w:sz w:val="20"/>
+      </w:rPr>
+    </w:lvl>
+    <w:lvl w:ilvl="8" w:tentative="1">
+      <w:start w:val="1"/>
+      <w:numFmt w:val="bullet"/>
+      <w:lvlText w:val=""/>
+      <w:lvlJc w:val="left"/>
+      <w:pPr>
+        <w:tabs>
+          <w:tab w:val="num" w:pos="6480"/>
+        </w:tabs>
+        <w:ind w:left="6480" w:hanging="360"/>
+      </w:pPr>
+      <w:rPr>
+        <w:rFonts w:ascii="Wingdings" w:hAnsi="Wingdings" w:hint="default"/>
+        <w:sz w:val="20"/>
+      </w:rPr>
+    </w:lvl>
+  </w:abstractNum>
+  <w:abstractNum w:abstractNumId="25" w15:restartNumberingAfterBreak="0">
+    <w:nsid w:val="492E2D50"/>
+    <w:multiLevelType w:val="multilevel"/>
+    <w:tmpl w:val="0E065E06"/>
+    <w:lvl w:ilvl="0">
+      <w:start w:val="1"/>
+      <w:numFmt w:val="bullet"/>
+      <w:lvlText w:val=""/>
+      <w:lvlJc w:val="left"/>
+      <w:pPr>
+        <w:tabs>
+          <w:tab w:val="num" w:pos="720"/>
+        </w:tabs>
+        <w:ind w:left="720" w:hanging="360"/>
+      </w:pPr>
+      <w:rPr>
+        <w:rFonts w:ascii="Symbol" w:hAnsi="Symbol" w:hint="default"/>
+        <w:sz w:val="20"/>
+      </w:rPr>
+    </w:lvl>
+    <w:lvl w:ilvl="1" w:tentative="1">
+      <w:start w:val="1"/>
+      <w:numFmt w:val="bullet"/>
+      <w:lvlText w:val="o"/>
+      <w:lvlJc w:val="left"/>
+      <w:pPr>
+        <w:tabs>
+          <w:tab w:val="num" w:pos="1440"/>
+        </w:tabs>
+        <w:ind w:left="1440" w:hanging="360"/>
+      </w:pPr>
+      <w:rPr>
+        <w:rFonts w:ascii="Courier New" w:hAnsi="Courier New" w:hint="default"/>
+        <w:sz w:val="20"/>
+      </w:rPr>
+    </w:lvl>
+    <w:lvl w:ilvl="2" w:tentative="1">
+      <w:start w:val="1"/>
+      <w:numFmt w:val="bullet"/>
+      <w:lvlText w:val=""/>
+      <w:lvlJc w:val="left"/>
+      <w:pPr>
+        <w:tabs>
+          <w:tab w:val="num" w:pos="2160"/>
+        </w:tabs>
+        <w:ind w:left="2160" w:hanging="360"/>
+      </w:pPr>
+      <w:rPr>
+        <w:rFonts w:ascii="Wingdings" w:hAnsi="Wingdings" w:hint="default"/>
+        <w:sz w:val="20"/>
+      </w:rPr>
+    </w:lvl>
+    <w:lvl w:ilvl="3" w:tentative="1">
+      <w:start w:val="1"/>
+      <w:numFmt w:val="bullet"/>
+      <w:lvlText w:val=""/>
+      <w:lvlJc w:val="left"/>
+      <w:pPr>
+        <w:tabs>
+          <w:tab w:val="num" w:pos="2880"/>
+        </w:tabs>
+        <w:ind w:left="2880" w:hanging="360"/>
+      </w:pPr>
+      <w:rPr>
+        <w:rFonts w:ascii="Wingdings" w:hAnsi="Wingdings" w:hint="default"/>
+        <w:sz w:val="20"/>
+      </w:rPr>
+    </w:lvl>
+    <w:lvl w:ilvl="4" w:tentative="1">
+      <w:start w:val="1"/>
+      <w:numFmt w:val="bullet"/>
+      <w:lvlText w:val=""/>
+      <w:lvlJc w:val="left"/>
+      <w:pPr>
+        <w:tabs>
+          <w:tab w:val="num" w:pos="3600"/>
+        </w:tabs>
+        <w:ind w:left="3600" w:hanging="360"/>
+      </w:pPr>
+      <w:rPr>
+        <w:rFonts w:ascii="Wingdings" w:hAnsi="Wingdings" w:hint="default"/>
+        <w:sz w:val="20"/>
+      </w:rPr>
+    </w:lvl>
+    <w:lvl w:ilvl="5" w:tentative="1">
+      <w:start w:val="1"/>
+      <w:numFmt w:val="bullet"/>
+      <w:lvlText w:val=""/>
+      <w:lvlJc w:val="left"/>
+      <w:pPr>
+        <w:tabs>
+          <w:tab w:val="num" w:pos="4320"/>
+        </w:tabs>
+        <w:ind w:left="4320" w:hanging="360"/>
+      </w:pPr>
+      <w:rPr>
+        <w:rFonts w:ascii="Wingdings" w:hAnsi="Wingdings" w:hint="default"/>
+        <w:sz w:val="20"/>
+      </w:rPr>
+    </w:lvl>
+    <w:lvl w:ilvl="6" w:tentative="1">
+      <w:start w:val="1"/>
+      <w:numFmt w:val="bullet"/>
+      <w:lvlText w:val=""/>
+      <w:lvlJc w:val="left"/>
+      <w:pPr>
+        <w:tabs>
+          <w:tab w:val="num" w:pos="5040"/>
+        </w:tabs>
+        <w:ind w:left="5040" w:hanging="360"/>
+      </w:pPr>
+      <w:rPr>
+        <w:rFonts w:ascii="Wingdings" w:hAnsi="Wingdings" w:hint="default"/>
+        <w:sz w:val="20"/>
+      </w:rPr>
+    </w:lvl>
+    <w:lvl w:ilvl="7" w:tentative="1">
+      <w:start w:val="1"/>
+      <w:numFmt w:val="bullet"/>
+      <w:lvlText w:val=""/>
+      <w:lvlJc w:val="left"/>
+      <w:pPr>
+        <w:tabs>
+          <w:tab w:val="num" w:pos="5760"/>
+        </w:tabs>
+        <w:ind w:left="5760" w:hanging="360"/>
+      </w:pPr>
+      <w:rPr>
+        <w:rFonts w:ascii="Wingdings" w:hAnsi="Wingdings" w:hint="default"/>
+        <w:sz w:val="20"/>
+      </w:rPr>
+    </w:lvl>
+    <w:lvl w:ilvl="8" w:tentative="1">
+      <w:start w:val="1"/>
+      <w:numFmt w:val="bullet"/>
+      <w:lvlText w:val=""/>
+      <w:lvlJc w:val="left"/>
+      <w:pPr>
+        <w:tabs>
+          <w:tab w:val="num" w:pos="6480"/>
+        </w:tabs>
+        <w:ind w:left="6480" w:hanging="360"/>
+      </w:pPr>
+      <w:rPr>
+        <w:rFonts w:ascii="Wingdings" w:hAnsi="Wingdings" w:hint="default"/>
+        <w:sz w:val="20"/>
+      </w:rPr>
+    </w:lvl>
+  </w:abstractNum>
+  <w:abstractNum w:abstractNumId="26" w15:restartNumberingAfterBreak="0">
+    <w:nsid w:val="49743CD7"/>
+    <w:multiLevelType w:val="multilevel"/>
+    <w:tmpl w:val="7A78C9F4"/>
+    <w:lvl w:ilvl="0">
+      <w:start w:val="1"/>
+      <w:numFmt w:val="bullet"/>
+      <w:lvlText w:val=""/>
+      <w:lvlJc w:val="left"/>
+      <w:pPr>
+        <w:tabs>
+          <w:tab w:val="num" w:pos="720"/>
+        </w:tabs>
+        <w:ind w:left="720" w:hanging="360"/>
+      </w:pPr>
+      <w:rPr>
+        <w:rFonts w:ascii="Symbol" w:hAnsi="Symbol" w:hint="default"/>
+        <w:sz w:val="20"/>
+      </w:rPr>
+    </w:lvl>
+    <w:lvl w:ilvl="1" w:tentative="1">
+      <w:start w:val="1"/>
+      <w:numFmt w:val="bullet"/>
+      <w:lvlText w:val="o"/>
+      <w:lvlJc w:val="left"/>
+      <w:pPr>
+        <w:tabs>
+          <w:tab w:val="num" w:pos="1440"/>
+        </w:tabs>
+        <w:ind w:left="1440" w:hanging="360"/>
+      </w:pPr>
+      <w:rPr>
+        <w:rFonts w:ascii="Courier New" w:hAnsi="Courier New" w:hint="default"/>
+        <w:sz w:val="20"/>
+      </w:rPr>
+    </w:lvl>
+    <w:lvl w:ilvl="2" w:tentative="1">
+      <w:start w:val="1"/>
+      <w:numFmt w:val="bullet"/>
+      <w:lvlText w:val=""/>
+      <w:lvlJc w:val="left"/>
+      <w:pPr>
+        <w:tabs>
+          <w:tab w:val="num" w:pos="2160"/>
+        </w:tabs>
+        <w:ind w:left="2160" w:hanging="360"/>
+      </w:pPr>
+      <w:rPr>
+        <w:rFonts w:ascii="Wingdings" w:hAnsi="Wingdings" w:hint="default"/>
+        <w:sz w:val="20"/>
+      </w:rPr>
+    </w:lvl>
+    <w:lvl w:ilvl="3" w:tentative="1">
+      <w:start w:val="1"/>
+      <w:numFmt w:val="bullet"/>
+      <w:lvlText w:val=""/>
+      <w:lvlJc w:val="left"/>
+      <w:pPr>
+        <w:tabs>
+          <w:tab w:val="num" w:pos="2880"/>
+        </w:tabs>
+        <w:ind w:left="2880" w:hanging="360"/>
+      </w:pPr>
+      <w:rPr>
+        <w:rFonts w:ascii="Wingdings" w:hAnsi="Wingdings" w:hint="default"/>
+        <w:sz w:val="20"/>
+      </w:rPr>
+    </w:lvl>
+    <w:lvl w:ilvl="4" w:tentative="1">
+      <w:start w:val="1"/>
+      <w:numFmt w:val="bullet"/>
+      <w:lvlText w:val=""/>
+      <w:lvlJc w:val="left"/>
+      <w:pPr>
+        <w:tabs>
+          <w:tab w:val="num" w:pos="3600"/>
+        </w:tabs>
+        <w:ind w:left="3600" w:hanging="360"/>
+      </w:pPr>
+      <w:rPr>
+        <w:rFonts w:ascii="Wingdings" w:hAnsi="Wingdings" w:hint="default"/>
+        <w:sz w:val="20"/>
+      </w:rPr>
+    </w:lvl>
+    <w:lvl w:ilvl="5" w:tentative="1">
+      <w:start w:val="1"/>
+      <w:numFmt w:val="bullet"/>
+      <w:lvlText w:val=""/>
+      <w:lvlJc w:val="left"/>
+      <w:pPr>
+        <w:tabs>
+          <w:tab w:val="num" w:pos="4320"/>
+        </w:tabs>
+        <w:ind w:left="4320" w:hanging="360"/>
+      </w:pPr>
+      <w:rPr>
+        <w:rFonts w:ascii="Wingdings" w:hAnsi="Wingdings" w:hint="default"/>
+        <w:sz w:val="20"/>
+      </w:rPr>
+    </w:lvl>
+    <w:lvl w:ilvl="6" w:tentative="1">
+      <w:start w:val="1"/>
+      <w:numFmt w:val="bullet"/>
+      <w:lvlText w:val=""/>
+      <w:lvlJc w:val="left"/>
+      <w:pPr>
+        <w:tabs>
+          <w:tab w:val="num" w:pos="5040"/>
+        </w:tabs>
+        <w:ind w:left="5040" w:hanging="360"/>
+      </w:pPr>
+      <w:rPr>
+        <w:rFonts w:ascii="Wingdings" w:hAnsi="Wingdings" w:hint="default"/>
+        <w:sz w:val="20"/>
+      </w:rPr>
+    </w:lvl>
+    <w:lvl w:ilvl="7" w:tentative="1">
+      <w:start w:val="1"/>
+      <w:numFmt w:val="bullet"/>
+      <w:lvlText w:val=""/>
+      <w:lvlJc w:val="left"/>
+      <w:pPr>
+        <w:tabs>
+          <w:tab w:val="num" w:pos="5760"/>
+        </w:tabs>
+        <w:ind w:left="5760" w:hanging="360"/>
+      </w:pPr>
+      <w:rPr>
+        <w:rFonts w:ascii="Wingdings" w:hAnsi="Wingdings" w:hint="default"/>
+        <w:sz w:val="20"/>
+      </w:rPr>
+    </w:lvl>
+    <w:lvl w:ilvl="8" w:tentative="1">
+      <w:start w:val="1"/>
+      <w:numFmt w:val="bullet"/>
+      <w:lvlText w:val=""/>
+      <w:lvlJc w:val="left"/>
+      <w:pPr>
+        <w:tabs>
+          <w:tab w:val="num" w:pos="6480"/>
+        </w:tabs>
+        <w:ind w:left="6480" w:hanging="360"/>
+      </w:pPr>
+      <w:rPr>
+        <w:rFonts w:ascii="Wingdings" w:hAnsi="Wingdings" w:hint="default"/>
+        <w:sz w:val="20"/>
+      </w:rPr>
+    </w:lvl>
+  </w:abstractNum>
+  <w:abstractNum w:abstractNumId="27" w15:restartNumberingAfterBreak="0">
+    <w:nsid w:val="4C8961E3"/>
+    <w:multiLevelType w:val="multilevel"/>
+    <w:tmpl w:val="3C90DAFE"/>
+    <w:lvl w:ilvl="0">
+      <w:start w:val="1"/>
+      <w:numFmt w:val="bullet"/>
+      <w:lvlText w:val=""/>
+      <w:lvlJc w:val="left"/>
+      <w:pPr>
+        <w:tabs>
+          <w:tab w:val="num" w:pos="720"/>
+        </w:tabs>
+        <w:ind w:left="720" w:hanging="360"/>
+      </w:pPr>
+      <w:rPr>
+        <w:rFonts w:ascii="Symbol" w:hAnsi="Symbol" w:hint="default"/>
+        <w:sz w:val="20"/>
+      </w:rPr>
+    </w:lvl>
+    <w:lvl w:ilvl="1" w:tentative="1">
+      <w:start w:val="1"/>
+      <w:numFmt w:val="bullet"/>
+      <w:lvlText w:val="o"/>
+      <w:lvlJc w:val="left"/>
+      <w:pPr>
+        <w:tabs>
+          <w:tab w:val="num" w:pos="1440"/>
+        </w:tabs>
+        <w:ind w:left="1440" w:hanging="360"/>
+      </w:pPr>
+      <w:rPr>
+        <w:rFonts w:ascii="Courier New" w:hAnsi="Courier New" w:hint="default"/>
+        <w:sz w:val="20"/>
+      </w:rPr>
+    </w:lvl>
+    <w:lvl w:ilvl="2" w:tentative="1">
+      <w:start w:val="1"/>
+      <w:numFmt w:val="bullet"/>
+      <w:lvlText w:val=""/>
+      <w:lvlJc w:val="left"/>
+      <w:pPr>
+        <w:tabs>
+          <w:tab w:val="num" w:pos="2160"/>
+        </w:tabs>
+        <w:ind w:left="2160" w:hanging="360"/>
+      </w:pPr>
+      <w:rPr>
+        <w:rFonts w:ascii="Wingdings" w:hAnsi="Wingdings" w:hint="default"/>
+        <w:sz w:val="20"/>
+      </w:rPr>
+    </w:lvl>
+    <w:lvl w:ilvl="3" w:tentative="1">
+      <w:start w:val="1"/>
+      <w:numFmt w:val="bullet"/>
+      <w:lvlText w:val=""/>
+      <w:lvlJc w:val="left"/>
+      <w:pPr>
+        <w:tabs>
+          <w:tab w:val="num" w:pos="2880"/>
+        </w:tabs>
+        <w:ind w:left="2880" w:hanging="360"/>
+      </w:pPr>
+      <w:rPr>
+        <w:rFonts w:ascii="Wingdings" w:hAnsi="Wingdings" w:hint="default"/>
+        <w:sz w:val="20"/>
+      </w:rPr>
+    </w:lvl>
+    <w:lvl w:ilvl="4" w:tentative="1">
+      <w:start w:val="1"/>
+      <w:numFmt w:val="bullet"/>
+      <w:lvlText w:val=""/>
+      <w:lvlJc w:val="left"/>
+      <w:pPr>
+        <w:tabs>
+          <w:tab w:val="num" w:pos="3600"/>
+        </w:tabs>
+        <w:ind w:left="3600" w:hanging="360"/>
+      </w:pPr>
+      <w:rPr>
+        <w:rFonts w:ascii="Wingdings" w:hAnsi="Wingdings" w:hint="default"/>
+        <w:sz w:val="20"/>
+      </w:rPr>
+    </w:lvl>
+    <w:lvl w:ilvl="5" w:tentative="1">
+      <w:start w:val="1"/>
+      <w:numFmt w:val="bullet"/>
+      <w:lvlText w:val=""/>
+      <w:lvlJc w:val="left"/>
+      <w:pPr>
+        <w:tabs>
+          <w:tab w:val="num" w:pos="4320"/>
+        </w:tabs>
+        <w:ind w:left="4320" w:hanging="360"/>
+      </w:pPr>
+      <w:rPr>
+        <w:rFonts w:ascii="Wingdings" w:hAnsi="Wingdings" w:hint="default"/>
+        <w:sz w:val="20"/>
+      </w:rPr>
+    </w:lvl>
+    <w:lvl w:ilvl="6" w:tentative="1">
+      <w:start w:val="1"/>
+      <w:numFmt w:val="bullet"/>
+      <w:lvlText w:val=""/>
+      <w:lvlJc w:val="left"/>
+      <w:pPr>
+        <w:tabs>
+          <w:tab w:val="num" w:pos="5040"/>
+        </w:tabs>
+        <w:ind w:left="5040" w:hanging="360"/>
+      </w:pPr>
+      <w:rPr>
+        <w:rFonts w:ascii="Wingdings" w:hAnsi="Wingdings" w:hint="default"/>
+        <w:sz w:val="20"/>
+      </w:rPr>
+    </w:lvl>
+    <w:lvl w:ilvl="7" w:tentative="1">
+      <w:start w:val="1"/>
+      <w:numFmt w:val="bullet"/>
+      <w:lvlText w:val=""/>
+      <w:lvlJc w:val="left"/>
+      <w:pPr>
+        <w:tabs>
+          <w:tab w:val="num" w:pos="5760"/>
+        </w:tabs>
+        <w:ind w:left="5760" w:hanging="360"/>
+      </w:pPr>
+      <w:rPr>
+        <w:rFonts w:ascii="Wingdings" w:hAnsi="Wingdings" w:hint="default"/>
+        <w:sz w:val="20"/>
+      </w:rPr>
+    </w:lvl>
+    <w:lvl w:ilvl="8" w:tentative="1">
+      <w:start w:val="1"/>
+      <w:numFmt w:val="bullet"/>
+      <w:lvlText w:val=""/>
+      <w:lvlJc w:val="left"/>
+      <w:pPr>
+        <w:tabs>
+          <w:tab w:val="num" w:pos="6480"/>
+        </w:tabs>
+        <w:ind w:left="6480" w:hanging="360"/>
+      </w:pPr>
+      <w:rPr>
+        <w:rFonts w:ascii="Wingdings" w:hAnsi="Wingdings" w:hint="default"/>
+        <w:sz w:val="20"/>
+      </w:rPr>
+    </w:lvl>
+  </w:abstractNum>
+  <w:abstractNum w:abstractNumId="28" w15:restartNumberingAfterBreak="0">
+    <w:nsid w:val="539A0854"/>
+    <w:multiLevelType w:val="multilevel"/>
+    <w:tmpl w:val="5588D980"/>
+    <w:lvl w:ilvl="0">
+      <w:start w:val="1"/>
+      <w:numFmt w:val="bullet"/>
+      <w:lvlText w:val=""/>
+      <w:lvlJc w:val="left"/>
+      <w:pPr>
+        <w:tabs>
+          <w:tab w:val="num" w:pos="720"/>
+        </w:tabs>
+        <w:ind w:left="720" w:hanging="360"/>
+      </w:pPr>
+      <w:rPr>
+        <w:rFonts w:ascii="Symbol" w:hAnsi="Symbol" w:hint="default"/>
+        <w:sz w:val="20"/>
+      </w:rPr>
+    </w:lvl>
+    <w:lvl w:ilvl="1" w:tentative="1">
+      <w:start w:val="1"/>
+      <w:numFmt w:val="bullet"/>
+      <w:lvlText w:val="o"/>
+      <w:lvlJc w:val="left"/>
+      <w:pPr>
+        <w:tabs>
+          <w:tab w:val="num" w:pos="1440"/>
+        </w:tabs>
+        <w:ind w:left="1440" w:hanging="360"/>
+      </w:pPr>
+      <w:rPr>
+        <w:rFonts w:ascii="Courier New" w:hAnsi="Courier New" w:hint="default"/>
+        <w:sz w:val="20"/>
+      </w:rPr>
+    </w:lvl>
+    <w:lvl w:ilvl="2" w:tentative="1">
+      <w:start w:val="1"/>
+      <w:numFmt w:val="bullet"/>
+      <w:lvlText w:val=""/>
+      <w:lvlJc w:val="left"/>
+      <w:pPr>
+        <w:tabs>
+          <w:tab w:val="num" w:pos="2160"/>
+        </w:tabs>
+        <w:ind w:left="2160" w:hanging="360"/>
+      </w:pPr>
+      <w:rPr>
+        <w:rFonts w:ascii="Wingdings" w:hAnsi="Wingdings" w:hint="default"/>
+        <w:sz w:val="20"/>
+      </w:rPr>
+    </w:lvl>
+    <w:lvl w:ilvl="3" w:tentative="1">
+      <w:start w:val="1"/>
+      <w:numFmt w:val="bullet"/>
+      <w:lvlText w:val=""/>
+      <w:lvlJc w:val="left"/>
+      <w:pPr>
+        <w:tabs>
+          <w:tab w:val="num" w:pos="2880"/>
+        </w:tabs>
+        <w:ind w:left="2880" w:hanging="360"/>
+      </w:pPr>
+      <w:rPr>
+        <w:rFonts w:ascii="Wingdings" w:hAnsi="Wingdings" w:hint="default"/>
+        <w:sz w:val="20"/>
+      </w:rPr>
+    </w:lvl>
+    <w:lvl w:ilvl="4" w:tentative="1">
+      <w:start w:val="1"/>
+      <w:numFmt w:val="bullet"/>
+      <w:lvlText w:val=""/>
+      <w:lvlJc w:val="left"/>
+      <w:pPr>
+        <w:tabs>
+          <w:tab w:val="num" w:pos="3600"/>
+        </w:tabs>
+        <w:ind w:left="3600" w:hanging="360"/>
+      </w:pPr>
+      <w:rPr>
+        <w:rFonts w:ascii="Wingdings" w:hAnsi="Wingdings" w:hint="default"/>
+        <w:sz w:val="20"/>
+      </w:rPr>
+    </w:lvl>
+    <w:lvl w:ilvl="5" w:tentative="1">
+      <w:start w:val="1"/>
+      <w:numFmt w:val="bullet"/>
+      <w:lvlText w:val=""/>
+      <w:lvlJc w:val="left"/>
+      <w:pPr>
+        <w:tabs>
+          <w:tab w:val="num" w:pos="4320"/>
+        </w:tabs>
+        <w:ind w:left="4320" w:hanging="360"/>
+      </w:pPr>
+      <w:rPr>
+        <w:rFonts w:ascii="Wingdings" w:hAnsi="Wingdings" w:hint="default"/>
+        <w:sz w:val="20"/>
+      </w:rPr>
+    </w:lvl>
+    <w:lvl w:ilvl="6" w:tentative="1">
+      <w:start w:val="1"/>
+      <w:numFmt w:val="bullet"/>
+      <w:lvlText w:val=""/>
+      <w:lvlJc w:val="left"/>
+      <w:pPr>
+        <w:tabs>
+          <w:tab w:val="num" w:pos="5040"/>
+        </w:tabs>
+        <w:ind w:left="5040" w:hanging="360"/>
+      </w:pPr>
+      <w:rPr>
+        <w:rFonts w:ascii="Wingdings" w:hAnsi="Wingdings" w:hint="default"/>
+        <w:sz w:val="20"/>
+      </w:rPr>
+    </w:lvl>
+    <w:lvl w:ilvl="7" w:tentative="1">
+      <w:start w:val="1"/>
+      <w:numFmt w:val="bullet"/>
+      <w:lvlText w:val=""/>
+      <w:lvlJc w:val="left"/>
+      <w:pPr>
+        <w:tabs>
+          <w:tab w:val="num" w:pos="5760"/>
+        </w:tabs>
+        <w:ind w:left="5760" w:hanging="360"/>
+      </w:pPr>
+      <w:rPr>
+        <w:rFonts w:ascii="Wingdings" w:hAnsi="Wingdings" w:hint="default"/>
+        <w:sz w:val="20"/>
+      </w:rPr>
+    </w:lvl>
+    <w:lvl w:ilvl="8" w:tentative="1">
+      <w:start w:val="1"/>
+      <w:numFmt w:val="bullet"/>
+      <w:lvlText w:val=""/>
+      <w:lvlJc w:val="left"/>
+      <w:pPr>
+        <w:tabs>
+          <w:tab w:val="num" w:pos="6480"/>
+        </w:tabs>
+        <w:ind w:left="6480" w:hanging="360"/>
+      </w:pPr>
+      <w:rPr>
+        <w:rFonts w:ascii="Wingdings" w:hAnsi="Wingdings" w:hint="default"/>
+        <w:sz w:val="20"/>
+      </w:rPr>
+    </w:lvl>
+  </w:abstractNum>
+  <w:abstractNum w:abstractNumId="29" w15:restartNumberingAfterBreak="0">
     <w:nsid w:val="5538179D"/>
     <w:multiLevelType w:val="multilevel"/>
     <w:tmpl w:val="1F682A26"/>
@@ -29274,7 +33217,7 @@
       </w:rPr>
     </w:lvl>
   </w:abstractNum>
-  <w:abstractNum w:abstractNumId="23" w15:restartNumberingAfterBreak="0">
+  <w:abstractNum w:abstractNumId="30" w15:restartNumberingAfterBreak="0">
     <w:nsid w:val="5ABF11C5"/>
     <w:multiLevelType w:val="multilevel"/>
     <w:tmpl w:val="BE98880C"/>
@@ -29423,7 +33366,7 @@
       </w:rPr>
     </w:lvl>
   </w:abstractNum>
-  <w:abstractNum w:abstractNumId="24" w15:restartNumberingAfterBreak="0">
+  <w:abstractNum w:abstractNumId="31" w15:restartNumberingAfterBreak="0">
     <w:nsid w:val="5AFE1400"/>
     <w:multiLevelType w:val="multilevel"/>
     <w:tmpl w:val="E306FEBC"/>
@@ -29572,10 +33515,10 @@
       </w:rPr>
     </w:lvl>
   </w:abstractNum>
-  <w:abstractNum w:abstractNumId="25" w15:restartNumberingAfterBreak="0">
-    <w:nsid w:val="62B6332C"/>
+  <w:abstractNum w:abstractNumId="32" w15:restartNumberingAfterBreak="0">
+    <w:nsid w:val="612C2211"/>
     <w:multiLevelType w:val="multilevel"/>
-    <w:tmpl w:val="B5F050F6"/>
+    <w:tmpl w:val="52A05166"/>
     <w:lvl w:ilvl="0">
       <w:start w:val="1"/>
       <w:numFmt w:val="bullet"/>
@@ -29721,236 +33664,10 @@
       </w:rPr>
     </w:lvl>
   </w:abstractNum>
-  <w:abstractNum w:abstractNumId="26" w15:restartNumberingAfterBreak="0">
-    <w:nsid w:val="6CA6746B"/>
-    <w:multiLevelType w:val="hybridMultilevel"/>
-    <w:tmpl w:val="1B7A8422"/>
-    <w:lvl w:ilvl="0" w:tplc="40090009">
-      <w:start w:val="1"/>
-      <w:numFmt w:val="bullet"/>
-      <w:lvlText w:val=""/>
-      <w:lvlJc w:val="left"/>
-      <w:pPr>
-        <w:ind w:left="1440" w:hanging="360"/>
-      </w:pPr>
-      <w:rPr>
-        <w:rFonts w:ascii="Wingdings" w:hAnsi="Wingdings" w:hint="default"/>
-      </w:rPr>
-    </w:lvl>
-    <w:lvl w:ilvl="1" w:tplc="40090003" w:tentative="1">
-      <w:start w:val="1"/>
-      <w:numFmt w:val="bullet"/>
-      <w:lvlText w:val="o"/>
-      <w:lvlJc w:val="left"/>
-      <w:pPr>
-        <w:ind w:left="2160" w:hanging="360"/>
-      </w:pPr>
-      <w:rPr>
-        <w:rFonts w:ascii="Courier New" w:hAnsi="Courier New" w:cs="Courier New" w:hint="default"/>
-      </w:rPr>
-    </w:lvl>
-    <w:lvl w:ilvl="2" w:tplc="40090005" w:tentative="1">
-      <w:start w:val="1"/>
-      <w:numFmt w:val="bullet"/>
-      <w:lvlText w:val=""/>
-      <w:lvlJc w:val="left"/>
-      <w:pPr>
-        <w:ind w:left="2880" w:hanging="360"/>
-      </w:pPr>
-      <w:rPr>
-        <w:rFonts w:ascii="Wingdings" w:hAnsi="Wingdings" w:hint="default"/>
-      </w:rPr>
-    </w:lvl>
-    <w:lvl w:ilvl="3" w:tplc="40090001" w:tentative="1">
-      <w:start w:val="1"/>
-      <w:numFmt w:val="bullet"/>
-      <w:lvlText w:val=""/>
-      <w:lvlJc w:val="left"/>
-      <w:pPr>
-        <w:ind w:left="3600" w:hanging="360"/>
-      </w:pPr>
-      <w:rPr>
-        <w:rFonts w:ascii="Symbol" w:hAnsi="Symbol" w:hint="default"/>
-      </w:rPr>
-    </w:lvl>
-    <w:lvl w:ilvl="4" w:tplc="40090003" w:tentative="1">
-      <w:start w:val="1"/>
-      <w:numFmt w:val="bullet"/>
-      <w:lvlText w:val="o"/>
-      <w:lvlJc w:val="left"/>
-      <w:pPr>
-        <w:ind w:left="4320" w:hanging="360"/>
-      </w:pPr>
-      <w:rPr>
-        <w:rFonts w:ascii="Courier New" w:hAnsi="Courier New" w:cs="Courier New" w:hint="default"/>
-      </w:rPr>
-    </w:lvl>
-    <w:lvl w:ilvl="5" w:tplc="40090005" w:tentative="1">
-      <w:start w:val="1"/>
-      <w:numFmt w:val="bullet"/>
-      <w:lvlText w:val=""/>
-      <w:lvlJc w:val="left"/>
-      <w:pPr>
-        <w:ind w:left="5040" w:hanging="360"/>
-      </w:pPr>
-      <w:rPr>
-        <w:rFonts w:ascii="Wingdings" w:hAnsi="Wingdings" w:hint="default"/>
-      </w:rPr>
-    </w:lvl>
-    <w:lvl w:ilvl="6" w:tplc="40090001" w:tentative="1">
-      <w:start w:val="1"/>
-      <w:numFmt w:val="bullet"/>
-      <w:lvlText w:val=""/>
-      <w:lvlJc w:val="left"/>
-      <w:pPr>
-        <w:ind w:left="5760" w:hanging="360"/>
-      </w:pPr>
-      <w:rPr>
-        <w:rFonts w:ascii="Symbol" w:hAnsi="Symbol" w:hint="default"/>
-      </w:rPr>
-    </w:lvl>
-    <w:lvl w:ilvl="7" w:tplc="40090003" w:tentative="1">
-      <w:start w:val="1"/>
-      <w:numFmt w:val="bullet"/>
-      <w:lvlText w:val="o"/>
-      <w:lvlJc w:val="left"/>
-      <w:pPr>
-        <w:ind w:left="6480" w:hanging="360"/>
-      </w:pPr>
-      <w:rPr>
-        <w:rFonts w:ascii="Courier New" w:hAnsi="Courier New" w:cs="Courier New" w:hint="default"/>
-      </w:rPr>
-    </w:lvl>
-    <w:lvl w:ilvl="8" w:tplc="40090005" w:tentative="1">
-      <w:start w:val="1"/>
-      <w:numFmt w:val="bullet"/>
-      <w:lvlText w:val=""/>
-      <w:lvlJc w:val="left"/>
-      <w:pPr>
-        <w:ind w:left="7200" w:hanging="360"/>
-      </w:pPr>
-      <w:rPr>
-        <w:rFonts w:ascii="Wingdings" w:hAnsi="Wingdings" w:hint="default"/>
-      </w:rPr>
-    </w:lvl>
-  </w:abstractNum>
-  <w:abstractNum w:abstractNumId="27" w15:restartNumberingAfterBreak="0">
-    <w:nsid w:val="73E725D0"/>
-    <w:multiLevelType w:val="hybridMultilevel"/>
-    <w:tmpl w:val="E806EA88"/>
-    <w:lvl w:ilvl="0" w:tplc="40090001">
-      <w:start w:val="1"/>
-      <w:numFmt w:val="bullet"/>
-      <w:lvlText w:val=""/>
-      <w:lvlJc w:val="left"/>
-      <w:pPr>
-        <w:ind w:left="720" w:hanging="360"/>
-      </w:pPr>
-      <w:rPr>
-        <w:rFonts w:ascii="Symbol" w:hAnsi="Symbol" w:hint="default"/>
-      </w:rPr>
-    </w:lvl>
-    <w:lvl w:ilvl="1" w:tplc="40090003" w:tentative="1">
-      <w:start w:val="1"/>
-      <w:numFmt w:val="bullet"/>
-      <w:lvlText w:val="o"/>
-      <w:lvlJc w:val="left"/>
-      <w:pPr>
-        <w:ind w:left="1440" w:hanging="360"/>
-      </w:pPr>
-      <w:rPr>
-        <w:rFonts w:ascii="Courier New" w:hAnsi="Courier New" w:cs="Courier New" w:hint="default"/>
-      </w:rPr>
-    </w:lvl>
-    <w:lvl w:ilvl="2" w:tplc="40090005" w:tentative="1">
-      <w:start w:val="1"/>
-      <w:numFmt w:val="bullet"/>
-      <w:lvlText w:val=""/>
-      <w:lvlJc w:val="left"/>
-      <w:pPr>
-        <w:ind w:left="2160" w:hanging="360"/>
-      </w:pPr>
-      <w:rPr>
-        <w:rFonts w:ascii="Wingdings" w:hAnsi="Wingdings" w:hint="default"/>
-      </w:rPr>
-    </w:lvl>
-    <w:lvl w:ilvl="3" w:tplc="40090001" w:tentative="1">
-      <w:start w:val="1"/>
-      <w:numFmt w:val="bullet"/>
-      <w:lvlText w:val=""/>
-      <w:lvlJc w:val="left"/>
-      <w:pPr>
-        <w:ind w:left="2880" w:hanging="360"/>
-      </w:pPr>
-      <w:rPr>
-        <w:rFonts w:ascii="Symbol" w:hAnsi="Symbol" w:hint="default"/>
-      </w:rPr>
-    </w:lvl>
-    <w:lvl w:ilvl="4" w:tplc="40090003" w:tentative="1">
-      <w:start w:val="1"/>
-      <w:numFmt w:val="bullet"/>
-      <w:lvlText w:val="o"/>
-      <w:lvlJc w:val="left"/>
-      <w:pPr>
-        <w:ind w:left="3600" w:hanging="360"/>
-      </w:pPr>
-      <w:rPr>
-        <w:rFonts w:ascii="Courier New" w:hAnsi="Courier New" w:cs="Courier New" w:hint="default"/>
-      </w:rPr>
-    </w:lvl>
-    <w:lvl w:ilvl="5" w:tplc="40090005" w:tentative="1">
-      <w:start w:val="1"/>
-      <w:numFmt w:val="bullet"/>
-      <w:lvlText w:val=""/>
-      <w:lvlJc w:val="left"/>
-      <w:pPr>
-        <w:ind w:left="4320" w:hanging="360"/>
-      </w:pPr>
-      <w:rPr>
-        <w:rFonts w:ascii="Wingdings" w:hAnsi="Wingdings" w:hint="default"/>
-      </w:rPr>
-    </w:lvl>
-    <w:lvl w:ilvl="6" w:tplc="40090001" w:tentative="1">
-      <w:start w:val="1"/>
-      <w:numFmt w:val="bullet"/>
-      <w:lvlText w:val=""/>
-      <w:lvlJc w:val="left"/>
-      <w:pPr>
-        <w:ind w:left="5040" w:hanging="360"/>
-      </w:pPr>
-      <w:rPr>
-        <w:rFonts w:ascii="Symbol" w:hAnsi="Symbol" w:hint="default"/>
-      </w:rPr>
-    </w:lvl>
-    <w:lvl w:ilvl="7" w:tplc="40090003" w:tentative="1">
-      <w:start w:val="1"/>
-      <w:numFmt w:val="bullet"/>
-      <w:lvlText w:val="o"/>
-      <w:lvlJc w:val="left"/>
-      <w:pPr>
-        <w:ind w:left="5760" w:hanging="360"/>
-      </w:pPr>
-      <w:rPr>
-        <w:rFonts w:ascii="Courier New" w:hAnsi="Courier New" w:cs="Courier New" w:hint="default"/>
-      </w:rPr>
-    </w:lvl>
-    <w:lvl w:ilvl="8" w:tplc="40090005" w:tentative="1">
-      <w:start w:val="1"/>
-      <w:numFmt w:val="bullet"/>
-      <w:lvlText w:val=""/>
-      <w:lvlJc w:val="left"/>
-      <w:pPr>
-        <w:ind w:left="6480" w:hanging="360"/>
-      </w:pPr>
-      <w:rPr>
-        <w:rFonts w:ascii="Wingdings" w:hAnsi="Wingdings" w:hint="default"/>
-      </w:rPr>
-    </w:lvl>
-  </w:abstractNum>
-  <w:abstractNum w:abstractNumId="28" w15:restartNumberingAfterBreak="0">
-    <w:nsid w:val="78C73386"/>
+  <w:abstractNum w:abstractNumId="33" w15:restartNumberingAfterBreak="0">
+    <w:nsid w:val="62B6332C"/>
     <w:multiLevelType w:val="multilevel"/>
-    <w:tmpl w:val="8D266888"/>
+    <w:tmpl w:val="B5F050F6"/>
     <w:lvl w:ilvl="0">
       <w:start w:val="1"/>
       <w:numFmt w:val="bullet"/>
@@ -30096,10 +33813,236 @@
       </w:rPr>
     </w:lvl>
   </w:abstractNum>
-  <w:abstractNum w:abstractNumId="29" w15:restartNumberingAfterBreak="0">
-    <w:nsid w:val="7C907E68"/>
+  <w:abstractNum w:abstractNumId="34" w15:restartNumberingAfterBreak="0">
+    <w:nsid w:val="6CA6746B"/>
+    <w:multiLevelType w:val="hybridMultilevel"/>
+    <w:tmpl w:val="1B7A8422"/>
+    <w:lvl w:ilvl="0" w:tplc="40090009">
+      <w:start w:val="1"/>
+      <w:numFmt w:val="bullet"/>
+      <w:lvlText w:val=""/>
+      <w:lvlJc w:val="left"/>
+      <w:pPr>
+        <w:ind w:left="1440" w:hanging="360"/>
+      </w:pPr>
+      <w:rPr>
+        <w:rFonts w:ascii="Wingdings" w:hAnsi="Wingdings" w:hint="default"/>
+      </w:rPr>
+    </w:lvl>
+    <w:lvl w:ilvl="1" w:tplc="40090003" w:tentative="1">
+      <w:start w:val="1"/>
+      <w:numFmt w:val="bullet"/>
+      <w:lvlText w:val="o"/>
+      <w:lvlJc w:val="left"/>
+      <w:pPr>
+        <w:ind w:left="2160" w:hanging="360"/>
+      </w:pPr>
+      <w:rPr>
+        <w:rFonts w:ascii="Courier New" w:hAnsi="Courier New" w:cs="Courier New" w:hint="default"/>
+      </w:rPr>
+    </w:lvl>
+    <w:lvl w:ilvl="2" w:tplc="40090005" w:tentative="1">
+      <w:start w:val="1"/>
+      <w:numFmt w:val="bullet"/>
+      <w:lvlText w:val=""/>
+      <w:lvlJc w:val="left"/>
+      <w:pPr>
+        <w:ind w:left="2880" w:hanging="360"/>
+      </w:pPr>
+      <w:rPr>
+        <w:rFonts w:ascii="Wingdings" w:hAnsi="Wingdings" w:hint="default"/>
+      </w:rPr>
+    </w:lvl>
+    <w:lvl w:ilvl="3" w:tplc="40090001" w:tentative="1">
+      <w:start w:val="1"/>
+      <w:numFmt w:val="bullet"/>
+      <w:lvlText w:val=""/>
+      <w:lvlJc w:val="left"/>
+      <w:pPr>
+        <w:ind w:left="3600" w:hanging="360"/>
+      </w:pPr>
+      <w:rPr>
+        <w:rFonts w:ascii="Symbol" w:hAnsi="Symbol" w:hint="default"/>
+      </w:rPr>
+    </w:lvl>
+    <w:lvl w:ilvl="4" w:tplc="40090003" w:tentative="1">
+      <w:start w:val="1"/>
+      <w:numFmt w:val="bullet"/>
+      <w:lvlText w:val="o"/>
+      <w:lvlJc w:val="left"/>
+      <w:pPr>
+        <w:ind w:left="4320" w:hanging="360"/>
+      </w:pPr>
+      <w:rPr>
+        <w:rFonts w:ascii="Courier New" w:hAnsi="Courier New" w:cs="Courier New" w:hint="default"/>
+      </w:rPr>
+    </w:lvl>
+    <w:lvl w:ilvl="5" w:tplc="40090005" w:tentative="1">
+      <w:start w:val="1"/>
+      <w:numFmt w:val="bullet"/>
+      <w:lvlText w:val=""/>
+      <w:lvlJc w:val="left"/>
+      <w:pPr>
+        <w:ind w:left="5040" w:hanging="360"/>
+      </w:pPr>
+      <w:rPr>
+        <w:rFonts w:ascii="Wingdings" w:hAnsi="Wingdings" w:hint="default"/>
+      </w:rPr>
+    </w:lvl>
+    <w:lvl w:ilvl="6" w:tplc="40090001" w:tentative="1">
+      <w:start w:val="1"/>
+      <w:numFmt w:val="bullet"/>
+      <w:lvlText w:val=""/>
+      <w:lvlJc w:val="left"/>
+      <w:pPr>
+        <w:ind w:left="5760" w:hanging="360"/>
+      </w:pPr>
+      <w:rPr>
+        <w:rFonts w:ascii="Symbol" w:hAnsi="Symbol" w:hint="default"/>
+      </w:rPr>
+    </w:lvl>
+    <w:lvl w:ilvl="7" w:tplc="40090003" w:tentative="1">
+      <w:start w:val="1"/>
+      <w:numFmt w:val="bullet"/>
+      <w:lvlText w:val="o"/>
+      <w:lvlJc w:val="left"/>
+      <w:pPr>
+        <w:ind w:left="6480" w:hanging="360"/>
+      </w:pPr>
+      <w:rPr>
+        <w:rFonts w:ascii="Courier New" w:hAnsi="Courier New" w:cs="Courier New" w:hint="default"/>
+      </w:rPr>
+    </w:lvl>
+    <w:lvl w:ilvl="8" w:tplc="40090005" w:tentative="1">
+      <w:start w:val="1"/>
+      <w:numFmt w:val="bullet"/>
+      <w:lvlText w:val=""/>
+      <w:lvlJc w:val="left"/>
+      <w:pPr>
+        <w:ind w:left="7200" w:hanging="360"/>
+      </w:pPr>
+      <w:rPr>
+        <w:rFonts w:ascii="Wingdings" w:hAnsi="Wingdings" w:hint="default"/>
+      </w:rPr>
+    </w:lvl>
+  </w:abstractNum>
+  <w:abstractNum w:abstractNumId="35" w15:restartNumberingAfterBreak="0">
+    <w:nsid w:val="73E725D0"/>
+    <w:multiLevelType w:val="hybridMultilevel"/>
+    <w:tmpl w:val="E806EA88"/>
+    <w:lvl w:ilvl="0" w:tplc="40090001">
+      <w:start w:val="1"/>
+      <w:numFmt w:val="bullet"/>
+      <w:lvlText w:val=""/>
+      <w:lvlJc w:val="left"/>
+      <w:pPr>
+        <w:ind w:left="720" w:hanging="360"/>
+      </w:pPr>
+      <w:rPr>
+        <w:rFonts w:ascii="Symbol" w:hAnsi="Symbol" w:hint="default"/>
+      </w:rPr>
+    </w:lvl>
+    <w:lvl w:ilvl="1" w:tplc="40090003" w:tentative="1">
+      <w:start w:val="1"/>
+      <w:numFmt w:val="bullet"/>
+      <w:lvlText w:val="o"/>
+      <w:lvlJc w:val="left"/>
+      <w:pPr>
+        <w:ind w:left="1440" w:hanging="360"/>
+      </w:pPr>
+      <w:rPr>
+        <w:rFonts w:ascii="Courier New" w:hAnsi="Courier New" w:cs="Courier New" w:hint="default"/>
+      </w:rPr>
+    </w:lvl>
+    <w:lvl w:ilvl="2" w:tplc="40090005" w:tentative="1">
+      <w:start w:val="1"/>
+      <w:numFmt w:val="bullet"/>
+      <w:lvlText w:val=""/>
+      <w:lvlJc w:val="left"/>
+      <w:pPr>
+        <w:ind w:left="2160" w:hanging="360"/>
+      </w:pPr>
+      <w:rPr>
+        <w:rFonts w:ascii="Wingdings" w:hAnsi="Wingdings" w:hint="default"/>
+      </w:rPr>
+    </w:lvl>
+    <w:lvl w:ilvl="3" w:tplc="40090001" w:tentative="1">
+      <w:start w:val="1"/>
+      <w:numFmt w:val="bullet"/>
+      <w:lvlText w:val=""/>
+      <w:lvlJc w:val="left"/>
+      <w:pPr>
+        <w:ind w:left="2880" w:hanging="360"/>
+      </w:pPr>
+      <w:rPr>
+        <w:rFonts w:ascii="Symbol" w:hAnsi="Symbol" w:hint="default"/>
+      </w:rPr>
+    </w:lvl>
+    <w:lvl w:ilvl="4" w:tplc="40090003" w:tentative="1">
+      <w:start w:val="1"/>
+      <w:numFmt w:val="bullet"/>
+      <w:lvlText w:val="o"/>
+      <w:lvlJc w:val="left"/>
+      <w:pPr>
+        <w:ind w:left="3600" w:hanging="360"/>
+      </w:pPr>
+      <w:rPr>
+        <w:rFonts w:ascii="Courier New" w:hAnsi="Courier New" w:cs="Courier New" w:hint="default"/>
+      </w:rPr>
+    </w:lvl>
+    <w:lvl w:ilvl="5" w:tplc="40090005" w:tentative="1">
+      <w:start w:val="1"/>
+      <w:numFmt w:val="bullet"/>
+      <w:lvlText w:val=""/>
+      <w:lvlJc w:val="left"/>
+      <w:pPr>
+        <w:ind w:left="4320" w:hanging="360"/>
+      </w:pPr>
+      <w:rPr>
+        <w:rFonts w:ascii="Wingdings" w:hAnsi="Wingdings" w:hint="default"/>
+      </w:rPr>
+    </w:lvl>
+    <w:lvl w:ilvl="6" w:tplc="40090001" w:tentative="1">
+      <w:start w:val="1"/>
+      <w:numFmt w:val="bullet"/>
+      <w:lvlText w:val=""/>
+      <w:lvlJc w:val="left"/>
+      <w:pPr>
+        <w:ind w:left="5040" w:hanging="360"/>
+      </w:pPr>
+      <w:rPr>
+        <w:rFonts w:ascii="Symbol" w:hAnsi="Symbol" w:hint="default"/>
+      </w:rPr>
+    </w:lvl>
+    <w:lvl w:ilvl="7" w:tplc="40090003" w:tentative="1">
+      <w:start w:val="1"/>
+      <w:numFmt w:val="bullet"/>
+      <w:lvlText w:val="o"/>
+      <w:lvlJc w:val="left"/>
+      <w:pPr>
+        <w:ind w:left="5760" w:hanging="360"/>
+      </w:pPr>
+      <w:rPr>
+        <w:rFonts w:ascii="Courier New" w:hAnsi="Courier New" w:cs="Courier New" w:hint="default"/>
+      </w:rPr>
+    </w:lvl>
+    <w:lvl w:ilvl="8" w:tplc="40090005" w:tentative="1">
+      <w:start w:val="1"/>
+      <w:numFmt w:val="bullet"/>
+      <w:lvlText w:val=""/>
+      <w:lvlJc w:val="left"/>
+      <w:pPr>
+        <w:ind w:left="6480" w:hanging="360"/>
+      </w:pPr>
+      <w:rPr>
+        <w:rFonts w:ascii="Wingdings" w:hAnsi="Wingdings" w:hint="default"/>
+      </w:rPr>
+    </w:lvl>
+  </w:abstractNum>
+  <w:abstractNum w:abstractNumId="36" w15:restartNumberingAfterBreak="0">
+    <w:nsid w:val="78C73386"/>
     <w:multiLevelType w:val="multilevel"/>
-    <w:tmpl w:val="729AECCA"/>
+    <w:tmpl w:val="8D266888"/>
     <w:lvl w:ilvl="0">
       <w:start w:val="1"/>
       <w:numFmt w:val="bullet"/>
@@ -30245,95 +34188,420 @@
       </w:rPr>
     </w:lvl>
   </w:abstractNum>
+  <w:abstractNum w:abstractNumId="37" w15:restartNumberingAfterBreak="0">
+    <w:nsid w:val="7C907E68"/>
+    <w:multiLevelType w:val="multilevel"/>
+    <w:tmpl w:val="729AECCA"/>
+    <w:lvl w:ilvl="0">
+      <w:start w:val="1"/>
+      <w:numFmt w:val="bullet"/>
+      <w:lvlText w:val=""/>
+      <w:lvlJc w:val="left"/>
+      <w:pPr>
+        <w:tabs>
+          <w:tab w:val="num" w:pos="720"/>
+        </w:tabs>
+        <w:ind w:left="720" w:hanging="360"/>
+      </w:pPr>
+      <w:rPr>
+        <w:rFonts w:ascii="Symbol" w:hAnsi="Symbol" w:hint="default"/>
+        <w:sz w:val="20"/>
+      </w:rPr>
+    </w:lvl>
+    <w:lvl w:ilvl="1" w:tentative="1">
+      <w:start w:val="1"/>
+      <w:numFmt w:val="bullet"/>
+      <w:lvlText w:val="o"/>
+      <w:lvlJc w:val="left"/>
+      <w:pPr>
+        <w:tabs>
+          <w:tab w:val="num" w:pos="1440"/>
+        </w:tabs>
+        <w:ind w:left="1440" w:hanging="360"/>
+      </w:pPr>
+      <w:rPr>
+        <w:rFonts w:ascii="Courier New" w:hAnsi="Courier New" w:hint="default"/>
+        <w:sz w:val="20"/>
+      </w:rPr>
+    </w:lvl>
+    <w:lvl w:ilvl="2" w:tentative="1">
+      <w:start w:val="1"/>
+      <w:numFmt w:val="bullet"/>
+      <w:lvlText w:val=""/>
+      <w:lvlJc w:val="left"/>
+      <w:pPr>
+        <w:tabs>
+          <w:tab w:val="num" w:pos="2160"/>
+        </w:tabs>
+        <w:ind w:left="2160" w:hanging="360"/>
+      </w:pPr>
+      <w:rPr>
+        <w:rFonts w:ascii="Wingdings" w:hAnsi="Wingdings" w:hint="default"/>
+        <w:sz w:val="20"/>
+      </w:rPr>
+    </w:lvl>
+    <w:lvl w:ilvl="3" w:tentative="1">
+      <w:start w:val="1"/>
+      <w:numFmt w:val="bullet"/>
+      <w:lvlText w:val=""/>
+      <w:lvlJc w:val="left"/>
+      <w:pPr>
+        <w:tabs>
+          <w:tab w:val="num" w:pos="2880"/>
+        </w:tabs>
+        <w:ind w:left="2880" w:hanging="360"/>
+      </w:pPr>
+      <w:rPr>
+        <w:rFonts w:ascii="Wingdings" w:hAnsi="Wingdings" w:hint="default"/>
+        <w:sz w:val="20"/>
+      </w:rPr>
+    </w:lvl>
+    <w:lvl w:ilvl="4" w:tentative="1">
+      <w:start w:val="1"/>
+      <w:numFmt w:val="bullet"/>
+      <w:lvlText w:val=""/>
+      <w:lvlJc w:val="left"/>
+      <w:pPr>
+        <w:tabs>
+          <w:tab w:val="num" w:pos="3600"/>
+        </w:tabs>
+        <w:ind w:left="3600" w:hanging="360"/>
+      </w:pPr>
+      <w:rPr>
+        <w:rFonts w:ascii="Wingdings" w:hAnsi="Wingdings" w:hint="default"/>
+        <w:sz w:val="20"/>
+      </w:rPr>
+    </w:lvl>
+    <w:lvl w:ilvl="5" w:tentative="1">
+      <w:start w:val="1"/>
+      <w:numFmt w:val="bullet"/>
+      <w:lvlText w:val=""/>
+      <w:lvlJc w:val="left"/>
+      <w:pPr>
+        <w:tabs>
+          <w:tab w:val="num" w:pos="4320"/>
+        </w:tabs>
+        <w:ind w:left="4320" w:hanging="360"/>
+      </w:pPr>
+      <w:rPr>
+        <w:rFonts w:ascii="Wingdings" w:hAnsi="Wingdings" w:hint="default"/>
+        <w:sz w:val="20"/>
+      </w:rPr>
+    </w:lvl>
+    <w:lvl w:ilvl="6" w:tentative="1">
+      <w:start w:val="1"/>
+      <w:numFmt w:val="bullet"/>
+      <w:lvlText w:val=""/>
+      <w:lvlJc w:val="left"/>
+      <w:pPr>
+        <w:tabs>
+          <w:tab w:val="num" w:pos="5040"/>
+        </w:tabs>
+        <w:ind w:left="5040" w:hanging="360"/>
+      </w:pPr>
+      <w:rPr>
+        <w:rFonts w:ascii="Wingdings" w:hAnsi="Wingdings" w:hint="default"/>
+        <w:sz w:val="20"/>
+      </w:rPr>
+    </w:lvl>
+    <w:lvl w:ilvl="7" w:tentative="1">
+      <w:start w:val="1"/>
+      <w:numFmt w:val="bullet"/>
+      <w:lvlText w:val=""/>
+      <w:lvlJc w:val="left"/>
+      <w:pPr>
+        <w:tabs>
+          <w:tab w:val="num" w:pos="5760"/>
+        </w:tabs>
+        <w:ind w:left="5760" w:hanging="360"/>
+      </w:pPr>
+      <w:rPr>
+        <w:rFonts w:ascii="Wingdings" w:hAnsi="Wingdings" w:hint="default"/>
+        <w:sz w:val="20"/>
+      </w:rPr>
+    </w:lvl>
+    <w:lvl w:ilvl="8" w:tentative="1">
+      <w:start w:val="1"/>
+      <w:numFmt w:val="bullet"/>
+      <w:lvlText w:val=""/>
+      <w:lvlJc w:val="left"/>
+      <w:pPr>
+        <w:tabs>
+          <w:tab w:val="num" w:pos="6480"/>
+        </w:tabs>
+        <w:ind w:left="6480" w:hanging="360"/>
+      </w:pPr>
+      <w:rPr>
+        <w:rFonts w:ascii="Wingdings" w:hAnsi="Wingdings" w:hint="default"/>
+        <w:sz w:val="20"/>
+      </w:rPr>
+    </w:lvl>
+  </w:abstractNum>
+  <w:abstractNum w:abstractNumId="38" w15:restartNumberingAfterBreak="0">
+    <w:nsid w:val="7E9206C5"/>
+    <w:multiLevelType w:val="multilevel"/>
+    <w:tmpl w:val="B1569CE8"/>
+    <w:lvl w:ilvl="0">
+      <w:start w:val="1"/>
+      <w:numFmt w:val="bullet"/>
+      <w:lvlText w:val=""/>
+      <w:lvlJc w:val="left"/>
+      <w:pPr>
+        <w:tabs>
+          <w:tab w:val="num" w:pos="720"/>
+        </w:tabs>
+        <w:ind w:left="720" w:hanging="360"/>
+      </w:pPr>
+      <w:rPr>
+        <w:rFonts w:ascii="Symbol" w:hAnsi="Symbol" w:hint="default"/>
+        <w:sz w:val="20"/>
+      </w:rPr>
+    </w:lvl>
+    <w:lvl w:ilvl="1" w:tentative="1">
+      <w:start w:val="1"/>
+      <w:numFmt w:val="bullet"/>
+      <w:lvlText w:val="o"/>
+      <w:lvlJc w:val="left"/>
+      <w:pPr>
+        <w:tabs>
+          <w:tab w:val="num" w:pos="1440"/>
+        </w:tabs>
+        <w:ind w:left="1440" w:hanging="360"/>
+      </w:pPr>
+      <w:rPr>
+        <w:rFonts w:ascii="Courier New" w:hAnsi="Courier New" w:hint="default"/>
+        <w:sz w:val="20"/>
+      </w:rPr>
+    </w:lvl>
+    <w:lvl w:ilvl="2" w:tentative="1">
+      <w:start w:val="1"/>
+      <w:numFmt w:val="bullet"/>
+      <w:lvlText w:val=""/>
+      <w:lvlJc w:val="left"/>
+      <w:pPr>
+        <w:tabs>
+          <w:tab w:val="num" w:pos="2160"/>
+        </w:tabs>
+        <w:ind w:left="2160" w:hanging="360"/>
+      </w:pPr>
+      <w:rPr>
+        <w:rFonts w:ascii="Wingdings" w:hAnsi="Wingdings" w:hint="default"/>
+        <w:sz w:val="20"/>
+      </w:rPr>
+    </w:lvl>
+    <w:lvl w:ilvl="3" w:tentative="1">
+      <w:start w:val="1"/>
+      <w:numFmt w:val="bullet"/>
+      <w:lvlText w:val=""/>
+      <w:lvlJc w:val="left"/>
+      <w:pPr>
+        <w:tabs>
+          <w:tab w:val="num" w:pos="2880"/>
+        </w:tabs>
+        <w:ind w:left="2880" w:hanging="360"/>
+      </w:pPr>
+      <w:rPr>
+        <w:rFonts w:ascii="Wingdings" w:hAnsi="Wingdings" w:hint="default"/>
+        <w:sz w:val="20"/>
+      </w:rPr>
+    </w:lvl>
+    <w:lvl w:ilvl="4" w:tentative="1">
+      <w:start w:val="1"/>
+      <w:numFmt w:val="bullet"/>
+      <w:lvlText w:val=""/>
+      <w:lvlJc w:val="left"/>
+      <w:pPr>
+        <w:tabs>
+          <w:tab w:val="num" w:pos="3600"/>
+        </w:tabs>
+        <w:ind w:left="3600" w:hanging="360"/>
+      </w:pPr>
+      <w:rPr>
+        <w:rFonts w:ascii="Wingdings" w:hAnsi="Wingdings" w:hint="default"/>
+        <w:sz w:val="20"/>
+      </w:rPr>
+    </w:lvl>
+    <w:lvl w:ilvl="5" w:tentative="1">
+      <w:start w:val="1"/>
+      <w:numFmt w:val="bullet"/>
+      <w:lvlText w:val=""/>
+      <w:lvlJc w:val="left"/>
+      <w:pPr>
+        <w:tabs>
+          <w:tab w:val="num" w:pos="4320"/>
+        </w:tabs>
+        <w:ind w:left="4320" w:hanging="360"/>
+      </w:pPr>
+      <w:rPr>
+        <w:rFonts w:ascii="Wingdings" w:hAnsi="Wingdings" w:hint="default"/>
+        <w:sz w:val="20"/>
+      </w:rPr>
+    </w:lvl>
+    <w:lvl w:ilvl="6" w:tentative="1">
+      <w:start w:val="1"/>
+      <w:numFmt w:val="bullet"/>
+      <w:lvlText w:val=""/>
+      <w:lvlJc w:val="left"/>
+      <w:pPr>
+        <w:tabs>
+          <w:tab w:val="num" w:pos="5040"/>
+        </w:tabs>
+        <w:ind w:left="5040" w:hanging="360"/>
+      </w:pPr>
+      <w:rPr>
+        <w:rFonts w:ascii="Wingdings" w:hAnsi="Wingdings" w:hint="default"/>
+        <w:sz w:val="20"/>
+      </w:rPr>
+    </w:lvl>
+    <w:lvl w:ilvl="7" w:tentative="1">
+      <w:start w:val="1"/>
+      <w:numFmt w:val="bullet"/>
+      <w:lvlText w:val=""/>
+      <w:lvlJc w:val="left"/>
+      <w:pPr>
+        <w:tabs>
+          <w:tab w:val="num" w:pos="5760"/>
+        </w:tabs>
+        <w:ind w:left="5760" w:hanging="360"/>
+      </w:pPr>
+      <w:rPr>
+        <w:rFonts w:ascii="Wingdings" w:hAnsi="Wingdings" w:hint="default"/>
+        <w:sz w:val="20"/>
+      </w:rPr>
+    </w:lvl>
+    <w:lvl w:ilvl="8" w:tentative="1">
+      <w:start w:val="1"/>
+      <w:numFmt w:val="bullet"/>
+      <w:lvlText w:val=""/>
+      <w:lvlJc w:val="left"/>
+      <w:pPr>
+        <w:tabs>
+          <w:tab w:val="num" w:pos="6480"/>
+        </w:tabs>
+        <w:ind w:left="6480" w:hanging="360"/>
+      </w:pPr>
+      <w:rPr>
+        <w:rFonts w:ascii="Wingdings" w:hAnsi="Wingdings" w:hint="default"/>
+        <w:sz w:val="20"/>
+      </w:rPr>
+    </w:lvl>
+  </w:abstractNum>
   <w:num w:numId="1" w16cid:durableId="176506218">
-    <w:abstractNumId w:val="14"/>
+    <w:abstractNumId w:val="16"/>
   </w:num>
   <w:num w:numId="2" w16cid:durableId="1302231459">
-    <w:abstractNumId w:val="29"/>
+    <w:abstractNumId w:val="37"/>
   </w:num>
   <w:num w:numId="3" w16cid:durableId="1849980898">
-    <w:abstractNumId w:val="9"/>
+    <w:abstractNumId w:val="10"/>
   </w:num>
   <w:num w:numId="4" w16cid:durableId="1309558280">
-    <w:abstractNumId w:val="23"/>
+    <w:abstractNumId w:val="30"/>
   </w:num>
   <w:num w:numId="5" w16cid:durableId="1543057062">
-    <w:abstractNumId w:val="12"/>
+    <w:abstractNumId w:val="13"/>
   </w:num>
   <w:num w:numId="6" w16cid:durableId="1045367518">
-    <w:abstractNumId w:val="21"/>
+    <w:abstractNumId w:val="28"/>
   </w:num>
   <w:num w:numId="7" w16cid:durableId="1985309264">
     <w:abstractNumId w:val="2"/>
   </w:num>
   <w:num w:numId="8" w16cid:durableId="1196625876">
-    <w:abstractNumId w:val="28"/>
+    <w:abstractNumId w:val="36"/>
   </w:num>
   <w:num w:numId="9" w16cid:durableId="1454976088">
-    <w:abstractNumId w:val="27"/>
+    <w:abstractNumId w:val="35"/>
   </w:num>
   <w:num w:numId="10" w16cid:durableId="165094492">
     <w:abstractNumId w:val="3"/>
   </w:num>
   <w:num w:numId="11" w16cid:durableId="1715502554">
-    <w:abstractNumId w:val="26"/>
+    <w:abstractNumId w:val="34"/>
   </w:num>
   <w:num w:numId="12" w16cid:durableId="729379705">
-    <w:abstractNumId w:val="11"/>
+    <w:abstractNumId w:val="12"/>
   </w:num>
   <w:num w:numId="13" w16cid:durableId="1295212702">
-    <w:abstractNumId w:val="18"/>
+    <w:abstractNumId w:val="22"/>
   </w:num>
   <w:num w:numId="14" w16cid:durableId="1017728248">
-    <w:abstractNumId w:val="19"/>
+    <w:abstractNumId w:val="23"/>
   </w:num>
   <w:num w:numId="15" w16cid:durableId="226503431">
     <w:abstractNumId w:val="0"/>
   </w:num>
   <w:num w:numId="16" w16cid:durableId="322782639">
-    <w:abstractNumId w:val="15"/>
+    <w:abstractNumId w:val="17"/>
   </w:num>
   <w:num w:numId="17" w16cid:durableId="1614284817">
-    <w:abstractNumId w:val="13"/>
+    <w:abstractNumId w:val="14"/>
   </w:num>
   <w:num w:numId="18" w16cid:durableId="1788622955">
-    <w:abstractNumId w:val="4"/>
+    <w:abstractNumId w:val="5"/>
   </w:num>
   <w:num w:numId="19" w16cid:durableId="321662907">
-    <w:abstractNumId w:val="24"/>
+    <w:abstractNumId w:val="31"/>
   </w:num>
   <w:num w:numId="20" w16cid:durableId="854030271">
-    <w:abstractNumId w:val="22"/>
+    <w:abstractNumId w:val="29"/>
   </w:num>
   <w:num w:numId="21" w16cid:durableId="284891161">
+    <w:abstractNumId w:val="8"/>
+  </w:num>
+  <w:num w:numId="22" w16cid:durableId="1542935069">
+    <w:abstractNumId w:val="9"/>
+  </w:num>
+  <w:num w:numId="23" w16cid:durableId="877744611">
+    <w:abstractNumId w:val="33"/>
+  </w:num>
+  <w:num w:numId="24" w16cid:durableId="1460496539">
+    <w:abstractNumId w:val="20"/>
+  </w:num>
+  <w:num w:numId="25" w16cid:durableId="1754474043">
+    <w:abstractNumId w:val="19"/>
+  </w:num>
+  <w:num w:numId="26" w16cid:durableId="1870726834">
+    <w:abstractNumId w:val="27"/>
+  </w:num>
+  <w:num w:numId="27" w16cid:durableId="1962683922">
     <w:abstractNumId w:val="7"/>
   </w:num>
-  <w:num w:numId="22" w16cid:durableId="1542935069">
-    <w:abstractNumId w:val="8"/>
-  </w:num>
-  <w:num w:numId="23" w16cid:durableId="877744611">
-    <w:abstractNumId w:val="25"/>
-  </w:num>
-  <w:num w:numId="24" w16cid:durableId="1460496539">
-    <w:abstractNumId w:val="17"/>
-  </w:num>
-  <w:num w:numId="25" w16cid:durableId="1754474043">
-    <w:abstractNumId w:val="16"/>
-  </w:num>
-  <w:num w:numId="26" w16cid:durableId="1870726834">
-    <w:abstractNumId w:val="20"/>
-  </w:num>
-  <w:num w:numId="27" w16cid:durableId="1962683922">
-    <w:abstractNumId w:val="6"/>
-  </w:num>
   <w:num w:numId="28" w16cid:durableId="1058939809">
-    <w:abstractNumId w:val="10"/>
+    <w:abstractNumId w:val="11"/>
   </w:num>
   <w:num w:numId="29" w16cid:durableId="1825194410">
-    <w:abstractNumId w:val="5"/>
+    <w:abstractNumId w:val="6"/>
   </w:num>
   <w:num w:numId="30" w16cid:durableId="717169765">
     <w:abstractNumId w:val="1"/>
+  </w:num>
+  <w:num w:numId="31" w16cid:durableId="660814809">
+    <w:abstractNumId w:val="4"/>
+  </w:num>
+  <w:num w:numId="32" w16cid:durableId="1357855072">
+    <w:abstractNumId w:val="15"/>
+  </w:num>
+  <w:num w:numId="33" w16cid:durableId="361790008">
+    <w:abstractNumId w:val="26"/>
+  </w:num>
+  <w:num w:numId="34" w16cid:durableId="1974485594">
+    <w:abstractNumId w:val="38"/>
+  </w:num>
+  <w:num w:numId="35" w16cid:durableId="1233271253">
+    <w:abstractNumId w:val="24"/>
+  </w:num>
+  <w:num w:numId="36" w16cid:durableId="147524399">
+    <w:abstractNumId w:val="32"/>
+  </w:num>
+  <w:num w:numId="37" w16cid:durableId="586422384">
+    <w:abstractNumId w:val="21"/>
+  </w:num>
+  <w:num w:numId="38" w16cid:durableId="1319072890">
+    <w:abstractNumId w:val="18"/>
+  </w:num>
+  <w:num w:numId="39" w16cid:durableId="1086338955">
+    <w:abstractNumId w:val="25"/>
   </w:num>
 </w:numbering>
 </file>
@@ -30942,7 +35210,6 @@
   <w:style w:type="character" w:default="1" w:styleId="DefaultParagraphFont">
     <w:name w:val="Default Paragraph Font"/>
     <w:uiPriority w:val="1"/>
-    <w:semiHidden/>
     <w:unhideWhenUsed/>
   </w:style>
   <w:style w:type="table" w:default="1" w:styleId="TableNormal">
